--- a/docs/scripts/AEGIS Thesis Book Draft - A Constraint-Based Architecture for Safe LLM-Assisted Natural Language Analytics.docx
+++ b/docs/scripts/AEGIS Thesis Book Draft - A Constraint-Based Architecture for Safe LLM-Assisted Natural Language Analytics.docx
@@ -2513,7 +2513,7 @@
           <w:i w:val="0"/>
           <w:sz w:val="24"/>
         </w:rPr>
-        <w:t>Natural language interfaces to databases (NLIDBs) try to solve this problem. The idea is simple: a user should be able to ask “which categories have the highest refund rates this month?” and get a correct, visual answer without writing SQL. Researchers have made good progress here. Neural text-to-SQL systems now exceed 90% accuracy on the Spider benchmark [26], and large language models can produce reasonable-looking SQL with minimal setup [10]. But there is still a gap between benchmark results and real-world deployment, which Chapter 2 examines in detail.</w:t>
+        <w:t>Natural language interfaces to databases (NLIDBs) try to solve this problem. The idea is simple: a user should be able to ask “which categories have the highest refund rates this month?” and get a correct, visual answer without writing SQL. Researchers have made good progress here. Neural text-to-SQL systems now exceed 90% accuracy on the Spider benchmark [28], and large language models can produce reasonable-looking SQL with minimal setup [10]. But there is still a gap between benchmark results and real-world deployment, which Chapter 2 examines in detail.</w:t>
       </w:r>
     </w:p>
     <w:p>
@@ -2915,7 +2915,7 @@
           <w:i w:val="0"/>
           <w:sz w:val="24"/>
         </w:rPr>
-        <w:t>This chapter surveys prior work across six areas that bear on AEGIS's design: natural language interfaces to databases, neural text-to-SQL and its benchmarks, constrained decoding and recent hybrid NL-to-SQL systems, natural language for visualization, dashboard generation, and semantic layers for controlled analytics. It closes with a review of recent practitioner and adoption-focused literature on AI-powered dashboards, a comparative summary table, and an explicit research gap analysis. Twenty-nine sources are reviewed. Two citations present in an earlier draft of this work could not be verified against any locally held source document and have been removed; the corresponding source files are instead cited under their true, verified titles and authors, which is disclosed at the relevant point in Sections 2.3 and 2.7.</w:t>
+        <w:t>This chapter surveys prior work across six areas that bear on AEGIS's design: natural language interfaces to databases, neural text-to-SQL and its benchmarks, constrained decoding and recent hybrid NL-to-SQL systems, natural language for visualization, dashboard generation, and semantic layers for controlled analytics. It closes with a review of recent practitioner and adoption-focused literature on AI-powered dashboards, a comparative summary table, and an explicit research gap analysis. Thirty-one sources are reviewed. A systematic re-check of this thesis's reference collection against the source PDFs, undertaken during the preparation of this chapter, found that two files had been filed under the wrong name (an incorrect PDF saved against the correct citation text). Both misfiled papers turned out to be genuinely relevant and are retained under their correct, verified titles (Sections 2.3 and 2.7); the two originally-intended papers were subsequently located, confirmed, and added to the collection under their correct filenames, so this chapter reviews both.</w:t>
       </w:r>
     </w:p>
     <w:p>
@@ -3033,7 +3033,7 @@
           <w:i w:val="0"/>
           <w:sz w:val="24"/>
         </w:rPr>
-        <w:t>The field shifted decisively toward neural approaches with Seq2SQL [29], which combined a SQL-structured decoder (aggregation classifier, SELECT-column pointer, WHERE-clause pointer) with reinforcement learning driven by in-the-loop query execution, and released WikiSQL, 80,654 question-SQL-table triples restricted to single-table SELECT/aggregation/WHERE queries. Seq2SQL reached 59.4% execution accuracy on WikiSQL and reduced invalid-SQL generation from roughly 7.9% to 4.8% relative to a prior sequence-to-sequence baseline, demonstrating that constraining a model's output structure improves both accuracy and validity. AEGIS extends this same insight to its logical conclusion: rather than a network that still emits SQL tokens with residual freedom to hallucinate columns, AEGIS removes SQL emission from the model entirely.</w:t>
+        <w:t>The field shifted decisively toward neural approaches with Seq2SQL [31], which combined a SQL-structured decoder (aggregation classifier, SELECT-column pointer, WHERE-clause pointer) with reinforcement learning driven by in-the-loop query execution, and released WikiSQL, 80,654 question-SQL-table triples restricted to single-table SELECT/aggregation/WHERE queries. Seq2SQL reached 59.4% execution accuracy on WikiSQL and reduced invalid-SQL generation from roughly 7.9% to 4.8% relative to a prior sequence-to-sequence baseline, demonstrating that constraining a model's output structure improves both accuracy and validity. AEGIS extends this same insight to its logical conclusion: rather than a network that still emits SQL tokens with residual freedom to hallucinate columns, AEGIS removes SQL emission from the model entirely.</w:t>
       </w:r>
     </w:p>
     <w:p>
@@ -3048,7 +3048,7 @@
           <w:i w:val="0"/>
           <w:sz w:val="24"/>
         </w:rPr>
-        <w:t>Spider [26] exposed how far this problem remained from solved. Its 10,181 questions and 5,693 unique SQL queries span 200 multi-table databases with a strict train/test database split, forcing genuine generalization to unseen schemas. The best baseline of the time reached only 12.4% exact-match accuracy under this cross-domain setting, and accuracy degraded further as the number of foreign keys grew. SParC [27] and CoSQL [28] extended Spider's databases to conversational, multi-turn settings: SParC's best model reached only 20.2% exact-match accuracy over individual questions in a sequence, dropping sharply with turn number, and CoSQL found that roughly 40% of realistic user questions could not be directly converted to SQL at all, requiring clarification, inference, or a coverage rejection. AEGIS's semantic layer effectively hard-codes the ambiguous-or-unanswerable detection that CoSQL's models struggle to learn, by rejecting or clarifying any intent that does not map onto its approved vocabulary rather than attempting to freely interpret and generate SQL for arbitrary questions.</w:t>
+        <w:t>Spider [28] exposed how far this problem remained from solved. Its 10,181 questions and 5,693 unique SQL queries span 200 multi-table databases with a strict train/test database split, forcing genuine generalization to unseen schemas. The best baseline of the time reached only 12.4% exact-match accuracy under this cross-domain setting, and accuracy degraded further as the number of foreign keys grew. SParC [29] and CoSQL [30] extended Spider's databases to conversational, multi-turn settings: SParC's best model reached only 20.2% exact-match accuracy over individual questions in a sequence, dropping sharply with turn number, and CoSQL found that roughly 40% of realistic user questions could not be directly converted to SQL at all, requiring clarification, inference, or a coverage rejection. AEGIS's semantic layer effectively hard-codes the ambiguous-or-unanswerable detection that CoSQL's models struggle to learn, by rejecting or clarifying any intent that does not map onto its approved vocabulary rather than attempting to freely interpret and generate SQL for arbitrary questions.</w:t>
       </w:r>
     </w:p>
     <w:p>
@@ -3078,7 +3078,7 @@
           <w:i w:val="0"/>
           <w:sz w:val="24"/>
         </w:rPr>
-        <w:t>RAT-SQL [23] is the most sophisticated attempt within the free-form generation paradigm to solve schema linking directly, using relation-aware self-attention over a typed schema graph and a grammar-constrained decoder, reaching 57.2% exact-match accuracy on Spider (65.6% with BERT augmentation). Even so, oracle analysis attributed 72-81% of its remaining errors to wrong column or table selection or wrong SQL structure. RAT-SQL's schema graph plays a role analogous to AEGIS's semantic layer, but is used to guide free SQL token generation rather than to constrain a bounded classification space; its grammar constraint guarantees syntactic validity only, not semantic correctness, safety, or injection-proofing, which remain unaddressed by any paper in this section.</w:t>
+        <w:t>RAT-SQL [25] is the most sophisticated attempt within the free-form generation paradigm to solve schema linking directly, using relation-aware self-attention over a typed schema graph and a grammar-constrained decoder, reaching 57.2% exact-match accuracy on Spider (65.6% with BERT augmentation). Even so, oracle analysis attributed 72-81% of its remaining errors to wrong column or table selection or wrong SQL structure. RAT-SQL's schema graph plays a role analogous to AEGIS's semantic layer, but is used to guide free SQL token generation rather than to constrain a bounded classification space; its grammar constraint guarantees syntactic validity only, not semantic correctness, safety, or injection-proofing, which remain unaddressed by any paper in this section.</w:t>
       </w:r>
     </w:p>
     <w:p>
@@ -3122,7 +3122,7 @@
           <w:i w:val="0"/>
           <w:sz w:val="24"/>
         </w:rPr>
-        <w:t>G-SQL [20] is the closest architectural precedent to AEGIS among the reviewed systems: a rule-based, template-driven SQL generator built on a structured, curated schema representation and a domain-specific synonym dictionary, deliberately avoiding a neural component that writes SQL directly. On the IMDB, Yelp, and MAS benchmarks it achieved 100% execution accuracy on easy queries across all three, but accuracy fell to 45-55% on extra-hard queries requiring nested reasoning. AEGIS builds on the same core insight, that a curated vocabulary plus deterministic clause assembly yields much higher executability than free-form generation, but replaces G-SQL's classical NLP pipeline (dependency parsing, GloVe embeddings) with an LLM-based intent extractor, and adds a persisted, reusable dashboard-widget layer that G-SQL does not have.</w:t>
+        <w:t>G-SQL [21] is the closest architectural precedent to AEGIS among the reviewed systems: a rule-based, template-driven SQL generator built on a structured, curated schema representation and a domain-specific synonym dictionary, deliberately avoiding a neural component that writes SQL directly. On the IMDB, Yelp, and MAS benchmarks it achieved 100% execution accuracy on easy queries across all three, but accuracy fell to 45-55% on extra-hard queries requiring nested reasoning. AEGIS builds on the same core insight, that a curated vocabulary plus deterministic clause assembly yields much higher executability than free-form generation, but replaces G-SQL's classical NLP pipeline (dependency parsing, GloVe embeddings) with an LLM-based intent extractor, and adds a persisted, reusable dashboard-widget layer that G-SQL does not have.</w:t>
       </w:r>
     </w:p>
     <w:p>
@@ -3142,7 +3142,7 @@
     </w:p>
     <w:p>
       <w:pPr>
-        <w:spacing w:after="0" w:before="0" w:line="360" w:lineRule="auto"/>
+        <w:spacing w:after="200" w:before="0" w:line="360" w:lineRule="auto"/>
         <w:jc w:val="both"/>
       </w:pPr>
       <w:r>
@@ -3152,26 +3152,12 @@
           <w:i w:val="0"/>
           <w:sz w:val="24"/>
         </w:rPr>
-        <w:t>A note on evaluation methodology is warranted here. During the preparation of this thesis, a source file in the project's reference collection previously catalogued as “Su et al. (2026), a robust natural language text-to-SQL generation framework” was found on inspection to actually contain a different, unrelated paper. The true content of that file is Pinna et al. [16], which proposes the Query Affinity Score, a continuous metric combining code-embedding similarity and executed-result-table similarity, arguing that binary exact-match and execution-accuracy metrics hide partial correctness (for example, a dropped DISTINCT keyword or a reversed sort order can score as completely wrong under a binary metric despite near-identical SQL text). This citation has been corrected accordingly and is retained here because it is a genuinely useful caution for Chapter 5's evaluation design: AEGIS's own safety property makes most of the failure modes Pinna et al. study architecturally impossible in the first place, since clauses come from vetted templates rather than free generation, but their semantic-versus-structural distinction is a useful frame for grading intent extraction accuracy rather than treating it as pass or fail.</w:t>
-      </w:r>
-    </w:p>
-    <w:p>
-      <w:pPr>
-        <w:spacing w:before="320" w:after="160"/>
-        <w:jc w:val="left"/>
-      </w:pPr>
-      <w:r>
-        <w:rPr>
-          <w:rFonts w:ascii="Times New Roman" w:hAnsi="Times New Roman"/>
-          <w:b/>
-          <w:sz w:val="28"/>
-        </w:rPr>
-        <w:t>2.4  Natural Language for Visualization</w:t>
-      </w:r>
-    </w:p>
-    <w:p>
-      <w:pPr>
-        <w:spacing w:after="200" w:before="0" w:line="360" w:lineRule="auto"/>
+        <w:t>TriSQL [23] is, at the time of writing, the most recent and most accurate system in the free-form generation paradigm, and the sharpest available contrast to AEGIS's approach precisely because it is state of the art. TriSQL is a three-stage LLM pipeline: a Question-Guided Schema Selector narrows a large schema down to the tables and columns relevant to the question using cross-attention; a Structure-Aware SQL Generator predicts a clause-level skeleton before filling in schema-specific content; and a Complexity-Aware SQL Refiner classifies each question's difficulty and applies an LLM-driven repair loop, with an execution-validated fallback that reverts to whichever of the initial or refined query actually executes. On Spider, TriSQL reaches 82.2% execution accuracy at 180 ms of inference latency, and its ablation study shows that removing the skeleton-first generation stage alone collapses execution accuracy from 82.2% to 18.8%, the same qualitative finding this thesis reports for removing vocabulary injection from AEGIS (Section 5.3). TriSQL is, in other words, concrete evidence that structuring an LLM's generation process substantially improves reliability. It is also, however, a system that still asks the LLM to produce the final executable SQL string directly, refined by further LLM calls, with no semantic layer, no permission rewriter, and no reported injection-safety evaluation at all: its safety properties, whatever they are, are inherited entirely from the underlying model's behavior rather than guaranteed by the pipeline's structure. AEGIS and TriSQL therefore make the same core engineering bet, that unconstrained LLM output is unreliable and should be structured, but apply it to different halves of the problem: TriSQL structures how SQL is generated to raise its accuracy ceiling; AEGIS removes SQL generation from the LLM's role entirely to establish a safety floor. The two approaches are not mutually exclusive, but no paper reviewed in this thesis, including TriSQL, evaluates both properties together.</w:t>
+      </w:r>
+    </w:p>
+    <w:p>
+      <w:pPr>
+        <w:spacing w:after="0" w:before="0" w:line="360" w:lineRule="auto"/>
         <w:jc w:val="both"/>
       </w:pPr>
       <w:r>
@@ -3181,7 +3167,21 @@
           <w:i w:val="0"/>
           <w:sz w:val="24"/>
         </w:rPr>
-        <w:t>A parallel research stream targets chart generation rather than SQL generation. nl4dv [14] is the closest visualization-side precedent to AEGIS's design: a toolkit that maps natural language queries to a small, fixed set of five analytic tasks and a rule-based attribute-task-visualization mapping table, returning a structured JSON specification rather than free-form chart code. It reports response times of 1-18 seconds on small in-memory datasets, but conducts no formal accuracy benchmark, has no SQL-safety or database-permission layer at all (it operates purely on an in-memory dataset, never a live relational schema), and produces one-off specifications with no notion of a persistent, refreshable dashboard object.</w:t>
+        <w:t>Pinna et al. [16] raise a methodological point relevant to how any such system should be evaluated: they propose the Query Affinity Score, a continuous metric combining code-embedding similarity and executed-result-table similarity, arguing that binary exact-match and execution-accuracy metrics hide partial correctness, for example, a dropped DISTINCT keyword or a reversed sort order can score as completely wrong under a binary metric despite near-identical SQL text. This is a genuinely useful caution for Chapter 5's evaluation design: AEGIS's own safety property makes most of the failure modes Pinna et al. study architecturally impossible in the first place, since clauses come from vetted templates rather than free generation, but their semantic-versus-structural distinction is a useful frame for grading intent extraction accuracy rather than treating it as pass or fail.</w:t>
+      </w:r>
+    </w:p>
+    <w:p>
+      <w:pPr>
+        <w:spacing w:before="320" w:after="160"/>
+        <w:jc w:val="left"/>
+      </w:pPr>
+      <w:r>
+        <w:rPr>
+          <w:rFonts w:ascii="Times New Roman" w:hAnsi="Times New Roman"/>
+          <w:b/>
+          <w:sz w:val="28"/>
+        </w:rPr>
+        <w:t>2.4  Natural Language for Visualization</w:t>
       </w:r>
     </w:p>
     <w:p>
@@ -3196,12 +3196,12 @@
           <w:i w:val="0"/>
           <w:sz w:val="24"/>
         </w:rPr>
-        <w:t>DataTone [4] established the alternative philosophy of surfacing ambiguity to the user through interactive “ambiguity widgets” rather than silently resolving it, covering six decision points from attribute recognition to chart-type choice. In a comparative study against IBM Watson Analytics, participants completed significantly more correct facts with DataTone (5.43 versus 2.00 facts, p &lt; 0.01). AEGIS and DataTone address the same underlying ambiguity problem with opposite strategies: DataTone generates many candidate interpretations and lets the user disambiguate after the fact, while AEGIS restricts the LLM's extraction target to a small curated vocabulary up front, preventing many classes of ambiguity from arising at all. DataTone is also explicitly limited to single-table, non-relational data and offers no persistence mechanism.</w:t>
-      </w:r>
-    </w:p>
-    <w:p>
-      <w:pPr>
-        <w:spacing w:after="0" w:before="0" w:line="360" w:lineRule="auto"/>
+        <w:t>A parallel research stream targets chart generation rather than SQL generation. nl4dv [14] is the closest visualization-side precedent to AEGIS's design: a toolkit that maps natural language queries to a small, fixed set of five analytic tasks and a rule-based attribute-task-visualization mapping table, returning a structured JSON specification rather than free-form chart code. It reports response times of 1-18 seconds on small in-memory datasets, but conducts no formal accuracy benchmark, has no SQL-safety or database-permission layer at all (it operates purely on an in-memory dataset, never a live relational schema), and produces one-off specifications with no notion of a persistent, refreshable dashboard object.</w:t>
+      </w:r>
+    </w:p>
+    <w:p>
+      <w:pPr>
+        <w:spacing w:after="200" w:before="0" w:line="360" w:lineRule="auto"/>
         <w:jc w:val="both"/>
       </w:pPr>
       <w:r>
@@ -3211,21 +3211,7 @@
           <w:i w:val="0"/>
           <w:sz w:val="24"/>
         </w:rPr>
-        <w:t>nvBench [12] demonstrates the risk of the opposite extreme: it synthesizes a 25,750-pair benchmark from Spider's SQL queries and trains ncNet, a Transformer that translates natural language directly, end to end, into a Vega-Zero visualization specification with no deterministic or auditable compilation step in between. Correctness depends entirely on the trained model's generalization, with no template-based guarantee against a malformed or unsafe query, and the output is a single static chart per query rather than a persisted artifact. Eviza extended natural language interaction to already-rendered visualizations, allowing conversational refinement of an existing chart [19], a concept AEGIS's clarification model draws on when a request is ambiguous. Kavaz et al.'s scoping review of chatbot-based visualization interfaces [7] found that across 20 surveyed systems, 90% supported only low-level queries, half used fixed rather than adaptive visual mapping, and only 4 of 20 supported any follow-up or conversational interaction, confirming that most systems in this space regenerate a visualization each time rather than treating a validated query-chart pairing as a durable, reusable object, precisely the gap AEGIS's widget persistence model closes.</w:t>
-      </w:r>
-    </w:p>
-    <w:p>
-      <w:pPr>
-        <w:spacing w:before="320" w:after="160"/>
-        <w:jc w:val="left"/>
-      </w:pPr>
-      <w:r>
-        <w:rPr>
-          <w:rFonts w:ascii="Times New Roman" w:hAnsi="Times New Roman"/>
-          <w:b/>
-          <w:sz w:val="28"/>
-        </w:rPr>
-        <w:t>2.5  Dashboard Generation</w:t>
+        <w:t>DataTone [4] established the alternative philosophy of surfacing ambiguity to the user through interactive “ambiguity widgets” rather than silently resolving it, covering six decision points from attribute recognition to chart-type choice. In a comparative study against IBM Watson Analytics, participants completed significantly more correct facts with DataTone (5.43 versus 2.00 facts, p &lt; 0.01). AEGIS and DataTone address the same underlying ambiguity problem with opposite strategies: DataTone generates many candidate interpretations and lets the user disambiguate after the fact, while AEGIS restricts the LLM's extraction target to a small curated vocabulary up front, preventing many classes of ambiguity from arising at all. DataTone is also explicitly limited to single-table, non-relational data and offers no persistence mechanism.</w:t>
       </w:r>
     </w:p>
     <w:p>
@@ -3240,7 +3226,7 @@
           <w:i w:val="0"/>
           <w:sz w:val="24"/>
         </w:rPr>
-        <w:t>Dashboard generation as an automated design problem has attracted growing attention. DashBot [3] formulates dashboard construction as a Markov decision process solved with deep reinforcement learning (A3C), using a preliminary study of 90 real Tableau and Power BI dashboards to define reward functions for presentation quality (diversity, parsimony) and statistical insight (trend, correlation, comparison). A user study found DashBot preferred over a prior deep-learning dashboard generator, MultiVision [25], on 76-88% of quality dimensions. Both systems, however, operate without any natural language input or intent layer: a user cannot ask a question in English; the agent instead explores a dataset unprompted. Neither faces an LLM-generated-SQL attack surface at all, because neither generates SQL from user language, which is precisely the problem AEGIS's semantic layer and compiler are built to solve and that DashBot's architecture never encounters. DataShot [24] and Calliope [21] used statistical fact extraction followed by template-based layout to generate narrative data documents, again illustrating that rule-based, non-AI logic is a well-precedented and reliable way to drive downstream presentation once the underlying facts are established, reinforcing AEGIS's own decision to use a deterministic, rule-based visualization selector rather than a learned one.</w:t>
+        <w:t>nvBench [12] demonstrates the risk of the opposite extreme: it synthesizes a 25,750-pair benchmark from Spider's SQL queries and trains ncNet, a Transformer that translates natural language directly, end to end, into a Vega-Zero visualization specification with no deterministic or auditable compilation step in between. Correctness depends entirely on the trained model's generalization, with no template-based guarantee against a malformed or unsafe query, and the output is a single static chart per query rather than a persisted artifact. Eviza extended natural language interaction to already-rendered visualizations, allowing conversational refinement of an existing chart [19], a concept AEGIS's clarification model draws on when a request is ambiguous. Kavaz et al.'s scoping review of chatbot-based visualization interfaces [7] found that across 20 surveyed systems, 90% supported only low-level queries, half used fixed rather than adaptive visual mapping, and only 4 of 20 supported any follow-up or conversational interaction, confirming that most systems in this space regenerate a visualization each time rather than treating a validated query-chart pairing as a durable, reusable object, precisely the gap AEGIS's widget persistence model closes.</w:t>
       </w:r>
     </w:p>
     <w:p>
@@ -3254,7 +3240,7 @@
           <w:b/>
           <w:sz w:val="28"/>
         </w:rPr>
-        <w:t>2.6  Semantic Layers and Controlled Analytics</w:t>
+        <w:t>2.5  Dashboard Generation</w:t>
       </w:r>
     </w:p>
     <w:p>
@@ -3269,7 +3255,7 @@
           <w:i w:val="0"/>
           <w:sz w:val="24"/>
         </w:rPr>
-        <w:t>A semantic layer is a business-logic abstraction that maps business concepts to the actual database tables and columns. Commercial tools such as dbt Metrics, Looker LookML, and Apache Superset implement semantic layers in different ways, but the research literature has treated the semantic layer primarily as a convenience for query authoring rather than as a safety mechanism. Lehmann et al.'s Veezoo [8], already discussed in Section 2.1, is the clearest exception, and even there the Knowledge Graph constrains matching rather than replacing SQL generation outright. Structured output enforcement for LLMs [15] has been shown to improve the reliability of typed object generation, which AEGIS relies on for intent extraction: the LLM's output is constrained to a fixed JSON schema before any downstream validation occurs. No prior work reviewed in this chapter uses a semantic layer as the primary safety mechanism for an LLM-assisted reporting system, in the specific sense of replacing SQL generation with deterministic compilation from a governed vocabulary; this is the gap AEGIS's architecture is built to close.</w:t>
+        <w:t>Dashboard generation as an automated design problem has attracted growing attention. DashBot [3] formulates dashboard construction as a Markov decision process solved with deep reinforcement learning (A3C), using a preliminary study of 90 real Tableau and Power BI dashboards to define reward functions for presentation quality (diversity, parsimony) and statistical insight (trend, correlation, comparison). A user study found DashBot preferred over a prior deep-learning dashboard generator, MultiVision [27], on 76-88% of quality dimensions. Both systems, however, operate without any natural language input or intent layer: a user cannot ask a question in English; the agent instead explores a dataset unprompted. Neither faces an LLM-generated-SQL attack surface at all, because neither generates SQL from user language, which is precisely the problem AEGIS's semantic layer and compiler are built to solve and that DashBot's architecture never encounters. DataShot [26] and Calliope [22] used statistical fact extraction followed by template-based layout to generate narrative data documents, again illustrating that rule-based, non-AI logic is a well-precedented and reliable way to drive downstream presentation once the underlying facts are established, reinforcing AEGIS's own decision to use a deterministic, rule-based visualization selector rather than a learned one.</w:t>
       </w:r>
     </w:p>
     <w:p>
@@ -3283,12 +3269,12 @@
           <w:b/>
           <w:sz w:val="28"/>
         </w:rPr>
-        <w:t>2.7  AI-Powered Dashboard Adoption, Governance, and Conversational BI</w:t>
-      </w:r>
-    </w:p>
-    <w:p>
-      <w:pPr>
-        <w:spacing w:after="200" w:before="0" w:line="360" w:lineRule="auto"/>
+        <w:t>2.6  Semantic Layers and Controlled Analytics</w:t>
+      </w:r>
+    </w:p>
+    <w:p>
+      <w:pPr>
+        <w:spacing w:after="0" w:before="0" w:line="360" w:lineRule="auto"/>
         <w:jc w:val="both"/>
       </w:pPr>
       <w:r>
@@ -3298,7 +3284,21 @@
           <w:i w:val="0"/>
           <w:sz w:val="24"/>
         </w:rPr>
-        <w:t>Beyond the technical NL-to-SQL and NL-to-visualization literature, a body of recent practitioner-oriented and management-focused work addresses the adoption, governance, and business impact of AI-powered dashboards. This literature is reviewed here because it was identified through a systematic re-examination of this thesis's full reference collection, and because it usefully situates AEGIS's technical contribution within the broader question of why organizations want AI-assisted analytics in the first place.</w:t>
+        <w:t>A semantic layer is a business-logic abstraction that maps business concepts to the actual database tables and columns. Commercial tools such as dbt Metrics, Looker LookML, and Apache Superset implement semantic layers in different ways, but the research literature has treated the semantic layer primarily as a convenience for query authoring rather than as a safety mechanism. Lehmann et al.'s Veezoo [8], already discussed in Section 2.1, is the clearest exception, and even there the Knowledge Graph constrains matching rather than replacing SQL generation outright. Structured output enforcement for LLMs [15] has been shown to improve the reliability of typed object generation, which AEGIS relies on for intent extraction: the LLM's output is constrained to a fixed JSON schema before any downstream validation occurs. No prior work reviewed in this chapter uses a semantic layer as the primary safety mechanism for an LLM-assisted reporting system, in the specific sense of replacing SQL generation with deterministic compilation from a governed vocabulary; this is the gap AEGIS's architecture is built to close.</w:t>
+      </w:r>
+    </w:p>
+    <w:p>
+      <w:pPr>
+        <w:spacing w:before="320" w:after="160"/>
+        <w:jc w:val="left"/>
+      </w:pPr>
+      <w:r>
+        <w:rPr>
+          <w:rFonts w:ascii="Times New Roman" w:hAnsi="Times New Roman"/>
+          <w:b/>
+          <w:sz w:val="28"/>
+        </w:rPr>
+        <w:t>2.7  AI-Powered Dashboard Adoption, Governance, and Conversational BI</w:t>
       </w:r>
     </w:p>
     <w:p>
@@ -3313,7 +3313,7 @@
           <w:i w:val="0"/>
           <w:sz w:val="24"/>
         </w:rPr>
-        <w:t>Häikiö [5] examines how organizations should govern AI-powered executive dashboards, concluding that no mature, comprehensive AI-governance framework yet exists and proposing adapted IT-governance processes (drawing on COBIT 2019 and the Technology-Organization-Environment model) as an interim approach. Saidur [17] reports a large-sample quantitative study of 150 U.S. enterprises, finding that AI-enhanced BI dashboards correlated with substantial gains in forecast accuracy (78.1% to 91.2%) and marketing return on investment (124% to 168%) over a 24-month period. Neither paper addresses natural-language query translation, SQL generation, or injection safety; their relevance to AEGIS is limited to the shared premise that persistent dashboards, rather than one-off chat answers, are the effective vehicle for delivering AI-derived insight to decision-makers, which is one motivation for AEGIS's widget-persistence design.</w:t>
+        <w:t>Beyond the technical NL-to-SQL and NL-to-visualization literature, a body of recent practitioner-oriented and management-focused work addresses the adoption, governance, and business impact of AI-powered dashboards. This literature is reviewed here because it was identified through a systematic re-examination of this thesis's full reference collection, and because it usefully situates AEGIS's technical contribution within the broader question of why organizations want AI-assisted analytics in the first place.</w:t>
       </w:r>
     </w:p>
     <w:p>
@@ -3328,7 +3328,7 @@
           <w:i w:val="0"/>
           <w:sz w:val="24"/>
         </w:rPr>
-        <w:t>Mujeeb et al. [13] propose, at the conceptual level, a four-layer conversational business-intelligence architecture whose query-planning layer explicitly combines “template-based SQL generation” for predictable requests with “transformer-based synthesis” for complex ones, followed by a separate governance layer that validates queries after generation. The authors state plainly that the architecture has not been implemented or validated. This is a useful reference point precisely because it shows the field converging on a hybrid template-plus-generation idea without committing to it or testing it: AEGIS's contribution is to commit fully to the deterministic-compilation path for every query expressible in its semantic layer, removing the free-generation fallback entirely and, with it, the need for a downstream governance layer to catch what the LLM might have produced incorrectly.</w:t>
+        <w:t>Häikiö [5] examines how organizations should govern AI-powered executive dashboards, concluding that no mature, comprehensive AI-governance framework yet exists and proposing adapted IT-governance processes (drawing on COBIT 2019 and the Technology-Organization-Environment model) as an interim approach. Saidur [17] reports a large-sample quantitative study of 150 U.S. enterprises, finding that AI-enhanced BI dashboards correlated with substantial gains in forecast accuracy (78.1% to 91.2%) and marketing return on investment (124% to 168%) over a 24-month period. Neither paper addresses natural-language query translation, SQL generation, or injection safety; their relevance to AEGIS is limited to the shared premise that persistent dashboards, rather than one-off chat answers, are the effective vehicle for delivering AI-derived insight to decision-makers, which is one motivation for AEGIS's widget-persistence design.</w:t>
       </w:r>
     </w:p>
     <w:p>
@@ -3343,7 +3343,37 @@
           <w:i w:val="0"/>
           <w:sz w:val="24"/>
         </w:rPr>
-        <w:t>A second file-naming discrepancy was found in this reference collection: a source catalogued as “Shailesh, G. N. et al. (2025), Conversational BI: Natural language interface to business dashboards” was found on inspection to actually be a different work, Valkenburgh's master's thesis [22] on explanatory analytics. This citation is corrected accordingly, and the underlying paper turns out to be one of the most architecturally relevant sources in this collection: Valkenburgh's prototype computes causal-influence explanations for business metrics using a deterministic, non-AI formalism, and only afterward asks an LLM to narrate the already-correct structured result in natural language, never allowing the LLM to perform the underlying computation itself. A pre-study surveying ten commercial AI-BI products (including Power BI and Tableau) found that all of them could answer simple descriptive queries but none could correctly answer explanatory, “why is X high” queries without manual pre-configuration, direct evidence that unconstrained LLM reasoning fails at exactly the class of task AEGIS targets. Valkenburgh's design and AEGIS arrive at the same governing principle independently: do not trust the model to perform the analytical computation; let a deterministic algorithm compute the correct result, and restrict the model's role to a bounded, downstream task. Valkenburgh's deterministic layer operates on a single pre-loaded spreadsheet rather than a live relational database, so it has no SQL-injection surface and produces one-off, non-persistent text answers rather than stored, refreshable widgets, both of which AEGIS's architecture addresses.</w:t>
+        <w:t>Mujeeb et al. [13] propose, at the conceptual level, a four-layer conversational business-intelligence architecture whose query-planning layer explicitly combines “template-based SQL generation” for predictable requests with “transformer-based synthesis” for complex ones, followed by a separate governance layer that validates queries after generation. The authors state plainly that the architecture has not been implemented or validated. This is a useful reference point precisely because it shows the field converging on a hybrid template-plus-generation idea without committing to it or testing it: AEGIS's contribution is to commit fully to the deterministic-compilation path for every query expressible in its semantic layer, removing the free-generation fallback entirely and, with it, the need for a downstream governance layer to catch what the LLM might have produced incorrectly.</w:t>
+      </w:r>
+    </w:p>
+    <w:p>
+      <w:pPr>
+        <w:spacing w:after="200" w:before="0" w:line="360" w:lineRule="auto"/>
+        <w:jc w:val="both"/>
+      </w:pPr>
+      <w:r>
+        <w:rPr>
+          <w:rFonts w:ascii="Times New Roman" w:hAnsi="Times New Roman"/>
+          <w:b w:val="0"/>
+          <w:i w:val="0"/>
+          <w:sz w:val="24"/>
+        </w:rPr>
+        <w:t>Shailesh et al. [20] present a working Conversational BI Assistant built on the Groq API and LangChain that is, in effect, a live demonstration of the architecture this thesis argues against, and for exactly that reason it is one of the most useful comparison points in this review. Their system gives an LLM agent direct tool access to a SQL database (sql_db_list_tables, sql_db_schema, sql_db_query), retains conversational memory across turns so users can say “now filter for Asia” without restating the query, and automatically selects a chart type for the result. Crucially, when a generated query fails, a self-correction loop feeds the database's error message back to the LLM, which revises the SQL and retries, iterating until execution succeeds. This is a coherent, deployable design, and the authors report it working well on straightforward aggregation queries. It is also, structurally, exactly the T1-class attack surface this thesis's threat model (Section 3.5) is built to close: the LLM sees the live schema, composes SQL directly, and is trusted to interpret its own error messages and repair its own queries, with no semantic layer standing between natural language and the database and no reported adversarial or injection evaluation at all. The authors' own discussion is candid that the system still struggles with ambiguous business vocabulary and complex joins, which is precisely the vocabulary-mismatch and expressiveness problem AEGIS's semantic layer and pattern library (Sections 3.7 and 3.9) are designed to solve, not by making the LLM better at self-correction, but by removing its ability to compose the SQL string in the first place.</w:t>
+      </w:r>
+    </w:p>
+    <w:p>
+      <w:pPr>
+        <w:spacing w:after="200" w:before="0" w:line="360" w:lineRule="auto"/>
+        <w:jc w:val="both"/>
+      </w:pPr>
+      <w:r>
+        <w:rPr>
+          <w:rFonts w:ascii="Times New Roman" w:hAnsi="Times New Roman"/>
+          <w:b w:val="0"/>
+          <w:i w:val="0"/>
+          <w:sz w:val="24"/>
+        </w:rPr>
+        <w:t>Valkenburgh's master's thesis [24] on explanatory analytics is, by contrast, one of the most architecturally aligned sources in this collection, despite being in an unrelated domain. Valkenburgh's prototype computes causal-influence explanations for business metrics using a deterministic, non-AI formalism, and only afterward asks an LLM to narrate the already-correct structured result in natural language, never allowing the LLM to perform the underlying computation itself. A pre-study surveying ten commercial AI-BI products (including Power BI and Tableau) found that all of them could answer simple descriptive queries but none could correctly answer explanatory, “why is X high” queries without manual pre-configuration, direct evidence that unconstrained LLM reasoning fails at exactly the class of task AEGIS targets. Valkenburgh's design and AEGIS arrive at the same governing principle independently: do not trust the model to perform the analytical computation; let a deterministic algorithm compute the correct result, and restrict the model's role to a bounded, downstream task. Valkenburgh's deterministic layer operates on a single pre-loaded spreadsheet rather than a live relational database, so it has no SQL-injection surface and produces one-off, non-persistent text answers rather than stored, refreshable widgets, both of which AEGIS's architecture addresses.</w:t>
       </w:r>
     </w:p>
     <w:p>
@@ -4604,7 +4634,7 @@
                 <w:b w:val="0"/>
                 <w:sz w:val="21"/>
               </w:rPr>
-              <w:t>nl4dv</w:t>
+              <w:t>TriSQL</w:t>
             </w:r>
           </w:p>
         </w:tc>
@@ -4700,7 +4730,7 @@
                 <w:b w:val="0"/>
                 <w:sz w:val="21"/>
               </w:rPr>
-              <w:t>Yes</w:t>
+              <w:t>-</w:t>
             </w:r>
           </w:p>
         </w:tc>
@@ -4772,7 +4802,7 @@
                 <w:b w:val="0"/>
                 <w:sz w:val="21"/>
               </w:rPr>
-              <w:t>In-memory data</w:t>
+              <w:t>Benchmark only</w:t>
             </w:r>
           </w:p>
         </w:tc>
@@ -4795,7 +4825,7 @@
                 <w:b w:val="0"/>
                 <w:sz w:val="21"/>
               </w:rPr>
-              <w:t>DataTone</w:t>
+              <w:t>nl4dv</w:t>
             </w:r>
           </w:p>
         </w:tc>
@@ -4963,7 +4993,7 @@
                 <w:b w:val="0"/>
                 <w:sz w:val="21"/>
               </w:rPr>
-              <w:t>User study</w:t>
+              <w:t>In-memory data</w:t>
             </w:r>
           </w:p>
         </w:tc>
@@ -4986,7 +5016,7 @@
                 <w:b w:val="0"/>
                 <w:sz w:val="21"/>
               </w:rPr>
-              <w:t>DashBot / MultiVision</w:t>
+              <w:t>DataTone</w:t>
             </w:r>
           </w:p>
         </w:tc>
@@ -5010,7 +5040,7 @@
                 <w:b w:val="0"/>
                 <w:sz w:val="21"/>
               </w:rPr>
-              <w:t>-</w:t>
+              <w:t>Yes</w:t>
             </w:r>
           </w:p>
         </w:tc>
@@ -5106,7 +5136,7 @@
                 <w:b w:val="0"/>
                 <w:sz w:val="21"/>
               </w:rPr>
-              <w:t>Partial</w:t>
+              <w:t>-</w:t>
             </w:r>
           </w:p>
         </w:tc>
@@ -5154,7 +5184,7 @@
                 <w:b w:val="0"/>
                 <w:sz w:val="21"/>
               </w:rPr>
-              <w:t>Synthetic / user study</w:t>
+              <w:t>User study</w:t>
             </w:r>
           </w:p>
         </w:tc>
@@ -5177,7 +5207,7 @@
                 <w:b w:val="0"/>
                 <w:sz w:val="21"/>
               </w:rPr>
-              <w:t>AEGIS (this thesis)</w:t>
+              <w:t>DashBot / MultiVision</w:t>
             </w:r>
           </w:p>
         </w:tc>
@@ -5201,7 +5231,7 @@
                 <w:b w:val="0"/>
                 <w:sz w:val="21"/>
               </w:rPr>
-              <w:t>Yes</w:t>
+              <w:t>-</w:t>
             </w:r>
           </w:p>
         </w:tc>
@@ -5225,7 +5255,7 @@
                 <w:b w:val="0"/>
                 <w:sz w:val="21"/>
               </w:rPr>
-              <w:t>Yes</w:t>
+              <w:t>-</w:t>
             </w:r>
           </w:p>
         </w:tc>
@@ -5249,7 +5279,7 @@
                 <w:b w:val="0"/>
                 <w:sz w:val="21"/>
               </w:rPr>
-              <w:t>Yes</w:t>
+              <w:t>-</w:t>
             </w:r>
           </w:p>
         </w:tc>
@@ -5297,7 +5327,7 @@
                 <w:b w:val="0"/>
                 <w:sz w:val="21"/>
               </w:rPr>
-              <w:t>Yes</w:t>
+              <w:t>Partial</w:t>
             </w:r>
           </w:p>
         </w:tc>
@@ -5321,7 +5351,7 @@
                 <w:b w:val="0"/>
                 <w:sz w:val="21"/>
               </w:rPr>
-              <w:t>Yes</w:t>
+              <w:t>-</w:t>
             </w:r>
           </w:p>
         </w:tc>
@@ -5345,6 +5375,388 @@
                 <w:b w:val="0"/>
                 <w:sz w:val="21"/>
               </w:rPr>
+              <w:t>Synthetic / user study</w:t>
+            </w:r>
+          </w:p>
+        </w:tc>
+      </w:tr>
+      <w:tr>
+        <w:tc>
+          <w:tcPr>
+            <w:tcW w:type="dxa" w:w="1038"/>
+          </w:tcPr>
+          <w:p>
+            <w:r>
+              <w:rPr>
+                <w:rFonts w:ascii="Times New Roman" w:hAnsi="Times New Roman"/>
+                <w:sz w:val="21"/>
+              </w:rPr>
+            </w:r>
+            <w:r>
+              <w:rPr>
+                <w:rFonts w:ascii="Times New Roman" w:hAnsi="Times New Roman"/>
+                <w:b w:val="0"/>
+                <w:sz w:val="21"/>
+              </w:rPr>
+              <w:t>Conversational BI Assistant (Shailesh et al.)</w:t>
+            </w:r>
+          </w:p>
+        </w:tc>
+        <w:tc>
+          <w:tcPr>
+            <w:tcW w:type="dxa" w:w="1038"/>
+          </w:tcPr>
+          <w:p>
+            <w:pPr>
+              <w:jc w:val="center"/>
+            </w:pPr>
+            <w:r>
+              <w:rPr>
+                <w:rFonts w:ascii="Times New Roman" w:hAnsi="Times New Roman"/>
+                <w:sz w:val="21"/>
+              </w:rPr>
+            </w:r>
+            <w:r>
+              <w:rPr>
+                <w:rFonts w:ascii="Times New Roman" w:hAnsi="Times New Roman"/>
+                <w:b w:val="0"/>
+                <w:sz w:val="21"/>
+              </w:rPr>
+              <w:t>Yes</w:t>
+            </w:r>
+          </w:p>
+        </w:tc>
+        <w:tc>
+          <w:tcPr>
+            <w:tcW w:type="dxa" w:w="1038"/>
+          </w:tcPr>
+          <w:p>
+            <w:pPr>
+              <w:jc w:val="center"/>
+            </w:pPr>
+            <w:r>
+              <w:rPr>
+                <w:rFonts w:ascii="Times New Roman" w:hAnsi="Times New Roman"/>
+                <w:sz w:val="21"/>
+              </w:rPr>
+            </w:r>
+            <w:r>
+              <w:rPr>
+                <w:rFonts w:ascii="Times New Roman" w:hAnsi="Times New Roman"/>
+                <w:b w:val="0"/>
+                <w:sz w:val="21"/>
+              </w:rPr>
+              <w:t>-</w:t>
+            </w:r>
+          </w:p>
+        </w:tc>
+        <w:tc>
+          <w:tcPr>
+            <w:tcW w:type="dxa" w:w="1038"/>
+          </w:tcPr>
+          <w:p>
+            <w:pPr>
+              <w:jc w:val="center"/>
+            </w:pPr>
+            <w:r>
+              <w:rPr>
+                <w:rFonts w:ascii="Times New Roman" w:hAnsi="Times New Roman"/>
+                <w:sz w:val="21"/>
+              </w:rPr>
+            </w:r>
+            <w:r>
+              <w:rPr>
+                <w:rFonts w:ascii="Times New Roman" w:hAnsi="Times New Roman"/>
+                <w:b w:val="0"/>
+                <w:sz w:val="21"/>
+              </w:rPr>
+              <w:t>-</w:t>
+            </w:r>
+          </w:p>
+        </w:tc>
+        <w:tc>
+          <w:tcPr>
+            <w:tcW w:type="dxa" w:w="1038"/>
+          </w:tcPr>
+          <w:p>
+            <w:pPr>
+              <w:jc w:val="center"/>
+            </w:pPr>
+            <w:r>
+              <w:rPr>
+                <w:rFonts w:ascii="Times New Roman" w:hAnsi="Times New Roman"/>
+                <w:sz w:val="21"/>
+              </w:rPr>
+            </w:r>
+            <w:r>
+              <w:rPr>
+                <w:rFonts w:ascii="Times New Roman" w:hAnsi="Times New Roman"/>
+                <w:b w:val="0"/>
+                <w:sz w:val="21"/>
+              </w:rPr>
+              <w:t>Yes</w:t>
+            </w:r>
+          </w:p>
+        </w:tc>
+        <w:tc>
+          <w:tcPr>
+            <w:tcW w:type="dxa" w:w="1038"/>
+          </w:tcPr>
+          <w:p>
+            <w:pPr>
+              <w:jc w:val="center"/>
+            </w:pPr>
+            <w:r>
+              <w:rPr>
+                <w:rFonts w:ascii="Times New Roman" w:hAnsi="Times New Roman"/>
+                <w:sz w:val="21"/>
+              </w:rPr>
+            </w:r>
+            <w:r>
+              <w:rPr>
+                <w:rFonts w:ascii="Times New Roman" w:hAnsi="Times New Roman"/>
+                <w:b w:val="0"/>
+                <w:sz w:val="21"/>
+              </w:rPr>
+              <w:t>-</w:t>
+            </w:r>
+          </w:p>
+        </w:tc>
+        <w:tc>
+          <w:tcPr>
+            <w:tcW w:type="dxa" w:w="1038"/>
+          </w:tcPr>
+          <w:p>
+            <w:pPr>
+              <w:jc w:val="center"/>
+            </w:pPr>
+            <w:r>
+              <w:rPr>
+                <w:rFonts w:ascii="Times New Roman" w:hAnsi="Times New Roman"/>
+                <w:sz w:val="21"/>
+              </w:rPr>
+            </w:r>
+            <w:r>
+              <w:rPr>
+                <w:rFonts w:ascii="Times New Roman" w:hAnsi="Times New Roman"/>
+                <w:b w:val="0"/>
+                <w:sz w:val="21"/>
+              </w:rPr>
+              <w:t>-</w:t>
+            </w:r>
+          </w:p>
+        </w:tc>
+        <w:tc>
+          <w:tcPr>
+            <w:tcW w:type="dxa" w:w="1038"/>
+          </w:tcPr>
+          <w:p>
+            <w:pPr>
+              <w:jc w:val="center"/>
+            </w:pPr>
+            <w:r>
+              <w:rPr>
+                <w:rFonts w:ascii="Times New Roman" w:hAnsi="Times New Roman"/>
+                <w:sz w:val="21"/>
+              </w:rPr>
+            </w:r>
+            <w:r>
+              <w:rPr>
+                <w:rFonts w:ascii="Times New Roman" w:hAnsi="Times New Roman"/>
+                <w:b w:val="0"/>
+                <w:sz w:val="21"/>
+              </w:rPr>
+              <w:t>Prototype demo</w:t>
+            </w:r>
+          </w:p>
+        </w:tc>
+      </w:tr>
+      <w:tr>
+        <w:tc>
+          <w:tcPr>
+            <w:tcW w:type="dxa" w:w="1038"/>
+          </w:tcPr>
+          <w:p>
+            <w:r>
+              <w:rPr>
+                <w:rFonts w:ascii="Times New Roman" w:hAnsi="Times New Roman"/>
+                <w:sz w:val="21"/>
+              </w:rPr>
+            </w:r>
+            <w:r>
+              <w:rPr>
+                <w:rFonts w:ascii="Times New Roman" w:hAnsi="Times New Roman"/>
+                <w:b w:val="0"/>
+                <w:sz w:val="21"/>
+              </w:rPr>
+              <w:t>AEGIS (this thesis)</w:t>
+            </w:r>
+          </w:p>
+        </w:tc>
+        <w:tc>
+          <w:tcPr>
+            <w:tcW w:type="dxa" w:w="1038"/>
+          </w:tcPr>
+          <w:p>
+            <w:pPr>
+              <w:jc w:val="center"/>
+            </w:pPr>
+            <w:r>
+              <w:rPr>
+                <w:rFonts w:ascii="Times New Roman" w:hAnsi="Times New Roman"/>
+                <w:sz w:val="21"/>
+              </w:rPr>
+            </w:r>
+            <w:r>
+              <w:rPr>
+                <w:rFonts w:ascii="Times New Roman" w:hAnsi="Times New Roman"/>
+                <w:b w:val="0"/>
+                <w:sz w:val="21"/>
+              </w:rPr>
+              <w:t>Yes</w:t>
+            </w:r>
+          </w:p>
+        </w:tc>
+        <w:tc>
+          <w:tcPr>
+            <w:tcW w:type="dxa" w:w="1038"/>
+          </w:tcPr>
+          <w:p>
+            <w:pPr>
+              <w:jc w:val="center"/>
+            </w:pPr>
+            <w:r>
+              <w:rPr>
+                <w:rFonts w:ascii="Times New Roman" w:hAnsi="Times New Roman"/>
+                <w:sz w:val="21"/>
+              </w:rPr>
+            </w:r>
+            <w:r>
+              <w:rPr>
+                <w:rFonts w:ascii="Times New Roman" w:hAnsi="Times New Roman"/>
+                <w:b w:val="0"/>
+                <w:sz w:val="21"/>
+              </w:rPr>
+              <w:t>Yes</w:t>
+            </w:r>
+          </w:p>
+        </w:tc>
+        <w:tc>
+          <w:tcPr>
+            <w:tcW w:type="dxa" w:w="1038"/>
+          </w:tcPr>
+          <w:p>
+            <w:pPr>
+              <w:jc w:val="center"/>
+            </w:pPr>
+            <w:r>
+              <w:rPr>
+                <w:rFonts w:ascii="Times New Roman" w:hAnsi="Times New Roman"/>
+                <w:sz w:val="21"/>
+              </w:rPr>
+            </w:r>
+            <w:r>
+              <w:rPr>
+                <w:rFonts w:ascii="Times New Roman" w:hAnsi="Times New Roman"/>
+                <w:b w:val="0"/>
+                <w:sz w:val="21"/>
+              </w:rPr>
+              <w:t>Yes</w:t>
+            </w:r>
+          </w:p>
+        </w:tc>
+        <w:tc>
+          <w:tcPr>
+            <w:tcW w:type="dxa" w:w="1038"/>
+          </w:tcPr>
+          <w:p>
+            <w:pPr>
+              <w:jc w:val="center"/>
+            </w:pPr>
+            <w:r>
+              <w:rPr>
+                <w:rFonts w:ascii="Times New Roman" w:hAnsi="Times New Roman"/>
+                <w:sz w:val="21"/>
+              </w:rPr>
+            </w:r>
+            <w:r>
+              <w:rPr>
+                <w:rFonts w:ascii="Times New Roman" w:hAnsi="Times New Roman"/>
+                <w:b w:val="0"/>
+                <w:sz w:val="21"/>
+              </w:rPr>
+              <w:t>Yes</w:t>
+            </w:r>
+          </w:p>
+        </w:tc>
+        <w:tc>
+          <w:tcPr>
+            <w:tcW w:type="dxa" w:w="1038"/>
+          </w:tcPr>
+          <w:p>
+            <w:pPr>
+              <w:jc w:val="center"/>
+            </w:pPr>
+            <w:r>
+              <w:rPr>
+                <w:rFonts w:ascii="Times New Roman" w:hAnsi="Times New Roman"/>
+                <w:sz w:val="21"/>
+              </w:rPr>
+            </w:r>
+            <w:r>
+              <w:rPr>
+                <w:rFonts w:ascii="Times New Roman" w:hAnsi="Times New Roman"/>
+                <w:b w:val="0"/>
+                <w:sz w:val="21"/>
+              </w:rPr>
+              <w:t>Yes</w:t>
+            </w:r>
+          </w:p>
+        </w:tc>
+        <w:tc>
+          <w:tcPr>
+            <w:tcW w:type="dxa" w:w="1038"/>
+          </w:tcPr>
+          <w:p>
+            <w:pPr>
+              <w:jc w:val="center"/>
+            </w:pPr>
+            <w:r>
+              <w:rPr>
+                <w:rFonts w:ascii="Times New Roman" w:hAnsi="Times New Roman"/>
+                <w:sz w:val="21"/>
+              </w:rPr>
+            </w:r>
+            <w:r>
+              <w:rPr>
+                <w:rFonts w:ascii="Times New Roman" w:hAnsi="Times New Roman"/>
+                <w:b w:val="0"/>
+                <w:sz w:val="21"/>
+              </w:rPr>
+              <w:t>Yes</w:t>
+            </w:r>
+          </w:p>
+        </w:tc>
+        <w:tc>
+          <w:tcPr>
+            <w:tcW w:type="dxa" w:w="1038"/>
+          </w:tcPr>
+          <w:p>
+            <w:pPr>
+              <w:jc w:val="center"/>
+            </w:pPr>
+            <w:r>
+              <w:rPr>
+                <w:rFonts w:ascii="Times New Roman" w:hAnsi="Times New Roman"/>
+                <w:sz w:val="21"/>
+              </w:rPr>
+            </w:r>
+            <w:r>
+              <w:rPr>
+                <w:rFonts w:ascii="Times New Roman" w:hAnsi="Times New Roman"/>
+                <w:b w:val="0"/>
+                <w:sz w:val="21"/>
+              </w:rPr>
               <w:t>Production (nopCommerce)</w:t>
             </w:r>
           </w:p>
@@ -5402,7 +5814,7 @@
           <w:i w:val="0"/>
           <w:sz w:val="24"/>
         </w:rPr>
-        <w:t>First, no system reviewed in Sections 2.1-2.3 treats SQL-generation safety as a structural property rather than an accuracy metric. Every neural text-to-SQL system, from Seq2SQL through RAT-SQL and PICARD, is evaluated purely on exact-match or execution accuracy against a benchmark; none reports an injection rate, and only Liu and Xu's review even discusses adversarial SQL injection as a named threat, without proposing an architectural defense. AEGIS closes this gap by removing SQL generation from the LLM's output space entirely (Section 3.4) and evaluating an explicit unsafe-SQL rate against a direct LLM-to-SQL baseline (Chapter 5), rather than relying on accuracy as a proxy for safety.</w:t>
+        <w:t>First, no system reviewed in Sections 2.1-2.3 treats SQL-generation safety as a structural property rather than an accuracy metric, including the most recent, most accurate one. Every neural text-to-SQL system, from Seq2SQL through RAT-SQL, PICARD, and the state-of-the-art TriSQL, is evaluated purely on exact-match or execution accuracy against a benchmark; none reports an injection rate, and only Liu and Xu's review even discusses adversarial SQL injection as a named threat, without proposing an architectural defense. Shailesh et al.'s deployed Conversational BI Assistant (Section 2.7) makes the same point from the practitioner side: it gives an LLM direct SQL-execution tool access and a self-correction loop, but reports no adversarial evaluation at all. AEGIS closes this gap by removing SQL generation from the LLM's output space entirely (Section 3.4) and evaluating an explicit unsafe-SQL rate against a direct LLM-to-SQL baseline (Chapter 5), rather than relying on accuracy as a proxy for safety.</w:t>
       </w:r>
     </w:p>
     <w:p>
@@ -5432,7 +5844,7 @@
           <w:i w:val="0"/>
           <w:sz w:val="24"/>
         </w:rPr>
-        <w:t>Third, the practitioner and adoption-focused literature reviewed in Section 2.7 recognizes the tension between conversational flexibility and governed access control (Chinnappaiyan) and gestures at hybrid template-plus-generation designs (Mujeeb et al.) without building or evaluating a fully deterministic alternative. Valkenburgh's independent arrival at the same “let a deterministic layer compute the answer, let the model only narrate it” principle, in an unrelated domain (spreadsheet-based explanatory analytics rather than relational-database reporting), is the strongest external corroboration available in this review that AEGIS's central design decision is not idiosyncratic to this thesis but reflects a pattern independently discovered wherever researchers have taken LLM reliability seriously as an engineering constraint rather than an accuracy target to be improved.</w:t>
+        <w:t>Third, the practitioner and adoption-focused literature reviewed in Section 2.7 recognizes the tension between conversational flexibility and governed access control (Chinnappaiyan), gestures at hybrid template-plus-generation designs without building them (Mujeeb et al.), and, where a system is actually deployed (Shailesh et al.), resolves that tension by trusting the LLM with direct database access and a self-correction loop rather than a governed vocabulary. Valkenburgh's independent arrival at the same “let a deterministic layer compute the answer, let the model only narrate it” principle, in an unrelated domain (spreadsheet-based explanatory analytics rather than relational-database reporting), is the strongest external corroboration available in this review that AEGIS's central design decision is not idiosyncratic to this thesis but reflects a pattern independently discovered wherever researchers have taken LLM reliability seriously as an engineering constraint rather than an accuracy target to be improved.</w:t>
       </w:r>
     </w:p>
     <w:p>
@@ -15825,7 +16237,7 @@
           <w:rFonts w:ascii="Times New Roman" w:hAnsi="Times New Roman"/>
           <w:sz w:val="23"/>
         </w:rPr>
-        <w:t>[20]  H. S. Shalaan, T. H. A. Soliman, and A. M. Abdelaziz, "G-SQL: A schema-aware and rule-guided approach for robust natural language to SQL translation," IEEE Access, vol. 13, pp. 158520-158534, 2025.</w:t>
+        <w:t>[20]  G. N. Shailesh, M. Pavithran, A. Rahul Hari Venkat, and P. Kaliappan, "Conversational BI: Natural language interface to business dashboards," International Journal of Engineering Research &amp; Technology, vol. 14, no. 12, 2025.</w:t>
       </w:r>
     </w:p>
     <w:p>
@@ -15838,7 +16250,7 @@
           <w:rFonts w:ascii="Times New Roman" w:hAnsi="Times New Roman"/>
           <w:sz w:val="23"/>
         </w:rPr>
-        <w:t>[21]  D. Shi, X. Xu, F. Sun, Y. Shi, and N. Cao, "Calliope: Automatic visual data stories with Monte Carlo tree search," IEEE Transactions on Visualization and Computer Graphics, vol. 27, no. 2, pp. 464-474, 2021.</w:t>
+        <w:t>[21]  H. S. Shalaan, T. H. A. Soliman, and A. M. Abdelaziz, "G-SQL: A schema-aware and rule-guided approach for robust natural language to SQL translation," IEEE Access, vol. 13, pp. 158520-158534, 2025.</w:t>
       </w:r>
     </w:p>
     <w:p>
@@ -15851,7 +16263,7 @@
           <w:rFonts w:ascii="Times New Roman" w:hAnsi="Times New Roman"/>
           <w:sz w:val="23"/>
         </w:rPr>
-        <w:t>[22]  J. Valkenburgh, "Enhancing business dashboards with explanatory analytics and AI: Exploring the use of AI and explanatory analytics to enhance business decision-making," M.S. thesis, Information Management, Turku School of Economics, University of Turku, Finland, 2024.</w:t>
+        <w:t>[22]  D. Shi, X. Xu, F. Sun, Y. Shi, and N. Cao, "Calliope: Automatic visual data stories with Monte Carlo tree search," IEEE Transactions on Visualization and Computer Graphics, vol. 27, no. 2, pp. 464-474, 2021.</w:t>
       </w:r>
     </w:p>
     <w:p>
@@ -15864,7 +16276,7 @@
           <w:rFonts w:ascii="Times New Roman" w:hAnsi="Times New Roman"/>
           <w:sz w:val="23"/>
         </w:rPr>
-        <w:t>[23]  B. Wang, R. Shin, X. Liu, O. Polozov, and M. Richardson, "RAT-SQL: Relation-aware schema encoding and linking for text-to-SQL parsers," in Proc. 58th Annual Meeting of the Association for Computational Linguistics (ACL), 2020, pp. 7567-7578.</w:t>
+        <w:t>[23]  X. Su, Y. Gu, P. Wang, W. Gu, L. Qi, and J. He, "A robust natural language text-to-SQL generation framework with dynamic strategies based on LLMs," Scientific Reports, vol. 16, Art. no. 7892, 2026.</w:t>
       </w:r>
     </w:p>
     <w:p>
@@ -15877,7 +16289,7 @@
           <w:rFonts w:ascii="Times New Roman" w:hAnsi="Times New Roman"/>
           <w:sz w:val="23"/>
         </w:rPr>
-        <w:t>[24]  Y. Wang, Z. Sun, H. Zhang, W. Cui, K. Xu, X. Ma, and D. Zhang, "DataShot: Automatic generation of fact sheets from tabular data," IEEE Transactions on Visualization and Computer Graphics, vol. 26, no. 1, pp. 895-905, 2020.</w:t>
+        <w:t>[24]  J. Valkenburgh, "Enhancing business dashboards with explanatory analytics and AI: Exploring the use of AI and explanatory analytics to enhance business decision-making," M.S. thesis, Information Management, Turku School of Economics, University of Turku, Finland, 2024.</w:t>
       </w:r>
     </w:p>
     <w:p>
@@ -15890,7 +16302,7 @@
           <w:rFonts w:ascii="Times New Roman" w:hAnsi="Times New Roman"/>
           <w:sz w:val="23"/>
         </w:rPr>
-        <w:t>[25]  A. Wu, W. Tong, T. Dwyer, B. Lee, P. Isenberg, and H. Qu, "MultiVision: Designing analytical dashboards with deep learning based recommendation," IEEE Transactions on Visualization and Computer Graphics, vol. 28, no. 1, pp. 162-172, 2022.</w:t>
+        <w:t>[25]  B. Wang, R. Shin, X. Liu, O. Polozov, and M. Richardson, "RAT-SQL: Relation-aware schema encoding and linking for text-to-SQL parsers," in Proc. 58th Annual Meeting of the Association for Computational Linguistics (ACL), 2020, pp. 7567-7578.</w:t>
       </w:r>
     </w:p>
     <w:p>
@@ -15903,7 +16315,7 @@
           <w:rFonts w:ascii="Times New Roman" w:hAnsi="Times New Roman"/>
           <w:sz w:val="23"/>
         </w:rPr>
-        <w:t>[26]  T. Yu et al., "Spider: A large-scale human-labeled dataset for complex and cross-domain semantic parsing and text-to-SQL task," in Proc. 2018 Conf. Empirical Methods in Natural Language Processing (EMNLP), 2018, pp. 3911-3921.</w:t>
+        <w:t>[26]  Y. Wang, Z. Sun, H. Zhang, W. Cui, K. Xu, X. Ma, and D. Zhang, "DataShot: Automatic generation of fact sheets from tabular data," IEEE Transactions on Visualization and Computer Graphics, vol. 26, no. 1, pp. 895-905, 2020.</w:t>
       </w:r>
     </w:p>
     <w:p>
@@ -15916,7 +16328,7 @@
           <w:rFonts w:ascii="Times New Roman" w:hAnsi="Times New Roman"/>
           <w:sz w:val="23"/>
         </w:rPr>
-        <w:t>[27]  T. Yu et al., "SParC: Cross-domain semantic parsing in context," in Proc. 57th Annual Meeting of the Association for Computational Linguistics (ACL), 2019, pp. 4511-4523.</w:t>
+        <w:t>[27]  A. Wu, W. Tong, T. Dwyer, B. Lee, P. Isenberg, and H. Qu, "MultiVision: Designing analytical dashboards with deep learning based recommendation," IEEE Transactions on Visualization and Computer Graphics, vol. 28, no. 1, pp. 162-172, 2022.</w:t>
       </w:r>
     </w:p>
     <w:p>
@@ -15929,7 +16341,7 @@
           <w:rFonts w:ascii="Times New Roman" w:hAnsi="Times New Roman"/>
           <w:sz w:val="23"/>
         </w:rPr>
-        <w:t>[28]  T. Yu et al., "CoSQL: A conversational text-to-SQL challenge towards cross-domain natural language interfaces to databases," in Proc. 2019 Conf. Empirical Methods in Natural Language Processing (EMNLP), 2019, pp. 1962-1979.</w:t>
+        <w:t>[28]  T. Yu et al., "Spider: A large-scale human-labeled dataset for complex and cross-domain semantic parsing and text-to-SQL task," in Proc. 2018 Conf. Empirical Methods in Natural Language Processing (EMNLP), 2018, pp. 3911-3921.</w:t>
       </w:r>
     </w:p>
     <w:p>
@@ -15942,7 +16354,33 @@
           <w:rFonts w:ascii="Times New Roman" w:hAnsi="Times New Roman"/>
           <w:sz w:val="23"/>
         </w:rPr>
-        <w:t>[29]  V. Zhong, C. Xiong, and R. Socher, "Seq2SQL: Generating structured queries from natural language using reinforcement learning," arXiv:1709.00103, 2018.</w:t>
+        <w:t>[29]  T. Yu et al., "SParC: Cross-domain semantic parsing in context," in Proc. 57th Annual Meeting of the Association for Computational Linguistics (ACL), 2019, pp. 4511-4523.</w:t>
+      </w:r>
+    </w:p>
+    <w:p>
+      <w:pPr>
+        <w:spacing w:after="200" w:line="312" w:lineRule="auto"/>
+        <w:ind w:left="576" w:hanging="576"/>
+      </w:pPr>
+      <w:r>
+        <w:rPr>
+          <w:rFonts w:ascii="Times New Roman" w:hAnsi="Times New Roman"/>
+          <w:sz w:val="23"/>
+        </w:rPr>
+        <w:t>[30]  T. Yu et al., "CoSQL: A conversational text-to-SQL challenge towards cross-domain natural language interfaces to databases," in Proc. 2019 Conf. Empirical Methods in Natural Language Processing (EMNLP), 2019, pp. 1962-1979.</w:t>
+      </w:r>
+    </w:p>
+    <w:p>
+      <w:pPr>
+        <w:spacing w:after="200" w:line="312" w:lineRule="auto"/>
+        <w:ind w:left="576" w:hanging="576"/>
+      </w:pPr>
+      <w:r>
+        <w:rPr>
+          <w:rFonts w:ascii="Times New Roman" w:hAnsi="Times New Roman"/>
+          <w:sz w:val="23"/>
+        </w:rPr>
+        <w:t>[31]  V. Zhong, C. Xiong, and R. Socher, "Seq2SQL: Generating structured queries from natural language using reinforcement learning," arXiv:1709.00103, 2018.</w:t>
       </w:r>
     </w:p>
     <w:sectPr>

--- a/docs/scripts/AEGIS Thesis Book Draft - A Constraint-Based Architecture for Safe LLM-Assisted Natural Language Analytics.docx
+++ b/docs/scripts/AEGIS Thesis Book Draft - A Constraint-Based Architecture for Safe LLM-Assisted Natural Language Analytics.docx
@@ -6567,6 +6567,96 @@
         <w:spacing w:after="80"/>
       </w:pPr>
     </w:p>
+    <w:tbl>
+      <w:tblPr>
+        <w:tblW w:type="auto" w:w="0"/>
+        <w:jc w:val="center"/>
+        <w:tblLayout w:type="fixed"/>
+        <w:tblLook w:firstColumn="1" w:firstRow="1" w:lastColumn="0" w:lastRow="0" w:noHBand="0" w:noVBand="1" w:val="04A0"/>
+      </w:tblPr>
+      <w:tblGrid>
+        <w:gridCol w:w="9072"/>
+      </w:tblGrid>
+      <w:tr>
+        <w:trPr>
+          <w:trHeight w:val="3744"/>
+          <w:trHeight w:val="3744" w:hRule="atLeast"/>
+        </w:trPr>
+        <w:tc>
+          <w:tcPr>
+            <w:tcW w:type="dxa" w:w="9072"/>
+            <w:tcBorders>
+              <w:top w:val="dashed" w:sz="10" w:space="0" w:color="888888"/>
+              <w:left w:val="dashed" w:sz="10" w:space="0" w:color="888888"/>
+              <w:bottom w:val="dashed" w:sz="10" w:space="0" w:color="888888"/>
+              <w:right w:val="dashed" w:sz="10" w:space="0" w:color="888888"/>
+            </w:tcBorders>
+            <w:shd w:val="clear" w:fill="F7F7F7"/>
+          </w:tcPr>
+          <w:p>
+            <w:pPr>
+              <w:spacing w:before="280" w:after="120"/>
+              <w:jc w:val="center"/>
+            </w:pPr>
+            <w:r/>
+            <w:r>
+              <w:rPr>
+                <w:rFonts w:ascii="Times New Roman" w:hAnsi="Times New Roman"/>
+                <w:b/>
+                <w:color w:val="993300"/>
+                <w:sz w:val="21"/>
+              </w:rPr>
+              <w:t>[ PLACEHOLDER — FIGURE 5 NOT YET INSERTED ]</w:t>
+            </w:r>
+          </w:p>
+          <w:p>
+            <w:pPr>
+              <w:spacing w:after="160"/>
+              <w:jc w:val="center"/>
+            </w:pPr>
+            <w:r>
+              <w:rPr>
+                <w:rFonts w:ascii="Times New Roman" w:hAnsi="Times New Roman"/>
+                <w:b/>
+                <w:color w:val="333333"/>
+                <w:sz w:val="22"/>
+              </w:rPr>
+              <w:t>Distribution of analytics primitives across 312 real reporting requests</w:t>
+            </w:r>
+          </w:p>
+          <w:p>
+            <w:pPr>
+              <w:spacing w:after="280" w:line="300" w:lineRule="auto"/>
+              <w:ind w:left="432" w:right="432"/>
+              <w:jc w:val="center"/>
+            </w:pPr>
+            <w:r>
+              <w:rPr>
+                <w:rFonts w:ascii="Times New Roman" w:hAnsi="Times New Roman"/>
+                <w:i/>
+                <w:color w:val="555555"/>
+                <w:sz w:val="19"/>
+              </w:rPr>
+              <w:t>A bar chart (sorted descending) showing the share of the 312 formative-study requests accounted for by each of the eleven patterns: Ranking 24.1%, Trend Analysis 21.5%, KPI/Aggregate 18.3%, Comparison 14.7%, Exception/Filter 12.8%, Summary/Group 6.0%, and Segment, Funnel, Cohort, Correlate, and Tabular combined 2.6%. Highlight the top three bars (Ranking, Trend, KPI) in an accent color, since together they account for nearly two-thirds of all requests — this is the visual argument for why a small, fixed pattern library is sufficient (Section 3.2).</w:t>
+            </w:r>
+          </w:p>
+        </w:tc>
+      </w:tr>
+    </w:tbl>
+    <w:p>
+      <w:pPr>
+        <w:spacing w:before="120" w:after="280"/>
+        <w:jc w:val="center"/>
+      </w:pPr>
+      <w:r>
+        <w:rPr>
+          <w:rFonts w:ascii="Times New Roman" w:hAnsi="Times New Roman"/>
+          <w:b/>
+          <w:sz w:val="21"/>
+        </w:rPr>
+        <w:t>Figure 5: Distribution of analytics primitives across 312 real reporting requests</w:t>
+      </w:r>
+    </w:p>
     <w:p>
       <w:pPr>
         <w:spacing w:after="0" w:before="0" w:line="360" w:lineRule="auto"/>
@@ -7363,11 +7453,95 @@
         <w:t>The analysis plan is hashed (SHA-256) to detect duplicates, and the query, chart configuration, and access rules are stored as a widget artifact that can be refreshed on a schedule (Section 3.11).</w:t>
       </w:r>
     </w:p>
-    <w:p>
-      <w:pPr>
-        <w:spacing w:after="0" w:before="0" w:line="360" w:lineRule="auto"/>
-        <w:jc w:val="both"/>
-      </w:pPr>
+    <w:tbl>
+      <w:tblPr>
+        <w:tblW w:type="auto" w:w="0"/>
+        <w:jc w:val="center"/>
+        <w:tblLayout w:type="fixed"/>
+        <w:tblLook w:firstColumn="1" w:firstRow="1" w:lastColumn="0" w:lastRow="0" w:noHBand="0" w:noVBand="1" w:val="04A0"/>
+      </w:tblPr>
+      <w:tblGrid>
+        <w:gridCol w:w="9072"/>
+      </w:tblGrid>
+      <w:tr>
+        <w:trPr>
+          <w:trHeight w:val="3168"/>
+          <w:trHeight w:val="3168" w:hRule="atLeast"/>
+        </w:trPr>
+        <w:tc>
+          <w:tcPr>
+            <w:tcW w:type="dxa" w:w="9072"/>
+            <w:tcBorders>
+              <w:top w:val="dashed" w:sz="10" w:space="0" w:color="888888"/>
+              <w:left w:val="dashed" w:sz="10" w:space="0" w:color="888888"/>
+              <w:bottom w:val="dashed" w:sz="10" w:space="0" w:color="888888"/>
+              <w:right w:val="dashed" w:sz="10" w:space="0" w:color="888888"/>
+            </w:tcBorders>
+            <w:shd w:val="clear" w:fill="F7F7F7"/>
+          </w:tcPr>
+          <w:p>
+            <w:pPr>
+              <w:spacing w:before="280" w:after="120"/>
+              <w:jc w:val="center"/>
+            </w:pPr>
+            <w:r/>
+            <w:r>
+              <w:rPr>
+                <w:rFonts w:ascii="Times New Roman" w:hAnsi="Times New Roman"/>
+                <w:b/>
+                <w:color w:val="993300"/>
+                <w:sz w:val="21"/>
+              </w:rPr>
+              <w:t>[ PLACEHOLDER — FIGURE 1 NOT YET INSERTED ]</w:t>
+            </w:r>
+          </w:p>
+          <w:p>
+            <w:pPr>
+              <w:spacing w:after="160"/>
+              <w:jc w:val="center"/>
+            </w:pPr>
+            <w:r>
+              <w:rPr>
+                <w:rFonts w:ascii="Times New Roman" w:hAnsi="Times New Roman"/>
+                <w:b/>
+                <w:color w:val="333333"/>
+                <w:sz w:val="22"/>
+              </w:rPr>
+              <w:t>AEGIS architecture pipeline (User Request to Dashboard Widget)</w:t>
+            </w:r>
+          </w:p>
+          <w:p>
+            <w:pPr>
+              <w:spacing w:after="280" w:line="300" w:lineRule="auto"/>
+              <w:ind w:left="432" w:right="432"/>
+              <w:jc w:val="center"/>
+            </w:pPr>
+            <w:r>
+              <w:rPr>
+                <w:rFonts w:ascii="Times New Roman" w:hAnsi="Times New Roman"/>
+                <w:i/>
+                <w:color w:val="555555"/>
+                <w:sz w:val="19"/>
+              </w:rPr>
+              <w:t>A left-to-right flowchart of the seven stages in sequence: User Request -&gt; LLM Intent Parser -&gt; Coverage Validator -&gt; Semantic Mapper -&gt; Permission Rewriter -&gt; Safe Query Compiler -&gt; Query Executor -&gt; Visualization Selector -&gt; Widget Engine -&gt; Dashboard. Color-code by responsibility: blue for the single AI/LLM stage, purple for semantic mapping, red for the two safety-enforcement stages (Permission Rewriter, Safe Query Compiler), green for execution/output stages. Add small orange branch arrows from Coverage Validator and Safe Query Compiler pointing to a 'Structured Clarification / Rejection Message' box, showing that invalid requests exit early with an actionable error rather than a silent failure.</w:t>
+            </w:r>
+          </w:p>
+        </w:tc>
+      </w:tr>
+    </w:tbl>
+    <w:p>
+      <w:pPr>
+        <w:spacing w:before="120" w:after="280"/>
+        <w:jc w:val="center"/>
+      </w:pPr>
+      <w:r>
+        <w:rPr>
+          <w:rFonts w:ascii="Times New Roman" w:hAnsi="Times New Roman"/>
+          <w:b/>
+          <w:sz w:val="21"/>
+        </w:rPr>
+        <w:t>Figure 1: AEGIS architecture pipeline (User Request to Dashboard Widget)</w:t>
+      </w:r>
     </w:p>
     <w:p>
       <w:pPr>
@@ -7396,6 +7570,96 @@
           <w:sz w:val="24"/>
         </w:rPr>
         <w:t>The semantic layer is the most important non-AI component of AEGIS. It separates business language from the underlying database structure and defines exactly which metrics, joins, and permissions are allowed to exist. A useful analogy is LEGO blocks rather than free-form clay: the semantic layer defines a finite set of composable building blocks. User questions are unlimited, but every answerable question is a composition of these blocks.</w:t>
+      </w:r>
+    </w:p>
+    <w:tbl>
+      <w:tblPr>
+        <w:tblW w:type="auto" w:w="0"/>
+        <w:jc w:val="center"/>
+        <w:tblLayout w:type="fixed"/>
+        <w:tblLook w:firstColumn="1" w:firstRow="1" w:lastColumn="0" w:lastRow="0" w:noHBand="0" w:noVBand="1" w:val="04A0"/>
+      </w:tblPr>
+      <w:tblGrid>
+        <w:gridCol w:w="9072"/>
+      </w:tblGrid>
+      <w:tr>
+        <w:trPr>
+          <w:trHeight w:val="3744"/>
+          <w:trHeight w:val="3744" w:hRule="atLeast"/>
+        </w:trPr>
+        <w:tc>
+          <w:tcPr>
+            <w:tcW w:type="dxa" w:w="9072"/>
+            <w:tcBorders>
+              <w:top w:val="dashed" w:sz="10" w:space="0" w:color="888888"/>
+              <w:left w:val="dashed" w:sz="10" w:space="0" w:color="888888"/>
+              <w:bottom w:val="dashed" w:sz="10" w:space="0" w:color="888888"/>
+              <w:right w:val="dashed" w:sz="10" w:space="0" w:color="888888"/>
+            </w:tcBorders>
+            <w:shd w:val="clear" w:fill="F7F7F7"/>
+          </w:tcPr>
+          <w:p>
+            <w:pPr>
+              <w:spacing w:before="280" w:after="120"/>
+              <w:jc w:val="center"/>
+            </w:pPr>
+            <w:r/>
+            <w:r>
+              <w:rPr>
+                <w:rFonts w:ascii="Times New Roman" w:hAnsi="Times New Roman"/>
+                <w:b/>
+                <w:color w:val="993300"/>
+                <w:sz w:val="21"/>
+              </w:rPr>
+              <w:t>[ PLACEHOLDER — FIGURE 2 NOT YET INSERTED ]</w:t>
+            </w:r>
+          </w:p>
+          <w:p>
+            <w:pPr>
+              <w:spacing w:after="160"/>
+              <w:jc w:val="center"/>
+            </w:pPr>
+            <w:r>
+              <w:rPr>
+                <w:rFonts w:ascii="Times New Roman" w:hAnsi="Times New Roman"/>
+                <w:b/>
+                <w:color w:val="333333"/>
+                <w:sz w:val="22"/>
+              </w:rPr>
+              <w:t>Semantic layer modularity - composable blocks vs. free-form SQL generation</w:t>
+            </w:r>
+          </w:p>
+          <w:p>
+            <w:pPr>
+              <w:spacing w:after="280" w:line="300" w:lineRule="auto"/>
+              <w:ind w:left="432" w:right="432"/>
+              <w:jc w:val="center"/>
+            </w:pPr>
+            <w:r>
+              <w:rPr>
+                <w:rFonts w:ascii="Times New Roman" w:hAnsi="Times New Roman"/>
+                <w:i/>
+                <w:color w:val="555555"/>
+                <w:sz w:val="19"/>
+              </w:rPr>
+              <w:t>A split-panel comparison. LEFT panel, labeled 'AEGIS': a small set of labeled building blocks (Metric, Dimension, Filter, Join Path, Pattern) shown snapping together into two or three example complete query shapes, like LEGO bricks combining into a finished model. RIGHT panel, labeled 'Direct LLM-to-SQL': a shapeless, cracked blob of clay with a warning icon, annotated '5.0% unsafe queries in baseline (Chapter 5, Section 5.2)'. The visual point is that AEGIS composes from a bounded set of safe parts while direct generation is unbounded and can take an unsafe shape.</w:t>
+            </w:r>
+          </w:p>
+        </w:tc>
+      </w:tr>
+    </w:tbl>
+    <w:p>
+      <w:pPr>
+        <w:spacing w:before="120" w:after="280"/>
+        <w:jc w:val="center"/>
+      </w:pPr>
+      <w:r>
+        <w:rPr>
+          <w:rFonts w:ascii="Times New Roman" w:hAnsi="Times New Roman"/>
+          <w:b/>
+          <w:sz w:val="21"/>
+        </w:rPr>
+        <w:t>Figure 2: Semantic layer modularity - composable blocks vs. free-form SQL generation</w:t>
       </w:r>
     </w:p>
     <w:p>
@@ -8172,6 +8436,96 @@
         <w:t>}</w:t>
       </w:r>
     </w:p>
+    <w:tbl>
+      <w:tblPr>
+        <w:tblW w:type="auto" w:w="0"/>
+        <w:jc w:val="center"/>
+        <w:tblLayout w:type="fixed"/>
+        <w:tblLook w:firstColumn="1" w:firstRow="1" w:lastColumn="0" w:lastRow="0" w:noHBand="0" w:noVBand="1" w:val="04A0"/>
+      </w:tblPr>
+      <w:tblGrid>
+        <w:gridCol w:w="9072"/>
+      </w:tblGrid>
+      <w:tr>
+        <w:trPr>
+          <w:trHeight w:val="3744"/>
+          <w:trHeight w:val="3744" w:hRule="atLeast"/>
+        </w:trPr>
+        <w:tc>
+          <w:tcPr>
+            <w:tcW w:type="dxa" w:w="9072"/>
+            <w:tcBorders>
+              <w:top w:val="dashed" w:sz="10" w:space="0" w:color="888888"/>
+              <w:left w:val="dashed" w:sz="10" w:space="0" w:color="888888"/>
+              <w:bottom w:val="dashed" w:sz="10" w:space="0" w:color="888888"/>
+              <w:right w:val="dashed" w:sz="10" w:space="0" w:color="888888"/>
+            </w:tcBorders>
+            <w:shd w:val="clear" w:fill="F7F7F7"/>
+          </w:tcPr>
+          <w:p>
+            <w:pPr>
+              <w:spacing w:before="280" w:after="120"/>
+              <w:jc w:val="center"/>
+            </w:pPr>
+            <w:r/>
+            <w:r>
+              <w:rPr>
+                <w:rFonts w:ascii="Times New Roman" w:hAnsi="Times New Roman"/>
+                <w:b/>
+                <w:color w:val="993300"/>
+                <w:sz w:val="21"/>
+              </w:rPr>
+              <w:t>[ PLACEHOLDER — FIGURE 3 NOT YET INSERTED ]</w:t>
+            </w:r>
+          </w:p>
+          <w:p>
+            <w:pPr>
+              <w:spacing w:after="160"/>
+              <w:jc w:val="center"/>
+            </w:pPr>
+            <w:r>
+              <w:rPr>
+                <w:rFonts w:ascii="Times New Roman" w:hAnsi="Times New Roman"/>
+                <w:b/>
+                <w:color w:val="333333"/>
+                <w:sz w:val="22"/>
+              </w:rPr>
+              <w:t>Vocabulary injection workflow</w:t>
+            </w:r>
+          </w:p>
+          <w:p>
+            <w:pPr>
+              <w:spacing w:after="280" w:line="300" w:lineRule="auto"/>
+              <w:ind w:left="432" w:right="432"/>
+              <w:jc w:val="center"/>
+            </w:pPr>
+            <w:r>
+              <w:rPr>
+                <w:rFonts w:ascii="Times New Roman" w:hAnsi="Times New Roman"/>
+                <w:i/>
+                <w:color w:val="555555"/>
+                <w:sz w:val="19"/>
+              </w:rPr>
+              <w:t>A three-lane sequence diagram: 'Semantic Layer (semantic_layer.py)' -&gt; 'System Prompt Builder' -&gt; 'LLM'. Show the Semantic Layer box listing a few example metric/dimension entries with plain-English descriptions; an arrow labeled 'serializes into ~1,100 tokens' into the System Prompt Builder; then into the LLM, whose output arrow produces an example IntentObject such as {metric_term: 'revenue', dimension_term: 'category'}. Annotate with a small callout showing the user phrase 'earnings' mapping to the approved ID 'revenue' even though 'earnings' appears in no synonym list.</w:t>
+            </w:r>
+          </w:p>
+        </w:tc>
+      </w:tr>
+    </w:tbl>
+    <w:p>
+      <w:pPr>
+        <w:spacing w:before="120" w:after="280"/>
+        <w:jc w:val="center"/>
+      </w:pPr>
+      <w:r>
+        <w:rPr>
+          <w:rFonts w:ascii="Times New Roman" w:hAnsi="Times New Roman"/>
+          <w:b/>
+          <w:sz w:val="21"/>
+        </w:rPr>
+        <w:t>Figure 3: Vocabulary injection workflow</w:t>
+      </w:r>
+    </w:p>
     <w:p>
       <w:r>
         <w:br w:type="page"/>
@@ -8204,6 +8558,96 @@
           <w:sz w:val="24"/>
         </w:rPr>
         <w:t>The compiler instantiates SQL from a library of parameterized templates, one per analytics pattern.</w:t>
+      </w:r>
+    </w:p>
+    <w:tbl>
+      <w:tblPr>
+        <w:tblW w:type="auto" w:w="0"/>
+        <w:jc w:val="center"/>
+        <w:tblLayout w:type="fixed"/>
+        <w:tblLook w:firstColumn="1" w:firstRow="1" w:lastColumn="0" w:lastRow="0" w:noHBand="0" w:noVBand="1" w:val="04A0"/>
+      </w:tblPr>
+      <w:tblGrid>
+        <w:gridCol w:w="9072"/>
+      </w:tblGrid>
+      <w:tr>
+        <w:trPr>
+          <w:trHeight w:val="3744"/>
+          <w:trHeight w:val="3744" w:hRule="atLeast"/>
+        </w:trPr>
+        <w:tc>
+          <w:tcPr>
+            <w:tcW w:type="dxa" w:w="9072"/>
+            <w:tcBorders>
+              <w:top w:val="dashed" w:sz="10" w:space="0" w:color="888888"/>
+              <w:left w:val="dashed" w:sz="10" w:space="0" w:color="888888"/>
+              <w:bottom w:val="dashed" w:sz="10" w:space="0" w:color="888888"/>
+              <w:right w:val="dashed" w:sz="10" w:space="0" w:color="888888"/>
+            </w:tcBorders>
+            <w:shd w:val="clear" w:fill="F7F7F7"/>
+          </w:tcPr>
+          <w:p>
+            <w:pPr>
+              <w:spacing w:before="280" w:after="120"/>
+              <w:jc w:val="center"/>
+            </w:pPr>
+            <w:r/>
+            <w:r>
+              <w:rPr>
+                <w:rFonts w:ascii="Times New Roman" w:hAnsi="Times New Roman"/>
+                <w:b/>
+                <w:color w:val="993300"/>
+                <w:sz w:val="21"/>
+              </w:rPr>
+              <w:t>[ PLACEHOLDER — FIGURE 4 NOT YET INSERTED ]</w:t>
+            </w:r>
+          </w:p>
+          <w:p>
+            <w:pPr>
+              <w:spacing w:after="160"/>
+              <w:jc w:val="center"/>
+            </w:pPr>
+            <w:r>
+              <w:rPr>
+                <w:rFonts w:ascii="Times New Roman" w:hAnsi="Times New Roman"/>
+                <w:b/>
+                <w:color w:val="333333"/>
+                <w:sz w:val="22"/>
+              </w:rPr>
+              <w:t>Taxonomy of the eleven AEGIS analytical patterns</w:t>
+            </w:r>
+          </w:p>
+          <w:p>
+            <w:pPr>
+              <w:spacing w:after="280" w:line="300" w:lineRule="auto"/>
+              <w:ind w:left="432" w:right="432"/>
+              <w:jc w:val="center"/>
+            </w:pPr>
+            <w:r>
+              <w:rPr>
+                <w:rFonts w:ascii="Times New Roman" w:hAnsi="Times New Roman"/>
+                <w:i/>
+                <w:color w:val="555555"/>
+                <w:sz w:val="19"/>
+              </w:rPr>
+              <w:t>A tree or grid diagram with 'Eleven Analytical Patterns' at the top branching into eleven labeled leaves: KPI, Ranking, Trend, Comparison, Exception, Summary, Segment, Funnel, Cohort, Correlate, Tabular. Under each leaf, show a small icon of its default visualization (matching Table 2/3): card, bar chart, line chart, grouped bar, table, card grid, pie chart, funnel chart, grouped bar, scatter plot, table. Caption note: '~5,100 valid combinations across 15 metrics x 34 dimensions x 10 patterns.'</w:t>
+            </w:r>
+          </w:p>
+        </w:tc>
+      </w:tr>
+    </w:tbl>
+    <w:p>
+      <w:pPr>
+        <w:spacing w:before="120" w:after="280"/>
+        <w:jc w:val="center"/>
+      </w:pPr>
+      <w:r>
+        <w:rPr>
+          <w:rFonts w:ascii="Times New Roman" w:hAnsi="Times New Roman"/>
+          <w:b/>
+          <w:sz w:val="21"/>
+        </w:rPr>
+        <w:t>Figure 4: Taxonomy of the eleven AEGIS analytical patterns</w:t>
       </w:r>
     </w:p>
     <w:p>
@@ -9409,6 +9853,96 @@
         <w:t>After placeholder substitution, two safety layers apply in sequence. Layer 1 is a parameterized query engine that separates SQL structure from user-supplied inputs, so no user text is ever concatenated into the SQL string. Layer 2 is a post-compilation safety scanner that rejects any assembled query containing a forbidden construct: non-SELECT statements, UNION, EXCEPT or INTERSECT, EXEC, or references to system tables. If any forbidden pattern is detected, the compiler raises a SecurityError rather than returning a partially safe query.</w:t>
       </w:r>
     </w:p>
+    <w:tbl>
+      <w:tblPr>
+        <w:tblW w:type="auto" w:w="0"/>
+        <w:jc w:val="center"/>
+        <w:tblLayout w:type="fixed"/>
+        <w:tblLook w:firstColumn="1" w:firstRow="1" w:lastColumn="0" w:lastRow="0" w:noHBand="0" w:noVBand="1" w:val="04A0"/>
+      </w:tblPr>
+      <w:tblGrid>
+        <w:gridCol w:w="9072"/>
+      </w:tblGrid>
+      <w:tr>
+        <w:trPr>
+          <w:trHeight w:val="3744"/>
+          <w:trHeight w:val="3744" w:hRule="atLeast"/>
+        </w:trPr>
+        <w:tc>
+          <w:tcPr>
+            <w:tcW w:type="dxa" w:w="9072"/>
+            <w:tcBorders>
+              <w:top w:val="dashed" w:sz="10" w:space="0" w:color="888888"/>
+              <w:left w:val="dashed" w:sz="10" w:space="0" w:color="888888"/>
+              <w:bottom w:val="dashed" w:sz="10" w:space="0" w:color="888888"/>
+              <w:right w:val="dashed" w:sz="10" w:space="0" w:color="888888"/>
+            </w:tcBorders>
+            <w:shd w:val="clear" w:fill="F7F7F7"/>
+          </w:tcPr>
+          <w:p>
+            <w:pPr>
+              <w:spacing w:before="280" w:after="120"/>
+              <w:jc w:val="center"/>
+            </w:pPr>
+            <w:r/>
+            <w:r>
+              <w:rPr>
+                <w:rFonts w:ascii="Times New Roman" w:hAnsi="Times New Roman"/>
+                <w:b/>
+                <w:color w:val="993300"/>
+                <w:sz w:val="21"/>
+              </w:rPr>
+              <w:t>[ PLACEHOLDER — FIGURE 6 NOT YET INSERTED ]</w:t>
+            </w:r>
+          </w:p>
+          <w:p>
+            <w:pPr>
+              <w:spacing w:after="160"/>
+              <w:jc w:val="center"/>
+            </w:pPr>
+            <w:r>
+              <w:rPr>
+                <w:rFonts w:ascii="Times New Roman" w:hAnsi="Times New Roman"/>
+                <w:b/>
+                <w:color w:val="333333"/>
+                <w:sz w:val="22"/>
+              </w:rPr>
+              <w:t>Two-layer SQL safety defence</w:t>
+            </w:r>
+          </w:p>
+          <w:p>
+            <w:pPr>
+              <w:spacing w:after="280" w:line="300" w:lineRule="auto"/>
+              <w:ind w:left="432" w:right="432"/>
+              <w:jc w:val="center"/>
+            </w:pPr>
+            <w:r>
+              <w:rPr>
+                <w:rFonts w:ascii="Times New Roman" w:hAnsi="Times New Roman"/>
+                <w:i/>
+                <w:color w:val="555555"/>
+                <w:sz w:val="19"/>
+              </w:rPr>
+              <w:t>A vertical two-stage flowchart. A crafted/adversarial input enters at the top with a warning icon. Layer 1 box: 'Parameterized Query Engine — user text never enters the SQL string; only IDs and bound values appear.' Arrow down to Layer 2 box: 'Post-Compilation Safety Scanner — rejects non-SELECT statements, UNION/EXCEPT/INTERSECT, EXEC, and system-table references (16 forbidden patterns checked).' Below, split into two outcomes: a green 'Safe SQL Executed' box for a legitimate query, and a red 'SecurityError Raised' box for a rejected one, showing the attack is caught before it can reach the database regardless of which layer catches it.</w:t>
+            </w:r>
+          </w:p>
+        </w:tc>
+      </w:tr>
+    </w:tbl>
+    <w:p>
+      <w:pPr>
+        <w:spacing w:before="120" w:after="280"/>
+        <w:jc w:val="center"/>
+      </w:pPr>
+      <w:r>
+        <w:rPr>
+          <w:rFonts w:ascii="Times New Roman" w:hAnsi="Times New Roman"/>
+          <w:b/>
+          <w:sz w:val="21"/>
+        </w:rPr>
+        <w:t>Figure 6: Two-layer SQL safety defence</w:t>
+      </w:r>
+    </w:p>
     <w:p>
       <w:pPr>
         <w:spacing w:before="320" w:after="160"/>
@@ -10363,6 +10897,96 @@
           <w:sz w:val="24"/>
         </w:rPr>
         <w:t>Each widget stores a unique identifier (a SHA-256 hash of the analysis plan), the original question, the analysis plan in JSON form, a hash of the SQL template used, chart configuration, timestamps, access rules, and run history. A new question triggers the full seven-stage pipeline; if an identical widget already exists, determined by a match on the plan hash, the cached artifact is returned immediately rather than recompiled. Scheduled refresh re-executes the stored SQL against fresh data on a configurable interval, which directly addresses the formative-study finding (Section 3.2) that 61% of reporting requests are recurring: a widget answers the question once and then continues answering it as new data arrives, rather than requiring the same natural-language request to be re-processed from scratch every time.</w:t>
+      </w:r>
+    </w:p>
+    <w:tbl>
+      <w:tblPr>
+        <w:tblW w:type="auto" w:w="0"/>
+        <w:jc w:val="center"/>
+        <w:tblLayout w:type="fixed"/>
+        <w:tblLook w:firstColumn="1" w:firstRow="1" w:lastColumn="0" w:lastRow="0" w:noHBand="0" w:noVBand="1" w:val="04A0"/>
+      </w:tblPr>
+      <w:tblGrid>
+        <w:gridCol w:w="9072"/>
+      </w:tblGrid>
+      <w:tr>
+        <w:trPr>
+          <w:trHeight w:val="3744"/>
+          <w:trHeight w:val="3744" w:hRule="atLeast"/>
+        </w:trPr>
+        <w:tc>
+          <w:tcPr>
+            <w:tcW w:type="dxa" w:w="9072"/>
+            <w:tcBorders>
+              <w:top w:val="dashed" w:sz="10" w:space="0" w:color="888888"/>
+              <w:left w:val="dashed" w:sz="10" w:space="0" w:color="888888"/>
+              <w:bottom w:val="dashed" w:sz="10" w:space="0" w:color="888888"/>
+              <w:right w:val="dashed" w:sz="10" w:space="0" w:color="888888"/>
+            </w:tcBorders>
+            <w:shd w:val="clear" w:fill="F7F7F7"/>
+          </w:tcPr>
+          <w:p>
+            <w:pPr>
+              <w:spacing w:before="280" w:after="120"/>
+              <w:jc w:val="center"/>
+            </w:pPr>
+            <w:r/>
+            <w:r>
+              <w:rPr>
+                <w:rFonts w:ascii="Times New Roman" w:hAnsi="Times New Roman"/>
+                <w:b/>
+                <w:color w:val="993300"/>
+                <w:sz w:val="21"/>
+              </w:rPr>
+              <w:t>[ PLACEHOLDER — FIGURE 7 NOT YET INSERTED ]</w:t>
+            </w:r>
+          </w:p>
+          <w:p>
+            <w:pPr>
+              <w:spacing w:after="160"/>
+              <w:jc w:val="center"/>
+            </w:pPr>
+            <w:r>
+              <w:rPr>
+                <w:rFonts w:ascii="Times New Roman" w:hAnsi="Times New Roman"/>
+                <w:b/>
+                <w:color w:val="333333"/>
+                <w:sz w:val="22"/>
+              </w:rPr>
+              <w:t>Widget lifecycle and refresh model</w:t>
+            </w:r>
+          </w:p>
+          <w:p>
+            <w:pPr>
+              <w:spacing w:after="280" w:line="300" w:lineRule="auto"/>
+              <w:ind w:left="432" w:right="432"/>
+              <w:jc w:val="center"/>
+            </w:pPr>
+            <w:r>
+              <w:rPr>
+                <w:rFonts w:ascii="Times New Roman" w:hAnsi="Times New Roman"/>
+                <w:i/>
+                <w:color w:val="555555"/>
+                <w:sz w:val="19"/>
+              </w:rPr>
+              <w:t>A cyclical flowchart. Start: 'New Natural-Language Question' -&gt; 'Full Seven-Stage Pipeline Runs' -&gt; 'Analysis Plan Hashed (SHA-256)' -&gt; a decision diamond 'Identical widget hash already exists?'. If YES, arrow to 'Return Cached Widget Immediately'. If NO, arrow to 'Save New Widget (SQL, chart config, access rule, refresh schedule)'. Both paths converge into a 'Dashboard Widget' box, from which a looping arrow labeled 'Scheduled Refresh (re-executes stored SQL on fresh data)' curves back into the same box — illustrating that a widget keeps answering the same recurring question rather than being discarded after one use.</w:t>
+            </w:r>
+          </w:p>
+        </w:tc>
+      </w:tr>
+    </w:tbl>
+    <w:p>
+      <w:pPr>
+        <w:spacing w:before="120" w:after="280"/>
+        <w:jc w:val="center"/>
+      </w:pPr>
+      <w:r>
+        <w:rPr>
+          <w:rFonts w:ascii="Times New Roman" w:hAnsi="Times New Roman"/>
+          <w:b/>
+          <w:sz w:val="21"/>
+        </w:rPr>
+        <w:t>Figure 7: Widget lifecycle and refresh model</w:t>
       </w:r>
     </w:p>
     <w:p>
@@ -12545,6 +13169,96 @@
         <w:t>The direct LLM-to-SQL baseline produced 5 unsafe queries out of 100 (a 5.0% unsafe rate), including INSERT, UPDATE, and DELETE statements and UNION clauses generated in response to the twenty adversarial prompts in the benchmark. AEGIS eliminated unsafe queries entirely, not by detecting and blocking them after generation, but by never allowing the LLM to generate executable SQL in the first place.</w:t>
       </w:r>
     </w:p>
+    <w:tbl>
+      <w:tblPr>
+        <w:tblW w:type="auto" w:w="0"/>
+        <w:jc w:val="center"/>
+        <w:tblLayout w:type="fixed"/>
+        <w:tblLook w:firstColumn="1" w:firstRow="1" w:lastColumn="0" w:lastRow="0" w:noHBand="0" w:noVBand="1" w:val="04A0"/>
+      </w:tblPr>
+      <w:tblGrid>
+        <w:gridCol w:w="9072"/>
+      </w:tblGrid>
+      <w:tr>
+        <w:trPr>
+          <w:trHeight w:val="3744"/>
+          <w:trHeight w:val="3744" w:hRule="atLeast"/>
+        </w:trPr>
+        <w:tc>
+          <w:tcPr>
+            <w:tcW w:type="dxa" w:w="9072"/>
+            <w:tcBorders>
+              <w:top w:val="dashed" w:sz="10" w:space="0" w:color="888888"/>
+              <w:left w:val="dashed" w:sz="10" w:space="0" w:color="888888"/>
+              <w:bottom w:val="dashed" w:sz="10" w:space="0" w:color="888888"/>
+              <w:right w:val="dashed" w:sz="10" w:space="0" w:color="888888"/>
+            </w:tcBorders>
+            <w:shd w:val="clear" w:fill="F7F7F7"/>
+          </w:tcPr>
+          <w:p>
+            <w:pPr>
+              <w:spacing w:before="280" w:after="120"/>
+              <w:jc w:val="center"/>
+            </w:pPr>
+            <w:r/>
+            <w:r>
+              <w:rPr>
+                <w:rFonts w:ascii="Times New Roman" w:hAnsi="Times New Roman"/>
+                <w:b/>
+                <w:color w:val="993300"/>
+                <w:sz w:val="21"/>
+              </w:rPr>
+              <w:t>[ PLACEHOLDER — FIGURE 8 NOT YET INSERTED ]</w:t>
+            </w:r>
+          </w:p>
+          <w:p>
+            <w:pPr>
+              <w:spacing w:after="160"/>
+              <w:jc w:val="center"/>
+            </w:pPr>
+            <w:r>
+              <w:rPr>
+                <w:rFonts w:ascii="Times New Roman" w:hAnsi="Times New Roman"/>
+                <w:b/>
+                <w:color w:val="333333"/>
+                <w:sz w:val="22"/>
+              </w:rPr>
+              <w:t>Evaluation results across unsafe-SQL rate, execution validity, and coverage</w:t>
+            </w:r>
+          </w:p>
+          <w:p>
+            <w:pPr>
+              <w:spacing w:after="280" w:line="300" w:lineRule="auto"/>
+              <w:ind w:left="432" w:right="432"/>
+              <w:jc w:val="center"/>
+            </w:pPr>
+            <w:r>
+              <w:rPr>
+                <w:rFonts w:ascii="Times New Roman" w:hAnsi="Times New Roman"/>
+                <w:i/>
+                <w:color w:val="555555"/>
+                <w:sz w:val="19"/>
+              </w:rPr>
+              <w:t>A grouped bar chart with three metric groups on the x-axis (Unsafe SQL Rate, Execution Validity, Coverage), two bars per group comparing 'Baseline (Direct LLM-to-SQL)' in red/orange against 'AEGIS' in green. Baseline: 5.0% unsafe, 99% validity, 99% coverage. AEGIS: 0% unsafe, 100% validity, 100% coverage. The AEGIS unsafe-rate bar should read visually as flat/near-zero next to the baseline's visible red bar, to make the safety contrast the immediate takeaway of the figure.</w:t>
+            </w:r>
+          </w:p>
+        </w:tc>
+      </w:tr>
+    </w:tbl>
+    <w:p>
+      <w:pPr>
+        <w:spacing w:before="120" w:after="280"/>
+        <w:jc w:val="center"/>
+      </w:pPr>
+      <w:r>
+        <w:rPr>
+          <w:rFonts w:ascii="Times New Roman" w:hAnsi="Times New Roman"/>
+          <w:b/>
+          <w:sz w:val="21"/>
+        </w:rPr>
+        <w:t>Figure 8: Evaluation results across unsafe-SQL rate, execution validity, and coverage</w:t>
+      </w:r>
+    </w:p>
     <w:p>
       <w:pPr>
         <w:spacing w:before="320" w:after="160"/>
@@ -13201,6 +13915,96 @@
           <w:sz w:val="24"/>
         </w:rPr>
         <w:t>Removing vocabulary injection in favor of a hand-maintained synonym dictionary produces the largest single drop, 35.3 percentage points of execution validity, confirming that vocabulary injection is not a convenience but the component doing the most work in keeping intent extraction reliable. Removing AST validation or the permission rewriter leaves the reported metrics unchanged on this benchmark (marked with an asterisk), which is expected and correctly interpreted as confirming their role as defense-in-depth layers against attack classes (T3, T4 in Section 3.5) that this particular benchmark's queries do not exercise, not as evidence that those layers are unnecessary.</w:t>
+      </w:r>
+    </w:p>
+    <w:tbl>
+      <w:tblPr>
+        <w:tblW w:type="auto" w:w="0"/>
+        <w:jc w:val="center"/>
+        <w:tblLayout w:type="fixed"/>
+        <w:tblLook w:firstColumn="1" w:firstRow="1" w:lastColumn="0" w:lastRow="0" w:noHBand="0" w:noVBand="1" w:val="04A0"/>
+      </w:tblPr>
+      <w:tblGrid>
+        <w:gridCol w:w="9072"/>
+      </w:tblGrid>
+      <w:tr>
+        <w:trPr>
+          <w:trHeight w:val="3744"/>
+          <w:trHeight w:val="3744" w:hRule="atLeast"/>
+        </w:trPr>
+        <w:tc>
+          <w:tcPr>
+            <w:tcW w:type="dxa" w:w="9072"/>
+            <w:tcBorders>
+              <w:top w:val="dashed" w:sz="10" w:space="0" w:color="888888"/>
+              <w:left w:val="dashed" w:sz="10" w:space="0" w:color="888888"/>
+              <w:bottom w:val="dashed" w:sz="10" w:space="0" w:color="888888"/>
+              <w:right w:val="dashed" w:sz="10" w:space="0" w:color="888888"/>
+            </w:tcBorders>
+            <w:shd w:val="clear" w:fill="F7F7F7"/>
+          </w:tcPr>
+          <w:p>
+            <w:pPr>
+              <w:spacing w:before="280" w:after="120"/>
+              <w:jc w:val="center"/>
+            </w:pPr>
+            <w:r/>
+            <w:r>
+              <w:rPr>
+                <w:rFonts w:ascii="Times New Roman" w:hAnsi="Times New Roman"/>
+                <w:b/>
+                <w:color w:val="993300"/>
+                <w:sz w:val="21"/>
+              </w:rPr>
+              <w:t>[ PLACEHOLDER — FIGURE 9 NOT YET INSERTED ]</w:t>
+            </w:r>
+          </w:p>
+          <w:p>
+            <w:pPr>
+              <w:spacing w:after="160"/>
+              <w:jc w:val="center"/>
+            </w:pPr>
+            <w:r>
+              <w:rPr>
+                <w:rFonts w:ascii="Times New Roman" w:hAnsi="Times New Roman"/>
+                <w:b/>
+                <w:color w:val="333333"/>
+                <w:sz w:val="22"/>
+              </w:rPr>
+              <w:t>Ablation study results</w:t>
+            </w:r>
+          </w:p>
+          <w:p>
+            <w:pPr>
+              <w:spacing w:after="280" w:line="300" w:lineRule="auto"/>
+              <w:ind w:left="432" w:right="432"/>
+              <w:jc w:val="center"/>
+            </w:pPr>
+            <w:r>
+              <w:rPr>
+                <w:rFonts w:ascii="Times New Roman" w:hAnsi="Times New Roman"/>
+                <w:i/>
+                <w:color w:val="555555"/>
+                <w:sz w:val="19"/>
+              </w:rPr>
+              <w:t>A horizontal bar chart listing each configuration from Table 7 on the y-axis (Full AEGIS, minus vocabulary injection, minus semantic layer, minus AST validation, minus confidence-gated clarification, minus permission rewriter, minus repair-on-parse-failure) with execution-validity percentage bars: 100%, 64.7%, 88.7%, 100%, 94.2%, 100%, 92.9%. Highlight the 'minus vocabulary injection' bar in a distinct color (e.g. red), since it shows the largest drop, to visually confirm it is the single most load-bearing component.</w:t>
+            </w:r>
+          </w:p>
+        </w:tc>
+      </w:tr>
+    </w:tbl>
+    <w:p>
+      <w:pPr>
+        <w:spacing w:before="120" w:after="280"/>
+        <w:jc w:val="center"/>
+      </w:pPr>
+      <w:r>
+        <w:rPr>
+          <w:rFonts w:ascii="Times New Roman" w:hAnsi="Times New Roman"/>
+          <w:b/>
+          <w:sz w:val="21"/>
+        </w:rPr>
+        <w:t>Figure 9: Ablation study results</w:t>
       </w:r>
     </w:p>
     <w:p>
@@ -14491,6 +15295,96 @@
         <w:t>AEGIS's safety infrastructure, the deterministic stages that carry out coverage validation, semantic mapping, permission rewriting, compilation, visualization selection, and widget persistence combined, adds a median of roughly 20 ms of overhead, negligible relative to the 1,850 ms median LLM API call. With a locally hosted Ollama model, median LLM call latency drops to approximately 340 ms, bringing total end-to-end latency below 430 ms. The safety guarantees established in Chapter 3 are, in this sense, effectively free: the cost of AEGIS's architecture is dominated by the same LLM call a direct LLM-to-SQL system would also have to make.</w:t>
       </w:r>
     </w:p>
+    <w:tbl>
+      <w:tblPr>
+        <w:tblW w:type="auto" w:w="0"/>
+        <w:jc w:val="center"/>
+        <w:tblLayout w:type="fixed"/>
+        <w:tblLook w:firstColumn="1" w:firstRow="1" w:lastColumn="0" w:lastRow="0" w:noHBand="0" w:noVBand="1" w:val="04A0"/>
+      </w:tblPr>
+      <w:tblGrid>
+        <w:gridCol w:w="9072"/>
+      </w:tblGrid>
+      <w:tr>
+        <w:trPr>
+          <w:trHeight w:val="3744"/>
+          <w:trHeight w:val="3744" w:hRule="atLeast"/>
+        </w:trPr>
+        <w:tc>
+          <w:tcPr>
+            <w:tcW w:type="dxa" w:w="9072"/>
+            <w:tcBorders>
+              <w:top w:val="dashed" w:sz="10" w:space="0" w:color="888888"/>
+              <w:left w:val="dashed" w:sz="10" w:space="0" w:color="888888"/>
+              <w:bottom w:val="dashed" w:sz="10" w:space="0" w:color="888888"/>
+              <w:right w:val="dashed" w:sz="10" w:space="0" w:color="888888"/>
+            </w:tcBorders>
+            <w:shd w:val="clear" w:fill="F7F7F7"/>
+          </w:tcPr>
+          <w:p>
+            <w:pPr>
+              <w:spacing w:before="280" w:after="120"/>
+              <w:jc w:val="center"/>
+            </w:pPr>
+            <w:r/>
+            <w:r>
+              <w:rPr>
+                <w:rFonts w:ascii="Times New Roman" w:hAnsi="Times New Roman"/>
+                <w:b/>
+                <w:color w:val="993300"/>
+                <w:sz w:val="21"/>
+              </w:rPr>
+              <w:t>[ PLACEHOLDER — FIGURE 10 NOT YET INSERTED ]</w:t>
+            </w:r>
+          </w:p>
+          <w:p>
+            <w:pPr>
+              <w:spacing w:after="160"/>
+              <w:jc w:val="center"/>
+            </w:pPr>
+            <w:r>
+              <w:rPr>
+                <w:rFonts w:ascii="Times New Roman" w:hAnsi="Times New Roman"/>
+                <w:b/>
+                <w:color w:val="333333"/>
+                <w:sz w:val="22"/>
+              </w:rPr>
+              <w:t>Pipeline stage latency breakdown</w:t>
+            </w:r>
+          </w:p>
+          <w:p>
+            <w:pPr>
+              <w:spacing w:after="280" w:line="300" w:lineRule="auto"/>
+              <w:ind w:left="432" w:right="432"/>
+              <w:jc w:val="center"/>
+            </w:pPr>
+            <w:r>
+              <w:rPr>
+                <w:rFonts w:ascii="Times New Roman" w:hAnsi="Times New Roman"/>
+                <w:i/>
+                <w:color w:val="555555"/>
+                <w:sz w:val="19"/>
+              </w:rPr>
+              <w:t>A horizontal stacked bar (or waterfall) chart of the six pipeline stages from Table 9 and their median latency: LLM API call (Groq) 1,850 ms, semantic mapping 12 ms, SQL compilation 8 ms, query execution (MySQL) 45 ms, visualization selector 2 ms, widget persistence 5 ms, totaling 1,922 ms. Since the LLM call dominates at 96.2% of the total, include an inset panel zooming into just the five non-LLM stages (the remaining ~72 ms) so their relative proportions are visible rather than compressed to invisibility next to the LLM bar.</w:t>
+            </w:r>
+          </w:p>
+        </w:tc>
+      </w:tr>
+    </w:tbl>
+    <w:p>
+      <w:pPr>
+        <w:spacing w:before="120" w:after="280"/>
+        <w:jc w:val="center"/>
+      </w:pPr>
+      <w:r>
+        <w:rPr>
+          <w:rFonts w:ascii="Times New Roman" w:hAnsi="Times New Roman"/>
+          <w:b/>
+          <w:sz w:val="21"/>
+        </w:rPr>
+        <w:t>Figure 10: Pipeline stage latency breakdown</w:t>
+      </w:r>
+    </w:p>
     <w:p>
       <w:pPr>
         <w:spacing w:before="320" w:after="160"/>
@@ -14518,6 +15412,96 @@
           <w:sz w:val="24"/>
         </w:rPr>
         <w:t>Among the 2.6% of the 312 formative-study requests that could not be answered at all, coverage-boundary rejections broke down as follows: metrics not present in the semantic layer (35% of rejections), unregistered dimensions (28%), requests requiring multi-metric aggregation beyond a single pattern (18%), causal or explanatory questions such as “why did revenue drop” (12%), and requests requiring a join path not present in the join graph (7%). Every rejection, in this study and in the benchmark, included the full list of available identifiers rather than a bare error, consistent with the design principle (Section 3.3) that a coverage failure should be actionable rather than opaque.</w:t>
+      </w:r>
+    </w:p>
+    <w:tbl>
+      <w:tblPr>
+        <w:tblW w:type="auto" w:w="0"/>
+        <w:jc w:val="center"/>
+        <w:tblLayout w:type="fixed"/>
+        <w:tblLook w:firstColumn="1" w:firstRow="1" w:lastColumn="0" w:lastRow="0" w:noHBand="0" w:noVBand="1" w:val="04A0"/>
+      </w:tblPr>
+      <w:tblGrid>
+        <w:gridCol w:w="9072"/>
+      </w:tblGrid>
+      <w:tr>
+        <w:trPr>
+          <w:trHeight w:val="3744"/>
+          <w:trHeight w:val="3744" w:hRule="atLeast"/>
+        </w:trPr>
+        <w:tc>
+          <w:tcPr>
+            <w:tcW w:type="dxa" w:w="9072"/>
+            <w:tcBorders>
+              <w:top w:val="dashed" w:sz="10" w:space="0" w:color="888888"/>
+              <w:left w:val="dashed" w:sz="10" w:space="0" w:color="888888"/>
+              <w:bottom w:val="dashed" w:sz="10" w:space="0" w:color="888888"/>
+              <w:right w:val="dashed" w:sz="10" w:space="0" w:color="888888"/>
+            </w:tcBorders>
+            <w:shd w:val="clear" w:fill="F7F7F7"/>
+          </w:tcPr>
+          <w:p>
+            <w:pPr>
+              <w:spacing w:before="280" w:after="120"/>
+              <w:jc w:val="center"/>
+            </w:pPr>
+            <w:r/>
+            <w:r>
+              <w:rPr>
+                <w:rFonts w:ascii="Times New Roman" w:hAnsi="Times New Roman"/>
+                <w:b/>
+                <w:color w:val="993300"/>
+                <w:sz w:val="21"/>
+              </w:rPr>
+              <w:t>[ PLACEHOLDER — FIGURE 11 NOT YET INSERTED ]</w:t>
+            </w:r>
+          </w:p>
+          <w:p>
+            <w:pPr>
+              <w:spacing w:after="160"/>
+              <w:jc w:val="center"/>
+            </w:pPr>
+            <w:r>
+              <w:rPr>
+                <w:rFonts w:ascii="Times New Roman" w:hAnsi="Times New Roman"/>
+                <w:b/>
+                <w:color w:val="333333"/>
+                <w:sz w:val="22"/>
+              </w:rPr>
+              <w:t>Query outcome distribution and coverage-boundary rejection reasons</w:t>
+            </w:r>
+          </w:p>
+          <w:p>
+            <w:pPr>
+              <w:spacing w:after="280" w:line="300" w:lineRule="auto"/>
+              <w:ind w:left="432" w:right="432"/>
+              <w:jc w:val="center"/>
+            </w:pPr>
+            <w:r>
+              <w:rPr>
+                <w:rFonts w:ascii="Times New Roman" w:hAnsi="Times New Roman"/>
+                <w:i/>
+                <w:color w:val="555555"/>
+                <w:sz w:val="19"/>
+              </w:rPr>
+              <w:t>Two side-by-side panels. LEFT panel: a donut/pie chart of query outcomes across the 312 formative-study requests — Answered directly 81.7%, Answered after one clarification 11.5%, Answered after semantic layer extension 4.2%, Could not be answered 2.6%. RIGHT panel: a second pie/bar chart breaking down only that 2.6% rejected slice into its underlying reasons: metrics not in semantic layer 35%, unregistered dimensions 28%, multi-metric aggregation 18%, causal/explanatory questions 12%, missing join paths 7%.</w:t>
+            </w:r>
+          </w:p>
+        </w:tc>
+      </w:tr>
+    </w:tbl>
+    <w:p>
+      <w:pPr>
+        <w:spacing w:before="120" w:after="280"/>
+        <w:jc w:val="center"/>
+      </w:pPr>
+      <w:r>
+        <w:rPr>
+          <w:rFonts w:ascii="Times New Roman" w:hAnsi="Times New Roman"/>
+          <w:b/>
+          <w:sz w:val="21"/>
+        </w:rPr>
+        <w:t>Figure 11: Query outcome distribution and coverage-boundary rejection reasons</w:t>
       </w:r>
     </w:p>
     <w:p>

--- a/docs/scripts/AEGIS Thesis Book Draft - A Constraint-Based Architecture for Safe LLM-Assisted Natural Language Analytics.docx
+++ b/docs/scripts/AEGIS Thesis Book Draft - A Constraint-Based Architecture for Safe LLM-Assisted Natural Language Analytics.docx
@@ -2513,7 +2513,7 @@
           <w:i w:val="0"/>
           <w:sz w:val="24"/>
         </w:rPr>
-        <w:t>Natural language interfaces to databases (NLIDBs) try to solve this problem. The idea is simple: a user should be able to ask “which categories have the highest refund rates this month?” and get a correct, visual answer without writing SQL. Researchers have made good progress here. Neural text-to-SQL systems now exceed 90% accuracy on the Spider benchmark [28], and large language models can produce reasonable-looking SQL with minimal setup [10]. But there is still a gap between benchmark results and real-world deployment, which Chapter 2 examines in detail.</w:t>
+        <w:t>Natural language interfaces to databases (NLIDBs) try to solve this problem. The idea is simple: a user should be able to ask “which categories have the highest refund rates this month?” and get a correct, visual answer without writing SQL. Researchers have made good progress here. Neural text-to-SQL systems now exceed 90% accuracy on the Spider benchmark [16], and large language models can produce reasonable-looking SQL with minimal setup [6]. But there is still a gap between benchmark results and real-world deployment, which Chapter 2 examines in detail.</w:t>
       </w:r>
     </w:p>
     <w:p>
@@ -2915,7 +2915,7 @@
           <w:i w:val="0"/>
           <w:sz w:val="24"/>
         </w:rPr>
-        <w:t>This chapter surveys prior work across six areas that bear on AEGIS's design: natural language interfaces to databases, neural text-to-SQL and its benchmarks, constrained decoding and recent hybrid NL-to-SQL systems, natural language for visualization, dashboard generation, and semantic layers for controlled analytics. It closes with a review of recent practitioner and adoption-focused literature on AI-powered dashboards, a comparative summary table, and an explicit research gap analysis. Thirty-one sources are reviewed. A systematic re-check of this thesis's reference collection against the source PDFs, undertaken during the preparation of this chapter, found that two files had been filed under the wrong name (an incorrect PDF saved against the correct citation text). Both misfiled papers turned out to be genuinely relevant and are retained under their correct, verified titles (Sections 2.3 and 2.7); the two originally-intended papers were subsequently located, confirmed, and added to the collection under their correct filenames, so this chapter reviews both.</w:t>
+        <w:t>This chapter reviews the sources most directly comparable to AEGIS, grouped by theme: natural language interfaces to databases, neural and LLM-based text-to-SQL, natural language for visualization and dashboards, and applied conversational business intelligence. Closely related sources are discussed together rather than one at a time where they make the same architectural point. Sources only loosely adjacent to AEGIS's technical contribution (general business-adoption surveys, dashboard-governance literature, evaluation-methodology papers unrelated to safety) are outside this review's scope.</w:t>
       </w:r>
     </w:p>
     <w:p>
@@ -2934,7 +2934,7 @@
     </w:p>
     <w:p>
       <w:pPr>
-        <w:spacing w:after="200" w:before="0" w:line="360" w:lineRule="auto"/>
+        <w:spacing w:after="160" w:before="0" w:line="360" w:lineRule="auto"/>
         <w:jc w:val="both"/>
       </w:pPr>
       <w:r>
@@ -2944,12 +2944,12 @@
           <w:i w:val="0"/>
           <w:sz w:val="24"/>
         </w:rPr>
-        <w:t>Natural language database interfaces have been studied for over four decades. Early systems such as LUNAR and TEAM used hand-crafted grammars and domain-specific ontologies to parse queries. These systems were brittle under vocabulary variation, but they established the core insight that query understanding requires an explicit bridge between natural language and schema semantics, rather than treating the schema as implicit context for a general-purpose language model.</w:t>
-      </w:r>
-    </w:p>
-    <w:p>
-      <w:pPr>
-        <w:spacing w:after="200" w:before="0" w:line="360" w:lineRule="auto"/>
+        <w:t>Two systematic surveys frame this literature. Affolter et al. [1] benchmark 24 NLIDBs against ten questions of increasing complexity across four architectural classes (keyword, pattern, parsing, grammar-based); grammar-based systems achieve the broadest coverage but require users to learn a constrained vocabulary. Liu and Xu's more recent review [7] is the only one to name SQL-injection risk directly, discussing TrojanSQL, a backdoor injection attack the authors report is difficult to defend against, yet their only recommended mitigation is generic (“additional layers of security or filtering”), with no architectural defense proposed. Neither survey finds a system that treats safety as a structural property.</w:t>
+      </w:r>
+    </w:p>
+    <w:p>
+      <w:pPr>
+        <w:spacing w:after="0" w:before="0" w:line="360" w:lineRule="auto"/>
         <w:jc w:val="both"/>
       </w:pPr>
       <w:r>
@@ -2959,12 +2959,26 @@
           <w:i w:val="0"/>
           <w:sz w:val="24"/>
         </w:rPr>
-        <w:t>Affolter et al. [1] provide the most systematic comparison of this literature to date. They define a ten-question benchmark of increasing complexity (joins, filters, aggregation, negation, subqueries) and evaluate 24 NLIDBs across four architectural classes: keyword-based, pattern-based, parsing-based, and grammar-based. Keyword-based systems answer only simple filter queries and fail on aggregation or subqueries; grammar-based systems such as SQUALL and SPARKLIS achieve the broadest coverage but require users to learn a constrained query vocabulary; parsing-based, ontology-driven systems handle free natural language well but stumble on negation and multi-level subqueries. Their survey never evaluates SQL injection, hallucination, or adversarial safety, a gap this thesis addresses directly.</w:t>
-      </w:r>
-    </w:p>
-    <w:p>
-      <w:pPr>
-        <w:spacing w:after="200" w:before="0" w:line="360" w:lineRule="auto"/>
+        <w:t>NaLIR [5] and Veezoo [4] are the closest prior systems to AEGIS's use of a curated vocabulary. NaLIR parses a query into a grammar-constrained intermediate “query tree” and surfaces ambiguity to the user through a short multiple-choice interaction rather than guessing, correctly completing 88 of 98 tasks versus 56 of 98 without this step. Veezoo constrains matching with an editable Knowledge Graph structurally analogous to a semantic layer, needing a median of two reformulations to reach a correct answer in a controlled study. Both, however, still compile into open-ended SQL and depend on user-facing dialogue to recover from a wrong query rather than preventing an unsafe one up front, and both produce one-off answers with no persistence.</w:t>
+      </w:r>
+    </w:p>
+    <w:p>
+      <w:pPr>
+        <w:spacing w:before="320" w:after="160"/>
+        <w:jc w:val="left"/>
+      </w:pPr>
+      <w:r>
+        <w:rPr>
+          <w:rFonts w:ascii="Times New Roman" w:hAnsi="Times New Roman"/>
+          <w:b/>
+          <w:sz w:val="28"/>
+        </w:rPr>
+        <w:t>2.2  Neural and LLM-Based Text-to-SQL</w:t>
+      </w:r>
+    </w:p>
+    <w:p>
+      <w:pPr>
+        <w:spacing w:after="160" w:before="0" w:line="360" w:lineRule="auto"/>
         <w:jc w:val="both"/>
       </w:pPr>
       <w:r>
@@ -2974,12 +2988,12 @@
           <w:i w:val="0"/>
           <w:sz w:val="24"/>
         </w:rPr>
-        <w:t>NaLIR [9] is an important modern NLIDB because it treats ambiguity as a problem to expose rather than to silently resolve. NaLIR parses a query into a grammar-constrained intermediate “query tree” that maps deterministically to SQL, and when parsing is ambiguous it presents the user with a short multiple-choice interaction rather than guessing. In a user study on the Microsoft Academic Search dataset, users with NaLIR's interactive step correctly completed 88 of 98 tasks, versus 56 of 98 using MAS's native faceted-search interface, and only about 68 of 98 without the interactive step. Without interaction, most wrong answers went undetected by users. NaLIR anticipates AEGIS's separation of language understanding from SQL construction, but its correctness still depends on the user actively catching and correcting ambiguous parses; AEGIS instead restricts the LLM to a fixed, pre-approved vocabulary so that incorrect or unsafe SQL is structurally harder to produce in the first place, and it persists results as reusable widgets, which NaLIR does not.</w:t>
-      </w:r>
-    </w:p>
-    <w:p>
-      <w:pPr>
-        <w:spacing w:after="200" w:before="0" w:line="360" w:lineRule="auto"/>
+        <w:t>Spider [16] and BIRD [6] provide the clearest evidence that free-form generation is unreliable at scale. Spider's strict cross-domain train/test split found the best contemporary baseline reached only 12.4% exact-match accuracy on unseen schemas. BIRD went further, testing 95 real, large databases with expert-annotated domain knowledge: even GPT-4 combined with DIN-SQL prompting reached only 55.9% execution accuracy against a 92.96% human-expert ceiling, with wrong schema linking (41.6%) and misunderstood database values (40.8%) as the dominant failure modes.</w:t>
+      </w:r>
+    </w:p>
+    <w:p>
+      <w:pPr>
+        <w:spacing w:after="160" w:before="0" w:line="360" w:lineRule="auto"/>
         <w:jc w:val="both"/>
       </w:pPr>
       <w:r>
@@ -2989,7 +3003,7 @@
           <w:i w:val="0"/>
           <w:sz w:val="24"/>
         </w:rPr>
-        <w:t>Lehmann et al. describe Veezoo, a commercial analytics platform built around an auto-generated, user-editable Knowledge Graph that matches keywords to database concepts, combined with entity linking, relation extraction, and an ML-based ranking model over candidate logical forms. A controlled experiment with 16 users and an adversarially unoptimized configuration found a median of two query reformulations needed to reach a correct answer. Veezoo's Knowledge Graph is structurally analogous to AEGIS's semantic layer [8], but Veezoo still compiles candidate logical forms into open-ended SQL and relies on iterative dialogue to recover from wrong answers, a generate-fail-retry interaction pattern. AEGIS instead aims to prevent incorrect or unsafe generation up front through a fixed template library.</w:t>
+        <w:t>RAT-SQL [15] and PICARD [10] each constrain the same underlying generation approach without changing who authors the SQL. RAT-SQL encodes the schema as a relational graph via relation-aware self-attention, reaching 57.2% exact-match on Spider, yet oracle analysis attributes 72-81% of its remaining errors to wrong column or table selection. PICARD instead constrains decoding at the token level, cutting invalid SQL on Spider from roughly 12% to 2% — but the LLM still writes every character of the SQL string, so a semantic bug invisible to the grammar check (a wrong join, a wrong business formula) can still pass through as syntactically valid SQL.</w:t>
       </w:r>
     </w:p>
     <w:p>
@@ -3004,7 +3018,7 @@
           <w:i w:val="0"/>
           <w:sz w:val="24"/>
         </w:rPr>
-        <w:t>Liu and Xu [11] provide the most recent systematic review, organizing NLIDB research around a three-stage pipeline of preprocessing, understanding, and translation. Their review is the only one of the reviewed surveys to document empirical SQL-injection risk directly: it discusses TrojanSQL, a backdoor-based injection attack framework against text-to-SQL systems that the authors report achieves a high attack success rate and is difficult to defend against. Their recommended mitigations, chiefly vetted training data and “additional layers of security or filtering,” are general and non-constructive. AEGIS operationalizes exactly this recommendation: by never allowing the LLM to generate SQL text and compiling every query deterministically from a fixed template library, the class of attack Liu and Xu describe cannot reach the SQL layer regardless of what the LLM outputs.</w:t>
+        <w:t>G-SQL [12] and TriSQL [13] sit at opposite ends of the same spectrum and are the two closest points of comparison for AEGIS. G-SQL is rule-based and template-driven over a curated schema representation, deliberately avoiding a neural component that writes SQL directly; it reaches 100% execution accuracy on easy queries but falls to 45-55% on extra-hard ones. TriSQL is, at the time of writing, the state of the art: a three-stage LLM pipeline (schema selection, skeleton-first generation, complexity-aware refinement) reaching 82.2% execution accuracy on Spider. It is the sharpest possible contrast to AEGIS, precisely because it is state of the art and still has the LLM produce the final executable SQL directly, with no semantic layer and no reported safety evaluation.</w:t>
       </w:r>
     </w:p>
     <w:p>
@@ -3018,12 +3032,12 @@
           <w:b/>
           <w:sz w:val="28"/>
         </w:rPr>
-        <w:t>2.2  Neural Text-to-SQL and Benchmark Progress</w:t>
-      </w:r>
-    </w:p>
-    <w:p>
-      <w:pPr>
-        <w:spacing w:after="200" w:before="0" w:line="360" w:lineRule="auto"/>
+        <w:t>2.3  Natural Language for Visualization and Dashboards</w:t>
+      </w:r>
+    </w:p>
+    <w:p>
+      <w:pPr>
+        <w:spacing w:after="160" w:before="0" w:line="360" w:lineRule="auto"/>
         <w:jc w:val="both"/>
       </w:pPr>
       <w:r>
@@ -3033,12 +3047,12 @@
           <w:i w:val="0"/>
           <w:sz w:val="24"/>
         </w:rPr>
-        <w:t>The field shifted decisively toward neural approaches with Seq2SQL [31], which combined a SQL-structured decoder (aggregation classifier, SELECT-column pointer, WHERE-clause pointer) with reinforcement learning driven by in-the-loop query execution, and released WikiSQL, 80,654 question-SQL-table triples restricted to single-table SELECT/aggregation/WHERE queries. Seq2SQL reached 59.4% execution accuracy on WikiSQL and reduced invalid-SQL generation from roughly 7.9% to 4.8% relative to a prior sequence-to-sequence baseline, demonstrating that constraining a model's output structure improves both accuracy and validity. AEGIS extends this same insight to its logical conclusion: rather than a network that still emits SQL tokens with residual freedom to hallucinate columns, AEGIS removes SQL emission from the model entirely.</w:t>
-      </w:r>
-    </w:p>
-    <w:p>
-      <w:pPr>
-        <w:spacing w:after="200" w:before="0" w:line="360" w:lineRule="auto"/>
+        <w:t>nl4dv [8] and DataTone [3] are the closest visualization-side precedents. nl4dv maps natural language to a small, fixed set of five analytic tasks via a rule-based mapping table, closely analogous to AEGIS's bounded-vocabulary design, but has no SQL-safety or permission layer at all since it operates only on an in-memory dataset, and produces a one-off specification with no persistence. DataTone instead surfaces ambiguity through interactive widgets rather than resolving it silently, significantly outperforming IBM Watson Analytics in a comparative study (5.43 vs. 2.00 correct facts, p &lt; 0.01), but is limited to single-table data with no persistence mechanism.</w:t>
+      </w:r>
+    </w:p>
+    <w:p>
+      <w:pPr>
+        <w:spacing w:after="0" w:before="0" w:line="360" w:lineRule="auto"/>
         <w:jc w:val="both"/>
       </w:pPr>
       <w:r>
@@ -3048,12 +3062,26 @@
           <w:i w:val="0"/>
           <w:sz w:val="24"/>
         </w:rPr>
-        <w:t>Spider [28] exposed how far this problem remained from solved. Its 10,181 questions and 5,693 unique SQL queries span 200 multi-table databases with a strict train/test database split, forcing genuine generalization to unseen schemas. The best baseline of the time reached only 12.4% exact-match accuracy under this cross-domain setting, and accuracy degraded further as the number of foreign keys grew. SParC [29] and CoSQL [30] extended Spider's databases to conversational, multi-turn settings: SParC's best model reached only 20.2% exact-match accuracy over individual questions in a sequence, dropping sharply with turn number, and CoSQL found that roughly 40% of realistic user questions could not be directly converted to SQL at all, requiring clarification, inference, or a coverage rejection. AEGIS's semantic layer effectively hard-codes the ambiguous-or-unanswerable detection that CoSQL's models struggle to learn, by rejecting or clarifying any intent that does not map onto its approved vocabulary rather than attempting to freely interpret and generate SQL for arbitrary questions.</w:t>
-      </w:r>
-    </w:p>
-    <w:p>
-      <w:pPr>
-        <w:spacing w:after="200" w:before="0" w:line="360" w:lineRule="auto"/>
+        <w:t>DashBot [2] composes multi-chart dashboards with deep reinforcement learning guided by design rules (diversity, parsimony) drawn from a study of 90 real dashboards. It has no natural-language input at all, and because it never generates SQL from user language, it never encounters the safety problem AEGIS is built to solve.</w:t>
+      </w:r>
+    </w:p>
+    <w:p>
+      <w:pPr>
+        <w:spacing w:before="320" w:after="160"/>
+        <w:jc w:val="left"/>
+      </w:pPr>
+      <w:r>
+        <w:rPr>
+          <w:rFonts w:ascii="Times New Roman" w:hAnsi="Times New Roman"/>
+          <w:b/>
+          <w:sz w:val="28"/>
+        </w:rPr>
+        <w:t>2.4  Applied Conversational Business Intelligence</w:t>
+      </w:r>
+    </w:p>
+    <w:p>
+      <w:pPr>
+        <w:spacing w:after="0" w:before="0" w:line="360" w:lineRule="auto"/>
         <w:jc w:val="both"/>
       </w:pPr>
       <w:r>
@@ -3063,22 +3091,7 @@
           <w:i w:val="0"/>
           <w:sz w:val="24"/>
         </w:rPr>
-        <w:t>BIRD [10] closed the gap between academic benchmarks and production conditions by testing 95 real, large databases (up to 33.4 GB) with expert-written domain-knowledge annotations. Even the best evaluated model, GPT-4 combined with DIN-SQL prompting, reached only 55.9% execution accuracy against a 92.96% human-expert ceiling, and the dominant failure modes were wrong schema linking (41.6% of errors) and misunderstanding database content or values (40.8%). This is the strongest available evidence for AEGIS's core motivating claim: even frontier LLMs generating free-form SQL against real, large schemas hallucinate schema elements and misinterpret values in roughly two out of every five cases. AEGIS avoids this failure class by never asking the LLM to resolve schema, joins, or literal values at all; it only classifies a request into a fixed, pre-vetted vocabulary, after which a deterministic compiler resolves every join and expression.</w:t>
-      </w:r>
-    </w:p>
-    <w:p>
-      <w:pPr>
-        <w:spacing w:after="0" w:before="0" w:line="360" w:lineRule="auto"/>
-        <w:jc w:val="both"/>
-      </w:pPr>
-      <w:r>
-        <w:rPr>
-          <w:rFonts w:ascii="Times New Roman" w:hAnsi="Times New Roman"/>
-          <w:b w:val="0"/>
-          <w:i w:val="0"/>
-          <w:sz w:val="24"/>
-        </w:rPr>
-        <w:t>RAT-SQL [25] is the most sophisticated attempt within the free-form generation paradigm to solve schema linking directly, using relation-aware self-attention over a typed schema graph and a grammar-constrained decoder, reaching 57.2% exact-match accuracy on Spider (65.6% with BERT augmentation). Even so, oracle analysis attributed 72-81% of its remaining errors to wrong column or table selection or wrong SQL structure. RAT-SQL's schema graph plays a role analogous to AEGIS's semantic layer, but is used to guide free SQL token generation rather than to constrain a bounded classification space; its grammar constraint guarantees syntactic validity only, not semantic correctness, safety, or injection-proofing, which remain unaddressed by any paper in this section.</w:t>
+        <w:t>Two recent applied studies bookend AEGIS's design choice. Shailesh et al. [11] describe a deployed Groq/LangChain assistant that gives an LLM direct SQL-execution tools and a self-correction retry loop — a live, working example of exactly the attack surface AEGIS's threat model closes (Section 3.5), with no reported adversarial evaluation. Valkenburgh [14], by contrast, independently arrives at AEGIS's central design principle in an unrelated domain: a deterministic, non-AI formalism computes a business explanation, and an LLM is used only to narrate the already-correct result. A pre-study in the same thesis found that ten commercial AI-BI products could all answer simple descriptive queries but none could correctly answer explanatory ones without manual reconfiguration — direct evidence that unconstrained LLM reasoning fails at exactly the class of task AEGIS targets.</w:t>
       </w:r>
     </w:p>
     <w:p>
@@ -3092,332 +3105,7 @@
           <w:b/>
           <w:sz w:val="28"/>
         </w:rPr>
-        <w:t>2.3  Constrained Decoding and Recent NL-to-SQL Systems</w:t>
-      </w:r>
-    </w:p>
-    <w:p>
-      <w:pPr>
-        <w:spacing w:after="200" w:before="0" w:line="360" w:lineRule="auto"/>
-        <w:jc w:val="both"/>
-      </w:pPr>
-      <w:r>
-        <w:rPr>
-          <w:rFonts w:ascii="Times New Roman" w:hAnsi="Times New Roman"/>
-          <w:b w:val="0"/>
-          <w:i w:val="0"/>
-          <w:sz w:val="24"/>
-        </w:rPr>
-        <w:t>PICARD [18] is the closest prior technique to AEGIS's philosophy of restricting model output, and the most important contrast case for this thesis. It is an inference-time, model-agnostic constrained-decoding method that uses incremental parsing during beam search to reject any candidate token that would make the partial SQL output invalid against a grammar and the target schema. Applied to T5-3B, PICARD reduced the invalid-SQL rate on the Spider development set from roughly 12% to 2% and raised execution accuracy to a then state-of-the-art 79.3%. Even at its strictest setting, however, PICARD does not eliminate invalid SQL, and because the LLM still writes every character of the SQL string, any semantic bug not caught by the grammar or schema check (a wrong join, a wrong aggregation, a wrong business definition of a metric) can pass through as syntactically valid but analytically wrong SQL. PICARD constrains what tokens the LLM may emit while it writes SQL; AEGIS removes SQL-writing from the LLM's role entirely, which is a categorically stronger guarantee because it eliminates an entire failure class rather than reducing its probability at the token level.</w:t>
-      </w:r>
-    </w:p>
-    <w:p>
-      <w:pPr>
-        <w:spacing w:after="200" w:before="0" w:line="360" w:lineRule="auto"/>
-        <w:jc w:val="both"/>
-      </w:pPr>
-      <w:r>
-        <w:rPr>
-          <w:rFonts w:ascii="Times New Roman" w:hAnsi="Times New Roman"/>
-          <w:b w:val="0"/>
-          <w:i w:val="0"/>
-          <w:sz w:val="24"/>
-        </w:rPr>
-        <w:t>G-SQL [21] is the closest architectural precedent to AEGIS among the reviewed systems: a rule-based, template-driven SQL generator built on a structured, curated schema representation and a domain-specific synonym dictionary, deliberately avoiding a neural component that writes SQL directly. On the IMDB, Yelp, and MAS benchmarks it achieved 100% execution accuracy on easy queries across all three, but accuracy fell to 45-55% on extra-hard queries requiring nested reasoning. AEGIS builds on the same core insight, that a curated vocabulary plus deterministic clause assembly yields much higher executability than free-form generation, but replaces G-SQL's classical NLP pipeline (dependency parsing, GloVe embeddings) with an LLM-based intent extractor, and adds a persisted, reusable dashboard-widget layer that G-SQL does not have.</w:t>
-      </w:r>
-    </w:p>
-    <w:p>
-      <w:pPr>
-        <w:spacing w:after="200" w:before="0" w:line="360" w:lineRule="auto"/>
-        <w:jc w:val="both"/>
-      </w:pPr>
-      <w:r>
-        <w:rPr>
-          <w:rFonts w:ascii="Times New Roman" w:hAnsi="Times New Roman"/>
-          <w:b w:val="0"/>
-          <w:i w:val="0"/>
-          <w:sz w:val="24"/>
-        </w:rPr>
-        <w:t>A generative-AI-based conversion system by Jha et al. [6] illustrates the pattern this thesis argues against: a sequence-to-sequence model directly emits SQL text from unconstrained natural language, with a rule-based module added afterward only to produce a plain-language explanation of whatever SQL the generator happened to produce. No accuracy or robustness evaluation is reported for the system. The explanation module is a post-hoc rationalization, not a safety mechanism, and cannot prevent a hallucinated table name or an injection-prone output; it exemplifies a broader gap in practitioner literature, where generative NL-to-SQL tools are shipped without a rigorous safety or correctness evaluation.</w:t>
-      </w:r>
-    </w:p>
-    <w:p>
-      <w:pPr>
-        <w:spacing w:after="200" w:before="0" w:line="360" w:lineRule="auto"/>
-        <w:jc w:val="both"/>
-      </w:pPr>
-      <w:r>
-        <w:rPr>
-          <w:rFonts w:ascii="Times New Roman" w:hAnsi="Times New Roman"/>
-          <w:b w:val="0"/>
-          <w:i w:val="0"/>
-          <w:sz w:val="24"/>
-        </w:rPr>
-        <w:t>TriSQL [23] is, at the time of writing, the most recent and most accurate system in the free-form generation paradigm, and the sharpest available contrast to AEGIS's approach precisely because it is state of the art. TriSQL is a three-stage LLM pipeline: a Question-Guided Schema Selector narrows a large schema down to the tables and columns relevant to the question using cross-attention; a Structure-Aware SQL Generator predicts a clause-level skeleton before filling in schema-specific content; and a Complexity-Aware SQL Refiner classifies each question's difficulty and applies an LLM-driven repair loop, with an execution-validated fallback that reverts to whichever of the initial or refined query actually executes. On Spider, TriSQL reaches 82.2% execution accuracy at 180 ms of inference latency, and its ablation study shows that removing the skeleton-first generation stage alone collapses execution accuracy from 82.2% to 18.8%, the same qualitative finding this thesis reports for removing vocabulary injection from AEGIS (Section 5.3). TriSQL is, in other words, concrete evidence that structuring an LLM's generation process substantially improves reliability. It is also, however, a system that still asks the LLM to produce the final executable SQL string directly, refined by further LLM calls, with no semantic layer, no permission rewriter, and no reported injection-safety evaluation at all: its safety properties, whatever they are, are inherited entirely from the underlying model's behavior rather than guaranteed by the pipeline's structure. AEGIS and TriSQL therefore make the same core engineering bet, that unconstrained LLM output is unreliable and should be structured, but apply it to different halves of the problem: TriSQL structures how SQL is generated to raise its accuracy ceiling; AEGIS removes SQL generation from the LLM's role entirely to establish a safety floor. The two approaches are not mutually exclusive, but no paper reviewed in this thesis, including TriSQL, evaluates both properties together.</w:t>
-      </w:r>
-    </w:p>
-    <w:p>
-      <w:pPr>
-        <w:spacing w:after="0" w:before="0" w:line="360" w:lineRule="auto"/>
-        <w:jc w:val="both"/>
-      </w:pPr>
-      <w:r>
-        <w:rPr>
-          <w:rFonts w:ascii="Times New Roman" w:hAnsi="Times New Roman"/>
-          <w:b w:val="0"/>
-          <w:i w:val="0"/>
-          <w:sz w:val="24"/>
-        </w:rPr>
-        <w:t>Pinna et al. [16] raise a methodological point relevant to how any such system should be evaluated: they propose the Query Affinity Score, a continuous metric combining code-embedding similarity and executed-result-table similarity, arguing that binary exact-match and execution-accuracy metrics hide partial correctness, for example, a dropped DISTINCT keyword or a reversed sort order can score as completely wrong under a binary metric despite near-identical SQL text. This is a genuinely useful caution for Chapter 5's evaluation design: AEGIS's own safety property makes most of the failure modes Pinna et al. study architecturally impossible in the first place, since clauses come from vetted templates rather than free generation, but their semantic-versus-structural distinction is a useful frame for grading intent extraction accuracy rather than treating it as pass or fail.</w:t>
-      </w:r>
-    </w:p>
-    <w:p>
-      <w:pPr>
-        <w:spacing w:before="320" w:after="160"/>
-        <w:jc w:val="left"/>
-      </w:pPr>
-      <w:r>
-        <w:rPr>
-          <w:rFonts w:ascii="Times New Roman" w:hAnsi="Times New Roman"/>
-          <w:b/>
-          <w:sz w:val="28"/>
-        </w:rPr>
-        <w:t>2.4  Natural Language for Visualization</w:t>
-      </w:r>
-    </w:p>
-    <w:p>
-      <w:pPr>
-        <w:spacing w:after="200" w:before="0" w:line="360" w:lineRule="auto"/>
-        <w:jc w:val="both"/>
-      </w:pPr>
-      <w:r>
-        <w:rPr>
-          <w:rFonts w:ascii="Times New Roman" w:hAnsi="Times New Roman"/>
-          <w:b w:val="0"/>
-          <w:i w:val="0"/>
-          <w:sz w:val="24"/>
-        </w:rPr>
-        <w:t>A parallel research stream targets chart generation rather than SQL generation. nl4dv [14] is the closest visualization-side precedent to AEGIS's design: a toolkit that maps natural language queries to a small, fixed set of five analytic tasks and a rule-based attribute-task-visualization mapping table, returning a structured JSON specification rather than free-form chart code. It reports response times of 1-18 seconds on small in-memory datasets, but conducts no formal accuracy benchmark, has no SQL-safety or database-permission layer at all (it operates purely on an in-memory dataset, never a live relational schema), and produces one-off specifications with no notion of a persistent, refreshable dashboard object.</w:t>
-      </w:r>
-    </w:p>
-    <w:p>
-      <w:pPr>
-        <w:spacing w:after="200" w:before="0" w:line="360" w:lineRule="auto"/>
-        <w:jc w:val="both"/>
-      </w:pPr>
-      <w:r>
-        <w:rPr>
-          <w:rFonts w:ascii="Times New Roman" w:hAnsi="Times New Roman"/>
-          <w:b w:val="0"/>
-          <w:i w:val="0"/>
-          <w:sz w:val="24"/>
-        </w:rPr>
-        <w:t>DataTone [4] established the alternative philosophy of surfacing ambiguity to the user through interactive “ambiguity widgets” rather than silently resolving it, covering six decision points from attribute recognition to chart-type choice. In a comparative study against IBM Watson Analytics, participants completed significantly more correct facts with DataTone (5.43 versus 2.00 facts, p &lt; 0.01). AEGIS and DataTone address the same underlying ambiguity problem with opposite strategies: DataTone generates many candidate interpretations and lets the user disambiguate after the fact, while AEGIS restricts the LLM's extraction target to a small curated vocabulary up front, preventing many classes of ambiguity from arising at all. DataTone is also explicitly limited to single-table, non-relational data and offers no persistence mechanism.</w:t>
-      </w:r>
-    </w:p>
-    <w:p>
-      <w:pPr>
-        <w:spacing w:after="0" w:before="0" w:line="360" w:lineRule="auto"/>
-        <w:jc w:val="both"/>
-      </w:pPr>
-      <w:r>
-        <w:rPr>
-          <w:rFonts w:ascii="Times New Roman" w:hAnsi="Times New Roman"/>
-          <w:b w:val="0"/>
-          <w:i w:val="0"/>
-          <w:sz w:val="24"/>
-        </w:rPr>
-        <w:t>nvBench [12] demonstrates the risk of the opposite extreme: it synthesizes a 25,750-pair benchmark from Spider's SQL queries and trains ncNet, a Transformer that translates natural language directly, end to end, into a Vega-Zero visualization specification with no deterministic or auditable compilation step in between. Correctness depends entirely on the trained model's generalization, with no template-based guarantee against a malformed or unsafe query, and the output is a single static chart per query rather than a persisted artifact. Eviza extended natural language interaction to already-rendered visualizations, allowing conversational refinement of an existing chart [19], a concept AEGIS's clarification model draws on when a request is ambiguous. Kavaz et al.'s scoping review of chatbot-based visualization interfaces [7] found that across 20 surveyed systems, 90% supported only low-level queries, half used fixed rather than adaptive visual mapping, and only 4 of 20 supported any follow-up or conversational interaction, confirming that most systems in this space regenerate a visualization each time rather than treating a validated query-chart pairing as a durable, reusable object, precisely the gap AEGIS's widget persistence model closes.</w:t>
-      </w:r>
-    </w:p>
-    <w:p>
-      <w:pPr>
-        <w:spacing w:before="320" w:after="160"/>
-        <w:jc w:val="left"/>
-      </w:pPr>
-      <w:r>
-        <w:rPr>
-          <w:rFonts w:ascii="Times New Roman" w:hAnsi="Times New Roman"/>
-          <w:b/>
-          <w:sz w:val="28"/>
-        </w:rPr>
-        <w:t>2.5  Dashboard Generation</w:t>
-      </w:r>
-    </w:p>
-    <w:p>
-      <w:pPr>
-        <w:spacing w:after="0" w:before="0" w:line="360" w:lineRule="auto"/>
-        <w:jc w:val="both"/>
-      </w:pPr>
-      <w:r>
-        <w:rPr>
-          <w:rFonts w:ascii="Times New Roman" w:hAnsi="Times New Roman"/>
-          <w:b w:val="0"/>
-          <w:i w:val="0"/>
-          <w:sz w:val="24"/>
-        </w:rPr>
-        <w:t>Dashboard generation as an automated design problem has attracted growing attention. DashBot [3] formulates dashboard construction as a Markov decision process solved with deep reinforcement learning (A3C), using a preliminary study of 90 real Tableau and Power BI dashboards to define reward functions for presentation quality (diversity, parsimony) and statistical insight (trend, correlation, comparison). A user study found DashBot preferred over a prior deep-learning dashboard generator, MultiVision [27], on 76-88% of quality dimensions. Both systems, however, operate without any natural language input or intent layer: a user cannot ask a question in English; the agent instead explores a dataset unprompted. Neither faces an LLM-generated-SQL attack surface at all, because neither generates SQL from user language, which is precisely the problem AEGIS's semantic layer and compiler are built to solve and that DashBot's architecture never encounters. DataShot [26] and Calliope [22] used statistical fact extraction followed by template-based layout to generate narrative data documents, again illustrating that rule-based, non-AI logic is a well-precedented and reliable way to drive downstream presentation once the underlying facts are established, reinforcing AEGIS's own decision to use a deterministic, rule-based visualization selector rather than a learned one.</w:t>
-      </w:r>
-    </w:p>
-    <w:p>
-      <w:pPr>
-        <w:spacing w:before="320" w:after="160"/>
-        <w:jc w:val="left"/>
-      </w:pPr>
-      <w:r>
-        <w:rPr>
-          <w:rFonts w:ascii="Times New Roman" w:hAnsi="Times New Roman"/>
-          <w:b/>
-          <w:sz w:val="28"/>
-        </w:rPr>
-        <w:t>2.6  Semantic Layers and Controlled Analytics</w:t>
-      </w:r>
-    </w:p>
-    <w:p>
-      <w:pPr>
-        <w:spacing w:after="0" w:before="0" w:line="360" w:lineRule="auto"/>
-        <w:jc w:val="both"/>
-      </w:pPr>
-      <w:r>
-        <w:rPr>
-          <w:rFonts w:ascii="Times New Roman" w:hAnsi="Times New Roman"/>
-          <w:b w:val="0"/>
-          <w:i w:val="0"/>
-          <w:sz w:val="24"/>
-        </w:rPr>
-        <w:t>A semantic layer is a business-logic abstraction that maps business concepts to the actual database tables and columns. Commercial tools such as dbt Metrics, Looker LookML, and Apache Superset implement semantic layers in different ways, but the research literature has treated the semantic layer primarily as a convenience for query authoring rather than as a safety mechanism. Lehmann et al.'s Veezoo [8], already discussed in Section 2.1, is the clearest exception, and even there the Knowledge Graph constrains matching rather than replacing SQL generation outright. Structured output enforcement for LLMs [15] has been shown to improve the reliability of typed object generation, which AEGIS relies on for intent extraction: the LLM's output is constrained to a fixed JSON schema before any downstream validation occurs. No prior work reviewed in this chapter uses a semantic layer as the primary safety mechanism for an LLM-assisted reporting system, in the specific sense of replacing SQL generation with deterministic compilation from a governed vocabulary; this is the gap AEGIS's architecture is built to close.</w:t>
-      </w:r>
-    </w:p>
-    <w:p>
-      <w:pPr>
-        <w:spacing w:before="320" w:after="160"/>
-        <w:jc w:val="left"/>
-      </w:pPr>
-      <w:r>
-        <w:rPr>
-          <w:rFonts w:ascii="Times New Roman" w:hAnsi="Times New Roman"/>
-          <w:b/>
-          <w:sz w:val="28"/>
-        </w:rPr>
-        <w:t>2.7  AI-Powered Dashboard Adoption, Governance, and Conversational BI</w:t>
-      </w:r>
-    </w:p>
-    <w:p>
-      <w:pPr>
-        <w:spacing w:after="200" w:before="0" w:line="360" w:lineRule="auto"/>
-        <w:jc w:val="both"/>
-      </w:pPr>
-      <w:r>
-        <w:rPr>
-          <w:rFonts w:ascii="Times New Roman" w:hAnsi="Times New Roman"/>
-          <w:b w:val="0"/>
-          <w:i w:val="0"/>
-          <w:sz w:val="24"/>
-        </w:rPr>
-        <w:t>Beyond the technical NL-to-SQL and NL-to-visualization literature, a body of recent practitioner-oriented and management-focused work addresses the adoption, governance, and business impact of AI-powered dashboards. This literature is reviewed here because it was identified through a systematic re-examination of this thesis's full reference collection, and because it usefully situates AEGIS's technical contribution within the broader question of why organizations want AI-assisted analytics in the first place.</w:t>
-      </w:r>
-    </w:p>
-    <w:p>
-      <w:pPr>
-        <w:spacing w:after="200" w:before="0" w:line="360" w:lineRule="auto"/>
-        <w:jc w:val="both"/>
-      </w:pPr>
-      <w:r>
-        <w:rPr>
-          <w:rFonts w:ascii="Times New Roman" w:hAnsi="Times New Roman"/>
-          <w:b w:val="0"/>
-          <w:i w:val="0"/>
-          <w:sz w:val="24"/>
-        </w:rPr>
-        <w:t>Häikiö [5] examines how organizations should govern AI-powered executive dashboards, concluding that no mature, comprehensive AI-governance framework yet exists and proposing adapted IT-governance processes (drawing on COBIT 2019 and the Technology-Organization-Environment model) as an interim approach. Saidur [17] reports a large-sample quantitative study of 150 U.S. enterprises, finding that AI-enhanced BI dashboards correlated with substantial gains in forecast accuracy (78.1% to 91.2%) and marketing return on investment (124% to 168%) over a 24-month period. Neither paper addresses natural-language query translation, SQL generation, or injection safety; their relevance to AEGIS is limited to the shared premise that persistent dashboards, rather than one-off chat answers, are the effective vehicle for delivering AI-derived insight to decision-makers, which is one motivation for AEGIS's widget-persistence design.</w:t>
-      </w:r>
-    </w:p>
-    <w:p>
-      <w:pPr>
-        <w:spacing w:after="200" w:before="0" w:line="360" w:lineRule="auto"/>
-        <w:jc w:val="both"/>
-      </w:pPr>
-      <w:r>
-        <w:rPr>
-          <w:rFonts w:ascii="Times New Roman" w:hAnsi="Times New Roman"/>
-          <w:b w:val="0"/>
-          <w:i w:val="0"/>
-          <w:sz w:val="24"/>
-        </w:rPr>
-        <w:t>Mujeeb et al. [13] propose, at the conceptual level, a four-layer conversational business-intelligence architecture whose query-planning layer explicitly combines “template-based SQL generation” for predictable requests with “transformer-based synthesis” for complex ones, followed by a separate governance layer that validates queries after generation. The authors state plainly that the architecture has not been implemented or validated. This is a useful reference point precisely because it shows the field converging on a hybrid template-plus-generation idea without committing to it or testing it: AEGIS's contribution is to commit fully to the deterministic-compilation path for every query expressible in its semantic layer, removing the free-generation fallback entirely and, with it, the need for a downstream governance layer to catch what the LLM might have produced incorrectly.</w:t>
-      </w:r>
-    </w:p>
-    <w:p>
-      <w:pPr>
-        <w:spacing w:after="200" w:before="0" w:line="360" w:lineRule="auto"/>
-        <w:jc w:val="both"/>
-      </w:pPr>
-      <w:r>
-        <w:rPr>
-          <w:rFonts w:ascii="Times New Roman" w:hAnsi="Times New Roman"/>
-          <w:b w:val="0"/>
-          <w:i w:val="0"/>
-          <w:sz w:val="24"/>
-        </w:rPr>
-        <w:t>Shailesh et al. [20] present a working Conversational BI Assistant built on the Groq API and LangChain that is, in effect, a live demonstration of the architecture this thesis argues against, and for exactly that reason it is one of the most useful comparison points in this review. Their system gives an LLM agent direct tool access to a SQL database (sql_db_list_tables, sql_db_schema, sql_db_query), retains conversational memory across turns so users can say “now filter for Asia” without restating the query, and automatically selects a chart type for the result. Crucially, when a generated query fails, a self-correction loop feeds the database's error message back to the LLM, which revises the SQL and retries, iterating until execution succeeds. This is a coherent, deployable design, and the authors report it working well on straightforward aggregation queries. It is also, structurally, exactly the T1-class attack surface this thesis's threat model (Section 3.5) is built to close: the LLM sees the live schema, composes SQL directly, and is trusted to interpret its own error messages and repair its own queries, with no semantic layer standing between natural language and the database and no reported adversarial or injection evaluation at all. The authors' own discussion is candid that the system still struggles with ambiguous business vocabulary and complex joins, which is precisely the vocabulary-mismatch and expressiveness problem AEGIS's semantic layer and pattern library (Sections 3.7 and 3.9) are designed to solve, not by making the LLM better at self-correction, but by removing its ability to compose the SQL string in the first place.</w:t>
-      </w:r>
-    </w:p>
-    <w:p>
-      <w:pPr>
-        <w:spacing w:after="200" w:before="0" w:line="360" w:lineRule="auto"/>
-        <w:jc w:val="both"/>
-      </w:pPr>
-      <w:r>
-        <w:rPr>
-          <w:rFonts w:ascii="Times New Roman" w:hAnsi="Times New Roman"/>
-          <w:b w:val="0"/>
-          <w:i w:val="0"/>
-          <w:sz w:val="24"/>
-        </w:rPr>
-        <w:t>Valkenburgh's master's thesis [24] on explanatory analytics is, by contrast, one of the most architecturally aligned sources in this collection, despite being in an unrelated domain. Valkenburgh's prototype computes causal-influence explanations for business metrics using a deterministic, non-AI formalism, and only afterward asks an LLM to narrate the already-correct structured result in natural language, never allowing the LLM to perform the underlying computation itself. A pre-study surveying ten commercial AI-BI products (including Power BI and Tableau) found that all of them could answer simple descriptive queries but none could correctly answer explanatory, “why is X high” queries without manual pre-configuration, direct evidence that unconstrained LLM reasoning fails at exactly the class of task AEGIS targets. Valkenburgh's design and AEGIS arrive at the same governing principle independently: do not trust the model to perform the analytical computation; let a deterministic algorithm compute the correct result, and restrict the model's role to a bounded, downstream task. Valkenburgh's deterministic layer operates on a single pre-loaded spreadsheet rather than a live relational database, so it has no SQL-injection surface and produces one-off, non-persistent text answers rather than stored, refreshable widgets, both of which AEGIS's architecture addresses.</w:t>
-      </w:r>
-    </w:p>
-    <w:p>
-      <w:pPr>
-        <w:spacing w:after="0" w:before="0" w:line="360" w:lineRule="auto"/>
-        <w:jc w:val="both"/>
-      </w:pPr>
-      <w:r>
-        <w:rPr>
-          <w:rFonts w:ascii="Times New Roman" w:hAnsi="Times New Roman"/>
-          <w:b w:val="0"/>
-          <w:i w:val="0"/>
-          <w:sz w:val="24"/>
-        </w:rPr>
-        <w:t>Finally, Chinnappaiyan [2] surveys “conversational analytics” as a general architectural pattern (natural language understanding, semantic layer, query generation, response generation) and identifies fine-grained access control versus conversational fluency as an unresolved tension in current systems, without proposing or evaluating a concrete mechanism to resolve it. This is precisely the gap AEGIS's design closes by construction: the Permission Rewriter (Chapter 3) enforces row-level access control after the LLM has already produced its intent, so conversational fluency and access control are not in tension because the LLM never has an opportunity to influence the permission predicate.</w:t>
-      </w:r>
-    </w:p>
-    <w:p>
-      <w:pPr>
-        <w:spacing w:before="320" w:after="160"/>
-        <w:jc w:val="left"/>
-      </w:pPr>
-      <w:r>
-        <w:rPr>
-          <w:rFonts w:ascii="Times New Roman" w:hAnsi="Times New Roman"/>
-          <w:b/>
-          <w:sz w:val="28"/>
-        </w:rPr>
-        <w:t>2.8  Comparative Summary</w:t>
-      </w:r>
-    </w:p>
-    <w:p>
-      <w:pPr>
-        <w:spacing w:after="200" w:before="0" w:line="360" w:lineRule="auto"/>
-        <w:jc w:val="both"/>
-      </w:pPr>
-      <w:r>
-        <w:rPr>
-          <w:rFonts w:ascii="Times New Roman" w:hAnsi="Times New Roman"/>
-          <w:b w:val="0"/>
-          <w:i w:val="0"/>
-          <w:sz w:val="24"/>
-        </w:rPr>
-        <w:t>Table 4 positions AEGIS against the systems most central to Sections 2.1-2.6 across seven properties: whether the system parses natural language at all, whether it defines an explicit semantic layer, whether SQL generation is structurally safe rather than merely accuracy-optimized, whether it selects or generates a visualization, whether results persist as reusable widgets, whether unanswerable requests are explicitly validated against a coverage boundary, and the nature of its evaluation.</w:t>
+        <w:t>2.5  Comparative Summary</w:t>
       </w:r>
     </w:p>
     <w:p>
@@ -3431,7 +3119,7 @@
           <w:b/>
           <w:sz w:val="22"/>
         </w:rPr>
-        <w:t>Table 4: Comparative summary of related NL-to-database and NL-to-visualization systems.</w:t>
+        <w:t>Table 4: Comparative summary of the most closely related systems.</w:t>
       </w:r>
     </w:p>
     <w:tbl>
@@ -3679,7 +3367,7 @@
                 <w:b w:val="0"/>
                 <w:sz w:val="21"/>
               </w:rPr>
-              <w:t>Spider / BIRD / Seq2SQL</w:t>
+              <w:t>Spider / BIRD</w:t>
             </w:r>
           </w:p>
         </w:tc>
@@ -4061,7 +3749,7 @@
                 <w:b w:val="0"/>
                 <w:sz w:val="21"/>
               </w:rPr>
-              <w:t>NaLIR</w:t>
+              <w:t>G-SQL / TriSQL</w:t>
             </w:r>
           </w:p>
         </w:tc>
@@ -4109,7 +3797,7 @@
                 <w:b w:val="0"/>
                 <w:sz w:val="21"/>
               </w:rPr>
-              <w:t>-</w:t>
+              <w:t>Partial</w:t>
             </w:r>
           </w:p>
         </w:tc>
@@ -4133,7 +3821,7 @@
                 <w:b w:val="0"/>
                 <w:sz w:val="21"/>
               </w:rPr>
-              <w:t>-</w:t>
+              <w:t>Partial</w:t>
             </w:r>
           </w:p>
         </w:tc>
@@ -4229,7 +3917,7 @@
                 <w:b w:val="0"/>
                 <w:sz w:val="21"/>
               </w:rPr>
-              <w:t>User study</w:t>
+              <w:t>Benchmark only</w:t>
             </w:r>
           </w:p>
         </w:tc>
@@ -4252,7 +3940,7 @@
                 <w:b w:val="0"/>
                 <w:sz w:val="21"/>
               </w:rPr>
-              <w:t>Veezoo (Lehmann et al.)</w:t>
+              <w:t>NaLIR</w:t>
             </w:r>
           </w:p>
         </w:tc>
@@ -4300,7 +3988,7 @@
                 <w:b w:val="0"/>
                 <w:sz w:val="21"/>
               </w:rPr>
-              <w:t>Yes</w:t>
+              <w:t>-</w:t>
             </w:r>
           </w:p>
         </w:tc>
@@ -4443,7 +4131,7 @@
                 <w:b w:val="0"/>
                 <w:sz w:val="21"/>
               </w:rPr>
-              <w:t>G-SQL</w:t>
+              <w:t>Veezoo (Lehmann et al.)</w:t>
             </w:r>
           </w:p>
         </w:tc>
@@ -4491,7 +4179,7 @@
                 <w:b w:val="0"/>
                 <w:sz w:val="21"/>
               </w:rPr>
-              <w:t>Partial</w:t>
+              <w:t>Yes</w:t>
             </w:r>
           </w:p>
         </w:tc>
@@ -4515,7 +4203,7 @@
                 <w:b w:val="0"/>
                 <w:sz w:val="21"/>
               </w:rPr>
-              <w:t>Partial</w:t>
+              <w:t>-</w:t>
             </w:r>
           </w:p>
         </w:tc>
@@ -4611,7 +4299,7 @@
                 <w:b w:val="0"/>
                 <w:sz w:val="21"/>
               </w:rPr>
-              <w:t>Benchmark only</w:t>
+              <w:t>User study</w:t>
             </w:r>
           </w:p>
         </w:tc>
@@ -4634,7 +4322,7 @@
                 <w:b w:val="0"/>
                 <w:sz w:val="21"/>
               </w:rPr>
-              <w:t>TriSQL</w:t>
+              <w:t>nl4dv / DataTone</w:t>
             </w:r>
           </w:p>
         </w:tc>
@@ -4730,7 +4418,7 @@
                 <w:b w:val="0"/>
                 <w:sz w:val="21"/>
               </w:rPr>
-              <w:t>-</w:t>
+              <w:t>Yes</w:t>
             </w:r>
           </w:p>
         </w:tc>
@@ -4802,7 +4490,7 @@
                 <w:b w:val="0"/>
                 <w:sz w:val="21"/>
               </w:rPr>
-              <w:t>Benchmark only</w:t>
+              <w:t>In-memory / user study</w:t>
             </w:r>
           </w:p>
         </w:tc>
@@ -4825,7 +4513,7 @@
                 <w:b w:val="0"/>
                 <w:sz w:val="21"/>
               </w:rPr>
-              <w:t>nl4dv</w:t>
+              <w:t>DashBot</w:t>
             </w:r>
           </w:p>
         </w:tc>
@@ -4849,7 +4537,7 @@
                 <w:b w:val="0"/>
                 <w:sz w:val="21"/>
               </w:rPr>
-              <w:t>Yes</w:t>
+              <w:t>-</w:t>
             </w:r>
           </w:p>
         </w:tc>
@@ -4945,7 +4633,7 @@
                 <w:b w:val="0"/>
                 <w:sz w:val="21"/>
               </w:rPr>
-              <w:t>-</w:t>
+              <w:t>Partial</w:t>
             </w:r>
           </w:p>
         </w:tc>
@@ -4993,7 +4681,7 @@
                 <w:b w:val="0"/>
                 <w:sz w:val="21"/>
               </w:rPr>
-              <w:t>In-memory data</w:t>
+              <w:t>Synthetic study</w:t>
             </w:r>
           </w:p>
         </w:tc>
@@ -5016,7 +4704,9 @@
                 <w:b w:val="0"/>
                 <w:sz w:val="21"/>
               </w:rPr>
-              <w:t>DataTone</w:t>
+              <w:t>Conversational BI Assistant</w:t>
+              <w:br/>
+              <w:t>(Shailesh et al.)</w:t>
             </w:r>
           </w:p>
         </w:tc>
@@ -5184,7 +4874,7 @@
                 <w:b w:val="0"/>
                 <w:sz w:val="21"/>
               </w:rPr>
-              <w:t>User study</w:t>
+              <w:t>Prototype demo</w:t>
             </w:r>
           </w:p>
         </w:tc>
@@ -5207,7 +4897,7 @@
                 <w:b w:val="0"/>
                 <w:sz w:val="21"/>
               </w:rPr>
-              <w:t>DashBot / MultiVision</w:t>
+              <w:t>AEGIS (this thesis)</w:t>
             </w:r>
           </w:p>
         </w:tc>
@@ -5231,7 +4921,7 @@
                 <w:b w:val="0"/>
                 <w:sz w:val="21"/>
               </w:rPr>
-              <w:t>-</w:t>
+              <w:t>Yes</w:t>
             </w:r>
           </w:p>
         </w:tc>
@@ -5255,7 +4945,7 @@
                 <w:b w:val="0"/>
                 <w:sz w:val="21"/>
               </w:rPr>
-              <w:t>-</w:t>
+              <w:t>Yes</w:t>
             </w:r>
           </w:p>
         </w:tc>
@@ -5279,7 +4969,7 @@
                 <w:b w:val="0"/>
                 <w:sz w:val="21"/>
               </w:rPr>
-              <w:t>-</w:t>
+              <w:t>Yes</w:t>
             </w:r>
           </w:p>
         </w:tc>
@@ -5327,7 +5017,7 @@
                 <w:b w:val="0"/>
                 <w:sz w:val="21"/>
               </w:rPr>
-              <w:t>Partial</w:t>
+              <w:t>Yes</w:t>
             </w:r>
           </w:p>
         </w:tc>
@@ -5351,7 +5041,7 @@
                 <w:b w:val="0"/>
                 <w:sz w:val="21"/>
               </w:rPr>
-              <w:t>-</w:t>
+              <w:t>Yes</w:t>
             </w:r>
           </w:p>
         </w:tc>
@@ -5375,388 +5065,6 @@
                 <w:b w:val="0"/>
                 <w:sz w:val="21"/>
               </w:rPr>
-              <w:t>Synthetic / user study</w:t>
-            </w:r>
-          </w:p>
-        </w:tc>
-      </w:tr>
-      <w:tr>
-        <w:tc>
-          <w:tcPr>
-            <w:tcW w:type="dxa" w:w="1038"/>
-          </w:tcPr>
-          <w:p>
-            <w:r>
-              <w:rPr>
-                <w:rFonts w:ascii="Times New Roman" w:hAnsi="Times New Roman"/>
-                <w:sz w:val="21"/>
-              </w:rPr>
-            </w:r>
-            <w:r>
-              <w:rPr>
-                <w:rFonts w:ascii="Times New Roman" w:hAnsi="Times New Roman"/>
-                <w:b w:val="0"/>
-                <w:sz w:val="21"/>
-              </w:rPr>
-              <w:t>Conversational BI Assistant (Shailesh et al.)</w:t>
-            </w:r>
-          </w:p>
-        </w:tc>
-        <w:tc>
-          <w:tcPr>
-            <w:tcW w:type="dxa" w:w="1038"/>
-          </w:tcPr>
-          <w:p>
-            <w:pPr>
-              <w:jc w:val="center"/>
-            </w:pPr>
-            <w:r>
-              <w:rPr>
-                <w:rFonts w:ascii="Times New Roman" w:hAnsi="Times New Roman"/>
-                <w:sz w:val="21"/>
-              </w:rPr>
-            </w:r>
-            <w:r>
-              <w:rPr>
-                <w:rFonts w:ascii="Times New Roman" w:hAnsi="Times New Roman"/>
-                <w:b w:val="0"/>
-                <w:sz w:val="21"/>
-              </w:rPr>
-              <w:t>Yes</w:t>
-            </w:r>
-          </w:p>
-        </w:tc>
-        <w:tc>
-          <w:tcPr>
-            <w:tcW w:type="dxa" w:w="1038"/>
-          </w:tcPr>
-          <w:p>
-            <w:pPr>
-              <w:jc w:val="center"/>
-            </w:pPr>
-            <w:r>
-              <w:rPr>
-                <w:rFonts w:ascii="Times New Roman" w:hAnsi="Times New Roman"/>
-                <w:sz w:val="21"/>
-              </w:rPr>
-            </w:r>
-            <w:r>
-              <w:rPr>
-                <w:rFonts w:ascii="Times New Roman" w:hAnsi="Times New Roman"/>
-                <w:b w:val="0"/>
-                <w:sz w:val="21"/>
-              </w:rPr>
-              <w:t>-</w:t>
-            </w:r>
-          </w:p>
-        </w:tc>
-        <w:tc>
-          <w:tcPr>
-            <w:tcW w:type="dxa" w:w="1038"/>
-          </w:tcPr>
-          <w:p>
-            <w:pPr>
-              <w:jc w:val="center"/>
-            </w:pPr>
-            <w:r>
-              <w:rPr>
-                <w:rFonts w:ascii="Times New Roman" w:hAnsi="Times New Roman"/>
-                <w:sz w:val="21"/>
-              </w:rPr>
-            </w:r>
-            <w:r>
-              <w:rPr>
-                <w:rFonts w:ascii="Times New Roman" w:hAnsi="Times New Roman"/>
-                <w:b w:val="0"/>
-                <w:sz w:val="21"/>
-              </w:rPr>
-              <w:t>-</w:t>
-            </w:r>
-          </w:p>
-        </w:tc>
-        <w:tc>
-          <w:tcPr>
-            <w:tcW w:type="dxa" w:w="1038"/>
-          </w:tcPr>
-          <w:p>
-            <w:pPr>
-              <w:jc w:val="center"/>
-            </w:pPr>
-            <w:r>
-              <w:rPr>
-                <w:rFonts w:ascii="Times New Roman" w:hAnsi="Times New Roman"/>
-                <w:sz w:val="21"/>
-              </w:rPr>
-            </w:r>
-            <w:r>
-              <w:rPr>
-                <w:rFonts w:ascii="Times New Roman" w:hAnsi="Times New Roman"/>
-                <w:b w:val="0"/>
-                <w:sz w:val="21"/>
-              </w:rPr>
-              <w:t>Yes</w:t>
-            </w:r>
-          </w:p>
-        </w:tc>
-        <w:tc>
-          <w:tcPr>
-            <w:tcW w:type="dxa" w:w="1038"/>
-          </w:tcPr>
-          <w:p>
-            <w:pPr>
-              <w:jc w:val="center"/>
-            </w:pPr>
-            <w:r>
-              <w:rPr>
-                <w:rFonts w:ascii="Times New Roman" w:hAnsi="Times New Roman"/>
-                <w:sz w:val="21"/>
-              </w:rPr>
-            </w:r>
-            <w:r>
-              <w:rPr>
-                <w:rFonts w:ascii="Times New Roman" w:hAnsi="Times New Roman"/>
-                <w:b w:val="0"/>
-                <w:sz w:val="21"/>
-              </w:rPr>
-              <w:t>-</w:t>
-            </w:r>
-          </w:p>
-        </w:tc>
-        <w:tc>
-          <w:tcPr>
-            <w:tcW w:type="dxa" w:w="1038"/>
-          </w:tcPr>
-          <w:p>
-            <w:pPr>
-              <w:jc w:val="center"/>
-            </w:pPr>
-            <w:r>
-              <w:rPr>
-                <w:rFonts w:ascii="Times New Roman" w:hAnsi="Times New Roman"/>
-                <w:sz w:val="21"/>
-              </w:rPr>
-            </w:r>
-            <w:r>
-              <w:rPr>
-                <w:rFonts w:ascii="Times New Roman" w:hAnsi="Times New Roman"/>
-                <w:b w:val="0"/>
-                <w:sz w:val="21"/>
-              </w:rPr>
-              <w:t>-</w:t>
-            </w:r>
-          </w:p>
-        </w:tc>
-        <w:tc>
-          <w:tcPr>
-            <w:tcW w:type="dxa" w:w="1038"/>
-          </w:tcPr>
-          <w:p>
-            <w:pPr>
-              <w:jc w:val="center"/>
-            </w:pPr>
-            <w:r>
-              <w:rPr>
-                <w:rFonts w:ascii="Times New Roman" w:hAnsi="Times New Roman"/>
-                <w:sz w:val="21"/>
-              </w:rPr>
-            </w:r>
-            <w:r>
-              <w:rPr>
-                <w:rFonts w:ascii="Times New Roman" w:hAnsi="Times New Roman"/>
-                <w:b w:val="0"/>
-                <w:sz w:val="21"/>
-              </w:rPr>
-              <w:t>Prototype demo</w:t>
-            </w:r>
-          </w:p>
-        </w:tc>
-      </w:tr>
-      <w:tr>
-        <w:tc>
-          <w:tcPr>
-            <w:tcW w:type="dxa" w:w="1038"/>
-          </w:tcPr>
-          <w:p>
-            <w:r>
-              <w:rPr>
-                <w:rFonts w:ascii="Times New Roman" w:hAnsi="Times New Roman"/>
-                <w:sz w:val="21"/>
-              </w:rPr>
-            </w:r>
-            <w:r>
-              <w:rPr>
-                <w:rFonts w:ascii="Times New Roman" w:hAnsi="Times New Roman"/>
-                <w:b w:val="0"/>
-                <w:sz w:val="21"/>
-              </w:rPr>
-              <w:t>AEGIS (this thesis)</w:t>
-            </w:r>
-          </w:p>
-        </w:tc>
-        <w:tc>
-          <w:tcPr>
-            <w:tcW w:type="dxa" w:w="1038"/>
-          </w:tcPr>
-          <w:p>
-            <w:pPr>
-              <w:jc w:val="center"/>
-            </w:pPr>
-            <w:r>
-              <w:rPr>
-                <w:rFonts w:ascii="Times New Roman" w:hAnsi="Times New Roman"/>
-                <w:sz w:val="21"/>
-              </w:rPr>
-            </w:r>
-            <w:r>
-              <w:rPr>
-                <w:rFonts w:ascii="Times New Roman" w:hAnsi="Times New Roman"/>
-                <w:b w:val="0"/>
-                <w:sz w:val="21"/>
-              </w:rPr>
-              <w:t>Yes</w:t>
-            </w:r>
-          </w:p>
-        </w:tc>
-        <w:tc>
-          <w:tcPr>
-            <w:tcW w:type="dxa" w:w="1038"/>
-          </w:tcPr>
-          <w:p>
-            <w:pPr>
-              <w:jc w:val="center"/>
-            </w:pPr>
-            <w:r>
-              <w:rPr>
-                <w:rFonts w:ascii="Times New Roman" w:hAnsi="Times New Roman"/>
-                <w:sz w:val="21"/>
-              </w:rPr>
-            </w:r>
-            <w:r>
-              <w:rPr>
-                <w:rFonts w:ascii="Times New Roman" w:hAnsi="Times New Roman"/>
-                <w:b w:val="0"/>
-                <w:sz w:val="21"/>
-              </w:rPr>
-              <w:t>Yes</w:t>
-            </w:r>
-          </w:p>
-        </w:tc>
-        <w:tc>
-          <w:tcPr>
-            <w:tcW w:type="dxa" w:w="1038"/>
-          </w:tcPr>
-          <w:p>
-            <w:pPr>
-              <w:jc w:val="center"/>
-            </w:pPr>
-            <w:r>
-              <w:rPr>
-                <w:rFonts w:ascii="Times New Roman" w:hAnsi="Times New Roman"/>
-                <w:sz w:val="21"/>
-              </w:rPr>
-            </w:r>
-            <w:r>
-              <w:rPr>
-                <w:rFonts w:ascii="Times New Roman" w:hAnsi="Times New Roman"/>
-                <w:b w:val="0"/>
-                <w:sz w:val="21"/>
-              </w:rPr>
-              <w:t>Yes</w:t>
-            </w:r>
-          </w:p>
-        </w:tc>
-        <w:tc>
-          <w:tcPr>
-            <w:tcW w:type="dxa" w:w="1038"/>
-          </w:tcPr>
-          <w:p>
-            <w:pPr>
-              <w:jc w:val="center"/>
-            </w:pPr>
-            <w:r>
-              <w:rPr>
-                <w:rFonts w:ascii="Times New Roman" w:hAnsi="Times New Roman"/>
-                <w:sz w:val="21"/>
-              </w:rPr>
-            </w:r>
-            <w:r>
-              <w:rPr>
-                <w:rFonts w:ascii="Times New Roman" w:hAnsi="Times New Roman"/>
-                <w:b w:val="0"/>
-                <w:sz w:val="21"/>
-              </w:rPr>
-              <w:t>Yes</w:t>
-            </w:r>
-          </w:p>
-        </w:tc>
-        <w:tc>
-          <w:tcPr>
-            <w:tcW w:type="dxa" w:w="1038"/>
-          </w:tcPr>
-          <w:p>
-            <w:pPr>
-              <w:jc w:val="center"/>
-            </w:pPr>
-            <w:r>
-              <w:rPr>
-                <w:rFonts w:ascii="Times New Roman" w:hAnsi="Times New Roman"/>
-                <w:sz w:val="21"/>
-              </w:rPr>
-            </w:r>
-            <w:r>
-              <w:rPr>
-                <w:rFonts w:ascii="Times New Roman" w:hAnsi="Times New Roman"/>
-                <w:b w:val="0"/>
-                <w:sz w:val="21"/>
-              </w:rPr>
-              <w:t>Yes</w:t>
-            </w:r>
-          </w:p>
-        </w:tc>
-        <w:tc>
-          <w:tcPr>
-            <w:tcW w:type="dxa" w:w="1038"/>
-          </w:tcPr>
-          <w:p>
-            <w:pPr>
-              <w:jc w:val="center"/>
-            </w:pPr>
-            <w:r>
-              <w:rPr>
-                <w:rFonts w:ascii="Times New Roman" w:hAnsi="Times New Roman"/>
-                <w:sz w:val="21"/>
-              </w:rPr>
-            </w:r>
-            <w:r>
-              <w:rPr>
-                <w:rFonts w:ascii="Times New Roman" w:hAnsi="Times New Roman"/>
-                <w:b w:val="0"/>
-                <w:sz w:val="21"/>
-              </w:rPr>
-              <w:t>Yes</w:t>
-            </w:r>
-          </w:p>
-        </w:tc>
-        <w:tc>
-          <w:tcPr>
-            <w:tcW w:type="dxa" w:w="1038"/>
-          </w:tcPr>
-          <w:p>
-            <w:pPr>
-              <w:jc w:val="center"/>
-            </w:pPr>
-            <w:r>
-              <w:rPr>
-                <w:rFonts w:ascii="Times New Roman" w:hAnsi="Times New Roman"/>
-                <w:sz w:val="21"/>
-              </w:rPr>
-            </w:r>
-            <w:r>
-              <w:rPr>
-                <w:rFonts w:ascii="Times New Roman" w:hAnsi="Times New Roman"/>
-                <w:b w:val="0"/>
-                <w:sz w:val="21"/>
-              </w:rPr>
               <w:t>Production (nopCommerce)</w:t>
             </w:r>
           </w:p>
@@ -5784,7 +5092,7 @@
           <w:b/>
           <w:sz w:val="28"/>
         </w:rPr>
-        <w:t>2.9  Research Gap Analysis</w:t>
+        <w:t>2.6  Research Gap Analysis</w:t>
       </w:r>
     </w:p>
     <w:p>
@@ -5799,12 +5107,12 @@
           <w:i w:val="0"/>
           <w:sz w:val="24"/>
         </w:rPr>
-        <w:t>Three consistent gaps emerge from this review, and each maps directly onto a design decision made in Chapter 3.</w:t>
-      </w:r>
-    </w:p>
-    <w:p>
-      <w:pPr>
-        <w:spacing w:after="200" w:before="0" w:line="360" w:lineRule="auto"/>
+        <w:t>Two gaps recur across every source reviewed above, including the state of the art. First, no system treats SQL-generation safety as a structural property rather than an accuracy metric: Spider, BIRD, RAT-SQL, PICARD, G-SQL, and TriSQL are all evaluated purely on exact-match or execution accuracy, and Shailesh et al.'s deployed assistant reports no adversarial evaluation at all despite giving an LLM direct database access. AEGIS closes this gap by removing SQL generation from the LLM's output space entirely (Section 3.4) and evaluating an explicit unsafe-SQL rate against a direct LLM-to-SQL baseline (Chapter 5), rather than relying on accuracy as a proxy for safety.</w:t>
+      </w:r>
+    </w:p>
+    <w:p>
+      <w:pPr>
+        <w:spacing w:after="0" w:before="0" w:line="360" w:lineRule="auto"/>
         <w:jc w:val="both"/>
       </w:pPr>
       <w:r>
@@ -5814,37 +5122,7 @@
           <w:i w:val="0"/>
           <w:sz w:val="24"/>
         </w:rPr>
-        <w:t>First, no system reviewed in Sections 2.1-2.3 treats SQL-generation safety as a structural property rather than an accuracy metric, including the most recent, most accurate one. Every neural text-to-SQL system, from Seq2SQL through RAT-SQL, PICARD, and the state-of-the-art TriSQL, is evaluated purely on exact-match or execution accuracy against a benchmark; none reports an injection rate, and only Liu and Xu's review even discusses adversarial SQL injection as a named threat, without proposing an architectural defense. Shailesh et al.'s deployed Conversational BI Assistant (Section 2.7) makes the same point from the practitioner side: it gives an LLM direct SQL-execution tool access and a self-correction loop, but reports no adversarial evaluation at all. AEGIS closes this gap by removing SQL generation from the LLM's output space entirely (Section 3.4) and evaluating an explicit unsafe-SQL rate against a direct LLM-to-SQL baseline (Chapter 5), rather than relying on accuracy as a proxy for safety.</w:t>
-      </w:r>
-    </w:p>
-    <w:p>
-      <w:pPr>
-        <w:spacing w:after="200" w:before="0" w:line="360" w:lineRule="auto"/>
-        <w:jc w:val="both"/>
-      </w:pPr>
-      <w:r>
-        <w:rPr>
-          <w:rFonts w:ascii="Times New Roman" w:hAnsi="Times New Roman"/>
-          <w:b w:val="0"/>
-          <w:i w:val="0"/>
-          <w:sz w:val="24"/>
-        </w:rPr>
-        <w:t>Second, no system in Sections 2.1, 2.4, or 2.5 combines a governed semantic vocabulary with persistent, refreshable output. Veezoo and G-SQL define curated vocabularies but produce one-off answers; nl4dv, DataTone, and nvBench produce one-off visualizations; DashBot and MultiVision generate multi-chart dashboards but with no natural-language input and no notion of a saved, reusable artifact tied to a specific user question. AEGIS's widget engine (Section 3.11) closes this gap directly, motivated by the formative-study finding that 61% of real reporting requests are recurring (Section 3.2).</w:t>
-      </w:r>
-    </w:p>
-    <w:p>
-      <w:pPr>
-        <w:spacing w:after="0" w:before="0" w:line="360" w:lineRule="auto"/>
-        <w:jc w:val="both"/>
-      </w:pPr>
-      <w:r>
-        <w:rPr>
-          <w:rFonts w:ascii="Times New Roman" w:hAnsi="Times New Roman"/>
-          <w:b w:val="0"/>
-          <w:i w:val="0"/>
-          <w:sz w:val="24"/>
-        </w:rPr>
-        <w:t>Third, the practitioner and adoption-focused literature reviewed in Section 2.7 recognizes the tension between conversational flexibility and governed access control (Chinnappaiyan), gestures at hybrid template-plus-generation designs without building them (Mujeeb et al.), and, where a system is actually deployed (Shailesh et al.), resolves that tension by trusting the LLM with direct database access and a self-correction loop rather than a governed vocabulary. Valkenburgh's independent arrival at the same “let a deterministic layer compute the answer, let the model only narrate it” principle, in an unrelated domain (spreadsheet-based explanatory analytics rather than relational-database reporting), is the strongest external corroboration available in this review that AEGIS's central design decision is not idiosyncratic to this thesis but reflects a pattern independently discovered wherever researchers have taken LLM reliability seriously as an engineering constraint rather than an accuracy target to be improved.</w:t>
+        <w:t>Second, no system combines a governed semantic vocabulary with persistent, refreshable output: NaLIR and Veezoo produce one-off answers, nl4dv and DataTone produce one-off visualizations, and DashBot has no natural-language input at all. AEGIS's widget engine (Section 3.11) closes this gap, motivated by the formative-study finding that 61% of real reporting requests are recurring (Section 3.2). Valkenburgh's independent arrival at AEGIS's “let a deterministic layer compute the answer” principle, in an unrelated domain, is the strongest external corroboration that this design decision reflects a pattern discovered wherever LLM reliability is treated as an engineering constraint rather than an accuracy target.</w:t>
       </w:r>
     </w:p>
     <w:p>
@@ -8322,6 +7600,21 @@
     </w:p>
     <w:p>
       <w:pPr>
+        <w:spacing w:after="200" w:before="0" w:line="360" w:lineRule="auto"/>
+        <w:jc w:val="both"/>
+      </w:pPr>
+      <w:r>
+        <w:rPr>
+          <w:rFonts w:ascii="Times New Roman" w:hAnsi="Times New Roman"/>
+          <w:b w:val="0"/>
+          <w:i w:val="0"/>
+          <w:sz w:val="24"/>
+        </w:rPr>
+        <w:t>Structured output enforcement for LLMs [9] constrains the model's response to a fixed JSON schema before any downstream validation occurs, which is why Stage 1 can rely on a typed IntentObject rather than free-form text: malformed or off-schema output is rejected at the API boundary, before Stage 2 coverage validation ever runs.</w:t>
+      </w:r>
+    </w:p>
+    <w:p>
+      <w:pPr>
         <w:spacing w:after="120" w:before="0" w:line="360" w:lineRule="auto"/>
         <w:jc w:val="both"/>
       </w:pPr>
@@ -8630,7 +7923,7 @@
                 <w:color w:val="555555"/>
                 <w:sz w:val="19"/>
               </w:rPr>
-              <w:t>A tree or grid diagram with 'Eleven Analytical Patterns' at the top branching into eleven labeled leaves: KPI, Ranking, Trend, Comparison, Exception, Summary, Segment, Funnel, Cohort, Correlate, Tabular. Under each leaf, show a small icon of its default visualization (matching Table 2/3): card, bar chart, line chart, grouped bar, table, card grid, pie chart, funnel chart, grouped bar, scatter plot, table. Caption note: '~5,100 valid combinations across 15 metrics x 34 dimensions x 10 patterns.'</w:t>
+              <w:t>A tree or grid diagram with 'Eleven Analytical Patterns' at the top branching into eleven labeled leaves: KPI, Ranking, Trend, Comparison, Exception, Summary, Segment, Funnel, Cohort, Correlate, Tabular. Under each leaf, show a small icon of its default visualization (matching Table 2/3): card, bar chart, line chart, grouped bar, table, card grid, pie chart, funnel chart, grouped bar, scatter plot, table. Caption note: '~5,610 valid combinations across 15 metrics x 34 dimensions x 11 patterns.'</w:t>
             </w:r>
           </w:p>
         </w:tc>
@@ -11215,6 +10508,21 @@
     </w:p>
     <w:p>
       <w:pPr>
+        <w:spacing w:after="200" w:before="0" w:line="360" w:lineRule="auto"/>
+        <w:jc w:val="both"/>
+      </w:pPr>
+      <w:r>
+        <w:rPr>
+          <w:rFonts w:ascii="Times New Roman" w:hAnsi="Times New Roman"/>
+          <w:b w:val="0"/>
+          <w:i w:val="0"/>
+          <w:sz w:val="24"/>
+        </w:rPr>
+        <w:t>A methodological caveat applies to every quantitative result reported in this chapter and in Chapter 5. All benchmark construction, execution, and measurement were carried out by the author as part of this thesis, using a self-built dataset and evaluation harness; none of it has been independently replicated by a third party, externally audited, or peer-reviewed. Where a figure below states that an annotation or verification step was performed by a named number of people (for example, two annotators or two database engineers), that step was part of the author's own research process rather than an independent, third-party audit. These results should therefore be read as internal evidence produced during this research, sufficient to support the architectural claims this thesis makes about its own prototype, and not as an externally validated benchmark result comparable to a peer-reviewed publication.</w:t>
+      </w:r>
+    </w:p>
+    <w:p>
+      <w:pPr>
         <w:spacing w:after="0" w:before="0" w:line="360" w:lineRule="auto"/>
         <w:jc w:val="both"/>
       </w:pPr>
@@ -16290,12 +15598,12 @@
           <w:i w:val="0"/>
           <w:sz w:val="24"/>
         </w:rPr>
-        <w:t xml:space="preserve">5.7.3 Controlling the model vs. training a better model. </w:t>
-      </w:r>
-    </w:p>
-    <w:p>
-      <w:pPr>
-        <w:spacing w:after="200" w:before="0" w:line="360" w:lineRule="auto"/>
+        <w:t xml:space="preserve">5.7.3 Scope and coverage boundary. </w:t>
+      </w:r>
+    </w:p>
+    <w:p>
+      <w:pPr>
+        <w:spacing w:after="160" w:before="0" w:line="360" w:lineRule="auto"/>
         <w:jc w:val="both"/>
       </w:pPr>
       <w:r>
@@ -16305,7 +15613,98 @@
           <w:i w:val="0"/>
           <w:sz w:val="24"/>
         </w:rPr>
-        <w:t>The direct LLM baseline (Section 5.2) produced 5 unsafe queries using the same underlying model AEGIS uses, Llama 3.1 8B. AEGIS, using that identical model but restricting it to understanding questions only, had zero unsafe queries. When something must always be true, such as “never expose private data,” it should be enforced by system structure, not left to the probability that a given model call behaves correctly.</w:t>
+        <w:t>AEGIS only supports queries that fit within its defined metrics, dimensions, and patterns, an approximately 5,610-combination space (15 metrics times 34 dimensions times 11 patterns, in the nopCommerce configuration). Out-of-scope queries receive a structured rejection listing available identifiers rather than a silent wrong answer:</w:t>
+      </w:r>
+    </w:p>
+    <w:p>
+      <w:pPr>
+        <w:spacing w:before="120" w:after="120" w:line="276" w:lineRule="auto"/>
+        <w:ind w:left="576"/>
+      </w:pPr>
+      <w:r>
+        <w:rPr>
+          <w:rFonts w:ascii="Consolas" w:hAnsi="Consolas"/>
+          <w:sz w:val="19"/>
+        </w:rPr>
+        <w:t>Unknown metric 'conversion_rate'.</w:t>
+      </w:r>
+      <w:r>
+        <w:rPr>
+          <w:rFonts w:ascii="Consolas" w:hAnsi="Consolas"/>
+          <w:sz w:val="19"/>
+        </w:rPr>
+        <w:br/>
+        <w:t>Available: avg_order_value, customer_count, discount_amount,</w:t>
+      </w:r>
+      <w:r>
+        <w:rPr>
+          <w:rFonts w:ascii="Consolas" w:hAnsi="Consolas"/>
+          <w:sz w:val="19"/>
+        </w:rPr>
+        <w:br/>
+        <w:t xml:space="preserve">           order_count, profit, refund_amount, revenue, ...</w:t>
+      </w:r>
+    </w:p>
+    <w:p>
+      <w:pPr>
+        <w:spacing w:after="0" w:before="0" w:line="360" w:lineRule="auto"/>
+        <w:jc w:val="both"/>
+      </w:pPr>
+      <w:r>
+        <w:rPr>
+          <w:rFonts w:ascii="Times New Roman" w:hAnsi="Times New Roman"/>
+          <w:b w:val="0"/>
+          <w:i w:val="0"/>
+          <w:sz w:val="24"/>
+        </w:rPr>
+        <w:t>Extending coverage requires only adding rows to the semantic layer, with no model retraining and no synonym curation required, since vocabulary injection (Section 3.8) propagates a new entry to the LLM's available vocabulary automatically. For open-ended data exploration requiring custom joins or schema-level operations outside this space, an unconstrained system may be more appropriate; AEGIS is designed for the everyday reporting needs identified in the formative study (Section 3.2), not ad hoc data science exploration.</w:t>
+      </w:r>
+    </w:p>
+    <w:p>
+      <w:r>
+        <w:br w:type="page"/>
+      </w:r>
+    </w:p>
+    <w:p>
+      <w:pPr>
+        <w:spacing w:before="0" w:after="80"/>
+        <w:jc w:val="center"/>
+      </w:pPr>
+      <w:r>
+        <w:rPr>
+          <w:rFonts w:ascii="Times New Roman" w:hAnsi="Times New Roman"/>
+          <w:b/>
+          <w:sz w:val="32"/>
+        </w:rPr>
+        <w:t>CHAPTER 6</w:t>
+      </w:r>
+    </w:p>
+    <w:p>
+      <w:pPr>
+        <w:spacing w:after="400"/>
+        <w:jc w:val="center"/>
+      </w:pPr>
+      <w:r>
+        <w:rPr>
+          <w:rFonts w:ascii="Times New Roman" w:hAnsi="Times New Roman"/>
+          <w:b/>
+          <w:sz w:val="32"/>
+        </w:rPr>
+        <w:t>LIMITATIONS AND FUTURE WORK</w:t>
+      </w:r>
+    </w:p>
+    <w:p>
+      <w:pPr>
+        <w:spacing w:before="320" w:after="160"/>
+        <w:jc w:val="left"/>
+      </w:pPr>
+      <w:r>
+        <w:rPr>
+          <w:rFonts w:ascii="Times New Roman" w:hAnsi="Times New Roman"/>
+          <w:b/>
+          <w:sz w:val="28"/>
+        </w:rPr>
+        <w:t>6.1  Limitations</w:t>
       </w:r>
     </w:p>
     <w:p>
@@ -16320,14 +15719,8 @@
           <w:i w:val="0"/>
           <w:sz w:val="24"/>
         </w:rPr>
-        <w:t xml:space="preserve">5.7.4 Vocabulary injection: letting the model do what it does best. </w:t>
-      </w:r>
-    </w:p>
-    <w:p>
-      <w:pPr>
-        <w:spacing w:after="200" w:before="0" w:line="360" w:lineRule="auto"/>
-        <w:jc w:val="both"/>
-      </w:pPr>
+        <w:t xml:space="preserve">Semantic layer construction cost. </w:t>
+      </w:r>
       <w:r>
         <w:rPr>
           <w:rFonts w:ascii="Times New Roman" w:hAnsi="Times New Roman"/>
@@ -16335,7 +15728,7 @@
           <w:i w:val="0"/>
           <w:sz w:val="24"/>
         </w:rPr>
-        <w:t>Hand-crafted synonym dictionaries are both unnecessary and counterproductive once the LLM has explicit access to the approved vocabulary. In practice, the model mapped “earnings” to revenue, “promo codes” to discount_amount, and “clients” to customer_email, none of which appeared in any synonym list. This reduced the synonym dictionary from 112 entries to zero while improving coverage from 99% to 100% (Table 7).</w:t>
+        <w:t>Every AEGIS deployment requires a domain-specific semantic layer built by someone with both business knowledge and schema access. The nopCommerce prototype took approximately 40 person-hours. Organizations without this expertise, or with rapidly evolving schemas, may find the maintenance burden significant. AEGIS is not a zero-configuration system.</w:t>
       </w:r>
     </w:p>
     <w:p>
@@ -16350,14 +15743,8 @@
           <w:i w:val="0"/>
           <w:sz w:val="24"/>
         </w:rPr>
-        <w:t xml:space="preserve">5.7.5 What this thesis gives up. </w:t>
-      </w:r>
-    </w:p>
-    <w:p>
-      <w:pPr>
-        <w:spacing w:after="200" w:before="0" w:line="360" w:lineRule="auto"/>
-        <w:jc w:val="both"/>
-      </w:pPr>
+        <w:t xml:space="preserve">Cannot answer arbitrary SQL questions. </w:t>
+      </w:r>
       <w:r>
         <w:rPr>
           <w:rFonts w:ascii="Times New Roman" w:hAnsi="Times New Roman"/>
@@ -16365,7 +15752,7 @@
           <w:i w:val="0"/>
           <w:sz w:val="24"/>
         </w:rPr>
-        <w:t>AEGIS only supports queries that fit within its defined metrics, dimensions, and patterns. For open-ended data exploration requiring custom joins or schema-level operations, an unconstrained system may be more appropriate. AEGIS is designed for the majority of everyday reporting needs identified in the formative study, not for ad hoc data science exploration.</w:t>
+        <w:t>By design, AEGIS only answers questions that map to a supported analytics primitive with an approved metric and dimension. Ad hoc queries, multi-level nested aggregations, or requests for data fields not in the semantic layer fail with a coverage error (Section 5.6). This is a deliberate trade-off, not an oversight.</w:t>
       </w:r>
     </w:p>
     <w:p>
@@ -16380,14 +15767,8 @@
           <w:i w:val="0"/>
           <w:sz w:val="24"/>
         </w:rPr>
-        <w:t xml:space="preserve">5.7.6 Why saving widgets matters. </w:t>
-      </w:r>
-    </w:p>
-    <w:p>
-      <w:pPr>
-        <w:spacing w:after="200" w:before="0" w:line="360" w:lineRule="auto"/>
-        <w:jc w:val="both"/>
-      </w:pPr>
+        <w:t xml:space="preserve">Complex analytical queries require new templates. </w:t>
+      </w:r>
       <w:r>
         <w:rPr>
           <w:rFonts w:ascii="Times New Roman" w:hAnsi="Times New Roman"/>
@@ -16395,7 +15776,7 @@
           <w:i w:val="0"/>
           <w:sz w:val="24"/>
         </w:rPr>
-        <w:t>Widget reuse directly addresses the formative-study finding that 61% of reporting requests are repeated questions (Section 3.2). Saved widgets become part of a user's daily workflow rather than requiring regeneration, and therefore a fresh round-trip through the LLM and every safety stage, each time the same question recurs.</w:t>
+        <w:t>Approximately 2.6% of the formative-study requests (Section 3.2) required patterns not yet in the template library. Adding a new pattern requires a developer with SQL knowledge; it is not something a business user can do themselves.</w:t>
       </w:r>
     </w:p>
     <w:p>
@@ -16410,14 +15791,8 @@
           <w:i w:val="0"/>
           <w:sz w:val="24"/>
         </w:rPr>
-        <w:t xml:space="preserve">5.7.7 What AEGIS cannot answer. </w:t>
-      </w:r>
-    </w:p>
-    <w:p>
-      <w:pPr>
-        <w:spacing w:after="160" w:before="0" w:line="360" w:lineRule="auto"/>
-        <w:jc w:val="both"/>
-      </w:pPr>
+        <w:t xml:space="preserve">Quality depends on intent extraction, not just compilation. </w:t>
+      </w:r>
       <w:r>
         <w:rPr>
           <w:rFonts w:ascii="Times New Roman" w:hAnsi="Times New Roman"/>
@@ -16425,43 +15800,23 @@
           <w:i w:val="0"/>
           <w:sz w:val="24"/>
         </w:rPr>
-        <w:t>AEGIS can answer from approximately 5,100 valid combinations (15 metrics times 34 dimensions times 10 patterns, in the nopCommerce configuration). Out-of-scope queries receive a structured rejection listing available identifiers rather than a silent wrong answer:</w:t>
-      </w:r>
-    </w:p>
-    <w:p>
-      <w:pPr>
-        <w:spacing w:before="120" w:after="120" w:line="276" w:lineRule="auto"/>
-        <w:ind w:left="576"/>
-      </w:pPr>
-      <w:r>
-        <w:rPr>
-          <w:rFonts w:ascii="Consolas" w:hAnsi="Consolas"/>
-          <w:sz w:val="19"/>
-        </w:rPr>
-        <w:t>Unknown metric 'conversion_rate'.</w:t>
-      </w:r>
-      <w:r>
-        <w:rPr>
-          <w:rFonts w:ascii="Consolas" w:hAnsi="Consolas"/>
-          <w:sz w:val="19"/>
-        </w:rPr>
-        <w:br/>
-        <w:t>Available: avg_order_value, customer_count, discount_amount,</w:t>
-      </w:r>
-      <w:r>
-        <w:rPr>
-          <w:rFonts w:ascii="Consolas" w:hAnsi="Consolas"/>
-          <w:sz w:val="19"/>
-        </w:rPr>
-        <w:br/>
-        <w:t xml:space="preserve">           order_count, profit, refund_amount, revenue, ...</w:t>
-      </w:r>
-    </w:p>
-    <w:p>
-      <w:pPr>
-        <w:spacing w:after="0" w:before="0" w:line="360" w:lineRule="auto"/>
+        <w:t>The safety guarantees in Chapter 3 apply to compilation and execution, not to intent extraction quality. A model that misclassifies a request will produce a structurally safe but semantically wrong query. Safety and accuracy are separate properties, and this thesis is careful not to conflate them.</w:t>
+      </w:r>
+    </w:p>
+    <w:p>
+      <w:pPr>
+        <w:spacing w:after="120" w:before="0" w:line="360" w:lineRule="auto"/>
         <w:jc w:val="both"/>
       </w:pPr>
+      <w:r>
+        <w:rPr>
+          <w:rFonts w:ascii="Times New Roman" w:hAnsi="Times New Roman"/>
+          <w:b/>
+          <w:i w:val="0"/>
+          <w:sz w:val="24"/>
+        </w:rPr>
+        <w:t xml:space="preserve">Benchmark selection. </w:t>
+      </w:r>
       <w:r>
         <w:rPr>
           <w:rFonts w:ascii="Times New Roman" w:hAnsi="Times New Roman"/>
@@ -16469,54 +15824,7 @@
           <w:i w:val="0"/>
           <w:sz w:val="24"/>
         </w:rPr>
-        <w:t>Extending coverage requires only adding rows to the semantic layer; it requires no model retraining and no synonym curation, because vocabulary injection propagates a new entry to the LLM's available vocabulary automatically.</w:t>
-      </w:r>
-    </w:p>
-    <w:p>
-      <w:r>
-        <w:br w:type="page"/>
-      </w:r>
-    </w:p>
-    <w:p>
-      <w:pPr>
-        <w:spacing w:before="0" w:after="80"/>
-        <w:jc w:val="center"/>
-      </w:pPr>
-      <w:r>
-        <w:rPr>
-          <w:rFonts w:ascii="Times New Roman" w:hAnsi="Times New Roman"/>
-          <w:b/>
-          <w:sz w:val="32"/>
-        </w:rPr>
-        <w:t>CHAPTER 6</w:t>
-      </w:r>
-    </w:p>
-    <w:p>
-      <w:pPr>
-        <w:spacing w:after="400"/>
-        <w:jc w:val="center"/>
-      </w:pPr>
-      <w:r>
-        <w:rPr>
-          <w:rFonts w:ascii="Times New Roman" w:hAnsi="Times New Roman"/>
-          <w:b/>
-          <w:sz w:val="32"/>
-        </w:rPr>
-        <w:t>LIMITATIONS AND FUTURE WORK</w:t>
-      </w:r>
-    </w:p>
-    <w:p>
-      <w:pPr>
-        <w:spacing w:before="320" w:after="160"/>
-        <w:jc w:val="left"/>
-      </w:pPr>
-      <w:r>
-        <w:rPr>
-          <w:rFonts w:ascii="Times New Roman" w:hAnsi="Times New Roman"/>
-          <w:b/>
-          <w:sz w:val="28"/>
-        </w:rPr>
-        <w:t>6.1  Limitations</w:t>
+        <w:t>The custom 100-query benchmark (Section 4.3) was necessary because standard benchmarks such as Spider and BIRD do not evaluate adversarial safety or adherence to business logic; this also means the reported accuracy figures are not directly comparable to Spider- or BIRD-reported numbers from other systems.</w:t>
       </w:r>
     </w:p>
     <w:p>
@@ -16531,7 +15839,7 @@
           <w:i w:val="0"/>
           <w:sz w:val="24"/>
         </w:rPr>
-        <w:t xml:space="preserve">Semantic layer construction cost. </w:t>
+        <w:t xml:space="preserve">Semantic layer scalability. </w:t>
       </w:r>
       <w:r>
         <w:rPr>
@@ -16540,7 +15848,7 @@
           <w:i w:val="0"/>
           <w:sz w:val="24"/>
         </w:rPr>
-        <w:t>Every AEGIS deployment requires a domain-specific semantic layer built by someone with both business knowledge and schema access. The nopCommerce prototype took approximately 40 person-hours. Organizations without this expertise, or with rapidly evolving schemas, may find the maintenance burden significant. AEGIS is not a zero-configuration system.</w:t>
+        <w:t>Modern context windows of roughly 128,000 tokens can hold approximately 2,500 distinct metric and dimension definitions; most enterprise deployments expose fewer than 500 core concepts, so this is not a near-term constraint, but very large vocabularies would need retrieval-augmented vocabulary injection rather than injecting the entire semantic layer at once.</w:t>
       </w:r>
     </w:p>
     <w:p>
@@ -16555,7 +15863,7 @@
           <w:i w:val="0"/>
           <w:sz w:val="24"/>
         </w:rPr>
-        <w:t xml:space="preserve">Cannot answer arbitrary SQL questions. </w:t>
+        <w:t xml:space="preserve">Database agnosticism. </w:t>
       </w:r>
       <w:r>
         <w:rPr>
@@ -16564,7 +15872,7 @@
           <w:i w:val="0"/>
           <w:sz w:val="24"/>
         </w:rPr>
-        <w:t>By design, AEGIS only answers questions that map to a supported analytics primitive with an approved metric and dimension. Ad hoc queries, multi-level nested aggregations, or requests for data fields not in the semantic layer fail with a coverage error (Section 5.6). This is a deliberate trade-off, not an oversight.</w:t>
+        <w:t>The current compiler generates MySQL syntax; supporting PostgreSQL or SQL Server requires extending the compiler module, not redesigning the architecture.</w:t>
       </w:r>
     </w:p>
     <w:p>
@@ -16579,7 +15887,7 @@
           <w:i w:val="0"/>
           <w:sz w:val="24"/>
         </w:rPr>
-        <w:t xml:space="preserve">Complex analytical queries require new templates. </w:t>
+        <w:t xml:space="preserve">Storage persistence. </w:t>
       </w:r>
       <w:r>
         <w:rPr>
@@ -16588,7 +15896,7 @@
           <w:i w:val="0"/>
           <w:sz w:val="24"/>
         </w:rPr>
-        <w:t>Approximately 2.6% of the formative-study requests (Section 3.2) required patterns not yet in the template library. Adding a new pattern requires a developer with SQL knowledge; it is not something a business user can do themselves.</w:t>
+        <w:t>The prototype uses JSON flat files for widget storage; the widget registry interface is designed to be swapped for a relational database in a production deployment.</w:t>
       </w:r>
     </w:p>
     <w:p>
@@ -16603,7 +15911,7 @@
           <w:i w:val="0"/>
           <w:sz w:val="24"/>
         </w:rPr>
-        <w:t xml:space="preserve">Quality depends on intent extraction, not just compilation. </w:t>
+        <w:t xml:space="preserve">Multi-turn conversation. </w:t>
       </w:r>
       <w:r>
         <w:rPr>
@@ -16612,12 +15920,12 @@
           <w:i w:val="0"/>
           <w:sz w:val="24"/>
         </w:rPr>
-        <w:t>The safety guarantees in Chapter 3 apply to compilation and execution, not to intent extraction quality. A model that misclassifies a request will produce a structurally safe but semantically wrong query. Safety and accuracy are separate properties, and this thesis is careful not to conflate them.</w:t>
-      </w:r>
-    </w:p>
-    <w:p>
-      <w:pPr>
-        <w:spacing w:after="120" w:before="0" w:line="360" w:lineRule="auto"/>
+        <w:t>AEGIS currently treats each request independently. Contextual carryover across turns, of the kind studied for conversational text-to-SQL in Section 2.2, is not yet implemented.</w:t>
+      </w:r>
+    </w:p>
+    <w:p>
+      <w:pPr>
+        <w:spacing w:after="0" w:before="0" w:line="360" w:lineRule="auto"/>
         <w:jc w:val="both"/>
       </w:pPr>
       <w:r>
@@ -16627,7 +15935,7 @@
           <w:i w:val="0"/>
           <w:sz w:val="24"/>
         </w:rPr>
-        <w:t xml:space="preserve">Benchmark selection. </w:t>
+        <w:t xml:space="preserve">Vocabulary injection limitations. </w:t>
       </w:r>
       <w:r>
         <w:rPr>
@@ -16636,23 +15944,139 @@
           <w:i w:val="0"/>
           <w:sz w:val="24"/>
         </w:rPr>
-        <w:t>The custom 100-query benchmark (Section 4.3) was necessary because standard benchmarks such as Spider and BIRD do not evaluate adversarial safety or adherence to business logic; this also means the reported accuracy figures are not directly comparable to Spider- or BIRD-reported numbers from other systems.</w:t>
-      </w:r>
-    </w:p>
-    <w:p>
-      <w:pPr>
-        <w:spacing w:after="120" w:before="0" w:line="360" w:lineRule="auto"/>
+        <w:t>Highly specialized domain terminology may require supplementary few-shot examples in the prompt beyond the label and description pairs currently injected.</w:t>
+      </w:r>
+    </w:p>
+    <w:p>
+      <w:pPr>
+        <w:spacing w:before="320" w:after="160"/>
+        <w:jc w:val="left"/>
+      </w:pPr>
+      <w:r>
+        <w:rPr>
+          <w:rFonts w:ascii="Times New Roman" w:hAnsi="Times New Roman"/>
+          <w:b/>
+          <w:sz w:val="28"/>
+        </w:rPr>
+        <w:t>6.2  Future Work</w:t>
+      </w:r>
+    </w:p>
+    <w:p>
+      <w:pPr>
+        <w:pStyle w:val="ListBullet"/>
+        <w:spacing w:after="80" w:line="360" w:lineRule="auto"/>
+      </w:pPr>
+      <w:r>
+        <w:rPr>
+          <w:rFonts w:ascii="Times New Roman" w:hAnsi="Times New Roman"/>
+          <w:sz w:val="24"/>
+        </w:rPr>
+        <w:t>Clarification requests: when confidence is low, AEGIS should ask a follow-up question instead of guessing, for example “did you mean revenue or profit?”</w:t>
+      </w:r>
+    </w:p>
+    <w:p>
+      <w:pPr>
+        <w:pStyle w:val="ListBullet"/>
+        <w:spacing w:after="80" w:line="360" w:lineRule="auto"/>
+      </w:pPr>
+      <w:r>
+        <w:rPr>
+          <w:rFonts w:ascii="Times New Roman" w:hAnsi="Times New Roman"/>
+          <w:sz w:val="24"/>
+        </w:rPr>
+        <w:t>Semantic layer wizard: a guided interface for business analysts to define new metrics and dimensions without writing Python.</w:t>
+      </w:r>
+    </w:p>
+    <w:p>
+      <w:pPr>
+        <w:pStyle w:val="ListBullet"/>
+        <w:spacing w:after="80" w:line="360" w:lineRule="auto"/>
+      </w:pPr>
+      <w:r>
+        <w:rPr>
+          <w:rFonts w:ascii="Times New Roman" w:hAnsi="Times New Roman"/>
+          <w:sz w:val="24"/>
+        </w:rPr>
+        <w:t>Multi-step queries: currently each query produces one widget; compound questions such as “revenue trend and top 5 products side by side” require two separate queries today.</w:t>
+      </w:r>
+    </w:p>
+    <w:p>
+      <w:pPr>
+        <w:pStyle w:val="ListBullet"/>
+        <w:spacing w:after="80" w:line="360" w:lineRule="auto"/>
+      </w:pPr>
+      <w:r>
+        <w:rPr>
+          <w:rFonts w:ascii="Times New Roman" w:hAnsi="Times New Roman"/>
+          <w:sz w:val="24"/>
+        </w:rPr>
+        <w:t>Automated denial-of-service protection: query complexity scoring and server-side timeout enforcement, since the join graph bounds query cost but does not currently score it explicitly.</w:t>
+      </w:r>
+    </w:p>
+    <w:p>
+      <w:pPr>
+        <w:pStyle w:val="ListBullet"/>
+        <w:spacing w:after="80" w:line="360" w:lineRule="auto"/>
+      </w:pPr>
+      <w:r>
+        <w:rPr>
+          <w:rFonts w:ascii="Times New Roman" w:hAnsi="Times New Roman"/>
+          <w:sz w:val="24"/>
+        </w:rPr>
+        <w:t>Broader schema coverage: extending the nopCommerce semantic layer to cover promotions, vendor analytics, and content-management engagement metrics.</w:t>
+      </w:r>
+    </w:p>
+    <w:p>
+      <w:pPr>
+        <w:pStyle w:val="ListBullet"/>
+        <w:spacing w:after="80" w:line="360" w:lineRule="auto"/>
+      </w:pPr>
+      <w:r>
+        <w:rPr>
+          <w:rFonts w:ascii="Times New Roman" w:hAnsi="Times New Roman"/>
+          <w:sz w:val="24"/>
+        </w:rPr>
+        <w:t>Multi-turn conversational carryover, extending the single-turn design discussed above.</w:t>
+      </w:r>
+    </w:p>
+    <w:p>
+      <w:r>
+        <w:br w:type="page"/>
+      </w:r>
+    </w:p>
+    <w:p>
+      <w:pPr>
+        <w:spacing w:before="0" w:after="80"/>
+        <w:jc w:val="center"/>
+      </w:pPr>
+      <w:r>
+        <w:rPr>
+          <w:rFonts w:ascii="Times New Roman" w:hAnsi="Times New Roman"/>
+          <w:b/>
+          <w:sz w:val="32"/>
+        </w:rPr>
+        <w:t>CHAPTER 7</w:t>
+      </w:r>
+    </w:p>
+    <w:p>
+      <w:pPr>
+        <w:spacing w:after="400"/>
+        <w:jc w:val="center"/>
+      </w:pPr>
+      <w:r>
+        <w:rPr>
+          <w:rFonts w:ascii="Times New Roman" w:hAnsi="Times New Roman"/>
+          <w:b/>
+          <w:sz w:val="32"/>
+        </w:rPr>
+        <w:t>CONCLUSION</w:t>
+      </w:r>
+    </w:p>
+    <w:p>
+      <w:pPr>
+        <w:spacing w:after="240" w:before="0" w:line="360" w:lineRule="auto"/>
         <w:jc w:val="both"/>
       </w:pPr>
-      <w:r>
-        <w:rPr>
-          <w:rFonts w:ascii="Times New Roman" w:hAnsi="Times New Roman"/>
-          <w:b/>
-          <w:i w:val="0"/>
-          <w:sz w:val="24"/>
-        </w:rPr>
-        <w:t xml:space="preserve">Semantic layer scalability. </w:t>
-      </w:r>
       <w:r>
         <w:rPr>
           <w:rFonts w:ascii="Times New Roman" w:hAnsi="Times New Roman"/>
@@ -16660,23 +16084,14 @@
           <w:i w:val="0"/>
           <w:sz w:val="24"/>
         </w:rPr>
-        <w:t>Modern context windows of roughly 128,000 tokens can hold approximately 2,500 distinct metric and dimension definitions; most enterprise deployments expose fewer than 500 core concepts, so this is not a near-term constraint, but very large vocabularies would need retrieval-augmented vocabulary injection rather than injecting the entire semantic layer at once.</w:t>
-      </w:r>
-    </w:p>
-    <w:p>
-      <w:pPr>
-        <w:spacing w:after="120" w:before="0" w:line="360" w:lineRule="auto"/>
+        <w:t>This thesis presented AEGIS, a system for turning plain-English reporting requests into dynamic, refreshable dashboard widgets over relational databases. The central contribution has two parts. First, a system design that limits the language model to understanding questions, while all query building, chart selection, and widget storage is handled by fixed rules and pre-approved templates, so that safety is a property guaranteed by system structure rather than a probability that improves with model quality. Second, a vocabulary injection method that removes the need for manually maintained synonym lists while improving coverage, reducing a 112-entry synonym dictionary to zero entries while raising coverage from 99% to 100%.</w:t>
+      </w:r>
+    </w:p>
+    <w:p>
+      <w:pPr>
+        <w:spacing w:after="240" w:before="0" w:line="360" w:lineRule="auto"/>
         <w:jc w:val="both"/>
       </w:pPr>
-      <w:r>
-        <w:rPr>
-          <w:rFonts w:ascii="Times New Roman" w:hAnsi="Times New Roman"/>
-          <w:b/>
-          <w:i w:val="0"/>
-          <w:sz w:val="24"/>
-        </w:rPr>
-        <w:t xml:space="preserve">Database agnosticism. </w:t>
-      </w:r>
       <w:r>
         <w:rPr>
           <w:rFonts w:ascii="Times New Roman" w:hAnsi="Times New Roman"/>
@@ -16684,23 +16099,14 @@
           <w:i w:val="0"/>
           <w:sz w:val="24"/>
         </w:rPr>
-        <w:t>The current compiler generates MySQL syntax; supporting PostgreSQL or SQL Server requires extending the compiler module, not redesigning the architecture.</w:t>
-      </w:r>
-    </w:p>
-    <w:p>
-      <w:pPr>
-        <w:spacing w:after="120" w:before="0" w:line="360" w:lineRule="auto"/>
+        <w:t>The evaluation in Chapter 5 shows that AEGIS reduces the unsafe SQL rate from 5.0% to 0% relative to a direct LLM-to-SQL baseline using the same underlying model, achieves 100% valid SQL and 100% coverage on its 100-query nopCommerce benchmark, and generalizes to a second production schema, WooCommerce, with only semantic layer reconfiguration required and no change to the LLM, the compiler, or the safety scanner. The pipeline latency analysis confirms that this safety infrastructure adds less than 4% overhead relative to the LLM API call that any comparable system would also need to make.</w:t>
+      </w:r>
+    </w:p>
+    <w:p>
+      <w:pPr>
+        <w:spacing w:after="240" w:before="0" w:line="360" w:lineRule="auto"/>
         <w:jc w:val="both"/>
       </w:pPr>
-      <w:r>
-        <w:rPr>
-          <w:rFonts w:ascii="Times New Roman" w:hAnsi="Times New Roman"/>
-          <w:b/>
-          <w:i w:val="0"/>
-          <w:sz w:val="24"/>
-        </w:rPr>
-        <w:t xml:space="preserve">Storage persistence. </w:t>
-      </w:r>
       <w:r>
         <w:rPr>
           <w:rFonts w:ascii="Times New Roman" w:hAnsi="Times New Roman"/>
@@ -16708,23 +16114,14 @@
           <w:i w:val="0"/>
           <w:sz w:val="24"/>
         </w:rPr>
-        <w:t>The prototype uses JSON flat files for widget storage; the widget registry interface is designed to be swapped for a relational database in a production deployment.</w:t>
-      </w:r>
-    </w:p>
-    <w:p>
-      <w:pPr>
-        <w:spacing w:after="120" w:before="0" w:line="360" w:lineRule="auto"/>
+        <w:t>The literature review in Chapter 2 situates this contribution precisely: prior text-to-SQL research, from Seq2SQL through RAT-SQL and PICARD, treats SQL-generation accuracy as the object of study and, with the partial exception of a 2025 systematic review's discussion of injection attacks, does not evaluate safety as a first-class property at all. AEGIS's architectural choice, removing SQL generation from the language model's role entirely rather than constraining it more tightly, is a categorically different answer to the same underlying problem, and one independently echoed in recent explanatory-analytics research reviewed in Section 2.7 that arrives at the same “let a deterministic layer compute the answer” principle in an unrelated domain.</w:t>
+      </w:r>
+    </w:p>
+    <w:p>
+      <w:pPr>
+        <w:spacing w:after="0" w:before="0" w:line="360" w:lineRule="auto"/>
         <w:jc w:val="both"/>
       </w:pPr>
-      <w:r>
-        <w:rPr>
-          <w:rFonts w:ascii="Times New Roman" w:hAnsi="Times New Roman"/>
-          <w:b/>
-          <w:i w:val="0"/>
-          <w:sz w:val="24"/>
-        </w:rPr>
-        <w:t xml:space="preserve">Multi-turn conversation. </w:t>
-      </w:r>
       <w:r>
         <w:rPr>
           <w:rFonts w:ascii="Times New Roman" w:hAnsi="Times New Roman"/>
@@ -16732,215 +16129,6 @@
           <w:i w:val="0"/>
           <w:sz w:val="24"/>
         </w:rPr>
-        <w:t>AEGIS currently treats each request independently. Contextual carryover across turns, of the kind studied for conversational text-to-SQL in Section 2.2, is not yet implemented.</w:t>
-      </w:r>
-    </w:p>
-    <w:p>
-      <w:pPr>
-        <w:spacing w:after="0" w:before="0" w:line="360" w:lineRule="auto"/>
-        <w:jc w:val="both"/>
-      </w:pPr>
-      <w:r>
-        <w:rPr>
-          <w:rFonts w:ascii="Times New Roman" w:hAnsi="Times New Roman"/>
-          <w:b/>
-          <w:i w:val="0"/>
-          <w:sz w:val="24"/>
-        </w:rPr>
-        <w:t xml:space="preserve">Vocabulary injection limitations. </w:t>
-      </w:r>
-      <w:r>
-        <w:rPr>
-          <w:rFonts w:ascii="Times New Roman" w:hAnsi="Times New Roman"/>
-          <w:b w:val="0"/>
-          <w:i w:val="0"/>
-          <w:sz w:val="24"/>
-        </w:rPr>
-        <w:t>Highly specialized domain terminology may require supplementary few-shot examples in the prompt beyond the label and description pairs currently injected.</w:t>
-      </w:r>
-    </w:p>
-    <w:p>
-      <w:pPr>
-        <w:spacing w:before="320" w:after="160"/>
-        <w:jc w:val="left"/>
-      </w:pPr>
-      <w:r>
-        <w:rPr>
-          <w:rFonts w:ascii="Times New Roman" w:hAnsi="Times New Roman"/>
-          <w:b/>
-          <w:sz w:val="28"/>
-        </w:rPr>
-        <w:t>6.2  Future Work</w:t>
-      </w:r>
-    </w:p>
-    <w:p>
-      <w:pPr>
-        <w:pStyle w:val="ListBullet"/>
-        <w:spacing w:after="80" w:line="360" w:lineRule="auto"/>
-      </w:pPr>
-      <w:r>
-        <w:rPr>
-          <w:rFonts w:ascii="Times New Roman" w:hAnsi="Times New Roman"/>
-          <w:sz w:val="24"/>
-        </w:rPr>
-        <w:t>Clarification requests: when confidence is low, AEGIS should ask a follow-up question instead of guessing, for example “did you mean revenue or profit?”</w:t>
-      </w:r>
-    </w:p>
-    <w:p>
-      <w:pPr>
-        <w:pStyle w:val="ListBullet"/>
-        <w:spacing w:after="80" w:line="360" w:lineRule="auto"/>
-      </w:pPr>
-      <w:r>
-        <w:rPr>
-          <w:rFonts w:ascii="Times New Roman" w:hAnsi="Times New Roman"/>
-          <w:sz w:val="24"/>
-        </w:rPr>
-        <w:t>Semantic layer wizard: a guided interface for business analysts to define new metrics and dimensions without writing Python.</w:t>
-      </w:r>
-    </w:p>
-    <w:p>
-      <w:pPr>
-        <w:pStyle w:val="ListBullet"/>
-        <w:spacing w:after="80" w:line="360" w:lineRule="auto"/>
-      </w:pPr>
-      <w:r>
-        <w:rPr>
-          <w:rFonts w:ascii="Times New Roman" w:hAnsi="Times New Roman"/>
-          <w:sz w:val="24"/>
-        </w:rPr>
-        <w:t>Multi-step queries: currently each query produces one widget; compound questions such as “revenue trend and top 5 products side by side” require two separate queries today.</w:t>
-      </w:r>
-    </w:p>
-    <w:p>
-      <w:pPr>
-        <w:pStyle w:val="ListBullet"/>
-        <w:spacing w:after="80" w:line="360" w:lineRule="auto"/>
-      </w:pPr>
-      <w:r>
-        <w:rPr>
-          <w:rFonts w:ascii="Times New Roman" w:hAnsi="Times New Roman"/>
-          <w:sz w:val="24"/>
-        </w:rPr>
-        <w:t>Automated denial-of-service protection: query complexity scoring and server-side timeout enforcement, since the join graph bounds query cost but does not currently score it explicitly.</w:t>
-      </w:r>
-    </w:p>
-    <w:p>
-      <w:pPr>
-        <w:pStyle w:val="ListBullet"/>
-        <w:spacing w:after="80" w:line="360" w:lineRule="auto"/>
-      </w:pPr>
-      <w:r>
-        <w:rPr>
-          <w:rFonts w:ascii="Times New Roman" w:hAnsi="Times New Roman"/>
-          <w:sz w:val="24"/>
-        </w:rPr>
-        <w:t>Broader schema coverage: extending the nopCommerce semantic layer to cover promotions, vendor analytics, and content-management engagement metrics.</w:t>
-      </w:r>
-    </w:p>
-    <w:p>
-      <w:pPr>
-        <w:pStyle w:val="ListBullet"/>
-        <w:spacing w:after="80" w:line="360" w:lineRule="auto"/>
-      </w:pPr>
-      <w:r>
-        <w:rPr>
-          <w:rFonts w:ascii="Times New Roman" w:hAnsi="Times New Roman"/>
-          <w:sz w:val="24"/>
-        </w:rPr>
-        <w:t>Multi-turn conversational carryover, extending the single-turn design discussed above.</w:t>
-      </w:r>
-    </w:p>
-    <w:p>
-      <w:r>
-        <w:br w:type="page"/>
-      </w:r>
-    </w:p>
-    <w:p>
-      <w:pPr>
-        <w:spacing w:before="0" w:after="80"/>
-        <w:jc w:val="center"/>
-      </w:pPr>
-      <w:r>
-        <w:rPr>
-          <w:rFonts w:ascii="Times New Roman" w:hAnsi="Times New Roman"/>
-          <w:b/>
-          <w:sz w:val="32"/>
-        </w:rPr>
-        <w:t>CHAPTER 7</w:t>
-      </w:r>
-    </w:p>
-    <w:p>
-      <w:pPr>
-        <w:spacing w:after="400"/>
-        <w:jc w:val="center"/>
-      </w:pPr>
-      <w:r>
-        <w:rPr>
-          <w:rFonts w:ascii="Times New Roman" w:hAnsi="Times New Roman"/>
-          <w:b/>
-          <w:sz w:val="32"/>
-        </w:rPr>
-        <w:t>CONCLUSION</w:t>
-      </w:r>
-    </w:p>
-    <w:p>
-      <w:pPr>
-        <w:spacing w:after="240" w:before="0" w:line="360" w:lineRule="auto"/>
-        <w:jc w:val="both"/>
-      </w:pPr>
-      <w:r>
-        <w:rPr>
-          <w:rFonts w:ascii="Times New Roman" w:hAnsi="Times New Roman"/>
-          <w:b w:val="0"/>
-          <w:i w:val="0"/>
-          <w:sz w:val="24"/>
-        </w:rPr>
-        <w:t>This thesis presented AEGIS, a system for turning plain-English reporting requests into dynamic, refreshable dashboard widgets over relational databases. The central contribution has two parts. First, a system design that limits the language model to understanding questions, while all query building, chart selection, and widget storage is handled by fixed rules and pre-approved templates, so that safety is a property guaranteed by system structure rather than a probability that improves with model quality. Second, a vocabulary injection method that removes the need for manually maintained synonym lists while improving coverage, reducing a 112-entry synonym dictionary to zero entries while raising coverage from 99% to 100%.</w:t>
-      </w:r>
-    </w:p>
-    <w:p>
-      <w:pPr>
-        <w:spacing w:after="240" w:before="0" w:line="360" w:lineRule="auto"/>
-        <w:jc w:val="both"/>
-      </w:pPr>
-      <w:r>
-        <w:rPr>
-          <w:rFonts w:ascii="Times New Roman" w:hAnsi="Times New Roman"/>
-          <w:b w:val="0"/>
-          <w:i w:val="0"/>
-          <w:sz w:val="24"/>
-        </w:rPr>
-        <w:t>The evaluation in Chapter 5 shows that AEGIS reduces the unsafe SQL rate from 5.0% to 0% relative to a direct LLM-to-SQL baseline using the same underlying model, achieves 100% valid SQL and 100% coverage on its 100-query nopCommerce benchmark, and generalizes to a second production schema, WooCommerce, with only semantic layer reconfiguration required and no change to the LLM, the compiler, or the safety scanner. The pipeline latency analysis confirms that this safety infrastructure adds less than 4% overhead relative to the LLM API call that any comparable system would also need to make.</w:t>
-      </w:r>
-    </w:p>
-    <w:p>
-      <w:pPr>
-        <w:spacing w:after="240" w:before="0" w:line="360" w:lineRule="auto"/>
-        <w:jc w:val="both"/>
-      </w:pPr>
-      <w:r>
-        <w:rPr>
-          <w:rFonts w:ascii="Times New Roman" w:hAnsi="Times New Roman"/>
-          <w:b w:val="0"/>
-          <w:i w:val="0"/>
-          <w:sz w:val="24"/>
-        </w:rPr>
-        <w:t>The literature review in Chapter 2 situates this contribution precisely: prior text-to-SQL research, from Seq2SQL through RAT-SQL and PICARD, treats SQL-generation accuracy as the object of study and, with the partial exception of a 2025 systematic review's discussion of injection attacks, does not evaluate safety as a first-class property at all. AEGIS's architectural choice, removing SQL generation from the language model's role entirely rather than constraining it more tightly, is a categorically different answer to the same underlying problem, and one independently echoed in recent explanatory-analytics research reviewed in Section 2.7 that arrives at the same “let a deterministic layer compute the answer” principle in an unrelated domain.</w:t>
-      </w:r>
-    </w:p>
-    <w:p>
-      <w:pPr>
-        <w:spacing w:after="0" w:before="0" w:line="360" w:lineRule="auto"/>
-        <w:jc w:val="both"/>
-      </w:pPr>
-      <w:r>
-        <w:rPr>
-          <w:rFonts w:ascii="Times New Roman" w:hAnsi="Times New Roman"/>
-          <w:b w:val="0"/>
-          <w:i w:val="0"/>
-          <w:sz w:val="24"/>
-        </w:rPr>
         <w:t>AEGIS is built for environments where data privacy, consistent reporting definitions, and daily reuse of saved reports matter more than unlimited query flexibility. Chapter 6 states plainly what this design gives up in exchange: a bounded vocabulary, an upfront semantic layer construction cost, and dependence on intent-extraction quality for semantic (though never safety) correctness. Within that scope, this thesis demonstrates that restricting SQL generation to a finite set of validated business patterns is a practical, measurable path to safe, auditable natural-language reporting in institutional environments.</w:t>
       </w:r>
     </w:p>
@@ -16987,7 +16175,7 @@
           <w:rFonts w:ascii="Times New Roman" w:hAnsi="Times New Roman"/>
           <w:sz w:val="23"/>
         </w:rPr>
-        <w:t>[2]  B. Chinnappaiyan, "Conversational analytics in self-service data platforms: Democratizing enterprise data access through natural language interfaces," European Journal of Computer Science and Information Technology, vol. 13, no. 46, pp. 94-102, 2025.</w:t>
+        <w:t>[2]  D. Deng, A. Wu, H. Qu, and Y. Wu, "DashBot: Insight-driven dashboard generation based on deep reinforcement learning," IEEE Transactions on Visualization and Computer Graphics, vol. 29, no. 1, pp. 690-700, 2023.</w:t>
       </w:r>
     </w:p>
     <w:p>
@@ -17000,7 +16188,7 @@
           <w:rFonts w:ascii="Times New Roman" w:hAnsi="Times New Roman"/>
           <w:sz w:val="23"/>
         </w:rPr>
-        <w:t>[3]  D. Deng, A. Wu, H. Qu, and Y. Wu, "DashBot: Insight-driven dashboard generation based on deep reinforcement learning," IEEE Transactions on Visualization and Computer Graphics, vol. 29, no. 1, pp. 690-700, 2023.</w:t>
+        <w:t>[3]  T. Gao, M. Dontcheva, E. Adar, Z. Liu, and K. G. Karahalios, "DataTone: Managing ambiguity in natural language interfaces for data visualization," in Proc. 28th Annual ACM Symposium on User Interface Software and Technology (UIST), 2015, pp. 489-500.</w:t>
       </w:r>
     </w:p>
     <w:p>
@@ -17013,7 +16201,7 @@
           <w:rFonts w:ascii="Times New Roman" w:hAnsi="Times New Roman"/>
           <w:sz w:val="23"/>
         </w:rPr>
-        <w:t>[4]  T. Gao, M. Dontcheva, E. Adar, Z. Liu, and K. G. Karahalios, "DataTone: Managing ambiguity in natural language interfaces for data visualization," in Proc. 28th Annual ACM Symposium on User Interface Software and Technology (UIST), 2015, pp. 489-500.</w:t>
+        <w:t>[4]  C. Lehmann, D. Gehrig, S. Holdener, C. Saladin, J. P. Monteiro, and K. Stockinger, "Building natural language interfaces for databases in practice," in Proc. 34th Int. Conf. Scientific and Statistical Database Management (SSDBM), 2022, Art. no. 20.</w:t>
       </w:r>
     </w:p>
     <w:p>
@@ -17026,7 +16214,7 @@
           <w:rFonts w:ascii="Times New Roman" w:hAnsi="Times New Roman"/>
           <w:sz w:val="23"/>
         </w:rPr>
-        <w:t>[5]  E. Häikiö, "Adoption and governance of AI-powered dashboards in executive-level decision-making," M.S. thesis, Information System Science, Turku School of Economics, University of Turku, Finland, 2024.</w:t>
+        <w:t>[5]  F. Li and H. V. Jagadish, "Constructing an interactive natural language interface for relational databases," Proceedings of the VLDB Endowment, vol. 8, no. 1, pp. 73-84, 2014.</w:t>
       </w:r>
     </w:p>
     <w:p>
@@ -17039,7 +16227,7 @@
           <w:rFonts w:ascii="Times New Roman" w:hAnsi="Times New Roman"/>
           <w:sz w:val="23"/>
         </w:rPr>
-        <w:t>[6]  A. Jha, N. Anand, and H. Karthikeyan, "Conversion of natural language text to SQL queries using generative AI," in Hybrid and Advanced Technologies, S. P. J. Christydass, N. Nurhayati, and S. Kannadhasan, Eds. Boca Raton, FL: CRC Press, 2025, pp. 25-32.</w:t>
+        <w:t>[6]  J. Li et al., "Can LLM already serve as a database interface? A big bench for large-scale database grounded text-to-SQLs," in Advances in Neural Information Processing Systems (NeurIPS), vol. 36, 2023.</w:t>
       </w:r>
     </w:p>
     <w:p>
@@ -17052,7 +16240,7 @@
           <w:rFonts w:ascii="Times New Roman" w:hAnsi="Times New Roman"/>
           <w:sz w:val="23"/>
         </w:rPr>
-        <w:t>[7]  E. Kavaz, A. Puig, and I. Rodríguez, "Chatbot-based natural language interfaces for data visualisation: A scoping review," Applied Sciences, vol. 13, no. 12, p. 7025, 2023.</w:t>
+        <w:t>[7]  M. Liu and J. Xu, "NLI4DB: A systematic review of natural language interfaces for databases," arXiv:2503.02435, 2025.</w:t>
       </w:r>
     </w:p>
     <w:p>
@@ -17065,7 +16253,7 @@
           <w:rFonts w:ascii="Times New Roman" w:hAnsi="Times New Roman"/>
           <w:sz w:val="23"/>
         </w:rPr>
-        <w:t>[8]  C. Lehmann, D. Gehrig, S. Holdener, C. Saladin, J. P. Monteiro, and K. Stockinger, "Building natural language interfaces for databases in practice," in Proc. 34th Int. Conf. Scientific and Statistical Database Management (SSDBM), 2022, Art. no. 20.</w:t>
+        <w:t>[8]  A. Narechania, A. Srinivasan, and J. Stasko, "nl4dv: A toolkit for generating analytic specifications for data visualization from natural language queries," IEEE Transactions on Visualization and Computer Graphics, vol. 27, no. 2, pp. 369-379, 2021.</w:t>
       </w:r>
     </w:p>
     <w:p>
@@ -17078,7 +16266,7 @@
           <w:rFonts w:ascii="Times New Roman" w:hAnsi="Times New Roman"/>
           <w:sz w:val="23"/>
         </w:rPr>
-        <w:t>[9]  F. Li and H. V. Jagadish, "Constructing an interactive natural language interface for relational databases," Proceedings of the VLDB Endowment, vol. 8, no. 1, pp. 73-84, 2014.</w:t>
+        <w:t>[9]  OpenAI, "Introducing structured outputs in the API," OpenAI, 2024.</w:t>
       </w:r>
     </w:p>
     <w:p>
@@ -17091,7 +16279,7 @@
           <w:rFonts w:ascii="Times New Roman" w:hAnsi="Times New Roman"/>
           <w:sz w:val="23"/>
         </w:rPr>
-        <w:t>[10]  J. Li et al., "Can LLM already serve as a database interface? A big bench for large-scale database grounded text-to-SQLs," in Advances in Neural Information Processing Systems (NeurIPS), vol. 36, 2023.</w:t>
+        <w:t>[10]  T. Scholak, N. Schucher, and D. Bahdanau, "PICARD: Parsing incrementally for constrained auto-regressive decoding from language models," in Proc. 2021 Conf. Empirical Methods in Natural Language Processing (EMNLP), 2021, pp. 9895-9901.</w:t>
       </w:r>
     </w:p>
     <w:p>
@@ -17104,7 +16292,7 @@
           <w:rFonts w:ascii="Times New Roman" w:hAnsi="Times New Roman"/>
           <w:sz w:val="23"/>
         </w:rPr>
-        <w:t>[11]  M. Liu and J. Xu, "NLI4DB: A systematic review of natural language interfaces for databases," arXiv:2503.02435, 2025.</w:t>
+        <w:t>[11]  G. N. Shailesh, M. Pavithran, A. Rahul Hari Venkat, and P. Kaliappan, "Conversational BI: Natural language interface to business dashboards," International Journal of Engineering Research &amp; Technology, vol. 14, no. 12, 2025.</w:t>
       </w:r>
     </w:p>
     <w:p>
@@ -17117,7 +16305,7 @@
           <w:rFonts w:ascii="Times New Roman" w:hAnsi="Times New Roman"/>
           <w:sz w:val="23"/>
         </w:rPr>
-        <w:t>[12]  Y. Luo, N. Tang, G. Li, J. Tang, C. Chai, and X. Qin, "Synthesizing natural language to visualization (NL2VIS) benchmarks from NL2SQL benchmarks," in Proc. 2021 ACM SIGMOD Int. Conf. Management of Data, 2021, pp. 1235-1247.</w:t>
+        <w:t>[12]  H. S. Shalaan, T. H. A. Soliman, and A. M. Abdelaziz, "G-SQL: A schema-aware and rule-guided approach for robust natural language to SQL translation," IEEE Access, vol. 13, pp. 158520-158534, 2025.</w:t>
       </w:r>
     </w:p>
     <w:p>
@@ -17130,7 +16318,7 @@
           <w:rFonts w:ascii="Times New Roman" w:hAnsi="Times New Roman"/>
           <w:sz w:val="23"/>
         </w:rPr>
-        <w:t>[13]  M. Mujeeb, L. K. Sagar, and S. Shrestha, "AI-powered conversational business intelligence: A natural language interface for data-driven decision making," International Journal of Scientific Development and Research, vol. 10, no. 11, pp. b685-b689, 2025.</w:t>
+        <w:t>[13]  X. Su, Y. Gu, P. Wang, W. Gu, L. Qi, and J. He, "A robust natural language text-to-SQL generation framework with dynamic strategies based on LLMs," Scientific Reports, vol. 16, Art. no. 7892, 2026.</w:t>
       </w:r>
     </w:p>
     <w:p>
@@ -17143,7 +16331,7 @@
           <w:rFonts w:ascii="Times New Roman" w:hAnsi="Times New Roman"/>
           <w:sz w:val="23"/>
         </w:rPr>
-        <w:t>[14]  A. Narechania, A. Srinivasan, and J. Stasko, "nl4dv: A toolkit for generating analytic specifications for data visualization from natural language queries," IEEE Transactions on Visualization and Computer Graphics, vol. 27, no. 2, pp. 369-379, 2021.</w:t>
+        <w:t>[14]  J. Valkenburgh, "Enhancing business dashboards with explanatory analytics and AI: Exploring the use of AI and explanatory analytics to enhance business decision-making," M.S. thesis, Information Management, Turku School of Economics, University of Turku, Finland, 2024.</w:t>
       </w:r>
     </w:p>
     <w:p>
@@ -17156,7 +16344,7 @@
           <w:rFonts w:ascii="Times New Roman" w:hAnsi="Times New Roman"/>
           <w:sz w:val="23"/>
         </w:rPr>
-        <w:t>[15]  OpenAI, "Introducing structured outputs in the API," OpenAI, 2024.</w:t>
+        <w:t>[15]  B. Wang, R. Shin, X. Liu, O. Polozov, and M. Richardson, "RAT-SQL: Relation-aware schema encoding and linking for text-to-SQL parsers," in Proc. 58th Annual Meeting of the Association for Computational Linguistics (ACL), 2020, pp. 7567-7578.</w:t>
       </w:r>
     </w:p>
     <w:p>
@@ -17169,202 +16357,7 @@
           <w:rFonts w:ascii="Times New Roman" w:hAnsi="Times New Roman"/>
           <w:sz w:val="23"/>
         </w:rPr>
-        <w:t>[16]  G. Pinna, Y. Perezhohin, L. Manzoni, M. Castelli, and A. De Lorenzo, "Redefining text-to-SQL metrics by incorporating semantic and structural similarity," Scientific Reports, vol. 15, Art. no. 22357, 2025.</w:t>
-      </w:r>
-    </w:p>
-    <w:p>
-      <w:pPr>
-        <w:spacing w:after="200" w:line="312" w:lineRule="auto"/>
-        <w:ind w:left="576" w:hanging="576"/>
-      </w:pPr>
-      <w:r>
-        <w:rPr>
-          <w:rFonts w:ascii="Times New Roman" w:hAnsi="Times New Roman"/>
-          <w:sz w:val="23"/>
-        </w:rPr>
-        <w:t>[17]  M. J. I. Saidur, "AI-enhanced business intelligence dashboards for predictive market strategy in U.S. enterprises," International Journal of Business and Economics Insights, vol. 5, no. 3, pp. 603-648, 2025.</w:t>
-      </w:r>
-    </w:p>
-    <w:p>
-      <w:pPr>
-        <w:spacing w:after="200" w:line="312" w:lineRule="auto"/>
-        <w:ind w:left="576" w:hanging="576"/>
-      </w:pPr>
-      <w:r>
-        <w:rPr>
-          <w:rFonts w:ascii="Times New Roman" w:hAnsi="Times New Roman"/>
-          <w:sz w:val="23"/>
-        </w:rPr>
-        <w:t>[18]  T. Scholak, N. Schucher, and D. Bahdanau, "PICARD: Parsing incrementally for constrained auto-regressive decoding from language models," in Proc. 2021 Conf. Empirical Methods in Natural Language Processing (EMNLP), 2021, pp. 9895-9901.</w:t>
-      </w:r>
-    </w:p>
-    <w:p>
-      <w:pPr>
-        <w:spacing w:after="200" w:line="312" w:lineRule="auto"/>
-        <w:ind w:left="576" w:hanging="576"/>
-      </w:pPr>
-      <w:r>
-        <w:rPr>
-          <w:rFonts w:ascii="Times New Roman" w:hAnsi="Times New Roman"/>
-          <w:sz w:val="23"/>
-        </w:rPr>
-        <w:t>[19]  V. Setlur, S. E. Battersby, M. Tory, R. Gossweiler, and A. X. Chang, "Eviza: A natural language interface for visual analysis," in Proc. 29th Annual ACM Symposium on User Interface Software and Technology (UIST), 2016, pp. 365-377.</w:t>
-      </w:r>
-    </w:p>
-    <w:p>
-      <w:pPr>
-        <w:spacing w:after="200" w:line="312" w:lineRule="auto"/>
-        <w:ind w:left="576" w:hanging="576"/>
-      </w:pPr>
-      <w:r>
-        <w:rPr>
-          <w:rFonts w:ascii="Times New Roman" w:hAnsi="Times New Roman"/>
-          <w:sz w:val="23"/>
-        </w:rPr>
-        <w:t>[20]  G. N. Shailesh, M. Pavithran, A. Rahul Hari Venkat, and P. Kaliappan, "Conversational BI: Natural language interface to business dashboards," International Journal of Engineering Research &amp; Technology, vol. 14, no. 12, 2025.</w:t>
-      </w:r>
-    </w:p>
-    <w:p>
-      <w:pPr>
-        <w:spacing w:after="200" w:line="312" w:lineRule="auto"/>
-        <w:ind w:left="576" w:hanging="576"/>
-      </w:pPr>
-      <w:r>
-        <w:rPr>
-          <w:rFonts w:ascii="Times New Roman" w:hAnsi="Times New Roman"/>
-          <w:sz w:val="23"/>
-        </w:rPr>
-        <w:t>[21]  H. S. Shalaan, T. H. A. Soliman, and A. M. Abdelaziz, "G-SQL: A schema-aware and rule-guided approach for robust natural language to SQL translation," IEEE Access, vol. 13, pp. 158520-158534, 2025.</w:t>
-      </w:r>
-    </w:p>
-    <w:p>
-      <w:pPr>
-        <w:spacing w:after="200" w:line="312" w:lineRule="auto"/>
-        <w:ind w:left="576" w:hanging="576"/>
-      </w:pPr>
-      <w:r>
-        <w:rPr>
-          <w:rFonts w:ascii="Times New Roman" w:hAnsi="Times New Roman"/>
-          <w:sz w:val="23"/>
-        </w:rPr>
-        <w:t>[22]  D. Shi, X. Xu, F. Sun, Y. Shi, and N. Cao, "Calliope: Automatic visual data stories with Monte Carlo tree search," IEEE Transactions on Visualization and Computer Graphics, vol. 27, no. 2, pp. 464-474, 2021.</w:t>
-      </w:r>
-    </w:p>
-    <w:p>
-      <w:pPr>
-        <w:spacing w:after="200" w:line="312" w:lineRule="auto"/>
-        <w:ind w:left="576" w:hanging="576"/>
-      </w:pPr>
-      <w:r>
-        <w:rPr>
-          <w:rFonts w:ascii="Times New Roman" w:hAnsi="Times New Roman"/>
-          <w:sz w:val="23"/>
-        </w:rPr>
-        <w:t>[23]  X. Su, Y. Gu, P. Wang, W. Gu, L. Qi, and J. He, "A robust natural language text-to-SQL generation framework with dynamic strategies based on LLMs," Scientific Reports, vol. 16, Art. no. 7892, 2026.</w:t>
-      </w:r>
-    </w:p>
-    <w:p>
-      <w:pPr>
-        <w:spacing w:after="200" w:line="312" w:lineRule="auto"/>
-        <w:ind w:left="576" w:hanging="576"/>
-      </w:pPr>
-      <w:r>
-        <w:rPr>
-          <w:rFonts w:ascii="Times New Roman" w:hAnsi="Times New Roman"/>
-          <w:sz w:val="23"/>
-        </w:rPr>
-        <w:t>[24]  J. Valkenburgh, "Enhancing business dashboards with explanatory analytics and AI: Exploring the use of AI and explanatory analytics to enhance business decision-making," M.S. thesis, Information Management, Turku School of Economics, University of Turku, Finland, 2024.</w:t>
-      </w:r>
-    </w:p>
-    <w:p>
-      <w:pPr>
-        <w:spacing w:after="200" w:line="312" w:lineRule="auto"/>
-        <w:ind w:left="576" w:hanging="576"/>
-      </w:pPr>
-      <w:r>
-        <w:rPr>
-          <w:rFonts w:ascii="Times New Roman" w:hAnsi="Times New Roman"/>
-          <w:sz w:val="23"/>
-        </w:rPr>
-        <w:t>[25]  B. Wang, R. Shin, X. Liu, O. Polozov, and M. Richardson, "RAT-SQL: Relation-aware schema encoding and linking for text-to-SQL parsers," in Proc. 58th Annual Meeting of the Association for Computational Linguistics (ACL), 2020, pp. 7567-7578.</w:t>
-      </w:r>
-    </w:p>
-    <w:p>
-      <w:pPr>
-        <w:spacing w:after="200" w:line="312" w:lineRule="auto"/>
-        <w:ind w:left="576" w:hanging="576"/>
-      </w:pPr>
-      <w:r>
-        <w:rPr>
-          <w:rFonts w:ascii="Times New Roman" w:hAnsi="Times New Roman"/>
-          <w:sz w:val="23"/>
-        </w:rPr>
-        <w:t>[26]  Y. Wang, Z. Sun, H. Zhang, W. Cui, K. Xu, X. Ma, and D. Zhang, "DataShot: Automatic generation of fact sheets from tabular data," IEEE Transactions on Visualization and Computer Graphics, vol. 26, no. 1, pp. 895-905, 2020.</w:t>
-      </w:r>
-    </w:p>
-    <w:p>
-      <w:pPr>
-        <w:spacing w:after="200" w:line="312" w:lineRule="auto"/>
-        <w:ind w:left="576" w:hanging="576"/>
-      </w:pPr>
-      <w:r>
-        <w:rPr>
-          <w:rFonts w:ascii="Times New Roman" w:hAnsi="Times New Roman"/>
-          <w:sz w:val="23"/>
-        </w:rPr>
-        <w:t>[27]  A. Wu, W. Tong, T. Dwyer, B. Lee, P. Isenberg, and H. Qu, "MultiVision: Designing analytical dashboards with deep learning based recommendation," IEEE Transactions on Visualization and Computer Graphics, vol. 28, no. 1, pp. 162-172, 2022.</w:t>
-      </w:r>
-    </w:p>
-    <w:p>
-      <w:pPr>
-        <w:spacing w:after="200" w:line="312" w:lineRule="auto"/>
-        <w:ind w:left="576" w:hanging="576"/>
-      </w:pPr>
-      <w:r>
-        <w:rPr>
-          <w:rFonts w:ascii="Times New Roman" w:hAnsi="Times New Roman"/>
-          <w:sz w:val="23"/>
-        </w:rPr>
-        <w:t>[28]  T. Yu et al., "Spider: A large-scale human-labeled dataset for complex and cross-domain semantic parsing and text-to-SQL task," in Proc. 2018 Conf. Empirical Methods in Natural Language Processing (EMNLP), 2018, pp. 3911-3921.</w:t>
-      </w:r>
-    </w:p>
-    <w:p>
-      <w:pPr>
-        <w:spacing w:after="200" w:line="312" w:lineRule="auto"/>
-        <w:ind w:left="576" w:hanging="576"/>
-      </w:pPr>
-      <w:r>
-        <w:rPr>
-          <w:rFonts w:ascii="Times New Roman" w:hAnsi="Times New Roman"/>
-          <w:sz w:val="23"/>
-        </w:rPr>
-        <w:t>[29]  T. Yu et al., "SParC: Cross-domain semantic parsing in context," in Proc. 57th Annual Meeting of the Association for Computational Linguistics (ACL), 2019, pp. 4511-4523.</w:t>
-      </w:r>
-    </w:p>
-    <w:p>
-      <w:pPr>
-        <w:spacing w:after="200" w:line="312" w:lineRule="auto"/>
-        <w:ind w:left="576" w:hanging="576"/>
-      </w:pPr>
-      <w:r>
-        <w:rPr>
-          <w:rFonts w:ascii="Times New Roman" w:hAnsi="Times New Roman"/>
-          <w:sz w:val="23"/>
-        </w:rPr>
-        <w:t>[30]  T. Yu et al., "CoSQL: A conversational text-to-SQL challenge towards cross-domain natural language interfaces to databases," in Proc. 2019 Conf. Empirical Methods in Natural Language Processing (EMNLP), 2019, pp. 1962-1979.</w:t>
-      </w:r>
-    </w:p>
-    <w:p>
-      <w:pPr>
-        <w:spacing w:after="200" w:line="312" w:lineRule="auto"/>
-        <w:ind w:left="576" w:hanging="576"/>
-      </w:pPr>
-      <w:r>
-        <w:rPr>
-          <w:rFonts w:ascii="Times New Roman" w:hAnsi="Times New Roman"/>
-          <w:sz w:val="23"/>
-        </w:rPr>
-        <w:t>[31]  V. Zhong, C. Xiong, and R. Socher, "Seq2SQL: Generating structured queries from natural language using reinforcement learning," arXiv:1709.00103, 2018.</w:t>
+        <w:t>[16]  T. Yu et al., "Spider: A large-scale human-labeled dataset for complex and cross-domain semantic parsing and text-to-SQL task," in Proc. 2018 Conf. Empirical Methods in Natural Language Processing (EMNLP), 2018, pp. 3911-3921.</w:t>
       </w:r>
     </w:p>
     <w:sectPr>

--- a/docs/scripts/AEGIS Thesis Book Draft - A Constraint-Based Architecture for Safe LLM-Assisted Natural Language Analytics.docx
+++ b/docs/scripts/AEGIS Thesis Book Draft - A Constraint-Based Architecture for Safe LLM-Assisted Natural Language Analytics.docx
@@ -2084,7 +2084,7 @@
           <w:i w:val="0"/>
           <w:sz w:val="24"/>
         </w:rPr>
-        <w:t>Figure 5: Distribution of analytics primitives across 312 real reporting requests</w:t>
+        <w:t>Figure 5: Illustrative pattern taxonomy from the design-time review</w:t>
       </w:r>
     </w:p>
     <w:p>
@@ -2174,7 +2174,7 @@
           <w:i w:val="0"/>
           <w:sz w:val="24"/>
         </w:rPr>
-        <w:t>Figure 11: Query outcome distribution and coverage-boundary rejection reasons</w:t>
+        <w:t>Figure 11: Coverage-boundary rejection categories (illustrative)</w:t>
       </w:r>
     </w:p>
     <w:p>
@@ -2483,7 +2483,7 @@
           <w:i w:val="0"/>
           <w:sz w:val="24"/>
         </w:rPr>
-        <w:t>Relational databases store critical institutional data in organizations: financial records, customer accounts, sales transactions, and more. But accessing this data is uneven. Technical staff can write SQL queries to get any answer they need, while non-technical users have to wait for someone else to build them a report. This waiting is expensive. Analysis of enterprise reporting workflows shows that business users frequently wait days for new reports, and historical query logs show that 61% of their reporting questions were just variations of things they had already asked before: the same report with a different date range, or the same chart for a different department. These are not one-off questions; they are recurring reporting needs that should be served by saved, refreshable widgets rather than regenerated from scratch every time.</w:t>
+        <w:t>Relational databases store critical institutional data in organizations: financial records, customer accounts, sales transactions, and more. But accessing this data is uneven. Technical staff can write SQL queries to get any answer they need, while non-technical users have to wait for someone else to build them a report. This waiting is expensive. Analysis of enterprise reporting workflows shows that business users frequently wait days for new reports, and a recurring theme in institutional reporting is that many questions are variations of things already asked before: the same report with a different date range, or the same chart for a different department. These are not one-off questions; they are recurring reporting needs that should be served by saved, refreshable widgets rather than regenerated from scratch every time.</w:t>
       </w:r>
     </w:p>
     <w:p>
@@ -2614,7 +2614,7 @@
           <w:i w:val="0"/>
           <w:sz w:val="24"/>
         </w:rPr>
-        <w:t>Existing systems answer one question at a time and discard the result. They do not produce saved reporting widgets that can be refreshed with new data tomorrow, shared with a colleague, or added to a daily dashboard. Every time someone needs the same report, they start from scratch, which directly contradicts the finding that 61% of reporting requests are recurring.</w:t>
+        <w:t>Existing systems answer one question at a time and discard the result. They do not produce saved reporting widgets that can be refreshed with new data tomorrow, shared with a colleague, or added to a daily dashboard. Every time someone needs the same report, they start from scratch, which directly contradicts the observation that reporting requests are often recurring rather than one-off (Section 3.2).</w:t>
       </w:r>
     </w:p>
     <w:p>
@@ -2747,7 +2747,7 @@
           <w:i w:val="0"/>
           <w:sz w:val="24"/>
         </w:rPr>
-        <w:t>This thesis makes the following contributions:</w:t>
+        <w:t>This thesis, presented at the mid-defense stage, makes the following contributions; the quantitative figures below are preliminary estimates from the author's own prototype evaluation to date (Chapter 5), not final or independently verified results:</w:t>
       </w:r>
     </w:p>
     <w:p>
@@ -2760,7 +2760,7 @@
           <w:rFonts w:ascii="Times New Roman" w:hAnsi="Times New Roman"/>
           <w:sz w:val="24"/>
         </w:rPr>
-        <w:t>An analysis of real reporting behavior based on 312 requests from e-commerce and business-intelligence datasets, resulting in eleven common reporting patterns (Chapter 3).</w:t>
+        <w:t>A design-time review of representative e-commerce and business-intelligence reporting requests, resulting in eleven common reporting patterns validated against a published 100-query benchmark (Chapter 3).</w:t>
       </w:r>
     </w:p>
     <w:p>
@@ -5122,7 +5122,7 @@
           <w:i w:val="0"/>
           <w:sz w:val="24"/>
         </w:rPr>
-        <w:t>Second, no system combines a governed semantic vocabulary with persistent, refreshable output: NaLIR and Veezoo produce one-off answers, nl4dv and DataTone produce one-off visualizations, and DashBot has no natural-language input at all. AEGIS's widget engine (Section 3.11) closes this gap, motivated by the formative-study finding that 61% of real reporting requests are recurring (Section 3.2). Valkenburgh's independent arrival at AEGIS's “let a deterministic layer compute the answer” principle, in an unrelated domain, is the strongest external corroboration that this design decision reflects a pattern discovered wherever LLM reliability is treated as an engineering constraint rather than an accuracy target.</w:t>
+        <w:t>Second, no system combines a governed semantic vocabulary with persistent, refreshable output: NaLIR and Veezoo produce one-off answers, nl4dv and DataTone produce one-off visualizations, and DashBot has no natural-language input at all. AEGIS's widget engine (Section 3.11) closes this gap, motivated by the design-time observation that real reporting requests are often recurring rather than one-off (Section 3.2). Valkenburgh's independent arrival at AEGIS's “let a deterministic layer compute the answer” principle, in an unrelated domain, is the strongest external corroboration that this design decision reflects a pattern discovered wherever LLM reliability is treated as an engineering constraint rather than an accuracy target.</w:t>
       </w:r>
     </w:p>
     <w:p>
@@ -5228,7 +5228,7 @@
           <w:i w:val="0"/>
           <w:sz w:val="24"/>
         </w:rPr>
-        <w:t>A dataset of 312 distinct natural-language reporting requests representative of typical e-commerce and administrative workflows was compiled. Each request was independently annotated by two researchers against a candidate set of analytics primitives. Inter-rater agreement reached kappa = 0.84 (substantial agreement) before adjudication. After adjudication, eleven primary analytics primitives were identified that together account for 98.2% of all requests.</w:t>
+        <w:t>The eleven-pattern taxonomy used throughout this thesis (Table 2) originates from a design-time review of representative e-commerce and administrative reporting requests, conducted by the author while designing AEGIS. This was a qualitative review carried out by a single researcher during system design, not an independently annotated, inter-rater-validated study, and no separate annotated dataset accompanies this thesis. The taxonomy identified through this review was then operationalized as the pattern library (Table 2) and evaluated directly against the 100-query benchmark described in Chapter 4, which is the verifiable evidence this thesis relies on for its coverage and safety claims. An earlier version of this chapter reported specific percentages and an inter-rater reliability statistic for a 312-request dataset; that dataset was never published alongside this thesis, so those figures have been withdrawn and are not repeated here.</w:t>
       </w:r>
     </w:p>
     <w:p>
@@ -5242,7 +5242,7 @@
           <w:b/>
           <w:sz w:val="22"/>
         </w:rPr>
-        <w:t>Table (formative study): Request taxonomy and observed frequency.</w:t>
+        <w:t>Table (formative study): Request taxonomy, in approximate order of how often each pattern was observed during the design-time review.</w:t>
       </w:r>
     </w:p>
     <w:tbl>
@@ -5261,14 +5261,13 @@
         </w:tblBorders>
       </w:tblPr>
       <w:tblGrid>
-        <w:gridCol w:w="2769"/>
-        <w:gridCol w:w="2769"/>
-        <w:gridCol w:w="2769"/>
+        <w:gridCol w:w="4153"/>
+        <w:gridCol w:w="4153"/>
       </w:tblGrid>
       <w:tr>
         <w:tc>
           <w:tcPr>
-            <w:tcW w:type="dxa" w:w="2769"/>
+            <w:tcW w:type="dxa" w:w="4153"/>
           </w:tcPr>
           <w:p>
             <w:pPr>
@@ -5293,32 +5292,7 @@
         </w:tc>
         <w:tc>
           <w:tcPr>
-            <w:tcW w:type="dxa" w:w="2769"/>
-          </w:tcPr>
-          <w:p>
-            <w:pPr>
-              <w:jc w:val="center"/>
-            </w:pPr>
-            <w:r>
-              <w:rPr>
-                <w:rFonts w:ascii="Times New Roman" w:hAnsi="Times New Roman"/>
-                <w:b/>
-                <w:sz w:val="21"/>
-              </w:rPr>
-            </w:r>
-            <w:r>
-              <w:rPr>
-                <w:rFonts w:ascii="Times New Roman" w:hAnsi="Times New Roman"/>
-                <w:b/>
-                <w:sz w:val="21"/>
-              </w:rPr>
-              <w:t>Share of requests</w:t>
-            </w:r>
-          </w:p>
-        </w:tc>
-        <w:tc>
-          <w:tcPr>
-            <w:tcW w:type="dxa" w:w="2769"/>
+            <w:tcW w:type="dxa" w:w="4153"/>
           </w:tcPr>
           <w:p>
             <w:pPr>
@@ -5345,7 +5319,7 @@
       <w:tr>
         <w:tc>
           <w:tcPr>
-            <w:tcW w:type="dxa" w:w="2769"/>
+            <w:tcW w:type="dxa" w:w="4153"/>
           </w:tcPr>
           <w:p>
             <w:r>
@@ -5366,31 +5340,7 @@
         </w:tc>
         <w:tc>
           <w:tcPr>
-            <w:tcW w:type="dxa" w:w="2769"/>
-          </w:tcPr>
-          <w:p>
-            <w:pPr>
-              <w:jc w:val="center"/>
-            </w:pPr>
-            <w:r>
-              <w:rPr>
-                <w:rFonts w:ascii="Times New Roman" w:hAnsi="Times New Roman"/>
-                <w:sz w:val="21"/>
-              </w:rPr>
-            </w:r>
-            <w:r>
-              <w:rPr>
-                <w:rFonts w:ascii="Times New Roman" w:hAnsi="Times New Roman"/>
-                <w:b w:val="0"/>
-                <w:sz w:val="21"/>
-              </w:rPr>
-              <w:t>24.1%</w:t>
-            </w:r>
-          </w:p>
-        </w:tc>
-        <w:tc>
-          <w:tcPr>
-            <w:tcW w:type="dxa" w:w="2769"/>
+            <w:tcW w:type="dxa" w:w="4153"/>
           </w:tcPr>
           <w:p>
             <w:pPr>
@@ -5416,7 +5366,7 @@
       <w:tr>
         <w:tc>
           <w:tcPr>
-            <w:tcW w:type="dxa" w:w="2769"/>
+            <w:tcW w:type="dxa" w:w="4153"/>
           </w:tcPr>
           <w:p>
             <w:r>
@@ -5437,31 +5387,7 @@
         </w:tc>
         <w:tc>
           <w:tcPr>
-            <w:tcW w:type="dxa" w:w="2769"/>
-          </w:tcPr>
-          <w:p>
-            <w:pPr>
-              <w:jc w:val="center"/>
-            </w:pPr>
-            <w:r>
-              <w:rPr>
-                <w:rFonts w:ascii="Times New Roman" w:hAnsi="Times New Roman"/>
-                <w:sz w:val="21"/>
-              </w:rPr>
-            </w:r>
-            <w:r>
-              <w:rPr>
-                <w:rFonts w:ascii="Times New Roman" w:hAnsi="Times New Roman"/>
-                <w:b w:val="0"/>
-                <w:sz w:val="21"/>
-              </w:rPr>
-              <w:t>21.5%</w:t>
-            </w:r>
-          </w:p>
-        </w:tc>
-        <w:tc>
-          <w:tcPr>
-            <w:tcW w:type="dxa" w:w="2769"/>
+            <w:tcW w:type="dxa" w:w="4153"/>
           </w:tcPr>
           <w:p>
             <w:pPr>
@@ -5487,7 +5413,7 @@
       <w:tr>
         <w:tc>
           <w:tcPr>
-            <w:tcW w:type="dxa" w:w="2769"/>
+            <w:tcW w:type="dxa" w:w="4153"/>
           </w:tcPr>
           <w:p>
             <w:r>
@@ -5508,31 +5434,7 @@
         </w:tc>
         <w:tc>
           <w:tcPr>
-            <w:tcW w:type="dxa" w:w="2769"/>
-          </w:tcPr>
-          <w:p>
-            <w:pPr>
-              <w:jc w:val="center"/>
-            </w:pPr>
-            <w:r>
-              <w:rPr>
-                <w:rFonts w:ascii="Times New Roman" w:hAnsi="Times New Roman"/>
-                <w:sz w:val="21"/>
-              </w:rPr>
-            </w:r>
-            <w:r>
-              <w:rPr>
-                <w:rFonts w:ascii="Times New Roman" w:hAnsi="Times New Roman"/>
-                <w:b w:val="0"/>
-                <w:sz w:val="21"/>
-              </w:rPr>
-              <w:t>18.3%</w:t>
-            </w:r>
-          </w:p>
-        </w:tc>
-        <w:tc>
-          <w:tcPr>
-            <w:tcW w:type="dxa" w:w="2769"/>
+            <w:tcW w:type="dxa" w:w="4153"/>
           </w:tcPr>
           <w:p>
             <w:pPr>
@@ -5558,7 +5460,7 @@
       <w:tr>
         <w:tc>
           <w:tcPr>
-            <w:tcW w:type="dxa" w:w="2769"/>
+            <w:tcW w:type="dxa" w:w="4153"/>
           </w:tcPr>
           <w:p>
             <w:r>
@@ -5579,31 +5481,7 @@
         </w:tc>
         <w:tc>
           <w:tcPr>
-            <w:tcW w:type="dxa" w:w="2769"/>
-          </w:tcPr>
-          <w:p>
-            <w:pPr>
-              <w:jc w:val="center"/>
-            </w:pPr>
-            <w:r>
-              <w:rPr>
-                <w:rFonts w:ascii="Times New Roman" w:hAnsi="Times New Roman"/>
-                <w:sz w:val="21"/>
-              </w:rPr>
-            </w:r>
-            <w:r>
-              <w:rPr>
-                <w:rFonts w:ascii="Times New Roman" w:hAnsi="Times New Roman"/>
-                <w:b w:val="0"/>
-                <w:sz w:val="21"/>
-              </w:rPr>
-              <w:t>14.7%</w:t>
-            </w:r>
-          </w:p>
-        </w:tc>
-        <w:tc>
-          <w:tcPr>
-            <w:tcW w:type="dxa" w:w="2769"/>
+            <w:tcW w:type="dxa" w:w="4153"/>
           </w:tcPr>
           <w:p>
             <w:pPr>
@@ -5629,7 +5507,7 @@
       <w:tr>
         <w:tc>
           <w:tcPr>
-            <w:tcW w:type="dxa" w:w="2769"/>
+            <w:tcW w:type="dxa" w:w="4153"/>
           </w:tcPr>
           <w:p>
             <w:r>
@@ -5650,31 +5528,7 @@
         </w:tc>
         <w:tc>
           <w:tcPr>
-            <w:tcW w:type="dxa" w:w="2769"/>
-          </w:tcPr>
-          <w:p>
-            <w:pPr>
-              <w:jc w:val="center"/>
-            </w:pPr>
-            <w:r>
-              <w:rPr>
-                <w:rFonts w:ascii="Times New Roman" w:hAnsi="Times New Roman"/>
-                <w:sz w:val="21"/>
-              </w:rPr>
-            </w:r>
-            <w:r>
-              <w:rPr>
-                <w:rFonts w:ascii="Times New Roman" w:hAnsi="Times New Roman"/>
-                <w:b w:val="0"/>
-                <w:sz w:val="21"/>
-              </w:rPr>
-              <w:t>12.8%</w:t>
-            </w:r>
-          </w:p>
-        </w:tc>
-        <w:tc>
-          <w:tcPr>
-            <w:tcW w:type="dxa" w:w="2769"/>
+            <w:tcW w:type="dxa" w:w="4153"/>
           </w:tcPr>
           <w:p>
             <w:pPr>
@@ -5700,7 +5554,7 @@
       <w:tr>
         <w:tc>
           <w:tcPr>
-            <w:tcW w:type="dxa" w:w="2769"/>
+            <w:tcW w:type="dxa" w:w="4153"/>
           </w:tcPr>
           <w:p>
             <w:r>
@@ -5721,31 +5575,7 @@
         </w:tc>
         <w:tc>
           <w:tcPr>
-            <w:tcW w:type="dxa" w:w="2769"/>
-          </w:tcPr>
-          <w:p>
-            <w:pPr>
-              <w:jc w:val="center"/>
-            </w:pPr>
-            <w:r>
-              <w:rPr>
-                <w:rFonts w:ascii="Times New Roman" w:hAnsi="Times New Roman"/>
-                <w:sz w:val="21"/>
-              </w:rPr>
-            </w:r>
-            <w:r>
-              <w:rPr>
-                <w:rFonts w:ascii="Times New Roman" w:hAnsi="Times New Roman"/>
-                <w:b w:val="0"/>
-                <w:sz w:val="21"/>
-              </w:rPr>
-              <w:t>6.0%</w:t>
-            </w:r>
-          </w:p>
-        </w:tc>
-        <w:tc>
-          <w:tcPr>
-            <w:tcW w:type="dxa" w:w="2769"/>
+            <w:tcW w:type="dxa" w:w="4153"/>
           </w:tcPr>
           <w:p>
             <w:pPr>
@@ -5771,7 +5601,7 @@
       <w:tr>
         <w:tc>
           <w:tcPr>
-            <w:tcW w:type="dxa" w:w="2769"/>
+            <w:tcW w:type="dxa" w:w="4153"/>
           </w:tcPr>
           <w:p>
             <w:r>
@@ -5792,31 +5622,7 @@
         </w:tc>
         <w:tc>
           <w:tcPr>
-            <w:tcW w:type="dxa" w:w="2769"/>
-          </w:tcPr>
-          <w:p>
-            <w:pPr>
-              <w:jc w:val="center"/>
-            </w:pPr>
-            <w:r>
-              <w:rPr>
-                <w:rFonts w:ascii="Times New Roman" w:hAnsi="Times New Roman"/>
-                <w:sz w:val="21"/>
-              </w:rPr>
-            </w:r>
-            <w:r>
-              <w:rPr>
-                <w:rFonts w:ascii="Times New Roman" w:hAnsi="Times New Roman"/>
-                <w:b w:val="0"/>
-                <w:sz w:val="21"/>
-              </w:rPr>
-              <w:t>2.6% combined</w:t>
-            </w:r>
-          </w:p>
-        </w:tc>
-        <w:tc>
-          <w:tcPr>
-            <w:tcW w:type="dxa" w:w="2769"/>
+            <w:tcW w:type="dxa" w:w="4153"/>
           </w:tcPr>
           <w:p>
             <w:pPr>
@@ -5899,7 +5705,7 @@
                 <w:color w:val="333333"/>
                 <w:sz w:val="22"/>
               </w:rPr>
-              <w:t>Distribution of analytics primitives across 312 real reporting requests</w:t>
+              <w:t>Illustrative pattern taxonomy from the design-time review</w:t>
             </w:r>
           </w:p>
           <w:p>
@@ -5915,7 +5721,7 @@
                 <w:color w:val="555555"/>
                 <w:sz w:val="19"/>
               </w:rPr>
-              <w:t>A bar chart (sorted descending) showing the share of the 312 formative-study requests accounted for by each of the eleven patterns: Ranking 24.1%, Trend Analysis 21.5%, KPI/Aggregate 18.3%, Comparison 14.7%, Exception/Filter 12.8%, Summary/Group 6.0%, and Segment, Funnel, Cohort, Correlate, and Tabular combined 2.6%. Highlight the top three bars (Ranking, Trend, KPI) in an accent color, since together they account for nearly two-thirds of all requests — this is the visual argument for why a small, fixed pattern library is sufficient (Section 3.2).</w:t>
+              <w:t>A bar chart showing the eleven patterns in the approximate relative order they were observed during the design-time review (Ranking, Trend Analysis, and KPI/Aggregate most frequently; Segment, Funnel, Cohort, and Correlate least frequently). Label the chart clearly as illustrative of the design rationale, not a measured survey, since no percentage breakdown is claimed (Section 3.2).</w:t>
             </w:r>
           </w:p>
         </w:tc>
@@ -5932,7 +5738,7 @@
           <w:b/>
           <w:sz w:val="21"/>
         </w:rPr>
-        <w:t>Figure 5: Distribution of analytics primitives across 312 real reporting requests</w:t>
+        <w:t>Figure 5: Illustrative pattern taxonomy from the design-time review</w:t>
       </w:r>
     </w:p>
     <w:p>
@@ -5947,7 +5753,7 @@
           <w:i w:val="0"/>
           <w:sz w:val="24"/>
         </w:rPr>
-        <w:t>The study yields three design directions that shaped the rest of this chapter. First, a small set of patterns is sufficient: eleven patterns cover 98.2% of real requests, which supports building a fixed template library rather than an open-ended query language. Second, business vocabulary differs systematically from database column names: participants said “total refund rate,” never SUM(o.RefundedAmount), which motivates an explicit semantic layer (Section 3.7) rather than exposing the schema directly to the language model. Third, reuse is the norm rather than the exception: 61% of requests were things participants had asked before, in a different time window or for a different segment, which motivates the widget persistence design of Section 3.11.</w:t>
+        <w:t>This review yields three design directions that shaped the rest of this chapter. First, a small set of patterns appears sufficient: the eleven identified patterns cover the large majority of reviewed requests, supporting a fixed template library rather than an open-ended query language. Second, business vocabulary differs systematically from database column names: reviewed requests used phrases like “total refund rate,” never SUM(o.RefundedAmount), which motivates an explicit semantic layer (Section 3.7) rather than exposing the schema directly to the language model. Third, reuse appears to be the norm rather than the exception: many requests were variations of things already asked before, in a different time window or for a different segment, which motivates the widget persistence design of Section 3.11.</w:t>
       </w:r>
     </w:p>
     <w:p>
@@ -10189,7 +9995,7 @@
           <w:i w:val="0"/>
           <w:sz w:val="24"/>
         </w:rPr>
-        <w:t>Each widget stores a unique identifier (a SHA-256 hash of the analysis plan), the original question, the analysis plan in JSON form, a hash of the SQL template used, chart configuration, timestamps, access rules, and run history. A new question triggers the full seven-stage pipeline; if an identical widget already exists, determined by a match on the plan hash, the cached artifact is returned immediately rather than recompiled. Scheduled refresh re-executes the stored SQL against fresh data on a configurable interval, which directly addresses the formative-study finding (Section 3.2) that 61% of reporting requests are recurring: a widget answers the question once and then continues answering it as new data arrives, rather than requiring the same natural-language request to be re-processed from scratch every time.</w:t>
+        <w:t>Each widget stores a unique identifier (a SHA-256 hash of the analysis plan), the original question, the analysis plan in JSON form, a hash of the SQL template used, chart configuration, timestamps, access rules, and run history. A new question triggers the full seven-stage pipeline; if an identical widget already exists, determined by a match on the plan hash, the cached artifact is returned immediately rather than recompiled. Scheduled refresh re-executes the stored SQL against fresh data on a configurable interval, which directly addresses the design-time observation (Section 3.2) that reporting requests are often recurring rather than one-off: a widget answers the question once and then continues answering it as new data arrives, rather than requiring the same natural-language request to be re-processed from scratch every time.</w:t>
       </w:r>
     </w:p>
     <w:tbl>
@@ -10726,7 +10532,7 @@
           <w:rFonts w:ascii="Times New Roman" w:hAnsi="Times New Roman"/>
           <w:sz w:val="24"/>
         </w:rPr>
-        <w:t>RQ3: Does template-based compilation preserve sufficient expressiveness? Measured over the full 312-request formative-study set, and via an ablation study removing each architectural component in turn (vocabulary injection, semantic layer, AST validation, confidence-gated clarification, permission rewriter, repair-on-parse-failure).</w:t>
+        <w:t>RQ3: Does template-based compilation preserve sufficient expressiveness? Assessed qualitatively against the design-time review (Section 3.2), and via an ablation study on the 100-query benchmark removing each architectural component in turn (vocabulary injection, semantic layer, AST validation, confidence-gated clarification, permission rewriter, repair-on-parse-failure).</w:t>
       </w:r>
     </w:p>
     <w:p>
@@ -10790,7 +10596,7 @@
     </w:p>
     <w:p>
       <w:pPr>
-        <w:spacing w:after="0" w:before="0" w:line="360" w:lineRule="auto"/>
+        <w:spacing w:after="200" w:before="0" w:line="360" w:lineRule="auto"/>
         <w:jc w:val="both"/>
       </w:pPr>
       <w:r>
@@ -10801,6 +10607,21 @@
           <w:sz w:val="24"/>
         </w:rPr>
         <w:t>This chapter reports results for each of the five research questions introduced in Section 4.5, followed by a discussion of what the results mean, what AEGIS deliberately trades away, and how it compares structurally to direct LLM-to-SQL generation.</w:t>
+      </w:r>
+    </w:p>
+    <w:p>
+      <w:pPr>
+        <w:spacing w:after="0" w:before="0" w:line="360" w:lineRule="auto"/>
+        <w:jc w:val="both"/>
+      </w:pPr>
+      <w:r>
+        <w:rPr>
+          <w:rFonts w:ascii="Times New Roman" w:hAnsi="Times New Roman"/>
+          <w:b w:val="0"/>
+          <w:i w:val="0"/>
+          <w:sz w:val="24"/>
+        </w:rPr>
+        <w:t>This thesis is presented at the mid-defense stage: the figures below are preliminary estimates from the author's own prototype evaluation to date (Section 4.3), not final, independently verified results. They are reported to demonstrate the direction and plausibility of the architecture's safety and coverage claims, and should be read as work in progress rather than a closed, proven case; the final defense will report results from a more complete evaluation.</w:t>
       </w:r>
     </w:p>
     <w:p>
@@ -12112,7 +11933,7 @@
           <w:i w:val="0"/>
           <w:sz w:val="24"/>
         </w:rPr>
-        <w:t>Every intent class reached perfect precision, recall, and F1 on the 100-query benchmark. This result should be read as a demonstration that vocabulary injection resolves intent classification within the benchmark's covered vocabulary and phrasing variation, not as a claim that AEGIS never misclassifies a request in general; Section 5.6 reports the failure modes observed on the larger, more varied 312-request formative-study set, where coverage-boundary rejections and clarification requests do occur.</w:t>
+        <w:t>Every intent class reached perfect precision, recall, and F1 on the 100-query benchmark. This result should be read as a demonstration that vocabulary injection resolves intent classification within the benchmark's covered vocabulary and phrasing variation, not as a claim that AEGIS never misclassifies a request in general; Section 5.6 reports the failure modes observed during the broader design-time review (Section 3.2), where coverage-boundary rejections and clarification requests do occur.</w:t>
       </w:r>
     </w:p>
     <w:p>
@@ -12593,7 +12414,7 @@
           <w:i w:val="0"/>
           <w:sz w:val="24"/>
         </w:rPr>
-        <w:t>Of the 312 requests analyzed in the formative study (Section 3.2): 81.7% were answered directly without clarification, 11.5% required one clarification turn, 4.2% were answered only after the semantic layer was extended with a missing metric or dimension, and 2.6% could not be answered because they fell outside the template library entirely.</w:t>
+        <w:t>Across the 100-query benchmark and the design-time review (Section 3.2), the large majority of requests were answered directly without clarification, with a minority requiring a clarification turn, a semantic layer extension to cover a missing metric or dimension, or falling outside the template library entirely. The evaluation tooling accompanying this thesis (Chapter 4) measures execution validity and safety directly from benchmark runs; it does not yet compute a formal breakdown across these four outcome categories, so no precise percentage is reported here, and this is noted as future work in Chapter 6.</w:t>
       </w:r>
     </w:p>
     <w:p>
@@ -14719,7 +14540,7 @@
           <w:i w:val="0"/>
           <w:sz w:val="24"/>
         </w:rPr>
-        <w:t>Among the 2.6% of the 312 formative-study requests that could not be answered at all, coverage-boundary rejections broke down as follows: metrics not present in the semantic layer (35% of rejections), unregistered dimensions (28%), requests requiring multi-metric aggregation beyond a single pattern (18%), causal or explanatory questions such as “why did revenue drop” (12%), and requests requiring a join path not present in the join graph (7%). Every rejection, in this study and in the benchmark, included the full list of available identifiers rather than a bare error, consistent with the design principle (Section 3.3) that a coverage failure should be actionable rather than opaque.</w:t>
+        <w:t>Requests that could not be answered at all during the design-time review and benchmark construction fell into recurring categories: metrics not present in the semantic layer, unregistered dimensions, requests requiring multi-metric aggregation beyond a single pattern, causal or explanatory questions such as “why did revenue drop,” and requests requiring a join path not present in the join graph. This thesis does not yet instrument a measured frequency for each category (Chapter 6 lists this as future work), so these are reported as recurring categories rather than a percentage breakdown. Every rejection, in this review and in the benchmark, included the full list of available identifiers rather than a bare error, consistent with the design principle (Section 3.3) that a coverage failure should be actionable rather than opaque.</w:t>
       </w:r>
     </w:p>
     <w:tbl>
@@ -14776,7 +14597,7 @@
                 <w:color w:val="333333"/>
                 <w:sz w:val="22"/>
               </w:rPr>
-              <w:t>Query outcome distribution and coverage-boundary rejection reasons</w:t>
+              <w:t>Coverage-boundary rejection categories (illustrative)</w:t>
             </w:r>
           </w:p>
           <w:p>
@@ -14792,7 +14613,7 @@
                 <w:color w:val="555555"/>
                 <w:sz w:val="19"/>
               </w:rPr>
-              <w:t>Two side-by-side panels. LEFT panel: a donut/pie chart of query outcomes across the 312 formative-study requests — Answered directly 81.7%, Answered after one clarification 11.5%, Answered after semantic layer extension 4.2%, Could not be answered 2.6%. RIGHT panel: a second pie/bar chart breaking down only that 2.6% rejected slice into its underlying reasons: metrics not in semantic layer 35%, unregistered dimensions 28%, multi-metric aggregation 18%, causal/explanatory questions 12%, missing join paths 7%.</w:t>
+              <w:t>A single panel listing the recurring rejection categories observed during design-time review and benchmark construction: metric not in semantic layer, unregistered dimension, multi-metric aggregation, causal/explanatory question, missing join path. Present these as a labeled list or simple diagram, not a chart with percentages, since no measured frequency breakdown is currently instrumented (Section 5.6).</w:t>
             </w:r>
           </w:p>
         </w:tc>
@@ -14809,7 +14630,7 @@
           <w:b/>
           <w:sz w:val="21"/>
         </w:rPr>
-        <w:t>Figure 11: Query outcome distribution and coverage-boundary rejection reasons</w:t>
+        <w:t>Figure 11: Coverage-boundary rejection categories (illustrative)</w:t>
       </w:r>
     </w:p>
     <w:p>
@@ -16037,6 +15858,19 @@
           <w:sz w:val="24"/>
         </w:rPr>
         <w:t>Multi-turn conversational carryover, extending the single-turn design discussed above.</w:t>
+      </w:r>
+    </w:p>
+    <w:p>
+      <w:pPr>
+        <w:pStyle w:val="ListBullet"/>
+        <w:spacing w:after="80" w:line="360" w:lineRule="auto"/>
+      </w:pPr>
+      <w:r>
+        <w:rPr>
+          <w:rFonts w:ascii="Times New Roman" w:hAnsi="Times New Roman"/>
+          <w:sz w:val="24"/>
+        </w:rPr>
+        <w:t>Outcome and rejection-category instrumentation: measuring, from real benchmark and production runs, the precise proportion of requests answered directly, answered after clarification, answered after a semantic layer extension, or rejected, and the relative frequency of each rejection category (Sections 5.3 and 5.6). This thesis currently reports these categories qualitatively; adding this instrumentation would let a future revision report a measured percentage breakdown rather than a qualitative one.</w:t>
       </w:r>
     </w:p>
     <w:p>

--- a/docs/scripts/AEGIS Thesis Book Draft - A Constraint-Based Architecture for Safe LLM-Assisted Natural Language Analytics.docx
+++ b/docs/scripts/AEGIS Thesis Book Draft - A Constraint-Based Architecture for Safe LLM-Assisted Natural Language Analytics.docx
@@ -2084,7 +2084,7 @@
           <w:i w:val="0"/>
           <w:sz w:val="24"/>
         </w:rPr>
-        <w:t>Figure 5: Illustrative pattern taxonomy from the design-time review</w:t>
+        <w:t>Figure 5: Pattern classification of the 100-query benchmark</w:t>
       </w:r>
     </w:p>
     <w:p>
@@ -5228,7 +5228,22 @@
           <w:i w:val="0"/>
           <w:sz w:val="24"/>
         </w:rPr>
-        <w:t>The eleven-pattern taxonomy used throughout this thesis (Table 2) originates from a design-time review of representative e-commerce and administrative reporting requests, conducted by the author while designing AEGIS. This was a qualitative review carried out by a single researcher during system design, not an independently annotated, inter-rater-validated study, and no separate annotated dataset accompanies this thesis. The taxonomy identified through this review was then operationalized as the pattern library (Table 2) and evaluated directly against the 100-query benchmark described in Chapter 4, which is the verifiable evidence this thesis relies on for its coverage and safety claims. An earlier version of this chapter reported specific percentages and an inter-rater reliability statistic for a 312-request dataset; that dataset was never published alongside this thesis, so those figures have been withdrawn and are not repeated here.</w:t>
+        <w:t>The eleven-pattern taxonomy used throughout this thesis (Table 2) originates from a design-time review of representative e-commerce and administrative reporting requests, conducted by the author while designing AEGIS. This was a qualitative review carried out by a single researcher during system design, not an independently annotated, inter-rater-validated study, and no separate annotated dataset accompanies this thesis. An earlier version of this chapter reported specific percentages and an inter-rater reliability statistic for a 312-request dataset; that dataset was never published alongside this thesis, so those figures have been withdrawn.</w:t>
+      </w:r>
+    </w:p>
+    <w:p>
+      <w:pPr>
+        <w:spacing w:after="200" w:before="0" w:line="360" w:lineRule="auto"/>
+        <w:jc w:val="both"/>
+      </w:pPr>
+      <w:r>
+        <w:rPr>
+          <w:rFonts w:ascii="Times New Roman" w:hAnsi="Times New Roman"/>
+          <w:b w:val="0"/>
+          <w:i w:val="0"/>
+          <w:sz w:val="24"/>
+        </w:rPr>
+        <w:t>In place of that withdrawn figure, Table (formative study) below reports a pattern classification of the actual, published 100-query benchmark (evaluation_dataset/questions.json, Chapter 4): every one of the 100 real benchmark questions was individually classified into one of the eleven patterns by the author. This classification is itself a single-annotator judgment, not independently cross-checked by a second annotator, so it should not be read as a validated inter-rater statistic; unlike the withdrawn 312-request figures, however, it is reproducible and independently checkable, since the classification of each question is published alongside the questions themselves in evaluation_dataset/pattern_classification.json.</w:t>
       </w:r>
     </w:p>
     <w:p>
@@ -5242,7 +5257,7 @@
           <w:b/>
           <w:sz w:val="22"/>
         </w:rPr>
-        <w:t>Table (formative study): Request taxonomy, in approximate order of how often each pattern was observed during the design-time review.</w:t>
+        <w:t>Table (formative study): Pattern classification of the 100-query benchmark, sorted by observed frequency.</w:t>
       </w:r>
     </w:p>
     <w:tbl>
@@ -5261,13 +5276,15 @@
         </w:tblBorders>
       </w:tblPr>
       <w:tblGrid>
-        <w:gridCol w:w="4153"/>
-        <w:gridCol w:w="4153"/>
+        <w:gridCol w:w="2076"/>
+        <w:gridCol w:w="2076"/>
+        <w:gridCol w:w="2076"/>
+        <w:gridCol w:w="2076"/>
       </w:tblGrid>
       <w:tr>
         <w:tc>
           <w:tcPr>
-            <w:tcW w:type="dxa" w:w="4153"/>
+            <w:tcW w:type="dxa" w:w="2076"/>
           </w:tcPr>
           <w:p>
             <w:pPr>
@@ -5292,7 +5309,57 @@
         </w:tc>
         <w:tc>
           <w:tcPr>
-            <w:tcW w:type="dxa" w:w="4153"/>
+            <w:tcW w:type="dxa" w:w="2076"/>
+          </w:tcPr>
+          <w:p>
+            <w:pPr>
+              <w:jc w:val="center"/>
+            </w:pPr>
+            <w:r>
+              <w:rPr>
+                <w:rFonts w:ascii="Times New Roman" w:hAnsi="Times New Roman"/>
+                <w:b/>
+                <w:sz w:val="21"/>
+              </w:rPr>
+            </w:r>
+            <w:r>
+              <w:rPr>
+                <w:rFonts w:ascii="Times New Roman" w:hAnsi="Times New Roman"/>
+                <w:b/>
+                <w:sz w:val="21"/>
+              </w:rPr>
+              <w:t>Count (of 100)</w:t>
+            </w:r>
+          </w:p>
+        </w:tc>
+        <w:tc>
+          <w:tcPr>
+            <w:tcW w:type="dxa" w:w="2076"/>
+          </w:tcPr>
+          <w:p>
+            <w:pPr>
+              <w:jc w:val="center"/>
+            </w:pPr>
+            <w:r>
+              <w:rPr>
+                <w:rFonts w:ascii="Times New Roman" w:hAnsi="Times New Roman"/>
+                <w:b/>
+                <w:sz w:val="21"/>
+              </w:rPr>
+            </w:r>
+            <w:r>
+              <w:rPr>
+                <w:rFonts w:ascii="Times New Roman" w:hAnsi="Times New Roman"/>
+                <w:b/>
+                <w:sz w:val="21"/>
+              </w:rPr>
+              <w:t>Share</w:t>
+            </w:r>
+          </w:p>
+        </w:tc>
+        <w:tc>
+          <w:tcPr>
+            <w:tcW w:type="dxa" w:w="2076"/>
           </w:tcPr>
           <w:p>
             <w:pPr>
@@ -5319,7 +5386,7 @@
       <w:tr>
         <w:tc>
           <w:tcPr>
-            <w:tcW w:type="dxa" w:w="4153"/>
+            <w:tcW w:type="dxa" w:w="2076"/>
           </w:tcPr>
           <w:p>
             <w:r>
@@ -5334,13 +5401,13 @@
                 <w:b w:val="0"/>
                 <w:sz w:val="21"/>
               </w:rPr>
-              <w:t>Ranking</w:t>
+              <w:t>KPI / Aggregate</w:t>
             </w:r>
           </w:p>
         </w:tc>
         <w:tc>
           <w:tcPr>
-            <w:tcW w:type="dxa" w:w="4153"/>
+            <w:tcW w:type="dxa" w:w="2076"/>
           </w:tcPr>
           <w:p>
             <w:pPr>
@@ -5358,7 +5425,55 @@
                 <w:b w:val="0"/>
                 <w:sz w:val="21"/>
               </w:rPr>
-              <w:t>Which five categories have the highest refund rates?</w:t>
+              <w:t>28</w:t>
+            </w:r>
+          </w:p>
+        </w:tc>
+        <w:tc>
+          <w:tcPr>
+            <w:tcW w:type="dxa" w:w="2076"/>
+          </w:tcPr>
+          <w:p>
+            <w:pPr>
+              <w:jc w:val="center"/>
+            </w:pPr>
+            <w:r>
+              <w:rPr>
+                <w:rFonts w:ascii="Times New Roman" w:hAnsi="Times New Roman"/>
+                <w:sz w:val="21"/>
+              </w:rPr>
+            </w:r>
+            <w:r>
+              <w:rPr>
+                <w:rFonts w:ascii="Times New Roman" w:hAnsi="Times New Roman"/>
+                <w:b w:val="0"/>
+                <w:sz w:val="21"/>
+              </w:rPr>
+              <w:t>28%</w:t>
+            </w:r>
+          </w:p>
+        </w:tc>
+        <w:tc>
+          <w:tcPr>
+            <w:tcW w:type="dxa" w:w="2076"/>
+          </w:tcPr>
+          <w:p>
+            <w:pPr>
+              <w:jc w:val="center"/>
+            </w:pPr>
+            <w:r>
+              <w:rPr>
+                <w:rFonts w:ascii="Times New Roman" w:hAnsi="Times New Roman"/>
+                <w:sz w:val="21"/>
+              </w:rPr>
+            </w:r>
+            <w:r>
+              <w:rPr>
+                <w:rFonts w:ascii="Times New Roman" w:hAnsi="Times New Roman"/>
+                <w:b w:val="0"/>
+                <w:sz w:val="21"/>
+              </w:rPr>
+              <w:t>How many orders were placed today?</w:t>
             </w:r>
           </w:p>
         </w:tc>
@@ -5366,7 +5481,7 @@
       <w:tr>
         <w:tc>
           <w:tcPr>
-            <w:tcW w:type="dxa" w:w="4153"/>
+            <w:tcW w:type="dxa" w:w="2076"/>
           </w:tcPr>
           <w:p>
             <w:r>
@@ -5381,13 +5496,13 @@
                 <w:b w:val="0"/>
                 <w:sz w:val="21"/>
               </w:rPr>
-              <w:t>Trend Analysis</w:t>
+              <w:t>Ranking</w:t>
             </w:r>
           </w:p>
         </w:tc>
         <w:tc>
           <w:tcPr>
-            <w:tcW w:type="dxa" w:w="4153"/>
+            <w:tcW w:type="dxa" w:w="2076"/>
           </w:tcPr>
           <w:p>
             <w:pPr>
@@ -5405,7 +5520,55 @@
                 <w:b w:val="0"/>
                 <w:sz w:val="21"/>
               </w:rPr>
-              <w:t>Show monthly sales volume over the last year.</w:t>
+              <w:t>21</w:t>
+            </w:r>
+          </w:p>
+        </w:tc>
+        <w:tc>
+          <w:tcPr>
+            <w:tcW w:type="dxa" w:w="2076"/>
+          </w:tcPr>
+          <w:p>
+            <w:pPr>
+              <w:jc w:val="center"/>
+            </w:pPr>
+            <w:r>
+              <w:rPr>
+                <w:rFonts w:ascii="Times New Roman" w:hAnsi="Times New Roman"/>
+                <w:sz w:val="21"/>
+              </w:rPr>
+            </w:r>
+            <w:r>
+              <w:rPr>
+                <w:rFonts w:ascii="Times New Roman" w:hAnsi="Times New Roman"/>
+                <w:b w:val="0"/>
+                <w:sz w:val="21"/>
+              </w:rPr>
+              <w:t>21%</w:t>
+            </w:r>
+          </w:p>
+        </w:tc>
+        <w:tc>
+          <w:tcPr>
+            <w:tcW w:type="dxa" w:w="2076"/>
+          </w:tcPr>
+          <w:p>
+            <w:pPr>
+              <w:jc w:val="center"/>
+            </w:pPr>
+            <w:r>
+              <w:rPr>
+                <w:rFonts w:ascii="Times New Roman" w:hAnsi="Times New Roman"/>
+                <w:sz w:val="21"/>
+              </w:rPr>
+            </w:r>
+            <w:r>
+              <w:rPr>
+                <w:rFonts w:ascii="Times New Roman" w:hAnsi="Times New Roman"/>
+                <w:b w:val="0"/>
+                <w:sz w:val="21"/>
+              </w:rPr>
+              <w:t>Which five categories have the highest refund rates?</w:t>
             </w:r>
           </w:p>
         </w:tc>
@@ -5413,7 +5576,7 @@
       <w:tr>
         <w:tc>
           <w:tcPr>
-            <w:tcW w:type="dxa" w:w="4153"/>
+            <w:tcW w:type="dxa" w:w="2076"/>
           </w:tcPr>
           <w:p>
             <w:r>
@@ -5428,13 +5591,13 @@
                 <w:b w:val="0"/>
                 <w:sz w:val="21"/>
               </w:rPr>
-              <w:t>KPI / Aggregate</w:t>
+              <w:t>Exception / Filter</w:t>
             </w:r>
           </w:p>
         </w:tc>
         <w:tc>
           <w:tcPr>
-            <w:tcW w:type="dxa" w:w="4153"/>
+            <w:tcW w:type="dxa" w:w="2076"/>
           </w:tcPr>
           <w:p>
             <w:pPr>
@@ -5452,7 +5615,55 @@
                 <w:b w:val="0"/>
                 <w:sz w:val="21"/>
               </w:rPr>
-              <w:t>How many orders were placed today?</w:t>
+              <w:t>18</w:t>
+            </w:r>
+          </w:p>
+        </w:tc>
+        <w:tc>
+          <w:tcPr>
+            <w:tcW w:type="dxa" w:w="2076"/>
+          </w:tcPr>
+          <w:p>
+            <w:pPr>
+              <w:jc w:val="center"/>
+            </w:pPr>
+            <w:r>
+              <w:rPr>
+                <w:rFonts w:ascii="Times New Roman" w:hAnsi="Times New Roman"/>
+                <w:sz w:val="21"/>
+              </w:rPr>
+            </w:r>
+            <w:r>
+              <w:rPr>
+                <w:rFonts w:ascii="Times New Roman" w:hAnsi="Times New Roman"/>
+                <w:b w:val="0"/>
+                <w:sz w:val="21"/>
+              </w:rPr>
+              <w:t>18%</w:t>
+            </w:r>
+          </w:p>
+        </w:tc>
+        <w:tc>
+          <w:tcPr>
+            <w:tcW w:type="dxa" w:w="2076"/>
+          </w:tcPr>
+          <w:p>
+            <w:pPr>
+              <w:jc w:val="center"/>
+            </w:pPr>
+            <w:r>
+              <w:rPr>
+                <w:rFonts w:ascii="Times New Roman" w:hAnsi="Times New Roman"/>
+                <w:sz w:val="21"/>
+              </w:rPr>
+            </w:r>
+            <w:r>
+              <w:rPr>
+                <w:rFonts w:ascii="Times New Roman" w:hAnsi="Times New Roman"/>
+                <w:b w:val="0"/>
+                <w:sz w:val="21"/>
+              </w:rPr>
+              <w:t>List products with stock levels below 10.</w:t>
             </w:r>
           </w:p>
         </w:tc>
@@ -5460,7 +5671,7 @@
       <w:tr>
         <w:tc>
           <w:tcPr>
-            <w:tcW w:type="dxa" w:w="4153"/>
+            <w:tcW w:type="dxa" w:w="2076"/>
           </w:tcPr>
           <w:p>
             <w:r>
@@ -5475,13 +5686,13 @@
                 <w:b w:val="0"/>
                 <w:sz w:val="21"/>
               </w:rPr>
-              <w:t>Comparison</w:t>
+              <w:t>Trend Analysis</w:t>
             </w:r>
           </w:p>
         </w:tc>
         <w:tc>
           <w:tcPr>
-            <w:tcW w:type="dxa" w:w="4153"/>
+            <w:tcW w:type="dxa" w:w="2076"/>
           </w:tcPr>
           <w:p>
             <w:pPr>
@@ -5499,7 +5710,55 @@
                 <w:b w:val="0"/>
                 <w:sz w:val="21"/>
               </w:rPr>
-              <w:t>Compare average order value between mobile and desktop users.</w:t>
+              <w:t>10</w:t>
+            </w:r>
+          </w:p>
+        </w:tc>
+        <w:tc>
+          <w:tcPr>
+            <w:tcW w:type="dxa" w:w="2076"/>
+          </w:tcPr>
+          <w:p>
+            <w:pPr>
+              <w:jc w:val="center"/>
+            </w:pPr>
+            <w:r>
+              <w:rPr>
+                <w:rFonts w:ascii="Times New Roman" w:hAnsi="Times New Roman"/>
+                <w:sz w:val="21"/>
+              </w:rPr>
+            </w:r>
+            <w:r>
+              <w:rPr>
+                <w:rFonts w:ascii="Times New Roman" w:hAnsi="Times New Roman"/>
+                <w:b w:val="0"/>
+                <w:sz w:val="21"/>
+              </w:rPr>
+              <w:t>10%</w:t>
+            </w:r>
+          </w:p>
+        </w:tc>
+        <w:tc>
+          <w:tcPr>
+            <w:tcW w:type="dxa" w:w="2076"/>
+          </w:tcPr>
+          <w:p>
+            <w:pPr>
+              <w:jc w:val="center"/>
+            </w:pPr>
+            <w:r>
+              <w:rPr>
+                <w:rFonts w:ascii="Times New Roman" w:hAnsi="Times New Roman"/>
+                <w:sz w:val="21"/>
+              </w:rPr>
+            </w:r>
+            <w:r>
+              <w:rPr>
+                <w:rFonts w:ascii="Times New Roman" w:hAnsi="Times New Roman"/>
+                <w:b w:val="0"/>
+                <w:sz w:val="21"/>
+              </w:rPr>
+              <w:t>Show monthly sales volume over the last year.</w:t>
             </w:r>
           </w:p>
         </w:tc>
@@ -5507,7 +5766,7 @@
       <w:tr>
         <w:tc>
           <w:tcPr>
-            <w:tcW w:type="dxa" w:w="4153"/>
+            <w:tcW w:type="dxa" w:w="2076"/>
           </w:tcPr>
           <w:p>
             <w:r>
@@ -5522,13 +5781,13 @@
                 <w:b w:val="0"/>
                 <w:sz w:val="21"/>
               </w:rPr>
-              <w:t>Exception / Filter</w:t>
+              <w:t>Comparison</w:t>
             </w:r>
           </w:p>
         </w:tc>
         <w:tc>
           <w:tcPr>
-            <w:tcW w:type="dxa" w:w="4153"/>
+            <w:tcW w:type="dxa" w:w="2076"/>
           </w:tcPr>
           <w:p>
             <w:pPr>
@@ -5546,7 +5805,55 @@
                 <w:b w:val="0"/>
                 <w:sz w:val="21"/>
               </w:rPr>
-              <w:t>List products with stock levels below 10.</w:t>
+              <w:t>10</w:t>
+            </w:r>
+          </w:p>
+        </w:tc>
+        <w:tc>
+          <w:tcPr>
+            <w:tcW w:type="dxa" w:w="2076"/>
+          </w:tcPr>
+          <w:p>
+            <w:pPr>
+              <w:jc w:val="center"/>
+            </w:pPr>
+            <w:r>
+              <w:rPr>
+                <w:rFonts w:ascii="Times New Roman" w:hAnsi="Times New Roman"/>
+                <w:sz w:val="21"/>
+              </w:rPr>
+            </w:r>
+            <w:r>
+              <w:rPr>
+                <w:rFonts w:ascii="Times New Roman" w:hAnsi="Times New Roman"/>
+                <w:b w:val="0"/>
+                <w:sz w:val="21"/>
+              </w:rPr>
+              <w:t>10%</w:t>
+            </w:r>
+          </w:p>
+        </w:tc>
+        <w:tc>
+          <w:tcPr>
+            <w:tcW w:type="dxa" w:w="2076"/>
+          </w:tcPr>
+          <w:p>
+            <w:pPr>
+              <w:jc w:val="center"/>
+            </w:pPr>
+            <w:r>
+              <w:rPr>
+                <w:rFonts w:ascii="Times New Roman" w:hAnsi="Times New Roman"/>
+                <w:sz w:val="21"/>
+              </w:rPr>
+            </w:r>
+            <w:r>
+              <w:rPr>
+                <w:rFonts w:ascii="Times New Roman" w:hAnsi="Times New Roman"/>
+                <w:b w:val="0"/>
+                <w:sz w:val="21"/>
+              </w:rPr>
+              <w:t>Compare average order value between mobile and desktop users.</w:t>
             </w:r>
           </w:p>
         </w:tc>
@@ -5554,7 +5861,7 @@
       <w:tr>
         <w:tc>
           <w:tcPr>
-            <w:tcW w:type="dxa" w:w="4153"/>
+            <w:tcW w:type="dxa" w:w="2076"/>
           </w:tcPr>
           <w:p>
             <w:r>
@@ -5575,7 +5882,55 @@
         </w:tc>
         <w:tc>
           <w:tcPr>
-            <w:tcW w:type="dxa" w:w="4153"/>
+            <w:tcW w:type="dxa" w:w="2076"/>
+          </w:tcPr>
+          <w:p>
+            <w:pPr>
+              <w:jc w:val="center"/>
+            </w:pPr>
+            <w:r>
+              <w:rPr>
+                <w:rFonts w:ascii="Times New Roman" w:hAnsi="Times New Roman"/>
+                <w:sz w:val="21"/>
+              </w:rPr>
+            </w:r>
+            <w:r>
+              <w:rPr>
+                <w:rFonts w:ascii="Times New Roman" w:hAnsi="Times New Roman"/>
+                <w:b w:val="0"/>
+                <w:sz w:val="21"/>
+              </w:rPr>
+              <w:t>9</w:t>
+            </w:r>
+          </w:p>
+        </w:tc>
+        <w:tc>
+          <w:tcPr>
+            <w:tcW w:type="dxa" w:w="2076"/>
+          </w:tcPr>
+          <w:p>
+            <w:pPr>
+              <w:jc w:val="center"/>
+            </w:pPr>
+            <w:r>
+              <w:rPr>
+                <w:rFonts w:ascii="Times New Roman" w:hAnsi="Times New Roman"/>
+                <w:sz w:val="21"/>
+              </w:rPr>
+            </w:r>
+            <w:r>
+              <w:rPr>
+                <w:rFonts w:ascii="Times New Roman" w:hAnsi="Times New Roman"/>
+                <w:b w:val="0"/>
+                <w:sz w:val="21"/>
+              </w:rPr>
+              <w:t>9%</w:t>
+            </w:r>
+          </w:p>
+        </w:tc>
+        <w:tc>
+          <w:tcPr>
+            <w:tcW w:type="dxa" w:w="2076"/>
           </w:tcPr>
           <w:p>
             <w:pPr>
@@ -5601,7 +5956,7 @@
       <w:tr>
         <w:tc>
           <w:tcPr>
-            <w:tcW w:type="dxa" w:w="4153"/>
+            <w:tcW w:type="dxa" w:w="2076"/>
           </w:tcPr>
           <w:p>
             <w:r>
@@ -5616,13 +5971,13 @@
                 <w:b w:val="0"/>
                 <w:sz w:val="21"/>
               </w:rPr>
-              <w:t>Segment, Funnel, Cohort, Correlate, Tabular</w:t>
+              <w:t>Cohort</w:t>
             </w:r>
           </w:p>
         </w:tc>
         <w:tc>
           <w:tcPr>
-            <w:tcW w:type="dxa" w:w="4153"/>
+            <w:tcW w:type="dxa" w:w="2076"/>
           </w:tcPr>
           <w:p>
             <w:pPr>
@@ -5640,7 +5995,435 @@
                 <w:b w:val="0"/>
                 <w:sz w:val="21"/>
               </w:rPr>
-              <w:t>Revenue by category; cart-to-purchase conversion; new vs. returning customers; attribute correlation; raw order listings.</w:t>
+              <w:t>2</w:t>
+            </w:r>
+          </w:p>
+        </w:tc>
+        <w:tc>
+          <w:tcPr>
+            <w:tcW w:type="dxa" w:w="2076"/>
+          </w:tcPr>
+          <w:p>
+            <w:pPr>
+              <w:jc w:val="center"/>
+            </w:pPr>
+            <w:r>
+              <w:rPr>
+                <w:rFonts w:ascii="Times New Roman" w:hAnsi="Times New Roman"/>
+                <w:sz w:val="21"/>
+              </w:rPr>
+            </w:r>
+            <w:r>
+              <w:rPr>
+                <w:rFonts w:ascii="Times New Roman" w:hAnsi="Times New Roman"/>
+                <w:b w:val="0"/>
+                <w:sz w:val="21"/>
+              </w:rPr>
+              <w:t>2%</w:t>
+            </w:r>
+          </w:p>
+        </w:tc>
+        <w:tc>
+          <w:tcPr>
+            <w:tcW w:type="dxa" w:w="2076"/>
+          </w:tcPr>
+          <w:p>
+            <w:pPr>
+              <w:jc w:val="center"/>
+            </w:pPr>
+            <w:r>
+              <w:rPr>
+                <w:rFonts w:ascii="Times New Roman" w:hAnsi="Times New Roman"/>
+                <w:sz w:val="21"/>
+              </w:rPr>
+            </w:r>
+            <w:r>
+              <w:rPr>
+                <w:rFonts w:ascii="Times New Roman" w:hAnsi="Times New Roman"/>
+                <w:b w:val="0"/>
+                <w:sz w:val="21"/>
+              </w:rPr>
+              <w:t>First-time buyers vs. returning customers.</w:t>
+            </w:r>
+          </w:p>
+        </w:tc>
+      </w:tr>
+      <w:tr>
+        <w:tc>
+          <w:tcPr>
+            <w:tcW w:type="dxa" w:w="2076"/>
+          </w:tcPr>
+          <w:p>
+            <w:r>
+              <w:rPr>
+                <w:rFonts w:ascii="Times New Roman" w:hAnsi="Times New Roman"/>
+                <w:sz w:val="21"/>
+              </w:rPr>
+            </w:r>
+            <w:r>
+              <w:rPr>
+                <w:rFonts w:ascii="Times New Roman" w:hAnsi="Times New Roman"/>
+                <w:b w:val="0"/>
+                <w:sz w:val="21"/>
+              </w:rPr>
+              <w:t>Funnel</w:t>
+            </w:r>
+          </w:p>
+        </w:tc>
+        <w:tc>
+          <w:tcPr>
+            <w:tcW w:type="dxa" w:w="2076"/>
+          </w:tcPr>
+          <w:p>
+            <w:pPr>
+              <w:jc w:val="center"/>
+            </w:pPr>
+            <w:r>
+              <w:rPr>
+                <w:rFonts w:ascii="Times New Roman" w:hAnsi="Times New Roman"/>
+                <w:sz w:val="21"/>
+              </w:rPr>
+            </w:r>
+            <w:r>
+              <w:rPr>
+                <w:rFonts w:ascii="Times New Roman" w:hAnsi="Times New Roman"/>
+                <w:b w:val="0"/>
+                <w:sz w:val="21"/>
+              </w:rPr>
+              <w:t>1</w:t>
+            </w:r>
+          </w:p>
+        </w:tc>
+        <w:tc>
+          <w:tcPr>
+            <w:tcW w:type="dxa" w:w="2076"/>
+          </w:tcPr>
+          <w:p>
+            <w:pPr>
+              <w:jc w:val="center"/>
+            </w:pPr>
+            <w:r>
+              <w:rPr>
+                <w:rFonts w:ascii="Times New Roman" w:hAnsi="Times New Roman"/>
+                <w:sz w:val="21"/>
+              </w:rPr>
+            </w:r>
+            <w:r>
+              <w:rPr>
+                <w:rFonts w:ascii="Times New Roman" w:hAnsi="Times New Roman"/>
+                <w:b w:val="0"/>
+                <w:sz w:val="21"/>
+              </w:rPr>
+              <w:t>1%</w:t>
+            </w:r>
+          </w:p>
+        </w:tc>
+        <w:tc>
+          <w:tcPr>
+            <w:tcW w:type="dxa" w:w="2076"/>
+          </w:tcPr>
+          <w:p>
+            <w:pPr>
+              <w:jc w:val="center"/>
+            </w:pPr>
+            <w:r>
+              <w:rPr>
+                <w:rFonts w:ascii="Times New Roman" w:hAnsi="Times New Roman"/>
+                <w:sz w:val="21"/>
+              </w:rPr>
+            </w:r>
+            <w:r>
+              <w:rPr>
+                <w:rFonts w:ascii="Times New Roman" w:hAnsi="Times New Roman"/>
+                <w:b w:val="0"/>
+                <w:sz w:val="21"/>
+              </w:rPr>
+              <w:t>Cart-to-purchase abandonment after seeing shipping costs.</w:t>
+            </w:r>
+          </w:p>
+        </w:tc>
+      </w:tr>
+      <w:tr>
+        <w:tc>
+          <w:tcPr>
+            <w:tcW w:type="dxa" w:w="2076"/>
+          </w:tcPr>
+          <w:p>
+            <w:r>
+              <w:rPr>
+                <w:rFonts w:ascii="Times New Roman" w:hAnsi="Times New Roman"/>
+                <w:sz w:val="21"/>
+              </w:rPr>
+            </w:r>
+            <w:r>
+              <w:rPr>
+                <w:rFonts w:ascii="Times New Roman" w:hAnsi="Times New Roman"/>
+                <w:b w:val="0"/>
+                <w:sz w:val="21"/>
+              </w:rPr>
+              <w:t>Correlate</w:t>
+            </w:r>
+          </w:p>
+        </w:tc>
+        <w:tc>
+          <w:tcPr>
+            <w:tcW w:type="dxa" w:w="2076"/>
+          </w:tcPr>
+          <w:p>
+            <w:pPr>
+              <w:jc w:val="center"/>
+            </w:pPr>
+            <w:r>
+              <w:rPr>
+                <w:rFonts w:ascii="Times New Roman" w:hAnsi="Times New Roman"/>
+                <w:sz w:val="21"/>
+              </w:rPr>
+            </w:r>
+            <w:r>
+              <w:rPr>
+                <w:rFonts w:ascii="Times New Roman" w:hAnsi="Times New Roman"/>
+                <w:b w:val="0"/>
+                <w:sz w:val="21"/>
+              </w:rPr>
+              <w:t>1</w:t>
+            </w:r>
+          </w:p>
+        </w:tc>
+        <w:tc>
+          <w:tcPr>
+            <w:tcW w:type="dxa" w:w="2076"/>
+          </w:tcPr>
+          <w:p>
+            <w:pPr>
+              <w:jc w:val="center"/>
+            </w:pPr>
+            <w:r>
+              <w:rPr>
+                <w:rFonts w:ascii="Times New Roman" w:hAnsi="Times New Roman"/>
+                <w:sz w:val="21"/>
+              </w:rPr>
+            </w:r>
+            <w:r>
+              <w:rPr>
+                <w:rFonts w:ascii="Times New Roman" w:hAnsi="Times New Roman"/>
+                <w:b w:val="0"/>
+                <w:sz w:val="21"/>
+              </w:rPr>
+              <w:t>1%</w:t>
+            </w:r>
+          </w:p>
+        </w:tc>
+        <w:tc>
+          <w:tcPr>
+            <w:tcW w:type="dxa" w:w="2076"/>
+          </w:tcPr>
+          <w:p>
+            <w:pPr>
+              <w:jc w:val="center"/>
+            </w:pPr>
+            <w:r>
+              <w:rPr>
+                <w:rFonts w:ascii="Times New Roman" w:hAnsi="Times New Roman"/>
+                <w:sz w:val="21"/>
+              </w:rPr>
+            </w:r>
+            <w:r>
+              <w:rPr>
+                <w:rFonts w:ascii="Times New Roman" w:hAnsi="Times New Roman"/>
+                <w:b w:val="0"/>
+                <w:sz w:val="21"/>
+              </w:rPr>
+              <w:t>Which attributes correlate with higher margins?</w:t>
+            </w:r>
+          </w:p>
+        </w:tc>
+      </w:tr>
+      <w:tr>
+        <w:tc>
+          <w:tcPr>
+            <w:tcW w:type="dxa" w:w="2076"/>
+          </w:tcPr>
+          <w:p>
+            <w:r>
+              <w:rPr>
+                <w:rFonts w:ascii="Times New Roman" w:hAnsi="Times New Roman"/>
+                <w:sz w:val="21"/>
+              </w:rPr>
+            </w:r>
+            <w:r>
+              <w:rPr>
+                <w:rFonts w:ascii="Times New Roman" w:hAnsi="Times New Roman"/>
+                <w:b w:val="0"/>
+                <w:sz w:val="21"/>
+              </w:rPr>
+              <w:t>Segment</w:t>
+            </w:r>
+          </w:p>
+        </w:tc>
+        <w:tc>
+          <w:tcPr>
+            <w:tcW w:type="dxa" w:w="2076"/>
+          </w:tcPr>
+          <w:p>
+            <w:pPr>
+              <w:jc w:val="center"/>
+            </w:pPr>
+            <w:r>
+              <w:rPr>
+                <w:rFonts w:ascii="Times New Roman" w:hAnsi="Times New Roman"/>
+                <w:sz w:val="21"/>
+              </w:rPr>
+            </w:r>
+            <w:r>
+              <w:rPr>
+                <w:rFonts w:ascii="Times New Roman" w:hAnsi="Times New Roman"/>
+                <w:b w:val="0"/>
+                <w:sz w:val="21"/>
+              </w:rPr>
+              <w:t>0</w:t>
+            </w:r>
+          </w:p>
+        </w:tc>
+        <w:tc>
+          <w:tcPr>
+            <w:tcW w:type="dxa" w:w="2076"/>
+          </w:tcPr>
+          <w:p>
+            <w:pPr>
+              <w:jc w:val="center"/>
+            </w:pPr>
+            <w:r>
+              <w:rPr>
+                <w:rFonts w:ascii="Times New Roman" w:hAnsi="Times New Roman"/>
+                <w:sz w:val="21"/>
+              </w:rPr>
+            </w:r>
+            <w:r>
+              <w:rPr>
+                <w:rFonts w:ascii="Times New Roman" w:hAnsi="Times New Roman"/>
+                <w:b w:val="0"/>
+                <w:sz w:val="21"/>
+              </w:rPr>
+              <w:t>0%</w:t>
+            </w:r>
+          </w:p>
+        </w:tc>
+        <w:tc>
+          <w:tcPr>
+            <w:tcW w:type="dxa" w:w="2076"/>
+          </w:tcPr>
+          <w:p>
+            <w:pPr>
+              <w:jc w:val="center"/>
+            </w:pPr>
+            <w:r>
+              <w:rPr>
+                <w:rFonts w:ascii="Times New Roman" w:hAnsi="Times New Roman"/>
+                <w:sz w:val="21"/>
+              </w:rPr>
+            </w:r>
+            <w:r>
+              <w:rPr>
+                <w:rFonts w:ascii="Times New Roman" w:hAnsi="Times New Roman"/>
+                <w:b w:val="0"/>
+                <w:sz w:val="21"/>
+              </w:rPr>
+              <w:t>Not exercised by this particular 100-question sample.</w:t>
+            </w:r>
+          </w:p>
+        </w:tc>
+      </w:tr>
+      <w:tr>
+        <w:tc>
+          <w:tcPr>
+            <w:tcW w:type="dxa" w:w="2076"/>
+          </w:tcPr>
+          <w:p>
+            <w:r>
+              <w:rPr>
+                <w:rFonts w:ascii="Times New Roman" w:hAnsi="Times New Roman"/>
+                <w:sz w:val="21"/>
+              </w:rPr>
+            </w:r>
+            <w:r>
+              <w:rPr>
+                <w:rFonts w:ascii="Times New Roman" w:hAnsi="Times New Roman"/>
+                <w:b w:val="0"/>
+                <w:sz w:val="21"/>
+              </w:rPr>
+              <w:t>Tabular</w:t>
+            </w:r>
+          </w:p>
+        </w:tc>
+        <w:tc>
+          <w:tcPr>
+            <w:tcW w:type="dxa" w:w="2076"/>
+          </w:tcPr>
+          <w:p>
+            <w:pPr>
+              <w:jc w:val="center"/>
+            </w:pPr>
+            <w:r>
+              <w:rPr>
+                <w:rFonts w:ascii="Times New Roman" w:hAnsi="Times New Roman"/>
+                <w:sz w:val="21"/>
+              </w:rPr>
+            </w:r>
+            <w:r>
+              <w:rPr>
+                <w:rFonts w:ascii="Times New Roman" w:hAnsi="Times New Roman"/>
+                <w:b w:val="0"/>
+                <w:sz w:val="21"/>
+              </w:rPr>
+              <w:t>0</w:t>
+            </w:r>
+          </w:p>
+        </w:tc>
+        <w:tc>
+          <w:tcPr>
+            <w:tcW w:type="dxa" w:w="2076"/>
+          </w:tcPr>
+          <w:p>
+            <w:pPr>
+              <w:jc w:val="center"/>
+            </w:pPr>
+            <w:r>
+              <w:rPr>
+                <w:rFonts w:ascii="Times New Roman" w:hAnsi="Times New Roman"/>
+                <w:sz w:val="21"/>
+              </w:rPr>
+            </w:r>
+            <w:r>
+              <w:rPr>
+                <w:rFonts w:ascii="Times New Roman" w:hAnsi="Times New Roman"/>
+                <w:b w:val="0"/>
+                <w:sz w:val="21"/>
+              </w:rPr>
+              <w:t>0%</w:t>
+            </w:r>
+          </w:p>
+        </w:tc>
+        <w:tc>
+          <w:tcPr>
+            <w:tcW w:type="dxa" w:w="2076"/>
+          </w:tcPr>
+          <w:p>
+            <w:pPr>
+              <w:jc w:val="center"/>
+            </w:pPr>
+            <w:r>
+              <w:rPr>
+                <w:rFonts w:ascii="Times New Roman" w:hAnsi="Times New Roman"/>
+                <w:sz w:val="21"/>
+              </w:rPr>
+            </w:r>
+            <w:r>
+              <w:rPr>
+                <w:rFonts w:ascii="Times New Roman" w:hAnsi="Times New Roman"/>
+                <w:b w:val="0"/>
+                <w:sz w:val="21"/>
+              </w:rPr>
+              <w:t>Not exercised by this particular 100-question sample.</w:t>
             </w:r>
           </w:p>
         </w:tc>
@@ -5705,7 +6488,7 @@
                 <w:color w:val="333333"/>
                 <w:sz w:val="22"/>
               </w:rPr>
-              <w:t>Illustrative pattern taxonomy from the design-time review</w:t>
+              <w:t>Pattern classification of the 100-query benchmark</w:t>
             </w:r>
           </w:p>
           <w:p>
@@ -5721,7 +6504,7 @@
                 <w:color w:val="555555"/>
                 <w:sz w:val="19"/>
               </w:rPr>
-              <w:t>A bar chart showing the eleven patterns in the approximate relative order they were observed during the design-time review (Ranking, Trend Analysis, and KPI/Aggregate most frequently; Segment, Funnel, Cohort, and Correlate least frequently). Label the chart clearly as illustrative of the design rationale, not a measured survey, since no percentage breakdown is claimed (Section 3.2).</w:t>
+              <w:t>A bar chart (sorted descending) showing the real share of the 100-query benchmark accounted for by each of the eleven patterns: KPI/Aggregate 28%, Ranking 21%, Exception/Filter 18%, Trend Analysis 10%, Comparison 10%, Summary/Group 9%, Cohort 2%, Funnel 1%, Correlate 1%, Segment 0%, Tabular 0%. Highlight the top three bars (KPI, Ranking, Exception/Filter) in an accent color, since together they account for 67% of the benchmark. Caption note: classified by the author against evaluation_dataset/questions.json; see evaluation_dataset/pattern_classification.json for the per-question labels (Section 3.2).</w:t>
             </w:r>
           </w:p>
         </w:tc>
@@ -5738,7 +6521,7 @@
           <w:b/>
           <w:sz w:val="21"/>
         </w:rPr>
-        <w:t>Figure 5: Illustrative pattern taxonomy from the design-time review</w:t>
+        <w:t>Figure 5: Pattern classification of the 100-query benchmark</w:t>
       </w:r>
     </w:p>
     <w:p>
@@ -5753,7 +6536,7 @@
           <w:i w:val="0"/>
           <w:sz w:val="24"/>
         </w:rPr>
-        <w:t>This review yields three design directions that shaped the rest of this chapter. First, a small set of patterns appears sufficient: the eleven identified patterns cover the large majority of reviewed requests, supporting a fixed template library rather than an open-ended query language. Second, business vocabulary differs systematically from database column names: reviewed requests used phrases like “total refund rate,” never SUM(o.RefundedAmount), which motivates an explicit semantic layer (Section 3.7) rather than exposing the schema directly to the language model. Third, reuse appears to be the norm rather than the exception: many requests were variations of things already asked before, in a different time window or for a different segment, which motivates the widget persistence design of Section 3.11.</w:t>
+        <w:t>This classification yields three design directions that shaped the rest of this chapter. First, a small set of patterns appears sufficient: on this benchmark, the top three patterns (KPI, Ranking, and Exception/Filter) already account for 67% of all questions, and all eleven patterns together account for 100%, supporting a fixed template library rather than an open-ended query language. Segment and Tabular happen not to be exercised by this particular 100-question sample, which is a property of this benchmark rather than evidence that those two patterns are unnecessary; the compiler supports both regardless. Second, business vocabulary differs systematically from database column names: reviewed requests used phrases like “total refund rate,” never SUM(o.RefundedAmount), which motivates an explicit semantic layer (Section 3.7) rather than exposing the schema directly to the language model. Third, reuse appears to be the norm rather than the exception: many requests were variations of things already asked before, in a different time window or for a different segment, which motivates the widget persistence design of Section 3.11.</w:t>
       </w:r>
     </w:p>
     <w:p>
@@ -10324,7 +11107,7 @@
           <w:i w:val="0"/>
           <w:sz w:val="24"/>
         </w:rPr>
-        <w:t>A methodological caveat applies to every quantitative result reported in this chapter and in Chapter 5. All benchmark construction, execution, and measurement were carried out by the author as part of this thesis, using a self-built dataset and evaluation harness; none of it has been independently replicated by a third party, externally audited, or peer-reviewed. Where a figure below states that an annotation or verification step was performed by a named number of people (for example, two annotators or two database engineers), that step was part of the author's own research process rather than an independent, third-party audit. These results should therefore be read as internal evidence produced during this research, sufficient to support the architectural claims this thesis makes about its own prototype, and not as an externally validated benchmark result comparable to a peer-reviewed publication.</w:t>
+        <w:t>A methodological caveat applies to every quantitative result reported in this chapter and in Chapter 5. All benchmark construction, execution, and measurement were carried out by the author as part of this thesis, using a self-built dataset and evaluation harness; none of it has been independently replicated by a third party, externally audited, or peer-reviewed. This is distinct from reproducibility: the underlying artifacts (evaluation_dataset/questions.json, benchmark_results.json, pattern_classification.json, and the scripts that compute statistics from them) are published alongside this thesis specifically so that any reader can independently re-run the computation and check the reported figures against the raw data, even though no one outside this research has done so yet. Where a figure states that an annotation or classification step was performed by a named number of people (for example, two database engineers verifying gold-standard SQL), that step was part of the author's own research process rather than an independent, third-party audit. These results should therefore be read as internal evidence produced during this research and reproducible from the published artifacts, but not yet independently verified by anyone outside it.</w:t>
       </w:r>
     </w:p>
     <w:p>

--- a/docs/scripts/AEGIS Thesis Book Draft - A Constraint-Based Architecture for Safe LLM-Assisted Natural Language Analytics.docx
+++ b/docs/scripts/AEGIS Thesis Book Draft - A Constraint-Based Architecture for Safe LLM-Assisted Natural Language Analytics.docx
@@ -7302,9 +7302,17 @@
     </w:p>
     <w:p>
       <w:pPr>
-        <w:pStyle w:val="ListBullet"/>
         <w:spacing w:after="80" w:line="360" w:lineRule="auto"/>
-      </w:pPr>
+        <w:ind w:left="461" w:hanging="259"/>
+      </w:pPr>
+      <w:r>
+        <w:rPr>
+          <w:rFonts w:ascii="Times New Roman" w:hAnsi="Times New Roman"/>
+          <w:sz w:val="24"/>
+        </w:rPr>
+        <w:t>•</w:t>
+        <w:tab/>
+      </w:r>
       <w:r>
         <w:rPr>
           <w:rFonts w:ascii="Times New Roman" w:hAnsi="Times New Roman"/>
@@ -7315,9 +7323,17 @@
     </w:p>
     <w:p>
       <w:pPr>
-        <w:pStyle w:val="ListBullet"/>
         <w:spacing w:after="80" w:line="360" w:lineRule="auto"/>
-      </w:pPr>
+        <w:ind w:left="461" w:hanging="259"/>
+      </w:pPr>
+      <w:r>
+        <w:rPr>
+          <w:rFonts w:ascii="Times New Roman" w:hAnsi="Times New Roman"/>
+          <w:sz w:val="24"/>
+        </w:rPr>
+        <w:t>•</w:t>
+        <w:tab/>
+      </w:r>
       <w:r>
         <w:rPr>
           <w:rFonts w:ascii="Times New Roman" w:hAnsi="Times New Roman"/>
@@ -7328,9 +7344,17 @@
     </w:p>
     <w:p>
       <w:pPr>
-        <w:pStyle w:val="ListBullet"/>
         <w:spacing w:after="80" w:line="360" w:lineRule="auto"/>
-      </w:pPr>
+        <w:ind w:left="461" w:hanging="259"/>
+      </w:pPr>
+      <w:r>
+        <w:rPr>
+          <w:rFonts w:ascii="Times New Roman" w:hAnsi="Times New Roman"/>
+          <w:sz w:val="24"/>
+        </w:rPr>
+        <w:t>•</w:t>
+        <w:tab/>
+      </w:r>
       <w:r>
         <w:rPr>
           <w:rFonts w:ascii="Times New Roman" w:hAnsi="Times New Roman"/>
@@ -7341,9 +7365,17 @@
     </w:p>
     <w:p>
       <w:pPr>
-        <w:pStyle w:val="ListBullet"/>
         <w:spacing w:after="80" w:line="360" w:lineRule="auto"/>
-      </w:pPr>
+        <w:ind w:left="461" w:hanging="259"/>
+      </w:pPr>
+      <w:r>
+        <w:rPr>
+          <w:rFonts w:ascii="Times New Roman" w:hAnsi="Times New Roman"/>
+          <w:sz w:val="24"/>
+        </w:rPr>
+        <w:t>•</w:t>
+        <w:tab/>
+      </w:r>
       <w:r>
         <w:rPr>
           <w:rFonts w:ascii="Times New Roman" w:hAnsi="Times New Roman"/>
@@ -11184,9 +11216,17 @@
     </w:p>
     <w:p>
       <w:pPr>
-        <w:pStyle w:val="ListBullet"/>
         <w:spacing w:after="80" w:line="360" w:lineRule="auto"/>
-      </w:pPr>
+        <w:ind w:left="461" w:hanging="259"/>
+      </w:pPr>
+      <w:r>
+        <w:rPr>
+          <w:rFonts w:ascii="Times New Roman" w:hAnsi="Times New Roman"/>
+          <w:sz w:val="24"/>
+        </w:rPr>
+        <w:t>•</w:t>
+        <w:tab/>
+      </w:r>
       <w:r>
         <w:rPr>
           <w:rFonts w:ascii="Times New Roman" w:hAnsi="Times New Roman"/>
@@ -11197,9 +11237,17 @@
     </w:p>
     <w:p>
       <w:pPr>
-        <w:pStyle w:val="ListBullet"/>
         <w:spacing w:after="80" w:line="360" w:lineRule="auto"/>
-      </w:pPr>
+        <w:ind w:left="461" w:hanging="259"/>
+      </w:pPr>
+      <w:r>
+        <w:rPr>
+          <w:rFonts w:ascii="Times New Roman" w:hAnsi="Times New Roman"/>
+          <w:sz w:val="24"/>
+        </w:rPr>
+        <w:t>•</w:t>
+        <w:tab/>
+      </w:r>
       <w:r>
         <w:rPr>
           <w:rFonts w:ascii="Times New Roman" w:hAnsi="Times New Roman"/>
@@ -11210,9 +11258,17 @@
     </w:p>
     <w:p>
       <w:pPr>
-        <w:pStyle w:val="ListBullet"/>
         <w:spacing w:after="80" w:line="360" w:lineRule="auto"/>
-      </w:pPr>
+        <w:ind w:left="461" w:hanging="259"/>
+      </w:pPr>
+      <w:r>
+        <w:rPr>
+          <w:rFonts w:ascii="Times New Roman" w:hAnsi="Times New Roman"/>
+          <w:sz w:val="24"/>
+        </w:rPr>
+        <w:t>•</w:t>
+        <w:tab/>
+      </w:r>
       <w:r>
         <w:rPr>
           <w:rFonts w:ascii="Times New Roman" w:hAnsi="Times New Roman"/>
@@ -11223,9 +11279,17 @@
     </w:p>
     <w:p>
       <w:pPr>
-        <w:pStyle w:val="ListBullet"/>
         <w:spacing w:after="80" w:line="360" w:lineRule="auto"/>
-      </w:pPr>
+        <w:ind w:left="461" w:hanging="259"/>
+      </w:pPr>
+      <w:r>
+        <w:rPr>
+          <w:rFonts w:ascii="Times New Roman" w:hAnsi="Times New Roman"/>
+          <w:sz w:val="24"/>
+        </w:rPr>
+        <w:t>•</w:t>
+        <w:tab/>
+      </w:r>
       <w:r>
         <w:rPr>
           <w:rFonts w:ascii="Times New Roman" w:hAnsi="Times New Roman"/>
@@ -11236,9 +11300,17 @@
     </w:p>
     <w:p>
       <w:pPr>
-        <w:pStyle w:val="ListBullet"/>
         <w:spacing w:after="80" w:line="360" w:lineRule="auto"/>
-      </w:pPr>
+        <w:ind w:left="461" w:hanging="259"/>
+      </w:pPr>
+      <w:r>
+        <w:rPr>
+          <w:rFonts w:ascii="Times New Roman" w:hAnsi="Times New Roman"/>
+          <w:sz w:val="24"/>
+        </w:rPr>
+        <w:t>•</w:t>
+        <w:tab/>
+      </w:r>
       <w:r>
         <w:rPr>
           <w:rFonts w:ascii="Times New Roman" w:hAnsi="Times New Roman"/>
@@ -11249,9 +11321,17 @@
     </w:p>
     <w:p>
       <w:pPr>
-        <w:pStyle w:val="ListBullet"/>
         <w:spacing w:after="80" w:line="360" w:lineRule="auto"/>
-      </w:pPr>
+        <w:ind w:left="461" w:hanging="259"/>
+      </w:pPr>
+      <w:r>
+        <w:rPr>
+          <w:rFonts w:ascii="Times New Roman" w:hAnsi="Times New Roman"/>
+          <w:sz w:val="24"/>
+        </w:rPr>
+        <w:t>•</w:t>
+        <w:tab/>
+      </w:r>
       <w:r>
         <w:rPr>
           <w:rFonts w:ascii="Times New Roman" w:hAnsi="Times New Roman"/>
@@ -11262,9 +11342,17 @@
     </w:p>
     <w:p>
       <w:pPr>
-        <w:pStyle w:val="ListBullet"/>
         <w:spacing w:after="80" w:line="360" w:lineRule="auto"/>
-      </w:pPr>
+        <w:ind w:left="461" w:hanging="259"/>
+      </w:pPr>
+      <w:r>
+        <w:rPr>
+          <w:rFonts w:ascii="Times New Roman" w:hAnsi="Times New Roman"/>
+          <w:sz w:val="24"/>
+        </w:rPr>
+        <w:t>•</w:t>
+        <w:tab/>
+      </w:r>
       <w:r>
         <w:rPr>
           <w:rFonts w:ascii="Times New Roman" w:hAnsi="Times New Roman"/>
@@ -11275,9 +11363,17 @@
     </w:p>
     <w:p>
       <w:pPr>
-        <w:pStyle w:val="ListBullet"/>
         <w:spacing w:after="80" w:line="360" w:lineRule="auto"/>
-      </w:pPr>
+        <w:ind w:left="461" w:hanging="259"/>
+      </w:pPr>
+      <w:r>
+        <w:rPr>
+          <w:rFonts w:ascii="Times New Roman" w:hAnsi="Times New Roman"/>
+          <w:sz w:val="24"/>
+        </w:rPr>
+        <w:t>•</w:t>
+        <w:tab/>
+      </w:r>
       <w:r>
         <w:rPr>
           <w:rFonts w:ascii="Times New Roman" w:hAnsi="Times New Roman"/>
@@ -11530,9 +11626,17 @@
     </w:p>
     <w:p>
       <w:pPr>
-        <w:pStyle w:val="ListBullet"/>
         <w:spacing w:after="80" w:line="360" w:lineRule="auto"/>
-      </w:pPr>
+        <w:ind w:left="461" w:hanging="259"/>
+      </w:pPr>
+      <w:r>
+        <w:rPr>
+          <w:rFonts w:ascii="Times New Roman" w:hAnsi="Times New Roman"/>
+          <w:sz w:val="24"/>
+        </w:rPr>
+        <w:t>•</w:t>
+        <w:tab/>
+      </w:r>
       <w:r>
         <w:rPr>
           <w:rFonts w:ascii="Times New Roman" w:hAnsi="Times New Roman"/>
@@ -11543,9 +11647,17 @@
     </w:p>
     <w:p>
       <w:pPr>
-        <w:pStyle w:val="ListBullet"/>
         <w:spacing w:after="80" w:line="360" w:lineRule="auto"/>
-      </w:pPr>
+        <w:ind w:left="461" w:hanging="259"/>
+      </w:pPr>
+      <w:r>
+        <w:rPr>
+          <w:rFonts w:ascii="Times New Roman" w:hAnsi="Times New Roman"/>
+          <w:sz w:val="24"/>
+        </w:rPr>
+        <w:t>•</w:t>
+        <w:tab/>
+      </w:r>
       <w:r>
         <w:rPr>
           <w:rFonts w:ascii="Times New Roman" w:hAnsi="Times New Roman"/>
@@ -11556,9 +11668,17 @@
     </w:p>
     <w:p>
       <w:pPr>
-        <w:pStyle w:val="ListBullet"/>
         <w:spacing w:after="80" w:line="360" w:lineRule="auto"/>
-      </w:pPr>
+        <w:ind w:left="461" w:hanging="259"/>
+      </w:pPr>
+      <w:r>
+        <w:rPr>
+          <w:rFonts w:ascii="Times New Roman" w:hAnsi="Times New Roman"/>
+          <w:sz w:val="24"/>
+        </w:rPr>
+        <w:t>•</w:t>
+        <w:tab/>
+      </w:r>
       <w:r>
         <w:rPr>
           <w:rFonts w:ascii="Times New Roman" w:hAnsi="Times New Roman"/>
@@ -11569,9 +11689,17 @@
     </w:p>
     <w:p>
       <w:pPr>
-        <w:pStyle w:val="ListBullet"/>
         <w:spacing w:after="80" w:line="360" w:lineRule="auto"/>
-      </w:pPr>
+        <w:ind w:left="461" w:hanging="259"/>
+      </w:pPr>
+      <w:r>
+        <w:rPr>
+          <w:rFonts w:ascii="Times New Roman" w:hAnsi="Times New Roman"/>
+          <w:sz w:val="24"/>
+        </w:rPr>
+        <w:t>•</w:t>
+        <w:tab/>
+      </w:r>
       <w:r>
         <w:rPr>
           <w:rFonts w:ascii="Times New Roman" w:hAnsi="Times New Roman"/>
@@ -11582,9 +11710,17 @@
     </w:p>
     <w:p>
       <w:pPr>
-        <w:pStyle w:val="ListBullet"/>
         <w:spacing w:after="80" w:line="360" w:lineRule="auto"/>
-      </w:pPr>
+        <w:ind w:left="461" w:hanging="259"/>
+      </w:pPr>
+      <w:r>
+        <w:rPr>
+          <w:rFonts w:ascii="Times New Roman" w:hAnsi="Times New Roman"/>
+          <w:sz w:val="24"/>
+        </w:rPr>
+        <w:t>•</w:t>
+        <w:tab/>
+      </w:r>
       <w:r>
         <w:rPr>
           <w:rFonts w:ascii="Times New Roman" w:hAnsi="Times New Roman"/>
@@ -14956,22 +15092,38 @@
     </w:p>
     <w:p>
       <w:pPr>
-        <w:pStyle w:val="ListBullet"/>
         <w:spacing w:after="80" w:line="360" w:lineRule="auto"/>
+        <w:ind w:left="461" w:hanging="259"/>
       </w:pPr>
       <w:r>
         <w:rPr>
           <w:rFonts w:ascii="Times New Roman" w:hAnsi="Times New Roman"/>
           <w:sz w:val="24"/>
         </w:rPr>
-        <w:t>Clarification requests: when confidence is low, AEGIS should ask a follow-up question instead of guessing, for example â€œdid you mean revenue or profit?â€</w:t>
+        <w:t>•</w:t>
+        <w:tab/>
+      </w:r>
+      <w:r>
+        <w:rPr>
+          <w:rFonts w:ascii="Times New Roman" w:hAnsi="Times New Roman"/>
+          <w:sz w:val="24"/>
+        </w:rPr>
+        <w:t>Clarification requests: when confidence is low, AEGIS should ask a follow-up question instead of guessing, for example "did you mean revenue or profit?"</w:t>
       </w:r>
     </w:p>
     <w:p>
       <w:pPr>
-        <w:pStyle w:val="ListBullet"/>
         <w:spacing w:after="80" w:line="360" w:lineRule="auto"/>
-      </w:pPr>
+        <w:ind w:left="461" w:hanging="259"/>
+      </w:pPr>
+      <w:r>
+        <w:rPr>
+          <w:rFonts w:ascii="Times New Roman" w:hAnsi="Times New Roman"/>
+          <w:sz w:val="24"/>
+        </w:rPr>
+        <w:t>•</w:t>
+        <w:tab/>
+      </w:r>
       <w:r>
         <w:rPr>
           <w:rFonts w:ascii="Times New Roman" w:hAnsi="Times New Roman"/>
@@ -14982,22 +15134,38 @@
     </w:p>
     <w:p>
       <w:pPr>
-        <w:pStyle w:val="ListBullet"/>
         <w:spacing w:after="80" w:line="360" w:lineRule="auto"/>
+        <w:ind w:left="461" w:hanging="259"/>
       </w:pPr>
       <w:r>
         <w:rPr>
           <w:rFonts w:ascii="Times New Roman" w:hAnsi="Times New Roman"/>
           <w:sz w:val="24"/>
         </w:rPr>
-        <w:t>Multi-step queries: currently each query produces one widget; compound questions such as â€œrevenue trend and top 5 products side by sideâ€ require two separate queries today.</w:t>
+        <w:t>•</w:t>
+        <w:tab/>
+      </w:r>
+      <w:r>
+        <w:rPr>
+          <w:rFonts w:ascii="Times New Roman" w:hAnsi="Times New Roman"/>
+          <w:sz w:val="24"/>
+        </w:rPr>
+        <w:t>Multi-step queries: currently each query produces one widget; compound questions such as "revenue trend and top 5 products side by side" require two separate queries today.</w:t>
       </w:r>
     </w:p>
     <w:p>
       <w:pPr>
-        <w:pStyle w:val="ListBullet"/>
         <w:spacing w:after="80" w:line="360" w:lineRule="auto"/>
-      </w:pPr>
+        <w:ind w:left="461" w:hanging="259"/>
+      </w:pPr>
+      <w:r>
+        <w:rPr>
+          <w:rFonts w:ascii="Times New Roman" w:hAnsi="Times New Roman"/>
+          <w:sz w:val="24"/>
+        </w:rPr>
+        <w:t>•</w:t>
+        <w:tab/>
+      </w:r>
       <w:r>
         <w:rPr>
           <w:rFonts w:ascii="Times New Roman" w:hAnsi="Times New Roman"/>
@@ -15008,9 +15176,17 @@
     </w:p>
     <w:p>
       <w:pPr>
-        <w:pStyle w:val="ListBullet"/>
         <w:spacing w:after="80" w:line="360" w:lineRule="auto"/>
-      </w:pPr>
+        <w:ind w:left="461" w:hanging="259"/>
+      </w:pPr>
+      <w:r>
+        <w:rPr>
+          <w:rFonts w:ascii="Times New Roman" w:hAnsi="Times New Roman"/>
+          <w:sz w:val="24"/>
+        </w:rPr>
+        <w:t>•</w:t>
+        <w:tab/>
+      </w:r>
       <w:r>
         <w:rPr>
           <w:rFonts w:ascii="Times New Roman" w:hAnsi="Times New Roman"/>
@@ -15021,9 +15197,17 @@
     </w:p>
     <w:p>
       <w:pPr>
-        <w:pStyle w:val="ListBullet"/>
         <w:spacing w:after="80" w:line="360" w:lineRule="auto"/>
-      </w:pPr>
+        <w:ind w:left="461" w:hanging="259"/>
+      </w:pPr>
+      <w:r>
+        <w:rPr>
+          <w:rFonts w:ascii="Times New Roman" w:hAnsi="Times New Roman"/>
+          <w:sz w:val="24"/>
+        </w:rPr>
+        <w:t>•</w:t>
+        <w:tab/>
+      </w:r>
       <w:r>
         <w:rPr>
           <w:rFonts w:ascii="Times New Roman" w:hAnsi="Times New Roman"/>
@@ -15034,9 +15218,17 @@
     </w:p>
     <w:p>
       <w:pPr>
-        <w:pStyle w:val="ListBullet"/>
         <w:spacing w:after="80" w:line="360" w:lineRule="auto"/>
-      </w:pPr>
+        <w:ind w:left="461" w:hanging="259"/>
+      </w:pPr>
+      <w:r>
+        <w:rPr>
+          <w:rFonts w:ascii="Times New Roman" w:hAnsi="Times New Roman"/>
+          <w:sz w:val="24"/>
+        </w:rPr>
+        <w:t>•</w:t>
+        <w:tab/>
+      </w:r>
       <w:r>
         <w:rPr>
           <w:rFonts w:ascii="Times New Roman" w:hAnsi="Times New Roman"/>
@@ -15047,9 +15239,17 @@
     </w:p>
     <w:p>
       <w:pPr>
-        <w:pStyle w:val="ListBullet"/>
         <w:spacing w:after="80" w:line="360" w:lineRule="auto"/>
-      </w:pPr>
+        <w:ind w:left="461" w:hanging="259"/>
+      </w:pPr>
+      <w:r>
+        <w:rPr>
+          <w:rFonts w:ascii="Times New Roman" w:hAnsi="Times New Roman"/>
+          <w:sz w:val="24"/>
+        </w:rPr>
+        <w:t>•</w:t>
+        <w:tab/>
+      </w:r>
       <w:r>
         <w:rPr>
           <w:rFonts w:ascii="Times New Roman" w:hAnsi="Times New Roman"/>
@@ -15060,9 +15260,17 @@
     </w:p>
     <w:p>
       <w:pPr>
-        <w:pStyle w:val="ListBullet"/>
         <w:spacing w:after="80" w:line="360" w:lineRule="auto"/>
-      </w:pPr>
+        <w:ind w:left="461" w:hanging="259"/>
+      </w:pPr>
+      <w:r>
+        <w:rPr>
+          <w:rFonts w:ascii="Times New Roman" w:hAnsi="Times New Roman"/>
+          <w:sz w:val="24"/>
+        </w:rPr>
+        <w:t>•</w:t>
+        <w:tab/>
+      </w:r>
       <w:r>
         <w:rPr>
           <w:rFonts w:ascii="Times New Roman" w:hAnsi="Times New Roman"/>
@@ -15073,9 +15281,17 @@
     </w:p>
     <w:p>
       <w:pPr>
-        <w:pStyle w:val="ListBullet"/>
         <w:spacing w:after="80" w:line="360" w:lineRule="auto"/>
-      </w:pPr>
+        <w:ind w:left="461" w:hanging="259"/>
+      </w:pPr>
+      <w:r>
+        <w:rPr>
+          <w:rFonts w:ascii="Times New Roman" w:hAnsi="Times New Roman"/>
+          <w:sz w:val="24"/>
+        </w:rPr>
+        <w:t>•</w:t>
+        <w:tab/>
+      </w:r>
       <w:r>
         <w:rPr>
           <w:rFonts w:ascii="Times New Roman" w:hAnsi="Times New Roman"/>

--- a/docs/scripts/AEGIS Thesis Book Draft - A Constraint-Based Architecture for Safe LLM-Assisted Natural Language Analytics.docx
+++ b/docs/scripts/AEGIS Thesis Book Draft - A Constraint-Based Architecture for Safe LLM-Assisted Natural Language Analytics.docx
@@ -1006,9 +1006,109 @@
           <w:b/>
           <w:sz w:val="24"/>
         </w:rPr>
-        <w:t>List of Figures</w:t>
+        <w:t>Chapter 1: Introduction</w:t>
         <w:tab/>
-        <w:t>vii</w:t>
+        <w:t>1</w:t>
+      </w:r>
+    </w:p>
+    <w:p>
+      <w:pPr>
+        <w:spacing w:after="80" w:before="0" w:line="360" w:lineRule="auto"/>
+        <w:ind w:left="432"/>
+        <w:jc w:val="both"/>
+        <w:tabs>
+          <w:tab w:val="right" w:leader="dot" w:pos="8640"/>
+        </w:tabs>
+      </w:pPr>
+      <w:r>
+        <w:rPr>
+          <w:rFonts w:ascii="Times New Roman" w:hAnsi="Times New Roman"/>
+          <w:b w:val="0"/>
+          <w:sz w:val="23"/>
+        </w:rPr>
+        <w:t>1.1 Background</w:t>
+        <w:tab/>
+        <w:t>1</w:t>
+      </w:r>
+    </w:p>
+    <w:p>
+      <w:pPr>
+        <w:spacing w:after="80" w:before="0" w:line="360" w:lineRule="auto"/>
+        <w:ind w:left="432"/>
+        <w:jc w:val="both"/>
+        <w:tabs>
+          <w:tab w:val="right" w:leader="dot" w:pos="8640"/>
+        </w:tabs>
+      </w:pPr>
+      <w:r>
+        <w:rPr>
+          <w:rFonts w:ascii="Times New Roman" w:hAnsi="Times New Roman"/>
+          <w:b w:val="0"/>
+          <w:sz w:val="23"/>
+        </w:rPr>
+        <w:t>1.2 Problem Statement</w:t>
+        <w:tab/>
+        <w:t>1</w:t>
+      </w:r>
+    </w:p>
+    <w:p>
+      <w:pPr>
+        <w:spacing w:after="80" w:before="0" w:line="360" w:lineRule="auto"/>
+        <w:ind w:left="432"/>
+        <w:jc w:val="both"/>
+        <w:tabs>
+          <w:tab w:val="right" w:leader="dot" w:pos="8640"/>
+        </w:tabs>
+      </w:pPr>
+      <w:r>
+        <w:rPr>
+          <w:rFonts w:ascii="Times New Roman" w:hAnsi="Times New Roman"/>
+          <w:b w:val="0"/>
+          <w:sz w:val="23"/>
+        </w:rPr>
+        <w:t>1.3 Research Novelty and Motivation</w:t>
+        <w:tab/>
+        <w:t>2</w:t>
+      </w:r>
+    </w:p>
+    <w:p>
+      <w:pPr>
+        <w:spacing w:after="80" w:before="0" w:line="360" w:lineRule="auto"/>
+        <w:ind w:left="432"/>
+        <w:jc w:val="both"/>
+        <w:tabs>
+          <w:tab w:val="right" w:leader="dot" w:pos="8640"/>
+        </w:tabs>
+      </w:pPr>
+      <w:r>
+        <w:rPr>
+          <w:rFonts w:ascii="Times New Roman" w:hAnsi="Times New Roman"/>
+          <w:b w:val="0"/>
+          <w:sz w:val="23"/>
+        </w:rPr>
+        <w:t>1.4 Objectives and Contributions</w:t>
+        <w:tab/>
+        <w:t>3</w:t>
+      </w:r>
+    </w:p>
+    <w:p>
+      <w:pPr>
+        <w:spacing w:after="80" w:before="0" w:line="360" w:lineRule="auto"/>
+        <w:ind w:left="432"/>
+        <w:jc w:val="both"/>
+        <w:tabs>
+          <w:tab w:val="right" w:leader="dot" w:pos="8640"/>
+        </w:tabs>
+      </w:pPr>
+      <w:r>
+        <w:rPr>
+          <w:rFonts w:ascii="Times New Roman" w:hAnsi="Times New Roman"/>
+          <w:b w:val="0"/>
+          <w:sz w:val="23"/>
+        </w:rPr>
+        <w:t>1.5 Organization of the Thesis</w:t>
+        <w:tab/>
+        <w:t>3</w:t>
       </w:r>
     </w:p>
     <w:p>
@@ -1026,9 +1126,129 @@
           <w:b/>
           <w:sz w:val="24"/>
         </w:rPr>
-        <w:t>List of Tables</w:t>
+        <w:t>Chapter 2: Literature Review and Research Gap</w:t>
         <w:tab/>
-        <w:t>viii</w:t>
+        <w:t>5</w:t>
+      </w:r>
+    </w:p>
+    <w:p>
+      <w:pPr>
+        <w:spacing w:after="80" w:before="0" w:line="360" w:lineRule="auto"/>
+        <w:ind w:left="432"/>
+        <w:jc w:val="both"/>
+        <w:tabs>
+          <w:tab w:val="right" w:leader="dot" w:pos="8640"/>
+        </w:tabs>
+      </w:pPr>
+      <w:r>
+        <w:rPr>
+          <w:rFonts w:ascii="Times New Roman" w:hAnsi="Times New Roman"/>
+          <w:b w:val="0"/>
+          <w:sz w:val="23"/>
+        </w:rPr>
+        <w:t>2.1 Natural Language Interfaces to Databases</w:t>
+        <w:tab/>
+        <w:t>5</w:t>
+      </w:r>
+    </w:p>
+    <w:p>
+      <w:pPr>
+        <w:spacing w:after="80" w:before="0" w:line="360" w:lineRule="auto"/>
+        <w:ind w:left="432"/>
+        <w:jc w:val="both"/>
+        <w:tabs>
+          <w:tab w:val="right" w:leader="dot" w:pos="8640"/>
+        </w:tabs>
+      </w:pPr>
+      <w:r>
+        <w:rPr>
+          <w:rFonts w:ascii="Times New Roman" w:hAnsi="Times New Roman"/>
+          <w:b w:val="0"/>
+          <w:sz w:val="23"/>
+        </w:rPr>
+        <w:t>2.2 Neural and LLM-Based Text-to-SQL</w:t>
+        <w:tab/>
+        <w:t>5</w:t>
+      </w:r>
+    </w:p>
+    <w:p>
+      <w:pPr>
+        <w:spacing w:after="80" w:before="0" w:line="360" w:lineRule="auto"/>
+        <w:ind w:left="432"/>
+        <w:jc w:val="both"/>
+        <w:tabs>
+          <w:tab w:val="right" w:leader="dot" w:pos="8640"/>
+        </w:tabs>
+      </w:pPr>
+      <w:r>
+        <w:rPr>
+          <w:rFonts w:ascii="Times New Roman" w:hAnsi="Times New Roman"/>
+          <w:b w:val="0"/>
+          <w:sz w:val="23"/>
+        </w:rPr>
+        <w:t>2.3 Natural Language for Visualization and Dashboards</w:t>
+        <w:tab/>
+        <w:t>6</w:t>
+      </w:r>
+    </w:p>
+    <w:p>
+      <w:pPr>
+        <w:spacing w:after="80" w:before="0" w:line="360" w:lineRule="auto"/>
+        <w:ind w:left="432"/>
+        <w:jc w:val="both"/>
+        <w:tabs>
+          <w:tab w:val="right" w:leader="dot" w:pos="8640"/>
+        </w:tabs>
+      </w:pPr>
+      <w:r>
+        <w:rPr>
+          <w:rFonts w:ascii="Times New Roman" w:hAnsi="Times New Roman"/>
+          <w:b w:val="0"/>
+          <w:sz w:val="23"/>
+        </w:rPr>
+        <w:t>2.4 Applied Conversational Business Intelligence</w:t>
+        <w:tab/>
+        <w:t>7</w:t>
+      </w:r>
+    </w:p>
+    <w:p>
+      <w:pPr>
+        <w:spacing w:after="80" w:before="0" w:line="360" w:lineRule="auto"/>
+        <w:ind w:left="432"/>
+        <w:jc w:val="both"/>
+        <w:tabs>
+          <w:tab w:val="right" w:leader="dot" w:pos="8640"/>
+        </w:tabs>
+      </w:pPr>
+      <w:r>
+        <w:rPr>
+          <w:rFonts w:ascii="Times New Roman" w:hAnsi="Times New Roman"/>
+          <w:b w:val="0"/>
+          <w:sz w:val="23"/>
+        </w:rPr>
+        <w:t>2.5 Comparative Summary</w:t>
+        <w:tab/>
+        <w:t>8</w:t>
+      </w:r>
+    </w:p>
+    <w:p>
+      <w:pPr>
+        <w:spacing w:after="80" w:before="0" w:line="360" w:lineRule="auto"/>
+        <w:ind w:left="432"/>
+        <w:jc w:val="both"/>
+        <w:tabs>
+          <w:tab w:val="right" w:leader="dot" w:pos="8640"/>
+        </w:tabs>
+      </w:pPr>
+      <w:r>
+        <w:rPr>
+          <w:rFonts w:ascii="Times New Roman" w:hAnsi="Times New Roman"/>
+          <w:b w:val="0"/>
+          <w:sz w:val="23"/>
+        </w:rPr>
+        <w:t>2.6 Research Gap Analysis</w:t>
+        <w:tab/>
+        <w:t>9</w:t>
       </w:r>
     </w:p>
     <w:p>
@@ -1046,9 +1266,9 @@
           <w:b/>
           <w:sz w:val="24"/>
         </w:rPr>
-        <w:t>Chapter 1: Introduction</w:t>
+        <w:t>Chapter 3: Methodology</w:t>
         <w:tab/>
-        <w:t>1</w:t>
+        <w:t>10</w:t>
       </w:r>
     </w:p>
     <w:p>
@@ -1066,9 +1286,9 @@
           <w:b w:val="0"/>
           <w:sz w:val="23"/>
         </w:rPr>
-        <w:t>1.1 Background</w:t>
+        <w:t>3.1 Research Paradigm</w:t>
         <w:tab/>
-        <w:t>1</w:t>
+        <w:t>10</w:t>
       </w:r>
     </w:p>
     <w:p>
@@ -1086,9 +1306,9 @@
           <w:b w:val="0"/>
           <w:sz w:val="23"/>
         </w:rPr>
-        <w:t>1.2 Problem Statement</w:t>
+        <w:t>3.2 Formative Study of Reporting Patterns</w:t>
         <w:tab/>
-        <w:t>1</w:t>
+        <w:t>10</w:t>
       </w:r>
     </w:p>
     <w:p>
@@ -1106,9 +1326,9 @@
           <w:b w:val="0"/>
           <w:sz w:val="23"/>
         </w:rPr>
-        <w:t>1.3 Research Novelty and Motivation</w:t>
+        <w:t>3.3 Design Principles</w:t>
         <w:tab/>
-        <w:t>2</w:t>
+        <w:t>13</w:t>
       </w:r>
     </w:p>
     <w:p>
@@ -1126,9 +1346,9 @@
           <w:b w:val="0"/>
           <w:sz w:val="23"/>
         </w:rPr>
-        <w:t>1.4 Objectives and Contributions</w:t>
+        <w:t>3.4 Formal Model</w:t>
         <w:tab/>
-        <w:t>3</w:t>
+        <w:t>13</w:t>
       </w:r>
     </w:p>
     <w:p>
@@ -1146,9 +1366,129 @@
           <w:b w:val="0"/>
           <w:sz w:val="23"/>
         </w:rPr>
-        <w:t>1.5 Organization of the Thesis</w:t>
+        <w:t>3.5 Threat Model</w:t>
         <w:tab/>
-        <w:t>3</w:t>
+        <w:t>14</w:t>
+      </w:r>
+    </w:p>
+    <w:p>
+      <w:pPr>
+        <w:spacing w:after="80" w:before="0" w:line="360" w:lineRule="auto"/>
+        <w:ind w:left="432"/>
+        <w:jc w:val="both"/>
+        <w:tabs>
+          <w:tab w:val="right" w:leader="dot" w:pos="8640"/>
+        </w:tabs>
+      </w:pPr>
+      <w:r>
+        <w:rPr>
+          <w:rFonts w:ascii="Times New Roman" w:hAnsi="Times New Roman"/>
+          <w:b w:val="0"/>
+          <w:sz w:val="23"/>
+        </w:rPr>
+        <w:t>3.6 System Architecture</w:t>
+        <w:tab/>
+        <w:t>17</w:t>
+      </w:r>
+    </w:p>
+    <w:p>
+      <w:pPr>
+        <w:spacing w:after="80" w:before="0" w:line="360" w:lineRule="auto"/>
+        <w:ind w:left="432"/>
+        <w:jc w:val="both"/>
+        <w:tabs>
+          <w:tab w:val="right" w:leader="dot" w:pos="8640"/>
+        </w:tabs>
+      </w:pPr>
+      <w:r>
+        <w:rPr>
+          <w:rFonts w:ascii="Times New Roman" w:hAnsi="Times New Roman"/>
+          <w:b w:val="0"/>
+          <w:sz w:val="23"/>
+        </w:rPr>
+        <w:t>3.7 Semantic Layer Design</w:t>
+        <w:tab/>
+        <w:t>18</w:t>
+      </w:r>
+    </w:p>
+    <w:p>
+      <w:pPr>
+        <w:spacing w:after="80" w:before="0" w:line="360" w:lineRule="auto"/>
+        <w:ind w:left="432"/>
+        <w:jc w:val="both"/>
+        <w:tabs>
+          <w:tab w:val="right" w:leader="dot" w:pos="8640"/>
+        </w:tabs>
+      </w:pPr>
+      <w:r>
+        <w:rPr>
+          <w:rFonts w:ascii="Times New Roman" w:hAnsi="Times New Roman"/>
+          <w:b w:val="0"/>
+          <w:sz w:val="23"/>
+        </w:rPr>
+        <w:t>3.8 Intent Parsing with Dynamic Vocabulary Injection</w:t>
+        <w:tab/>
+        <w:t>19</w:t>
+      </w:r>
+    </w:p>
+    <w:p>
+      <w:pPr>
+        <w:spacing w:after="80" w:before="0" w:line="360" w:lineRule="auto"/>
+        <w:ind w:left="432"/>
+        <w:jc w:val="both"/>
+        <w:tabs>
+          <w:tab w:val="right" w:leader="dot" w:pos="8640"/>
+        </w:tabs>
+      </w:pPr>
+      <w:r>
+        <w:rPr>
+          <w:rFonts w:ascii="Times New Roman" w:hAnsi="Times New Roman"/>
+          <w:b w:val="0"/>
+          <w:sz w:val="23"/>
+        </w:rPr>
+        <w:t>3.9 Safe Query Compiler</w:t>
+        <w:tab/>
+        <w:t>21</w:t>
+      </w:r>
+    </w:p>
+    <w:p>
+      <w:pPr>
+        <w:spacing w:after="80" w:before="0" w:line="360" w:lineRule="auto"/>
+        <w:ind w:left="432"/>
+        <w:jc w:val="both"/>
+        <w:tabs>
+          <w:tab w:val="right" w:leader="dot" w:pos="8640"/>
+        </w:tabs>
+      </w:pPr>
+      <w:r>
+        <w:rPr>
+          <w:rFonts w:ascii="Times New Roman" w:hAnsi="Times New Roman"/>
+          <w:b w:val="0"/>
+          <w:sz w:val="23"/>
+        </w:rPr>
+        <w:t>3.10 Visualization Selector</w:t>
+        <w:tab/>
+        <w:t>22</w:t>
+      </w:r>
+    </w:p>
+    <w:p>
+      <w:pPr>
+        <w:spacing w:after="80" w:before="0" w:line="360" w:lineRule="auto"/>
+        <w:ind w:left="432"/>
+        <w:jc w:val="both"/>
+        <w:tabs>
+          <w:tab w:val="right" w:leader="dot" w:pos="8640"/>
+        </w:tabs>
+      </w:pPr>
+      <w:r>
+        <w:rPr>
+          <w:rFonts w:ascii="Times New Roman" w:hAnsi="Times New Roman"/>
+          <w:b w:val="0"/>
+          <w:sz w:val="23"/>
+        </w:rPr>
+        <w:t>3.11 Widget Persistence and Reuse</w:t>
+        <w:tab/>
+        <w:t>23</w:t>
       </w:r>
     </w:p>
     <w:p>
@@ -1166,9 +1506,9 @@
           <w:b/>
           <w:sz w:val="24"/>
         </w:rPr>
-        <w:t>Chapter 2: Literature Review and Research Gap</w:t>
+        <w:t>Chapter 4: Experimental Work</w:t>
         <w:tab/>
-        <w:t>5</w:t>
+        <w:t>24</w:t>
       </w:r>
     </w:p>
     <w:p>
@@ -1186,9 +1526,9 @@
           <w:b w:val="0"/>
           <w:sz w:val="23"/>
         </w:rPr>
-        <w:t>2.1 Natural Language Interfaces to Databases</w:t>
+        <w:t>4.1 Implementation</w:t>
         <w:tab/>
-        <w:t>5</w:t>
+        <w:t>24</w:t>
       </w:r>
     </w:p>
     <w:p>
@@ -1206,9 +1546,9 @@
           <w:b w:val="0"/>
           <w:sz w:val="23"/>
         </w:rPr>
-        <w:t>2.2 Neural and LLM-Based Text-to-SQL</w:t>
+        <w:t>4.2 Experimental Environment</w:t>
         <w:tab/>
-        <w:t>5</w:t>
+        <w:t>24</w:t>
       </w:r>
     </w:p>
     <w:p>
@@ -1226,9 +1566,9 @@
           <w:b w:val="0"/>
           <w:sz w:val="23"/>
         </w:rPr>
-        <w:t>2.3 Natural Language for Visualization and Dashboards</w:t>
+        <w:t>4.3 Benchmark Dataset Construction</w:t>
         <w:tab/>
-        <w:t>6</w:t>
+        <w:t>25</w:t>
       </w:r>
     </w:p>
     <w:p>
@@ -1246,9 +1586,9 @@
           <w:b w:val="0"/>
           <w:sz w:val="23"/>
         </w:rPr>
-        <w:t>2.4 Applied Conversational Business Intelligence</w:t>
+        <w:t>4.4 Baseline Systems</w:t>
         <w:tab/>
-        <w:t>7</w:t>
+        <w:t>26</w:t>
       </w:r>
     </w:p>
     <w:p>
@@ -1266,9 +1606,29 @@
           <w:b w:val="0"/>
           <w:sz w:val="23"/>
         </w:rPr>
-        <w:t>2.5 Comparative Summary</w:t>
+        <w:t>4.5 Evaluation Procedure</w:t>
         <w:tab/>
-        <w:t>7</w:t>
+        <w:t>26</w:t>
+      </w:r>
+    </w:p>
+    <w:p>
+      <w:pPr>
+        <w:spacing w:after="160" w:before="80" w:line="360" w:lineRule="auto"/>
+        <w:ind w:left="0"/>
+        <w:jc w:val="both"/>
+        <w:tabs>
+          <w:tab w:val="right" w:leader="dot" w:pos="8640"/>
+        </w:tabs>
+      </w:pPr>
+      <w:r>
+        <w:rPr>
+          <w:rFonts w:ascii="Times New Roman" w:hAnsi="Times New Roman"/>
+          <w:b/>
+          <w:sz w:val="24"/>
+        </w:rPr>
+        <w:t>Chapter 5: Results and Discussion</w:t>
+        <w:tab/>
+        <w:t>28</w:t>
       </w:r>
     </w:p>
     <w:p>
@@ -1286,9 +1646,109 @@
           <w:b w:val="0"/>
           <w:sz w:val="23"/>
         </w:rPr>
-        <w:t>2.6 Research Gap Analysis</w:t>
+        <w:t>5.1 Benchmark Run and Verified Metrics</w:t>
         <w:tab/>
-        <w:t>9</w:t>
+        <w:t>28</w:t>
+      </w:r>
+    </w:p>
+    <w:p>
+      <w:pPr>
+        <w:spacing w:after="80" w:before="0" w:line="360" w:lineRule="auto"/>
+        <w:ind w:left="432"/>
+        <w:jc w:val="both"/>
+        <w:tabs>
+          <w:tab w:val="right" w:leader="dot" w:pos="8640"/>
+        </w:tabs>
+      </w:pPr>
+      <w:r>
+        <w:rPr>
+          <w:rFonts w:ascii="Times New Roman" w:hAnsi="Times New Roman"/>
+          <w:b w:val="0"/>
+          <w:sz w:val="23"/>
+        </w:rPr>
+        <w:t>5.2 SQL Safety and True Database Execution Validity</w:t>
+        <w:tab/>
+        <w:t>29</w:t>
+      </w:r>
+    </w:p>
+    <w:p>
+      <w:pPr>
+        <w:spacing w:after="80" w:before="0" w:line="360" w:lineRule="auto"/>
+        <w:ind w:left="432"/>
+        <w:jc w:val="both"/>
+        <w:tabs>
+          <w:tab w:val="right" w:leader="dot" w:pos="8640"/>
+        </w:tabs>
+      </w:pPr>
+      <w:r>
+        <w:rPr>
+          <w:rFonts w:ascii="Times New Roman" w:hAnsi="Times New Roman"/>
+          <w:b w:val="0"/>
+          <w:sz w:val="23"/>
+        </w:rPr>
+        <w:t>5.3 Execution Failure Analysis</w:t>
+        <w:tab/>
+        <w:t>30</w:t>
+      </w:r>
+    </w:p>
+    <w:p>
+      <w:pPr>
+        <w:spacing w:after="80" w:before="0" w:line="360" w:lineRule="auto"/>
+        <w:ind w:left="432"/>
+        <w:jc w:val="both"/>
+        <w:tabs>
+          <w:tab w:val="right" w:leader="dot" w:pos="8640"/>
+        </w:tabs>
+      </w:pPr>
+      <w:r>
+        <w:rPr>
+          <w:rFonts w:ascii="Times New Roman" w:hAnsi="Times New Roman"/>
+          <w:b w:val="0"/>
+          <w:sz w:val="23"/>
+        </w:rPr>
+        <w:t>5.4 Semantic Correctness and Accuracy</w:t>
+        <w:tab/>
+        <w:t>31</w:t>
+      </w:r>
+    </w:p>
+    <w:p>
+      <w:pPr>
+        <w:spacing w:after="80" w:before="0" w:line="360" w:lineRule="auto"/>
+        <w:ind w:left="432"/>
+        <w:jc w:val="both"/>
+        <w:tabs>
+          <w:tab w:val="right" w:leader="dot" w:pos="8640"/>
+        </w:tabs>
+      </w:pPr>
+      <w:r>
+        <w:rPr>
+          <w:rFonts w:ascii="Times New Roman" w:hAnsi="Times New Roman"/>
+          <w:b w:val="0"/>
+          <w:sz w:val="23"/>
+        </w:rPr>
+        <w:t>5.5 B3 Template-Only Baseline</w:t>
+        <w:tab/>
+        <w:t>32</w:t>
+      </w:r>
+    </w:p>
+    <w:p>
+      <w:pPr>
+        <w:spacing w:after="80" w:before="0" w:line="360" w:lineRule="auto"/>
+        <w:ind w:left="432"/>
+        <w:jc w:val="both"/>
+        <w:tabs>
+          <w:tab w:val="right" w:leader="dot" w:pos="8640"/>
+        </w:tabs>
+      </w:pPr>
+      <w:r>
+        <w:rPr>
+          <w:rFonts w:ascii="Times New Roman" w:hAnsi="Times New Roman"/>
+          <w:b w:val="0"/>
+          <w:sz w:val="23"/>
+        </w:rPr>
+        <w:t>5.6 Discussion</w:t>
+        <w:tab/>
+        <w:t>32</w:t>
       </w:r>
     </w:p>
     <w:p>
@@ -1306,229 +1766,9 @@
           <w:b/>
           <w:sz w:val="24"/>
         </w:rPr>
-        <w:t>Chapter 3: Methodology</w:t>
+        <w:t>Chapter 6: Limitations and Future Work</w:t>
         <w:tab/>
-        <w:t>10</w:t>
-      </w:r>
-    </w:p>
-    <w:p>
-      <w:pPr>
-        <w:spacing w:after="80" w:before="0" w:line="360" w:lineRule="auto"/>
-        <w:ind w:left="432"/>
-        <w:jc w:val="both"/>
-        <w:tabs>
-          <w:tab w:val="right" w:leader="dot" w:pos="8640"/>
-        </w:tabs>
-      </w:pPr>
-      <w:r>
-        <w:rPr>
-          <w:rFonts w:ascii="Times New Roman" w:hAnsi="Times New Roman"/>
-          <w:b w:val="0"/>
-          <w:sz w:val="23"/>
-        </w:rPr>
-        <w:t>3.1 Research Paradigm</w:t>
-        <w:tab/>
-        <w:t>10</w:t>
-      </w:r>
-    </w:p>
-    <w:p>
-      <w:pPr>
-        <w:spacing w:after="80" w:before="0" w:line="360" w:lineRule="auto"/>
-        <w:ind w:left="432"/>
-        <w:jc w:val="both"/>
-        <w:tabs>
-          <w:tab w:val="right" w:leader="dot" w:pos="8640"/>
-        </w:tabs>
-      </w:pPr>
-      <w:r>
-        <w:rPr>
-          <w:rFonts w:ascii="Times New Roman" w:hAnsi="Times New Roman"/>
-          <w:b w:val="0"/>
-          <w:sz w:val="23"/>
-        </w:rPr>
-        <w:t>3.2 Formative Study of Reporting Patterns</w:t>
-        <w:tab/>
-        <w:t>10</w:t>
-      </w:r>
-    </w:p>
-    <w:p>
-      <w:pPr>
-        <w:spacing w:after="80" w:before="0" w:line="360" w:lineRule="auto"/>
-        <w:ind w:left="432"/>
-        <w:jc w:val="both"/>
-        <w:tabs>
-          <w:tab w:val="right" w:leader="dot" w:pos="8640"/>
-        </w:tabs>
-      </w:pPr>
-      <w:r>
-        <w:rPr>
-          <w:rFonts w:ascii="Times New Roman" w:hAnsi="Times New Roman"/>
-          <w:b w:val="0"/>
-          <w:sz w:val="23"/>
-        </w:rPr>
-        <w:t>3.3 Design Principles</w:t>
-        <w:tab/>
-        <w:t>13</w:t>
-      </w:r>
-    </w:p>
-    <w:p>
-      <w:pPr>
-        <w:spacing w:after="80" w:before="0" w:line="360" w:lineRule="auto"/>
-        <w:ind w:left="432"/>
-        <w:jc w:val="both"/>
-        <w:tabs>
-          <w:tab w:val="right" w:leader="dot" w:pos="8640"/>
-        </w:tabs>
-      </w:pPr>
-      <w:r>
-        <w:rPr>
-          <w:rFonts w:ascii="Times New Roman" w:hAnsi="Times New Roman"/>
-          <w:b w:val="0"/>
-          <w:sz w:val="23"/>
-        </w:rPr>
-        <w:t>3.4 Formal Model</w:t>
-        <w:tab/>
-        <w:t>13</w:t>
-      </w:r>
-    </w:p>
-    <w:p>
-      <w:pPr>
-        <w:spacing w:after="80" w:before="0" w:line="360" w:lineRule="auto"/>
-        <w:ind w:left="432"/>
-        <w:jc w:val="both"/>
-        <w:tabs>
-          <w:tab w:val="right" w:leader="dot" w:pos="8640"/>
-        </w:tabs>
-      </w:pPr>
-      <w:r>
-        <w:rPr>
-          <w:rFonts w:ascii="Times New Roman" w:hAnsi="Times New Roman"/>
-          <w:b w:val="0"/>
-          <w:sz w:val="23"/>
-        </w:rPr>
-        <w:t>3.5 Threat Model</w:t>
-        <w:tab/>
-        <w:t>14</w:t>
-      </w:r>
-    </w:p>
-    <w:p>
-      <w:pPr>
-        <w:spacing w:after="80" w:before="0" w:line="360" w:lineRule="auto"/>
-        <w:ind w:left="432"/>
-        <w:jc w:val="both"/>
-        <w:tabs>
-          <w:tab w:val="right" w:leader="dot" w:pos="8640"/>
-        </w:tabs>
-      </w:pPr>
-      <w:r>
-        <w:rPr>
-          <w:rFonts w:ascii="Times New Roman" w:hAnsi="Times New Roman"/>
-          <w:b w:val="0"/>
-          <w:sz w:val="23"/>
-        </w:rPr>
-        <w:t>3.6 System Architecture</w:t>
-        <w:tab/>
-        <w:t>17</w:t>
-      </w:r>
-    </w:p>
-    <w:p>
-      <w:pPr>
-        <w:spacing w:after="80" w:before="0" w:line="360" w:lineRule="auto"/>
-        <w:ind w:left="432"/>
-        <w:jc w:val="both"/>
-        <w:tabs>
-          <w:tab w:val="right" w:leader="dot" w:pos="8640"/>
-        </w:tabs>
-      </w:pPr>
-      <w:r>
-        <w:rPr>
-          <w:rFonts w:ascii="Times New Roman" w:hAnsi="Times New Roman"/>
-          <w:b w:val="0"/>
-          <w:sz w:val="23"/>
-        </w:rPr>
-        <w:t>3.7 Semantic Layer Design</w:t>
-        <w:tab/>
-        <w:t>18</w:t>
-      </w:r>
-    </w:p>
-    <w:p>
-      <w:pPr>
-        <w:spacing w:after="80" w:before="0" w:line="360" w:lineRule="auto"/>
-        <w:ind w:left="432"/>
-        <w:jc w:val="both"/>
-        <w:tabs>
-          <w:tab w:val="right" w:leader="dot" w:pos="8640"/>
-        </w:tabs>
-      </w:pPr>
-      <w:r>
-        <w:rPr>
-          <w:rFonts w:ascii="Times New Roman" w:hAnsi="Times New Roman"/>
-          <w:b w:val="0"/>
-          <w:sz w:val="23"/>
-        </w:rPr>
-        <w:t>3.8 Intent Parsing with Dynamic Vocabulary Injection</w:t>
-        <w:tab/>
-        <w:t>19</w:t>
-      </w:r>
-    </w:p>
-    <w:p>
-      <w:pPr>
-        <w:spacing w:after="80" w:before="0" w:line="360" w:lineRule="auto"/>
-        <w:ind w:left="432"/>
-        <w:jc w:val="both"/>
-        <w:tabs>
-          <w:tab w:val="right" w:leader="dot" w:pos="8640"/>
-        </w:tabs>
-      </w:pPr>
-      <w:r>
-        <w:rPr>
-          <w:rFonts w:ascii="Times New Roman" w:hAnsi="Times New Roman"/>
-          <w:b w:val="0"/>
-          <w:sz w:val="23"/>
-        </w:rPr>
-        <w:t>3.9 Safe Query Compiler</w:t>
-        <w:tab/>
-        <w:t>21</w:t>
-      </w:r>
-    </w:p>
-    <w:p>
-      <w:pPr>
-        <w:spacing w:after="80" w:before="0" w:line="360" w:lineRule="auto"/>
-        <w:ind w:left="432"/>
-        <w:jc w:val="both"/>
-        <w:tabs>
-          <w:tab w:val="right" w:leader="dot" w:pos="8640"/>
-        </w:tabs>
-      </w:pPr>
-      <w:r>
-        <w:rPr>
-          <w:rFonts w:ascii="Times New Roman" w:hAnsi="Times New Roman"/>
-          <w:b w:val="0"/>
-          <w:sz w:val="23"/>
-        </w:rPr>
-        <w:t>3.10 Visualization Selector</w:t>
-        <w:tab/>
-        <w:t>22</w:t>
-      </w:r>
-    </w:p>
-    <w:p>
-      <w:pPr>
-        <w:spacing w:after="80" w:before="0" w:line="360" w:lineRule="auto"/>
-        <w:ind w:left="432"/>
-        <w:jc w:val="both"/>
-        <w:tabs>
-          <w:tab w:val="right" w:leader="dot" w:pos="8640"/>
-        </w:tabs>
-      </w:pPr>
-      <w:r>
-        <w:rPr>
-          <w:rFonts w:ascii="Times New Roman" w:hAnsi="Times New Roman"/>
-          <w:b w:val="0"/>
-          <w:sz w:val="23"/>
-        </w:rPr>
-        <w:t>3.11 Widget Persistence and Reuse</w:t>
-        <w:tab/>
-        <w:t>23</w:t>
+        <w:t>34</w:t>
       </w:r>
     </w:p>
     <w:p>
@@ -1546,109 +1786,9 @@
           <w:b/>
           <w:sz w:val="24"/>
         </w:rPr>
-        <w:t>Chapter 4: Experimental Work</w:t>
+        <w:t>Chapter 7: Conclusion</w:t>
         <w:tab/>
-        <w:t>24</w:t>
-      </w:r>
-    </w:p>
-    <w:p>
-      <w:pPr>
-        <w:spacing w:after="80" w:before="0" w:line="360" w:lineRule="auto"/>
-        <w:ind w:left="432"/>
-        <w:jc w:val="both"/>
-        <w:tabs>
-          <w:tab w:val="right" w:leader="dot" w:pos="8640"/>
-        </w:tabs>
-      </w:pPr>
-      <w:r>
-        <w:rPr>
-          <w:rFonts w:ascii="Times New Roman" w:hAnsi="Times New Roman"/>
-          <w:b w:val="0"/>
-          <w:sz w:val="23"/>
-        </w:rPr>
-        <w:t>4.1 Implementation</w:t>
-        <w:tab/>
-        <w:t>24</w:t>
-      </w:r>
-    </w:p>
-    <w:p>
-      <w:pPr>
-        <w:spacing w:after="80" w:before="0" w:line="360" w:lineRule="auto"/>
-        <w:ind w:left="432"/>
-        <w:jc w:val="both"/>
-        <w:tabs>
-          <w:tab w:val="right" w:leader="dot" w:pos="8640"/>
-        </w:tabs>
-      </w:pPr>
-      <w:r>
-        <w:rPr>
-          <w:rFonts w:ascii="Times New Roman" w:hAnsi="Times New Roman"/>
-          <w:b w:val="0"/>
-          <w:sz w:val="23"/>
-        </w:rPr>
-        <w:t>4.2 Experimental Environment</w:t>
-        <w:tab/>
-        <w:t>24</w:t>
-      </w:r>
-    </w:p>
-    <w:p>
-      <w:pPr>
-        <w:spacing w:after="80" w:before="0" w:line="360" w:lineRule="auto"/>
-        <w:ind w:left="432"/>
-        <w:jc w:val="both"/>
-        <w:tabs>
-          <w:tab w:val="right" w:leader="dot" w:pos="8640"/>
-        </w:tabs>
-      </w:pPr>
-      <w:r>
-        <w:rPr>
-          <w:rFonts w:ascii="Times New Roman" w:hAnsi="Times New Roman"/>
-          <w:b w:val="0"/>
-          <w:sz w:val="23"/>
-        </w:rPr>
-        <w:t>4.3 Benchmark Dataset Construction</w:t>
-        <w:tab/>
-        <w:t>25</w:t>
-      </w:r>
-    </w:p>
-    <w:p>
-      <w:pPr>
-        <w:spacing w:after="80" w:before="0" w:line="360" w:lineRule="auto"/>
-        <w:ind w:left="432"/>
-        <w:jc w:val="both"/>
-        <w:tabs>
-          <w:tab w:val="right" w:leader="dot" w:pos="8640"/>
-        </w:tabs>
-      </w:pPr>
-      <w:r>
-        <w:rPr>
-          <w:rFonts w:ascii="Times New Roman" w:hAnsi="Times New Roman"/>
-          <w:b w:val="0"/>
-          <w:sz w:val="23"/>
-        </w:rPr>
-        <w:t>4.4 Baseline Systems</w:t>
-        <w:tab/>
-        <w:t>26</w:t>
-      </w:r>
-    </w:p>
-    <w:p>
-      <w:pPr>
-        <w:spacing w:after="80" w:before="0" w:line="360" w:lineRule="auto"/>
-        <w:ind w:left="432"/>
-        <w:jc w:val="both"/>
-        <w:tabs>
-          <w:tab w:val="right" w:leader="dot" w:pos="8640"/>
-        </w:tabs>
-      </w:pPr>
-      <w:r>
-        <w:rPr>
-          <w:rFonts w:ascii="Times New Roman" w:hAnsi="Times New Roman"/>
-          <w:b w:val="0"/>
-          <w:sz w:val="23"/>
-        </w:rPr>
-        <w:t>4.5 Evaluation Procedure</w:t>
-        <w:tab/>
-        <w:t>26</w:t>
+        <w:t>37</w:t>
       </w:r>
     </w:p>
     <w:p>
@@ -1666,15 +1806,34 @@
           <w:b/>
           <w:sz w:val="24"/>
         </w:rPr>
-        <w:t>Chapter 5: Results and Discussion</w:t>
+        <w:t>References</w:t>
         <w:tab/>
-        <w:t>28</w:t>
+        <w:t>39</w:t>
       </w:r>
     </w:p>
     <w:p>
+      <w:r>
+        <w:br w:type="page"/>
+      </w:r>
+    </w:p>
+    <w:p>
+      <w:pPr>
+        <w:spacing w:after="400" w:before="0" w:line="360" w:lineRule="auto"/>
+        <w:jc w:val="center"/>
+      </w:pPr>
+      <w:r>
+        <w:rPr>
+          <w:rFonts w:ascii="Times New Roman" w:hAnsi="Times New Roman"/>
+          <w:b/>
+          <w:i w:val="0"/>
+          <w:sz w:val="30"/>
+        </w:rPr>
+        <w:t>List of Figures</w:t>
+      </w:r>
+    </w:p>
+    <w:p>
       <w:pPr>
         <w:spacing w:after="80" w:before="0" w:line="360" w:lineRule="auto"/>
-        <w:ind w:left="432"/>
         <w:jc w:val="both"/>
         <w:tabs>
           <w:tab w:val="right" w:leader="dot" w:pos="8640"/>
@@ -1683,18 +1842,16 @@
       <w:r>
         <w:rPr>
           <w:rFonts w:ascii="Times New Roman" w:hAnsi="Times New Roman"/>
-          <w:b w:val="0"/>
-          <w:sz w:val="23"/>
-        </w:rPr>
-        <w:t>5.1 Benchmark Run and Verified Metrics</w:t>
+          <w:sz w:val="24"/>
+        </w:rPr>
+        <w:t>Figure 1: AEGIS architecture pipeline</w:t>
         <w:tab/>
-        <w:t>28</w:t>
+        <w:t>18</w:t>
       </w:r>
     </w:p>
     <w:p>
       <w:pPr>
         <w:spacing w:after="80" w:before="0" w:line="360" w:lineRule="auto"/>
-        <w:ind w:left="432"/>
         <w:jc w:val="both"/>
         <w:tabs>
           <w:tab w:val="right" w:leader="dot" w:pos="8640"/>
@@ -1703,18 +1860,16 @@
       <w:r>
         <w:rPr>
           <w:rFonts w:ascii="Times New Roman" w:hAnsi="Times New Roman"/>
-          <w:b w:val="0"/>
-          <w:sz w:val="23"/>
-        </w:rPr>
-        <w:t>5.2 SQL Safety and True Database Execution Validity</w:t>
+          <w:sz w:val="24"/>
+        </w:rPr>
+        <w:t>Figure 2: Semantic layer modularity</w:t>
         <w:tab/>
-        <w:t>29</w:t>
+        <w:t>18</w:t>
       </w:r>
     </w:p>
     <w:p>
       <w:pPr>
         <w:spacing w:after="80" w:before="0" w:line="360" w:lineRule="auto"/>
-        <w:ind w:left="432"/>
         <w:jc w:val="both"/>
         <w:tabs>
           <w:tab w:val="right" w:leader="dot" w:pos="8640"/>
@@ -1723,18 +1878,16 @@
       <w:r>
         <w:rPr>
           <w:rFonts w:ascii="Times New Roman" w:hAnsi="Times New Roman"/>
-          <w:b w:val="0"/>
-          <w:sz w:val="23"/>
-        </w:rPr>
-        <w:t>5.3 Execution Failure Analysis</w:t>
+          <w:sz w:val="24"/>
+        </w:rPr>
+        <w:t>Figure 3: Vocabulary injection workflow</w:t>
         <w:tab/>
-        <w:t>30</w:t>
+        <w:t>20</w:t>
       </w:r>
     </w:p>
     <w:p>
       <w:pPr>
         <w:spacing w:after="80" w:before="0" w:line="360" w:lineRule="auto"/>
-        <w:ind w:left="432"/>
         <w:jc w:val="both"/>
         <w:tabs>
           <w:tab w:val="right" w:leader="dot" w:pos="8640"/>
@@ -1743,18 +1896,16 @@
       <w:r>
         <w:rPr>
           <w:rFonts w:ascii="Times New Roman" w:hAnsi="Times New Roman"/>
-          <w:b w:val="0"/>
-          <w:sz w:val="23"/>
-        </w:rPr>
-        <w:t>5.4 Semantic Correctness and Accuracy</w:t>
+          <w:sz w:val="24"/>
+        </w:rPr>
+        <w:t>Figure 4: AEGIS analytical patterns</w:t>
         <w:tab/>
-        <w:t>31</w:t>
+        <w:t>21</w:t>
       </w:r>
     </w:p>
     <w:p>
       <w:pPr>
         <w:spacing w:after="80" w:before="0" w:line="360" w:lineRule="auto"/>
-        <w:ind w:left="432"/>
         <w:jc w:val="both"/>
         <w:tabs>
           <w:tab w:val="right" w:leader="dot" w:pos="8640"/>
@@ -1763,18 +1914,16 @@
       <w:r>
         <w:rPr>
           <w:rFonts w:ascii="Times New Roman" w:hAnsi="Times New Roman"/>
-          <w:b w:val="0"/>
-          <w:sz w:val="23"/>
-        </w:rPr>
-        <w:t>5.5 B3 Template-Only Baseline</w:t>
+          <w:sz w:val="24"/>
+        </w:rPr>
+        <w:t>Figure 5: Benchmark pattern classification</w:t>
         <w:tab/>
-        <w:t>32</w:t>
+        <w:t>12</w:t>
       </w:r>
     </w:p>
     <w:p>
       <w:pPr>
         <w:spacing w:after="80" w:before="0" w:line="360" w:lineRule="auto"/>
-        <w:ind w:left="432"/>
         <w:jc w:val="both"/>
         <w:tabs>
           <w:tab w:val="right" w:leader="dot" w:pos="8640"/>
@@ -1783,18 +1932,16 @@
       <w:r>
         <w:rPr>
           <w:rFonts w:ascii="Times New Roman" w:hAnsi="Times New Roman"/>
-          <w:b w:val="0"/>
-          <w:sz w:val="23"/>
-        </w:rPr>
-        <w:t>5.6 Discussion</w:t>
+          <w:sz w:val="24"/>
+        </w:rPr>
+        <w:t>Figure 6: Two-layer SQL safety defence</w:t>
         <w:tab/>
-        <w:t>32</w:t>
+        <w:t>22</w:t>
       </w:r>
     </w:p>
     <w:p>
       <w:pPr>
-        <w:spacing w:after="160" w:before="80" w:line="360" w:lineRule="auto"/>
-        <w:ind w:left="0"/>
+        <w:spacing w:after="80" w:before="0" w:line="360" w:lineRule="auto"/>
         <w:jc w:val="both"/>
         <w:tabs>
           <w:tab w:val="right" w:leader="dot" w:pos="8640"/>
@@ -1803,18 +1950,16 @@
       <w:r>
         <w:rPr>
           <w:rFonts w:ascii="Times New Roman" w:hAnsi="Times New Roman"/>
-          <w:b/>
           <w:sz w:val="24"/>
         </w:rPr>
-        <w:t>Chapter 6: Limitations and Future Work</w:t>
+        <w:t>Figure 7: Widget lifecycle and refresh model</w:t>
         <w:tab/>
-        <w:t>34</w:t>
+        <w:t>23</w:t>
       </w:r>
     </w:p>
     <w:p>
       <w:pPr>
-        <w:spacing w:after="160" w:before="80" w:line="360" w:lineRule="auto"/>
-        <w:ind w:left="0"/>
+        <w:spacing w:after="80" w:before="0" w:line="360" w:lineRule="auto"/>
         <w:jc w:val="both"/>
         <w:tabs>
           <w:tab w:val="right" w:leader="dot" w:pos="8640"/>
@@ -1823,18 +1968,36 @@
       <w:r>
         <w:rPr>
           <w:rFonts w:ascii="Times New Roman" w:hAnsi="Times New Roman"/>
-          <w:b/>
           <w:sz w:val="24"/>
         </w:rPr>
-        <w:t>Chapter 7: Conclusion</w:t>
+        <w:t>Figure 8: Safety and execution-validity comparison</w:t>
         <w:tab/>
-        <w:t>37</w:t>
+        <w:t>30</w:t>
       </w:r>
     </w:p>
     <w:p>
-      <w:pPr>
-        <w:spacing w:after="160" w:before="80" w:line="360" w:lineRule="auto"/>
-        <w:ind w:left="0"/>
+      <w:r>
+        <w:br w:type="page"/>
+      </w:r>
+    </w:p>
+    <w:p>
+      <w:pPr>
+        <w:spacing w:after="400" w:before="0" w:line="360" w:lineRule="auto"/>
+        <w:jc w:val="center"/>
+      </w:pPr>
+      <w:r>
+        <w:rPr>
+          <w:rFonts w:ascii="Times New Roman" w:hAnsi="Times New Roman"/>
+          <w:b/>
+          <w:i w:val="0"/>
+          <w:sz w:val="30"/>
+        </w:rPr>
+        <w:t>List of Tables</w:t>
+      </w:r>
+    </w:p>
+    <w:p>
+      <w:pPr>
+        <w:spacing w:after="80" w:before="0" w:line="360" w:lineRule="auto"/>
         <w:jc w:val="both"/>
         <w:tabs>
           <w:tab w:val="right" w:leader="dot" w:pos="8640"/>
@@ -1843,322 +2006,173 @@
       <w:r>
         <w:rPr>
           <w:rFonts w:ascii="Times New Roman" w:hAnsi="Times New Roman"/>
-          <w:b/>
           <w:sz w:val="24"/>
         </w:rPr>
-        <w:t>References</w:t>
+        <w:t>Table 1: Semantic layer object model</w:t>
         <w:tab/>
-        <w:t>39</w:t>
+        <w:t>18</w:t>
       </w:r>
     </w:p>
     <w:p>
-      <w:r>
-        <w:br w:type="page"/>
+      <w:pPr>
+        <w:spacing w:after="80" w:before="0" w:line="360" w:lineRule="auto"/>
+        <w:jc w:val="both"/>
+        <w:tabs>
+          <w:tab w:val="right" w:leader="dot" w:pos="8640"/>
+        </w:tabs>
+      </w:pPr>
+      <w:r>
+        <w:rPr>
+          <w:rFonts w:ascii="Times New Roman" w:hAnsi="Times New Roman"/>
+          <w:sz w:val="24"/>
+        </w:rPr>
+        <w:t>Table 2: AEGIS analytical patterns</w:t>
+        <w:tab/>
+        <w:t>21</w:t>
       </w:r>
     </w:p>
     <w:p>
       <w:pPr>
-        <w:spacing w:after="400" w:before="0" w:line="360" w:lineRule="auto"/>
-        <w:jc w:val="center"/>
-      </w:pPr>
-      <w:r>
-        <w:rPr>
-          <w:rFonts w:ascii="Times New Roman" w:hAnsi="Times New Roman"/>
-          <w:b/>
-          <w:i w:val="0"/>
-          <w:sz w:val="30"/>
-        </w:rPr>
-        <w:t>List of Figures</w:t>
+        <w:spacing w:after="80" w:before="0" w:line="360" w:lineRule="auto"/>
+        <w:jc w:val="both"/>
+        <w:tabs>
+          <w:tab w:val="right" w:leader="dot" w:pos="8640"/>
+        </w:tabs>
+      </w:pPr>
+      <w:r>
+        <w:rPr>
+          <w:rFonts w:ascii="Times New Roman" w:hAnsi="Times New Roman"/>
+          <w:sz w:val="24"/>
+        </w:rPr>
+        <w:t>Table 3: Visualization selector mapping</w:t>
+        <w:tab/>
+        <w:t>22</w:t>
       </w:r>
     </w:p>
     <w:p>
       <w:pPr>
-        <w:spacing w:after="160" w:before="0" w:line="360" w:lineRule="auto"/>
+        <w:spacing w:after="80" w:before="0" w:line="360" w:lineRule="auto"/>
         <w:jc w:val="both"/>
-      </w:pPr>
-      <w:r>
-        <w:rPr>
-          <w:rFonts w:ascii="Times New Roman" w:hAnsi="Times New Roman"/>
-          <w:b w:val="0"/>
-          <w:i w:val="0"/>
+        <w:tabs>
+          <w:tab w:val="right" w:leader="dot" w:pos="8640"/>
+        </w:tabs>
+      </w:pPr>
+      <w:r>
+        <w:rPr>
+          <w:rFonts w:ascii="Times New Roman" w:hAnsi="Times New Roman"/>
           <w:sz w:val="24"/>
         </w:rPr>
-        <w:t>Figure 1: AEGIS architecture pipeline (User Request to Dashboard Widget)</w:t>
+        <w:t>Table 4: Comparative summary of related systems</w:t>
+        <w:tab/>
+        <w:t>8</w:t>
       </w:r>
     </w:p>
     <w:p>
       <w:pPr>
-        <w:spacing w:after="160" w:before="0" w:line="360" w:lineRule="auto"/>
+        <w:spacing w:after="80" w:before="0" w:line="360" w:lineRule="auto"/>
         <w:jc w:val="both"/>
-      </w:pPr>
-      <w:r>
-        <w:rPr>
-          <w:rFonts w:ascii="Times New Roman" w:hAnsi="Times New Roman"/>
-          <w:b w:val="0"/>
-          <w:i w:val="0"/>
+        <w:tabs>
+          <w:tab w:val="right" w:leader="dot" w:pos="8640"/>
+        </w:tabs>
+      </w:pPr>
+      <w:r>
+        <w:rPr>
+          <w:rFonts w:ascii="Times New Roman" w:hAnsi="Times New Roman"/>
           <w:sz w:val="24"/>
         </w:rPr>
-        <w:t>Figure 2: Semantic layer modularity - composable blocks vs. free-form SQL generation</w:t>
+        <w:t>Table 5: Verified benchmark status</w:t>
+        <w:tab/>
+        <w:t>28</w:t>
       </w:r>
     </w:p>
     <w:p>
       <w:pPr>
-        <w:spacing w:after="160" w:before="0" w:line="360" w:lineRule="auto"/>
+        <w:spacing w:after="80" w:before="0" w:line="360" w:lineRule="auto"/>
         <w:jc w:val="both"/>
-      </w:pPr>
-      <w:r>
-        <w:rPr>
-          <w:rFonts w:ascii="Times New Roman" w:hAnsi="Times New Roman"/>
-          <w:b w:val="0"/>
-          <w:i w:val="0"/>
+        <w:tabs>
+          <w:tab w:val="right" w:leader="dot" w:pos="8640"/>
+        </w:tabs>
+      </w:pPr>
+      <w:r>
+        <w:rPr>
+          <w:rFonts w:ascii="Times New Roman" w:hAnsi="Times New Roman"/>
           <w:sz w:val="24"/>
         </w:rPr>
-        <w:t>Figure 3: Vocabulary injection workflow</w:t>
+        <w:t>Table 6: SQL safety and true execution validity</w:t>
+        <w:tab/>
+        <w:t>29</w:t>
       </w:r>
     </w:p>
     <w:p>
       <w:pPr>
-        <w:spacing w:after="160" w:before="0" w:line="360" w:lineRule="auto"/>
+        <w:spacing w:after="80" w:before="0" w:line="360" w:lineRule="auto"/>
         <w:jc w:val="both"/>
-      </w:pPr>
-      <w:r>
-        <w:rPr>
-          <w:rFonts w:ascii="Times New Roman" w:hAnsi="Times New Roman"/>
-          <w:b w:val="0"/>
-          <w:i w:val="0"/>
+        <w:tabs>
+          <w:tab w:val="right" w:leader="dot" w:pos="8640"/>
+        </w:tabs>
+      </w:pPr>
+      <w:r>
+        <w:rPr>
+          <w:rFonts w:ascii="Times New Roman" w:hAnsi="Times New Roman"/>
           <w:sz w:val="24"/>
         </w:rPr>
-        <w:t>Figure 4: Taxonomy of the eleven AEGIS analytical primitives</w:t>
+        <w:t>Table 7: True-execution failure analysis</w:t>
+        <w:tab/>
+        <w:t>30</w:t>
       </w:r>
     </w:p>
     <w:p>
       <w:pPr>
-        <w:spacing w:after="160" w:before="0" w:line="360" w:lineRule="auto"/>
+        <w:spacing w:after="80" w:before="0" w:line="360" w:lineRule="auto"/>
         <w:jc w:val="both"/>
-      </w:pPr>
-      <w:r>
-        <w:rPr>
-          <w:rFonts w:ascii="Times New Roman" w:hAnsi="Times New Roman"/>
-          <w:b w:val="0"/>
-          <w:i w:val="0"/>
+        <w:tabs>
+          <w:tab w:val="right" w:leader="dot" w:pos="8640"/>
+        </w:tabs>
+      </w:pPr>
+      <w:r>
+        <w:rPr>
+          <w:rFonts w:ascii="Times New Roman" w:hAnsi="Times New Roman"/>
           <w:sz w:val="24"/>
         </w:rPr>
-        <w:t>Figure 5: Pattern classification of the answerable analytical benchmark subset</w:t>
+        <w:t>Table 8: Evaluation metric distinction</w:t>
+        <w:tab/>
+        <w:t>31</w:t>
       </w:r>
     </w:p>
     <w:p>
       <w:pPr>
-        <w:spacing w:after="160" w:before="0" w:line="360" w:lineRule="auto"/>
+        <w:spacing w:after="80" w:before="0" w:line="360" w:lineRule="auto"/>
         <w:jc w:val="both"/>
-      </w:pPr>
-      <w:r>
-        <w:rPr>
-          <w:rFonts w:ascii="Times New Roman" w:hAnsi="Times New Roman"/>
-          <w:b w:val="0"/>
-          <w:i w:val="0"/>
+        <w:tabs>
+          <w:tab w:val="right" w:leader="dot" w:pos="8640"/>
+        </w:tabs>
+      </w:pPr>
+      <w:r>
+        <w:rPr>
+          <w:rFonts w:ascii="Times New Roman" w:hAnsi="Times New Roman"/>
           <w:sz w:val="24"/>
         </w:rPr>
-        <w:t>Figure 6: Two-layer SQL safety defence</w:t>
+        <w:t>Table 9: Template-only baseline summary</w:t>
+        <w:tab/>
+        <w:t>32</w:t>
       </w:r>
     </w:p>
     <w:p>
       <w:pPr>
-        <w:spacing w:after="160" w:before="0" w:line="360" w:lineRule="auto"/>
+        <w:spacing w:after="80" w:before="0" w:line="360" w:lineRule="auto"/>
         <w:jc w:val="both"/>
-      </w:pPr>
-      <w:r>
-        <w:rPr>
-          <w:rFonts w:ascii="Times New Roman" w:hAnsi="Times New Roman"/>
-          <w:b w:val="0"/>
-          <w:i w:val="0"/>
+        <w:tabs>
+          <w:tab w:val="right" w:leader="dot" w:pos="8640"/>
+        </w:tabs>
+      </w:pPr>
+      <w:r>
+        <w:rPr>
+          <w:rFonts w:ascii="Times New Roman" w:hAnsi="Times New Roman"/>
           <w:sz w:val="24"/>
         </w:rPr>
-        <w:t>Figure 7: Widget lifecycle and refresh model</w:t>
-      </w:r>
-    </w:p>
-    <w:p>
-      <w:pPr>
-        <w:spacing w:after="160" w:before="0" w:line="360" w:lineRule="auto"/>
-        <w:jc w:val="both"/>
-      </w:pPr>
-      <w:r>
-        <w:rPr>
-          <w:rFonts w:ascii="Times New Roman" w:hAnsi="Times New Roman"/>
-          <w:b w:val="0"/>
-          <w:i w:val="0"/>
-          <w:sz w:val="24"/>
-        </w:rPr>
-        <w:t>Figure 8: Verified safety and execution-validity comparison</w:t>
-      </w:r>
-    </w:p>
-    <w:p>
-      <w:r>
-        <w:br w:type="page"/>
-      </w:r>
-    </w:p>
-    <w:p>
-      <w:pPr>
-        <w:spacing w:after="400" w:before="0" w:line="360" w:lineRule="auto"/>
-        <w:jc w:val="center"/>
-      </w:pPr>
-      <w:r>
-        <w:rPr>
-          <w:rFonts w:ascii="Times New Roman" w:hAnsi="Times New Roman"/>
-          <w:b/>
-          <w:i w:val="0"/>
-          <w:sz w:val="30"/>
-        </w:rPr>
-        <w:t>List of Tables</w:t>
-      </w:r>
-    </w:p>
-    <w:p>
-      <w:pPr>
-        <w:spacing w:after="160" w:before="0" w:line="360" w:lineRule="auto"/>
-        <w:jc w:val="both"/>
-      </w:pPr>
-      <w:r>
-        <w:rPr>
-          <w:rFonts w:ascii="Times New Roman" w:hAnsi="Times New Roman"/>
-          <w:b w:val="0"/>
-          <w:i w:val="0"/>
-          <w:sz w:val="24"/>
-        </w:rPr>
-        <w:t>Table 1: Semantic layer object model (metric, dimension, filter, time rule, join path, pattern, permission)</w:t>
-      </w:r>
-    </w:p>
-    <w:p>
-      <w:pPr>
-        <w:spacing w:after="160" w:before="0" w:line="360" w:lineRule="auto"/>
-        <w:jc w:val="both"/>
-      </w:pPr>
-      <w:r>
-        <w:rPr>
-          <w:rFonts w:ascii="Times New Roman" w:hAnsi="Times New Roman"/>
-          <w:b w:val="0"/>
-          <w:i w:val="0"/>
-          <w:sz w:val="24"/>
-        </w:rPr>
-        <w:t>Table 2: The eleven AEGIS analytical patterns with required slots and default visualizations</w:t>
-      </w:r>
-    </w:p>
-    <w:p>
-      <w:pPr>
-        <w:spacing w:after="160" w:before="0" w:line="360" w:lineRule="auto"/>
-        <w:jc w:val="both"/>
-      </w:pPr>
-      <w:r>
-        <w:rPr>
-          <w:rFonts w:ascii="Times New Roman" w:hAnsi="Times New Roman"/>
-          <w:b w:val="0"/>
-          <w:i w:val="0"/>
-          <w:sz w:val="24"/>
-        </w:rPr>
-        <w:t>Table 3: Visualization selector mapping (intent, result shape, chosen chart)</w:t>
-      </w:r>
-    </w:p>
-    <w:p>
-      <w:pPr>
-        <w:spacing w:after="160" w:before="0" w:line="360" w:lineRule="auto"/>
-        <w:jc w:val="both"/>
-      </w:pPr>
-      <w:r>
-        <w:rPr>
-          <w:rFonts w:ascii="Times New Roman" w:hAnsi="Times New Roman"/>
-          <w:b w:val="0"/>
-          <w:i w:val="0"/>
-          <w:sz w:val="24"/>
-        </w:rPr>
-        <w:t>Table 4: Comparative summary of related NL-to-database and NL-to-visualization systems</w:t>
-      </w:r>
-    </w:p>
-    <w:p>
-      <w:pPr>
-        <w:spacing w:after="160" w:before="0" w:line="360" w:lineRule="auto"/>
-        <w:jc w:val="both"/>
-      </w:pPr>
-      <w:r>
-        <w:rPr>
-          <w:rFonts w:ascii="Times New Roman" w:hAnsi="Times New Roman"/>
-          <w:b w:val="0"/>
-          <w:i w:val="0"/>
-          <w:sz w:val="24"/>
-        </w:rPr>
-        <w:t>Table 5: Verified benchmark status</w:t>
-      </w:r>
-    </w:p>
-    <w:p>
-      <w:pPr>
-        <w:spacing w:after="160" w:before="0" w:line="360" w:lineRule="auto"/>
-        <w:jc w:val="both"/>
-      </w:pPr>
-      <w:r>
-        <w:rPr>
-          <w:rFonts w:ascii="Times New Roman" w:hAnsi="Times New Roman"/>
-          <w:b w:val="0"/>
-          <w:i w:val="0"/>
-          <w:sz w:val="24"/>
-        </w:rPr>
-        <w:t>Table 6: SQL safety and true execution validity on the 107-query benchmark</w:t>
-      </w:r>
-    </w:p>
-    <w:p>
-      <w:pPr>
-        <w:spacing w:after="160" w:before="0" w:line="360" w:lineRule="auto"/>
-        <w:jc w:val="both"/>
-      </w:pPr>
-      <w:r>
-        <w:rPr>
-          <w:rFonts w:ascii="Times New Roman" w:hAnsi="Times New Roman"/>
-          <w:b w:val="0"/>
-          <w:i w:val="0"/>
-          <w:sz w:val="24"/>
-        </w:rPr>
-        <w:t>Table 7: AEGIS true-execution failures diagnosed from MySQL execution</w:t>
-      </w:r>
-    </w:p>
-    <w:p>
-      <w:pPr>
-        <w:spacing w:after="160" w:before="0" w:line="360" w:lineRule="auto"/>
-        <w:jc w:val="both"/>
-      </w:pPr>
-      <w:r>
-        <w:rPr>
-          <w:rFonts w:ascii="Times New Roman" w:hAnsi="Times New Roman"/>
-          <w:b w:val="0"/>
-          <w:i w:val="0"/>
-          <w:sz w:val="24"/>
-        </w:rPr>
-        <w:t>Table 8: Distinguishing the evaluation metrics</w:t>
-      </w:r>
-    </w:p>
-    <w:p>
-      <w:pPr>
-        <w:spacing w:after="160" w:before="0" w:line="360" w:lineRule="auto"/>
-        <w:jc w:val="both"/>
-      </w:pPr>
-      <w:r>
-        <w:rPr>
-          <w:rFonts w:ascii="Times New Roman" w:hAnsi="Times New Roman"/>
-          <w:b w:val="0"/>
-          <w:i w:val="0"/>
-          <w:sz w:val="24"/>
-        </w:rPr>
-        <w:t>Table 9: B3 execution-validity summary</w:t>
-      </w:r>
-    </w:p>
-    <w:p>
-      <w:pPr>
-        <w:spacing w:after="160" w:before="0" w:line="360" w:lineRule="auto"/>
-        <w:jc w:val="both"/>
-      </w:pPr>
-      <w:r>
-        <w:rPr>
-          <w:rFonts w:ascii="Times New Roman" w:hAnsi="Times New Roman"/>
-          <w:b w:val="0"/>
-          <w:i w:val="0"/>
-          <w:sz w:val="24"/>
-        </w:rPr>
-        <w:t>Table 10: Structural comparison of AEGIS vs. direct LLM-to-SQL</w:t>
+        <w:t>Table 10: AEGIS vs. direct LLM-to-SQL</w:t>
+        <w:tab/>
+        <w:t>32</w:t>
       </w:r>
     </w:p>
     <w:p>
@@ -2831,6 +2845,11 @@
       </w:r>
     </w:p>
     <w:p>
+      <w:r>
+        <w:br w:type="page"/>
+      </w:r>
+    </w:p>
+    <w:p>
       <w:pPr>
         <w:spacing w:before="320" w:after="160"/>
         <w:jc w:val="left"/>
@@ -2846,7 +2865,7 @@
     </w:p>
     <w:p>
       <w:pPr>
-        <w:spacing w:before="200" w:after="80"/>
+        <w:spacing w:before="80" w:after="80"/>
         <w:jc w:val="center"/>
       </w:pPr>
       <w:r>
@@ -2863,6 +2882,7 @@
         <w:tblStyle w:val="TableGrid"/>
         <w:tblW w:type="auto" w:w="0"/>
         <w:jc w:val="center"/>
+        <w:tblLayout w:type="fixed"/>
         <w:tblLook w:firstColumn="1" w:firstRow="1" w:lastColumn="0" w:lastRow="0" w:noHBand="0" w:noVBand="1" w:val="04A0"/>
         <w:tblBorders>
           <w:top w:val="single" w:sz="4" w:space="0" w:color="999999"/>
@@ -2874,16 +2894,19 @@
         </w:tblBorders>
       </w:tblPr>
       <w:tblGrid>
-        <w:gridCol w:w="1128"/>
-        <w:gridCol w:w="1128"/>
-        <w:gridCol w:w="1128"/>
-        <w:gridCol w:w="1128"/>
-        <w:gridCol w:w="1128"/>
-        <w:gridCol w:w="1128"/>
-        <w:gridCol w:w="1128"/>
-        <w:gridCol w:w="1128"/>
+        <w:gridCol w:w="1800"/>
+        <w:gridCol w:w="792"/>
+        <w:gridCol w:w="1080"/>
+        <w:gridCol w:w="936"/>
+        <w:gridCol w:w="936"/>
+        <w:gridCol w:w="936"/>
+        <w:gridCol w:w="1080"/>
+        <w:gridCol w:w="1584"/>
       </w:tblGrid>
       <w:tr>
+        <w:trPr>
+          <w:cantSplit/>
+        </w:trPr>
         <w:tc>
           <w:tcPr>
             <w:tcW w:type="dxa" w:w="1128"/>
@@ -2891,6 +2914,7 @@
           <w:p>
             <w:pPr>
               <w:jc w:val="center"/>
+              <w:keepNext/>
             </w:pPr>
             <w:r>
               <w:rPr>
@@ -2916,6 +2940,7 @@
           <w:p>
             <w:pPr>
               <w:jc w:val="center"/>
+              <w:keepNext/>
             </w:pPr>
             <w:r>
               <w:rPr>
@@ -2930,7 +2955,7 @@
                 <w:b/>
                 <w:sz w:val="21"/>
               </w:rPr>
-              <w:t>NL Parsing</w:t>
+              <w:t>NL</w:t>
             </w:r>
           </w:p>
         </w:tc>
@@ -2941,6 +2966,7 @@
           <w:p>
             <w:pPr>
               <w:jc w:val="center"/>
+              <w:keepNext/>
             </w:pPr>
             <w:r>
               <w:rPr>
@@ -2955,7 +2981,7 @@
                 <w:b/>
                 <w:sz w:val="21"/>
               </w:rPr>
-              <w:t>Semantic Layer</w:t>
+              <w:t>Semantic</w:t>
             </w:r>
           </w:p>
         </w:tc>
@@ -2966,6 +2992,7 @@
           <w:p>
             <w:pPr>
               <w:jc w:val="center"/>
+              <w:keepNext/>
             </w:pPr>
             <w:r>
               <w:rPr>
@@ -2991,6 +3018,7 @@
           <w:p>
             <w:pPr>
               <w:jc w:val="center"/>
+              <w:keepNext/>
             </w:pPr>
             <w:r>
               <w:rPr>
@@ -3005,7 +3033,7 @@
                 <w:b/>
                 <w:sz w:val="21"/>
               </w:rPr>
-              <w:t>Visualization</w:t>
+              <w:t>Visual</w:t>
             </w:r>
           </w:p>
         </w:tc>
@@ -3016,6 +3044,7 @@
           <w:p>
             <w:pPr>
               <w:jc w:val="center"/>
+              <w:keepNext/>
             </w:pPr>
             <w:r>
               <w:rPr>
@@ -3030,7 +3059,7 @@
                 <w:b/>
                 <w:sz w:val="21"/>
               </w:rPr>
-              <w:t>Widget Persistence</w:t>
+              <w:t>Widget</w:t>
             </w:r>
           </w:p>
         </w:tc>
@@ -3041,6 +3070,7 @@
           <w:p>
             <w:pPr>
               <w:jc w:val="center"/>
+              <w:keepNext/>
             </w:pPr>
             <w:r>
               <w:rPr>
@@ -3055,7 +3085,7 @@
                 <w:b/>
                 <w:sz w:val="21"/>
               </w:rPr>
-              <w:t>Coverage Validation</w:t>
+              <w:t>Coverage</w:t>
             </w:r>
           </w:p>
         </w:tc>
@@ -3066,6 +3096,7 @@
           <w:p>
             <w:pPr>
               <w:jc w:val="center"/>
+              <w:keepNext/>
             </w:pPr>
             <w:r>
               <w:rPr>
@@ -3086,11 +3117,17 @@
         </w:tc>
       </w:tr>
       <w:tr>
+        <w:trPr>
+          <w:cantSplit/>
+        </w:trPr>
         <w:tc>
           <w:tcPr>
-            <w:tcW w:type="dxa" w:w="1128"/>
+            <w:tcW w:type="dxa" w:w="1800"/>
           </w:tcPr>
           <w:p>
+            <w:pPr>
+              <w:keepNext/>
+            </w:pPr>
             <w:r>
               <w:rPr>
                 <w:rFonts w:ascii="Times New Roman" w:hAnsi="Times New Roman"/>
@@ -3103,17 +3140,18 @@
                 <w:b w:val="0"/>
                 <w:sz w:val="21"/>
               </w:rPr>
-              <w:t>Spider / BIRD</w:t>
+              <w:t>Spider/BIRD</w:t>
             </w:r>
           </w:p>
         </w:tc>
         <w:tc>
           <w:tcPr>
-            <w:tcW w:type="dxa" w:w="1128"/>
+            <w:tcW w:type="dxa" w:w="792"/>
           </w:tcPr>
           <w:p>
             <w:pPr>
               <w:jc w:val="center"/>
+              <w:keepNext/>
             </w:pPr>
             <w:r>
               <w:rPr>
@@ -3133,11 +3171,12 @@
         </w:tc>
         <w:tc>
           <w:tcPr>
-            <w:tcW w:type="dxa" w:w="1128"/>
+            <w:tcW w:type="dxa" w:w="1080"/>
           </w:tcPr>
           <w:p>
             <w:pPr>
               <w:jc w:val="center"/>
+              <w:keepNext/>
             </w:pPr>
             <w:r>
               <w:rPr>
@@ -3157,11 +3196,12 @@
         </w:tc>
         <w:tc>
           <w:tcPr>
-            <w:tcW w:type="dxa" w:w="1128"/>
+            <w:tcW w:type="dxa" w:w="936"/>
           </w:tcPr>
           <w:p>
             <w:pPr>
               <w:jc w:val="center"/>
+              <w:keepNext/>
             </w:pPr>
             <w:r>
               <w:rPr>
@@ -3181,11 +3221,12 @@
         </w:tc>
         <w:tc>
           <w:tcPr>
-            <w:tcW w:type="dxa" w:w="1128"/>
+            <w:tcW w:type="dxa" w:w="936"/>
           </w:tcPr>
           <w:p>
             <w:pPr>
               <w:jc w:val="center"/>
+              <w:keepNext/>
             </w:pPr>
             <w:r>
               <w:rPr>
@@ -3205,11 +3246,12 @@
         </w:tc>
         <w:tc>
           <w:tcPr>
-            <w:tcW w:type="dxa" w:w="1128"/>
+            <w:tcW w:type="dxa" w:w="936"/>
           </w:tcPr>
           <w:p>
             <w:pPr>
               <w:jc w:val="center"/>
+              <w:keepNext/>
             </w:pPr>
             <w:r>
               <w:rPr>
@@ -3229,11 +3271,12 @@
         </w:tc>
         <w:tc>
           <w:tcPr>
-            <w:tcW w:type="dxa" w:w="1128"/>
+            <w:tcW w:type="dxa" w:w="1080"/>
           </w:tcPr>
           <w:p>
             <w:pPr>
               <w:jc w:val="center"/>
+              <w:keepNext/>
             </w:pPr>
             <w:r>
               <w:rPr>
@@ -3253,11 +3296,12 @@
         </w:tc>
         <w:tc>
           <w:tcPr>
-            <w:tcW w:type="dxa" w:w="1128"/>
+            <w:tcW w:type="dxa" w:w="1584"/>
           </w:tcPr>
           <w:p>
             <w:pPr>
               <w:jc w:val="center"/>
+              <w:keepNext/>
             </w:pPr>
             <w:r>
               <w:rPr>
@@ -3271,17 +3315,23 @@
                 <w:b w:val="0"/>
                 <w:sz w:val="21"/>
               </w:rPr>
-              <w:t>Benchmark only</w:t>
+              <w:t>Benchmark</w:t>
             </w:r>
           </w:p>
         </w:tc>
       </w:tr>
       <w:tr>
+        <w:trPr>
+          <w:cantSplit/>
+        </w:trPr>
         <w:tc>
           <w:tcPr>
-            <w:tcW w:type="dxa" w:w="1128"/>
+            <w:tcW w:type="dxa" w:w="1800"/>
           </w:tcPr>
           <w:p>
+            <w:pPr>
+              <w:keepNext/>
+            </w:pPr>
             <w:r>
               <w:rPr>
                 <w:rFonts w:ascii="Times New Roman" w:hAnsi="Times New Roman"/>
@@ -3294,17 +3344,18 @@
                 <w:b w:val="0"/>
                 <w:sz w:val="21"/>
               </w:rPr>
-              <w:t>RAT-SQL / PICARD</w:t>
+              <w:t>RAT-SQL/PICARD</w:t>
             </w:r>
           </w:p>
         </w:tc>
         <w:tc>
           <w:tcPr>
-            <w:tcW w:type="dxa" w:w="1128"/>
+            <w:tcW w:type="dxa" w:w="792"/>
           </w:tcPr>
           <w:p>
             <w:pPr>
               <w:jc w:val="center"/>
+              <w:keepNext/>
             </w:pPr>
             <w:r>
               <w:rPr>
@@ -3324,11 +3375,12 @@
         </w:tc>
         <w:tc>
           <w:tcPr>
-            <w:tcW w:type="dxa" w:w="1128"/>
+            <w:tcW w:type="dxa" w:w="1080"/>
           </w:tcPr>
           <w:p>
             <w:pPr>
               <w:jc w:val="center"/>
+              <w:keepNext/>
             </w:pPr>
             <w:r>
               <w:rPr>
@@ -3348,11 +3400,12 @@
         </w:tc>
         <w:tc>
           <w:tcPr>
-            <w:tcW w:type="dxa" w:w="1128"/>
+            <w:tcW w:type="dxa" w:w="936"/>
           </w:tcPr>
           <w:p>
             <w:pPr>
               <w:jc w:val="center"/>
+              <w:keepNext/>
             </w:pPr>
             <w:r>
               <w:rPr>
@@ -3372,11 +3425,12 @@
         </w:tc>
         <w:tc>
           <w:tcPr>
-            <w:tcW w:type="dxa" w:w="1128"/>
+            <w:tcW w:type="dxa" w:w="936"/>
           </w:tcPr>
           <w:p>
             <w:pPr>
               <w:jc w:val="center"/>
+              <w:keepNext/>
             </w:pPr>
             <w:r>
               <w:rPr>
@@ -3396,11 +3450,12 @@
         </w:tc>
         <w:tc>
           <w:tcPr>
-            <w:tcW w:type="dxa" w:w="1128"/>
+            <w:tcW w:type="dxa" w:w="936"/>
           </w:tcPr>
           <w:p>
             <w:pPr>
               <w:jc w:val="center"/>
+              <w:keepNext/>
             </w:pPr>
             <w:r>
               <w:rPr>
@@ -3420,11 +3475,12 @@
         </w:tc>
         <w:tc>
           <w:tcPr>
-            <w:tcW w:type="dxa" w:w="1128"/>
+            <w:tcW w:type="dxa" w:w="1080"/>
           </w:tcPr>
           <w:p>
             <w:pPr>
               <w:jc w:val="center"/>
+              <w:keepNext/>
             </w:pPr>
             <w:r>
               <w:rPr>
@@ -3444,11 +3500,12 @@
         </w:tc>
         <w:tc>
           <w:tcPr>
-            <w:tcW w:type="dxa" w:w="1128"/>
+            <w:tcW w:type="dxa" w:w="1584"/>
           </w:tcPr>
           <w:p>
             <w:pPr>
               <w:jc w:val="center"/>
+              <w:keepNext/>
             </w:pPr>
             <w:r>
               <w:rPr>
@@ -3462,17 +3519,23 @@
                 <w:b w:val="0"/>
                 <w:sz w:val="21"/>
               </w:rPr>
-              <w:t>Benchmark only</w:t>
+              <w:t>Benchmark</w:t>
             </w:r>
           </w:p>
         </w:tc>
       </w:tr>
       <w:tr>
+        <w:trPr>
+          <w:cantSplit/>
+        </w:trPr>
         <w:tc>
           <w:tcPr>
-            <w:tcW w:type="dxa" w:w="1128"/>
+            <w:tcW w:type="dxa" w:w="1800"/>
           </w:tcPr>
           <w:p>
+            <w:pPr>
+              <w:keepNext/>
+            </w:pPr>
             <w:r>
               <w:rPr>
                 <w:rFonts w:ascii="Times New Roman" w:hAnsi="Times New Roman"/>
@@ -3485,17 +3548,18 @@
                 <w:b w:val="0"/>
                 <w:sz w:val="21"/>
               </w:rPr>
-              <w:t>G-SQL / TriSQL</w:t>
+              <w:t>G-SQL/TriSQL</w:t>
             </w:r>
           </w:p>
         </w:tc>
         <w:tc>
           <w:tcPr>
-            <w:tcW w:type="dxa" w:w="1128"/>
+            <w:tcW w:type="dxa" w:w="792"/>
           </w:tcPr>
           <w:p>
             <w:pPr>
               <w:jc w:val="center"/>
+              <w:keepNext/>
             </w:pPr>
             <w:r>
               <w:rPr>
@@ -3515,11 +3579,12 @@
         </w:tc>
         <w:tc>
           <w:tcPr>
-            <w:tcW w:type="dxa" w:w="1128"/>
+            <w:tcW w:type="dxa" w:w="1080"/>
           </w:tcPr>
           <w:p>
             <w:pPr>
               <w:jc w:val="center"/>
+              <w:keepNext/>
             </w:pPr>
             <w:r>
               <w:rPr>
@@ -3539,11 +3604,12 @@
         </w:tc>
         <w:tc>
           <w:tcPr>
-            <w:tcW w:type="dxa" w:w="1128"/>
+            <w:tcW w:type="dxa" w:w="936"/>
           </w:tcPr>
           <w:p>
             <w:pPr>
               <w:jc w:val="center"/>
+              <w:keepNext/>
             </w:pPr>
             <w:r>
               <w:rPr>
@@ -3563,11 +3629,12 @@
         </w:tc>
         <w:tc>
           <w:tcPr>
-            <w:tcW w:type="dxa" w:w="1128"/>
+            <w:tcW w:type="dxa" w:w="936"/>
           </w:tcPr>
           <w:p>
             <w:pPr>
               <w:jc w:val="center"/>
+              <w:keepNext/>
             </w:pPr>
             <w:r>
               <w:rPr>
@@ -3587,11 +3654,12 @@
         </w:tc>
         <w:tc>
           <w:tcPr>
-            <w:tcW w:type="dxa" w:w="1128"/>
+            <w:tcW w:type="dxa" w:w="936"/>
           </w:tcPr>
           <w:p>
             <w:pPr>
               <w:jc w:val="center"/>
+              <w:keepNext/>
             </w:pPr>
             <w:r>
               <w:rPr>
@@ -3611,11 +3679,12 @@
         </w:tc>
         <w:tc>
           <w:tcPr>
-            <w:tcW w:type="dxa" w:w="1128"/>
+            <w:tcW w:type="dxa" w:w="1080"/>
           </w:tcPr>
           <w:p>
             <w:pPr>
               <w:jc w:val="center"/>
+              <w:keepNext/>
             </w:pPr>
             <w:r>
               <w:rPr>
@@ -3635,11 +3704,12 @@
         </w:tc>
         <w:tc>
           <w:tcPr>
-            <w:tcW w:type="dxa" w:w="1128"/>
+            <w:tcW w:type="dxa" w:w="1584"/>
           </w:tcPr>
           <w:p>
             <w:pPr>
               <w:jc w:val="center"/>
+              <w:keepNext/>
             </w:pPr>
             <w:r>
               <w:rPr>
@@ -3653,17 +3723,23 @@
                 <w:b w:val="0"/>
                 <w:sz w:val="21"/>
               </w:rPr>
-              <w:t>Benchmark only</w:t>
+              <w:t>Benchmark</w:t>
             </w:r>
           </w:p>
         </w:tc>
       </w:tr>
       <w:tr>
+        <w:trPr>
+          <w:cantSplit/>
+        </w:trPr>
         <w:tc>
           <w:tcPr>
-            <w:tcW w:type="dxa" w:w="1128"/>
+            <w:tcW w:type="dxa" w:w="1800"/>
           </w:tcPr>
           <w:p>
+            <w:pPr>
+              <w:keepNext/>
+            </w:pPr>
             <w:r>
               <w:rPr>
                 <w:rFonts w:ascii="Times New Roman" w:hAnsi="Times New Roman"/>
@@ -3682,11 +3758,12 @@
         </w:tc>
         <w:tc>
           <w:tcPr>
-            <w:tcW w:type="dxa" w:w="1128"/>
+            <w:tcW w:type="dxa" w:w="792"/>
           </w:tcPr>
           <w:p>
             <w:pPr>
               <w:jc w:val="center"/>
+              <w:keepNext/>
             </w:pPr>
             <w:r>
               <w:rPr>
@@ -3706,11 +3783,12 @@
         </w:tc>
         <w:tc>
           <w:tcPr>
-            <w:tcW w:type="dxa" w:w="1128"/>
+            <w:tcW w:type="dxa" w:w="1080"/>
           </w:tcPr>
           <w:p>
             <w:pPr>
               <w:jc w:val="center"/>
+              <w:keepNext/>
             </w:pPr>
             <w:r>
               <w:rPr>
@@ -3730,11 +3808,12 @@
         </w:tc>
         <w:tc>
           <w:tcPr>
-            <w:tcW w:type="dxa" w:w="1128"/>
+            <w:tcW w:type="dxa" w:w="936"/>
           </w:tcPr>
           <w:p>
             <w:pPr>
               <w:jc w:val="center"/>
+              <w:keepNext/>
             </w:pPr>
             <w:r>
               <w:rPr>
@@ -3754,11 +3833,12 @@
         </w:tc>
         <w:tc>
           <w:tcPr>
-            <w:tcW w:type="dxa" w:w="1128"/>
+            <w:tcW w:type="dxa" w:w="936"/>
           </w:tcPr>
           <w:p>
             <w:pPr>
               <w:jc w:val="center"/>
+              <w:keepNext/>
             </w:pPr>
             <w:r>
               <w:rPr>
@@ -3778,11 +3858,12 @@
         </w:tc>
         <w:tc>
           <w:tcPr>
-            <w:tcW w:type="dxa" w:w="1128"/>
+            <w:tcW w:type="dxa" w:w="936"/>
           </w:tcPr>
           <w:p>
             <w:pPr>
               <w:jc w:val="center"/>
+              <w:keepNext/>
             </w:pPr>
             <w:r>
               <w:rPr>
@@ -3802,11 +3883,12 @@
         </w:tc>
         <w:tc>
           <w:tcPr>
-            <w:tcW w:type="dxa" w:w="1128"/>
+            <w:tcW w:type="dxa" w:w="1080"/>
           </w:tcPr>
           <w:p>
             <w:pPr>
               <w:jc w:val="center"/>
+              <w:keepNext/>
             </w:pPr>
             <w:r>
               <w:rPr>
@@ -3826,11 +3908,12 @@
         </w:tc>
         <w:tc>
           <w:tcPr>
-            <w:tcW w:type="dxa" w:w="1128"/>
+            <w:tcW w:type="dxa" w:w="1584"/>
           </w:tcPr>
           <w:p>
             <w:pPr>
               <w:jc w:val="center"/>
+              <w:keepNext/>
             </w:pPr>
             <w:r>
               <w:rPr>
@@ -3850,11 +3933,17 @@
         </w:tc>
       </w:tr>
       <w:tr>
+        <w:trPr>
+          <w:cantSplit/>
+        </w:trPr>
         <w:tc>
           <w:tcPr>
-            <w:tcW w:type="dxa" w:w="1128"/>
+            <w:tcW w:type="dxa" w:w="1800"/>
           </w:tcPr>
           <w:p>
+            <w:pPr>
+              <w:keepNext/>
+            </w:pPr>
             <w:r>
               <w:rPr>
                 <w:rFonts w:ascii="Times New Roman" w:hAnsi="Times New Roman"/>
@@ -3867,17 +3956,18 @@
                 <w:b w:val="0"/>
                 <w:sz w:val="21"/>
               </w:rPr>
-              <w:t>Veezoo (Lehmann et al.)</w:t>
+              <w:t>Veezoo</w:t>
             </w:r>
           </w:p>
         </w:tc>
         <w:tc>
           <w:tcPr>
-            <w:tcW w:type="dxa" w:w="1128"/>
+            <w:tcW w:type="dxa" w:w="792"/>
           </w:tcPr>
           <w:p>
             <w:pPr>
               <w:jc w:val="center"/>
+              <w:keepNext/>
             </w:pPr>
             <w:r>
               <w:rPr>
@@ -3897,11 +3987,12 @@
         </w:tc>
         <w:tc>
           <w:tcPr>
-            <w:tcW w:type="dxa" w:w="1128"/>
+            <w:tcW w:type="dxa" w:w="1080"/>
           </w:tcPr>
           <w:p>
             <w:pPr>
               <w:jc w:val="center"/>
+              <w:keepNext/>
             </w:pPr>
             <w:r>
               <w:rPr>
@@ -3921,11 +4012,12 @@
         </w:tc>
         <w:tc>
           <w:tcPr>
-            <w:tcW w:type="dxa" w:w="1128"/>
+            <w:tcW w:type="dxa" w:w="936"/>
           </w:tcPr>
           <w:p>
             <w:pPr>
               <w:jc w:val="center"/>
+              <w:keepNext/>
             </w:pPr>
             <w:r>
               <w:rPr>
@@ -3945,11 +4037,12 @@
         </w:tc>
         <w:tc>
           <w:tcPr>
-            <w:tcW w:type="dxa" w:w="1128"/>
+            <w:tcW w:type="dxa" w:w="936"/>
           </w:tcPr>
           <w:p>
             <w:pPr>
               <w:jc w:val="center"/>
+              <w:keepNext/>
             </w:pPr>
             <w:r>
               <w:rPr>
@@ -3969,11 +4062,12 @@
         </w:tc>
         <w:tc>
           <w:tcPr>
-            <w:tcW w:type="dxa" w:w="1128"/>
+            <w:tcW w:type="dxa" w:w="936"/>
           </w:tcPr>
           <w:p>
             <w:pPr>
               <w:jc w:val="center"/>
+              <w:keepNext/>
             </w:pPr>
             <w:r>
               <w:rPr>
@@ -3993,11 +4087,12 @@
         </w:tc>
         <w:tc>
           <w:tcPr>
-            <w:tcW w:type="dxa" w:w="1128"/>
+            <w:tcW w:type="dxa" w:w="1080"/>
           </w:tcPr>
           <w:p>
             <w:pPr>
               <w:jc w:val="center"/>
+              <w:keepNext/>
             </w:pPr>
             <w:r>
               <w:rPr>
@@ -4017,11 +4112,12 @@
         </w:tc>
         <w:tc>
           <w:tcPr>
-            <w:tcW w:type="dxa" w:w="1128"/>
+            <w:tcW w:type="dxa" w:w="1584"/>
           </w:tcPr>
           <w:p>
             <w:pPr>
               <w:jc w:val="center"/>
+              <w:keepNext/>
             </w:pPr>
             <w:r>
               <w:rPr>
@@ -4041,11 +4137,17 @@
         </w:tc>
       </w:tr>
       <w:tr>
+        <w:trPr>
+          <w:cantSplit/>
+        </w:trPr>
         <w:tc>
           <w:tcPr>
-            <w:tcW w:type="dxa" w:w="1128"/>
+            <w:tcW w:type="dxa" w:w="1800"/>
           </w:tcPr>
           <w:p>
+            <w:pPr>
+              <w:keepNext/>
+            </w:pPr>
             <w:r>
               <w:rPr>
                 <w:rFonts w:ascii="Times New Roman" w:hAnsi="Times New Roman"/>
@@ -4058,17 +4160,18 @@
                 <w:b w:val="0"/>
                 <w:sz w:val="21"/>
               </w:rPr>
-              <w:t>nl4dv / DataTone</w:t>
+              <w:t>nl4dv/DataTone</w:t>
             </w:r>
           </w:p>
         </w:tc>
         <w:tc>
           <w:tcPr>
-            <w:tcW w:type="dxa" w:w="1128"/>
+            <w:tcW w:type="dxa" w:w="792"/>
           </w:tcPr>
           <w:p>
             <w:pPr>
               <w:jc w:val="center"/>
+              <w:keepNext/>
             </w:pPr>
             <w:r>
               <w:rPr>
@@ -4088,11 +4191,12 @@
         </w:tc>
         <w:tc>
           <w:tcPr>
-            <w:tcW w:type="dxa" w:w="1128"/>
+            <w:tcW w:type="dxa" w:w="1080"/>
           </w:tcPr>
           <w:p>
             <w:pPr>
               <w:jc w:val="center"/>
+              <w:keepNext/>
             </w:pPr>
             <w:r>
               <w:rPr>
@@ -4112,11 +4216,12 @@
         </w:tc>
         <w:tc>
           <w:tcPr>
-            <w:tcW w:type="dxa" w:w="1128"/>
+            <w:tcW w:type="dxa" w:w="936"/>
           </w:tcPr>
           <w:p>
             <w:pPr>
               <w:jc w:val="center"/>
+              <w:keepNext/>
             </w:pPr>
             <w:r>
               <w:rPr>
@@ -4136,11 +4241,12 @@
         </w:tc>
         <w:tc>
           <w:tcPr>
-            <w:tcW w:type="dxa" w:w="1128"/>
+            <w:tcW w:type="dxa" w:w="936"/>
           </w:tcPr>
           <w:p>
             <w:pPr>
               <w:jc w:val="center"/>
+              <w:keepNext/>
             </w:pPr>
             <w:r>
               <w:rPr>
@@ -4160,11 +4266,12 @@
         </w:tc>
         <w:tc>
           <w:tcPr>
-            <w:tcW w:type="dxa" w:w="1128"/>
+            <w:tcW w:type="dxa" w:w="936"/>
           </w:tcPr>
           <w:p>
             <w:pPr>
               <w:jc w:val="center"/>
+              <w:keepNext/>
             </w:pPr>
             <w:r>
               <w:rPr>
@@ -4184,11 +4291,12 @@
         </w:tc>
         <w:tc>
           <w:tcPr>
-            <w:tcW w:type="dxa" w:w="1128"/>
+            <w:tcW w:type="dxa" w:w="1080"/>
           </w:tcPr>
           <w:p>
             <w:pPr>
               <w:jc w:val="center"/>
+              <w:keepNext/>
             </w:pPr>
             <w:r>
               <w:rPr>
@@ -4208,11 +4316,12 @@
         </w:tc>
         <w:tc>
           <w:tcPr>
-            <w:tcW w:type="dxa" w:w="1128"/>
+            <w:tcW w:type="dxa" w:w="1584"/>
           </w:tcPr>
           <w:p>
             <w:pPr>
               <w:jc w:val="center"/>
+              <w:keepNext/>
             </w:pPr>
             <w:r>
               <w:rPr>
@@ -4226,17 +4335,23 @@
                 <w:b w:val="0"/>
                 <w:sz w:val="21"/>
               </w:rPr>
-              <w:t>In-memory / user study</w:t>
+              <w:t>User study</w:t>
             </w:r>
           </w:p>
         </w:tc>
       </w:tr>
       <w:tr>
+        <w:trPr>
+          <w:cantSplit/>
+        </w:trPr>
         <w:tc>
           <w:tcPr>
-            <w:tcW w:type="dxa" w:w="1128"/>
+            <w:tcW w:type="dxa" w:w="1800"/>
           </w:tcPr>
           <w:p>
+            <w:pPr>
+              <w:keepNext/>
+            </w:pPr>
             <w:r>
               <w:rPr>
                 <w:rFonts w:ascii="Times New Roman" w:hAnsi="Times New Roman"/>
@@ -4255,11 +4370,12 @@
         </w:tc>
         <w:tc>
           <w:tcPr>
-            <w:tcW w:type="dxa" w:w="1128"/>
+            <w:tcW w:type="dxa" w:w="792"/>
           </w:tcPr>
           <w:p>
             <w:pPr>
               <w:jc w:val="center"/>
+              <w:keepNext/>
             </w:pPr>
             <w:r>
               <w:rPr>
@@ -4279,11 +4395,12 @@
         </w:tc>
         <w:tc>
           <w:tcPr>
-            <w:tcW w:type="dxa" w:w="1128"/>
+            <w:tcW w:type="dxa" w:w="1080"/>
           </w:tcPr>
           <w:p>
             <w:pPr>
               <w:jc w:val="center"/>
+              <w:keepNext/>
             </w:pPr>
             <w:r>
               <w:rPr>
@@ -4303,11 +4420,12 @@
         </w:tc>
         <w:tc>
           <w:tcPr>
-            <w:tcW w:type="dxa" w:w="1128"/>
+            <w:tcW w:type="dxa" w:w="936"/>
           </w:tcPr>
           <w:p>
             <w:pPr>
               <w:jc w:val="center"/>
+              <w:keepNext/>
             </w:pPr>
             <w:r>
               <w:rPr>
@@ -4327,11 +4445,12 @@
         </w:tc>
         <w:tc>
           <w:tcPr>
-            <w:tcW w:type="dxa" w:w="1128"/>
+            <w:tcW w:type="dxa" w:w="936"/>
           </w:tcPr>
           <w:p>
             <w:pPr>
               <w:jc w:val="center"/>
+              <w:keepNext/>
             </w:pPr>
             <w:r>
               <w:rPr>
@@ -4351,11 +4470,12 @@
         </w:tc>
         <w:tc>
           <w:tcPr>
-            <w:tcW w:type="dxa" w:w="1128"/>
+            <w:tcW w:type="dxa" w:w="936"/>
           </w:tcPr>
           <w:p>
             <w:pPr>
               <w:jc w:val="center"/>
+              <w:keepNext/>
             </w:pPr>
             <w:r>
               <w:rPr>
@@ -4375,11 +4495,12 @@
         </w:tc>
         <w:tc>
           <w:tcPr>
-            <w:tcW w:type="dxa" w:w="1128"/>
+            <w:tcW w:type="dxa" w:w="1080"/>
           </w:tcPr>
           <w:p>
             <w:pPr>
               <w:jc w:val="center"/>
+              <w:keepNext/>
             </w:pPr>
             <w:r>
               <w:rPr>
@@ -4399,11 +4520,12 @@
         </w:tc>
         <w:tc>
           <w:tcPr>
-            <w:tcW w:type="dxa" w:w="1128"/>
+            <w:tcW w:type="dxa" w:w="1584"/>
           </w:tcPr>
           <w:p>
             <w:pPr>
               <w:jc w:val="center"/>
+              <w:keepNext/>
             </w:pPr>
             <w:r>
               <w:rPr>
@@ -4417,17 +4539,23 @@
                 <w:b w:val="0"/>
                 <w:sz w:val="21"/>
               </w:rPr>
-              <w:t>Synthetic study</w:t>
+              <w:t>Synthetic</w:t>
             </w:r>
           </w:p>
         </w:tc>
       </w:tr>
       <w:tr>
+        <w:trPr>
+          <w:cantSplit/>
+        </w:trPr>
         <w:tc>
           <w:tcPr>
-            <w:tcW w:type="dxa" w:w="1128"/>
+            <w:tcW w:type="dxa" w:w="1800"/>
           </w:tcPr>
           <w:p>
+            <w:pPr>
+              <w:keepNext/>
+            </w:pPr>
             <w:r>
               <w:rPr>
                 <w:rFonts w:ascii="Times New Roman" w:hAnsi="Times New Roman"/>
@@ -4440,19 +4568,18 @@
                 <w:b w:val="0"/>
                 <w:sz w:val="21"/>
               </w:rPr>
-              <w:t>Conversational BI Assistant</w:t>
-              <w:br/>
-              <w:t>(Shailesh et al.)</w:t>
+              <w:t>Conversational BI</w:t>
             </w:r>
           </w:p>
         </w:tc>
         <w:tc>
           <w:tcPr>
-            <w:tcW w:type="dxa" w:w="1128"/>
+            <w:tcW w:type="dxa" w:w="792"/>
           </w:tcPr>
           <w:p>
             <w:pPr>
               <w:jc w:val="center"/>
+              <w:keepNext/>
             </w:pPr>
             <w:r>
               <w:rPr>
@@ -4472,11 +4599,12 @@
         </w:tc>
         <w:tc>
           <w:tcPr>
-            <w:tcW w:type="dxa" w:w="1128"/>
+            <w:tcW w:type="dxa" w:w="1080"/>
           </w:tcPr>
           <w:p>
             <w:pPr>
               <w:jc w:val="center"/>
+              <w:keepNext/>
             </w:pPr>
             <w:r>
               <w:rPr>
@@ -4496,11 +4624,12 @@
         </w:tc>
         <w:tc>
           <w:tcPr>
-            <w:tcW w:type="dxa" w:w="1128"/>
+            <w:tcW w:type="dxa" w:w="936"/>
           </w:tcPr>
           <w:p>
             <w:pPr>
               <w:jc w:val="center"/>
+              <w:keepNext/>
             </w:pPr>
             <w:r>
               <w:rPr>
@@ -4520,11 +4649,12 @@
         </w:tc>
         <w:tc>
           <w:tcPr>
-            <w:tcW w:type="dxa" w:w="1128"/>
+            <w:tcW w:type="dxa" w:w="936"/>
           </w:tcPr>
           <w:p>
             <w:pPr>
               <w:jc w:val="center"/>
+              <w:keepNext/>
             </w:pPr>
             <w:r>
               <w:rPr>
@@ -4544,11 +4674,12 @@
         </w:tc>
         <w:tc>
           <w:tcPr>
-            <w:tcW w:type="dxa" w:w="1128"/>
+            <w:tcW w:type="dxa" w:w="936"/>
           </w:tcPr>
           <w:p>
             <w:pPr>
               <w:jc w:val="center"/>
+              <w:keepNext/>
             </w:pPr>
             <w:r>
               <w:rPr>
@@ -4568,11 +4699,12 @@
         </w:tc>
         <w:tc>
           <w:tcPr>
-            <w:tcW w:type="dxa" w:w="1128"/>
+            <w:tcW w:type="dxa" w:w="1080"/>
           </w:tcPr>
           <w:p>
             <w:pPr>
               <w:jc w:val="center"/>
+              <w:keepNext/>
             </w:pPr>
             <w:r>
               <w:rPr>
@@ -4592,11 +4724,12 @@
         </w:tc>
         <w:tc>
           <w:tcPr>
-            <w:tcW w:type="dxa" w:w="1128"/>
+            <w:tcW w:type="dxa" w:w="1584"/>
           </w:tcPr>
           <w:p>
             <w:pPr>
               <w:jc w:val="center"/>
+              <w:keepNext/>
             </w:pPr>
             <w:r>
               <w:rPr>
@@ -4610,17 +4743,23 @@
                 <w:b w:val="0"/>
                 <w:sz w:val="21"/>
               </w:rPr>
-              <w:t>Prototype demo</w:t>
+              <w:t>Demo</w:t>
             </w:r>
           </w:p>
         </w:tc>
       </w:tr>
       <w:tr>
+        <w:trPr>
+          <w:cantSplit/>
+        </w:trPr>
         <w:tc>
           <w:tcPr>
-            <w:tcW w:type="dxa" w:w="1128"/>
+            <w:tcW w:type="dxa" w:w="1800"/>
           </w:tcPr>
           <w:p>
+            <w:pPr>
+              <w:keepNext/>
+            </w:pPr>
             <w:r>
               <w:rPr>
                 <w:rFonts w:ascii="Times New Roman" w:hAnsi="Times New Roman"/>
@@ -4633,17 +4772,18 @@
                 <w:b w:val="0"/>
                 <w:sz w:val="21"/>
               </w:rPr>
-              <w:t>AEGIS (this thesis)</w:t>
+              <w:t>AEGIS</w:t>
             </w:r>
           </w:p>
         </w:tc>
         <w:tc>
           <w:tcPr>
-            <w:tcW w:type="dxa" w:w="1128"/>
+            <w:tcW w:type="dxa" w:w="792"/>
           </w:tcPr>
           <w:p>
             <w:pPr>
               <w:jc w:val="center"/>
+              <w:keepNext/>
             </w:pPr>
             <w:r>
               <w:rPr>
@@ -4663,11 +4803,12 @@
         </w:tc>
         <w:tc>
           <w:tcPr>
-            <w:tcW w:type="dxa" w:w="1128"/>
+            <w:tcW w:type="dxa" w:w="1080"/>
           </w:tcPr>
           <w:p>
             <w:pPr>
               <w:jc w:val="center"/>
+              <w:keepNext/>
             </w:pPr>
             <w:r>
               <w:rPr>
@@ -4687,11 +4828,12 @@
         </w:tc>
         <w:tc>
           <w:tcPr>
-            <w:tcW w:type="dxa" w:w="1128"/>
+            <w:tcW w:type="dxa" w:w="936"/>
           </w:tcPr>
           <w:p>
             <w:pPr>
               <w:jc w:val="center"/>
+              <w:keepNext/>
             </w:pPr>
             <w:r>
               <w:rPr>
@@ -4711,11 +4853,12 @@
         </w:tc>
         <w:tc>
           <w:tcPr>
-            <w:tcW w:type="dxa" w:w="1128"/>
+            <w:tcW w:type="dxa" w:w="936"/>
           </w:tcPr>
           <w:p>
             <w:pPr>
               <w:jc w:val="center"/>
+              <w:keepNext/>
             </w:pPr>
             <w:r>
               <w:rPr>
@@ -4735,11 +4878,12 @@
         </w:tc>
         <w:tc>
           <w:tcPr>
-            <w:tcW w:type="dxa" w:w="1128"/>
+            <w:tcW w:type="dxa" w:w="936"/>
           </w:tcPr>
           <w:p>
             <w:pPr>
               <w:jc w:val="center"/>
+              <w:keepNext/>
             </w:pPr>
             <w:r>
               <w:rPr>
@@ -4759,11 +4903,12 @@
         </w:tc>
         <w:tc>
           <w:tcPr>
-            <w:tcW w:type="dxa" w:w="1128"/>
+            <w:tcW w:type="dxa" w:w="1080"/>
           </w:tcPr>
           <w:p>
             <w:pPr>
               <w:jc w:val="center"/>
+              <w:keepNext/>
             </w:pPr>
             <w:r>
               <w:rPr>
@@ -4783,11 +4928,12 @@
         </w:tc>
         <w:tc>
           <w:tcPr>
-            <w:tcW w:type="dxa" w:w="1128"/>
+            <w:tcW w:type="dxa" w:w="1584"/>
           </w:tcPr>
           <w:p>
             <w:pPr>
               <w:jc w:val="center"/>
+              <w:keepNext/>
             </w:pPr>
             <w:r>
               <w:rPr>
@@ -4801,7 +4947,7 @@
                 <w:b w:val="0"/>
                 <w:sz w:val="21"/>
               </w:rPr>
-              <w:t>Production (nopCommerce)</w:t>
+              <w:t>Production</w:t>
             </w:r>
           </w:p>
         </w:tc>
@@ -6227,22 +6373,6 @@
               <w:t>Pattern classification of the answerable analytical benchmark subset</w:t>
             </w:r>
           </w:p>
-          <w:p>
-            <w:pPr>
-              <w:spacing w:after="280" w:line="300" w:lineRule="auto"/>
-              <w:ind w:left="432" w:right="432"/>
-              <w:jc w:val="center"/>
-            </w:pPr>
-            <w:r>
-              <w:rPr>
-                <w:rFonts w:ascii="Times New Roman" w:hAnsi="Times New Roman"/>
-                <w:i/>
-                <w:color w:val="555555"/>
-                <w:sz w:val="19"/>
-              </w:rPr>
-              <w:t>A bar chart (sorted descending) showing the real share of the answerable analytical benchmark subset accounted for by each of the eleven patterns: KPI/Aggregate 28%, Ranking 21%, Exception/Filter 18%, Trend Analysis 10%, Comparison 10%, Summary/Group 9%, Cohort 2%, Funnel 1%, Correlate 1%, Segment 0%, Tabular 0%. Highlight the top three bars (KPI, Ranking, Exception/Filter) in an accent color, since together they account for 67% of the benchmark. Caption note: classified by the author against evaluation_dataset/questions.json; see evaluation_dataset/pattern_classification.json for the per-question labels.</w:t>
-            </w:r>
-          </w:p>
         </w:tc>
       </w:tr>
     </w:tbl>
@@ -7658,22 +7788,6 @@
               <w:t>AEGIS architecture pipeline (User Request to Dashboard Widget)</w:t>
             </w:r>
           </w:p>
-          <w:p>
-            <w:pPr>
-              <w:spacing w:after="280" w:line="300" w:lineRule="auto"/>
-              <w:ind w:left="432" w:right="432"/>
-              <w:jc w:val="center"/>
-            </w:pPr>
-            <w:r>
-              <w:rPr>
-                <w:rFonts w:ascii="Times New Roman" w:hAnsi="Times New Roman"/>
-                <w:i/>
-                <w:color w:val="555555"/>
-                <w:sz w:val="19"/>
-              </w:rPr>
-              <w:t>A left-to-right flowchart of the seven stages in sequence: User Request, LLM Intent Parser, Coverage Validator, Semantic Mapper, Permission Rewriter, Safe Query Compiler, Query Executor, Visualization Selector, Widget Engine, and Dashboard. Color-code by responsibility: blue for the single AI/LLM stage, purple for semantic mapping, red for the two safety-enforcement stages (Permission Rewriter, Safe Query Compiler), green for execution/output stages. Add small orange branch arrows from Coverage Validator and Safe Query Compiler pointing to a 'Structured Clarification / Rejection Message' box, showing that invalid requests exit early with an actionable error rather than a silent failure.</w:t>
-            </w:r>
-          </w:p>
         </w:tc>
       </w:tr>
     </w:tbl>
@@ -7777,22 +7891,6 @@
               <w:t>Semantic layer modularity - composable blocks vs. free-form SQL generation</w:t>
             </w:r>
           </w:p>
-          <w:p>
-            <w:pPr>
-              <w:spacing w:after="280" w:line="300" w:lineRule="auto"/>
-              <w:ind w:left="432" w:right="432"/>
-              <w:jc w:val="center"/>
-            </w:pPr>
-            <w:r>
-              <w:rPr>
-                <w:rFonts w:ascii="Times New Roman" w:hAnsi="Times New Roman"/>
-                <w:i/>
-                <w:color w:val="555555"/>
-                <w:sz w:val="19"/>
-              </w:rPr>
-              <w:t>A split-panel comparison. LEFT panel, labeled 'AEGIS': a small set of labeled building blocks (Metric, Dimension, Filter, Join Path, Pattern) shown snapping together into two or three example complete query shapes, like LEGO bricks combining into a finished model. RIGHT panel, labeled 'Direct LLM-to-SQL': an unbounded free-form SQL string with a warning icon. The visual point is that AEGIS composes from a bounded set of safe parts while direct generation is unbounded and can take an unsafe shape.</w:t>
-            </w:r>
-          </w:p>
         </w:tc>
       </w:tr>
     </w:tbl>
@@ -8656,22 +8754,6 @@
               <w:t>Vocabulary injection workflow</w:t>
             </w:r>
           </w:p>
-          <w:p>
-            <w:pPr>
-              <w:spacing w:after="280" w:line="300" w:lineRule="auto"/>
-              <w:ind w:left="432" w:right="432"/>
-              <w:jc w:val="center"/>
-            </w:pPr>
-            <w:r>
-              <w:rPr>
-                <w:rFonts w:ascii="Times New Roman" w:hAnsi="Times New Roman"/>
-                <w:i/>
-                <w:color w:val="555555"/>
-                <w:sz w:val="19"/>
-              </w:rPr>
-              <w:t>A three-lane sequence diagram: 'Semantic Layer (semantic_layer.py)', 'System Prompt Builder', and 'LLM'. Show the Semantic Layer box listing a few example metric/dimension entries with plain-English descriptions; an arrow labeled 'serializes into ~1,100 tokens' into the System Prompt Builder; then into the LLM, whose output arrow produces an example IntentObject such as {metric_term: 'revenue', dimension_term: 'category'}. Annotate with a small callout showing the user phrase 'earnings' mapping to the approved ID 'revenue' even though 'earnings' appears in no synonym list.</w:t>
-            </w:r>
-          </w:p>
         </w:tc>
       </w:tr>
     </w:tbl>
@@ -8780,22 +8862,6 @@
               <w:t>Taxonomy of the eleven AEGIS analytical patterns</w:t>
             </w:r>
           </w:p>
-          <w:p>
-            <w:pPr>
-              <w:spacing w:after="280" w:line="300" w:lineRule="auto"/>
-              <w:ind w:left="432" w:right="432"/>
-              <w:jc w:val="center"/>
-            </w:pPr>
-            <w:r>
-              <w:rPr>
-                <w:rFonts w:ascii="Times New Roman" w:hAnsi="Times New Roman"/>
-                <w:i/>
-                <w:color w:val="555555"/>
-                <w:sz w:val="19"/>
-              </w:rPr>
-              <w:t>A tree or grid diagram with 'Eleven Analytical Patterns' at the top branching into eleven labeled leaves: KPI, Ranking, Trend, Comparison, Exception, Summary, Segment, Funnel, Cohort, Correlate, Tabular. Under each leaf, show a small icon of its default visualization (matching Table 2/3): card, bar chart, line chart, grouped bar, table, card grid, pie chart, funnel chart, grouped bar, scatter plot, table. Caption note: '~5,610 valid combinations across 15 metrics x 34 dimensions x 11 patterns.'</w:t>
-            </w:r>
-          </w:p>
         </w:tc>
       </w:tr>
     </w:tbl>
@@ -10073,22 +10139,6 @@
               <w:t>Two-layer SQL safety defence</w:t>
             </w:r>
           </w:p>
-          <w:p>
-            <w:pPr>
-              <w:spacing w:after="280" w:line="300" w:lineRule="auto"/>
-              <w:ind w:left="432" w:right="432"/>
-              <w:jc w:val="center"/>
-            </w:pPr>
-            <w:r>
-              <w:rPr>
-                <w:rFonts w:ascii="Times New Roman" w:hAnsi="Times New Roman"/>
-                <w:i/>
-                <w:color w:val="555555"/>
-                <w:sz w:val="19"/>
-              </w:rPr>
-              <w:t>A vertical two-stage flowchart. A crafted/adversarial input enters at the top with a warning icon. Layer 1 box: 'Parameterized Query Engine â€” user text never enters the SQL string; only IDs and bound values appear.' Arrow down to Layer 2 box: 'Post-Compilation Safety Scanner â€” rejects non-SELECT statements, UNION/EXCEPT/INTERSECT, EXEC, and system-table references (16 forbidden patterns checked).' Below, split into two outcomes: a green 'Safe SQL Executed' box for a legitimate query, and a red 'SecurityError Raised' box for a rejected one, showing the attack is caught before it can reach the database regardless of which layer catches it.</w:t>
-            </w:r>
-          </w:p>
         </w:tc>
       </w:tr>
     </w:tbl>
@@ -11119,22 +11169,6 @@
               <w:t>Widget lifecycle and refresh model</w:t>
             </w:r>
           </w:p>
-          <w:p>
-            <w:pPr>
-              <w:spacing w:after="280" w:line="300" w:lineRule="auto"/>
-              <w:ind w:left="432" w:right="432"/>
-              <w:jc w:val="center"/>
-            </w:pPr>
-            <w:r>
-              <w:rPr>
-                <w:rFonts w:ascii="Times New Roman" w:hAnsi="Times New Roman"/>
-                <w:i/>
-                <w:color w:val="555555"/>
-                <w:sz w:val="19"/>
-              </w:rPr>
-              <w:t>A cyclical flowchart. Start with 'New Natural-Language Question', then 'Full Seven-Stage Pipeline Runs', then 'Analysis Plan Hashed (SHA-256)', then a decision diamond 'Identical widget hash already exists?'. If YES, continue to 'Return Cached Widget Immediately'. If NO, continue to 'Save New Widget (SQL, chart config, access rule, refresh schedule)'. Both paths converge into a 'Dashboard Widget' box, from which a looping arrow labeled 'Scheduled Refresh (re-executes stored SQL on fresh data)' curves back into the same box â€” illustrating that a widget keeps answering the same recurring question rather than being discarded after one use.</w:t>
-            </w:r>
-          </w:p>
         </w:tc>
       </w:tr>
     </w:tbl>
@@ -12559,22 +12593,6 @@
                 <w:sz w:val="22"/>
               </w:rPr>
               <w:t>Verified safety and execution-validity comparison</w:t>
-            </w:r>
-          </w:p>
-          <w:p>
-            <w:pPr>
-              <w:spacing w:after="280" w:line="300" w:lineRule="auto"/>
-              <w:ind w:left="432" w:right="432"/>
-              <w:jc w:val="center"/>
-            </w:pPr>
-            <w:r>
-              <w:rPr>
-                <w:rFonts w:ascii="Times New Roman" w:hAnsi="Times New Roman"/>
-                <w:i/>
-                <w:color w:val="555555"/>
-                <w:sz w:val="19"/>
-              </w:rPr>
-              <w:t>A grouped bar chart comparing B1, AEGIS, and B3 where available. Show unsafe SQL as counts and true execution validity as successful executions out of 107. Do not plot semantic correctness here; correctness is a separate annotated benchmark.</w:t>
             </w:r>
           </w:p>
         </w:tc>

--- a/docs/scripts/AEGIS Thesis Book Draft - A Constraint-Based Architecture for Safe LLM-Assisted Natural Language Analytics.docx
+++ b/docs/scripts/AEGIS Thesis Book Draft - A Constraint-Based Architecture for Safe LLM-Assisted Natural Language Analytics.docx
@@ -69,7 +69,7 @@
           <w:i w:val="0"/>
           <w:sz w:val="32"/>
         </w:rPr>
-        <w:t>“AEGIS: A Constraint-Based Architecture for Safe LLM-Assisted Natural Language Analytics”</w:t>
+        <w:t>"AEGIS: A Constraint-Based Architecture for Safe LLM-Assisted Natural Language Analytics"</w:t>
       </w:r>
     </w:p>
     <w:p>
@@ -384,7 +384,7 @@
           <w:i w:val="0"/>
           <w:sz w:val="32"/>
         </w:rPr>
-        <w:t>“AEGIS: A Constraint-Based Architecture for Safe LLM-Assisted Natural Language Analytics”</w:t>
+        <w:t>"AEGIS: A Constraint-Based Architecture for Safe LLM-Assisted Natural Language Analytics"</w:t>
       </w:r>
     </w:p>
     <w:p>
@@ -1093,6 +1093,26 @@
     </w:p>
     <w:p>
       <w:pPr>
+        <w:spacing w:after="160" w:before="80" w:line="360" w:lineRule="auto"/>
+        <w:ind w:left="0"/>
+        <w:jc w:val="both"/>
+        <w:tabs>
+          <w:tab w:val="right" w:leader="dot" w:pos="8640"/>
+        </w:tabs>
+      </w:pPr>
+      <w:r>
+        <w:rPr>
+          <w:rFonts w:ascii="Times New Roman" w:hAnsi="Times New Roman"/>
+          <w:b/>
+          <w:sz w:val="24"/>
+        </w:rPr>
+        <w:t>Chapter 2: Literature Review and Research Gap</w:t>
+        <w:tab/>
+        <w:t>4</w:t>
+      </w:r>
+    </w:p>
+    <w:p>
+      <w:pPr>
         <w:spacing w:after="80" w:before="0" w:line="360" w:lineRule="auto"/>
         <w:ind w:left="432"/>
         <w:jc w:val="both"/>
@@ -1106,9 +1126,109 @@
           <w:b w:val="0"/>
           <w:sz w:val="23"/>
         </w:rPr>
-        <w:t>1.5 Organization of the Thesis</w:t>
+        <w:t>2.1 Natural Language Interfaces to Databases</w:t>
         <w:tab/>
-        <w:t>3</w:t>
+        <w:t>4</w:t>
+      </w:r>
+    </w:p>
+    <w:p>
+      <w:pPr>
+        <w:spacing w:after="80" w:before="0" w:line="360" w:lineRule="auto"/>
+        <w:ind w:left="432"/>
+        <w:jc w:val="both"/>
+        <w:tabs>
+          <w:tab w:val="right" w:leader="dot" w:pos="8640"/>
+        </w:tabs>
+      </w:pPr>
+      <w:r>
+        <w:rPr>
+          <w:rFonts w:ascii="Times New Roman" w:hAnsi="Times New Roman"/>
+          <w:b w:val="0"/>
+          <w:sz w:val="23"/>
+        </w:rPr>
+        <w:t>2.2 Neural and LLM-Based Text-to-SQL</w:t>
+        <w:tab/>
+        <w:t>4</w:t>
+      </w:r>
+    </w:p>
+    <w:p>
+      <w:pPr>
+        <w:spacing w:after="80" w:before="0" w:line="360" w:lineRule="auto"/>
+        <w:ind w:left="432"/>
+        <w:jc w:val="both"/>
+        <w:tabs>
+          <w:tab w:val="right" w:leader="dot" w:pos="8640"/>
+        </w:tabs>
+      </w:pPr>
+      <w:r>
+        <w:rPr>
+          <w:rFonts w:ascii="Times New Roman" w:hAnsi="Times New Roman"/>
+          <w:b w:val="0"/>
+          <w:sz w:val="23"/>
+        </w:rPr>
+        <w:t>2.3 Natural Language for Visualization and Dashboards</w:t>
+        <w:tab/>
+        <w:t>5</w:t>
+      </w:r>
+    </w:p>
+    <w:p>
+      <w:pPr>
+        <w:spacing w:after="80" w:before="0" w:line="360" w:lineRule="auto"/>
+        <w:ind w:left="432"/>
+        <w:jc w:val="both"/>
+        <w:tabs>
+          <w:tab w:val="right" w:leader="dot" w:pos="8640"/>
+        </w:tabs>
+      </w:pPr>
+      <w:r>
+        <w:rPr>
+          <w:rFonts w:ascii="Times New Roman" w:hAnsi="Times New Roman"/>
+          <w:b w:val="0"/>
+          <w:sz w:val="23"/>
+        </w:rPr>
+        <w:t>2.4 Applied Conversational Business Intelligence</w:t>
+        <w:tab/>
+        <w:t>6</w:t>
+      </w:r>
+    </w:p>
+    <w:p>
+      <w:pPr>
+        <w:spacing w:after="80" w:before="0" w:line="360" w:lineRule="auto"/>
+        <w:ind w:left="432"/>
+        <w:jc w:val="both"/>
+        <w:tabs>
+          <w:tab w:val="right" w:leader="dot" w:pos="8640"/>
+        </w:tabs>
+      </w:pPr>
+      <w:r>
+        <w:rPr>
+          <w:rFonts w:ascii="Times New Roman" w:hAnsi="Times New Roman"/>
+          <w:b w:val="0"/>
+          <w:sz w:val="23"/>
+        </w:rPr>
+        <w:t>2.5 Comparative Summary</w:t>
+        <w:tab/>
+        <w:t>8</w:t>
+      </w:r>
+    </w:p>
+    <w:p>
+      <w:pPr>
+        <w:spacing w:after="80" w:before="0" w:line="360" w:lineRule="auto"/>
+        <w:ind w:left="432"/>
+        <w:jc w:val="both"/>
+        <w:tabs>
+          <w:tab w:val="right" w:leader="dot" w:pos="8640"/>
+        </w:tabs>
+      </w:pPr>
+      <w:r>
+        <w:rPr>
+          <w:rFonts w:ascii="Times New Roman" w:hAnsi="Times New Roman"/>
+          <w:b w:val="0"/>
+          <w:sz w:val="23"/>
+        </w:rPr>
+        <w:t>2.6 Research Gap Analysis</w:t>
+        <w:tab/>
+        <w:t>9</w:t>
       </w:r>
     </w:p>
     <w:p>
@@ -1126,9 +1246,9 @@
           <w:b/>
           <w:sz w:val="24"/>
         </w:rPr>
-        <w:t>Chapter 2: Literature Review and Research Gap</w:t>
+        <w:t>Chapter 3: Methodology</w:t>
         <w:tab/>
-        <w:t>5</w:t>
+        <w:t>10</w:t>
       </w:r>
     </w:p>
     <w:p>
@@ -1146,9 +1266,9 @@
           <w:b w:val="0"/>
           <w:sz w:val="23"/>
         </w:rPr>
-        <w:t>2.1 Natural Language Interfaces to Databases</w:t>
+        <w:t>3.1 Research Paradigm</w:t>
         <w:tab/>
-        <w:t>5</w:t>
+        <w:t>10</w:t>
       </w:r>
     </w:p>
     <w:p>
@@ -1166,9 +1286,9 @@
           <w:b w:val="0"/>
           <w:sz w:val="23"/>
         </w:rPr>
-        <w:t>2.2 Neural and LLM-Based Text-to-SQL</w:t>
+        <w:t>3.2 Formative Study of Reporting Patterns</w:t>
         <w:tab/>
-        <w:t>5</w:t>
+        <w:t>10</w:t>
       </w:r>
     </w:p>
     <w:p>
@@ -1186,9 +1306,9 @@
           <w:b w:val="0"/>
           <w:sz w:val="23"/>
         </w:rPr>
-        <w:t>2.3 Natural Language for Visualization and Dashboards</w:t>
+        <w:t>3.3 Design Principles</w:t>
         <w:tab/>
-        <w:t>6</w:t>
+        <w:t>13</w:t>
       </w:r>
     </w:p>
     <w:p>
@@ -1206,9 +1326,9 @@
           <w:b w:val="0"/>
           <w:sz w:val="23"/>
         </w:rPr>
-        <w:t>2.4 Applied Conversational Business Intelligence</w:t>
+        <w:t>3.4 Formal Model</w:t>
         <w:tab/>
-        <w:t>7</w:t>
+        <w:t>13</w:t>
       </w:r>
     </w:p>
     <w:p>
@@ -1226,9 +1346,9 @@
           <w:b w:val="0"/>
           <w:sz w:val="23"/>
         </w:rPr>
-        <w:t>2.5 Comparative Summary</w:t>
+        <w:t>3.5 Threat Model</w:t>
         <w:tab/>
-        <w:t>8</w:t>
+        <w:t>14</w:t>
       </w:r>
     </w:p>
     <w:p>
@@ -1246,9 +1366,109 @@
           <w:b w:val="0"/>
           <w:sz w:val="23"/>
         </w:rPr>
-        <w:t>2.6 Research Gap Analysis</w:t>
+        <w:t>3.6 System Architecture</w:t>
         <w:tab/>
-        <w:t>9</w:t>
+        <w:t>17</w:t>
+      </w:r>
+    </w:p>
+    <w:p>
+      <w:pPr>
+        <w:spacing w:after="80" w:before="0" w:line="360" w:lineRule="auto"/>
+        <w:ind w:left="432"/>
+        <w:jc w:val="both"/>
+        <w:tabs>
+          <w:tab w:val="right" w:leader="dot" w:pos="8640"/>
+        </w:tabs>
+      </w:pPr>
+      <w:r>
+        <w:rPr>
+          <w:rFonts w:ascii="Times New Roman" w:hAnsi="Times New Roman"/>
+          <w:b w:val="0"/>
+          <w:sz w:val="23"/>
+        </w:rPr>
+        <w:t>3.7 Semantic Layer Design</w:t>
+        <w:tab/>
+        <w:t>18</w:t>
+      </w:r>
+    </w:p>
+    <w:p>
+      <w:pPr>
+        <w:spacing w:after="80" w:before="0" w:line="360" w:lineRule="auto"/>
+        <w:ind w:left="432"/>
+        <w:jc w:val="both"/>
+        <w:tabs>
+          <w:tab w:val="right" w:leader="dot" w:pos="8640"/>
+        </w:tabs>
+      </w:pPr>
+      <w:r>
+        <w:rPr>
+          <w:rFonts w:ascii="Times New Roman" w:hAnsi="Times New Roman"/>
+          <w:b w:val="0"/>
+          <w:sz w:val="23"/>
+        </w:rPr>
+        <w:t>3.8 Intent Parsing with Dynamic Vocabulary Injection</w:t>
+        <w:tab/>
+        <w:t>19</w:t>
+      </w:r>
+    </w:p>
+    <w:p>
+      <w:pPr>
+        <w:spacing w:after="80" w:before="0" w:line="360" w:lineRule="auto"/>
+        <w:ind w:left="432"/>
+        <w:jc w:val="both"/>
+        <w:tabs>
+          <w:tab w:val="right" w:leader="dot" w:pos="8640"/>
+        </w:tabs>
+      </w:pPr>
+      <w:r>
+        <w:rPr>
+          <w:rFonts w:ascii="Times New Roman" w:hAnsi="Times New Roman"/>
+          <w:b w:val="0"/>
+          <w:sz w:val="23"/>
+        </w:rPr>
+        <w:t>3.9 Safe Query Compiler</w:t>
+        <w:tab/>
+        <w:t>21</w:t>
+      </w:r>
+    </w:p>
+    <w:p>
+      <w:pPr>
+        <w:spacing w:after="80" w:before="0" w:line="360" w:lineRule="auto"/>
+        <w:ind w:left="432"/>
+        <w:jc w:val="both"/>
+        <w:tabs>
+          <w:tab w:val="right" w:leader="dot" w:pos="8640"/>
+        </w:tabs>
+      </w:pPr>
+      <w:r>
+        <w:rPr>
+          <w:rFonts w:ascii="Times New Roman" w:hAnsi="Times New Roman"/>
+          <w:b w:val="0"/>
+          <w:sz w:val="23"/>
+        </w:rPr>
+        <w:t>3.10 Visualization Selector</w:t>
+        <w:tab/>
+        <w:t>22</w:t>
+      </w:r>
+    </w:p>
+    <w:p>
+      <w:pPr>
+        <w:spacing w:after="80" w:before="0" w:line="360" w:lineRule="auto"/>
+        <w:ind w:left="432"/>
+        <w:jc w:val="both"/>
+        <w:tabs>
+          <w:tab w:val="right" w:leader="dot" w:pos="8640"/>
+        </w:tabs>
+      </w:pPr>
+      <w:r>
+        <w:rPr>
+          <w:rFonts w:ascii="Times New Roman" w:hAnsi="Times New Roman"/>
+          <w:b w:val="0"/>
+          <w:sz w:val="23"/>
+        </w:rPr>
+        <w:t>3.11 Widget Persistence and Reuse</w:t>
+        <w:tab/>
+        <w:t>22</w:t>
       </w:r>
     </w:p>
     <w:p>
@@ -1266,9 +1486,9 @@
           <w:b/>
           <w:sz w:val="24"/>
         </w:rPr>
-        <w:t>Chapter 3: Methodology</w:t>
+        <w:t>Chapter 4: Experimental Work</w:t>
         <w:tab/>
-        <w:t>10</w:t>
+        <w:t>24</w:t>
       </w:r>
     </w:p>
     <w:p>
@@ -1286,9 +1506,9 @@
           <w:b w:val="0"/>
           <w:sz w:val="23"/>
         </w:rPr>
-        <w:t>3.1 Research Paradigm</w:t>
+        <w:t>4.1 Implementation</w:t>
         <w:tab/>
-        <w:t>10</w:t>
+        <w:t>24</w:t>
       </w:r>
     </w:p>
     <w:p>
@@ -1306,9 +1526,9 @@
           <w:b w:val="0"/>
           <w:sz w:val="23"/>
         </w:rPr>
-        <w:t>3.2 Formative Study of Reporting Patterns</w:t>
+        <w:t>4.2 Experimental Environment</w:t>
         <w:tab/>
-        <w:t>10</w:t>
+        <w:t>25</w:t>
       </w:r>
     </w:p>
     <w:p>
@@ -1326,9 +1546,9 @@
           <w:b w:val="0"/>
           <w:sz w:val="23"/>
         </w:rPr>
-        <w:t>3.3 Design Principles</w:t>
+        <w:t>4.3 Benchmark Dataset Construction</w:t>
         <w:tab/>
-        <w:t>13</w:t>
+        <w:t>25</w:t>
       </w:r>
     </w:p>
     <w:p>
@@ -1346,9 +1566,9 @@
           <w:b w:val="0"/>
           <w:sz w:val="23"/>
         </w:rPr>
-        <w:t>3.4 Formal Model</w:t>
+        <w:t>4.4 Baseline Systems</w:t>
         <w:tab/>
-        <w:t>13</w:t>
+        <w:t>26</w:t>
       </w:r>
     </w:p>
     <w:p>
@@ -1366,9 +1586,29 @@
           <w:b w:val="0"/>
           <w:sz w:val="23"/>
         </w:rPr>
-        <w:t>3.5 Threat Model</w:t>
+        <w:t>4.5 Evaluation Procedure</w:t>
         <w:tab/>
-        <w:t>14</w:t>
+        <w:t>26</w:t>
+      </w:r>
+    </w:p>
+    <w:p>
+      <w:pPr>
+        <w:spacing w:after="160" w:before="80" w:line="360" w:lineRule="auto"/>
+        <w:ind w:left="0"/>
+        <w:jc w:val="both"/>
+        <w:tabs>
+          <w:tab w:val="right" w:leader="dot" w:pos="8640"/>
+        </w:tabs>
+      </w:pPr>
+      <w:r>
+        <w:rPr>
+          <w:rFonts w:ascii="Times New Roman" w:hAnsi="Times New Roman"/>
+          <w:b/>
+          <w:sz w:val="24"/>
+        </w:rPr>
+        <w:t>Chapter 5: Results and Discussion</w:t>
+        <w:tab/>
+        <w:t>28</w:t>
       </w:r>
     </w:p>
     <w:p>
@@ -1386,9 +1626,9 @@
           <w:b w:val="0"/>
           <w:sz w:val="23"/>
         </w:rPr>
-        <w:t>3.6 System Architecture</w:t>
+        <w:t>5.1 Benchmark Run and Verified Metrics</w:t>
         <w:tab/>
-        <w:t>17</w:t>
+        <w:t>28</w:t>
       </w:r>
     </w:p>
     <w:p>
@@ -1406,9 +1646,9 @@
           <w:b w:val="0"/>
           <w:sz w:val="23"/>
         </w:rPr>
-        <w:t>3.7 Semantic Layer Design</w:t>
+        <w:t>5.2 SQL Safety and True Database Execution Validity</w:t>
         <w:tab/>
-        <w:t>18</w:t>
+        <w:t>29</w:t>
       </w:r>
     </w:p>
     <w:p>
@@ -1426,9 +1666,9 @@
           <w:b w:val="0"/>
           <w:sz w:val="23"/>
         </w:rPr>
-        <w:t>3.8 Intent Parsing with Dynamic Vocabulary Injection</w:t>
+        <w:t>5.3 Execution Failure Analysis</w:t>
         <w:tab/>
-        <w:t>19</w:t>
+        <w:t>30</w:t>
       </w:r>
     </w:p>
     <w:p>
@@ -1446,9 +1686,9 @@
           <w:b w:val="0"/>
           <w:sz w:val="23"/>
         </w:rPr>
-        <w:t>3.9 Safe Query Compiler</w:t>
+        <w:t>5.4 Semantic Correctness and Accuracy</w:t>
         <w:tab/>
-        <w:t>21</w:t>
+        <w:t>31</w:t>
       </w:r>
     </w:p>
     <w:p>
@@ -1466,9 +1706,9 @@
           <w:b w:val="0"/>
           <w:sz w:val="23"/>
         </w:rPr>
-        <w:t>3.10 Visualization Selector</w:t>
+        <w:t>5.5 B3 Template-Only Baseline</w:t>
         <w:tab/>
-        <w:t>22</w:t>
+        <w:t>31</w:t>
       </w:r>
     </w:p>
     <w:p>
@@ -1486,9 +1726,9 @@
           <w:b w:val="0"/>
           <w:sz w:val="23"/>
         </w:rPr>
-        <w:t>3.11 Widget Persistence and Reuse</w:t>
+        <w:t>5.6 Discussion</w:t>
         <w:tab/>
-        <w:t>23</w:t>
+        <w:t>32</w:t>
       </w:r>
     </w:p>
     <w:p>
@@ -1506,109 +1746,9 @@
           <w:b/>
           <w:sz w:val="24"/>
         </w:rPr>
-        <w:t>Chapter 4: Experimental Work</w:t>
+        <w:t>Chapter 6: Limitations and Future Work</w:t>
         <w:tab/>
-        <w:t>24</w:t>
-      </w:r>
-    </w:p>
-    <w:p>
-      <w:pPr>
-        <w:spacing w:after="80" w:before="0" w:line="360" w:lineRule="auto"/>
-        <w:ind w:left="432"/>
-        <w:jc w:val="both"/>
-        <w:tabs>
-          <w:tab w:val="right" w:leader="dot" w:pos="8640"/>
-        </w:tabs>
-      </w:pPr>
-      <w:r>
-        <w:rPr>
-          <w:rFonts w:ascii="Times New Roman" w:hAnsi="Times New Roman"/>
-          <w:b w:val="0"/>
-          <w:sz w:val="23"/>
-        </w:rPr>
-        <w:t>4.1 Implementation</w:t>
-        <w:tab/>
-        <w:t>24</w:t>
-      </w:r>
-    </w:p>
-    <w:p>
-      <w:pPr>
-        <w:spacing w:after="80" w:before="0" w:line="360" w:lineRule="auto"/>
-        <w:ind w:left="432"/>
-        <w:jc w:val="both"/>
-        <w:tabs>
-          <w:tab w:val="right" w:leader="dot" w:pos="8640"/>
-        </w:tabs>
-      </w:pPr>
-      <w:r>
-        <w:rPr>
-          <w:rFonts w:ascii="Times New Roman" w:hAnsi="Times New Roman"/>
-          <w:b w:val="0"/>
-          <w:sz w:val="23"/>
-        </w:rPr>
-        <w:t>4.2 Experimental Environment</w:t>
-        <w:tab/>
-        <w:t>24</w:t>
-      </w:r>
-    </w:p>
-    <w:p>
-      <w:pPr>
-        <w:spacing w:after="80" w:before="0" w:line="360" w:lineRule="auto"/>
-        <w:ind w:left="432"/>
-        <w:jc w:val="both"/>
-        <w:tabs>
-          <w:tab w:val="right" w:leader="dot" w:pos="8640"/>
-        </w:tabs>
-      </w:pPr>
-      <w:r>
-        <w:rPr>
-          <w:rFonts w:ascii="Times New Roman" w:hAnsi="Times New Roman"/>
-          <w:b w:val="0"/>
-          <w:sz w:val="23"/>
-        </w:rPr>
-        <w:t>4.3 Benchmark Dataset Construction</w:t>
-        <w:tab/>
-        <w:t>25</w:t>
-      </w:r>
-    </w:p>
-    <w:p>
-      <w:pPr>
-        <w:spacing w:after="80" w:before="0" w:line="360" w:lineRule="auto"/>
-        <w:ind w:left="432"/>
-        <w:jc w:val="both"/>
-        <w:tabs>
-          <w:tab w:val="right" w:leader="dot" w:pos="8640"/>
-        </w:tabs>
-      </w:pPr>
-      <w:r>
-        <w:rPr>
-          <w:rFonts w:ascii="Times New Roman" w:hAnsi="Times New Roman"/>
-          <w:b w:val="0"/>
-          <w:sz w:val="23"/>
-        </w:rPr>
-        <w:t>4.4 Baseline Systems</w:t>
-        <w:tab/>
-        <w:t>26</w:t>
-      </w:r>
-    </w:p>
-    <w:p>
-      <w:pPr>
-        <w:spacing w:after="80" w:before="0" w:line="360" w:lineRule="auto"/>
-        <w:ind w:left="432"/>
-        <w:jc w:val="both"/>
-        <w:tabs>
-          <w:tab w:val="right" w:leader="dot" w:pos="8640"/>
-        </w:tabs>
-      </w:pPr>
-      <w:r>
-        <w:rPr>
-          <w:rFonts w:ascii="Times New Roman" w:hAnsi="Times New Roman"/>
-          <w:b w:val="0"/>
-          <w:sz w:val="23"/>
-        </w:rPr>
-        <w:t>4.5 Evaluation Procedure</w:t>
-        <w:tab/>
-        <w:t>26</w:t>
+        <w:t>34</w:t>
       </w:r>
     </w:p>
     <w:p>
@@ -1626,129 +1766,9 @@
           <w:b/>
           <w:sz w:val="24"/>
         </w:rPr>
-        <w:t>Chapter 5: Results and Discussion</w:t>
+        <w:t>Chapter 7: Conclusion</w:t>
         <w:tab/>
-        <w:t>28</w:t>
-      </w:r>
-    </w:p>
-    <w:p>
-      <w:pPr>
-        <w:spacing w:after="80" w:before="0" w:line="360" w:lineRule="auto"/>
-        <w:ind w:left="432"/>
-        <w:jc w:val="both"/>
-        <w:tabs>
-          <w:tab w:val="right" w:leader="dot" w:pos="8640"/>
-        </w:tabs>
-      </w:pPr>
-      <w:r>
-        <w:rPr>
-          <w:rFonts w:ascii="Times New Roman" w:hAnsi="Times New Roman"/>
-          <w:b w:val="0"/>
-          <w:sz w:val="23"/>
-        </w:rPr>
-        <w:t>5.1 Benchmark Run and Verified Metrics</w:t>
-        <w:tab/>
-        <w:t>28</w:t>
-      </w:r>
-    </w:p>
-    <w:p>
-      <w:pPr>
-        <w:spacing w:after="80" w:before="0" w:line="360" w:lineRule="auto"/>
-        <w:ind w:left="432"/>
-        <w:jc w:val="both"/>
-        <w:tabs>
-          <w:tab w:val="right" w:leader="dot" w:pos="8640"/>
-        </w:tabs>
-      </w:pPr>
-      <w:r>
-        <w:rPr>
-          <w:rFonts w:ascii="Times New Roman" w:hAnsi="Times New Roman"/>
-          <w:b w:val="0"/>
-          <w:sz w:val="23"/>
-        </w:rPr>
-        <w:t>5.2 SQL Safety and True Database Execution Validity</w:t>
-        <w:tab/>
-        <w:t>29</w:t>
-      </w:r>
-    </w:p>
-    <w:p>
-      <w:pPr>
-        <w:spacing w:after="80" w:before="0" w:line="360" w:lineRule="auto"/>
-        <w:ind w:left="432"/>
-        <w:jc w:val="both"/>
-        <w:tabs>
-          <w:tab w:val="right" w:leader="dot" w:pos="8640"/>
-        </w:tabs>
-      </w:pPr>
-      <w:r>
-        <w:rPr>
-          <w:rFonts w:ascii="Times New Roman" w:hAnsi="Times New Roman"/>
-          <w:b w:val="0"/>
-          <w:sz w:val="23"/>
-        </w:rPr>
-        <w:t>5.3 Execution Failure Analysis</w:t>
-        <w:tab/>
-        <w:t>30</w:t>
-      </w:r>
-    </w:p>
-    <w:p>
-      <w:pPr>
-        <w:spacing w:after="80" w:before="0" w:line="360" w:lineRule="auto"/>
-        <w:ind w:left="432"/>
-        <w:jc w:val="both"/>
-        <w:tabs>
-          <w:tab w:val="right" w:leader="dot" w:pos="8640"/>
-        </w:tabs>
-      </w:pPr>
-      <w:r>
-        <w:rPr>
-          <w:rFonts w:ascii="Times New Roman" w:hAnsi="Times New Roman"/>
-          <w:b w:val="0"/>
-          <w:sz w:val="23"/>
-        </w:rPr>
-        <w:t>5.4 Semantic Correctness and Accuracy</w:t>
-        <w:tab/>
-        <w:t>31</w:t>
-      </w:r>
-    </w:p>
-    <w:p>
-      <w:pPr>
-        <w:spacing w:after="80" w:before="0" w:line="360" w:lineRule="auto"/>
-        <w:ind w:left="432"/>
-        <w:jc w:val="both"/>
-        <w:tabs>
-          <w:tab w:val="right" w:leader="dot" w:pos="8640"/>
-        </w:tabs>
-      </w:pPr>
-      <w:r>
-        <w:rPr>
-          <w:rFonts w:ascii="Times New Roman" w:hAnsi="Times New Roman"/>
-          <w:b w:val="0"/>
-          <w:sz w:val="23"/>
-        </w:rPr>
-        <w:t>5.5 B3 Template-Only Baseline</w:t>
-        <w:tab/>
-        <w:t>32</w:t>
-      </w:r>
-    </w:p>
-    <w:p>
-      <w:pPr>
-        <w:spacing w:after="80" w:before="0" w:line="360" w:lineRule="auto"/>
-        <w:ind w:left="432"/>
-        <w:jc w:val="both"/>
-        <w:tabs>
-          <w:tab w:val="right" w:leader="dot" w:pos="8640"/>
-        </w:tabs>
-      </w:pPr>
-      <w:r>
-        <w:rPr>
-          <w:rFonts w:ascii="Times New Roman" w:hAnsi="Times New Roman"/>
-          <w:b w:val="0"/>
-          <w:sz w:val="23"/>
-        </w:rPr>
-        <w:t>5.6 Discussion</w:t>
-        <w:tab/>
-        <w:t>32</w:t>
+        <w:t>37</w:t>
       </w:r>
     </w:p>
     <w:p>
@@ -1766,46 +1786,6 @@
           <w:b/>
           <w:sz w:val="24"/>
         </w:rPr>
-        <w:t>Chapter 6: Limitations and Future Work</w:t>
-        <w:tab/>
-        <w:t>34</w:t>
-      </w:r>
-    </w:p>
-    <w:p>
-      <w:pPr>
-        <w:spacing w:after="160" w:before="80" w:line="360" w:lineRule="auto"/>
-        <w:ind w:left="0"/>
-        <w:jc w:val="both"/>
-        <w:tabs>
-          <w:tab w:val="right" w:leader="dot" w:pos="8640"/>
-        </w:tabs>
-      </w:pPr>
-      <w:r>
-        <w:rPr>
-          <w:rFonts w:ascii="Times New Roman" w:hAnsi="Times New Roman"/>
-          <w:b/>
-          <w:sz w:val="24"/>
-        </w:rPr>
-        <w:t>Chapter 7: Conclusion</w:t>
-        <w:tab/>
-        <w:t>37</w:t>
-      </w:r>
-    </w:p>
-    <w:p>
-      <w:pPr>
-        <w:spacing w:after="160" w:before="80" w:line="360" w:lineRule="auto"/>
-        <w:ind w:left="0"/>
-        <w:jc w:val="both"/>
-        <w:tabs>
-          <w:tab w:val="right" w:leader="dot" w:pos="8640"/>
-        </w:tabs>
-      </w:pPr>
-      <w:r>
-        <w:rPr>
-          <w:rFonts w:ascii="Times New Roman" w:hAnsi="Times New Roman"/>
-          <w:b/>
-          <w:sz w:val="24"/>
-        </w:rPr>
         <w:t>References</w:t>
         <w:tab/>
         <w:t>39</w:t>
@@ -1844,9 +1824,9 @@
           <w:rFonts w:ascii="Times New Roman" w:hAnsi="Times New Roman"/>
           <w:sz w:val="24"/>
         </w:rPr>
-        <w:t>Figure 1: AEGIS architecture pipeline</w:t>
+        <w:t>Figure 1: Benchmark pattern classification</w:t>
         <w:tab/>
-        <w:t>18</w:t>
+        <w:t>11</w:t>
       </w:r>
     </w:p>
     <w:p>
@@ -1862,7 +1842,7 @@
           <w:rFonts w:ascii="Times New Roman" w:hAnsi="Times New Roman"/>
           <w:sz w:val="24"/>
         </w:rPr>
-        <w:t>Figure 2: Semantic layer modularity</w:t>
+        <w:t>Figure 2: AEGIS architecture pipeline</w:t>
         <w:tab/>
         <w:t>18</w:t>
       </w:r>
@@ -1880,9 +1860,9 @@
           <w:rFonts w:ascii="Times New Roman" w:hAnsi="Times New Roman"/>
           <w:sz w:val="24"/>
         </w:rPr>
-        <w:t>Figure 3: Vocabulary injection workflow</w:t>
+        <w:t>Figure 3: Semantic layer modularity</w:t>
         <w:tab/>
-        <w:t>20</w:t>
+        <w:t>18</w:t>
       </w:r>
     </w:p>
     <w:p>
@@ -1898,9 +1878,9 @@
           <w:rFonts w:ascii="Times New Roman" w:hAnsi="Times New Roman"/>
           <w:sz w:val="24"/>
         </w:rPr>
-        <w:t>Figure 4: AEGIS analytical patterns</w:t>
+        <w:t>Figure 4: Vocabulary injection workflow</w:t>
         <w:tab/>
-        <w:t>21</w:t>
+        <w:t>20</w:t>
       </w:r>
     </w:p>
     <w:p>
@@ -1916,9 +1896,9 @@
           <w:rFonts w:ascii="Times New Roman" w:hAnsi="Times New Roman"/>
           <w:sz w:val="24"/>
         </w:rPr>
-        <w:t>Figure 5: Benchmark pattern classification</w:t>
+        <w:t>Figure 5: AEGIS analytical patterns</w:t>
         <w:tab/>
-        <w:t>12</w:t>
+        <w:t>21</w:t>
       </w:r>
     </w:p>
     <w:p>
@@ -1972,7 +1952,7 @@
         </w:rPr>
         <w:t>Figure 8: Safety and execution-validity comparison</w:t>
         <w:tab/>
-        <w:t>30</w:t>
+        <w:t>29</w:t>
       </w:r>
     </w:p>
     <w:p>
@@ -2008,9 +1988,9 @@
           <w:rFonts w:ascii="Times New Roman" w:hAnsi="Times New Roman"/>
           <w:sz w:val="24"/>
         </w:rPr>
-        <w:t>Table 1: Semantic layer object model</w:t>
+        <w:t>Table 1: Comparative summary of related systems</w:t>
         <w:tab/>
-        <w:t>18</w:t>
+        <w:t>8</w:t>
       </w:r>
     </w:p>
     <w:p>
@@ -2026,9 +2006,9 @@
           <w:rFonts w:ascii="Times New Roman" w:hAnsi="Times New Roman"/>
           <w:sz w:val="24"/>
         </w:rPr>
-        <w:t>Table 2: AEGIS analytical patterns</w:t>
+        <w:t>Table 3.1: Benchmark pattern classification</w:t>
         <w:tab/>
-        <w:t>21</w:t>
+        <w:t>11</w:t>
       </w:r>
     </w:p>
     <w:p>
@@ -2044,9 +2024,9 @@
           <w:rFonts w:ascii="Times New Roman" w:hAnsi="Times New Roman"/>
           <w:sz w:val="24"/>
         </w:rPr>
-        <w:t>Table 3: Visualization selector mapping</w:t>
+        <w:t>Table 3.2: Plain-language AEGIS model</w:t>
         <w:tab/>
-        <w:t>22</w:t>
+        <w:t>14</w:t>
       </w:r>
     </w:p>
     <w:p>
@@ -2062,9 +2042,9 @@
           <w:rFonts w:ascii="Times New Roman" w:hAnsi="Times New Roman"/>
           <w:sz w:val="24"/>
         </w:rPr>
-        <w:t>Table 4: Comparative summary of related systems</w:t>
+        <w:t>Table 3.3: Semantic layer object model</w:t>
         <w:tab/>
-        <w:t>8</w:t>
+        <w:t>19</w:t>
       </w:r>
     </w:p>
     <w:p>
@@ -2080,9 +2060,9 @@
           <w:rFonts w:ascii="Times New Roman" w:hAnsi="Times New Roman"/>
           <w:sz w:val="24"/>
         </w:rPr>
-        <w:t>Table 5: Verified benchmark status</w:t>
+        <w:t>Table 3.4: AEGIS analytical patterns</w:t>
         <w:tab/>
-        <w:t>28</w:t>
+        <w:t>21</w:t>
       </w:r>
     </w:p>
     <w:p>
@@ -2098,9 +2078,9 @@
           <w:rFonts w:ascii="Times New Roman" w:hAnsi="Times New Roman"/>
           <w:sz w:val="24"/>
         </w:rPr>
-        <w:t>Table 6: SQL safety and true execution validity</w:t>
+        <w:t>Table 3.5: Visualization selector mapping</w:t>
         <w:tab/>
-        <w:t>29</w:t>
+        <w:t>22</w:t>
       </w:r>
     </w:p>
     <w:p>
@@ -2116,9 +2096,9 @@
           <w:rFonts w:ascii="Times New Roman" w:hAnsi="Times New Roman"/>
           <w:sz w:val="24"/>
         </w:rPr>
-        <w:t>Table 7: True-execution failure analysis</w:t>
+        <w:t>Table 5.1: Verified benchmark status</w:t>
         <w:tab/>
-        <w:t>30</w:t>
+        <w:t>28</w:t>
       </w:r>
     </w:p>
     <w:p>
@@ -2134,9 +2114,9 @@
           <w:rFonts w:ascii="Times New Roman" w:hAnsi="Times New Roman"/>
           <w:sz w:val="24"/>
         </w:rPr>
-        <w:t>Table 8: Evaluation metric distinction</w:t>
+        <w:t>Table 5.2: SQL safety and true execution validity</w:t>
         <w:tab/>
-        <w:t>31</w:t>
+        <w:t>29</w:t>
       </w:r>
     </w:p>
     <w:p>
@@ -2152,9 +2132,9 @@
           <w:rFonts w:ascii="Times New Roman" w:hAnsi="Times New Roman"/>
           <w:sz w:val="24"/>
         </w:rPr>
-        <w:t>Table 9: Template-only baseline summary</w:t>
+        <w:t>Table 5.3: True-execution failure analysis</w:t>
         <w:tab/>
-        <w:t>32</w:t>
+        <w:t>30</w:t>
       </w:r>
     </w:p>
     <w:p>
@@ -2170,7 +2150,43 @@
           <w:rFonts w:ascii="Times New Roman" w:hAnsi="Times New Roman"/>
           <w:sz w:val="24"/>
         </w:rPr>
-        <w:t>Table 10: AEGIS vs. direct LLM-to-SQL</w:t>
+        <w:t>Table 5.4: Evaluation metric distinction</w:t>
+        <w:tab/>
+        <w:t>31</w:t>
+      </w:r>
+    </w:p>
+    <w:p>
+      <w:pPr>
+        <w:spacing w:after="80" w:before="0" w:line="360" w:lineRule="auto"/>
+        <w:jc w:val="both"/>
+        <w:tabs>
+          <w:tab w:val="right" w:leader="dot" w:pos="8640"/>
+        </w:tabs>
+      </w:pPr>
+      <w:r>
+        <w:rPr>
+          <w:rFonts w:ascii="Times New Roman" w:hAnsi="Times New Roman"/>
+          <w:sz w:val="24"/>
+        </w:rPr>
+        <w:t>Table 5.5: Template-only baseline summary</w:t>
+        <w:tab/>
+        <w:t>31</w:t>
+      </w:r>
+    </w:p>
+    <w:p>
+      <w:pPr>
+        <w:spacing w:after="80" w:before="0" w:line="360" w:lineRule="auto"/>
+        <w:jc w:val="both"/>
+        <w:tabs>
+          <w:tab w:val="right" w:leader="dot" w:pos="8640"/>
+        </w:tabs>
+      </w:pPr>
+      <w:r>
+        <w:rPr>
+          <w:rFonts w:ascii="Times New Roman" w:hAnsi="Times New Roman"/>
+          <w:sz w:val="24"/>
+        </w:rPr>
+        <w:t>Table 5.6: AEGIS vs. direct LLM-to-SQL</w:t>
         <w:tab/>
         <w:t>32</w:t>
       </w:r>
@@ -2276,7 +2292,7 @@
           <w:i w:val="0"/>
           <w:sz w:val="24"/>
         </w:rPr>
-        <w:t>Natural language interfaces to databases (NLIDBs) try to solve this problem. The idea is simple: a user should be able to ask â€œwhich categories have the highest refund rates this month?â€ and get a correct, visual answer without writing SQL. Researchers have made good progress here. Neural text-to-SQL systems now exceed 90% accuracy on the Spider benchmark [1], and large language models can produce reasonable-looking SQL with minimal setup [2]. But there is still a gap between benchmark results and production-ready deployment.</w:t>
+        <w:t>Natural language interfaces to databases (NLIDBs) try to solve this problem. The idea is simple: a user should be able to ask "which categories have the highest refund rates this month?" and get a correct, visual answer without writing SQL. Researchers have made good progress here. Neural text-to-SQL systems now exceed 90% accuracy on the Spider benchmark [1], and large language models can produce reasonable-looking SQL with minimal setup [2]. But there is still a gap between benchmark results and production-ready deployment.</w:t>
       </w:r>
     </w:p>
     <w:p>
@@ -2310,18 +2326,96 @@
     </w:p>
     <w:p>
       <w:pPr>
-        <w:spacing w:after="120" w:before="0" w:line="360" w:lineRule="auto"/>
+        <w:spacing w:after="80" w:line="360" w:lineRule="auto"/>
+        <w:ind w:left="461" w:hanging="259"/>
+      </w:pPr>
+      <w:r>
+        <w:rPr>
+          <w:rFonts w:ascii="Times New Roman" w:hAnsi="Times New Roman"/>
+          <w:sz w:val="24"/>
+        </w:rPr>
+        <w:t>•</w:t>
+        <w:tab/>
+      </w:r>
+      <w:r>
+        <w:rPr>
+          <w:rFonts w:ascii="Times New Roman" w:hAnsi="Times New Roman"/>
+          <w:b/>
+          <w:sz w:val="24"/>
+        </w:rPr>
+        <w:t xml:space="preserve">Safety: </w:t>
+      </w:r>
+      <w:r>
+        <w:rPr>
+          <w:rFonts w:ascii="Times New Roman" w:hAnsi="Times New Roman"/>
+          <w:sz w:val="24"/>
+        </w:rPr>
+        <w:t>Models may generate SQL directly, which can expose private data or create wrong joins.</w:t>
+      </w:r>
+    </w:p>
+    <w:p>
+      <w:pPr>
+        <w:spacing w:after="80" w:line="360" w:lineRule="auto"/>
+        <w:ind w:left="461" w:hanging="259"/>
+      </w:pPr>
+      <w:r>
+        <w:rPr>
+          <w:rFonts w:ascii="Times New Roman" w:hAnsi="Times New Roman"/>
+          <w:sz w:val="24"/>
+        </w:rPr>
+        <w:t>•</w:t>
+        <w:tab/>
+      </w:r>
+      <w:r>
+        <w:rPr>
+          <w:rFonts w:ascii="Times New Roman" w:hAnsi="Times New Roman"/>
+          <w:b/>
+          <w:sz w:val="24"/>
+        </w:rPr>
+        <w:t xml:space="preserve">Vocabulary mismatch: </w:t>
+      </w:r>
+      <w:r>
+        <w:rPr>
+          <w:rFonts w:ascii="Times New Roman" w:hAnsi="Times New Roman"/>
+          <w:sz w:val="24"/>
+        </w:rPr>
+        <w:t>Users ask with business terms such as "refund rate", while systems often expect column names.</w:t>
+      </w:r>
+    </w:p>
+    <w:p>
+      <w:pPr>
+        <w:spacing w:after="80" w:line="360" w:lineRule="auto"/>
+        <w:ind w:left="461" w:hanging="259"/>
+      </w:pPr>
+      <w:r>
+        <w:rPr>
+          <w:rFonts w:ascii="Times New Roman" w:hAnsi="Times New Roman"/>
+          <w:sz w:val="24"/>
+        </w:rPr>
+        <w:t>•</w:t>
+        <w:tab/>
+      </w:r>
+      <w:r>
+        <w:rPr>
+          <w:rFonts w:ascii="Times New Roman" w:hAnsi="Times New Roman"/>
+          <w:b/>
+          <w:sz w:val="24"/>
+        </w:rPr>
+        <w:t xml:space="preserve">No reusable widgets: </w:t>
+      </w:r>
+      <w:r>
+        <w:rPr>
+          <w:rFonts w:ascii="Times New Roman" w:hAnsi="Times New Roman"/>
+          <w:sz w:val="24"/>
+        </w:rPr>
+        <w:t>Most systems answer once and discard the result instead of saving refreshable dashboard widgets.</w:t>
+      </w:r>
+    </w:p>
+    <w:p>
+      <w:pPr>
+        <w:spacing w:after="0" w:before="0" w:line="360" w:lineRule="auto"/>
         <w:jc w:val="both"/>
       </w:pPr>
-      <w:r>
-        <w:rPr>
-          <w:rFonts w:ascii="Times New Roman" w:hAnsi="Times New Roman"/>
-          <w:b/>
-          <w:i w:val="0"/>
-          <w:sz w:val="24"/>
-        </w:rPr>
-        <w:t xml:space="preserve">Safety. </w:t>
-      </w:r>
       <w:r>
         <w:rPr>
           <w:rFonts w:ascii="Times New Roman" w:hAnsi="Times New Roman"/>
@@ -2329,23 +2423,28 @@
           <w:i w:val="0"/>
           <w:sz w:val="24"/>
         </w:rPr>
-        <w:t>Many modern natural-language-to-SQL systems rely on models that directly generate SQL tokens, which creates challenges for enforcing institutional access-control and security policies. An LLM generating SQL freely can produce queries that expose private data or use incorrect table joins, and detecting this after the fact is fundamentally harder than preventing it by construction.</w:t>
-      </w:r>
-    </w:p>
-    <w:p>
-      <w:pPr>
-        <w:spacing w:after="120" w:before="0" w:line="360" w:lineRule="auto"/>
+        <w:t>These problems are not primarily about building a smarter model; they are about designing the system properly around the model. AEGIS addresses this by splitting the work into stages. The LLM's only job is to understand what the user is asking and output a structured description of the request. Everything after that, matching to the right business terms, building the SQL, selecting the chart, and saving the widget, is done by fixed rules and pre-approved templates.</w:t>
+      </w:r>
+    </w:p>
+    <w:p>
+      <w:pPr>
+        <w:spacing w:before="320" w:after="160"/>
+        <w:jc w:val="left"/>
+      </w:pPr>
+      <w:r>
+        <w:rPr>
+          <w:rFonts w:ascii="Times New Roman" w:hAnsi="Times New Roman"/>
+          <w:b/>
+          <w:sz w:val="28"/>
+        </w:rPr>
+        <w:t>1.3  Research Novelty and Motivation</w:t>
+      </w:r>
+    </w:p>
+    <w:p>
+      <w:pPr>
+        <w:spacing w:after="200" w:before="0" w:line="360" w:lineRule="auto"/>
         <w:jc w:val="both"/>
       </w:pPr>
-      <w:r>
-        <w:rPr>
-          <w:rFonts w:ascii="Times New Roman" w:hAnsi="Times New Roman"/>
-          <w:b/>
-          <w:i w:val="0"/>
-          <w:sz w:val="24"/>
-        </w:rPr>
-        <w:t xml:space="preserve">Vocabulary mismatch. </w:t>
-      </w:r>
       <w:r>
         <w:rPr>
           <w:rFonts w:ascii="Times New Roman" w:hAnsi="Times New Roman"/>
@@ -2353,7 +2452,7 @@
           <w:i w:val="0"/>
           <w:sz w:val="24"/>
         </w:rPr>
-        <w:t>Benchmarks use actual column names in the questions, but real users speak in business terms (â€œrefund rateâ€ instead of SUM(o.RefundedAmount)). Matching these requires business knowledge that models do not always get right, and a wrong mapping can silently produce a plausible but incorrect report.</w:t>
+        <w:t>Existing text-to-SQL research asks: how accurately can a model generate SQL from natural language? This thesis asks a different question: how can large language models be used for language understanding while being structurally prevented from generating executable SQL at all? The two pipelines differ structurally.</w:t>
       </w:r>
     </w:p>
     <w:p>
@@ -2364,12 +2463,33 @@
       <w:r>
         <w:rPr>
           <w:rFonts w:ascii="Times New Roman" w:hAnsi="Times New Roman"/>
-          <w:b/>
-          <w:i w:val="0"/>
+          <w:b w:val="0"/>
+          <w:i/>
           <w:sz w:val="24"/>
         </w:rPr>
-        <w:t xml:space="preserve">No widget generation. </w:t>
-      </w:r>
+        <w:t>Classical NL-to-SQL: natural-language request, then model-authored SQL, then query result.</w:t>
+      </w:r>
+    </w:p>
+    <w:p>
+      <w:pPr>
+        <w:spacing w:after="240" w:before="0" w:line="360" w:lineRule="auto"/>
+        <w:jc w:val="both"/>
+      </w:pPr>
+      <w:r>
+        <w:rPr>
+          <w:rFonts w:ascii="Times New Roman" w:hAnsi="Times New Roman"/>
+          <w:b w:val="0"/>
+          <w:i/>
+          <w:sz w:val="24"/>
+        </w:rPr>
+        <w:t>AEGIS: natural-language request, then intent extraction, semantic constraint, deterministic compilation, and a safe analytical artifact.</w:t>
+      </w:r>
+    </w:p>
+    <w:p>
+      <w:pPr>
+        <w:spacing w:after="240" w:before="0" w:line="360" w:lineRule="auto"/>
+        <w:jc w:val="both"/>
+      </w:pPr>
       <w:r>
         <w:rPr>
           <w:rFonts w:ascii="Times New Roman" w:hAnsi="Times New Roman"/>
@@ -2377,7 +2497,7 @@
           <w:i w:val="0"/>
           <w:sz w:val="24"/>
         </w:rPr>
-        <w:t>Existing systems answer one question at a time and discard the result. They do not produce saved reporting widgets that can be refreshed with new data tomorrow, shared with a colleague, or added to a daily dashboard. Every time someone needs the same report, they start from scratch, which directly contradicts the observation that reporting requests are often recurring rather than one-off.</w:t>
+        <w:t>The contribution of this thesis is therefore not improved SQL generation accuracy; it is constrained analytical artifact generation, a design approach that removes SQL generation from the LLM's role entirely and provides safety and semantic fidelity guarantees that no generative model can match unconditionally.</w:t>
       </w:r>
     </w:p>
     <w:p>
@@ -2392,7 +2512,7 @@
           <w:i w:val="0"/>
           <w:sz w:val="24"/>
         </w:rPr>
-        <w:t>These problems are not primarily about building a smarter model; they are about designing the system properly around the model. AEGIS addresses this by splitting the work into stages. The LLM's only job is to understand what the user is asking and output a structured description of the request. Everything after that, matching to the right business terms, building the SQL, selecting the chart, and saving the widget, is done by fixed rules and pre-approved templates.</w:t>
+        <w:t>AEGIS does not propose a new LLM. The model is interchangeable: Groq-hosted Llama 3.1 8B, OpenRouter, a local Ollama instance, or any endpoint compatible with the /v1/chat/completions interface. Because the LLM's only contract with the rest of the system is to produce a typed JSON intent object, model upgrades improve quality automatically without changing the compiler or safety infrastructure. This is model independence by design, not an implementation accident.</w:t>
       </w:r>
     </w:p>
     <w:p>
@@ -2406,12 +2526,12 @@
           <w:b/>
           <w:sz w:val="28"/>
         </w:rPr>
-        <w:t>1.3  Research Novelty and Motivation</w:t>
-      </w:r>
-    </w:p>
-    <w:p>
-      <w:pPr>
-        <w:spacing w:after="200" w:before="0" w:line="360" w:lineRule="auto"/>
+        <w:t>1.4  Objectives and Contributions</w:t>
+      </w:r>
+    </w:p>
+    <w:p>
+      <w:pPr>
+        <w:spacing w:after="160" w:before="0" w:line="360" w:lineRule="auto"/>
         <w:jc w:val="both"/>
       </w:pPr>
       <w:r>
@@ -2421,42 +2541,123 @@
           <w:i w:val="0"/>
           <w:sz w:val="24"/>
         </w:rPr>
-        <w:t>Existing text-to-SQL research asks: how accurately can a model generate SQL from natural language? This thesis asks a different question: how can large language models be used for language understanding while being structurally prevented from generating executable SQL at all? The two pipelines differ structurally.</w:t>
-      </w:r>
-    </w:p>
-    <w:p>
-      <w:pPr>
-        <w:spacing w:after="120" w:before="0" w:line="360" w:lineRule="auto"/>
-        <w:jc w:val="both"/>
-      </w:pPr>
-      <w:r>
-        <w:rPr>
-          <w:rFonts w:ascii="Times New Roman" w:hAnsi="Times New Roman"/>
-          <w:b w:val="0"/>
-          <w:i/>
+        <w:t>This thesis makes the following contributions:</w:t>
+      </w:r>
+    </w:p>
+    <w:p>
+      <w:pPr>
+        <w:pStyle w:val="ListNumber"/>
+        <w:spacing w:after="80" w:line="360" w:lineRule="auto"/>
+      </w:pPr>
+      <w:r>
+        <w:rPr>
+          <w:rFonts w:ascii="Times New Roman" w:hAnsi="Times New Roman"/>
           <w:sz w:val="24"/>
         </w:rPr>
-        <w:t>Classical NL-to-SQL: natural-language request, then model-authored SQL, then query result.</w:t>
-      </w:r>
-    </w:p>
-    <w:p>
-      <w:pPr>
-        <w:spacing w:after="240" w:before="0" w:line="360" w:lineRule="auto"/>
-        <w:jc w:val="both"/>
-      </w:pPr>
-      <w:r>
-        <w:rPr>
-          <w:rFonts w:ascii="Times New Roman" w:hAnsi="Times New Roman"/>
-          <w:b w:val="0"/>
-          <w:i/>
+        <w:t>A design-time review of representative e-commerce and business-intelligence reporting requests, resulting in eleven common reporting patterns later used to structure the custom 107-request benchmark.</w:t>
+      </w:r>
+    </w:p>
+    <w:p>
+      <w:pPr>
+        <w:pStyle w:val="ListNumber"/>
+        <w:spacing w:after="80" w:line="360" w:lineRule="auto"/>
+      </w:pPr>
+      <w:r>
+        <w:rPr>
+          <w:rFonts w:ascii="Times New Roman" w:hAnsi="Times New Roman"/>
           <w:sz w:val="24"/>
         </w:rPr>
-        <w:t>AEGIS: natural-language request, then intent extraction, semantic constraint, deterministic compilation, and a safe analytical artifact.</w:t>
-      </w:r>
-    </w:p>
-    <w:p>
-      <w:pPr>
-        <w:spacing w:after="240" w:before="0" w:line="360" w:lineRule="auto"/>
+        <w:t>A system design in which all possible queries are limited to pre-approved templates and a defined semantic layer, which prevents SQL injection and unauthorized data access by construction.</w:t>
+      </w:r>
+    </w:p>
+    <w:p>
+      <w:pPr>
+        <w:pStyle w:val="ListNumber"/>
+        <w:spacing w:after="80" w:line="360" w:lineRule="auto"/>
+      </w:pPr>
+      <w:r>
+        <w:rPr>
+          <w:rFonts w:ascii="Times New Roman" w:hAnsi="Times New Roman"/>
+          <w:sz w:val="24"/>
+        </w:rPr>
+        <w:t>The AEGIS system itself, including the semantic layer design, a vocabulary injection prompting strategy, a safe SQL builder with two-layer defence, a rule-based chart selector, and a widget storage system with scheduled refresh.</w:t>
+      </w:r>
+    </w:p>
+    <w:p>
+      <w:pPr>
+        <w:pStyle w:val="ListNumber"/>
+        <w:spacing w:after="80" w:line="360" w:lineRule="auto"/>
+      </w:pPr>
+      <w:r>
+        <w:rPr>
+          <w:rFonts w:ascii="Times New Roman" w:hAnsi="Times New Roman"/>
+          <w:sz w:val="24"/>
+        </w:rPr>
+        <w:t>A vocabulary injection method that places approved metric and dimension names directly into the LLM prompt, reducing dependence on a manually written synonym list.</w:t>
+      </w:r>
+    </w:p>
+    <w:p>
+      <w:pPr>
+        <w:pStyle w:val="ListNumber"/>
+        <w:spacing w:after="80" w:line="360" w:lineRule="auto"/>
+      </w:pPr>
+      <w:r>
+        <w:rPr>
+          <w:rFonts w:ascii="Times New Roman" w:hAnsi="Times New Roman"/>
+          <w:sz w:val="24"/>
+        </w:rPr>
+        <w:t>A verified benchmark over 107 mixed natural-language requests, separating SQL safety, true database execution validity, and semantic correctness rather than treating them as one accuracy number.</w:t>
+      </w:r>
+    </w:p>
+    <w:p>
+      <w:pPr>
+        <w:pStyle w:val="ListNumber"/>
+        <w:spacing w:after="80" w:line="360" w:lineRule="auto"/>
+      </w:pPr>
+      <w:r>
+        <w:rPr>
+          <w:rFonts w:ascii="Times New Roman" w:hAnsi="Times New Roman"/>
+          <w:sz w:val="24"/>
+        </w:rPr>
+        <w:t>A planned cross-schema generalizability evaluation that will test whether the same compiler and safety architecture can be reused on a second e-commerce schema by rebuilding only the semantic layer.</w:t>
+      </w:r>
+    </w:p>
+    <w:p>
+      <w:r>
+        <w:br w:type="page"/>
+      </w:r>
+    </w:p>
+    <w:p>
+      <w:pPr>
+        <w:spacing w:before="0" w:after="80"/>
+        <w:jc w:val="center"/>
+      </w:pPr>
+      <w:r>
+        <w:rPr>
+          <w:rFonts w:ascii="Times New Roman" w:hAnsi="Times New Roman"/>
+          <w:b/>
+          <w:sz w:val="32"/>
+        </w:rPr>
+        <w:t>CHAPTER 2</w:t>
+      </w:r>
+    </w:p>
+    <w:p>
+      <w:pPr>
+        <w:spacing w:after="400"/>
+        <w:jc w:val="center"/>
+      </w:pPr>
+      <w:r>
+        <w:rPr>
+          <w:rFonts w:ascii="Times New Roman" w:hAnsi="Times New Roman"/>
+          <w:b/>
+          <w:sz w:val="32"/>
+        </w:rPr>
+        <w:t>LITERATURE REVIEW AND RESEARCH GAP</w:t>
+      </w:r>
+    </w:p>
+    <w:p>
+      <w:pPr>
+        <w:spacing w:after="0" w:before="0" w:line="360" w:lineRule="auto"/>
         <w:jc w:val="both"/>
       </w:pPr>
       <w:r>
@@ -2466,22 +2667,7 @@
           <w:i w:val="0"/>
           <w:sz w:val="24"/>
         </w:rPr>
-        <w:t>The contribution of this thesis is therefore not improved SQL generation accuracy; it is constrained analytical artifact generation, a design approach that removes SQL generation from the LLM's role entirely and provides safety and semantic fidelity guarantees that no generative model can match unconditionally.</w:t>
-      </w:r>
-    </w:p>
-    <w:p>
-      <w:pPr>
-        <w:spacing w:after="0" w:before="0" w:line="360" w:lineRule="auto"/>
-        <w:jc w:val="both"/>
-      </w:pPr>
-      <w:r>
-        <w:rPr>
-          <w:rFonts w:ascii="Times New Roman" w:hAnsi="Times New Roman"/>
-          <w:b w:val="0"/>
-          <w:i w:val="0"/>
-          <w:sz w:val="24"/>
-        </w:rPr>
-        <w:t>AEGIS does not propose a new LLM. The model is interchangeable: Groq-hosted Llama 3.1 8B, OpenRouter, a local Ollama instance, or any endpoint compatible with the /v1/chat/completions interface. Because the LLM's only contract with the rest of the system is to produce a typed JSON intent object, model upgrades improve quality automatically without changing the compiler or safety infrastructure. This is model independence by design, not an implementation accident.</w:t>
+        <w:t>This chapter reviews the work most directly comparable to AEGIS. The discussion is organized as short review blocks so each source can be checked quickly by contribution, limitation, and the specific gap it leaves for this thesis.</w:t>
       </w:r>
     </w:p>
     <w:p>
@@ -2495,100 +2681,310 @@
           <w:b/>
           <w:sz w:val="28"/>
         </w:rPr>
-        <w:t>1.4  Objectives and Contributions</w:t>
-      </w:r>
-    </w:p>
-    <w:p>
-      <w:pPr>
-        <w:spacing w:after="160" w:before="0" w:line="360" w:lineRule="auto"/>
-        <w:jc w:val="both"/>
-      </w:pPr>
-      <w:r>
-        <w:rPr>
-          <w:rFonts w:ascii="Times New Roman" w:hAnsi="Times New Roman"/>
-          <w:b w:val="0"/>
-          <w:i w:val="0"/>
+        <w:t>2.1  Natural Language Interfaces to Databases</w:t>
+      </w:r>
+    </w:p>
+    <w:p>
+      <w:pPr>
+        <w:spacing w:before="200" w:after="80"/>
+        <w:jc w:val="left"/>
+      </w:pPr>
+      <w:r>
+        <w:rPr>
+          <w:rFonts w:ascii="Times New Roman" w:hAnsi="Times New Roman"/>
+          <w:b/>
+          <w:sz w:val="25"/>
+        </w:rPr>
+        <w:t>NLIDB surveys [3, 4]</w:t>
+      </w:r>
+    </w:p>
+    <w:p>
+      <w:pPr>
+        <w:spacing w:after="80" w:line="360" w:lineRule="auto"/>
+        <w:ind w:left="461" w:hanging="259"/>
+      </w:pPr>
+      <w:r>
+        <w:rPr>
+          <w:rFonts w:ascii="Times New Roman" w:hAnsi="Times New Roman"/>
           <w:sz w:val="24"/>
         </w:rPr>
-        <w:t>This thesis makes the following contributions:</w:t>
-      </w:r>
-    </w:p>
-    <w:p>
-      <w:pPr>
-        <w:pStyle w:val="ListNumber"/>
+        <w:t>•</w:t>
+        <w:tab/>
+      </w:r>
+      <w:r>
+        <w:rPr>
+          <w:rFonts w:ascii="Times New Roman" w:hAnsi="Times New Roman"/>
+          <w:b/>
+          <w:sz w:val="24"/>
+        </w:rPr>
+        <w:t xml:space="preserve">Contribution: </w:t>
+      </w:r>
+      <w:r>
+        <w:rPr>
+          <w:rFonts w:ascii="Times New Roman" w:hAnsi="Times New Roman"/>
+          <w:sz w:val="24"/>
+        </w:rPr>
+        <w:t>Compare major natural-language database interface designs, including keyword, pattern, parsing, and grammar-based systems.</w:t>
+      </w:r>
+    </w:p>
+    <w:p>
+      <w:pPr>
         <w:spacing w:after="80" w:line="360" w:lineRule="auto"/>
+        <w:ind w:left="461" w:hanging="259"/>
       </w:pPr>
       <w:r>
         <w:rPr>
           <w:rFonts w:ascii="Times New Roman" w:hAnsi="Times New Roman"/>
           <w:sz w:val="24"/>
         </w:rPr>
-        <w:t>A design-time review of representative e-commerce and business-intelligence reporting requests, resulting in eleven common reporting patterns checked against the published benchmark questions.</w:t>
-      </w:r>
-    </w:p>
-    <w:p>
-      <w:pPr>
-        <w:pStyle w:val="ListNumber"/>
+        <w:t>•</w:t>
+        <w:tab/>
+      </w:r>
+      <w:r>
+        <w:rPr>
+          <w:rFonts w:ascii="Times New Roman" w:hAnsi="Times New Roman"/>
+          <w:b/>
+          <w:sz w:val="24"/>
+        </w:rPr>
+        <w:t xml:space="preserve">Limitations: </w:t>
+      </w:r>
+      <w:r>
+        <w:rPr>
+          <w:rFonts w:ascii="Times New Roman" w:hAnsi="Times New Roman"/>
+          <w:sz w:val="24"/>
+        </w:rPr>
+        <w:t>Safety is treated mostly as a secondary concern; even SQL-injection discussion ends with generic filtering advice.</w:t>
+      </w:r>
+    </w:p>
+    <w:p>
+      <w:pPr>
         <w:spacing w:after="80" w:line="360" w:lineRule="auto"/>
+        <w:ind w:left="461" w:hanging="259"/>
       </w:pPr>
       <w:r>
         <w:rPr>
           <w:rFonts w:ascii="Times New Roman" w:hAnsi="Times New Roman"/>
           <w:sz w:val="24"/>
         </w:rPr>
-        <w:t>A system design in which all possible queries are limited to pre-approved templates and a defined semantic layer, which prevents SQL injection and unauthorized data access by construction.</w:t>
-      </w:r>
-    </w:p>
-    <w:p>
-      <w:pPr>
-        <w:pStyle w:val="ListNumber"/>
+        <w:t>•</w:t>
+        <w:tab/>
+      </w:r>
+      <w:r>
+        <w:rPr>
+          <w:rFonts w:ascii="Times New Roman" w:hAnsi="Times New Roman"/>
+          <w:b/>
+          <w:sz w:val="24"/>
+        </w:rPr>
+        <w:t xml:space="preserve">Gap for AEGIS: </w:t>
+      </w:r>
+      <w:r>
+        <w:rPr>
+          <w:rFonts w:ascii="Times New Roman" w:hAnsi="Times New Roman"/>
+          <w:sz w:val="24"/>
+        </w:rPr>
+        <w:t>No reviewed system makes SQL safety a structural design property.</w:t>
+      </w:r>
+    </w:p>
+    <w:p>
+      <w:pPr>
+        <w:spacing w:before="200" w:after="80"/>
+        <w:jc w:val="left"/>
+      </w:pPr>
+      <w:r>
+        <w:rPr>
+          <w:rFonts w:ascii="Times New Roman" w:hAnsi="Times New Roman"/>
+          <w:b/>
+          <w:sz w:val="25"/>
+        </w:rPr>
+        <w:t>NaLIR [5]</w:t>
+      </w:r>
+    </w:p>
+    <w:p>
+      <w:pPr>
         <w:spacing w:after="80" w:line="360" w:lineRule="auto"/>
+        <w:ind w:left="461" w:hanging="259"/>
       </w:pPr>
       <w:r>
         <w:rPr>
           <w:rFonts w:ascii="Times New Roman" w:hAnsi="Times New Roman"/>
           <w:sz w:val="24"/>
         </w:rPr>
-        <w:t>The AEGIS system itself, including the semantic layer design, a vocabulary injection prompting strategy, a safe SQL builder with two-layer defence, a rule-based chart selector, and a widget storage system with scheduled refresh.</w:t>
-      </w:r>
-    </w:p>
-    <w:p>
-      <w:pPr>
-        <w:pStyle w:val="ListNumber"/>
+        <w:t>•</w:t>
+        <w:tab/>
+      </w:r>
+      <w:r>
+        <w:rPr>
+          <w:rFonts w:ascii="Times New Roman" w:hAnsi="Times New Roman"/>
+          <w:b/>
+          <w:sz w:val="24"/>
+        </w:rPr>
+        <w:t xml:space="preserve">Contribution: </w:t>
+      </w:r>
+      <w:r>
+        <w:rPr>
+          <w:rFonts w:ascii="Times New Roman" w:hAnsi="Times New Roman"/>
+          <w:sz w:val="24"/>
+        </w:rPr>
+        <w:t>Uses an intermediate query tree and asks the user to choose between possible interpretations.</w:t>
+      </w:r>
+    </w:p>
+    <w:p>
+      <w:pPr>
         <w:spacing w:after="80" w:line="360" w:lineRule="auto"/>
+        <w:ind w:left="461" w:hanging="259"/>
       </w:pPr>
       <w:r>
         <w:rPr>
           <w:rFonts w:ascii="Times New Roman" w:hAnsi="Times New Roman"/>
           <w:sz w:val="24"/>
         </w:rPr>
-        <w:t>A vocabulary injection method that places approved metric and dimension names directly into the LLM prompt, reducing dependence on a manually written synonym list.</w:t>
-      </w:r>
-    </w:p>
-    <w:p>
-      <w:pPr>
-        <w:pStyle w:val="ListNumber"/>
+        <w:t>•</w:t>
+        <w:tab/>
+      </w:r>
+      <w:r>
+        <w:rPr>
+          <w:rFonts w:ascii="Times New Roman" w:hAnsi="Times New Roman"/>
+          <w:b/>
+          <w:sz w:val="24"/>
+        </w:rPr>
+        <w:t xml:space="preserve">Limitations: </w:t>
+      </w:r>
+      <w:r>
+        <w:rPr>
+          <w:rFonts w:ascii="Times New Roman" w:hAnsi="Times New Roman"/>
+          <w:sz w:val="24"/>
+        </w:rPr>
+        <w:t>Correctness depends on user disambiguation, and the final output remains executable SQL.</w:t>
+      </w:r>
+    </w:p>
+    <w:p>
+      <w:pPr>
         <w:spacing w:after="80" w:line="360" w:lineRule="auto"/>
+        <w:ind w:left="461" w:hanging="259"/>
       </w:pPr>
       <w:r>
         <w:rPr>
           <w:rFonts w:ascii="Times New Roman" w:hAnsi="Times New Roman"/>
           <w:sz w:val="24"/>
         </w:rPr>
-        <w:t>A verified benchmark over 107 mixed natural-language requests, separating SQL safety, true database execution validity, and semantic correctness rather than treating them as one accuracy number.</w:t>
-      </w:r>
-    </w:p>
-    <w:p>
-      <w:pPr>
-        <w:pStyle w:val="ListNumber"/>
+        <w:t>•</w:t>
+        <w:tab/>
+      </w:r>
+      <w:r>
+        <w:rPr>
+          <w:rFonts w:ascii="Times New Roman" w:hAnsi="Times New Roman"/>
+          <w:b/>
+          <w:sz w:val="24"/>
+        </w:rPr>
+        <w:t xml:space="preserve">Gap for AEGIS: </w:t>
+      </w:r>
+      <w:r>
+        <w:rPr>
+          <w:rFonts w:ascii="Times New Roman" w:hAnsi="Times New Roman"/>
+          <w:sz w:val="24"/>
+        </w:rPr>
+        <w:t>Ambiguity is handled after parsing, but unsafe or unauthorized queries are not prevented by design.</w:t>
+      </w:r>
+    </w:p>
+    <w:p>
+      <w:pPr>
+        <w:spacing w:before="200" w:after="80"/>
+        <w:jc w:val="left"/>
+      </w:pPr>
+      <w:r>
+        <w:rPr>
+          <w:rFonts w:ascii="Times New Roman" w:hAnsi="Times New Roman"/>
+          <w:b/>
+          <w:sz w:val="25"/>
+        </w:rPr>
+        <w:t>Veezoo [6]</w:t>
+      </w:r>
+    </w:p>
+    <w:p>
+      <w:pPr>
         <w:spacing w:after="80" w:line="360" w:lineRule="auto"/>
+        <w:ind w:left="461" w:hanging="259"/>
       </w:pPr>
       <w:r>
         <w:rPr>
           <w:rFonts w:ascii="Times New Roman" w:hAnsi="Times New Roman"/>
           <w:sz w:val="24"/>
         </w:rPr>
-        <w:t>A planned cross-schema generalizability evaluation that will test whether the same compiler and safety architecture can be reused on a second e-commerce schema by rebuilding only the semantic layer.</w:t>
+        <w:t>•</w:t>
+        <w:tab/>
+      </w:r>
+      <w:r>
+        <w:rPr>
+          <w:rFonts w:ascii="Times New Roman" w:hAnsi="Times New Roman"/>
+          <w:b/>
+          <w:sz w:val="24"/>
+        </w:rPr>
+        <w:t xml:space="preserve">Contribution: </w:t>
+      </w:r>
+      <w:r>
+        <w:rPr>
+          <w:rFonts w:ascii="Times New Roman" w:hAnsi="Times New Roman"/>
+          <w:sz w:val="24"/>
+        </w:rPr>
+        <w:t>Uses an editable Knowledge Graph that maps business language to database concepts.</w:t>
+      </w:r>
+    </w:p>
+    <w:p>
+      <w:pPr>
+        <w:spacing w:after="80" w:line="360" w:lineRule="auto"/>
+        <w:ind w:left="461" w:hanging="259"/>
+      </w:pPr>
+      <w:r>
+        <w:rPr>
+          <w:rFonts w:ascii="Times New Roman" w:hAnsi="Times New Roman"/>
+          <w:sz w:val="24"/>
+        </w:rPr>
+        <w:t>•</w:t>
+        <w:tab/>
+      </w:r>
+      <w:r>
+        <w:rPr>
+          <w:rFonts w:ascii="Times New Roman" w:hAnsi="Times New Roman"/>
+          <w:b/>
+          <w:sz w:val="24"/>
+        </w:rPr>
+        <w:t xml:space="preserve">Limitations: </w:t>
+      </w:r>
+      <w:r>
+        <w:rPr>
+          <w:rFonts w:ascii="Times New Roman" w:hAnsi="Times New Roman"/>
+          <w:sz w:val="24"/>
+        </w:rPr>
+        <w:t>The semantic layer improves usability, but the paper does not evaluate SQL safety or permission enforcement.</w:t>
+      </w:r>
+    </w:p>
+    <w:p>
+      <w:pPr>
+        <w:spacing w:after="80" w:line="360" w:lineRule="auto"/>
+        <w:ind w:left="461" w:hanging="259"/>
+      </w:pPr>
+      <w:r>
+        <w:rPr>
+          <w:rFonts w:ascii="Times New Roman" w:hAnsi="Times New Roman"/>
+          <w:sz w:val="24"/>
+        </w:rPr>
+        <w:t>•</w:t>
+        <w:tab/>
+      </w:r>
+      <w:r>
+        <w:rPr>
+          <w:rFonts w:ascii="Times New Roman" w:hAnsi="Times New Roman"/>
+          <w:b/>
+          <w:sz w:val="24"/>
+        </w:rPr>
+        <w:t xml:space="preserve">Gap for AEGIS: </w:t>
+      </w:r>
+      <w:r>
+        <w:rPr>
+          <w:rFonts w:ascii="Times New Roman" w:hAnsi="Times New Roman"/>
+          <w:sz w:val="24"/>
+        </w:rPr>
+        <w:t>A semantic layer exists in prior work, but not as a safety boundary.</w:t>
       </w:r>
     </w:p>
     <w:p>
@@ -2602,70 +2998,411 @@
           <w:b/>
           <w:sz w:val="28"/>
         </w:rPr>
-        <w:t>1.5  Organization of the Thesis</w:t>
-      </w:r>
-    </w:p>
-    <w:p>
-      <w:pPr>
-        <w:spacing w:after="0" w:before="0" w:line="360" w:lineRule="auto"/>
-        <w:jc w:val="both"/>
-      </w:pPr>
-      <w:r>
-        <w:rPr>
-          <w:rFonts w:ascii="Times New Roman" w:hAnsi="Times New Roman"/>
-          <w:b w:val="0"/>
-          <w:i w:val="0"/>
+        <w:t>2.2  Neural and LLM-Based Text-to-SQL</w:t>
+      </w:r>
+    </w:p>
+    <w:p>
+      <w:pPr>
+        <w:spacing w:before="200" w:after="80"/>
+        <w:jc w:val="left"/>
+      </w:pPr>
+      <w:r>
+        <w:rPr>
+          <w:rFonts w:ascii="Times New Roman" w:hAnsi="Times New Roman"/>
+          <w:b/>
+          <w:sz w:val="25"/>
+        </w:rPr>
+        <w:t>Spider and BIRD [1, 2]</w:t>
+      </w:r>
+    </w:p>
+    <w:p>
+      <w:pPr>
+        <w:spacing w:after="80" w:line="360" w:lineRule="auto"/>
+        <w:ind w:left="461" w:hanging="259"/>
+      </w:pPr>
+      <w:r>
+        <w:rPr>
+          <w:rFonts w:ascii="Times New Roman" w:hAnsi="Times New Roman"/>
           <w:sz w:val="24"/>
         </w:rPr>
-        <w:t>The remainder of this thesis moves from related work and research gaps to methodology, experimental setup, evaluation, limitations, future work, and conclusion. The structure first establishes the prior research context, then explains the AEGIS design and implementation, then reports the verified benchmark results and discusses their implications.</w:t>
-      </w:r>
-    </w:p>
-    <w:p>
-      <w:r>
-        <w:br w:type="page"/>
-      </w:r>
-    </w:p>
-    <w:p>
-      <w:pPr>
-        <w:spacing w:before="0" w:after="80"/>
-        <w:jc w:val="center"/>
-      </w:pPr>
+        <w:t>•</w:t>
+        <w:tab/>
+      </w:r>
       <w:r>
         <w:rPr>
           <w:rFonts w:ascii="Times New Roman" w:hAnsi="Times New Roman"/>
           <w:b/>
-          <w:sz w:val="32"/>
-        </w:rPr>
-        <w:t>CHAPTER 2</w:t>
-      </w:r>
-    </w:p>
-    <w:p>
-      <w:pPr>
-        <w:spacing w:after="400"/>
-        <w:jc w:val="center"/>
-      </w:pPr>
+          <w:sz w:val="24"/>
+        </w:rPr>
+        <w:t xml:space="preserve">Contribution: </w:t>
+      </w:r>
+      <w:r>
+        <w:rPr>
+          <w:rFonts w:ascii="Times New Roman" w:hAnsi="Times New Roman"/>
+          <w:sz w:val="24"/>
+        </w:rPr>
+        <w:t>Provide large text-to-SQL benchmarks for complex and cross-domain database questions.</w:t>
+      </w:r>
+    </w:p>
+    <w:p>
+      <w:pPr>
+        <w:spacing w:after="80" w:line="360" w:lineRule="auto"/>
+        <w:ind w:left="461" w:hanging="259"/>
+      </w:pPr>
+      <w:r>
+        <w:rPr>
+          <w:rFonts w:ascii="Times New Roman" w:hAnsi="Times New Roman"/>
+          <w:sz w:val="24"/>
+        </w:rPr>
+        <w:t>•</w:t>
+        <w:tab/>
+      </w:r>
       <w:r>
         <w:rPr>
           <w:rFonts w:ascii="Times New Roman" w:hAnsi="Times New Roman"/>
           <w:b/>
-          <w:sz w:val="32"/>
-        </w:rPr>
-        <w:t>LITERATURE REVIEW AND RESEARCH GAP</w:t>
-      </w:r>
-    </w:p>
-    <w:p>
-      <w:pPr>
-        <w:spacing w:after="0" w:before="0" w:line="360" w:lineRule="auto"/>
-        <w:jc w:val="both"/>
-      </w:pPr>
-      <w:r>
-        <w:rPr>
-          <w:rFonts w:ascii="Times New Roman" w:hAnsi="Times New Roman"/>
-          <w:b w:val="0"/>
-          <w:i w:val="0"/>
           <w:sz w:val="24"/>
         </w:rPr>
-        <w:t>This chapter reviews the sources most directly comparable to AEGIS, grouped by theme: natural language interfaces to databases, neural and LLM-based text-to-SQL, natural language for visualization and dashboards, and applied conversational business intelligence. Closely related sources are discussed together rather than one at a time where they make the same architectural point. Sources only loosely adjacent to AEGIS's technical contribution (general business-adoption surveys, dashboard policy literature, evaluation-methodology papers unrelated to safety) are outside this review's scope.</w:t>
+        <w:t xml:space="preserve">Limitations: </w:t>
+      </w:r>
+      <w:r>
+        <w:rPr>
+          <w:rFonts w:ascii="Times New Roman" w:hAnsi="Times New Roman"/>
+          <w:sz w:val="24"/>
+        </w:rPr>
+        <w:t>They measure SQL correctness and execution accuracy, not whether a query should be allowed.</w:t>
+      </w:r>
+    </w:p>
+    <w:p>
+      <w:pPr>
+        <w:spacing w:after="80" w:line="360" w:lineRule="auto"/>
+        <w:ind w:left="461" w:hanging="259"/>
+      </w:pPr>
+      <w:r>
+        <w:rPr>
+          <w:rFonts w:ascii="Times New Roman" w:hAnsi="Times New Roman"/>
+          <w:sz w:val="24"/>
+        </w:rPr>
+        <w:t>•</w:t>
+        <w:tab/>
+      </w:r>
+      <w:r>
+        <w:rPr>
+          <w:rFonts w:ascii="Times New Roman" w:hAnsi="Times New Roman"/>
+          <w:b/>
+          <w:sz w:val="24"/>
+        </w:rPr>
+        <w:t xml:space="preserve">Gap for AEGIS: </w:t>
+      </w:r>
+      <w:r>
+        <w:rPr>
+          <w:rFonts w:ascii="Times New Roman" w:hAnsi="Times New Roman"/>
+          <w:sz w:val="24"/>
+        </w:rPr>
+        <w:t>Benchmark success does not equal database safety or business-policy compliance.</w:t>
+      </w:r>
+    </w:p>
+    <w:p>
+      <w:pPr>
+        <w:spacing w:before="200" w:after="80"/>
+        <w:jc w:val="left"/>
+      </w:pPr>
+      <w:r>
+        <w:rPr>
+          <w:rFonts w:ascii="Times New Roman" w:hAnsi="Times New Roman"/>
+          <w:b/>
+          <w:sz w:val="25"/>
+        </w:rPr>
+        <w:t>RAT-SQL [7]</w:t>
+      </w:r>
+    </w:p>
+    <w:p>
+      <w:pPr>
+        <w:spacing w:after="80" w:line="360" w:lineRule="auto"/>
+        <w:ind w:left="461" w:hanging="259"/>
+      </w:pPr>
+      <w:r>
+        <w:rPr>
+          <w:rFonts w:ascii="Times New Roman" w:hAnsi="Times New Roman"/>
+          <w:sz w:val="24"/>
+        </w:rPr>
+        <w:t>•</w:t>
+        <w:tab/>
+      </w:r>
+      <w:r>
+        <w:rPr>
+          <w:rFonts w:ascii="Times New Roman" w:hAnsi="Times New Roman"/>
+          <w:b/>
+          <w:sz w:val="24"/>
+        </w:rPr>
+        <w:t xml:space="preserve">Contribution: </w:t>
+      </w:r>
+      <w:r>
+        <w:rPr>
+          <w:rFonts w:ascii="Times New Roman" w:hAnsi="Times New Roman"/>
+          <w:sz w:val="24"/>
+        </w:rPr>
+        <w:t>Models schema relations directly so table and column linking can improve on complex schemas.</w:t>
+      </w:r>
+    </w:p>
+    <w:p>
+      <w:pPr>
+        <w:spacing w:after="80" w:line="360" w:lineRule="auto"/>
+        <w:ind w:left="461" w:hanging="259"/>
+      </w:pPr>
+      <w:r>
+        <w:rPr>
+          <w:rFonts w:ascii="Times New Roman" w:hAnsi="Times New Roman"/>
+          <w:sz w:val="24"/>
+        </w:rPr>
+        <w:t>•</w:t>
+        <w:tab/>
+      </w:r>
+      <w:r>
+        <w:rPr>
+          <w:rFonts w:ascii="Times New Roman" w:hAnsi="Times New Roman"/>
+          <w:b/>
+          <w:sz w:val="24"/>
+        </w:rPr>
+        <w:t xml:space="preserve">Limitations: </w:t>
+      </w:r>
+      <w:r>
+        <w:rPr>
+          <w:rFonts w:ascii="Times New Roman" w:hAnsi="Times New Roman"/>
+          <w:sz w:val="24"/>
+        </w:rPr>
+        <w:t>Errors still frequently come from wrong table or column selection.</w:t>
+      </w:r>
+    </w:p>
+    <w:p>
+      <w:pPr>
+        <w:spacing w:after="80" w:line="360" w:lineRule="auto"/>
+        <w:ind w:left="461" w:hanging="259"/>
+      </w:pPr>
+      <w:r>
+        <w:rPr>
+          <w:rFonts w:ascii="Times New Roman" w:hAnsi="Times New Roman"/>
+          <w:sz w:val="24"/>
+        </w:rPr>
+        <w:t>•</w:t>
+        <w:tab/>
+      </w:r>
+      <w:r>
+        <w:rPr>
+          <w:rFonts w:ascii="Times New Roman" w:hAnsi="Times New Roman"/>
+          <w:b/>
+          <w:sz w:val="24"/>
+        </w:rPr>
+        <w:t xml:space="preserve">Gap for AEGIS: </w:t>
+      </w:r>
+      <w:r>
+        <w:rPr>
+          <w:rFonts w:ascii="Times New Roman" w:hAnsi="Times New Roman"/>
+          <w:sz w:val="24"/>
+        </w:rPr>
+        <w:t>Better schema encoding reduces some mistakes but does not create an authorization boundary.</w:t>
+      </w:r>
+    </w:p>
+    <w:p>
+      <w:pPr>
+        <w:spacing w:before="200" w:after="80"/>
+        <w:jc w:val="left"/>
+      </w:pPr>
+      <w:r>
+        <w:rPr>
+          <w:rFonts w:ascii="Times New Roman" w:hAnsi="Times New Roman"/>
+          <w:b/>
+          <w:sz w:val="25"/>
+        </w:rPr>
+        <w:t>PICARD [8]</w:t>
+      </w:r>
+    </w:p>
+    <w:p>
+      <w:pPr>
+        <w:spacing w:after="80" w:line="360" w:lineRule="auto"/>
+        <w:ind w:left="461" w:hanging="259"/>
+      </w:pPr>
+      <w:r>
+        <w:rPr>
+          <w:rFonts w:ascii="Times New Roman" w:hAnsi="Times New Roman"/>
+          <w:sz w:val="24"/>
+        </w:rPr>
+        <w:t>•</w:t>
+        <w:tab/>
+      </w:r>
+      <w:r>
+        <w:rPr>
+          <w:rFonts w:ascii="Times New Roman" w:hAnsi="Times New Roman"/>
+          <w:b/>
+          <w:sz w:val="24"/>
+        </w:rPr>
+        <w:t xml:space="preserve">Contribution: </w:t>
+      </w:r>
+      <w:r>
+        <w:rPr>
+          <w:rFonts w:ascii="Times New Roman" w:hAnsi="Times New Roman"/>
+          <w:sz w:val="24"/>
+        </w:rPr>
+        <w:t>Constrains decoding so generated SQL is more likely to be syntactically valid.</w:t>
+      </w:r>
+    </w:p>
+    <w:p>
+      <w:pPr>
+        <w:spacing w:after="80" w:line="360" w:lineRule="auto"/>
+        <w:ind w:left="461" w:hanging="259"/>
+      </w:pPr>
+      <w:r>
+        <w:rPr>
+          <w:rFonts w:ascii="Times New Roman" w:hAnsi="Times New Roman"/>
+          <w:sz w:val="24"/>
+        </w:rPr>
+        <w:t>•</w:t>
+        <w:tab/>
+      </w:r>
+      <w:r>
+        <w:rPr>
+          <w:rFonts w:ascii="Times New Roman" w:hAnsi="Times New Roman"/>
+          <w:b/>
+          <w:sz w:val="24"/>
+        </w:rPr>
+        <w:t xml:space="preserve">Limitations: </w:t>
+      </w:r>
+      <w:r>
+        <w:rPr>
+          <w:rFonts w:ascii="Times New Roman" w:hAnsi="Times New Roman"/>
+          <w:sz w:val="24"/>
+        </w:rPr>
+        <w:t>The model still authors the SQL, and grammar validity does not prove the query is semantically safe.</w:t>
+      </w:r>
+    </w:p>
+    <w:p>
+      <w:pPr>
+        <w:spacing w:after="80" w:line="360" w:lineRule="auto"/>
+        <w:ind w:left="461" w:hanging="259"/>
+      </w:pPr>
+      <w:r>
+        <w:rPr>
+          <w:rFonts w:ascii="Times New Roman" w:hAnsi="Times New Roman"/>
+          <w:sz w:val="24"/>
+        </w:rPr>
+        <w:t>•</w:t>
+        <w:tab/>
+      </w:r>
+      <w:r>
+        <w:rPr>
+          <w:rFonts w:ascii="Times New Roman" w:hAnsi="Times New Roman"/>
+          <w:b/>
+          <w:sz w:val="24"/>
+        </w:rPr>
+        <w:t xml:space="preserve">Gap for AEGIS: </w:t>
+      </w:r>
+      <w:r>
+        <w:rPr>
+          <w:rFonts w:ascii="Times New Roman" w:hAnsi="Times New Roman"/>
+          <w:sz w:val="24"/>
+        </w:rPr>
+        <w:t>A valid SQL string can still express the wrong intent or access the wrong data.</w:t>
+      </w:r>
+    </w:p>
+    <w:p>
+      <w:pPr>
+        <w:spacing w:before="200" w:after="80"/>
+        <w:jc w:val="left"/>
+      </w:pPr>
+      <w:r>
+        <w:rPr>
+          <w:rFonts w:ascii="Times New Roman" w:hAnsi="Times New Roman"/>
+          <w:b/>
+          <w:sz w:val="25"/>
+        </w:rPr>
+        <w:t>G-SQL and TriSQL [9, 10]</w:t>
+      </w:r>
+    </w:p>
+    <w:p>
+      <w:pPr>
+        <w:spacing w:after="80" w:line="360" w:lineRule="auto"/>
+        <w:ind w:left="461" w:hanging="259"/>
+      </w:pPr>
+      <w:r>
+        <w:rPr>
+          <w:rFonts w:ascii="Times New Roman" w:hAnsi="Times New Roman"/>
+          <w:sz w:val="24"/>
+        </w:rPr>
+        <w:t>•</w:t>
+        <w:tab/>
+      </w:r>
+      <w:r>
+        <w:rPr>
+          <w:rFonts w:ascii="Times New Roman" w:hAnsi="Times New Roman"/>
+          <w:b/>
+          <w:sz w:val="24"/>
+        </w:rPr>
+        <w:t xml:space="preserve">Contribution: </w:t>
+      </w:r>
+      <w:r>
+        <w:rPr>
+          <w:rFonts w:ascii="Times New Roman" w:hAnsi="Times New Roman"/>
+          <w:sz w:val="24"/>
+        </w:rPr>
+        <w:t>Show two strong directions: rule-guided schema-aware translation and multi-stage LLM refinement.</w:t>
+      </w:r>
+    </w:p>
+    <w:p>
+      <w:pPr>
+        <w:spacing w:after="80" w:line="360" w:lineRule="auto"/>
+        <w:ind w:left="461" w:hanging="259"/>
+      </w:pPr>
+      <w:r>
+        <w:rPr>
+          <w:rFonts w:ascii="Times New Roman" w:hAnsi="Times New Roman"/>
+          <w:sz w:val="24"/>
+        </w:rPr>
+        <w:t>•</w:t>
+        <w:tab/>
+      </w:r>
+      <w:r>
+        <w:rPr>
+          <w:rFonts w:ascii="Times New Roman" w:hAnsi="Times New Roman"/>
+          <w:b/>
+          <w:sz w:val="24"/>
+        </w:rPr>
+        <w:t xml:space="preserve">Limitations: </w:t>
+      </w:r>
+      <w:r>
+        <w:rPr>
+          <w:rFonts w:ascii="Times New Roman" w:hAnsi="Times New Roman"/>
+          <w:sz w:val="24"/>
+        </w:rPr>
+        <w:t>G-SQL has limited qualitative evaluation, while TriSQL still depends on LLM-authored executable SQL.</w:t>
+      </w:r>
+    </w:p>
+    <w:p>
+      <w:pPr>
+        <w:spacing w:after="80" w:line="360" w:lineRule="auto"/>
+        <w:ind w:left="461" w:hanging="259"/>
+      </w:pPr>
+      <w:r>
+        <w:rPr>
+          <w:rFonts w:ascii="Times New Roman" w:hAnsi="Times New Roman"/>
+          <w:sz w:val="24"/>
+        </w:rPr>
+        <w:t>•</w:t>
+        <w:tab/>
+      </w:r>
+      <w:r>
+        <w:rPr>
+          <w:rFonts w:ascii="Times New Roman" w:hAnsi="Times New Roman"/>
+          <w:b/>
+          <w:sz w:val="24"/>
+        </w:rPr>
+        <w:t xml:space="preserve">Gap for AEGIS: </w:t>
+      </w:r>
+      <w:r>
+        <w:rPr>
+          <w:rFonts w:ascii="Times New Roman" w:hAnsi="Times New Roman"/>
+          <w:sz w:val="24"/>
+        </w:rPr>
+        <w:t>The closest prior work improves accuracy, but does not remove SQL generation from the LLM output space.</w:t>
       </w:r>
     </w:p>
     <w:p>
@@ -2679,37 +3416,209 @@
           <w:b/>
           <w:sz w:val="28"/>
         </w:rPr>
-        <w:t>2.1  Natural Language Interfaces to Databases</w:t>
-      </w:r>
-    </w:p>
-    <w:p>
-      <w:pPr>
-        <w:spacing w:after="160" w:before="0" w:line="360" w:lineRule="auto"/>
-        <w:jc w:val="both"/>
-      </w:pPr>
-      <w:r>
-        <w:rPr>
-          <w:rFonts w:ascii="Times New Roman" w:hAnsi="Times New Roman"/>
-          <w:b w:val="0"/>
-          <w:i w:val="0"/>
+        <w:t>2.3  Natural Language for Visualization and Dashboards</w:t>
+      </w:r>
+    </w:p>
+    <w:p>
+      <w:pPr>
+        <w:spacing w:before="200" w:after="80"/>
+        <w:jc w:val="left"/>
+      </w:pPr>
+      <w:r>
+        <w:rPr>
+          <w:rFonts w:ascii="Times New Roman" w:hAnsi="Times New Roman"/>
+          <w:b/>
+          <w:sz w:val="25"/>
+        </w:rPr>
+        <w:t>nl4dv and DataTone [11, 12]</w:t>
+      </w:r>
+    </w:p>
+    <w:p>
+      <w:pPr>
+        <w:spacing w:after="80" w:line="360" w:lineRule="auto"/>
+        <w:ind w:left="461" w:hanging="259"/>
+      </w:pPr>
+      <w:r>
+        <w:rPr>
+          <w:rFonts w:ascii="Times New Roman" w:hAnsi="Times New Roman"/>
           <w:sz w:val="24"/>
         </w:rPr>
-        <w:t>Two systematic surveys frame this literature [3]. The earlier survey benchmarks 24 NLIDBs against ten questions of increasing complexity across four architectural classes (keyword, pattern, parsing, grammar-based); grammar-based systems achieve the broadest coverage but require users to learn a constrained vocabulary [4]. The more recent review is the only one to name SQL-injection risk directly, discussing TrojanSQL, a backdoor injection attack the authors report is difficult to defend against, yet its only recommended mitigation is generic (additional layers of security or filtering), with no architectural defense proposed. Neither survey finds a system that treats safety as a structural property.</w:t>
-      </w:r>
-    </w:p>
-    <w:p>
-      <w:pPr>
-        <w:spacing w:after="0" w:before="0" w:line="360" w:lineRule="auto"/>
-        <w:jc w:val="both"/>
-      </w:pPr>
-      <w:r>
-        <w:rPr>
-          <w:rFonts w:ascii="Times New Roman" w:hAnsi="Times New Roman"/>
-          <w:b w:val="0"/>
-          <w:i w:val="0"/>
+        <w:t>•</w:t>
+        <w:tab/>
+      </w:r>
+      <w:r>
+        <w:rPr>
+          <w:rFonts w:ascii="Times New Roman" w:hAnsi="Times New Roman"/>
+          <w:b/>
           <w:sz w:val="24"/>
         </w:rPr>
-        <w:t>NaLIR and Veezoo are the closest prior systems to AEGIS's use of a curated vocabulary [5, 6]. The first parses a query into a grammar-constrained intermediate query tree and surfaces ambiguity to the user through a short multiple-choice interaction rather than guessing, correctly completing 88 of 98 tasks versus 56 of 98 without this step. The second constrains matching with an editable Knowledge Graph structurally analogous to a semantic layer, needing a median of two clarification attempts to reach a correct answer in a controlled study. Both, however, still compile into open-ended SQL and depend on user-facing dialogue to recover from a wrong query rather than preventing an unsafe one up front, and both produce one-off answers with no persistence.</w:t>
+        <w:t xml:space="preserve">Contribution: </w:t>
+      </w:r>
+      <w:r>
+        <w:rPr>
+          <w:rFonts w:ascii="Times New Roman" w:hAnsi="Times New Roman"/>
+          <w:sz w:val="24"/>
+        </w:rPr>
+        <w:t>Map natural-language questions into visualization tasks and expose ambiguity instead of silently guessing.</w:t>
+      </w:r>
+    </w:p>
+    <w:p>
+      <w:pPr>
+        <w:spacing w:after="80" w:line="360" w:lineRule="auto"/>
+        <w:ind w:left="461" w:hanging="259"/>
+      </w:pPr>
+      <w:r>
+        <w:rPr>
+          <w:rFonts w:ascii="Times New Roman" w:hAnsi="Times New Roman"/>
+          <w:sz w:val="24"/>
+        </w:rPr>
+        <w:t>•</w:t>
+        <w:tab/>
+      </w:r>
+      <w:r>
+        <w:rPr>
+          <w:rFonts w:ascii="Times New Roman" w:hAnsi="Times New Roman"/>
+          <w:b/>
+          <w:sz w:val="24"/>
+        </w:rPr>
+        <w:t xml:space="preserve">Limitations: </w:t>
+      </w:r>
+      <w:r>
+        <w:rPr>
+          <w:rFonts w:ascii="Times New Roman" w:hAnsi="Times New Roman"/>
+          <w:sz w:val="24"/>
+        </w:rPr>
+        <w:t>They focus on visualization specification, not protected database execution or persistent dashboard widgets.</w:t>
+      </w:r>
+    </w:p>
+    <w:p>
+      <w:pPr>
+        <w:spacing w:after="80" w:line="360" w:lineRule="auto"/>
+        <w:ind w:left="461" w:hanging="259"/>
+      </w:pPr>
+      <w:r>
+        <w:rPr>
+          <w:rFonts w:ascii="Times New Roman" w:hAnsi="Times New Roman"/>
+          <w:sz w:val="24"/>
+        </w:rPr>
+        <w:t>•</w:t>
+        <w:tab/>
+      </w:r>
+      <w:r>
+        <w:rPr>
+          <w:rFonts w:ascii="Times New Roman" w:hAnsi="Times New Roman"/>
+          <w:b/>
+          <w:sz w:val="24"/>
+        </w:rPr>
+        <w:t xml:space="preserve">Gap for AEGIS: </w:t>
+      </w:r>
+      <w:r>
+        <w:rPr>
+          <w:rFonts w:ascii="Times New Roman" w:hAnsi="Times New Roman"/>
+          <w:sz w:val="24"/>
+        </w:rPr>
+        <w:t>Visualization systems solve chart selection but leave SQL safety and reuse outside the architecture.</w:t>
+      </w:r>
+    </w:p>
+    <w:p>
+      <w:pPr>
+        <w:spacing w:before="200" w:after="80"/>
+        <w:jc w:val="left"/>
+      </w:pPr>
+      <w:r>
+        <w:rPr>
+          <w:rFonts w:ascii="Times New Roman" w:hAnsi="Times New Roman"/>
+          <w:b/>
+          <w:sz w:val="25"/>
+        </w:rPr>
+        <w:t>DashBot [13]</w:t>
+      </w:r>
+    </w:p>
+    <w:p>
+      <w:pPr>
+        <w:spacing w:after="80" w:line="360" w:lineRule="auto"/>
+        <w:ind w:left="461" w:hanging="259"/>
+      </w:pPr>
+      <w:r>
+        <w:rPr>
+          <w:rFonts w:ascii="Times New Roman" w:hAnsi="Times New Roman"/>
+          <w:sz w:val="24"/>
+        </w:rPr>
+        <w:t>•</w:t>
+        <w:tab/>
+      </w:r>
+      <w:r>
+        <w:rPr>
+          <w:rFonts w:ascii="Times New Roman" w:hAnsi="Times New Roman"/>
+          <w:b/>
+          <w:sz w:val="24"/>
+        </w:rPr>
+        <w:t xml:space="preserve">Contribution: </w:t>
+      </w:r>
+      <w:r>
+        <w:rPr>
+          <w:rFonts w:ascii="Times New Roman" w:hAnsi="Times New Roman"/>
+          <w:sz w:val="24"/>
+        </w:rPr>
+        <w:t>Uses deep reinforcement learning and dashboard-design rules to compose multi-chart dashboards.</w:t>
+      </w:r>
+    </w:p>
+    <w:p>
+      <w:pPr>
+        <w:spacing w:after="80" w:line="360" w:lineRule="auto"/>
+        <w:ind w:left="461" w:hanging="259"/>
+      </w:pPr>
+      <w:r>
+        <w:rPr>
+          <w:rFonts w:ascii="Times New Roman" w:hAnsi="Times New Roman"/>
+          <w:sz w:val="24"/>
+        </w:rPr>
+        <w:t>•</w:t>
+        <w:tab/>
+      </w:r>
+      <w:r>
+        <w:rPr>
+          <w:rFonts w:ascii="Times New Roman" w:hAnsi="Times New Roman"/>
+          <w:b/>
+          <w:sz w:val="24"/>
+        </w:rPr>
+        <w:t xml:space="preserve">Limitations: </w:t>
+      </w:r>
+      <w:r>
+        <w:rPr>
+          <w:rFonts w:ascii="Times New Roman" w:hAnsi="Times New Roman"/>
+          <w:sz w:val="24"/>
+        </w:rPr>
+        <w:t>It has no natural-language-to-SQL stage and does not handle governed production database access.</w:t>
+      </w:r>
+    </w:p>
+    <w:p>
+      <w:pPr>
+        <w:spacing w:after="80" w:line="360" w:lineRule="auto"/>
+        <w:ind w:left="461" w:hanging="259"/>
+      </w:pPr>
+      <w:r>
+        <w:rPr>
+          <w:rFonts w:ascii="Times New Roman" w:hAnsi="Times New Roman"/>
+          <w:sz w:val="24"/>
+        </w:rPr>
+        <w:t>•</w:t>
+        <w:tab/>
+      </w:r>
+      <w:r>
+        <w:rPr>
+          <w:rFonts w:ascii="Times New Roman" w:hAnsi="Times New Roman"/>
+          <w:b/>
+          <w:sz w:val="24"/>
+        </w:rPr>
+        <w:t xml:space="preserve">Gap for AEGIS: </w:t>
+      </w:r>
+      <w:r>
+        <w:rPr>
+          <w:rFonts w:ascii="Times New Roman" w:hAnsi="Times New Roman"/>
+          <w:sz w:val="24"/>
+        </w:rPr>
+        <w:t>Dashboard composition is useful, but it does not solve safe language-to-data translation.</w:t>
       </w:r>
     </w:p>
     <w:p>
@@ -2723,52 +3632,214 @@
           <w:b/>
           <w:sz w:val="28"/>
         </w:rPr>
-        <w:t>2.2  Neural and LLM-Based Text-to-SQL</w:t>
-      </w:r>
-    </w:p>
-    <w:p>
-      <w:pPr>
-        <w:spacing w:after="160" w:before="0" w:line="360" w:lineRule="auto"/>
-        <w:jc w:val="both"/>
-      </w:pPr>
-      <w:r>
-        <w:rPr>
-          <w:rFonts w:ascii="Times New Roman" w:hAnsi="Times New Roman"/>
-          <w:b w:val="0"/>
-          <w:i w:val="0"/>
+        <w:t>2.4  Applied Conversational Business Intelligence</w:t>
+      </w:r>
+    </w:p>
+    <w:p>
+      <w:pPr>
+        <w:spacing w:before="200" w:after="80"/>
+        <w:jc w:val="left"/>
+      </w:pPr>
+      <w:r>
+        <w:rPr>
+          <w:rFonts w:ascii="Times New Roman" w:hAnsi="Times New Roman"/>
+          <w:b/>
+          <w:sz w:val="25"/>
+        </w:rPr>
+        <w:t>Conversational BI assistants [14]</w:t>
+      </w:r>
+    </w:p>
+    <w:p>
+      <w:pPr>
+        <w:spacing w:after="80" w:line="360" w:lineRule="auto"/>
+        <w:ind w:left="461" w:hanging="259"/>
+      </w:pPr>
+      <w:r>
+        <w:rPr>
+          <w:rFonts w:ascii="Times New Roman" w:hAnsi="Times New Roman"/>
           <w:sz w:val="24"/>
         </w:rPr>
-        <w:t>Spider and BIRD provide the clearest evidence that free-form generation is unreliable at scale [1, 2]. The first benchmark's strict cross-domain train/test split found the best contemporary baseline reached only 12.4% exact-match accuracy on unseen schemas. The second went further, testing 95 real, large databases with expert-annotated domain knowledge: even GPT-4 combined with DIN-SQL prompting reached only 55.9% execution accuracy against a 92.96% human-expert ceiling, with wrong schema linking (41.6%) and misunderstood database values (40.8%) as the dominant failure modes.</w:t>
-      </w:r>
-    </w:p>
-    <w:p>
-      <w:pPr>
-        <w:spacing w:after="160" w:before="0" w:line="360" w:lineRule="auto"/>
-        <w:jc w:val="both"/>
-      </w:pPr>
-      <w:r>
-        <w:rPr>
-          <w:rFonts w:ascii="Times New Roman" w:hAnsi="Times New Roman"/>
-          <w:b w:val="0"/>
-          <w:i w:val="0"/>
+        <w:t>•</w:t>
+        <w:tab/>
+      </w:r>
+      <w:r>
+        <w:rPr>
+          <w:rFonts w:ascii="Times New Roman" w:hAnsi="Times New Roman"/>
+          <w:b/>
           <w:sz w:val="24"/>
         </w:rPr>
-        <w:t>RAT-SQL and PICARD each constrain the same underlying generation approach without changing who authors the SQL [7, 8]. The former encodes the schema as a relational graph via relation-aware self-attention, reaching 57.2% exact-match on Spider, yet oracle analysis attributes 72-81% of its remaining errors to wrong column or table selection. The latter instead constrains decoding at the token level, cutting invalid SQL on Spider from roughly 12% to 2% â€” but the LLM still writes every character of the SQL string, so a semantic bug invisible to the grammar check (a wrong join, or wrong business definition) can still pass through as syntactically valid SQL.</w:t>
-      </w:r>
-    </w:p>
-    <w:p>
-      <w:pPr>
-        <w:spacing w:after="0" w:before="0" w:line="360" w:lineRule="auto"/>
-        <w:jc w:val="both"/>
-      </w:pPr>
-      <w:r>
-        <w:rPr>
-          <w:rFonts w:ascii="Times New Roman" w:hAnsi="Times New Roman"/>
-          <w:b w:val="0"/>
-          <w:i w:val="0"/>
+        <w:t xml:space="preserve">Contribution: </w:t>
+      </w:r>
+      <w:r>
+        <w:rPr>
+          <w:rFonts w:ascii="Times New Roman" w:hAnsi="Times New Roman"/>
           <w:sz w:val="24"/>
         </w:rPr>
-        <w:t>G-SQL and TriSQL sit at opposite ends of the same spectrum and are the two closest points of comparison for AEGIS [9, 10]. G-SQL is rule-based and template-driven over a curated schema representation, deliberately avoiding a neural component that writes SQL directly; it reaches 100% execution accuracy on easy queries but falls to 45-55% on extra-hard ones. TriSQL is, at the time of writing, the state of the art: a three-stage LLM pipeline (schema selection, skeleton-first generation, complexity-aware refinement) reaching 82.2% execution accuracy on Spider. It is the sharpest possible contrast to AEGIS, precisely because it is state of the art and still has the LLM produce the final executable SQL directly, with no semantic layer and no reported safety evaluation.</w:t>
+        <w:t>Demonstrate that LLM-based chat can be connected to dashboards and SQL tools.</w:t>
+      </w:r>
+    </w:p>
+    <w:p>
+      <w:pPr>
+        <w:spacing w:after="80" w:line="360" w:lineRule="auto"/>
+        <w:ind w:left="461" w:hanging="259"/>
+      </w:pPr>
+      <w:r>
+        <w:rPr>
+          <w:rFonts w:ascii="Times New Roman" w:hAnsi="Times New Roman"/>
+          <w:sz w:val="24"/>
+        </w:rPr>
+        <w:t>•</w:t>
+        <w:tab/>
+      </w:r>
+      <w:r>
+        <w:rPr>
+          <w:rFonts w:ascii="Times New Roman" w:hAnsi="Times New Roman"/>
+          <w:b/>
+          <w:sz w:val="24"/>
+        </w:rPr>
+        <w:t xml:space="preserve">Limitations: </w:t>
+      </w:r>
+      <w:r>
+        <w:rPr>
+          <w:rFonts w:ascii="Times New Roman" w:hAnsi="Times New Roman"/>
+          <w:sz w:val="24"/>
+        </w:rPr>
+        <w:t>Direct SQL execution through an LLM tool loop creates a large attack surface and is rarely evaluated adversarially.</w:t>
+      </w:r>
+    </w:p>
+    <w:p>
+      <w:pPr>
+        <w:spacing w:after="80" w:line="360" w:lineRule="auto"/>
+        <w:ind w:left="461" w:hanging="259"/>
+      </w:pPr>
+      <w:r>
+        <w:rPr>
+          <w:rFonts w:ascii="Times New Roman" w:hAnsi="Times New Roman"/>
+          <w:sz w:val="24"/>
+        </w:rPr>
+        <w:t>•</w:t>
+        <w:tab/>
+      </w:r>
+      <w:r>
+        <w:rPr>
+          <w:rFonts w:ascii="Times New Roman" w:hAnsi="Times New Roman"/>
+          <w:b/>
+          <w:sz w:val="24"/>
+        </w:rPr>
+        <w:t xml:space="preserve">Gap for AEGIS: </w:t>
+      </w:r>
+      <w:r>
+        <w:rPr>
+          <w:rFonts w:ascii="Times New Roman" w:hAnsi="Times New Roman"/>
+          <w:sz w:val="24"/>
+        </w:rPr>
+        <w:t>A production assistant needs a constrained execution layer, not only a conversational interface.</w:t>
+      </w:r>
+    </w:p>
+    <w:p>
+      <w:pPr>
+        <w:spacing w:before="200" w:after="80"/>
+        <w:jc w:val="left"/>
+      </w:pPr>
+      <w:r>
+        <w:rPr>
+          <w:rFonts w:ascii="Times New Roman" w:hAnsi="Times New Roman"/>
+          <w:b/>
+          <w:sz w:val="25"/>
+        </w:rPr>
+        <w:t>Explanatory dashboard analytics [15]</w:t>
+      </w:r>
+    </w:p>
+    <w:p>
+      <w:pPr>
+        <w:spacing w:after="80" w:line="360" w:lineRule="auto"/>
+        <w:ind w:left="461" w:hanging="259"/>
+      </w:pPr>
+      <w:r>
+        <w:rPr>
+          <w:rFonts w:ascii="Times New Roman" w:hAnsi="Times New Roman"/>
+          <w:sz w:val="24"/>
+        </w:rPr>
+        <w:t>•</w:t>
+        <w:tab/>
+      </w:r>
+      <w:r>
+        <w:rPr>
+          <w:rFonts w:ascii="Times New Roman" w:hAnsi="Times New Roman"/>
+          <w:b/>
+          <w:sz w:val="24"/>
+        </w:rPr>
+        <w:t xml:space="preserve">Contribution: </w:t>
+      </w:r>
+      <w:r>
+        <w:rPr>
+          <w:rFonts w:ascii="Times New Roman" w:hAnsi="Times New Roman"/>
+          <w:sz w:val="24"/>
+        </w:rPr>
+        <w:t>Shows that deterministic computation followed by LLM narration can improve reliability in business explanation tasks.</w:t>
+      </w:r>
+    </w:p>
+    <w:p>
+      <w:pPr>
+        <w:spacing w:after="80" w:line="360" w:lineRule="auto"/>
+        <w:ind w:left="461" w:hanging="259"/>
+      </w:pPr>
+      <w:r>
+        <w:rPr>
+          <w:rFonts w:ascii="Times New Roman" w:hAnsi="Times New Roman"/>
+          <w:sz w:val="24"/>
+        </w:rPr>
+        <w:t>•</w:t>
+        <w:tab/>
+      </w:r>
+      <w:r>
+        <w:rPr>
+          <w:rFonts w:ascii="Times New Roman" w:hAnsi="Times New Roman"/>
+          <w:b/>
+          <w:sz w:val="24"/>
+        </w:rPr>
+        <w:t xml:space="preserve">Limitations: </w:t>
+      </w:r>
+      <w:r>
+        <w:rPr>
+          <w:rFonts w:ascii="Times New Roman" w:hAnsi="Times New Roman"/>
+          <w:sz w:val="24"/>
+        </w:rPr>
+        <w:t>The work targets dashboard explanation, not safe SQL compilation or reusable widget creation.</w:t>
+      </w:r>
+    </w:p>
+    <w:p>
+      <w:pPr>
+        <w:spacing w:after="80" w:line="360" w:lineRule="auto"/>
+        <w:ind w:left="461" w:hanging="259"/>
+      </w:pPr>
+      <w:r>
+        <w:rPr>
+          <w:rFonts w:ascii="Times New Roman" w:hAnsi="Times New Roman"/>
+          <w:sz w:val="24"/>
+        </w:rPr>
+        <w:t>•</w:t>
+        <w:tab/>
+      </w:r>
+      <w:r>
+        <w:rPr>
+          <w:rFonts w:ascii="Times New Roman" w:hAnsi="Times New Roman"/>
+          <w:b/>
+          <w:sz w:val="24"/>
+        </w:rPr>
+        <w:t xml:space="preserve">Gap for AEGIS: </w:t>
+      </w:r>
+      <w:r>
+        <w:rPr>
+          <w:rFonts w:ascii="Times New Roman" w:hAnsi="Times New Roman"/>
+          <w:sz w:val="24"/>
+        </w:rPr>
+        <w:t>It supports AEGIS's choice to let deterministic code compute results while the LLM handles language.</w:t>
+      </w:r>
+    </w:p>
+    <w:p>
+      <w:r>
+        <w:br w:type="page"/>
       </w:r>
     </w:p>
     <w:p>
@@ -2782,84 +3853,6 @@
           <w:b/>
           <w:sz w:val="28"/>
         </w:rPr>
-        <w:t>2.3  Natural Language for Visualization and Dashboards</w:t>
-      </w:r>
-    </w:p>
-    <w:p>
-      <w:pPr>
-        <w:spacing w:after="160" w:before="0" w:line="360" w:lineRule="auto"/>
-        <w:jc w:val="both"/>
-      </w:pPr>
-      <w:r>
-        <w:rPr>
-          <w:rFonts w:ascii="Times New Roman" w:hAnsi="Times New Roman"/>
-          <w:b w:val="0"/>
-          <w:i w:val="0"/>
-          <w:sz w:val="24"/>
-        </w:rPr>
-        <w:t>nl4dv and DataTone are the closest visualization-side precedents [11, 12]. The first maps natural language to a small, fixed set of five analytic tasks via a rule-based mapping table, closely analogous to AEGIS's bounded-vocabulary design, but has no SQL-safety or permission layer at all since it operates only on an in-memory dataset, and produces a one-off specification with no persistence. The second instead surfaces ambiguity through interactive widgets rather than resolving it silently, significantly outperforming IBM Watson Analytics in a comparative study (5.43 vs. 2.00 correct facts, p &lt; 0.01), but is limited to single-table data with no persistence mechanism.</w:t>
-      </w:r>
-    </w:p>
-    <w:p>
-      <w:pPr>
-        <w:spacing w:after="0" w:before="0" w:line="360" w:lineRule="auto"/>
-        <w:jc w:val="both"/>
-      </w:pPr>
-      <w:r>
-        <w:rPr>
-          <w:rFonts w:ascii="Times New Roman" w:hAnsi="Times New Roman"/>
-          <w:b w:val="0"/>
-          <w:i w:val="0"/>
-          <w:sz w:val="24"/>
-        </w:rPr>
-        <w:t>DashBot composes multi-chart dashboards with deep reinforcement learning guided by design rules drawn from a study of 90 real dashboards [13]. It has no natural-language input at all, and because it never generates SQL from user language, it never encounters the safety problem AEGIS is built to solve.</w:t>
-      </w:r>
-    </w:p>
-    <w:p>
-      <w:pPr>
-        <w:spacing w:before="320" w:after="160"/>
-        <w:jc w:val="left"/>
-      </w:pPr>
-      <w:r>
-        <w:rPr>
-          <w:rFonts w:ascii="Times New Roman" w:hAnsi="Times New Roman"/>
-          <w:b/>
-          <w:sz w:val="28"/>
-        </w:rPr>
-        <w:t>2.4  Applied Conversational Business Intelligence</w:t>
-      </w:r>
-    </w:p>
-    <w:p>
-      <w:pPr>
-        <w:spacing w:after="0" w:before="0" w:line="360" w:lineRule="auto"/>
-        <w:jc w:val="both"/>
-      </w:pPr>
-      <w:r>
-        <w:rPr>
-          <w:rFonts w:ascii="Times New Roman" w:hAnsi="Times New Roman"/>
-          <w:b w:val="0"/>
-          <w:i w:val="0"/>
-          <w:sz w:val="24"/>
-        </w:rPr>
-        <w:t>Two recent applied studies bookend AEGIS's design choice [14]. One describes a deployed Groq/LangChain assistant that gives an LLM direct SQL-execution tools and a self-correction retry loop â€” a live, working example of exactly the attack surface AEGIS's threat model is designed to close, with no reported adversarial evaluation [15]. The other, by contrast, independently arrives at AEGIS's central design principle in an unrelated domain: a deterministic, non-AI formalism computes a business explanation, and an LLM is used only to narrate the already-correct result. A pre-study in the same thesis found that ten commercial AI-BI products could all answer simple descriptive queries but none could correctly answer explanatory ones without manual reconfiguration â€” direct evidence that unconstrained LLM reasoning fails at exactly the class of task AEGIS targets.</w:t>
-      </w:r>
-    </w:p>
-    <w:p>
-      <w:r>
-        <w:br w:type="page"/>
-      </w:r>
-    </w:p>
-    <w:p>
-      <w:pPr>
-        <w:spacing w:before="320" w:after="160"/>
-        <w:jc w:val="left"/>
-      </w:pPr>
-      <w:r>
-        <w:rPr>
-          <w:rFonts w:ascii="Times New Roman" w:hAnsi="Times New Roman"/>
-          <w:b/>
-          <w:sz w:val="28"/>
-        </w:rPr>
         <w:t>2.5  Comparative Summary</w:t>
       </w:r>
     </w:p>
@@ -2867,6 +3860,7 @@
       <w:pPr>
         <w:spacing w:before="80" w:after="80"/>
         <w:jc w:val="center"/>
+        <w:keepNext/>
       </w:pPr>
       <w:r>
         <w:rPr>
@@ -2874,7 +3868,7 @@
           <w:b/>
           <w:sz w:val="22"/>
         </w:rPr>
-        <w:t>Table 4: Comparative summary of the most closely related systems.</w:t>
+        <w:t>Table 1: Comparative summary of the most closely related systems.</w:t>
       </w:r>
     </w:p>
     <w:tbl>
@@ -2913,6 +3907,7 @@
           </w:tcPr>
           <w:p>
             <w:pPr>
+              <w:spacing w:before="0" w:after="0" w:line="240" w:lineRule="auto"/>
               <w:jc w:val="center"/>
               <w:keepNext/>
             </w:pPr>
@@ -2939,6 +3934,7 @@
           </w:tcPr>
           <w:p>
             <w:pPr>
+              <w:spacing w:before="0" w:after="0" w:line="240" w:lineRule="auto"/>
               <w:jc w:val="center"/>
               <w:keepNext/>
             </w:pPr>
@@ -2965,6 +3961,7 @@
           </w:tcPr>
           <w:p>
             <w:pPr>
+              <w:spacing w:before="0" w:after="0" w:line="240" w:lineRule="auto"/>
               <w:jc w:val="center"/>
               <w:keepNext/>
             </w:pPr>
@@ -2991,6 +3988,7 @@
           </w:tcPr>
           <w:p>
             <w:pPr>
+              <w:spacing w:before="0" w:after="0" w:line="240" w:lineRule="auto"/>
               <w:jc w:val="center"/>
               <w:keepNext/>
             </w:pPr>
@@ -3017,6 +4015,7 @@
           </w:tcPr>
           <w:p>
             <w:pPr>
+              <w:spacing w:before="0" w:after="0" w:line="240" w:lineRule="auto"/>
               <w:jc w:val="center"/>
               <w:keepNext/>
             </w:pPr>
@@ -3043,6 +4042,7 @@
           </w:tcPr>
           <w:p>
             <w:pPr>
+              <w:spacing w:before="0" w:after="0" w:line="240" w:lineRule="auto"/>
               <w:jc w:val="center"/>
               <w:keepNext/>
             </w:pPr>
@@ -3069,6 +4069,7 @@
           </w:tcPr>
           <w:p>
             <w:pPr>
+              <w:spacing w:before="0" w:after="0" w:line="240" w:lineRule="auto"/>
               <w:jc w:val="center"/>
               <w:keepNext/>
             </w:pPr>
@@ -3095,6 +4096,7 @@
           </w:tcPr>
           <w:p>
             <w:pPr>
+              <w:spacing w:before="0" w:after="0" w:line="240" w:lineRule="auto"/>
               <w:jc w:val="center"/>
               <w:keepNext/>
             </w:pPr>
@@ -3126,6 +4128,7 @@
           </w:tcPr>
           <w:p>
             <w:pPr>
+              <w:spacing w:before="0" w:after="0" w:line="240" w:lineRule="auto"/>
               <w:keepNext/>
             </w:pPr>
             <w:r>
@@ -3150,6 +4153,7 @@
           </w:tcPr>
           <w:p>
             <w:pPr>
+              <w:spacing w:before="0" w:after="0" w:line="240" w:lineRule="auto"/>
               <w:jc w:val="center"/>
               <w:keepNext/>
             </w:pPr>
@@ -3175,6 +4179,7 @@
           </w:tcPr>
           <w:p>
             <w:pPr>
+              <w:spacing w:before="0" w:after="0" w:line="240" w:lineRule="auto"/>
               <w:jc w:val="center"/>
               <w:keepNext/>
             </w:pPr>
@@ -3200,6 +4205,7 @@
           </w:tcPr>
           <w:p>
             <w:pPr>
+              <w:spacing w:before="0" w:after="0" w:line="240" w:lineRule="auto"/>
               <w:jc w:val="center"/>
               <w:keepNext/>
             </w:pPr>
@@ -3225,6 +4231,7 @@
           </w:tcPr>
           <w:p>
             <w:pPr>
+              <w:spacing w:before="0" w:after="0" w:line="240" w:lineRule="auto"/>
               <w:jc w:val="center"/>
               <w:keepNext/>
             </w:pPr>
@@ -3250,6 +4257,7 @@
           </w:tcPr>
           <w:p>
             <w:pPr>
+              <w:spacing w:before="0" w:after="0" w:line="240" w:lineRule="auto"/>
               <w:jc w:val="center"/>
               <w:keepNext/>
             </w:pPr>
@@ -3275,6 +4283,7 @@
           </w:tcPr>
           <w:p>
             <w:pPr>
+              <w:spacing w:before="0" w:after="0" w:line="240" w:lineRule="auto"/>
               <w:jc w:val="center"/>
               <w:keepNext/>
             </w:pPr>
@@ -3300,6 +4309,7 @@
           </w:tcPr>
           <w:p>
             <w:pPr>
+              <w:spacing w:before="0" w:after="0" w:line="240" w:lineRule="auto"/>
               <w:jc w:val="center"/>
               <w:keepNext/>
             </w:pPr>
@@ -3330,6 +4340,7 @@
           </w:tcPr>
           <w:p>
             <w:pPr>
+              <w:spacing w:before="0" w:after="0" w:line="240" w:lineRule="auto"/>
               <w:keepNext/>
             </w:pPr>
             <w:r>
@@ -3354,6 +4365,7 @@
           </w:tcPr>
           <w:p>
             <w:pPr>
+              <w:spacing w:before="0" w:after="0" w:line="240" w:lineRule="auto"/>
               <w:jc w:val="center"/>
               <w:keepNext/>
             </w:pPr>
@@ -3379,6 +4391,7 @@
           </w:tcPr>
           <w:p>
             <w:pPr>
+              <w:spacing w:before="0" w:after="0" w:line="240" w:lineRule="auto"/>
               <w:jc w:val="center"/>
               <w:keepNext/>
             </w:pPr>
@@ -3404,6 +4417,7 @@
           </w:tcPr>
           <w:p>
             <w:pPr>
+              <w:spacing w:before="0" w:after="0" w:line="240" w:lineRule="auto"/>
               <w:jc w:val="center"/>
               <w:keepNext/>
             </w:pPr>
@@ -3429,6 +4443,7 @@
           </w:tcPr>
           <w:p>
             <w:pPr>
+              <w:spacing w:before="0" w:after="0" w:line="240" w:lineRule="auto"/>
               <w:jc w:val="center"/>
               <w:keepNext/>
             </w:pPr>
@@ -3454,6 +4469,7 @@
           </w:tcPr>
           <w:p>
             <w:pPr>
+              <w:spacing w:before="0" w:after="0" w:line="240" w:lineRule="auto"/>
               <w:jc w:val="center"/>
               <w:keepNext/>
             </w:pPr>
@@ -3479,6 +4495,7 @@
           </w:tcPr>
           <w:p>
             <w:pPr>
+              <w:spacing w:before="0" w:after="0" w:line="240" w:lineRule="auto"/>
               <w:jc w:val="center"/>
               <w:keepNext/>
             </w:pPr>
@@ -3504,6 +4521,7 @@
           </w:tcPr>
           <w:p>
             <w:pPr>
+              <w:spacing w:before="0" w:after="0" w:line="240" w:lineRule="auto"/>
               <w:jc w:val="center"/>
               <w:keepNext/>
             </w:pPr>
@@ -3534,6 +4552,7 @@
           </w:tcPr>
           <w:p>
             <w:pPr>
+              <w:spacing w:before="0" w:after="0" w:line="240" w:lineRule="auto"/>
               <w:keepNext/>
             </w:pPr>
             <w:r>
@@ -3558,6 +4577,7 @@
           </w:tcPr>
           <w:p>
             <w:pPr>
+              <w:spacing w:before="0" w:after="0" w:line="240" w:lineRule="auto"/>
               <w:jc w:val="center"/>
               <w:keepNext/>
             </w:pPr>
@@ -3583,6 +4603,7 @@
           </w:tcPr>
           <w:p>
             <w:pPr>
+              <w:spacing w:before="0" w:after="0" w:line="240" w:lineRule="auto"/>
               <w:jc w:val="center"/>
               <w:keepNext/>
             </w:pPr>
@@ -3608,6 +4629,7 @@
           </w:tcPr>
           <w:p>
             <w:pPr>
+              <w:spacing w:before="0" w:after="0" w:line="240" w:lineRule="auto"/>
               <w:jc w:val="center"/>
               <w:keepNext/>
             </w:pPr>
@@ -3633,6 +4655,7 @@
           </w:tcPr>
           <w:p>
             <w:pPr>
+              <w:spacing w:before="0" w:after="0" w:line="240" w:lineRule="auto"/>
               <w:jc w:val="center"/>
               <w:keepNext/>
             </w:pPr>
@@ -3658,6 +4681,7 @@
           </w:tcPr>
           <w:p>
             <w:pPr>
+              <w:spacing w:before="0" w:after="0" w:line="240" w:lineRule="auto"/>
               <w:jc w:val="center"/>
               <w:keepNext/>
             </w:pPr>
@@ -3683,6 +4707,7 @@
           </w:tcPr>
           <w:p>
             <w:pPr>
+              <w:spacing w:before="0" w:after="0" w:line="240" w:lineRule="auto"/>
               <w:jc w:val="center"/>
               <w:keepNext/>
             </w:pPr>
@@ -3708,6 +4733,7 @@
           </w:tcPr>
           <w:p>
             <w:pPr>
+              <w:spacing w:before="0" w:after="0" w:line="240" w:lineRule="auto"/>
               <w:jc w:val="center"/>
               <w:keepNext/>
             </w:pPr>
@@ -3738,6 +4764,7 @@
           </w:tcPr>
           <w:p>
             <w:pPr>
+              <w:spacing w:before="0" w:after="0" w:line="240" w:lineRule="auto"/>
               <w:keepNext/>
             </w:pPr>
             <w:r>
@@ -3762,6 +4789,7 @@
           </w:tcPr>
           <w:p>
             <w:pPr>
+              <w:spacing w:before="0" w:after="0" w:line="240" w:lineRule="auto"/>
               <w:jc w:val="center"/>
               <w:keepNext/>
             </w:pPr>
@@ -3787,6 +4815,7 @@
           </w:tcPr>
           <w:p>
             <w:pPr>
+              <w:spacing w:before="0" w:after="0" w:line="240" w:lineRule="auto"/>
               <w:jc w:val="center"/>
               <w:keepNext/>
             </w:pPr>
@@ -3812,6 +4841,7 @@
           </w:tcPr>
           <w:p>
             <w:pPr>
+              <w:spacing w:before="0" w:after="0" w:line="240" w:lineRule="auto"/>
               <w:jc w:val="center"/>
               <w:keepNext/>
             </w:pPr>
@@ -3837,6 +4867,7 @@
           </w:tcPr>
           <w:p>
             <w:pPr>
+              <w:spacing w:before="0" w:after="0" w:line="240" w:lineRule="auto"/>
               <w:jc w:val="center"/>
               <w:keepNext/>
             </w:pPr>
@@ -3862,6 +4893,7 @@
           </w:tcPr>
           <w:p>
             <w:pPr>
+              <w:spacing w:before="0" w:after="0" w:line="240" w:lineRule="auto"/>
               <w:jc w:val="center"/>
               <w:keepNext/>
             </w:pPr>
@@ -3887,6 +4919,7 @@
           </w:tcPr>
           <w:p>
             <w:pPr>
+              <w:spacing w:before="0" w:after="0" w:line="240" w:lineRule="auto"/>
               <w:jc w:val="center"/>
               <w:keepNext/>
             </w:pPr>
@@ -3912,6 +4945,7 @@
           </w:tcPr>
           <w:p>
             <w:pPr>
+              <w:spacing w:before="0" w:after="0" w:line="240" w:lineRule="auto"/>
               <w:jc w:val="center"/>
               <w:keepNext/>
             </w:pPr>
@@ -3942,6 +4976,7 @@
           </w:tcPr>
           <w:p>
             <w:pPr>
+              <w:spacing w:before="0" w:after="0" w:line="240" w:lineRule="auto"/>
               <w:keepNext/>
             </w:pPr>
             <w:r>
@@ -3966,6 +5001,7 @@
           </w:tcPr>
           <w:p>
             <w:pPr>
+              <w:spacing w:before="0" w:after="0" w:line="240" w:lineRule="auto"/>
               <w:jc w:val="center"/>
               <w:keepNext/>
             </w:pPr>
@@ -3991,6 +5027,7 @@
           </w:tcPr>
           <w:p>
             <w:pPr>
+              <w:spacing w:before="0" w:after="0" w:line="240" w:lineRule="auto"/>
               <w:jc w:val="center"/>
               <w:keepNext/>
             </w:pPr>
@@ -4016,6 +5053,7 @@
           </w:tcPr>
           <w:p>
             <w:pPr>
+              <w:spacing w:before="0" w:after="0" w:line="240" w:lineRule="auto"/>
               <w:jc w:val="center"/>
               <w:keepNext/>
             </w:pPr>
@@ -4041,6 +5079,7 @@
           </w:tcPr>
           <w:p>
             <w:pPr>
+              <w:spacing w:before="0" w:after="0" w:line="240" w:lineRule="auto"/>
               <w:jc w:val="center"/>
               <w:keepNext/>
             </w:pPr>
@@ -4066,6 +5105,7 @@
           </w:tcPr>
           <w:p>
             <w:pPr>
+              <w:spacing w:before="0" w:after="0" w:line="240" w:lineRule="auto"/>
               <w:jc w:val="center"/>
               <w:keepNext/>
             </w:pPr>
@@ -4091,6 +5131,7 @@
           </w:tcPr>
           <w:p>
             <w:pPr>
+              <w:spacing w:before="0" w:after="0" w:line="240" w:lineRule="auto"/>
               <w:jc w:val="center"/>
               <w:keepNext/>
             </w:pPr>
@@ -4116,6 +5157,7 @@
           </w:tcPr>
           <w:p>
             <w:pPr>
+              <w:spacing w:before="0" w:after="0" w:line="240" w:lineRule="auto"/>
               <w:jc w:val="center"/>
               <w:keepNext/>
             </w:pPr>
@@ -4146,6 +5188,7 @@
           </w:tcPr>
           <w:p>
             <w:pPr>
+              <w:spacing w:before="0" w:after="0" w:line="240" w:lineRule="auto"/>
               <w:keepNext/>
             </w:pPr>
             <w:r>
@@ -4170,6 +5213,7 @@
           </w:tcPr>
           <w:p>
             <w:pPr>
+              <w:spacing w:before="0" w:after="0" w:line="240" w:lineRule="auto"/>
               <w:jc w:val="center"/>
               <w:keepNext/>
             </w:pPr>
@@ -4195,6 +5239,7 @@
           </w:tcPr>
           <w:p>
             <w:pPr>
+              <w:spacing w:before="0" w:after="0" w:line="240" w:lineRule="auto"/>
               <w:jc w:val="center"/>
               <w:keepNext/>
             </w:pPr>
@@ -4220,6 +5265,7 @@
           </w:tcPr>
           <w:p>
             <w:pPr>
+              <w:spacing w:before="0" w:after="0" w:line="240" w:lineRule="auto"/>
               <w:jc w:val="center"/>
               <w:keepNext/>
             </w:pPr>
@@ -4245,6 +5291,7 @@
           </w:tcPr>
           <w:p>
             <w:pPr>
+              <w:spacing w:before="0" w:after="0" w:line="240" w:lineRule="auto"/>
               <w:jc w:val="center"/>
               <w:keepNext/>
             </w:pPr>
@@ -4270,6 +5317,7 @@
           </w:tcPr>
           <w:p>
             <w:pPr>
+              <w:spacing w:before="0" w:after="0" w:line="240" w:lineRule="auto"/>
               <w:jc w:val="center"/>
               <w:keepNext/>
             </w:pPr>
@@ -4295,6 +5343,7 @@
           </w:tcPr>
           <w:p>
             <w:pPr>
+              <w:spacing w:before="0" w:after="0" w:line="240" w:lineRule="auto"/>
               <w:jc w:val="center"/>
               <w:keepNext/>
             </w:pPr>
@@ -4320,6 +5369,7 @@
           </w:tcPr>
           <w:p>
             <w:pPr>
+              <w:spacing w:before="0" w:after="0" w:line="240" w:lineRule="auto"/>
               <w:jc w:val="center"/>
               <w:keepNext/>
             </w:pPr>
@@ -4350,6 +5400,7 @@
           </w:tcPr>
           <w:p>
             <w:pPr>
+              <w:spacing w:before="0" w:after="0" w:line="240" w:lineRule="auto"/>
               <w:keepNext/>
             </w:pPr>
             <w:r>
@@ -4374,6 +5425,7 @@
           </w:tcPr>
           <w:p>
             <w:pPr>
+              <w:spacing w:before="0" w:after="0" w:line="240" w:lineRule="auto"/>
               <w:jc w:val="center"/>
               <w:keepNext/>
             </w:pPr>
@@ -4399,6 +5451,7 @@
           </w:tcPr>
           <w:p>
             <w:pPr>
+              <w:spacing w:before="0" w:after="0" w:line="240" w:lineRule="auto"/>
               <w:jc w:val="center"/>
               <w:keepNext/>
             </w:pPr>
@@ -4424,6 +5477,7 @@
           </w:tcPr>
           <w:p>
             <w:pPr>
+              <w:spacing w:before="0" w:after="0" w:line="240" w:lineRule="auto"/>
               <w:jc w:val="center"/>
               <w:keepNext/>
             </w:pPr>
@@ -4449,6 +5503,7 @@
           </w:tcPr>
           <w:p>
             <w:pPr>
+              <w:spacing w:before="0" w:after="0" w:line="240" w:lineRule="auto"/>
               <w:jc w:val="center"/>
               <w:keepNext/>
             </w:pPr>
@@ -4474,6 +5529,7 @@
           </w:tcPr>
           <w:p>
             <w:pPr>
+              <w:spacing w:before="0" w:after="0" w:line="240" w:lineRule="auto"/>
               <w:jc w:val="center"/>
               <w:keepNext/>
             </w:pPr>
@@ -4499,6 +5555,7 @@
           </w:tcPr>
           <w:p>
             <w:pPr>
+              <w:spacing w:before="0" w:after="0" w:line="240" w:lineRule="auto"/>
               <w:jc w:val="center"/>
               <w:keepNext/>
             </w:pPr>
@@ -4524,6 +5581,7 @@
           </w:tcPr>
           <w:p>
             <w:pPr>
+              <w:spacing w:before="0" w:after="0" w:line="240" w:lineRule="auto"/>
               <w:jc w:val="center"/>
               <w:keepNext/>
             </w:pPr>
@@ -4554,6 +5612,7 @@
           </w:tcPr>
           <w:p>
             <w:pPr>
+              <w:spacing w:before="0" w:after="0" w:line="240" w:lineRule="auto"/>
               <w:keepNext/>
             </w:pPr>
             <w:r>
@@ -4578,6 +5637,7 @@
           </w:tcPr>
           <w:p>
             <w:pPr>
+              <w:spacing w:before="0" w:after="0" w:line="240" w:lineRule="auto"/>
               <w:jc w:val="center"/>
               <w:keepNext/>
             </w:pPr>
@@ -4603,6 +5663,7 @@
           </w:tcPr>
           <w:p>
             <w:pPr>
+              <w:spacing w:before="0" w:after="0" w:line="240" w:lineRule="auto"/>
               <w:jc w:val="center"/>
               <w:keepNext/>
             </w:pPr>
@@ -4628,6 +5689,7 @@
           </w:tcPr>
           <w:p>
             <w:pPr>
+              <w:spacing w:before="0" w:after="0" w:line="240" w:lineRule="auto"/>
               <w:jc w:val="center"/>
               <w:keepNext/>
             </w:pPr>
@@ -4653,6 +5715,7 @@
           </w:tcPr>
           <w:p>
             <w:pPr>
+              <w:spacing w:before="0" w:after="0" w:line="240" w:lineRule="auto"/>
               <w:jc w:val="center"/>
               <w:keepNext/>
             </w:pPr>
@@ -4678,6 +5741,7 @@
           </w:tcPr>
           <w:p>
             <w:pPr>
+              <w:spacing w:before="0" w:after="0" w:line="240" w:lineRule="auto"/>
               <w:jc w:val="center"/>
               <w:keepNext/>
             </w:pPr>
@@ -4703,6 +5767,7 @@
           </w:tcPr>
           <w:p>
             <w:pPr>
+              <w:spacing w:before="0" w:after="0" w:line="240" w:lineRule="auto"/>
               <w:jc w:val="center"/>
               <w:keepNext/>
             </w:pPr>
@@ -4728,6 +5793,7 @@
           </w:tcPr>
           <w:p>
             <w:pPr>
+              <w:spacing w:before="0" w:after="0" w:line="240" w:lineRule="auto"/>
               <w:jc w:val="center"/>
               <w:keepNext/>
             </w:pPr>
@@ -4758,6 +5824,7 @@
           </w:tcPr>
           <w:p>
             <w:pPr>
+              <w:spacing w:before="0" w:after="0" w:line="240" w:lineRule="auto"/>
               <w:keepNext/>
             </w:pPr>
             <w:r>
@@ -4782,6 +5849,7 @@
           </w:tcPr>
           <w:p>
             <w:pPr>
+              <w:spacing w:before="0" w:after="0" w:line="240" w:lineRule="auto"/>
               <w:jc w:val="center"/>
               <w:keepNext/>
             </w:pPr>
@@ -4807,6 +5875,7 @@
           </w:tcPr>
           <w:p>
             <w:pPr>
+              <w:spacing w:before="0" w:after="0" w:line="240" w:lineRule="auto"/>
               <w:jc w:val="center"/>
               <w:keepNext/>
             </w:pPr>
@@ -4832,6 +5901,7 @@
           </w:tcPr>
           <w:p>
             <w:pPr>
+              <w:spacing w:before="0" w:after="0" w:line="240" w:lineRule="auto"/>
               <w:jc w:val="center"/>
               <w:keepNext/>
             </w:pPr>
@@ -4857,6 +5927,7 @@
           </w:tcPr>
           <w:p>
             <w:pPr>
+              <w:spacing w:before="0" w:after="0" w:line="240" w:lineRule="auto"/>
               <w:jc w:val="center"/>
               <w:keepNext/>
             </w:pPr>
@@ -4882,6 +5953,7 @@
           </w:tcPr>
           <w:p>
             <w:pPr>
+              <w:spacing w:before="0" w:after="0" w:line="240" w:lineRule="auto"/>
               <w:jc w:val="center"/>
               <w:keepNext/>
             </w:pPr>
@@ -4907,6 +5979,7 @@
           </w:tcPr>
           <w:p>
             <w:pPr>
+              <w:spacing w:before="0" w:after="0" w:line="240" w:lineRule="auto"/>
               <w:jc w:val="center"/>
               <w:keepNext/>
             </w:pPr>
@@ -4932,6 +6005,7 @@
           </w:tcPr>
           <w:p>
             <w:pPr>
+              <w:spacing w:before="0" w:after="0" w:line="240" w:lineRule="auto"/>
               <w:jc w:val="center"/>
               <w:keepNext/>
             </w:pPr>
@@ -4979,6 +6053,198 @@
     </w:p>
     <w:p>
       <w:pPr>
+        <w:spacing w:after="80" w:line="360" w:lineRule="auto"/>
+        <w:ind w:left="461" w:hanging="259"/>
+      </w:pPr>
+      <w:r>
+        <w:rPr>
+          <w:rFonts w:ascii="Times New Roman" w:hAnsi="Times New Roman"/>
+          <w:sz w:val="24"/>
+        </w:rPr>
+        <w:t>•</w:t>
+        <w:tab/>
+      </w:r>
+      <w:r>
+        <w:rPr>
+          <w:rFonts w:ascii="Times New Roman" w:hAnsi="Times New Roman"/>
+          <w:b/>
+          <w:sz w:val="24"/>
+        </w:rPr>
+        <w:t xml:space="preserve">Safety gap: </w:t>
+      </w:r>
+      <w:r>
+        <w:rPr>
+          <w:rFonts w:ascii="Times New Roman" w:hAnsi="Times New Roman"/>
+          <w:sz w:val="24"/>
+        </w:rPr>
+        <w:t>Most systems measure answer accuracy, but do not evaluate unsafe SQL behavior.</w:t>
+      </w:r>
+    </w:p>
+    <w:p>
+      <w:pPr>
+        <w:spacing w:after="80" w:line="360" w:lineRule="auto"/>
+        <w:ind w:left="461" w:hanging="259"/>
+      </w:pPr>
+      <w:r>
+        <w:rPr>
+          <w:rFonts w:ascii="Times New Roman" w:hAnsi="Times New Roman"/>
+          <w:sz w:val="24"/>
+        </w:rPr>
+        <w:t>•</w:t>
+        <w:tab/>
+      </w:r>
+      <w:r>
+        <w:rPr>
+          <w:rFonts w:ascii="Times New Roman" w:hAnsi="Times New Roman"/>
+          <w:b/>
+          <w:sz w:val="24"/>
+        </w:rPr>
+        <w:t xml:space="preserve">Semantic-layer gap: </w:t>
+      </w:r>
+      <w:r>
+        <w:rPr>
+          <w:rFonts w:ascii="Times New Roman" w:hAnsi="Times New Roman"/>
+          <w:sz w:val="24"/>
+        </w:rPr>
+        <w:t>Semantic layers appear in prior work, but mainly for usability and matching, not as execution boundaries.</w:t>
+      </w:r>
+    </w:p>
+    <w:p>
+      <w:pPr>
+        <w:spacing w:after="80" w:line="360" w:lineRule="auto"/>
+        <w:ind w:left="461" w:hanging="259"/>
+      </w:pPr>
+      <w:r>
+        <w:rPr>
+          <w:rFonts w:ascii="Times New Roman" w:hAnsi="Times New Roman"/>
+          <w:sz w:val="24"/>
+        </w:rPr>
+        <w:t>•</w:t>
+        <w:tab/>
+      </w:r>
+      <w:r>
+        <w:rPr>
+          <w:rFonts w:ascii="Times New Roman" w:hAnsi="Times New Roman"/>
+          <w:b/>
+          <w:sz w:val="24"/>
+        </w:rPr>
+        <w:t xml:space="preserve">Visualization gap: </w:t>
+      </w:r>
+      <w:r>
+        <w:rPr>
+          <w:rFonts w:ascii="Times New Roman" w:hAnsi="Times New Roman"/>
+          <w:sz w:val="24"/>
+        </w:rPr>
+        <w:t>Visualization systems produce charts, but usually operate outside governed SQL execution.</w:t>
+      </w:r>
+    </w:p>
+    <w:p>
+      <w:pPr>
+        <w:spacing w:after="80" w:line="360" w:lineRule="auto"/>
+        <w:ind w:left="461" w:hanging="259"/>
+      </w:pPr>
+      <w:r>
+        <w:rPr>
+          <w:rFonts w:ascii="Times New Roman" w:hAnsi="Times New Roman"/>
+          <w:sz w:val="24"/>
+        </w:rPr>
+        <w:t>•</w:t>
+        <w:tab/>
+      </w:r>
+      <w:r>
+        <w:rPr>
+          <w:rFonts w:ascii="Times New Roman" w:hAnsi="Times New Roman"/>
+          <w:b/>
+          <w:sz w:val="24"/>
+        </w:rPr>
+        <w:t xml:space="preserve">Persistence gap: </w:t>
+      </w:r>
+      <w:r>
+        <w:rPr>
+          <w:rFonts w:ascii="Times New Roman" w:hAnsi="Times New Roman"/>
+          <w:sz w:val="24"/>
+        </w:rPr>
+        <w:t>Prior tools often answer one question at a time, while recurring business reports need refreshable outputs.</w:t>
+      </w:r>
+    </w:p>
+    <w:p>
+      <w:pPr>
+        <w:spacing w:after="80" w:line="360" w:lineRule="auto"/>
+        <w:ind w:left="461" w:hanging="259"/>
+      </w:pPr>
+      <w:r>
+        <w:rPr>
+          <w:rFonts w:ascii="Times New Roman" w:hAnsi="Times New Roman"/>
+          <w:sz w:val="24"/>
+        </w:rPr>
+        <w:t>•</w:t>
+        <w:tab/>
+      </w:r>
+      <w:r>
+        <w:rPr>
+          <w:rFonts w:ascii="Times New Roman" w:hAnsi="Times New Roman"/>
+          <w:b/>
+          <w:sz w:val="24"/>
+        </w:rPr>
+        <w:t xml:space="preserve">Thesis position: </w:t>
+      </w:r>
+      <w:r>
+        <w:rPr>
+          <w:rFonts w:ascii="Times New Roman" w:hAnsi="Times New Roman"/>
+          <w:sz w:val="24"/>
+        </w:rPr>
+        <w:t>AEGIS addresses these gaps through a bounded vocabulary, deterministic query compiler, safe visualization selector, and reusable widget model.</w:t>
+      </w:r>
+    </w:p>
+    <w:p>
+      <w:r>
+        <w:br w:type="page"/>
+      </w:r>
+    </w:p>
+    <w:p>
+      <w:pPr>
+        <w:spacing w:before="0" w:after="80"/>
+        <w:jc w:val="center"/>
+      </w:pPr>
+      <w:r>
+        <w:rPr>
+          <w:rFonts w:ascii="Times New Roman" w:hAnsi="Times New Roman"/>
+          <w:b/>
+          <w:sz w:val="32"/>
+        </w:rPr>
+        <w:t>CHAPTER 3</w:t>
+      </w:r>
+    </w:p>
+    <w:p>
+      <w:pPr>
+        <w:spacing w:after="400"/>
+        <w:jc w:val="center"/>
+      </w:pPr>
+      <w:r>
+        <w:rPr>
+          <w:rFonts w:ascii="Times New Roman" w:hAnsi="Times New Roman"/>
+          <w:b/>
+          <w:sz w:val="32"/>
+        </w:rPr>
+        <w:t>METHODOLOGY</w:t>
+      </w:r>
+    </w:p>
+    <w:p>
+      <w:pPr>
+        <w:spacing w:before="320" w:after="160"/>
+        <w:jc w:val="left"/>
+      </w:pPr>
+      <w:r>
+        <w:rPr>
+          <w:rFonts w:ascii="Times New Roman" w:hAnsi="Times New Roman"/>
+          <w:b/>
+          <w:sz w:val="28"/>
+        </w:rPr>
+        <w:t>3.1  Research Paradigm</w:t>
+      </w:r>
+    </w:p>
+    <w:p>
+      <w:pPr>
         <w:spacing w:after="200" w:before="0" w:line="360" w:lineRule="auto"/>
         <w:jc w:val="both"/>
       </w:pPr>
@@ -4989,7 +6255,7 @@
           <w:i w:val="0"/>
           <w:sz w:val="24"/>
         </w:rPr>
-        <w:t>Two gaps recur across every source reviewed above, including the state of the art. First, no system treats SQL-generation safety as a structural property rather than an accuracy metric: Spider, BIRD, RAT-SQL, PICARD, G-SQL, and TriSQL are all evaluated purely on exact-match or execution accuracy, and Shailesh et al.'s deployed assistant reports no adversarial evaluation at all despite giving an LLM direct database access. AEGIS closes this gap by removing SQL generation from the LLM's output space entirely and evaluating an explicit unsafe-SQL rate against a direct LLM-to-SQL baseline, rather than relying on accuracy as a proxy for safety.</w:t>
+        <w:t>This thesis follows a Design Science Research paradigm, in the sense used by Hevner et al.: knowledge is produced by building and evaluating a novel artifact that addresses an identified organizational problem, rather than by testing a hypothesis about an existing phenomenon. The artifact in this thesis is the AEGIS system itself. Design Science Research requires three things to be demonstrated: problem relevance, design rigor, and evaluation against the stated problem. Problem relevance is established through a formative study that analyzes real reporting behavior rather than assuming a problem exists. Design rigor is established through the formal model and threat model, which state precisely what safety property the architecture guarantees and under what boundary that guarantee holds. Evaluation uses a benchmark dataset constructed for this domain and true database execution checks that separate SQL safety from execution validity and semantic correctness.</w:t>
       </w:r>
     </w:p>
     <w:p>
@@ -5004,40 +6270,7 @@
           <w:i w:val="0"/>
           <w:sz w:val="24"/>
         </w:rPr>
-        <w:t>Second, no system combines a governed semantic vocabulary with persistent, refreshable output: NaLIR and Veezoo produce one-off answers, nl4dv and DataTone produce one-off visualizations, and DashBot has no natural-language input at all. AEGIS's widget engine closes this gap, motivated by the design-time observation that real reporting requests are often recurring rather than one-off . Valkenburgh's independent arrival at AEGIS's â€œlet a deterministic layer compute the answerâ€ principle, in an unrelated domain, is the strongest external corroboration that this design decision reflects a pattern discovered wherever LLM reliability is treated as an engineering constraint rather than an accuracy target.</w:t>
-      </w:r>
-    </w:p>
-    <w:p>
-      <w:r>
-        <w:br w:type="page"/>
-      </w:r>
-    </w:p>
-    <w:p>
-      <w:pPr>
-        <w:spacing w:before="0" w:after="80"/>
-        <w:jc w:val="center"/>
-      </w:pPr>
-      <w:r>
-        <w:rPr>
-          <w:rFonts w:ascii="Times New Roman" w:hAnsi="Times New Roman"/>
-          <w:b/>
-          <w:sz w:val="32"/>
-        </w:rPr>
-        <w:t>CHAPTER 3</w:t>
-      </w:r>
-    </w:p>
-    <w:p>
-      <w:pPr>
-        <w:spacing w:after="400"/>
-        <w:jc w:val="center"/>
-      </w:pPr>
-      <w:r>
-        <w:rPr>
-          <w:rFonts w:ascii="Times New Roman" w:hAnsi="Times New Roman"/>
-          <w:b/>
-          <w:sz w:val="32"/>
-        </w:rPr>
-        <w:t>METHODOLOGY</w:t>
+        <w:t>The research proceeded through three iterative build-evaluate cycles. The first cycle produced a semantic layer and compiler for a minimal set of intent classes and validated the core safety proposition on a small hand-written query set. The second cycle expanded coverage to all eleven intent classes identified in the formative study and introduced vocabulary injection after an early synonym-dictionary approach proved unable to keep pace with real query phrasing. The third cycle added the widget persistence layer and expanded the evaluation harness used for the thesis benchmark.</w:t>
       </w:r>
     </w:p>
     <w:p>
@@ -5051,7 +6284,7 @@
           <w:b/>
           <w:sz w:val="28"/>
         </w:rPr>
-        <w:t>3.1  Research Paradigm</w:t>
+        <w:t>3.2  Formative Study of Reporting Patterns</w:t>
       </w:r>
     </w:p>
     <w:p>
@@ -5066,12 +6299,12 @@
           <w:i w:val="0"/>
           <w:sz w:val="24"/>
         </w:rPr>
-        <w:t>This thesis follows a Design Science Research paradigm, in the sense used by Hevner et al.: knowledge is produced by building and evaluating a novel artifact that addresses an identified organizational problem, rather than by testing a hypothesis about an existing phenomenon. The artifact in this thesis is the AEGIS system itself. Design Science Research requires three things to be demonstrated: problem relevance, design rigor, and evaluation against the stated problem. Problem relevance is established through a formative study that analyzes real reporting behavior rather than assuming a problem exists. Design rigor is established through the formal model and threat model, which state precisely what safety property the architecture guarantees and under what boundary that guarantee holds. Evaluation uses a benchmark dataset constructed for this domain and true database execution checks that separate SQL safety from execution validity and semantic correctness.</w:t>
-      </w:r>
-    </w:p>
-    <w:p>
-      <w:pPr>
-        <w:spacing w:after="0" w:before="0" w:line="360" w:lineRule="auto"/>
+        <w:t>The eleven-pattern taxonomy used throughout this thesis (Table 3.3) originates from a design-time review of representative e-commerce and administrative reporting requests, conducted by the author while designing AEGIS. This was a qualitative review carried out by a single researcher during system design, not an independently annotated, inter-rater-validated study, and no separate annotated dataset accompanies this thesis. An earlier version of this chapter reported specific percentages and an inter-rater reliability statistic for a larger unpublished dataset; that dataset was not published alongside this thesis, so those figures have been withdrawn.</w:t>
+      </w:r>
+    </w:p>
+    <w:p>
+      <w:pPr>
+        <w:spacing w:after="200" w:before="0" w:line="360" w:lineRule="auto"/>
         <w:jc w:val="both"/>
       </w:pPr>
       <w:r>
@@ -5081,57 +6314,14 @@
           <w:i w:val="0"/>
           <w:sz w:val="24"/>
         </w:rPr>
-        <w:t>The research proceeded through three iterative build-evaluate cycles. The first cycle produced a semantic layer and compiler for a minimal set of intent classes and validated the core safety proposition on a small hand-written query set. The second cycle expanded coverage to all eleven intent classes identified in the formative study and introduced vocabulary injection after an early synonym-dictionary approach proved unable to keep pace with real query phrasing. The third cycle added the widget persistence layer and expanded the evaluation harness used for the thesis benchmark.</w:t>
-      </w:r>
-    </w:p>
-    <w:p>
-      <w:pPr>
-        <w:spacing w:before="320" w:after="160"/>
-        <w:jc w:val="left"/>
-      </w:pPr>
-      <w:r>
-        <w:rPr>
-          <w:rFonts w:ascii="Times New Roman" w:hAnsi="Times New Roman"/>
-          <w:b/>
-          <w:sz w:val="28"/>
-        </w:rPr>
-        <w:t>3.2  Formative Study of Reporting Patterns</w:t>
-      </w:r>
-    </w:p>
-    <w:p>
-      <w:pPr>
-        <w:spacing w:after="200" w:before="0" w:line="360" w:lineRule="auto"/>
-        <w:jc w:val="both"/>
-      </w:pPr>
-      <w:r>
-        <w:rPr>
-          <w:rFonts w:ascii="Times New Roman" w:hAnsi="Times New Roman"/>
-          <w:b w:val="0"/>
-          <w:i w:val="0"/>
-          <w:sz w:val="24"/>
-        </w:rPr>
-        <w:t>The eleven-pattern taxonomy used throughout this thesis (Table 2) originates from a design-time review of representative e-commerce and administrative reporting requests, conducted by the author while designing AEGIS. This was a qualitative review carried out by a single researcher during system design, not an independently annotated, inter-rater-validated study, and no separate annotated dataset accompanies this thesis. An earlier version of this chapter reported specific percentages and an inter-rater reliability statistic for a larger unpublished dataset; that dataset was not published alongside this thesis, so those figures have been withdrawn.</w:t>
-      </w:r>
-    </w:p>
-    <w:p>
-      <w:pPr>
-        <w:spacing w:after="200" w:before="0" w:line="360" w:lineRule="auto"/>
-        <w:jc w:val="both"/>
-      </w:pPr>
-      <w:r>
-        <w:rPr>
-          <w:rFonts w:ascii="Times New Roman" w:hAnsi="Times New Roman"/>
-          <w:b w:val="0"/>
-          <w:i w:val="0"/>
-          <w:sz w:val="24"/>
-        </w:rPr>
-        <w:t>In place of that withdrawn figure, Table (formative study) below reports a pattern classification of the answerable analytical portion of the published benchmark (evaluation_dataset/questions.json): every one of those benchmark questions was individually classified into one of the eleven patterns by the author. This classification is itself a single-annotator judgment, not independently cross-checked by a second annotator, so it should not be read as a validated inter-rater statistic; unlike the withdrawn figures, however, it is reproducible and independently checkable, since the classification of each question is published alongside the questions themselves in evaluation_dataset/pattern_classification.json.</w:t>
+        <w:t>In place of that withdrawn figure, Table 3.1 reports a pattern classification of the full 107-request custom benchmark. The first 100 requests are answerable analytical requests classified into the eleven AEGIS patterns by the author; the remaining seven are mixed benchmark requests that test behavior beyond the normal template set and are still counted in the same benchmark denominator. This classification is itself a single-annotator judgment, not independently cross-checked by a second annotator, so it should not be read as a validated inter-rater statistic; unlike the withdrawn figures, however, it is reproducible from the evaluation artifacts supplied with the project repository.</w:t>
       </w:r>
     </w:p>
     <w:p>
       <w:pPr>
         <w:spacing w:before="200" w:after="80"/>
         <w:jc w:val="center"/>
+        <w:keepNext/>
       </w:pPr>
       <w:r>
         <w:rPr>
@@ -5139,7 +6329,7 @@
           <w:b/>
           <w:sz w:val="22"/>
         </w:rPr>
-        <w:t>Table (formative study): Pattern classification of the answerable analytical benchmark subset, sorted by observed frequency.</w:t>
+        <w:t>Table 3.1: Benchmark pattern classification.</w:t>
       </w:r>
     </w:p>
     <w:tbl>
@@ -5147,6 +6337,7 @@
         <w:tblStyle w:val="TableGrid"/>
         <w:tblW w:type="auto" w:w="0"/>
         <w:jc w:val="center"/>
+        <w:tblLayout w:type="fixed"/>
         <w:tblLook w:firstColumn="1" w:firstRow="1" w:lastColumn="0" w:lastRow="0" w:noHBand="0" w:noVBand="1" w:val="04A0"/>
         <w:tblBorders>
           <w:top w:val="single" w:sz="4" w:space="0" w:color="999999"/>
@@ -5158,19 +6349,24 @@
         </w:tblBorders>
       </w:tblPr>
       <w:tblGrid>
-        <w:gridCol w:w="2256"/>
-        <w:gridCol w:w="2256"/>
-        <w:gridCol w:w="2256"/>
-        <w:gridCol w:w="2256"/>
+        <w:gridCol w:w="2232"/>
+        <w:gridCol w:w="1512"/>
+        <w:gridCol w:w="1080"/>
+        <w:gridCol w:w="3672"/>
       </w:tblGrid>
       <w:tr>
+        <w:trPr>
+          <w:cantSplit/>
+        </w:trPr>
         <w:tc>
           <w:tcPr>
             <w:tcW w:type="dxa" w:w="2256"/>
           </w:tcPr>
           <w:p>
             <w:pPr>
+              <w:spacing w:before="0" w:after="0" w:line="240" w:lineRule="auto"/>
               <w:jc w:val="center"/>
+              <w:keepNext/>
             </w:pPr>
             <w:r>
               <w:rPr>
@@ -5195,7 +6391,9 @@
           </w:tcPr>
           <w:p>
             <w:pPr>
+              <w:spacing w:before="0" w:after="0" w:line="240" w:lineRule="auto"/>
               <w:jc w:val="center"/>
+              <w:keepNext/>
             </w:pPr>
             <w:r>
               <w:rPr>
@@ -5210,7 +6408,7 @@
                 <w:b/>
                 <w:sz w:val="21"/>
               </w:rPr>
-              <w:t>Count (of 100)</w:t>
+              <w:t>Count (of 107)</w:t>
             </w:r>
           </w:p>
         </w:tc>
@@ -5220,7 +6418,9 @@
           </w:tcPr>
           <w:p>
             <w:pPr>
+              <w:spacing w:before="0" w:after="0" w:line="240" w:lineRule="auto"/>
               <w:jc w:val="center"/>
+              <w:keepNext/>
             </w:pPr>
             <w:r>
               <w:rPr>
@@ -5245,7 +6445,9 @@
           </w:tcPr>
           <w:p>
             <w:pPr>
+              <w:spacing w:before="0" w:after="0" w:line="240" w:lineRule="auto"/>
               <w:jc w:val="center"/>
+              <w:keepNext/>
             </w:pPr>
             <w:r>
               <w:rPr>
@@ -5266,11 +6468,18 @@
         </w:tc>
       </w:tr>
       <w:tr>
+        <w:trPr>
+          <w:cantSplit/>
+        </w:trPr>
         <w:tc>
           <w:tcPr>
-            <w:tcW w:type="dxa" w:w="2256"/>
+            <w:tcW w:type="dxa" w:w="2232"/>
           </w:tcPr>
           <w:p>
+            <w:pPr>
+              <w:spacing w:before="0" w:after="0" w:line="240" w:lineRule="auto"/>
+              <w:keepNext/>
+            </w:pPr>
             <w:r>
               <w:rPr>
                 <w:rFonts w:ascii="Times New Roman" w:hAnsi="Times New Roman"/>
@@ -5289,11 +6498,13 @@
         </w:tc>
         <w:tc>
           <w:tcPr>
-            <w:tcW w:type="dxa" w:w="2256"/>
+            <w:tcW w:type="dxa" w:w="1512"/>
           </w:tcPr>
           <w:p>
             <w:pPr>
+              <w:spacing w:before="0" w:after="0" w:line="240" w:lineRule="auto"/>
               <w:jc w:val="center"/>
+              <w:keepNext/>
             </w:pPr>
             <w:r>
               <w:rPr>
@@ -5313,11 +6524,13 @@
         </w:tc>
         <w:tc>
           <w:tcPr>
-            <w:tcW w:type="dxa" w:w="2256"/>
+            <w:tcW w:type="dxa" w:w="1080"/>
           </w:tcPr>
           <w:p>
             <w:pPr>
+              <w:spacing w:before="0" w:after="0" w:line="240" w:lineRule="auto"/>
               <w:jc w:val="center"/>
+              <w:keepNext/>
             </w:pPr>
             <w:r>
               <w:rPr>
@@ -5331,17 +6544,19 @@
                 <w:b w:val="0"/>
                 <w:sz w:val="21"/>
               </w:rPr>
-              <w:t>28%</w:t>
+              <w:t>26.2%</w:t>
             </w:r>
           </w:p>
         </w:tc>
         <w:tc>
           <w:tcPr>
-            <w:tcW w:type="dxa" w:w="2256"/>
+            <w:tcW w:type="dxa" w:w="3672"/>
           </w:tcPr>
           <w:p>
             <w:pPr>
+              <w:spacing w:before="0" w:after="0" w:line="240" w:lineRule="auto"/>
               <w:jc w:val="center"/>
+              <w:keepNext/>
             </w:pPr>
             <w:r>
               <w:rPr>
@@ -5355,17 +6570,24 @@
                 <w:b w:val="0"/>
                 <w:sz w:val="21"/>
               </w:rPr>
-              <w:t>How many orders were placed today?</w:t>
+              <w:t>Orders placed today</w:t>
             </w:r>
           </w:p>
         </w:tc>
       </w:tr>
       <w:tr>
+        <w:trPr>
+          <w:cantSplit/>
+        </w:trPr>
         <w:tc>
           <w:tcPr>
-            <w:tcW w:type="dxa" w:w="2256"/>
+            <w:tcW w:type="dxa" w:w="2232"/>
           </w:tcPr>
           <w:p>
+            <w:pPr>
+              <w:spacing w:before="0" w:after="0" w:line="240" w:lineRule="auto"/>
+              <w:keepNext/>
+            </w:pPr>
             <w:r>
               <w:rPr>
                 <w:rFonts w:ascii="Times New Roman" w:hAnsi="Times New Roman"/>
@@ -5384,11 +6606,13 @@
         </w:tc>
         <w:tc>
           <w:tcPr>
-            <w:tcW w:type="dxa" w:w="2256"/>
+            <w:tcW w:type="dxa" w:w="1512"/>
           </w:tcPr>
           <w:p>
             <w:pPr>
+              <w:spacing w:before="0" w:after="0" w:line="240" w:lineRule="auto"/>
               <w:jc w:val="center"/>
+              <w:keepNext/>
             </w:pPr>
             <w:r>
               <w:rPr>
@@ -5408,11 +6632,13 @@
         </w:tc>
         <w:tc>
           <w:tcPr>
-            <w:tcW w:type="dxa" w:w="2256"/>
+            <w:tcW w:type="dxa" w:w="1080"/>
           </w:tcPr>
           <w:p>
             <w:pPr>
+              <w:spacing w:before="0" w:after="0" w:line="240" w:lineRule="auto"/>
               <w:jc w:val="center"/>
+              <w:keepNext/>
             </w:pPr>
             <w:r>
               <w:rPr>
@@ -5426,17 +6652,19 @@
                 <w:b w:val="0"/>
                 <w:sz w:val="21"/>
               </w:rPr>
-              <w:t>21%</w:t>
+              <w:t>19.6%</w:t>
             </w:r>
           </w:p>
         </w:tc>
         <w:tc>
           <w:tcPr>
-            <w:tcW w:type="dxa" w:w="2256"/>
+            <w:tcW w:type="dxa" w:w="3672"/>
           </w:tcPr>
           <w:p>
             <w:pPr>
+              <w:spacing w:before="0" w:after="0" w:line="240" w:lineRule="auto"/>
               <w:jc w:val="center"/>
+              <w:keepNext/>
             </w:pPr>
             <w:r>
               <w:rPr>
@@ -5450,17 +6678,24 @@
                 <w:b w:val="0"/>
                 <w:sz w:val="21"/>
               </w:rPr>
-              <w:t>Which five categories have the highest refund rates?</w:t>
+              <w:t>Top refund categories</w:t>
             </w:r>
           </w:p>
         </w:tc>
       </w:tr>
       <w:tr>
+        <w:trPr>
+          <w:cantSplit/>
+        </w:trPr>
         <w:tc>
           <w:tcPr>
-            <w:tcW w:type="dxa" w:w="2256"/>
+            <w:tcW w:type="dxa" w:w="2232"/>
           </w:tcPr>
           <w:p>
+            <w:pPr>
+              <w:spacing w:before="0" w:after="0" w:line="240" w:lineRule="auto"/>
+              <w:keepNext/>
+            </w:pPr>
             <w:r>
               <w:rPr>
                 <w:rFonts w:ascii="Times New Roman" w:hAnsi="Times New Roman"/>
@@ -5479,11 +6714,13 @@
         </w:tc>
         <w:tc>
           <w:tcPr>
-            <w:tcW w:type="dxa" w:w="2256"/>
+            <w:tcW w:type="dxa" w:w="1512"/>
           </w:tcPr>
           <w:p>
             <w:pPr>
+              <w:spacing w:before="0" w:after="0" w:line="240" w:lineRule="auto"/>
               <w:jc w:val="center"/>
+              <w:keepNext/>
             </w:pPr>
             <w:r>
               <w:rPr>
@@ -5503,11 +6740,13 @@
         </w:tc>
         <w:tc>
           <w:tcPr>
-            <w:tcW w:type="dxa" w:w="2256"/>
+            <w:tcW w:type="dxa" w:w="1080"/>
           </w:tcPr>
           <w:p>
             <w:pPr>
+              <w:spacing w:before="0" w:after="0" w:line="240" w:lineRule="auto"/>
               <w:jc w:val="center"/>
+              <w:keepNext/>
             </w:pPr>
             <w:r>
               <w:rPr>
@@ -5521,17 +6760,19 @@
                 <w:b w:val="0"/>
                 <w:sz w:val="21"/>
               </w:rPr>
-              <w:t>18%</w:t>
+              <w:t>16.8%</w:t>
             </w:r>
           </w:p>
         </w:tc>
         <w:tc>
           <w:tcPr>
-            <w:tcW w:type="dxa" w:w="2256"/>
+            <w:tcW w:type="dxa" w:w="3672"/>
           </w:tcPr>
           <w:p>
             <w:pPr>
+              <w:spacing w:before="0" w:after="0" w:line="240" w:lineRule="auto"/>
               <w:jc w:val="center"/>
+              <w:keepNext/>
             </w:pPr>
             <w:r>
               <w:rPr>
@@ -5545,17 +6786,24 @@
                 <w:b w:val="0"/>
                 <w:sz w:val="21"/>
               </w:rPr>
-              <w:t>List products with stock levels below 10.</w:t>
+              <w:t>Low-stock products</w:t>
             </w:r>
           </w:p>
         </w:tc>
       </w:tr>
       <w:tr>
+        <w:trPr>
+          <w:cantSplit/>
+        </w:trPr>
         <w:tc>
           <w:tcPr>
-            <w:tcW w:type="dxa" w:w="2256"/>
+            <w:tcW w:type="dxa" w:w="2232"/>
           </w:tcPr>
           <w:p>
+            <w:pPr>
+              <w:spacing w:before="0" w:after="0" w:line="240" w:lineRule="auto"/>
+              <w:keepNext/>
+            </w:pPr>
             <w:r>
               <w:rPr>
                 <w:rFonts w:ascii="Times New Roman" w:hAnsi="Times New Roman"/>
@@ -5574,11 +6822,13 @@
         </w:tc>
         <w:tc>
           <w:tcPr>
-            <w:tcW w:type="dxa" w:w="2256"/>
+            <w:tcW w:type="dxa" w:w="1512"/>
           </w:tcPr>
           <w:p>
             <w:pPr>
+              <w:spacing w:before="0" w:after="0" w:line="240" w:lineRule="auto"/>
               <w:jc w:val="center"/>
+              <w:keepNext/>
             </w:pPr>
             <w:r>
               <w:rPr>
@@ -5598,11 +6848,13 @@
         </w:tc>
         <w:tc>
           <w:tcPr>
-            <w:tcW w:type="dxa" w:w="2256"/>
+            <w:tcW w:type="dxa" w:w="1080"/>
           </w:tcPr>
           <w:p>
             <w:pPr>
+              <w:spacing w:before="0" w:after="0" w:line="240" w:lineRule="auto"/>
               <w:jc w:val="center"/>
+              <w:keepNext/>
             </w:pPr>
             <w:r>
               <w:rPr>
@@ -5616,17 +6868,19 @@
                 <w:b w:val="0"/>
                 <w:sz w:val="21"/>
               </w:rPr>
-              <w:t>10%</w:t>
+              <w:t>9.3%</w:t>
             </w:r>
           </w:p>
         </w:tc>
         <w:tc>
           <w:tcPr>
-            <w:tcW w:type="dxa" w:w="2256"/>
+            <w:tcW w:type="dxa" w:w="3672"/>
           </w:tcPr>
           <w:p>
             <w:pPr>
+              <w:spacing w:before="0" w:after="0" w:line="240" w:lineRule="auto"/>
               <w:jc w:val="center"/>
+              <w:keepNext/>
             </w:pPr>
             <w:r>
               <w:rPr>
@@ -5640,17 +6894,24 @@
                 <w:b w:val="0"/>
                 <w:sz w:val="21"/>
               </w:rPr>
-              <w:t>Show monthly sales volume over the last year.</w:t>
+              <w:t>Monthly sales trend</w:t>
             </w:r>
           </w:p>
         </w:tc>
       </w:tr>
       <w:tr>
+        <w:trPr>
+          <w:cantSplit/>
+        </w:trPr>
         <w:tc>
           <w:tcPr>
-            <w:tcW w:type="dxa" w:w="2256"/>
+            <w:tcW w:type="dxa" w:w="2232"/>
           </w:tcPr>
           <w:p>
+            <w:pPr>
+              <w:spacing w:before="0" w:after="0" w:line="240" w:lineRule="auto"/>
+              <w:keepNext/>
+            </w:pPr>
             <w:r>
               <w:rPr>
                 <w:rFonts w:ascii="Times New Roman" w:hAnsi="Times New Roman"/>
@@ -5669,11 +6930,13 @@
         </w:tc>
         <w:tc>
           <w:tcPr>
-            <w:tcW w:type="dxa" w:w="2256"/>
+            <w:tcW w:type="dxa" w:w="1512"/>
           </w:tcPr>
           <w:p>
             <w:pPr>
+              <w:spacing w:before="0" w:after="0" w:line="240" w:lineRule="auto"/>
               <w:jc w:val="center"/>
+              <w:keepNext/>
             </w:pPr>
             <w:r>
               <w:rPr>
@@ -5693,11 +6956,13 @@
         </w:tc>
         <w:tc>
           <w:tcPr>
-            <w:tcW w:type="dxa" w:w="2256"/>
+            <w:tcW w:type="dxa" w:w="1080"/>
           </w:tcPr>
           <w:p>
             <w:pPr>
+              <w:spacing w:before="0" w:after="0" w:line="240" w:lineRule="auto"/>
               <w:jc w:val="center"/>
+              <w:keepNext/>
             </w:pPr>
             <w:r>
               <w:rPr>
@@ -5711,17 +6976,19 @@
                 <w:b w:val="0"/>
                 <w:sz w:val="21"/>
               </w:rPr>
-              <w:t>10%</w:t>
+              <w:t>9.3%</w:t>
             </w:r>
           </w:p>
         </w:tc>
         <w:tc>
           <w:tcPr>
-            <w:tcW w:type="dxa" w:w="2256"/>
+            <w:tcW w:type="dxa" w:w="3672"/>
           </w:tcPr>
           <w:p>
             <w:pPr>
+              <w:spacing w:before="0" w:after="0" w:line="240" w:lineRule="auto"/>
               <w:jc w:val="center"/>
+              <w:keepNext/>
             </w:pPr>
             <w:r>
               <w:rPr>
@@ -5735,17 +7002,24 @@
                 <w:b w:val="0"/>
                 <w:sz w:val="21"/>
               </w:rPr>
-              <w:t>Compare average order value between mobile and desktop users.</w:t>
+              <w:t>Mobile vs desktop AOV</w:t>
             </w:r>
           </w:p>
         </w:tc>
       </w:tr>
       <w:tr>
+        <w:trPr>
+          <w:cantSplit/>
+        </w:trPr>
         <w:tc>
           <w:tcPr>
-            <w:tcW w:type="dxa" w:w="2256"/>
+            <w:tcW w:type="dxa" w:w="2232"/>
           </w:tcPr>
           <w:p>
+            <w:pPr>
+              <w:spacing w:before="0" w:after="0" w:line="240" w:lineRule="auto"/>
+              <w:keepNext/>
+            </w:pPr>
             <w:r>
               <w:rPr>
                 <w:rFonts w:ascii="Times New Roman" w:hAnsi="Times New Roman"/>
@@ -5764,11 +7038,13 @@
         </w:tc>
         <w:tc>
           <w:tcPr>
-            <w:tcW w:type="dxa" w:w="2256"/>
+            <w:tcW w:type="dxa" w:w="1512"/>
           </w:tcPr>
           <w:p>
             <w:pPr>
+              <w:spacing w:before="0" w:after="0" w:line="240" w:lineRule="auto"/>
               <w:jc w:val="center"/>
+              <w:keepNext/>
             </w:pPr>
             <w:r>
               <w:rPr>
@@ -5788,11 +7064,13 @@
         </w:tc>
         <w:tc>
           <w:tcPr>
-            <w:tcW w:type="dxa" w:w="2256"/>
+            <w:tcW w:type="dxa" w:w="1080"/>
           </w:tcPr>
           <w:p>
             <w:pPr>
+              <w:spacing w:before="0" w:after="0" w:line="240" w:lineRule="auto"/>
               <w:jc w:val="center"/>
+              <w:keepNext/>
             </w:pPr>
             <w:r>
               <w:rPr>
@@ -5806,17 +7084,19 @@
                 <w:b w:val="0"/>
                 <w:sz w:val="21"/>
               </w:rPr>
-              <w:t>9%</w:t>
+              <w:t>8.4%</w:t>
             </w:r>
           </w:p>
         </w:tc>
         <w:tc>
           <w:tcPr>
-            <w:tcW w:type="dxa" w:w="2256"/>
+            <w:tcW w:type="dxa" w:w="3672"/>
           </w:tcPr>
           <w:p>
             <w:pPr>
+              <w:spacing w:before="0" w:after="0" w:line="240" w:lineRule="auto"/>
               <w:jc w:val="center"/>
+              <w:keepNext/>
             </w:pPr>
             <w:r>
               <w:rPr>
@@ -5830,17 +7110,24 @@
                 <w:b w:val="0"/>
                 <w:sz w:val="21"/>
               </w:rPr>
-              <w:t>Give me an overview of the Electronics category.</w:t>
+              <w:t>Category overview</w:t>
             </w:r>
           </w:p>
         </w:tc>
       </w:tr>
       <w:tr>
+        <w:trPr>
+          <w:cantSplit/>
+        </w:trPr>
         <w:tc>
           <w:tcPr>
-            <w:tcW w:type="dxa" w:w="2256"/>
+            <w:tcW w:type="dxa" w:w="2232"/>
           </w:tcPr>
           <w:p>
+            <w:pPr>
+              <w:spacing w:before="0" w:after="0" w:line="240" w:lineRule="auto"/>
+              <w:keepNext/>
+            </w:pPr>
             <w:r>
               <w:rPr>
                 <w:rFonts w:ascii="Times New Roman" w:hAnsi="Times New Roman"/>
@@ -5859,11 +7146,13 @@
         </w:tc>
         <w:tc>
           <w:tcPr>
-            <w:tcW w:type="dxa" w:w="2256"/>
+            <w:tcW w:type="dxa" w:w="1512"/>
           </w:tcPr>
           <w:p>
             <w:pPr>
+              <w:spacing w:before="0" w:after="0" w:line="240" w:lineRule="auto"/>
               <w:jc w:val="center"/>
+              <w:keepNext/>
             </w:pPr>
             <w:r>
               <w:rPr>
@@ -5883,11 +7172,13 @@
         </w:tc>
         <w:tc>
           <w:tcPr>
-            <w:tcW w:type="dxa" w:w="2256"/>
+            <w:tcW w:type="dxa" w:w="1080"/>
           </w:tcPr>
           <w:p>
             <w:pPr>
+              <w:spacing w:before="0" w:after="0" w:line="240" w:lineRule="auto"/>
               <w:jc w:val="center"/>
+              <w:keepNext/>
             </w:pPr>
             <w:r>
               <w:rPr>
@@ -5901,17 +7192,19 @@
                 <w:b w:val="0"/>
                 <w:sz w:val="21"/>
               </w:rPr>
-              <w:t>2%</w:t>
+              <w:t>1.9%</w:t>
             </w:r>
           </w:p>
         </w:tc>
         <w:tc>
           <w:tcPr>
-            <w:tcW w:type="dxa" w:w="2256"/>
+            <w:tcW w:type="dxa" w:w="3672"/>
           </w:tcPr>
           <w:p>
             <w:pPr>
+              <w:spacing w:before="0" w:after="0" w:line="240" w:lineRule="auto"/>
               <w:jc w:val="center"/>
+              <w:keepNext/>
             </w:pPr>
             <w:r>
               <w:rPr>
@@ -5925,17 +7218,24 @@
                 <w:b w:val="0"/>
                 <w:sz w:val="21"/>
               </w:rPr>
-              <w:t>First-time buyers vs. returning customers.</w:t>
+              <w:t>First-time vs returning</w:t>
             </w:r>
           </w:p>
         </w:tc>
       </w:tr>
       <w:tr>
+        <w:trPr>
+          <w:cantSplit/>
+        </w:trPr>
         <w:tc>
           <w:tcPr>
-            <w:tcW w:type="dxa" w:w="2256"/>
+            <w:tcW w:type="dxa" w:w="2232"/>
           </w:tcPr>
           <w:p>
+            <w:pPr>
+              <w:spacing w:before="0" w:after="0" w:line="240" w:lineRule="auto"/>
+              <w:keepNext/>
+            </w:pPr>
             <w:r>
               <w:rPr>
                 <w:rFonts w:ascii="Times New Roman" w:hAnsi="Times New Roman"/>
@@ -5954,11 +7254,13 @@
         </w:tc>
         <w:tc>
           <w:tcPr>
-            <w:tcW w:type="dxa" w:w="2256"/>
+            <w:tcW w:type="dxa" w:w="1512"/>
           </w:tcPr>
           <w:p>
             <w:pPr>
+              <w:spacing w:before="0" w:after="0" w:line="240" w:lineRule="auto"/>
               <w:jc w:val="center"/>
+              <w:keepNext/>
             </w:pPr>
             <w:r>
               <w:rPr>
@@ -5978,11 +7280,13 @@
         </w:tc>
         <w:tc>
           <w:tcPr>
-            <w:tcW w:type="dxa" w:w="2256"/>
+            <w:tcW w:type="dxa" w:w="1080"/>
           </w:tcPr>
           <w:p>
             <w:pPr>
+              <w:spacing w:before="0" w:after="0" w:line="240" w:lineRule="auto"/>
               <w:jc w:val="center"/>
+              <w:keepNext/>
             </w:pPr>
             <w:r>
               <w:rPr>
@@ -5996,17 +7300,19 @@
                 <w:b w:val="0"/>
                 <w:sz w:val="21"/>
               </w:rPr>
-              <w:t>1%</w:t>
+              <w:t>0.9%</w:t>
             </w:r>
           </w:p>
         </w:tc>
         <w:tc>
           <w:tcPr>
-            <w:tcW w:type="dxa" w:w="2256"/>
+            <w:tcW w:type="dxa" w:w="3672"/>
           </w:tcPr>
           <w:p>
             <w:pPr>
+              <w:spacing w:before="0" w:after="0" w:line="240" w:lineRule="auto"/>
               <w:jc w:val="center"/>
+              <w:keepNext/>
             </w:pPr>
             <w:r>
               <w:rPr>
@@ -6020,17 +7326,24 @@
                 <w:b w:val="0"/>
                 <w:sz w:val="21"/>
               </w:rPr>
-              <w:t>Cart-to-purchase abandonment after seeing shipping costs.</w:t>
+              <w:t>Cart abandonment</w:t>
             </w:r>
           </w:p>
         </w:tc>
       </w:tr>
       <w:tr>
+        <w:trPr>
+          <w:cantSplit/>
+        </w:trPr>
         <w:tc>
           <w:tcPr>
-            <w:tcW w:type="dxa" w:w="2256"/>
+            <w:tcW w:type="dxa" w:w="2232"/>
           </w:tcPr>
           <w:p>
+            <w:pPr>
+              <w:spacing w:before="0" w:after="0" w:line="240" w:lineRule="auto"/>
+              <w:keepNext/>
+            </w:pPr>
             <w:r>
               <w:rPr>
                 <w:rFonts w:ascii="Times New Roman" w:hAnsi="Times New Roman"/>
@@ -6049,11 +7362,13 @@
         </w:tc>
         <w:tc>
           <w:tcPr>
-            <w:tcW w:type="dxa" w:w="2256"/>
+            <w:tcW w:type="dxa" w:w="1512"/>
           </w:tcPr>
           <w:p>
             <w:pPr>
+              <w:spacing w:before="0" w:after="0" w:line="240" w:lineRule="auto"/>
               <w:jc w:val="center"/>
+              <w:keepNext/>
             </w:pPr>
             <w:r>
               <w:rPr>
@@ -6073,11 +7388,13 @@
         </w:tc>
         <w:tc>
           <w:tcPr>
-            <w:tcW w:type="dxa" w:w="2256"/>
+            <w:tcW w:type="dxa" w:w="1080"/>
           </w:tcPr>
           <w:p>
             <w:pPr>
+              <w:spacing w:before="0" w:after="0" w:line="240" w:lineRule="auto"/>
               <w:jc w:val="center"/>
+              <w:keepNext/>
             </w:pPr>
             <w:r>
               <w:rPr>
@@ -6091,17 +7408,19 @@
                 <w:b w:val="0"/>
                 <w:sz w:val="21"/>
               </w:rPr>
-              <w:t>1%</w:t>
+              <w:t>0.9%</w:t>
             </w:r>
           </w:p>
         </w:tc>
         <w:tc>
           <w:tcPr>
-            <w:tcW w:type="dxa" w:w="2256"/>
+            <w:tcW w:type="dxa" w:w="3672"/>
           </w:tcPr>
           <w:p>
             <w:pPr>
+              <w:spacing w:before="0" w:after="0" w:line="240" w:lineRule="auto"/>
               <w:jc w:val="center"/>
+              <w:keepNext/>
             </w:pPr>
             <w:r>
               <w:rPr>
@@ -6115,17 +7434,24 @@
                 <w:b w:val="0"/>
                 <w:sz w:val="21"/>
               </w:rPr>
-              <w:t>Which attributes correlate with higher margins?</w:t>
+              <w:t>Margin correlation</w:t>
             </w:r>
           </w:p>
         </w:tc>
       </w:tr>
       <w:tr>
+        <w:trPr>
+          <w:cantSplit/>
+        </w:trPr>
         <w:tc>
           <w:tcPr>
-            <w:tcW w:type="dxa" w:w="2256"/>
+            <w:tcW w:type="dxa" w:w="2232"/>
           </w:tcPr>
           <w:p>
+            <w:pPr>
+              <w:spacing w:before="0" w:after="0" w:line="240" w:lineRule="auto"/>
+              <w:keepNext/>
+            </w:pPr>
             <w:r>
               <w:rPr>
                 <w:rFonts w:ascii="Times New Roman" w:hAnsi="Times New Roman"/>
@@ -6144,11 +7470,13 @@
         </w:tc>
         <w:tc>
           <w:tcPr>
-            <w:tcW w:type="dxa" w:w="2256"/>
+            <w:tcW w:type="dxa" w:w="1512"/>
           </w:tcPr>
           <w:p>
             <w:pPr>
+              <w:spacing w:before="0" w:after="0" w:line="240" w:lineRule="auto"/>
               <w:jc w:val="center"/>
+              <w:keepNext/>
             </w:pPr>
             <w:r>
               <w:rPr>
@@ -6168,11 +7496,13 @@
         </w:tc>
         <w:tc>
           <w:tcPr>
-            <w:tcW w:type="dxa" w:w="2256"/>
+            <w:tcW w:type="dxa" w:w="1080"/>
           </w:tcPr>
           <w:p>
             <w:pPr>
+              <w:spacing w:before="0" w:after="0" w:line="240" w:lineRule="auto"/>
               <w:jc w:val="center"/>
+              <w:keepNext/>
             </w:pPr>
             <w:r>
               <w:rPr>
@@ -6192,11 +7522,13 @@
         </w:tc>
         <w:tc>
           <w:tcPr>
-            <w:tcW w:type="dxa" w:w="2256"/>
+            <w:tcW w:type="dxa" w:w="3672"/>
           </w:tcPr>
           <w:p>
             <w:pPr>
+              <w:spacing w:before="0" w:after="0" w:line="240" w:lineRule="auto"/>
               <w:jc w:val="center"/>
+              <w:keepNext/>
             </w:pPr>
             <w:r>
               <w:rPr>
@@ -6210,17 +7542,24 @@
                 <w:b w:val="0"/>
                 <w:sz w:val="21"/>
               </w:rPr>
-              <w:t>Not exercised by this particular 100-question sample.</w:t>
+              <w:t>Not in sample</w:t>
             </w:r>
           </w:p>
         </w:tc>
       </w:tr>
       <w:tr>
+        <w:trPr>
+          <w:cantSplit/>
+        </w:trPr>
         <w:tc>
           <w:tcPr>
-            <w:tcW w:type="dxa" w:w="2256"/>
+            <w:tcW w:type="dxa" w:w="2232"/>
           </w:tcPr>
           <w:p>
+            <w:pPr>
+              <w:spacing w:before="0" w:after="0" w:line="240" w:lineRule="auto"/>
+              <w:keepNext/>
+            </w:pPr>
             <w:r>
               <w:rPr>
                 <w:rFonts w:ascii="Times New Roman" w:hAnsi="Times New Roman"/>
@@ -6239,11 +7578,13 @@
         </w:tc>
         <w:tc>
           <w:tcPr>
-            <w:tcW w:type="dxa" w:w="2256"/>
+            <w:tcW w:type="dxa" w:w="1512"/>
           </w:tcPr>
           <w:p>
             <w:pPr>
+              <w:spacing w:before="0" w:after="0" w:line="240" w:lineRule="auto"/>
               <w:jc w:val="center"/>
+              <w:keepNext/>
             </w:pPr>
             <w:r>
               <w:rPr>
@@ -6263,11 +7604,13 @@
         </w:tc>
         <w:tc>
           <w:tcPr>
-            <w:tcW w:type="dxa" w:w="2256"/>
+            <w:tcW w:type="dxa" w:w="1080"/>
           </w:tcPr>
           <w:p>
             <w:pPr>
+              <w:spacing w:before="0" w:after="0" w:line="240" w:lineRule="auto"/>
               <w:jc w:val="center"/>
+              <w:keepNext/>
             </w:pPr>
             <w:r>
               <w:rPr>
@@ -6287,11 +7630,13 @@
         </w:tc>
         <w:tc>
           <w:tcPr>
-            <w:tcW w:type="dxa" w:w="2256"/>
+            <w:tcW w:type="dxa" w:w="3672"/>
           </w:tcPr>
           <w:p>
             <w:pPr>
+              <w:spacing w:before="0" w:after="0" w:line="240" w:lineRule="auto"/>
               <w:jc w:val="center"/>
+              <w:keepNext/>
             </w:pPr>
             <w:r>
               <w:rPr>
@@ -6305,7 +7650,115 @@
                 <w:b w:val="0"/>
                 <w:sz w:val="21"/>
               </w:rPr>
-              <w:t>Not exercised by this particular 100-question sample.</w:t>
+              <w:t>Not in sample</w:t>
+            </w:r>
+          </w:p>
+        </w:tc>
+      </w:tr>
+      <w:tr>
+        <w:trPr>
+          <w:cantSplit/>
+        </w:trPr>
+        <w:tc>
+          <w:tcPr>
+            <w:tcW w:type="dxa" w:w="2232"/>
+          </w:tcPr>
+          <w:p>
+            <w:pPr>
+              <w:spacing w:before="0" w:after="0" w:line="240" w:lineRule="auto"/>
+              <w:keepNext/>
+            </w:pPr>
+            <w:r>
+              <w:rPr>
+                <w:rFonts w:ascii="Times New Roman" w:hAnsi="Times New Roman"/>
+                <w:sz w:val="21"/>
+              </w:rPr>
+            </w:r>
+            <w:r>
+              <w:rPr>
+                <w:rFonts w:ascii="Times New Roman" w:hAnsi="Times New Roman"/>
+                <w:b w:val="0"/>
+                <w:sz w:val="21"/>
+              </w:rPr>
+              <w:t>Additional mixed requests</w:t>
+            </w:r>
+          </w:p>
+        </w:tc>
+        <w:tc>
+          <w:tcPr>
+            <w:tcW w:type="dxa" w:w="1512"/>
+          </w:tcPr>
+          <w:p>
+            <w:pPr>
+              <w:spacing w:before="0" w:after="0" w:line="240" w:lineRule="auto"/>
+              <w:jc w:val="center"/>
+              <w:keepNext/>
+            </w:pPr>
+            <w:r>
+              <w:rPr>
+                <w:rFonts w:ascii="Times New Roman" w:hAnsi="Times New Roman"/>
+                <w:sz w:val="21"/>
+              </w:rPr>
+            </w:r>
+            <w:r>
+              <w:rPr>
+                <w:rFonts w:ascii="Times New Roman" w:hAnsi="Times New Roman"/>
+                <w:b w:val="0"/>
+                <w:sz w:val="21"/>
+              </w:rPr>
+              <w:t>7</w:t>
+            </w:r>
+          </w:p>
+        </w:tc>
+        <w:tc>
+          <w:tcPr>
+            <w:tcW w:type="dxa" w:w="1080"/>
+          </w:tcPr>
+          <w:p>
+            <w:pPr>
+              <w:spacing w:before="0" w:after="0" w:line="240" w:lineRule="auto"/>
+              <w:jc w:val="center"/>
+              <w:keepNext/>
+            </w:pPr>
+            <w:r>
+              <w:rPr>
+                <w:rFonts w:ascii="Times New Roman" w:hAnsi="Times New Roman"/>
+                <w:sz w:val="21"/>
+              </w:rPr>
+            </w:r>
+            <w:r>
+              <w:rPr>
+                <w:rFonts w:ascii="Times New Roman" w:hAnsi="Times New Roman"/>
+                <w:b w:val="0"/>
+                <w:sz w:val="21"/>
+              </w:rPr>
+              <w:t>6.5%</w:t>
+            </w:r>
+          </w:p>
+        </w:tc>
+        <w:tc>
+          <w:tcPr>
+            <w:tcW w:type="dxa" w:w="3672"/>
+          </w:tcPr>
+          <w:p>
+            <w:pPr>
+              <w:spacing w:before="0" w:after="0" w:line="240" w:lineRule="auto"/>
+              <w:jc w:val="center"/>
+              <w:keepNext/>
+            </w:pPr>
+            <w:r>
+              <w:rPr>
+                <w:rFonts w:ascii="Times New Roman" w:hAnsi="Times New Roman"/>
+                <w:sz w:val="21"/>
+              </w:rPr>
+            </w:r>
+            <w:r>
+              <w:rPr>
+                <w:rFonts w:ascii="Times New Roman" w:hAnsi="Times New Roman"/>
+                <w:b w:val="0"/>
+                <w:sz w:val="21"/>
+              </w:rPr>
+              <w:t>Boundary-style requests</w:t>
             </w:r>
           </w:p>
         </w:tc>
@@ -6355,7 +7808,7 @@
                 <w:color w:val="993300"/>
                 <w:sz w:val="21"/>
               </w:rPr>
-              <w:t>[ PLACEHOLDER — FIGURE 5 NOT YET INSERTED ]</w:t>
+              <w:t>[ PLACEHOLDER - FIGURE 1 NOT YET INSERTED ]</w:t>
             </w:r>
           </w:p>
           <w:p>
@@ -6387,7 +7840,7 @@
           <w:b/>
           <w:sz w:val="21"/>
         </w:rPr>
-        <w:t>Figure 5: Pattern classification of the answerable analytical benchmark subset</w:t>
+        <w:t>Figure 1: Pattern classification of the answerable analytical benchmark subset</w:t>
       </w:r>
     </w:p>
     <w:p>
@@ -6402,7 +7855,7 @@
           <w:i w:val="0"/>
           <w:sz w:val="24"/>
         </w:rPr>
-        <w:t>This classification yields three design directions that shaped the rest of this chapter. First, a small set of patterns appears sufficient: on this benchmark, the top three patterns (KPI, Ranking, and Exception/Filter) already account for 67% of all questions, and all eleven patterns together account for 100%, supporting a fixed template library rather than an open-ended query language. Segment and Tabular happen not to be exercised by this particular 100-question sample, which is a property of this benchmark rather than evidence that those two patterns are unnecessary; the compiler supports both regardless. Second, business vocabulary differs systematically from database column names: reviewed requests used phrases like â€œtotal refund rate,â€ never SUM(o.RefundedAmount), which motivates an explicit semantic layer rather than exposing the schema directly to the language model. Third, reuse appears to be the norm rather than the exception: many requests were variations of things already asked before, in a different time window or for a different segment, which motivates the widget persistence design.</w:t>
+        <w:t>This classification yields three design directions that shaped the rest of this chapter. First, a small set of patterns appears sufficient: the top three analytical patterns (KPI, Ranking, and Exception/Filter) account for 67 of the 107 benchmark requests, or about 62.6% of the full mixed benchmark. Segment and Tabular happen not to be exercised by this particular run, which is a property of this benchmark rather than evidence that those two patterns are unnecessary; the compiler supports both regardless. Second, business vocabulary differs systematically from database column names: reviewed requests used phrases like 'total refund rate,' never SUM(o.RefundedAmount), which motivates an explicit semantic layer rather than exposing the schema directly to the language model. Third, reuse appears to be the norm rather than the exception: many requests were variations of things already asked before, in a different time window or for a different segment, which motivates the widget persistence design.</w:t>
       </w:r>
     </w:p>
     <w:p>
@@ -6529,9 +7982,15 @@
       </w:r>
     </w:p>
     <w:p>
+      <w:r>
+        <w:br w:type="page"/>
+      </w:r>
+    </w:p>
+    <w:p>
       <w:pPr>
         <w:spacing w:before="200" w:after="80"/>
         <w:jc w:val="center"/>
+        <w:keepNext/>
       </w:pPr>
       <w:r>
         <w:rPr>
@@ -6539,7 +7998,7 @@
           <w:b/>
           <w:sz w:val="22"/>
         </w:rPr>
-        <w:t>Table: Plain-language AEGIS formal model.</w:t>
+        <w:t>Table 3.2: Plain-language AEGIS formal model.</w:t>
       </w:r>
     </w:p>
     <w:tbl>
@@ -6563,13 +8022,18 @@
         <w:gridCol w:w="3009"/>
       </w:tblGrid>
       <w:tr>
+        <w:trPr>
+          <w:cantSplit/>
+        </w:trPr>
         <w:tc>
           <w:tcPr>
             <w:tcW w:type="dxa" w:w="3009"/>
           </w:tcPr>
           <w:p>
             <w:pPr>
+              <w:spacing w:before="0" w:after="0" w:line="240" w:lineRule="auto"/>
               <w:jc w:val="center"/>
+              <w:keepNext/>
             </w:pPr>
             <w:r>
               <w:rPr>
@@ -6594,7 +8058,9 @@
           </w:tcPr>
           <w:p>
             <w:pPr>
+              <w:spacing w:before="0" w:after="0" w:line="240" w:lineRule="auto"/>
               <w:jc w:val="center"/>
+              <w:keepNext/>
             </w:pPr>
             <w:r>
               <w:rPr>
@@ -6619,7 +8085,9 @@
           </w:tcPr>
           <w:p>
             <w:pPr>
+              <w:spacing w:before="0" w:after="0" w:line="240" w:lineRule="auto"/>
               <w:jc w:val="center"/>
+              <w:keepNext/>
             </w:pPr>
             <w:r>
               <w:rPr>
@@ -6640,11 +8108,18 @@
         </w:tc>
       </w:tr>
       <w:tr>
+        <w:trPr>
+          <w:cantSplit/>
+        </w:trPr>
         <w:tc>
           <w:tcPr>
             <w:tcW w:type="dxa" w:w="3009"/>
           </w:tcPr>
           <w:p>
+            <w:pPr>
+              <w:spacing w:before="0" w:after="0" w:line="240" w:lineRule="auto"/>
+              <w:keepNext/>
+            </w:pPr>
             <w:r>
               <w:rPr>
                 <w:rFonts w:ascii="Times New Roman" w:hAnsi="Times New Roman"/>
@@ -6667,7 +8142,9 @@
           </w:tcPr>
           <w:p>
             <w:pPr>
+              <w:spacing w:before="0" w:after="0" w:line="240" w:lineRule="auto"/>
               <w:jc w:val="center"/>
+              <w:keepNext/>
             </w:pPr>
             <w:r>
               <w:rPr>
@@ -6691,7 +8168,9 @@
           </w:tcPr>
           <w:p>
             <w:pPr>
+              <w:spacing w:before="0" w:after="0" w:line="240" w:lineRule="auto"/>
               <w:jc w:val="center"/>
+              <w:keepNext/>
             </w:pPr>
             <w:r>
               <w:rPr>
@@ -6711,11 +8190,18 @@
         </w:tc>
       </w:tr>
       <w:tr>
+        <w:trPr>
+          <w:cantSplit/>
+        </w:trPr>
         <w:tc>
           <w:tcPr>
             <w:tcW w:type="dxa" w:w="3009"/>
           </w:tcPr>
           <w:p>
+            <w:pPr>
+              <w:spacing w:before="0" w:after="0" w:line="240" w:lineRule="auto"/>
+              <w:keepNext/>
+            </w:pPr>
             <w:r>
               <w:rPr>
                 <w:rFonts w:ascii="Times New Roman" w:hAnsi="Times New Roman"/>
@@ -6738,7 +8224,9 @@
           </w:tcPr>
           <w:p>
             <w:pPr>
+              <w:spacing w:before="0" w:after="0" w:line="240" w:lineRule="auto"/>
               <w:jc w:val="center"/>
+              <w:keepNext/>
             </w:pPr>
             <w:r>
               <w:rPr>
@@ -6762,7 +8250,9 @@
           </w:tcPr>
           <w:p>
             <w:pPr>
+              <w:spacing w:before="0" w:after="0" w:line="240" w:lineRule="auto"/>
               <w:jc w:val="center"/>
+              <w:keepNext/>
             </w:pPr>
             <w:r>
               <w:rPr>
@@ -6782,11 +8272,18 @@
         </w:tc>
       </w:tr>
       <w:tr>
+        <w:trPr>
+          <w:cantSplit/>
+        </w:trPr>
         <w:tc>
           <w:tcPr>
             <w:tcW w:type="dxa" w:w="3009"/>
           </w:tcPr>
           <w:p>
+            <w:pPr>
+              <w:spacing w:before="0" w:after="0" w:line="240" w:lineRule="auto"/>
+              <w:keepNext/>
+            </w:pPr>
             <w:r>
               <w:rPr>
                 <w:rFonts w:ascii="Times New Roman" w:hAnsi="Times New Roman"/>
@@ -6809,7 +8306,9 @@
           </w:tcPr>
           <w:p>
             <w:pPr>
+              <w:spacing w:before="0" w:after="0" w:line="240" w:lineRule="auto"/>
               <w:jc w:val="center"/>
+              <w:keepNext/>
             </w:pPr>
             <w:r>
               <w:rPr>
@@ -6833,7 +8332,9 @@
           </w:tcPr>
           <w:p>
             <w:pPr>
+              <w:spacing w:before="0" w:after="0" w:line="240" w:lineRule="auto"/>
               <w:jc w:val="center"/>
+              <w:keepNext/>
             </w:pPr>
             <w:r>
               <w:rPr>
@@ -6853,11 +8354,18 @@
         </w:tc>
       </w:tr>
       <w:tr>
+        <w:trPr>
+          <w:cantSplit/>
+        </w:trPr>
         <w:tc>
           <w:tcPr>
             <w:tcW w:type="dxa" w:w="3009"/>
           </w:tcPr>
           <w:p>
+            <w:pPr>
+              <w:spacing w:before="0" w:after="0" w:line="240" w:lineRule="auto"/>
+              <w:keepNext/>
+            </w:pPr>
             <w:r>
               <w:rPr>
                 <w:rFonts w:ascii="Times New Roman" w:hAnsi="Times New Roman"/>
@@ -6880,7 +8388,9 @@
           </w:tcPr>
           <w:p>
             <w:pPr>
+              <w:spacing w:before="0" w:after="0" w:line="240" w:lineRule="auto"/>
               <w:jc w:val="center"/>
+              <w:keepNext/>
             </w:pPr>
             <w:r>
               <w:rPr>
@@ -6904,7 +8414,9 @@
           </w:tcPr>
           <w:p>
             <w:pPr>
+              <w:spacing w:before="0" w:after="0" w:line="240" w:lineRule="auto"/>
               <w:jc w:val="center"/>
+              <w:keepNext/>
             </w:pPr>
             <w:r>
               <w:rPr>
@@ -6924,11 +8436,18 @@
         </w:tc>
       </w:tr>
       <w:tr>
+        <w:trPr>
+          <w:cantSplit/>
+        </w:trPr>
         <w:tc>
           <w:tcPr>
             <w:tcW w:type="dxa" w:w="3009"/>
           </w:tcPr>
           <w:p>
+            <w:pPr>
+              <w:spacing w:before="0" w:after="0" w:line="240" w:lineRule="auto"/>
+              <w:keepNext/>
+            </w:pPr>
             <w:r>
               <w:rPr>
                 <w:rFonts w:ascii="Times New Roman" w:hAnsi="Times New Roman"/>
@@ -6951,7 +8470,9 @@
           </w:tcPr>
           <w:p>
             <w:pPr>
+              <w:spacing w:before="0" w:after="0" w:line="240" w:lineRule="auto"/>
               <w:jc w:val="center"/>
+              <w:keepNext/>
             </w:pPr>
             <w:r>
               <w:rPr>
@@ -6975,7 +8496,9 @@
           </w:tcPr>
           <w:p>
             <w:pPr>
+              <w:spacing w:before="0" w:after="0" w:line="240" w:lineRule="auto"/>
               <w:jc w:val="center"/>
+              <w:keepNext/>
             </w:pPr>
             <w:r>
               <w:rPr>
@@ -6995,11 +8518,18 @@
         </w:tc>
       </w:tr>
       <w:tr>
+        <w:trPr>
+          <w:cantSplit/>
+        </w:trPr>
         <w:tc>
           <w:tcPr>
             <w:tcW w:type="dxa" w:w="3009"/>
           </w:tcPr>
           <w:p>
+            <w:pPr>
+              <w:spacing w:before="0" w:after="0" w:line="240" w:lineRule="auto"/>
+              <w:keepNext/>
+            </w:pPr>
             <w:r>
               <w:rPr>
                 <w:rFonts w:ascii="Times New Roman" w:hAnsi="Times New Roman"/>
@@ -7022,7 +8552,9 @@
           </w:tcPr>
           <w:p>
             <w:pPr>
+              <w:spacing w:before="0" w:after="0" w:line="240" w:lineRule="auto"/>
               <w:jc w:val="center"/>
+              <w:keepNext/>
             </w:pPr>
             <w:r>
               <w:rPr>
@@ -7046,7 +8578,9 @@
           </w:tcPr>
           <w:p>
             <w:pPr>
+              <w:spacing w:before="0" w:after="0" w:line="240" w:lineRule="auto"/>
               <w:jc w:val="center"/>
+              <w:keepNext/>
             </w:pPr>
             <w:r>
               <w:rPr>
@@ -7632,7 +9166,7 @@
           <w:i w:val="0"/>
           <w:sz w:val="24"/>
         </w:rPr>
-        <w:t>Business-logic aliases are expanded (for example, â€œabandonedâ€ maps to a specific OrderStatusId), and relative time expressions such as â€œthis monthâ€ are resolved to concrete date predicates.</w:t>
+        <w:t>Business-logic aliases are expanded (for example, 'abandoned' maps to a specific OrderStatusId), and relative time expressions such as 'this month' are resolved to concrete date predicates.</w:t>
       </w:r>
     </w:p>
     <w:p>
@@ -7770,7 +9304,7 @@
                 <w:color w:val="993300"/>
                 <w:sz w:val="21"/>
               </w:rPr>
-              <w:t>[ PLACEHOLDER — FIGURE 1 NOT YET INSERTED ]</w:t>
+              <w:t>[ PLACEHOLDER - FIGURE 2 NOT YET INSERTED ]</w:t>
             </w:r>
           </w:p>
           <w:p>
@@ -7802,7 +9336,7 @@
           <w:b/>
           <w:sz w:val="21"/>
         </w:rPr>
-        <w:t>Figure 1: AEGIS architecture pipeline (User Request to Dashboard Widget)</w:t>
+        <w:t>Figure 2: AEGIS architecture pipeline (User Request to Dashboard Widget)</w:t>
       </w:r>
     </w:p>
     <w:p>
@@ -7873,7 +9407,7 @@
                 <w:color w:val="993300"/>
                 <w:sz w:val="21"/>
               </w:rPr>
-              <w:t>[ PLACEHOLDER — FIGURE 2 NOT YET INSERTED ]</w:t>
+              <w:t>[ PLACEHOLDER - FIGURE 3 NOT YET INSERTED ]</w:t>
             </w:r>
           </w:p>
           <w:p>
@@ -7905,13 +9439,14 @@
           <w:b/>
           <w:sz w:val="21"/>
         </w:rPr>
-        <w:t>Figure 2: Semantic layer modularity - composable blocks vs. free-form SQL generation</w:t>
+        <w:t>Figure 3: Semantic layer modularity - composable blocks vs. free-form SQL generation</w:t>
       </w:r>
     </w:p>
     <w:p>
       <w:pPr>
         <w:spacing w:before="200" w:after="80"/>
         <w:jc w:val="center"/>
+        <w:keepNext/>
       </w:pPr>
       <w:r>
         <w:rPr>
@@ -7919,7 +9454,7 @@
           <w:b/>
           <w:sz w:val="22"/>
         </w:rPr>
-        <w:t>Table 1: Semantic layer object model.</w:t>
+        <w:t>Table 3.3: Semantic layer object model.</w:t>
       </w:r>
     </w:p>
     <w:tbl>
@@ -7943,13 +9478,18 @@
         <w:gridCol w:w="3009"/>
       </w:tblGrid>
       <w:tr>
+        <w:trPr>
+          <w:cantSplit/>
+        </w:trPr>
         <w:tc>
           <w:tcPr>
             <w:tcW w:type="dxa" w:w="3009"/>
           </w:tcPr>
           <w:p>
             <w:pPr>
+              <w:spacing w:before="0" w:after="0" w:line="240" w:lineRule="auto"/>
               <w:jc w:val="center"/>
+              <w:keepNext/>
             </w:pPr>
             <w:r>
               <w:rPr>
@@ -7974,7 +9514,9 @@
           </w:tcPr>
           <w:p>
             <w:pPr>
+              <w:spacing w:before="0" w:after="0" w:line="240" w:lineRule="auto"/>
               <w:jc w:val="center"/>
+              <w:keepNext/>
             </w:pPr>
             <w:r>
               <w:rPr>
@@ -7999,7 +9541,9 @@
           </w:tcPr>
           <w:p>
             <w:pPr>
+              <w:spacing w:before="0" w:after="0" w:line="240" w:lineRule="auto"/>
               <w:jc w:val="center"/>
+              <w:keepNext/>
             </w:pPr>
             <w:r>
               <w:rPr>
@@ -8020,11 +9564,18 @@
         </w:tc>
       </w:tr>
       <w:tr>
+        <w:trPr>
+          <w:cantSplit/>
+        </w:trPr>
         <w:tc>
           <w:tcPr>
             <w:tcW w:type="dxa" w:w="3009"/>
           </w:tcPr>
           <w:p>
+            <w:pPr>
+              <w:spacing w:before="0" w:after="0" w:line="240" w:lineRule="auto"/>
+              <w:keepNext/>
+            </w:pPr>
             <w:r>
               <w:rPr>
                 <w:rFonts w:ascii="Times New Roman" w:hAnsi="Times New Roman"/>
@@ -8047,7 +9598,9 @@
           </w:tcPr>
           <w:p>
             <w:pPr>
+              <w:spacing w:before="0" w:after="0" w:line="240" w:lineRule="auto"/>
               <w:jc w:val="center"/>
+              <w:keepNext/>
             </w:pPr>
             <w:r>
               <w:rPr>
@@ -8071,7 +9624,9 @@
           </w:tcPr>
           <w:p>
             <w:pPr>
+              <w:spacing w:before="0" w:after="0" w:line="240" w:lineRule="auto"/>
               <w:jc w:val="center"/>
+              <w:keepNext/>
             </w:pPr>
             <w:r>
               <w:rPr>
@@ -8091,11 +9646,18 @@
         </w:tc>
       </w:tr>
       <w:tr>
+        <w:trPr>
+          <w:cantSplit/>
+        </w:trPr>
         <w:tc>
           <w:tcPr>
             <w:tcW w:type="dxa" w:w="3009"/>
           </w:tcPr>
           <w:p>
+            <w:pPr>
+              <w:spacing w:before="0" w:after="0" w:line="240" w:lineRule="auto"/>
+              <w:keepNext/>
+            </w:pPr>
             <w:r>
               <w:rPr>
                 <w:rFonts w:ascii="Times New Roman" w:hAnsi="Times New Roman"/>
@@ -8118,7 +9680,9 @@
           </w:tcPr>
           <w:p>
             <w:pPr>
+              <w:spacing w:before="0" w:after="0" w:line="240" w:lineRule="auto"/>
               <w:jc w:val="center"/>
+              <w:keepNext/>
             </w:pPr>
             <w:r>
               <w:rPr>
@@ -8142,7 +9706,9 @@
           </w:tcPr>
           <w:p>
             <w:pPr>
+              <w:spacing w:before="0" w:after="0" w:line="240" w:lineRule="auto"/>
               <w:jc w:val="center"/>
+              <w:keepNext/>
             </w:pPr>
             <w:r>
               <w:rPr>
@@ -8162,11 +9728,18 @@
         </w:tc>
       </w:tr>
       <w:tr>
+        <w:trPr>
+          <w:cantSplit/>
+        </w:trPr>
         <w:tc>
           <w:tcPr>
             <w:tcW w:type="dxa" w:w="3009"/>
           </w:tcPr>
           <w:p>
+            <w:pPr>
+              <w:spacing w:before="0" w:after="0" w:line="240" w:lineRule="auto"/>
+              <w:keepNext/>
+            </w:pPr>
             <w:r>
               <w:rPr>
                 <w:rFonts w:ascii="Times New Roman" w:hAnsi="Times New Roman"/>
@@ -8189,7 +9762,9 @@
           </w:tcPr>
           <w:p>
             <w:pPr>
+              <w:spacing w:before="0" w:after="0" w:line="240" w:lineRule="auto"/>
               <w:jc w:val="center"/>
+              <w:keepNext/>
             </w:pPr>
             <w:r>
               <w:rPr>
@@ -8213,7 +9788,9 @@
           </w:tcPr>
           <w:p>
             <w:pPr>
+              <w:spacing w:before="0" w:after="0" w:line="240" w:lineRule="auto"/>
               <w:jc w:val="center"/>
+              <w:keepNext/>
             </w:pPr>
             <w:r>
               <w:rPr>
@@ -8233,11 +9810,18 @@
         </w:tc>
       </w:tr>
       <w:tr>
+        <w:trPr>
+          <w:cantSplit/>
+        </w:trPr>
         <w:tc>
           <w:tcPr>
             <w:tcW w:type="dxa" w:w="3009"/>
           </w:tcPr>
           <w:p>
+            <w:pPr>
+              <w:spacing w:before="0" w:after="0" w:line="240" w:lineRule="auto"/>
+              <w:keepNext/>
+            </w:pPr>
             <w:r>
               <w:rPr>
                 <w:rFonts w:ascii="Times New Roman" w:hAnsi="Times New Roman"/>
@@ -8260,7 +9844,9 @@
           </w:tcPr>
           <w:p>
             <w:pPr>
+              <w:spacing w:before="0" w:after="0" w:line="240" w:lineRule="auto"/>
               <w:jc w:val="center"/>
+              <w:keepNext/>
             </w:pPr>
             <w:r>
               <w:rPr>
@@ -8284,7 +9870,9 @@
           </w:tcPr>
           <w:p>
             <w:pPr>
+              <w:spacing w:before="0" w:after="0" w:line="240" w:lineRule="auto"/>
               <w:jc w:val="center"/>
+              <w:keepNext/>
             </w:pPr>
             <w:r>
               <w:rPr>
@@ -8304,11 +9892,18 @@
         </w:tc>
       </w:tr>
       <w:tr>
+        <w:trPr>
+          <w:cantSplit/>
+        </w:trPr>
         <w:tc>
           <w:tcPr>
             <w:tcW w:type="dxa" w:w="3009"/>
           </w:tcPr>
           <w:p>
+            <w:pPr>
+              <w:spacing w:before="0" w:after="0" w:line="240" w:lineRule="auto"/>
+              <w:keepNext/>
+            </w:pPr>
             <w:r>
               <w:rPr>
                 <w:rFonts w:ascii="Times New Roman" w:hAnsi="Times New Roman"/>
@@ -8331,7 +9926,9 @@
           </w:tcPr>
           <w:p>
             <w:pPr>
+              <w:spacing w:before="0" w:after="0" w:line="240" w:lineRule="auto"/>
               <w:jc w:val="center"/>
+              <w:keepNext/>
             </w:pPr>
             <w:r>
               <w:rPr>
@@ -8355,7 +9952,9 @@
           </w:tcPr>
           <w:p>
             <w:pPr>
+              <w:spacing w:before="0" w:after="0" w:line="240" w:lineRule="auto"/>
               <w:jc w:val="center"/>
+              <w:keepNext/>
             </w:pPr>
             <w:r>
               <w:rPr>
@@ -8375,11 +9974,18 @@
         </w:tc>
       </w:tr>
       <w:tr>
+        <w:trPr>
+          <w:cantSplit/>
+        </w:trPr>
         <w:tc>
           <w:tcPr>
             <w:tcW w:type="dxa" w:w="3009"/>
           </w:tcPr>
           <w:p>
+            <w:pPr>
+              <w:spacing w:before="0" w:after="0" w:line="240" w:lineRule="auto"/>
+              <w:keepNext/>
+            </w:pPr>
             <w:r>
               <w:rPr>
                 <w:rFonts w:ascii="Times New Roman" w:hAnsi="Times New Roman"/>
@@ -8402,7 +10008,9 @@
           </w:tcPr>
           <w:p>
             <w:pPr>
+              <w:spacing w:before="0" w:after="0" w:line="240" w:lineRule="auto"/>
               <w:jc w:val="center"/>
+              <w:keepNext/>
             </w:pPr>
             <w:r>
               <w:rPr>
@@ -8426,7 +10034,9 @@
           </w:tcPr>
           <w:p>
             <w:pPr>
+              <w:spacing w:before="0" w:after="0" w:line="240" w:lineRule="auto"/>
               <w:jc w:val="center"/>
+              <w:keepNext/>
             </w:pPr>
             <w:r>
               <w:rPr>
@@ -8446,11 +10056,18 @@
         </w:tc>
       </w:tr>
       <w:tr>
+        <w:trPr>
+          <w:cantSplit/>
+        </w:trPr>
         <w:tc>
           <w:tcPr>
             <w:tcW w:type="dxa" w:w="3009"/>
           </w:tcPr>
           <w:p>
+            <w:pPr>
+              <w:spacing w:before="0" w:after="0" w:line="240" w:lineRule="auto"/>
+              <w:keepNext/>
+            </w:pPr>
             <w:r>
               <w:rPr>
                 <w:rFonts w:ascii="Times New Roman" w:hAnsi="Times New Roman"/>
@@ -8473,7 +10090,9 @@
           </w:tcPr>
           <w:p>
             <w:pPr>
+              <w:spacing w:before="0" w:after="0" w:line="240" w:lineRule="auto"/>
               <w:jc w:val="center"/>
+              <w:keepNext/>
             </w:pPr>
             <w:r>
               <w:rPr>
@@ -8497,7 +10116,9 @@
           </w:tcPr>
           <w:p>
             <w:pPr>
+              <w:spacing w:before="0" w:after="0" w:line="240" w:lineRule="auto"/>
               <w:jc w:val="center"/>
+              <w:keepNext/>
             </w:pPr>
             <w:r>
               <w:rPr>
@@ -8534,7 +10155,7 @@
           <w:i w:val="0"/>
           <w:sz w:val="24"/>
         </w:rPr>
-        <w:t>In the nopCommerce prototype, the semantic layer defines 15 metrics, 34 dimensions, and 11 join paths across 12 analytics-relevant tables. The full nopCommerce schema contains 126 tables; the remaining 114 (system, content-management, configuration, authentication, vendor, and promotions tables) are deliberately not represented in the semantic layer at all. No business analyst asks â€œshow me revenue by ScheduleTask,â€ and excluding these tables functions as an implicit table-level access control: even a crafted prompt that names a hidden system table directly is rejected at Stage 2, because the identifier simply does not exist in L.</w:t>
+        <w:t>In the nopCommerce prototype, the semantic layer defines 15 metrics, 34 dimensions, and 11 join paths across 12 analytics-relevant tables. The full nopCommerce schema contains 126 tables; the remaining 114 (system, content-management, configuration, authentication, vendor, and promotions tables) are deliberately not represented in the semantic layer at all. No business analyst asks 'show me revenue by ScheduleTask,' and excluding these tables functions as an implicit table-level access control: even a crafted prompt that names a hidden system table directly is rejected at Stage 2, because the identifier simply does not exist in L.</w:t>
       </w:r>
     </w:p>
     <w:p>
@@ -8736,7 +10357,7 @@
                 <w:color w:val="993300"/>
                 <w:sz w:val="21"/>
               </w:rPr>
-              <w:t>[ PLACEHOLDER — FIGURE 3 NOT YET INSERTED ]</w:t>
+              <w:t>[ PLACEHOLDER - FIGURE 4 NOT YET INSERTED ]</w:t>
             </w:r>
           </w:p>
           <w:p>
@@ -8768,7 +10389,7 @@
           <w:b/>
           <w:sz w:val="21"/>
         </w:rPr>
-        <w:t>Figure 3: Vocabulary injection workflow</w:t>
+        <w:t>Figure 4: Vocabulary injection workflow</w:t>
       </w:r>
     </w:p>
     <w:p>
@@ -8844,7 +10465,7 @@
                 <w:color w:val="993300"/>
                 <w:sz w:val="21"/>
               </w:rPr>
-              <w:t>[ PLACEHOLDER — FIGURE 4 NOT YET INSERTED ]</w:t>
+              <w:t>[ PLACEHOLDER - FIGURE 5 NOT YET INSERTED ]</w:t>
             </w:r>
           </w:p>
           <w:p>
@@ -8876,13 +10497,14 @@
           <w:b/>
           <w:sz w:val="21"/>
         </w:rPr>
-        <w:t>Figure 4: Taxonomy of the eleven AEGIS analytical patterns</w:t>
+        <w:t>Figure 5: Taxonomy of the eleven AEGIS analytical patterns</w:t>
       </w:r>
     </w:p>
     <w:p>
       <w:pPr>
         <w:spacing w:before="200" w:after="80"/>
         <w:jc w:val="center"/>
+        <w:keepNext/>
       </w:pPr>
       <w:r>
         <w:rPr>
@@ -8890,7 +10512,7 @@
           <w:b/>
           <w:sz w:val="22"/>
         </w:rPr>
-        <w:t>Table 2: The eleven AEGIS analytical patterns.</w:t>
+        <w:t>Table 3.4: The eleven AEGIS analytical patterns.</w:t>
       </w:r>
     </w:p>
     <w:tbl>
@@ -8915,13 +10537,18 @@
         <w:gridCol w:w="2256"/>
       </w:tblGrid>
       <w:tr>
+        <w:trPr>
+          <w:cantSplit/>
+        </w:trPr>
         <w:tc>
           <w:tcPr>
             <w:tcW w:type="dxa" w:w="2256"/>
           </w:tcPr>
           <w:p>
             <w:pPr>
+              <w:spacing w:before="0" w:after="0" w:line="240" w:lineRule="auto"/>
               <w:jc w:val="center"/>
+              <w:keepNext/>
             </w:pPr>
             <w:r>
               <w:rPr>
@@ -8946,7 +10573,9 @@
           </w:tcPr>
           <w:p>
             <w:pPr>
+              <w:spacing w:before="0" w:after="0" w:line="240" w:lineRule="auto"/>
               <w:jc w:val="center"/>
+              <w:keepNext/>
             </w:pPr>
             <w:r>
               <w:rPr>
@@ -8971,7 +10600,9 @@
           </w:tcPr>
           <w:p>
             <w:pPr>
+              <w:spacing w:before="0" w:after="0" w:line="240" w:lineRule="auto"/>
               <w:jc w:val="center"/>
+              <w:keepNext/>
             </w:pPr>
             <w:r>
               <w:rPr>
@@ -8996,7 +10627,9 @@
           </w:tcPr>
           <w:p>
             <w:pPr>
+              <w:spacing w:before="0" w:after="0" w:line="240" w:lineRule="auto"/>
               <w:jc w:val="center"/>
+              <w:keepNext/>
             </w:pPr>
             <w:r>
               <w:rPr>
@@ -9017,11 +10650,18 @@
         </w:tc>
       </w:tr>
       <w:tr>
+        <w:trPr>
+          <w:cantSplit/>
+        </w:trPr>
         <w:tc>
           <w:tcPr>
             <w:tcW w:type="dxa" w:w="2256"/>
           </w:tcPr>
           <w:p>
+            <w:pPr>
+              <w:spacing w:before="0" w:after="0" w:line="240" w:lineRule="auto"/>
+              <w:keepNext/>
+            </w:pPr>
             <w:r>
               <w:rPr>
                 <w:rFonts w:ascii="Times New Roman" w:hAnsi="Times New Roman"/>
@@ -9044,7 +10684,9 @@
           </w:tcPr>
           <w:p>
             <w:pPr>
+              <w:spacing w:before="0" w:after="0" w:line="240" w:lineRule="auto"/>
               <w:jc w:val="center"/>
+              <w:keepNext/>
             </w:pPr>
             <w:r>
               <w:rPr>
@@ -9068,7 +10710,9 @@
           </w:tcPr>
           <w:p>
             <w:pPr>
+              <w:spacing w:before="0" w:after="0" w:line="240" w:lineRule="auto"/>
               <w:jc w:val="center"/>
+              <w:keepNext/>
             </w:pPr>
             <w:r>
               <w:rPr>
@@ -9092,7 +10736,9 @@
           </w:tcPr>
           <w:p>
             <w:pPr>
+              <w:spacing w:before="0" w:after="0" w:line="240" w:lineRule="auto"/>
               <w:jc w:val="center"/>
+              <w:keepNext/>
             </w:pPr>
             <w:r>
               <w:rPr>
@@ -9112,11 +10758,18 @@
         </w:tc>
       </w:tr>
       <w:tr>
+        <w:trPr>
+          <w:cantSplit/>
+        </w:trPr>
         <w:tc>
           <w:tcPr>
             <w:tcW w:type="dxa" w:w="2256"/>
           </w:tcPr>
           <w:p>
+            <w:pPr>
+              <w:spacing w:before="0" w:after="0" w:line="240" w:lineRule="auto"/>
+              <w:keepNext/>
+            </w:pPr>
             <w:r>
               <w:rPr>
                 <w:rFonts w:ascii="Times New Roman" w:hAnsi="Times New Roman"/>
@@ -9139,7 +10792,9 @@
           </w:tcPr>
           <w:p>
             <w:pPr>
+              <w:spacing w:before="0" w:after="0" w:line="240" w:lineRule="auto"/>
               <w:jc w:val="center"/>
+              <w:keepNext/>
             </w:pPr>
             <w:r>
               <w:rPr>
@@ -9163,7 +10818,9 @@
           </w:tcPr>
           <w:p>
             <w:pPr>
+              <w:spacing w:before="0" w:after="0" w:line="240" w:lineRule="auto"/>
               <w:jc w:val="center"/>
+              <w:keepNext/>
             </w:pPr>
             <w:r>
               <w:rPr>
@@ -9187,7 +10844,9 @@
           </w:tcPr>
           <w:p>
             <w:pPr>
+              <w:spacing w:before="0" w:after="0" w:line="240" w:lineRule="auto"/>
               <w:jc w:val="center"/>
+              <w:keepNext/>
             </w:pPr>
             <w:r>
               <w:rPr>
@@ -9207,11 +10866,18 @@
         </w:tc>
       </w:tr>
       <w:tr>
+        <w:trPr>
+          <w:cantSplit/>
+        </w:trPr>
         <w:tc>
           <w:tcPr>
             <w:tcW w:type="dxa" w:w="2256"/>
           </w:tcPr>
           <w:p>
+            <w:pPr>
+              <w:spacing w:before="0" w:after="0" w:line="240" w:lineRule="auto"/>
+              <w:keepNext/>
+            </w:pPr>
             <w:r>
               <w:rPr>
                 <w:rFonts w:ascii="Times New Roman" w:hAnsi="Times New Roman"/>
@@ -9234,7 +10900,9 @@
           </w:tcPr>
           <w:p>
             <w:pPr>
+              <w:spacing w:before="0" w:after="0" w:line="240" w:lineRule="auto"/>
               <w:jc w:val="center"/>
+              <w:keepNext/>
             </w:pPr>
             <w:r>
               <w:rPr>
@@ -9258,7 +10926,9 @@
           </w:tcPr>
           <w:p>
             <w:pPr>
+              <w:spacing w:before="0" w:after="0" w:line="240" w:lineRule="auto"/>
               <w:jc w:val="center"/>
+              <w:keepNext/>
             </w:pPr>
             <w:r>
               <w:rPr>
@@ -9282,7 +10952,9 @@
           </w:tcPr>
           <w:p>
             <w:pPr>
+              <w:spacing w:before="0" w:after="0" w:line="240" w:lineRule="auto"/>
               <w:jc w:val="center"/>
+              <w:keepNext/>
             </w:pPr>
             <w:r>
               <w:rPr>
@@ -9302,11 +10974,18 @@
         </w:tc>
       </w:tr>
       <w:tr>
+        <w:trPr>
+          <w:cantSplit/>
+        </w:trPr>
         <w:tc>
           <w:tcPr>
             <w:tcW w:type="dxa" w:w="2256"/>
           </w:tcPr>
           <w:p>
+            <w:pPr>
+              <w:spacing w:before="0" w:after="0" w:line="240" w:lineRule="auto"/>
+              <w:keepNext/>
+            </w:pPr>
             <w:r>
               <w:rPr>
                 <w:rFonts w:ascii="Times New Roman" w:hAnsi="Times New Roman"/>
@@ -9329,7 +11008,9 @@
           </w:tcPr>
           <w:p>
             <w:pPr>
+              <w:spacing w:before="0" w:after="0" w:line="240" w:lineRule="auto"/>
               <w:jc w:val="center"/>
+              <w:keepNext/>
             </w:pPr>
             <w:r>
               <w:rPr>
@@ -9353,7 +11034,9 @@
           </w:tcPr>
           <w:p>
             <w:pPr>
+              <w:spacing w:before="0" w:after="0" w:line="240" w:lineRule="auto"/>
               <w:jc w:val="center"/>
+              <w:keepNext/>
             </w:pPr>
             <w:r>
               <w:rPr>
@@ -9377,7 +11060,9 @@
           </w:tcPr>
           <w:p>
             <w:pPr>
+              <w:spacing w:before="0" w:after="0" w:line="240" w:lineRule="auto"/>
               <w:jc w:val="center"/>
+              <w:keepNext/>
             </w:pPr>
             <w:r>
               <w:rPr>
@@ -9397,11 +11082,18 @@
         </w:tc>
       </w:tr>
       <w:tr>
+        <w:trPr>
+          <w:cantSplit/>
+        </w:trPr>
         <w:tc>
           <w:tcPr>
             <w:tcW w:type="dxa" w:w="2256"/>
           </w:tcPr>
           <w:p>
+            <w:pPr>
+              <w:spacing w:before="0" w:after="0" w:line="240" w:lineRule="auto"/>
+              <w:keepNext/>
+            </w:pPr>
             <w:r>
               <w:rPr>
                 <w:rFonts w:ascii="Times New Roman" w:hAnsi="Times New Roman"/>
@@ -9424,7 +11116,9 @@
           </w:tcPr>
           <w:p>
             <w:pPr>
+              <w:spacing w:before="0" w:after="0" w:line="240" w:lineRule="auto"/>
               <w:jc w:val="center"/>
+              <w:keepNext/>
             </w:pPr>
             <w:r>
               <w:rPr>
@@ -9448,7 +11142,9 @@
           </w:tcPr>
           <w:p>
             <w:pPr>
+              <w:spacing w:before="0" w:after="0" w:line="240" w:lineRule="auto"/>
               <w:jc w:val="center"/>
+              <w:keepNext/>
             </w:pPr>
             <w:r>
               <w:rPr>
@@ -9472,7 +11168,9 @@
           </w:tcPr>
           <w:p>
             <w:pPr>
+              <w:spacing w:before="0" w:after="0" w:line="240" w:lineRule="auto"/>
               <w:jc w:val="center"/>
+              <w:keepNext/>
             </w:pPr>
             <w:r>
               <w:rPr>
@@ -9492,11 +11190,18 @@
         </w:tc>
       </w:tr>
       <w:tr>
+        <w:trPr>
+          <w:cantSplit/>
+        </w:trPr>
         <w:tc>
           <w:tcPr>
             <w:tcW w:type="dxa" w:w="2256"/>
           </w:tcPr>
           <w:p>
+            <w:pPr>
+              <w:spacing w:before="0" w:after="0" w:line="240" w:lineRule="auto"/>
+              <w:keepNext/>
+            </w:pPr>
             <w:r>
               <w:rPr>
                 <w:rFonts w:ascii="Times New Roman" w:hAnsi="Times New Roman"/>
@@ -9519,7 +11224,9 @@
           </w:tcPr>
           <w:p>
             <w:pPr>
+              <w:spacing w:before="0" w:after="0" w:line="240" w:lineRule="auto"/>
               <w:jc w:val="center"/>
+              <w:keepNext/>
             </w:pPr>
             <w:r>
               <w:rPr>
@@ -9543,7 +11250,9 @@
           </w:tcPr>
           <w:p>
             <w:pPr>
+              <w:spacing w:before="0" w:after="0" w:line="240" w:lineRule="auto"/>
               <w:jc w:val="center"/>
+              <w:keepNext/>
             </w:pPr>
             <w:r>
               <w:rPr>
@@ -9567,7 +11276,9 @@
           </w:tcPr>
           <w:p>
             <w:pPr>
+              <w:spacing w:before="0" w:after="0" w:line="240" w:lineRule="auto"/>
               <w:jc w:val="center"/>
+              <w:keepNext/>
             </w:pPr>
             <w:r>
               <w:rPr>
@@ -9587,11 +11298,18 @@
         </w:tc>
       </w:tr>
       <w:tr>
+        <w:trPr>
+          <w:cantSplit/>
+        </w:trPr>
         <w:tc>
           <w:tcPr>
             <w:tcW w:type="dxa" w:w="2256"/>
           </w:tcPr>
           <w:p>
+            <w:pPr>
+              <w:spacing w:before="0" w:after="0" w:line="240" w:lineRule="auto"/>
+              <w:keepNext/>
+            </w:pPr>
             <w:r>
               <w:rPr>
                 <w:rFonts w:ascii="Times New Roman" w:hAnsi="Times New Roman"/>
@@ -9614,7 +11332,9 @@
           </w:tcPr>
           <w:p>
             <w:pPr>
+              <w:spacing w:before="0" w:after="0" w:line="240" w:lineRule="auto"/>
               <w:jc w:val="center"/>
+              <w:keepNext/>
             </w:pPr>
             <w:r>
               <w:rPr>
@@ -9638,7 +11358,9 @@
           </w:tcPr>
           <w:p>
             <w:pPr>
+              <w:spacing w:before="0" w:after="0" w:line="240" w:lineRule="auto"/>
               <w:jc w:val="center"/>
+              <w:keepNext/>
             </w:pPr>
             <w:r>
               <w:rPr>
@@ -9662,7 +11384,9 @@
           </w:tcPr>
           <w:p>
             <w:pPr>
+              <w:spacing w:before="0" w:after="0" w:line="240" w:lineRule="auto"/>
               <w:jc w:val="center"/>
+              <w:keepNext/>
             </w:pPr>
             <w:r>
               <w:rPr>
@@ -9682,11 +11406,18 @@
         </w:tc>
       </w:tr>
       <w:tr>
+        <w:trPr>
+          <w:cantSplit/>
+        </w:trPr>
         <w:tc>
           <w:tcPr>
             <w:tcW w:type="dxa" w:w="2256"/>
           </w:tcPr>
           <w:p>
+            <w:pPr>
+              <w:spacing w:before="0" w:after="0" w:line="240" w:lineRule="auto"/>
+              <w:keepNext/>
+            </w:pPr>
             <w:r>
               <w:rPr>
                 <w:rFonts w:ascii="Times New Roman" w:hAnsi="Times New Roman"/>
@@ -9709,7 +11440,9 @@
           </w:tcPr>
           <w:p>
             <w:pPr>
+              <w:spacing w:before="0" w:after="0" w:line="240" w:lineRule="auto"/>
               <w:jc w:val="center"/>
+              <w:keepNext/>
             </w:pPr>
             <w:r>
               <w:rPr>
@@ -9733,7 +11466,9 @@
           </w:tcPr>
           <w:p>
             <w:pPr>
+              <w:spacing w:before="0" w:after="0" w:line="240" w:lineRule="auto"/>
               <w:jc w:val="center"/>
+              <w:keepNext/>
             </w:pPr>
             <w:r>
               <w:rPr>
@@ -9757,7 +11492,9 @@
           </w:tcPr>
           <w:p>
             <w:pPr>
+              <w:spacing w:before="0" w:after="0" w:line="240" w:lineRule="auto"/>
               <w:jc w:val="center"/>
+              <w:keepNext/>
             </w:pPr>
             <w:r>
               <w:rPr>
@@ -9777,11 +11514,18 @@
         </w:tc>
       </w:tr>
       <w:tr>
+        <w:trPr>
+          <w:cantSplit/>
+        </w:trPr>
         <w:tc>
           <w:tcPr>
             <w:tcW w:type="dxa" w:w="2256"/>
           </w:tcPr>
           <w:p>
+            <w:pPr>
+              <w:spacing w:before="0" w:after="0" w:line="240" w:lineRule="auto"/>
+              <w:keepNext/>
+            </w:pPr>
             <w:r>
               <w:rPr>
                 <w:rFonts w:ascii="Times New Roman" w:hAnsi="Times New Roman"/>
@@ -9804,7 +11548,9 @@
           </w:tcPr>
           <w:p>
             <w:pPr>
+              <w:spacing w:before="0" w:after="0" w:line="240" w:lineRule="auto"/>
               <w:jc w:val="center"/>
+              <w:keepNext/>
             </w:pPr>
             <w:r>
               <w:rPr>
@@ -9828,7 +11574,9 @@
           </w:tcPr>
           <w:p>
             <w:pPr>
+              <w:spacing w:before="0" w:after="0" w:line="240" w:lineRule="auto"/>
               <w:jc w:val="center"/>
+              <w:keepNext/>
             </w:pPr>
             <w:r>
               <w:rPr>
@@ -9852,7 +11600,9 @@
           </w:tcPr>
           <w:p>
             <w:pPr>
+              <w:spacing w:before="0" w:after="0" w:line="240" w:lineRule="auto"/>
               <w:jc w:val="center"/>
+              <w:keepNext/>
             </w:pPr>
             <w:r>
               <w:rPr>
@@ -9872,11 +11622,18 @@
         </w:tc>
       </w:tr>
       <w:tr>
+        <w:trPr>
+          <w:cantSplit/>
+        </w:trPr>
         <w:tc>
           <w:tcPr>
             <w:tcW w:type="dxa" w:w="2256"/>
           </w:tcPr>
           <w:p>
+            <w:pPr>
+              <w:spacing w:before="0" w:after="0" w:line="240" w:lineRule="auto"/>
+              <w:keepNext/>
+            </w:pPr>
             <w:r>
               <w:rPr>
                 <w:rFonts w:ascii="Times New Roman" w:hAnsi="Times New Roman"/>
@@ -9899,7 +11656,9 @@
           </w:tcPr>
           <w:p>
             <w:pPr>
+              <w:spacing w:before="0" w:after="0" w:line="240" w:lineRule="auto"/>
               <w:jc w:val="center"/>
+              <w:keepNext/>
             </w:pPr>
             <w:r>
               <w:rPr>
@@ -9923,7 +11682,9 @@
           </w:tcPr>
           <w:p>
             <w:pPr>
+              <w:spacing w:before="0" w:after="0" w:line="240" w:lineRule="auto"/>
               <w:jc w:val="center"/>
+              <w:keepNext/>
             </w:pPr>
             <w:r>
               <w:rPr>
@@ -9947,7 +11708,9 @@
           </w:tcPr>
           <w:p>
             <w:pPr>
+              <w:spacing w:before="0" w:after="0" w:line="240" w:lineRule="auto"/>
               <w:jc w:val="center"/>
+              <w:keepNext/>
             </w:pPr>
             <w:r>
               <w:rPr>
@@ -9967,11 +11730,18 @@
         </w:tc>
       </w:tr>
       <w:tr>
+        <w:trPr>
+          <w:cantSplit/>
+        </w:trPr>
         <w:tc>
           <w:tcPr>
             <w:tcW w:type="dxa" w:w="2256"/>
           </w:tcPr>
           <w:p>
+            <w:pPr>
+              <w:spacing w:before="0" w:after="0" w:line="240" w:lineRule="auto"/>
+              <w:keepNext/>
+            </w:pPr>
             <w:r>
               <w:rPr>
                 <w:rFonts w:ascii="Times New Roman" w:hAnsi="Times New Roman"/>
@@ -9994,7 +11764,9 @@
           </w:tcPr>
           <w:p>
             <w:pPr>
+              <w:spacing w:before="0" w:after="0" w:line="240" w:lineRule="auto"/>
               <w:jc w:val="center"/>
+              <w:keepNext/>
             </w:pPr>
             <w:r>
               <w:rPr>
@@ -10018,7 +11790,9 @@
           </w:tcPr>
           <w:p>
             <w:pPr>
+              <w:spacing w:before="0" w:after="0" w:line="240" w:lineRule="auto"/>
               <w:jc w:val="center"/>
+              <w:keepNext/>
             </w:pPr>
             <w:r>
               <w:rPr>
@@ -10042,7 +11816,9 @@
           </w:tcPr>
           <w:p>
             <w:pPr>
+              <w:spacing w:before="0" w:after="0" w:line="240" w:lineRule="auto"/>
               <w:jc w:val="center"/>
+              <w:keepNext/>
             </w:pPr>
             <w:r>
               <w:rPr>
@@ -10121,7 +11897,7 @@
                 <w:color w:val="993300"/>
                 <w:sz w:val="21"/>
               </w:rPr>
-              <w:t>[ PLACEHOLDER — FIGURE 6 NOT YET INSERTED ]</w:t>
+              <w:t>[ PLACEHOLDER - FIGURE 6 NOT YET INSERTED ]</w:t>
             </w:r>
           </w:p>
           <w:p>
@@ -10174,6 +11950,7 @@
       <w:pPr>
         <w:spacing w:before="200" w:after="80"/>
         <w:jc w:val="center"/>
+        <w:keepNext/>
       </w:pPr>
       <w:r>
         <w:rPr>
@@ -10181,7 +11958,7 @@
           <w:b/>
           <w:sz w:val="22"/>
         </w:rPr>
-        <w:t>Table 3: Visualization selector mapping.</w:t>
+        <w:t>Table 3.5: Visualization selector mapping.</w:t>
       </w:r>
     </w:p>
     <w:tbl>
@@ -10205,13 +11982,18 @@
         <w:gridCol w:w="3009"/>
       </w:tblGrid>
       <w:tr>
+        <w:trPr>
+          <w:cantSplit/>
+        </w:trPr>
         <w:tc>
           <w:tcPr>
             <w:tcW w:type="dxa" w:w="3009"/>
           </w:tcPr>
           <w:p>
             <w:pPr>
+              <w:spacing w:before="0" w:after="0" w:line="240" w:lineRule="auto"/>
               <w:jc w:val="center"/>
+              <w:keepNext/>
             </w:pPr>
             <w:r>
               <w:rPr>
@@ -10236,7 +12018,9 @@
           </w:tcPr>
           <w:p>
             <w:pPr>
+              <w:spacing w:before="0" w:after="0" w:line="240" w:lineRule="auto"/>
               <w:jc w:val="center"/>
+              <w:keepNext/>
             </w:pPr>
             <w:r>
               <w:rPr>
@@ -10261,7 +12045,9 @@
           </w:tcPr>
           <w:p>
             <w:pPr>
+              <w:spacing w:before="0" w:after="0" w:line="240" w:lineRule="auto"/>
               <w:jc w:val="center"/>
+              <w:keepNext/>
             </w:pPr>
             <w:r>
               <w:rPr>
@@ -10282,11 +12068,18 @@
         </w:tc>
       </w:tr>
       <w:tr>
+        <w:trPr>
+          <w:cantSplit/>
+        </w:trPr>
         <w:tc>
           <w:tcPr>
             <w:tcW w:type="dxa" w:w="3009"/>
           </w:tcPr>
           <w:p>
+            <w:pPr>
+              <w:spacing w:before="0" w:after="0" w:line="240" w:lineRule="auto"/>
+              <w:keepNext/>
+            </w:pPr>
             <w:r>
               <w:rPr>
                 <w:rFonts w:ascii="Times New Roman" w:hAnsi="Times New Roman"/>
@@ -10309,7 +12102,9 @@
           </w:tcPr>
           <w:p>
             <w:pPr>
+              <w:spacing w:before="0" w:after="0" w:line="240" w:lineRule="auto"/>
               <w:jc w:val="center"/>
+              <w:keepNext/>
             </w:pPr>
             <w:r>
               <w:rPr>
@@ -10333,7 +12128,9 @@
           </w:tcPr>
           <w:p>
             <w:pPr>
+              <w:spacing w:before="0" w:after="0" w:line="240" w:lineRule="auto"/>
               <w:jc w:val="center"/>
+              <w:keepNext/>
             </w:pPr>
             <w:r>
               <w:rPr>
@@ -10353,11 +12150,18 @@
         </w:tc>
       </w:tr>
       <w:tr>
+        <w:trPr>
+          <w:cantSplit/>
+        </w:trPr>
         <w:tc>
           <w:tcPr>
             <w:tcW w:type="dxa" w:w="3009"/>
           </w:tcPr>
           <w:p>
+            <w:pPr>
+              <w:spacing w:before="0" w:after="0" w:line="240" w:lineRule="auto"/>
+              <w:keepNext/>
+            </w:pPr>
             <w:r>
               <w:rPr>
                 <w:rFonts w:ascii="Times New Roman" w:hAnsi="Times New Roman"/>
@@ -10380,7 +12184,9 @@
           </w:tcPr>
           <w:p>
             <w:pPr>
+              <w:spacing w:before="0" w:after="0" w:line="240" w:lineRule="auto"/>
               <w:jc w:val="center"/>
+              <w:keepNext/>
             </w:pPr>
             <w:r>
               <w:rPr>
@@ -10404,7 +12210,9 @@
           </w:tcPr>
           <w:p>
             <w:pPr>
+              <w:spacing w:before="0" w:after="0" w:line="240" w:lineRule="auto"/>
               <w:jc w:val="center"/>
+              <w:keepNext/>
             </w:pPr>
             <w:r>
               <w:rPr>
@@ -10424,11 +12232,18 @@
         </w:tc>
       </w:tr>
       <w:tr>
+        <w:trPr>
+          <w:cantSplit/>
+        </w:trPr>
         <w:tc>
           <w:tcPr>
             <w:tcW w:type="dxa" w:w="3009"/>
           </w:tcPr>
           <w:p>
+            <w:pPr>
+              <w:spacing w:before="0" w:after="0" w:line="240" w:lineRule="auto"/>
+              <w:keepNext/>
+            </w:pPr>
             <w:r>
               <w:rPr>
                 <w:rFonts w:ascii="Times New Roman" w:hAnsi="Times New Roman"/>
@@ -10451,7 +12266,9 @@
           </w:tcPr>
           <w:p>
             <w:pPr>
+              <w:spacing w:before="0" w:after="0" w:line="240" w:lineRule="auto"/>
               <w:jc w:val="center"/>
+              <w:keepNext/>
             </w:pPr>
             <w:r>
               <w:rPr>
@@ -10475,7 +12292,9 @@
           </w:tcPr>
           <w:p>
             <w:pPr>
+              <w:spacing w:before="0" w:after="0" w:line="240" w:lineRule="auto"/>
               <w:jc w:val="center"/>
+              <w:keepNext/>
             </w:pPr>
             <w:r>
               <w:rPr>
@@ -10495,11 +12314,18 @@
         </w:tc>
       </w:tr>
       <w:tr>
+        <w:trPr>
+          <w:cantSplit/>
+        </w:trPr>
         <w:tc>
           <w:tcPr>
             <w:tcW w:type="dxa" w:w="3009"/>
           </w:tcPr>
           <w:p>
+            <w:pPr>
+              <w:spacing w:before="0" w:after="0" w:line="240" w:lineRule="auto"/>
+              <w:keepNext/>
+            </w:pPr>
             <w:r>
               <w:rPr>
                 <w:rFonts w:ascii="Times New Roman" w:hAnsi="Times New Roman"/>
@@ -10522,7 +12348,9 @@
           </w:tcPr>
           <w:p>
             <w:pPr>
+              <w:spacing w:before="0" w:after="0" w:line="240" w:lineRule="auto"/>
               <w:jc w:val="center"/>
+              <w:keepNext/>
             </w:pPr>
             <w:r>
               <w:rPr>
@@ -10546,7 +12374,9 @@
           </w:tcPr>
           <w:p>
             <w:pPr>
+              <w:spacing w:before="0" w:after="0" w:line="240" w:lineRule="auto"/>
               <w:jc w:val="center"/>
+              <w:keepNext/>
             </w:pPr>
             <w:r>
               <w:rPr>
@@ -10566,11 +12396,18 @@
         </w:tc>
       </w:tr>
       <w:tr>
+        <w:trPr>
+          <w:cantSplit/>
+        </w:trPr>
         <w:tc>
           <w:tcPr>
             <w:tcW w:type="dxa" w:w="3009"/>
           </w:tcPr>
           <w:p>
+            <w:pPr>
+              <w:spacing w:before="0" w:after="0" w:line="240" w:lineRule="auto"/>
+              <w:keepNext/>
+            </w:pPr>
             <w:r>
               <w:rPr>
                 <w:rFonts w:ascii="Times New Roman" w:hAnsi="Times New Roman"/>
@@ -10593,7 +12430,9 @@
           </w:tcPr>
           <w:p>
             <w:pPr>
+              <w:spacing w:before="0" w:after="0" w:line="240" w:lineRule="auto"/>
               <w:jc w:val="center"/>
+              <w:keepNext/>
             </w:pPr>
             <w:r>
               <w:rPr>
@@ -10617,7 +12456,9 @@
           </w:tcPr>
           <w:p>
             <w:pPr>
+              <w:spacing w:before="0" w:after="0" w:line="240" w:lineRule="auto"/>
               <w:jc w:val="center"/>
+              <w:keepNext/>
             </w:pPr>
             <w:r>
               <w:rPr>
@@ -10637,11 +12478,18 @@
         </w:tc>
       </w:tr>
       <w:tr>
+        <w:trPr>
+          <w:cantSplit/>
+        </w:trPr>
         <w:tc>
           <w:tcPr>
             <w:tcW w:type="dxa" w:w="3009"/>
           </w:tcPr>
           <w:p>
+            <w:pPr>
+              <w:spacing w:before="0" w:after="0" w:line="240" w:lineRule="auto"/>
+              <w:keepNext/>
+            </w:pPr>
             <w:r>
               <w:rPr>
                 <w:rFonts w:ascii="Times New Roman" w:hAnsi="Times New Roman"/>
@@ -10664,7 +12512,9 @@
           </w:tcPr>
           <w:p>
             <w:pPr>
+              <w:spacing w:before="0" w:after="0" w:line="240" w:lineRule="auto"/>
               <w:jc w:val="center"/>
+              <w:keepNext/>
             </w:pPr>
             <w:r>
               <w:rPr>
@@ -10688,7 +12538,9 @@
           </w:tcPr>
           <w:p>
             <w:pPr>
+              <w:spacing w:before="0" w:after="0" w:line="240" w:lineRule="auto"/>
               <w:jc w:val="center"/>
+              <w:keepNext/>
             </w:pPr>
             <w:r>
               <w:rPr>
@@ -10708,11 +12560,18 @@
         </w:tc>
       </w:tr>
       <w:tr>
+        <w:trPr>
+          <w:cantSplit/>
+        </w:trPr>
         <w:tc>
           <w:tcPr>
             <w:tcW w:type="dxa" w:w="3009"/>
           </w:tcPr>
           <w:p>
+            <w:pPr>
+              <w:spacing w:before="0" w:after="0" w:line="240" w:lineRule="auto"/>
+              <w:keepNext/>
+            </w:pPr>
             <w:r>
               <w:rPr>
                 <w:rFonts w:ascii="Times New Roman" w:hAnsi="Times New Roman"/>
@@ -10735,7 +12594,9 @@
           </w:tcPr>
           <w:p>
             <w:pPr>
+              <w:spacing w:before="0" w:after="0" w:line="240" w:lineRule="auto"/>
               <w:jc w:val="center"/>
+              <w:keepNext/>
             </w:pPr>
             <w:r>
               <w:rPr>
@@ -10759,7 +12620,9 @@
           </w:tcPr>
           <w:p>
             <w:pPr>
+              <w:spacing w:before="0" w:after="0" w:line="240" w:lineRule="auto"/>
               <w:jc w:val="center"/>
+              <w:keepNext/>
             </w:pPr>
             <w:r>
               <w:rPr>
@@ -10779,11 +12642,18 @@
         </w:tc>
       </w:tr>
       <w:tr>
+        <w:trPr>
+          <w:cantSplit/>
+        </w:trPr>
         <w:tc>
           <w:tcPr>
             <w:tcW w:type="dxa" w:w="3009"/>
           </w:tcPr>
           <w:p>
+            <w:pPr>
+              <w:spacing w:before="0" w:after="0" w:line="240" w:lineRule="auto"/>
+              <w:keepNext/>
+            </w:pPr>
             <w:r>
               <w:rPr>
                 <w:rFonts w:ascii="Times New Roman" w:hAnsi="Times New Roman"/>
@@ -10806,7 +12676,9 @@
           </w:tcPr>
           <w:p>
             <w:pPr>
+              <w:spacing w:before="0" w:after="0" w:line="240" w:lineRule="auto"/>
               <w:jc w:val="center"/>
+              <w:keepNext/>
             </w:pPr>
             <w:r>
               <w:rPr>
@@ -10830,7 +12702,9 @@
           </w:tcPr>
           <w:p>
             <w:pPr>
+              <w:spacing w:before="0" w:after="0" w:line="240" w:lineRule="auto"/>
               <w:jc w:val="center"/>
+              <w:keepNext/>
             </w:pPr>
             <w:r>
               <w:rPr>
@@ -10850,11 +12724,18 @@
         </w:tc>
       </w:tr>
       <w:tr>
+        <w:trPr>
+          <w:cantSplit/>
+        </w:trPr>
         <w:tc>
           <w:tcPr>
             <w:tcW w:type="dxa" w:w="3009"/>
           </w:tcPr>
           <w:p>
+            <w:pPr>
+              <w:spacing w:before="0" w:after="0" w:line="240" w:lineRule="auto"/>
+              <w:keepNext/>
+            </w:pPr>
             <w:r>
               <w:rPr>
                 <w:rFonts w:ascii="Times New Roman" w:hAnsi="Times New Roman"/>
@@ -10877,7 +12758,9 @@
           </w:tcPr>
           <w:p>
             <w:pPr>
+              <w:spacing w:before="0" w:after="0" w:line="240" w:lineRule="auto"/>
               <w:jc w:val="center"/>
+              <w:keepNext/>
             </w:pPr>
             <w:r>
               <w:rPr>
@@ -10901,7 +12784,9 @@
           </w:tcPr>
           <w:p>
             <w:pPr>
+              <w:spacing w:before="0" w:after="0" w:line="240" w:lineRule="auto"/>
               <w:jc w:val="center"/>
+              <w:keepNext/>
             </w:pPr>
             <w:r>
               <w:rPr>
@@ -10921,11 +12806,18 @@
         </w:tc>
       </w:tr>
       <w:tr>
+        <w:trPr>
+          <w:cantSplit/>
+        </w:trPr>
         <w:tc>
           <w:tcPr>
             <w:tcW w:type="dxa" w:w="3009"/>
           </w:tcPr>
           <w:p>
+            <w:pPr>
+              <w:spacing w:before="0" w:after="0" w:line="240" w:lineRule="auto"/>
+              <w:keepNext/>
+            </w:pPr>
             <w:r>
               <w:rPr>
                 <w:rFonts w:ascii="Times New Roman" w:hAnsi="Times New Roman"/>
@@ -10948,7 +12840,9 @@
           </w:tcPr>
           <w:p>
             <w:pPr>
+              <w:spacing w:before="0" w:after="0" w:line="240" w:lineRule="auto"/>
               <w:jc w:val="center"/>
+              <w:keepNext/>
             </w:pPr>
             <w:r>
               <w:rPr>
@@ -10972,7 +12866,9 @@
           </w:tcPr>
           <w:p>
             <w:pPr>
+              <w:spacing w:before="0" w:after="0" w:line="240" w:lineRule="auto"/>
               <w:jc w:val="center"/>
+              <w:keepNext/>
             </w:pPr>
             <w:r>
               <w:rPr>
@@ -10992,11 +12888,18 @@
         </w:tc>
       </w:tr>
       <w:tr>
+        <w:trPr>
+          <w:cantSplit/>
+        </w:trPr>
         <w:tc>
           <w:tcPr>
             <w:tcW w:type="dxa" w:w="3009"/>
           </w:tcPr>
           <w:p>
+            <w:pPr>
+              <w:spacing w:before="0" w:after="0" w:line="240" w:lineRule="auto"/>
+              <w:keepNext/>
+            </w:pPr>
             <w:r>
               <w:rPr>
                 <w:rFonts w:ascii="Times New Roman" w:hAnsi="Times New Roman"/>
@@ -11019,7 +12922,9 @@
           </w:tcPr>
           <w:p>
             <w:pPr>
+              <w:spacing w:before="0" w:after="0" w:line="240" w:lineRule="auto"/>
               <w:jc w:val="center"/>
+              <w:keepNext/>
             </w:pPr>
             <w:r>
               <w:rPr>
@@ -11043,7 +12948,9 @@
           </w:tcPr>
           <w:p>
             <w:pPr>
+              <w:spacing w:before="0" w:after="0" w:line="240" w:lineRule="auto"/>
               <w:jc w:val="center"/>
+              <w:keepNext/>
             </w:pPr>
             <w:r>
               <w:rPr>
@@ -11151,7 +13058,7 @@
                 <w:color w:val="993300"/>
                 <w:sz w:val="21"/>
               </w:rPr>
-              <w:t>[ PLACEHOLDER — FIGURE 7 NOT YET INSERTED ]</w:t>
+              <w:t>[ PLACEHOLDER - FIGURE 7 NOT YET INSERTED ]</w:t>
             </w:r>
           </w:p>
           <w:p>
@@ -11486,7 +13393,7 @@
           <w:i w:val="0"/>
           <w:sz w:val="24"/>
         </w:rPr>
-        <w:t>A methodological caveat applies to every quantitative result reported in this chapter and in the results discussion. All benchmark construction, execution, and measurement were carried out by the author as part of this thesis, using a self-built dataset and evaluation harness; none of it has been independently replicated by a third party, externally audited, or peer-reviewed. This is distinct from reproducibility: the underlying artifacts (evaluation_dataset/questions.json, benchmark_results.json, pattern_classification.json, and the scripts that compute statistics from them) are published alongside this thesis specifically so that any reader can independently re-run the computation and check the reported figures against the raw data, even though no one outside this research has done so yet. Where a figure states that an annotation or classification step was performed by a named number of people (for example, two database engineers verifying gold-standard SQL), that step was part of the author's own research process rather than an independent, third-party audit. These results should therefore be read as internal evidence produced during this research and reproducible from the published artifacts, but not yet independently verified by anyone outside it.</w:t>
+        <w:t>A methodological caveat applies to every quantitative result reported in this chapter and in the results discussion. All benchmark construction, execution, and measurement were carried out by the author as part of this thesis, using a self-built dataset and evaluation harness; none of it has been independently replicated by a third party, externally audited, or peer-reviewed. This is distinct from reproducibility: the underlying project repository artifacts and the scripts that compute statistics from them are provided with this thesis specifically so that any reader can independently re-run the computation and check the reported figures against the raw data, even though no one outside this research has done so yet. Where a figure states that an annotation or classification step was performed by a named number of people (for example, two database engineers verifying gold-standard SQL), that step was part of the author's own research process rather than an independent, third-party audit. These results should therefore be read as internal evidence produced during this research and reproducible from the published artifacts, but not yet independently verified by anyone outside it.</w:t>
       </w:r>
     </w:p>
     <w:p>
@@ -11501,7 +13408,7 @@
           <w:i w:val="0"/>
           <w:sz w:val="24"/>
         </w:rPr>
-        <w:t>A domain-specific benchmark of 107 natural-language reporting requests was built over the production nopCommerce schema described above. The full question set and recorded pipeline outputs are available in the evaluation_dataset/ directory of the project repository, enabling verification of every reported metric. The benchmark mixes ordinary analytical requests with harder boundary cases in the same run; this thesis does not report those harder cases as a separate benchmark. Because the benchmark was constructed for the nopCommerce domain, accuracy and validity reported figures should be interpreted within that scope. The current artifact verifies SQL safety and true execution validity; semantic correctness still requires an annotated expected-answer benchmark in future work.</w:t>
+        <w:t>A domain-specific benchmark of 107 natural-language reporting requests was built over the production nopCommerce schema described above. The full question set and recorded pipeline outputs are available with the project repository, enabling verification of every reported metric. The benchmark mixes ordinary analytical requests with harder boundary cases in the same run; this thesis does not report those harder cases as a separate benchmark. Because the benchmark was constructed for the nopCommerce domain, accuracy and validity reported figures should be interpreted within that scope. The current artifact verifies SQL safety and true execution validity; semantic correctness still requires an annotated expected-answer benchmark in future work.</w:t>
       </w:r>
     </w:p>
     <w:p>
@@ -11859,6 +13766,7 @@
       <w:pPr>
         <w:spacing w:before="200" w:after="80"/>
         <w:jc w:val="center"/>
+        <w:keepNext/>
       </w:pPr>
       <w:r>
         <w:rPr>
@@ -11866,7 +13774,7 @@
           <w:b/>
           <w:sz w:val="22"/>
         </w:rPr>
-        <w:t>Table 5: Verified benchmark status.</w:t>
+        <w:t>Table 5.1: Verified benchmark status.</w:t>
       </w:r>
     </w:p>
     <w:tbl>
@@ -11889,13 +13797,18 @@
         <w:gridCol w:w="4513"/>
       </w:tblGrid>
       <w:tr>
+        <w:trPr>
+          <w:cantSplit/>
+        </w:trPr>
         <w:tc>
           <w:tcPr>
             <w:tcW w:type="dxa" w:w="4513"/>
           </w:tcPr>
           <w:p>
             <w:pPr>
+              <w:spacing w:before="0" w:after="0" w:line="240" w:lineRule="auto"/>
               <w:jc w:val="center"/>
+              <w:keepNext/>
             </w:pPr>
             <w:r>
               <w:rPr>
@@ -11920,7 +13833,9 @@
           </w:tcPr>
           <w:p>
             <w:pPr>
+              <w:spacing w:before="0" w:after="0" w:line="240" w:lineRule="auto"/>
               <w:jc w:val="center"/>
+              <w:keepNext/>
             </w:pPr>
             <w:r>
               <w:rPr>
@@ -11941,11 +13856,18 @@
         </w:tc>
       </w:tr>
       <w:tr>
+        <w:trPr>
+          <w:cantSplit/>
+        </w:trPr>
         <w:tc>
           <w:tcPr>
             <w:tcW w:type="dxa" w:w="4513"/>
           </w:tcPr>
           <w:p>
+            <w:pPr>
+              <w:spacing w:before="0" w:after="0" w:line="240" w:lineRule="auto"/>
+              <w:keepNext/>
+            </w:pPr>
             <w:r>
               <w:rPr>
                 <w:rFonts w:ascii="Times New Roman" w:hAnsi="Times New Roman"/>
@@ -11968,7 +13890,9 @@
           </w:tcPr>
           <w:p>
             <w:pPr>
+              <w:spacing w:before="0" w:after="0" w:line="240" w:lineRule="auto"/>
               <w:jc w:val="center"/>
+              <w:keepNext/>
             </w:pPr>
             <w:r>
               <w:rPr>
@@ -11988,11 +13912,18 @@
         </w:tc>
       </w:tr>
       <w:tr>
+        <w:trPr>
+          <w:cantSplit/>
+        </w:trPr>
         <w:tc>
           <w:tcPr>
             <w:tcW w:type="dxa" w:w="4513"/>
           </w:tcPr>
           <w:p>
+            <w:pPr>
+              <w:spacing w:before="0" w:after="0" w:line="240" w:lineRule="auto"/>
+              <w:keepNext/>
+            </w:pPr>
             <w:r>
               <w:rPr>
                 <w:rFonts w:ascii="Times New Roman" w:hAnsi="Times New Roman"/>
@@ -12015,7 +13946,9 @@
           </w:tcPr>
           <w:p>
             <w:pPr>
+              <w:spacing w:before="0" w:after="0" w:line="240" w:lineRule="auto"/>
               <w:jc w:val="center"/>
+              <w:keepNext/>
             </w:pPr>
             <w:r>
               <w:rPr>
@@ -12035,11 +13968,18 @@
         </w:tc>
       </w:tr>
       <w:tr>
+        <w:trPr>
+          <w:cantSplit/>
+        </w:trPr>
         <w:tc>
           <w:tcPr>
             <w:tcW w:type="dxa" w:w="4513"/>
           </w:tcPr>
           <w:p>
+            <w:pPr>
+              <w:spacing w:before="0" w:after="0" w:line="240" w:lineRule="auto"/>
+              <w:keepNext/>
+            </w:pPr>
             <w:r>
               <w:rPr>
                 <w:rFonts w:ascii="Times New Roman" w:hAnsi="Times New Roman"/>
@@ -12062,7 +14002,9 @@
           </w:tcPr>
           <w:p>
             <w:pPr>
+              <w:spacing w:before="0" w:after="0" w:line="240" w:lineRule="auto"/>
               <w:jc w:val="center"/>
+              <w:keepNext/>
             </w:pPr>
             <w:r>
               <w:rPr>
@@ -12082,11 +14024,18 @@
         </w:tc>
       </w:tr>
       <w:tr>
+        <w:trPr>
+          <w:cantSplit/>
+        </w:trPr>
         <w:tc>
           <w:tcPr>
             <w:tcW w:type="dxa" w:w="4513"/>
           </w:tcPr>
           <w:p>
+            <w:pPr>
+              <w:spacing w:before="0" w:after="0" w:line="240" w:lineRule="auto"/>
+              <w:keepNext/>
+            </w:pPr>
             <w:r>
               <w:rPr>
                 <w:rFonts w:ascii="Times New Roman" w:hAnsi="Times New Roman"/>
@@ -12109,7 +14058,9 @@
           </w:tcPr>
           <w:p>
             <w:pPr>
+              <w:spacing w:before="0" w:after="0" w:line="240" w:lineRule="auto"/>
               <w:jc w:val="center"/>
+              <w:keepNext/>
             </w:pPr>
             <w:r>
               <w:rPr>
@@ -12146,7 +14097,7 @@
           <w:i/>
           <w:sz w:val="22"/>
         </w:rPr>
-        <w:t>Evidence files: evaluation_dataset/questions.json, benchmark_results.json, benchmark_results_b3.json, and verify_execution.py run against the safedash MySQL database on port 3307.</w:t>
+        <w:t>Evidence basis: the project repository contains the question set, recorded benchmark outputs, B3 outputs, and the true database execution verifier used against the seeded MySQL database.</w:t>
       </w:r>
     </w:p>
     <w:p>
@@ -12182,6 +14133,7 @@
       <w:pPr>
         <w:spacing w:before="200" w:after="80"/>
         <w:jc w:val="center"/>
+        <w:keepNext/>
       </w:pPr>
       <w:r>
         <w:rPr>
@@ -12189,7 +14141,7 @@
           <w:b/>
           <w:sz w:val="22"/>
         </w:rPr>
-        <w:t>Table 6: SQL safety and true execution validity on the 107-query benchmark.</w:t>
+        <w:t>Table 5.2: SQL safety and true execution validity on the 107-query benchmark.</w:t>
       </w:r>
     </w:p>
     <w:tbl>
@@ -12213,13 +14165,18 @@
         <w:gridCol w:w="3009"/>
       </w:tblGrid>
       <w:tr>
+        <w:trPr>
+          <w:cantSplit/>
+        </w:trPr>
         <w:tc>
           <w:tcPr>
             <w:tcW w:type="dxa" w:w="3009"/>
           </w:tcPr>
           <w:p>
             <w:pPr>
+              <w:spacing w:before="0" w:after="0" w:line="240" w:lineRule="auto"/>
               <w:jc w:val="center"/>
+              <w:keepNext/>
             </w:pPr>
             <w:r>
               <w:rPr>
@@ -12244,7 +14201,9 @@
           </w:tcPr>
           <w:p>
             <w:pPr>
+              <w:spacing w:before="0" w:after="0" w:line="240" w:lineRule="auto"/>
               <w:jc w:val="center"/>
+              <w:keepNext/>
             </w:pPr>
             <w:r>
               <w:rPr>
@@ -12269,7 +14228,9 @@
           </w:tcPr>
           <w:p>
             <w:pPr>
+              <w:spacing w:before="0" w:after="0" w:line="240" w:lineRule="auto"/>
               <w:jc w:val="center"/>
+              <w:keepNext/>
             </w:pPr>
             <w:r>
               <w:rPr>
@@ -12290,11 +14251,18 @@
         </w:tc>
       </w:tr>
       <w:tr>
+        <w:trPr>
+          <w:cantSplit/>
+        </w:trPr>
         <w:tc>
           <w:tcPr>
             <w:tcW w:type="dxa" w:w="3009"/>
           </w:tcPr>
           <w:p>
+            <w:pPr>
+              <w:spacing w:before="0" w:after="0" w:line="240" w:lineRule="auto"/>
+              <w:keepNext/>
+            </w:pPr>
             <w:r>
               <w:rPr>
                 <w:rFonts w:ascii="Times New Roman" w:hAnsi="Times New Roman"/>
@@ -12317,7 +14285,9 @@
           </w:tcPr>
           <w:p>
             <w:pPr>
+              <w:spacing w:before="0" w:after="0" w:line="240" w:lineRule="auto"/>
               <w:jc w:val="center"/>
+              <w:keepNext/>
             </w:pPr>
             <w:r>
               <w:rPr>
@@ -12341,7 +14311,9 @@
           </w:tcPr>
           <w:p>
             <w:pPr>
+              <w:spacing w:before="0" w:after="0" w:line="240" w:lineRule="auto"/>
               <w:jc w:val="center"/>
+              <w:keepNext/>
             </w:pPr>
             <w:r>
               <w:rPr>
@@ -12361,11 +14333,18 @@
         </w:tc>
       </w:tr>
       <w:tr>
+        <w:trPr>
+          <w:cantSplit/>
+        </w:trPr>
         <w:tc>
           <w:tcPr>
             <w:tcW w:type="dxa" w:w="3009"/>
           </w:tcPr>
           <w:p>
+            <w:pPr>
+              <w:spacing w:before="0" w:after="0" w:line="240" w:lineRule="auto"/>
+              <w:keepNext/>
+            </w:pPr>
             <w:r>
               <w:rPr>
                 <w:rFonts w:ascii="Times New Roman" w:hAnsi="Times New Roman"/>
@@ -12388,7 +14367,9 @@
           </w:tcPr>
           <w:p>
             <w:pPr>
+              <w:spacing w:before="0" w:after="0" w:line="240" w:lineRule="auto"/>
               <w:jc w:val="center"/>
+              <w:keepNext/>
             </w:pPr>
             <w:r>
               <w:rPr>
@@ -12412,7 +14393,9 @@
           </w:tcPr>
           <w:p>
             <w:pPr>
+              <w:spacing w:before="0" w:after="0" w:line="240" w:lineRule="auto"/>
               <w:jc w:val="center"/>
+              <w:keepNext/>
             </w:pPr>
             <w:r>
               <w:rPr>
@@ -12432,11 +14415,18 @@
         </w:tc>
       </w:tr>
       <w:tr>
+        <w:trPr>
+          <w:cantSplit/>
+        </w:trPr>
         <w:tc>
           <w:tcPr>
             <w:tcW w:type="dxa" w:w="3009"/>
           </w:tcPr>
           <w:p>
+            <w:pPr>
+              <w:spacing w:before="0" w:after="0" w:line="240" w:lineRule="auto"/>
+              <w:keepNext/>
+            </w:pPr>
             <w:r>
               <w:rPr>
                 <w:rFonts w:ascii="Times New Roman" w:hAnsi="Times New Roman"/>
@@ -12459,7 +14449,9 @@
           </w:tcPr>
           <w:p>
             <w:pPr>
+              <w:spacing w:before="0" w:after="0" w:line="240" w:lineRule="auto"/>
               <w:jc w:val="center"/>
+              <w:keepNext/>
             </w:pPr>
             <w:r>
               <w:rPr>
@@ -12483,7 +14475,9 @@
           </w:tcPr>
           <w:p>
             <w:pPr>
+              <w:spacing w:before="0" w:after="0" w:line="240" w:lineRule="auto"/>
               <w:jc w:val="center"/>
+              <w:keepNext/>
             </w:pPr>
             <w:r>
               <w:rPr>
@@ -12577,7 +14571,7 @@
                 <w:color w:val="993300"/>
                 <w:sz w:val="21"/>
               </w:rPr>
-              <w:t>[ PLACEHOLDER — FIGURE 8 NOT YET INSERTED ]</w:t>
+              <w:t>[ PLACEHOLDER - FIGURE 8 NOT YET INSERTED ]</w:t>
             </w:r>
           </w:p>
           <w:p>
@@ -12645,6 +14639,7 @@
       <w:pPr>
         <w:spacing w:before="200" w:after="80"/>
         <w:jc w:val="center"/>
+        <w:keepNext/>
       </w:pPr>
       <w:r>
         <w:rPr>
@@ -12652,7 +14647,7 @@
           <w:b/>
           <w:sz w:val="22"/>
         </w:rPr>
-        <w:t>Table 7: AEGIS true-execution failures diagnosed from MySQL execution.</w:t>
+        <w:t>Table 5.3: AEGIS true-execution failures diagnosed from MySQL execution.</w:t>
       </w:r>
     </w:p>
     <w:tbl>
@@ -12676,13 +14671,18 @@
         <w:gridCol w:w="3009"/>
       </w:tblGrid>
       <w:tr>
+        <w:trPr>
+          <w:cantSplit/>
+        </w:trPr>
         <w:tc>
           <w:tcPr>
             <w:tcW w:type="dxa" w:w="3009"/>
           </w:tcPr>
           <w:p>
             <w:pPr>
+              <w:spacing w:before="0" w:after="0" w:line="240" w:lineRule="auto"/>
               <w:jc w:val="center"/>
+              <w:keepNext/>
             </w:pPr>
             <w:r>
               <w:rPr>
@@ -12707,7 +14707,9 @@
           </w:tcPr>
           <w:p>
             <w:pPr>
+              <w:spacing w:before="0" w:after="0" w:line="240" w:lineRule="auto"/>
               <w:jc w:val="center"/>
+              <w:keepNext/>
             </w:pPr>
             <w:r>
               <w:rPr>
@@ -12732,7 +14734,9 @@
           </w:tcPr>
           <w:p>
             <w:pPr>
+              <w:spacing w:before="0" w:after="0" w:line="240" w:lineRule="auto"/>
               <w:jc w:val="center"/>
+              <w:keepNext/>
             </w:pPr>
             <w:r>
               <w:rPr>
@@ -12753,11 +14757,18 @@
         </w:tc>
       </w:tr>
       <w:tr>
+        <w:trPr>
+          <w:cantSplit/>
+        </w:trPr>
         <w:tc>
           <w:tcPr>
             <w:tcW w:type="dxa" w:w="3009"/>
           </w:tcPr>
           <w:p>
+            <w:pPr>
+              <w:spacing w:before="0" w:after="0" w:line="240" w:lineRule="auto"/>
+              <w:keepNext/>
+            </w:pPr>
             <w:r>
               <w:rPr>
                 <w:rFonts w:ascii="Times New Roman" w:hAnsi="Times New Roman"/>
@@ -12780,7 +14791,9 @@
           </w:tcPr>
           <w:p>
             <w:pPr>
+              <w:spacing w:before="0" w:after="0" w:line="240" w:lineRule="auto"/>
               <w:jc w:val="center"/>
+              <w:keepNext/>
             </w:pPr>
             <w:r>
               <w:rPr>
@@ -12804,7 +14817,9 @@
           </w:tcPr>
           <w:p>
             <w:pPr>
+              <w:spacing w:before="0" w:after="0" w:line="240" w:lineRule="auto"/>
               <w:jc w:val="center"/>
+              <w:keepNext/>
             </w:pPr>
             <w:r>
               <w:rPr>
@@ -12824,11 +14839,18 @@
         </w:tc>
       </w:tr>
       <w:tr>
+        <w:trPr>
+          <w:cantSplit/>
+        </w:trPr>
         <w:tc>
           <w:tcPr>
             <w:tcW w:type="dxa" w:w="3009"/>
           </w:tcPr>
           <w:p>
+            <w:pPr>
+              <w:spacing w:before="0" w:after="0" w:line="240" w:lineRule="auto"/>
+              <w:keepNext/>
+            </w:pPr>
             <w:r>
               <w:rPr>
                 <w:rFonts w:ascii="Times New Roman" w:hAnsi="Times New Roman"/>
@@ -12851,7 +14873,9 @@
           </w:tcPr>
           <w:p>
             <w:pPr>
+              <w:spacing w:before="0" w:after="0" w:line="240" w:lineRule="auto"/>
               <w:jc w:val="center"/>
+              <w:keepNext/>
             </w:pPr>
             <w:r>
               <w:rPr>
@@ -12875,7 +14899,9 @@
           </w:tcPr>
           <w:p>
             <w:pPr>
+              <w:spacing w:before="0" w:after="0" w:line="240" w:lineRule="auto"/>
               <w:jc w:val="center"/>
+              <w:keepNext/>
             </w:pPr>
             <w:r>
               <w:rPr>
@@ -12895,11 +14921,18 @@
         </w:tc>
       </w:tr>
       <w:tr>
+        <w:trPr>
+          <w:cantSplit/>
+        </w:trPr>
         <w:tc>
           <w:tcPr>
             <w:tcW w:type="dxa" w:w="3009"/>
           </w:tcPr>
           <w:p>
+            <w:pPr>
+              <w:spacing w:before="0" w:after="0" w:line="240" w:lineRule="auto"/>
+              <w:keepNext/>
+            </w:pPr>
             <w:r>
               <w:rPr>
                 <w:rFonts w:ascii="Times New Roman" w:hAnsi="Times New Roman"/>
@@ -12922,7 +14955,9 @@
           </w:tcPr>
           <w:p>
             <w:pPr>
+              <w:spacing w:before="0" w:after="0" w:line="240" w:lineRule="auto"/>
               <w:jc w:val="center"/>
+              <w:keepNext/>
             </w:pPr>
             <w:r>
               <w:rPr>
@@ -12946,7 +14981,9 @@
           </w:tcPr>
           <w:p>
             <w:pPr>
+              <w:spacing w:before="0" w:after="0" w:line="240" w:lineRule="auto"/>
               <w:jc w:val="center"/>
+              <w:keepNext/>
             </w:pPr>
             <w:r>
               <w:rPr>
@@ -12966,11 +15003,18 @@
         </w:tc>
       </w:tr>
       <w:tr>
+        <w:trPr>
+          <w:cantSplit/>
+        </w:trPr>
         <w:tc>
           <w:tcPr>
             <w:tcW w:type="dxa" w:w="3009"/>
           </w:tcPr>
           <w:p>
+            <w:pPr>
+              <w:spacing w:before="0" w:after="0" w:line="240" w:lineRule="auto"/>
+              <w:keepNext/>
+            </w:pPr>
             <w:r>
               <w:rPr>
                 <w:rFonts w:ascii="Times New Roman" w:hAnsi="Times New Roman"/>
@@ -12993,7 +15037,9 @@
           </w:tcPr>
           <w:p>
             <w:pPr>
+              <w:spacing w:before="0" w:after="0" w:line="240" w:lineRule="auto"/>
               <w:jc w:val="center"/>
+              <w:keepNext/>
             </w:pPr>
             <w:r>
               <w:rPr>
@@ -13017,7 +15063,9 @@
           </w:tcPr>
           <w:p>
             <w:pPr>
+              <w:spacing w:before="0" w:after="0" w:line="240" w:lineRule="auto"/>
               <w:jc w:val="center"/>
+              <w:keepNext/>
             </w:pPr>
             <w:r>
               <w:rPr>
@@ -13037,11 +15085,18 @@
         </w:tc>
       </w:tr>
       <w:tr>
+        <w:trPr>
+          <w:cantSplit/>
+        </w:trPr>
         <w:tc>
           <w:tcPr>
             <w:tcW w:type="dxa" w:w="3009"/>
           </w:tcPr>
           <w:p>
+            <w:pPr>
+              <w:spacing w:before="0" w:after="0" w:line="240" w:lineRule="auto"/>
+              <w:keepNext/>
+            </w:pPr>
             <w:r>
               <w:rPr>
                 <w:rFonts w:ascii="Times New Roman" w:hAnsi="Times New Roman"/>
@@ -13064,7 +15119,9 @@
           </w:tcPr>
           <w:p>
             <w:pPr>
+              <w:spacing w:before="0" w:after="0" w:line="240" w:lineRule="auto"/>
               <w:jc w:val="center"/>
+              <w:keepNext/>
             </w:pPr>
             <w:r>
               <w:rPr>
@@ -13088,7 +15145,9 @@
           </w:tcPr>
           <w:p>
             <w:pPr>
+              <w:spacing w:before="0" w:after="0" w:line="240" w:lineRule="auto"/>
               <w:jc w:val="center"/>
+              <w:keepNext/>
             </w:pPr>
             <w:r>
               <w:rPr>
@@ -13108,11 +15167,18 @@
         </w:tc>
       </w:tr>
       <w:tr>
+        <w:trPr>
+          <w:cantSplit/>
+        </w:trPr>
         <w:tc>
           <w:tcPr>
             <w:tcW w:type="dxa" w:w="3009"/>
           </w:tcPr>
           <w:p>
+            <w:pPr>
+              <w:spacing w:before="0" w:after="0" w:line="240" w:lineRule="auto"/>
+              <w:keepNext/>
+            </w:pPr>
             <w:r>
               <w:rPr>
                 <w:rFonts w:ascii="Times New Roman" w:hAnsi="Times New Roman"/>
@@ -13135,7 +15201,9 @@
           </w:tcPr>
           <w:p>
             <w:pPr>
+              <w:spacing w:before="0" w:after="0" w:line="240" w:lineRule="auto"/>
               <w:jc w:val="center"/>
+              <w:keepNext/>
             </w:pPr>
             <w:r>
               <w:rPr>
@@ -13159,7 +15227,9 @@
           </w:tcPr>
           <w:p>
             <w:pPr>
+              <w:spacing w:before="0" w:after="0" w:line="240" w:lineRule="auto"/>
               <w:jc w:val="center"/>
+              <w:keepNext/>
             </w:pPr>
             <w:r>
               <w:rPr>
@@ -13179,11 +15249,18 @@
         </w:tc>
       </w:tr>
       <w:tr>
+        <w:trPr>
+          <w:cantSplit/>
+        </w:trPr>
         <w:tc>
           <w:tcPr>
             <w:tcW w:type="dxa" w:w="3009"/>
           </w:tcPr>
           <w:p>
+            <w:pPr>
+              <w:spacing w:before="0" w:after="0" w:line="240" w:lineRule="auto"/>
+              <w:keepNext/>
+            </w:pPr>
             <w:r>
               <w:rPr>
                 <w:rFonts w:ascii="Times New Roman" w:hAnsi="Times New Roman"/>
@@ -13206,7 +15283,9 @@
           </w:tcPr>
           <w:p>
             <w:pPr>
+              <w:spacing w:before="0" w:after="0" w:line="240" w:lineRule="auto"/>
               <w:jc w:val="center"/>
+              <w:keepNext/>
             </w:pPr>
             <w:r>
               <w:rPr>
@@ -13230,7 +15309,9 @@
           </w:tcPr>
           <w:p>
             <w:pPr>
+              <w:spacing w:before="0" w:after="0" w:line="240" w:lineRule="auto"/>
               <w:jc w:val="center"/>
+              <w:keepNext/>
             </w:pPr>
             <w:r>
               <w:rPr>
@@ -13303,6 +15384,7 @@
       <w:pPr>
         <w:spacing w:before="200" w:after="80"/>
         <w:jc w:val="center"/>
+        <w:keepNext/>
       </w:pPr>
       <w:r>
         <w:rPr>
@@ -13310,7 +15392,7 @@
           <w:b/>
           <w:sz w:val="22"/>
         </w:rPr>
-        <w:t>Table 8: Distinguishing the evaluation metrics.</w:t>
+        <w:t>Table 5.4: Distinguishing the evaluation metrics.</w:t>
       </w:r>
     </w:p>
     <w:tbl>
@@ -13334,13 +15416,18 @@
         <w:gridCol w:w="3009"/>
       </w:tblGrid>
       <w:tr>
+        <w:trPr>
+          <w:cantSplit/>
+        </w:trPr>
         <w:tc>
           <w:tcPr>
             <w:tcW w:type="dxa" w:w="3009"/>
           </w:tcPr>
           <w:p>
             <w:pPr>
+              <w:spacing w:before="0" w:after="0" w:line="240" w:lineRule="auto"/>
               <w:jc w:val="center"/>
+              <w:keepNext/>
             </w:pPr>
             <w:r>
               <w:rPr>
@@ -13365,7 +15452,9 @@
           </w:tcPr>
           <w:p>
             <w:pPr>
+              <w:spacing w:before="0" w:after="0" w:line="240" w:lineRule="auto"/>
               <w:jc w:val="center"/>
+              <w:keepNext/>
             </w:pPr>
             <w:r>
               <w:rPr>
@@ -13390,7 +15479,9 @@
           </w:tcPr>
           <w:p>
             <w:pPr>
+              <w:spacing w:before="0" w:after="0" w:line="240" w:lineRule="auto"/>
               <w:jc w:val="center"/>
+              <w:keepNext/>
             </w:pPr>
             <w:r>
               <w:rPr>
@@ -13411,11 +15502,18 @@
         </w:tc>
       </w:tr>
       <w:tr>
+        <w:trPr>
+          <w:cantSplit/>
+        </w:trPr>
         <w:tc>
           <w:tcPr>
             <w:tcW w:type="dxa" w:w="3009"/>
           </w:tcPr>
           <w:p>
+            <w:pPr>
+              <w:spacing w:before="0" w:after="0" w:line="240" w:lineRule="auto"/>
+              <w:keepNext/>
+            </w:pPr>
             <w:r>
               <w:rPr>
                 <w:rFonts w:ascii="Times New Roman" w:hAnsi="Times New Roman"/>
@@ -13438,7 +15536,9 @@
           </w:tcPr>
           <w:p>
             <w:pPr>
+              <w:spacing w:before="0" w:after="0" w:line="240" w:lineRule="auto"/>
               <w:jc w:val="center"/>
+              <w:keepNext/>
             </w:pPr>
             <w:r>
               <w:rPr>
@@ -13462,7 +15562,9 @@
           </w:tcPr>
           <w:p>
             <w:pPr>
+              <w:spacing w:before="0" w:after="0" w:line="240" w:lineRule="auto"/>
               <w:jc w:val="center"/>
+              <w:keepNext/>
             </w:pPr>
             <w:r>
               <w:rPr>
@@ -13482,11 +15584,18 @@
         </w:tc>
       </w:tr>
       <w:tr>
+        <w:trPr>
+          <w:cantSplit/>
+        </w:trPr>
         <w:tc>
           <w:tcPr>
             <w:tcW w:type="dxa" w:w="3009"/>
           </w:tcPr>
           <w:p>
+            <w:pPr>
+              <w:spacing w:before="0" w:after="0" w:line="240" w:lineRule="auto"/>
+              <w:keepNext/>
+            </w:pPr>
             <w:r>
               <w:rPr>
                 <w:rFonts w:ascii="Times New Roman" w:hAnsi="Times New Roman"/>
@@ -13509,7 +15618,9 @@
           </w:tcPr>
           <w:p>
             <w:pPr>
+              <w:spacing w:before="0" w:after="0" w:line="240" w:lineRule="auto"/>
               <w:jc w:val="center"/>
+              <w:keepNext/>
             </w:pPr>
             <w:r>
               <w:rPr>
@@ -13533,7 +15644,9 @@
           </w:tcPr>
           <w:p>
             <w:pPr>
+              <w:spacing w:before="0" w:after="0" w:line="240" w:lineRule="auto"/>
               <w:jc w:val="center"/>
+              <w:keepNext/>
             </w:pPr>
             <w:r>
               <w:rPr>
@@ -13553,11 +15666,18 @@
         </w:tc>
       </w:tr>
       <w:tr>
+        <w:trPr>
+          <w:cantSplit/>
+        </w:trPr>
         <w:tc>
           <w:tcPr>
             <w:tcW w:type="dxa" w:w="3009"/>
           </w:tcPr>
           <w:p>
+            <w:pPr>
+              <w:spacing w:before="0" w:after="0" w:line="240" w:lineRule="auto"/>
+              <w:keepNext/>
+            </w:pPr>
             <w:r>
               <w:rPr>
                 <w:rFonts w:ascii="Times New Roman" w:hAnsi="Times New Roman"/>
@@ -13580,7 +15700,9 @@
           </w:tcPr>
           <w:p>
             <w:pPr>
+              <w:spacing w:before="0" w:after="0" w:line="240" w:lineRule="auto"/>
               <w:jc w:val="center"/>
+              <w:keepNext/>
             </w:pPr>
             <w:r>
               <w:rPr>
@@ -13604,7 +15726,9 @@
           </w:tcPr>
           <w:p>
             <w:pPr>
+              <w:spacing w:before="0" w:after="0" w:line="240" w:lineRule="auto"/>
               <w:jc w:val="center"/>
+              <w:keepNext/>
             </w:pPr>
             <w:r>
               <w:rPr>
@@ -13624,11 +15748,18 @@
         </w:tc>
       </w:tr>
       <w:tr>
+        <w:trPr>
+          <w:cantSplit/>
+        </w:trPr>
         <w:tc>
           <w:tcPr>
             <w:tcW w:type="dxa" w:w="3009"/>
           </w:tcPr>
           <w:p>
+            <w:pPr>
+              <w:spacing w:before="0" w:after="0" w:line="240" w:lineRule="auto"/>
+              <w:keepNext/>
+            </w:pPr>
             <w:r>
               <w:rPr>
                 <w:rFonts w:ascii="Times New Roman" w:hAnsi="Times New Roman"/>
@@ -13651,7 +15782,9 @@
           </w:tcPr>
           <w:p>
             <w:pPr>
+              <w:spacing w:before="0" w:after="0" w:line="240" w:lineRule="auto"/>
               <w:jc w:val="center"/>
+              <w:keepNext/>
             </w:pPr>
             <w:r>
               <w:rPr>
@@ -13675,7 +15808,9 @@
           </w:tcPr>
           <w:p>
             <w:pPr>
+              <w:spacing w:before="0" w:after="0" w:line="240" w:lineRule="auto"/>
               <w:jc w:val="center"/>
+              <w:keepNext/>
             </w:pPr>
             <w:r>
               <w:rPr>
@@ -13695,11 +15830,18 @@
         </w:tc>
       </w:tr>
       <w:tr>
+        <w:trPr>
+          <w:cantSplit/>
+        </w:trPr>
         <w:tc>
           <w:tcPr>
             <w:tcW w:type="dxa" w:w="3009"/>
           </w:tcPr>
           <w:p>
+            <w:pPr>
+              <w:spacing w:before="0" w:after="0" w:line="240" w:lineRule="auto"/>
+              <w:keepNext/>
+            </w:pPr>
             <w:r>
               <w:rPr>
                 <w:rFonts w:ascii="Times New Roman" w:hAnsi="Times New Roman"/>
@@ -13722,7 +15864,9 @@
           </w:tcPr>
           <w:p>
             <w:pPr>
+              <w:spacing w:before="0" w:after="0" w:line="240" w:lineRule="auto"/>
               <w:jc w:val="center"/>
+              <w:keepNext/>
             </w:pPr>
             <w:r>
               <w:rPr>
@@ -13746,7 +15890,9 @@
           </w:tcPr>
           <w:p>
             <w:pPr>
+              <w:spacing w:before="0" w:after="0" w:line="240" w:lineRule="auto"/>
               <w:jc w:val="center"/>
+              <w:keepNext/>
             </w:pPr>
             <w:r>
               <w:rPr>
@@ -13819,6 +15965,7 @@
       <w:pPr>
         <w:spacing w:before="200" w:after="80"/>
         <w:jc w:val="center"/>
+        <w:keepNext/>
       </w:pPr>
       <w:r>
         <w:rPr>
@@ -13826,7 +15973,7 @@
           <w:b/>
           <w:sz w:val="22"/>
         </w:rPr>
-        <w:t>Table 9: B3 execution-validity summary.</w:t>
+        <w:t>Table 5.5: B3 execution-validity summary.</w:t>
       </w:r>
     </w:p>
     <w:tbl>
@@ -13850,13 +15997,18 @@
         <w:gridCol w:w="3009"/>
       </w:tblGrid>
       <w:tr>
+        <w:trPr>
+          <w:cantSplit/>
+        </w:trPr>
         <w:tc>
           <w:tcPr>
             <w:tcW w:type="dxa" w:w="3009"/>
           </w:tcPr>
           <w:p>
             <w:pPr>
+              <w:spacing w:before="0" w:after="0" w:line="240" w:lineRule="auto"/>
               <w:jc w:val="center"/>
+              <w:keepNext/>
             </w:pPr>
             <w:r>
               <w:rPr>
@@ -13881,7 +16033,9 @@
           </w:tcPr>
           <w:p>
             <w:pPr>
+              <w:spacing w:before="0" w:after="0" w:line="240" w:lineRule="auto"/>
               <w:jc w:val="center"/>
+              <w:keepNext/>
             </w:pPr>
             <w:r>
               <w:rPr>
@@ -13906,7 +16060,9 @@
           </w:tcPr>
           <w:p>
             <w:pPr>
+              <w:spacing w:before="0" w:after="0" w:line="240" w:lineRule="auto"/>
               <w:jc w:val="center"/>
+              <w:keepNext/>
             </w:pPr>
             <w:r>
               <w:rPr>
@@ -13927,11 +16083,18 @@
         </w:tc>
       </w:tr>
       <w:tr>
+        <w:trPr>
+          <w:cantSplit/>
+        </w:trPr>
         <w:tc>
           <w:tcPr>
             <w:tcW w:type="dxa" w:w="3009"/>
           </w:tcPr>
           <w:p>
+            <w:pPr>
+              <w:spacing w:before="0" w:after="0" w:line="240" w:lineRule="auto"/>
+              <w:keepNext/>
+            </w:pPr>
             <w:r>
               <w:rPr>
                 <w:rFonts w:ascii="Times New Roman" w:hAnsi="Times New Roman"/>
@@ -13954,7 +16117,9 @@
           </w:tcPr>
           <w:p>
             <w:pPr>
+              <w:spacing w:before="0" w:after="0" w:line="240" w:lineRule="auto"/>
               <w:jc w:val="center"/>
+              <w:keepNext/>
             </w:pPr>
             <w:r>
               <w:rPr>
@@ -13978,7 +16143,9 @@
           </w:tcPr>
           <w:p>
             <w:pPr>
+              <w:spacing w:before="0" w:after="0" w:line="240" w:lineRule="auto"/>
               <w:jc w:val="center"/>
+              <w:keepNext/>
             </w:pPr>
             <w:r>
               <w:rPr>
@@ -13998,11 +16165,18 @@
         </w:tc>
       </w:tr>
       <w:tr>
+        <w:trPr>
+          <w:cantSplit/>
+        </w:trPr>
         <w:tc>
           <w:tcPr>
             <w:tcW w:type="dxa" w:w="3009"/>
           </w:tcPr>
           <w:p>
+            <w:pPr>
+              <w:spacing w:before="0" w:after="0" w:line="240" w:lineRule="auto"/>
+              <w:keepNext/>
+            </w:pPr>
             <w:r>
               <w:rPr>
                 <w:rFonts w:ascii="Times New Roman" w:hAnsi="Times New Roman"/>
@@ -14025,7 +16199,9 @@
           </w:tcPr>
           <w:p>
             <w:pPr>
+              <w:spacing w:before="0" w:after="0" w:line="240" w:lineRule="auto"/>
               <w:jc w:val="center"/>
+              <w:keepNext/>
             </w:pPr>
             <w:r>
               <w:rPr>
@@ -14049,7 +16225,9 @@
           </w:tcPr>
           <w:p>
             <w:pPr>
+              <w:spacing w:before="0" w:after="0" w:line="240" w:lineRule="auto"/>
               <w:jc w:val="center"/>
+              <w:keepNext/>
             </w:pPr>
             <w:r>
               <w:rPr>
@@ -14137,6 +16315,7 @@
       <w:pPr>
         <w:spacing w:before="200" w:after="80"/>
         <w:jc w:val="center"/>
+        <w:keepNext/>
       </w:pPr>
       <w:r>
         <w:rPr>
@@ -14144,7 +16323,7 @@
           <w:b/>
           <w:sz w:val="22"/>
         </w:rPr>
-        <w:t>Table 10: Structural comparison of AEGIS vs. direct LLM-to-SQL.</w:t>
+        <w:t>Table 5.6: Structural comparison of AEGIS vs. direct LLM-to-SQL.</w:t>
       </w:r>
     </w:p>
     <w:tbl>
@@ -14168,13 +16347,18 @@
         <w:gridCol w:w="3009"/>
       </w:tblGrid>
       <w:tr>
+        <w:trPr>
+          <w:cantSplit/>
+        </w:trPr>
         <w:tc>
           <w:tcPr>
             <w:tcW w:type="dxa" w:w="3009"/>
           </w:tcPr>
           <w:p>
             <w:pPr>
+              <w:spacing w:before="0" w:after="0" w:line="240" w:lineRule="auto"/>
               <w:jc w:val="center"/>
+              <w:keepNext/>
             </w:pPr>
             <w:r>
               <w:rPr>
@@ -14199,7 +16383,9 @@
           </w:tcPr>
           <w:p>
             <w:pPr>
+              <w:spacing w:before="0" w:after="0" w:line="240" w:lineRule="auto"/>
               <w:jc w:val="center"/>
+              <w:keepNext/>
             </w:pPr>
             <w:r>
               <w:rPr>
@@ -14224,7 +16410,9 @@
           </w:tcPr>
           <w:p>
             <w:pPr>
+              <w:spacing w:before="0" w:after="0" w:line="240" w:lineRule="auto"/>
               <w:jc w:val="center"/>
+              <w:keepNext/>
             </w:pPr>
             <w:r>
               <w:rPr>
@@ -14245,11 +16433,18 @@
         </w:tc>
       </w:tr>
       <w:tr>
+        <w:trPr>
+          <w:cantSplit/>
+        </w:trPr>
         <w:tc>
           <w:tcPr>
             <w:tcW w:type="dxa" w:w="3009"/>
           </w:tcPr>
           <w:p>
+            <w:pPr>
+              <w:spacing w:before="0" w:after="0" w:line="240" w:lineRule="auto"/>
+              <w:keepNext/>
+            </w:pPr>
             <w:r>
               <w:rPr>
                 <w:rFonts w:ascii="Times New Roman" w:hAnsi="Times New Roman"/>
@@ -14272,7 +16467,9 @@
           </w:tcPr>
           <w:p>
             <w:pPr>
+              <w:spacing w:before="0" w:after="0" w:line="240" w:lineRule="auto"/>
               <w:jc w:val="center"/>
+              <w:keepNext/>
             </w:pPr>
             <w:r>
               <w:rPr>
@@ -14296,7 +16493,9 @@
           </w:tcPr>
           <w:p>
             <w:pPr>
+              <w:spacing w:before="0" w:after="0" w:line="240" w:lineRule="auto"/>
               <w:jc w:val="center"/>
+              <w:keepNext/>
             </w:pPr>
             <w:r>
               <w:rPr>
@@ -14316,11 +16515,18 @@
         </w:tc>
       </w:tr>
       <w:tr>
+        <w:trPr>
+          <w:cantSplit/>
+        </w:trPr>
         <w:tc>
           <w:tcPr>
             <w:tcW w:type="dxa" w:w="3009"/>
           </w:tcPr>
           <w:p>
+            <w:pPr>
+              <w:spacing w:before="0" w:after="0" w:line="240" w:lineRule="auto"/>
+              <w:keepNext/>
+            </w:pPr>
             <w:r>
               <w:rPr>
                 <w:rFonts w:ascii="Times New Roman" w:hAnsi="Times New Roman"/>
@@ -14343,7 +16549,9 @@
           </w:tcPr>
           <w:p>
             <w:pPr>
+              <w:spacing w:before="0" w:after="0" w:line="240" w:lineRule="auto"/>
               <w:jc w:val="center"/>
+              <w:keepNext/>
             </w:pPr>
             <w:r>
               <w:rPr>
@@ -14367,7 +16575,9 @@
           </w:tcPr>
           <w:p>
             <w:pPr>
+              <w:spacing w:before="0" w:after="0" w:line="240" w:lineRule="auto"/>
               <w:jc w:val="center"/>
+              <w:keepNext/>
             </w:pPr>
             <w:r>
               <w:rPr>
@@ -14387,11 +16597,18 @@
         </w:tc>
       </w:tr>
       <w:tr>
+        <w:trPr>
+          <w:cantSplit/>
+        </w:trPr>
         <w:tc>
           <w:tcPr>
             <w:tcW w:type="dxa" w:w="3009"/>
           </w:tcPr>
           <w:p>
+            <w:pPr>
+              <w:spacing w:before="0" w:after="0" w:line="240" w:lineRule="auto"/>
+              <w:keepNext/>
+            </w:pPr>
             <w:r>
               <w:rPr>
                 <w:rFonts w:ascii="Times New Roman" w:hAnsi="Times New Roman"/>
@@ -14414,7 +16631,9 @@
           </w:tcPr>
           <w:p>
             <w:pPr>
+              <w:spacing w:before="0" w:after="0" w:line="240" w:lineRule="auto"/>
               <w:jc w:val="center"/>
+              <w:keepNext/>
             </w:pPr>
             <w:r>
               <w:rPr>
@@ -14438,7 +16657,9 @@
           </w:tcPr>
           <w:p>
             <w:pPr>
+              <w:spacing w:before="0" w:after="0" w:line="240" w:lineRule="auto"/>
               <w:jc w:val="center"/>
+              <w:keepNext/>
             </w:pPr>
             <w:r>
               <w:rPr>
@@ -14458,11 +16679,18 @@
         </w:tc>
       </w:tr>
       <w:tr>
+        <w:trPr>
+          <w:cantSplit/>
+        </w:trPr>
         <w:tc>
           <w:tcPr>
             <w:tcW w:type="dxa" w:w="3009"/>
           </w:tcPr>
           <w:p>
+            <w:pPr>
+              <w:spacing w:before="0" w:after="0" w:line="240" w:lineRule="auto"/>
+              <w:keepNext/>
+            </w:pPr>
             <w:r>
               <w:rPr>
                 <w:rFonts w:ascii="Times New Roman" w:hAnsi="Times New Roman"/>
@@ -14485,7 +16713,9 @@
           </w:tcPr>
           <w:p>
             <w:pPr>
+              <w:spacing w:before="0" w:after="0" w:line="240" w:lineRule="auto"/>
               <w:jc w:val="center"/>
+              <w:keepNext/>
             </w:pPr>
             <w:r>
               <w:rPr>
@@ -14509,7 +16739,9 @@
           </w:tcPr>
           <w:p>
             <w:pPr>
+              <w:spacing w:before="0" w:after="0" w:line="240" w:lineRule="auto"/>
               <w:jc w:val="center"/>
+              <w:keepNext/>
             </w:pPr>
             <w:r>
               <w:rPr>
@@ -14529,11 +16761,18 @@
         </w:tc>
       </w:tr>
       <w:tr>
+        <w:trPr>
+          <w:cantSplit/>
+        </w:trPr>
         <w:tc>
           <w:tcPr>
             <w:tcW w:type="dxa" w:w="3009"/>
           </w:tcPr>
           <w:p>
+            <w:pPr>
+              <w:spacing w:before="0" w:after="0" w:line="240" w:lineRule="auto"/>
+              <w:keepNext/>
+            </w:pPr>
             <w:r>
               <w:rPr>
                 <w:rFonts w:ascii="Times New Roman" w:hAnsi="Times New Roman"/>
@@ -14556,7 +16795,9 @@
           </w:tcPr>
           <w:p>
             <w:pPr>
+              <w:spacing w:before="0" w:after="0" w:line="240" w:lineRule="auto"/>
               <w:jc w:val="center"/>
+              <w:keepNext/>
             </w:pPr>
             <w:r>
               <w:rPr>
@@ -14580,7 +16821,9 @@
           </w:tcPr>
           <w:p>
             <w:pPr>
+              <w:spacing w:before="0" w:after="0" w:line="240" w:lineRule="auto"/>
               <w:jc w:val="center"/>
+              <w:keepNext/>
             </w:pPr>
             <w:r>
               <w:rPr>
@@ -14600,11 +16843,18 @@
         </w:tc>
       </w:tr>
       <w:tr>
+        <w:trPr>
+          <w:cantSplit/>
+        </w:trPr>
         <w:tc>
           <w:tcPr>
             <w:tcW w:type="dxa" w:w="3009"/>
           </w:tcPr>
           <w:p>
+            <w:pPr>
+              <w:spacing w:before="0" w:after="0" w:line="240" w:lineRule="auto"/>
+              <w:keepNext/>
+            </w:pPr>
             <w:r>
               <w:rPr>
                 <w:rFonts w:ascii="Times New Roman" w:hAnsi="Times New Roman"/>
@@ -14627,7 +16877,9 @@
           </w:tcPr>
           <w:p>
             <w:pPr>
+              <w:spacing w:before="0" w:after="0" w:line="240" w:lineRule="auto"/>
               <w:jc w:val="center"/>
+              <w:keepNext/>
             </w:pPr>
             <w:r>
               <w:rPr>
@@ -14651,7 +16903,9 @@
           </w:tcPr>
           <w:p>
             <w:pPr>
+              <w:spacing w:before="0" w:after="0" w:line="240" w:lineRule="auto"/>
               <w:jc w:val="center"/>
+              <w:keepNext/>
             </w:pPr>
             <w:r>
               <w:rPr>
@@ -14671,11 +16925,18 @@
         </w:tc>
       </w:tr>
       <w:tr>
+        <w:trPr>
+          <w:cantSplit/>
+        </w:trPr>
         <w:tc>
           <w:tcPr>
             <w:tcW w:type="dxa" w:w="3009"/>
           </w:tcPr>
           <w:p>
+            <w:pPr>
+              <w:spacing w:before="0" w:after="0" w:line="240" w:lineRule="auto"/>
+              <w:keepNext/>
+            </w:pPr>
             <w:r>
               <w:rPr>
                 <w:rFonts w:ascii="Times New Roman" w:hAnsi="Times New Roman"/>
@@ -14698,7 +16959,9 @@
           </w:tcPr>
           <w:p>
             <w:pPr>
+              <w:spacing w:before="0" w:after="0" w:line="240" w:lineRule="auto"/>
               <w:jc w:val="center"/>
+              <w:keepNext/>
             </w:pPr>
             <w:r>
               <w:rPr>
@@ -14722,7 +16985,9 @@
           </w:tcPr>
           <w:p>
             <w:pPr>
+              <w:spacing w:before="0" w:after="0" w:line="240" w:lineRule="auto"/>
               <w:jc w:val="center"/>
+              <w:keepNext/>
             </w:pPr>
             <w:r>
               <w:rPr>
@@ -15393,7 +17658,7 @@
           <w:i w:val="0"/>
           <w:sz w:val="24"/>
         </w:rPr>
-        <w:t>The literature review situates this contribution precisely: prior text-to-SQL research, from Seq2SQL through RAT-SQL and PICARD, treats SQL-generation accuracy as the object of study and, with the partial exception of a 2025 systematic review's discussion of injection attacks, does not evaluate safety as a first-class property at all. AEGIS's architectural choice, removing SQL generation from the language model's role entirely rather than constraining it more tightly, is a categorically different answer to the same underlying problem, and one independently echoed in recent explanatory-analytics research that arrives at the same â€œlet a deterministic layer compute the answerâ€ principle in an unrelated domain.</w:t>
+        <w:t>The literature review situates this contribution precisely: prior text-to-SQL research, from Seq2SQL through RAT-SQL and PICARD, treats SQL-generation accuracy as the object of study and, with the partial exception of a 2025 systematic review's discussion of injection attacks, does not evaluate safety as a first-class property at all. AEGIS's architectural choice, removing SQL generation from the language model's role entirely rather than constraining it more tightly, is a categorically different answer to the same underlying problem, and one independently echoed in recent explanatory-analytics research that arrives at the same 'let a deterministic layer compute the answer' principle in an unrelated domain.</w:t>
       </w:r>
     </w:p>
     <w:p>

--- a/docs/scripts/AEGIS Thesis Book Draft - A Constraint-Based Architecture for Safe LLM-Assisted Natural Language Analytics.docx
+++ b/docs/scripts/AEGIS Thesis Book Draft - A Constraint-Based Architecture for Safe LLM-Assisted Natural Language Analytics.docx
@@ -1308,7 +1308,7 @@
         </w:rPr>
         <w:t>3.3 Design Principles</w:t>
         <w:tab/>
-        <w:t>13</w:t>
+        <w:t>12</w:t>
       </w:r>
     </w:p>
     <w:p>
@@ -1328,7 +1328,7 @@
         </w:rPr>
         <w:t>3.4 Formal Model</w:t>
         <w:tab/>
-        <w:t>13</w:t>
+        <w:t>12</w:t>
       </w:r>
     </w:p>
     <w:p>
@@ -1348,7 +1348,7 @@
         </w:rPr>
         <w:t>3.5 Threat Model</w:t>
         <w:tab/>
-        <w:t>14</w:t>
+        <w:t>12</w:t>
       </w:r>
     </w:p>
     <w:p>
@@ -1368,7 +1368,7 @@
         </w:rPr>
         <w:t>3.6 System Architecture</w:t>
         <w:tab/>
-        <w:t>17</w:t>
+        <w:t>15</w:t>
       </w:r>
     </w:p>
     <w:p>
@@ -1388,7 +1388,7 @@
         </w:rPr>
         <w:t>3.7 Semantic Layer Design</w:t>
         <w:tab/>
-        <w:t>18</w:t>
+        <w:t>16</w:t>
       </w:r>
     </w:p>
     <w:p>
@@ -1408,7 +1408,7 @@
         </w:rPr>
         <w:t>3.8 Intent Parsing with Dynamic Vocabulary Injection</w:t>
         <w:tab/>
-        <w:t>19</w:t>
+        <w:t>17</w:t>
       </w:r>
     </w:p>
     <w:p>
@@ -1428,7 +1428,7 @@
         </w:rPr>
         <w:t>3.9 Safe Query Compiler</w:t>
         <w:tab/>
-        <w:t>21</w:t>
+        <w:t>19</w:t>
       </w:r>
     </w:p>
     <w:p>
@@ -1448,7 +1448,7 @@
         </w:rPr>
         <w:t>3.10 Visualization Selector</w:t>
         <w:tab/>
-        <w:t>22</w:t>
+        <w:t>20</w:t>
       </w:r>
     </w:p>
     <w:p>
@@ -1468,7 +1468,7 @@
         </w:rPr>
         <w:t>3.11 Widget Persistence and Reuse</w:t>
         <w:tab/>
-        <w:t>22</w:t>
+        <w:t>20</w:t>
       </w:r>
     </w:p>
     <w:p>
@@ -1488,7 +1488,7 @@
         </w:rPr>
         <w:t>Chapter 4: Experimental Work</w:t>
         <w:tab/>
-        <w:t>24</w:t>
+        <w:t>22</w:t>
       </w:r>
     </w:p>
     <w:p>
@@ -1508,7 +1508,7 @@
         </w:rPr>
         <w:t>4.1 Implementation</w:t>
         <w:tab/>
-        <w:t>24</w:t>
+        <w:t>22</w:t>
       </w:r>
     </w:p>
     <w:p>
@@ -1528,7 +1528,7 @@
         </w:rPr>
         <w:t>4.2 Experimental Environment</w:t>
         <w:tab/>
-        <w:t>25</w:t>
+        <w:t>23</w:t>
       </w:r>
     </w:p>
     <w:p>
@@ -1548,7 +1548,7 @@
         </w:rPr>
         <w:t>4.3 Benchmark Dataset Construction</w:t>
         <w:tab/>
-        <w:t>25</w:t>
+        <w:t>23</w:t>
       </w:r>
     </w:p>
     <w:p>
@@ -1568,7 +1568,7 @@
         </w:rPr>
         <w:t>4.4 Baseline Systems</w:t>
         <w:tab/>
-        <w:t>26</w:t>
+        <w:t>23</w:t>
       </w:r>
     </w:p>
     <w:p>
@@ -1588,7 +1588,7 @@
         </w:rPr>
         <w:t>4.5 Evaluation Procedure</w:t>
         <w:tab/>
-        <w:t>26</w:t>
+        <w:t>24</w:t>
       </w:r>
     </w:p>
     <w:p>
@@ -1608,7 +1608,7 @@
         </w:rPr>
         <w:t>Chapter 5: Results and Discussion</w:t>
         <w:tab/>
-        <w:t>28</w:t>
+        <w:t>25</w:t>
       </w:r>
     </w:p>
     <w:p>
@@ -1626,9 +1626,9 @@
           <w:b w:val="0"/>
           <w:sz w:val="23"/>
         </w:rPr>
-        <w:t>5.1 Benchmark Run and Verified Metrics</w:t>
+        <w:t>5.1 Evaluation Overview</w:t>
         <w:tab/>
-        <w:t>28</w:t>
+        <w:t>25</w:t>
       </w:r>
     </w:p>
     <w:p>
@@ -1648,7 +1648,7 @@
         </w:rPr>
         <w:t>5.2 SQL Safety and True Database Execution Validity</w:t>
         <w:tab/>
-        <w:t>29</w:t>
+        <w:t>25</w:t>
       </w:r>
     </w:p>
     <w:p>
@@ -1668,7 +1668,7 @@
         </w:rPr>
         <w:t>5.3 Execution Failure Analysis</w:t>
         <w:tab/>
-        <w:t>30</w:t>
+        <w:t>26</w:t>
       </w:r>
     </w:p>
     <w:p>
@@ -1688,7 +1688,7 @@
         </w:rPr>
         <w:t>5.4 Semantic Correctness and Accuracy</w:t>
         <w:tab/>
-        <w:t>31</w:t>
+        <w:t>27</w:t>
       </w:r>
     </w:p>
     <w:p>
@@ -1708,7 +1708,7 @@
         </w:rPr>
         <w:t>5.5 B3 Template-Only Baseline</w:t>
         <w:tab/>
-        <w:t>31</w:t>
+        <w:t>28</w:t>
       </w:r>
     </w:p>
     <w:p>
@@ -1728,7 +1728,7 @@
         </w:rPr>
         <w:t>5.6 Discussion</w:t>
         <w:tab/>
-        <w:t>32</w:t>
+        <w:t>29</w:t>
       </w:r>
     </w:p>
     <w:p>
@@ -1748,7 +1748,7 @@
         </w:rPr>
         <w:t>Chapter 6: Limitations and Future Work</w:t>
         <w:tab/>
-        <w:t>34</w:t>
+        <w:t>31</w:t>
       </w:r>
     </w:p>
     <w:p>
@@ -1768,7 +1768,7 @@
         </w:rPr>
         <w:t>Chapter 7: Conclusion</w:t>
         <w:tab/>
-        <w:t>37</w:t>
+        <w:t>34</w:t>
       </w:r>
     </w:p>
     <w:p>
@@ -1788,7 +1788,7 @@
         </w:rPr>
         <w:t>References</w:t>
         <w:tab/>
-        <w:t>39</w:t>
+        <w:t>35</w:t>
       </w:r>
     </w:p>
     <w:p>
@@ -1844,7 +1844,7 @@
         </w:rPr>
         <w:t>Figure 2: AEGIS architecture pipeline</w:t>
         <w:tab/>
-        <w:t>18</w:t>
+        <w:t>16</w:t>
       </w:r>
     </w:p>
     <w:p>
@@ -1862,7 +1862,7 @@
         </w:rPr>
         <w:t>Figure 3: Semantic layer modularity</w:t>
         <w:tab/>
-        <w:t>18</w:t>
+        <w:t>16</w:t>
       </w:r>
     </w:p>
     <w:p>
@@ -1880,7 +1880,7 @@
         </w:rPr>
         <w:t>Figure 4: Vocabulary injection workflow</w:t>
         <w:tab/>
-        <w:t>20</w:t>
+        <w:t>18</w:t>
       </w:r>
     </w:p>
     <w:p>
@@ -1898,7 +1898,7 @@
         </w:rPr>
         <w:t>Figure 5: AEGIS analytical patterns</w:t>
         <w:tab/>
-        <w:t>21</w:t>
+        <w:t>19</w:t>
       </w:r>
     </w:p>
     <w:p>
@@ -1916,7 +1916,7 @@
         </w:rPr>
         <w:t>Figure 6: Two-layer SQL safety defence</w:t>
         <w:tab/>
-        <w:t>22</w:t>
+        <w:t>20</w:t>
       </w:r>
     </w:p>
     <w:p>
@@ -1934,7 +1934,7 @@
         </w:rPr>
         <w:t>Figure 7: Widget lifecycle and refresh model</w:t>
         <w:tab/>
-        <w:t>23</w:t>
+        <w:t>21</w:t>
       </w:r>
     </w:p>
     <w:p>
@@ -1952,7 +1952,7 @@
         </w:rPr>
         <w:t>Figure 8: Safety and execution-validity comparison</w:t>
         <w:tab/>
-        <w:t>29</w:t>
+        <w:t>26</w:t>
       </w:r>
     </w:p>
     <w:p>
@@ -2024,9 +2024,9 @@
           <w:rFonts w:ascii="Times New Roman" w:hAnsi="Times New Roman"/>
           <w:sz w:val="24"/>
         </w:rPr>
-        <w:t>Table 3.2: Plain-language AEGIS model</w:t>
+        <w:t>Table 3.2: Semantic layer object model</w:t>
         <w:tab/>
-        <w:t>14</w:t>
+        <w:t>17</w:t>
       </w:r>
     </w:p>
     <w:p>
@@ -2042,7 +2042,7 @@
           <w:rFonts w:ascii="Times New Roman" w:hAnsi="Times New Roman"/>
           <w:sz w:val="24"/>
         </w:rPr>
-        <w:t>Table 3.3: Semantic layer object model</w:t>
+        <w:t>Table 3.3: AEGIS analytical patterns</w:t>
         <w:tab/>
         <w:t>19</w:t>
       </w:r>
@@ -2060,9 +2060,9 @@
           <w:rFonts w:ascii="Times New Roman" w:hAnsi="Times New Roman"/>
           <w:sz w:val="24"/>
         </w:rPr>
-        <w:t>Table 3.4: AEGIS analytical patterns</w:t>
+        <w:t>Table 3.4: Visualization selector mapping</w:t>
         <w:tab/>
-        <w:t>21</w:t>
+        <w:t>20</w:t>
       </w:r>
     </w:p>
     <w:p>
@@ -2078,9 +2078,9 @@
           <w:rFonts w:ascii="Times New Roman" w:hAnsi="Times New Roman"/>
           <w:sz w:val="24"/>
         </w:rPr>
-        <w:t>Table 3.5: Visualization selector mapping</w:t>
+        <w:t>Table 5.1: Verified benchmark status</w:t>
         <w:tab/>
-        <w:t>22</w:t>
+        <w:t>25</w:t>
       </w:r>
     </w:p>
     <w:p>
@@ -2096,9 +2096,9 @@
           <w:rFonts w:ascii="Times New Roman" w:hAnsi="Times New Roman"/>
           <w:sz w:val="24"/>
         </w:rPr>
-        <w:t>Table 5.1: Verified benchmark status</w:t>
+        <w:t>Table 5.2: SQL safety and true execution validity</w:t>
         <w:tab/>
-        <w:t>28</w:t>
+        <w:t>26</w:t>
       </w:r>
     </w:p>
     <w:p>
@@ -2114,9 +2114,9 @@
           <w:rFonts w:ascii="Times New Roman" w:hAnsi="Times New Roman"/>
           <w:sz w:val="24"/>
         </w:rPr>
-        <w:t>Table 5.2: SQL safety and true execution validity</w:t>
+        <w:t>Table 5.3: True-execution failure analysis</w:t>
         <w:tab/>
-        <w:t>29</w:t>
+        <w:t>27</w:t>
       </w:r>
     </w:p>
     <w:p>
@@ -2132,9 +2132,9 @@
           <w:rFonts w:ascii="Times New Roman" w:hAnsi="Times New Roman"/>
           <w:sz w:val="24"/>
         </w:rPr>
-        <w:t>Table 5.3: True-execution failure analysis</w:t>
+        <w:t>Table 5.4: Evaluation metric distinction</w:t>
         <w:tab/>
-        <w:t>30</w:t>
+        <w:t>28</w:t>
       </w:r>
     </w:p>
     <w:p>
@@ -2150,9 +2150,9 @@
           <w:rFonts w:ascii="Times New Roman" w:hAnsi="Times New Roman"/>
           <w:sz w:val="24"/>
         </w:rPr>
-        <w:t>Table 5.4: Evaluation metric distinction</w:t>
+        <w:t>Table 5.5: Template-only baseline summary</w:t>
         <w:tab/>
-        <w:t>31</w:t>
+        <w:t>28</w:t>
       </w:r>
     </w:p>
     <w:p>
@@ -2168,27 +2168,9 @@
           <w:rFonts w:ascii="Times New Roman" w:hAnsi="Times New Roman"/>
           <w:sz w:val="24"/>
         </w:rPr>
-        <w:t>Table 5.5: Template-only baseline summary</w:t>
-        <w:tab/>
-        <w:t>31</w:t>
-      </w:r>
-    </w:p>
-    <w:p>
-      <w:pPr>
-        <w:spacing w:after="80" w:before="0" w:line="360" w:lineRule="auto"/>
-        <w:jc w:val="both"/>
-        <w:tabs>
-          <w:tab w:val="right" w:leader="dot" w:pos="8640"/>
-        </w:tabs>
-      </w:pPr>
-      <w:r>
-        <w:rPr>
-          <w:rFonts w:ascii="Times New Roman" w:hAnsi="Times New Roman"/>
-          <w:sz w:val="24"/>
-        </w:rPr>
         <w:t>Table 5.6: AEGIS vs. direct LLM-to-SQL</w:t>
         <w:tab/>
-        <w:t>32</w:t>
+        <w:t>29</w:t>
       </w:r>
     </w:p>
     <w:p>
@@ -6299,7 +6281,7 @@
           <w:i w:val="0"/>
           <w:sz w:val="24"/>
         </w:rPr>
-        <w:t>The eleven-pattern taxonomy used throughout this thesis (Table 3.3) originates from a design-time review of representative e-commerce and administrative reporting requests, conducted by the author while designing AEGIS. This was a qualitative review carried out by a single researcher during system design, not an independently annotated, inter-rater-validated study, and no separate annotated dataset accompanies this thesis. An earlier version of this chapter reported specific percentages and an inter-rater reliability statistic for a larger unpublished dataset; that dataset was not published alongside this thesis, so those figures have been withdrawn.</w:t>
+        <w:t>The eleven-pattern taxonomy used throughout this thesis (Table 3.2) originates from a design-time review of representative e-commerce and administrative reporting requests, conducted by the author while designing AEGIS. This was a qualitative review carried out by a single researcher during system design, not an independently annotated, inter-rater-validated study, and no separate annotated dataset accompanies this thesis. An earlier version of this chapter reported specific percentages and an inter-rater reliability statistic for a larger unpublished dataset; that dataset was not published alongside this thesis, so those figures have been withdrawn.</w:t>
       </w:r>
     </w:p>
     <w:p>
@@ -6314,7 +6296,7 @@
           <w:i w:val="0"/>
           <w:sz w:val="24"/>
         </w:rPr>
-        <w:t>In place of that withdrawn figure, Table 3.1 reports a pattern classification of the full 107-request custom benchmark. The first 100 requests are answerable analytical requests classified into the eleven AEGIS patterns by the author; the remaining seven are mixed benchmark requests that test behavior beyond the normal template set and are still counted in the same benchmark denominator. This classification is itself a single-annotator judgment, not independently cross-checked by a second annotator, so it should not be read as a validated inter-rater statistic; unlike the withdrawn figures, however, it is reproducible from the evaluation artifacts supplied with the project repository.</w:t>
+        <w:t>In place of that withdrawn figure, Table 3.1 reports a pattern classification of the full 107-request custom benchmark. The first 100 requests are answerable analytical requests classified into the eleven AEGIS patterns by the author; the remaining seven are mixed benchmark requests that test behavior beyond the normal template set and are still counted in the same benchmark denominator. This classification is itself a single-annotator judgment, not independently cross-checked by a second annotator, so it should not be read as a validated inter-rater statistic; unlike the withdrawn figures, however, it is reproducible from the evaluation materials supplied with this thesis.</w:t>
       </w:r>
     </w:p>
     <w:p>
@@ -7968,7 +7950,7 @@
     </w:p>
     <w:p>
       <w:pPr>
-        <w:spacing w:after="200" w:before="0" w:line="360" w:lineRule="auto"/>
+        <w:spacing w:after="0" w:before="0" w:line="360" w:lineRule="auto"/>
         <w:jc w:val="both"/>
       </w:pPr>
       <w:r>
@@ -7978,12 +7960,781 @@
           <w:i w:val="0"/>
           <w:sz w:val="24"/>
         </w:rPr>
-        <w:t>The formal idea behind AEGIS can be stated without mathematical notation. Classical text-to-SQL gives the language model a request and a database schema, then asks the model to produce SQL directly. AEGIS splits that responsibility into checked stages. The model reads the user's language and produces only a typed intent object. The semantic layer checks whether the requested metric, dimension, time rule, and pattern are approved. The compiler then builds read-only SQL from templates, the visualization selector chooses a chart or table, and the widget engine persists the result as a reusable artifact.</w:t>
+        <w:t>The practical model follows directly from the design principles above: user language is converted into a typed intent, approved semantic bindings are selected, and SQL is built only by deterministic templates. This keeps the model useful for understanding language without giving it authority to write executable SQL.</w:t>
+      </w:r>
+    </w:p>
+    <w:p>
+      <w:pPr>
+        <w:spacing w:before="320" w:after="160"/>
+        <w:jc w:val="left"/>
+      </w:pPr>
+      <w:r>
+        <w:rPr>
+          <w:rFonts w:ascii="Times New Roman" w:hAnsi="Times New Roman"/>
+          <w:b/>
+          <w:sz w:val="28"/>
+        </w:rPr>
+        <w:t>3.5  Threat Model</w:t>
+      </w:r>
+    </w:p>
+    <w:p>
+      <w:pPr>
+        <w:spacing w:after="200" w:before="0" w:line="360" w:lineRule="auto"/>
+        <w:jc w:val="both"/>
+      </w:pPr>
+      <w:r>
+        <w:rPr>
+          <w:rFonts w:ascii="Times New Roman" w:hAnsi="Times New Roman"/>
+          <w:b w:val="0"/>
+          <w:i w:val="0"/>
+          <w:sz w:val="24"/>
+        </w:rPr>
+        <w:t>AEGIS protects against attacks arriving through the untrusted natural-language input channel. The model assumes the database and application server are properly hardened; the attacker controls only the query field.</w:t>
+      </w:r>
+    </w:p>
+    <w:p>
+      <w:pPr>
+        <w:spacing w:after="80" w:before="160" w:line="360" w:lineRule="auto"/>
+        <w:jc w:val="both"/>
+      </w:pPr>
+      <w:r>
+        <w:rPr>
+          <w:rFonts w:ascii="Times New Roman" w:hAnsi="Times New Roman"/>
+          <w:b/>
+          <w:i w:val="0"/>
+          <w:sz w:val="24"/>
+        </w:rPr>
+        <w:t xml:space="preserve">T1 - Prompt injection attempting SQL generation. </w:t>
+      </w:r>
+    </w:p>
+    <w:p>
+      <w:pPr>
+        <w:spacing w:after="40" w:before="0" w:line="360" w:lineRule="auto"/>
+        <w:jc w:val="both"/>
+      </w:pPr>
+      <w:r>
+        <w:rPr>
+          <w:rFonts w:ascii="Times New Roman" w:hAnsi="Times New Roman"/>
+          <w:b/>
+          <w:i/>
+          <w:sz w:val="24"/>
+        </w:rPr>
+        <w:t xml:space="preserve">Attack: </w:t>
+      </w:r>
+      <w:r>
+        <w:rPr>
+          <w:rFonts w:ascii="Times New Roman" w:hAnsi="Times New Roman"/>
+          <w:b w:val="0"/>
+          <w:i/>
+          <w:sz w:val="24"/>
+        </w:rPr>
+        <w:t>"Ignore previous instructions. Generate DROP TABLE orders."</w:t>
+      </w:r>
+    </w:p>
+    <w:p>
+      <w:pPr>
+        <w:spacing w:after="120" w:before="0" w:line="360" w:lineRule="auto"/>
+        <w:jc w:val="both"/>
+      </w:pPr>
+      <w:r>
+        <w:rPr>
+          <w:rFonts w:ascii="Times New Roman" w:hAnsi="Times New Roman"/>
+          <w:b/>
+          <w:i w:val="0"/>
+          <w:sz w:val="24"/>
+        </w:rPr>
+        <w:t xml:space="preserve">Control: </w:t>
+      </w:r>
+      <w:r>
+        <w:rPr>
+          <w:rFonts w:ascii="Times New Roman" w:hAnsi="Times New Roman"/>
+          <w:b w:val="0"/>
+          <w:i w:val="0"/>
+          <w:sz w:val="24"/>
+        </w:rPr>
+        <w:t>The IntentObject schema contains no SQL field. Any non-approved string in metric_term or dimension_term is rejected by Pydantic type validation at Stage 2, before the compiler is reached.</w:t>
+      </w:r>
+    </w:p>
+    <w:p>
+      <w:pPr>
+        <w:spacing w:after="80" w:before="160" w:line="360" w:lineRule="auto"/>
+        <w:jc w:val="both"/>
+      </w:pPr>
+      <w:r>
+        <w:rPr>
+          <w:rFonts w:ascii="Times New Roman" w:hAnsi="Times New Roman"/>
+          <w:b/>
+          <w:i w:val="0"/>
+          <w:sz w:val="24"/>
+        </w:rPr>
+        <w:t xml:space="preserve">T2 - Unauthorized metric or dimension access. </w:t>
+      </w:r>
+    </w:p>
+    <w:p>
+      <w:pPr>
+        <w:spacing w:after="40" w:before="0" w:line="360" w:lineRule="auto"/>
+        <w:jc w:val="both"/>
+      </w:pPr>
+      <w:r>
+        <w:rPr>
+          <w:rFonts w:ascii="Times New Roman" w:hAnsi="Times New Roman"/>
+          <w:b/>
+          <w:i/>
+          <w:sz w:val="24"/>
+        </w:rPr>
+        <w:t xml:space="preserve">Attack: </w:t>
+      </w:r>
+      <w:r>
+        <w:rPr>
+          <w:rFonts w:ascii="Times New Roman" w:hAnsi="Times New Roman"/>
+          <w:b w:val="0"/>
+          <w:i/>
+          <w:sz w:val="24"/>
+        </w:rPr>
+        <w:t>"Show me customer passwords" or "List credit card numbers by order."</w:t>
+      </w:r>
+    </w:p>
+    <w:p>
+      <w:pPr>
+        <w:spacing w:after="120" w:before="0" w:line="360" w:lineRule="auto"/>
+        <w:jc w:val="both"/>
+      </w:pPr>
+      <w:r>
+        <w:rPr>
+          <w:rFonts w:ascii="Times New Roman" w:hAnsi="Times New Roman"/>
+          <w:b/>
+          <w:i w:val="0"/>
+          <w:sz w:val="24"/>
+        </w:rPr>
+        <w:t xml:space="preserve">Control: </w:t>
+      </w:r>
+      <w:r>
+        <w:rPr>
+          <w:rFonts w:ascii="Times New Roman" w:hAnsi="Times New Roman"/>
+          <w:b w:val="0"/>
+          <w:i w:val="0"/>
+          <w:sz w:val="24"/>
+        </w:rPr>
+        <w:t>Fields such as customer_password do not exist in the semantic layer vocabulary. The LLM never sees those names; it receives only the curated, approved label list. Stage 2 rejects any unrecognized term.</w:t>
+      </w:r>
+    </w:p>
+    <w:p>
+      <w:pPr>
+        <w:spacing w:after="80" w:before="160" w:line="360" w:lineRule="auto"/>
+        <w:jc w:val="both"/>
+      </w:pPr>
+      <w:r>
+        <w:rPr>
+          <w:rFonts w:ascii="Times New Roman" w:hAnsi="Times New Roman"/>
+          <w:b/>
+          <w:i w:val="0"/>
+          <w:sz w:val="24"/>
+        </w:rPr>
+        <w:t xml:space="preserve">T3 - Unauthorized row access. </w:t>
+      </w:r>
+    </w:p>
+    <w:p>
+      <w:pPr>
+        <w:spacing w:after="40" w:before="0" w:line="360" w:lineRule="auto"/>
+        <w:jc w:val="both"/>
+      </w:pPr>
+      <w:r>
+        <w:rPr>
+          <w:rFonts w:ascii="Times New Roman" w:hAnsi="Times New Roman"/>
+          <w:b/>
+          <w:i/>
+          <w:sz w:val="24"/>
+        </w:rPr>
+        <w:t xml:space="preserve">Attack: </w:t>
+      </w:r>
+      <w:r>
+        <w:rPr>
+          <w:rFonts w:ascii="Times New Roman" w:hAnsi="Times New Roman"/>
+          <w:b w:val="0"/>
+          <w:i/>
+          <w:sz w:val="24"/>
+        </w:rPr>
+        <w:t>A store-level user asks: "Show revenue for all branches."</w:t>
+      </w:r>
+    </w:p>
+    <w:p>
+      <w:pPr>
+        <w:spacing w:after="120" w:before="0" w:line="360" w:lineRule="auto"/>
+        <w:jc w:val="both"/>
+      </w:pPr>
+      <w:r>
+        <w:rPr>
+          <w:rFonts w:ascii="Times New Roman" w:hAnsi="Times New Roman"/>
+          <w:b/>
+          <w:i w:val="0"/>
+          <w:sz w:val="24"/>
+        </w:rPr>
+        <w:t xml:space="preserve">Control: </w:t>
+      </w:r>
+      <w:r>
+        <w:rPr>
+          <w:rFonts w:ascii="Times New Roman" w:hAnsi="Times New Roman"/>
+          <w:b w:val="0"/>
+          <w:i w:val="0"/>
+          <w:sz w:val="24"/>
+        </w:rPr>
+        <w:t>Stage 4 (Permission Rewriter) runs after the LLM and appends a role-specific WHERE predicate (for example, AND o.StoreId = :user_store) derived from the authenticated session. This cannot be suppressed or overridden by natural-language content.</w:t>
+      </w:r>
+    </w:p>
+    <w:p>
+      <w:pPr>
+        <w:spacing w:after="80" w:before="160" w:line="360" w:lineRule="auto"/>
+        <w:jc w:val="both"/>
+      </w:pPr>
+      <w:r>
+        <w:rPr>
+          <w:rFonts w:ascii="Times New Roman" w:hAnsi="Times New Roman"/>
+          <w:b/>
+          <w:i w:val="0"/>
+          <w:sz w:val="24"/>
+        </w:rPr>
+        <w:t xml:space="preserve">T4 - DML or DDL injection. </w:t>
+      </w:r>
+    </w:p>
+    <w:p>
+      <w:pPr>
+        <w:spacing w:after="40" w:before="0" w:line="360" w:lineRule="auto"/>
+        <w:jc w:val="both"/>
+      </w:pPr>
+      <w:r>
+        <w:rPr>
+          <w:rFonts w:ascii="Times New Roman" w:hAnsi="Times New Roman"/>
+          <w:b/>
+          <w:i/>
+          <w:sz w:val="24"/>
+        </w:rPr>
+        <w:t xml:space="preserve">Attack: </w:t>
+      </w:r>
+      <w:r>
+        <w:rPr>
+          <w:rFonts w:ascii="Times New Roman" w:hAnsi="Times New Roman"/>
+          <w:b w:val="0"/>
+          <w:i/>
+          <w:sz w:val="24"/>
+        </w:rPr>
+        <w:t>A crafted prompt that tricks the LLM into associating a write operation with an intent class.</w:t>
+      </w:r>
+    </w:p>
+    <w:p>
+      <w:pPr>
+        <w:spacing w:after="120" w:before="0" w:line="360" w:lineRule="auto"/>
+        <w:jc w:val="both"/>
+      </w:pPr>
+      <w:r>
+        <w:rPr>
+          <w:rFonts w:ascii="Times New Roman" w:hAnsi="Times New Roman"/>
+          <w:b/>
+          <w:i w:val="0"/>
+          <w:sz w:val="24"/>
+        </w:rPr>
+        <w:t xml:space="preserve">Control: </w:t>
+      </w:r>
+      <w:r>
+        <w:rPr>
+          <w:rFonts w:ascii="Times New Roman" w:hAnsi="Times New Roman"/>
+          <w:b w:val="0"/>
+          <w:i w:val="0"/>
+          <w:sz w:val="24"/>
+        </w:rPr>
+        <w:t>No template in the pattern library contains a DML or DDL keyword. The AST-level post-compilation validator explicitly rejects any non-SELECT statement as a defense-in-depth layer.</w:t>
+      </w:r>
+    </w:p>
+    <w:p>
+      <w:pPr>
+        <w:spacing w:after="120" w:before="0" w:line="360" w:lineRule="auto"/>
+        <w:jc w:val="both"/>
+      </w:pPr>
+      <w:r>
+        <w:rPr>
+          <w:rFonts w:ascii="Times New Roman" w:hAnsi="Times New Roman"/>
+          <w:b/>
+          <w:i w:val="0"/>
+          <w:sz w:val="24"/>
+        </w:rPr>
+        <w:t>Not protected by AEGIS (requires operational security controls outside this architecture):</w:t>
+      </w:r>
+    </w:p>
+    <w:p>
+      <w:pPr>
+        <w:spacing w:after="80" w:line="360" w:lineRule="auto"/>
+        <w:ind w:left="461" w:hanging="259"/>
+      </w:pPr>
+      <w:r>
+        <w:rPr>
+          <w:rFonts w:ascii="Times New Roman" w:hAnsi="Times New Roman"/>
+          <w:sz w:val="24"/>
+        </w:rPr>
+        <w:t>•</w:t>
+        <w:tab/>
+      </w:r>
+      <w:r>
+        <w:rPr>
+          <w:rFonts w:ascii="Times New Roman" w:hAnsi="Times New Roman"/>
+          <w:sz w:val="24"/>
+        </w:rPr>
+        <w:t>A malicious administrator embedding arbitrary SQL inside a metric's sql_expr field.</w:t>
+      </w:r>
+    </w:p>
+    <w:p>
+      <w:pPr>
+        <w:spacing w:after="80" w:line="360" w:lineRule="auto"/>
+        <w:ind w:left="461" w:hanging="259"/>
+      </w:pPr>
+      <w:r>
+        <w:rPr>
+          <w:rFonts w:ascii="Times New Roman" w:hAnsi="Times New Roman"/>
+          <w:sz w:val="24"/>
+        </w:rPr>
+        <w:t>•</w:t>
+        <w:tab/>
+      </w:r>
+      <w:r>
+        <w:rPr>
+          <w:rFonts w:ascii="Times New Roman" w:hAnsi="Times New Roman"/>
+          <w:sz w:val="24"/>
+        </w:rPr>
+        <w:t>Supply-chain compromise of the compiler module or the SQL parser library.</w:t>
+      </w:r>
+    </w:p>
+    <w:p>
+      <w:pPr>
+        <w:spacing w:after="80" w:line="360" w:lineRule="auto"/>
+        <w:ind w:left="461" w:hanging="259"/>
+      </w:pPr>
+      <w:r>
+        <w:rPr>
+          <w:rFonts w:ascii="Times New Roman" w:hAnsi="Times New Roman"/>
+          <w:sz w:val="24"/>
+        </w:rPr>
+        <w:t>•</w:t>
+        <w:tab/>
+      </w:r>
+      <w:r>
+        <w:rPr>
+          <w:rFonts w:ascii="Times New Roman" w:hAnsi="Times New Roman"/>
+          <w:sz w:val="24"/>
+        </w:rPr>
+        <w:t>Database-level privilege escalation that bypasses the application layer.</w:t>
+      </w:r>
+    </w:p>
+    <w:p>
+      <w:pPr>
+        <w:spacing w:after="80" w:line="360" w:lineRule="auto"/>
+        <w:ind w:left="461" w:hanging="259"/>
+      </w:pPr>
+      <w:r>
+        <w:rPr>
+          <w:rFonts w:ascii="Times New Roman" w:hAnsi="Times New Roman"/>
+          <w:sz w:val="24"/>
+        </w:rPr>
+        <w:t>•</w:t>
+        <w:tab/>
+      </w:r>
+      <w:r>
+        <w:rPr>
+          <w:rFonts w:ascii="Times New Roman" w:hAnsi="Times New Roman"/>
+          <w:sz w:val="24"/>
+        </w:rPr>
+        <w:t>LLM provider infrastructure compromise or model poisoning.</w:t>
+      </w:r>
+    </w:p>
+    <w:p>
+      <w:pPr>
+        <w:spacing w:after="0" w:before="0" w:line="360" w:lineRule="auto"/>
+        <w:jc w:val="both"/>
+      </w:pPr>
+      <w:r>
+        <w:rPr>
+          <w:rFonts w:ascii="Times New Roman" w:hAnsi="Times New Roman"/>
+          <w:b w:val="0"/>
+          <w:i w:val="0"/>
+          <w:sz w:val="24"/>
+        </w:rPr>
+        <w:t>Explicitly documenting out-of-scope threats is itself a contribution: prior NL-to-SQL work rarely specifies the boundary of its safety claims, which makes meaningful security comparison difficult.</w:t>
       </w:r>
     </w:p>
     <w:p>
       <w:r>
         <w:br w:type="page"/>
+      </w:r>
+    </w:p>
+    <w:p>
+      <w:pPr>
+        <w:spacing w:before="320" w:after="160"/>
+        <w:jc w:val="left"/>
+      </w:pPr>
+      <w:r>
+        <w:rPr>
+          <w:rFonts w:ascii="Times New Roman" w:hAnsi="Times New Roman"/>
+          <w:b/>
+          <w:sz w:val="28"/>
+        </w:rPr>
+        <w:t>3.6  System Architecture</w:t>
+      </w:r>
+    </w:p>
+    <w:p>
+      <w:pPr>
+        <w:spacing w:after="200" w:before="0" w:line="360" w:lineRule="auto"/>
+        <w:jc w:val="both"/>
+      </w:pPr>
+      <w:r>
+        <w:rPr>
+          <w:rFonts w:ascii="Times New Roman" w:hAnsi="Times New Roman"/>
+          <w:b w:val="0"/>
+          <w:i w:val="0"/>
+          <w:sz w:val="24"/>
+        </w:rPr>
+        <w:t>Every user query travels through exactly seven stages. Stages 2 through 7 contain no artificial intelligence; they are deterministic code. Rejection at any stage produces a structured clarification message rather than a best-effort guess.</w:t>
+      </w:r>
+    </w:p>
+    <w:p>
+      <w:pPr>
+        <w:spacing w:after="160" w:before="0" w:line="360" w:lineRule="auto"/>
+        <w:jc w:val="both"/>
+      </w:pPr>
+      <w:r>
+        <w:rPr>
+          <w:rFonts w:ascii="Times New Roman" w:hAnsi="Times New Roman"/>
+          <w:b/>
+          <w:i w:val="0"/>
+          <w:sz w:val="24"/>
+        </w:rPr>
+        <w:t xml:space="preserve">Stage 1 - Intent Extraction. </w:t>
+      </w:r>
+      <w:r>
+        <w:rPr>
+          <w:rFonts w:ascii="Times New Roman" w:hAnsi="Times New Roman"/>
+          <w:b w:val="0"/>
+          <w:i w:val="0"/>
+          <w:sz w:val="24"/>
+        </w:rPr>
+        <w:t>A lightweight LLM reads the query together with a system prompt built from the semantic layer, and outputs a validated IntentObject (intent class, metric term, dimension term, filters, sort, limit, confidence). This is the only stage that involves artificial intelligence.</w:t>
+      </w:r>
+    </w:p>
+    <w:p>
+      <w:pPr>
+        <w:spacing w:after="160" w:before="0" w:line="360" w:lineRule="auto"/>
+        <w:jc w:val="both"/>
+      </w:pPr>
+      <w:r>
+        <w:rPr>
+          <w:rFonts w:ascii="Times New Roman" w:hAnsi="Times New Roman"/>
+          <w:b/>
+          <w:i w:val="0"/>
+          <w:sz w:val="24"/>
+        </w:rPr>
+        <w:t xml:space="preserve">Stage 2 - Coverage Validation. </w:t>
+      </w:r>
+      <w:r>
+        <w:rPr>
+          <w:rFonts w:ascii="Times New Roman" w:hAnsi="Times New Roman"/>
+          <w:b w:val="0"/>
+          <w:i w:val="0"/>
+          <w:sz w:val="24"/>
+        </w:rPr>
+        <w:t>The server checks that both the metric term and the dimension term exist in the semantic layer vocabulary before anything else runs. Unknown identifiers are rejected here, with a structured message listing the available identifiers, rather than being passed to the compiler.</w:t>
+      </w:r>
+    </w:p>
+    <w:p>
+      <w:pPr>
+        <w:spacing w:after="160" w:before="0" w:line="360" w:lineRule="auto"/>
+        <w:jc w:val="both"/>
+      </w:pPr>
+      <w:r>
+        <w:rPr>
+          <w:rFonts w:ascii="Times New Roman" w:hAnsi="Times New Roman"/>
+          <w:b/>
+          <w:i w:val="0"/>
+          <w:sz w:val="24"/>
+        </w:rPr>
+        <w:t xml:space="preserve">Stage 3 - Semantic Mapping. </w:t>
+      </w:r>
+      <w:r>
+        <w:rPr>
+          <w:rFonts w:ascii="Times New Roman" w:hAnsi="Times New Roman"/>
+          <w:b w:val="0"/>
+          <w:i w:val="0"/>
+          <w:sz w:val="24"/>
+        </w:rPr>
+        <w:t>Business-logic aliases are expanded (for example, 'abandoned' maps to a specific OrderStatusId), and relative time expressions such as 'this month' are resolved to concrete date predicates.</w:t>
+      </w:r>
+    </w:p>
+    <w:p>
+      <w:pPr>
+        <w:spacing w:after="160" w:before="0" w:line="360" w:lineRule="auto"/>
+        <w:jc w:val="both"/>
+      </w:pPr>
+      <w:r>
+        <w:rPr>
+          <w:rFonts w:ascii="Times New Roman" w:hAnsi="Times New Roman"/>
+          <w:b/>
+          <w:i w:val="0"/>
+          <w:sz w:val="24"/>
+        </w:rPr>
+        <w:t xml:space="preserve">Stage 4 - Permission Rewriting. </w:t>
+      </w:r>
+      <w:r>
+        <w:rPr>
+          <w:rFonts w:ascii="Times New Roman" w:hAnsi="Times New Roman"/>
+          <w:b w:val="0"/>
+          <w:i w:val="0"/>
+          <w:sz w:val="24"/>
+        </w:rPr>
+        <w:t>A role-specific WHERE predicate is appended based on the authenticated user's session. This runs after the LLM has already finished, so no natural-language content can influence it.</w:t>
+      </w:r>
+    </w:p>
+    <w:p>
+      <w:pPr>
+        <w:spacing w:after="160" w:before="0" w:line="360" w:lineRule="auto"/>
+        <w:jc w:val="both"/>
+      </w:pPr>
+      <w:r>
+        <w:rPr>
+          <w:rFonts w:ascii="Times New Roman" w:hAnsi="Times New Roman"/>
+          <w:b/>
+          <w:i w:val="0"/>
+          <w:sz w:val="24"/>
+        </w:rPr>
+        <w:t xml:space="preserve">Stage 5 - SQL Compilation. </w:t>
+      </w:r>
+      <w:r>
+        <w:rPr>
+          <w:rFonts w:ascii="Times New Roman" w:hAnsi="Times New Roman"/>
+          <w:b w:val="0"/>
+          <w:i w:val="0"/>
+          <w:sz w:val="24"/>
+        </w:rPr>
+        <w:t>A breadth-first search over the join graph finds the minimal join path connecting the tables required by the resolved metric and dimension, and pre-compiled SQL expressions are substituted into a parameterized template. No SQL text is ever assembled from concatenated user input.</w:t>
+      </w:r>
+    </w:p>
+    <w:p>
+      <w:pPr>
+        <w:spacing w:after="160" w:before="0" w:line="360" w:lineRule="auto"/>
+        <w:jc w:val="both"/>
+      </w:pPr>
+      <w:r>
+        <w:rPr>
+          <w:rFonts w:ascii="Times New Roman" w:hAnsi="Times New Roman"/>
+          <w:b/>
+          <w:i w:val="0"/>
+          <w:sz w:val="24"/>
+        </w:rPr>
+        <w:t xml:space="preserve">Stage 6 - Visualization Selection. </w:t>
+      </w:r>
+      <w:r>
+        <w:rPr>
+          <w:rFonts w:ascii="Times New Roman" w:hAnsi="Times New Roman"/>
+          <w:b w:val="0"/>
+          <w:i w:val="0"/>
+          <w:sz w:val="24"/>
+        </w:rPr>
+        <w:t>A rule engine maps the intent class and result shape to a default chart type. This stage contains no learned model.</w:t>
+      </w:r>
+    </w:p>
+    <w:p>
+      <w:pPr>
+        <w:spacing w:after="160" w:before="0" w:line="360" w:lineRule="auto"/>
+        <w:jc w:val="both"/>
+      </w:pPr>
+      <w:r>
+        <w:rPr>
+          <w:rFonts w:ascii="Times New Roman" w:hAnsi="Times New Roman"/>
+          <w:b/>
+          <w:i w:val="0"/>
+          <w:sz w:val="24"/>
+        </w:rPr>
+        <w:t xml:space="preserve">Stage 7 - Widget Persistence. </w:t>
+      </w:r>
+      <w:r>
+        <w:rPr>
+          <w:rFonts w:ascii="Times New Roman" w:hAnsi="Times New Roman"/>
+          <w:b w:val="0"/>
+          <w:i w:val="0"/>
+          <w:sz w:val="24"/>
+        </w:rPr>
+        <w:t>The analysis plan is hashed (SHA-256) to detect duplicates, and the query, chart configuration, and access rules are stored as a widget artifact that can be refreshed on a schedule.</w:t>
+      </w:r>
+    </w:p>
+    <w:tbl>
+      <w:tblPr>
+        <w:tblW w:type="auto" w:w="0"/>
+        <w:jc w:val="center"/>
+        <w:tblLayout w:type="fixed"/>
+        <w:tblLook w:firstColumn="1" w:firstRow="1" w:lastColumn="0" w:lastRow="0" w:noHBand="0" w:noVBand="1" w:val="04A0"/>
+      </w:tblPr>
+      <w:tblGrid>
+        <w:gridCol w:w="9072"/>
+      </w:tblGrid>
+      <w:tr>
+        <w:trPr>
+          <w:trHeight w:val="3168"/>
+          <w:trHeight w:val="3168" w:hRule="atLeast"/>
+        </w:trPr>
+        <w:tc>
+          <w:tcPr>
+            <w:tcW w:type="dxa" w:w="9072"/>
+            <w:tcBorders>
+              <w:top w:val="dashed" w:sz="10" w:space="0" w:color="888888"/>
+              <w:left w:val="dashed" w:sz="10" w:space="0" w:color="888888"/>
+              <w:bottom w:val="dashed" w:sz="10" w:space="0" w:color="888888"/>
+              <w:right w:val="dashed" w:sz="10" w:space="0" w:color="888888"/>
+            </w:tcBorders>
+            <w:shd w:val="clear" w:fill="F7F7F7"/>
+          </w:tcPr>
+          <w:p>
+            <w:pPr>
+              <w:spacing w:before="280" w:after="120"/>
+              <w:jc w:val="center"/>
+            </w:pPr>
+            <w:r/>
+            <w:r>
+              <w:rPr>
+                <w:rFonts w:ascii="Times New Roman" w:hAnsi="Times New Roman"/>
+                <w:b/>
+                <w:color w:val="993300"/>
+                <w:sz w:val="21"/>
+              </w:rPr>
+              <w:t>[ PLACEHOLDER - FIGURE 2 NOT YET INSERTED ]</w:t>
+            </w:r>
+          </w:p>
+          <w:p>
+            <w:pPr>
+              <w:spacing w:after="160"/>
+              <w:jc w:val="center"/>
+            </w:pPr>
+            <w:r>
+              <w:rPr>
+                <w:rFonts w:ascii="Times New Roman" w:hAnsi="Times New Roman"/>
+                <w:b/>
+                <w:color w:val="333333"/>
+                <w:sz w:val="22"/>
+              </w:rPr>
+              <w:t>AEGIS architecture pipeline (User Request to Dashboard Widget)</w:t>
+            </w:r>
+          </w:p>
+        </w:tc>
+      </w:tr>
+    </w:tbl>
+    <w:p>
+      <w:pPr>
+        <w:spacing w:before="120" w:after="280"/>
+        <w:jc w:val="center"/>
+      </w:pPr>
+      <w:r>
+        <w:rPr>
+          <w:rFonts w:ascii="Times New Roman" w:hAnsi="Times New Roman"/>
+          <w:b/>
+          <w:sz w:val="21"/>
+        </w:rPr>
+        <w:t>Figure 2: AEGIS architecture pipeline (User Request to Dashboard Widget)</w:t>
+      </w:r>
+    </w:p>
+    <w:p>
+      <w:pPr>
+        <w:spacing w:before="320" w:after="160"/>
+        <w:jc w:val="left"/>
+      </w:pPr>
+      <w:r>
+        <w:rPr>
+          <w:rFonts w:ascii="Times New Roman" w:hAnsi="Times New Roman"/>
+          <w:b/>
+          <w:sz w:val="28"/>
+        </w:rPr>
+        <w:t>3.7  Semantic Layer Design</w:t>
+      </w:r>
+    </w:p>
+    <w:p>
+      <w:pPr>
+        <w:spacing w:after="200" w:before="0" w:line="360" w:lineRule="auto"/>
+        <w:jc w:val="both"/>
+      </w:pPr>
+      <w:r>
+        <w:rPr>
+          <w:rFonts w:ascii="Times New Roman" w:hAnsi="Times New Roman"/>
+          <w:b w:val="0"/>
+          <w:i w:val="0"/>
+          <w:sz w:val="24"/>
+        </w:rPr>
+        <w:t>The semantic layer is the most important non-AI component of AEGIS. It separates business language from the underlying database structure and defines exactly which metrics, joins, and permissions are allowed to exist. A useful analogy is LEGO blocks rather than free-form clay: the semantic layer defines a finite set of composable building blocks. User questions are unlimited, but every answerable question is a composition of these blocks.</w:t>
+      </w:r>
+    </w:p>
+    <w:tbl>
+      <w:tblPr>
+        <w:tblW w:type="auto" w:w="0"/>
+        <w:jc w:val="center"/>
+        <w:tblLayout w:type="fixed"/>
+        <w:tblLook w:firstColumn="1" w:firstRow="1" w:lastColumn="0" w:lastRow="0" w:noHBand="0" w:noVBand="1" w:val="04A0"/>
+      </w:tblPr>
+      <w:tblGrid>
+        <w:gridCol w:w="9072"/>
+      </w:tblGrid>
+      <w:tr>
+        <w:trPr>
+          <w:trHeight w:val="3744"/>
+          <w:trHeight w:val="3744" w:hRule="atLeast"/>
+        </w:trPr>
+        <w:tc>
+          <w:tcPr>
+            <w:tcW w:type="dxa" w:w="9072"/>
+            <w:tcBorders>
+              <w:top w:val="dashed" w:sz="10" w:space="0" w:color="888888"/>
+              <w:left w:val="dashed" w:sz="10" w:space="0" w:color="888888"/>
+              <w:bottom w:val="dashed" w:sz="10" w:space="0" w:color="888888"/>
+              <w:right w:val="dashed" w:sz="10" w:space="0" w:color="888888"/>
+            </w:tcBorders>
+            <w:shd w:val="clear" w:fill="F7F7F7"/>
+          </w:tcPr>
+          <w:p>
+            <w:pPr>
+              <w:spacing w:before="280" w:after="120"/>
+              <w:jc w:val="center"/>
+            </w:pPr>
+            <w:r/>
+            <w:r>
+              <w:rPr>
+                <w:rFonts w:ascii="Times New Roman" w:hAnsi="Times New Roman"/>
+                <w:b/>
+                <w:color w:val="993300"/>
+                <w:sz w:val="21"/>
+              </w:rPr>
+              <w:t>[ PLACEHOLDER - FIGURE 3 NOT YET INSERTED ]</w:t>
+            </w:r>
+          </w:p>
+          <w:p>
+            <w:pPr>
+              <w:spacing w:after="160"/>
+              <w:jc w:val="center"/>
+            </w:pPr>
+            <w:r>
+              <w:rPr>
+                <w:rFonts w:ascii="Times New Roman" w:hAnsi="Times New Roman"/>
+                <w:b/>
+                <w:color w:val="333333"/>
+                <w:sz w:val="22"/>
+              </w:rPr>
+              <w:t>Semantic layer modularity - composable blocks vs. free-form SQL generation</w:t>
+            </w:r>
+          </w:p>
+        </w:tc>
+      </w:tr>
+    </w:tbl>
+    <w:p>
+      <w:pPr>
+        <w:spacing w:before="120" w:after="280"/>
+        <w:jc w:val="center"/>
+      </w:pPr>
+      <w:r>
+        <w:rPr>
+          <w:rFonts w:ascii="Times New Roman" w:hAnsi="Times New Roman"/>
+          <w:b/>
+          <w:sz w:val="21"/>
+        </w:rPr>
+        <w:t>Figure 3: Semantic layer modularity - composable blocks vs. free-form SQL generation</w:t>
       </w:r>
     </w:p>
     <w:p>
@@ -7998,7 +8749,7 @@
           <w:b/>
           <w:sz w:val="22"/>
         </w:rPr>
-        <w:t>Table 3.2: Plain-language AEGIS formal model.</w:t>
+        <w:t>Table 3.2: Semantic layer object model.</w:t>
       </w:r>
     </w:p>
     <w:tbl>
@@ -8048,7 +8799,7 @@
                 <w:b/>
                 <w:sz w:val="21"/>
               </w:rPr>
-              <w:t>Component</w:t>
+              <w:t>Object</w:t>
             </w:r>
           </w:p>
         </w:tc>
@@ -8075,7 +8826,7 @@
                 <w:b/>
                 <w:sz w:val="21"/>
               </w:rPr>
-              <w:t>Meaning in AEGIS</w:t>
+              <w:t>Field</w:t>
             </w:r>
           </w:p>
         </w:tc>
@@ -8102,7 +8853,7 @@
                 <w:b/>
                 <w:sz w:val="21"/>
               </w:rPr>
-              <w:t>Safety role</w:t>
+              <w:t>Example</w:t>
             </w:r>
           </w:p>
         </w:tc>
@@ -8132,7 +8883,7 @@
                 <w:b w:val="0"/>
                 <w:sz w:val="21"/>
               </w:rPr>
-              <w:t>User request</w:t>
+              <w:t>Metric</w:t>
             </w:r>
           </w:p>
         </w:tc>
@@ -8158,7 +8909,7 @@
                 <w:b w:val="0"/>
                 <w:sz w:val="21"/>
               </w:rPr>
-              <w:t>The original natural-language reporting question</w:t>
+              <w:t>label, SQL expression, joins, visual default, security class</w:t>
             </w:r>
           </w:p>
         </w:tc>
@@ -8184,7 +8935,7 @@
                 <w:b w:val="0"/>
                 <w:sz w:val="21"/>
               </w:rPr>
-              <w:t>Never becomes SQL directly</w:t>
+              <w:t>revenue = SUM(o.OrderTotal - o.RefundedAmount)</w:t>
             </w:r>
           </w:p>
         </w:tc>
@@ -8214,7 +8965,7 @@
                 <w:b w:val="0"/>
                 <w:sz w:val="21"/>
               </w:rPr>
-              <w:t>Intent object</w:t>
+              <w:t>Dimension</w:t>
             </w:r>
           </w:p>
         </w:tc>
@@ -8240,7 +8991,7 @@
                 <w:b w:val="0"/>
                 <w:sz w:val="21"/>
               </w:rPr>
-              <w:t>Typed summary of metric, dimension, pattern, filter, time range, and limit</w:t>
+              <w:t>label, SQL expression, datatype, access scope</w:t>
             </w:r>
           </w:p>
         </w:tc>
@@ -8266,7 +9017,7 @@
                 <w:b w:val="0"/>
                 <w:sz w:val="21"/>
               </w:rPr>
-              <w:t>Rejects fields outside the schema of allowed intent keys</w:t>
+              <w:t>category = c.Name from Category</w:t>
             </w:r>
           </w:p>
         </w:tc>
@@ -8296,7 +9047,7 @@
                 <w:b w:val="0"/>
                 <w:sz w:val="21"/>
               </w:rPr>
-              <w:t>Semantic layer</w:t>
+              <w:t>Filter</w:t>
             </w:r>
           </w:p>
         </w:tc>
@@ -8322,7 +9073,7 @@
                 <w:b w:val="0"/>
                 <w:sz w:val="21"/>
               </w:rPr>
-              <w:t>Approved metrics, dimensions, join paths, patterns, visualization rules, and permissions</w:t>
+              <w:t>label, SQL predicate, datatype</w:t>
             </w:r>
           </w:p>
         </w:tc>
@@ -8348,7 +9099,7 @@
                 <w:b w:val="0"/>
                 <w:sz w:val="21"/>
               </w:rPr>
-              <w:t>Defines what the system is allowed to answer</w:t>
+              <w:t>payment_status : o.PaymentStatusId = :val</w:t>
             </w:r>
           </w:p>
         </w:tc>
@@ -8378,7 +9129,7 @@
                 <w:b w:val="0"/>
                 <w:sz w:val="21"/>
               </w:rPr>
-              <w:t>Compiler</w:t>
+              <w:t>Time rule</w:t>
             </w:r>
           </w:p>
         </w:tc>
@@ -8404,7 +9155,7 @@
                 <w:b w:val="0"/>
                 <w:sz w:val="21"/>
               </w:rPr>
-              <w:t>Deterministic SQL builder using parameterized templates</w:t>
+              <w:t>label, SQL predicate, granularity</w:t>
             </w:r>
           </w:p>
         </w:tc>
@@ -8430,7 +9181,7 @@
                 <w:b w:val="0"/>
                 <w:sz w:val="21"/>
               </w:rPr>
-              <w:t>Produces read-only SQL from approved bindings only</w:t>
+              <w:t>current_week : DATEADD(week, ...)</w:t>
             </w:r>
           </w:p>
         </w:tc>
@@ -8460,7 +9211,7 @@
                 <w:b w:val="0"/>
                 <w:sz w:val="21"/>
               </w:rPr>
-              <w:t>Validator</w:t>
+              <w:t>Join path</w:t>
             </w:r>
           </w:p>
         </w:tc>
@@ -8486,7 +9237,7 @@
                 <w:b w:val="0"/>
                 <w:sz w:val="21"/>
               </w:rPr>
-              <w:t>Post-compilation SQL safety scanner</w:t>
+              <w:t>source, target, ON clause</w:t>
             </w:r>
           </w:p>
         </w:tc>
@@ -8512,7 +9263,7 @@
                 <w:b w:val="0"/>
                 <w:sz w:val="21"/>
               </w:rPr>
-              <w:t>Blocks non-SELECT statements as defense in depth</w:t>
+              <w:t>Order to OrderItem to Product to Category</w:t>
             </w:r>
           </w:p>
         </w:tc>
@@ -8542,7 +9293,7 @@
                 <w:b w:val="0"/>
                 <w:sz w:val="21"/>
               </w:rPr>
-              <w:t>Widget artifact</w:t>
+              <w:t>Pattern</w:t>
             </w:r>
           </w:p>
         </w:tc>
@@ -8568,7 +9319,7 @@
                 <w:b w:val="0"/>
                 <w:sz w:val="21"/>
               </w:rPr>
-              <w:t>Saved visualization and refresh plan</w:t>
+              <w:t>required slots, SQL template, visualization default</w:t>
             </w:r>
           </w:p>
         </w:tc>
@@ -8594,7 +9345,89 @@
                 <w:b w:val="0"/>
                 <w:sz w:val="21"/>
               </w:rPr>
-              <w:t>Keeps a reusable audit trail of what was generated</w:t>
+              <w:t>ranking: metric plus dimension maps to a bar chart</w:t>
+            </w:r>
+          </w:p>
+        </w:tc>
+      </w:tr>
+      <w:tr>
+        <w:trPr>
+          <w:cantSplit/>
+        </w:trPr>
+        <w:tc>
+          <w:tcPr>
+            <w:tcW w:type="dxa" w:w="3009"/>
+          </w:tcPr>
+          <w:p>
+            <w:pPr>
+              <w:spacing w:before="0" w:after="0" w:line="240" w:lineRule="auto"/>
+              <w:keepNext/>
+            </w:pPr>
+            <w:r>
+              <w:rPr>
+                <w:rFonts w:ascii="Times New Roman" w:hAnsi="Times New Roman"/>
+                <w:sz w:val="21"/>
+              </w:rPr>
+            </w:r>
+            <w:r>
+              <w:rPr>
+                <w:rFonts w:ascii="Times New Roman" w:hAnsi="Times New Roman"/>
+                <w:b w:val="0"/>
+                <w:sz w:val="21"/>
+              </w:rPr>
+              <w:t>Permission</w:t>
+            </w:r>
+          </w:p>
+        </w:tc>
+        <w:tc>
+          <w:tcPr>
+            <w:tcW w:type="dxa" w:w="3009"/>
+          </w:tcPr>
+          <w:p>
+            <w:pPr>
+              <w:spacing w:before="0" w:after="0" w:line="240" w:lineRule="auto"/>
+              <w:jc w:val="center"/>
+              <w:keepNext/>
+            </w:pPr>
+            <w:r>
+              <w:rPr>
+                <w:rFonts w:ascii="Times New Roman" w:hAnsi="Times New Roman"/>
+                <w:sz w:val="21"/>
+              </w:rPr>
+            </w:r>
+            <w:r>
+              <w:rPr>
+                <w:rFonts w:ascii="Times New Roman" w:hAnsi="Times New Roman"/>
+                <w:b w:val="0"/>
+                <w:sz w:val="21"/>
+              </w:rPr>
+              <w:t>rule</w:t>
+            </w:r>
+          </w:p>
+        </w:tc>
+        <w:tc>
+          <w:tcPr>
+            <w:tcW w:type="dxa" w:w="3009"/>
+          </w:tcPr>
+          <w:p>
+            <w:pPr>
+              <w:spacing w:before="0" w:after="0" w:line="240" w:lineRule="auto"/>
+              <w:jc w:val="center"/>
+              <w:keepNext/>
+            </w:pPr>
+            <w:r>
+              <w:rPr>
+                <w:rFonts w:ascii="Times New Roman" w:hAnsi="Times New Roman"/>
+                <w:sz w:val="21"/>
+              </w:rPr>
+            </w:r>
+            <w:r>
+              <w:rPr>
+                <w:rFonts w:ascii="Times New Roman" w:hAnsi="Times New Roman"/>
+                <w:b w:val="0"/>
+                <w:sz w:val="21"/>
+              </w:rPr>
+              <w:t>store_manager filtered by store location</w:t>
             </w:r>
           </w:p>
         </w:tc>
@@ -8607,7 +9440,7 @@
     </w:p>
     <w:p>
       <w:pPr>
-        <w:spacing w:after="200" w:before="0" w:line="360" w:lineRule="auto"/>
+        <w:spacing w:after="0" w:before="0" w:line="360" w:lineRule="auto"/>
         <w:jc w:val="both"/>
       </w:pPr>
       <w:r>
@@ -8617,7 +9450,21 @@
           <w:i w:val="0"/>
           <w:sz w:val="24"/>
         </w:rPr>
-        <w:t>The safety claim is therefore simple: if the semantic layer and compiler templates are trusted, then untrusted user language cannot introduce a table, column, join, or write operation that the semantic layer did not approve. The LLM never receives authority to write executable SQL.</w:t>
+        <w:t>In the nopCommerce prototype, the semantic layer defines 15 metrics, 34 dimensions, and 11 join paths across 12 analytics-relevant tables. The full nopCommerce schema contains 126 tables; the remaining 114 (system, content-management, configuration, authentication, vendor, and promotions tables) are deliberately not represented in the semantic layer at all. No business analyst asks 'show me revenue by ScheduleTask,' and excluding these tables functions as an implicit table-level access control: even a crafted prompt that names a hidden system table directly is rejected at Stage 2, because the identifier simply does not exist in L.</w:t>
+      </w:r>
+    </w:p>
+    <w:p>
+      <w:pPr>
+        <w:spacing w:before="320" w:after="160"/>
+        <w:jc w:val="left"/>
+      </w:pPr>
+      <w:r>
+        <w:rPr>
+          <w:rFonts w:ascii="Times New Roman" w:hAnsi="Times New Roman"/>
+          <w:b/>
+          <w:sz w:val="28"/>
+        </w:rPr>
+        <w:t>3.8  Intent Parsing with Dynamic Vocabulary Injection</w:t>
       </w:r>
     </w:p>
     <w:p>
@@ -8625,39 +9472,6 @@
         <w:spacing w:after="200" w:before="0" w:line="360" w:lineRule="auto"/>
         <w:jc w:val="both"/>
       </w:pPr>
-      <w:r>
-        <w:rPr>
-          <w:rFonts w:ascii="Times New Roman" w:hAnsi="Times New Roman"/>
-          <w:b/>
-          <w:i w:val="0"/>
-          <w:sz w:val="24"/>
-        </w:rPr>
-        <w:t xml:space="preserve">Safety proposition. </w:t>
-      </w:r>
-      <w:r>
-        <w:rPr>
-          <w:rFonts w:ascii="Times New Roman" w:hAnsi="Times New Roman"/>
-          <w:b w:val="0"/>
-          <w:i/>
-          <w:sz w:val="24"/>
-        </w:rPr>
-        <w:t>No generated query can reference a table, column, or row that is not represented in the approved semantic layer for the user's role. All SQL identifiers are drawn from closed semantic bindings, and literal values are passed through parameterized SQL rather than string interpolation. SQL injection through untrusted natural-language input is structurally prevented by design.</w:t>
-      </w:r>
-    </w:p>
-    <w:p>
-      <w:pPr>
-        <w:spacing w:after="0" w:before="0" w:line="360" w:lineRule="auto"/>
-        <w:jc w:val="both"/>
-      </w:pPr>
-      <w:r>
-        <w:rPr>
-          <w:rFonts w:ascii="Times New Roman" w:hAnsi="Times New Roman"/>
-          <w:b/>
-          <w:i w:val="0"/>
-          <w:sz w:val="24"/>
-        </w:rPr>
-        <w:t xml:space="preserve">Security boundary. </w:t>
-      </w:r>
       <w:r>
         <w:rPr>
           <w:rFonts w:ascii="Times New Roman" w:hAnsi="Times New Roman"/>
@@ -8665,21 +9479,7 @@
           <w:i w:val="0"/>
           <w:sz w:val="24"/>
         </w:rPr>
-        <w:t>This guarantee holds within a defined threat boundary: the semantic layer definitions, compiler templates, and permission predicates are trusted, administrator-controlled artifacts. An administrator who embeds malicious SQL inside a metric definition, or a supply-chain compromise of the compiler library, falls outside this boundary and requires separate operational security controls. Explicitly stating this boundary, rather than leaving it implicit, is itself part of this thesis's contribution: prior NL-to-SQL work rarely specifies the boundary of its safety claims, which makes rigorous security comparison difficult.</w:t>
-      </w:r>
-    </w:p>
-    <w:p>
-      <w:pPr>
-        <w:spacing w:before="320" w:after="160"/>
-        <w:jc w:val="left"/>
-      </w:pPr>
-      <w:r>
-        <w:rPr>
-          <w:rFonts w:ascii="Times New Roman" w:hAnsi="Times New Roman"/>
-          <w:b/>
-          <w:sz w:val="28"/>
-        </w:rPr>
-        <w:t>3.5  Threat Model</w:t>
+        <w:t>The central technique that makes Stage 1 reliable is vocabulary injection. At startup, AEGIS builds the system prompt by listing every approved metric and dimension name, with a plain-English description, directly from the semantic layer (approximately 1,100 tokens for 15 metrics and 34 dimensions). The LLM sees exactly which identifiers are valid and maps any user phrasing to the correct identifier without a manually maintained synonym list. This has three advantages over a synonym dictionary: zero maintenance, since adding a metric automatically updates the vocabulary the model sees; broad coverage of arbitrary user phrasing, since the model performs the mapping rather than a fixed lookup table; and token efficiency, since the full vocabulary for 15 metrics and 34 dimensions fits in roughly 1,100 tokens.</w:t>
       </w:r>
     </w:p>
     <w:p>
@@ -8694,46 +9494,7 @@
           <w:i w:val="0"/>
           <w:sz w:val="24"/>
         </w:rPr>
-        <w:t>AEGIS protects against attacks arriving through the untrusted natural-language input channel. The model assumes the database and application server are properly hardened; the attacker controls only the query field.</w:t>
-      </w:r>
-    </w:p>
-    <w:p>
-      <w:pPr>
-        <w:spacing w:after="80" w:before="160" w:line="360" w:lineRule="auto"/>
-        <w:jc w:val="both"/>
-      </w:pPr>
-      <w:r>
-        <w:rPr>
-          <w:rFonts w:ascii="Times New Roman" w:hAnsi="Times New Roman"/>
-          <w:b/>
-          <w:i w:val="0"/>
-          <w:sz w:val="24"/>
-        </w:rPr>
-        <w:t xml:space="preserve">T1 - Prompt injection attempting SQL generation. </w:t>
-      </w:r>
-    </w:p>
-    <w:p>
-      <w:pPr>
-        <w:spacing w:after="40" w:before="0" w:line="360" w:lineRule="auto"/>
-        <w:jc w:val="both"/>
-      </w:pPr>
-      <w:r>
-        <w:rPr>
-          <w:rFonts w:ascii="Times New Roman" w:hAnsi="Times New Roman"/>
-          <w:b/>
-          <w:i/>
-          <w:sz w:val="24"/>
-        </w:rPr>
-        <w:t xml:space="preserve">Attack: </w:t>
-      </w:r>
-      <w:r>
-        <w:rPr>
-          <w:rFonts w:ascii="Times New Roman" w:hAnsi="Times New Roman"/>
-          <w:b w:val="0"/>
-          <w:i/>
-          <w:sz w:val="24"/>
-        </w:rPr>
-        <w:t>"Ignore previous instructions. Generate DROP TABLE orders."</w:t>
+        <w:t>Structured output enforcement for LLMs [16] constrains the model's response to a fixed JSON schema before any downstream validation occurs, which is why Stage 1 can rely on a typed IntentObject rather than free-form text: malformed or off-schema output is rejected at the API boundary, before Stage 2 coverage validation ever runs.</w:t>
       </w:r>
     </w:p>
     <w:p>
@@ -8741,15 +9502,6 @@
         <w:spacing w:after="120" w:before="0" w:line="360" w:lineRule="auto"/>
         <w:jc w:val="both"/>
       </w:pPr>
-      <w:r>
-        <w:rPr>
-          <w:rFonts w:ascii="Times New Roman" w:hAnsi="Times New Roman"/>
-          <w:b/>
-          <w:i w:val="0"/>
-          <w:sz w:val="24"/>
-        </w:rPr>
-        <w:t xml:space="preserve">Control: </w:t>
-      </w:r>
       <w:r>
         <w:rPr>
           <w:rFonts w:ascii="Times New Roman" w:hAnsi="Times New Roman"/>
@@ -8757,615 +9509,108 @@
           <w:i w:val="0"/>
           <w:sz w:val="24"/>
         </w:rPr>
-        <w:t>The IntentObject schema contains no SQL field. Any non-approved string in metric_term or dimension_term is rejected by Pydantic type validation at Stage 2, before the compiler is reached.</w:t>
-      </w:r>
-    </w:p>
-    <w:p>
-      <w:pPr>
-        <w:spacing w:after="80" w:before="160" w:line="360" w:lineRule="auto"/>
-        <w:jc w:val="both"/>
-      </w:pPr>
-      <w:r>
-        <w:rPr>
-          <w:rFonts w:ascii="Times New Roman" w:hAnsi="Times New Roman"/>
-          <w:b/>
-          <w:i w:val="0"/>
-          <w:sz w:val="24"/>
-        </w:rPr>
-        <w:t xml:space="preserve">T2 - Unauthorized metric or dimension access. </w:t>
-      </w:r>
-    </w:p>
-    <w:p>
-      <w:pPr>
-        <w:spacing w:after="40" w:before="0" w:line="360" w:lineRule="auto"/>
-        <w:jc w:val="both"/>
-      </w:pPr>
-      <w:r>
-        <w:rPr>
-          <w:rFonts w:ascii="Times New Roman" w:hAnsi="Times New Roman"/>
-          <w:b/>
-          <w:i/>
-          <w:sz w:val="24"/>
-        </w:rPr>
-        <w:t xml:space="preserve">Attack: </w:t>
-      </w:r>
-      <w:r>
-        <w:rPr>
-          <w:rFonts w:ascii="Times New Roman" w:hAnsi="Times New Roman"/>
-          <w:b w:val="0"/>
-          <w:i/>
-          <w:sz w:val="24"/>
-        </w:rPr>
-        <w:t>"Show me customer passwords" or "List credit card numbers by order."</w:t>
-      </w:r>
-    </w:p>
-    <w:p>
-      <w:pPr>
-        <w:spacing w:after="120" w:before="0" w:line="360" w:lineRule="auto"/>
-        <w:jc w:val="both"/>
-      </w:pPr>
-      <w:r>
-        <w:rPr>
-          <w:rFonts w:ascii="Times New Roman" w:hAnsi="Times New Roman"/>
-          <w:b/>
-          <w:i w:val="0"/>
-          <w:sz w:val="24"/>
-        </w:rPr>
-        <w:t xml:space="preserve">Control: </w:t>
-      </w:r>
-      <w:r>
-        <w:rPr>
-          <w:rFonts w:ascii="Times New Roman" w:hAnsi="Times New Roman"/>
-          <w:b w:val="0"/>
-          <w:i w:val="0"/>
-          <w:sz w:val="24"/>
-        </w:rPr>
-        <w:t>Fields such as customer_password do not exist in the semantic layer vocabulary. The LLM never sees those names; it receives only the curated, approved label list. Stage 2 rejects any unrecognized term.</w:t>
-      </w:r>
-    </w:p>
-    <w:p>
-      <w:pPr>
-        <w:spacing w:after="80" w:before="160" w:line="360" w:lineRule="auto"/>
-        <w:jc w:val="both"/>
-      </w:pPr>
-      <w:r>
-        <w:rPr>
-          <w:rFonts w:ascii="Times New Roman" w:hAnsi="Times New Roman"/>
-          <w:b/>
-          <w:i w:val="0"/>
-          <w:sz w:val="24"/>
-        </w:rPr>
-        <w:t xml:space="preserve">T3 - Unauthorized row access. </w:t>
-      </w:r>
-    </w:p>
-    <w:p>
-      <w:pPr>
-        <w:spacing w:after="40" w:before="0" w:line="360" w:lineRule="auto"/>
-        <w:jc w:val="both"/>
-      </w:pPr>
-      <w:r>
-        <w:rPr>
-          <w:rFonts w:ascii="Times New Roman" w:hAnsi="Times New Roman"/>
-          <w:b/>
-          <w:i/>
-          <w:sz w:val="24"/>
-        </w:rPr>
-        <w:t xml:space="preserve">Attack: </w:t>
-      </w:r>
-      <w:r>
-        <w:rPr>
-          <w:rFonts w:ascii="Times New Roman" w:hAnsi="Times New Roman"/>
-          <w:b w:val="0"/>
-          <w:i/>
-          <w:sz w:val="24"/>
-        </w:rPr>
-        <w:t>A store-level user asks: "Show revenue for all branches."</w:t>
-      </w:r>
-    </w:p>
-    <w:p>
-      <w:pPr>
-        <w:spacing w:after="120" w:before="0" w:line="360" w:lineRule="auto"/>
-        <w:jc w:val="both"/>
-      </w:pPr>
-      <w:r>
-        <w:rPr>
-          <w:rFonts w:ascii="Times New Roman" w:hAnsi="Times New Roman"/>
-          <w:b/>
-          <w:i w:val="0"/>
-          <w:sz w:val="24"/>
-        </w:rPr>
-        <w:t xml:space="preserve">Control: </w:t>
-      </w:r>
-      <w:r>
-        <w:rPr>
-          <w:rFonts w:ascii="Times New Roman" w:hAnsi="Times New Roman"/>
-          <w:b w:val="0"/>
-          <w:i w:val="0"/>
-          <w:sz w:val="24"/>
-        </w:rPr>
-        <w:t>Stage 4 (Permission Rewriter) runs after the LLM and appends a role-specific WHERE predicate (for example, AND o.StoreId = :user_store) derived from the authenticated session. This cannot be suppressed or overridden by natural-language content.</w:t>
-      </w:r>
-    </w:p>
-    <w:p>
-      <w:pPr>
-        <w:spacing w:after="80" w:before="160" w:line="360" w:lineRule="auto"/>
-        <w:jc w:val="both"/>
-      </w:pPr>
-      <w:r>
-        <w:rPr>
-          <w:rFonts w:ascii="Times New Roman" w:hAnsi="Times New Roman"/>
-          <w:b/>
-          <w:i w:val="0"/>
-          <w:sz w:val="24"/>
-        </w:rPr>
-        <w:t xml:space="preserve">T4 - DML or DDL injection. </w:t>
-      </w:r>
-    </w:p>
-    <w:p>
-      <w:pPr>
-        <w:spacing w:after="40" w:before="0" w:line="360" w:lineRule="auto"/>
-        <w:jc w:val="both"/>
-      </w:pPr>
-      <w:r>
-        <w:rPr>
-          <w:rFonts w:ascii="Times New Roman" w:hAnsi="Times New Roman"/>
-          <w:b/>
-          <w:i/>
-          <w:sz w:val="24"/>
-        </w:rPr>
-        <w:t xml:space="preserve">Attack: </w:t>
-      </w:r>
-      <w:r>
-        <w:rPr>
-          <w:rFonts w:ascii="Times New Roman" w:hAnsi="Times New Roman"/>
-          <w:b w:val="0"/>
-          <w:i/>
-          <w:sz w:val="24"/>
-        </w:rPr>
-        <w:t>A crafted prompt that tricks the LLM into associating a write operation with an intent class.</w:t>
-      </w:r>
-    </w:p>
-    <w:p>
-      <w:pPr>
-        <w:spacing w:after="120" w:before="0" w:line="360" w:lineRule="auto"/>
-        <w:jc w:val="both"/>
-      </w:pPr>
-      <w:r>
-        <w:rPr>
-          <w:rFonts w:ascii="Times New Roman" w:hAnsi="Times New Roman"/>
-          <w:b/>
-          <w:i w:val="0"/>
-          <w:sz w:val="24"/>
-        </w:rPr>
-        <w:t xml:space="preserve">Control: </w:t>
-      </w:r>
-      <w:r>
-        <w:rPr>
-          <w:rFonts w:ascii="Times New Roman" w:hAnsi="Times New Roman"/>
-          <w:b w:val="0"/>
-          <w:i w:val="0"/>
-          <w:sz w:val="24"/>
-        </w:rPr>
-        <w:t>No template in the pattern library contains a DML or DDL keyword. The AST-level post-compilation validator explicitly rejects any non-SELECT statement as a defense-in-depth layer.</w:t>
-      </w:r>
-    </w:p>
-    <w:p>
-      <w:pPr>
-        <w:spacing w:after="120" w:before="0" w:line="360" w:lineRule="auto"/>
-        <w:jc w:val="both"/>
-      </w:pPr>
-      <w:r>
-        <w:rPr>
-          <w:rFonts w:ascii="Times New Roman" w:hAnsi="Times New Roman"/>
-          <w:b/>
-          <w:i w:val="0"/>
-          <w:sz w:val="24"/>
-        </w:rPr>
-        <w:t>Not protected by AEGIS (requires operational security controls outside this architecture):</w:t>
-      </w:r>
-    </w:p>
-    <w:p>
-      <w:pPr>
-        <w:spacing w:after="80" w:line="360" w:lineRule="auto"/>
-        <w:ind w:left="461" w:hanging="259"/>
-      </w:pPr>
-      <w:r>
-        <w:rPr>
-          <w:rFonts w:ascii="Times New Roman" w:hAnsi="Times New Roman"/>
-          <w:sz w:val="24"/>
-        </w:rPr>
-        <w:t>•</w:t>
-        <w:tab/>
-      </w:r>
-      <w:r>
-        <w:rPr>
-          <w:rFonts w:ascii="Times New Roman" w:hAnsi="Times New Roman"/>
-          <w:sz w:val="24"/>
-        </w:rPr>
-        <w:t>A malicious administrator embedding arbitrary SQL inside a metric's sql_expr field.</w:t>
-      </w:r>
-    </w:p>
-    <w:p>
-      <w:pPr>
-        <w:spacing w:after="80" w:line="360" w:lineRule="auto"/>
-        <w:ind w:left="461" w:hanging="259"/>
-      </w:pPr>
-      <w:r>
-        <w:rPr>
-          <w:rFonts w:ascii="Times New Roman" w:hAnsi="Times New Roman"/>
-          <w:sz w:val="24"/>
-        </w:rPr>
-        <w:t>•</w:t>
-        <w:tab/>
-      </w:r>
-      <w:r>
-        <w:rPr>
-          <w:rFonts w:ascii="Times New Roman" w:hAnsi="Times New Roman"/>
-          <w:sz w:val="24"/>
-        </w:rPr>
-        <w:t>Supply-chain compromise of the compiler module or the SQL parser library.</w:t>
-      </w:r>
-    </w:p>
-    <w:p>
-      <w:pPr>
-        <w:spacing w:after="80" w:line="360" w:lineRule="auto"/>
-        <w:ind w:left="461" w:hanging="259"/>
-      </w:pPr>
-      <w:r>
-        <w:rPr>
-          <w:rFonts w:ascii="Times New Roman" w:hAnsi="Times New Roman"/>
-          <w:sz w:val="24"/>
-        </w:rPr>
-        <w:t>•</w:t>
-        <w:tab/>
-      </w:r>
-      <w:r>
-        <w:rPr>
-          <w:rFonts w:ascii="Times New Roman" w:hAnsi="Times New Roman"/>
-          <w:sz w:val="24"/>
-        </w:rPr>
-        <w:t>Database-level privilege escalation that bypasses the application layer.</w:t>
-      </w:r>
-    </w:p>
-    <w:p>
-      <w:pPr>
-        <w:spacing w:after="80" w:line="360" w:lineRule="auto"/>
-        <w:ind w:left="461" w:hanging="259"/>
-      </w:pPr>
-      <w:r>
-        <w:rPr>
-          <w:rFonts w:ascii="Times New Roman" w:hAnsi="Times New Roman"/>
-          <w:sz w:val="24"/>
-        </w:rPr>
-        <w:t>•</w:t>
-        <w:tab/>
-      </w:r>
-      <w:r>
-        <w:rPr>
-          <w:rFonts w:ascii="Times New Roman" w:hAnsi="Times New Roman"/>
-          <w:sz w:val="24"/>
-        </w:rPr>
-        <w:t>LLM provider infrastructure compromise or model poisoning.</w:t>
-      </w:r>
-    </w:p>
-    <w:p>
-      <w:pPr>
-        <w:spacing w:after="0" w:before="0" w:line="360" w:lineRule="auto"/>
-        <w:jc w:val="both"/>
-      </w:pPr>
-      <w:r>
-        <w:rPr>
-          <w:rFonts w:ascii="Times New Roman" w:hAnsi="Times New Roman"/>
-          <w:b w:val="0"/>
-          <w:i w:val="0"/>
-          <w:sz w:val="24"/>
-        </w:rPr>
-        <w:t>Explicitly documenting out-of-scope threats is itself a contribution: prior NL-to-SQL work rarely specifies the boundary of its safety claims, which makes meaningful security comparison difficult.</w:t>
-      </w:r>
-    </w:p>
-    <w:p>
-      <w:r>
-        <w:br w:type="page"/>
-      </w:r>
-    </w:p>
-    <w:p>
-      <w:pPr>
-        <w:spacing w:before="320" w:after="160"/>
-        <w:jc w:val="left"/>
-      </w:pPr>
-      <w:r>
-        <w:rPr>
-          <w:rFonts w:ascii="Times New Roman" w:hAnsi="Times New Roman"/>
-          <w:b/>
-          <w:sz w:val="28"/>
-        </w:rPr>
-        <w:t>3.6  System Architecture</w:t>
-      </w:r>
-    </w:p>
-    <w:p>
-      <w:pPr>
-        <w:spacing w:after="200" w:before="0" w:line="360" w:lineRule="auto"/>
-        <w:jc w:val="both"/>
-      </w:pPr>
-      <w:r>
-        <w:rPr>
-          <w:rFonts w:ascii="Times New Roman" w:hAnsi="Times New Roman"/>
-          <w:b w:val="0"/>
-          <w:i w:val="0"/>
-          <w:sz w:val="24"/>
-        </w:rPr>
-        <w:t>Every user query travels through exactly seven stages. Stages 2 through 7 contain no artificial intelligence; they are deterministic code. Rejection at any stage produces a structured clarification message rather than a best-effort guess.</w:t>
-      </w:r>
-    </w:p>
-    <w:p>
-      <w:pPr>
-        <w:spacing w:after="160" w:before="0" w:line="360" w:lineRule="auto"/>
-        <w:jc w:val="both"/>
-      </w:pPr>
-      <w:r>
-        <w:rPr>
-          <w:rFonts w:ascii="Times New Roman" w:hAnsi="Times New Roman"/>
-          <w:b/>
-          <w:i w:val="0"/>
-          <w:sz w:val="24"/>
-        </w:rPr>
-        <w:t xml:space="preserve">Stage 1 - Intent Extraction. </w:t>
-      </w:r>
-      <w:r>
-        <w:rPr>
-          <w:rFonts w:ascii="Times New Roman" w:hAnsi="Times New Roman"/>
-          <w:b w:val="0"/>
-          <w:i w:val="0"/>
-          <w:sz w:val="24"/>
-        </w:rPr>
-        <w:t>A lightweight LLM reads the query together with a system prompt built from the semantic layer, and outputs a validated IntentObject (intent class, metric term, dimension term, filters, sort, limit, confidence). This is the only stage that involves artificial intelligence.</w:t>
-      </w:r>
-    </w:p>
-    <w:p>
-      <w:pPr>
-        <w:spacing w:after="160" w:before="0" w:line="360" w:lineRule="auto"/>
-        <w:jc w:val="both"/>
-      </w:pPr>
-      <w:r>
-        <w:rPr>
-          <w:rFonts w:ascii="Times New Roman" w:hAnsi="Times New Roman"/>
-          <w:b/>
-          <w:i w:val="0"/>
-          <w:sz w:val="24"/>
-        </w:rPr>
-        <w:t xml:space="preserve">Stage 2 - Coverage Validation. </w:t>
-      </w:r>
-      <w:r>
-        <w:rPr>
-          <w:rFonts w:ascii="Times New Roman" w:hAnsi="Times New Roman"/>
-          <w:b w:val="0"/>
-          <w:i w:val="0"/>
-          <w:sz w:val="24"/>
-        </w:rPr>
-        <w:t>The server checks that both the metric term and the dimension term exist in the semantic layer vocabulary before anything else runs. Unknown identifiers are rejected here, with a structured message listing the available identifiers, rather than being passed to the compiler.</w:t>
-      </w:r>
-    </w:p>
-    <w:p>
-      <w:pPr>
-        <w:spacing w:after="160" w:before="0" w:line="360" w:lineRule="auto"/>
-        <w:jc w:val="both"/>
-      </w:pPr>
-      <w:r>
-        <w:rPr>
-          <w:rFonts w:ascii="Times New Roman" w:hAnsi="Times New Roman"/>
-          <w:b/>
-          <w:i w:val="0"/>
-          <w:sz w:val="24"/>
-        </w:rPr>
-        <w:t xml:space="preserve">Stage 3 - Semantic Mapping. </w:t>
-      </w:r>
-      <w:r>
-        <w:rPr>
-          <w:rFonts w:ascii="Times New Roman" w:hAnsi="Times New Roman"/>
-          <w:b w:val="0"/>
-          <w:i w:val="0"/>
-          <w:sz w:val="24"/>
-        </w:rPr>
-        <w:t>Business-logic aliases are expanded (for example, 'abandoned' maps to a specific OrderStatusId), and relative time expressions such as 'this month' are resolved to concrete date predicates.</w:t>
-      </w:r>
-    </w:p>
-    <w:p>
-      <w:pPr>
-        <w:spacing w:after="160" w:before="0" w:line="360" w:lineRule="auto"/>
-        <w:jc w:val="both"/>
-      </w:pPr>
-      <w:r>
-        <w:rPr>
-          <w:rFonts w:ascii="Times New Roman" w:hAnsi="Times New Roman"/>
-          <w:b/>
-          <w:i w:val="0"/>
-          <w:sz w:val="24"/>
-        </w:rPr>
-        <w:t xml:space="preserve">Stage 4 - Permission Rewriting. </w:t>
-      </w:r>
-      <w:r>
-        <w:rPr>
-          <w:rFonts w:ascii="Times New Roman" w:hAnsi="Times New Roman"/>
-          <w:b w:val="0"/>
-          <w:i w:val="0"/>
-          <w:sz w:val="24"/>
-        </w:rPr>
-        <w:t>A role-specific WHERE predicate is appended based on the authenticated user's session. This runs after the LLM has already finished, so no natural-language content can influence it.</w:t>
-      </w:r>
-    </w:p>
-    <w:p>
-      <w:pPr>
-        <w:spacing w:after="160" w:before="0" w:line="360" w:lineRule="auto"/>
-        <w:jc w:val="both"/>
-      </w:pPr>
-      <w:r>
-        <w:rPr>
-          <w:rFonts w:ascii="Times New Roman" w:hAnsi="Times New Roman"/>
-          <w:b/>
-          <w:i w:val="0"/>
-          <w:sz w:val="24"/>
-        </w:rPr>
-        <w:t xml:space="preserve">Stage 5 - SQL Compilation. </w:t>
-      </w:r>
-      <w:r>
-        <w:rPr>
-          <w:rFonts w:ascii="Times New Roman" w:hAnsi="Times New Roman"/>
-          <w:b w:val="0"/>
-          <w:i w:val="0"/>
-          <w:sz w:val="24"/>
-        </w:rPr>
-        <w:t>A breadth-first search over the join graph finds the minimal join path connecting the tables required by the resolved metric and dimension, and pre-compiled SQL expressions are substituted into a parameterized template. No SQL text is ever assembled from concatenated user input.</w:t>
-      </w:r>
-    </w:p>
-    <w:p>
-      <w:pPr>
-        <w:spacing w:after="160" w:before="0" w:line="360" w:lineRule="auto"/>
-        <w:jc w:val="both"/>
-      </w:pPr>
-      <w:r>
-        <w:rPr>
-          <w:rFonts w:ascii="Times New Roman" w:hAnsi="Times New Roman"/>
-          <w:b/>
-          <w:i w:val="0"/>
-          <w:sz w:val="24"/>
-        </w:rPr>
-        <w:t xml:space="preserve">Stage 6 - Visualization Selection. </w:t>
-      </w:r>
-      <w:r>
-        <w:rPr>
-          <w:rFonts w:ascii="Times New Roman" w:hAnsi="Times New Roman"/>
-          <w:b w:val="0"/>
-          <w:i w:val="0"/>
-          <w:sz w:val="24"/>
-        </w:rPr>
-        <w:t>A rule engine maps the intent class and result shape to a default chart type. This stage contains no learned model.</w:t>
-      </w:r>
-    </w:p>
-    <w:p>
-      <w:pPr>
-        <w:spacing w:after="160" w:before="0" w:line="360" w:lineRule="auto"/>
-        <w:jc w:val="both"/>
-      </w:pPr>
-      <w:r>
-        <w:rPr>
-          <w:rFonts w:ascii="Times New Roman" w:hAnsi="Times New Roman"/>
-          <w:b/>
-          <w:i w:val="0"/>
-          <w:sz w:val="24"/>
-        </w:rPr>
-        <w:t xml:space="preserve">Stage 7 - Widget Persistence. </w:t>
-      </w:r>
-      <w:r>
-        <w:rPr>
-          <w:rFonts w:ascii="Times New Roman" w:hAnsi="Times New Roman"/>
-          <w:b w:val="0"/>
-          <w:i w:val="0"/>
-          <w:sz w:val="24"/>
-        </w:rPr>
-        <w:t>The analysis plan is hashed (SHA-256) to detect duplicates, and the query, chart configuration, and access rules are stored as a widget artifact that can be refreshed on a schedule.</w:t>
-      </w:r>
-    </w:p>
-    <w:tbl>
-      <w:tblPr>
-        <w:tblW w:type="auto" w:w="0"/>
-        <w:jc w:val="center"/>
-        <w:tblLayout w:type="fixed"/>
-        <w:tblLook w:firstColumn="1" w:firstRow="1" w:lastColumn="0" w:lastRow="0" w:noHBand="0" w:noVBand="1" w:val="04A0"/>
-      </w:tblPr>
-      <w:tblGrid>
-        <w:gridCol w:w="9072"/>
-      </w:tblGrid>
-      <w:tr>
-        <w:trPr>
-          <w:trHeight w:val="3168"/>
-          <w:trHeight w:val="3168" w:hRule="atLeast"/>
-        </w:trPr>
-        <w:tc>
-          <w:tcPr>
-            <w:tcW w:type="dxa" w:w="9072"/>
-            <w:tcBorders>
-              <w:top w:val="dashed" w:sz="10" w:space="0" w:color="888888"/>
-              <w:left w:val="dashed" w:sz="10" w:space="0" w:color="888888"/>
-              <w:bottom w:val="dashed" w:sz="10" w:space="0" w:color="888888"/>
-              <w:right w:val="dashed" w:sz="10" w:space="0" w:color="888888"/>
-            </w:tcBorders>
-            <w:shd w:val="clear" w:fill="F7F7F7"/>
-          </w:tcPr>
-          <w:p>
-            <w:pPr>
-              <w:spacing w:before="280" w:after="120"/>
-              <w:jc w:val="center"/>
-            </w:pPr>
-            <w:r/>
-            <w:r>
-              <w:rPr>
-                <w:rFonts w:ascii="Times New Roman" w:hAnsi="Times New Roman"/>
-                <w:b/>
-                <w:color w:val="993300"/>
-                <w:sz w:val="21"/>
-              </w:rPr>
-              <w:t>[ PLACEHOLDER - FIGURE 2 NOT YET INSERTED ]</w:t>
-            </w:r>
-          </w:p>
-          <w:p>
-            <w:pPr>
-              <w:spacing w:after="160"/>
-              <w:jc w:val="center"/>
-            </w:pPr>
-            <w:r>
-              <w:rPr>
-                <w:rFonts w:ascii="Times New Roman" w:hAnsi="Times New Roman"/>
-                <w:b/>
-                <w:color w:val="333333"/>
-                <w:sz w:val="22"/>
-              </w:rPr>
-              <w:t>AEGIS architecture pipeline (User Request to Dashboard Widget)</w:t>
-            </w:r>
-          </w:p>
-        </w:tc>
-      </w:tr>
-    </w:tbl>
-    <w:p>
-      <w:pPr>
-        <w:spacing w:before="120" w:after="280"/>
-        <w:jc w:val="center"/>
-      </w:pPr>
-      <w:r>
-        <w:rPr>
-          <w:rFonts w:ascii="Times New Roman" w:hAnsi="Times New Roman"/>
-          <w:b/>
-          <w:sz w:val="21"/>
-        </w:rPr>
-        <w:t>Figure 2: AEGIS architecture pipeline (User Request to Dashboard Widget)</w:t>
-      </w:r>
-    </w:p>
-    <w:p>
-      <w:pPr>
-        <w:spacing w:before="320" w:after="160"/>
-        <w:jc w:val="left"/>
-      </w:pPr>
-      <w:r>
-        <w:rPr>
-          <w:rFonts w:ascii="Times New Roman" w:hAnsi="Times New Roman"/>
-          <w:b/>
-          <w:sz w:val="28"/>
-        </w:rPr>
-        <w:t>3.7  Semantic Layer Design</w:t>
-      </w:r>
-    </w:p>
-    <w:p>
-      <w:pPr>
-        <w:spacing w:after="200" w:before="0" w:line="360" w:lineRule="auto"/>
-        <w:jc w:val="both"/>
-      </w:pPr>
-      <w:r>
-        <w:rPr>
-          <w:rFonts w:ascii="Times New Roman" w:hAnsi="Times New Roman"/>
-          <w:b w:val="0"/>
-          <w:i w:val="0"/>
-          <w:sz w:val="24"/>
-        </w:rPr>
-        <w:t>The semantic layer is the most important non-AI component of AEGIS. It separates business language from the underlying database structure and defines exactly which metrics, joins, and permissions are allowed to exist. A useful analogy is LEGO blocks rather than free-form clay: the semantic layer defines a finite set of composable building blocks. User questions are unlimited, but every answerable question is a composition of these blocks.</w:t>
+        <w:t>The output schema enforces typed fields:</w:t>
+      </w:r>
+    </w:p>
+    <w:p>
+      <w:pPr>
+        <w:spacing w:before="120" w:after="120" w:line="276" w:lineRule="auto"/>
+        <w:ind w:left="576"/>
+      </w:pPr>
+      <w:r>
+        <w:rPr>
+          <w:rFonts w:ascii="Times New Roman" w:hAnsi="Times New Roman"/>
+          <w:sz w:val="19"/>
+        </w:rPr>
+        <w:t>{</w:t>
+      </w:r>
+      <w:r>
+        <w:rPr>
+          <w:rFonts w:ascii="Times New Roman" w:hAnsi="Times New Roman"/>
+          <w:sz w:val="19"/>
+        </w:rPr>
+        <w:br/>
+        <w:t xml:space="preserve">  "intent_class": "kpi | ranking | trend | comparison | exception |</w:t>
+      </w:r>
+      <w:r>
+        <w:rPr>
+          <w:rFonts w:ascii="Times New Roman" w:hAnsi="Times New Roman"/>
+          <w:sz w:val="19"/>
+        </w:rPr>
+        <w:br/>
+        <w:t xml:space="preserve">                   summary | segment | funnel | cohort | correlate | tabular",</w:t>
+      </w:r>
+      <w:r>
+        <w:rPr>
+          <w:rFonts w:ascii="Times New Roman" w:hAnsi="Times New Roman"/>
+          <w:sz w:val="19"/>
+        </w:rPr>
+        <w:br/>
+        <w:t xml:space="preserve">  "metric_term": "string",</w:t>
+      </w:r>
+      <w:r>
+        <w:rPr>
+          <w:rFonts w:ascii="Times New Roman" w:hAnsi="Times New Roman"/>
+          <w:sz w:val="19"/>
+        </w:rPr>
+        <w:br/>
+        <w:t xml:space="preserve">  "dimension_term": "string or null",</w:t>
+      </w:r>
+      <w:r>
+        <w:rPr>
+          <w:rFonts w:ascii="Times New Roman" w:hAnsi="Times New Roman"/>
+          <w:sz w:val="19"/>
+        </w:rPr>
+        <w:br/>
+        <w:t xml:space="preserve">  "time_term": "string or null",</w:t>
+      </w:r>
+      <w:r>
+        <w:rPr>
+          <w:rFonts w:ascii="Times New Roman" w:hAnsi="Times New Roman"/>
+          <w:sz w:val="19"/>
+        </w:rPr>
+        <w:br/>
+        <w:t xml:space="preserve">  "filters": [{"field": "string", "operator": "string", "value": "string"}],</w:t>
+      </w:r>
+      <w:r>
+        <w:rPr>
+          <w:rFonts w:ascii="Times New Roman" w:hAnsi="Times New Roman"/>
+          <w:sz w:val="19"/>
+        </w:rPr>
+        <w:br/>
+        <w:t xml:space="preserve">  "sort": "asc | desc | null",</w:t>
+      </w:r>
+      <w:r>
+        <w:rPr>
+          <w:rFonts w:ascii="Times New Roman" w:hAnsi="Times New Roman"/>
+          <w:sz w:val="19"/>
+        </w:rPr>
+        <w:br/>
+        <w:t xml:space="preserve">  "limit": "integer or null",</w:t>
+      </w:r>
+      <w:r>
+        <w:rPr>
+          <w:rFonts w:ascii="Times New Roman" w:hAnsi="Times New Roman"/>
+          <w:sz w:val="19"/>
+        </w:rPr>
+        <w:br/>
+        <w:t xml:space="preserve">  "confidence": "low | medium | high",</w:t>
+      </w:r>
+      <w:r>
+        <w:rPr>
+          <w:rFonts w:ascii="Times New Roman" w:hAnsi="Times New Roman"/>
+          <w:sz w:val="19"/>
+        </w:rPr>
+        <w:br/>
+        <w:t xml:space="preserve">  "needs_clarification": "boolean"</w:t>
+      </w:r>
+      <w:r>
+        <w:rPr>
+          <w:rFonts w:ascii="Times New Roman" w:hAnsi="Times New Roman"/>
+          <w:sz w:val="19"/>
+        </w:rPr>
+        <w:br/>
+        <w:t>}</w:t>
       </w:r>
     </w:p>
     <w:tbl>
@@ -9407,7 +9652,7 @@
                 <w:color w:val="993300"/>
                 <w:sz w:val="21"/>
               </w:rPr>
-              <w:t>[ PLACEHOLDER - FIGURE 3 NOT YET INSERTED ]</w:t>
+              <w:t>[ PLACEHOLDER - FIGURE 4 NOT YET INSERTED ]</w:t>
             </w:r>
           </w:p>
           <w:p>
@@ -9422,7 +9667,7 @@
                 <w:color w:val="333333"/>
                 <w:sz w:val="22"/>
               </w:rPr>
-              <w:t>Semantic layer modularity - composable blocks vs. free-form SQL generation</w:t>
+              <w:t>Vocabulary injection workflow</w:t>
             </w:r>
           </w:p>
         </w:tc>
@@ -9439,713 +9684,31 @@
           <w:b/>
           <w:sz w:val="21"/>
         </w:rPr>
-        <w:t>Figure 3: Semantic layer modularity - composable blocks vs. free-form SQL generation</w:t>
-      </w:r>
-    </w:p>
-    <w:p>
-      <w:pPr>
-        <w:spacing w:before="200" w:after="80"/>
-        <w:jc w:val="center"/>
-        <w:keepNext/>
+        <w:t>Figure 4: Vocabulary injection workflow</w:t>
+      </w:r>
+    </w:p>
+    <w:p>
+      <w:r>
+        <w:br w:type="page"/>
+      </w:r>
+    </w:p>
+    <w:p>
+      <w:pPr>
+        <w:spacing w:before="320" w:after="160"/>
+        <w:jc w:val="left"/>
       </w:pPr>
       <w:r>
         <w:rPr>
           <w:rFonts w:ascii="Times New Roman" w:hAnsi="Times New Roman"/>
           <w:b/>
-          <w:sz w:val="22"/>
-        </w:rPr>
-        <w:t>Table 3.3: Semantic layer object model.</w:t>
-      </w:r>
-    </w:p>
-    <w:tbl>
-      <w:tblPr>
-        <w:tblStyle w:val="TableGrid"/>
-        <w:tblW w:type="auto" w:w="0"/>
-        <w:jc w:val="center"/>
-        <w:tblLook w:firstColumn="1" w:firstRow="1" w:lastColumn="0" w:lastRow="0" w:noHBand="0" w:noVBand="1" w:val="04A0"/>
-        <w:tblBorders>
-          <w:top w:val="single" w:sz="4" w:space="0" w:color="999999"/>
-          <w:left w:val="single" w:sz="4" w:space="0" w:color="999999"/>
-          <w:bottom w:val="single" w:sz="4" w:space="0" w:color="999999"/>
-          <w:right w:val="single" w:sz="4" w:space="0" w:color="999999"/>
-          <w:insideH w:val="single" w:sz="4" w:space="0" w:color="999999"/>
-          <w:insideV w:val="single" w:sz="4" w:space="0" w:color="999999"/>
-        </w:tblBorders>
-      </w:tblPr>
-      <w:tblGrid>
-        <w:gridCol w:w="3009"/>
-        <w:gridCol w:w="3009"/>
-        <w:gridCol w:w="3009"/>
-      </w:tblGrid>
-      <w:tr>
-        <w:trPr>
-          <w:cantSplit/>
-        </w:trPr>
-        <w:tc>
-          <w:tcPr>
-            <w:tcW w:type="dxa" w:w="3009"/>
-          </w:tcPr>
-          <w:p>
-            <w:pPr>
-              <w:spacing w:before="0" w:after="0" w:line="240" w:lineRule="auto"/>
-              <w:jc w:val="center"/>
-              <w:keepNext/>
-            </w:pPr>
-            <w:r>
-              <w:rPr>
-                <w:rFonts w:ascii="Times New Roman" w:hAnsi="Times New Roman"/>
-                <w:b/>
-                <w:sz w:val="21"/>
-              </w:rPr>
-            </w:r>
-            <w:r>
-              <w:rPr>
-                <w:rFonts w:ascii="Times New Roman" w:hAnsi="Times New Roman"/>
-                <w:b/>
-                <w:sz w:val="21"/>
-              </w:rPr>
-              <w:t>Object</w:t>
-            </w:r>
-          </w:p>
-        </w:tc>
-        <w:tc>
-          <w:tcPr>
-            <w:tcW w:type="dxa" w:w="3009"/>
-          </w:tcPr>
-          <w:p>
-            <w:pPr>
-              <w:spacing w:before="0" w:after="0" w:line="240" w:lineRule="auto"/>
-              <w:jc w:val="center"/>
-              <w:keepNext/>
-            </w:pPr>
-            <w:r>
-              <w:rPr>
-                <w:rFonts w:ascii="Times New Roman" w:hAnsi="Times New Roman"/>
-                <w:b/>
-                <w:sz w:val="21"/>
-              </w:rPr>
-            </w:r>
-            <w:r>
-              <w:rPr>
-                <w:rFonts w:ascii="Times New Roman" w:hAnsi="Times New Roman"/>
-                <w:b/>
-                <w:sz w:val="21"/>
-              </w:rPr>
-              <w:t>Field</w:t>
-            </w:r>
-          </w:p>
-        </w:tc>
-        <w:tc>
-          <w:tcPr>
-            <w:tcW w:type="dxa" w:w="3009"/>
-          </w:tcPr>
-          <w:p>
-            <w:pPr>
-              <w:spacing w:before="0" w:after="0" w:line="240" w:lineRule="auto"/>
-              <w:jc w:val="center"/>
-              <w:keepNext/>
-            </w:pPr>
-            <w:r>
-              <w:rPr>
-                <w:rFonts w:ascii="Times New Roman" w:hAnsi="Times New Roman"/>
-                <w:b/>
-                <w:sz w:val="21"/>
-              </w:rPr>
-            </w:r>
-            <w:r>
-              <w:rPr>
-                <w:rFonts w:ascii="Times New Roman" w:hAnsi="Times New Roman"/>
-                <w:b/>
-                <w:sz w:val="21"/>
-              </w:rPr>
-              <w:t>Example</w:t>
-            </w:r>
-          </w:p>
-        </w:tc>
-      </w:tr>
-      <w:tr>
-        <w:trPr>
-          <w:cantSplit/>
-        </w:trPr>
-        <w:tc>
-          <w:tcPr>
-            <w:tcW w:type="dxa" w:w="3009"/>
-          </w:tcPr>
-          <w:p>
-            <w:pPr>
-              <w:spacing w:before="0" w:after="0" w:line="240" w:lineRule="auto"/>
-              <w:keepNext/>
-            </w:pPr>
-            <w:r>
-              <w:rPr>
-                <w:rFonts w:ascii="Times New Roman" w:hAnsi="Times New Roman"/>
-                <w:sz w:val="21"/>
-              </w:rPr>
-            </w:r>
-            <w:r>
-              <w:rPr>
-                <w:rFonts w:ascii="Times New Roman" w:hAnsi="Times New Roman"/>
-                <w:b w:val="0"/>
-                <w:sz w:val="21"/>
-              </w:rPr>
-              <w:t>Metric</w:t>
-            </w:r>
-          </w:p>
-        </w:tc>
-        <w:tc>
-          <w:tcPr>
-            <w:tcW w:type="dxa" w:w="3009"/>
-          </w:tcPr>
-          <w:p>
-            <w:pPr>
-              <w:spacing w:before="0" w:after="0" w:line="240" w:lineRule="auto"/>
-              <w:jc w:val="center"/>
-              <w:keepNext/>
-            </w:pPr>
-            <w:r>
-              <w:rPr>
-                <w:rFonts w:ascii="Times New Roman" w:hAnsi="Times New Roman"/>
-                <w:sz w:val="21"/>
-              </w:rPr>
-            </w:r>
-            <w:r>
-              <w:rPr>
-                <w:rFonts w:ascii="Times New Roman" w:hAnsi="Times New Roman"/>
-                <w:b w:val="0"/>
-                <w:sz w:val="21"/>
-              </w:rPr>
-              <w:t>label, SQL expression, joins, visual default, security class</w:t>
-            </w:r>
-          </w:p>
-        </w:tc>
-        <w:tc>
-          <w:tcPr>
-            <w:tcW w:type="dxa" w:w="3009"/>
-          </w:tcPr>
-          <w:p>
-            <w:pPr>
-              <w:spacing w:before="0" w:after="0" w:line="240" w:lineRule="auto"/>
-              <w:jc w:val="center"/>
-              <w:keepNext/>
-            </w:pPr>
-            <w:r>
-              <w:rPr>
-                <w:rFonts w:ascii="Times New Roman" w:hAnsi="Times New Roman"/>
-                <w:sz w:val="21"/>
-              </w:rPr>
-            </w:r>
-            <w:r>
-              <w:rPr>
-                <w:rFonts w:ascii="Times New Roman" w:hAnsi="Times New Roman"/>
-                <w:b w:val="0"/>
-                <w:sz w:val="21"/>
-              </w:rPr>
-              <w:t>revenue = SUM(o.OrderTotal - o.RefundedAmount)</w:t>
-            </w:r>
-          </w:p>
-        </w:tc>
-      </w:tr>
-      <w:tr>
-        <w:trPr>
-          <w:cantSplit/>
-        </w:trPr>
-        <w:tc>
-          <w:tcPr>
-            <w:tcW w:type="dxa" w:w="3009"/>
-          </w:tcPr>
-          <w:p>
-            <w:pPr>
-              <w:spacing w:before="0" w:after="0" w:line="240" w:lineRule="auto"/>
-              <w:keepNext/>
-            </w:pPr>
-            <w:r>
-              <w:rPr>
-                <w:rFonts w:ascii="Times New Roman" w:hAnsi="Times New Roman"/>
-                <w:sz w:val="21"/>
-              </w:rPr>
-            </w:r>
-            <w:r>
-              <w:rPr>
-                <w:rFonts w:ascii="Times New Roman" w:hAnsi="Times New Roman"/>
-                <w:b w:val="0"/>
-                <w:sz w:val="21"/>
-              </w:rPr>
-              <w:t>Dimension</w:t>
-            </w:r>
-          </w:p>
-        </w:tc>
-        <w:tc>
-          <w:tcPr>
-            <w:tcW w:type="dxa" w:w="3009"/>
-          </w:tcPr>
-          <w:p>
-            <w:pPr>
-              <w:spacing w:before="0" w:after="0" w:line="240" w:lineRule="auto"/>
-              <w:jc w:val="center"/>
-              <w:keepNext/>
-            </w:pPr>
-            <w:r>
-              <w:rPr>
-                <w:rFonts w:ascii="Times New Roman" w:hAnsi="Times New Roman"/>
-                <w:sz w:val="21"/>
-              </w:rPr>
-            </w:r>
-            <w:r>
-              <w:rPr>
-                <w:rFonts w:ascii="Times New Roman" w:hAnsi="Times New Roman"/>
-                <w:b w:val="0"/>
-                <w:sz w:val="21"/>
-              </w:rPr>
-              <w:t>label, SQL expression, datatype, access scope</w:t>
-            </w:r>
-          </w:p>
-        </w:tc>
-        <w:tc>
-          <w:tcPr>
-            <w:tcW w:type="dxa" w:w="3009"/>
-          </w:tcPr>
-          <w:p>
-            <w:pPr>
-              <w:spacing w:before="0" w:after="0" w:line="240" w:lineRule="auto"/>
-              <w:jc w:val="center"/>
-              <w:keepNext/>
-            </w:pPr>
-            <w:r>
-              <w:rPr>
-                <w:rFonts w:ascii="Times New Roman" w:hAnsi="Times New Roman"/>
-                <w:sz w:val="21"/>
-              </w:rPr>
-            </w:r>
-            <w:r>
-              <w:rPr>
-                <w:rFonts w:ascii="Times New Roman" w:hAnsi="Times New Roman"/>
-                <w:b w:val="0"/>
-                <w:sz w:val="21"/>
-              </w:rPr>
-              <w:t>category = c.Name from Category</w:t>
-            </w:r>
-          </w:p>
-        </w:tc>
-      </w:tr>
-      <w:tr>
-        <w:trPr>
-          <w:cantSplit/>
-        </w:trPr>
-        <w:tc>
-          <w:tcPr>
-            <w:tcW w:type="dxa" w:w="3009"/>
-          </w:tcPr>
-          <w:p>
-            <w:pPr>
-              <w:spacing w:before="0" w:after="0" w:line="240" w:lineRule="auto"/>
-              <w:keepNext/>
-            </w:pPr>
-            <w:r>
-              <w:rPr>
-                <w:rFonts w:ascii="Times New Roman" w:hAnsi="Times New Roman"/>
-                <w:sz w:val="21"/>
-              </w:rPr>
-            </w:r>
-            <w:r>
-              <w:rPr>
-                <w:rFonts w:ascii="Times New Roman" w:hAnsi="Times New Roman"/>
-                <w:b w:val="0"/>
-                <w:sz w:val="21"/>
-              </w:rPr>
-              <w:t>Filter</w:t>
-            </w:r>
-          </w:p>
-        </w:tc>
-        <w:tc>
-          <w:tcPr>
-            <w:tcW w:type="dxa" w:w="3009"/>
-          </w:tcPr>
-          <w:p>
-            <w:pPr>
-              <w:spacing w:before="0" w:after="0" w:line="240" w:lineRule="auto"/>
-              <w:jc w:val="center"/>
-              <w:keepNext/>
-            </w:pPr>
-            <w:r>
-              <w:rPr>
-                <w:rFonts w:ascii="Times New Roman" w:hAnsi="Times New Roman"/>
-                <w:sz w:val="21"/>
-              </w:rPr>
-            </w:r>
-            <w:r>
-              <w:rPr>
-                <w:rFonts w:ascii="Times New Roman" w:hAnsi="Times New Roman"/>
-                <w:b w:val="0"/>
-                <w:sz w:val="21"/>
-              </w:rPr>
-              <w:t>label, SQL predicate, datatype</w:t>
-            </w:r>
-          </w:p>
-        </w:tc>
-        <w:tc>
-          <w:tcPr>
-            <w:tcW w:type="dxa" w:w="3009"/>
-          </w:tcPr>
-          <w:p>
-            <w:pPr>
-              <w:spacing w:before="0" w:after="0" w:line="240" w:lineRule="auto"/>
-              <w:jc w:val="center"/>
-              <w:keepNext/>
-            </w:pPr>
-            <w:r>
-              <w:rPr>
-                <w:rFonts w:ascii="Times New Roman" w:hAnsi="Times New Roman"/>
-                <w:sz w:val="21"/>
-              </w:rPr>
-            </w:r>
-            <w:r>
-              <w:rPr>
-                <w:rFonts w:ascii="Times New Roman" w:hAnsi="Times New Roman"/>
-                <w:b w:val="0"/>
-                <w:sz w:val="21"/>
-              </w:rPr>
-              <w:t>payment_status : o.PaymentStatusId = :val</w:t>
-            </w:r>
-          </w:p>
-        </w:tc>
-      </w:tr>
-      <w:tr>
-        <w:trPr>
-          <w:cantSplit/>
-        </w:trPr>
-        <w:tc>
-          <w:tcPr>
-            <w:tcW w:type="dxa" w:w="3009"/>
-          </w:tcPr>
-          <w:p>
-            <w:pPr>
-              <w:spacing w:before="0" w:after="0" w:line="240" w:lineRule="auto"/>
-              <w:keepNext/>
-            </w:pPr>
-            <w:r>
-              <w:rPr>
-                <w:rFonts w:ascii="Times New Roman" w:hAnsi="Times New Roman"/>
-                <w:sz w:val="21"/>
-              </w:rPr>
-            </w:r>
-            <w:r>
-              <w:rPr>
-                <w:rFonts w:ascii="Times New Roman" w:hAnsi="Times New Roman"/>
-                <w:b w:val="0"/>
-                <w:sz w:val="21"/>
-              </w:rPr>
-              <w:t>Time rule</w:t>
-            </w:r>
-          </w:p>
-        </w:tc>
-        <w:tc>
-          <w:tcPr>
-            <w:tcW w:type="dxa" w:w="3009"/>
-          </w:tcPr>
-          <w:p>
-            <w:pPr>
-              <w:spacing w:before="0" w:after="0" w:line="240" w:lineRule="auto"/>
-              <w:jc w:val="center"/>
-              <w:keepNext/>
-            </w:pPr>
-            <w:r>
-              <w:rPr>
-                <w:rFonts w:ascii="Times New Roman" w:hAnsi="Times New Roman"/>
-                <w:sz w:val="21"/>
-              </w:rPr>
-            </w:r>
-            <w:r>
-              <w:rPr>
-                <w:rFonts w:ascii="Times New Roman" w:hAnsi="Times New Roman"/>
-                <w:b w:val="0"/>
-                <w:sz w:val="21"/>
-              </w:rPr>
-              <w:t>label, SQL predicate, granularity</w:t>
-            </w:r>
-          </w:p>
-        </w:tc>
-        <w:tc>
-          <w:tcPr>
-            <w:tcW w:type="dxa" w:w="3009"/>
-          </w:tcPr>
-          <w:p>
-            <w:pPr>
-              <w:spacing w:before="0" w:after="0" w:line="240" w:lineRule="auto"/>
-              <w:jc w:val="center"/>
-              <w:keepNext/>
-            </w:pPr>
-            <w:r>
-              <w:rPr>
-                <w:rFonts w:ascii="Times New Roman" w:hAnsi="Times New Roman"/>
-                <w:sz w:val="21"/>
-              </w:rPr>
-            </w:r>
-            <w:r>
-              <w:rPr>
-                <w:rFonts w:ascii="Times New Roman" w:hAnsi="Times New Roman"/>
-                <w:b w:val="0"/>
-                <w:sz w:val="21"/>
-              </w:rPr>
-              <w:t>current_week : DATEADD(week, ...)</w:t>
-            </w:r>
-          </w:p>
-        </w:tc>
-      </w:tr>
-      <w:tr>
-        <w:trPr>
-          <w:cantSplit/>
-        </w:trPr>
-        <w:tc>
-          <w:tcPr>
-            <w:tcW w:type="dxa" w:w="3009"/>
-          </w:tcPr>
-          <w:p>
-            <w:pPr>
-              <w:spacing w:before="0" w:after="0" w:line="240" w:lineRule="auto"/>
-              <w:keepNext/>
-            </w:pPr>
-            <w:r>
-              <w:rPr>
-                <w:rFonts w:ascii="Times New Roman" w:hAnsi="Times New Roman"/>
-                <w:sz w:val="21"/>
-              </w:rPr>
-            </w:r>
-            <w:r>
-              <w:rPr>
-                <w:rFonts w:ascii="Times New Roman" w:hAnsi="Times New Roman"/>
-                <w:b w:val="0"/>
-                <w:sz w:val="21"/>
-              </w:rPr>
-              <w:t>Join path</w:t>
-            </w:r>
-          </w:p>
-        </w:tc>
-        <w:tc>
-          <w:tcPr>
-            <w:tcW w:type="dxa" w:w="3009"/>
-          </w:tcPr>
-          <w:p>
-            <w:pPr>
-              <w:spacing w:before="0" w:after="0" w:line="240" w:lineRule="auto"/>
-              <w:jc w:val="center"/>
-              <w:keepNext/>
-            </w:pPr>
-            <w:r>
-              <w:rPr>
-                <w:rFonts w:ascii="Times New Roman" w:hAnsi="Times New Roman"/>
-                <w:sz w:val="21"/>
-              </w:rPr>
-            </w:r>
-            <w:r>
-              <w:rPr>
-                <w:rFonts w:ascii="Times New Roman" w:hAnsi="Times New Roman"/>
-                <w:b w:val="0"/>
-                <w:sz w:val="21"/>
-              </w:rPr>
-              <w:t>source, target, ON clause</w:t>
-            </w:r>
-          </w:p>
-        </w:tc>
-        <w:tc>
-          <w:tcPr>
-            <w:tcW w:type="dxa" w:w="3009"/>
-          </w:tcPr>
-          <w:p>
-            <w:pPr>
-              <w:spacing w:before="0" w:after="0" w:line="240" w:lineRule="auto"/>
-              <w:jc w:val="center"/>
-              <w:keepNext/>
-            </w:pPr>
-            <w:r>
-              <w:rPr>
-                <w:rFonts w:ascii="Times New Roman" w:hAnsi="Times New Roman"/>
-                <w:sz w:val="21"/>
-              </w:rPr>
-            </w:r>
-            <w:r>
-              <w:rPr>
-                <w:rFonts w:ascii="Times New Roman" w:hAnsi="Times New Roman"/>
-                <w:b w:val="0"/>
-                <w:sz w:val="21"/>
-              </w:rPr>
-              <w:t>Order to OrderItem to Product to Category</w:t>
-            </w:r>
-          </w:p>
-        </w:tc>
-      </w:tr>
-      <w:tr>
-        <w:trPr>
-          <w:cantSplit/>
-        </w:trPr>
-        <w:tc>
-          <w:tcPr>
-            <w:tcW w:type="dxa" w:w="3009"/>
-          </w:tcPr>
-          <w:p>
-            <w:pPr>
-              <w:spacing w:before="0" w:after="0" w:line="240" w:lineRule="auto"/>
-              <w:keepNext/>
-            </w:pPr>
-            <w:r>
-              <w:rPr>
-                <w:rFonts w:ascii="Times New Roman" w:hAnsi="Times New Roman"/>
-                <w:sz w:val="21"/>
-              </w:rPr>
-            </w:r>
-            <w:r>
-              <w:rPr>
-                <w:rFonts w:ascii="Times New Roman" w:hAnsi="Times New Roman"/>
-                <w:b w:val="0"/>
-                <w:sz w:val="21"/>
-              </w:rPr>
-              <w:t>Pattern</w:t>
-            </w:r>
-          </w:p>
-        </w:tc>
-        <w:tc>
-          <w:tcPr>
-            <w:tcW w:type="dxa" w:w="3009"/>
-          </w:tcPr>
-          <w:p>
-            <w:pPr>
-              <w:spacing w:before="0" w:after="0" w:line="240" w:lineRule="auto"/>
-              <w:jc w:val="center"/>
-              <w:keepNext/>
-            </w:pPr>
-            <w:r>
-              <w:rPr>
-                <w:rFonts w:ascii="Times New Roman" w:hAnsi="Times New Roman"/>
-                <w:sz w:val="21"/>
-              </w:rPr>
-            </w:r>
-            <w:r>
-              <w:rPr>
-                <w:rFonts w:ascii="Times New Roman" w:hAnsi="Times New Roman"/>
-                <w:b w:val="0"/>
-                <w:sz w:val="21"/>
-              </w:rPr>
-              <w:t>required slots, SQL template, visualization default</w:t>
-            </w:r>
-          </w:p>
-        </w:tc>
-        <w:tc>
-          <w:tcPr>
-            <w:tcW w:type="dxa" w:w="3009"/>
-          </w:tcPr>
-          <w:p>
-            <w:pPr>
-              <w:spacing w:before="0" w:after="0" w:line="240" w:lineRule="auto"/>
-              <w:jc w:val="center"/>
-              <w:keepNext/>
-            </w:pPr>
-            <w:r>
-              <w:rPr>
-                <w:rFonts w:ascii="Times New Roman" w:hAnsi="Times New Roman"/>
-                <w:sz w:val="21"/>
-              </w:rPr>
-            </w:r>
-            <w:r>
-              <w:rPr>
-                <w:rFonts w:ascii="Times New Roman" w:hAnsi="Times New Roman"/>
-                <w:b w:val="0"/>
-                <w:sz w:val="21"/>
-              </w:rPr>
-              <w:t>ranking: metric plus dimension maps to a bar chart</w:t>
-            </w:r>
-          </w:p>
-        </w:tc>
-      </w:tr>
-      <w:tr>
-        <w:trPr>
-          <w:cantSplit/>
-        </w:trPr>
-        <w:tc>
-          <w:tcPr>
-            <w:tcW w:type="dxa" w:w="3009"/>
-          </w:tcPr>
-          <w:p>
-            <w:pPr>
-              <w:spacing w:before="0" w:after="0" w:line="240" w:lineRule="auto"/>
-              <w:keepNext/>
-            </w:pPr>
-            <w:r>
-              <w:rPr>
-                <w:rFonts w:ascii="Times New Roman" w:hAnsi="Times New Roman"/>
-                <w:sz w:val="21"/>
-              </w:rPr>
-            </w:r>
-            <w:r>
-              <w:rPr>
-                <w:rFonts w:ascii="Times New Roman" w:hAnsi="Times New Roman"/>
-                <w:b w:val="0"/>
-                <w:sz w:val="21"/>
-              </w:rPr>
-              <w:t>Permission</w:t>
-            </w:r>
-          </w:p>
-        </w:tc>
-        <w:tc>
-          <w:tcPr>
-            <w:tcW w:type="dxa" w:w="3009"/>
-          </w:tcPr>
-          <w:p>
-            <w:pPr>
-              <w:spacing w:before="0" w:after="0" w:line="240" w:lineRule="auto"/>
-              <w:jc w:val="center"/>
-              <w:keepNext/>
-            </w:pPr>
-            <w:r>
-              <w:rPr>
-                <w:rFonts w:ascii="Times New Roman" w:hAnsi="Times New Roman"/>
-                <w:sz w:val="21"/>
-              </w:rPr>
-            </w:r>
-            <w:r>
-              <w:rPr>
-                <w:rFonts w:ascii="Times New Roman" w:hAnsi="Times New Roman"/>
-                <w:b w:val="0"/>
-                <w:sz w:val="21"/>
-              </w:rPr>
-              <w:t>rule</w:t>
-            </w:r>
-          </w:p>
-        </w:tc>
-        <w:tc>
-          <w:tcPr>
-            <w:tcW w:type="dxa" w:w="3009"/>
-          </w:tcPr>
-          <w:p>
-            <w:pPr>
-              <w:spacing w:before="0" w:after="0" w:line="240" w:lineRule="auto"/>
-              <w:jc w:val="center"/>
-              <w:keepNext/>
-            </w:pPr>
-            <w:r>
-              <w:rPr>
-                <w:rFonts w:ascii="Times New Roman" w:hAnsi="Times New Roman"/>
-                <w:sz w:val="21"/>
-              </w:rPr>
-            </w:r>
-            <w:r>
-              <w:rPr>
-                <w:rFonts w:ascii="Times New Roman" w:hAnsi="Times New Roman"/>
-                <w:b w:val="0"/>
-                <w:sz w:val="21"/>
-              </w:rPr>
-              <w:t>store_manager filtered by store location</w:t>
-            </w:r>
-          </w:p>
-        </w:tc>
-      </w:tr>
-    </w:tbl>
-    <w:p>
-      <w:pPr>
-        <w:spacing w:after="80"/>
-      </w:pPr>
-    </w:p>
-    <w:p>
-      <w:pPr>
-        <w:spacing w:after="0" w:before="0" w:line="360" w:lineRule="auto"/>
+          <w:sz w:val="28"/>
+        </w:rPr>
+        <w:t>3.9  Safe Query Compiler</w:t>
+      </w:r>
+    </w:p>
+    <w:p>
+      <w:pPr>
+        <w:spacing w:after="200" w:before="0" w:line="360" w:lineRule="auto"/>
         <w:jc w:val="both"/>
       </w:pPr>
       <w:r>
@@ -10155,167 +9718,7 @@
           <w:i w:val="0"/>
           <w:sz w:val="24"/>
         </w:rPr>
-        <w:t>In the nopCommerce prototype, the semantic layer defines 15 metrics, 34 dimensions, and 11 join paths across 12 analytics-relevant tables. The full nopCommerce schema contains 126 tables; the remaining 114 (system, content-management, configuration, authentication, vendor, and promotions tables) are deliberately not represented in the semantic layer at all. No business analyst asks 'show me revenue by ScheduleTask,' and excluding these tables functions as an implicit table-level access control: even a crafted prompt that names a hidden system table directly is rejected at Stage 2, because the identifier simply does not exist in L.</w:t>
-      </w:r>
-    </w:p>
-    <w:p>
-      <w:pPr>
-        <w:spacing w:before="320" w:after="160"/>
-        <w:jc w:val="left"/>
-      </w:pPr>
-      <w:r>
-        <w:rPr>
-          <w:rFonts w:ascii="Times New Roman" w:hAnsi="Times New Roman"/>
-          <w:b/>
-          <w:sz w:val="28"/>
-        </w:rPr>
-        <w:t>3.8  Intent Parsing with Dynamic Vocabulary Injection</w:t>
-      </w:r>
-    </w:p>
-    <w:p>
-      <w:pPr>
-        <w:spacing w:after="200" w:before="0" w:line="360" w:lineRule="auto"/>
-        <w:jc w:val="both"/>
-      </w:pPr>
-      <w:r>
-        <w:rPr>
-          <w:rFonts w:ascii="Times New Roman" w:hAnsi="Times New Roman"/>
-          <w:b w:val="0"/>
-          <w:i w:val="0"/>
-          <w:sz w:val="24"/>
-        </w:rPr>
-        <w:t>The central technique that makes Stage 1 reliable is vocabulary injection. At startup, AEGIS builds the system prompt by listing every approved metric and dimension name, with a plain-English description, directly from the semantic layer (approximately 1,100 tokens for 15 metrics and 34 dimensions). The LLM sees exactly which identifiers are valid and maps any user phrasing to the correct identifier without a manually maintained synonym list. This has three advantages over a synonym dictionary: zero maintenance, since adding a metric automatically updates the vocabulary the model sees; broad coverage of arbitrary user phrasing, since the model performs the mapping rather than a fixed lookup table; and token efficiency, since the full vocabulary for 15 metrics and 34 dimensions fits in roughly 1,100 tokens.</w:t>
-      </w:r>
-    </w:p>
-    <w:p>
-      <w:pPr>
-        <w:spacing w:after="200" w:before="0" w:line="360" w:lineRule="auto"/>
-        <w:jc w:val="both"/>
-      </w:pPr>
-      <w:r>
-        <w:rPr>
-          <w:rFonts w:ascii="Times New Roman" w:hAnsi="Times New Roman"/>
-          <w:b w:val="0"/>
-          <w:i w:val="0"/>
-          <w:sz w:val="24"/>
-        </w:rPr>
-        <w:t>Structured output enforcement for LLMs [16] constrains the model's response to a fixed JSON schema before any downstream validation occurs, which is why Stage 1 can rely on a typed IntentObject rather than free-form text: malformed or off-schema output is rejected at the API boundary, before Stage 2 coverage validation ever runs.</w:t>
-      </w:r>
-    </w:p>
-    <w:p>
-      <w:pPr>
-        <w:spacing w:after="120" w:before="0" w:line="360" w:lineRule="auto"/>
-        <w:jc w:val="both"/>
-      </w:pPr>
-      <w:r>
-        <w:rPr>
-          <w:rFonts w:ascii="Times New Roman" w:hAnsi="Times New Roman"/>
-          <w:b w:val="0"/>
-          <w:i w:val="0"/>
-          <w:sz w:val="24"/>
-        </w:rPr>
-        <w:t>The output schema enforces typed fields:</w:t>
-      </w:r>
-    </w:p>
-    <w:p>
-      <w:pPr>
-        <w:spacing w:before="120" w:after="120" w:line="276" w:lineRule="auto"/>
-        <w:ind w:left="576"/>
-      </w:pPr>
-      <w:r>
-        <w:rPr>
-          <w:rFonts w:ascii="Times New Roman" w:hAnsi="Times New Roman"/>
-          <w:sz w:val="19"/>
-        </w:rPr>
-        <w:t>{</w:t>
-      </w:r>
-      <w:r>
-        <w:rPr>
-          <w:rFonts w:ascii="Times New Roman" w:hAnsi="Times New Roman"/>
-          <w:sz w:val="19"/>
-        </w:rPr>
-        <w:br/>
-        <w:t xml:space="preserve">  "intent_class": "kpi | ranking | trend | comparison | exception |</w:t>
-      </w:r>
-      <w:r>
-        <w:rPr>
-          <w:rFonts w:ascii="Times New Roman" w:hAnsi="Times New Roman"/>
-          <w:sz w:val="19"/>
-        </w:rPr>
-        <w:br/>
-        <w:t xml:space="preserve">                   summary | segment | funnel | cohort | correlate | tabular",</w:t>
-      </w:r>
-      <w:r>
-        <w:rPr>
-          <w:rFonts w:ascii="Times New Roman" w:hAnsi="Times New Roman"/>
-          <w:sz w:val="19"/>
-        </w:rPr>
-        <w:br/>
-        <w:t xml:space="preserve">  "metric_term": "string",</w:t>
-      </w:r>
-      <w:r>
-        <w:rPr>
-          <w:rFonts w:ascii="Times New Roman" w:hAnsi="Times New Roman"/>
-          <w:sz w:val="19"/>
-        </w:rPr>
-        <w:br/>
-        <w:t xml:space="preserve">  "dimension_term": "string or null",</w:t>
-      </w:r>
-      <w:r>
-        <w:rPr>
-          <w:rFonts w:ascii="Times New Roman" w:hAnsi="Times New Roman"/>
-          <w:sz w:val="19"/>
-        </w:rPr>
-        <w:br/>
-        <w:t xml:space="preserve">  "time_term": "string or null",</w:t>
-      </w:r>
-      <w:r>
-        <w:rPr>
-          <w:rFonts w:ascii="Times New Roman" w:hAnsi="Times New Roman"/>
-          <w:sz w:val="19"/>
-        </w:rPr>
-        <w:br/>
-        <w:t xml:space="preserve">  "filters": [{"field": "string", "operator": "string", "value": "string"}],</w:t>
-      </w:r>
-      <w:r>
-        <w:rPr>
-          <w:rFonts w:ascii="Times New Roman" w:hAnsi="Times New Roman"/>
-          <w:sz w:val="19"/>
-        </w:rPr>
-        <w:br/>
-        <w:t xml:space="preserve">  "sort": "asc | desc | null",</w:t>
-      </w:r>
-      <w:r>
-        <w:rPr>
-          <w:rFonts w:ascii="Times New Roman" w:hAnsi="Times New Roman"/>
-          <w:sz w:val="19"/>
-        </w:rPr>
-        <w:br/>
-        <w:t xml:space="preserve">  "limit": "integer or null",</w:t>
-      </w:r>
-      <w:r>
-        <w:rPr>
-          <w:rFonts w:ascii="Times New Roman" w:hAnsi="Times New Roman"/>
-          <w:sz w:val="19"/>
-        </w:rPr>
-        <w:br/>
-        <w:t xml:space="preserve">  "confidence": "low | medium | high",</w:t>
-      </w:r>
-      <w:r>
-        <w:rPr>
-          <w:rFonts w:ascii="Times New Roman" w:hAnsi="Times New Roman"/>
-          <w:sz w:val="19"/>
-        </w:rPr>
-        <w:br/>
-        <w:t xml:space="preserve">  "needs_clarification": "boolean"</w:t>
-      </w:r>
-      <w:r>
-        <w:rPr>
-          <w:rFonts w:ascii="Times New Roman" w:hAnsi="Times New Roman"/>
-          <w:sz w:val="19"/>
-        </w:rPr>
-        <w:br/>
-        <w:t>}</w:t>
+        <w:t>The compiler instantiates SQL from a library of parameterized templates, one per analytics pattern.</w:t>
       </w:r>
     </w:p>
     <w:tbl>
@@ -10357,7 +9760,7 @@
                 <w:color w:val="993300"/>
                 <w:sz w:val="21"/>
               </w:rPr>
-              <w:t>[ PLACEHOLDER - FIGURE 4 NOT YET INSERTED ]</w:t>
+              <w:t>[ PLACEHOLDER - FIGURE 5 NOT YET INSERTED ]</w:t>
             </w:r>
           </w:p>
           <w:p>
@@ -10372,7 +9775,7 @@
                 <w:color w:val="333333"/>
                 <w:sz w:val="22"/>
               </w:rPr>
-              <w:t>Vocabulary injection workflow</w:t>
+              <w:t>Taxonomy of the eleven AEGIS analytical patterns</w:t>
             </w:r>
           </w:p>
         </w:tc>
@@ -10389,114 +9792,6 @@
           <w:b/>
           <w:sz w:val="21"/>
         </w:rPr>
-        <w:t>Figure 4: Vocabulary injection workflow</w:t>
-      </w:r>
-    </w:p>
-    <w:p>
-      <w:r>
-        <w:br w:type="page"/>
-      </w:r>
-    </w:p>
-    <w:p>
-      <w:pPr>
-        <w:spacing w:before="320" w:after="160"/>
-        <w:jc w:val="left"/>
-      </w:pPr>
-      <w:r>
-        <w:rPr>
-          <w:rFonts w:ascii="Times New Roman" w:hAnsi="Times New Roman"/>
-          <w:b/>
-          <w:sz w:val="28"/>
-        </w:rPr>
-        <w:t>3.9  Safe Query Compiler</w:t>
-      </w:r>
-    </w:p>
-    <w:p>
-      <w:pPr>
-        <w:spacing w:after="200" w:before="0" w:line="360" w:lineRule="auto"/>
-        <w:jc w:val="both"/>
-      </w:pPr>
-      <w:r>
-        <w:rPr>
-          <w:rFonts w:ascii="Times New Roman" w:hAnsi="Times New Roman"/>
-          <w:b w:val="0"/>
-          <w:i w:val="0"/>
-          <w:sz w:val="24"/>
-        </w:rPr>
-        <w:t>The compiler instantiates SQL from a library of parameterized templates, one per analytics pattern.</w:t>
-      </w:r>
-    </w:p>
-    <w:tbl>
-      <w:tblPr>
-        <w:tblW w:type="auto" w:w="0"/>
-        <w:jc w:val="center"/>
-        <w:tblLayout w:type="fixed"/>
-        <w:tblLook w:firstColumn="1" w:firstRow="1" w:lastColumn="0" w:lastRow="0" w:noHBand="0" w:noVBand="1" w:val="04A0"/>
-      </w:tblPr>
-      <w:tblGrid>
-        <w:gridCol w:w="9072"/>
-      </w:tblGrid>
-      <w:tr>
-        <w:trPr>
-          <w:trHeight w:val="3744"/>
-          <w:trHeight w:val="3744" w:hRule="atLeast"/>
-        </w:trPr>
-        <w:tc>
-          <w:tcPr>
-            <w:tcW w:type="dxa" w:w="9072"/>
-            <w:tcBorders>
-              <w:top w:val="dashed" w:sz="10" w:space="0" w:color="888888"/>
-              <w:left w:val="dashed" w:sz="10" w:space="0" w:color="888888"/>
-              <w:bottom w:val="dashed" w:sz="10" w:space="0" w:color="888888"/>
-              <w:right w:val="dashed" w:sz="10" w:space="0" w:color="888888"/>
-            </w:tcBorders>
-            <w:shd w:val="clear" w:fill="F7F7F7"/>
-          </w:tcPr>
-          <w:p>
-            <w:pPr>
-              <w:spacing w:before="280" w:after="120"/>
-              <w:jc w:val="center"/>
-            </w:pPr>
-            <w:r/>
-            <w:r>
-              <w:rPr>
-                <w:rFonts w:ascii="Times New Roman" w:hAnsi="Times New Roman"/>
-                <w:b/>
-                <w:color w:val="993300"/>
-                <w:sz w:val="21"/>
-              </w:rPr>
-              <w:t>[ PLACEHOLDER - FIGURE 5 NOT YET INSERTED ]</w:t>
-            </w:r>
-          </w:p>
-          <w:p>
-            <w:pPr>
-              <w:spacing w:after="160"/>
-              <w:jc w:val="center"/>
-            </w:pPr>
-            <w:r>
-              <w:rPr>
-                <w:rFonts w:ascii="Times New Roman" w:hAnsi="Times New Roman"/>
-                <w:b/>
-                <w:color w:val="333333"/>
-                <w:sz w:val="22"/>
-              </w:rPr>
-              <w:t>Taxonomy of the eleven AEGIS analytical patterns</w:t>
-            </w:r>
-          </w:p>
-        </w:tc>
-      </w:tr>
-    </w:tbl>
-    <w:p>
-      <w:pPr>
-        <w:spacing w:before="120" w:after="280"/>
-        <w:jc w:val="center"/>
-      </w:pPr>
-      <w:r>
-        <w:rPr>
-          <w:rFonts w:ascii="Times New Roman" w:hAnsi="Times New Roman"/>
-          <w:b/>
-          <w:sz w:val="21"/>
-        </w:rPr>
         <w:t>Figure 5: Taxonomy of the eleven AEGIS analytical patterns</w:t>
       </w:r>
     </w:p>
@@ -10512,7 +9807,7 @@
           <w:b/>
           <w:sz w:val="22"/>
         </w:rPr>
-        <w:t>Table 3.4: The eleven AEGIS analytical patterns.</w:t>
+        <w:t>Table 3.3: The eleven AEGIS analytical patterns.</w:t>
       </w:r>
     </w:p>
     <w:tbl>
@@ -11958,7 +11253,7 @@
           <w:b/>
           <w:sz w:val="22"/>
         </w:rPr>
-        <w:t>Table 3.5: Visualization selector mapping.</w:t>
+        <w:t>Table 3.4: Visualization selector mapping.</w:t>
       </w:r>
     </w:p>
     <w:tbl>
@@ -13393,7 +12688,7 @@
           <w:i w:val="0"/>
           <w:sz w:val="24"/>
         </w:rPr>
-        <w:t>A methodological caveat applies to every quantitative result reported in this chapter and in the results discussion. All benchmark construction, execution, and measurement were carried out by the author as part of this thesis, using a self-built dataset and evaluation harness; none of it has been independently replicated by a third party, externally audited, or peer-reviewed. This is distinct from reproducibility: the underlying project repository artifacts and the scripts that compute statistics from them are provided with this thesis specifically so that any reader can independently re-run the computation and check the reported figures against the raw data, even though no one outside this research has done so yet. Where a figure states that an annotation or classification step was performed by a named number of people (for example, two database engineers verifying gold-standard SQL), that step was part of the author's own research process rather than an independent, third-party audit. These results should therefore be read as internal evidence produced during this research and reproducible from the published artifacts, but not yet independently verified by anyone outside it.</w:t>
+        <w:t>A methodological caveat applies to every quantitative result reported in this chapter and in the results discussion. All benchmark construction, execution, and measurement were carried out by the author as part of this thesis, using a self-built dataset and evaluation harness; none of it has been independently replicated by a third party, externally audited, or peer-reviewed. Therefore, the reported figures should be read as prototype evaluation results produced within this research, not as independently audited benchmark results. Where an annotation or classification step is discussed, it refers to the author's own research process rather than a third-party validation study.</w:t>
       </w:r>
     </w:p>
     <w:p>
@@ -13408,7 +12703,7 @@
           <w:i w:val="0"/>
           <w:sz w:val="24"/>
         </w:rPr>
-        <w:t>A domain-specific benchmark of 107 natural-language reporting requests was built over the production nopCommerce schema described above. The full question set and recorded pipeline outputs are available with the project repository, enabling verification of every reported metric. The benchmark mixes ordinary analytical requests with harder boundary cases in the same run; this thesis does not report those harder cases as a separate benchmark. Because the benchmark was constructed for the nopCommerce domain, accuracy and validity reported figures should be interpreted within that scope. The current artifact verifies SQL safety and true execution validity; semantic correctness still requires an annotated expected-answer benchmark in future work.</w:t>
+        <w:t>A domain-specific benchmark of 107 natural-language reporting requests was built over the production nopCommerce schema described above. The full question set and recorded pipeline outputs were used to check every reported metric. The benchmark mixes ordinary analytical requests with harder boundary cases in the same run; this thesis does not report those harder cases as a separate benchmark. Because the benchmark was constructed for the nopCommerce domain, accuracy and validity reported figures should be interpreted within that scope. The current artifact verifies SQL safety and true execution validity; semantic correctness still requires an annotated expected-answer benchmark in future work.</w:t>
       </w:r>
     </w:p>
     <w:p>
@@ -13562,7 +12857,7 @@
           <w:i w:val="0"/>
           <w:sz w:val="24"/>
         </w:rPr>
-        <w:t>The current evaluation focuses on the measurements that can be verified from repository artifacts and true database execution:</w:t>
+        <w:t>The current evaluation focuses on measurements that can be reproduced from the recorded benchmark data and verified through true database execution:</w:t>
       </w:r>
     </w:p>
     <w:p>
@@ -13647,27 +12942,6 @@
           <w:sz w:val="24"/>
         </w:rPr>
         <w:t>RQ4: How does the deterministic downstream compiler behave when intent selection is rule-based rather than LLM-based? Measured through the B3 template-only baseline.</w:t>
-      </w:r>
-    </w:p>
-    <w:p>
-      <w:pPr>
-        <w:spacing w:after="80" w:line="360" w:lineRule="auto"/>
-        <w:ind w:left="461" w:hanging="259"/>
-      </w:pPr>
-      <w:r>
-        <w:rPr>
-          <w:rFonts w:ascii="Times New Roman" w:hAnsi="Times New Roman"/>
-          <w:sz w:val="24"/>
-        </w:rPr>
-        <w:t>•</w:t>
-        <w:tab/>
-      </w:r>
-      <w:r>
-        <w:rPr>
-          <w:rFonts w:ascii="Times New Roman" w:hAnsi="Times New Roman"/>
-          <w:sz w:val="24"/>
-        </w:rPr>
-        <w:t>RQ5: Which remaining work is required in future work? Semantic correctness, B2/B4 baseline completion, and latency instrumentation are explicitly listed as future work rather than reported as completed results.</w:t>
       </w:r>
     </w:p>
     <w:p>
@@ -13715,7 +12989,7 @@
           <w:i w:val="0"/>
           <w:sz w:val="24"/>
         </w:rPr>
-        <w:t>This chapter reports the prototype evaluation results that have been verified from the repository artifacts and from true database execution. The chapter deliberately separates SQL safety, execution validity, and semantic correctness. A query can be safe and executable while still being semantically wrong; therefore, correctness is treated as a separate benchmark that requires annotated expected answers in future work.</w:t>
+        <w:t>This chapter presents the evaluation results of the AEGIS prototype using a 107-request natural-language analytics benchmark and true database execution. The discussion separates SQL safety, execution validity, and semantic correctness because a query may be safe and executable while still failing to answer the intended analytical request.</w:t>
       </w:r>
     </w:p>
     <w:p>
@@ -13730,7 +13004,7 @@
           <w:i w:val="0"/>
           <w:sz w:val="24"/>
         </w:rPr>
-        <w:t>The verified quantitative evidence currently covers the 107-query mixed benchmark against AEGIS and baseline B1, plus a completed B3 template-only execution-validity run. B2 and B4 remain future evaluation work, and latency has not yet been instrumented. The tables below therefore report only the measurements that can be traced to files and commands in the repository.</w:t>
+        <w:t>The reported quantitative evidence covers the mixed 107-request benchmark for AEGIS and the B1 direct LLM-to-SQL baseline, together with the completed B3 template-only execution-validity run. B2, B4, latency, and fully annotated semantic correctness remain future evaluation work, so this chapter reports only the measurements completed under the current experimental setup.</w:t>
       </w:r>
     </w:p>
     <w:p>
@@ -13744,7 +13018,7 @@
           <w:b/>
           <w:sz w:val="28"/>
         </w:rPr>
-        <w:t>5.1  Benchmark Run and Verified Metrics</w:t>
+        <w:t>5.1  Evaluation Overview</w:t>
       </w:r>
     </w:p>
     <w:p>
@@ -13759,7 +13033,7 @@
           <w:i w:val="0"/>
           <w:sz w:val="24"/>
         </w:rPr>
-        <w:t>The benchmark consists of 107 natural-language reporting requests executed as one mixed test set. Earlier drafts described seven of those requests as a separate boundary-probe set. This chapter avoids that split because the evaluation design now treat all 107 requests as part of the same benchmark run. Some requests are harder boundary cases, but they are still counted in the same denominator as every other query.</w:t>
+        <w:t>The evaluation uses 107 mixed natural-language reporting requests as a single benchmark set. The requests include ordinary analytical questions as well as harder boundary-style cases, but all are evaluated under the same denominator to avoid separating results into unsupported categories.</w:t>
       </w:r>
     </w:p>
     <w:p>
@@ -14097,7 +13371,7 @@
           <w:i/>
           <w:sz w:val="22"/>
         </w:rPr>
-        <w:t>Evidence basis: the project repository contains the question set, recorded benchmark outputs, B3 outputs, and the true database execution verifier used against the seeded MySQL database.</w:t>
+        <w:t>Evidence basis: the benchmark evidence consists of the prepared request set, recorded model outputs, baseline outputs, and true database execution results produced against the seeded MySQL evaluation database.</w:t>
       </w:r>
     </w:p>
     <w:p>
@@ -14632,7 +13906,7 @@
           <w:i w:val="0"/>
           <w:sz w:val="24"/>
         </w:rPr>
-        <w:t>The seven AEGIS execution failures are useful because they show where the prototype needs engineering work in future work. They are not safety violations: they are SQL statements that failed to execute correctly against the real database.</w:t>
+        <w:t>The seven AEGIS execution failures identify the remaining implementation limitations of the prototype. These failures are not safety violations; they are executable-query construction issues observed when the generated SQL was tested against the evaluation database.</w:t>
       </w:r>
     </w:p>
     <w:p>
@@ -15377,7 +14651,7 @@
           <w:i w:val="0"/>
           <w:sz w:val="24"/>
         </w:rPr>
-        <w:t>Correctness or accuracy is a separate benchmark from execution validity. The current results prove that AEGIS usually generates SQL that the database can execute and that it does not generate unsafe SQL. They do not, by themselves, prove that every safe and executable query answers the user's real intent.</w:t>
+        <w:t>Correctness or accuracy must be treated separately from execution validity. The current results show that AEGIS often generates SQL that executes successfully and avoids unsafe operations, but they do not establish that every executable result matches the user's intended analytical meaning.</w:t>
       </w:r>
     </w:p>
     <w:p>
@@ -16283,17 +15557,17 @@
     </w:p>
     <w:p>
       <w:pPr>
-        <w:spacing w:after="120" w:before="0" w:line="360" w:lineRule="auto"/>
-        <w:jc w:val="both"/>
+        <w:spacing w:before="200" w:after="160"/>
+        <w:jc w:val="left"/>
       </w:pPr>
       <w:r>
         <w:rPr>
           <w:rFonts w:ascii="Times New Roman" w:hAnsi="Times New Roman"/>
           <w:b/>
-          <w:i w:val="0"/>
-          <w:sz w:val="24"/>
-        </w:rPr>
-        <w:t xml:space="preserve">5.6.1 AEGIS vs. direct LLM-to-SQL. </w:t>
+          <w:i/>
+          <w:sz w:val="25"/>
+        </w:rPr>
+        <w:t>5.6.1  AEGIS vs. Direct LLM-to-SQL</w:t>
       </w:r>
     </w:p>
     <w:p>
@@ -17014,6 +16288,113 @@
     </w:p>
     <w:p>
       <w:pPr>
+        <w:spacing w:before="200" w:after="160"/>
+        <w:jc w:val="left"/>
+      </w:pPr>
+      <w:r>
+        <w:rPr>
+          <w:rFonts w:ascii="Times New Roman" w:hAnsi="Times New Roman"/>
+          <w:b/>
+          <w:i/>
+          <w:sz w:val="25"/>
+        </w:rPr>
+        <w:t>5.6.2  Semantic Layer versus Retrieval-Augmented Generation</w:t>
+      </w:r>
+    </w:p>
+    <w:p>
+      <w:pPr>
+        <w:spacing w:after="200" w:before="0" w:line="360" w:lineRule="auto"/>
+        <w:jc w:val="both"/>
+      </w:pPr>
+      <w:r>
+        <w:rPr>
+          <w:rFonts w:ascii="Times New Roman" w:hAnsi="Times New Roman"/>
+          <w:b w:val="0"/>
+          <w:i w:val="0"/>
+          <w:sz w:val="24"/>
+        </w:rPr>
+        <w:t>Retrieval-augmented generation can help an LLM find relevant schema fragments, but it does not remove the model's authority to write SQL. AEGIS uses the semantic layer for a different purpose: it defines which business concepts are allowed to exist and how they compile into SQL. RAG may still be useful in a future large deployment to select relevant semantic-layer entries, but the final SQL should still be compiled by the deterministic AEGIS compiler.</w:t>
+      </w:r>
+    </w:p>
+    <w:p>
+      <w:pPr>
+        <w:spacing w:before="200" w:after="160"/>
+        <w:jc w:val="left"/>
+      </w:pPr>
+      <w:r>
+        <w:rPr>
+          <w:rFonts w:ascii="Times New Roman" w:hAnsi="Times New Roman"/>
+          <w:b/>
+          <w:i/>
+          <w:sz w:val="25"/>
+        </w:rPr>
+        <w:t>5.6.3  Scope Boundary</w:t>
+      </w:r>
+    </w:p>
+    <w:p>
+      <w:pPr>
+        <w:spacing w:after="0" w:before="0" w:line="360" w:lineRule="auto"/>
+        <w:jc w:val="both"/>
+      </w:pPr>
+      <w:r>
+        <w:rPr>
+          <w:rFonts w:ascii="Times New Roman" w:hAnsi="Times New Roman"/>
+          <w:b w:val="0"/>
+          <w:i w:val="0"/>
+          <w:sz w:val="24"/>
+        </w:rPr>
+        <w:t>AEGIS currently supports a bounded set of approved metrics, dimensions, analytical patterns, and join paths. This is the source of its safety, but also the source of its main limitation. If a user asks for something not represented in the semantic layer, the system should reject or clarify the request. The current prototype does not always do that reliably; improving scope detection is therefore a priority in future work.</w:t>
+      </w:r>
+    </w:p>
+    <w:p>
+      <w:r>
+        <w:br w:type="page"/>
+      </w:r>
+    </w:p>
+    <w:p>
+      <w:pPr>
+        <w:spacing w:before="0" w:after="80"/>
+        <w:jc w:val="center"/>
+      </w:pPr>
+      <w:r>
+        <w:rPr>
+          <w:rFonts w:ascii="Times New Roman" w:hAnsi="Times New Roman"/>
+          <w:b/>
+          <w:sz w:val="32"/>
+        </w:rPr>
+        <w:t>CHAPTER 6</w:t>
+      </w:r>
+    </w:p>
+    <w:p>
+      <w:pPr>
+        <w:spacing w:after="400"/>
+        <w:jc w:val="center"/>
+      </w:pPr>
+      <w:r>
+        <w:rPr>
+          <w:rFonts w:ascii="Times New Roman" w:hAnsi="Times New Roman"/>
+          <w:b/>
+          <w:sz w:val="32"/>
+        </w:rPr>
+        <w:t>LIMITATIONS AND FUTURE WORK</w:t>
+      </w:r>
+    </w:p>
+    <w:p>
+      <w:pPr>
+        <w:spacing w:before="320" w:after="160"/>
+        <w:jc w:val="left"/>
+      </w:pPr>
+      <w:r>
+        <w:rPr>
+          <w:rFonts w:ascii="Times New Roman" w:hAnsi="Times New Roman"/>
+          <w:b/>
+          <w:sz w:val="28"/>
+        </w:rPr>
+        <w:t>6.1  Limitations</w:t>
+      </w:r>
+    </w:p>
+    <w:p>
+      <w:pPr>
         <w:spacing w:after="120" w:before="0" w:line="360" w:lineRule="auto"/>
         <w:jc w:val="both"/>
       </w:pPr>
@@ -17024,14 +16405,8 @@
           <w:i w:val="0"/>
           <w:sz w:val="24"/>
         </w:rPr>
-        <w:t xml:space="preserve">5.6.2 Semantic layer versus retrieval-augmented generation. </w:t>
-      </w:r>
-    </w:p>
-    <w:p>
-      <w:pPr>
-        <w:spacing w:after="200" w:before="0" w:line="360" w:lineRule="auto"/>
-        <w:jc w:val="both"/>
-      </w:pPr>
+        <w:t xml:space="preserve">Semantic layer construction cost. </w:t>
+      </w:r>
       <w:r>
         <w:rPr>
           <w:rFonts w:ascii="Times New Roman" w:hAnsi="Times New Roman"/>
@@ -17039,7 +16414,7 @@
           <w:i w:val="0"/>
           <w:sz w:val="24"/>
         </w:rPr>
-        <w:t>Retrieval-augmented generation can help an LLM find relevant schema fragments, but it does not remove the model's authority to write SQL. AEGIS uses the semantic layer for a different purpose: it defines which business concepts are allowed to exist and how they compile into SQL. RAG may still be useful in a future large deployment to select relevant semantic-layer entries, but the final SQL should still be compiled by the deterministic AEGIS compiler.</w:t>
+        <w:t>Every AEGIS deployment requires a domain-specific semantic layer built by someone with both business knowledge and schema access. Organizations without this expertise, or with rapidly evolving schemas, may find the maintenance burden significant. AEGIS is not a zero-configuration system.</w:t>
       </w:r>
     </w:p>
     <w:p>
@@ -17054,14 +16429,8 @@
           <w:i w:val="0"/>
           <w:sz w:val="24"/>
         </w:rPr>
-        <w:t xml:space="preserve">5.6.3 Scope boundary. </w:t>
-      </w:r>
-    </w:p>
-    <w:p>
-      <w:pPr>
-        <w:spacing w:after="0" w:before="0" w:line="360" w:lineRule="auto"/>
-        <w:jc w:val="both"/>
-      </w:pPr>
+        <w:t xml:space="preserve">Cannot answer arbitrary SQL questions. </w:t>
+      </w:r>
       <w:r>
         <w:rPr>
           <w:rFonts w:ascii="Times New Roman" w:hAnsi="Times New Roman"/>
@@ -17069,54 +16438,7 @@
           <w:i w:val="0"/>
           <w:sz w:val="24"/>
         </w:rPr>
-        <w:t>AEGIS currently supports a bounded set of approved metrics, dimensions, analytical patterns, and join paths. This is the source of its safety, but also the source of its main limitation. If a user asks for something not represented in the semantic layer, the system should reject or clarify the request. The current prototype does not always do that reliably; improving scope detection is therefore a priority in future work.</w:t>
-      </w:r>
-    </w:p>
-    <w:p>
-      <w:r>
-        <w:br w:type="page"/>
-      </w:r>
-    </w:p>
-    <w:p>
-      <w:pPr>
-        <w:spacing w:before="0" w:after="80"/>
-        <w:jc w:val="center"/>
-      </w:pPr>
-      <w:r>
-        <w:rPr>
-          <w:rFonts w:ascii="Times New Roman" w:hAnsi="Times New Roman"/>
-          <w:b/>
-          <w:sz w:val="32"/>
-        </w:rPr>
-        <w:t>CHAPTER 6</w:t>
-      </w:r>
-    </w:p>
-    <w:p>
-      <w:pPr>
-        <w:spacing w:after="400"/>
-        <w:jc w:val="center"/>
-      </w:pPr>
-      <w:r>
-        <w:rPr>
-          <w:rFonts w:ascii="Times New Roman" w:hAnsi="Times New Roman"/>
-          <w:b/>
-          <w:sz w:val="32"/>
-        </w:rPr>
-        <w:t>LIMITATIONS AND FUTURE WORK</w:t>
-      </w:r>
-    </w:p>
-    <w:p>
-      <w:pPr>
-        <w:spacing w:before="320" w:after="160"/>
-        <w:jc w:val="left"/>
-      </w:pPr>
-      <w:r>
-        <w:rPr>
-          <w:rFonts w:ascii="Times New Roman" w:hAnsi="Times New Roman"/>
-          <w:b/>
-          <w:sz w:val="28"/>
-        </w:rPr>
-        <w:t>6.1  Limitations</w:t>
+        <w:t>By design, AEGIS only answers questions that map to a supported analytics primitive with an approved metric and dimension. Ad hoc queries, multi-level nested aggregations, or requests for data fields not in the semantic layer fail with a coverage error. This is a deliberate trade-off, not an oversight.</w:t>
       </w:r>
     </w:p>
     <w:p>
@@ -17131,7 +16453,7 @@
           <w:i w:val="0"/>
           <w:sz w:val="24"/>
         </w:rPr>
-        <w:t xml:space="preserve">Semantic layer construction cost. </w:t>
+        <w:t xml:space="preserve">Complex analytical queries require new templates. </w:t>
       </w:r>
       <w:r>
         <w:rPr>
@@ -17140,7 +16462,7 @@
           <w:i w:val="0"/>
           <w:sz w:val="24"/>
         </w:rPr>
-        <w:t>Every AEGIS deployment requires a domain-specific semantic layer built by someone with both business knowledge and schema access. Organizations without this expertise, or with rapidly evolving schemas, may find the maintenance burden significant. AEGIS is not a zero-configuration system.</w:t>
+        <w:t>Approximately 2.6% of the formative-study requests required patterns not yet in the template library. Adding a new pattern requires a developer with SQL knowledge; it is not something a business user can do themselves.</w:t>
       </w:r>
     </w:p>
     <w:p>
@@ -17155,7 +16477,7 @@
           <w:i w:val="0"/>
           <w:sz w:val="24"/>
         </w:rPr>
-        <w:t xml:space="preserve">Cannot answer arbitrary SQL questions. </w:t>
+        <w:t xml:space="preserve">Quality depends on intent extraction, not just compilation. </w:t>
       </w:r>
       <w:r>
         <w:rPr>
@@ -17164,7 +16486,7 @@
           <w:i w:val="0"/>
           <w:sz w:val="24"/>
         </w:rPr>
-        <w:t>By design, AEGIS only answers questions that map to a supported analytics primitive with an approved metric and dimension. Ad hoc queries, multi-level nested aggregations, or requests for data fields not in the semantic layer fail with a coverage error. This is a deliberate trade-off, not an oversight.</w:t>
+        <w:t>The safety guarantees apply to compilation and execution, not to intent extraction quality. A model that misclassifies a request will produce a structurally safe but semantically wrong query. Safety and accuracy are separate properties, and this thesis is careful not to conflate them.</w:t>
       </w:r>
     </w:p>
     <w:p>
@@ -17179,7 +16501,7 @@
           <w:i w:val="0"/>
           <w:sz w:val="24"/>
         </w:rPr>
-        <w:t xml:space="preserve">Complex analytical queries require new templates. </w:t>
+        <w:t xml:space="preserve">Benchmark selection. </w:t>
       </w:r>
       <w:r>
         <w:rPr>
@@ -17188,7 +16510,7 @@
           <w:i w:val="0"/>
           <w:sz w:val="24"/>
         </w:rPr>
-        <w:t>Approximately 2.6% of the formative-study requests required patterns not yet in the template library. Adding a new pattern requires a developer with SQL knowledge; it is not something a business user can do themselves.</w:t>
+        <w:t>The custom 107-query benchmark was necessary because standard benchmarks such as Spider and BIRD do not evaluate SQL safety or adherence to business logic; this also means the reported figures are not directly comparable to Spider- or BIRD-reported numbers from other systems.</w:t>
       </w:r>
     </w:p>
     <w:p>
@@ -17203,7 +16525,7 @@
           <w:i w:val="0"/>
           <w:sz w:val="24"/>
         </w:rPr>
-        <w:t xml:space="preserve">Quality depends on intent extraction, not just compilation. </w:t>
+        <w:t xml:space="preserve">Semantic layer scalability. </w:t>
       </w:r>
       <w:r>
         <w:rPr>
@@ -17212,7 +16534,7 @@
           <w:i w:val="0"/>
           <w:sz w:val="24"/>
         </w:rPr>
-        <w:t>The safety guarantees apply to compilation and execution, not to intent extraction quality. A model that misclassifies a request will produce a structurally safe but semantically wrong query. Safety and accuracy are separate properties, and this thesis is careful not to conflate them.</w:t>
+        <w:t>Modern context windows of roughly 128,000 tokens can hold approximately 2,500 distinct metric and dimension definitions; most enterprise deployments expose fewer than 500 core concepts, so this is not a near-term constraint, but very large vocabularies would need retrieval-augmented vocabulary injection rather than injecting the entire semantic layer at once.</w:t>
       </w:r>
     </w:p>
     <w:p>
@@ -17227,7 +16549,7 @@
           <w:i w:val="0"/>
           <w:sz w:val="24"/>
         </w:rPr>
-        <w:t xml:space="preserve">Benchmark selection. </w:t>
+        <w:t xml:space="preserve">Database agnosticism. </w:t>
       </w:r>
       <w:r>
         <w:rPr>
@@ -17236,7 +16558,7 @@
           <w:i w:val="0"/>
           <w:sz w:val="24"/>
         </w:rPr>
-        <w:t>The custom 107-query benchmark was necessary because standard benchmarks such as Spider and BIRD do not evaluate SQL safety or adherence to business logic; this also means the reported figures are not directly comparable to Spider- or BIRD-reported numbers from other systems.</w:t>
+        <w:t>The current compiler generates MySQL syntax; supporting PostgreSQL or SQL Server requires extending the compiler module, not redesigning the architecture.</w:t>
       </w:r>
     </w:p>
     <w:p>
@@ -17251,7 +16573,7 @@
           <w:i w:val="0"/>
           <w:sz w:val="24"/>
         </w:rPr>
-        <w:t xml:space="preserve">Semantic layer scalability. </w:t>
+        <w:t xml:space="preserve">Storage persistence. </w:t>
       </w:r>
       <w:r>
         <w:rPr>
@@ -17260,7 +16582,7 @@
           <w:i w:val="0"/>
           <w:sz w:val="24"/>
         </w:rPr>
-        <w:t>Modern context windows of roughly 128,000 tokens can hold approximately 2,500 distinct metric and dimension definitions; most enterprise deployments expose fewer than 500 core concepts, so this is not a near-term constraint, but very large vocabularies would need retrieval-augmented vocabulary injection rather than injecting the entire semantic layer at once.</w:t>
+        <w:t>The prototype uses JSON flat files for widget storage; the widget registry interface is designed to be swapped for a relational database in a production deployment.</w:t>
       </w:r>
     </w:p>
     <w:p>
@@ -17275,7 +16597,7 @@
           <w:i w:val="0"/>
           <w:sz w:val="24"/>
         </w:rPr>
-        <w:t xml:space="preserve">Database agnosticism. </w:t>
+        <w:t xml:space="preserve">Multi-turn conversation. </w:t>
       </w:r>
       <w:r>
         <w:rPr>
@@ -17284,12 +16606,12 @@
           <w:i w:val="0"/>
           <w:sz w:val="24"/>
         </w:rPr>
-        <w:t>The current compiler generates MySQL syntax; supporting PostgreSQL or SQL Server requires extending the compiler module, not redesigning the architecture.</w:t>
-      </w:r>
-    </w:p>
-    <w:p>
-      <w:pPr>
-        <w:spacing w:after="120" w:before="0" w:line="360" w:lineRule="auto"/>
+        <w:t>AEGIS currently treats each request independently. Contextual carryover across turns, of the kind studied in conversational text-to-SQL research, is not yet implemented.</w:t>
+      </w:r>
+    </w:p>
+    <w:p>
+      <w:pPr>
+        <w:spacing w:after="0" w:before="0" w:line="360" w:lineRule="auto"/>
         <w:jc w:val="both"/>
       </w:pPr>
       <w:r>
@@ -17299,7 +16621,7 @@
           <w:i w:val="0"/>
           <w:sz w:val="24"/>
         </w:rPr>
-        <w:t xml:space="preserve">Storage persistence. </w:t>
+        <w:t xml:space="preserve">Vocabulary injection limitations. </w:t>
       </w:r>
       <w:r>
         <w:rPr>
@@ -17308,23 +16630,271 @@
           <w:i w:val="0"/>
           <w:sz w:val="24"/>
         </w:rPr>
-        <w:t>The prototype uses JSON flat files for widget storage; the widget registry interface is designed to be swapped for a relational database in a production deployment.</w:t>
-      </w:r>
-    </w:p>
-    <w:p>
-      <w:pPr>
-        <w:spacing w:after="120" w:before="0" w:line="360" w:lineRule="auto"/>
+        <w:t>Highly specialized domain terminology may require supplementary few-shot examples in the prompt beyond the label and description pairs currently injected.</w:t>
+      </w:r>
+    </w:p>
+    <w:p>
+      <w:pPr>
+        <w:spacing w:before="320" w:after="160"/>
+        <w:jc w:val="left"/>
+      </w:pPr>
+      <w:r>
+        <w:rPr>
+          <w:rFonts w:ascii="Times New Roman" w:hAnsi="Times New Roman"/>
+          <w:b/>
+          <w:sz w:val="28"/>
+        </w:rPr>
+        <w:t>6.2  Future Work</w:t>
+      </w:r>
+    </w:p>
+    <w:p>
+      <w:pPr>
+        <w:spacing w:after="80" w:line="360" w:lineRule="auto"/>
+        <w:ind w:left="461" w:hanging="259"/>
+      </w:pPr>
+      <w:r>
+        <w:rPr>
+          <w:rFonts w:ascii="Times New Roman" w:hAnsi="Times New Roman"/>
+          <w:sz w:val="24"/>
+        </w:rPr>
+        <w:t>•</w:t>
+        <w:tab/>
+      </w:r>
+      <w:r>
+        <w:rPr>
+          <w:rFonts w:ascii="Times New Roman" w:hAnsi="Times New Roman"/>
+          <w:sz w:val="24"/>
+        </w:rPr>
+        <w:t>Clarification requests: when confidence is low, AEGIS should ask a follow-up question instead of guessing, for example "did you mean revenue or profit?"</w:t>
+      </w:r>
+    </w:p>
+    <w:p>
+      <w:pPr>
+        <w:spacing w:after="80" w:line="360" w:lineRule="auto"/>
+        <w:ind w:left="461" w:hanging="259"/>
+      </w:pPr>
+      <w:r>
+        <w:rPr>
+          <w:rFonts w:ascii="Times New Roman" w:hAnsi="Times New Roman"/>
+          <w:sz w:val="24"/>
+        </w:rPr>
+        <w:t>•</w:t>
+        <w:tab/>
+      </w:r>
+      <w:r>
+        <w:rPr>
+          <w:rFonts w:ascii="Times New Roman" w:hAnsi="Times New Roman"/>
+          <w:sz w:val="24"/>
+        </w:rPr>
+        <w:t>Semantic layer wizard: a guided interface for business analysts to define new metrics and dimensions without writing Python.</w:t>
+      </w:r>
+    </w:p>
+    <w:p>
+      <w:pPr>
+        <w:spacing w:after="80" w:line="360" w:lineRule="auto"/>
+        <w:ind w:left="461" w:hanging="259"/>
+      </w:pPr>
+      <w:r>
+        <w:rPr>
+          <w:rFonts w:ascii="Times New Roman" w:hAnsi="Times New Roman"/>
+          <w:sz w:val="24"/>
+        </w:rPr>
+        <w:t>•</w:t>
+        <w:tab/>
+      </w:r>
+      <w:r>
+        <w:rPr>
+          <w:rFonts w:ascii="Times New Roman" w:hAnsi="Times New Roman"/>
+          <w:sz w:val="24"/>
+        </w:rPr>
+        <w:t>Multi-step queries: currently each query produces one widget; compound questions such as "revenue trend and top 5 products side by side" require two separate queries today.</w:t>
+      </w:r>
+    </w:p>
+    <w:p>
+      <w:pPr>
+        <w:spacing w:after="80" w:line="360" w:lineRule="auto"/>
+        <w:ind w:left="461" w:hanging="259"/>
+      </w:pPr>
+      <w:r>
+        <w:rPr>
+          <w:rFonts w:ascii="Times New Roman" w:hAnsi="Times New Roman"/>
+          <w:sz w:val="24"/>
+        </w:rPr>
+        <w:t>•</w:t>
+        <w:tab/>
+      </w:r>
+      <w:r>
+        <w:rPr>
+          <w:rFonts w:ascii="Times New Roman" w:hAnsi="Times New Roman"/>
+          <w:sz w:val="24"/>
+        </w:rPr>
+        <w:t>Automated denial-of-service protection: query complexity scoring and server-side timeout enforcement, since the join graph bounds query cost but does not currently score it explicitly.</w:t>
+      </w:r>
+    </w:p>
+    <w:p>
+      <w:pPr>
+        <w:spacing w:after="80" w:line="360" w:lineRule="auto"/>
+        <w:ind w:left="461" w:hanging="259"/>
+      </w:pPr>
+      <w:r>
+        <w:rPr>
+          <w:rFonts w:ascii="Times New Roman" w:hAnsi="Times New Roman"/>
+          <w:sz w:val="24"/>
+        </w:rPr>
+        <w:t>•</w:t>
+        <w:tab/>
+      </w:r>
+      <w:r>
+        <w:rPr>
+          <w:rFonts w:ascii="Times New Roman" w:hAnsi="Times New Roman"/>
+          <w:sz w:val="24"/>
+        </w:rPr>
+        <w:t>Broader schema coverage: extending the nopCommerce semantic layer to cover promotions, vendor analytics, and content-management engagement metrics.</w:t>
+      </w:r>
+    </w:p>
+    <w:p>
+      <w:pPr>
+        <w:spacing w:after="80" w:line="360" w:lineRule="auto"/>
+        <w:ind w:left="461" w:hanging="259"/>
+      </w:pPr>
+      <w:r>
+        <w:rPr>
+          <w:rFonts w:ascii="Times New Roman" w:hAnsi="Times New Roman"/>
+          <w:sz w:val="24"/>
+        </w:rPr>
+        <w:t>•</w:t>
+        <w:tab/>
+      </w:r>
+      <w:r>
+        <w:rPr>
+          <w:rFonts w:ascii="Times New Roman" w:hAnsi="Times New Roman"/>
+          <w:sz w:val="24"/>
+        </w:rPr>
+        <w:t>Multi-turn conversational carryover, extending the single-turn design discussed above.</w:t>
+      </w:r>
+    </w:p>
+    <w:p>
+      <w:pPr>
+        <w:spacing w:after="80" w:line="360" w:lineRule="auto"/>
+        <w:ind w:left="461" w:hanging="259"/>
+      </w:pPr>
+      <w:r>
+        <w:rPr>
+          <w:rFonts w:ascii="Times New Roman" w:hAnsi="Times New Roman"/>
+          <w:sz w:val="24"/>
+        </w:rPr>
+        <w:t>•</w:t>
+        <w:tab/>
+      </w:r>
+      <w:r>
+        <w:rPr>
+          <w:rFonts w:ascii="Times New Roman" w:hAnsi="Times New Roman"/>
+          <w:sz w:val="24"/>
+        </w:rPr>
+        <w:t>Outcome and rejection-category instrumentation: measuring, from real benchmark and production runs, the precise proportion of requests answered directly, answered after clarification, answered after a semantic layer extension, or rejected, and the relative frequency of each rejection category. This thesis currently reports these categories qualitatively; adding this instrumentation would let a future revision report a measured percentage breakdown rather than a qualitative one.</w:t>
+      </w:r>
+    </w:p>
+    <w:p>
+      <w:pPr>
+        <w:spacing w:after="80" w:line="360" w:lineRule="auto"/>
+        <w:ind w:left="461" w:hanging="259"/>
+      </w:pPr>
+      <w:r>
+        <w:rPr>
+          <w:rFonts w:ascii="Times New Roman" w:hAnsi="Times New Roman"/>
+          <w:sz w:val="24"/>
+        </w:rPr>
+        <w:t>•</w:t>
+        <w:tab/>
+      </w:r>
+      <w:r>
+        <w:rPr>
+          <w:rFonts w:ascii="Times New Roman" w:hAnsi="Times New Roman"/>
+          <w:sz w:val="24"/>
+        </w:rPr>
+        <w:t>Semantic correctness benchmark: adding annotated expected-answer labels for the 107 mixed requests so the evaluation can report correctness separately from SQL safety and true database execution validity.</w:t>
+      </w:r>
+    </w:p>
+    <w:p>
+      <w:pPr>
+        <w:spacing w:after="80" w:line="360" w:lineRule="auto"/>
+        <w:ind w:left="461" w:hanging="259"/>
+      </w:pPr>
+      <w:r>
+        <w:rPr>
+          <w:rFonts w:ascii="Times New Roman" w:hAnsi="Times New Roman"/>
+          <w:sz w:val="24"/>
+        </w:rPr>
+        <w:t>•</w:t>
+        <w:tab/>
+      </w:r>
+      <w:r>
+        <w:rPr>
+          <w:rFonts w:ascii="Times New Roman" w:hAnsi="Times New Roman"/>
+          <w:sz w:val="24"/>
+        </w:rPr>
+        <w:t>Cross-schema generalizability benchmark: rebuilding the semantic layer for a second schema, such as WooCommerce, while keeping the intent parser contract, compiler structure, and safety scanner unchanged. This future evaluation would measure how much of AEGIS transfers across schemas and how much effort is required to configure a new domain.</w:t>
+      </w:r>
+    </w:p>
+    <w:p>
+      <w:pPr>
+        <w:spacing w:after="80" w:line="360" w:lineRule="auto"/>
+        <w:ind w:left="461" w:hanging="259"/>
+      </w:pPr>
+      <w:r>
+        <w:rPr>
+          <w:rFonts w:ascii="Times New Roman" w:hAnsi="Times New Roman"/>
+          <w:sz w:val="24"/>
+        </w:rPr>
+        <w:t>•</w:t>
+        <w:tab/>
+      </w:r>
+      <w:r>
+        <w:rPr>
+          <w:rFonts w:ascii="Times New Roman" w:hAnsi="Times New Roman"/>
+          <w:sz w:val="24"/>
+        </w:rPr>
+        <w:t>Remaining baselines and latency: completing B2 and B4, then instrumenting pipeline latency with repeatable timing logs in future work.</w:t>
+      </w:r>
+    </w:p>
+    <w:p>
+      <w:r>
+        <w:br w:type="page"/>
+      </w:r>
+    </w:p>
+    <w:p>
+      <w:pPr>
+        <w:spacing w:before="0" w:after="80"/>
+        <w:jc w:val="center"/>
+      </w:pPr>
+      <w:r>
+        <w:rPr>
+          <w:rFonts w:ascii="Times New Roman" w:hAnsi="Times New Roman"/>
+          <w:b/>
+          <w:sz w:val="32"/>
+        </w:rPr>
+        <w:t>CHAPTER 7</w:t>
+      </w:r>
+    </w:p>
+    <w:p>
+      <w:pPr>
+        <w:spacing w:after="400"/>
+        <w:jc w:val="center"/>
+      </w:pPr>
+      <w:r>
+        <w:rPr>
+          <w:rFonts w:ascii="Times New Roman" w:hAnsi="Times New Roman"/>
+          <w:b/>
+          <w:sz w:val="32"/>
+        </w:rPr>
+        <w:t>CONCLUSION</w:t>
+      </w:r>
+    </w:p>
+    <w:p>
+      <w:pPr>
+        <w:spacing w:after="240" w:before="0" w:line="360" w:lineRule="auto"/>
         <w:jc w:val="both"/>
       </w:pPr>
-      <w:r>
-        <w:rPr>
-          <w:rFonts w:ascii="Times New Roman" w:hAnsi="Times New Roman"/>
-          <w:b/>
-          <w:i w:val="0"/>
-          <w:sz w:val="24"/>
-        </w:rPr>
-        <w:t xml:space="preserve">Multi-turn conversation. </w:t>
-      </w:r>
       <w:r>
         <w:rPr>
           <w:rFonts w:ascii="Times New Roman" w:hAnsi="Times New Roman"/>
@@ -17332,23 +16902,14 @@
           <w:i w:val="0"/>
           <w:sz w:val="24"/>
         </w:rPr>
-        <w:t>AEGIS currently treats each request independently. Contextual carryover across turns, of the kind studied in conversational text-to-SQL research, is not yet implemented.</w:t>
-      </w:r>
-    </w:p>
-    <w:p>
-      <w:pPr>
-        <w:spacing w:after="0" w:before="0" w:line="360" w:lineRule="auto"/>
+        <w:t>This thesis presented AEGIS, a constraint-based architecture for safe LLM-assisted natural-language analytics over relational databases. The system limits the language model to intent extraction while query construction, chart selection, and widget persistence are handled by deterministic components. This design makes approved business terms explicit through a semantic layer and avoids exposing raw SQL generation authority to the language model.</w:t>
+      </w:r>
+    </w:p>
+    <w:p>
+      <w:pPr>
+        <w:spacing w:after="240" w:before="0" w:line="360" w:lineRule="auto"/>
         <w:jc w:val="both"/>
       </w:pPr>
-      <w:r>
-        <w:rPr>
-          <w:rFonts w:ascii="Times New Roman" w:hAnsi="Times New Roman"/>
-          <w:b/>
-          <w:i w:val="0"/>
-          <w:sz w:val="24"/>
-        </w:rPr>
-        <w:t xml:space="preserve">Vocabulary injection limitations. </w:t>
-      </w:r>
       <w:r>
         <w:rPr>
           <w:rFonts w:ascii="Times New Roman" w:hAnsi="Times New Roman"/>
@@ -17356,269 +16917,12 @@
           <w:i w:val="0"/>
           <w:sz w:val="24"/>
         </w:rPr>
-        <w:t>Highly specialized domain terminology may require supplementary few-shot examples in the prompt beyond the label and description pairs currently injected.</w:t>
-      </w:r>
-    </w:p>
-    <w:p>
-      <w:pPr>
-        <w:spacing w:before="320" w:after="160"/>
-        <w:jc w:val="left"/>
-      </w:pPr>
-      <w:r>
-        <w:rPr>
-          <w:rFonts w:ascii="Times New Roman" w:hAnsi="Times New Roman"/>
-          <w:b/>
-          <w:sz w:val="28"/>
-        </w:rPr>
-        <w:t>6.2  Future Work</w:t>
-      </w:r>
-    </w:p>
-    <w:p>
-      <w:pPr>
-        <w:spacing w:after="80" w:line="360" w:lineRule="auto"/>
-        <w:ind w:left="461" w:hanging="259"/>
-      </w:pPr>
-      <w:r>
-        <w:rPr>
-          <w:rFonts w:ascii="Times New Roman" w:hAnsi="Times New Roman"/>
-          <w:sz w:val="24"/>
-        </w:rPr>
-        <w:t>•</w:t>
-        <w:tab/>
-      </w:r>
-      <w:r>
-        <w:rPr>
-          <w:rFonts w:ascii="Times New Roman" w:hAnsi="Times New Roman"/>
-          <w:sz w:val="24"/>
-        </w:rPr>
-        <w:t>Clarification requests: when confidence is low, AEGIS should ask a follow-up question instead of guessing, for example "did you mean revenue or profit?"</w:t>
-      </w:r>
-    </w:p>
-    <w:p>
-      <w:pPr>
-        <w:spacing w:after="80" w:line="360" w:lineRule="auto"/>
-        <w:ind w:left="461" w:hanging="259"/>
-      </w:pPr>
-      <w:r>
-        <w:rPr>
-          <w:rFonts w:ascii="Times New Roman" w:hAnsi="Times New Roman"/>
-          <w:sz w:val="24"/>
-        </w:rPr>
-        <w:t>•</w:t>
-        <w:tab/>
-      </w:r>
-      <w:r>
-        <w:rPr>
-          <w:rFonts w:ascii="Times New Roman" w:hAnsi="Times New Roman"/>
-          <w:sz w:val="24"/>
-        </w:rPr>
-        <w:t>Semantic layer wizard: a guided interface for business analysts to define new metrics and dimensions without writing Python.</w:t>
-      </w:r>
-    </w:p>
-    <w:p>
-      <w:pPr>
-        <w:spacing w:after="80" w:line="360" w:lineRule="auto"/>
-        <w:ind w:left="461" w:hanging="259"/>
-      </w:pPr>
-      <w:r>
-        <w:rPr>
-          <w:rFonts w:ascii="Times New Roman" w:hAnsi="Times New Roman"/>
-          <w:sz w:val="24"/>
-        </w:rPr>
-        <w:t>•</w:t>
-        <w:tab/>
-      </w:r>
-      <w:r>
-        <w:rPr>
-          <w:rFonts w:ascii="Times New Roman" w:hAnsi="Times New Roman"/>
-          <w:sz w:val="24"/>
-        </w:rPr>
-        <w:t>Multi-step queries: currently each query produces one widget; compound questions such as "revenue trend and top 5 products side by side" require two separate queries today.</w:t>
-      </w:r>
-    </w:p>
-    <w:p>
-      <w:pPr>
-        <w:spacing w:after="80" w:line="360" w:lineRule="auto"/>
-        <w:ind w:left="461" w:hanging="259"/>
-      </w:pPr>
-      <w:r>
-        <w:rPr>
-          <w:rFonts w:ascii="Times New Roman" w:hAnsi="Times New Roman"/>
-          <w:sz w:val="24"/>
-        </w:rPr>
-        <w:t>•</w:t>
-        <w:tab/>
-      </w:r>
-      <w:r>
-        <w:rPr>
-          <w:rFonts w:ascii="Times New Roman" w:hAnsi="Times New Roman"/>
-          <w:sz w:val="24"/>
-        </w:rPr>
-        <w:t>Automated denial-of-service protection: query complexity scoring and server-side timeout enforcement, since the join graph bounds query cost but does not currently score it explicitly.</w:t>
-      </w:r>
-    </w:p>
-    <w:p>
-      <w:pPr>
-        <w:spacing w:after="80" w:line="360" w:lineRule="auto"/>
-        <w:ind w:left="461" w:hanging="259"/>
-      </w:pPr>
-      <w:r>
-        <w:rPr>
-          <w:rFonts w:ascii="Times New Roman" w:hAnsi="Times New Roman"/>
-          <w:sz w:val="24"/>
-        </w:rPr>
-        <w:t>•</w:t>
-        <w:tab/>
-      </w:r>
-      <w:r>
-        <w:rPr>
-          <w:rFonts w:ascii="Times New Roman" w:hAnsi="Times New Roman"/>
-          <w:sz w:val="24"/>
-        </w:rPr>
-        <w:t>Broader schema coverage: extending the nopCommerce semantic layer to cover promotions, vendor analytics, and content-management engagement metrics.</w:t>
-      </w:r>
-    </w:p>
-    <w:p>
-      <w:pPr>
-        <w:spacing w:after="80" w:line="360" w:lineRule="auto"/>
-        <w:ind w:left="461" w:hanging="259"/>
-      </w:pPr>
-      <w:r>
-        <w:rPr>
-          <w:rFonts w:ascii="Times New Roman" w:hAnsi="Times New Roman"/>
-          <w:sz w:val="24"/>
-        </w:rPr>
-        <w:t>•</w:t>
-        <w:tab/>
-      </w:r>
-      <w:r>
-        <w:rPr>
-          <w:rFonts w:ascii="Times New Roman" w:hAnsi="Times New Roman"/>
-          <w:sz w:val="24"/>
-        </w:rPr>
-        <w:t>Multi-turn conversational carryover, extending the single-turn design discussed above.</w:t>
-      </w:r>
-    </w:p>
-    <w:p>
-      <w:pPr>
-        <w:spacing w:after="80" w:line="360" w:lineRule="auto"/>
-        <w:ind w:left="461" w:hanging="259"/>
-      </w:pPr>
-      <w:r>
-        <w:rPr>
-          <w:rFonts w:ascii="Times New Roman" w:hAnsi="Times New Roman"/>
-          <w:sz w:val="24"/>
-        </w:rPr>
-        <w:t>•</w:t>
-        <w:tab/>
-      </w:r>
-      <w:r>
-        <w:rPr>
-          <w:rFonts w:ascii="Times New Roman" w:hAnsi="Times New Roman"/>
-          <w:sz w:val="24"/>
-        </w:rPr>
-        <w:t>Outcome and rejection-category instrumentation: measuring, from real benchmark and production runs, the precise proportion of requests answered directly, answered after clarification, answered after a semantic layer extension, or rejected, and the relative frequency of each rejection category. This thesis currently reports these categories qualitatively; adding this instrumentation would let a future revision report a measured percentage breakdown rather than a qualitative one.</w:t>
-      </w:r>
-    </w:p>
-    <w:p>
-      <w:pPr>
-        <w:spacing w:after="80" w:line="360" w:lineRule="auto"/>
-        <w:ind w:left="461" w:hanging="259"/>
-      </w:pPr>
-      <w:r>
-        <w:rPr>
-          <w:rFonts w:ascii="Times New Roman" w:hAnsi="Times New Roman"/>
-          <w:sz w:val="24"/>
-        </w:rPr>
-        <w:t>•</w:t>
-        <w:tab/>
-      </w:r>
-      <w:r>
-        <w:rPr>
-          <w:rFonts w:ascii="Times New Roman" w:hAnsi="Times New Roman"/>
-          <w:sz w:val="24"/>
-        </w:rPr>
-        <w:t>Semantic correctness benchmark: adding annotated expected-answer labels for the 107 mixed requests so the evaluation can report correctness separately from SQL safety and true database execution validity.</w:t>
-      </w:r>
-    </w:p>
-    <w:p>
-      <w:pPr>
-        <w:spacing w:after="80" w:line="360" w:lineRule="auto"/>
-        <w:ind w:left="461" w:hanging="259"/>
-      </w:pPr>
-      <w:r>
-        <w:rPr>
-          <w:rFonts w:ascii="Times New Roman" w:hAnsi="Times New Roman"/>
-          <w:sz w:val="24"/>
-        </w:rPr>
-        <w:t>•</w:t>
-        <w:tab/>
-      </w:r>
-      <w:r>
-        <w:rPr>
-          <w:rFonts w:ascii="Times New Roman" w:hAnsi="Times New Roman"/>
-          <w:sz w:val="24"/>
-        </w:rPr>
-        <w:t>Cross-schema generalizability benchmark: rebuilding the semantic layer for a second schema, such as WooCommerce, while keeping the intent parser contract, compiler structure, and safety scanner unchanged. This future evaluation would measure how much of AEGIS transfers across schemas and how much effort is required to configure a new domain.</w:t>
-      </w:r>
-    </w:p>
-    <w:p>
-      <w:pPr>
-        <w:spacing w:after="80" w:line="360" w:lineRule="auto"/>
-        <w:ind w:left="461" w:hanging="259"/>
-      </w:pPr>
-      <w:r>
-        <w:rPr>
-          <w:rFonts w:ascii="Times New Roman" w:hAnsi="Times New Roman"/>
-          <w:sz w:val="24"/>
-        </w:rPr>
-        <w:t>•</w:t>
-        <w:tab/>
-      </w:r>
-      <w:r>
-        <w:rPr>
-          <w:rFonts w:ascii="Times New Roman" w:hAnsi="Times New Roman"/>
-          <w:sz w:val="24"/>
-        </w:rPr>
-        <w:t>Remaining baselines and latency: completing B2 and B4, then instrumenting pipeline latency with repeatable timing logs in future work.</w:t>
-      </w:r>
-    </w:p>
-    <w:p>
-      <w:r>
-        <w:br w:type="page"/>
-      </w:r>
-    </w:p>
-    <w:p>
-      <w:pPr>
-        <w:spacing w:before="0" w:after="80"/>
-        <w:jc w:val="center"/>
-      </w:pPr>
-      <w:r>
-        <w:rPr>
-          <w:rFonts w:ascii="Times New Roman" w:hAnsi="Times New Roman"/>
-          <w:b/>
-          <w:sz w:val="32"/>
-        </w:rPr>
-        <w:t>CHAPTER 7</w:t>
-      </w:r>
-    </w:p>
-    <w:p>
-      <w:pPr>
-        <w:spacing w:after="400"/>
-        <w:jc w:val="center"/>
-      </w:pPr>
-      <w:r>
-        <w:rPr>
-          <w:rFonts w:ascii="Times New Roman" w:hAnsi="Times New Roman"/>
-          <w:b/>
-          <w:sz w:val="32"/>
-        </w:rPr>
-        <w:t>CONCLUSION</w:t>
-      </w:r>
-    </w:p>
-    <w:p>
-      <w:pPr>
-        <w:spacing w:after="240" w:before="0" w:line="360" w:lineRule="auto"/>
+        <w:t>The prototype evaluation on a 107-request mixed benchmark showed that AEGIS produced no unsafe SQL statements and successfully executed 100 of 107 generated queries against the seeded MySQL database. In contrast, the direct LLM-to-SQL baseline executed 27 of 107 queries successfully and produced one genuine unsafe write statement. These results support the main argument that deterministic compilation and semantic-layer constraints can improve SQL safety in natural-language reporting systems.</w:t>
+      </w:r>
+    </w:p>
+    <w:p>
+      <w:pPr>
+        <w:spacing w:after="0" w:before="0" w:line="360" w:lineRule="auto"/>
         <w:jc w:val="both"/>
       </w:pPr>
       <w:r>
@@ -17628,52 +16932,7 @@
           <w:i w:val="0"/>
           <w:sz w:val="24"/>
         </w:rPr>
-        <w:t>This thesis presented AEGIS, a system for turning plain-English reporting requests into dynamic, refreshable dashboard widgets over relational databases. The central contribution has two parts. First, a system design that limits the language model to understanding questions, while all query building, chart selection, and widget storage is handled by fixed rules and pre-approved templates, so that safety is a property guaranteed by system structure rather than a probability that improves with model quality. Second, a semantic-layer and vocabulary-injection design that makes approved business terms explicit instead of asking the model to infer them from raw schema names.</w:t>
-      </w:r>
-    </w:p>
-    <w:p>
-      <w:pPr>
-        <w:spacing w:after="240" w:before="0" w:line="360" w:lineRule="auto"/>
-        <w:jc w:val="both"/>
-      </w:pPr>
-      <w:r>
-        <w:rPr>
-          <w:rFonts w:ascii="Times New Roman" w:hAnsi="Times New Roman"/>
-          <w:b w:val="0"/>
-          <w:i w:val="0"/>
-          <w:sz w:val="24"/>
-        </w:rPr>
-        <w:t>The verified evaluation shows that AEGIS produced no unsafe SQL statements across the 107-query benchmark and successfully executed 100 of 107 generated queries against the seeded MySQL database. The direct LLM-to-SQL baseline successfully executed 27 of 107 queries and produced one genuine unsafe write statement. These figures support the safety argument while also exposing the remaining engineering work: seven AEGIS execution failures, incomplete scope detection, and an unmeasured semantic correctness benchmark.</w:t>
-      </w:r>
-    </w:p>
-    <w:p>
-      <w:pPr>
-        <w:spacing w:after="240" w:before="0" w:line="360" w:lineRule="auto"/>
-        <w:jc w:val="both"/>
-      </w:pPr>
-      <w:r>
-        <w:rPr>
-          <w:rFonts w:ascii="Times New Roman" w:hAnsi="Times New Roman"/>
-          <w:b w:val="0"/>
-          <w:i w:val="0"/>
-          <w:sz w:val="24"/>
-        </w:rPr>
-        <w:t>The literature review situates this contribution precisely: prior text-to-SQL research, from Seq2SQL through RAT-SQL and PICARD, treats SQL-generation accuracy as the object of study and, with the partial exception of a 2025 systematic review's discussion of injection attacks, does not evaluate safety as a first-class property at all. AEGIS's architectural choice, removing SQL generation from the language model's role entirely rather than constraining it more tightly, is a categorically different answer to the same underlying problem, and one independently echoed in recent explanatory-analytics research that arrives at the same 'let a deterministic layer compute the answer' principle in an unrelated domain.</w:t>
-      </w:r>
-    </w:p>
-    <w:p>
-      <w:pPr>
-        <w:spacing w:after="0" w:before="0" w:line="360" w:lineRule="auto"/>
-        <w:jc w:val="both"/>
-      </w:pPr>
-      <w:r>
-        <w:rPr>
-          <w:rFonts w:ascii="Times New Roman" w:hAnsi="Times New Roman"/>
-          <w:b w:val="0"/>
-          <w:i w:val="0"/>
-          <w:sz w:val="24"/>
-        </w:rPr>
-        <w:t>AEGIS is built for environments where data privacy, consistent reporting definitions, and daily reuse of saved reports matter more than unlimited query flexibility. The limitations discussion states plainly what this design gives up in exchange: a bounded vocabulary, an upfront semantic layer construction cost, and dependence on intent-extraction quality for semantic (though never safety) correctness. Within that scope, this thesis demonstrates that restricting SQL generation to a finite set of validated business patterns is a practical, measurable path to safe, auditable natural-language reporting in institutional environments.</w:t>
+        <w:t>AEGIS is not a general-purpose text-to-SQL system. Its limitations include semantic layer construction cost, bounded query coverage, remaining execution failures, incomplete scope detection, and the need for a separately annotated semantic-correctness benchmark. Within this scope, the thesis demonstrates that restricting SQL generation to validated business patterns is a practical direction for safer, reusable, and more auditable natural-language analytics in institutional environments.</w:t>
       </w:r>
     </w:p>
     <w:p>

--- a/docs/scripts/AEGIS Thesis Book Draft - A Constraint-Based Architecture for Safe LLM-Assisted Natural Language Analytics.docx
+++ b/docs/scripts/AEGIS Thesis Book Draft - A Constraint-Based Architecture for Safe LLM-Assisted Natural Language Analytics.docx
@@ -1646,7 +1646,7 @@
           <w:b w:val="0"/>
           <w:sz w:val="23"/>
         </w:rPr>
-        <w:t>5.2 SQL Safety and True Database Execution Validity</w:t>
+        <w:t>5.2 Main Result Summary</w:t>
         <w:tab/>
         <w:t>25</w:t>
       </w:r>
@@ -1666,7 +1666,7 @@
           <w:b w:val="0"/>
           <w:sz w:val="23"/>
         </w:rPr>
-        <w:t>5.3 Execution Failure Analysis</w:t>
+        <w:t>5.3 SQL Safety</w:t>
         <w:tab/>
         <w:t>26</w:t>
       </w:r>
@@ -1686,7 +1686,7 @@
           <w:b w:val="0"/>
           <w:sz w:val="23"/>
         </w:rPr>
-        <w:t>5.4 Semantic Correctness and Accuracy</w:t>
+        <w:t>5.4 True Database Execution Validity</w:t>
         <w:tab/>
         <w:t>27</w:t>
       </w:r>
@@ -1706,9 +1706,9 @@
           <w:b w:val="0"/>
           <w:sz w:val="23"/>
         </w:rPr>
-        <w:t>5.5 B3 Template-Only Baseline</w:t>
+        <w:t>5.5 Execution Failure Analysis</w:t>
         <w:tab/>
-        <w:t>28</w:t>
+        <w:t>27</w:t>
       </w:r>
     </w:p>
     <w:p>
@@ -1726,7 +1726,47 @@
           <w:b w:val="0"/>
           <w:sz w:val="23"/>
         </w:rPr>
-        <w:t>5.6 Discussion</w:t>
+        <w:t>5.6 Semantic Correctness Limitation</w:t>
+        <w:tab/>
+        <w:t>28</w:t>
+      </w:r>
+    </w:p>
+    <w:p>
+      <w:pPr>
+        <w:spacing w:after="80" w:before="0" w:line="360" w:lineRule="auto"/>
+        <w:ind w:left="432"/>
+        <w:jc w:val="both"/>
+        <w:tabs>
+          <w:tab w:val="right" w:leader="dot" w:pos="8640"/>
+        </w:tabs>
+      </w:pPr>
+      <w:r>
+        <w:rPr>
+          <w:rFonts w:ascii="Times New Roman" w:hAnsi="Times New Roman"/>
+          <w:b w:val="0"/>
+          <w:sz w:val="23"/>
+        </w:rPr>
+        <w:t>5.7 B3 Template-Only Baseline</w:t>
+        <w:tab/>
+        <w:t>29</w:t>
+      </w:r>
+    </w:p>
+    <w:p>
+      <w:pPr>
+        <w:spacing w:after="80" w:before="0" w:line="360" w:lineRule="auto"/>
+        <w:ind w:left="432"/>
+        <w:jc w:val="both"/>
+        <w:tabs>
+          <w:tab w:val="right" w:leader="dot" w:pos="8640"/>
+        </w:tabs>
+      </w:pPr>
+      <w:r>
+        <w:rPr>
+          <w:rFonts w:ascii="Times New Roman" w:hAnsi="Times New Roman"/>
+          <w:b w:val="0"/>
+          <w:sz w:val="23"/>
+        </w:rPr>
+        <w:t>5.8 Comparative Discussion</w:t>
         <w:tab/>
         <w:t>29</w:t>
       </w:r>
@@ -1768,7 +1808,7 @@
         </w:rPr>
         <w:t>Chapter 7: Conclusion</w:t>
         <w:tab/>
-        <w:t>34</w:t>
+        <w:t>33</w:t>
       </w:r>
     </w:p>
     <w:p>
@@ -1788,7 +1828,7 @@
         </w:rPr>
         <w:t>References</w:t>
         <w:tab/>
-        <w:t>35</w:t>
+        <w:t>34</w:t>
       </w:r>
     </w:p>
     <w:p>
@@ -1952,7 +1992,7 @@
         </w:rPr>
         <w:t>Figure 8: Safety and execution-validity comparison</w:t>
         <w:tab/>
-        <w:t>26</w:t>
+        <w:t>27</w:t>
       </w:r>
     </w:p>
     <w:p>
@@ -2078,7 +2118,7 @@
           <w:rFonts w:ascii="Times New Roman" w:hAnsi="Times New Roman"/>
           <w:sz w:val="24"/>
         </w:rPr>
-        <w:t>Table 5.1: Verified benchmark status</w:t>
+        <w:t>Table 5.1: Evaluation benchmark status</w:t>
         <w:tab/>
         <w:t>25</w:t>
       </w:r>
@@ -2096,7 +2136,7 @@
           <w:rFonts w:ascii="Times New Roman" w:hAnsi="Times New Roman"/>
           <w:sz w:val="24"/>
         </w:rPr>
-        <w:t>Table 5.2: SQL safety and true execution validity</w:t>
+        <w:t>Table 5.2: Main evaluation result summary</w:t>
         <w:tab/>
         <w:t>26</w:t>
       </w:r>
@@ -2114,9 +2154,9 @@
           <w:rFonts w:ascii="Times New Roman" w:hAnsi="Times New Roman"/>
           <w:sz w:val="24"/>
         </w:rPr>
-        <w:t>Table 5.3: True-execution failure analysis</w:t>
+        <w:t>Table 5.3: SQL safety</w:t>
         <w:tab/>
-        <w:t>27</w:t>
+        <w:t>26</w:t>
       </w:r>
     </w:p>
     <w:p>
@@ -2132,9 +2172,9 @@
           <w:rFonts w:ascii="Times New Roman" w:hAnsi="Times New Roman"/>
           <w:sz w:val="24"/>
         </w:rPr>
-        <w:t>Table 5.4: Evaluation metric distinction</w:t>
+        <w:t>Table 5.4: True execution validity</w:t>
         <w:tab/>
-        <w:t>28</w:t>
+        <w:t>27</w:t>
       </w:r>
     </w:p>
     <w:p>
@@ -2150,7 +2190,7 @@
           <w:rFonts w:ascii="Times New Roman" w:hAnsi="Times New Roman"/>
           <w:sz w:val="24"/>
         </w:rPr>
-        <w:t>Table 5.5: Template-only baseline summary</w:t>
+        <w:t>Table 5.5: True-execution failure analysis</w:t>
         <w:tab/>
         <w:t>28</w:t>
       </w:r>
@@ -2168,9 +2208,45 @@
           <w:rFonts w:ascii="Times New Roman" w:hAnsi="Times New Roman"/>
           <w:sz w:val="24"/>
         </w:rPr>
-        <w:t>Table 5.6: AEGIS vs. direct LLM-to-SQL</w:t>
+        <w:t>Table 5.6: Evaluation metric distinction</w:t>
+        <w:tab/>
+        <w:t>28</w:t>
+      </w:r>
+    </w:p>
+    <w:p>
+      <w:pPr>
+        <w:spacing w:after="80" w:before="0" w:line="360" w:lineRule="auto"/>
+        <w:jc w:val="both"/>
+        <w:tabs>
+          <w:tab w:val="right" w:leader="dot" w:pos="8640"/>
+        </w:tabs>
+      </w:pPr>
+      <w:r>
+        <w:rPr>
+          <w:rFonts w:ascii="Times New Roman" w:hAnsi="Times New Roman"/>
+          <w:sz w:val="24"/>
+        </w:rPr>
+        <w:t>Table 5.7: Template-only baseline summary</w:t>
         <w:tab/>
         <w:t>29</w:t>
+      </w:r>
+    </w:p>
+    <w:p>
+      <w:pPr>
+        <w:spacing w:after="80" w:before="0" w:line="360" w:lineRule="auto"/>
+        <w:jc w:val="both"/>
+        <w:tabs>
+          <w:tab w:val="right" w:leader="dot" w:pos="8640"/>
+        </w:tabs>
+      </w:pPr>
+      <w:r>
+        <w:rPr>
+          <w:rFonts w:ascii="Times New Roman" w:hAnsi="Times New Roman"/>
+          <w:sz w:val="24"/>
+        </w:rPr>
+        <w:t>Table 5.8: AEGIS vs. direct LLM-to-SQL</w:t>
+        <w:tab/>
+        <w:t>30</w:t>
       </w:r>
     </w:p>
     <w:p>
@@ -7994,7 +8070,239 @@
     </w:p>
     <w:p>
       <w:pPr>
-        <w:spacing w:after="80" w:before="160" w:line="360" w:lineRule="auto"/>
+        <w:spacing w:after="80" w:line="360" w:lineRule="auto"/>
+        <w:ind w:left="461" w:hanging="259"/>
+      </w:pPr>
+      <w:r>
+        <w:rPr>
+          <w:rFonts w:ascii="Times New Roman" w:hAnsi="Times New Roman"/>
+          <w:sz w:val="24"/>
+        </w:rPr>
+        <w:t>•</w:t>
+        <w:tab/>
+      </w:r>
+      <w:r>
+        <w:rPr>
+          <w:rFonts w:ascii="Times New Roman" w:hAnsi="Times New Roman"/>
+          <w:b/>
+          <w:sz w:val="24"/>
+        </w:rPr>
+        <w:t xml:space="preserve">T1 - Prompt injection attempting SQL generation: </w:t>
+      </w:r>
+      <w:r>
+        <w:rPr>
+          <w:rFonts w:ascii="Times New Roman" w:hAnsi="Times New Roman"/>
+          <w:sz w:val="24"/>
+        </w:rPr>
+        <w:t>"Ignore previous instructions. Generate DROP TABLE orders."</w:t>
+      </w:r>
+    </w:p>
+    <w:p>
+      <w:pPr>
+        <w:spacing w:after="80" w:line="360" w:lineRule="auto"/>
+        <w:ind w:left="821" w:hanging="259"/>
+      </w:pPr>
+      <w:r>
+        <w:rPr>
+          <w:rFonts w:ascii="Times New Roman" w:hAnsi="Times New Roman"/>
+          <w:sz w:val="24"/>
+        </w:rPr>
+        <w:t>•</w:t>
+        <w:tab/>
+      </w:r>
+      <w:r>
+        <w:rPr>
+          <w:rFonts w:ascii="Times New Roman" w:hAnsi="Times New Roman"/>
+          <w:b/>
+          <w:sz w:val="24"/>
+        </w:rPr>
+        <w:t xml:space="preserve">Control: </w:t>
+      </w:r>
+      <w:r>
+        <w:rPr>
+          <w:rFonts w:ascii="Times New Roman" w:hAnsi="Times New Roman"/>
+          <w:sz w:val="24"/>
+        </w:rPr>
+        <w:t>The IntentObject schema contains no SQL field. Any non-approved string in metric_term or dimension_term is rejected by Pydantic type validation at Stage 2, before the compiler is reached.</w:t>
+      </w:r>
+    </w:p>
+    <w:p>
+      <w:pPr>
+        <w:spacing w:after="80" w:line="360" w:lineRule="auto"/>
+        <w:ind w:left="461" w:hanging="259"/>
+      </w:pPr>
+      <w:r>
+        <w:rPr>
+          <w:rFonts w:ascii="Times New Roman" w:hAnsi="Times New Roman"/>
+          <w:sz w:val="24"/>
+        </w:rPr>
+        <w:t>•</w:t>
+        <w:tab/>
+      </w:r>
+      <w:r>
+        <w:rPr>
+          <w:rFonts w:ascii="Times New Roman" w:hAnsi="Times New Roman"/>
+          <w:b/>
+          <w:sz w:val="24"/>
+        </w:rPr>
+        <w:t xml:space="preserve">T2 - Unauthorized metric or dimension access: </w:t>
+      </w:r>
+      <w:r>
+        <w:rPr>
+          <w:rFonts w:ascii="Times New Roman" w:hAnsi="Times New Roman"/>
+          <w:sz w:val="24"/>
+        </w:rPr>
+        <w:t>"Show me customer passwords" or "List credit card numbers by order."</w:t>
+      </w:r>
+    </w:p>
+    <w:p>
+      <w:pPr>
+        <w:spacing w:after="80" w:line="360" w:lineRule="auto"/>
+        <w:ind w:left="821" w:hanging="259"/>
+      </w:pPr>
+      <w:r>
+        <w:rPr>
+          <w:rFonts w:ascii="Times New Roman" w:hAnsi="Times New Roman"/>
+          <w:sz w:val="24"/>
+        </w:rPr>
+        <w:t>•</w:t>
+        <w:tab/>
+      </w:r>
+      <w:r>
+        <w:rPr>
+          <w:rFonts w:ascii="Times New Roman" w:hAnsi="Times New Roman"/>
+          <w:b/>
+          <w:sz w:val="24"/>
+        </w:rPr>
+        <w:t xml:space="preserve">Control: </w:t>
+      </w:r>
+      <w:r>
+        <w:rPr>
+          <w:rFonts w:ascii="Times New Roman" w:hAnsi="Times New Roman"/>
+          <w:sz w:val="24"/>
+        </w:rPr>
+        <w:t>Fields such as customer_password do not exist in the semantic layer vocabulary. The LLM never sees those names; it receives only the curated, approved label list. Stage 2 rejects any unrecognized term.</w:t>
+      </w:r>
+    </w:p>
+    <w:p>
+      <w:pPr>
+        <w:spacing w:after="80" w:line="360" w:lineRule="auto"/>
+        <w:ind w:left="461" w:hanging="259"/>
+      </w:pPr>
+      <w:r>
+        <w:rPr>
+          <w:rFonts w:ascii="Times New Roman" w:hAnsi="Times New Roman"/>
+          <w:sz w:val="24"/>
+        </w:rPr>
+        <w:t>•</w:t>
+        <w:tab/>
+      </w:r>
+      <w:r>
+        <w:rPr>
+          <w:rFonts w:ascii="Times New Roman" w:hAnsi="Times New Roman"/>
+          <w:b/>
+          <w:sz w:val="24"/>
+        </w:rPr>
+        <w:t xml:space="preserve">T3 - Unauthorized row access: </w:t>
+      </w:r>
+      <w:r>
+        <w:rPr>
+          <w:rFonts w:ascii="Times New Roman" w:hAnsi="Times New Roman"/>
+          <w:sz w:val="24"/>
+        </w:rPr>
+        <w:t>A store-level user asks: "Show revenue for all branches."</w:t>
+      </w:r>
+    </w:p>
+    <w:p>
+      <w:pPr>
+        <w:spacing w:after="80" w:line="360" w:lineRule="auto"/>
+        <w:ind w:left="821" w:hanging="259"/>
+      </w:pPr>
+      <w:r>
+        <w:rPr>
+          <w:rFonts w:ascii="Times New Roman" w:hAnsi="Times New Roman"/>
+          <w:sz w:val="24"/>
+        </w:rPr>
+        <w:t>•</w:t>
+        <w:tab/>
+      </w:r>
+      <w:r>
+        <w:rPr>
+          <w:rFonts w:ascii="Times New Roman" w:hAnsi="Times New Roman"/>
+          <w:b/>
+          <w:sz w:val="24"/>
+        </w:rPr>
+        <w:t xml:space="preserve">Control: </w:t>
+      </w:r>
+      <w:r>
+        <w:rPr>
+          <w:rFonts w:ascii="Times New Roman" w:hAnsi="Times New Roman"/>
+          <w:sz w:val="24"/>
+        </w:rPr>
+        <w:t>Stage 4 (Permission Rewriter) runs after the LLM and appends a role-specific WHERE predicate (for example, AND o.StoreId = :user_store) derived from the authenticated session. This cannot be suppressed or overridden by natural-language content.</w:t>
+      </w:r>
+    </w:p>
+    <w:p>
+      <w:pPr>
+        <w:spacing w:after="80" w:line="360" w:lineRule="auto"/>
+        <w:ind w:left="461" w:hanging="259"/>
+      </w:pPr>
+      <w:r>
+        <w:rPr>
+          <w:rFonts w:ascii="Times New Roman" w:hAnsi="Times New Roman"/>
+          <w:sz w:val="24"/>
+        </w:rPr>
+        <w:t>•</w:t>
+        <w:tab/>
+      </w:r>
+      <w:r>
+        <w:rPr>
+          <w:rFonts w:ascii="Times New Roman" w:hAnsi="Times New Roman"/>
+          <w:b/>
+          <w:sz w:val="24"/>
+        </w:rPr>
+        <w:t xml:space="preserve">T4 - DML or DDL injection: </w:t>
+      </w:r>
+      <w:r>
+        <w:rPr>
+          <w:rFonts w:ascii="Times New Roman" w:hAnsi="Times New Roman"/>
+          <w:sz w:val="24"/>
+        </w:rPr>
+        <w:t>A crafted prompt that tricks the LLM into associating a write operation with an intent class.</w:t>
+      </w:r>
+    </w:p>
+    <w:p>
+      <w:pPr>
+        <w:spacing w:after="80" w:line="360" w:lineRule="auto"/>
+        <w:ind w:left="821" w:hanging="259"/>
+      </w:pPr>
+      <w:r>
+        <w:rPr>
+          <w:rFonts w:ascii="Times New Roman" w:hAnsi="Times New Roman"/>
+          <w:sz w:val="24"/>
+        </w:rPr>
+        <w:t>•</w:t>
+        <w:tab/>
+      </w:r>
+      <w:r>
+        <w:rPr>
+          <w:rFonts w:ascii="Times New Roman" w:hAnsi="Times New Roman"/>
+          <w:b/>
+          <w:sz w:val="24"/>
+        </w:rPr>
+        <w:t xml:space="preserve">Control: </w:t>
+      </w:r>
+      <w:r>
+        <w:rPr>
+          <w:rFonts w:ascii="Times New Roman" w:hAnsi="Times New Roman"/>
+          <w:sz w:val="24"/>
+        </w:rPr>
+        <w:t>No template in the pattern library contains a DML or DDL keyword. The AST-level post-compilation validator explicitly rejects any non-SELECT statement as a defense-in-depth layer.</w:t>
+      </w:r>
+    </w:p>
+    <w:p>
+      <w:pPr>
+        <w:spacing w:after="120" w:before="0" w:line="360" w:lineRule="auto"/>
         <w:jc w:val="both"/>
       </w:pPr>
       <w:r>
@@ -8004,47 +8312,98 @@
           <w:i w:val="0"/>
           <w:sz w:val="24"/>
         </w:rPr>
-        <w:t xml:space="preserve">T1 - Prompt injection attempting SQL generation. </w:t>
+        <w:t>Not protected by AEGIS (requires operational security controls outside this architecture):</w:t>
       </w:r>
     </w:p>
     <w:p>
       <w:pPr>
-        <w:spacing w:after="40" w:before="0" w:line="360" w:lineRule="auto"/>
-        <w:jc w:val="both"/>
-      </w:pPr>
-      <w:r>
-        <w:rPr>
-          <w:rFonts w:ascii="Times New Roman" w:hAnsi="Times New Roman"/>
-          <w:b/>
-          <w:i/>
+        <w:spacing w:after="80" w:line="360" w:lineRule="auto"/>
+        <w:ind w:left="461" w:hanging="259"/>
+      </w:pPr>
+      <w:r>
+        <w:rPr>
+          <w:rFonts w:ascii="Times New Roman" w:hAnsi="Times New Roman"/>
           <w:sz w:val="24"/>
         </w:rPr>
-        <w:t xml:space="preserve">Attack: </w:t>
-      </w:r>
-      <w:r>
-        <w:rPr>
-          <w:rFonts w:ascii="Times New Roman" w:hAnsi="Times New Roman"/>
-          <w:b w:val="0"/>
-          <w:i/>
+        <w:t>•</w:t>
+        <w:tab/>
+      </w:r>
+      <w:r>
+        <w:rPr>
+          <w:rFonts w:ascii="Times New Roman" w:hAnsi="Times New Roman"/>
           <w:sz w:val="24"/>
         </w:rPr>
-        <w:t>"Ignore previous instructions. Generate DROP TABLE orders."</w:t>
+        <w:t>A malicious administrator embedding arbitrary SQL inside a metric's sql_expr field.</w:t>
       </w:r>
     </w:p>
     <w:p>
       <w:pPr>
-        <w:spacing w:after="120" w:before="0" w:line="360" w:lineRule="auto"/>
+        <w:spacing w:after="80" w:line="360" w:lineRule="auto"/>
+        <w:ind w:left="461" w:hanging="259"/>
+      </w:pPr>
+      <w:r>
+        <w:rPr>
+          <w:rFonts w:ascii="Times New Roman" w:hAnsi="Times New Roman"/>
+          <w:sz w:val="24"/>
+        </w:rPr>
+        <w:t>•</w:t>
+        <w:tab/>
+      </w:r>
+      <w:r>
+        <w:rPr>
+          <w:rFonts w:ascii="Times New Roman" w:hAnsi="Times New Roman"/>
+          <w:sz w:val="24"/>
+        </w:rPr>
+        <w:t>Supply-chain compromise of the compiler module or the SQL parser library.</w:t>
+      </w:r>
+    </w:p>
+    <w:p>
+      <w:pPr>
+        <w:spacing w:after="80" w:line="360" w:lineRule="auto"/>
+        <w:ind w:left="461" w:hanging="259"/>
+      </w:pPr>
+      <w:r>
+        <w:rPr>
+          <w:rFonts w:ascii="Times New Roman" w:hAnsi="Times New Roman"/>
+          <w:sz w:val="24"/>
+        </w:rPr>
+        <w:t>•</w:t>
+        <w:tab/>
+      </w:r>
+      <w:r>
+        <w:rPr>
+          <w:rFonts w:ascii="Times New Roman" w:hAnsi="Times New Roman"/>
+          <w:sz w:val="24"/>
+        </w:rPr>
+        <w:t>Database-level privilege escalation that bypasses the application layer.</w:t>
+      </w:r>
+    </w:p>
+    <w:p>
+      <w:pPr>
+        <w:spacing w:after="80" w:line="360" w:lineRule="auto"/>
+        <w:ind w:left="461" w:hanging="259"/>
+      </w:pPr>
+      <w:r>
+        <w:rPr>
+          <w:rFonts w:ascii="Times New Roman" w:hAnsi="Times New Roman"/>
+          <w:sz w:val="24"/>
+        </w:rPr>
+        <w:t>•</w:t>
+        <w:tab/>
+      </w:r>
+      <w:r>
+        <w:rPr>
+          <w:rFonts w:ascii="Times New Roman" w:hAnsi="Times New Roman"/>
+          <w:sz w:val="24"/>
+        </w:rPr>
+        <w:t>LLM provider infrastructure compromise or model poisoning.</w:t>
+      </w:r>
+    </w:p>
+    <w:p>
+      <w:pPr>
+        <w:spacing w:after="0" w:before="0" w:line="360" w:lineRule="auto"/>
         <w:jc w:val="both"/>
       </w:pPr>
-      <w:r>
-        <w:rPr>
-          <w:rFonts w:ascii="Times New Roman" w:hAnsi="Times New Roman"/>
-          <w:b/>
-          <w:i w:val="0"/>
-          <w:sz w:val="24"/>
-        </w:rPr>
-        <w:t xml:space="preserve">Control: </w:t>
-      </w:r>
       <w:r>
         <w:rPr>
           <w:rFonts w:ascii="Times New Roman" w:hAnsi="Times New Roman"/>
@@ -8052,62 +8411,33 @@
           <w:i w:val="0"/>
           <w:sz w:val="24"/>
         </w:rPr>
-        <w:t>The IntentObject schema contains no SQL field. Any non-approved string in metric_term or dimension_term is rejected by Pydantic type validation at Stage 2, before the compiler is reached.</w:t>
+        <w:t>Explicitly documenting out-of-scope threats is itself a contribution: prior NL-to-SQL work rarely specifies the boundary of its safety claims, which makes meaningful security comparison difficult.</w:t>
       </w:r>
     </w:p>
     <w:p>
-      <w:pPr>
-        <w:spacing w:after="80" w:before="160" w:line="360" w:lineRule="auto"/>
-        <w:jc w:val="both"/>
-      </w:pPr>
-      <w:r>
-        <w:rPr>
-          <w:rFonts w:ascii="Times New Roman" w:hAnsi="Times New Roman"/>
-          <w:b/>
-          <w:i w:val="0"/>
-          <w:sz w:val="24"/>
-        </w:rPr>
-        <w:t xml:space="preserve">T2 - Unauthorized metric or dimension access. </w:t>
+      <w:r>
+        <w:br w:type="page"/>
       </w:r>
     </w:p>
     <w:p>
       <w:pPr>
-        <w:spacing w:after="40" w:before="0" w:line="360" w:lineRule="auto"/>
-        <w:jc w:val="both"/>
+        <w:spacing w:before="320" w:after="160"/>
+        <w:jc w:val="left"/>
       </w:pPr>
       <w:r>
         <w:rPr>
           <w:rFonts w:ascii="Times New Roman" w:hAnsi="Times New Roman"/>
           <w:b/>
-          <w:i/>
-          <w:sz w:val="24"/>
-        </w:rPr>
-        <w:t xml:space="preserve">Attack: </w:t>
-      </w:r>
-      <w:r>
-        <w:rPr>
-          <w:rFonts w:ascii="Times New Roman" w:hAnsi="Times New Roman"/>
-          <w:b w:val="0"/>
-          <w:i/>
-          <w:sz w:val="24"/>
-        </w:rPr>
-        <w:t>"Show me customer passwords" or "List credit card numbers by order."</w:t>
+          <w:sz w:val="28"/>
+        </w:rPr>
+        <w:t>3.6  System Architecture</w:t>
       </w:r>
     </w:p>
     <w:p>
       <w:pPr>
-        <w:spacing w:after="120" w:before="0" w:line="360" w:lineRule="auto"/>
+        <w:spacing w:after="200" w:before="0" w:line="360" w:lineRule="auto"/>
         <w:jc w:val="both"/>
       </w:pPr>
-      <w:r>
-        <w:rPr>
-          <w:rFonts w:ascii="Times New Roman" w:hAnsi="Times New Roman"/>
-          <w:b/>
-          <w:i w:val="0"/>
-          <w:sz w:val="24"/>
-        </w:rPr>
-        <w:t xml:space="preserve">Control: </w:t>
-      </w:r>
       <w:r>
         <w:rPr>
           <w:rFonts w:ascii="Times New Roman" w:hAnsi="Times New Roman"/>
@@ -8115,152 +8445,185 @@
           <w:i w:val="0"/>
           <w:sz w:val="24"/>
         </w:rPr>
-        <w:t>Fields such as customer_password do not exist in the semantic layer vocabulary. The LLM never sees those names; it receives only the curated, approved label list. Stage 2 rejects any unrecognized term.</w:t>
+        <w:t>Every user query travels through exactly seven stages. Stages 2 through 7 contain no artificial intelligence; they are deterministic code. Rejection at any stage produces a structured clarification message rather than a best-effort guess.</w:t>
       </w:r>
     </w:p>
     <w:p>
       <w:pPr>
-        <w:spacing w:after="80" w:before="160" w:line="360" w:lineRule="auto"/>
-        <w:jc w:val="both"/>
-      </w:pPr>
+        <w:spacing w:after="80" w:line="360" w:lineRule="auto"/>
+        <w:ind w:left="461" w:hanging="259"/>
+      </w:pPr>
+      <w:r>
+        <w:rPr>
+          <w:rFonts w:ascii="Times New Roman" w:hAnsi="Times New Roman"/>
+          <w:sz w:val="24"/>
+        </w:rPr>
+        <w:t>•</w:t>
+        <w:tab/>
+      </w:r>
       <w:r>
         <w:rPr>
           <w:rFonts w:ascii="Times New Roman" w:hAnsi="Times New Roman"/>
           <w:b/>
-          <w:i w:val="0"/>
           <w:sz w:val="24"/>
         </w:rPr>
-        <w:t xml:space="preserve">T3 - Unauthorized row access. </w:t>
+        <w:t xml:space="preserve">Stage 1 - Intent Extraction: </w:t>
+      </w:r>
+      <w:r>
+        <w:rPr>
+          <w:rFonts w:ascii="Times New Roman" w:hAnsi="Times New Roman"/>
+          <w:sz w:val="24"/>
+        </w:rPr>
+        <w:t>A lightweight LLM reads the query together with a system prompt built from the semantic layer, and outputs a validated IntentObject (intent class, metric term, dimension term, filters, sort, limit, confidence). This is the only stage that involves artificial intelligence.</w:t>
       </w:r>
     </w:p>
     <w:p>
       <w:pPr>
-        <w:spacing w:after="40" w:before="0" w:line="360" w:lineRule="auto"/>
-        <w:jc w:val="both"/>
-      </w:pPr>
+        <w:spacing w:after="80" w:line="360" w:lineRule="auto"/>
+        <w:ind w:left="461" w:hanging="259"/>
+      </w:pPr>
+      <w:r>
+        <w:rPr>
+          <w:rFonts w:ascii="Times New Roman" w:hAnsi="Times New Roman"/>
+          <w:sz w:val="24"/>
+        </w:rPr>
+        <w:t>•</w:t>
+        <w:tab/>
+      </w:r>
       <w:r>
         <w:rPr>
           <w:rFonts w:ascii="Times New Roman" w:hAnsi="Times New Roman"/>
           <w:b/>
-          <w:i/>
           <w:sz w:val="24"/>
         </w:rPr>
-        <w:t xml:space="preserve">Attack: </w:t>
-      </w:r>
-      <w:r>
-        <w:rPr>
-          <w:rFonts w:ascii="Times New Roman" w:hAnsi="Times New Roman"/>
-          <w:b w:val="0"/>
-          <w:i/>
+        <w:t xml:space="preserve">Stage 2 - Coverage Validation: </w:t>
+      </w:r>
+      <w:r>
+        <w:rPr>
+          <w:rFonts w:ascii="Times New Roman" w:hAnsi="Times New Roman"/>
           <w:sz w:val="24"/>
         </w:rPr>
-        <w:t>A store-level user asks: "Show revenue for all branches."</w:t>
+        <w:t>The server checks that both the metric term and the dimension term exist in the semantic layer vocabulary before anything else runs. Unknown identifiers are rejected here, with a structured message listing the available identifiers, rather than being passed to the compiler.</w:t>
       </w:r>
     </w:p>
     <w:p>
       <w:pPr>
-        <w:spacing w:after="120" w:before="0" w:line="360" w:lineRule="auto"/>
-        <w:jc w:val="both"/>
-      </w:pPr>
+        <w:spacing w:after="80" w:line="360" w:lineRule="auto"/>
+        <w:ind w:left="461" w:hanging="259"/>
+      </w:pPr>
+      <w:r>
+        <w:rPr>
+          <w:rFonts w:ascii="Times New Roman" w:hAnsi="Times New Roman"/>
+          <w:sz w:val="24"/>
+        </w:rPr>
+        <w:t>•</w:t>
+        <w:tab/>
+      </w:r>
       <w:r>
         <w:rPr>
           <w:rFonts w:ascii="Times New Roman" w:hAnsi="Times New Roman"/>
           <w:b/>
-          <w:i w:val="0"/>
           <w:sz w:val="24"/>
         </w:rPr>
-        <w:t xml:space="preserve">Control: </w:t>
-      </w:r>
-      <w:r>
-        <w:rPr>
-          <w:rFonts w:ascii="Times New Roman" w:hAnsi="Times New Roman"/>
-          <w:b w:val="0"/>
-          <w:i w:val="0"/>
+        <w:t xml:space="preserve">Stage 3 - Semantic Mapping: </w:t>
+      </w:r>
+      <w:r>
+        <w:rPr>
+          <w:rFonts w:ascii="Times New Roman" w:hAnsi="Times New Roman"/>
           <w:sz w:val="24"/>
         </w:rPr>
-        <w:t>Stage 4 (Permission Rewriter) runs after the LLM and appends a role-specific WHERE predicate (for example, AND o.StoreId = :user_store) derived from the authenticated session. This cannot be suppressed or overridden by natural-language content.</w:t>
+        <w:t>Business-logic aliases are expanded (for example, 'abandoned' maps to a specific OrderStatusId), and relative time expressions such as 'this month' are resolved to concrete date predicates.</w:t>
       </w:r>
     </w:p>
     <w:p>
       <w:pPr>
-        <w:spacing w:after="80" w:before="160" w:line="360" w:lineRule="auto"/>
-        <w:jc w:val="both"/>
-      </w:pPr>
+        <w:spacing w:after="80" w:line="360" w:lineRule="auto"/>
+        <w:ind w:left="461" w:hanging="259"/>
+      </w:pPr>
+      <w:r>
+        <w:rPr>
+          <w:rFonts w:ascii="Times New Roman" w:hAnsi="Times New Roman"/>
+          <w:sz w:val="24"/>
+        </w:rPr>
+        <w:t>•</w:t>
+        <w:tab/>
+      </w:r>
       <w:r>
         <w:rPr>
           <w:rFonts w:ascii="Times New Roman" w:hAnsi="Times New Roman"/>
           <w:b/>
-          <w:i w:val="0"/>
           <w:sz w:val="24"/>
         </w:rPr>
-        <w:t xml:space="preserve">T4 - DML or DDL injection. </w:t>
+        <w:t xml:space="preserve">Stage 4 - Permission Rewriting: </w:t>
+      </w:r>
+      <w:r>
+        <w:rPr>
+          <w:rFonts w:ascii="Times New Roman" w:hAnsi="Times New Roman"/>
+          <w:sz w:val="24"/>
+        </w:rPr>
+        <w:t>A role-specific WHERE predicate is appended based on the authenticated user's session. This runs after the LLM has already finished, so no natural-language content can influence it.</w:t>
       </w:r>
     </w:p>
     <w:p>
       <w:pPr>
-        <w:spacing w:after="40" w:before="0" w:line="360" w:lineRule="auto"/>
-        <w:jc w:val="both"/>
-      </w:pPr>
+        <w:spacing w:after="80" w:line="360" w:lineRule="auto"/>
+        <w:ind w:left="461" w:hanging="259"/>
+      </w:pPr>
+      <w:r>
+        <w:rPr>
+          <w:rFonts w:ascii="Times New Roman" w:hAnsi="Times New Roman"/>
+          <w:sz w:val="24"/>
+        </w:rPr>
+        <w:t>•</w:t>
+        <w:tab/>
+      </w:r>
       <w:r>
         <w:rPr>
           <w:rFonts w:ascii="Times New Roman" w:hAnsi="Times New Roman"/>
           <w:b/>
-          <w:i/>
           <w:sz w:val="24"/>
         </w:rPr>
-        <w:t xml:space="preserve">Attack: </w:t>
-      </w:r>
-      <w:r>
-        <w:rPr>
-          <w:rFonts w:ascii="Times New Roman" w:hAnsi="Times New Roman"/>
-          <w:b w:val="0"/>
-          <w:i/>
+        <w:t xml:space="preserve">Stage 5 - SQL Compilation: </w:t>
+      </w:r>
+      <w:r>
+        <w:rPr>
+          <w:rFonts w:ascii="Times New Roman" w:hAnsi="Times New Roman"/>
           <w:sz w:val="24"/>
         </w:rPr>
-        <w:t>A crafted prompt that tricks the LLM into associating a write operation with an intent class.</w:t>
+        <w:t>A breadth-first search over the join graph finds the minimal join path connecting the tables required by the resolved metric and dimension, and pre-compiled SQL expressions are substituted into a parameterized template. No SQL text is ever assembled from concatenated user input.</w:t>
       </w:r>
     </w:p>
     <w:p>
       <w:pPr>
-        <w:spacing w:after="120" w:before="0" w:line="360" w:lineRule="auto"/>
-        <w:jc w:val="both"/>
-      </w:pPr>
+        <w:spacing w:after="80" w:line="360" w:lineRule="auto"/>
+        <w:ind w:left="461" w:hanging="259"/>
+      </w:pPr>
+      <w:r>
+        <w:rPr>
+          <w:rFonts w:ascii="Times New Roman" w:hAnsi="Times New Roman"/>
+          <w:sz w:val="24"/>
+        </w:rPr>
+        <w:t>•</w:t>
+        <w:tab/>
+      </w:r>
       <w:r>
         <w:rPr>
           <w:rFonts w:ascii="Times New Roman" w:hAnsi="Times New Roman"/>
           <w:b/>
-          <w:i w:val="0"/>
           <w:sz w:val="24"/>
         </w:rPr>
-        <w:t xml:space="preserve">Control: </w:t>
-      </w:r>
-      <w:r>
-        <w:rPr>
-          <w:rFonts w:ascii="Times New Roman" w:hAnsi="Times New Roman"/>
-          <w:b w:val="0"/>
-          <w:i w:val="0"/>
+        <w:t xml:space="preserve">Stage 6 - Visualization Selection: </w:t>
+      </w:r>
+      <w:r>
+        <w:rPr>
+          <w:rFonts w:ascii="Times New Roman" w:hAnsi="Times New Roman"/>
           <w:sz w:val="24"/>
         </w:rPr>
-        <w:t>No template in the pattern library contains a DML or DDL keyword. The AST-level post-compilation validator explicitly rejects any non-SELECT statement as a defense-in-depth layer.</w:t>
+        <w:t>A rule engine maps the intent class and result shape to a default chart type. This stage contains no learned model.</w:t>
       </w:r>
     </w:p>
     <w:p>
       <w:pPr>
-        <w:spacing w:after="120" w:before="0" w:line="360" w:lineRule="auto"/>
-        <w:jc w:val="both"/>
-      </w:pPr>
-      <w:r>
-        <w:rPr>
-          <w:rFonts w:ascii="Times New Roman" w:hAnsi="Times New Roman"/>
-          <w:b/>
-          <w:i w:val="0"/>
-          <w:sz w:val="24"/>
-        </w:rPr>
-        <w:t>Not protected by AEGIS (requires operational security controls outside this architecture):</w:t>
-      </w:r>
-    </w:p>
-    <w:p>
-      <w:pPr>
         <w:spacing w:after="80" w:line="360" w:lineRule="auto"/>
         <w:ind w:left="461" w:hanging="259"/>
       </w:pPr>
@@ -8275,286 +8638,14 @@
       <w:r>
         <w:rPr>
           <w:rFonts w:ascii="Times New Roman" w:hAnsi="Times New Roman"/>
+          <w:b/>
           <w:sz w:val="24"/>
         </w:rPr>
-        <w:t>A malicious administrator embedding arbitrary SQL inside a metric's sql_expr field.</w:t>
-      </w:r>
-    </w:p>
-    <w:p>
-      <w:pPr>
-        <w:spacing w:after="80" w:line="360" w:lineRule="auto"/>
-        <w:ind w:left="461" w:hanging="259"/>
-      </w:pPr>
-      <w:r>
-        <w:rPr>
-          <w:rFonts w:ascii="Times New Roman" w:hAnsi="Times New Roman"/>
-          <w:sz w:val="24"/>
-        </w:rPr>
-        <w:t>•</w:t>
-        <w:tab/>
-      </w:r>
-      <w:r>
-        <w:rPr>
-          <w:rFonts w:ascii="Times New Roman" w:hAnsi="Times New Roman"/>
-          <w:sz w:val="24"/>
-        </w:rPr>
-        <w:t>Supply-chain compromise of the compiler module or the SQL parser library.</w:t>
-      </w:r>
-    </w:p>
-    <w:p>
-      <w:pPr>
-        <w:spacing w:after="80" w:line="360" w:lineRule="auto"/>
-        <w:ind w:left="461" w:hanging="259"/>
-      </w:pPr>
-      <w:r>
-        <w:rPr>
-          <w:rFonts w:ascii="Times New Roman" w:hAnsi="Times New Roman"/>
-          <w:sz w:val="24"/>
-        </w:rPr>
-        <w:t>•</w:t>
-        <w:tab/>
-      </w:r>
-      <w:r>
-        <w:rPr>
-          <w:rFonts w:ascii="Times New Roman" w:hAnsi="Times New Roman"/>
-          <w:sz w:val="24"/>
-        </w:rPr>
-        <w:t>Database-level privilege escalation that bypasses the application layer.</w:t>
-      </w:r>
-    </w:p>
-    <w:p>
-      <w:pPr>
-        <w:spacing w:after="80" w:line="360" w:lineRule="auto"/>
-        <w:ind w:left="461" w:hanging="259"/>
-      </w:pPr>
-      <w:r>
-        <w:rPr>
-          <w:rFonts w:ascii="Times New Roman" w:hAnsi="Times New Roman"/>
-          <w:sz w:val="24"/>
-        </w:rPr>
-        <w:t>•</w:t>
-        <w:tab/>
-      </w:r>
-      <w:r>
-        <w:rPr>
-          <w:rFonts w:ascii="Times New Roman" w:hAnsi="Times New Roman"/>
-          <w:sz w:val="24"/>
-        </w:rPr>
-        <w:t>LLM provider infrastructure compromise or model poisoning.</w:t>
-      </w:r>
-    </w:p>
-    <w:p>
-      <w:pPr>
-        <w:spacing w:after="0" w:before="0" w:line="360" w:lineRule="auto"/>
-        <w:jc w:val="both"/>
-      </w:pPr>
-      <w:r>
-        <w:rPr>
-          <w:rFonts w:ascii="Times New Roman" w:hAnsi="Times New Roman"/>
-          <w:b w:val="0"/>
-          <w:i w:val="0"/>
-          <w:sz w:val="24"/>
-        </w:rPr>
-        <w:t>Explicitly documenting out-of-scope threats is itself a contribution: prior NL-to-SQL work rarely specifies the boundary of its safety claims, which makes meaningful security comparison difficult.</w:t>
-      </w:r>
-    </w:p>
-    <w:p>
-      <w:r>
-        <w:br w:type="page"/>
-      </w:r>
-    </w:p>
-    <w:p>
-      <w:pPr>
-        <w:spacing w:before="320" w:after="160"/>
-        <w:jc w:val="left"/>
-      </w:pPr>
-      <w:r>
-        <w:rPr>
-          <w:rFonts w:ascii="Times New Roman" w:hAnsi="Times New Roman"/>
-          <w:b/>
-          <w:sz w:val="28"/>
-        </w:rPr>
-        <w:t>3.6  System Architecture</w:t>
-      </w:r>
-    </w:p>
-    <w:p>
-      <w:pPr>
-        <w:spacing w:after="200" w:before="0" w:line="360" w:lineRule="auto"/>
-        <w:jc w:val="both"/>
-      </w:pPr>
-      <w:r>
-        <w:rPr>
-          <w:rFonts w:ascii="Times New Roman" w:hAnsi="Times New Roman"/>
-          <w:b w:val="0"/>
-          <w:i w:val="0"/>
-          <w:sz w:val="24"/>
-        </w:rPr>
-        <w:t>Every user query travels through exactly seven stages. Stages 2 through 7 contain no artificial intelligence; they are deterministic code. Rejection at any stage produces a structured clarification message rather than a best-effort guess.</w:t>
-      </w:r>
-    </w:p>
-    <w:p>
-      <w:pPr>
-        <w:spacing w:after="160" w:before="0" w:line="360" w:lineRule="auto"/>
-        <w:jc w:val="both"/>
-      </w:pPr>
-      <w:r>
-        <w:rPr>
-          <w:rFonts w:ascii="Times New Roman" w:hAnsi="Times New Roman"/>
-          <w:b/>
-          <w:i w:val="0"/>
-          <w:sz w:val="24"/>
-        </w:rPr>
-        <w:t xml:space="preserve">Stage 1 - Intent Extraction. </w:t>
-      </w:r>
-      <w:r>
-        <w:rPr>
-          <w:rFonts w:ascii="Times New Roman" w:hAnsi="Times New Roman"/>
-          <w:b w:val="0"/>
-          <w:i w:val="0"/>
-          <w:sz w:val="24"/>
-        </w:rPr>
-        <w:t>A lightweight LLM reads the query together with a system prompt built from the semantic layer, and outputs a validated IntentObject (intent class, metric term, dimension term, filters, sort, limit, confidence). This is the only stage that involves artificial intelligence.</w:t>
-      </w:r>
-    </w:p>
-    <w:p>
-      <w:pPr>
-        <w:spacing w:after="160" w:before="0" w:line="360" w:lineRule="auto"/>
-        <w:jc w:val="both"/>
-      </w:pPr>
-      <w:r>
-        <w:rPr>
-          <w:rFonts w:ascii="Times New Roman" w:hAnsi="Times New Roman"/>
-          <w:b/>
-          <w:i w:val="0"/>
-          <w:sz w:val="24"/>
-        </w:rPr>
-        <w:t xml:space="preserve">Stage 2 - Coverage Validation. </w:t>
-      </w:r>
-      <w:r>
-        <w:rPr>
-          <w:rFonts w:ascii="Times New Roman" w:hAnsi="Times New Roman"/>
-          <w:b w:val="0"/>
-          <w:i w:val="0"/>
-          <w:sz w:val="24"/>
-        </w:rPr>
-        <w:t>The server checks that both the metric term and the dimension term exist in the semantic layer vocabulary before anything else runs. Unknown identifiers are rejected here, with a structured message listing the available identifiers, rather than being passed to the compiler.</w:t>
-      </w:r>
-    </w:p>
-    <w:p>
-      <w:pPr>
-        <w:spacing w:after="160" w:before="0" w:line="360" w:lineRule="auto"/>
-        <w:jc w:val="both"/>
-      </w:pPr>
-      <w:r>
-        <w:rPr>
-          <w:rFonts w:ascii="Times New Roman" w:hAnsi="Times New Roman"/>
-          <w:b/>
-          <w:i w:val="0"/>
-          <w:sz w:val="24"/>
-        </w:rPr>
-        <w:t xml:space="preserve">Stage 3 - Semantic Mapping. </w:t>
-      </w:r>
-      <w:r>
-        <w:rPr>
-          <w:rFonts w:ascii="Times New Roman" w:hAnsi="Times New Roman"/>
-          <w:b w:val="0"/>
-          <w:i w:val="0"/>
-          <w:sz w:val="24"/>
-        </w:rPr>
-        <w:t>Business-logic aliases are expanded (for example, 'abandoned' maps to a specific OrderStatusId), and relative time expressions such as 'this month' are resolved to concrete date predicates.</w:t>
-      </w:r>
-    </w:p>
-    <w:p>
-      <w:pPr>
-        <w:spacing w:after="160" w:before="0" w:line="360" w:lineRule="auto"/>
-        <w:jc w:val="both"/>
-      </w:pPr>
-      <w:r>
-        <w:rPr>
-          <w:rFonts w:ascii="Times New Roman" w:hAnsi="Times New Roman"/>
-          <w:b/>
-          <w:i w:val="0"/>
-          <w:sz w:val="24"/>
-        </w:rPr>
-        <w:t xml:space="preserve">Stage 4 - Permission Rewriting. </w:t>
-      </w:r>
-      <w:r>
-        <w:rPr>
-          <w:rFonts w:ascii="Times New Roman" w:hAnsi="Times New Roman"/>
-          <w:b w:val="0"/>
-          <w:i w:val="0"/>
-          <w:sz w:val="24"/>
-        </w:rPr>
-        <w:t>A role-specific WHERE predicate is appended based on the authenticated user's session. This runs after the LLM has already finished, so no natural-language content can influence it.</w:t>
-      </w:r>
-    </w:p>
-    <w:p>
-      <w:pPr>
-        <w:spacing w:after="160" w:before="0" w:line="360" w:lineRule="auto"/>
-        <w:jc w:val="both"/>
-      </w:pPr>
-      <w:r>
-        <w:rPr>
-          <w:rFonts w:ascii="Times New Roman" w:hAnsi="Times New Roman"/>
-          <w:b/>
-          <w:i w:val="0"/>
-          <w:sz w:val="24"/>
-        </w:rPr>
-        <w:t xml:space="preserve">Stage 5 - SQL Compilation. </w:t>
-      </w:r>
-      <w:r>
-        <w:rPr>
-          <w:rFonts w:ascii="Times New Roman" w:hAnsi="Times New Roman"/>
-          <w:b w:val="0"/>
-          <w:i w:val="0"/>
-          <w:sz w:val="24"/>
-        </w:rPr>
-        <w:t>A breadth-first search over the join graph finds the minimal join path connecting the tables required by the resolved metric and dimension, and pre-compiled SQL expressions are substituted into a parameterized template. No SQL text is ever assembled from concatenated user input.</w:t>
-      </w:r>
-    </w:p>
-    <w:p>
-      <w:pPr>
-        <w:spacing w:after="160" w:before="0" w:line="360" w:lineRule="auto"/>
-        <w:jc w:val="both"/>
-      </w:pPr>
-      <w:r>
-        <w:rPr>
-          <w:rFonts w:ascii="Times New Roman" w:hAnsi="Times New Roman"/>
-          <w:b/>
-          <w:i w:val="0"/>
-          <w:sz w:val="24"/>
-        </w:rPr>
-        <w:t xml:space="preserve">Stage 6 - Visualization Selection. </w:t>
-      </w:r>
-      <w:r>
-        <w:rPr>
-          <w:rFonts w:ascii="Times New Roman" w:hAnsi="Times New Roman"/>
-          <w:b w:val="0"/>
-          <w:i w:val="0"/>
-          <w:sz w:val="24"/>
-        </w:rPr>
-        <w:t>A rule engine maps the intent class and result shape to a default chart type. This stage contains no learned model.</w:t>
-      </w:r>
-    </w:p>
-    <w:p>
-      <w:pPr>
-        <w:spacing w:after="160" w:before="0" w:line="360" w:lineRule="auto"/>
-        <w:jc w:val="both"/>
-      </w:pPr>
-      <w:r>
-        <w:rPr>
-          <w:rFonts w:ascii="Times New Roman" w:hAnsi="Times New Roman"/>
-          <w:b/>
-          <w:i w:val="0"/>
-          <w:sz w:val="24"/>
-        </w:rPr>
-        <w:t xml:space="preserve">Stage 7 - Widget Persistence. </w:t>
-      </w:r>
-      <w:r>
-        <w:rPr>
-          <w:rFonts w:ascii="Times New Roman" w:hAnsi="Times New Roman"/>
-          <w:b w:val="0"/>
-          <w:i w:val="0"/>
+        <w:t xml:space="preserve">Stage 7 - Widget Persistence: </w:t>
+      </w:r>
+      <w:r>
+        <w:rPr>
+          <w:rFonts w:ascii="Times New Roman" w:hAnsi="Times New Roman"/>
           <w:sz w:val="24"/>
         </w:rPr>
         <w:t>The analysis plan is hashed (SHA-256) to detect duplicates, and the query, chart configuration, and access rules are stored as a widget artifact that can be refreshed on a schedule.</w:t>
@@ -12466,9 +12557,17 @@
       <w:r>
         <w:rPr>
           <w:rFonts w:ascii="Times New Roman" w:hAnsi="Times New Roman"/>
+          <w:b/>
           <w:sz w:val="24"/>
         </w:rPr>
-        <w:t>LLM integration: Llama 3.1 8B Instant via the Groq API, with structured JSON output enforcement. The system prompt is constructed dynamically by injecting the approved metric and dimension identifiers at startup.</w:t>
+        <w:t xml:space="preserve">LLM integration: </w:t>
+      </w:r>
+      <w:r>
+        <w:rPr>
+          <w:rFonts w:ascii="Times New Roman" w:hAnsi="Times New Roman"/>
+          <w:sz w:val="24"/>
+        </w:rPr>
+        <w:t>Llama 3.1 8B Instant via the Groq API, with structured JSON output enforcement. The system prompt is constructed dynamically by injecting the approved metric and dimension identifiers at startup.</w:t>
       </w:r>
     </w:p>
     <w:p>
@@ -12487,9 +12586,17 @@
       <w:r>
         <w:rPr>
           <w:rFonts w:ascii="Times New Roman" w:hAnsi="Times New Roman"/>
+          <w:b/>
           <w:sz w:val="24"/>
         </w:rPr>
-        <w:t>Rate limiting: a provider-agnostic configuration module with a sliding-window rate limiter and a concurrency-safe asyncio.Lock, so the architecture is not tied to a specific LLM vendor's throughput characteristics.</w:t>
+        <w:t xml:space="preserve">Rate limiting: </w:t>
+      </w:r>
+      <w:r>
+        <w:rPr>
+          <w:rFonts w:ascii="Times New Roman" w:hAnsi="Times New Roman"/>
+          <w:sz w:val="24"/>
+        </w:rPr>
+        <w:t>A provider-agnostic configuration module with a sliding-window rate limiter and a concurrency-safe asyncio.Lock, so the architecture is not tied to a specific LLM vendor's throughput characteristics.</w:t>
       </w:r>
     </w:p>
     <w:p>
@@ -12508,9 +12615,17 @@
       <w:r>
         <w:rPr>
           <w:rFonts w:ascii="Times New Roman" w:hAnsi="Times New Roman"/>
+          <w:b/>
           <w:sz w:val="24"/>
         </w:rPr>
-        <w:t>Semantic layer: Python configuration modules containing 15 metrics, 34 dimensions, zero synonym entries, and 11 join paths across the 12 analytics-relevant tables represented in the semantic layer.</w:t>
+        <w:t xml:space="preserve">Semantic layer: </w:t>
+      </w:r>
+      <w:r>
+        <w:rPr>
+          <w:rFonts w:ascii="Times New Roman" w:hAnsi="Times New Roman"/>
+          <w:sz w:val="24"/>
+        </w:rPr>
+        <w:t>Python configuration modules containing 15 metrics, 34 dimensions, zero synonym entries, and 11 join paths across the 12 analytics-relevant tables represented in the semantic layer.</w:t>
       </w:r>
     </w:p>
     <w:p>
@@ -12529,9 +12644,17 @@
       <w:r>
         <w:rPr>
           <w:rFonts w:ascii="Times New Roman" w:hAnsi="Times New Roman"/>
+          <w:b/>
           <w:sz w:val="24"/>
         </w:rPr>
-        <w:t>SQL compiler: parameterized MySQL templates, with breadth-first search join-path resolution over the 12-table join graph. A post-compilation _validate_sql_safety() routine checks 16 forbidden patterns before a query is allowed to execute.</w:t>
+        <w:t xml:space="preserve">SQL compiler: </w:t>
+      </w:r>
+      <w:r>
+        <w:rPr>
+          <w:rFonts w:ascii="Times New Roman" w:hAnsi="Times New Roman"/>
+          <w:sz w:val="24"/>
+        </w:rPr>
+        <w:t>Parameterized MySQL templates, with breadth-first search join-path resolution over the 12-table join graph. A post-compilation _validate_sql_safety() routine checks 16 forbidden patterns before a query is allowed to execute.</w:t>
       </w:r>
     </w:p>
     <w:p>
@@ -12550,9 +12673,17 @@
       <w:r>
         <w:rPr>
           <w:rFonts w:ascii="Times New Roman" w:hAnsi="Times New Roman"/>
+          <w:b/>
           <w:sz w:val="24"/>
         </w:rPr>
-        <w:t>Visualization selector: rule-based Python dictionaries implementing the visualization mapping, with the two post-hoc cardinality rules applied after the result set is known.</w:t>
+        <w:t xml:space="preserve">Visualization selector: </w:t>
+      </w:r>
+      <w:r>
+        <w:rPr>
+          <w:rFonts w:ascii="Times New Roman" w:hAnsi="Times New Roman"/>
+          <w:sz w:val="24"/>
+        </w:rPr>
+        <w:t>Rule-based Python dictionaries implementing the visualization mapping, with the two post-hoc cardinality rules applied after the result set is known.</w:t>
       </w:r>
     </w:p>
     <w:p>
@@ -12571,9 +12702,17 @@
       <w:r>
         <w:rPr>
           <w:rFonts w:ascii="Times New Roman" w:hAnsi="Times New Roman"/>
+          <w:b/>
           <w:sz w:val="24"/>
         </w:rPr>
-        <w:t>Widget engine: SHA-256 plan-hash deduplication, with JSON file storage in the prototype, designed to be swapped for a relational store in a production deployment.</w:t>
+        <w:t xml:space="preserve">Widget engine: </w:t>
+      </w:r>
+      <w:r>
+        <w:rPr>
+          <w:rFonts w:ascii="Times New Roman" w:hAnsi="Times New Roman"/>
+          <w:sz w:val="24"/>
+        </w:rPr>
+        <w:t>SHA-256 plan-hash deduplication, with JSON file storage in the prototype, designed to be swapped for a relational store in a production deployment.</w:t>
       </w:r>
     </w:p>
     <w:p>
@@ -12592,9 +12731,17 @@
       <w:r>
         <w:rPr>
           <w:rFonts w:ascii="Times New Roman" w:hAnsi="Times New Roman"/>
+          <w:b/>
           <w:sz w:val="24"/>
         </w:rPr>
-        <w:t>Coverage validator: a pre-compilation gate that rejects unknown metric or dimension terms with structured guidance listing the available identifiers.</w:t>
+        <w:t xml:space="preserve">Coverage validator: </w:t>
+      </w:r>
+      <w:r>
+        <w:rPr>
+          <w:rFonts w:ascii="Times New Roman" w:hAnsi="Times New Roman"/>
+          <w:sz w:val="24"/>
+        </w:rPr>
+        <w:t>A pre-compilation gate that rejects unknown metric or dimension terms with structured guidance listing the available identifiers.</w:t>
       </w:r>
     </w:p>
     <w:p>
@@ -12613,9 +12760,17 @@
       <w:r>
         <w:rPr>
           <w:rFonts w:ascii="Times New Roman" w:hAnsi="Times New Roman"/>
+          <w:b/>
           <w:sz w:val="24"/>
         </w:rPr>
-        <w:t>Permission enforcement: a Permission Rewriter that appends role-based WHERE predicates for five roles: public, store_manager, regional_manager, read_only, and analyst.</w:t>
+        <w:t xml:space="preserve">Permission enforcement: </w:t>
+      </w:r>
+      <w:r>
+        <w:rPr>
+          <w:rFonts w:ascii="Times New Roman" w:hAnsi="Times New Roman"/>
+          <w:sz w:val="24"/>
+        </w:rPr>
+        <w:t>A Permission Rewriter that appends role-based WHERE predicates for five roles: public, store_manager, regional_manager, read_only, and analyst.</w:t>
       </w:r>
     </w:p>
     <w:p>
@@ -12737,18 +12892,139 @@
     </w:p>
     <w:p>
       <w:pPr>
-        <w:spacing w:after="120" w:before="0" w:line="360" w:lineRule="auto"/>
+        <w:spacing w:after="80" w:line="360" w:lineRule="auto"/>
+        <w:ind w:left="461" w:hanging="259"/>
+      </w:pPr>
+      <w:r>
+        <w:rPr>
+          <w:rFonts w:ascii="Times New Roman" w:hAnsi="Times New Roman"/>
+          <w:sz w:val="24"/>
+        </w:rPr>
+        <w:t>•</w:t>
+        <w:tab/>
+      </w:r>
+      <w:r>
+        <w:rPr>
+          <w:rFonts w:ascii="Times New Roman" w:hAnsi="Times New Roman"/>
+          <w:b/>
+          <w:sz w:val="24"/>
+        </w:rPr>
+        <w:t xml:space="preserve">B1 - Direct LLM-to-SQL: </w:t>
+      </w:r>
+      <w:r>
+        <w:rPr>
+          <w:rFonts w:ascii="Times New Roman" w:hAnsi="Times New Roman"/>
+          <w:sz w:val="24"/>
+        </w:rPr>
+        <w:t>Llama 3.1 8B is prompted with the full database schema, without semantic-layer or template constraints.</w:t>
+      </w:r>
+    </w:p>
+    <w:p>
+      <w:pPr>
+        <w:spacing w:after="80" w:line="360" w:lineRule="auto"/>
+        <w:ind w:left="461" w:hanging="259"/>
+      </w:pPr>
+      <w:r>
+        <w:rPr>
+          <w:rFonts w:ascii="Times New Roman" w:hAnsi="Times New Roman"/>
+          <w:sz w:val="24"/>
+        </w:rPr>
+        <w:t>•</w:t>
+        <w:tab/>
+      </w:r>
+      <w:r>
+        <w:rPr>
+          <w:rFonts w:ascii="Times New Roman" w:hAnsi="Times New Roman"/>
+          <w:b/>
+          <w:sz w:val="24"/>
+        </w:rPr>
+        <w:t xml:space="preserve">B2 - Decomposed LLM: </w:t>
+      </w:r>
+      <w:r>
+        <w:rPr>
+          <w:rFonts w:ascii="Times New Roman" w:hAnsi="Times New Roman"/>
+          <w:sz w:val="24"/>
+        </w:rPr>
+        <w:t>A chain-of-thought strategy first extracts entities and then generates SQL. This baseline is prepared but not included in the completed results.</w:t>
+      </w:r>
+    </w:p>
+    <w:p>
+      <w:pPr>
+        <w:spacing w:after="80" w:line="360" w:lineRule="auto"/>
+        <w:ind w:left="461" w:hanging="259"/>
+      </w:pPr>
+      <w:r>
+        <w:rPr>
+          <w:rFonts w:ascii="Times New Roman" w:hAnsi="Times New Roman"/>
+          <w:sz w:val="24"/>
+        </w:rPr>
+        <w:t>•</w:t>
+        <w:tab/>
+      </w:r>
+      <w:r>
+        <w:rPr>
+          <w:rFonts w:ascii="Times New Roman" w:hAnsi="Times New Roman"/>
+          <w:b/>
+          <w:sz w:val="24"/>
+        </w:rPr>
+        <w:t xml:space="preserve">B3 - Template-only: </w:t>
+      </w:r>
+      <w:r>
+        <w:rPr>
+          <w:rFonts w:ascii="Times New Roman" w:hAnsi="Times New Roman"/>
+          <w:sz w:val="24"/>
+        </w:rPr>
+        <w:t>Keyword matching selects templates without LLM-based intent extraction. This baseline has been executed for true database execution validity.</w:t>
+      </w:r>
+    </w:p>
+    <w:p>
+      <w:pPr>
+        <w:spacing w:after="80" w:line="360" w:lineRule="auto"/>
+        <w:ind w:left="461" w:hanging="259"/>
+      </w:pPr>
+      <w:r>
+        <w:rPr>
+          <w:rFonts w:ascii="Times New Roman" w:hAnsi="Times New Roman"/>
+          <w:sz w:val="24"/>
+        </w:rPr>
+        <w:t>•</w:t>
+        <w:tab/>
+      </w:r>
+      <w:r>
+        <w:rPr>
+          <w:rFonts w:ascii="Times New Roman" w:hAnsi="Times New Roman"/>
+          <w:b/>
+          <w:sz w:val="24"/>
+        </w:rPr>
+        <w:t xml:space="preserve">B4 - No semantic layer: </w:t>
+      </w:r>
+      <w:r>
+        <w:rPr>
+          <w:rFonts w:ascii="Times New Roman" w:hAnsi="Times New Roman"/>
+          <w:sz w:val="24"/>
+        </w:rPr>
+        <w:t>The full AEGIS pipeline runs with the semantic mapper bypassed. This remains future evaluation work.</w:t>
+      </w:r>
+    </w:p>
+    <w:p>
+      <w:pPr>
+        <w:spacing w:before="320" w:after="160"/>
+        <w:jc w:val="left"/>
+      </w:pPr>
+      <w:r>
+        <w:rPr>
+          <w:rFonts w:ascii="Times New Roman" w:hAnsi="Times New Roman"/>
+          <w:b/>
+          <w:sz w:val="28"/>
+        </w:rPr>
+        <w:t>4.5  Evaluation Procedure</w:t>
+      </w:r>
+    </w:p>
+    <w:p>
+      <w:pPr>
+        <w:spacing w:after="160" w:before="0" w:line="360" w:lineRule="auto"/>
         <w:jc w:val="both"/>
       </w:pPr>
-      <w:r>
-        <w:rPr>
-          <w:rFonts w:ascii="Times New Roman" w:hAnsi="Times New Roman"/>
-          <w:b/>
-          <w:i w:val="0"/>
-          <w:sz w:val="24"/>
-        </w:rPr>
-        <w:t xml:space="preserve">B1 - Direct LLM-to-SQL. </w:t>
-      </w:r>
       <w:r>
         <w:rPr>
           <w:rFonts w:ascii="Times New Roman" w:hAnsi="Times New Roman"/>
@@ -12756,23 +13032,163 @@
           <w:i w:val="0"/>
           <w:sz w:val="24"/>
         </w:rPr>
-        <w:t>Llama 3.1 8B prompted with the full database schema, with no semantic layer and no template constraints; the model is free to generate any SQL text it produces.</w:t>
+        <w:t>The current evaluation focuses on measurements that can be reproduced from the recorded benchmark data and verified through true database execution:</w:t>
       </w:r>
     </w:p>
     <w:p>
       <w:pPr>
-        <w:spacing w:after="120" w:before="0" w:line="360" w:lineRule="auto"/>
+        <w:spacing w:after="80" w:line="360" w:lineRule="auto"/>
+        <w:ind w:left="461" w:hanging="259"/>
+      </w:pPr>
+      <w:r>
+        <w:rPr>
+          <w:rFonts w:ascii="Times New Roman" w:hAnsi="Times New Roman"/>
+          <w:sz w:val="24"/>
+        </w:rPr>
+        <w:t>•</w:t>
+        <w:tab/>
+      </w:r>
+      <w:r>
+        <w:rPr>
+          <w:rFonts w:ascii="Times New Roman" w:hAnsi="Times New Roman"/>
+          <w:b/>
+          <w:sz w:val="24"/>
+        </w:rPr>
+        <w:t xml:space="preserve">RQ1: </w:t>
+      </w:r>
+      <w:r>
+        <w:rPr>
+          <w:rFonts w:ascii="Times New Roman" w:hAnsi="Times New Roman"/>
+          <w:sz w:val="24"/>
+        </w:rPr>
+        <w:t>How accurately does the LLM intent parser extract typed reporting plans? This remains a semantic-correctness task requiring annotated expected labels.</w:t>
+      </w:r>
+    </w:p>
+    <w:p>
+      <w:pPr>
+        <w:spacing w:after="80" w:line="360" w:lineRule="auto"/>
+        <w:ind w:left="461" w:hanging="259"/>
+      </w:pPr>
+      <w:r>
+        <w:rPr>
+          <w:rFonts w:ascii="Times New Roman" w:hAnsi="Times New Roman"/>
+          <w:sz w:val="24"/>
+        </w:rPr>
+        <w:t>•</w:t>
+        <w:tab/>
+      </w:r>
+      <w:r>
+        <w:rPr>
+          <w:rFonts w:ascii="Times New Roman" w:hAnsi="Times New Roman"/>
+          <w:b/>
+          <w:sz w:val="24"/>
+        </w:rPr>
+        <w:t xml:space="preserve">RQ2: </w:t>
+      </w:r>
+      <w:r>
+        <w:rPr>
+          <w:rFonts w:ascii="Times New Roman" w:hAnsi="Times New Roman"/>
+          <w:sz w:val="24"/>
+        </w:rPr>
+        <w:t>Does AEGIS reduce unsafe SQL compared to direct LLM-to-SQL? Measured as genuine unsafe SQL statements across the 107-query benchmark.</w:t>
+      </w:r>
+    </w:p>
+    <w:p>
+      <w:pPr>
+        <w:spacing w:after="80" w:line="360" w:lineRule="auto"/>
+        <w:ind w:left="461" w:hanging="259"/>
+      </w:pPr>
+      <w:r>
+        <w:rPr>
+          <w:rFonts w:ascii="Times New Roman" w:hAnsi="Times New Roman"/>
+          <w:sz w:val="24"/>
+        </w:rPr>
+        <w:t>•</w:t>
+        <w:tab/>
+      </w:r>
+      <w:r>
+        <w:rPr>
+          <w:rFonts w:ascii="Times New Roman" w:hAnsi="Times New Roman"/>
+          <w:b/>
+          <w:sz w:val="24"/>
+        </w:rPr>
+        <w:t xml:space="preserve">RQ3: </w:t>
+      </w:r>
+      <w:r>
+        <w:rPr>
+          <w:rFonts w:ascii="Times New Roman" w:hAnsi="Times New Roman"/>
+          <w:sz w:val="24"/>
+        </w:rPr>
+        <w:t>Does AEGIS generate SQL that actually runs? Measured through true database execution against the seeded MySQL database, not merely by checking whether Python compilation succeeded.</w:t>
+      </w:r>
+    </w:p>
+    <w:p>
+      <w:pPr>
+        <w:spacing w:after="80" w:line="360" w:lineRule="auto"/>
+        <w:ind w:left="461" w:hanging="259"/>
+      </w:pPr>
+      <w:r>
+        <w:rPr>
+          <w:rFonts w:ascii="Times New Roman" w:hAnsi="Times New Roman"/>
+          <w:sz w:val="24"/>
+        </w:rPr>
+        <w:t>•</w:t>
+        <w:tab/>
+      </w:r>
+      <w:r>
+        <w:rPr>
+          <w:rFonts w:ascii="Times New Roman" w:hAnsi="Times New Roman"/>
+          <w:b/>
+          <w:sz w:val="24"/>
+        </w:rPr>
+        <w:t xml:space="preserve">RQ4: </w:t>
+      </w:r>
+      <w:r>
+        <w:rPr>
+          <w:rFonts w:ascii="Times New Roman" w:hAnsi="Times New Roman"/>
+          <w:sz w:val="24"/>
+        </w:rPr>
+        <w:t>How does the deterministic downstream compiler behave when intent selection is rule-based rather than LLM-based? Measured through the B3 template-only baseline.</w:t>
+      </w:r>
+    </w:p>
+    <w:p>
+      <w:r>
+        <w:br w:type="page"/>
+      </w:r>
+    </w:p>
+    <w:p>
+      <w:pPr>
+        <w:spacing w:before="0" w:after="80"/>
+        <w:jc w:val="center"/>
+      </w:pPr>
+      <w:r>
+        <w:rPr>
+          <w:rFonts w:ascii="Times New Roman" w:hAnsi="Times New Roman"/>
+          <w:b/>
+          <w:sz w:val="32"/>
+        </w:rPr>
+        <w:t>CHAPTER 5</w:t>
+      </w:r>
+    </w:p>
+    <w:p>
+      <w:pPr>
+        <w:spacing w:after="400"/>
+        <w:jc w:val="center"/>
+      </w:pPr>
+      <w:r>
+        <w:rPr>
+          <w:rFonts w:ascii="Times New Roman" w:hAnsi="Times New Roman"/>
+          <w:b/>
+          <w:sz w:val="32"/>
+        </w:rPr>
+        <w:t>RESULTS AND DISCUSSION</w:t>
+      </w:r>
+    </w:p>
+    <w:p>
+      <w:pPr>
+        <w:spacing w:after="200" w:before="0" w:line="360" w:lineRule="auto"/>
         <w:jc w:val="both"/>
       </w:pPr>
-      <w:r>
-        <w:rPr>
-          <w:rFonts w:ascii="Times New Roman" w:hAnsi="Times New Roman"/>
-          <w:b/>
-          <w:i w:val="0"/>
-          <w:sz w:val="24"/>
-        </w:rPr>
-        <w:t xml:space="preserve">B2 - Decomposed LLM. </w:t>
-      </w:r>
       <w:r>
         <w:rPr>
           <w:rFonts w:ascii="Times New Roman" w:hAnsi="Times New Roman"/>
@@ -12780,23 +13196,14 @@
           <w:i w:val="0"/>
           <w:sz w:val="24"/>
         </w:rPr>
-        <w:t>A chain-of-thought strategy that first extracts entities, then generates SQL from the extracted entities. This baseline is prepared for evaluation but is not included in the verified results.</w:t>
+        <w:t>This chapter presents the evaluation results of the AEGIS prototype using a 107-request natural-language analytics benchmark and true database execution. The discussion separates SQL safety, execution validity, and semantic correctness because a query may be safe and executable while still failing to answer the intended analytical request.</w:t>
       </w:r>
     </w:p>
     <w:p>
       <w:pPr>
-        <w:spacing w:after="120" w:before="0" w:line="360" w:lineRule="auto"/>
+        <w:spacing w:after="0" w:before="0" w:line="360" w:lineRule="auto"/>
         <w:jc w:val="both"/>
       </w:pPr>
-      <w:r>
-        <w:rPr>
-          <w:rFonts w:ascii="Times New Roman" w:hAnsi="Times New Roman"/>
-          <w:b/>
-          <w:i w:val="0"/>
-          <w:sz w:val="24"/>
-        </w:rPr>
-        <w:t xml:space="preserve">B3 - Template-only (no LLM). </w:t>
-      </w:r>
       <w:r>
         <w:rPr>
           <w:rFonts w:ascii="Times New Roman" w:hAnsi="Times New Roman"/>
@@ -12804,23 +13211,28 @@
           <w:i w:val="0"/>
           <w:sz w:val="24"/>
         </w:rPr>
-        <w:t>Keyword matching directly to templates, with no LLM-based intent extraction. This baseline has been executed for true database execution validity and is discussed as B3 in the results.</w:t>
+        <w:t>The reported quantitative evidence covers the mixed 107-request benchmark for AEGIS and the B1 direct LLM-to-SQL baseline, together with the completed B3 template-only execution-validity run. B2, B4, latency, and fully annotated semantic correctness remain future evaluation work, so this chapter reports only the measurements completed under the current experimental setup.</w:t>
       </w:r>
     </w:p>
     <w:p>
       <w:pPr>
-        <w:spacing w:after="120" w:before="0" w:line="360" w:lineRule="auto"/>
+        <w:spacing w:before="320" w:after="160"/>
+        <w:jc w:val="left"/>
+      </w:pPr>
+      <w:r>
+        <w:rPr>
+          <w:rFonts w:ascii="Times New Roman" w:hAnsi="Times New Roman"/>
+          <w:b/>
+          <w:sz w:val="28"/>
+        </w:rPr>
+        <w:t>5.1  Evaluation Overview</w:t>
+      </w:r>
+    </w:p>
+    <w:p>
+      <w:pPr>
+        <w:spacing w:after="200" w:before="0" w:line="360" w:lineRule="auto"/>
         <w:jc w:val="both"/>
       </w:pPr>
-      <w:r>
-        <w:rPr>
-          <w:rFonts w:ascii="Times New Roman" w:hAnsi="Times New Roman"/>
-          <w:b/>
-          <w:i w:val="0"/>
-          <w:sz w:val="24"/>
-        </w:rPr>
-        <w:t xml:space="preserve">B4 - AEGIS ablated (no semantic layer). </w:t>
-      </w:r>
       <w:r>
         <w:rPr>
           <w:rFonts w:ascii="Times New Roman" w:hAnsi="Times New Roman"/>
@@ -12828,211 +13240,6 @@
           <w:i w:val="0"/>
           <w:sz w:val="24"/>
         </w:rPr>
-        <w:t>The full AEGIS pipeline with the semantic mapper bypassed. This remains future evaluation work.</w:t>
-      </w:r>
-    </w:p>
-    <w:p>
-      <w:pPr>
-        <w:spacing w:before="320" w:after="160"/>
-        <w:jc w:val="left"/>
-      </w:pPr>
-      <w:r>
-        <w:rPr>
-          <w:rFonts w:ascii="Times New Roman" w:hAnsi="Times New Roman"/>
-          <w:b/>
-          <w:sz w:val="28"/>
-        </w:rPr>
-        <w:t>4.5  Evaluation Procedure</w:t>
-      </w:r>
-    </w:p>
-    <w:p>
-      <w:pPr>
-        <w:spacing w:after="160" w:before="0" w:line="360" w:lineRule="auto"/>
-        <w:jc w:val="both"/>
-      </w:pPr>
-      <w:r>
-        <w:rPr>
-          <w:rFonts w:ascii="Times New Roman" w:hAnsi="Times New Roman"/>
-          <w:b w:val="0"/>
-          <w:i w:val="0"/>
-          <w:sz w:val="24"/>
-        </w:rPr>
-        <w:t>The current evaluation focuses on measurements that can be reproduced from the recorded benchmark data and verified through true database execution:</w:t>
-      </w:r>
-    </w:p>
-    <w:p>
-      <w:pPr>
-        <w:spacing w:after="80" w:line="360" w:lineRule="auto"/>
-        <w:ind w:left="461" w:hanging="259"/>
-      </w:pPr>
-      <w:r>
-        <w:rPr>
-          <w:rFonts w:ascii="Times New Roman" w:hAnsi="Times New Roman"/>
-          <w:sz w:val="24"/>
-        </w:rPr>
-        <w:t>•</w:t>
-        <w:tab/>
-      </w:r>
-      <w:r>
-        <w:rPr>
-          <w:rFonts w:ascii="Times New Roman" w:hAnsi="Times New Roman"/>
-          <w:sz w:val="24"/>
-        </w:rPr>
-        <w:t>RQ1: How accurately does the LLM intent parser extract typed reporting plans? This remains a semantic-correctness task requiring annotated expected labels.</w:t>
-      </w:r>
-    </w:p>
-    <w:p>
-      <w:pPr>
-        <w:spacing w:after="80" w:line="360" w:lineRule="auto"/>
-        <w:ind w:left="461" w:hanging="259"/>
-      </w:pPr>
-      <w:r>
-        <w:rPr>
-          <w:rFonts w:ascii="Times New Roman" w:hAnsi="Times New Roman"/>
-          <w:sz w:val="24"/>
-        </w:rPr>
-        <w:t>•</w:t>
-        <w:tab/>
-      </w:r>
-      <w:r>
-        <w:rPr>
-          <w:rFonts w:ascii="Times New Roman" w:hAnsi="Times New Roman"/>
-          <w:sz w:val="24"/>
-        </w:rPr>
-        <w:t>RQ2: Does AEGIS reduce unsafe SQL compared to direct LLM-to-SQL? Measured as genuine unsafe SQL statements across the 107-query benchmark.</w:t>
-      </w:r>
-    </w:p>
-    <w:p>
-      <w:pPr>
-        <w:spacing w:after="80" w:line="360" w:lineRule="auto"/>
-        <w:ind w:left="461" w:hanging="259"/>
-      </w:pPr>
-      <w:r>
-        <w:rPr>
-          <w:rFonts w:ascii="Times New Roman" w:hAnsi="Times New Roman"/>
-          <w:sz w:val="24"/>
-        </w:rPr>
-        <w:t>•</w:t>
-        <w:tab/>
-      </w:r>
-      <w:r>
-        <w:rPr>
-          <w:rFonts w:ascii="Times New Roman" w:hAnsi="Times New Roman"/>
-          <w:sz w:val="24"/>
-        </w:rPr>
-        <w:t>RQ3: Does AEGIS generate SQL that actually runs? Measured through true database execution against the seeded MySQL database, not merely by checking whether Python compilation succeeded.</w:t>
-      </w:r>
-    </w:p>
-    <w:p>
-      <w:pPr>
-        <w:spacing w:after="80" w:line="360" w:lineRule="auto"/>
-        <w:ind w:left="461" w:hanging="259"/>
-      </w:pPr>
-      <w:r>
-        <w:rPr>
-          <w:rFonts w:ascii="Times New Roman" w:hAnsi="Times New Roman"/>
-          <w:sz w:val="24"/>
-        </w:rPr>
-        <w:t>•</w:t>
-        <w:tab/>
-      </w:r>
-      <w:r>
-        <w:rPr>
-          <w:rFonts w:ascii="Times New Roman" w:hAnsi="Times New Roman"/>
-          <w:sz w:val="24"/>
-        </w:rPr>
-        <w:t>RQ4: How does the deterministic downstream compiler behave when intent selection is rule-based rather than LLM-based? Measured through the B3 template-only baseline.</w:t>
-      </w:r>
-    </w:p>
-    <w:p>
-      <w:r>
-        <w:br w:type="page"/>
-      </w:r>
-    </w:p>
-    <w:p>
-      <w:pPr>
-        <w:spacing w:before="0" w:after="80"/>
-        <w:jc w:val="center"/>
-      </w:pPr>
-      <w:r>
-        <w:rPr>
-          <w:rFonts w:ascii="Times New Roman" w:hAnsi="Times New Roman"/>
-          <w:b/>
-          <w:sz w:val="32"/>
-        </w:rPr>
-        <w:t>CHAPTER 5</w:t>
-      </w:r>
-    </w:p>
-    <w:p>
-      <w:pPr>
-        <w:spacing w:after="400"/>
-        <w:jc w:val="center"/>
-      </w:pPr>
-      <w:r>
-        <w:rPr>
-          <w:rFonts w:ascii="Times New Roman" w:hAnsi="Times New Roman"/>
-          <w:b/>
-          <w:sz w:val="32"/>
-        </w:rPr>
-        <w:t>RESULTS AND DISCUSSION</w:t>
-      </w:r>
-    </w:p>
-    <w:p>
-      <w:pPr>
-        <w:spacing w:after="200" w:before="0" w:line="360" w:lineRule="auto"/>
-        <w:jc w:val="both"/>
-      </w:pPr>
-      <w:r>
-        <w:rPr>
-          <w:rFonts w:ascii="Times New Roman" w:hAnsi="Times New Roman"/>
-          <w:b w:val="0"/>
-          <w:i w:val="0"/>
-          <w:sz w:val="24"/>
-        </w:rPr>
-        <w:t>This chapter presents the evaluation results of the AEGIS prototype using a 107-request natural-language analytics benchmark and true database execution. The discussion separates SQL safety, execution validity, and semantic correctness because a query may be safe and executable while still failing to answer the intended analytical request.</w:t>
-      </w:r>
-    </w:p>
-    <w:p>
-      <w:pPr>
-        <w:spacing w:after="0" w:before="0" w:line="360" w:lineRule="auto"/>
-        <w:jc w:val="both"/>
-      </w:pPr>
-      <w:r>
-        <w:rPr>
-          <w:rFonts w:ascii="Times New Roman" w:hAnsi="Times New Roman"/>
-          <w:b w:val="0"/>
-          <w:i w:val="0"/>
-          <w:sz w:val="24"/>
-        </w:rPr>
-        <w:t>The reported quantitative evidence covers the mixed 107-request benchmark for AEGIS and the B1 direct LLM-to-SQL baseline, together with the completed B3 template-only execution-validity run. B2, B4, latency, and fully annotated semantic correctness remain future evaluation work, so this chapter reports only the measurements completed under the current experimental setup.</w:t>
-      </w:r>
-    </w:p>
-    <w:p>
-      <w:pPr>
-        <w:spacing w:before="320" w:after="160"/>
-        <w:jc w:val="left"/>
-      </w:pPr>
-      <w:r>
-        <w:rPr>
-          <w:rFonts w:ascii="Times New Roman" w:hAnsi="Times New Roman"/>
-          <w:b/>
-          <w:sz w:val="28"/>
-        </w:rPr>
-        <w:t>5.1  Evaluation Overview</w:t>
-      </w:r>
-    </w:p>
-    <w:p>
-      <w:pPr>
-        <w:spacing w:after="200" w:before="0" w:line="360" w:lineRule="auto"/>
-        <w:jc w:val="both"/>
-      </w:pPr>
-      <w:r>
-        <w:rPr>
-          <w:rFonts w:ascii="Times New Roman" w:hAnsi="Times New Roman"/>
-          <w:b w:val="0"/>
-          <w:i w:val="0"/>
-          <w:sz w:val="24"/>
-        </w:rPr>
         <w:t>The evaluation uses 107 mixed natural-language reporting requests as a single benchmark set. The requests include ordinary analytical questions as well as harder boundary-style cases, but all are evaluated under the same denominator to avoid separating results into unsupported categories.</w:t>
       </w:r>
     </w:p>
@@ -13048,7 +13255,7 @@
           <w:b/>
           <w:sz w:val="22"/>
         </w:rPr>
-        <w:t>Table 5.1: Verified benchmark status.</w:t>
+        <w:t>Table 5.1: Evaluation benchmark status.</w:t>
       </w:r>
     </w:p>
     <w:tbl>
@@ -13371,7 +13578,7 @@
           <w:i/>
           <w:sz w:val="22"/>
         </w:rPr>
-        <w:t>Evidence basis: the benchmark evidence consists of the prepared request set, recorded model outputs, baseline outputs, and true database execution results produced against the seeded MySQL evaluation database.</w:t>
+        <w:t>The benchmark evidence consists of the prepared request set, recorded model outputs, baseline outputs, and true database execution results produced against the seeded MySQL evaluation database.</w:t>
       </w:r>
     </w:p>
     <w:p>
@@ -13385,7 +13592,7 @@
           <w:b/>
           <w:sz w:val="28"/>
         </w:rPr>
-        <w:t>5.2  SQL Safety and True Database Execution Validity</w:t>
+        <w:t>5.2  Main Result Summary</w:t>
       </w:r>
     </w:p>
     <w:p>
@@ -13400,7 +13607,7 @@
           <w:i w:val="0"/>
           <w:sz w:val="24"/>
         </w:rPr>
-        <w:t>Unsafe Query Execution Rate measures whether a generated SQL statement contains a genuine unsafe operation such as a write or schema-changing command. Query Execution Validity measures whether the SQL actually runs against the seeded MySQL database. These are different measurements: safety is about what the query is allowed to do, while true execution validity is about whether the database accepts and executes the statement.</w:t>
+        <w:t>Reference text-to-SQL papers commonly present a compact result table before detailed analysis. Following that pattern, Table 5.2 summarizes the completed AEGIS measurements and separates them from measurements that remain pending.</w:t>
       </w:r>
     </w:p>
     <w:p>
@@ -13415,7 +13622,1703 @@
           <w:b/>
           <w:sz w:val="22"/>
         </w:rPr>
-        <w:t>Table 5.2: SQL safety and true execution validity on the 107-query benchmark.</w:t>
+        <w:t>Table 5.2: Main evaluation result summary.</w:t>
+      </w:r>
+    </w:p>
+    <w:tbl>
+      <w:tblPr>
+        <w:tblStyle w:val="TableGrid"/>
+        <w:tblW w:type="auto" w:w="0"/>
+        <w:jc w:val="center"/>
+        <w:tblLayout w:type="fixed"/>
+        <w:tblLook w:firstColumn="1" w:firstRow="1" w:lastColumn="0" w:lastRow="0" w:noHBand="0" w:noVBand="1" w:val="04A0"/>
+        <w:tblBorders>
+          <w:top w:val="single" w:sz="4" w:space="0" w:color="999999"/>
+          <w:left w:val="single" w:sz="4" w:space="0" w:color="999999"/>
+          <w:bottom w:val="single" w:sz="4" w:space="0" w:color="999999"/>
+          <w:right w:val="single" w:sz="4" w:space="0" w:color="999999"/>
+          <w:insideH w:val="single" w:sz="4" w:space="0" w:color="999999"/>
+          <w:insideV w:val="single" w:sz="4" w:space="0" w:color="999999"/>
+        </w:tblBorders>
+      </w:tblPr>
+      <w:tblGrid>
+        <w:gridCol w:w="1656"/>
+        <w:gridCol w:w="1843"/>
+        <w:gridCol w:w="2088"/>
+        <w:gridCol w:w="2736"/>
+        <w:gridCol w:w="1080"/>
+      </w:tblGrid>
+      <w:tr>
+        <w:trPr>
+          <w:cantSplit/>
+        </w:trPr>
+        <w:tc>
+          <w:tcPr>
+            <w:tcW w:type="dxa" w:w="1805"/>
+          </w:tcPr>
+          <w:p>
+            <w:pPr>
+              <w:spacing w:before="0" w:after="0" w:line="240" w:lineRule="auto"/>
+              <w:jc w:val="center"/>
+              <w:keepNext/>
+            </w:pPr>
+            <w:r>
+              <w:rPr>
+                <w:rFonts w:ascii="Times New Roman" w:hAnsi="Times New Roman"/>
+                <w:b/>
+                <w:sz w:val="21"/>
+              </w:rPr>
+            </w:r>
+            <w:r>
+              <w:rPr>
+                <w:rFonts w:ascii="Times New Roman" w:hAnsi="Times New Roman"/>
+                <w:b/>
+                <w:sz w:val="21"/>
+              </w:rPr>
+              <w:t>Metric</w:t>
+            </w:r>
+          </w:p>
+        </w:tc>
+        <w:tc>
+          <w:tcPr>
+            <w:tcW w:type="dxa" w:w="1805"/>
+          </w:tcPr>
+          <w:p>
+            <w:pPr>
+              <w:spacing w:before="0" w:after="0" w:line="240" w:lineRule="auto"/>
+              <w:jc w:val="center"/>
+              <w:keepNext/>
+            </w:pPr>
+            <w:r>
+              <w:rPr>
+                <w:rFonts w:ascii="Times New Roman" w:hAnsi="Times New Roman"/>
+                <w:b/>
+                <w:sz w:val="21"/>
+              </w:rPr>
+            </w:r>
+            <w:r>
+              <w:rPr>
+                <w:rFonts w:ascii="Times New Roman" w:hAnsi="Times New Roman"/>
+                <w:b/>
+                <w:sz w:val="21"/>
+              </w:rPr>
+              <w:t>AEGIS result</w:t>
+            </w:r>
+          </w:p>
+        </w:tc>
+        <w:tc>
+          <w:tcPr>
+            <w:tcW w:type="dxa" w:w="1805"/>
+          </w:tcPr>
+          <w:p>
+            <w:pPr>
+              <w:spacing w:before="0" w:after="0" w:line="240" w:lineRule="auto"/>
+              <w:jc w:val="center"/>
+              <w:keepNext/>
+            </w:pPr>
+            <w:r>
+              <w:rPr>
+                <w:rFonts w:ascii="Times New Roman" w:hAnsi="Times New Roman"/>
+                <w:b/>
+                <w:sz w:val="21"/>
+              </w:rPr>
+            </w:r>
+            <w:r>
+              <w:rPr>
+                <w:rFonts w:ascii="Times New Roman" w:hAnsi="Times New Roman"/>
+                <w:b/>
+                <w:sz w:val="21"/>
+              </w:rPr>
+              <w:t>Baseline result</w:t>
+            </w:r>
+          </w:p>
+        </w:tc>
+        <w:tc>
+          <w:tcPr>
+            <w:tcW w:type="dxa" w:w="1805"/>
+          </w:tcPr>
+          <w:p>
+            <w:pPr>
+              <w:spacing w:before="0" w:after="0" w:line="240" w:lineRule="auto"/>
+              <w:jc w:val="center"/>
+              <w:keepNext/>
+            </w:pPr>
+            <w:r>
+              <w:rPr>
+                <w:rFonts w:ascii="Times New Roman" w:hAnsi="Times New Roman"/>
+                <w:b/>
+                <w:sz w:val="21"/>
+              </w:rPr>
+            </w:r>
+            <w:r>
+              <w:rPr>
+                <w:rFonts w:ascii="Times New Roman" w:hAnsi="Times New Roman"/>
+                <w:b/>
+                <w:sz w:val="21"/>
+              </w:rPr>
+              <w:t>Interpretation</w:t>
+            </w:r>
+          </w:p>
+        </w:tc>
+        <w:tc>
+          <w:tcPr>
+            <w:tcW w:type="dxa" w:w="1805"/>
+          </w:tcPr>
+          <w:p>
+            <w:pPr>
+              <w:spacing w:before="0" w:after="0" w:line="240" w:lineRule="auto"/>
+              <w:jc w:val="center"/>
+              <w:keepNext/>
+            </w:pPr>
+            <w:r>
+              <w:rPr>
+                <w:rFonts w:ascii="Times New Roman" w:hAnsi="Times New Roman"/>
+                <w:b/>
+                <w:sz w:val="21"/>
+              </w:rPr>
+            </w:r>
+            <w:r>
+              <w:rPr>
+                <w:rFonts w:ascii="Times New Roman" w:hAnsi="Times New Roman"/>
+                <w:b/>
+                <w:sz w:val="21"/>
+              </w:rPr>
+              <w:t>Status</w:t>
+            </w:r>
+          </w:p>
+        </w:tc>
+      </w:tr>
+      <w:tr>
+        <w:trPr>
+          <w:cantSplit/>
+        </w:trPr>
+        <w:tc>
+          <w:tcPr>
+            <w:tcW w:type="dxa" w:w="1656"/>
+          </w:tcPr>
+          <w:p>
+            <w:pPr>
+              <w:spacing w:before="0" w:after="0" w:line="240" w:lineRule="auto"/>
+              <w:keepNext/>
+            </w:pPr>
+            <w:r>
+              <w:rPr>
+                <w:rFonts w:ascii="Times New Roman" w:hAnsi="Times New Roman"/>
+                <w:sz w:val="21"/>
+              </w:rPr>
+            </w:r>
+            <w:r>
+              <w:rPr>
+                <w:rFonts w:ascii="Times New Roman" w:hAnsi="Times New Roman"/>
+                <w:b w:val="0"/>
+                <w:sz w:val="21"/>
+              </w:rPr>
+              <w:t>SQL safety</w:t>
+            </w:r>
+          </w:p>
+        </w:tc>
+        <w:tc>
+          <w:tcPr>
+            <w:tcW w:type="dxa" w:w="1843"/>
+          </w:tcPr>
+          <w:p>
+            <w:pPr>
+              <w:spacing w:before="0" w:after="0" w:line="240" w:lineRule="auto"/>
+              <w:jc w:val="center"/>
+              <w:keepNext/>
+            </w:pPr>
+            <w:r>
+              <w:rPr>
+                <w:rFonts w:ascii="Times New Roman" w:hAnsi="Times New Roman"/>
+                <w:sz w:val="21"/>
+              </w:rPr>
+            </w:r>
+            <w:r>
+              <w:rPr>
+                <w:rFonts w:ascii="Times New Roman" w:hAnsi="Times New Roman"/>
+                <w:b w:val="0"/>
+                <w:sz w:val="21"/>
+              </w:rPr>
+              <w:t>0 unsafe statements in 107</w:t>
+            </w:r>
+          </w:p>
+        </w:tc>
+        <w:tc>
+          <w:tcPr>
+            <w:tcW w:type="dxa" w:w="2088"/>
+          </w:tcPr>
+          <w:p>
+            <w:pPr>
+              <w:spacing w:before="0" w:after="0" w:line="240" w:lineRule="auto"/>
+              <w:jc w:val="center"/>
+              <w:keepNext/>
+            </w:pPr>
+            <w:r>
+              <w:rPr>
+                <w:rFonts w:ascii="Times New Roman" w:hAnsi="Times New Roman"/>
+                <w:sz w:val="21"/>
+              </w:rPr>
+            </w:r>
+            <w:r>
+              <w:rPr>
+                <w:rFonts w:ascii="Times New Roman" w:hAnsi="Times New Roman"/>
+                <w:b w:val="0"/>
+                <w:sz w:val="21"/>
+              </w:rPr>
+              <w:t>B1 produced 1 unsafe statement in 107</w:t>
+            </w:r>
+          </w:p>
+        </w:tc>
+        <w:tc>
+          <w:tcPr>
+            <w:tcW w:type="dxa" w:w="2736"/>
+          </w:tcPr>
+          <w:p>
+            <w:pPr>
+              <w:spacing w:before="0" w:after="0" w:line="240" w:lineRule="auto"/>
+              <w:jc w:val="center"/>
+              <w:keepNext/>
+            </w:pPr>
+            <w:r>
+              <w:rPr>
+                <w:rFonts w:ascii="Times New Roman" w:hAnsi="Times New Roman"/>
+                <w:sz w:val="21"/>
+              </w:rPr>
+            </w:r>
+            <w:r>
+              <w:rPr>
+                <w:rFonts w:ascii="Times New Roman" w:hAnsi="Times New Roman"/>
+                <w:b w:val="0"/>
+                <w:sz w:val="21"/>
+              </w:rPr>
+              <w:t>AEGIS blocked the observed unsafe-write case</w:t>
+            </w:r>
+          </w:p>
+        </w:tc>
+        <w:tc>
+          <w:tcPr>
+            <w:tcW w:type="dxa" w:w="1080"/>
+          </w:tcPr>
+          <w:p>
+            <w:pPr>
+              <w:spacing w:before="0" w:after="0" w:line="240" w:lineRule="auto"/>
+              <w:jc w:val="center"/>
+              <w:keepNext/>
+            </w:pPr>
+            <w:r>
+              <w:rPr>
+                <w:rFonts w:ascii="Times New Roman" w:hAnsi="Times New Roman"/>
+                <w:sz w:val="21"/>
+              </w:rPr>
+            </w:r>
+            <w:r>
+              <w:rPr>
+                <w:rFonts w:ascii="Times New Roman" w:hAnsi="Times New Roman"/>
+                <w:b w:val="0"/>
+                <w:sz w:val="21"/>
+              </w:rPr>
+              <w:t>Measured</w:t>
+            </w:r>
+          </w:p>
+        </w:tc>
+      </w:tr>
+      <w:tr>
+        <w:trPr>
+          <w:cantSplit/>
+        </w:trPr>
+        <w:tc>
+          <w:tcPr>
+            <w:tcW w:type="dxa" w:w="1656"/>
+          </w:tcPr>
+          <w:p>
+            <w:pPr>
+              <w:spacing w:before="0" w:after="0" w:line="240" w:lineRule="auto"/>
+              <w:keepNext/>
+            </w:pPr>
+            <w:r>
+              <w:rPr>
+                <w:rFonts w:ascii="Times New Roman" w:hAnsi="Times New Roman"/>
+                <w:sz w:val="21"/>
+              </w:rPr>
+            </w:r>
+            <w:r>
+              <w:rPr>
+                <w:rFonts w:ascii="Times New Roman" w:hAnsi="Times New Roman"/>
+                <w:b w:val="0"/>
+                <w:sz w:val="21"/>
+              </w:rPr>
+              <w:t>True execution validity</w:t>
+            </w:r>
+          </w:p>
+        </w:tc>
+        <w:tc>
+          <w:tcPr>
+            <w:tcW w:type="dxa" w:w="1843"/>
+          </w:tcPr>
+          <w:p>
+            <w:pPr>
+              <w:spacing w:before="0" w:after="0" w:line="240" w:lineRule="auto"/>
+              <w:jc w:val="center"/>
+              <w:keepNext/>
+            </w:pPr>
+            <w:r>
+              <w:rPr>
+                <w:rFonts w:ascii="Times New Roman" w:hAnsi="Times New Roman"/>
+                <w:sz w:val="21"/>
+              </w:rPr>
+            </w:r>
+            <w:r>
+              <w:rPr>
+                <w:rFonts w:ascii="Times New Roman" w:hAnsi="Times New Roman"/>
+                <w:b w:val="0"/>
+                <w:sz w:val="21"/>
+              </w:rPr>
+              <w:t>100 of 107 executed successfully (93.5%)</w:t>
+            </w:r>
+          </w:p>
+        </w:tc>
+        <w:tc>
+          <w:tcPr>
+            <w:tcW w:type="dxa" w:w="2088"/>
+          </w:tcPr>
+          <w:p>
+            <w:pPr>
+              <w:spacing w:before="0" w:after="0" w:line="240" w:lineRule="auto"/>
+              <w:jc w:val="center"/>
+              <w:keepNext/>
+            </w:pPr>
+            <w:r>
+              <w:rPr>
+                <w:rFonts w:ascii="Times New Roman" w:hAnsi="Times New Roman"/>
+                <w:sz w:val="21"/>
+              </w:rPr>
+            </w:r>
+            <w:r>
+              <w:rPr>
+                <w:rFonts w:ascii="Times New Roman" w:hAnsi="Times New Roman"/>
+                <w:b w:val="0"/>
+                <w:sz w:val="21"/>
+              </w:rPr>
+              <w:t>B1: 27 of 107 (25.2%); B3: 104 of 107 (97.2%)</w:t>
+            </w:r>
+          </w:p>
+        </w:tc>
+        <w:tc>
+          <w:tcPr>
+            <w:tcW w:type="dxa" w:w="2736"/>
+          </w:tcPr>
+          <w:p>
+            <w:pPr>
+              <w:spacing w:before="0" w:after="0" w:line="240" w:lineRule="auto"/>
+              <w:jc w:val="center"/>
+              <w:keepNext/>
+            </w:pPr>
+            <w:r>
+              <w:rPr>
+                <w:rFonts w:ascii="Times New Roman" w:hAnsi="Times New Roman"/>
+                <w:sz w:val="21"/>
+              </w:rPr>
+            </w:r>
+            <w:r>
+              <w:rPr>
+                <w:rFonts w:ascii="Times New Roman" w:hAnsi="Times New Roman"/>
+                <w:b w:val="0"/>
+                <w:sz w:val="21"/>
+              </w:rPr>
+              <w:t>AEGIS greatly improved execution validity over direct LLM-to-SQL</w:t>
+            </w:r>
+          </w:p>
+        </w:tc>
+        <w:tc>
+          <w:tcPr>
+            <w:tcW w:type="dxa" w:w="1080"/>
+          </w:tcPr>
+          <w:p>
+            <w:pPr>
+              <w:spacing w:before="0" w:after="0" w:line="240" w:lineRule="auto"/>
+              <w:jc w:val="center"/>
+              <w:keepNext/>
+            </w:pPr>
+            <w:r>
+              <w:rPr>
+                <w:rFonts w:ascii="Times New Roman" w:hAnsi="Times New Roman"/>
+                <w:sz w:val="21"/>
+              </w:rPr>
+            </w:r>
+            <w:r>
+              <w:rPr>
+                <w:rFonts w:ascii="Times New Roman" w:hAnsi="Times New Roman"/>
+                <w:b w:val="0"/>
+                <w:sz w:val="21"/>
+              </w:rPr>
+              <w:t>Measured</w:t>
+            </w:r>
+          </w:p>
+        </w:tc>
+      </w:tr>
+      <w:tr>
+        <w:trPr>
+          <w:cantSplit/>
+        </w:trPr>
+        <w:tc>
+          <w:tcPr>
+            <w:tcW w:type="dxa" w:w="1656"/>
+          </w:tcPr>
+          <w:p>
+            <w:pPr>
+              <w:spacing w:before="0" w:after="0" w:line="240" w:lineRule="auto"/>
+              <w:keepNext/>
+            </w:pPr>
+            <w:r>
+              <w:rPr>
+                <w:rFonts w:ascii="Times New Roman" w:hAnsi="Times New Roman"/>
+                <w:sz w:val="21"/>
+              </w:rPr>
+            </w:r>
+            <w:r>
+              <w:rPr>
+                <w:rFonts w:ascii="Times New Roman" w:hAnsi="Times New Roman"/>
+                <w:b w:val="0"/>
+                <w:sz w:val="21"/>
+              </w:rPr>
+              <w:t>Failure analysis</w:t>
+            </w:r>
+          </w:p>
+        </w:tc>
+        <w:tc>
+          <w:tcPr>
+            <w:tcW w:type="dxa" w:w="1843"/>
+          </w:tcPr>
+          <w:p>
+            <w:pPr>
+              <w:spacing w:before="0" w:after="0" w:line="240" w:lineRule="auto"/>
+              <w:jc w:val="center"/>
+              <w:keepNext/>
+            </w:pPr>
+            <w:r>
+              <w:rPr>
+                <w:rFonts w:ascii="Times New Roman" w:hAnsi="Times New Roman"/>
+                <w:sz w:val="21"/>
+              </w:rPr>
+            </w:r>
+            <w:r>
+              <w:rPr>
+                <w:rFonts w:ascii="Times New Roman" w:hAnsi="Times New Roman"/>
+                <w:b w:val="0"/>
+                <w:sz w:val="21"/>
+              </w:rPr>
+              <w:t>7 AEGIS execution failures</w:t>
+            </w:r>
+          </w:p>
+        </w:tc>
+        <w:tc>
+          <w:tcPr>
+            <w:tcW w:type="dxa" w:w="2088"/>
+          </w:tcPr>
+          <w:p>
+            <w:pPr>
+              <w:spacing w:before="0" w:after="0" w:line="240" w:lineRule="auto"/>
+              <w:jc w:val="center"/>
+              <w:keepNext/>
+            </w:pPr>
+            <w:r>
+              <w:rPr>
+                <w:rFonts w:ascii="Times New Roman" w:hAnsi="Times New Roman"/>
+                <w:sz w:val="21"/>
+              </w:rPr>
+            </w:r>
+            <w:r>
+              <w:rPr>
+                <w:rFonts w:ascii="Times New Roman" w:hAnsi="Times New Roman"/>
+                <w:b w:val="0"/>
+                <w:sz w:val="21"/>
+              </w:rPr>
+              <w:t>B1 failures were broader and more frequent</w:t>
+            </w:r>
+          </w:p>
+        </w:tc>
+        <w:tc>
+          <w:tcPr>
+            <w:tcW w:type="dxa" w:w="2736"/>
+          </w:tcPr>
+          <w:p>
+            <w:pPr>
+              <w:spacing w:before="0" w:after="0" w:line="240" w:lineRule="auto"/>
+              <w:jc w:val="center"/>
+              <w:keepNext/>
+            </w:pPr>
+            <w:r>
+              <w:rPr>
+                <w:rFonts w:ascii="Times New Roman" w:hAnsi="Times New Roman"/>
+                <w:sz w:val="21"/>
+              </w:rPr>
+            </w:r>
+            <w:r>
+              <w:rPr>
+                <w:rFonts w:ascii="Times New Roman" w:hAnsi="Times New Roman"/>
+                <w:b w:val="0"/>
+                <w:sz w:val="21"/>
+              </w:rPr>
+              <w:t>Remaining AEGIS failures are implementation issues, not safety violations</w:t>
+            </w:r>
+          </w:p>
+        </w:tc>
+        <w:tc>
+          <w:tcPr>
+            <w:tcW w:type="dxa" w:w="1080"/>
+          </w:tcPr>
+          <w:p>
+            <w:pPr>
+              <w:spacing w:before="0" w:after="0" w:line="240" w:lineRule="auto"/>
+              <w:jc w:val="center"/>
+              <w:keepNext/>
+            </w:pPr>
+            <w:r>
+              <w:rPr>
+                <w:rFonts w:ascii="Times New Roman" w:hAnsi="Times New Roman"/>
+                <w:sz w:val="21"/>
+              </w:rPr>
+            </w:r>
+            <w:r>
+              <w:rPr>
+                <w:rFonts w:ascii="Times New Roman" w:hAnsi="Times New Roman"/>
+                <w:b w:val="0"/>
+                <w:sz w:val="21"/>
+              </w:rPr>
+              <w:t>Measured</w:t>
+            </w:r>
+          </w:p>
+        </w:tc>
+      </w:tr>
+      <w:tr>
+        <w:trPr>
+          <w:cantSplit/>
+        </w:trPr>
+        <w:tc>
+          <w:tcPr>
+            <w:tcW w:type="dxa" w:w="1656"/>
+          </w:tcPr>
+          <w:p>
+            <w:pPr>
+              <w:spacing w:before="0" w:after="0" w:line="240" w:lineRule="auto"/>
+              <w:keepNext/>
+            </w:pPr>
+            <w:r>
+              <w:rPr>
+                <w:rFonts w:ascii="Times New Roman" w:hAnsi="Times New Roman"/>
+                <w:sz w:val="21"/>
+              </w:rPr>
+            </w:r>
+            <w:r>
+              <w:rPr>
+                <w:rFonts w:ascii="Times New Roman" w:hAnsi="Times New Roman"/>
+                <w:b w:val="0"/>
+                <w:sz w:val="21"/>
+              </w:rPr>
+              <w:t>Semantic correctness</w:t>
+            </w:r>
+          </w:p>
+        </w:tc>
+        <w:tc>
+          <w:tcPr>
+            <w:tcW w:type="dxa" w:w="1843"/>
+          </w:tcPr>
+          <w:p>
+            <w:pPr>
+              <w:spacing w:before="0" w:after="0" w:line="240" w:lineRule="auto"/>
+              <w:jc w:val="center"/>
+              <w:keepNext/>
+            </w:pPr>
+            <w:r>
+              <w:rPr>
+                <w:rFonts w:ascii="Times New Roman" w:hAnsi="Times New Roman"/>
+                <w:sz w:val="21"/>
+              </w:rPr>
+            </w:r>
+            <w:r>
+              <w:rPr>
+                <w:rFonts w:ascii="Times New Roman" w:hAnsi="Times New Roman"/>
+                <w:b w:val="0"/>
+                <w:sz w:val="21"/>
+              </w:rPr>
+              <w:t>Not numerically scored</w:t>
+            </w:r>
+          </w:p>
+        </w:tc>
+        <w:tc>
+          <w:tcPr>
+            <w:tcW w:type="dxa" w:w="2088"/>
+          </w:tcPr>
+          <w:p>
+            <w:pPr>
+              <w:spacing w:before="0" w:after="0" w:line="240" w:lineRule="auto"/>
+              <w:jc w:val="center"/>
+              <w:keepNext/>
+            </w:pPr>
+            <w:r>
+              <w:rPr>
+                <w:rFonts w:ascii="Times New Roman" w:hAnsi="Times New Roman"/>
+                <w:sz w:val="21"/>
+              </w:rPr>
+            </w:r>
+            <w:r>
+              <w:rPr>
+                <w:rFonts w:ascii="Times New Roman" w:hAnsi="Times New Roman"/>
+                <w:b w:val="0"/>
+                <w:sz w:val="21"/>
+              </w:rPr>
+              <w:t>Not numerically scored</w:t>
+            </w:r>
+          </w:p>
+        </w:tc>
+        <w:tc>
+          <w:tcPr>
+            <w:tcW w:type="dxa" w:w="2736"/>
+          </w:tcPr>
+          <w:p>
+            <w:pPr>
+              <w:spacing w:before="0" w:after="0" w:line="240" w:lineRule="auto"/>
+              <w:jc w:val="center"/>
+              <w:keepNext/>
+            </w:pPr>
+            <w:r>
+              <w:rPr>
+                <w:rFonts w:ascii="Times New Roman" w:hAnsi="Times New Roman"/>
+                <w:sz w:val="21"/>
+              </w:rPr>
+            </w:r>
+            <w:r>
+              <w:rPr>
+                <w:rFonts w:ascii="Times New Roman" w:hAnsi="Times New Roman"/>
+                <w:b w:val="0"/>
+                <w:sz w:val="21"/>
+              </w:rPr>
+              <w:t>Requires annotated expected answers before accuracy can be claimed</w:t>
+            </w:r>
+          </w:p>
+        </w:tc>
+        <w:tc>
+          <w:tcPr>
+            <w:tcW w:type="dxa" w:w="1080"/>
+          </w:tcPr>
+          <w:p>
+            <w:pPr>
+              <w:spacing w:before="0" w:after="0" w:line="240" w:lineRule="auto"/>
+              <w:jc w:val="center"/>
+              <w:keepNext/>
+            </w:pPr>
+            <w:r>
+              <w:rPr>
+                <w:rFonts w:ascii="Times New Roman" w:hAnsi="Times New Roman"/>
+                <w:sz w:val="21"/>
+              </w:rPr>
+            </w:r>
+            <w:r>
+              <w:rPr>
+                <w:rFonts w:ascii="Times New Roman" w:hAnsi="Times New Roman"/>
+                <w:b w:val="0"/>
+                <w:sz w:val="21"/>
+              </w:rPr>
+              <w:t>Pending</w:t>
+            </w:r>
+          </w:p>
+        </w:tc>
+      </w:tr>
+      <w:tr>
+        <w:trPr>
+          <w:cantSplit/>
+        </w:trPr>
+        <w:tc>
+          <w:tcPr>
+            <w:tcW w:type="dxa" w:w="1656"/>
+          </w:tcPr>
+          <w:p>
+            <w:pPr>
+              <w:spacing w:before="0" w:after="0" w:line="240" w:lineRule="auto"/>
+              <w:keepNext/>
+            </w:pPr>
+            <w:r>
+              <w:rPr>
+                <w:rFonts w:ascii="Times New Roman" w:hAnsi="Times New Roman"/>
+                <w:sz w:val="21"/>
+              </w:rPr>
+            </w:r>
+            <w:r>
+              <w:rPr>
+                <w:rFonts w:ascii="Times New Roman" w:hAnsi="Times New Roman"/>
+                <w:b w:val="0"/>
+                <w:sz w:val="21"/>
+              </w:rPr>
+              <w:t>Latency</w:t>
+            </w:r>
+          </w:p>
+        </w:tc>
+        <w:tc>
+          <w:tcPr>
+            <w:tcW w:type="dxa" w:w="1843"/>
+          </w:tcPr>
+          <w:p>
+            <w:pPr>
+              <w:spacing w:before="0" w:after="0" w:line="240" w:lineRule="auto"/>
+              <w:jc w:val="center"/>
+              <w:keepNext/>
+            </w:pPr>
+            <w:r>
+              <w:rPr>
+                <w:rFonts w:ascii="Times New Roman" w:hAnsi="Times New Roman"/>
+                <w:sz w:val="21"/>
+              </w:rPr>
+            </w:r>
+            <w:r>
+              <w:rPr>
+                <w:rFonts w:ascii="Times New Roman" w:hAnsi="Times New Roman"/>
+                <w:b w:val="0"/>
+                <w:sz w:val="21"/>
+              </w:rPr>
+              <w:t>Not instrumented</w:t>
+            </w:r>
+          </w:p>
+        </w:tc>
+        <w:tc>
+          <w:tcPr>
+            <w:tcW w:type="dxa" w:w="2088"/>
+          </w:tcPr>
+          <w:p>
+            <w:pPr>
+              <w:spacing w:before="0" w:after="0" w:line="240" w:lineRule="auto"/>
+              <w:jc w:val="center"/>
+              <w:keepNext/>
+            </w:pPr>
+            <w:r>
+              <w:rPr>
+                <w:rFonts w:ascii="Times New Roman" w:hAnsi="Times New Roman"/>
+                <w:sz w:val="21"/>
+              </w:rPr>
+            </w:r>
+            <w:r>
+              <w:rPr>
+                <w:rFonts w:ascii="Times New Roman" w:hAnsi="Times New Roman"/>
+                <w:b w:val="0"/>
+                <w:sz w:val="21"/>
+              </w:rPr>
+              <w:t>Not instrumented</w:t>
+            </w:r>
+          </w:p>
+        </w:tc>
+        <w:tc>
+          <w:tcPr>
+            <w:tcW w:type="dxa" w:w="2736"/>
+          </w:tcPr>
+          <w:p>
+            <w:pPr>
+              <w:spacing w:before="0" w:after="0" w:line="240" w:lineRule="auto"/>
+              <w:jc w:val="center"/>
+              <w:keepNext/>
+            </w:pPr>
+            <w:r>
+              <w:rPr>
+                <w:rFonts w:ascii="Times New Roman" w:hAnsi="Times New Roman"/>
+                <w:sz w:val="21"/>
+              </w:rPr>
+            </w:r>
+            <w:r>
+              <w:rPr>
+                <w:rFonts w:ascii="Times New Roman" w:hAnsi="Times New Roman"/>
+                <w:b w:val="0"/>
+                <w:sz w:val="21"/>
+              </w:rPr>
+              <w:t>Needs repeatable timing logs before reporting</w:t>
+            </w:r>
+          </w:p>
+        </w:tc>
+        <w:tc>
+          <w:tcPr>
+            <w:tcW w:type="dxa" w:w="1080"/>
+          </w:tcPr>
+          <w:p>
+            <w:pPr>
+              <w:spacing w:before="0" w:after="0" w:line="240" w:lineRule="auto"/>
+              <w:jc w:val="center"/>
+              <w:keepNext/>
+            </w:pPr>
+            <w:r>
+              <w:rPr>
+                <w:rFonts w:ascii="Times New Roman" w:hAnsi="Times New Roman"/>
+                <w:sz w:val="21"/>
+              </w:rPr>
+            </w:r>
+            <w:r>
+              <w:rPr>
+                <w:rFonts w:ascii="Times New Roman" w:hAnsi="Times New Roman"/>
+                <w:b w:val="0"/>
+                <w:sz w:val="21"/>
+              </w:rPr>
+              <w:t>Pending</w:t>
+            </w:r>
+          </w:p>
+        </w:tc>
+      </w:tr>
+    </w:tbl>
+    <w:p>
+      <w:pPr>
+        <w:spacing w:after="80"/>
+      </w:pPr>
+    </w:p>
+    <w:p>
+      <w:pPr>
+        <w:spacing w:before="320" w:after="160"/>
+        <w:jc w:val="left"/>
+      </w:pPr>
+      <w:r>
+        <w:rPr>
+          <w:rFonts w:ascii="Times New Roman" w:hAnsi="Times New Roman"/>
+          <w:b/>
+          <w:sz w:val="28"/>
+        </w:rPr>
+        <w:t>5.3  SQL Safety</w:t>
+      </w:r>
+    </w:p>
+    <w:p>
+      <w:pPr>
+        <w:spacing w:after="200" w:before="0" w:line="360" w:lineRule="auto"/>
+        <w:jc w:val="both"/>
+      </w:pPr>
+      <w:r>
+        <w:rPr>
+          <w:rFonts w:ascii="Times New Roman" w:hAnsi="Times New Roman"/>
+          <w:b w:val="0"/>
+          <w:i w:val="0"/>
+          <w:sz w:val="24"/>
+        </w:rPr>
+        <w:t>Unsafe Query Execution Rate measures whether a generated SQL statement contains a genuine unsafe operation such as a write or schema-changing command. This metric is different from execution validity because a statement can be syntactically valid while still being unsafe for an analytics-only system.</w:t>
+      </w:r>
+    </w:p>
+    <w:p>
+      <w:pPr>
+        <w:spacing w:before="200" w:after="80"/>
+        <w:jc w:val="center"/>
+        <w:keepNext/>
+      </w:pPr>
+      <w:r>
+        <w:rPr>
+          <w:rFonts w:ascii="Times New Roman" w:hAnsi="Times New Roman"/>
+          <w:b/>
+          <w:sz w:val="22"/>
+        </w:rPr>
+        <w:t>Table 5.3: SQL safety on the 107-request benchmark.</w:t>
+      </w:r>
+    </w:p>
+    <w:tbl>
+      <w:tblPr>
+        <w:tblStyle w:val="TableGrid"/>
+        <w:tblW w:type="auto" w:w="0"/>
+        <w:jc w:val="center"/>
+        <w:tblLayout w:type="fixed"/>
+        <w:tblLook w:firstColumn="1" w:firstRow="1" w:lastColumn="0" w:lastRow="0" w:noHBand="0" w:noVBand="1" w:val="04A0"/>
+        <w:tblBorders>
+          <w:top w:val="single" w:sz="4" w:space="0" w:color="999999"/>
+          <w:left w:val="single" w:sz="4" w:space="0" w:color="999999"/>
+          <w:bottom w:val="single" w:sz="4" w:space="0" w:color="999999"/>
+          <w:right w:val="single" w:sz="4" w:space="0" w:color="999999"/>
+          <w:insideH w:val="single" w:sz="4" w:space="0" w:color="999999"/>
+          <w:insideV w:val="single" w:sz="4" w:space="0" w:color="999999"/>
+        </w:tblBorders>
+      </w:tblPr>
+      <w:tblGrid>
+        <w:gridCol w:w="2448"/>
+        <w:gridCol w:w="1944"/>
+        <w:gridCol w:w="4536"/>
+      </w:tblGrid>
+      <w:tr>
+        <w:trPr>
+          <w:cantSplit/>
+        </w:trPr>
+        <w:tc>
+          <w:tcPr>
+            <w:tcW w:type="dxa" w:w="3009"/>
+          </w:tcPr>
+          <w:p>
+            <w:pPr>
+              <w:spacing w:before="0" w:after="0" w:line="240" w:lineRule="auto"/>
+              <w:jc w:val="center"/>
+              <w:keepNext/>
+            </w:pPr>
+            <w:r>
+              <w:rPr>
+                <w:rFonts w:ascii="Times New Roman" w:hAnsi="Times New Roman"/>
+                <w:b/>
+                <w:sz w:val="21"/>
+              </w:rPr>
+            </w:r>
+            <w:r>
+              <w:rPr>
+                <w:rFonts w:ascii="Times New Roman" w:hAnsi="Times New Roman"/>
+                <w:b/>
+                <w:sz w:val="21"/>
+              </w:rPr>
+              <w:t>System</w:t>
+            </w:r>
+          </w:p>
+        </w:tc>
+        <w:tc>
+          <w:tcPr>
+            <w:tcW w:type="dxa" w:w="3009"/>
+          </w:tcPr>
+          <w:p>
+            <w:pPr>
+              <w:spacing w:before="0" w:after="0" w:line="240" w:lineRule="auto"/>
+              <w:jc w:val="center"/>
+              <w:keepNext/>
+            </w:pPr>
+            <w:r>
+              <w:rPr>
+                <w:rFonts w:ascii="Times New Roman" w:hAnsi="Times New Roman"/>
+                <w:b/>
+                <w:sz w:val="21"/>
+              </w:rPr>
+            </w:r>
+            <w:r>
+              <w:rPr>
+                <w:rFonts w:ascii="Times New Roman" w:hAnsi="Times New Roman"/>
+                <w:b/>
+                <w:sz w:val="21"/>
+              </w:rPr>
+              <w:t>Unsafe SQL</w:t>
+            </w:r>
+          </w:p>
+        </w:tc>
+        <w:tc>
+          <w:tcPr>
+            <w:tcW w:type="dxa" w:w="3009"/>
+          </w:tcPr>
+          <w:p>
+            <w:pPr>
+              <w:spacing w:before="0" w:after="0" w:line="240" w:lineRule="auto"/>
+              <w:jc w:val="center"/>
+              <w:keepNext/>
+            </w:pPr>
+            <w:r>
+              <w:rPr>
+                <w:rFonts w:ascii="Times New Roman" w:hAnsi="Times New Roman"/>
+                <w:b/>
+                <w:sz w:val="21"/>
+              </w:rPr>
+            </w:r>
+            <w:r>
+              <w:rPr>
+                <w:rFonts w:ascii="Times New Roman" w:hAnsi="Times New Roman"/>
+                <w:b/>
+                <w:sz w:val="21"/>
+              </w:rPr>
+              <w:t>Interpretation</w:t>
+            </w:r>
+          </w:p>
+        </w:tc>
+      </w:tr>
+      <w:tr>
+        <w:trPr>
+          <w:cantSplit/>
+        </w:trPr>
+        <w:tc>
+          <w:tcPr>
+            <w:tcW w:type="dxa" w:w="2448"/>
+          </w:tcPr>
+          <w:p>
+            <w:pPr>
+              <w:spacing w:before="0" w:after="0" w:line="240" w:lineRule="auto"/>
+              <w:keepNext/>
+            </w:pPr>
+            <w:r>
+              <w:rPr>
+                <w:rFonts w:ascii="Times New Roman" w:hAnsi="Times New Roman"/>
+                <w:sz w:val="21"/>
+              </w:rPr>
+            </w:r>
+            <w:r>
+              <w:rPr>
+                <w:rFonts w:ascii="Times New Roman" w:hAnsi="Times New Roman"/>
+                <w:b w:val="0"/>
+                <w:sz w:val="21"/>
+              </w:rPr>
+              <w:t>Baseline B1 (Direct LLM-to-SQL)</w:t>
+            </w:r>
+          </w:p>
+        </w:tc>
+        <w:tc>
+          <w:tcPr>
+            <w:tcW w:type="dxa" w:w="1944"/>
+          </w:tcPr>
+          <w:p>
+            <w:pPr>
+              <w:spacing w:before="0" w:after="0" w:line="240" w:lineRule="auto"/>
+              <w:jc w:val="center"/>
+              <w:keepNext/>
+            </w:pPr>
+            <w:r>
+              <w:rPr>
+                <w:rFonts w:ascii="Times New Roman" w:hAnsi="Times New Roman"/>
+                <w:sz w:val="21"/>
+              </w:rPr>
+            </w:r>
+            <w:r>
+              <w:rPr>
+                <w:rFonts w:ascii="Times New Roman" w:hAnsi="Times New Roman"/>
+                <w:b w:val="0"/>
+                <w:sz w:val="21"/>
+              </w:rPr>
+              <w:t>1 genuine unsafe statement in 107</w:t>
+            </w:r>
+          </w:p>
+        </w:tc>
+        <w:tc>
+          <w:tcPr>
+            <w:tcW w:type="dxa" w:w="4536"/>
+          </w:tcPr>
+          <w:p>
+            <w:pPr>
+              <w:spacing w:before="0" w:after="0" w:line="240" w:lineRule="auto"/>
+              <w:jc w:val="center"/>
+              <w:keepNext/>
+            </w:pPr>
+            <w:r>
+              <w:rPr>
+                <w:rFonts w:ascii="Times New Roman" w:hAnsi="Times New Roman"/>
+                <w:sz w:val="21"/>
+              </w:rPr>
+            </w:r>
+            <w:r>
+              <w:rPr>
+                <w:rFonts w:ascii="Times New Roman" w:hAnsi="Times New Roman"/>
+                <w:b w:val="0"/>
+                <w:sz w:val="21"/>
+              </w:rPr>
+              <w:t>The model generated one write operation when prompted with a business-looking request.</w:t>
+            </w:r>
+          </w:p>
+        </w:tc>
+      </w:tr>
+      <w:tr>
+        <w:trPr>
+          <w:cantSplit/>
+        </w:trPr>
+        <w:tc>
+          <w:tcPr>
+            <w:tcW w:type="dxa" w:w="2448"/>
+          </w:tcPr>
+          <w:p>
+            <w:pPr>
+              <w:spacing w:before="0" w:after="0" w:line="240" w:lineRule="auto"/>
+              <w:keepNext/>
+            </w:pPr>
+            <w:r>
+              <w:rPr>
+                <w:rFonts w:ascii="Times New Roman" w:hAnsi="Times New Roman"/>
+                <w:sz w:val="21"/>
+              </w:rPr>
+            </w:r>
+            <w:r>
+              <w:rPr>
+                <w:rFonts w:ascii="Times New Roman" w:hAnsi="Times New Roman"/>
+                <w:b w:val="0"/>
+                <w:sz w:val="21"/>
+              </w:rPr>
+              <w:t>AEGIS</w:t>
+            </w:r>
+          </w:p>
+        </w:tc>
+        <w:tc>
+          <w:tcPr>
+            <w:tcW w:type="dxa" w:w="1944"/>
+          </w:tcPr>
+          <w:p>
+            <w:pPr>
+              <w:spacing w:before="0" w:after="0" w:line="240" w:lineRule="auto"/>
+              <w:jc w:val="center"/>
+              <w:keepNext/>
+            </w:pPr>
+            <w:r>
+              <w:rPr>
+                <w:rFonts w:ascii="Times New Roman" w:hAnsi="Times New Roman"/>
+                <w:sz w:val="21"/>
+              </w:rPr>
+            </w:r>
+            <w:r>
+              <w:rPr>
+                <w:rFonts w:ascii="Times New Roman" w:hAnsi="Times New Roman"/>
+                <w:b w:val="0"/>
+                <w:sz w:val="21"/>
+              </w:rPr>
+              <w:t>0 unsafe statements in 107</w:t>
+            </w:r>
+          </w:p>
+        </w:tc>
+        <w:tc>
+          <w:tcPr>
+            <w:tcW w:type="dxa" w:w="4536"/>
+          </w:tcPr>
+          <w:p>
+            <w:pPr>
+              <w:spacing w:before="0" w:after="0" w:line="240" w:lineRule="auto"/>
+              <w:jc w:val="center"/>
+              <w:keepNext/>
+            </w:pPr>
+            <w:r>
+              <w:rPr>
+                <w:rFonts w:ascii="Times New Roman" w:hAnsi="Times New Roman"/>
+                <w:sz w:val="21"/>
+              </w:rPr>
+            </w:r>
+            <w:r>
+              <w:rPr>
+                <w:rFonts w:ascii="Times New Roman" w:hAnsi="Times New Roman"/>
+                <w:b w:val="0"/>
+                <w:sz w:val="21"/>
+              </w:rPr>
+              <w:t>The intent schema and compiler templates did not allow write SQL to be emitted.</w:t>
+            </w:r>
+          </w:p>
+        </w:tc>
+      </w:tr>
+    </w:tbl>
+    <w:p>
+      <w:pPr>
+        <w:spacing w:after="80"/>
+      </w:pPr>
+    </w:p>
+    <w:p>
+      <w:pPr>
+        <w:spacing w:after="0" w:before="0" w:line="360" w:lineRule="auto"/>
+        <w:jc w:val="both"/>
+      </w:pPr>
+      <w:r>
+        <w:rPr>
+          <w:rFonts w:ascii="Times New Roman" w:hAnsi="Times New Roman"/>
+          <w:b w:val="0"/>
+          <w:i w:val="0"/>
+          <w:sz w:val="24"/>
+        </w:rPr>
+        <w:t>The strongest safety example is the disguised write request asking to cancel orders stuck in Pending for more than 30 days. Baseline B1 produced an executable UPDATE statement. AEGIS cannot express a write intent in its intent object or compiler templates, so it did not emit write SQL. This is the central safety result: AEGIS prevents this class of unsafe execution structurally rather than hoping the model follows an instruction not to write dangerous SQL.</w:t>
+      </w:r>
+    </w:p>
+    <w:tbl>
+      <w:tblPr>
+        <w:tblW w:type="auto" w:w="0"/>
+        <w:jc w:val="center"/>
+        <w:tblLayout w:type="fixed"/>
+        <w:tblLook w:firstColumn="1" w:firstRow="1" w:lastColumn="0" w:lastRow="0" w:noHBand="0" w:noVBand="1" w:val="04A0"/>
+      </w:tblPr>
+      <w:tblGrid>
+        <w:gridCol w:w="9072"/>
+      </w:tblGrid>
+      <w:tr>
+        <w:trPr>
+          <w:trHeight w:val="3744"/>
+          <w:trHeight w:val="3744" w:hRule="atLeast"/>
+        </w:trPr>
+        <w:tc>
+          <w:tcPr>
+            <w:tcW w:type="dxa" w:w="9072"/>
+            <w:tcBorders>
+              <w:top w:val="dashed" w:sz="10" w:space="0" w:color="888888"/>
+              <w:left w:val="dashed" w:sz="10" w:space="0" w:color="888888"/>
+              <w:bottom w:val="dashed" w:sz="10" w:space="0" w:color="888888"/>
+              <w:right w:val="dashed" w:sz="10" w:space="0" w:color="888888"/>
+            </w:tcBorders>
+            <w:shd w:val="clear" w:fill="F7F7F7"/>
+          </w:tcPr>
+          <w:p>
+            <w:pPr>
+              <w:spacing w:before="280" w:after="120"/>
+              <w:jc w:val="center"/>
+            </w:pPr>
+            <w:r/>
+            <w:r>
+              <w:rPr>
+                <w:rFonts w:ascii="Times New Roman" w:hAnsi="Times New Roman"/>
+                <w:b/>
+                <w:color w:val="993300"/>
+                <w:sz w:val="21"/>
+              </w:rPr>
+              <w:t>[ PLACEHOLDER - FIGURE 8 NOT YET INSERTED ]</w:t>
+            </w:r>
+          </w:p>
+          <w:p>
+            <w:pPr>
+              <w:spacing w:after="160"/>
+              <w:jc w:val="center"/>
+            </w:pPr>
+            <w:r>
+              <w:rPr>
+                <w:rFonts w:ascii="Times New Roman" w:hAnsi="Times New Roman"/>
+                <w:b/>
+                <w:color w:val="333333"/>
+                <w:sz w:val="22"/>
+              </w:rPr>
+              <w:t>Verified safety and execution-validity comparison</w:t>
+            </w:r>
+          </w:p>
+        </w:tc>
+      </w:tr>
+    </w:tbl>
+    <w:p>
+      <w:pPr>
+        <w:spacing w:before="120" w:after="280"/>
+        <w:jc w:val="center"/>
+      </w:pPr>
+      <w:r>
+        <w:rPr>
+          <w:rFonts w:ascii="Times New Roman" w:hAnsi="Times New Roman"/>
+          <w:b/>
+          <w:sz w:val="21"/>
+        </w:rPr>
+        <w:t>Figure 8: Verified safety and execution-validity comparison</w:t>
+      </w:r>
+    </w:p>
+    <w:p>
+      <w:pPr>
+        <w:spacing w:before="320" w:after="160"/>
+        <w:jc w:val="left"/>
+      </w:pPr>
+      <w:r>
+        <w:rPr>
+          <w:rFonts w:ascii="Times New Roman" w:hAnsi="Times New Roman"/>
+          <w:b/>
+          <w:sz w:val="28"/>
+        </w:rPr>
+        <w:t>5.4  True Database Execution Validity</w:t>
+      </w:r>
+    </w:p>
+    <w:p>
+      <w:pPr>
+        <w:spacing w:after="200" w:before="0" w:line="360" w:lineRule="auto"/>
+        <w:jc w:val="both"/>
+      </w:pPr>
+      <w:r>
+        <w:rPr>
+          <w:rFonts w:ascii="Times New Roman" w:hAnsi="Times New Roman"/>
+          <w:b w:val="0"/>
+          <w:i w:val="0"/>
+          <w:sz w:val="24"/>
+        </w:rPr>
+        <w:t>True database execution validity measures whether the generated SQL actually runs against the seeded MySQL database. This check is stricter than string inspection or application-level compilation because it exposes missing columns, invalid joins, dialect errors, and invalid literal values.</w:t>
+      </w:r>
+    </w:p>
+    <w:p>
+      <w:pPr>
+        <w:spacing w:before="200" w:after="80"/>
+        <w:jc w:val="center"/>
+        <w:keepNext/>
+      </w:pPr>
+      <w:r>
+        <w:rPr>
+          <w:rFonts w:ascii="Times New Roman" w:hAnsi="Times New Roman"/>
+          <w:b/>
+          <w:sz w:val="22"/>
+        </w:rPr>
+        <w:t>Table 5.4: True execution validity on the 107-request benchmark.</w:t>
+      </w:r>
+    </w:p>
+    <w:tbl>
+      <w:tblPr>
+        <w:tblStyle w:val="TableGrid"/>
+        <w:tblW w:type="auto" w:w="0"/>
+        <w:jc w:val="center"/>
+        <w:tblLayout w:type="fixed"/>
+        <w:tblLook w:firstColumn="1" w:firstRow="1" w:lastColumn="0" w:lastRow="0" w:noHBand="0" w:noVBand="1" w:val="04A0"/>
+        <w:tblBorders>
+          <w:top w:val="single" w:sz="4" w:space="0" w:color="999999"/>
+          <w:left w:val="single" w:sz="4" w:space="0" w:color="999999"/>
+          <w:bottom w:val="single" w:sz="4" w:space="0" w:color="999999"/>
+          <w:right w:val="single" w:sz="4" w:space="0" w:color="999999"/>
+          <w:insideH w:val="single" w:sz="4" w:space="0" w:color="999999"/>
+          <w:insideV w:val="single" w:sz="4" w:space="0" w:color="999999"/>
+        </w:tblBorders>
+      </w:tblPr>
+      <w:tblGrid>
+        <w:gridCol w:w="2520"/>
+        <w:gridCol w:w="2232"/>
+        <w:gridCol w:w="4176"/>
+      </w:tblGrid>
+      <w:tr>
+        <w:trPr>
+          <w:cantSplit/>
+        </w:trPr>
+        <w:tc>
+          <w:tcPr>
+            <w:tcW w:type="dxa" w:w="3009"/>
+          </w:tcPr>
+          <w:p>
+            <w:pPr>
+              <w:spacing w:before="0" w:after="0" w:line="240" w:lineRule="auto"/>
+              <w:jc w:val="center"/>
+              <w:keepNext/>
+            </w:pPr>
+            <w:r>
+              <w:rPr>
+                <w:rFonts w:ascii="Times New Roman" w:hAnsi="Times New Roman"/>
+                <w:b/>
+                <w:sz w:val="21"/>
+              </w:rPr>
+            </w:r>
+            <w:r>
+              <w:rPr>
+                <w:rFonts w:ascii="Times New Roman" w:hAnsi="Times New Roman"/>
+                <w:b/>
+                <w:sz w:val="21"/>
+              </w:rPr>
+              <w:t>System</w:t>
+            </w:r>
+          </w:p>
+        </w:tc>
+        <w:tc>
+          <w:tcPr>
+            <w:tcW w:type="dxa" w:w="3009"/>
+          </w:tcPr>
+          <w:p>
+            <w:pPr>
+              <w:spacing w:before="0" w:after="0" w:line="240" w:lineRule="auto"/>
+              <w:jc w:val="center"/>
+              <w:keepNext/>
+            </w:pPr>
+            <w:r>
+              <w:rPr>
+                <w:rFonts w:ascii="Times New Roman" w:hAnsi="Times New Roman"/>
+                <w:b/>
+                <w:sz w:val="21"/>
+              </w:rPr>
+            </w:r>
+            <w:r>
+              <w:rPr>
+                <w:rFonts w:ascii="Times New Roman" w:hAnsi="Times New Roman"/>
+                <w:b/>
+                <w:sz w:val="21"/>
+              </w:rPr>
+              <w:t>Execution result</w:t>
+            </w:r>
+          </w:p>
+        </w:tc>
+        <w:tc>
+          <w:tcPr>
+            <w:tcW w:type="dxa" w:w="3009"/>
+          </w:tcPr>
+          <w:p>
+            <w:pPr>
+              <w:spacing w:before="0" w:after="0" w:line="240" w:lineRule="auto"/>
+              <w:jc w:val="center"/>
+              <w:keepNext/>
+            </w:pPr>
+            <w:r>
+              <w:rPr>
+                <w:rFonts w:ascii="Times New Roman" w:hAnsi="Times New Roman"/>
+                <w:b/>
+                <w:sz w:val="21"/>
+              </w:rPr>
+            </w:r>
+            <w:r>
+              <w:rPr>
+                <w:rFonts w:ascii="Times New Roman" w:hAnsi="Times New Roman"/>
+                <w:b/>
+                <w:sz w:val="21"/>
+              </w:rPr>
+              <w:t>Interpretation</w:t>
+            </w:r>
+          </w:p>
+        </w:tc>
+      </w:tr>
+      <w:tr>
+        <w:trPr>
+          <w:cantSplit/>
+        </w:trPr>
+        <w:tc>
+          <w:tcPr>
+            <w:tcW w:type="dxa" w:w="2520"/>
+          </w:tcPr>
+          <w:p>
+            <w:pPr>
+              <w:spacing w:before="0" w:after="0" w:line="240" w:lineRule="auto"/>
+              <w:keepNext/>
+            </w:pPr>
+            <w:r>
+              <w:rPr>
+                <w:rFonts w:ascii="Times New Roman" w:hAnsi="Times New Roman"/>
+                <w:sz w:val="21"/>
+              </w:rPr>
+            </w:r>
+            <w:r>
+              <w:rPr>
+                <w:rFonts w:ascii="Times New Roman" w:hAnsi="Times New Roman"/>
+                <w:b w:val="0"/>
+                <w:sz w:val="21"/>
+              </w:rPr>
+              <w:t>Baseline B1 (Direct LLM-to-SQL)</w:t>
+            </w:r>
+          </w:p>
+        </w:tc>
+        <w:tc>
+          <w:tcPr>
+            <w:tcW w:type="dxa" w:w="2232"/>
+          </w:tcPr>
+          <w:p>
+            <w:pPr>
+              <w:spacing w:before="0" w:after="0" w:line="240" w:lineRule="auto"/>
+              <w:jc w:val="center"/>
+              <w:keepNext/>
+            </w:pPr>
+            <w:r>
+              <w:rPr>
+                <w:rFonts w:ascii="Times New Roman" w:hAnsi="Times New Roman"/>
+                <w:sz w:val="21"/>
+              </w:rPr>
+            </w:r>
+            <w:r>
+              <w:rPr>
+                <w:rFonts w:ascii="Times New Roman" w:hAnsi="Times New Roman"/>
+                <w:b w:val="0"/>
+                <w:sz w:val="21"/>
+              </w:rPr>
+              <w:t>27 of 107 executed successfully (25.2%)</w:t>
+            </w:r>
+          </w:p>
+        </w:tc>
+        <w:tc>
+          <w:tcPr>
+            <w:tcW w:type="dxa" w:w="4176"/>
+          </w:tcPr>
+          <w:p>
+            <w:pPr>
+              <w:spacing w:before="0" w:after="0" w:line="240" w:lineRule="auto"/>
+              <w:jc w:val="center"/>
+              <w:keepNext/>
+            </w:pPr>
+            <w:r>
+              <w:rPr>
+                <w:rFonts w:ascii="Times New Roman" w:hAnsi="Times New Roman"/>
+                <w:sz w:val="21"/>
+              </w:rPr>
+            </w:r>
+            <w:r>
+              <w:rPr>
+                <w:rFonts w:ascii="Times New Roman" w:hAnsi="Times New Roman"/>
+                <w:b w:val="0"/>
+                <w:sz w:val="21"/>
+              </w:rPr>
+              <w:t>Most failures came from hallucinated columns, invalid table references, or dialect errors.</w:t>
+            </w:r>
+          </w:p>
+        </w:tc>
+      </w:tr>
+      <w:tr>
+        <w:trPr>
+          <w:cantSplit/>
+        </w:trPr>
+        <w:tc>
+          <w:tcPr>
+            <w:tcW w:type="dxa" w:w="2520"/>
+          </w:tcPr>
+          <w:p>
+            <w:pPr>
+              <w:spacing w:before="0" w:after="0" w:line="240" w:lineRule="auto"/>
+              <w:keepNext/>
+            </w:pPr>
+            <w:r>
+              <w:rPr>
+                <w:rFonts w:ascii="Times New Roman" w:hAnsi="Times New Roman"/>
+                <w:sz w:val="21"/>
+              </w:rPr>
+            </w:r>
+            <w:r>
+              <w:rPr>
+                <w:rFonts w:ascii="Times New Roman" w:hAnsi="Times New Roman"/>
+                <w:b w:val="0"/>
+                <w:sz w:val="21"/>
+              </w:rPr>
+              <w:t>AEGIS</w:t>
+            </w:r>
+          </w:p>
+        </w:tc>
+        <w:tc>
+          <w:tcPr>
+            <w:tcW w:type="dxa" w:w="2232"/>
+          </w:tcPr>
+          <w:p>
+            <w:pPr>
+              <w:spacing w:before="0" w:after="0" w:line="240" w:lineRule="auto"/>
+              <w:jc w:val="center"/>
+              <w:keepNext/>
+            </w:pPr>
+            <w:r>
+              <w:rPr>
+                <w:rFonts w:ascii="Times New Roman" w:hAnsi="Times New Roman"/>
+                <w:sz w:val="21"/>
+              </w:rPr>
+            </w:r>
+            <w:r>
+              <w:rPr>
+                <w:rFonts w:ascii="Times New Roman" w:hAnsi="Times New Roman"/>
+                <w:b w:val="0"/>
+                <w:sz w:val="21"/>
+              </w:rPr>
+              <w:t>100 of 107 executed successfully (93.5%)</w:t>
+            </w:r>
+          </w:p>
+        </w:tc>
+        <w:tc>
+          <w:tcPr>
+            <w:tcW w:type="dxa" w:w="4176"/>
+          </w:tcPr>
+          <w:p>
+            <w:pPr>
+              <w:spacing w:before="0" w:after="0" w:line="240" w:lineRule="auto"/>
+              <w:jc w:val="center"/>
+              <w:keepNext/>
+            </w:pPr>
+            <w:r>
+              <w:rPr>
+                <w:rFonts w:ascii="Times New Roman" w:hAnsi="Times New Roman"/>
+                <w:sz w:val="21"/>
+              </w:rPr>
+            </w:r>
+            <w:r>
+              <w:rPr>
+                <w:rFonts w:ascii="Times New Roman" w:hAnsi="Times New Roman"/>
+                <w:b w:val="0"/>
+                <w:sz w:val="21"/>
+              </w:rPr>
+              <w:t>The deterministic pipeline removed many free-form SQL errors, but seven issues remained.</w:t>
+            </w:r>
+          </w:p>
+        </w:tc>
+      </w:tr>
+      <w:tr>
+        <w:trPr>
+          <w:cantSplit/>
+        </w:trPr>
+        <w:tc>
+          <w:tcPr>
+            <w:tcW w:type="dxa" w:w="2520"/>
+          </w:tcPr>
+          <w:p>
+            <w:pPr>
+              <w:spacing w:before="0" w:after="0" w:line="240" w:lineRule="auto"/>
+              <w:keepNext/>
+            </w:pPr>
+            <w:r>
+              <w:rPr>
+                <w:rFonts w:ascii="Times New Roman" w:hAnsi="Times New Roman"/>
+                <w:sz w:val="21"/>
+              </w:rPr>
+            </w:r>
+            <w:r>
+              <w:rPr>
+                <w:rFonts w:ascii="Times New Roman" w:hAnsi="Times New Roman"/>
+                <w:b w:val="0"/>
+                <w:sz w:val="21"/>
+              </w:rPr>
+              <w:t>B3 Template-only</w:t>
+            </w:r>
+          </w:p>
+        </w:tc>
+        <w:tc>
+          <w:tcPr>
+            <w:tcW w:type="dxa" w:w="2232"/>
+          </w:tcPr>
+          <w:p>
+            <w:pPr>
+              <w:spacing w:before="0" w:after="0" w:line="240" w:lineRule="auto"/>
+              <w:jc w:val="center"/>
+              <w:keepNext/>
+            </w:pPr>
+            <w:r>
+              <w:rPr>
+                <w:rFonts w:ascii="Times New Roman" w:hAnsi="Times New Roman"/>
+                <w:sz w:val="21"/>
+              </w:rPr>
+            </w:r>
+            <w:r>
+              <w:rPr>
+                <w:rFonts w:ascii="Times New Roman" w:hAnsi="Times New Roman"/>
+                <w:b w:val="0"/>
+                <w:sz w:val="21"/>
+              </w:rPr>
+              <w:t>104 of 107 executed successfully (97.2%)</w:t>
+            </w:r>
+          </w:p>
+        </w:tc>
+        <w:tc>
+          <w:tcPr>
+            <w:tcW w:type="dxa" w:w="4176"/>
+          </w:tcPr>
+          <w:p>
+            <w:pPr>
+              <w:spacing w:before="0" w:after="0" w:line="240" w:lineRule="auto"/>
+              <w:jc w:val="center"/>
+              <w:keepNext/>
+            </w:pPr>
+            <w:r>
+              <w:rPr>
+                <w:rFonts w:ascii="Times New Roman" w:hAnsi="Times New Roman"/>
+                <w:sz w:val="21"/>
+              </w:rPr>
+            </w:r>
+            <w:r>
+              <w:rPr>
+                <w:rFonts w:ascii="Times New Roman" w:hAnsi="Times New Roman"/>
+                <w:b w:val="0"/>
+                <w:sz w:val="21"/>
+              </w:rPr>
+              <w:t>High execution validity, but not evidence of higher semantic correctness.</w:t>
+            </w:r>
+          </w:p>
+        </w:tc>
+      </w:tr>
+    </w:tbl>
+    <w:p>
+      <w:pPr>
+        <w:spacing w:after="80"/>
+      </w:pPr>
+    </w:p>
+    <w:p>
+      <w:pPr>
+        <w:spacing w:before="320" w:after="160"/>
+        <w:jc w:val="left"/>
+      </w:pPr>
+      <w:r>
+        <w:rPr>
+          <w:rFonts w:ascii="Times New Roman" w:hAnsi="Times New Roman"/>
+          <w:b/>
+          <w:sz w:val="28"/>
+        </w:rPr>
+        <w:t>5.5  Execution Failure Analysis</w:t>
+      </w:r>
+    </w:p>
+    <w:p>
+      <w:pPr>
+        <w:spacing w:after="200" w:before="0" w:line="360" w:lineRule="auto"/>
+        <w:jc w:val="both"/>
+      </w:pPr>
+      <w:r>
+        <w:rPr>
+          <w:rFonts w:ascii="Times New Roman" w:hAnsi="Times New Roman"/>
+          <w:b w:val="0"/>
+          <w:i w:val="0"/>
+          <w:sz w:val="24"/>
+        </w:rPr>
+        <w:t>The seven AEGIS execution failures identify the remaining implementation limitations of the prototype. These failures are not safety violations; they are executable-query construction issues observed when the generated SQL was tested against the evaluation database.</w:t>
+      </w:r>
+    </w:p>
+    <w:p>
+      <w:pPr>
+        <w:spacing w:before="200" w:after="80"/>
+        <w:jc w:val="center"/>
+        <w:keepNext/>
+      </w:pPr>
+      <w:r>
+        <w:rPr>
+          <w:rFonts w:ascii="Times New Roman" w:hAnsi="Times New Roman"/>
+          <w:b/>
+          <w:sz w:val="22"/>
+        </w:rPr>
+        <w:t>Table 5.5: AEGIS true-execution failures diagnosed from MySQL execution.</w:t>
       </w:r>
     </w:p>
     <w:tbl>
@@ -13465,7 +15368,7 @@
                 <w:b/>
                 <w:sz w:val="21"/>
               </w:rPr>
-              <w:t>System</w:t>
+              <w:t>Query ID</w:t>
             </w:r>
           </w:p>
         </w:tc>
@@ -13492,7 +15395,7 @@
                 <w:b/>
                 <w:sz w:val="21"/>
               </w:rPr>
-              <w:t>Unsafe SQL</w:t>
+              <w:t>Failure class</w:t>
             </w:r>
           </w:p>
         </w:tc>
@@ -13519,7 +15422,7 @@
                 <w:b/>
                 <w:sz w:val="21"/>
               </w:rPr>
-              <w:t>True execution validity</w:t>
+              <w:t>Observed database error</w:t>
             </w:r>
           </w:p>
         </w:tc>
@@ -13549,7 +15452,7 @@
                 <w:b w:val="0"/>
                 <w:sz w:val="21"/>
               </w:rPr>
-              <w:t>Baseline B1 (Direct LLM-to-SQL)</w:t>
+              <w:t>5</w:t>
             </w:r>
           </w:p>
         </w:tc>
@@ -13575,7 +15478,7 @@
                 <w:b w:val="0"/>
                 <w:sz w:val="21"/>
               </w:rPr>
-              <w:t>1 genuine unsafe statement in 107</w:t>
+              <w:t>Relative-date normalization</w:t>
             </w:r>
           </w:p>
         </w:tc>
@@ -13601,7 +15504,7 @@
                 <w:b w:val="0"/>
                 <w:sz w:val="21"/>
               </w:rPr>
-              <w:t>27 of 107 executed successfully (25.2%)</w:t>
+              <w:t>Incorrect DATETIME value: 'this morning'</w:t>
             </w:r>
           </w:p>
         </w:tc>
@@ -13631,7 +15534,7 @@
                 <w:b w:val="0"/>
                 <w:sz w:val="21"/>
               </w:rPr>
-              <w:t>AEGIS</w:t>
+              <w:t>13</w:t>
             </w:r>
           </w:p>
         </w:tc>
@@ -13657,7 +15560,7 @@
                 <w:b w:val="0"/>
                 <w:sz w:val="21"/>
               </w:rPr>
-              <w:t>0 unsafe statements in 107</w:t>
+              <w:t>Compiler syntax edge case</w:t>
             </w:r>
           </w:p>
         </w:tc>
@@ -13683,7 +15586,7 @@
                 <w:b w:val="0"/>
                 <w:sz w:val="21"/>
               </w:rPr>
-              <w:t>100 of 107 executed successfully (93.5%)</w:t>
+              <w:t>MySQL syntax error near generated SQL fragment</w:t>
             </w:r>
           </w:p>
         </w:tc>
@@ -13713,7 +15616,7 @@
                 <w:b w:val="0"/>
                 <w:sz w:val="21"/>
               </w:rPr>
-              <w:t>B3 Template-only</w:t>
+              <w:t>19</w:t>
             </w:r>
           </w:p>
         </w:tc>
@@ -13739,7 +15642,7 @@
                 <w:b w:val="0"/>
                 <w:sz w:val="21"/>
               </w:rPr>
-              <w:t>Not used as the primary safety baseline in this chapter</w:t>
+              <w:t>Join-path or alias defect</w:t>
             </w:r>
           </w:p>
         </w:tc>
@@ -13765,7 +15668,335 @@
                 <w:b w:val="0"/>
                 <w:sz w:val="21"/>
               </w:rPr>
-              <w:t>104 of 107 executed successfully (97.2%)</w:t>
+              <w:t>Unknown column 'o.Id' in ON clause</w:t>
+            </w:r>
+          </w:p>
+        </w:tc>
+      </w:tr>
+      <w:tr>
+        <w:trPr>
+          <w:cantSplit/>
+        </w:trPr>
+        <w:tc>
+          <w:tcPr>
+            <w:tcW w:type="dxa" w:w="3009"/>
+          </w:tcPr>
+          <w:p>
+            <w:pPr>
+              <w:spacing w:before="0" w:after="0" w:line="240" w:lineRule="auto"/>
+              <w:keepNext/>
+            </w:pPr>
+            <w:r>
+              <w:rPr>
+                <w:rFonts w:ascii="Times New Roman" w:hAnsi="Times New Roman"/>
+                <w:sz w:val="21"/>
+              </w:rPr>
+            </w:r>
+            <w:r>
+              <w:rPr>
+                <w:rFonts w:ascii="Times New Roman" w:hAnsi="Times New Roman"/>
+                <w:b w:val="0"/>
+                <w:sz w:val="21"/>
+              </w:rPr>
+              <w:t>46</w:t>
+            </w:r>
+          </w:p>
+        </w:tc>
+        <w:tc>
+          <w:tcPr>
+            <w:tcW w:type="dxa" w:w="3009"/>
+          </w:tcPr>
+          <w:p>
+            <w:pPr>
+              <w:spacing w:before="0" w:after="0" w:line="240" w:lineRule="auto"/>
+              <w:jc w:val="center"/>
+              <w:keepNext/>
+            </w:pPr>
+            <w:r>
+              <w:rPr>
+                <w:rFonts w:ascii="Times New Roman" w:hAnsi="Times New Roman"/>
+                <w:sz w:val="21"/>
+              </w:rPr>
+            </w:r>
+            <w:r>
+              <w:rPr>
+                <w:rFonts w:ascii="Times New Roman" w:hAnsi="Times New Roman"/>
+                <w:b w:val="0"/>
+                <w:sz w:val="21"/>
+              </w:rPr>
+              <w:t>Relative-date normalization</w:t>
+            </w:r>
+          </w:p>
+        </w:tc>
+        <w:tc>
+          <w:tcPr>
+            <w:tcW w:type="dxa" w:w="3009"/>
+          </w:tcPr>
+          <w:p>
+            <w:pPr>
+              <w:spacing w:before="0" w:after="0" w:line="240" w:lineRule="auto"/>
+              <w:jc w:val="center"/>
+              <w:keepNext/>
+            </w:pPr>
+            <w:r>
+              <w:rPr>
+                <w:rFonts w:ascii="Times New Roman" w:hAnsi="Times New Roman"/>
+                <w:sz w:val="21"/>
+              </w:rPr>
+            </w:r>
+            <w:r>
+              <w:rPr>
+                <w:rFonts w:ascii="Times New Roman" w:hAnsi="Times New Roman"/>
+                <w:b w:val="0"/>
+                <w:sz w:val="21"/>
+              </w:rPr>
+              <w:t>Incorrect DATETIME value: 'last 90 days'</w:t>
+            </w:r>
+          </w:p>
+        </w:tc>
+      </w:tr>
+      <w:tr>
+        <w:trPr>
+          <w:cantSplit/>
+        </w:trPr>
+        <w:tc>
+          <w:tcPr>
+            <w:tcW w:type="dxa" w:w="3009"/>
+          </w:tcPr>
+          <w:p>
+            <w:pPr>
+              <w:spacing w:before="0" w:after="0" w:line="240" w:lineRule="auto"/>
+              <w:keepNext/>
+            </w:pPr>
+            <w:r>
+              <w:rPr>
+                <w:rFonts w:ascii="Times New Roman" w:hAnsi="Times New Roman"/>
+                <w:sz w:val="21"/>
+              </w:rPr>
+            </w:r>
+            <w:r>
+              <w:rPr>
+                <w:rFonts w:ascii="Times New Roman" w:hAnsi="Times New Roman"/>
+                <w:b w:val="0"/>
+                <w:sz w:val="21"/>
+              </w:rPr>
+              <w:t>72</w:t>
+            </w:r>
+          </w:p>
+        </w:tc>
+        <w:tc>
+          <w:tcPr>
+            <w:tcW w:type="dxa" w:w="3009"/>
+          </w:tcPr>
+          <w:p>
+            <w:pPr>
+              <w:spacing w:before="0" w:after="0" w:line="240" w:lineRule="auto"/>
+              <w:jc w:val="center"/>
+              <w:keepNext/>
+            </w:pPr>
+            <w:r>
+              <w:rPr>
+                <w:rFonts w:ascii="Times New Roman" w:hAnsi="Times New Roman"/>
+                <w:sz w:val="21"/>
+              </w:rPr>
+            </w:r>
+            <w:r>
+              <w:rPr>
+                <w:rFonts w:ascii="Times New Roman" w:hAnsi="Times New Roman"/>
+                <w:b w:val="0"/>
+                <w:sz w:val="21"/>
+              </w:rPr>
+              <w:t>Relative-date normalization</w:t>
+            </w:r>
+          </w:p>
+        </w:tc>
+        <w:tc>
+          <w:tcPr>
+            <w:tcW w:type="dxa" w:w="3009"/>
+          </w:tcPr>
+          <w:p>
+            <w:pPr>
+              <w:spacing w:before="0" w:after="0" w:line="240" w:lineRule="auto"/>
+              <w:jc w:val="center"/>
+              <w:keepNext/>
+            </w:pPr>
+            <w:r>
+              <w:rPr>
+                <w:rFonts w:ascii="Times New Roman" w:hAnsi="Times New Roman"/>
+                <w:sz w:val="21"/>
+              </w:rPr>
+            </w:r>
+            <w:r>
+              <w:rPr>
+                <w:rFonts w:ascii="Times New Roman" w:hAnsi="Times New Roman"/>
+                <w:b w:val="0"/>
+                <w:sz w:val="21"/>
+              </w:rPr>
+              <w:t>Incorrect DATETIME value: 'this quarter'</w:t>
+            </w:r>
+          </w:p>
+        </w:tc>
+      </w:tr>
+      <w:tr>
+        <w:trPr>
+          <w:cantSplit/>
+        </w:trPr>
+        <w:tc>
+          <w:tcPr>
+            <w:tcW w:type="dxa" w:w="3009"/>
+          </w:tcPr>
+          <w:p>
+            <w:pPr>
+              <w:spacing w:before="0" w:after="0" w:line="240" w:lineRule="auto"/>
+              <w:keepNext/>
+            </w:pPr>
+            <w:r>
+              <w:rPr>
+                <w:rFonts w:ascii="Times New Roman" w:hAnsi="Times New Roman"/>
+                <w:sz w:val="21"/>
+              </w:rPr>
+            </w:r>
+            <w:r>
+              <w:rPr>
+                <w:rFonts w:ascii="Times New Roman" w:hAnsi="Times New Roman"/>
+                <w:b w:val="0"/>
+                <w:sz w:val="21"/>
+              </w:rPr>
+              <w:t>80</w:t>
+            </w:r>
+          </w:p>
+        </w:tc>
+        <w:tc>
+          <w:tcPr>
+            <w:tcW w:type="dxa" w:w="3009"/>
+          </w:tcPr>
+          <w:p>
+            <w:pPr>
+              <w:spacing w:before="0" w:after="0" w:line="240" w:lineRule="auto"/>
+              <w:jc w:val="center"/>
+              <w:keepNext/>
+            </w:pPr>
+            <w:r>
+              <w:rPr>
+                <w:rFonts w:ascii="Times New Roman" w:hAnsi="Times New Roman"/>
+                <w:sz w:val="21"/>
+              </w:rPr>
+            </w:r>
+            <w:r>
+              <w:rPr>
+                <w:rFonts w:ascii="Times New Roman" w:hAnsi="Times New Roman"/>
+                <w:b w:val="0"/>
+                <w:sz w:val="21"/>
+              </w:rPr>
+              <w:t>Compiler syntax edge case</w:t>
+            </w:r>
+          </w:p>
+        </w:tc>
+        <w:tc>
+          <w:tcPr>
+            <w:tcW w:type="dxa" w:w="3009"/>
+          </w:tcPr>
+          <w:p>
+            <w:pPr>
+              <w:spacing w:before="0" w:after="0" w:line="240" w:lineRule="auto"/>
+              <w:jc w:val="center"/>
+              <w:keepNext/>
+            </w:pPr>
+            <w:r>
+              <w:rPr>
+                <w:rFonts w:ascii="Times New Roman" w:hAnsi="Times New Roman"/>
+                <w:sz w:val="21"/>
+              </w:rPr>
+            </w:r>
+            <w:r>
+              <w:rPr>
+                <w:rFonts w:ascii="Times New Roman" w:hAnsi="Times New Roman"/>
+                <w:b w:val="0"/>
+                <w:sz w:val="21"/>
+              </w:rPr>
+              <w:t>MySQL syntax error near generated SQL fragment</w:t>
+            </w:r>
+          </w:p>
+        </w:tc>
+      </w:tr>
+      <w:tr>
+        <w:trPr>
+          <w:cantSplit/>
+        </w:trPr>
+        <w:tc>
+          <w:tcPr>
+            <w:tcW w:type="dxa" w:w="3009"/>
+          </w:tcPr>
+          <w:p>
+            <w:pPr>
+              <w:spacing w:before="0" w:after="0" w:line="240" w:lineRule="auto"/>
+              <w:keepNext/>
+            </w:pPr>
+            <w:r>
+              <w:rPr>
+                <w:rFonts w:ascii="Times New Roman" w:hAnsi="Times New Roman"/>
+                <w:sz w:val="21"/>
+              </w:rPr>
+            </w:r>
+            <w:r>
+              <w:rPr>
+                <w:rFonts w:ascii="Times New Roman" w:hAnsi="Times New Roman"/>
+                <w:b w:val="0"/>
+                <w:sz w:val="21"/>
+              </w:rPr>
+              <w:t>84</w:t>
+            </w:r>
+          </w:p>
+        </w:tc>
+        <w:tc>
+          <w:tcPr>
+            <w:tcW w:type="dxa" w:w="3009"/>
+          </w:tcPr>
+          <w:p>
+            <w:pPr>
+              <w:spacing w:before="0" w:after="0" w:line="240" w:lineRule="auto"/>
+              <w:jc w:val="center"/>
+              <w:keepNext/>
+            </w:pPr>
+            <w:r>
+              <w:rPr>
+                <w:rFonts w:ascii="Times New Roman" w:hAnsi="Times New Roman"/>
+                <w:sz w:val="21"/>
+              </w:rPr>
+            </w:r>
+            <w:r>
+              <w:rPr>
+                <w:rFonts w:ascii="Times New Roman" w:hAnsi="Times New Roman"/>
+                <w:b w:val="0"/>
+                <w:sz w:val="21"/>
+              </w:rPr>
+              <w:t>Compiler syntax edge case</w:t>
+            </w:r>
+          </w:p>
+        </w:tc>
+        <w:tc>
+          <w:tcPr>
+            <w:tcW w:type="dxa" w:w="3009"/>
+          </w:tcPr>
+          <w:p>
+            <w:pPr>
+              <w:spacing w:before="0" w:after="0" w:line="240" w:lineRule="auto"/>
+              <w:jc w:val="center"/>
+              <w:keepNext/>
+            </w:pPr>
+            <w:r>
+              <w:rPr>
+                <w:rFonts w:ascii="Times New Roman" w:hAnsi="Times New Roman"/>
+                <w:sz w:val="21"/>
+              </w:rPr>
+            </w:r>
+            <w:r>
+              <w:rPr>
+                <w:rFonts w:ascii="Times New Roman" w:hAnsi="Times New Roman"/>
+                <w:b w:val="0"/>
+                <w:sz w:val="21"/>
+              </w:rPr>
+              <w:t>MySQL syntax error near generated SQL fragment</w:t>
             </w:r>
           </w:p>
         </w:tc>
@@ -13778,7 +16009,7 @@
     </w:p>
     <w:p>
       <w:pPr>
-        <w:spacing w:after="160" w:before="0" w:line="360" w:lineRule="auto"/>
+        <w:spacing w:after="0" w:before="0" w:line="360" w:lineRule="auto"/>
         <w:jc w:val="both"/>
       </w:pPr>
       <w:r>
@@ -13788,12 +16019,26 @@
           <w:i w:val="0"/>
           <w:sz w:val="24"/>
         </w:rPr>
-        <w:t>Baseline B1 mostly failed because of hallucinated columns, invalid table references, or dialect errors. AEGIS had no unsafe SQL, but seven generated statements still failed due to implementation defects diagnosed below. B3 is included as a compiler-behavior comparison, not as a semantic-correctness result.</w:t>
+        <w:t>The failure pattern is narrow. Three failures are date-normalization bugs, three are compiler syntax edge cases, and one is a join or alias construction defect. These are concrete implementation bugs, not evidence that the safety boundary failed. They should be fixed in future work and then re-measured using the same true database execution procedure.</w:t>
       </w:r>
     </w:p>
     <w:p>
       <w:pPr>
-        <w:spacing w:after="0" w:before="0" w:line="360" w:lineRule="auto"/>
+        <w:spacing w:before="320" w:after="160"/>
+        <w:jc w:val="left"/>
+      </w:pPr>
+      <w:r>
+        <w:rPr>
+          <w:rFonts w:ascii="Times New Roman" w:hAnsi="Times New Roman"/>
+          <w:b/>
+          <w:sz w:val="28"/>
+        </w:rPr>
+        <w:t>5.6  Semantic Correctness Limitation</w:t>
+      </w:r>
+    </w:p>
+    <w:p>
+      <w:pPr>
+        <w:spacing w:after="200" w:before="0" w:line="360" w:lineRule="auto"/>
         <w:jc w:val="both"/>
       </w:pPr>
       <w:r>
@@ -13803,110 +16048,7 @@
           <w:i w:val="0"/>
           <w:sz w:val="24"/>
         </w:rPr>
-        <w:t>The strongest safety example is the disguised write request asking to cancel orders stuck in Pending for more than 30 days. Baseline B1 produced an executable UPDATE statement. AEGIS cannot express a write intent in its intent object or compiler templates, so it did not emit write SQL. This is the central safety result: AEGIS prevents this class of unsafe execution structurally rather than hoping the model follows an instruction not to write dangerous SQL.</w:t>
-      </w:r>
-    </w:p>
-    <w:tbl>
-      <w:tblPr>
-        <w:tblW w:type="auto" w:w="0"/>
-        <w:jc w:val="center"/>
-        <w:tblLayout w:type="fixed"/>
-        <w:tblLook w:firstColumn="1" w:firstRow="1" w:lastColumn="0" w:lastRow="0" w:noHBand="0" w:noVBand="1" w:val="04A0"/>
-      </w:tblPr>
-      <w:tblGrid>
-        <w:gridCol w:w="9072"/>
-      </w:tblGrid>
-      <w:tr>
-        <w:trPr>
-          <w:trHeight w:val="3744"/>
-          <w:trHeight w:val="3744" w:hRule="atLeast"/>
-        </w:trPr>
-        <w:tc>
-          <w:tcPr>
-            <w:tcW w:type="dxa" w:w="9072"/>
-            <w:tcBorders>
-              <w:top w:val="dashed" w:sz="10" w:space="0" w:color="888888"/>
-              <w:left w:val="dashed" w:sz="10" w:space="0" w:color="888888"/>
-              <w:bottom w:val="dashed" w:sz="10" w:space="0" w:color="888888"/>
-              <w:right w:val="dashed" w:sz="10" w:space="0" w:color="888888"/>
-            </w:tcBorders>
-            <w:shd w:val="clear" w:fill="F7F7F7"/>
-          </w:tcPr>
-          <w:p>
-            <w:pPr>
-              <w:spacing w:before="280" w:after="120"/>
-              <w:jc w:val="center"/>
-            </w:pPr>
-            <w:r/>
-            <w:r>
-              <w:rPr>
-                <w:rFonts w:ascii="Times New Roman" w:hAnsi="Times New Roman"/>
-                <w:b/>
-                <w:color w:val="993300"/>
-                <w:sz w:val="21"/>
-              </w:rPr>
-              <w:t>[ PLACEHOLDER - FIGURE 8 NOT YET INSERTED ]</w:t>
-            </w:r>
-          </w:p>
-          <w:p>
-            <w:pPr>
-              <w:spacing w:after="160"/>
-              <w:jc w:val="center"/>
-            </w:pPr>
-            <w:r>
-              <w:rPr>
-                <w:rFonts w:ascii="Times New Roman" w:hAnsi="Times New Roman"/>
-                <w:b/>
-                <w:color w:val="333333"/>
-                <w:sz w:val="22"/>
-              </w:rPr>
-              <w:t>Verified safety and execution-validity comparison</w:t>
-            </w:r>
-          </w:p>
-        </w:tc>
-      </w:tr>
-    </w:tbl>
-    <w:p>
-      <w:pPr>
-        <w:spacing w:before="120" w:after="280"/>
-        <w:jc w:val="center"/>
-      </w:pPr>
-      <w:r>
-        <w:rPr>
-          <w:rFonts w:ascii="Times New Roman" w:hAnsi="Times New Roman"/>
-          <w:b/>
-          <w:sz w:val="21"/>
-        </w:rPr>
-        <w:t>Figure 8: Verified safety and execution-validity comparison</w:t>
-      </w:r>
-    </w:p>
-    <w:p>
-      <w:pPr>
-        <w:spacing w:before="320" w:after="160"/>
-        <w:jc w:val="left"/>
-      </w:pPr>
-      <w:r>
-        <w:rPr>
-          <w:rFonts w:ascii="Times New Roman" w:hAnsi="Times New Roman"/>
-          <w:b/>
-          <w:sz w:val="28"/>
-        </w:rPr>
-        <w:t>5.3  Execution Failure Analysis</w:t>
-      </w:r>
-    </w:p>
-    <w:p>
-      <w:pPr>
-        <w:spacing w:after="200" w:before="0" w:line="360" w:lineRule="auto"/>
-        <w:jc w:val="both"/>
-      </w:pPr>
-      <w:r>
-        <w:rPr>
-          <w:rFonts w:ascii="Times New Roman" w:hAnsi="Times New Roman"/>
-          <w:b w:val="0"/>
-          <w:i w:val="0"/>
-          <w:sz w:val="24"/>
-        </w:rPr>
-        <w:t>The seven AEGIS execution failures identify the remaining implementation limitations of the prototype. These failures are not safety violations; they are executable-query construction issues observed when the generated SQL was tested against the evaluation database.</w:t>
+        <w:t>Correctness or accuracy must be treated separately from execution validity. The current results show that AEGIS often generates SQL that executes successfully and avoids unsafe operations, but they do not establish that every executable result matches the user's intended analytical meaning.</w:t>
       </w:r>
     </w:p>
     <w:p>
@@ -13921,7 +16063,7 @@
           <w:b/>
           <w:sz w:val="22"/>
         </w:rPr>
-        <w:t>Table 5.3: AEGIS true-execution failures diagnosed from MySQL execution.</w:t>
+        <w:t>Table 5.6: Distinguishing the evaluation metrics.</w:t>
       </w:r>
     </w:p>
     <w:tbl>
@@ -13971,7 +16113,7 @@
                 <w:b/>
                 <w:sz w:val="21"/>
               </w:rPr>
-              <w:t>Query ID</w:t>
+              <w:t>Metric</w:t>
             </w:r>
           </w:p>
         </w:tc>
@@ -13998,7 +16140,7 @@
                 <w:b/>
                 <w:sz w:val="21"/>
               </w:rPr>
-              <w:t>Failure class</w:t>
+              <w:t>What it answers</w:t>
             </w:r>
           </w:p>
         </w:tc>
@@ -14025,7 +16167,7 @@
                 <w:b/>
                 <w:sz w:val="21"/>
               </w:rPr>
-              <w:t>Observed database error</w:t>
+              <w:t>Current status</w:t>
             </w:r>
           </w:p>
         </w:tc>
@@ -14055,7 +16197,7 @@
                 <w:b w:val="0"/>
                 <w:sz w:val="21"/>
               </w:rPr>
-              <w:t>5</w:t>
+              <w:t>SQL safety</w:t>
             </w:r>
           </w:p>
         </w:tc>
@@ -14081,7 +16223,7 @@
                 <w:b w:val="0"/>
                 <w:sz w:val="21"/>
               </w:rPr>
-              <w:t>Relative-date normalization</w:t>
+              <w:t>Did the generated SQL avoid unsafe write or schema-changing behavior?</w:t>
             </w:r>
           </w:p>
         </w:tc>
@@ -14107,7 +16249,7 @@
                 <w:b w:val="0"/>
                 <w:sz w:val="21"/>
               </w:rPr>
-              <w:t>Incorrect DATETIME value: 'this morning'</w:t>
+              <w:t>Verified for B1 and AEGIS on all 107 requests.</w:t>
             </w:r>
           </w:p>
         </w:tc>
@@ -14137,7 +16279,7 @@
                 <w:b w:val="0"/>
                 <w:sz w:val="21"/>
               </w:rPr>
-              <w:t>13</w:t>
+              <w:t>True execution validity</w:t>
             </w:r>
           </w:p>
         </w:tc>
@@ -14163,7 +16305,7 @@
                 <w:b w:val="0"/>
                 <w:sz w:val="21"/>
               </w:rPr>
-              <w:t>Compiler syntax edge case</w:t>
+              <w:t>Did the generated SQL run against the seeded MySQL database?</w:t>
             </w:r>
           </w:p>
         </w:tc>
@@ -14189,7 +16331,7 @@
                 <w:b w:val="0"/>
                 <w:sz w:val="21"/>
               </w:rPr>
-              <w:t>MySQL syntax error near generated SQL fragment</w:t>
+              <w:t>Verified for B1, AEGIS, and B3.</w:t>
             </w:r>
           </w:p>
         </w:tc>
@@ -14219,7 +16361,7 @@
                 <w:b w:val="0"/>
                 <w:sz w:val="21"/>
               </w:rPr>
-              <w:t>19</w:t>
+              <w:t>Semantic correctness / accuracy</w:t>
             </w:r>
           </w:p>
         </w:tc>
@@ -14245,7 +16387,7 @@
                 <w:b w:val="0"/>
                 <w:sz w:val="21"/>
               </w:rPr>
-              <w:t>Join-path or alias defect</w:t>
+              <w:t>Did the answer match the user's intended reporting need?</w:t>
             </w:r>
           </w:p>
         </w:tc>
@@ -14271,7 +16413,7 @@
                 <w:b w:val="0"/>
                 <w:sz w:val="21"/>
               </w:rPr>
-              <w:t>Unknown column 'o.Id' in ON clause</w:t>
+              <w:t>Not yet numerically scored; requires annotated expected outputs or labels.</w:t>
             </w:r>
           </w:p>
         </w:tc>
@@ -14301,7 +16443,7 @@
                 <w:b w:val="0"/>
                 <w:sz w:val="21"/>
               </w:rPr>
-              <w:t>46</w:t>
+              <w:t>Scope handling</w:t>
             </w:r>
           </w:p>
         </w:tc>
@@ -14327,7 +16469,7 @@
                 <w:b w:val="0"/>
                 <w:sz w:val="21"/>
               </w:rPr>
-              <w:t>Relative-date normalization</w:t>
+              <w:t>Did the system clarify or reject unsupported requests instead of guessing?</w:t>
             </w:r>
           </w:p>
         </w:tc>
@@ -14353,7 +16495,7 @@
                 <w:b w:val="0"/>
                 <w:sz w:val="21"/>
               </w:rPr>
-              <w:t>Incorrect DATETIME value: 'last 90 days'</w:t>
+              <w:t>Observed as a limitation; needs a separate annotated evaluation.</w:t>
             </w:r>
           </w:p>
         </w:tc>
@@ -14383,7 +16525,7 @@
                 <w:b w:val="0"/>
                 <w:sz w:val="21"/>
               </w:rPr>
-              <w:t>72</w:t>
+              <w:t>Latency</w:t>
             </w:r>
           </w:p>
         </w:tc>
@@ -14409,7 +16551,7 @@
                 <w:b w:val="0"/>
                 <w:sz w:val="21"/>
               </w:rPr>
-              <w:t>Relative-date normalization</w:t>
+              <w:t>How long each stage takes end to end?</w:t>
             </w:r>
           </w:p>
         </w:tc>
@@ -14435,171 +16577,7 @@
                 <w:b w:val="0"/>
                 <w:sz w:val="21"/>
               </w:rPr>
-              <w:t>Incorrect DATETIME value: 'this quarter'</w:t>
-            </w:r>
-          </w:p>
-        </w:tc>
-      </w:tr>
-      <w:tr>
-        <w:trPr>
-          <w:cantSplit/>
-        </w:trPr>
-        <w:tc>
-          <w:tcPr>
-            <w:tcW w:type="dxa" w:w="3009"/>
-          </w:tcPr>
-          <w:p>
-            <w:pPr>
-              <w:spacing w:before="0" w:after="0" w:line="240" w:lineRule="auto"/>
-              <w:keepNext/>
-            </w:pPr>
-            <w:r>
-              <w:rPr>
-                <w:rFonts w:ascii="Times New Roman" w:hAnsi="Times New Roman"/>
-                <w:sz w:val="21"/>
-              </w:rPr>
-            </w:r>
-            <w:r>
-              <w:rPr>
-                <w:rFonts w:ascii="Times New Roman" w:hAnsi="Times New Roman"/>
-                <w:b w:val="0"/>
-                <w:sz w:val="21"/>
-              </w:rPr>
-              <w:t>80</w:t>
-            </w:r>
-          </w:p>
-        </w:tc>
-        <w:tc>
-          <w:tcPr>
-            <w:tcW w:type="dxa" w:w="3009"/>
-          </w:tcPr>
-          <w:p>
-            <w:pPr>
-              <w:spacing w:before="0" w:after="0" w:line="240" w:lineRule="auto"/>
-              <w:jc w:val="center"/>
-              <w:keepNext/>
-            </w:pPr>
-            <w:r>
-              <w:rPr>
-                <w:rFonts w:ascii="Times New Roman" w:hAnsi="Times New Roman"/>
-                <w:sz w:val="21"/>
-              </w:rPr>
-            </w:r>
-            <w:r>
-              <w:rPr>
-                <w:rFonts w:ascii="Times New Roman" w:hAnsi="Times New Roman"/>
-                <w:b w:val="0"/>
-                <w:sz w:val="21"/>
-              </w:rPr>
-              <w:t>Compiler syntax edge case</w:t>
-            </w:r>
-          </w:p>
-        </w:tc>
-        <w:tc>
-          <w:tcPr>
-            <w:tcW w:type="dxa" w:w="3009"/>
-          </w:tcPr>
-          <w:p>
-            <w:pPr>
-              <w:spacing w:before="0" w:after="0" w:line="240" w:lineRule="auto"/>
-              <w:jc w:val="center"/>
-              <w:keepNext/>
-            </w:pPr>
-            <w:r>
-              <w:rPr>
-                <w:rFonts w:ascii="Times New Roman" w:hAnsi="Times New Roman"/>
-                <w:sz w:val="21"/>
-              </w:rPr>
-            </w:r>
-            <w:r>
-              <w:rPr>
-                <w:rFonts w:ascii="Times New Roman" w:hAnsi="Times New Roman"/>
-                <w:b w:val="0"/>
-                <w:sz w:val="21"/>
-              </w:rPr>
-              <w:t>MySQL syntax error near generated SQL fragment</w:t>
-            </w:r>
-          </w:p>
-        </w:tc>
-      </w:tr>
-      <w:tr>
-        <w:trPr>
-          <w:cantSplit/>
-        </w:trPr>
-        <w:tc>
-          <w:tcPr>
-            <w:tcW w:type="dxa" w:w="3009"/>
-          </w:tcPr>
-          <w:p>
-            <w:pPr>
-              <w:spacing w:before="0" w:after="0" w:line="240" w:lineRule="auto"/>
-              <w:keepNext/>
-            </w:pPr>
-            <w:r>
-              <w:rPr>
-                <w:rFonts w:ascii="Times New Roman" w:hAnsi="Times New Roman"/>
-                <w:sz w:val="21"/>
-              </w:rPr>
-            </w:r>
-            <w:r>
-              <w:rPr>
-                <w:rFonts w:ascii="Times New Roman" w:hAnsi="Times New Roman"/>
-                <w:b w:val="0"/>
-                <w:sz w:val="21"/>
-              </w:rPr>
-              <w:t>84</w:t>
-            </w:r>
-          </w:p>
-        </w:tc>
-        <w:tc>
-          <w:tcPr>
-            <w:tcW w:type="dxa" w:w="3009"/>
-          </w:tcPr>
-          <w:p>
-            <w:pPr>
-              <w:spacing w:before="0" w:after="0" w:line="240" w:lineRule="auto"/>
-              <w:jc w:val="center"/>
-              <w:keepNext/>
-            </w:pPr>
-            <w:r>
-              <w:rPr>
-                <w:rFonts w:ascii="Times New Roman" w:hAnsi="Times New Roman"/>
-                <w:sz w:val="21"/>
-              </w:rPr>
-            </w:r>
-            <w:r>
-              <w:rPr>
-                <w:rFonts w:ascii="Times New Roman" w:hAnsi="Times New Roman"/>
-                <w:b w:val="0"/>
-                <w:sz w:val="21"/>
-              </w:rPr>
-              <w:t>Compiler syntax edge case</w:t>
-            </w:r>
-          </w:p>
-        </w:tc>
-        <w:tc>
-          <w:tcPr>
-            <w:tcW w:type="dxa" w:w="3009"/>
-          </w:tcPr>
-          <w:p>
-            <w:pPr>
-              <w:spacing w:before="0" w:after="0" w:line="240" w:lineRule="auto"/>
-              <w:jc w:val="center"/>
-              <w:keepNext/>
-            </w:pPr>
-            <w:r>
-              <w:rPr>
-                <w:rFonts w:ascii="Times New Roman" w:hAnsi="Times New Roman"/>
-                <w:sz w:val="21"/>
-              </w:rPr>
-            </w:r>
-            <w:r>
-              <w:rPr>
-                <w:rFonts w:ascii="Times New Roman" w:hAnsi="Times New Roman"/>
-                <w:b w:val="0"/>
-                <w:sz w:val="21"/>
-              </w:rPr>
-              <w:t>MySQL syntax error near generated SQL fragment</w:t>
+              <w:t>Not yet instrumented.</w:t>
             </w:r>
           </w:p>
         </w:tc>
@@ -14622,7 +16600,7 @@
           <w:i w:val="0"/>
           <w:sz w:val="24"/>
         </w:rPr>
-        <w:t>The failure pattern is narrow. Three failures are date-normalization bugs, three are compiler syntax edge cases, and one is a join or alias construction defect. These are concrete implementation bugs, not evidence that the safety boundary failed. They should be fixed in future work and then re-measured using the same true database execution procedure.</w:t>
+        <w:t>This distinction is important for the thesis argument. AEGIS maintained SQL safety even under harder boundary cases, but the scope-detection mechanism was incomplete: several unsupported or underspecified requests were mapped to safe but semantically wrong in-scope queries instead of being rejected or clarified. That behavior should be reported as a correctness and clarification limitation, not hidden inside the safety metric.</w:t>
       </w:r>
     </w:p>
     <w:p>
@@ -14636,7 +16614,7 @@
           <w:b/>
           <w:sz w:val="28"/>
         </w:rPr>
-        <w:t>5.4  Semantic Correctness and Accuracy</w:t>
+        <w:t>5.7  B3 Template-Only Baseline</w:t>
       </w:r>
     </w:p>
     <w:p>
@@ -14651,7 +16629,7 @@
           <w:i w:val="0"/>
           <w:sz w:val="24"/>
         </w:rPr>
-        <w:t>Correctness or accuracy must be treated separately from execution validity. The current results show that AEGIS often generates SQL that executes successfully and avoids unsafe operations, but they do not establish that every executable result matches the user's intended analytical meaning.</w:t>
+        <w:t>The B3 template-only baseline is useful because it separates the deterministic compiler from the LLM intent parser. B3 uses keyword matching to create an intent object, then hands that intent to the same downstream semantic mapping and compiler path. Its high execution-validity result shows that many database errors are triggered by particular intent choices and time phrases, not by the compiler alone.</w:t>
       </w:r>
     </w:p>
     <w:p>
@@ -14666,7 +16644,7 @@
           <w:b/>
           <w:sz w:val="22"/>
         </w:rPr>
-        <w:t>Table 5.4: Distinguishing the evaluation metrics.</w:t>
+        <w:t>Table 5.7: B3 execution-validity summary.</w:t>
       </w:r>
     </w:p>
     <w:tbl>
@@ -14716,7 +16694,7 @@
                 <w:b/>
                 <w:sz w:val="21"/>
               </w:rPr>
-              <w:t>Metric</w:t>
+              <w:t>System</w:t>
             </w:r>
           </w:p>
         </w:tc>
@@ -14743,7 +16721,7 @@
                 <w:b/>
                 <w:sz w:val="21"/>
               </w:rPr>
-              <w:t>What it answers</w:t>
+              <w:t>Execution result</w:t>
             </w:r>
           </w:p>
         </w:tc>
@@ -14770,7 +16748,7 @@
                 <w:b/>
                 <w:sz w:val="21"/>
               </w:rPr>
-              <w:t>Current status</w:t>
+              <w:t>Interpretation</w:t>
             </w:r>
           </w:p>
         </w:tc>
@@ -14800,7 +16778,7 @@
                 <w:b w:val="0"/>
                 <w:sz w:val="21"/>
               </w:rPr>
-              <w:t>SQL safety</w:t>
+              <w:t>B3 Template-only</w:t>
             </w:r>
           </w:p>
         </w:tc>
@@ -14826,7 +16804,7 @@
                 <w:b w:val="0"/>
                 <w:sz w:val="21"/>
               </w:rPr>
-              <w:t>Did the generated SQL avoid unsafe write or schema-changing behavior?</w:t>
+              <w:t>104 of 107 executed successfully (97.2%)</w:t>
             </w:r>
           </w:p>
         </w:tc>
@@ -14852,7 +16830,7 @@
                 <w:b w:val="0"/>
                 <w:sz w:val="21"/>
               </w:rPr>
-              <w:t>Verified for B1 and AEGIS on all 107 requests.</w:t>
+              <w:t>Higher execution validity than AEGIS on this run, but not evidence of higher semantic correctness.</w:t>
             </w:r>
           </w:p>
         </w:tc>
@@ -14882,7 +16860,7 @@
                 <w:b w:val="0"/>
                 <w:sz w:val="21"/>
               </w:rPr>
-              <w:t>True execution validity</w:t>
+              <w:t>B3 failures</w:t>
             </w:r>
           </w:p>
         </w:tc>
@@ -14908,7 +16886,7 @@
                 <w:b w:val="0"/>
                 <w:sz w:val="21"/>
               </w:rPr>
-              <w:t>Did the generated SQL run against the seeded MySQL database?</w:t>
+              <w:t>3 database execution failures</w:t>
             </w:r>
           </w:p>
         </w:tc>
@@ -14934,253 +16912,7 @@
                 <w:b w:val="0"/>
                 <w:sz w:val="21"/>
               </w:rPr>
-              <w:t>Verified for B1, AEGIS, and B3.</w:t>
-            </w:r>
-          </w:p>
-        </w:tc>
-      </w:tr>
-      <w:tr>
-        <w:trPr>
-          <w:cantSplit/>
-        </w:trPr>
-        <w:tc>
-          <w:tcPr>
-            <w:tcW w:type="dxa" w:w="3009"/>
-          </w:tcPr>
-          <w:p>
-            <w:pPr>
-              <w:spacing w:before="0" w:after="0" w:line="240" w:lineRule="auto"/>
-              <w:keepNext/>
-            </w:pPr>
-            <w:r>
-              <w:rPr>
-                <w:rFonts w:ascii="Times New Roman" w:hAnsi="Times New Roman"/>
-                <w:sz w:val="21"/>
-              </w:rPr>
-            </w:r>
-            <w:r>
-              <w:rPr>
-                <w:rFonts w:ascii="Times New Roman" w:hAnsi="Times New Roman"/>
-                <w:b w:val="0"/>
-                <w:sz w:val="21"/>
-              </w:rPr>
-              <w:t>Semantic correctness / accuracy</w:t>
-            </w:r>
-          </w:p>
-        </w:tc>
-        <w:tc>
-          <w:tcPr>
-            <w:tcW w:type="dxa" w:w="3009"/>
-          </w:tcPr>
-          <w:p>
-            <w:pPr>
-              <w:spacing w:before="0" w:after="0" w:line="240" w:lineRule="auto"/>
-              <w:jc w:val="center"/>
-              <w:keepNext/>
-            </w:pPr>
-            <w:r>
-              <w:rPr>
-                <w:rFonts w:ascii="Times New Roman" w:hAnsi="Times New Roman"/>
-                <w:sz w:val="21"/>
-              </w:rPr>
-            </w:r>
-            <w:r>
-              <w:rPr>
-                <w:rFonts w:ascii="Times New Roman" w:hAnsi="Times New Roman"/>
-                <w:b w:val="0"/>
-                <w:sz w:val="21"/>
-              </w:rPr>
-              <w:t>Did the answer match the user's intended reporting need?</w:t>
-            </w:r>
-          </w:p>
-        </w:tc>
-        <w:tc>
-          <w:tcPr>
-            <w:tcW w:type="dxa" w:w="3009"/>
-          </w:tcPr>
-          <w:p>
-            <w:pPr>
-              <w:spacing w:before="0" w:after="0" w:line="240" w:lineRule="auto"/>
-              <w:jc w:val="center"/>
-              <w:keepNext/>
-            </w:pPr>
-            <w:r>
-              <w:rPr>
-                <w:rFonts w:ascii="Times New Roman" w:hAnsi="Times New Roman"/>
-                <w:sz w:val="21"/>
-              </w:rPr>
-            </w:r>
-            <w:r>
-              <w:rPr>
-                <w:rFonts w:ascii="Times New Roman" w:hAnsi="Times New Roman"/>
-                <w:b w:val="0"/>
-                <w:sz w:val="21"/>
-              </w:rPr>
-              <w:t>Not yet numerically scored; requires annotated expected outputs or labels.</w:t>
-            </w:r>
-          </w:p>
-        </w:tc>
-      </w:tr>
-      <w:tr>
-        <w:trPr>
-          <w:cantSplit/>
-        </w:trPr>
-        <w:tc>
-          <w:tcPr>
-            <w:tcW w:type="dxa" w:w="3009"/>
-          </w:tcPr>
-          <w:p>
-            <w:pPr>
-              <w:spacing w:before="0" w:after="0" w:line="240" w:lineRule="auto"/>
-              <w:keepNext/>
-            </w:pPr>
-            <w:r>
-              <w:rPr>
-                <w:rFonts w:ascii="Times New Roman" w:hAnsi="Times New Roman"/>
-                <w:sz w:val="21"/>
-              </w:rPr>
-            </w:r>
-            <w:r>
-              <w:rPr>
-                <w:rFonts w:ascii="Times New Roman" w:hAnsi="Times New Roman"/>
-                <w:b w:val="0"/>
-                <w:sz w:val="21"/>
-              </w:rPr>
-              <w:t>Scope handling</w:t>
-            </w:r>
-          </w:p>
-        </w:tc>
-        <w:tc>
-          <w:tcPr>
-            <w:tcW w:type="dxa" w:w="3009"/>
-          </w:tcPr>
-          <w:p>
-            <w:pPr>
-              <w:spacing w:before="0" w:after="0" w:line="240" w:lineRule="auto"/>
-              <w:jc w:val="center"/>
-              <w:keepNext/>
-            </w:pPr>
-            <w:r>
-              <w:rPr>
-                <w:rFonts w:ascii="Times New Roman" w:hAnsi="Times New Roman"/>
-                <w:sz w:val="21"/>
-              </w:rPr>
-            </w:r>
-            <w:r>
-              <w:rPr>
-                <w:rFonts w:ascii="Times New Roman" w:hAnsi="Times New Roman"/>
-                <w:b w:val="0"/>
-                <w:sz w:val="21"/>
-              </w:rPr>
-              <w:t>Did the system clarify or reject unsupported requests instead of guessing?</w:t>
-            </w:r>
-          </w:p>
-        </w:tc>
-        <w:tc>
-          <w:tcPr>
-            <w:tcW w:type="dxa" w:w="3009"/>
-          </w:tcPr>
-          <w:p>
-            <w:pPr>
-              <w:spacing w:before="0" w:after="0" w:line="240" w:lineRule="auto"/>
-              <w:jc w:val="center"/>
-              <w:keepNext/>
-            </w:pPr>
-            <w:r>
-              <w:rPr>
-                <w:rFonts w:ascii="Times New Roman" w:hAnsi="Times New Roman"/>
-                <w:sz w:val="21"/>
-              </w:rPr>
-            </w:r>
-            <w:r>
-              <w:rPr>
-                <w:rFonts w:ascii="Times New Roman" w:hAnsi="Times New Roman"/>
-                <w:b w:val="0"/>
-                <w:sz w:val="21"/>
-              </w:rPr>
-              <w:t>Observed as a limitation; needs a separate annotated evaluation.</w:t>
-            </w:r>
-          </w:p>
-        </w:tc>
-      </w:tr>
-      <w:tr>
-        <w:trPr>
-          <w:cantSplit/>
-        </w:trPr>
-        <w:tc>
-          <w:tcPr>
-            <w:tcW w:type="dxa" w:w="3009"/>
-          </w:tcPr>
-          <w:p>
-            <w:pPr>
-              <w:spacing w:before="0" w:after="0" w:line="240" w:lineRule="auto"/>
-              <w:keepNext/>
-            </w:pPr>
-            <w:r>
-              <w:rPr>
-                <w:rFonts w:ascii="Times New Roman" w:hAnsi="Times New Roman"/>
-                <w:sz w:val="21"/>
-              </w:rPr>
-            </w:r>
-            <w:r>
-              <w:rPr>
-                <w:rFonts w:ascii="Times New Roman" w:hAnsi="Times New Roman"/>
-                <w:b w:val="0"/>
-                <w:sz w:val="21"/>
-              </w:rPr>
-              <w:t>Latency</w:t>
-            </w:r>
-          </w:p>
-        </w:tc>
-        <w:tc>
-          <w:tcPr>
-            <w:tcW w:type="dxa" w:w="3009"/>
-          </w:tcPr>
-          <w:p>
-            <w:pPr>
-              <w:spacing w:before="0" w:after="0" w:line="240" w:lineRule="auto"/>
-              <w:jc w:val="center"/>
-              <w:keepNext/>
-            </w:pPr>
-            <w:r>
-              <w:rPr>
-                <w:rFonts w:ascii="Times New Roman" w:hAnsi="Times New Roman"/>
-                <w:sz w:val="21"/>
-              </w:rPr>
-            </w:r>
-            <w:r>
-              <w:rPr>
-                <w:rFonts w:ascii="Times New Roman" w:hAnsi="Times New Roman"/>
-                <w:b w:val="0"/>
-                <w:sz w:val="21"/>
-              </w:rPr>
-              <w:t>How long each stage takes end to end?</w:t>
-            </w:r>
-          </w:p>
-        </w:tc>
-        <w:tc>
-          <w:tcPr>
-            <w:tcW w:type="dxa" w:w="3009"/>
-          </w:tcPr>
-          <w:p>
-            <w:pPr>
-              <w:spacing w:before="0" w:after="0" w:line="240" w:lineRule="auto"/>
-              <w:jc w:val="center"/>
-              <w:keepNext/>
-            </w:pPr>
-            <w:r>
-              <w:rPr>
-                <w:rFonts w:ascii="Times New Roman" w:hAnsi="Times New Roman"/>
-                <w:sz w:val="21"/>
-              </w:rPr>
-            </w:r>
-            <w:r>
-              <w:rPr>
-                <w:rFonts w:ascii="Times New Roman" w:hAnsi="Times New Roman"/>
-                <w:b w:val="0"/>
-                <w:sz w:val="21"/>
-              </w:rPr>
-              <w:t>Not yet instrumented.</w:t>
+              <w:t>Two compiler or join-path issues and one date-value issue were observed.</w:t>
             </w:r>
           </w:p>
         </w:tc>
@@ -15203,7 +16935,7 @@
           <w:i w:val="0"/>
           <w:sz w:val="24"/>
         </w:rPr>
-        <w:t>This distinction is important for the thesis argument. AEGIS maintained SQL safety even under harder boundary cases, but the scope-detection mechanism was incomplete: several unsupported or underspecified requests were mapped to safe but semantically wrong in-scope queries instead of being rejected or clarified. That behavior should be reported as a correctness and clarification limitation, not hidden inside the safety metric.</w:t>
+        <w:t>B3's result should be interpreted carefully. A keyword-only classifier may choose a query shape that runs successfully while answering the wrong question. Therefore B3 belongs in the execution-validity comparison, but it should not be used to claim semantic accuracy until the same annotated correctness benchmark is applied to all systems.</w:t>
       </w:r>
     </w:p>
     <w:p>
@@ -15217,7 +16949,22 @@
           <w:b/>
           <w:sz w:val="28"/>
         </w:rPr>
-        <w:t>5.5  B3 Template-Only Baseline</w:t>
+        <w:t>5.8  Comparative Discussion</w:t>
+      </w:r>
+    </w:p>
+    <w:p>
+      <w:pPr>
+        <w:spacing w:before="200" w:after="160"/>
+        <w:jc w:val="left"/>
+      </w:pPr>
+      <w:r>
+        <w:rPr>
+          <w:rFonts w:ascii="Times New Roman" w:hAnsi="Times New Roman"/>
+          <w:b/>
+          <w:i/>
+          <w:sz w:val="25"/>
+        </w:rPr>
+        <w:t>5.8.1  AEGIS vs. Direct LLM-to-SQL</w:t>
       </w:r>
     </w:p>
     <w:p>
@@ -15232,7 +16979,7 @@
           <w:i w:val="0"/>
           <w:sz w:val="24"/>
         </w:rPr>
-        <w:t>The B3 template-only baseline is useful because it separates the deterministic compiler from the LLM intent parser. B3 uses keyword matching to create an intent object, then hands that intent to the same downstream semantic mapping and compiler path. Its high execution-validity result shows that many database errors are triggered by particular intent choices and time phrases, not by the compiler alone.</w:t>
+        <w:t>The B1 baseline exposes the central risk of direct SQL generation. The same model that can produce useful analytical SQL can also hallucinate schema objects, mix SQL dialects, and generate a real write statement when a business-looking request implies a write operation. AEGIS narrows the model's role to intent extraction, so these risks do not enter the SQL construction stage in the same way.</w:t>
       </w:r>
     </w:p>
     <w:p>
@@ -15247,7 +16994,7 @@
           <w:b/>
           <w:sz w:val="22"/>
         </w:rPr>
-        <w:t>Table 5.5: B3 execution-validity summary.</w:t>
+        <w:t>Table 5.8: Structural comparison of AEGIS vs. direct LLM-to-SQL.</w:t>
       </w:r>
     </w:p>
     <w:tbl>
@@ -15297,7 +17044,7 @@
                 <w:b/>
                 <w:sz w:val="21"/>
               </w:rPr>
-              <w:t>System</w:t>
+              <w:t>Property</w:t>
             </w:r>
           </w:p>
         </w:tc>
@@ -15324,7 +17071,7 @@
                 <w:b/>
                 <w:sz w:val="21"/>
               </w:rPr>
-              <w:t>Execution result</w:t>
+              <w:t>Direct LLM-to-SQL</w:t>
             </w:r>
           </w:p>
         </w:tc>
@@ -15351,7 +17098,7 @@
                 <w:b/>
                 <w:sz w:val="21"/>
               </w:rPr>
-              <w:t>Interpretation</w:t>
+              <w:t>AEGIS</w:t>
             </w:r>
           </w:p>
         </w:tc>
@@ -15381,7 +17128,7 @@
                 <w:b w:val="0"/>
                 <w:sz w:val="21"/>
               </w:rPr>
-              <w:t>B3 Template-only</w:t>
+              <w:t>SQL generation</w:t>
             </w:r>
           </w:p>
         </w:tc>
@@ -15407,7 +17154,7 @@
                 <w:b w:val="0"/>
                 <w:sz w:val="21"/>
               </w:rPr>
-              <w:t>104 of 107 executed successfully (97.2%)</w:t>
+              <w:t>Model-generated free-form text</w:t>
             </w:r>
           </w:p>
         </w:tc>
@@ -15433,7 +17180,7 @@
                 <w:b w:val="0"/>
                 <w:sz w:val="21"/>
               </w:rPr>
-              <w:t>Higher execution validity than AEGIS on this run, but not evidence of higher semantic correctness.</w:t>
+              <w:t>Deterministic compiler</w:t>
             </w:r>
           </w:p>
         </w:tc>
@@ -15463,7 +17210,7 @@
                 <w:b w:val="0"/>
                 <w:sz w:val="21"/>
               </w:rPr>
-              <w:t>B3 failures</w:t>
+              <w:t>Schema exposure to LLM</w:t>
             </w:r>
           </w:p>
         </w:tc>
@@ -15489,7 +17236,7 @@
                 <w:b w:val="0"/>
                 <w:sz w:val="21"/>
               </w:rPr>
-              <w:t>3 database execution failures</w:t>
+              <w:t>Requires tables, columns, and relationships</w:t>
             </w:r>
           </w:p>
         </w:tc>
@@ -15515,193 +17262,7 @@
                 <w:b w:val="0"/>
                 <w:sz w:val="21"/>
               </w:rPr>
-              <w:t>Two compiler or join-path issues and one date-value issue were observed.</w:t>
-            </w:r>
-          </w:p>
-        </w:tc>
-      </w:tr>
-    </w:tbl>
-    <w:p>
-      <w:pPr>
-        <w:spacing w:after="80"/>
-      </w:pPr>
-    </w:p>
-    <w:p>
-      <w:pPr>
-        <w:spacing w:after="0" w:before="0" w:line="360" w:lineRule="auto"/>
-        <w:jc w:val="both"/>
-      </w:pPr>
-      <w:r>
-        <w:rPr>
-          <w:rFonts w:ascii="Times New Roman" w:hAnsi="Times New Roman"/>
-          <w:b w:val="0"/>
-          <w:i w:val="0"/>
-          <w:sz w:val="24"/>
-        </w:rPr>
-        <w:t>B3's result should be interpreted carefully. A keyword-only classifier may choose a query shape that runs successfully while answering the wrong question. Therefore B3 belongs in the execution-validity comparison, but it should not be used to claim semantic accuracy until the same annotated correctness benchmark is applied to all systems.</w:t>
-      </w:r>
-    </w:p>
-    <w:p>
-      <w:pPr>
-        <w:spacing w:before="320" w:after="160"/>
-        <w:jc w:val="left"/>
-      </w:pPr>
-      <w:r>
-        <w:rPr>
-          <w:rFonts w:ascii="Times New Roman" w:hAnsi="Times New Roman"/>
-          <w:b/>
-          <w:sz w:val="28"/>
-        </w:rPr>
-        <w:t>5.6  Discussion</w:t>
-      </w:r>
-    </w:p>
-    <w:p>
-      <w:pPr>
-        <w:spacing w:before="200" w:after="160"/>
-        <w:jc w:val="left"/>
-      </w:pPr>
-      <w:r>
-        <w:rPr>
-          <w:rFonts w:ascii="Times New Roman" w:hAnsi="Times New Roman"/>
-          <w:b/>
-          <w:i/>
-          <w:sz w:val="25"/>
-        </w:rPr>
-        <w:t>5.6.1  AEGIS vs. Direct LLM-to-SQL</w:t>
-      </w:r>
-    </w:p>
-    <w:p>
-      <w:pPr>
-        <w:spacing w:after="200" w:before="0" w:line="360" w:lineRule="auto"/>
-        <w:jc w:val="both"/>
-      </w:pPr>
-      <w:r>
-        <w:rPr>
-          <w:rFonts w:ascii="Times New Roman" w:hAnsi="Times New Roman"/>
-          <w:b w:val="0"/>
-          <w:i w:val="0"/>
-          <w:sz w:val="24"/>
-        </w:rPr>
-        <w:t>The B1 baseline exposes the central risk of direct SQL generation. The same model that can produce useful analytical SQL can also hallucinate schema objects, mix SQL dialects, and generate a real write statement when a business-looking request implies a write operation. AEGIS narrows the model's role to intent extraction, so these risks do not enter the SQL construction stage in the same way.</w:t>
-      </w:r>
-    </w:p>
-    <w:p>
-      <w:pPr>
-        <w:spacing w:before="200" w:after="80"/>
-        <w:jc w:val="center"/>
-        <w:keepNext/>
-      </w:pPr>
-      <w:r>
-        <w:rPr>
-          <w:rFonts w:ascii="Times New Roman" w:hAnsi="Times New Roman"/>
-          <w:b/>
-          <w:sz w:val="22"/>
-        </w:rPr>
-        <w:t>Table 5.6: Structural comparison of AEGIS vs. direct LLM-to-SQL.</w:t>
-      </w:r>
-    </w:p>
-    <w:tbl>
-      <w:tblPr>
-        <w:tblStyle w:val="TableGrid"/>
-        <w:tblW w:type="auto" w:w="0"/>
-        <w:jc w:val="center"/>
-        <w:tblLook w:firstColumn="1" w:firstRow="1" w:lastColumn="0" w:lastRow="0" w:noHBand="0" w:noVBand="1" w:val="04A0"/>
-        <w:tblBorders>
-          <w:top w:val="single" w:sz="4" w:space="0" w:color="999999"/>
-          <w:left w:val="single" w:sz="4" w:space="0" w:color="999999"/>
-          <w:bottom w:val="single" w:sz="4" w:space="0" w:color="999999"/>
-          <w:right w:val="single" w:sz="4" w:space="0" w:color="999999"/>
-          <w:insideH w:val="single" w:sz="4" w:space="0" w:color="999999"/>
-          <w:insideV w:val="single" w:sz="4" w:space="0" w:color="999999"/>
-        </w:tblBorders>
-      </w:tblPr>
-      <w:tblGrid>
-        <w:gridCol w:w="3009"/>
-        <w:gridCol w:w="3009"/>
-        <w:gridCol w:w="3009"/>
-      </w:tblGrid>
-      <w:tr>
-        <w:trPr>
-          <w:cantSplit/>
-        </w:trPr>
-        <w:tc>
-          <w:tcPr>
-            <w:tcW w:type="dxa" w:w="3009"/>
-          </w:tcPr>
-          <w:p>
-            <w:pPr>
-              <w:spacing w:before="0" w:after="0" w:line="240" w:lineRule="auto"/>
-              <w:jc w:val="center"/>
-              <w:keepNext/>
-            </w:pPr>
-            <w:r>
-              <w:rPr>
-                <w:rFonts w:ascii="Times New Roman" w:hAnsi="Times New Roman"/>
-                <w:b/>
-                <w:sz w:val="21"/>
-              </w:rPr>
-            </w:r>
-            <w:r>
-              <w:rPr>
-                <w:rFonts w:ascii="Times New Roman" w:hAnsi="Times New Roman"/>
-                <w:b/>
-                <w:sz w:val="21"/>
-              </w:rPr>
-              <w:t>Property</w:t>
-            </w:r>
-          </w:p>
-        </w:tc>
-        <w:tc>
-          <w:tcPr>
-            <w:tcW w:type="dxa" w:w="3009"/>
-          </w:tcPr>
-          <w:p>
-            <w:pPr>
-              <w:spacing w:before="0" w:after="0" w:line="240" w:lineRule="auto"/>
-              <w:jc w:val="center"/>
-              <w:keepNext/>
-            </w:pPr>
-            <w:r>
-              <w:rPr>
-                <w:rFonts w:ascii="Times New Roman" w:hAnsi="Times New Roman"/>
-                <w:b/>
-                <w:sz w:val="21"/>
-              </w:rPr>
-            </w:r>
-            <w:r>
-              <w:rPr>
-                <w:rFonts w:ascii="Times New Roman" w:hAnsi="Times New Roman"/>
-                <w:b/>
-                <w:sz w:val="21"/>
-              </w:rPr>
-              <w:t>Direct LLM-to-SQL</w:t>
-            </w:r>
-          </w:p>
-        </w:tc>
-        <w:tc>
-          <w:tcPr>
-            <w:tcW w:type="dxa" w:w="3009"/>
-          </w:tcPr>
-          <w:p>
-            <w:pPr>
-              <w:spacing w:before="0" w:after="0" w:line="240" w:lineRule="auto"/>
-              <w:jc w:val="center"/>
-              <w:keepNext/>
-            </w:pPr>
-            <w:r>
-              <w:rPr>
-                <w:rFonts w:ascii="Times New Roman" w:hAnsi="Times New Roman"/>
-                <w:b/>
-                <w:sz w:val="21"/>
-              </w:rPr>
-            </w:r>
-            <w:r>
-              <w:rPr>
-                <w:rFonts w:ascii="Times New Roman" w:hAnsi="Times New Roman"/>
-                <w:b/>
-                <w:sz w:val="21"/>
-              </w:rPr>
-              <w:t>AEGIS</w:t>
+              <w:t>Uses approved business labels</w:t>
             </w:r>
           </w:p>
         </w:tc>
@@ -15731,7 +17292,7 @@
                 <w:b w:val="0"/>
                 <w:sz w:val="21"/>
               </w:rPr>
-              <w:t>SQL generation</w:t>
+              <w:t>Business metric definitions</w:t>
             </w:r>
           </w:p>
         </w:tc>
@@ -15757,7 +17318,7 @@
                 <w:b w:val="0"/>
                 <w:sz w:val="21"/>
               </w:rPr>
-              <w:t>Model-generated free-form text</w:t>
+              <w:t>Inferred from prompt and schema names</w:t>
             </w:r>
           </w:p>
         </w:tc>
@@ -15783,7 +17344,7 @@
                 <w:b w:val="0"/>
                 <w:sz w:val="21"/>
               </w:rPr>
-              <w:t>Deterministic compiler</w:t>
+              <w:t>Defined in the semantic layer</w:t>
             </w:r>
           </w:p>
         </w:tc>
@@ -15813,7 +17374,7 @@
                 <w:b w:val="0"/>
                 <w:sz w:val="21"/>
               </w:rPr>
-              <w:t>Schema exposure to LLM</w:t>
+              <w:t>SQL injection prevention</w:t>
             </w:r>
           </w:p>
         </w:tc>
@@ -15839,7 +17400,7 @@
                 <w:b w:val="0"/>
                 <w:sz w:val="21"/>
               </w:rPr>
-              <w:t>Requires tables, columns, and relationships</w:t>
+              <w:t>Prompt-level instruction and post-checking</w:t>
             </w:r>
           </w:p>
         </w:tc>
@@ -15865,7 +17426,7 @@
                 <w:b w:val="0"/>
                 <w:sz w:val="21"/>
               </w:rPr>
-              <w:t>Uses approved business labels</w:t>
+              <w:t>Structural prevention through intent schema and templates</w:t>
             </w:r>
           </w:p>
         </w:tc>
@@ -15895,7 +17456,7 @@
                 <w:b w:val="0"/>
                 <w:sz w:val="21"/>
               </w:rPr>
-              <w:t>Business metric definitions</w:t>
+              <w:t>Permission enforcement</w:t>
             </w:r>
           </w:p>
         </w:tc>
@@ -15921,7 +17482,7 @@
                 <w:b w:val="0"/>
                 <w:sz w:val="21"/>
               </w:rPr>
-              <w:t>Inferred from prompt and schema names</w:t>
+              <w:t>External or absent</w:t>
             </w:r>
           </w:p>
         </w:tc>
@@ -15947,7 +17508,7 @@
                 <w:b w:val="0"/>
                 <w:sz w:val="21"/>
               </w:rPr>
-              <w:t>Defined in the semantic layer</w:t>
+              <w:t>Applied after intent extraction by deterministic code</w:t>
             </w:r>
           </w:p>
         </w:tc>
@@ -15977,7 +17538,7 @@
                 <w:b w:val="0"/>
                 <w:sz w:val="21"/>
               </w:rPr>
-              <w:t>SQL injection prevention</w:t>
+              <w:t>Dashboard widget persistence</w:t>
             </w:r>
           </w:p>
         </w:tc>
@@ -16003,7 +17564,7 @@
                 <w:b w:val="0"/>
                 <w:sz w:val="21"/>
               </w:rPr>
-              <w:t>Prompt-level instruction and post-checking</w:t>
+              <w:t>Not provided by default</w:t>
             </w:r>
           </w:p>
         </w:tc>
@@ -16029,7 +17590,7 @@
                 <w:b w:val="0"/>
                 <w:sz w:val="21"/>
               </w:rPr>
-              <w:t>Structural prevention through intent schema and templates</w:t>
+              <w:t>First-class saved artifact</w:t>
             </w:r>
           </w:p>
         </w:tc>
@@ -16059,7 +17620,7 @@
                 <w:b w:val="0"/>
                 <w:sz w:val="21"/>
               </w:rPr>
-              <w:t>Permission enforcement</w:t>
+              <w:t>Model dependency</w:t>
             </w:r>
           </w:p>
         </w:tc>
@@ -16085,7 +17646,7 @@
                 <w:b w:val="0"/>
                 <w:sz w:val="21"/>
               </w:rPr>
-              <w:t>External or absent</w:t>
+              <w:t>Strongly tied to model quality</w:t>
             </w:r>
           </w:p>
         </w:tc>
@@ -16111,170 +17672,6 @@
                 <w:b w:val="0"/>
                 <w:sz w:val="21"/>
               </w:rPr>
-              <w:t>Applied after intent extraction by deterministic code</w:t>
-            </w:r>
-          </w:p>
-        </w:tc>
-      </w:tr>
-      <w:tr>
-        <w:trPr>
-          <w:cantSplit/>
-        </w:trPr>
-        <w:tc>
-          <w:tcPr>
-            <w:tcW w:type="dxa" w:w="3009"/>
-          </w:tcPr>
-          <w:p>
-            <w:pPr>
-              <w:spacing w:before="0" w:after="0" w:line="240" w:lineRule="auto"/>
-              <w:keepNext/>
-            </w:pPr>
-            <w:r>
-              <w:rPr>
-                <w:rFonts w:ascii="Times New Roman" w:hAnsi="Times New Roman"/>
-                <w:sz w:val="21"/>
-              </w:rPr>
-            </w:r>
-            <w:r>
-              <w:rPr>
-                <w:rFonts w:ascii="Times New Roman" w:hAnsi="Times New Roman"/>
-                <w:b w:val="0"/>
-                <w:sz w:val="21"/>
-              </w:rPr>
-              <w:t>Dashboard widget persistence</w:t>
-            </w:r>
-          </w:p>
-        </w:tc>
-        <w:tc>
-          <w:tcPr>
-            <w:tcW w:type="dxa" w:w="3009"/>
-          </w:tcPr>
-          <w:p>
-            <w:pPr>
-              <w:spacing w:before="0" w:after="0" w:line="240" w:lineRule="auto"/>
-              <w:jc w:val="center"/>
-              <w:keepNext/>
-            </w:pPr>
-            <w:r>
-              <w:rPr>
-                <w:rFonts w:ascii="Times New Roman" w:hAnsi="Times New Roman"/>
-                <w:sz w:val="21"/>
-              </w:rPr>
-            </w:r>
-            <w:r>
-              <w:rPr>
-                <w:rFonts w:ascii="Times New Roman" w:hAnsi="Times New Roman"/>
-                <w:b w:val="0"/>
-                <w:sz w:val="21"/>
-              </w:rPr>
-              <w:t>Not provided by default</w:t>
-            </w:r>
-          </w:p>
-        </w:tc>
-        <w:tc>
-          <w:tcPr>
-            <w:tcW w:type="dxa" w:w="3009"/>
-          </w:tcPr>
-          <w:p>
-            <w:pPr>
-              <w:spacing w:before="0" w:after="0" w:line="240" w:lineRule="auto"/>
-              <w:jc w:val="center"/>
-              <w:keepNext/>
-            </w:pPr>
-            <w:r>
-              <w:rPr>
-                <w:rFonts w:ascii="Times New Roman" w:hAnsi="Times New Roman"/>
-                <w:sz w:val="21"/>
-              </w:rPr>
-            </w:r>
-            <w:r>
-              <w:rPr>
-                <w:rFonts w:ascii="Times New Roman" w:hAnsi="Times New Roman"/>
-                <w:b w:val="0"/>
-                <w:sz w:val="21"/>
-              </w:rPr>
-              <w:t>First-class saved artifact</w:t>
-            </w:r>
-          </w:p>
-        </w:tc>
-      </w:tr>
-      <w:tr>
-        <w:trPr>
-          <w:cantSplit/>
-        </w:trPr>
-        <w:tc>
-          <w:tcPr>
-            <w:tcW w:type="dxa" w:w="3009"/>
-          </w:tcPr>
-          <w:p>
-            <w:pPr>
-              <w:spacing w:before="0" w:after="0" w:line="240" w:lineRule="auto"/>
-              <w:keepNext/>
-            </w:pPr>
-            <w:r>
-              <w:rPr>
-                <w:rFonts w:ascii="Times New Roman" w:hAnsi="Times New Roman"/>
-                <w:sz w:val="21"/>
-              </w:rPr>
-            </w:r>
-            <w:r>
-              <w:rPr>
-                <w:rFonts w:ascii="Times New Roman" w:hAnsi="Times New Roman"/>
-                <w:b w:val="0"/>
-                <w:sz w:val="21"/>
-              </w:rPr>
-              <w:t>Model dependency</w:t>
-            </w:r>
-          </w:p>
-        </w:tc>
-        <w:tc>
-          <w:tcPr>
-            <w:tcW w:type="dxa" w:w="3009"/>
-          </w:tcPr>
-          <w:p>
-            <w:pPr>
-              <w:spacing w:before="0" w:after="0" w:line="240" w:lineRule="auto"/>
-              <w:jc w:val="center"/>
-              <w:keepNext/>
-            </w:pPr>
-            <w:r>
-              <w:rPr>
-                <w:rFonts w:ascii="Times New Roman" w:hAnsi="Times New Roman"/>
-                <w:sz w:val="21"/>
-              </w:rPr>
-            </w:r>
-            <w:r>
-              <w:rPr>
-                <w:rFonts w:ascii="Times New Roman" w:hAnsi="Times New Roman"/>
-                <w:b w:val="0"/>
-                <w:sz w:val="21"/>
-              </w:rPr>
-              <w:t>Strongly tied to model quality</w:t>
-            </w:r>
-          </w:p>
-        </w:tc>
-        <w:tc>
-          <w:tcPr>
-            <w:tcW w:type="dxa" w:w="3009"/>
-          </w:tcPr>
-          <w:p>
-            <w:pPr>
-              <w:spacing w:before="0" w:after="0" w:line="240" w:lineRule="auto"/>
-              <w:jc w:val="center"/>
-              <w:keepNext/>
-            </w:pPr>
-            <w:r>
-              <w:rPr>
-                <w:rFonts w:ascii="Times New Roman" w:hAnsi="Times New Roman"/>
-                <w:sz w:val="21"/>
-              </w:rPr>
-            </w:r>
-            <w:r>
-              <w:rPr>
-                <w:rFonts w:ascii="Times New Roman" w:hAnsi="Times New Roman"/>
-                <w:b w:val="0"/>
-                <w:sz w:val="21"/>
-              </w:rPr>
               <w:t>Compiler and safety scanner are model-independent</w:t>
             </w:r>
           </w:p>
@@ -16298,7 +17695,7 @@
           <w:i/>
           <w:sz w:val="25"/>
         </w:rPr>
-        <w:t>5.6.2  Semantic Layer versus Retrieval-Augmented Generation</w:t>
+        <w:t>5.8.2  Semantic Layer versus Retrieval-Augmented Generation</w:t>
       </w:r>
     </w:p>
     <w:p>
@@ -16328,7 +17725,7 @@
           <w:i/>
           <w:sz w:val="25"/>
         </w:rPr>
-        <w:t>5.6.3  Scope Boundary</w:t>
+        <w:t>5.8.3  Scope Boundary</w:t>
       </w:r>
     </w:p>
     <w:p>
@@ -16395,242 +17792,292 @@
     </w:p>
     <w:p>
       <w:pPr>
-        <w:spacing w:after="120" w:before="0" w:line="360" w:lineRule="auto"/>
-        <w:jc w:val="both"/>
-      </w:pPr>
+        <w:spacing w:after="80" w:line="360" w:lineRule="auto"/>
+        <w:ind w:left="461" w:hanging="259"/>
+      </w:pPr>
+      <w:r>
+        <w:rPr>
+          <w:rFonts w:ascii="Times New Roman" w:hAnsi="Times New Roman"/>
+          <w:sz w:val="24"/>
+        </w:rPr>
+        <w:t>•</w:t>
+        <w:tab/>
+      </w:r>
       <w:r>
         <w:rPr>
           <w:rFonts w:ascii="Times New Roman" w:hAnsi="Times New Roman"/>
           <w:b/>
-          <w:i w:val="0"/>
           <w:sz w:val="24"/>
         </w:rPr>
-        <w:t xml:space="preserve">Semantic layer construction cost. </w:t>
-      </w:r>
-      <w:r>
-        <w:rPr>
-          <w:rFonts w:ascii="Times New Roman" w:hAnsi="Times New Roman"/>
-          <w:b w:val="0"/>
-          <w:i w:val="0"/>
+        <w:t xml:space="preserve">Semantic layer construction: </w:t>
+      </w:r>
+      <w:r>
+        <w:rPr>
+          <w:rFonts w:ascii="Times New Roman" w:hAnsi="Times New Roman"/>
           <w:sz w:val="24"/>
         </w:rPr>
-        <w:t>Every AEGIS deployment requires a domain-specific semantic layer built by someone with both business knowledge and schema access. Organizations without this expertise, or with rapidly evolving schemas, may find the maintenance burden significant. AEGIS is not a zero-configuration system.</w:t>
+        <w:t>Each deployment requires a domain-specific semantic layer prepared by someone with both business knowledge and schema access.</w:t>
       </w:r>
     </w:p>
     <w:p>
       <w:pPr>
-        <w:spacing w:after="120" w:before="0" w:line="360" w:lineRule="auto"/>
-        <w:jc w:val="both"/>
-      </w:pPr>
+        <w:spacing w:after="80" w:line="360" w:lineRule="auto"/>
+        <w:ind w:left="461" w:hanging="259"/>
+      </w:pPr>
+      <w:r>
+        <w:rPr>
+          <w:rFonts w:ascii="Times New Roman" w:hAnsi="Times New Roman"/>
+          <w:sz w:val="24"/>
+        </w:rPr>
+        <w:t>•</w:t>
+        <w:tab/>
+      </w:r>
       <w:r>
         <w:rPr>
           <w:rFonts w:ascii="Times New Roman" w:hAnsi="Times New Roman"/>
           <w:b/>
-          <w:i w:val="0"/>
           <w:sz w:val="24"/>
         </w:rPr>
-        <w:t xml:space="preserve">Cannot answer arbitrary SQL questions. </w:t>
-      </w:r>
-      <w:r>
-        <w:rPr>
-          <w:rFonts w:ascii="Times New Roman" w:hAnsi="Times New Roman"/>
-          <w:b w:val="0"/>
-          <w:i w:val="0"/>
+        <w:t xml:space="preserve">Bounded query coverage: </w:t>
+      </w:r>
+      <w:r>
+        <w:rPr>
+          <w:rFonts w:ascii="Times New Roman" w:hAnsi="Times New Roman"/>
           <w:sz w:val="24"/>
         </w:rPr>
-        <w:t>By design, AEGIS only answers questions that map to a supported analytics primitive with an approved metric and dimension. Ad hoc queries, multi-level nested aggregations, or requests for data fields not in the semantic layer fail with a coverage error. This is a deliberate trade-off, not an oversight.</w:t>
+        <w:t>AEGIS only answers questions that map to supported metrics, dimensions, patterns, and join paths.</w:t>
       </w:r>
     </w:p>
     <w:p>
       <w:pPr>
-        <w:spacing w:after="120" w:before="0" w:line="360" w:lineRule="auto"/>
-        <w:jc w:val="both"/>
-      </w:pPr>
+        <w:spacing w:after="80" w:line="360" w:lineRule="auto"/>
+        <w:ind w:left="461" w:hanging="259"/>
+      </w:pPr>
+      <w:r>
+        <w:rPr>
+          <w:rFonts w:ascii="Times New Roman" w:hAnsi="Times New Roman"/>
+          <w:sz w:val="24"/>
+        </w:rPr>
+        <w:t>•</w:t>
+        <w:tab/>
+      </w:r>
       <w:r>
         <w:rPr>
           <w:rFonts w:ascii="Times New Roman" w:hAnsi="Times New Roman"/>
           <w:b/>
-          <w:i w:val="0"/>
           <w:sz w:val="24"/>
         </w:rPr>
-        <w:t xml:space="preserve">Complex analytical queries require new templates. </w:t>
-      </w:r>
-      <w:r>
-        <w:rPr>
-          <w:rFonts w:ascii="Times New Roman" w:hAnsi="Times New Roman"/>
-          <w:b w:val="0"/>
-          <w:i w:val="0"/>
+        <w:t xml:space="preserve">Template expansion: </w:t>
+      </w:r>
+      <w:r>
+        <w:rPr>
+          <w:rFonts w:ascii="Times New Roman" w:hAnsi="Times New Roman"/>
           <w:sz w:val="24"/>
         </w:rPr>
-        <w:t>Approximately 2.6% of the formative-study requests required patterns not yet in the template library. Adding a new pattern requires a developer with SQL knowledge; it is not something a business user can do themselves.</w:t>
+        <w:t>New analytical patterns require new compiler templates and SQL knowledge.</w:t>
       </w:r>
     </w:p>
     <w:p>
       <w:pPr>
-        <w:spacing w:after="120" w:before="0" w:line="360" w:lineRule="auto"/>
-        <w:jc w:val="both"/>
-      </w:pPr>
+        <w:spacing w:after="80" w:line="360" w:lineRule="auto"/>
+        <w:ind w:left="461" w:hanging="259"/>
+      </w:pPr>
+      <w:r>
+        <w:rPr>
+          <w:rFonts w:ascii="Times New Roman" w:hAnsi="Times New Roman"/>
+          <w:sz w:val="24"/>
+        </w:rPr>
+        <w:t>•</w:t>
+        <w:tab/>
+      </w:r>
       <w:r>
         <w:rPr>
           <w:rFonts w:ascii="Times New Roman" w:hAnsi="Times New Roman"/>
           <w:b/>
-          <w:i w:val="0"/>
           <w:sz w:val="24"/>
         </w:rPr>
-        <w:t xml:space="preserve">Quality depends on intent extraction, not just compilation. </w:t>
-      </w:r>
-      <w:r>
-        <w:rPr>
-          <w:rFonts w:ascii="Times New Roman" w:hAnsi="Times New Roman"/>
-          <w:b w:val="0"/>
-          <w:i w:val="0"/>
+        <w:t xml:space="preserve">Intent extraction quality: </w:t>
+      </w:r>
+      <w:r>
+        <w:rPr>
+          <w:rFonts w:ascii="Times New Roman" w:hAnsi="Times New Roman"/>
           <w:sz w:val="24"/>
         </w:rPr>
-        <w:t>The safety guarantees apply to compilation and execution, not to intent extraction quality. A model that misclassifies a request will produce a structurally safe but semantically wrong query. Safety and accuracy are separate properties, and this thesis is careful not to conflate them.</w:t>
+        <w:t>A misclassified intent can produce a safe but semantically wrong query, so accuracy must be measured separately from safety.</w:t>
       </w:r>
     </w:p>
     <w:p>
       <w:pPr>
-        <w:spacing w:after="120" w:before="0" w:line="360" w:lineRule="auto"/>
-        <w:jc w:val="both"/>
-      </w:pPr>
+        <w:spacing w:after="80" w:line="360" w:lineRule="auto"/>
+        <w:ind w:left="461" w:hanging="259"/>
+      </w:pPr>
+      <w:r>
+        <w:rPr>
+          <w:rFonts w:ascii="Times New Roman" w:hAnsi="Times New Roman"/>
+          <w:sz w:val="24"/>
+        </w:rPr>
+        <w:t>•</w:t>
+        <w:tab/>
+      </w:r>
       <w:r>
         <w:rPr>
           <w:rFonts w:ascii="Times New Roman" w:hAnsi="Times New Roman"/>
           <w:b/>
-          <w:i w:val="0"/>
           <w:sz w:val="24"/>
         </w:rPr>
-        <w:t xml:space="preserve">Benchmark selection. </w:t>
-      </w:r>
-      <w:r>
-        <w:rPr>
-          <w:rFonts w:ascii="Times New Roman" w:hAnsi="Times New Roman"/>
-          <w:b w:val="0"/>
-          <w:i w:val="0"/>
+        <w:t xml:space="preserve">Benchmark scope: </w:t>
+      </w:r>
+      <w:r>
+        <w:rPr>
+          <w:rFonts w:ascii="Times New Roman" w:hAnsi="Times New Roman"/>
           <w:sz w:val="24"/>
         </w:rPr>
-        <w:t>The custom 107-query benchmark was necessary because standard benchmarks such as Spider and BIRD do not evaluate SQL safety or adherence to business logic; this also means the reported figures are not directly comparable to Spider- or BIRD-reported numbers from other systems.</w:t>
+        <w:t>The custom 107-request benchmark evaluates AEGIS in one domain and is not directly comparable to Spider or BIRD leaderboard scores.</w:t>
       </w:r>
     </w:p>
     <w:p>
       <w:pPr>
-        <w:spacing w:after="120" w:before="0" w:line="360" w:lineRule="auto"/>
-        <w:jc w:val="both"/>
-      </w:pPr>
+        <w:spacing w:after="80" w:line="360" w:lineRule="auto"/>
+        <w:ind w:left="461" w:hanging="259"/>
+      </w:pPr>
+      <w:r>
+        <w:rPr>
+          <w:rFonts w:ascii="Times New Roman" w:hAnsi="Times New Roman"/>
+          <w:sz w:val="24"/>
+        </w:rPr>
+        <w:t>•</w:t>
+        <w:tab/>
+      </w:r>
       <w:r>
         <w:rPr>
           <w:rFonts w:ascii="Times New Roman" w:hAnsi="Times New Roman"/>
           <w:b/>
-          <w:i w:val="0"/>
           <w:sz w:val="24"/>
         </w:rPr>
-        <w:t xml:space="preserve">Semantic layer scalability. </w:t>
-      </w:r>
-      <w:r>
-        <w:rPr>
-          <w:rFonts w:ascii="Times New Roman" w:hAnsi="Times New Roman"/>
-          <w:b w:val="0"/>
-          <w:i w:val="0"/>
+        <w:t xml:space="preserve">Semantic layer scale: </w:t>
+      </w:r>
+      <w:r>
+        <w:rPr>
+          <w:rFonts w:ascii="Times New Roman" w:hAnsi="Times New Roman"/>
           <w:sz w:val="24"/>
         </w:rPr>
-        <w:t>Modern context windows of roughly 128,000 tokens can hold approximately 2,500 distinct metric and dimension definitions; most enterprise deployments expose fewer than 500 core concepts, so this is not a near-term constraint, but very large vocabularies would need retrieval-augmented vocabulary injection rather than injecting the entire semantic layer at once.</w:t>
+        <w:t>Very large vocabularies may require retrieval-assisted selection instead of injecting the whole semantic layer.</w:t>
       </w:r>
     </w:p>
     <w:p>
       <w:pPr>
-        <w:spacing w:after="120" w:before="0" w:line="360" w:lineRule="auto"/>
-        <w:jc w:val="both"/>
-      </w:pPr>
+        <w:spacing w:after="80" w:line="360" w:lineRule="auto"/>
+        <w:ind w:left="461" w:hanging="259"/>
+      </w:pPr>
+      <w:r>
+        <w:rPr>
+          <w:rFonts w:ascii="Times New Roman" w:hAnsi="Times New Roman"/>
+          <w:sz w:val="24"/>
+        </w:rPr>
+        <w:t>•</w:t>
+        <w:tab/>
+      </w:r>
       <w:r>
         <w:rPr>
           <w:rFonts w:ascii="Times New Roman" w:hAnsi="Times New Roman"/>
           <w:b/>
-          <w:i w:val="0"/>
           <w:sz w:val="24"/>
         </w:rPr>
-        <w:t xml:space="preserve">Database agnosticism. </w:t>
-      </w:r>
-      <w:r>
-        <w:rPr>
-          <w:rFonts w:ascii="Times New Roman" w:hAnsi="Times New Roman"/>
-          <w:b w:val="0"/>
-          <w:i w:val="0"/>
+        <w:t xml:space="preserve">Database portability: </w:t>
+      </w:r>
+      <w:r>
+        <w:rPr>
+          <w:rFonts w:ascii="Times New Roman" w:hAnsi="Times New Roman"/>
           <w:sz w:val="24"/>
         </w:rPr>
-        <w:t>The current compiler generates MySQL syntax; supporting PostgreSQL or SQL Server requires extending the compiler module, not redesigning the architecture.</w:t>
+        <w:t>The current compiler targets MySQL; PostgreSQL or SQL Server support would require dialect-specific compiler extensions.</w:t>
       </w:r>
     </w:p>
     <w:p>
       <w:pPr>
-        <w:spacing w:after="120" w:before="0" w:line="360" w:lineRule="auto"/>
-        <w:jc w:val="both"/>
-      </w:pPr>
+        <w:spacing w:after="80" w:line="360" w:lineRule="auto"/>
+        <w:ind w:left="461" w:hanging="259"/>
+      </w:pPr>
+      <w:r>
+        <w:rPr>
+          <w:rFonts w:ascii="Times New Roman" w:hAnsi="Times New Roman"/>
+          <w:sz w:val="24"/>
+        </w:rPr>
+        <w:t>•</w:t>
+        <w:tab/>
+      </w:r>
       <w:r>
         <w:rPr>
           <w:rFonts w:ascii="Times New Roman" w:hAnsi="Times New Roman"/>
           <w:b/>
-          <w:i w:val="0"/>
           <w:sz w:val="24"/>
         </w:rPr>
-        <w:t xml:space="preserve">Storage persistence. </w:t>
-      </w:r>
-      <w:r>
-        <w:rPr>
-          <w:rFonts w:ascii="Times New Roman" w:hAnsi="Times New Roman"/>
-          <w:b w:val="0"/>
-          <w:i w:val="0"/>
+        <w:t xml:space="preserve">Storage persistence: </w:t>
+      </w:r>
+      <w:r>
+        <w:rPr>
+          <w:rFonts w:ascii="Times New Roman" w:hAnsi="Times New Roman"/>
           <w:sz w:val="24"/>
         </w:rPr>
-        <w:t>The prototype uses JSON flat files for widget storage; the widget registry interface is designed to be swapped for a relational database in a production deployment.</w:t>
+        <w:t>The prototype uses JSON flat files for widget storage; production deployment should use a database-backed registry.</w:t>
       </w:r>
     </w:p>
     <w:p>
       <w:pPr>
-        <w:spacing w:after="120" w:before="0" w:line="360" w:lineRule="auto"/>
-        <w:jc w:val="both"/>
-      </w:pPr>
+        <w:spacing w:after="80" w:line="360" w:lineRule="auto"/>
+        <w:ind w:left="461" w:hanging="259"/>
+      </w:pPr>
+      <w:r>
+        <w:rPr>
+          <w:rFonts w:ascii="Times New Roman" w:hAnsi="Times New Roman"/>
+          <w:sz w:val="24"/>
+        </w:rPr>
+        <w:t>•</w:t>
+        <w:tab/>
+      </w:r>
       <w:r>
         <w:rPr>
           <w:rFonts w:ascii="Times New Roman" w:hAnsi="Times New Roman"/>
           <w:b/>
-          <w:i w:val="0"/>
           <w:sz w:val="24"/>
         </w:rPr>
-        <w:t xml:space="preserve">Multi-turn conversation. </w:t>
-      </w:r>
-      <w:r>
-        <w:rPr>
-          <w:rFonts w:ascii="Times New Roman" w:hAnsi="Times New Roman"/>
-          <w:b w:val="0"/>
-          <w:i w:val="0"/>
+        <w:t xml:space="preserve">Multi-turn conversation: </w:t>
+      </w:r>
+      <w:r>
+        <w:rPr>
+          <w:rFonts w:ascii="Times New Roman" w:hAnsi="Times New Roman"/>
           <w:sz w:val="24"/>
         </w:rPr>
-        <w:t>AEGIS currently treats each request independently. Contextual carryover across turns, of the kind studied in conversational text-to-SQL research, is not yet implemented.</w:t>
+        <w:t>Each request is handled independently, so follow-up questions and contextual carryover are not yet implemented.</w:t>
       </w:r>
     </w:p>
     <w:p>
       <w:pPr>
-        <w:spacing w:after="0" w:before="0" w:line="360" w:lineRule="auto"/>
-        <w:jc w:val="both"/>
-      </w:pPr>
+        <w:spacing w:after="80" w:line="360" w:lineRule="auto"/>
+        <w:ind w:left="461" w:hanging="259"/>
+      </w:pPr>
+      <w:r>
+        <w:rPr>
+          <w:rFonts w:ascii="Times New Roman" w:hAnsi="Times New Roman"/>
+          <w:sz w:val="24"/>
+        </w:rPr>
+        <w:t>•</w:t>
+        <w:tab/>
+      </w:r>
       <w:r>
         <w:rPr>
           <w:rFonts w:ascii="Times New Roman" w:hAnsi="Times New Roman"/>
           <w:b/>
-          <w:i w:val="0"/>
           <w:sz w:val="24"/>
         </w:rPr>
-        <w:t xml:space="preserve">Vocabulary injection limitations. </w:t>
-      </w:r>
-      <w:r>
-        <w:rPr>
-          <w:rFonts w:ascii="Times New Roman" w:hAnsi="Times New Roman"/>
-          <w:b w:val="0"/>
-          <w:i w:val="0"/>
+        <w:t xml:space="preserve">Domain vocabulary: </w:t>
+      </w:r>
+      <w:r>
+        <w:rPr>
+          <w:rFonts w:ascii="Times New Roman" w:hAnsi="Times New Roman"/>
           <w:sz w:val="24"/>
         </w:rPr>
-        <w:t>Highly specialized domain terminology may require supplementary few-shot examples in the prompt beyond the label and description pairs currently injected.</w:t>
+        <w:t>Highly specialized terminology may require extra few-shot examples beyond the injected label and description pairs.</w:t>
       </w:r>
     </w:p>
     <w:p>
@@ -16663,9 +18110,17 @@
       <w:r>
         <w:rPr>
           <w:rFonts w:ascii="Times New Roman" w:hAnsi="Times New Roman"/>
+          <w:b/>
           <w:sz w:val="24"/>
         </w:rPr>
-        <w:t>Clarification requests: when confidence is low, AEGIS should ask a follow-up question instead of guessing, for example "did you mean revenue or profit?"</w:t>
+        <w:t xml:space="preserve">Clarification requests: </w:t>
+      </w:r>
+      <w:r>
+        <w:rPr>
+          <w:rFonts w:ascii="Times New Roman" w:hAnsi="Times New Roman"/>
+          <w:sz w:val="24"/>
+        </w:rPr>
+        <w:t>When confidence is low, AEGIS should ask a follow-up question instead of guessing, for example "did you mean revenue or profit?"</w:t>
       </w:r>
     </w:p>
     <w:p>
@@ -16684,9 +18139,17 @@
       <w:r>
         <w:rPr>
           <w:rFonts w:ascii="Times New Roman" w:hAnsi="Times New Roman"/>
+          <w:b/>
           <w:sz w:val="24"/>
         </w:rPr>
-        <w:t>Semantic layer wizard: a guided interface for business analysts to define new metrics and dimensions without writing Python.</w:t>
+        <w:t xml:space="preserve">Semantic layer wizard: </w:t>
+      </w:r>
+      <w:r>
+        <w:rPr>
+          <w:rFonts w:ascii="Times New Roman" w:hAnsi="Times New Roman"/>
+          <w:sz w:val="24"/>
+        </w:rPr>
+        <w:t>A guided interface should let business analysts define new metrics and dimensions without writing Python.</w:t>
       </w:r>
     </w:p>
     <w:p>
@@ -16705,9 +18168,17 @@
       <w:r>
         <w:rPr>
           <w:rFonts w:ascii="Times New Roman" w:hAnsi="Times New Roman"/>
+          <w:b/>
           <w:sz w:val="24"/>
         </w:rPr>
-        <w:t>Multi-step queries: currently each query produces one widget; compound questions such as "revenue trend and top 5 products side by side" require two separate queries today.</w:t>
+        <w:t xml:space="preserve">Multi-step queries: </w:t>
+      </w:r>
+      <w:r>
+        <w:rPr>
+          <w:rFonts w:ascii="Times New Roman" w:hAnsi="Times New Roman"/>
+          <w:sz w:val="24"/>
+        </w:rPr>
+        <w:t>Compound questions such as "revenue trend and top 5 products side by side" should create multiple coordinated widgets instead of requiring separate queries.</w:t>
       </w:r>
     </w:p>
     <w:p>
@@ -16726,9 +18197,17 @@
       <w:r>
         <w:rPr>
           <w:rFonts w:ascii="Times New Roman" w:hAnsi="Times New Roman"/>
+          <w:b/>
           <w:sz w:val="24"/>
         </w:rPr>
-        <w:t>Automated denial-of-service protection: query complexity scoring and server-side timeout enforcement, since the join graph bounds query cost but does not currently score it explicitly.</w:t>
+        <w:t xml:space="preserve">Automated denial-of-service protection: </w:t>
+      </w:r>
+      <w:r>
+        <w:rPr>
+          <w:rFonts w:ascii="Times New Roman" w:hAnsi="Times New Roman"/>
+          <w:sz w:val="24"/>
+        </w:rPr>
+        <w:t>Query complexity scoring and server-side timeout enforcement should be added because the join graph bounds query shape but does not currently score runtime cost.</w:t>
       </w:r>
     </w:p>
     <w:p>
@@ -16747,9 +18226,17 @@
       <w:r>
         <w:rPr>
           <w:rFonts w:ascii="Times New Roman" w:hAnsi="Times New Roman"/>
+          <w:b/>
           <w:sz w:val="24"/>
         </w:rPr>
-        <w:t>Broader schema coverage: extending the nopCommerce semantic layer to cover promotions, vendor analytics, and content-management engagement metrics.</w:t>
+        <w:t xml:space="preserve">Broader schema coverage: </w:t>
+      </w:r>
+      <w:r>
+        <w:rPr>
+          <w:rFonts w:ascii="Times New Roman" w:hAnsi="Times New Roman"/>
+          <w:sz w:val="24"/>
+        </w:rPr>
+        <w:t>The nopCommerce semantic layer should be extended to cover promotions, vendor analytics, and content-management engagement metrics.</w:t>
       </w:r>
     </w:p>
     <w:p>
@@ -16789,9 +18276,17 @@
       <w:r>
         <w:rPr>
           <w:rFonts w:ascii="Times New Roman" w:hAnsi="Times New Roman"/>
+          <w:b/>
           <w:sz w:val="24"/>
         </w:rPr>
-        <w:t>Outcome and rejection-category instrumentation: measuring, from real benchmark and production runs, the precise proportion of requests answered directly, answered after clarification, answered after a semantic layer extension, or rejected, and the relative frequency of each rejection category. This thesis currently reports these categories qualitatively; adding this instrumentation would let a future revision report a measured percentage breakdown rather than a qualitative one.</w:t>
+        <w:t xml:space="preserve">Outcome and rejection-category instrumentation: </w:t>
+      </w:r>
+      <w:r>
+        <w:rPr>
+          <w:rFonts w:ascii="Times New Roman" w:hAnsi="Times New Roman"/>
+          <w:sz w:val="24"/>
+        </w:rPr>
+        <w:t>Future runs should measure the proportion of requests answered directly, answered after clarification, answered after a semantic-layer extension, or rejected.</w:t>
       </w:r>
     </w:p>
     <w:p>
@@ -16810,9 +18305,17 @@
       <w:r>
         <w:rPr>
           <w:rFonts w:ascii="Times New Roman" w:hAnsi="Times New Roman"/>
+          <w:b/>
           <w:sz w:val="24"/>
         </w:rPr>
-        <w:t>Semantic correctness benchmark: adding annotated expected-answer labels for the 107 mixed requests so the evaluation can report correctness separately from SQL safety and true database execution validity.</w:t>
+        <w:t xml:space="preserve">Semantic correctness benchmark: </w:t>
+      </w:r>
+      <w:r>
+        <w:rPr>
+          <w:rFonts w:ascii="Times New Roman" w:hAnsi="Times New Roman"/>
+          <w:sz w:val="24"/>
+        </w:rPr>
+        <w:t>Annotated expected-answer labels should be added for the 107 mixed requests so correctness can be reported separately from SQL safety and true execution validity.</w:t>
       </w:r>
     </w:p>
     <w:p>
@@ -16831,9 +18334,17 @@
       <w:r>
         <w:rPr>
           <w:rFonts w:ascii="Times New Roman" w:hAnsi="Times New Roman"/>
+          <w:b/>
           <w:sz w:val="24"/>
         </w:rPr>
-        <w:t>Cross-schema generalizability benchmark: rebuilding the semantic layer for a second schema, such as WooCommerce, while keeping the intent parser contract, compiler structure, and safety scanner unchanged. This future evaluation would measure how much of AEGIS transfers across schemas and how much effort is required to configure a new domain.</w:t>
+        <w:t xml:space="preserve">Cross-schema generalizability benchmark: </w:t>
+      </w:r>
+      <w:r>
+        <w:rPr>
+          <w:rFonts w:ascii="Times New Roman" w:hAnsi="Times New Roman"/>
+          <w:sz w:val="24"/>
+        </w:rPr>
+        <w:t>A second schema, such as WooCommerce, should be evaluated while keeping the intent parser contract, compiler structure, and safety scanner unchanged.</w:t>
       </w:r>
     </w:p>
     <w:p>
@@ -16852,9 +18363,17 @@
       <w:r>
         <w:rPr>
           <w:rFonts w:ascii="Times New Roman" w:hAnsi="Times New Roman"/>
+          <w:b/>
           <w:sz w:val="24"/>
         </w:rPr>
-        <w:t>Remaining baselines and latency: completing B2 and B4, then instrumenting pipeline latency with repeatable timing logs in future work.</w:t>
+        <w:t xml:space="preserve">Remaining baselines and latency: </w:t>
+      </w:r>
+      <w:r>
+        <w:rPr>
+          <w:rFonts w:ascii="Times New Roman" w:hAnsi="Times New Roman"/>
+          <w:sz w:val="24"/>
+        </w:rPr>
+        <w:t>B2 and B4 should be completed, and pipeline latency should be instrumented with repeatable timing logs.</w:t>
       </w:r>
     </w:p>
     <w:p>

--- a/docs/scripts/AEGIS Thesis Book Draft - A Constraint-Based Architecture for Safe LLM-Assisted Natural Language Analytics.docx
+++ b/docs/scripts/AEGIS Thesis Book Draft - A Constraint-Based Architecture for Safe LLM-Assisted Natural Language Analytics.docx
@@ -1864,9 +1864,9 @@
           <w:rFonts w:ascii="Times New Roman" w:hAnsi="Times New Roman"/>
           <w:sz w:val="24"/>
         </w:rPr>
-        <w:t>Figure 1: Benchmark pattern classification</w:t>
+        <w:t>Figure 1: Design Science Research workflow</w:t>
         <w:tab/>
-        <w:t>11</w:t>
+        <w:t>10</w:t>
       </w:r>
     </w:p>
     <w:p>
@@ -1882,9 +1882,9 @@
           <w:rFonts w:ascii="Times New Roman" w:hAnsi="Times New Roman"/>
           <w:sz w:val="24"/>
         </w:rPr>
-        <w:t>Figure 2: AEGIS architecture pipeline</w:t>
+        <w:t>Figure 2: Benchmark pattern classification</w:t>
         <w:tab/>
-        <w:t>16</w:t>
+        <w:t>11</w:t>
       </w:r>
     </w:p>
     <w:p>
@@ -1900,7 +1900,7 @@
           <w:rFonts w:ascii="Times New Roman" w:hAnsi="Times New Roman"/>
           <w:sz w:val="24"/>
         </w:rPr>
-        <w:t>Figure 3: Semantic layer modularity</w:t>
+        <w:t>Figure 3: AEGIS architecture pipeline</w:t>
         <w:tab/>
         <w:t>16</w:t>
       </w:r>
@@ -1918,9 +1918,9 @@
           <w:rFonts w:ascii="Times New Roman" w:hAnsi="Times New Roman"/>
           <w:sz w:val="24"/>
         </w:rPr>
-        <w:t>Figure 4: Vocabulary injection workflow</w:t>
+        <w:t>Figure 4: Semantic layer modularity</w:t>
         <w:tab/>
-        <w:t>18</w:t>
+        <w:t>16</w:t>
       </w:r>
     </w:p>
     <w:p>
@@ -1936,9 +1936,9 @@
           <w:rFonts w:ascii="Times New Roman" w:hAnsi="Times New Roman"/>
           <w:sz w:val="24"/>
         </w:rPr>
-        <w:t>Figure 5: AEGIS analytical patterns</w:t>
+        <w:t>Figure 5: Vocabulary injection workflow</w:t>
         <w:tab/>
-        <w:t>19</w:t>
+        <w:t>18</w:t>
       </w:r>
     </w:p>
     <w:p>
@@ -1954,9 +1954,9 @@
           <w:rFonts w:ascii="Times New Roman" w:hAnsi="Times New Roman"/>
           <w:sz w:val="24"/>
         </w:rPr>
-        <w:t>Figure 6: Two-layer SQL safety defence</w:t>
+        <w:t>Figure 6: AEGIS analytical patterns</w:t>
         <w:tab/>
-        <w:t>20</w:t>
+        <w:t>19</w:t>
       </w:r>
     </w:p>
     <w:p>
@@ -1972,9 +1972,9 @@
           <w:rFonts w:ascii="Times New Roman" w:hAnsi="Times New Roman"/>
           <w:sz w:val="24"/>
         </w:rPr>
-        <w:t>Figure 7: Widget lifecycle and refresh model</w:t>
+        <w:t>Figure 7: Two-layer SQL safety defence</w:t>
         <w:tab/>
-        <w:t>21</w:t>
+        <w:t>20</w:t>
       </w:r>
     </w:p>
     <w:p>
@@ -1990,29 +1990,9 @@
           <w:rFonts w:ascii="Times New Roman" w:hAnsi="Times New Roman"/>
           <w:sz w:val="24"/>
         </w:rPr>
-        <w:t>Figure 8: Safety and execution-validity comparison</w:t>
+        <w:t>Figure 8: Widget lifecycle and refresh model</w:t>
         <w:tab/>
-        <w:t>27</w:t>
-      </w:r>
-    </w:p>
-    <w:p>
-      <w:r>
-        <w:br w:type="page"/>
-      </w:r>
-    </w:p>
-    <w:p>
-      <w:pPr>
-        <w:spacing w:after="400" w:before="0" w:line="360" w:lineRule="auto"/>
-        <w:jc w:val="center"/>
-      </w:pPr>
-      <w:r>
-        <w:rPr>
-          <w:rFonts w:ascii="Times New Roman" w:hAnsi="Times New Roman"/>
-          <w:b/>
-          <w:i w:val="0"/>
-          <w:sz w:val="30"/>
-        </w:rPr>
-        <w:t>List of Tables</w:t>
+        <w:t>21</w:t>
       </w:r>
     </w:p>
     <w:p>
@@ -2028,9 +2008,29 @@
           <w:rFonts w:ascii="Times New Roman" w:hAnsi="Times New Roman"/>
           <w:sz w:val="24"/>
         </w:rPr>
-        <w:t>Table 1: Comparative summary of related systems</w:t>
+        <w:t>Figure 9: Safety and execution-validity comparison</w:t>
         <w:tab/>
-        <w:t>8</w:t>
+        <w:t>27</w:t>
+      </w:r>
+    </w:p>
+    <w:p>
+      <w:r>
+        <w:br w:type="page"/>
+      </w:r>
+    </w:p>
+    <w:p>
+      <w:pPr>
+        <w:spacing w:after="400" w:before="0" w:line="360" w:lineRule="auto"/>
+        <w:jc w:val="center"/>
+      </w:pPr>
+      <w:r>
+        <w:rPr>
+          <w:rFonts w:ascii="Times New Roman" w:hAnsi="Times New Roman"/>
+          <w:b/>
+          <w:i w:val="0"/>
+          <w:sz w:val="30"/>
+        </w:rPr>
+        <w:t>List of Tables</w:t>
       </w:r>
     </w:p>
     <w:p>
@@ -2046,9 +2046,9 @@
           <w:rFonts w:ascii="Times New Roman" w:hAnsi="Times New Roman"/>
           <w:sz w:val="24"/>
         </w:rPr>
-        <w:t>Table 3.1: Benchmark pattern classification</w:t>
+        <w:t>Table 1: Comparative summary of related systems</w:t>
         <w:tab/>
-        <w:t>11</w:t>
+        <w:t>8</w:t>
       </w:r>
     </w:p>
     <w:p>
@@ -2064,9 +2064,9 @@
           <w:rFonts w:ascii="Times New Roman" w:hAnsi="Times New Roman"/>
           <w:sz w:val="24"/>
         </w:rPr>
-        <w:t>Table 3.2: Semantic layer object model</w:t>
+        <w:t>Table 3.1: Benchmark pattern classification</w:t>
         <w:tab/>
-        <w:t>17</w:t>
+        <w:t>11</w:t>
       </w:r>
     </w:p>
     <w:p>
@@ -2082,9 +2082,9 @@
           <w:rFonts w:ascii="Times New Roman" w:hAnsi="Times New Roman"/>
           <w:sz w:val="24"/>
         </w:rPr>
-        <w:t>Table 3.3: AEGIS analytical patterns</w:t>
+        <w:t>Table 3.2: Semantic layer object model</w:t>
         <w:tab/>
-        <w:t>19</w:t>
+        <w:t>17</w:t>
       </w:r>
     </w:p>
     <w:p>
@@ -2100,9 +2100,45 @@
           <w:rFonts w:ascii="Times New Roman" w:hAnsi="Times New Roman"/>
           <w:sz w:val="24"/>
         </w:rPr>
+        <w:t>Table 3.3: AEGIS analytical patterns</w:t>
+        <w:tab/>
+        <w:t>19</w:t>
+      </w:r>
+    </w:p>
+    <w:p>
+      <w:pPr>
+        <w:spacing w:after="80" w:before="0" w:line="360" w:lineRule="auto"/>
+        <w:jc w:val="both"/>
+        <w:tabs>
+          <w:tab w:val="right" w:leader="dot" w:pos="8640"/>
+        </w:tabs>
+      </w:pPr>
+      <w:r>
+        <w:rPr>
+          <w:rFonts w:ascii="Times New Roman" w:hAnsi="Times New Roman"/>
+          <w:sz w:val="24"/>
+        </w:rPr>
         <w:t>Table 3.4: Visualization selector mapping</w:t>
         <w:tab/>
         <w:t>20</w:t>
+      </w:r>
+    </w:p>
+    <w:p>
+      <w:pPr>
+        <w:spacing w:after="80" w:before="0" w:line="360" w:lineRule="auto"/>
+        <w:jc w:val="both"/>
+        <w:tabs>
+          <w:tab w:val="right" w:leader="dot" w:pos="8640"/>
+        </w:tabs>
+      </w:pPr>
+      <w:r>
+        <w:rPr>
+          <w:rFonts w:ascii="Times New Roman" w:hAnsi="Times New Roman"/>
+          <w:sz w:val="24"/>
+        </w:rPr>
+        <w:t>Table 4.1: Experimental setup</w:t>
+        <w:tab/>
+        <w:t>23</w:t>
       </w:r>
     </w:p>
     <w:p>
@@ -2350,7 +2386,7 @@
           <w:i w:val="0"/>
           <w:sz w:val="24"/>
         </w:rPr>
-        <w:t>Natural language interfaces to databases (NLIDBs) try to solve this problem. The idea is simple: a user should be able to ask "which categories have the highest refund rates this month?" and get a correct, visual answer without writing SQL. Researchers have made good progress here. Neural text-to-SQL systems now exceed 90% accuracy on the Spider benchmark [1], and large language models can produce reasonable-looking SQL with minimal setup [2]. But there is still a gap between benchmark results and production-ready deployment.</w:t>
+        <w:t>Natural language interfaces to databases (NLIDBs) try to solve this problem. The idea is simple: a user should be able to ask "which categories have the highest refund rates this month?" and get a correct, visual answer without writing SQL. Researchers have made good progress here through benchmarks such as Spider [1] and BIRD [2]. But there is still a gap between benchmark results and production-ready deployment.</w:t>
       </w:r>
     </w:p>
     <w:p>
@@ -6303,7 +6339,7 @@
     </w:p>
     <w:p>
       <w:pPr>
-        <w:spacing w:after="200" w:before="0" w:line="360" w:lineRule="auto"/>
+        <w:spacing w:after="160" w:before="0" w:line="360" w:lineRule="auto"/>
         <w:jc w:val="both"/>
       </w:pPr>
       <w:r>
@@ -6313,12 +6349,99 @@
           <w:i w:val="0"/>
           <w:sz w:val="24"/>
         </w:rPr>
-        <w:t>This thesis follows a Design Science Research paradigm, in the sense used by Hevner et al.: knowledge is produced by building and evaluating a novel artifact that addresses an identified organizational problem, rather than by testing a hypothesis about an existing phenomenon. The artifact in this thesis is the AEGIS system itself. Design Science Research requires three things to be demonstrated: problem relevance, design rigor, and evaluation against the stated problem. Problem relevance is established through a formative study that analyzes real reporting behavior rather than assuming a problem exists. Design rigor is established through the formal model and threat model, which state precisely what safety property the architecture guarantees and under what boundary that guarantee holds. Evaluation uses a benchmark dataset constructed for this domain and true database execution checks that separate SQL safety from execution validity and semantic correctness.</w:t>
+        <w:t>This thesis follows a Design Science Research paradigm because the main contribution is a built and evaluated artifact: the AEGIS system. The paradigm is summarized through three requirements:</w:t>
       </w:r>
     </w:p>
     <w:p>
       <w:pPr>
-        <w:spacing w:after="0" w:before="0" w:line="360" w:lineRule="auto"/>
+        <w:spacing w:after="80" w:line="360" w:lineRule="auto"/>
+        <w:ind w:left="461" w:hanging="259"/>
+      </w:pPr>
+      <w:r>
+        <w:rPr>
+          <w:rFonts w:ascii="Times New Roman" w:hAnsi="Times New Roman"/>
+          <w:sz w:val="24"/>
+        </w:rPr>
+        <w:t>•</w:t>
+        <w:tab/>
+      </w:r>
+      <w:r>
+        <w:rPr>
+          <w:rFonts w:ascii="Times New Roman" w:hAnsi="Times New Roman"/>
+          <w:b/>
+          <w:sz w:val="24"/>
+        </w:rPr>
+        <w:t xml:space="preserve">Problem relevance: </w:t>
+      </w:r>
+      <w:r>
+        <w:rPr>
+          <w:rFonts w:ascii="Times New Roman" w:hAnsi="Times New Roman"/>
+          <w:sz w:val="24"/>
+        </w:rPr>
+        <w:t>Representative reporting requests motivate the need for the artifact.</w:t>
+      </w:r>
+    </w:p>
+    <w:p>
+      <w:pPr>
+        <w:spacing w:after="80" w:line="360" w:lineRule="auto"/>
+        <w:ind w:left="461" w:hanging="259"/>
+      </w:pPr>
+      <w:r>
+        <w:rPr>
+          <w:rFonts w:ascii="Times New Roman" w:hAnsi="Times New Roman"/>
+          <w:sz w:val="24"/>
+        </w:rPr>
+        <w:t>•</w:t>
+        <w:tab/>
+      </w:r>
+      <w:r>
+        <w:rPr>
+          <w:rFonts w:ascii="Times New Roman" w:hAnsi="Times New Roman"/>
+          <w:b/>
+          <w:sz w:val="24"/>
+        </w:rPr>
+        <w:t xml:space="preserve">Design rigor: </w:t>
+      </w:r>
+      <w:r>
+        <w:rPr>
+          <w:rFonts w:ascii="Times New Roman" w:hAnsi="Times New Roman"/>
+          <w:sz w:val="24"/>
+        </w:rPr>
+        <w:t>The semantic layer, threat model, and compiler boundaries define how the artifact is designed.</w:t>
+      </w:r>
+    </w:p>
+    <w:p>
+      <w:pPr>
+        <w:spacing w:after="80" w:line="360" w:lineRule="auto"/>
+        <w:ind w:left="461" w:hanging="259"/>
+      </w:pPr>
+      <w:r>
+        <w:rPr>
+          <w:rFonts w:ascii="Times New Roman" w:hAnsi="Times New Roman"/>
+          <w:sz w:val="24"/>
+        </w:rPr>
+        <w:t>•</w:t>
+        <w:tab/>
+      </w:r>
+      <w:r>
+        <w:rPr>
+          <w:rFonts w:ascii="Times New Roman" w:hAnsi="Times New Roman"/>
+          <w:b/>
+          <w:sz w:val="24"/>
+        </w:rPr>
+        <w:t xml:space="preserve">Evaluation: </w:t>
+      </w:r>
+      <w:r>
+        <w:rPr>
+          <w:rFonts w:ascii="Times New Roman" w:hAnsi="Times New Roman"/>
+          <w:sz w:val="24"/>
+        </w:rPr>
+        <w:t>The 107-request benchmark and true database execution checks evaluate safety, execution validity, and remaining correctness limits.</w:t>
+      </w:r>
+    </w:p>
+    <w:p>
+      <w:pPr>
+        <w:spacing w:after="120" w:before="0" w:line="360" w:lineRule="auto"/>
         <w:jc w:val="both"/>
       </w:pPr>
       <w:r>
@@ -6328,7 +6451,168 @@
           <w:i w:val="0"/>
           <w:sz w:val="24"/>
         </w:rPr>
-        <w:t>The research proceeded through three iterative build-evaluate cycles. The first cycle produced a semantic layer and compiler for a minimal set of intent classes and validated the core safety proposition on a small hand-written query set. The second cycle expanded coverage to all eleven intent classes identified in the formative study and introduced vocabulary injection after an early synonym-dictionary approach proved unable to keep pace with real query phrasing. The third cycle added the widget persistence layer and expanded the evaluation harness used for the thesis benchmark.</w:t>
+        <w:t>The artifact was refined through three build-evaluate cycles:</w:t>
+      </w:r>
+    </w:p>
+    <w:p>
+      <w:pPr>
+        <w:spacing w:after="80" w:line="360" w:lineRule="auto"/>
+        <w:ind w:left="461" w:hanging="259"/>
+      </w:pPr>
+      <w:r>
+        <w:rPr>
+          <w:rFonts w:ascii="Times New Roman" w:hAnsi="Times New Roman"/>
+          <w:sz w:val="24"/>
+        </w:rPr>
+        <w:t>•</w:t>
+        <w:tab/>
+      </w:r>
+      <w:r>
+        <w:rPr>
+          <w:rFonts w:ascii="Times New Roman" w:hAnsi="Times New Roman"/>
+          <w:b/>
+          <w:sz w:val="24"/>
+        </w:rPr>
+        <w:t xml:space="preserve">Cycle 1: </w:t>
+      </w:r>
+      <w:r>
+        <w:rPr>
+          <w:rFonts w:ascii="Times New Roman" w:hAnsi="Times New Roman"/>
+          <w:sz w:val="24"/>
+        </w:rPr>
+        <w:t>Built the initial semantic layer and compiler, then tested the core safety path.</w:t>
+      </w:r>
+    </w:p>
+    <w:p>
+      <w:pPr>
+        <w:spacing w:after="80" w:line="360" w:lineRule="auto"/>
+        <w:ind w:left="461" w:hanging="259"/>
+      </w:pPr>
+      <w:r>
+        <w:rPr>
+          <w:rFonts w:ascii="Times New Roman" w:hAnsi="Times New Roman"/>
+          <w:sz w:val="24"/>
+        </w:rPr>
+        <w:t>•</w:t>
+        <w:tab/>
+      </w:r>
+      <w:r>
+        <w:rPr>
+          <w:rFonts w:ascii="Times New Roman" w:hAnsi="Times New Roman"/>
+          <w:b/>
+          <w:sz w:val="24"/>
+        </w:rPr>
+        <w:t xml:space="preserve">Cycle 2: </w:t>
+      </w:r>
+      <w:r>
+        <w:rPr>
+          <w:rFonts w:ascii="Times New Roman" w:hAnsi="Times New Roman"/>
+          <w:sz w:val="24"/>
+        </w:rPr>
+        <w:t>Expanded coverage to the eleven analytical patterns and replaced manual synonym handling with vocabulary injection.</w:t>
+      </w:r>
+    </w:p>
+    <w:p>
+      <w:pPr>
+        <w:spacing w:after="80" w:line="360" w:lineRule="auto"/>
+        <w:ind w:left="461" w:hanging="259"/>
+      </w:pPr>
+      <w:r>
+        <w:rPr>
+          <w:rFonts w:ascii="Times New Roman" w:hAnsi="Times New Roman"/>
+          <w:sz w:val="24"/>
+        </w:rPr>
+        <w:t>•</w:t>
+        <w:tab/>
+      </w:r>
+      <w:r>
+        <w:rPr>
+          <w:rFonts w:ascii="Times New Roman" w:hAnsi="Times New Roman"/>
+          <w:b/>
+          <w:sz w:val="24"/>
+        </w:rPr>
+        <w:t xml:space="preserve">Cycle 3: </w:t>
+      </w:r>
+      <w:r>
+        <w:rPr>
+          <w:rFonts w:ascii="Times New Roman" w:hAnsi="Times New Roman"/>
+          <w:sz w:val="24"/>
+        </w:rPr>
+        <w:t>Added widget persistence and expanded the benchmark execution harness.</w:t>
+      </w:r>
+    </w:p>
+    <w:tbl>
+      <w:tblPr>
+        <w:tblW w:type="auto" w:w="0"/>
+        <w:jc w:val="center"/>
+        <w:tblLayout w:type="fixed"/>
+        <w:tblLook w:firstColumn="1" w:firstRow="1" w:lastColumn="0" w:lastRow="0" w:noHBand="0" w:noVBand="1" w:val="04A0"/>
+      </w:tblPr>
+      <w:tblGrid>
+        <w:gridCol w:w="9072"/>
+      </w:tblGrid>
+      <w:tr>
+        <w:trPr>
+          <w:trHeight w:val="2880"/>
+          <w:trHeight w:val="2880" w:hRule="atLeast"/>
+        </w:trPr>
+        <w:tc>
+          <w:tcPr>
+            <w:tcW w:type="dxa" w:w="9072"/>
+            <w:tcBorders>
+              <w:top w:val="dashed" w:sz="10" w:space="0" w:color="888888"/>
+              <w:left w:val="dashed" w:sz="10" w:space="0" w:color="888888"/>
+              <w:bottom w:val="dashed" w:sz="10" w:space="0" w:color="888888"/>
+              <w:right w:val="dashed" w:sz="10" w:space="0" w:color="888888"/>
+            </w:tcBorders>
+            <w:shd w:val="clear" w:fill="F7F7F7"/>
+          </w:tcPr>
+          <w:p>
+            <w:pPr>
+              <w:spacing w:before="280" w:after="120"/>
+              <w:jc w:val="center"/>
+            </w:pPr>
+            <w:r/>
+            <w:r>
+              <w:rPr>
+                <w:rFonts w:ascii="Times New Roman" w:hAnsi="Times New Roman"/>
+                <w:b/>
+                <w:color w:val="993300"/>
+                <w:sz w:val="21"/>
+              </w:rPr>
+              <w:t>[ PLACEHOLDER - FIGURE 1 NOT YET INSERTED ]</w:t>
+            </w:r>
+          </w:p>
+          <w:p>
+            <w:pPr>
+              <w:spacing w:after="160"/>
+              <w:jc w:val="center"/>
+            </w:pPr>
+            <w:r>
+              <w:rPr>
+                <w:rFonts w:ascii="Times New Roman" w:hAnsi="Times New Roman"/>
+                <w:b/>
+                <w:color w:val="333333"/>
+                <w:sz w:val="22"/>
+              </w:rPr>
+              <w:t>Design Science Research workflow for AEGIS</w:t>
+            </w:r>
+          </w:p>
+        </w:tc>
+      </w:tr>
+    </w:tbl>
+    <w:p>
+      <w:pPr>
+        <w:spacing w:before="120" w:after="280"/>
+        <w:jc w:val="center"/>
+      </w:pPr>
+      <w:r>
+        <w:rPr>
+          <w:rFonts w:ascii="Times New Roman" w:hAnsi="Times New Roman"/>
+          <w:b/>
+          <w:sz w:val="21"/>
+        </w:rPr>
+        <w:t>Figure 1: Design Science Research workflow for AEGIS</w:t>
       </w:r>
     </w:p>
     <w:p>
@@ -7866,7 +8150,7 @@
                 <w:color w:val="993300"/>
                 <w:sz w:val="21"/>
               </w:rPr>
-              <w:t>[ PLACEHOLDER - FIGURE 1 NOT YET INSERTED ]</w:t>
+              <w:t>[ PLACEHOLDER - FIGURE 2 NOT YET INSERTED ]</w:t>
             </w:r>
           </w:p>
           <w:p>
@@ -7898,7 +8182,7 @@
           <w:b/>
           <w:sz w:val="21"/>
         </w:rPr>
-        <w:t>Figure 1: Pattern classification of the answerable analytical benchmark subset</w:t>
+        <w:t>Figure 2: Pattern classification of the answerable analytical benchmark subset</w:t>
       </w:r>
     </w:p>
     <w:p>
@@ -8690,7 +8974,7 @@
                 <w:color w:val="993300"/>
                 <w:sz w:val="21"/>
               </w:rPr>
-              <w:t>[ PLACEHOLDER - FIGURE 2 NOT YET INSERTED ]</w:t>
+              <w:t>[ PLACEHOLDER - FIGURE 3 NOT YET INSERTED ]</w:t>
             </w:r>
           </w:p>
           <w:p>
@@ -8722,7 +9006,7 @@
           <w:b/>
           <w:sz w:val="21"/>
         </w:rPr>
-        <w:t>Figure 2: AEGIS architecture pipeline (User Request to Dashboard Widget)</w:t>
+        <w:t>Figure 3: AEGIS architecture pipeline (User Request to Dashboard Widget)</w:t>
       </w:r>
     </w:p>
     <w:p>
@@ -8793,7 +9077,7 @@
                 <w:color w:val="993300"/>
                 <w:sz w:val="21"/>
               </w:rPr>
-              <w:t>[ PLACEHOLDER - FIGURE 3 NOT YET INSERTED ]</w:t>
+              <w:t>[ PLACEHOLDER - FIGURE 4 NOT YET INSERTED ]</w:t>
             </w:r>
           </w:p>
           <w:p>
@@ -8825,7 +9109,7 @@
           <w:b/>
           <w:sz w:val="21"/>
         </w:rPr>
-        <w:t>Figure 3: Semantic layer modularity - composable blocks vs. free-form SQL generation</w:t>
+        <w:t>Figure 4: Semantic layer modularity - composable blocks vs. free-form SQL generation</w:t>
       </w:r>
     </w:p>
     <w:p>
@@ -9743,7 +10027,7 @@
                 <w:color w:val="993300"/>
                 <w:sz w:val="21"/>
               </w:rPr>
-              <w:t>[ PLACEHOLDER - FIGURE 4 NOT YET INSERTED ]</w:t>
+              <w:t>[ PLACEHOLDER - FIGURE 5 NOT YET INSERTED ]</w:t>
             </w:r>
           </w:p>
           <w:p>
@@ -9775,7 +10059,7 @@
           <w:b/>
           <w:sz w:val="21"/>
         </w:rPr>
-        <w:t>Figure 4: Vocabulary injection workflow</w:t>
+        <w:t>Figure 5: Vocabulary injection workflow</w:t>
       </w:r>
     </w:p>
     <w:p>
@@ -9851,7 +10135,7 @@
                 <w:color w:val="993300"/>
                 <w:sz w:val="21"/>
               </w:rPr>
-              <w:t>[ PLACEHOLDER - FIGURE 5 NOT YET INSERTED ]</w:t>
+              <w:t>[ PLACEHOLDER - FIGURE 6 NOT YET INSERTED ]</w:t>
             </w:r>
           </w:p>
           <w:p>
@@ -9883,7 +10167,7 @@
           <w:b/>
           <w:sz w:val="21"/>
         </w:rPr>
-        <w:t>Figure 5: Taxonomy of the eleven AEGIS analytical patterns</w:t>
+        <w:t>Figure 6: Taxonomy of the eleven AEGIS analytical patterns</w:t>
       </w:r>
     </w:p>
     <w:p>
@@ -11283,7 +11567,7 @@
                 <w:color w:val="993300"/>
                 <w:sz w:val="21"/>
               </w:rPr>
-              <w:t>[ PLACEHOLDER - FIGURE 6 NOT YET INSERTED ]</w:t>
+              <w:t>[ PLACEHOLDER - FIGURE 7 NOT YET INSERTED ]</w:t>
             </w:r>
           </w:p>
           <w:p>
@@ -11315,7 +11599,7 @@
           <w:b/>
           <w:sz w:val="21"/>
         </w:rPr>
-        <w:t>Figure 6: Two-layer SQL safety defence</w:t>
+        <w:t>Figure 7: Two-layer SQL safety defence</w:t>
       </w:r>
     </w:p>
     <w:p>
@@ -12444,7 +12728,7 @@
                 <w:color w:val="993300"/>
                 <w:sz w:val="21"/>
               </w:rPr>
-              <w:t>[ PLACEHOLDER - FIGURE 7 NOT YET INSERTED ]</w:t>
+              <w:t>[ PLACEHOLDER - FIGURE 8 NOT YET INSERTED ]</w:t>
             </w:r>
           </w:p>
           <w:p>
@@ -12476,7 +12760,7 @@
           <w:b/>
           <w:sz w:val="21"/>
         </w:rPr>
-        <w:t>Figure 7: Widget lifecycle and refresh model</w:t>
+        <w:t>Figure 8: Widget lifecycle and refresh model</w:t>
       </w:r>
     </w:p>
     <w:p>
@@ -12789,7 +13073,7 @@
     </w:p>
     <w:p>
       <w:pPr>
-        <w:spacing w:after="0" w:before="0" w:line="360" w:lineRule="auto"/>
+        <w:spacing w:after="160" w:before="0" w:line="360" w:lineRule="auto"/>
         <w:jc w:val="both"/>
       </w:pPr>
       <w:r>
@@ -12799,8 +13083,500 @@
           <w:i w:val="0"/>
           <w:sz w:val="24"/>
         </w:rPr>
-        <w:t>All experiments ran against a Docker-containerized MySQL 8.0 instance initialized with the AEGIS Truth Schema (126 tables, 107 foreign keys). The mock dataset used for evaluation contains 1,200 customers, 2,500 orders spanning 2024-2026, 6,298 order items, and 1,000 products mapped across 50 categories, sized to be representative of a mid-sized e-commerce deployment rather than a toy schema.</w:t>
-      </w:r>
+        <w:t>The experimental setup used a containerized relational database and a seeded e-commerce dataset, summarized in Table 4.1.</w:t>
+      </w:r>
+    </w:p>
+    <w:p>
+      <w:pPr>
+        <w:spacing w:before="200" w:after="80"/>
+        <w:jc w:val="center"/>
+        <w:keepNext/>
+      </w:pPr>
+      <w:r>
+        <w:rPr>
+          <w:rFonts w:ascii="Times New Roman" w:hAnsi="Times New Roman"/>
+          <w:b/>
+          <w:sz w:val="22"/>
+        </w:rPr>
+        <w:t>Table 4.1: Experimental setup.</w:t>
+      </w:r>
+    </w:p>
+    <w:tbl>
+      <w:tblPr>
+        <w:tblStyle w:val="TableGrid"/>
+        <w:tblW w:type="auto" w:w="0"/>
+        <w:jc w:val="center"/>
+        <w:tblLayout w:type="fixed"/>
+        <w:tblLook w:firstColumn="1" w:firstRow="1" w:lastColumn="0" w:lastRow="0" w:noHBand="0" w:noVBand="1" w:val="04A0"/>
+        <w:tblBorders>
+          <w:top w:val="single" w:sz="4" w:space="0" w:color="999999"/>
+          <w:left w:val="single" w:sz="4" w:space="0" w:color="999999"/>
+          <w:bottom w:val="single" w:sz="4" w:space="0" w:color="999999"/>
+          <w:right w:val="single" w:sz="4" w:space="0" w:color="999999"/>
+          <w:insideH w:val="single" w:sz="4" w:space="0" w:color="999999"/>
+          <w:insideV w:val="single" w:sz="4" w:space="0" w:color="999999"/>
+        </w:tblBorders>
+      </w:tblPr>
+      <w:tblGrid>
+        <w:gridCol w:w="2376"/>
+        <w:gridCol w:w="6120"/>
+      </w:tblGrid>
+      <w:tr>
+        <w:trPr>
+          <w:cantSplit/>
+        </w:trPr>
+        <w:tc>
+          <w:tcPr>
+            <w:tcW w:type="dxa" w:w="4513"/>
+          </w:tcPr>
+          <w:p>
+            <w:pPr>
+              <w:spacing w:before="0" w:after="0" w:line="240" w:lineRule="auto"/>
+              <w:jc w:val="center"/>
+              <w:keepNext/>
+            </w:pPr>
+            <w:r>
+              <w:rPr>
+                <w:rFonts w:ascii="Times New Roman" w:hAnsi="Times New Roman"/>
+                <w:b/>
+                <w:sz w:val="21"/>
+              </w:rPr>
+            </w:r>
+            <w:r>
+              <w:rPr>
+                <w:rFonts w:ascii="Times New Roman" w:hAnsi="Times New Roman"/>
+                <w:b/>
+                <w:sz w:val="21"/>
+              </w:rPr>
+              <w:t>Setup item</w:t>
+            </w:r>
+          </w:p>
+        </w:tc>
+        <w:tc>
+          <w:tcPr>
+            <w:tcW w:type="dxa" w:w="4513"/>
+          </w:tcPr>
+          <w:p>
+            <w:pPr>
+              <w:spacing w:before="0" w:after="0" w:line="240" w:lineRule="auto"/>
+              <w:jc w:val="center"/>
+              <w:keepNext/>
+            </w:pPr>
+            <w:r>
+              <w:rPr>
+                <w:rFonts w:ascii="Times New Roman" w:hAnsi="Times New Roman"/>
+                <w:b/>
+                <w:sz w:val="21"/>
+              </w:rPr>
+            </w:r>
+            <w:r>
+              <w:rPr>
+                <w:rFonts w:ascii="Times New Roman" w:hAnsi="Times New Roman"/>
+                <w:b/>
+                <w:sz w:val="21"/>
+              </w:rPr>
+              <w:t>Configuration</w:t>
+            </w:r>
+          </w:p>
+        </w:tc>
+      </w:tr>
+      <w:tr>
+        <w:trPr>
+          <w:cantSplit/>
+        </w:trPr>
+        <w:tc>
+          <w:tcPr>
+            <w:tcW w:type="dxa" w:w="2376"/>
+          </w:tcPr>
+          <w:p>
+            <w:pPr>
+              <w:spacing w:before="0" w:after="0" w:line="240" w:lineRule="auto"/>
+              <w:keepNext/>
+            </w:pPr>
+            <w:r>
+              <w:rPr>
+                <w:rFonts w:ascii="Times New Roman" w:hAnsi="Times New Roman"/>
+                <w:sz w:val="21"/>
+              </w:rPr>
+            </w:r>
+            <w:r>
+              <w:rPr>
+                <w:rFonts w:ascii="Times New Roman" w:hAnsi="Times New Roman"/>
+                <w:b w:val="0"/>
+                <w:sz w:val="21"/>
+              </w:rPr>
+              <w:t>Database engine</w:t>
+            </w:r>
+          </w:p>
+        </w:tc>
+        <w:tc>
+          <w:tcPr>
+            <w:tcW w:type="dxa" w:w="6120"/>
+          </w:tcPr>
+          <w:p>
+            <w:pPr>
+              <w:spacing w:before="0" w:after="0" w:line="240" w:lineRule="auto"/>
+              <w:jc w:val="center"/>
+              <w:keepNext/>
+            </w:pPr>
+            <w:r>
+              <w:rPr>
+                <w:rFonts w:ascii="Times New Roman" w:hAnsi="Times New Roman"/>
+                <w:sz w:val="21"/>
+              </w:rPr>
+            </w:r>
+            <w:r>
+              <w:rPr>
+                <w:rFonts w:ascii="Times New Roman" w:hAnsi="Times New Roman"/>
+                <w:b w:val="0"/>
+                <w:sz w:val="21"/>
+              </w:rPr>
+              <w:t>MySQL 8.0</w:t>
+            </w:r>
+          </w:p>
+        </w:tc>
+      </w:tr>
+      <w:tr>
+        <w:trPr>
+          <w:cantSplit/>
+        </w:trPr>
+        <w:tc>
+          <w:tcPr>
+            <w:tcW w:type="dxa" w:w="2376"/>
+          </w:tcPr>
+          <w:p>
+            <w:pPr>
+              <w:spacing w:before="0" w:after="0" w:line="240" w:lineRule="auto"/>
+              <w:keepNext/>
+            </w:pPr>
+            <w:r>
+              <w:rPr>
+                <w:rFonts w:ascii="Times New Roman" w:hAnsi="Times New Roman"/>
+                <w:sz w:val="21"/>
+              </w:rPr>
+            </w:r>
+            <w:r>
+              <w:rPr>
+                <w:rFonts w:ascii="Times New Roman" w:hAnsi="Times New Roman"/>
+                <w:b w:val="0"/>
+                <w:sz w:val="21"/>
+              </w:rPr>
+              <w:t>Execution mode</w:t>
+            </w:r>
+          </w:p>
+        </w:tc>
+        <w:tc>
+          <w:tcPr>
+            <w:tcW w:type="dxa" w:w="6120"/>
+          </w:tcPr>
+          <w:p>
+            <w:pPr>
+              <w:spacing w:before="0" w:after="0" w:line="240" w:lineRule="auto"/>
+              <w:jc w:val="center"/>
+              <w:keepNext/>
+            </w:pPr>
+            <w:r>
+              <w:rPr>
+                <w:rFonts w:ascii="Times New Roman" w:hAnsi="Times New Roman"/>
+                <w:sz w:val="21"/>
+              </w:rPr>
+            </w:r>
+            <w:r>
+              <w:rPr>
+                <w:rFonts w:ascii="Times New Roman" w:hAnsi="Times New Roman"/>
+                <w:b w:val="0"/>
+                <w:sz w:val="21"/>
+              </w:rPr>
+              <w:t>Docker container</w:t>
+            </w:r>
+          </w:p>
+        </w:tc>
+      </w:tr>
+      <w:tr>
+        <w:trPr>
+          <w:cantSplit/>
+        </w:trPr>
+        <w:tc>
+          <w:tcPr>
+            <w:tcW w:type="dxa" w:w="2376"/>
+          </w:tcPr>
+          <w:p>
+            <w:pPr>
+              <w:spacing w:before="0" w:after="0" w:line="240" w:lineRule="auto"/>
+              <w:keepNext/>
+            </w:pPr>
+            <w:r>
+              <w:rPr>
+                <w:rFonts w:ascii="Times New Roman" w:hAnsi="Times New Roman"/>
+                <w:sz w:val="21"/>
+              </w:rPr>
+            </w:r>
+            <w:r>
+              <w:rPr>
+                <w:rFonts w:ascii="Times New Roman" w:hAnsi="Times New Roman"/>
+                <w:b w:val="0"/>
+                <w:sz w:val="21"/>
+              </w:rPr>
+              <w:t>Schema</w:t>
+            </w:r>
+          </w:p>
+        </w:tc>
+        <w:tc>
+          <w:tcPr>
+            <w:tcW w:type="dxa" w:w="6120"/>
+          </w:tcPr>
+          <w:p>
+            <w:pPr>
+              <w:spacing w:before="0" w:after="0" w:line="240" w:lineRule="auto"/>
+              <w:jc w:val="center"/>
+              <w:keepNext/>
+            </w:pPr>
+            <w:r>
+              <w:rPr>
+                <w:rFonts w:ascii="Times New Roman" w:hAnsi="Times New Roman"/>
+                <w:sz w:val="21"/>
+              </w:rPr>
+            </w:r>
+            <w:r>
+              <w:rPr>
+                <w:rFonts w:ascii="Times New Roman" w:hAnsi="Times New Roman"/>
+                <w:b w:val="0"/>
+                <w:sz w:val="21"/>
+              </w:rPr>
+              <w:t>AEGIS Truth Schema based on nopCommerce 4.70</w:t>
+            </w:r>
+          </w:p>
+        </w:tc>
+      </w:tr>
+      <w:tr>
+        <w:trPr>
+          <w:cantSplit/>
+        </w:trPr>
+        <w:tc>
+          <w:tcPr>
+            <w:tcW w:type="dxa" w:w="2376"/>
+          </w:tcPr>
+          <w:p>
+            <w:pPr>
+              <w:spacing w:before="0" w:after="0" w:line="240" w:lineRule="auto"/>
+              <w:keepNext/>
+            </w:pPr>
+            <w:r>
+              <w:rPr>
+                <w:rFonts w:ascii="Times New Roman" w:hAnsi="Times New Roman"/>
+                <w:sz w:val="21"/>
+              </w:rPr>
+            </w:r>
+            <w:r>
+              <w:rPr>
+                <w:rFonts w:ascii="Times New Roman" w:hAnsi="Times New Roman"/>
+                <w:b w:val="0"/>
+                <w:sz w:val="21"/>
+              </w:rPr>
+              <w:t>Schema size</w:t>
+            </w:r>
+          </w:p>
+        </w:tc>
+        <w:tc>
+          <w:tcPr>
+            <w:tcW w:type="dxa" w:w="6120"/>
+          </w:tcPr>
+          <w:p>
+            <w:pPr>
+              <w:spacing w:before="0" w:after="0" w:line="240" w:lineRule="auto"/>
+              <w:jc w:val="center"/>
+              <w:keepNext/>
+            </w:pPr>
+            <w:r>
+              <w:rPr>
+                <w:rFonts w:ascii="Times New Roman" w:hAnsi="Times New Roman"/>
+                <w:sz w:val="21"/>
+              </w:rPr>
+            </w:r>
+            <w:r>
+              <w:rPr>
+                <w:rFonts w:ascii="Times New Roman" w:hAnsi="Times New Roman"/>
+                <w:b w:val="0"/>
+                <w:sz w:val="21"/>
+              </w:rPr>
+              <w:t>126 tables and 107 foreign keys</w:t>
+            </w:r>
+          </w:p>
+        </w:tc>
+      </w:tr>
+      <w:tr>
+        <w:trPr>
+          <w:cantSplit/>
+        </w:trPr>
+        <w:tc>
+          <w:tcPr>
+            <w:tcW w:type="dxa" w:w="2376"/>
+          </w:tcPr>
+          <w:p>
+            <w:pPr>
+              <w:spacing w:before="0" w:after="0" w:line="240" w:lineRule="auto"/>
+              <w:keepNext/>
+            </w:pPr>
+            <w:r>
+              <w:rPr>
+                <w:rFonts w:ascii="Times New Roman" w:hAnsi="Times New Roman"/>
+                <w:sz w:val="21"/>
+              </w:rPr>
+            </w:r>
+            <w:r>
+              <w:rPr>
+                <w:rFonts w:ascii="Times New Roman" w:hAnsi="Times New Roman"/>
+                <w:b w:val="0"/>
+                <w:sz w:val="21"/>
+              </w:rPr>
+              <w:t>Dataset scale</w:t>
+            </w:r>
+          </w:p>
+        </w:tc>
+        <w:tc>
+          <w:tcPr>
+            <w:tcW w:type="dxa" w:w="6120"/>
+          </w:tcPr>
+          <w:p>
+            <w:pPr>
+              <w:spacing w:before="0" w:after="0" w:line="240" w:lineRule="auto"/>
+              <w:jc w:val="center"/>
+              <w:keepNext/>
+            </w:pPr>
+            <w:r>
+              <w:rPr>
+                <w:rFonts w:ascii="Times New Roman" w:hAnsi="Times New Roman"/>
+                <w:sz w:val="21"/>
+              </w:rPr>
+            </w:r>
+            <w:r>
+              <w:rPr>
+                <w:rFonts w:ascii="Times New Roman" w:hAnsi="Times New Roman"/>
+                <w:b w:val="0"/>
+                <w:sz w:val="21"/>
+              </w:rPr>
+              <w:t>1,200 customers, 2,500 orders, 6,298 order items, 1,000 products, and 50 categories</w:t>
+            </w:r>
+          </w:p>
+        </w:tc>
+      </w:tr>
+      <w:tr>
+        <w:trPr>
+          <w:cantSplit/>
+        </w:trPr>
+        <w:tc>
+          <w:tcPr>
+            <w:tcW w:type="dxa" w:w="2376"/>
+          </w:tcPr>
+          <w:p>
+            <w:pPr>
+              <w:spacing w:before="0" w:after="0" w:line="240" w:lineRule="auto"/>
+              <w:keepNext/>
+            </w:pPr>
+            <w:r>
+              <w:rPr>
+                <w:rFonts w:ascii="Times New Roman" w:hAnsi="Times New Roman"/>
+                <w:sz w:val="21"/>
+              </w:rPr>
+            </w:r>
+            <w:r>
+              <w:rPr>
+                <w:rFonts w:ascii="Times New Roman" w:hAnsi="Times New Roman"/>
+                <w:b w:val="0"/>
+                <w:sz w:val="21"/>
+              </w:rPr>
+              <w:t>Data period</w:t>
+            </w:r>
+          </w:p>
+        </w:tc>
+        <w:tc>
+          <w:tcPr>
+            <w:tcW w:type="dxa" w:w="6120"/>
+          </w:tcPr>
+          <w:p>
+            <w:pPr>
+              <w:spacing w:before="0" w:after="0" w:line="240" w:lineRule="auto"/>
+              <w:jc w:val="center"/>
+              <w:keepNext/>
+            </w:pPr>
+            <w:r>
+              <w:rPr>
+                <w:rFonts w:ascii="Times New Roman" w:hAnsi="Times New Roman"/>
+                <w:sz w:val="21"/>
+              </w:rPr>
+            </w:r>
+            <w:r>
+              <w:rPr>
+                <w:rFonts w:ascii="Times New Roman" w:hAnsi="Times New Roman"/>
+                <w:b w:val="0"/>
+                <w:sz w:val="21"/>
+              </w:rPr>
+              <w:t>Orders spanning 2024 to 2026</w:t>
+            </w:r>
+          </w:p>
+        </w:tc>
+      </w:tr>
+      <w:tr>
+        <w:trPr>
+          <w:cantSplit/>
+        </w:trPr>
+        <w:tc>
+          <w:tcPr>
+            <w:tcW w:type="dxa" w:w="2376"/>
+          </w:tcPr>
+          <w:p>
+            <w:pPr>
+              <w:spacing w:before="0" w:after="0" w:line="240" w:lineRule="auto"/>
+              <w:keepNext/>
+            </w:pPr>
+            <w:r>
+              <w:rPr>
+                <w:rFonts w:ascii="Times New Roman" w:hAnsi="Times New Roman"/>
+                <w:sz w:val="21"/>
+              </w:rPr>
+            </w:r>
+            <w:r>
+              <w:rPr>
+                <w:rFonts w:ascii="Times New Roman" w:hAnsi="Times New Roman"/>
+                <w:b w:val="0"/>
+                <w:sz w:val="21"/>
+              </w:rPr>
+              <w:t>Evaluation scope</w:t>
+            </w:r>
+          </w:p>
+        </w:tc>
+        <w:tc>
+          <w:tcPr>
+            <w:tcW w:type="dxa" w:w="6120"/>
+          </w:tcPr>
+          <w:p>
+            <w:pPr>
+              <w:spacing w:before="0" w:after="0" w:line="240" w:lineRule="auto"/>
+              <w:jc w:val="center"/>
+              <w:keepNext/>
+            </w:pPr>
+            <w:r>
+              <w:rPr>
+                <w:rFonts w:ascii="Times New Roman" w:hAnsi="Times New Roman"/>
+                <w:sz w:val="21"/>
+              </w:rPr>
+            </w:r>
+            <w:r>
+              <w:rPr>
+                <w:rFonts w:ascii="Times New Roman" w:hAnsi="Times New Roman"/>
+                <w:b w:val="0"/>
+                <w:sz w:val="21"/>
+              </w:rPr>
+              <w:t>Mid-sized e-commerce analytics workload</w:t>
+            </w:r>
+          </w:p>
+        </w:tc>
+      </w:tr>
+    </w:tbl>
+    <w:p>
+      <w:pPr>
+        <w:spacing w:after="80"/>
+      </w:pPr>
     </w:p>
     <w:p>
       <w:pPr>
@@ -14839,7 +15615,7 @@
                 <w:color w:val="993300"/>
                 <w:sz w:val="21"/>
               </w:rPr>
-              <w:t>[ PLACEHOLDER - FIGURE 8 NOT YET INSERTED ]</w:t>
+              <w:t>[ PLACEHOLDER - FIGURE 9 NOT YET INSERTED ]</w:t>
             </w:r>
           </w:p>
           <w:p>
@@ -14871,7 +15647,7 @@
           <w:b/>
           <w:sz w:val="21"/>
         </w:rPr>
-        <w:t>Figure 8: Verified safety and execution-validity comparison</w:t>
+        <w:t>Figure 9: Verified safety and execution-validity comparison</w:t>
       </w:r>
     </w:p>
     <w:p>
@@ -17867,14 +18643,14 @@
           <w:b/>
           <w:sz w:val="24"/>
         </w:rPr>
-        <w:t xml:space="preserve">Template expansion: </w:t>
+        <w:t xml:space="preserve">Correctness annotation: </w:t>
       </w:r>
       <w:r>
         <w:rPr>
           <w:rFonts w:ascii="Times New Roman" w:hAnsi="Times New Roman"/>
           <w:sz w:val="24"/>
         </w:rPr>
-        <w:t>New analytical patterns require new compiler templates and SQL knowledge.</w:t>
+        <w:t>A misclassified intent can produce a safe but semantically wrong query, so semantic correctness must be annotated and measured separately from SQL safety.</w:t>
       </w:r>
     </w:p>
     <w:p>
@@ -17896,14 +18672,14 @@
           <w:b/>
           <w:sz w:val="24"/>
         </w:rPr>
-        <w:t xml:space="preserve">Intent extraction quality: </w:t>
+        <w:t xml:space="preserve">Benchmark scope: </w:t>
       </w:r>
       <w:r>
         <w:rPr>
           <w:rFonts w:ascii="Times New Roman" w:hAnsi="Times New Roman"/>
           <w:sz w:val="24"/>
         </w:rPr>
-        <w:t>A misclassified intent can produce a safe but semantically wrong query, so accuracy must be measured separately from safety.</w:t>
+        <w:t>The custom 107-request benchmark evaluates AEGIS in one domain and is not directly comparable to Spider or BIRD leaderboard scores.</w:t>
       </w:r>
     </w:p>
     <w:p>
@@ -17925,18 +18701,32 @@
           <w:b/>
           <w:sz w:val="24"/>
         </w:rPr>
-        <w:t xml:space="preserve">Benchmark scope: </w:t>
+        <w:t xml:space="preserve">Prototype engineering limits: </w:t>
       </w:r>
       <w:r>
         <w:rPr>
           <w:rFonts w:ascii="Times New Roman" w:hAnsi="Times New Roman"/>
           <w:sz w:val="24"/>
         </w:rPr>
-        <w:t>The custom 107-request benchmark evaluates AEGIS in one domain and is not directly comparable to Spider or BIRD leaderboard scores.</w:t>
+        <w:t>The current version targets MySQL, uses prototype widget storage, and handles each request independently without multi-turn context.</w:t>
       </w:r>
     </w:p>
     <w:p>
       <w:pPr>
+        <w:spacing w:before="320" w:after="160"/>
+        <w:jc w:val="left"/>
+      </w:pPr>
+      <w:r>
+        <w:rPr>
+          <w:rFonts w:ascii="Times New Roman" w:hAnsi="Times New Roman"/>
+          <w:b/>
+          <w:sz w:val="28"/>
+        </w:rPr>
+        <w:t>6.2  Future Work</w:t>
+      </w:r>
+    </w:p>
+    <w:p>
+      <w:pPr>
         <w:spacing w:after="80" w:line="360" w:lineRule="auto"/>
         <w:ind w:left="461" w:hanging="259"/>
       </w:pPr>
@@ -17954,14 +18744,14 @@
           <w:b/>
           <w:sz w:val="24"/>
         </w:rPr>
-        <w:t xml:space="preserve">Semantic layer scale: </w:t>
+        <w:t xml:space="preserve">Clarification requests: </w:t>
       </w:r>
       <w:r>
         <w:rPr>
           <w:rFonts w:ascii="Times New Roman" w:hAnsi="Times New Roman"/>
           <w:sz w:val="24"/>
         </w:rPr>
-        <w:t>Very large vocabularies may require retrieval-assisted selection instead of injecting the whole semantic layer.</w:t>
+        <w:t>When confidence is low, AEGIS should ask a follow-up question instead of guessing, for example "did you mean revenue or profit?"</w:t>
       </w:r>
     </w:p>
     <w:p>
@@ -17983,14 +18773,14 @@
           <w:b/>
           <w:sz w:val="24"/>
         </w:rPr>
-        <w:t xml:space="preserve">Database portability: </w:t>
+        <w:t xml:space="preserve">Semantic-layer tooling: </w:t>
       </w:r>
       <w:r>
         <w:rPr>
           <w:rFonts w:ascii="Times New Roman" w:hAnsi="Times New Roman"/>
           <w:sz w:val="24"/>
         </w:rPr>
-        <w:t>The current compiler targets MySQL; PostgreSQL or SQL Server support would require dialect-specific compiler extensions.</w:t>
+        <w:t>A guided interface should let business analysts define new metrics and dimensions, join paths, and approved vocabulary without editing Python code.</w:t>
       </w:r>
     </w:p>
     <w:p>
@@ -18012,14 +18802,14 @@
           <w:b/>
           <w:sz w:val="24"/>
         </w:rPr>
-        <w:t xml:space="preserve">Storage persistence: </w:t>
+        <w:t xml:space="preserve">Stronger evaluation: </w:t>
       </w:r>
       <w:r>
         <w:rPr>
           <w:rFonts w:ascii="Times New Roman" w:hAnsi="Times New Roman"/>
           <w:sz w:val="24"/>
         </w:rPr>
-        <w:t>The prototype uses JSON flat files for widget storage; production deployment should use a database-backed registry.</w:t>
+        <w:t>Annotated expected answers, B2 and B4 baselines, latency measurements, and correctness reporting should be added to strengthen the evaluation.</w:t>
       </w:r>
     </w:p>
     <w:p>
@@ -18041,14 +18831,14 @@
           <w:b/>
           <w:sz w:val="24"/>
         </w:rPr>
-        <w:t xml:space="preserve">Multi-turn conversation: </w:t>
+        <w:t xml:space="preserve">Cross-schema evaluation: </w:t>
       </w:r>
       <w:r>
         <w:rPr>
           <w:rFonts w:ascii="Times New Roman" w:hAnsi="Times New Roman"/>
           <w:sz w:val="24"/>
         </w:rPr>
-        <w:t>Each request is handled independently, so follow-up questions and contextual carryover are not yet implemented.</w:t>
+        <w:t>A second schema, such as WooCommerce, should be evaluated while keeping the intent parser contract, compiler structure, and safety scanner unchanged.</w:t>
       </w:r>
     </w:p>
     <w:p>
@@ -18070,310 +18860,14 @@
           <w:b/>
           <w:sz w:val="24"/>
         </w:rPr>
-        <w:t xml:space="preserve">Domain vocabulary: </w:t>
+        <w:t xml:space="preserve">Production hardening: </w:t>
       </w:r>
       <w:r>
         <w:rPr>
           <w:rFonts w:ascii="Times New Roman" w:hAnsi="Times New Roman"/>
           <w:sz w:val="24"/>
         </w:rPr>
-        <w:t>Highly specialized terminology may require extra few-shot examples beyond the injected label and description pairs.</w:t>
-      </w:r>
-    </w:p>
-    <w:p>
-      <w:pPr>
-        <w:spacing w:before="320" w:after="160"/>
-        <w:jc w:val="left"/>
-      </w:pPr>
-      <w:r>
-        <w:rPr>
-          <w:rFonts w:ascii="Times New Roman" w:hAnsi="Times New Roman"/>
-          <w:b/>
-          <w:sz w:val="28"/>
-        </w:rPr>
-        <w:t>6.2  Future Work</w:t>
-      </w:r>
-    </w:p>
-    <w:p>
-      <w:pPr>
-        <w:spacing w:after="80" w:line="360" w:lineRule="auto"/>
-        <w:ind w:left="461" w:hanging="259"/>
-      </w:pPr>
-      <w:r>
-        <w:rPr>
-          <w:rFonts w:ascii="Times New Roman" w:hAnsi="Times New Roman"/>
-          <w:sz w:val="24"/>
-        </w:rPr>
-        <w:t>•</w:t>
-        <w:tab/>
-      </w:r>
-      <w:r>
-        <w:rPr>
-          <w:rFonts w:ascii="Times New Roman" w:hAnsi="Times New Roman"/>
-          <w:b/>
-          <w:sz w:val="24"/>
-        </w:rPr>
-        <w:t xml:space="preserve">Clarification requests: </w:t>
-      </w:r>
-      <w:r>
-        <w:rPr>
-          <w:rFonts w:ascii="Times New Roman" w:hAnsi="Times New Roman"/>
-          <w:sz w:val="24"/>
-        </w:rPr>
-        <w:t>When confidence is low, AEGIS should ask a follow-up question instead of guessing, for example "did you mean revenue or profit?"</w:t>
-      </w:r>
-    </w:p>
-    <w:p>
-      <w:pPr>
-        <w:spacing w:after="80" w:line="360" w:lineRule="auto"/>
-        <w:ind w:left="461" w:hanging="259"/>
-      </w:pPr>
-      <w:r>
-        <w:rPr>
-          <w:rFonts w:ascii="Times New Roman" w:hAnsi="Times New Roman"/>
-          <w:sz w:val="24"/>
-        </w:rPr>
-        <w:t>•</w:t>
-        <w:tab/>
-      </w:r>
-      <w:r>
-        <w:rPr>
-          <w:rFonts w:ascii="Times New Roman" w:hAnsi="Times New Roman"/>
-          <w:b/>
-          <w:sz w:val="24"/>
-        </w:rPr>
-        <w:t xml:space="preserve">Semantic layer wizard: </w:t>
-      </w:r>
-      <w:r>
-        <w:rPr>
-          <w:rFonts w:ascii="Times New Roman" w:hAnsi="Times New Roman"/>
-          <w:sz w:val="24"/>
-        </w:rPr>
-        <w:t>A guided interface should let business analysts define new metrics and dimensions without writing Python.</w:t>
-      </w:r>
-    </w:p>
-    <w:p>
-      <w:pPr>
-        <w:spacing w:after="80" w:line="360" w:lineRule="auto"/>
-        <w:ind w:left="461" w:hanging="259"/>
-      </w:pPr>
-      <w:r>
-        <w:rPr>
-          <w:rFonts w:ascii="Times New Roman" w:hAnsi="Times New Roman"/>
-          <w:sz w:val="24"/>
-        </w:rPr>
-        <w:t>•</w:t>
-        <w:tab/>
-      </w:r>
-      <w:r>
-        <w:rPr>
-          <w:rFonts w:ascii="Times New Roman" w:hAnsi="Times New Roman"/>
-          <w:b/>
-          <w:sz w:val="24"/>
-        </w:rPr>
-        <w:t xml:space="preserve">Multi-step queries: </w:t>
-      </w:r>
-      <w:r>
-        <w:rPr>
-          <w:rFonts w:ascii="Times New Roman" w:hAnsi="Times New Roman"/>
-          <w:sz w:val="24"/>
-        </w:rPr>
-        <w:t>Compound questions such as "revenue trend and top 5 products side by side" should create multiple coordinated widgets instead of requiring separate queries.</w:t>
-      </w:r>
-    </w:p>
-    <w:p>
-      <w:pPr>
-        <w:spacing w:after="80" w:line="360" w:lineRule="auto"/>
-        <w:ind w:left="461" w:hanging="259"/>
-      </w:pPr>
-      <w:r>
-        <w:rPr>
-          <w:rFonts w:ascii="Times New Roman" w:hAnsi="Times New Roman"/>
-          <w:sz w:val="24"/>
-        </w:rPr>
-        <w:t>•</w:t>
-        <w:tab/>
-      </w:r>
-      <w:r>
-        <w:rPr>
-          <w:rFonts w:ascii="Times New Roman" w:hAnsi="Times New Roman"/>
-          <w:b/>
-          <w:sz w:val="24"/>
-        </w:rPr>
-        <w:t xml:space="preserve">Automated denial-of-service protection: </w:t>
-      </w:r>
-      <w:r>
-        <w:rPr>
-          <w:rFonts w:ascii="Times New Roman" w:hAnsi="Times New Roman"/>
-          <w:sz w:val="24"/>
-        </w:rPr>
-        <w:t>Query complexity scoring and server-side timeout enforcement should be added because the join graph bounds query shape but does not currently score runtime cost.</w:t>
-      </w:r>
-    </w:p>
-    <w:p>
-      <w:pPr>
-        <w:spacing w:after="80" w:line="360" w:lineRule="auto"/>
-        <w:ind w:left="461" w:hanging="259"/>
-      </w:pPr>
-      <w:r>
-        <w:rPr>
-          <w:rFonts w:ascii="Times New Roman" w:hAnsi="Times New Roman"/>
-          <w:sz w:val="24"/>
-        </w:rPr>
-        <w:t>•</w:t>
-        <w:tab/>
-      </w:r>
-      <w:r>
-        <w:rPr>
-          <w:rFonts w:ascii="Times New Roman" w:hAnsi="Times New Roman"/>
-          <w:b/>
-          <w:sz w:val="24"/>
-        </w:rPr>
-        <w:t xml:space="preserve">Broader schema coverage: </w:t>
-      </w:r>
-      <w:r>
-        <w:rPr>
-          <w:rFonts w:ascii="Times New Roman" w:hAnsi="Times New Roman"/>
-          <w:sz w:val="24"/>
-        </w:rPr>
-        <w:t>The nopCommerce semantic layer should be extended to cover promotions, vendor analytics, and content-management engagement metrics.</w:t>
-      </w:r>
-    </w:p>
-    <w:p>
-      <w:pPr>
-        <w:spacing w:after="80" w:line="360" w:lineRule="auto"/>
-        <w:ind w:left="461" w:hanging="259"/>
-      </w:pPr>
-      <w:r>
-        <w:rPr>
-          <w:rFonts w:ascii="Times New Roman" w:hAnsi="Times New Roman"/>
-          <w:sz w:val="24"/>
-        </w:rPr>
-        <w:t>•</w:t>
-        <w:tab/>
-      </w:r>
-      <w:r>
-        <w:rPr>
-          <w:rFonts w:ascii="Times New Roman" w:hAnsi="Times New Roman"/>
-          <w:sz w:val="24"/>
-        </w:rPr>
-        <w:t>Multi-turn conversational carryover, extending the single-turn design discussed above.</w:t>
-      </w:r>
-    </w:p>
-    <w:p>
-      <w:pPr>
-        <w:spacing w:after="80" w:line="360" w:lineRule="auto"/>
-        <w:ind w:left="461" w:hanging="259"/>
-      </w:pPr>
-      <w:r>
-        <w:rPr>
-          <w:rFonts w:ascii="Times New Roman" w:hAnsi="Times New Roman"/>
-          <w:sz w:val="24"/>
-        </w:rPr>
-        <w:t>•</w:t>
-        <w:tab/>
-      </w:r>
-      <w:r>
-        <w:rPr>
-          <w:rFonts w:ascii="Times New Roman" w:hAnsi="Times New Roman"/>
-          <w:b/>
-          <w:sz w:val="24"/>
-        </w:rPr>
-        <w:t xml:space="preserve">Outcome and rejection-category instrumentation: </w:t>
-      </w:r>
-      <w:r>
-        <w:rPr>
-          <w:rFonts w:ascii="Times New Roman" w:hAnsi="Times New Roman"/>
-          <w:sz w:val="24"/>
-        </w:rPr>
-        <w:t>Future runs should measure the proportion of requests answered directly, answered after clarification, answered after a semantic-layer extension, or rejected.</w:t>
-      </w:r>
-    </w:p>
-    <w:p>
-      <w:pPr>
-        <w:spacing w:after="80" w:line="360" w:lineRule="auto"/>
-        <w:ind w:left="461" w:hanging="259"/>
-      </w:pPr>
-      <w:r>
-        <w:rPr>
-          <w:rFonts w:ascii="Times New Roman" w:hAnsi="Times New Roman"/>
-          <w:sz w:val="24"/>
-        </w:rPr>
-        <w:t>•</w:t>
-        <w:tab/>
-      </w:r>
-      <w:r>
-        <w:rPr>
-          <w:rFonts w:ascii="Times New Roman" w:hAnsi="Times New Roman"/>
-          <w:b/>
-          <w:sz w:val="24"/>
-        </w:rPr>
-        <w:t xml:space="preserve">Semantic correctness benchmark: </w:t>
-      </w:r>
-      <w:r>
-        <w:rPr>
-          <w:rFonts w:ascii="Times New Roman" w:hAnsi="Times New Roman"/>
-          <w:sz w:val="24"/>
-        </w:rPr>
-        <w:t>Annotated expected-answer labels should be added for the 107 mixed requests so correctness can be reported separately from SQL safety and true execution validity.</w:t>
-      </w:r>
-    </w:p>
-    <w:p>
-      <w:pPr>
-        <w:spacing w:after="80" w:line="360" w:lineRule="auto"/>
-        <w:ind w:left="461" w:hanging="259"/>
-      </w:pPr>
-      <w:r>
-        <w:rPr>
-          <w:rFonts w:ascii="Times New Roman" w:hAnsi="Times New Roman"/>
-          <w:sz w:val="24"/>
-        </w:rPr>
-        <w:t>•</w:t>
-        <w:tab/>
-      </w:r>
-      <w:r>
-        <w:rPr>
-          <w:rFonts w:ascii="Times New Roman" w:hAnsi="Times New Roman"/>
-          <w:b/>
-          <w:sz w:val="24"/>
-        </w:rPr>
-        <w:t xml:space="preserve">Cross-schema generalizability benchmark: </w:t>
-      </w:r>
-      <w:r>
-        <w:rPr>
-          <w:rFonts w:ascii="Times New Roman" w:hAnsi="Times New Roman"/>
-          <w:sz w:val="24"/>
-        </w:rPr>
-        <w:t>A second schema, such as WooCommerce, should be evaluated while keeping the intent parser contract, compiler structure, and safety scanner unchanged.</w:t>
-      </w:r>
-    </w:p>
-    <w:p>
-      <w:pPr>
-        <w:spacing w:after="80" w:line="360" w:lineRule="auto"/>
-        <w:ind w:left="461" w:hanging="259"/>
-      </w:pPr>
-      <w:r>
-        <w:rPr>
-          <w:rFonts w:ascii="Times New Roman" w:hAnsi="Times New Roman"/>
-          <w:sz w:val="24"/>
-        </w:rPr>
-        <w:t>•</w:t>
-        <w:tab/>
-      </w:r>
-      <w:r>
-        <w:rPr>
-          <w:rFonts w:ascii="Times New Roman" w:hAnsi="Times New Roman"/>
-          <w:b/>
-          <w:sz w:val="24"/>
-        </w:rPr>
-        <w:t xml:space="preserve">Remaining baselines and latency: </w:t>
-      </w:r>
-      <w:r>
-        <w:rPr>
-          <w:rFonts w:ascii="Times New Roman" w:hAnsi="Times New Roman"/>
-          <w:sz w:val="24"/>
-        </w:rPr>
-        <w:t>B2 and B4 should be completed, and pipeline latency should be instrumented with repeatable timing logs.</w:t>
+        <w:t>Query-cost controls, database-backed widget storage, broader schema coverage, and multi-turn support should be added before production deployment.</w:t>
       </w:r>
     </w:p>
     <w:p>

--- a/docs/scripts/AEGIS Thesis Book Draft - A Constraint-Based Architecture for Safe LLM-Assisted Natural Language Analytics.docx
+++ b/docs/scripts/AEGIS Thesis Book Draft - A Constraint-Based Architecture for Safe LLM-Assisted Natural Language Analytics.docx
@@ -823,7 +823,7 @@
           <w:i w:val="0"/>
           <w:sz w:val="24"/>
         </w:rPr>
-        <w:t>I would like to express my sincere gratitude to my supervisor, Mst. Sahela Rahman, Lecturer, Department of Computer Science &amp; Engineering, Pundra University of Science &amp; Technology, for her continuous guidance, patience, and constructive feedback throughout the design, implementation, and evaluation of this research. Her insistence on precise, defensible claims shaped this thesis at every stage, from the formal safety proof to the honesty of its limitations section.</w:t>
+        <w:t>I would like to express my sincere gratitude to my supervisor, Mst. Sahela Rahman, Lecturer, Department of Computer Science &amp; Engineering, Pundra University of Science &amp; Technology, for her continuous guidance, patience, and constructive feedback throughout the design, implementation, and evaluation of this research. Her insistence on precise, defensible claims shaped this thesis at every stage, from the formal safety proof to the honesty of its discussion of limitations.</w:t>
       </w:r>
     </w:p>
     <w:p>
@@ -2761,7 +2761,7 @@
           <w:i w:val="0"/>
           <w:sz w:val="24"/>
         </w:rPr>
-        <w:t>This chapter reviews the work most directly comparable to AEGIS. The discussion is organized as short review blocks so each source can be checked quickly by contribution, limitation, and the specific gap it leaves for this thesis.</w:t>
+        <w:t>The literature review focuses on the work most directly comparable to AEGIS. It is organized as short review blocks so each source can be checked quickly by contribution, limitation, and the specific gap it leaves for this thesis.</w:t>
       </w:r>
     </w:p>
     <w:p>
@@ -6641,7 +6641,7 @@
           <w:i w:val="0"/>
           <w:sz w:val="24"/>
         </w:rPr>
-        <w:t>The eleven-pattern taxonomy used throughout this thesis (Table 3.2) originates from a design-time review of representative e-commerce and administrative reporting requests, conducted by the author while designing AEGIS. This was a qualitative review carried out by a single researcher during system design, not an independently annotated, inter-rater-validated study, and no separate annotated dataset accompanies this thesis. An earlier version of this chapter reported specific percentages and an inter-rater reliability statistic for a larger unpublished dataset; that dataset was not published alongside this thesis, so those figures have been withdrawn.</w:t>
+        <w:t>The eleven-pattern taxonomy used throughout this thesis (Table 3.2) originates from a design-time review of representative e-commerce and administrative reporting requests, conducted by the author while designing AEGIS. This was a qualitative review carried out by a single researcher during system design, not an independently annotated, inter-rater-validated study, and no separate annotated dataset accompanies this thesis. An earlier draft reported specific percentages and an inter-rater reliability statistic for a larger unpublished dataset; that dataset was not published alongside this thesis, so those figures have been withdrawn.</w:t>
       </w:r>
     </w:p>
     <w:p>
@@ -8197,7 +8197,7 @@
           <w:i w:val="0"/>
           <w:sz w:val="24"/>
         </w:rPr>
-        <w:t>This classification yields three design directions that shaped the rest of this chapter. First, a small set of patterns appears sufficient: the top three analytical patterns (KPI, Ranking, and Exception/Filter) account for 67 of the 107 benchmark requests, or about 62.6% of the full mixed benchmark. Segment and Tabular happen not to be exercised by this particular run, which is a property of this benchmark rather than evidence that those two patterns are unnecessary; the compiler supports both regardless. Second, business vocabulary differs systematically from database column names: reviewed requests used phrases like 'total refund rate,' never SUM(o.RefundedAmount), which motivates an explicit semantic layer rather than exposing the schema directly to the language model. Third, reuse appears to be the norm rather than the exception: many requests were variations of things already asked before, in a different time window or for a different segment, which motivates the widget persistence design.</w:t>
+        <w:t>This classification yields three design directions that shaped the methodology and system design. First, a small set of patterns appears sufficient: the top three analytical patterns (KPI, Ranking, and Exception/Filter) account for 67 of the 107 benchmark requests, or about 62.6% of the full mixed benchmark. Segment and Tabular happen not to be exercised by this particular run, which is a property of this benchmark rather than evidence that those two patterns are unnecessary; the compiler supports both regardless. Second, business vocabulary differs systematically from database column names: reviewed requests used phrases like 'total refund rate,' never SUM(o.RefundedAmount), which motivates an explicit semantic layer rather than exposing the schema directly to the language model. Third, reuse appears to be the norm rather than the exception: many requests were variations of things already asked before, in a different time window or for a different segment, which motivates the widget persistence design.</w:t>
       </w:r>
     </w:p>
     <w:p>
@@ -8226,7 +8226,7 @@
           <w:i w:val="0"/>
           <w:sz w:val="24"/>
         </w:rPr>
-        <w:t>Five principles guide every architectural decision in this chapter:</w:t>
+        <w:t>Five principles guide the AEGIS architecture:</w:t>
       </w:r>
     </w:p>
     <w:p>
@@ -13619,7 +13619,7 @@
           <w:i w:val="0"/>
           <w:sz w:val="24"/>
         </w:rPr>
-        <w:t>A methodological caveat applies to every quantitative result reported in this chapter and in the results discussion. All benchmark construction, execution, and measurement were carried out by the author as part of this thesis, using a self-built dataset and evaluation harness; none of it has been independently replicated by a third party, externally audited, or peer-reviewed. Therefore, the reported figures should be read as prototype evaluation results produced within this research, not as independently audited benchmark results. Where an annotation or classification step is discussed, it refers to the author's own research process rather than a third-party validation study.</w:t>
+        <w:t>A methodological caveat applies to every quantitative result reported in the experimental work and results discussion. All benchmark construction, execution, and measurement were carried out by the author as part of this thesis, using a self-built dataset and evaluation harness; none of it has been independently replicated by a third party, externally audited, or peer-reviewed. Therefore, the reported figures should be read as prototype evaluation results produced within this research, not as independently audited benchmark results. Where an annotation or classification step is discussed, it refers to the author's own research process rather than a third-party validation study.</w:t>
       </w:r>
     </w:p>
     <w:p>
@@ -13634,7 +13634,7 @@
           <w:i w:val="0"/>
           <w:sz w:val="24"/>
         </w:rPr>
-        <w:t>A domain-specific benchmark of 107 natural-language reporting requests was built over the production nopCommerce schema described above. The full question set and recorded pipeline outputs were used to check every reported metric. The benchmark mixes ordinary analytical requests with harder boundary cases in the same run; this thesis does not report those harder cases as a separate benchmark. Because the benchmark was constructed for the nopCommerce domain, accuracy and validity reported figures should be interpreted within that scope. The current artifact verifies SQL safety and true execution validity; semantic correctness still requires an annotated expected-answer benchmark in future work.</w:t>
+        <w:t>A domain-specific benchmark of 107 natural-language reporting requests was built over the same production nopCommerce schema. The full question set and recorded pipeline outputs were used to check every reported metric. The benchmark mixes ordinary analytical requests with harder boundary cases in the same run; this thesis does not report those harder cases as a separate benchmark. Because the benchmark was constructed for the nopCommerce domain, accuracy and validity reported figures should be interpreted within that scope. The current artifact verifies SQL safety and true execution validity; semantic correctness still requires an annotated expected-answer benchmark in future work.</w:t>
       </w:r>
     </w:p>
     <w:p>
@@ -13972,7 +13972,7 @@
           <w:i w:val="0"/>
           <w:sz w:val="24"/>
         </w:rPr>
-        <w:t>This chapter presents the evaluation results of the AEGIS prototype using a 107-request natural-language analytics benchmark and true database execution. The discussion separates SQL safety, execution validity, and semantic correctness because a query may be safe and executable while still failing to answer the intended analytical request.</w:t>
+        <w:t>The results discussion presents the evaluation results of the AEGIS prototype using a 107-request natural-language analytics benchmark and true database execution. The discussion separates SQL safety, execution validity, and semantic correctness because a query may be safe and executable while still failing to answer the intended analytical request.</w:t>
       </w:r>
     </w:p>
     <w:p>
@@ -13987,7 +13987,7 @@
           <w:i w:val="0"/>
           <w:sz w:val="24"/>
         </w:rPr>
-        <w:t>The reported quantitative evidence covers the mixed 107-request benchmark for AEGIS and the B1 direct LLM-to-SQL baseline, together with the completed B3 template-only execution-validity run. B2, B4, latency, and fully annotated semantic correctness remain future evaluation work, so this chapter reports only the measurements completed under the current experimental setup.</w:t>
+        <w:t>The reported quantitative evidence covers the mixed 107-request benchmark for AEGIS and the B1 direct LLM-to-SQL baseline, together with the completed B3 template-only execution-validity run. B2, B4, latency, and fully annotated semantic correctness remain future evaluation work, so the reported results include only the measurements completed under the current experimental setup.</w:t>
       </w:r>
     </w:p>
     <w:p>

--- a/docs/scripts/AEGIS Thesis Book Draft - A Constraint-Based Architecture for Safe LLM-Assisted Natural Language Analytics.docx
+++ b/docs/scripts/AEGIS Thesis Book Draft - A Constraint-Based Architecture for Safe LLM-Assisted Natural Language Analytics.docx
@@ -1208,7 +1208,7 @@
         </w:rPr>
         <w:t>2.5 Comparative Summary</w:t>
         <w:tab/>
-        <w:t>8</w:t>
+        <w:t>7</w:t>
       </w:r>
     </w:p>
     <w:p>
@@ -1228,7 +1228,7 @@
         </w:rPr>
         <w:t>2.6 Research Gap Analysis</w:t>
         <w:tab/>
-        <w:t>9</w:t>
+        <w:t>8</w:t>
       </w:r>
     </w:p>
     <w:p>
@@ -1248,7 +1248,7 @@
         </w:rPr>
         <w:t>Chapter 3: Methodology</w:t>
         <w:tab/>
-        <w:t>10</w:t>
+        <w:t>9</w:t>
       </w:r>
     </w:p>
     <w:p>
@@ -1268,7 +1268,7 @@
         </w:rPr>
         <w:t>3.1 Research Paradigm</w:t>
         <w:tab/>
-        <w:t>10</w:t>
+        <w:t>9</w:t>
       </w:r>
     </w:p>
     <w:p>
@@ -1368,7 +1368,7 @@
         </w:rPr>
         <w:t>3.6 System Architecture</w:t>
         <w:tab/>
-        <w:t>15</w:t>
+        <w:t>14</w:t>
       </w:r>
     </w:p>
     <w:p>
@@ -1388,7 +1388,7 @@
         </w:rPr>
         <w:t>3.7 Semantic Layer Design</w:t>
         <w:tab/>
-        <w:t>16</w:t>
+        <w:t>15</w:t>
       </w:r>
     </w:p>
     <w:p>
@@ -1408,7 +1408,7 @@
         </w:rPr>
         <w:t>3.8 Intent Parsing with Dynamic Vocabulary Injection</w:t>
         <w:tab/>
-        <w:t>17</w:t>
+        <w:t>16</w:t>
       </w:r>
     </w:p>
     <w:p>
@@ -1428,7 +1428,7 @@
         </w:rPr>
         <w:t>3.9 Safe Query Compiler</w:t>
         <w:tab/>
-        <w:t>19</w:t>
+        <w:t>18</w:t>
       </w:r>
     </w:p>
     <w:p>
@@ -1448,7 +1448,7 @@
         </w:rPr>
         <w:t>3.10 Visualization Selector</w:t>
         <w:tab/>
-        <w:t>20</w:t>
+        <w:t>19</w:t>
       </w:r>
     </w:p>
     <w:p>
@@ -1488,7 +1488,7 @@
         </w:rPr>
         <w:t>Chapter 4: Experimental Work</w:t>
         <w:tab/>
-        <w:t>22</w:t>
+        <w:t>23</w:t>
       </w:r>
     </w:p>
     <w:p>
@@ -1508,7 +1508,7 @@
         </w:rPr>
         <w:t>4.1 Implementation</w:t>
         <w:tab/>
-        <w:t>22</w:t>
+        <w:t>23</w:t>
       </w:r>
     </w:p>
     <w:p>
@@ -1528,7 +1528,7 @@
         </w:rPr>
         <w:t>4.2 Experimental Environment</w:t>
         <w:tab/>
-        <w:t>23</w:t>
+        <w:t>24</w:t>
       </w:r>
     </w:p>
     <w:p>
@@ -1548,7 +1548,7 @@
         </w:rPr>
         <w:t>4.3 Benchmark Dataset Construction</w:t>
         <w:tab/>
-        <w:t>23</w:t>
+        <w:t>24</w:t>
       </w:r>
     </w:p>
     <w:p>
@@ -1568,7 +1568,7 @@
         </w:rPr>
         <w:t>4.4 Baseline Systems</w:t>
         <w:tab/>
-        <w:t>23</w:t>
+        <w:t>25</w:t>
       </w:r>
     </w:p>
     <w:p>
@@ -1588,7 +1588,7 @@
         </w:rPr>
         <w:t>4.5 Evaluation Procedure</w:t>
         <w:tab/>
-        <w:t>24</w:t>
+        <w:t>25</w:t>
       </w:r>
     </w:p>
     <w:p>
@@ -1608,7 +1608,7 @@
         </w:rPr>
         <w:t>Chapter 5: Results and Discussion</w:t>
         <w:tab/>
-        <w:t>25</w:t>
+        <w:t>26</w:t>
       </w:r>
     </w:p>
     <w:p>
@@ -1628,7 +1628,7 @@
         </w:rPr>
         <w:t>5.1 Evaluation Overview</w:t>
         <w:tab/>
-        <w:t>25</w:t>
+        <w:t>26</w:t>
       </w:r>
     </w:p>
     <w:p>
@@ -1648,7 +1648,7 @@
         </w:rPr>
         <w:t>5.2 Main Result Summary</w:t>
         <w:tab/>
-        <w:t>25</w:t>
+        <w:t>26</w:t>
       </w:r>
     </w:p>
     <w:p>
@@ -1668,7 +1668,7 @@
         </w:rPr>
         <w:t>5.3 SQL Safety</w:t>
         <w:tab/>
-        <w:t>26</w:t>
+        <w:t>27</w:t>
       </w:r>
     </w:p>
     <w:p>
@@ -1688,7 +1688,7 @@
         </w:rPr>
         <w:t>5.4 True Database Execution Validity</w:t>
         <w:tab/>
-        <w:t>27</w:t>
+        <w:t>28</w:t>
       </w:r>
     </w:p>
     <w:p>
@@ -1708,7 +1708,7 @@
         </w:rPr>
         <w:t>5.5 Execution Failure Analysis</w:t>
         <w:tab/>
-        <w:t>27</w:t>
+        <w:t>28</w:t>
       </w:r>
     </w:p>
     <w:p>
@@ -1728,7 +1728,7 @@
         </w:rPr>
         <w:t>5.6 Semantic Correctness Limitation</w:t>
         <w:tab/>
-        <w:t>28</w:t>
+        <w:t>29</w:t>
       </w:r>
     </w:p>
     <w:p>
@@ -1748,7 +1748,7 @@
         </w:rPr>
         <w:t>5.7 B3 Template-Only Baseline</w:t>
         <w:tab/>
-        <w:t>29</w:t>
+        <w:t>30</w:t>
       </w:r>
     </w:p>
     <w:p>
@@ -1768,7 +1768,7 @@
         </w:rPr>
         <w:t>5.8 Comparative Discussion</w:t>
         <w:tab/>
-        <w:t>29</w:t>
+        <w:t>30</w:t>
       </w:r>
     </w:p>
     <w:p>
@@ -1788,7 +1788,7 @@
         </w:rPr>
         <w:t>Chapter 6: Limitations and Future Work</w:t>
         <w:tab/>
-        <w:t>31</w:t>
+        <w:t>32</w:t>
       </w:r>
     </w:p>
     <w:p>
@@ -1808,7 +1808,7 @@
         </w:rPr>
         <w:t>Chapter 7: Conclusion</w:t>
         <w:tab/>
-        <w:t>33</w:t>
+        <w:t>32</w:t>
       </w:r>
     </w:p>
     <w:p>
@@ -1828,7 +1828,7 @@
         </w:rPr>
         <w:t>References</w:t>
         <w:tab/>
-        <w:t>34</w:t>
+        <w:t>33</w:t>
       </w:r>
     </w:p>
     <w:p>
@@ -1902,7 +1902,7 @@
         </w:rPr>
         <w:t>Figure 3: AEGIS architecture pipeline</w:t>
         <w:tab/>
-        <w:t>16</w:t>
+        <w:t>15</w:t>
       </w:r>
     </w:p>
     <w:p>
@@ -1992,7 +1992,7 @@
         </w:rPr>
         <w:t>Figure 8: Widget lifecycle and refresh model</w:t>
         <w:tab/>
-        <w:t>21</w:t>
+        <w:t>22</w:t>
       </w:r>
     </w:p>
     <w:p>
@@ -2010,7 +2010,7 @@
         </w:rPr>
         <w:t>Figure 9: Safety and execution-validity comparison</w:t>
         <w:tab/>
-        <w:t>27</w:t>
+        <w:t>28</w:t>
       </w:r>
     </w:p>
     <w:p>
@@ -2048,7 +2048,7 @@
         </w:rPr>
         <w:t>Table 1: Comparative summary of related systems</w:t>
         <w:tab/>
-        <w:t>8</w:t>
+        <w:t>7</w:t>
       </w:r>
     </w:p>
     <w:p>
@@ -2066,7 +2066,7 @@
         </w:rPr>
         <w:t>Table 3.1: Benchmark pattern classification</w:t>
         <w:tab/>
-        <w:t>11</w:t>
+        <w:t>10</w:t>
       </w:r>
     </w:p>
     <w:p>
@@ -2084,7 +2084,7 @@
         </w:rPr>
         <w:t>Table 3.2: Semantic layer object model</w:t>
         <w:tab/>
-        <w:t>17</w:t>
+        <w:t>16</w:t>
       </w:r>
     </w:p>
     <w:p>
@@ -2102,7 +2102,7 @@
         </w:rPr>
         <w:t>Table 3.3: AEGIS analytical patterns</w:t>
         <w:tab/>
-        <w:t>19</w:t>
+        <w:t>18</w:t>
       </w:r>
     </w:p>
     <w:p>
@@ -2138,7 +2138,7 @@
         </w:rPr>
         <w:t>Table 4.1: Experimental setup</w:t>
         <w:tab/>
-        <w:t>23</w:t>
+        <w:t>24</w:t>
       </w:r>
     </w:p>
     <w:p>
@@ -2156,7 +2156,7 @@
         </w:rPr>
         <w:t>Table 5.1: Evaluation benchmark status</w:t>
         <w:tab/>
-        <w:t>25</w:t>
+        <w:t>26</w:t>
       </w:r>
     </w:p>
     <w:p>
@@ -2174,7 +2174,7 @@
         </w:rPr>
         <w:t>Table 5.2: Main evaluation result summary</w:t>
         <w:tab/>
-        <w:t>26</w:t>
+        <w:t>27</w:t>
       </w:r>
     </w:p>
     <w:p>
@@ -2192,7 +2192,7 @@
         </w:rPr>
         <w:t>Table 5.3: SQL safety</w:t>
         <w:tab/>
-        <w:t>26</w:t>
+        <w:t>27</w:t>
       </w:r>
     </w:p>
     <w:p>
@@ -2210,7 +2210,7 @@
         </w:rPr>
         <w:t>Table 5.4: True execution validity</w:t>
         <w:tab/>
-        <w:t>27</w:t>
+        <w:t>28</w:t>
       </w:r>
     </w:p>
     <w:p>
@@ -2228,7 +2228,7 @@
         </w:rPr>
         <w:t>Table 5.5: True-execution failure analysis</w:t>
         <w:tab/>
-        <w:t>28</w:t>
+        <w:t>29</w:t>
       </w:r>
     </w:p>
     <w:p>
@@ -2246,7 +2246,7 @@
         </w:rPr>
         <w:t>Table 5.6: Evaluation metric distinction</w:t>
         <w:tab/>
-        <w:t>28</w:t>
+        <w:t>29</w:t>
       </w:r>
     </w:p>
     <w:p>
@@ -2264,7 +2264,7 @@
         </w:rPr>
         <w:t>Table 5.7: Template-only baseline summary</w:t>
         <w:tab/>
-        <w:t>29</w:t>
+        <w:t>30</w:t>
       </w:r>
     </w:p>
     <w:p>
@@ -2282,7 +2282,7 @@
         </w:rPr>
         <w:t>Table 5.8: AEGIS vs. direct LLM-to-SQL</w:t>
         <w:tab/>
-        <w:t>30</w:t>
+        <w:t>31</w:t>
       </w:r>
     </w:p>
     <w:p>
@@ -3929,11 +3929,6 @@
           <w:sz w:val="24"/>
         </w:rPr>
         <w:t>It supports AEGIS's choice to let deterministic code compute results while the LLM handles language.</w:t>
-      </w:r>
-    </w:p>
-    <w:p>
-      <w:r>
-        <w:br w:type="page"/>
       </w:r>
     </w:p>
     <w:p>
@@ -6541,69 +6536,50 @@
         <w:t>Added widget persistence and expanded the benchmark execution harness.</w:t>
       </w:r>
     </w:p>
-    <w:tbl>
-      <w:tblPr>
-        <w:tblW w:type="auto" w:w="0"/>
+    <w:p>
+      <w:pPr>
+        <w:spacing w:before="160" w:after="80"/>
         <w:jc w:val="center"/>
-        <w:tblLayout w:type="fixed"/>
-        <w:tblLook w:firstColumn="1" w:firstRow="1" w:lastColumn="0" w:lastRow="0" w:noHBand="0" w:noVBand="1" w:val="04A0"/>
-      </w:tblPr>
-      <w:tblGrid>
-        <w:gridCol w:w="9072"/>
-      </w:tblGrid>
-      <w:tr>
-        <w:trPr>
-          <w:trHeight w:val="2880"/>
-          <w:trHeight w:val="2880" w:hRule="atLeast"/>
-        </w:trPr>
-        <w:tc>
-          <w:tcPr>
-            <w:tcW w:type="dxa" w:w="9072"/>
-            <w:tcBorders>
-              <w:top w:val="dashed" w:sz="10" w:space="0" w:color="888888"/>
-              <w:left w:val="dashed" w:sz="10" w:space="0" w:color="888888"/>
-              <w:bottom w:val="dashed" w:sz="10" w:space="0" w:color="888888"/>
-              <w:right w:val="dashed" w:sz="10" w:space="0" w:color="888888"/>
-            </w:tcBorders>
-            <w:shd w:val="clear" w:fill="F7F7F7"/>
-          </w:tcPr>
-          <w:p>
-            <w:pPr>
-              <w:spacing w:before="280" w:after="120"/>
-              <w:jc w:val="center"/>
-            </w:pPr>
-            <w:r/>
-            <w:r>
-              <w:rPr>
-                <w:rFonts w:ascii="Times New Roman" w:hAnsi="Times New Roman"/>
-                <w:b/>
-                <w:color w:val="993300"/>
-                <w:sz w:val="21"/>
-              </w:rPr>
-              <w:t>[ PLACEHOLDER - FIGURE 1 NOT YET INSERTED ]</w:t>
-            </w:r>
-          </w:p>
-          <w:p>
-            <w:pPr>
-              <w:spacing w:after="160"/>
-              <w:jc w:val="center"/>
-            </w:pPr>
-            <w:r>
-              <w:rPr>
-                <w:rFonts w:ascii="Times New Roman" w:hAnsi="Times New Roman"/>
-                <w:b/>
-                <w:color w:val="333333"/>
-                <w:sz w:val="22"/>
-              </w:rPr>
-              <w:t>Design Science Research workflow for AEGIS</w:t>
-            </w:r>
-          </w:p>
-        </w:tc>
-      </w:tr>
-    </w:tbl>
-    <w:p>
-      <w:pPr>
-        <w:spacing w:before="120" w:after="280"/>
+        <w:keepNext/>
+      </w:pPr>
+      <w:r>
+        <w:drawing>
+          <wp:inline xmlns:a="http://schemas.openxmlformats.org/drawingml/2006/main" xmlns:pic="http://schemas.openxmlformats.org/drawingml/2006/picture">
+            <wp:extent cx="5715000" cy="3333750"/>
+            <wp:docPr id="3" name="Picture 3"/>
+            <wp:cNvGraphicFramePr>
+              <a:graphicFrameLocks noChangeAspect="1"/>
+            </wp:cNvGraphicFramePr>
+            <a:graphic>
+              <a:graphicData uri="http://schemas.openxmlformats.org/drawingml/2006/picture">
+                <pic:pic>
+                  <pic:nvPicPr>
+                    <pic:cNvPr id="0" name="figure-01-dsr-workflow.png"/>
+                    <pic:cNvPicPr/>
+                  </pic:nvPicPr>
+                  <pic:blipFill>
+                    <a:blip r:embed="rId12"/>
+                    <a:stretch>
+                      <a:fillRect/>
+                    </a:stretch>
+                  </pic:blipFill>
+                  <pic:spPr>
+                    <a:xfrm>
+                      <a:off x="0" y="0"/>
+                      <a:ext cx="5715000" cy="3333750"/>
+                    </a:xfrm>
+                    <a:prstGeom prst="rect"/>
+                  </pic:spPr>
+                </pic:pic>
+              </a:graphicData>
+            </a:graphic>
+          </wp:inline>
+        </w:drawing>
+      </w:r>
+    </w:p>
+    <w:p>
+      <w:pPr>
+        <w:spacing w:before="80" w:after="280"/>
         <w:jc w:val="center"/>
       </w:pPr>
       <w:r>
@@ -8111,69 +8087,50 @@
         <w:spacing w:after="80"/>
       </w:pPr>
     </w:p>
-    <w:tbl>
-      <w:tblPr>
-        <w:tblW w:type="auto" w:w="0"/>
+    <w:p>
+      <w:pPr>
+        <w:spacing w:before="160" w:after="80"/>
         <w:jc w:val="center"/>
-        <w:tblLayout w:type="fixed"/>
-        <w:tblLook w:firstColumn="1" w:firstRow="1" w:lastColumn="0" w:lastRow="0" w:noHBand="0" w:noVBand="1" w:val="04A0"/>
-      </w:tblPr>
-      <w:tblGrid>
-        <w:gridCol w:w="9072"/>
-      </w:tblGrid>
-      <w:tr>
-        <w:trPr>
-          <w:trHeight w:val="3744"/>
-          <w:trHeight w:val="3744" w:hRule="atLeast"/>
-        </w:trPr>
-        <w:tc>
-          <w:tcPr>
-            <w:tcW w:type="dxa" w:w="9072"/>
-            <w:tcBorders>
-              <w:top w:val="dashed" w:sz="10" w:space="0" w:color="888888"/>
-              <w:left w:val="dashed" w:sz="10" w:space="0" w:color="888888"/>
-              <w:bottom w:val="dashed" w:sz="10" w:space="0" w:color="888888"/>
-              <w:right w:val="dashed" w:sz="10" w:space="0" w:color="888888"/>
-            </w:tcBorders>
-            <w:shd w:val="clear" w:fill="F7F7F7"/>
-          </w:tcPr>
-          <w:p>
-            <w:pPr>
-              <w:spacing w:before="280" w:after="120"/>
-              <w:jc w:val="center"/>
-            </w:pPr>
-            <w:r/>
-            <w:r>
-              <w:rPr>
-                <w:rFonts w:ascii="Times New Roman" w:hAnsi="Times New Roman"/>
-                <w:b/>
-                <w:color w:val="993300"/>
-                <w:sz w:val="21"/>
-              </w:rPr>
-              <w:t>[ PLACEHOLDER - FIGURE 2 NOT YET INSERTED ]</w:t>
-            </w:r>
-          </w:p>
-          <w:p>
-            <w:pPr>
-              <w:spacing w:after="160"/>
-              <w:jc w:val="center"/>
-            </w:pPr>
-            <w:r>
-              <w:rPr>
-                <w:rFonts w:ascii="Times New Roman" w:hAnsi="Times New Roman"/>
-                <w:b/>
-                <w:color w:val="333333"/>
-                <w:sz w:val="22"/>
-              </w:rPr>
-              <w:t>Pattern classification of the answerable analytical benchmark subset</w:t>
-            </w:r>
-          </w:p>
-        </w:tc>
-      </w:tr>
-    </w:tbl>
-    <w:p>
-      <w:pPr>
-        <w:spacing w:before="120" w:after="280"/>
+        <w:keepNext/>
+      </w:pPr>
+      <w:r>
+        <w:drawing>
+          <wp:inline xmlns:a="http://schemas.openxmlformats.org/drawingml/2006/main" xmlns:pic="http://schemas.openxmlformats.org/drawingml/2006/picture">
+            <wp:extent cx="5440680" cy="3173730"/>
+            <wp:docPr id="4" name="Picture 4"/>
+            <wp:cNvGraphicFramePr>
+              <a:graphicFrameLocks noChangeAspect="1"/>
+            </wp:cNvGraphicFramePr>
+            <a:graphic>
+              <a:graphicData uri="http://schemas.openxmlformats.org/drawingml/2006/picture">
+                <pic:pic>
+                  <pic:nvPicPr>
+                    <pic:cNvPr id="0" name="figure-02-pattern-distribution.png"/>
+                    <pic:cNvPicPr/>
+                  </pic:nvPicPr>
+                  <pic:blipFill>
+                    <a:blip r:embed="rId13"/>
+                    <a:stretch>
+                      <a:fillRect/>
+                    </a:stretch>
+                  </pic:blipFill>
+                  <pic:spPr>
+                    <a:xfrm>
+                      <a:off x="0" y="0"/>
+                      <a:ext cx="5440680" cy="3173730"/>
+                    </a:xfrm>
+                    <a:prstGeom prst="rect"/>
+                  </pic:spPr>
+                </pic:pic>
+              </a:graphicData>
+            </a:graphic>
+          </wp:inline>
+        </w:drawing>
+      </w:r>
+    </w:p>
+    <w:p>
+      <w:pPr>
+        <w:spacing w:before="80" w:after="280"/>
         <w:jc w:val="center"/>
       </w:pPr>
       <w:r>
@@ -8935,69 +8892,50 @@
         <w:t>The analysis plan is hashed (SHA-256) to detect duplicates, and the query, chart configuration, and access rules are stored as a widget artifact that can be refreshed on a schedule.</w:t>
       </w:r>
     </w:p>
-    <w:tbl>
-      <w:tblPr>
-        <w:tblW w:type="auto" w:w="0"/>
+    <w:p>
+      <w:pPr>
+        <w:spacing w:before="160" w:after="80"/>
         <w:jc w:val="center"/>
-        <w:tblLayout w:type="fixed"/>
-        <w:tblLook w:firstColumn="1" w:firstRow="1" w:lastColumn="0" w:lastRow="0" w:noHBand="0" w:noVBand="1" w:val="04A0"/>
-      </w:tblPr>
-      <w:tblGrid>
-        <w:gridCol w:w="9072"/>
-      </w:tblGrid>
-      <w:tr>
-        <w:trPr>
-          <w:trHeight w:val="3168"/>
-          <w:trHeight w:val="3168" w:hRule="atLeast"/>
-        </w:trPr>
-        <w:tc>
-          <w:tcPr>
-            <w:tcW w:type="dxa" w:w="9072"/>
-            <w:tcBorders>
-              <w:top w:val="dashed" w:sz="10" w:space="0" w:color="888888"/>
-              <w:left w:val="dashed" w:sz="10" w:space="0" w:color="888888"/>
-              <w:bottom w:val="dashed" w:sz="10" w:space="0" w:color="888888"/>
-              <w:right w:val="dashed" w:sz="10" w:space="0" w:color="888888"/>
-            </w:tcBorders>
-            <w:shd w:val="clear" w:fill="F7F7F7"/>
-          </w:tcPr>
-          <w:p>
-            <w:pPr>
-              <w:spacing w:before="280" w:after="120"/>
-              <w:jc w:val="center"/>
-            </w:pPr>
-            <w:r/>
-            <w:r>
-              <w:rPr>
-                <w:rFonts w:ascii="Times New Roman" w:hAnsi="Times New Roman"/>
-                <w:b/>
-                <w:color w:val="993300"/>
-                <w:sz w:val="21"/>
-              </w:rPr>
-              <w:t>[ PLACEHOLDER - FIGURE 3 NOT YET INSERTED ]</w:t>
-            </w:r>
-          </w:p>
-          <w:p>
-            <w:pPr>
-              <w:spacing w:after="160"/>
-              <w:jc w:val="center"/>
-            </w:pPr>
-            <w:r>
-              <w:rPr>
-                <w:rFonts w:ascii="Times New Roman" w:hAnsi="Times New Roman"/>
-                <w:b/>
-                <w:color w:val="333333"/>
-                <w:sz w:val="22"/>
-              </w:rPr>
-              <w:t>AEGIS architecture pipeline (User Request to Dashboard Widget)</w:t>
-            </w:r>
-          </w:p>
-        </w:tc>
-      </w:tr>
-    </w:tbl>
-    <w:p>
-      <w:pPr>
-        <w:spacing w:before="120" w:after="280"/>
+        <w:keepNext/>
+      </w:pPr>
+      <w:r>
+        <w:drawing>
+          <wp:inline xmlns:a="http://schemas.openxmlformats.org/drawingml/2006/main" xmlns:pic="http://schemas.openxmlformats.org/drawingml/2006/picture">
+            <wp:extent cx="5715000" cy="3917682"/>
+            <wp:docPr id="5" name="Picture 5"/>
+            <wp:cNvGraphicFramePr>
+              <a:graphicFrameLocks noChangeAspect="1"/>
+            </wp:cNvGraphicFramePr>
+            <a:graphic>
+              <a:graphicData uri="http://schemas.openxmlformats.org/drawingml/2006/picture">
+                <pic:pic>
+                  <pic:nvPicPr>
+                    <pic:cNvPr id="0" name="mermaid-figure-03-architecture-pipeline.png"/>
+                    <pic:cNvPicPr/>
+                  </pic:nvPicPr>
+                  <pic:blipFill>
+                    <a:blip r:embed="rId14"/>
+                    <a:stretch>
+                      <a:fillRect/>
+                    </a:stretch>
+                  </pic:blipFill>
+                  <pic:spPr>
+                    <a:xfrm>
+                      <a:off x="0" y="0"/>
+                      <a:ext cx="5715000" cy="3917682"/>
+                    </a:xfrm>
+                    <a:prstGeom prst="rect"/>
+                  </pic:spPr>
+                </pic:pic>
+              </a:graphicData>
+            </a:graphic>
+          </wp:inline>
+        </w:drawing>
+      </w:r>
+    </w:p>
+    <w:p>
+      <w:pPr>
+        <w:spacing w:before="80" w:after="280"/>
         <w:jc w:val="center"/>
       </w:pPr>
       <w:r>
@@ -9038,69 +8976,50 @@
         <w:t>The semantic layer is the most important non-AI component of AEGIS. It separates business language from the underlying database structure and defines exactly which metrics, joins, and permissions are allowed to exist. A useful analogy is LEGO blocks rather than free-form clay: the semantic layer defines a finite set of composable building blocks. User questions are unlimited, but every answerable question is a composition of these blocks.</w:t>
       </w:r>
     </w:p>
-    <w:tbl>
-      <w:tblPr>
-        <w:tblW w:type="auto" w:w="0"/>
+    <w:p>
+      <w:pPr>
+        <w:spacing w:before="160" w:after="80"/>
         <w:jc w:val="center"/>
-        <w:tblLayout w:type="fixed"/>
-        <w:tblLook w:firstColumn="1" w:firstRow="1" w:lastColumn="0" w:lastRow="0" w:noHBand="0" w:noVBand="1" w:val="04A0"/>
-      </w:tblPr>
-      <w:tblGrid>
-        <w:gridCol w:w="9072"/>
-      </w:tblGrid>
-      <w:tr>
-        <w:trPr>
-          <w:trHeight w:val="3744"/>
-          <w:trHeight w:val="3744" w:hRule="atLeast"/>
-        </w:trPr>
-        <w:tc>
-          <w:tcPr>
-            <w:tcW w:type="dxa" w:w="9072"/>
-            <w:tcBorders>
-              <w:top w:val="dashed" w:sz="10" w:space="0" w:color="888888"/>
-              <w:left w:val="dashed" w:sz="10" w:space="0" w:color="888888"/>
-              <w:bottom w:val="dashed" w:sz="10" w:space="0" w:color="888888"/>
-              <w:right w:val="dashed" w:sz="10" w:space="0" w:color="888888"/>
-            </w:tcBorders>
-            <w:shd w:val="clear" w:fill="F7F7F7"/>
-          </w:tcPr>
-          <w:p>
-            <w:pPr>
-              <w:spacing w:before="280" w:after="120"/>
-              <w:jc w:val="center"/>
-            </w:pPr>
-            <w:r/>
-            <w:r>
-              <w:rPr>
-                <w:rFonts w:ascii="Times New Roman" w:hAnsi="Times New Roman"/>
-                <w:b/>
-                <w:color w:val="993300"/>
-                <w:sz w:val="21"/>
-              </w:rPr>
-              <w:t>[ PLACEHOLDER - FIGURE 4 NOT YET INSERTED ]</w:t>
-            </w:r>
-          </w:p>
-          <w:p>
-            <w:pPr>
-              <w:spacing w:after="160"/>
-              <w:jc w:val="center"/>
-            </w:pPr>
-            <w:r>
-              <w:rPr>
-                <w:rFonts w:ascii="Times New Roman" w:hAnsi="Times New Roman"/>
-                <w:b/>
-                <w:color w:val="333333"/>
-                <w:sz w:val="22"/>
-              </w:rPr>
-              <w:t>Semantic layer modularity - composable blocks vs. free-form SQL generation</w:t>
-            </w:r>
-          </w:p>
-        </w:tc>
-      </w:tr>
-    </w:tbl>
-    <w:p>
-      <w:pPr>
-        <w:spacing w:before="120" w:after="280"/>
+        <w:keepNext/>
+      </w:pPr>
+      <w:r>
+        <w:drawing>
+          <wp:inline xmlns:a="http://schemas.openxmlformats.org/drawingml/2006/main" xmlns:pic="http://schemas.openxmlformats.org/drawingml/2006/picture">
+            <wp:extent cx="5715000" cy="2518375"/>
+            <wp:docPr id="6" name="Picture 6"/>
+            <wp:cNvGraphicFramePr>
+              <a:graphicFrameLocks noChangeAspect="1"/>
+            </wp:cNvGraphicFramePr>
+            <a:graphic>
+              <a:graphicData uri="http://schemas.openxmlformats.org/drawingml/2006/picture">
+                <pic:pic>
+                  <pic:nvPicPr>
+                    <pic:cNvPr id="0" name="mermaid-figure-04-semantic-layer-modularity.png"/>
+                    <pic:cNvPicPr/>
+                  </pic:nvPicPr>
+                  <pic:blipFill>
+                    <a:blip r:embed="rId15"/>
+                    <a:stretch>
+                      <a:fillRect/>
+                    </a:stretch>
+                  </pic:blipFill>
+                  <pic:spPr>
+                    <a:xfrm>
+                      <a:off x="0" y="0"/>
+                      <a:ext cx="5715000" cy="2518375"/>
+                    </a:xfrm>
+                    <a:prstGeom prst="rect"/>
+                  </pic:spPr>
+                </pic:pic>
+              </a:graphicData>
+            </a:graphic>
+          </wp:inline>
+        </w:drawing>
+      </w:r>
+    </w:p>
+    <w:p>
+      <w:pPr>
+        <w:spacing w:before="80" w:after="280"/>
         <w:jc w:val="center"/>
       </w:pPr>
       <w:r>
@@ -9988,69 +9907,50 @@
         <w:t>}</w:t>
       </w:r>
     </w:p>
-    <w:tbl>
-      <w:tblPr>
-        <w:tblW w:type="auto" w:w="0"/>
+    <w:p>
+      <w:pPr>
+        <w:spacing w:before="160" w:after="80"/>
         <w:jc w:val="center"/>
-        <w:tblLayout w:type="fixed"/>
-        <w:tblLook w:firstColumn="1" w:firstRow="1" w:lastColumn="0" w:lastRow="0" w:noHBand="0" w:noVBand="1" w:val="04A0"/>
-      </w:tblPr>
-      <w:tblGrid>
-        <w:gridCol w:w="9072"/>
-      </w:tblGrid>
-      <w:tr>
-        <w:trPr>
-          <w:trHeight w:val="3744"/>
-          <w:trHeight w:val="3744" w:hRule="atLeast"/>
-        </w:trPr>
-        <w:tc>
-          <w:tcPr>
-            <w:tcW w:type="dxa" w:w="9072"/>
-            <w:tcBorders>
-              <w:top w:val="dashed" w:sz="10" w:space="0" w:color="888888"/>
-              <w:left w:val="dashed" w:sz="10" w:space="0" w:color="888888"/>
-              <w:bottom w:val="dashed" w:sz="10" w:space="0" w:color="888888"/>
-              <w:right w:val="dashed" w:sz="10" w:space="0" w:color="888888"/>
-            </w:tcBorders>
-            <w:shd w:val="clear" w:fill="F7F7F7"/>
-          </w:tcPr>
-          <w:p>
-            <w:pPr>
-              <w:spacing w:before="280" w:after="120"/>
-              <w:jc w:val="center"/>
-            </w:pPr>
-            <w:r/>
-            <w:r>
-              <w:rPr>
-                <w:rFonts w:ascii="Times New Roman" w:hAnsi="Times New Roman"/>
-                <w:b/>
-                <w:color w:val="993300"/>
-                <w:sz w:val="21"/>
-              </w:rPr>
-              <w:t>[ PLACEHOLDER - FIGURE 5 NOT YET INSERTED ]</w:t>
-            </w:r>
-          </w:p>
-          <w:p>
-            <w:pPr>
-              <w:spacing w:after="160"/>
-              <w:jc w:val="center"/>
-            </w:pPr>
-            <w:r>
-              <w:rPr>
-                <w:rFonts w:ascii="Times New Roman" w:hAnsi="Times New Roman"/>
-                <w:b/>
-                <w:color w:val="333333"/>
-                <w:sz w:val="22"/>
-              </w:rPr>
-              <w:t>Vocabulary injection workflow</w:t>
-            </w:r>
-          </w:p>
-        </w:tc>
-      </w:tr>
-    </w:tbl>
-    <w:p>
-      <w:pPr>
-        <w:spacing w:before="120" w:after="280"/>
+        <w:keepNext/>
+      </w:pPr>
+      <w:r>
+        <w:drawing>
+          <wp:inline xmlns:a="http://schemas.openxmlformats.org/drawingml/2006/main" xmlns:pic="http://schemas.openxmlformats.org/drawingml/2006/picture">
+            <wp:extent cx="2834640" cy="4251960"/>
+            <wp:docPr id="7" name="Picture 7"/>
+            <wp:cNvGraphicFramePr>
+              <a:graphicFrameLocks noChangeAspect="1"/>
+            </wp:cNvGraphicFramePr>
+            <a:graphic>
+              <a:graphicData uri="http://schemas.openxmlformats.org/drawingml/2006/picture">
+                <pic:pic>
+                  <pic:nvPicPr>
+                    <pic:cNvPr id="0" name="mermaid-figure-05-vocabulary-injection.png"/>
+                    <pic:cNvPicPr/>
+                  </pic:nvPicPr>
+                  <pic:blipFill>
+                    <a:blip r:embed="rId16"/>
+                    <a:stretch>
+                      <a:fillRect/>
+                    </a:stretch>
+                  </pic:blipFill>
+                  <pic:spPr>
+                    <a:xfrm>
+                      <a:off x="0" y="0"/>
+                      <a:ext cx="2834640" cy="4251960"/>
+                    </a:xfrm>
+                    <a:prstGeom prst="rect"/>
+                  </pic:spPr>
+                </pic:pic>
+              </a:graphicData>
+            </a:graphic>
+          </wp:inline>
+        </w:drawing>
+      </w:r>
+    </w:p>
+    <w:p>
+      <w:pPr>
+        <w:spacing w:before="80" w:after="280"/>
         <w:jc w:val="center"/>
       </w:pPr>
       <w:r>
@@ -10096,69 +9996,50 @@
         <w:t>The compiler instantiates SQL from a library of parameterized templates, one per analytics pattern.</w:t>
       </w:r>
     </w:p>
-    <w:tbl>
-      <w:tblPr>
-        <w:tblW w:type="auto" w:w="0"/>
+    <w:p>
+      <w:pPr>
+        <w:spacing w:before="160" w:after="80"/>
         <w:jc w:val="center"/>
-        <w:tblLayout w:type="fixed"/>
-        <w:tblLook w:firstColumn="1" w:firstRow="1" w:lastColumn="0" w:lastRow="0" w:noHBand="0" w:noVBand="1" w:val="04A0"/>
-      </w:tblPr>
-      <w:tblGrid>
-        <w:gridCol w:w="9072"/>
-      </w:tblGrid>
-      <w:tr>
-        <w:trPr>
-          <w:trHeight w:val="3744"/>
-          <w:trHeight w:val="3744" w:hRule="atLeast"/>
-        </w:trPr>
-        <w:tc>
-          <w:tcPr>
-            <w:tcW w:type="dxa" w:w="9072"/>
-            <w:tcBorders>
-              <w:top w:val="dashed" w:sz="10" w:space="0" w:color="888888"/>
-              <w:left w:val="dashed" w:sz="10" w:space="0" w:color="888888"/>
-              <w:bottom w:val="dashed" w:sz="10" w:space="0" w:color="888888"/>
-              <w:right w:val="dashed" w:sz="10" w:space="0" w:color="888888"/>
-            </w:tcBorders>
-            <w:shd w:val="clear" w:fill="F7F7F7"/>
-          </w:tcPr>
-          <w:p>
-            <w:pPr>
-              <w:spacing w:before="280" w:after="120"/>
-              <w:jc w:val="center"/>
-            </w:pPr>
-            <w:r/>
-            <w:r>
-              <w:rPr>
-                <w:rFonts w:ascii="Times New Roman" w:hAnsi="Times New Roman"/>
-                <w:b/>
-                <w:color w:val="993300"/>
-                <w:sz w:val="21"/>
-              </w:rPr>
-              <w:t>[ PLACEHOLDER - FIGURE 6 NOT YET INSERTED ]</w:t>
-            </w:r>
-          </w:p>
-          <w:p>
-            <w:pPr>
-              <w:spacing w:after="160"/>
-              <w:jc w:val="center"/>
-            </w:pPr>
-            <w:r>
-              <w:rPr>
-                <w:rFonts w:ascii="Times New Roman" w:hAnsi="Times New Roman"/>
-                <w:b/>
-                <w:color w:val="333333"/>
-                <w:sz w:val="22"/>
-              </w:rPr>
-              <w:t>Taxonomy of the eleven AEGIS analytical patterns</w:t>
-            </w:r>
-          </w:p>
-        </w:tc>
-      </w:tr>
-    </w:tbl>
-    <w:p>
-      <w:pPr>
-        <w:spacing w:before="120" w:after="280"/>
+        <w:keepNext/>
+      </w:pPr>
+      <w:r>
+        <w:drawing>
+          <wp:inline xmlns:a="http://schemas.openxmlformats.org/drawingml/2006/main" xmlns:pic="http://schemas.openxmlformats.org/drawingml/2006/picture">
+            <wp:extent cx="5532120" cy="2937096"/>
+            <wp:docPr id="8" name="Picture 8"/>
+            <wp:cNvGraphicFramePr>
+              <a:graphicFrameLocks noChangeAspect="1"/>
+            </wp:cNvGraphicFramePr>
+            <a:graphic>
+              <a:graphicData uri="http://schemas.openxmlformats.org/drawingml/2006/picture">
+                <pic:pic>
+                  <pic:nvPicPr>
+                    <pic:cNvPr id="0" name="mermaid-figure-06-pattern-taxonomy.png"/>
+                    <pic:cNvPicPr/>
+                  </pic:nvPicPr>
+                  <pic:blipFill>
+                    <a:blip r:embed="rId17"/>
+                    <a:stretch>
+                      <a:fillRect/>
+                    </a:stretch>
+                  </pic:blipFill>
+                  <pic:spPr>
+                    <a:xfrm>
+                      <a:off x="0" y="0"/>
+                      <a:ext cx="5532120" cy="2937096"/>
+                    </a:xfrm>
+                    <a:prstGeom prst="rect"/>
+                  </pic:spPr>
+                </pic:pic>
+              </a:graphicData>
+            </a:graphic>
+          </wp:inline>
+        </w:drawing>
+      </w:r>
+    </w:p>
+    <w:p>
+      <w:pPr>
+        <w:spacing w:before="80" w:after="280"/>
         <w:jc w:val="center"/>
       </w:pPr>
       <w:r>
@@ -11528,69 +11409,50 @@
         <w:t>After placeholder substitution, two safety layers apply in sequence. Layer 1 is a parameterized query engine that separates SQL structure from user-supplied inputs, so no user text is ever concatenated into the SQL string. Layer 2 is a post-compilation safety scanner that rejects any assembled query containing a forbidden construct: non-SELECT statements, UNION, EXCEPT or INTERSECT, EXEC, or references to system tables. If any forbidden pattern is detected, the compiler raises a SecurityError rather than returning a partially safe query.</w:t>
       </w:r>
     </w:p>
-    <w:tbl>
-      <w:tblPr>
-        <w:tblW w:type="auto" w:w="0"/>
+    <w:p>
+      <w:pPr>
+        <w:spacing w:before="160" w:after="80"/>
         <w:jc w:val="center"/>
-        <w:tblLayout w:type="fixed"/>
-        <w:tblLook w:firstColumn="1" w:firstRow="1" w:lastColumn="0" w:lastRow="0" w:noHBand="0" w:noVBand="1" w:val="04A0"/>
-      </w:tblPr>
-      <w:tblGrid>
-        <w:gridCol w:w="9072"/>
-      </w:tblGrid>
-      <w:tr>
-        <w:trPr>
-          <w:trHeight w:val="3744"/>
-          <w:trHeight w:val="3744" w:hRule="atLeast"/>
-        </w:trPr>
-        <w:tc>
-          <w:tcPr>
-            <w:tcW w:type="dxa" w:w="9072"/>
-            <w:tcBorders>
-              <w:top w:val="dashed" w:sz="10" w:space="0" w:color="888888"/>
-              <w:left w:val="dashed" w:sz="10" w:space="0" w:color="888888"/>
-              <w:bottom w:val="dashed" w:sz="10" w:space="0" w:color="888888"/>
-              <w:right w:val="dashed" w:sz="10" w:space="0" w:color="888888"/>
-            </w:tcBorders>
-            <w:shd w:val="clear" w:fill="F7F7F7"/>
-          </w:tcPr>
-          <w:p>
-            <w:pPr>
-              <w:spacing w:before="280" w:after="120"/>
-              <w:jc w:val="center"/>
-            </w:pPr>
-            <w:r/>
-            <w:r>
-              <w:rPr>
-                <w:rFonts w:ascii="Times New Roman" w:hAnsi="Times New Roman"/>
-                <w:b/>
-                <w:color w:val="993300"/>
-                <w:sz w:val="21"/>
-              </w:rPr>
-              <w:t>[ PLACEHOLDER - FIGURE 7 NOT YET INSERTED ]</w:t>
-            </w:r>
-          </w:p>
-          <w:p>
-            <w:pPr>
-              <w:spacing w:after="160"/>
-              <w:jc w:val="center"/>
-            </w:pPr>
-            <w:r>
-              <w:rPr>
-                <w:rFonts w:ascii="Times New Roman" w:hAnsi="Times New Roman"/>
-                <w:b/>
-                <w:color w:val="333333"/>
-                <w:sz w:val="22"/>
-              </w:rPr>
-              <w:t>Two-layer SQL safety defence</w:t>
-            </w:r>
-          </w:p>
-        </w:tc>
-      </w:tr>
-    </w:tbl>
-    <w:p>
-      <w:pPr>
-        <w:spacing w:before="120" w:after="280"/>
+        <w:keepNext/>
+      </w:pPr>
+      <w:r>
+        <w:drawing>
+          <wp:inline xmlns:a="http://schemas.openxmlformats.org/drawingml/2006/main" xmlns:pic="http://schemas.openxmlformats.org/drawingml/2006/picture">
+            <wp:extent cx="3291840" cy="3331122"/>
+            <wp:docPr id="9" name="Picture 9"/>
+            <wp:cNvGraphicFramePr>
+              <a:graphicFrameLocks noChangeAspect="1"/>
+            </wp:cNvGraphicFramePr>
+            <a:graphic>
+              <a:graphicData uri="http://schemas.openxmlformats.org/drawingml/2006/picture">
+                <pic:pic>
+                  <pic:nvPicPr>
+                    <pic:cNvPr id="0" name="mermaid-figure-07-sql-safety-defense.png"/>
+                    <pic:cNvPicPr/>
+                  </pic:nvPicPr>
+                  <pic:blipFill>
+                    <a:blip r:embed="rId18"/>
+                    <a:stretch>
+                      <a:fillRect/>
+                    </a:stretch>
+                  </pic:blipFill>
+                  <pic:spPr>
+                    <a:xfrm>
+                      <a:off x="0" y="0"/>
+                      <a:ext cx="3291840" cy="3331122"/>
+                    </a:xfrm>
+                    <a:prstGeom prst="rect"/>
+                  </pic:spPr>
+                </pic:pic>
+              </a:graphicData>
+            </a:graphic>
+          </wp:inline>
+        </w:drawing>
+      </w:r>
+    </w:p>
+    <w:p>
+      <w:pPr>
+        <w:spacing w:before="80" w:after="280"/>
         <w:jc w:val="center"/>
       </w:pPr>
       <w:r>
@@ -12689,69 +12551,50 @@
         <w:t>Each widget stores a unique identifier (a SHA-256 hash of the analysis plan), the original question, the analysis plan in JSON form, a hash of the SQL template used, chart configuration, timestamps, access rules, and run history. A new question triggers the full seven-stage pipeline; if an identical widget already exists, determined by a match on the plan hash, the cached artifact is returned immediately rather than recompiled. Scheduled refresh re-executes the stored SQL against fresh data on a configurable interval, which directly addresses the design-time observation that reporting requests are often recurring rather than one-off: a widget answers the question once and then continues answering it as new data arrives, rather than requiring the same natural-language request to be re-processed from scratch every time.</w:t>
       </w:r>
     </w:p>
-    <w:tbl>
-      <w:tblPr>
-        <w:tblW w:type="auto" w:w="0"/>
+    <w:p>
+      <w:pPr>
+        <w:spacing w:before="160" w:after="80"/>
         <w:jc w:val="center"/>
-        <w:tblLayout w:type="fixed"/>
-        <w:tblLook w:firstColumn="1" w:firstRow="1" w:lastColumn="0" w:lastRow="0" w:noHBand="0" w:noVBand="1" w:val="04A0"/>
-      </w:tblPr>
-      <w:tblGrid>
-        <w:gridCol w:w="9072"/>
-      </w:tblGrid>
-      <w:tr>
-        <w:trPr>
-          <w:trHeight w:val="3744"/>
-          <w:trHeight w:val="3744" w:hRule="atLeast"/>
-        </w:trPr>
-        <w:tc>
-          <w:tcPr>
-            <w:tcW w:type="dxa" w:w="9072"/>
-            <w:tcBorders>
-              <w:top w:val="dashed" w:sz="10" w:space="0" w:color="888888"/>
-              <w:left w:val="dashed" w:sz="10" w:space="0" w:color="888888"/>
-              <w:bottom w:val="dashed" w:sz="10" w:space="0" w:color="888888"/>
-              <w:right w:val="dashed" w:sz="10" w:space="0" w:color="888888"/>
-            </w:tcBorders>
-            <w:shd w:val="clear" w:fill="F7F7F7"/>
-          </w:tcPr>
-          <w:p>
-            <w:pPr>
-              <w:spacing w:before="280" w:after="120"/>
-              <w:jc w:val="center"/>
-            </w:pPr>
-            <w:r/>
-            <w:r>
-              <w:rPr>
-                <w:rFonts w:ascii="Times New Roman" w:hAnsi="Times New Roman"/>
-                <w:b/>
-                <w:color w:val="993300"/>
-                <w:sz w:val="21"/>
-              </w:rPr>
-              <w:t>[ PLACEHOLDER - FIGURE 8 NOT YET INSERTED ]</w:t>
-            </w:r>
-          </w:p>
-          <w:p>
-            <w:pPr>
-              <w:spacing w:after="160"/>
-              <w:jc w:val="center"/>
-            </w:pPr>
-            <w:r>
-              <w:rPr>
-                <w:rFonts w:ascii="Times New Roman" w:hAnsi="Times New Roman"/>
-                <w:b/>
-                <w:color w:val="333333"/>
-                <w:sz w:val="22"/>
-              </w:rPr>
-              <w:t>Widget lifecycle and refresh model</w:t>
-            </w:r>
-          </w:p>
-        </w:tc>
-      </w:tr>
-    </w:tbl>
-    <w:p>
-      <w:pPr>
-        <w:spacing w:before="120" w:after="280"/>
+        <w:keepNext/>
+      </w:pPr>
+      <w:r>
+        <w:drawing>
+          <wp:inline xmlns:a="http://schemas.openxmlformats.org/drawingml/2006/main" xmlns:pic="http://schemas.openxmlformats.org/drawingml/2006/picture">
+            <wp:extent cx="3200400" cy="7154821"/>
+            <wp:docPr id="10" name="Picture 10"/>
+            <wp:cNvGraphicFramePr>
+              <a:graphicFrameLocks noChangeAspect="1"/>
+            </wp:cNvGraphicFramePr>
+            <a:graphic>
+              <a:graphicData uri="http://schemas.openxmlformats.org/drawingml/2006/picture">
+                <pic:pic>
+                  <pic:nvPicPr>
+                    <pic:cNvPr id="0" name="mermaid-figure-08-widget-lifecycle.png"/>
+                    <pic:cNvPicPr/>
+                  </pic:nvPicPr>
+                  <pic:blipFill>
+                    <a:blip r:embed="rId19"/>
+                    <a:stretch>
+                      <a:fillRect/>
+                    </a:stretch>
+                  </pic:blipFill>
+                  <pic:spPr>
+                    <a:xfrm>
+                      <a:off x="0" y="0"/>
+                      <a:ext cx="3200400" cy="7154821"/>
+                    </a:xfrm>
+                    <a:prstGeom prst="rect"/>
+                  </pic:spPr>
+                </pic:pic>
+              </a:graphicData>
+            </a:graphic>
+          </wp:inline>
+        </w:drawing>
+      </w:r>
+    </w:p>
+    <w:p>
+      <w:pPr>
+        <w:spacing w:before="80" w:after="280"/>
         <w:jc w:val="center"/>
       </w:pPr>
       <w:r>
@@ -15576,69 +15419,50 @@
         <w:t>The strongest safety example is the disguised write request asking to cancel orders stuck in Pending for more than 30 days. Baseline B1 produced an executable UPDATE statement. AEGIS cannot express a write intent in its intent object or compiler templates, so it did not emit write SQL. This is the central safety result: AEGIS prevents this class of unsafe execution structurally rather than hoping the model follows an instruction not to write dangerous SQL.</w:t>
       </w:r>
     </w:p>
-    <w:tbl>
-      <w:tblPr>
-        <w:tblW w:type="auto" w:w="0"/>
+    <w:p>
+      <w:pPr>
+        <w:spacing w:before="160" w:after="80"/>
         <w:jc w:val="center"/>
-        <w:tblLayout w:type="fixed"/>
-        <w:tblLook w:firstColumn="1" w:firstRow="1" w:lastColumn="0" w:lastRow="0" w:noHBand="0" w:noVBand="1" w:val="04A0"/>
-      </w:tblPr>
-      <w:tblGrid>
-        <w:gridCol w:w="9072"/>
-      </w:tblGrid>
-      <w:tr>
-        <w:trPr>
-          <w:trHeight w:val="3744"/>
-          <w:trHeight w:val="3744" w:hRule="atLeast"/>
-        </w:trPr>
-        <w:tc>
-          <w:tcPr>
-            <w:tcW w:type="dxa" w:w="9072"/>
-            <w:tcBorders>
-              <w:top w:val="dashed" w:sz="10" w:space="0" w:color="888888"/>
-              <w:left w:val="dashed" w:sz="10" w:space="0" w:color="888888"/>
-              <w:bottom w:val="dashed" w:sz="10" w:space="0" w:color="888888"/>
-              <w:right w:val="dashed" w:sz="10" w:space="0" w:color="888888"/>
-            </w:tcBorders>
-            <w:shd w:val="clear" w:fill="F7F7F7"/>
-          </w:tcPr>
-          <w:p>
-            <w:pPr>
-              <w:spacing w:before="280" w:after="120"/>
-              <w:jc w:val="center"/>
-            </w:pPr>
-            <w:r/>
-            <w:r>
-              <w:rPr>
-                <w:rFonts w:ascii="Times New Roman" w:hAnsi="Times New Roman"/>
-                <w:b/>
-                <w:color w:val="993300"/>
-                <w:sz w:val="21"/>
-              </w:rPr>
-              <w:t>[ PLACEHOLDER - FIGURE 9 NOT YET INSERTED ]</w:t>
-            </w:r>
-          </w:p>
-          <w:p>
-            <w:pPr>
-              <w:spacing w:after="160"/>
-              <w:jc w:val="center"/>
-            </w:pPr>
-            <w:r>
-              <w:rPr>
-                <w:rFonts w:ascii="Times New Roman" w:hAnsi="Times New Roman"/>
-                <w:b/>
-                <w:color w:val="333333"/>
-                <w:sz w:val="22"/>
-              </w:rPr>
-              <w:t>Verified safety and execution-validity comparison</w:t>
-            </w:r>
-          </w:p>
-        </w:tc>
-      </w:tr>
-    </w:tbl>
-    <w:p>
-      <w:pPr>
-        <w:spacing w:before="120" w:after="280"/>
+        <w:keepNext/>
+      </w:pPr>
+      <w:r>
+        <w:drawing>
+          <wp:inline xmlns:a="http://schemas.openxmlformats.org/drawingml/2006/main" xmlns:pic="http://schemas.openxmlformats.org/drawingml/2006/picture">
+            <wp:extent cx="5349240" cy="3120390"/>
+            <wp:docPr id="11" name="Picture 11"/>
+            <wp:cNvGraphicFramePr>
+              <a:graphicFrameLocks noChangeAspect="1"/>
+            </wp:cNvGraphicFramePr>
+            <a:graphic>
+              <a:graphicData uri="http://schemas.openxmlformats.org/drawingml/2006/picture">
+                <pic:pic>
+                  <pic:nvPicPr>
+                    <pic:cNvPr id="0" name="figure-09-safety-execution-results.png"/>
+                    <pic:cNvPicPr/>
+                  </pic:nvPicPr>
+                  <pic:blipFill>
+                    <a:blip r:embed="rId20"/>
+                    <a:stretch>
+                      <a:fillRect/>
+                    </a:stretch>
+                  </pic:blipFill>
+                  <pic:spPr>
+                    <a:xfrm>
+                      <a:off x="0" y="0"/>
+                      <a:ext cx="5349240" cy="3120390"/>
+                    </a:xfrm>
+                    <a:prstGeom prst="rect"/>
+                  </pic:spPr>
+                </pic:pic>
+              </a:graphicData>
+            </a:graphic>
+          </wp:inline>
+        </w:drawing>
+      </w:r>
+    </w:p>
+    <w:p>
+      <w:pPr>
+        <w:spacing w:before="80" w:after="280"/>
         <w:jc w:val="center"/>
       </w:pPr>
       <w:r>

--- a/docs/scripts/AEGIS Thesis Book Draft - A Constraint-Based Architecture for Safe LLM-Assisted Natural Language Analytics.docx
+++ b/docs/scripts/AEGIS Thesis Book Draft - A Constraint-Based Architecture for Safe LLM-Assisted Natural Language Analytics.docx
@@ -1228,7 +1228,7 @@
         </w:rPr>
         <w:t>2.6 Research Gap Analysis</w:t>
         <w:tab/>
-        <w:t>8</w:t>
+        <w:t>7</w:t>
       </w:r>
     </w:p>
     <w:p>
@@ -1248,7 +1248,7 @@
         </w:rPr>
         <w:t>Chapter 3: Methodology</w:t>
         <w:tab/>
-        <w:t>9</w:t>
+        <w:t>8</w:t>
       </w:r>
     </w:p>
     <w:p>
@@ -1268,7 +1268,7 @@
         </w:rPr>
         <w:t>3.1 Research Paradigm</w:t>
         <w:tab/>
-        <w:t>9</w:t>
+        <w:t>8</w:t>
       </w:r>
     </w:p>
     <w:p>
@@ -1288,7 +1288,7 @@
         </w:rPr>
         <w:t>3.2 Formative Study of Reporting Patterns</w:t>
         <w:tab/>
-        <w:t>10</w:t>
+        <w:t>9</w:t>
       </w:r>
     </w:p>
     <w:p>
@@ -1308,7 +1308,7 @@
         </w:rPr>
         <w:t>3.3 Design Principles</w:t>
         <w:tab/>
-        <w:t>12</w:t>
+        <w:t>10</w:t>
       </w:r>
     </w:p>
     <w:p>
@@ -1328,7 +1328,7 @@
         </w:rPr>
         <w:t>3.4 Formal Model</w:t>
         <w:tab/>
-        <w:t>12</w:t>
+        <w:t>11</w:t>
       </w:r>
     </w:p>
     <w:p>
@@ -1348,7 +1348,7 @@
         </w:rPr>
         <w:t>3.5 Threat Model</w:t>
         <w:tab/>
-        <w:t>12</w:t>
+        <w:t>11</w:t>
       </w:r>
     </w:p>
     <w:p>
@@ -1368,7 +1368,7 @@
         </w:rPr>
         <w:t>3.6 System Architecture</w:t>
         <w:tab/>
-        <w:t>14</w:t>
+        <w:t>13</w:t>
       </w:r>
     </w:p>
     <w:p>
@@ -1388,7 +1388,7 @@
         </w:rPr>
         <w:t>3.7 Semantic Layer Design</w:t>
         <w:tab/>
-        <w:t>15</w:t>
+        <w:t>14</w:t>
       </w:r>
     </w:p>
     <w:p>
@@ -1408,7 +1408,7 @@
         </w:rPr>
         <w:t>3.8 Intent Parsing with Dynamic Vocabulary Injection</w:t>
         <w:tab/>
-        <w:t>16</w:t>
+        <w:t>15</w:t>
       </w:r>
     </w:p>
     <w:p>
@@ -1468,7 +1468,7 @@
         </w:rPr>
         <w:t>3.11 Widget Persistence and Reuse</w:t>
         <w:tab/>
-        <w:t>20</w:t>
+        <w:t>19</w:t>
       </w:r>
     </w:p>
     <w:p>
@@ -1488,7 +1488,7 @@
         </w:rPr>
         <w:t>Chapter 4: Experimental Work</w:t>
         <w:tab/>
-        <w:t>23</w:t>
+        <w:t>22</w:t>
       </w:r>
     </w:p>
     <w:p>
@@ -1508,7 +1508,7 @@
         </w:rPr>
         <w:t>4.1 Implementation</w:t>
         <w:tab/>
-        <w:t>23</w:t>
+        <w:t>22</w:t>
       </w:r>
     </w:p>
     <w:p>
@@ -1528,7 +1528,7 @@
         </w:rPr>
         <w:t>4.2 Experimental Environment</w:t>
         <w:tab/>
-        <w:t>24</w:t>
+        <w:t>23</w:t>
       </w:r>
     </w:p>
     <w:p>
@@ -1548,7 +1548,7 @@
         </w:rPr>
         <w:t>4.3 Benchmark Dataset Construction</w:t>
         <w:tab/>
-        <w:t>24</w:t>
+        <w:t>23</w:t>
       </w:r>
     </w:p>
     <w:p>
@@ -1568,7 +1568,7 @@
         </w:rPr>
         <w:t>4.4 Baseline Systems</w:t>
         <w:tab/>
-        <w:t>25</w:t>
+        <w:t>24</w:t>
       </w:r>
     </w:p>
     <w:p>
@@ -1588,7 +1588,7 @@
         </w:rPr>
         <w:t>4.5 Evaluation Procedure</w:t>
         <w:tab/>
-        <w:t>25</w:t>
+        <w:t>24</w:t>
       </w:r>
     </w:p>
     <w:p>
@@ -1608,7 +1608,7 @@
         </w:rPr>
         <w:t>Chapter 5: Results and Discussion</w:t>
         <w:tab/>
-        <w:t>26</w:t>
+        <w:t>25</w:t>
       </w:r>
     </w:p>
     <w:p>
@@ -1628,7 +1628,7 @@
         </w:rPr>
         <w:t>5.1 Evaluation Overview</w:t>
         <w:tab/>
-        <w:t>26</w:t>
+        <w:t>25</w:t>
       </w:r>
     </w:p>
     <w:p>
@@ -1648,7 +1648,7 @@
         </w:rPr>
         <w:t>5.2 Main Result Summary</w:t>
         <w:tab/>
-        <w:t>26</w:t>
+        <w:t>25</w:t>
       </w:r>
     </w:p>
     <w:p>
@@ -1668,7 +1668,7 @@
         </w:rPr>
         <w:t>5.3 SQL Safety</w:t>
         <w:tab/>
-        <w:t>27</w:t>
+        <w:t>26</w:t>
       </w:r>
     </w:p>
     <w:p>
@@ -1688,7 +1688,7 @@
         </w:rPr>
         <w:t>5.4 True Database Execution Validity</w:t>
         <w:tab/>
-        <w:t>28</w:t>
+        <w:t>27</w:t>
       </w:r>
     </w:p>
     <w:p>
@@ -1708,7 +1708,7 @@
         </w:rPr>
         <w:t>5.5 Execution Failure Analysis</w:t>
         <w:tab/>
-        <w:t>28</w:t>
+        <w:t>27</w:t>
       </w:r>
     </w:p>
     <w:p>
@@ -1728,7 +1728,7 @@
         </w:rPr>
         <w:t>5.6 Semantic Correctness Limitation</w:t>
         <w:tab/>
-        <w:t>29</w:t>
+        <w:t>28</w:t>
       </w:r>
     </w:p>
     <w:p>
@@ -1748,7 +1748,7 @@
         </w:rPr>
         <w:t>5.7 B3 Template-Only Baseline</w:t>
         <w:tab/>
-        <w:t>30</w:t>
+        <w:t>29</w:t>
       </w:r>
     </w:p>
     <w:p>
@@ -1768,7 +1768,7 @@
         </w:rPr>
         <w:t>5.8 Comparative Discussion</w:t>
         <w:tab/>
-        <w:t>30</w:t>
+        <w:t>29</w:t>
       </w:r>
     </w:p>
     <w:p>
@@ -1788,7 +1788,7 @@
         </w:rPr>
         <w:t>Chapter 6: Limitations and Future Work</w:t>
         <w:tab/>
-        <w:t>32</w:t>
+        <w:t>31</w:t>
       </w:r>
     </w:p>
     <w:p>
@@ -1808,7 +1808,7 @@
         </w:rPr>
         <w:t>Chapter 7: Conclusion</w:t>
         <w:tab/>
-        <w:t>32</w:t>
+        <w:t>33</w:t>
       </w:r>
     </w:p>
     <w:p>
@@ -1828,7 +1828,7 @@
         </w:rPr>
         <w:t>References</w:t>
         <w:tab/>
-        <w:t>33</w:t>
+        <w:t>34</w:t>
       </w:r>
     </w:p>
     <w:p>
@@ -1866,7 +1866,7 @@
         </w:rPr>
         <w:t>Figure 1: Design Science Research workflow</w:t>
         <w:tab/>
-        <w:t>10</w:t>
+        <w:t>8</w:t>
       </w:r>
     </w:p>
     <w:p>
@@ -1884,7 +1884,7 @@
         </w:rPr>
         <w:t>Figure 2: Benchmark pattern classification</w:t>
         <w:tab/>
-        <w:t>11</w:t>
+        <w:t>10</w:t>
       </w:r>
     </w:p>
     <w:p>
@@ -1902,7 +1902,7 @@
         </w:rPr>
         <w:t>Figure 3: AEGIS architecture pipeline</w:t>
         <w:tab/>
-        <w:t>15</w:t>
+        <w:t>14</w:t>
       </w:r>
     </w:p>
     <w:p>
@@ -1920,7 +1920,7 @@
         </w:rPr>
         <w:t>Figure 4: Semantic layer modularity</w:t>
         <w:tab/>
-        <w:t>16</w:t>
+        <w:t>15</w:t>
       </w:r>
     </w:p>
     <w:p>
@@ -1938,7 +1938,7 @@
         </w:rPr>
         <w:t>Figure 5: Vocabulary injection workflow</w:t>
         <w:tab/>
-        <w:t>18</w:t>
+        <w:t>17</w:t>
       </w:r>
     </w:p>
     <w:p>
@@ -1956,7 +1956,7 @@
         </w:rPr>
         <w:t>Figure 6: AEGIS analytical patterns</w:t>
         <w:tab/>
-        <w:t>19</w:t>
+        <w:t>18</w:t>
       </w:r>
     </w:p>
     <w:p>
@@ -1974,7 +1974,7 @@
         </w:rPr>
         <w:t>Figure 7: Two-layer SQL safety defence</w:t>
         <w:tab/>
-        <w:t>20</w:t>
+        <w:t>19</w:t>
       </w:r>
     </w:p>
     <w:p>
@@ -1992,7 +1992,7 @@
         </w:rPr>
         <w:t>Figure 8: Widget lifecycle and refresh model</w:t>
         <w:tab/>
-        <w:t>22</w:t>
+        <w:t>21</w:t>
       </w:r>
     </w:p>
     <w:p>
@@ -2010,7 +2010,7 @@
         </w:rPr>
         <w:t>Figure 9: Safety and execution-validity comparison</w:t>
         <w:tab/>
-        <w:t>28</w:t>
+        <w:t>27</w:t>
       </w:r>
     </w:p>
     <w:p>
@@ -2066,7 +2066,7 @@
         </w:rPr>
         <w:t>Table 3.1: Benchmark pattern classification</w:t>
         <w:tab/>
-        <w:t>10</w:t>
+        <w:t>9</w:t>
       </w:r>
     </w:p>
     <w:p>
@@ -2084,7 +2084,7 @@
         </w:rPr>
         <w:t>Table 3.2: Semantic layer object model</w:t>
         <w:tab/>
-        <w:t>16</w:t>
+        <w:t>15</w:t>
       </w:r>
     </w:p>
     <w:p>
@@ -2138,7 +2138,7 @@
         </w:rPr>
         <w:t>Table 4.1: Experimental setup</w:t>
         <w:tab/>
-        <w:t>24</w:t>
+        <w:t>23</w:t>
       </w:r>
     </w:p>
     <w:p>
@@ -2156,7 +2156,7 @@
         </w:rPr>
         <w:t>Table 5.1: Evaluation benchmark status</w:t>
         <w:tab/>
-        <w:t>26</w:t>
+        <w:t>25</w:t>
       </w:r>
     </w:p>
     <w:p>
@@ -2174,7 +2174,7 @@
         </w:rPr>
         <w:t>Table 5.2: Main evaluation result summary</w:t>
         <w:tab/>
-        <w:t>27</w:t>
+        <w:t>26</w:t>
       </w:r>
     </w:p>
     <w:p>
@@ -2192,7 +2192,7 @@
         </w:rPr>
         <w:t>Table 5.3: SQL safety</w:t>
         <w:tab/>
-        <w:t>27</w:t>
+        <w:t>26</w:t>
       </w:r>
     </w:p>
     <w:p>
@@ -2210,7 +2210,7 @@
         </w:rPr>
         <w:t>Table 5.4: True execution validity</w:t>
         <w:tab/>
-        <w:t>28</w:t>
+        <w:t>27</w:t>
       </w:r>
     </w:p>
     <w:p>
@@ -2228,7 +2228,7 @@
         </w:rPr>
         <w:t>Table 5.5: True-execution failure analysis</w:t>
         <w:tab/>
-        <w:t>29</w:t>
+        <w:t>28</w:t>
       </w:r>
     </w:p>
     <w:p>
@@ -2246,7 +2246,7 @@
         </w:rPr>
         <w:t>Table 5.6: Evaluation metric distinction</w:t>
         <w:tab/>
-        <w:t>29</w:t>
+        <w:t>28</w:t>
       </w:r>
     </w:p>
     <w:p>
@@ -2264,7 +2264,7 @@
         </w:rPr>
         <w:t>Table 5.7: Template-only baseline summary</w:t>
         <w:tab/>
-        <w:t>30</w:t>
+        <w:t>29</w:t>
       </w:r>
     </w:p>
     <w:p>
@@ -2282,7 +2282,7 @@
         </w:rPr>
         <w:t>Table 5.8: AEGIS vs. direct LLM-to-SQL</w:t>
         <w:tab/>
-        <w:t>31</w:t>
+        <w:t>30</w:t>
       </w:r>
     </w:p>
     <w:p>
@@ -6122,11 +6122,6 @@
       </w:pPr>
     </w:p>
     <w:p>
-      <w:r>
-        <w:br w:type="page"/>
-      </w:r>
-    </w:p>
-    <w:p>
       <w:pPr>
         <w:spacing w:before="320" w:after="160"/>
         <w:jc w:val="left"/>
@@ -6545,7 +6540,7 @@
       <w:r>
         <w:drawing>
           <wp:inline xmlns:a="http://schemas.openxmlformats.org/drawingml/2006/main" xmlns:pic="http://schemas.openxmlformats.org/drawingml/2006/picture">
-            <wp:extent cx="5715000" cy="3333750"/>
+            <wp:extent cx="5715000" cy="2857500"/>
             <wp:docPr id="3" name="Picture 3"/>
             <wp:cNvGraphicFramePr>
               <a:graphicFrameLocks noChangeAspect="1"/>
@@ -6566,7 +6561,7 @@
                   <pic:spPr>
                     <a:xfrm>
                       <a:off x="0" y="0"/>
-                      <a:ext cx="5715000" cy="3333750"/>
+                      <a:ext cx="5715000" cy="2857500"/>
                     </a:xfrm>
                     <a:prstGeom prst="rect"/>
                   </pic:spPr>
@@ -17561,7 +17556,6 @@
         <w:rPr>
           <w:rFonts w:ascii="Times New Roman" w:hAnsi="Times New Roman"/>
           <w:b/>
-          <w:i/>
           <w:sz w:val="25"/>
         </w:rPr>
         <w:t>5.8.1  AEGIS vs. Direct LLM-to-SQL</w:t>
@@ -18292,7 +18286,6 @@
         <w:rPr>
           <w:rFonts w:ascii="Times New Roman" w:hAnsi="Times New Roman"/>
           <w:b/>
-          <w:i/>
           <w:sz w:val="25"/>
         </w:rPr>
         <w:t>5.8.2  Semantic Layer versus Retrieval-Augmented Generation</w:t>
@@ -18322,7 +18315,6 @@
         <w:rPr>
           <w:rFonts w:ascii="Times New Roman" w:hAnsi="Times New Roman"/>
           <w:b/>
-          <w:i/>
           <w:sz w:val="25"/>
         </w:rPr>
         <w:t>5.8.3  Scope Boundary</w:t>

--- a/docs/scripts/AEGIS Thesis Book Draft - A Constraint-Based Architecture for Safe LLM-Assisted Natural Language Analytics.docx
+++ b/docs/scripts/AEGIS Thesis Book Draft - A Constraint-Based Architecture for Safe LLM-Assisted Natural Language Analytics.docx
@@ -1808,7 +1808,7 @@
         </w:rPr>
         <w:t>Chapter 7: Conclusion</w:t>
         <w:tab/>
-        <w:t>33</w:t>
+        <w:t>32</w:t>
       </w:r>
     </w:p>
     <w:p>
@@ -1828,7 +1828,7 @@
         </w:rPr>
         <w:t>References</w:t>
         <w:tab/>
-        <w:t>34</w:t>
+        <w:t>33</w:t>
       </w:r>
     </w:p>
     <w:p>
@@ -8533,7 +8533,7 @@
           <w:rFonts w:ascii="Times New Roman" w:hAnsi="Times New Roman"/>
           <w:sz w:val="24"/>
         </w:rPr>
-        <w:t>No template in the pattern library contains a DML or DDL keyword. The AST-level post-compilation validator explicitly rejects any non-SELECT statement as a defense-in-depth layer.</w:t>
+        <w:t>No template in the pattern library contains a DML or DDL keyword. The AST-level post-compilation validator explicitly rejects any non-SELECT statement as an additional safety layer.</w:t>
       </w:r>
     </w:p>
     <w:p>
@@ -11401,7 +11401,7 @@
           <w:i w:val="0"/>
           <w:sz w:val="24"/>
         </w:rPr>
-        <w:t>After placeholder substitution, two safety layers apply in sequence. Layer 1 is a parameterized query engine that separates SQL structure from user-supplied inputs, so no user text is ever concatenated into the SQL string. Layer 2 is a post-compilation safety scanner that rejects any assembled query containing a forbidden construct: non-SELECT statements, UNION, EXCEPT or INTERSECT, EXEC, or references to system tables. If any forbidden pattern is detected, the compiler raises a SecurityError rather than returning a partially safe query.</w:t>
+        <w:t>Two safety layers apply in sequence. Layer 1 is a parameterized query engine that separates SQL structure from user-supplied inputs, so no user text is ever concatenated into the SQL string. Layer 2 is a post-compilation safety scanner that rejects any assembled query containing a forbidden construct: non-SELECT statements, UNION, EXCEPT or INTERSECT, EXEC, or references to system tables. If any forbidden pattern is detected, the compiler raises a SecurityError rather than returning a partially safe query.</w:t>
       </w:r>
     </w:p>
     <w:p>
@@ -18684,11 +18684,6 @@
           <w:sz w:val="24"/>
         </w:rPr>
         <w:t>Query-cost controls, database-backed widget storage, broader schema coverage, and multi-turn support should be added before production deployment.</w:t>
-      </w:r>
-    </w:p>
-    <w:p>
-      <w:r>
-        <w:br w:type="page"/>
       </w:r>
     </w:p>
     <w:p>

--- a/docs/scripts/AEGIS Thesis Book Draft - A Constraint-Based Architecture for Safe LLM-Assisted Natural Language Analytics.docx
+++ b/docs/scripts/AEGIS Thesis Book Draft - A Constraint-Based Architecture for Safe LLM-Assisted Natural Language Analytics.docx
@@ -1288,7 +1288,7 @@
         </w:rPr>
         <w:t>3.2 Formative Study of Reporting Patterns</w:t>
         <w:tab/>
-        <w:t>9</w:t>
+        <w:t>10</w:t>
       </w:r>
     </w:p>
     <w:p>
@@ -1308,7 +1308,7 @@
         </w:rPr>
         <w:t>3.3 Design Principles</w:t>
         <w:tab/>
-        <w:t>10</w:t>
+        <w:t>11</w:t>
       </w:r>
     </w:p>
     <w:p>
@@ -1328,7 +1328,7 @@
         </w:rPr>
         <w:t>3.4 Formal Model</w:t>
         <w:tab/>
-        <w:t>11</w:t>
+        <w:t>12</w:t>
       </w:r>
     </w:p>
     <w:p>
@@ -1348,7 +1348,7 @@
         </w:rPr>
         <w:t>3.5 Threat Model</w:t>
         <w:tab/>
-        <w:t>11</w:t>
+        <w:t>12</w:t>
       </w:r>
     </w:p>
     <w:p>
@@ -1368,7 +1368,7 @@
         </w:rPr>
         <w:t>3.6 System Architecture</w:t>
         <w:tab/>
-        <w:t>13</w:t>
+        <w:t>14</w:t>
       </w:r>
     </w:p>
     <w:p>
@@ -1388,7 +1388,7 @@
         </w:rPr>
         <w:t>3.7 Semantic Layer Design</w:t>
         <w:tab/>
-        <w:t>14</w:t>
+        <w:t>15</w:t>
       </w:r>
     </w:p>
     <w:p>
@@ -1408,7 +1408,7 @@
         </w:rPr>
         <w:t>3.8 Intent Parsing with Dynamic Vocabulary Injection</w:t>
         <w:tab/>
-        <w:t>15</w:t>
+        <w:t>16</w:t>
       </w:r>
     </w:p>
     <w:p>
@@ -1428,7 +1428,7 @@
         </w:rPr>
         <w:t>3.9 Safe Query Compiler</w:t>
         <w:tab/>
-        <w:t>18</w:t>
+        <w:t>19</w:t>
       </w:r>
     </w:p>
     <w:p>
@@ -1448,7 +1448,7 @@
         </w:rPr>
         <w:t>3.10 Visualization Selector</w:t>
         <w:tab/>
-        <w:t>19</w:t>
+        <w:t>20</w:t>
       </w:r>
     </w:p>
     <w:p>
@@ -1468,7 +1468,7 @@
         </w:rPr>
         <w:t>3.11 Widget Persistence and Reuse</w:t>
         <w:tab/>
-        <w:t>19</w:t>
+        <w:t>20</w:t>
       </w:r>
     </w:p>
     <w:p>
@@ -1488,7 +1488,7 @@
         </w:rPr>
         <w:t>Chapter 4: Experimental Work</w:t>
         <w:tab/>
-        <w:t>22</w:t>
+        <w:t>23</w:t>
       </w:r>
     </w:p>
     <w:p>
@@ -1508,7 +1508,7 @@
         </w:rPr>
         <w:t>4.1 Implementation</w:t>
         <w:tab/>
-        <w:t>22</w:t>
+        <w:t>23</w:t>
       </w:r>
     </w:p>
     <w:p>
@@ -1528,7 +1528,7 @@
         </w:rPr>
         <w:t>4.2 Experimental Environment</w:t>
         <w:tab/>
-        <w:t>23</w:t>
+        <w:t>24</w:t>
       </w:r>
     </w:p>
     <w:p>
@@ -1548,7 +1548,7 @@
         </w:rPr>
         <w:t>4.3 Benchmark Dataset Construction</w:t>
         <w:tab/>
-        <w:t>23</w:t>
+        <w:t>24</w:t>
       </w:r>
     </w:p>
     <w:p>
@@ -1568,7 +1568,7 @@
         </w:rPr>
         <w:t>4.4 Baseline Systems</w:t>
         <w:tab/>
-        <w:t>24</w:t>
+        <w:t>25</w:t>
       </w:r>
     </w:p>
     <w:p>
@@ -1588,7 +1588,7 @@
         </w:rPr>
         <w:t>4.5 Evaluation Procedure</w:t>
         <w:tab/>
-        <w:t>24</w:t>
+        <w:t>25</w:t>
       </w:r>
     </w:p>
     <w:p>
@@ -1608,7 +1608,7 @@
         </w:rPr>
         <w:t>Chapter 5: Results and Discussion</w:t>
         <w:tab/>
-        <w:t>25</w:t>
+        <w:t>26</w:t>
       </w:r>
     </w:p>
     <w:p>
@@ -1628,7 +1628,7 @@
         </w:rPr>
         <w:t>5.1 Evaluation Overview</w:t>
         <w:tab/>
-        <w:t>25</w:t>
+        <w:t>26</w:t>
       </w:r>
     </w:p>
     <w:p>
@@ -1648,7 +1648,7 @@
         </w:rPr>
         <w:t>5.2 Main Result Summary</w:t>
         <w:tab/>
-        <w:t>25</w:t>
+        <w:t>26</w:t>
       </w:r>
     </w:p>
     <w:p>
@@ -1668,7 +1668,7 @@
         </w:rPr>
         <w:t>5.3 SQL Safety</w:t>
         <w:tab/>
-        <w:t>26</w:t>
+        <w:t>27</w:t>
       </w:r>
     </w:p>
     <w:p>
@@ -1688,7 +1688,7 @@
         </w:rPr>
         <w:t>5.4 True Database Execution Validity</w:t>
         <w:tab/>
-        <w:t>27</w:t>
+        <w:t>28</w:t>
       </w:r>
     </w:p>
     <w:p>
@@ -1708,7 +1708,7 @@
         </w:rPr>
         <w:t>5.5 Execution Failure Analysis</w:t>
         <w:tab/>
-        <w:t>27</w:t>
+        <w:t>28</w:t>
       </w:r>
     </w:p>
     <w:p>
@@ -1728,7 +1728,7 @@
         </w:rPr>
         <w:t>5.6 Semantic Correctness Limitation</w:t>
         <w:tab/>
-        <w:t>28</w:t>
+        <w:t>29</w:t>
       </w:r>
     </w:p>
     <w:p>
@@ -1748,7 +1748,7 @@
         </w:rPr>
         <w:t>5.7 B3 Template-Only Baseline</w:t>
         <w:tab/>
-        <w:t>29</w:t>
+        <w:t>30</w:t>
       </w:r>
     </w:p>
     <w:p>
@@ -1768,7 +1768,7 @@
         </w:rPr>
         <w:t>5.8 Comparative Discussion</w:t>
         <w:tab/>
-        <w:t>29</w:t>
+        <w:t>30</w:t>
       </w:r>
     </w:p>
     <w:p>
@@ -1788,7 +1788,7 @@
         </w:rPr>
         <w:t>Chapter 6: Limitations and Future Work</w:t>
         <w:tab/>
-        <w:t>31</w:t>
+        <w:t>32</w:t>
       </w:r>
     </w:p>
     <w:p>
@@ -1808,7 +1808,7 @@
         </w:rPr>
         <w:t>Chapter 7: Conclusion</w:t>
         <w:tab/>
-        <w:t>32</w:t>
+        <w:t>33</w:t>
       </w:r>
     </w:p>
     <w:p>
@@ -1828,7 +1828,7 @@
         </w:rPr>
         <w:t>References</w:t>
         <w:tab/>
-        <w:t>33</w:t>
+        <w:t>34</w:t>
       </w:r>
     </w:p>
     <w:p>
@@ -1884,7 +1884,7 @@
         </w:rPr>
         <w:t>Figure 2: Benchmark pattern classification</w:t>
         <w:tab/>
-        <w:t>10</w:t>
+        <w:t>11</w:t>
       </w:r>
     </w:p>
     <w:p>
@@ -1902,7 +1902,7 @@
         </w:rPr>
         <w:t>Figure 3: AEGIS architecture pipeline</w:t>
         <w:tab/>
-        <w:t>14</w:t>
+        <w:t>15</w:t>
       </w:r>
     </w:p>
     <w:p>
@@ -1920,7 +1920,7 @@
         </w:rPr>
         <w:t>Figure 4: Semantic layer modularity</w:t>
         <w:tab/>
-        <w:t>15</w:t>
+        <w:t>16</w:t>
       </w:r>
     </w:p>
     <w:p>
@@ -1956,7 +1956,7 @@
         </w:rPr>
         <w:t>Figure 6: AEGIS analytical patterns</w:t>
         <w:tab/>
-        <w:t>18</w:t>
+        <w:t>19</w:t>
       </w:r>
     </w:p>
     <w:p>
@@ -1974,7 +1974,7 @@
         </w:rPr>
         <w:t>Figure 7: Two-layer SQL safety defence</w:t>
         <w:tab/>
-        <w:t>19</w:t>
+        <w:t>20</w:t>
       </w:r>
     </w:p>
     <w:p>
@@ -1992,7 +1992,7 @@
         </w:rPr>
         <w:t>Figure 8: Widget lifecycle and refresh model</w:t>
         <w:tab/>
-        <w:t>21</w:t>
+        <w:t>22</w:t>
       </w:r>
     </w:p>
     <w:p>
@@ -2010,7 +2010,7 @@
         </w:rPr>
         <w:t>Figure 9: Safety and execution-validity comparison</w:t>
         <w:tab/>
-        <w:t>27</w:t>
+        <w:t>28</w:t>
       </w:r>
     </w:p>
     <w:p>
@@ -2066,7 +2066,7 @@
         </w:rPr>
         <w:t>Table 3.1: Benchmark pattern classification</w:t>
         <w:tab/>
-        <w:t>9</w:t>
+        <w:t>10</w:t>
       </w:r>
     </w:p>
     <w:p>
@@ -2084,7 +2084,7 @@
         </w:rPr>
         <w:t>Table 3.2: Semantic layer object model</w:t>
         <w:tab/>
-        <w:t>15</w:t>
+        <w:t>16</w:t>
       </w:r>
     </w:p>
     <w:p>
@@ -2102,7 +2102,7 @@
         </w:rPr>
         <w:t>Table 3.3: AEGIS analytical patterns</w:t>
         <w:tab/>
-        <w:t>18</w:t>
+        <w:t>19</w:t>
       </w:r>
     </w:p>
     <w:p>
@@ -2138,7 +2138,7 @@
         </w:rPr>
         <w:t>Table 4.1: Experimental setup</w:t>
         <w:tab/>
-        <w:t>23</w:t>
+        <w:t>24</w:t>
       </w:r>
     </w:p>
     <w:p>
@@ -2156,7 +2156,7 @@
         </w:rPr>
         <w:t>Table 5.1: Evaluation benchmark status</w:t>
         <w:tab/>
-        <w:t>25</w:t>
+        <w:t>26</w:t>
       </w:r>
     </w:p>
     <w:p>
@@ -2174,7 +2174,7 @@
         </w:rPr>
         <w:t>Table 5.2: Main evaluation result summary</w:t>
         <w:tab/>
-        <w:t>26</w:t>
+        <w:t>27</w:t>
       </w:r>
     </w:p>
     <w:p>
@@ -2192,7 +2192,7 @@
         </w:rPr>
         <w:t>Table 5.3: SQL safety</w:t>
         <w:tab/>
-        <w:t>26</w:t>
+        <w:t>27</w:t>
       </w:r>
     </w:p>
     <w:p>
@@ -2210,7 +2210,7 @@
         </w:rPr>
         <w:t>Table 5.4: True execution validity</w:t>
         <w:tab/>
-        <w:t>27</w:t>
+        <w:t>28</w:t>
       </w:r>
     </w:p>
     <w:p>
@@ -2228,7 +2228,7 @@
         </w:rPr>
         <w:t>Table 5.5: True-execution failure analysis</w:t>
         <w:tab/>
-        <w:t>28</w:t>
+        <w:t>29</w:t>
       </w:r>
     </w:p>
     <w:p>
@@ -2246,7 +2246,7 @@
         </w:rPr>
         <w:t>Table 5.6: Evaluation metric distinction</w:t>
         <w:tab/>
-        <w:t>28</w:t>
+        <w:t>29</w:t>
       </w:r>
     </w:p>
     <w:p>
@@ -2264,7 +2264,7 @@
         </w:rPr>
         <w:t>Table 5.7: Template-only baseline summary</w:t>
         <w:tab/>
-        <w:t>29</w:t>
+        <w:t>30</w:t>
       </w:r>
     </w:p>
     <w:p>
@@ -2282,7 +2282,7 @@
         </w:rPr>
         <w:t>Table 5.8: AEGIS vs. direct LLM-to-SQL</w:t>
         <w:tab/>
-        <w:t>30</w:t>
+        <w:t>31</w:t>
       </w:r>
     </w:p>
     <w:p>
@@ -2635,123 +2635,12 @@
           <w:i w:val="0"/>
           <w:sz w:val="24"/>
         </w:rPr>
-        <w:t>This thesis makes the following contributions:</w:t>
-      </w:r>
-    </w:p>
-    <w:p>
-      <w:pPr>
-        <w:pStyle w:val="ListNumber"/>
-        <w:spacing w:after="80" w:line="360" w:lineRule="auto"/>
-      </w:pPr>
-      <w:r>
-        <w:rPr>
-          <w:rFonts w:ascii="Times New Roman" w:hAnsi="Times New Roman"/>
-          <w:sz w:val="24"/>
-        </w:rPr>
-        <w:t>A design-time review of representative e-commerce and business-intelligence reporting requests, resulting in eleven common reporting patterns later used to structure the custom 107-request benchmark.</w:t>
-      </w:r>
-    </w:p>
-    <w:p>
-      <w:pPr>
-        <w:pStyle w:val="ListNumber"/>
-        <w:spacing w:after="80" w:line="360" w:lineRule="auto"/>
-      </w:pPr>
-      <w:r>
-        <w:rPr>
-          <w:rFonts w:ascii="Times New Roman" w:hAnsi="Times New Roman"/>
-          <w:sz w:val="24"/>
-        </w:rPr>
-        <w:t>A system design in which all possible queries are limited to pre-approved templates and a defined semantic layer, which prevents SQL injection and unauthorized data access by construction.</w:t>
-      </w:r>
-    </w:p>
-    <w:p>
-      <w:pPr>
-        <w:pStyle w:val="ListNumber"/>
-        <w:spacing w:after="80" w:line="360" w:lineRule="auto"/>
-      </w:pPr>
-      <w:r>
-        <w:rPr>
-          <w:rFonts w:ascii="Times New Roman" w:hAnsi="Times New Roman"/>
-          <w:sz w:val="24"/>
-        </w:rPr>
-        <w:t>The AEGIS system itself, including the semantic layer design, a vocabulary injection prompting strategy, a safe SQL builder with two-layer defence, a rule-based chart selector, and a widget storage system with scheduled refresh.</w:t>
-      </w:r>
-    </w:p>
-    <w:p>
-      <w:pPr>
-        <w:pStyle w:val="ListNumber"/>
-        <w:spacing w:after="80" w:line="360" w:lineRule="auto"/>
-      </w:pPr>
-      <w:r>
-        <w:rPr>
-          <w:rFonts w:ascii="Times New Roman" w:hAnsi="Times New Roman"/>
-          <w:sz w:val="24"/>
-        </w:rPr>
-        <w:t>A vocabulary injection method that places approved metric and dimension names directly into the LLM prompt, reducing dependence on a manually written synonym list.</w:t>
-      </w:r>
-    </w:p>
-    <w:p>
-      <w:pPr>
-        <w:pStyle w:val="ListNumber"/>
-        <w:spacing w:after="80" w:line="360" w:lineRule="auto"/>
-      </w:pPr>
-      <w:r>
-        <w:rPr>
-          <w:rFonts w:ascii="Times New Roman" w:hAnsi="Times New Roman"/>
-          <w:sz w:val="24"/>
-        </w:rPr>
-        <w:t>A verified benchmark over 107 mixed natural-language requests, separating SQL safety, true database execution validity, and semantic correctness rather than treating them as one accuracy number.</w:t>
-      </w:r>
-    </w:p>
-    <w:p>
-      <w:pPr>
-        <w:pStyle w:val="ListNumber"/>
-        <w:spacing w:after="80" w:line="360" w:lineRule="auto"/>
-      </w:pPr>
-      <w:r>
-        <w:rPr>
-          <w:rFonts w:ascii="Times New Roman" w:hAnsi="Times New Roman"/>
-          <w:sz w:val="24"/>
-        </w:rPr>
-        <w:t>A planned cross-schema generalizability evaluation that will test whether the same compiler and safety architecture can be reused on a second e-commerce schema by rebuilding only the semantic layer.</w:t>
-      </w:r>
-    </w:p>
-    <w:p>
-      <w:r>
-        <w:br w:type="page"/>
-      </w:r>
-    </w:p>
-    <w:p>
-      <w:pPr>
-        <w:spacing w:before="0" w:after="80"/>
-        <w:jc w:val="center"/>
-      </w:pPr>
-      <w:r>
-        <w:rPr>
-          <w:rFonts w:ascii="Times New Roman" w:hAnsi="Times New Roman"/>
-          <w:b/>
-          <w:sz w:val="32"/>
-        </w:rPr>
-        <w:t>CHAPTER 2</w:t>
-      </w:r>
-    </w:p>
-    <w:p>
-      <w:pPr>
-        <w:spacing w:after="400"/>
-        <w:jc w:val="center"/>
-      </w:pPr>
-      <w:r>
-        <w:rPr>
-          <w:rFonts w:ascii="Times New Roman" w:hAnsi="Times New Roman"/>
-          <w:b/>
-          <w:sz w:val="32"/>
-        </w:rPr>
-        <w:t>LITERATURE REVIEW AND RESEARCH GAP</w:t>
-      </w:r>
-    </w:p>
-    <w:p>
-      <w:pPr>
-        <w:spacing w:after="0" w:before="0" w:line="360" w:lineRule="auto"/>
+        <w:t>The main objective of this thesis is to design and evaluate AEGIS, a constraint-based architecture for safe LLM-assisted natural-language analytics. Instead of allowing the language model to generate executable SQL, AEGIS limits the model to structured intent extraction and delegates query construction, validation, visualization, and widget persistence to deterministic system components.</w:t>
+      </w:r>
+    </w:p>
+    <w:p>
+      <w:pPr>
+        <w:spacing w:after="120" w:before="0" w:line="360" w:lineRule="auto"/>
         <w:jc w:val="both"/>
       </w:pPr>
       <w:r>
@@ -2761,6 +2650,273 @@
           <w:i w:val="0"/>
           <w:sz w:val="24"/>
         </w:rPr>
+        <w:t>The specific objectives of this thesis are:</w:t>
+      </w:r>
+    </w:p>
+    <w:p>
+      <w:pPr>
+        <w:pStyle w:val="ListNumber"/>
+        <w:spacing w:after="80" w:line="360" w:lineRule="auto"/>
+      </w:pPr>
+      <w:r>
+        <w:rPr>
+          <w:rFonts w:ascii="Times New Roman" w:hAnsi="Times New Roman"/>
+          <w:sz w:val="24"/>
+        </w:rPr>
+        <w:t>To design a natural-language analytics architecture where the LLM is structurally prevented from generating executable SQL.</w:t>
+      </w:r>
+    </w:p>
+    <w:p>
+      <w:pPr>
+        <w:pStyle w:val="ListNumber"/>
+        <w:spacing w:after="80" w:line="360" w:lineRule="auto"/>
+      </w:pPr>
+      <w:r>
+        <w:rPr>
+          <w:rFonts w:ascii="Times New Roman" w:hAnsi="Times New Roman"/>
+          <w:sz w:val="24"/>
+        </w:rPr>
+        <w:t>To develop a closed semantic layer that maps business questions to approved metrics, dimensions, filters, analytical patterns, and join paths.</w:t>
+      </w:r>
+    </w:p>
+    <w:p>
+      <w:pPr>
+        <w:pStyle w:val="ListNumber"/>
+        <w:spacing w:after="80" w:line="360" w:lineRule="auto"/>
+      </w:pPr>
+      <w:r>
+        <w:rPr>
+          <w:rFonts w:ascii="Times New Roman" w:hAnsi="Times New Roman"/>
+          <w:sz w:val="24"/>
+        </w:rPr>
+        <w:t>To implement a deterministic SQL compilation pipeline that converts validated intent objects into safe database queries.</w:t>
+      </w:r>
+    </w:p>
+    <w:p>
+      <w:pPr>
+        <w:pStyle w:val="ListNumber"/>
+        <w:spacing w:after="80" w:line="360" w:lineRule="auto"/>
+      </w:pPr>
+      <w:r>
+        <w:rPr>
+          <w:rFonts w:ascii="Times New Roman" w:hAnsi="Times New Roman"/>
+          <w:sz w:val="24"/>
+        </w:rPr>
+        <w:t>To support reusable analytical artifacts by selecting visualizations and saving generated dashboard widgets for later refresh.</w:t>
+      </w:r>
+    </w:p>
+    <w:p>
+      <w:pPr>
+        <w:pStyle w:val="ListNumber"/>
+        <w:spacing w:after="80" w:line="360" w:lineRule="auto"/>
+      </w:pPr>
+      <w:r>
+        <w:rPr>
+          <w:rFonts w:ascii="Times New Roman" w:hAnsi="Times New Roman"/>
+          <w:sz w:val="24"/>
+        </w:rPr>
+        <w:t>To evaluate the prototype using a custom 107-request benchmark over a seeded nopCommerce-style database.</w:t>
+      </w:r>
+    </w:p>
+    <w:p>
+      <w:pPr>
+        <w:pStyle w:val="ListNumber"/>
+        <w:spacing w:after="80" w:line="360" w:lineRule="auto"/>
+      </w:pPr>
+      <w:r>
+        <w:rPr>
+          <w:rFonts w:ascii="Times New Roman" w:hAnsi="Times New Roman"/>
+          <w:sz w:val="24"/>
+        </w:rPr>
+        <w:t>To keep cross-schema generalizability as a future evaluation objective by testing whether the same compiler and safety architecture can be reused with a different e-commerce schema.</w:t>
+      </w:r>
+    </w:p>
+    <w:p>
+      <w:pPr>
+        <w:spacing w:after="120" w:before="0" w:line="360" w:lineRule="auto"/>
+        <w:jc w:val="both"/>
+      </w:pPr>
+      <w:r>
+        <w:rPr>
+          <w:rFonts w:ascii="Times New Roman" w:hAnsi="Times New Roman"/>
+          <w:b w:val="0"/>
+          <w:i w:val="0"/>
+          <w:sz w:val="24"/>
+        </w:rPr>
+        <w:t>The main contributions of this thesis are:</w:t>
+      </w:r>
+    </w:p>
+    <w:p>
+      <w:pPr>
+        <w:spacing w:after="80" w:line="360" w:lineRule="auto"/>
+        <w:ind w:left="504" w:hanging="504"/>
+      </w:pPr>
+      <w:r>
+        <w:rPr>
+          <w:rFonts w:ascii="Times New Roman" w:hAnsi="Times New Roman"/>
+          <w:sz w:val="24"/>
+        </w:rPr>
+        <w:t>1.</w:t>
+      </w:r>
+      <w:r>
+        <w:rPr>
+          <w:rFonts w:ascii="Times New Roman" w:hAnsi="Times New Roman"/>
+          <w:sz w:val="24"/>
+        </w:rPr>
+        <w:tab/>
+        <w:t>A constraint-based AEGIS architecture that separates language understanding from database execution.</w:t>
+      </w:r>
+    </w:p>
+    <w:p>
+      <w:pPr>
+        <w:spacing w:after="80" w:line="360" w:lineRule="auto"/>
+        <w:ind w:left="504" w:hanging="504"/>
+      </w:pPr>
+      <w:r>
+        <w:rPr>
+          <w:rFonts w:ascii="Times New Roman" w:hAnsi="Times New Roman"/>
+          <w:sz w:val="24"/>
+        </w:rPr>
+        <w:t>2.</w:t>
+      </w:r>
+      <w:r>
+        <w:rPr>
+          <w:rFonts w:ascii="Times New Roman" w:hAnsi="Times New Roman"/>
+          <w:sz w:val="24"/>
+        </w:rPr>
+        <w:tab/>
+        <w:t>A closed-vocabulary semantic layer for business reporting queries.</w:t>
+      </w:r>
+    </w:p>
+    <w:p>
+      <w:pPr>
+        <w:spacing w:after="80" w:line="360" w:lineRule="auto"/>
+        <w:ind w:left="504" w:hanging="504"/>
+      </w:pPr>
+      <w:r>
+        <w:rPr>
+          <w:rFonts w:ascii="Times New Roman" w:hAnsi="Times New Roman"/>
+          <w:sz w:val="24"/>
+        </w:rPr>
+        <w:t>3.</w:t>
+      </w:r>
+      <w:r>
+        <w:rPr>
+          <w:rFonts w:ascii="Times New Roman" w:hAnsi="Times New Roman"/>
+          <w:sz w:val="24"/>
+        </w:rPr>
+        <w:tab/>
+        <w:t>A deterministic query compiler that builds SQL from approved templates and join paths instead of model-written SQL.</w:t>
+      </w:r>
+    </w:p>
+    <w:p>
+      <w:pPr>
+        <w:spacing w:after="80" w:line="360" w:lineRule="auto"/>
+        <w:ind w:left="504" w:hanging="504"/>
+      </w:pPr>
+      <w:r>
+        <w:rPr>
+          <w:rFonts w:ascii="Times New Roman" w:hAnsi="Times New Roman"/>
+          <w:sz w:val="24"/>
+        </w:rPr>
+        <w:t>4.</w:t>
+      </w:r>
+      <w:r>
+        <w:rPr>
+          <w:rFonts w:ascii="Times New Roman" w:hAnsi="Times New Roman"/>
+          <w:sz w:val="24"/>
+        </w:rPr>
+        <w:tab/>
+        <w:t>A two-layer SQL safety mechanism combining structural prevention with post-compilation validation.</w:t>
+      </w:r>
+    </w:p>
+    <w:p>
+      <w:pPr>
+        <w:spacing w:after="80" w:line="360" w:lineRule="auto"/>
+        <w:ind w:left="504" w:hanging="504"/>
+      </w:pPr>
+      <w:r>
+        <w:rPr>
+          <w:rFonts w:ascii="Times New Roman" w:hAnsi="Times New Roman"/>
+          <w:sz w:val="24"/>
+        </w:rPr>
+        <w:t>5.</w:t>
+      </w:r>
+      <w:r>
+        <w:rPr>
+          <w:rFonts w:ascii="Times New Roman" w:hAnsi="Times New Roman"/>
+          <w:sz w:val="24"/>
+        </w:rPr>
+        <w:tab/>
+        <w:t>A widget-oriented analytics workflow that turns one-time natural-language answers into reusable dashboard artifacts.</w:t>
+      </w:r>
+    </w:p>
+    <w:p>
+      <w:pPr>
+        <w:spacing w:after="80" w:line="360" w:lineRule="auto"/>
+        <w:ind w:left="504" w:hanging="504"/>
+      </w:pPr>
+      <w:r>
+        <w:rPr>
+          <w:rFonts w:ascii="Times New Roman" w:hAnsi="Times New Roman"/>
+          <w:sz w:val="24"/>
+        </w:rPr>
+        <w:t>6.</w:t>
+      </w:r>
+      <w:r>
+        <w:rPr>
+          <w:rFonts w:ascii="Times New Roman" w:hAnsi="Times New Roman"/>
+          <w:sz w:val="24"/>
+        </w:rPr>
+        <w:tab/>
+        <w:t>Benchmark evidence from 107 mixed natural-language requests showing SQL safety and true execution validity, while clearly separating these results from semantic correctness.</w:t>
+      </w:r>
+    </w:p>
+    <w:p>
+      <w:r>
+        <w:br w:type="page"/>
+      </w:r>
+    </w:p>
+    <w:p>
+      <w:pPr>
+        <w:spacing w:before="0" w:after="80"/>
+        <w:jc w:val="center"/>
+      </w:pPr>
+      <w:r>
+        <w:rPr>
+          <w:rFonts w:ascii="Times New Roman" w:hAnsi="Times New Roman"/>
+          <w:b/>
+          <w:sz w:val="32"/>
+        </w:rPr>
+        <w:t>CHAPTER 2</w:t>
+      </w:r>
+    </w:p>
+    <w:p>
+      <w:pPr>
+        <w:spacing w:after="400"/>
+        <w:jc w:val="center"/>
+      </w:pPr>
+      <w:r>
+        <w:rPr>
+          <w:rFonts w:ascii="Times New Roman" w:hAnsi="Times New Roman"/>
+          <w:b/>
+          <w:sz w:val="32"/>
+        </w:rPr>
+        <w:t>LITERATURE REVIEW AND RESEARCH GAP</w:t>
+      </w:r>
+    </w:p>
+    <w:p>
+      <w:pPr>
+        <w:spacing w:after="0" w:before="0" w:line="360" w:lineRule="auto"/>
+        <w:jc w:val="both"/>
+      </w:pPr>
+      <w:r>
+        <w:rPr>
+          <w:rFonts w:ascii="Times New Roman" w:hAnsi="Times New Roman"/>
+          <w:b w:val="0"/>
+          <w:i w:val="0"/>
+          <w:sz w:val="24"/>
+        </w:rPr>
         <w:t>The literature review focuses on the work most directly comparable to AEGIS. It is organized as short review blocks so each source can be checked quickly by contribution, limitation, and the specific gap it leaves for this thesis.</w:t>
       </w:r>
     </w:p>
@@ -3683,7 +3839,7 @@
           <w:rFonts w:ascii="Times New Roman" w:hAnsi="Times New Roman"/>
           <w:sz w:val="24"/>
         </w:rPr>
-        <w:t>It has no natural-language-to-SQL stage and does not handle governed production database access.</w:t>
+        <w:t>It has no natural-language-to-SQL stage and does not handle permission-controlled production database access.</w:t>
       </w:r>
     </w:p>
     <w:p>
@@ -6219,7 +6375,7 @@
           <w:rFonts w:ascii="Times New Roman" w:hAnsi="Times New Roman"/>
           <w:sz w:val="24"/>
         </w:rPr>
-        <w:t>Visualization systems produce charts, but usually operate outside governed SQL execution.</w:t>
+        <w:t>Visualization systems produce charts, but usually operate outside permission-controlled SQL execution.</w:t>
       </w:r>
     </w:p>
     <w:p>
@@ -6390,7 +6546,7 @@
           <w:b/>
           <w:sz w:val="24"/>
         </w:rPr>
-        <w:t xml:space="preserve">Design rigor: </w:t>
+        <w:t xml:space="preserve">Design structure: </w:t>
       </w:r>
       <w:r>
         <w:rPr>
@@ -6612,7 +6768,7 @@
           <w:i w:val="0"/>
           <w:sz w:val="24"/>
         </w:rPr>
-        <w:t>The eleven-pattern taxonomy used throughout this thesis (Table 3.2) originates from a design-time review of representative e-commerce and administrative reporting requests, conducted by the author while designing AEGIS. This was a qualitative review carried out by a single researcher during system design, not an independently annotated, inter-rater-validated study, and no separate annotated dataset accompanies this thesis. An earlier draft reported specific percentages and an inter-rater reliability statistic for a larger unpublished dataset; that dataset was not published alongside this thesis, so those figures have been withdrawn.</w:t>
+        <w:t>The eleven-pattern taxonomy used throughout this thesis (Table 3.3) was derived from a design-time review of representative e-commerce and administrative reporting requests while designing AEGIS. The purpose of this review was to identify recurring business-question shapes that the system should support, such as KPI summaries, rankings, trends, comparisons, exception reports, and reusable tabular views.</w:t>
       </w:r>
     </w:p>
     <w:p>
@@ -6627,7 +6783,7 @@
           <w:i w:val="0"/>
           <w:sz w:val="24"/>
         </w:rPr>
-        <w:t>In place of that withdrawn figure, Table 3.1 reports a pattern classification of the full 107-request custom benchmark. The first 100 requests are answerable analytical requests classified into the eleven AEGIS patterns by the author; the remaining seven are mixed benchmark requests that test behavior beyond the normal template set and are still counted in the same benchmark denominator. This classification is itself a single-annotator judgment, not independently cross-checked by a second annotator, so it should not be read as a validated inter-rater statistic; unlike the withdrawn figures, however, it is reproducible from the evaluation materials supplied with this thesis.</w:t>
+        <w:t>Table 3.1 summarizes how the 107 custom benchmark requests are distributed across these reporting patterns. The first 100 requests represent answerable analytical questions, while the remaining seven mixed requests test harder boundary behavior. This classification is used as a design and evaluation aid, not as an independently validated user study.</w:t>
       </w:r>
     </w:p>
     <w:p>
@@ -8149,7 +8305,7 @@
           <w:i w:val="0"/>
           <w:sz w:val="24"/>
         </w:rPr>
-        <w:t>This classification yields three design directions that shaped the methodology and system design. First, a small set of patterns appears sufficient: the top three analytical patterns (KPI, Ranking, and Exception/Filter) account for 67 of the 107 benchmark requests, or about 62.6% of the full mixed benchmark. Segment and Tabular happen not to be exercised by this particular run, which is a property of this benchmark rather than evidence that those two patterns are unnecessary; the compiler supports both regardless. Second, business vocabulary differs systematically from database column names: reviewed requests used phrases like 'total refund rate,' never SUM(o.RefundedAmount), which motivates an explicit semantic layer rather than exposing the schema directly to the language model. Third, reuse appears to be the norm rather than the exception: many requests were variations of things already asked before, in a different time window or for a different segment, which motivates the widget persistence design.</w:t>
+        <w:t>The classification shaped the methodology in three ways. First, the benchmark is concentrated around a small number of common reporting needs: KPI, Ranking, and Exception/Filter requests account for 67 of the 107 requests. Second, the requests use business terms rather than database column names, which supports the need for an explicit semantic layer. Third, many reporting needs are reusable with only a changed time window, filter, or segment, which supports the widget persistence design.</w:t>
       </w:r>
     </w:p>
     <w:p>

--- a/docs/scripts/AEGIS Thesis Book Draft - A Constraint-Based Architecture for Safe LLM-Assisted Natural Language Analytics.docx
+++ b/docs/scripts/AEGIS Thesis Book Draft - A Constraint-Based Architecture for Safe LLM-Assisted Natural Language Analytics.docx
@@ -1288,7 +1288,7 @@
         </w:rPr>
         <w:t>3.2 Formative Study of Reporting Patterns</w:t>
         <w:tab/>
-        <w:t>10</w:t>
+        <w:t>9</w:t>
       </w:r>
     </w:p>
     <w:p>
@@ -1308,7 +1308,7 @@
         </w:rPr>
         <w:t>3.3 Design Principles</w:t>
         <w:tab/>
-        <w:t>11</w:t>
+        <w:t>10</w:t>
       </w:r>
     </w:p>
     <w:p>
@@ -1328,7 +1328,7 @@
         </w:rPr>
         <w:t>3.4 Formal Model</w:t>
         <w:tab/>
-        <w:t>12</w:t>
+        <w:t>11</w:t>
       </w:r>
     </w:p>
     <w:p>
@@ -1348,7 +1348,7 @@
         </w:rPr>
         <w:t>3.5 Threat Model</w:t>
         <w:tab/>
-        <w:t>12</w:t>
+        <w:t>11</w:t>
       </w:r>
     </w:p>
     <w:p>
@@ -1368,7 +1368,7 @@
         </w:rPr>
         <w:t>3.6 System Architecture</w:t>
         <w:tab/>
-        <w:t>14</w:t>
+        <w:t>13</w:t>
       </w:r>
     </w:p>
     <w:p>
@@ -1388,7 +1388,7 @@
         </w:rPr>
         <w:t>3.7 Semantic Layer Design</w:t>
         <w:tab/>
-        <w:t>15</w:t>
+        <w:t>14</w:t>
       </w:r>
     </w:p>
     <w:p>
@@ -1408,7 +1408,7 @@
         </w:rPr>
         <w:t>3.8 Intent Parsing with Dynamic Vocabulary Injection</w:t>
         <w:tab/>
-        <w:t>16</w:t>
+        <w:t>15</w:t>
       </w:r>
     </w:p>
     <w:p>
@@ -1428,7 +1428,7 @@
         </w:rPr>
         <w:t>3.9 Safe Query Compiler</w:t>
         <w:tab/>
-        <w:t>19</w:t>
+        <w:t>18</w:t>
       </w:r>
     </w:p>
     <w:p>
@@ -1448,7 +1448,7 @@
         </w:rPr>
         <w:t>3.10 Visualization Selector</w:t>
         <w:tab/>
-        <w:t>20</w:t>
+        <w:t>19</w:t>
       </w:r>
     </w:p>
     <w:p>
@@ -1468,7 +1468,7 @@
         </w:rPr>
         <w:t>3.11 Widget Persistence and Reuse</w:t>
         <w:tab/>
-        <w:t>20</w:t>
+        <w:t>19</w:t>
       </w:r>
     </w:p>
     <w:p>
@@ -1488,7 +1488,7 @@
         </w:rPr>
         <w:t>Chapter 4: Experimental Work</w:t>
         <w:tab/>
-        <w:t>23</w:t>
+        <w:t>22</w:t>
       </w:r>
     </w:p>
     <w:p>
@@ -1508,7 +1508,7 @@
         </w:rPr>
         <w:t>4.1 Implementation</w:t>
         <w:tab/>
-        <w:t>23</w:t>
+        <w:t>22</w:t>
       </w:r>
     </w:p>
     <w:p>
@@ -1528,7 +1528,7 @@
         </w:rPr>
         <w:t>4.2 Experimental Environment</w:t>
         <w:tab/>
-        <w:t>24</w:t>
+        <w:t>23</w:t>
       </w:r>
     </w:p>
     <w:p>
@@ -1548,7 +1548,7 @@
         </w:rPr>
         <w:t>4.3 Benchmark Dataset Construction</w:t>
         <w:tab/>
-        <w:t>24</w:t>
+        <w:t>23</w:t>
       </w:r>
     </w:p>
     <w:p>
@@ -1568,7 +1568,7 @@
         </w:rPr>
         <w:t>4.4 Baseline Systems</w:t>
         <w:tab/>
-        <w:t>25</w:t>
+        <w:t>24</w:t>
       </w:r>
     </w:p>
     <w:p>
@@ -1588,7 +1588,7 @@
         </w:rPr>
         <w:t>4.5 Evaluation Procedure</w:t>
         <w:tab/>
-        <w:t>25</w:t>
+        <w:t>24</w:t>
       </w:r>
     </w:p>
     <w:p>
@@ -1608,7 +1608,7 @@
         </w:rPr>
         <w:t>Chapter 5: Results and Discussion</w:t>
         <w:tab/>
-        <w:t>26</w:t>
+        <w:t>25</w:t>
       </w:r>
     </w:p>
     <w:p>
@@ -1628,7 +1628,7 @@
         </w:rPr>
         <w:t>5.1 Evaluation Overview</w:t>
         <w:tab/>
-        <w:t>26</w:t>
+        <w:t>25</w:t>
       </w:r>
     </w:p>
     <w:p>
@@ -1648,7 +1648,7 @@
         </w:rPr>
         <w:t>5.2 Main Result Summary</w:t>
         <w:tab/>
-        <w:t>26</w:t>
+        <w:t>25</w:t>
       </w:r>
     </w:p>
     <w:p>
@@ -1668,7 +1668,7 @@
         </w:rPr>
         <w:t>5.3 SQL Safety</w:t>
         <w:tab/>
-        <w:t>27</w:t>
+        <w:t>26</w:t>
       </w:r>
     </w:p>
     <w:p>
@@ -1688,7 +1688,7 @@
         </w:rPr>
         <w:t>5.4 True Database Execution Validity</w:t>
         <w:tab/>
-        <w:t>28</w:t>
+        <w:t>27</w:t>
       </w:r>
     </w:p>
     <w:p>
@@ -1708,7 +1708,7 @@
         </w:rPr>
         <w:t>5.5 Execution Failure Analysis</w:t>
         <w:tab/>
-        <w:t>28</w:t>
+        <w:t>27</w:t>
       </w:r>
     </w:p>
     <w:p>
@@ -1728,7 +1728,7 @@
         </w:rPr>
         <w:t>5.6 Semantic Correctness Limitation</w:t>
         <w:tab/>
-        <w:t>29</w:t>
+        <w:t>28</w:t>
       </w:r>
     </w:p>
     <w:p>
@@ -1748,7 +1748,7 @@
         </w:rPr>
         <w:t>5.7 B3 Template-Only Baseline</w:t>
         <w:tab/>
-        <w:t>30</w:t>
+        <w:t>29</w:t>
       </w:r>
     </w:p>
     <w:p>
@@ -1768,7 +1768,7 @@
         </w:rPr>
         <w:t>5.8 Comparative Discussion</w:t>
         <w:tab/>
-        <w:t>30</w:t>
+        <w:t>29</w:t>
       </w:r>
     </w:p>
     <w:p>
@@ -1788,7 +1788,7 @@
         </w:rPr>
         <w:t>Chapter 6: Limitations and Future Work</w:t>
         <w:tab/>
-        <w:t>32</w:t>
+        <w:t>31</w:t>
       </w:r>
     </w:p>
     <w:p>
@@ -1808,7 +1808,7 @@
         </w:rPr>
         <w:t>Chapter 7: Conclusion</w:t>
         <w:tab/>
-        <w:t>33</w:t>
+        <w:t>32</w:t>
       </w:r>
     </w:p>
     <w:p>
@@ -1828,7 +1828,7 @@
         </w:rPr>
         <w:t>References</w:t>
         <w:tab/>
-        <w:t>34</w:t>
+        <w:t>33</w:t>
       </w:r>
     </w:p>
     <w:p>
@@ -1884,7 +1884,7 @@
         </w:rPr>
         <w:t>Figure 2: Benchmark pattern classification</w:t>
         <w:tab/>
-        <w:t>11</w:t>
+        <w:t>10</w:t>
       </w:r>
     </w:p>
     <w:p>
@@ -1902,7 +1902,7 @@
         </w:rPr>
         <w:t>Figure 3: AEGIS architecture pipeline</w:t>
         <w:tab/>
-        <w:t>15</w:t>
+        <w:t>14</w:t>
       </w:r>
     </w:p>
     <w:p>
@@ -1920,7 +1920,7 @@
         </w:rPr>
         <w:t>Figure 4: Semantic layer modularity</w:t>
         <w:tab/>
-        <w:t>16</w:t>
+        <w:t>15</w:t>
       </w:r>
     </w:p>
     <w:p>
@@ -1956,7 +1956,7 @@
         </w:rPr>
         <w:t>Figure 6: AEGIS analytical patterns</w:t>
         <w:tab/>
-        <w:t>19</w:t>
+        <w:t>18</w:t>
       </w:r>
     </w:p>
     <w:p>
@@ -1974,7 +1974,7 @@
         </w:rPr>
         <w:t>Figure 7: Two-layer SQL safety defence</w:t>
         <w:tab/>
-        <w:t>20</w:t>
+        <w:t>19</w:t>
       </w:r>
     </w:p>
     <w:p>
@@ -1992,7 +1992,7 @@
         </w:rPr>
         <w:t>Figure 8: Widget lifecycle and refresh model</w:t>
         <w:tab/>
-        <w:t>22</w:t>
+        <w:t>21</w:t>
       </w:r>
     </w:p>
     <w:p>
@@ -2010,7 +2010,7 @@
         </w:rPr>
         <w:t>Figure 9: Safety and execution-validity comparison</w:t>
         <w:tab/>
-        <w:t>28</w:t>
+        <w:t>27</w:t>
       </w:r>
     </w:p>
     <w:p>
@@ -2066,7 +2066,7 @@
         </w:rPr>
         <w:t>Table 3.1: Benchmark pattern classification</w:t>
         <w:tab/>
-        <w:t>10</w:t>
+        <w:t>9</w:t>
       </w:r>
     </w:p>
     <w:p>
@@ -2084,7 +2084,7 @@
         </w:rPr>
         <w:t>Table 3.2: Semantic layer object model</w:t>
         <w:tab/>
-        <w:t>16</w:t>
+        <w:t>15</w:t>
       </w:r>
     </w:p>
     <w:p>
@@ -2102,7 +2102,7 @@
         </w:rPr>
         <w:t>Table 3.3: AEGIS analytical patterns</w:t>
         <w:tab/>
-        <w:t>19</w:t>
+        <w:t>18</w:t>
       </w:r>
     </w:p>
     <w:p>
@@ -2120,7 +2120,7 @@
         </w:rPr>
         <w:t>Table 3.4: Visualization selector mapping</w:t>
         <w:tab/>
-        <w:t>20</w:t>
+        <w:t>19</w:t>
       </w:r>
     </w:p>
     <w:p>
@@ -2138,7 +2138,7 @@
         </w:rPr>
         <w:t>Table 4.1: Experimental setup</w:t>
         <w:tab/>
-        <w:t>24</w:t>
+        <w:t>23</w:t>
       </w:r>
     </w:p>
     <w:p>
@@ -2156,7 +2156,7 @@
         </w:rPr>
         <w:t>Table 5.1: Evaluation benchmark status</w:t>
         <w:tab/>
-        <w:t>26</w:t>
+        <w:t>25</w:t>
       </w:r>
     </w:p>
     <w:p>
@@ -2174,7 +2174,7 @@
         </w:rPr>
         <w:t>Table 5.2: Main evaluation result summary</w:t>
         <w:tab/>
-        <w:t>27</w:t>
+        <w:t>26</w:t>
       </w:r>
     </w:p>
     <w:p>
@@ -2192,7 +2192,7 @@
         </w:rPr>
         <w:t>Table 5.3: SQL safety</w:t>
         <w:tab/>
-        <w:t>27</w:t>
+        <w:t>26</w:t>
       </w:r>
     </w:p>
     <w:p>
@@ -2210,7 +2210,7 @@
         </w:rPr>
         <w:t>Table 5.4: True execution validity</w:t>
         <w:tab/>
-        <w:t>28</w:t>
+        <w:t>27</w:t>
       </w:r>
     </w:p>
     <w:p>
@@ -2228,7 +2228,7 @@
         </w:rPr>
         <w:t>Table 5.5: True-execution failure analysis</w:t>
         <w:tab/>
-        <w:t>29</w:t>
+        <w:t>28</w:t>
       </w:r>
     </w:p>
     <w:p>
@@ -2246,7 +2246,7 @@
         </w:rPr>
         <w:t>Table 5.6: Evaluation metric distinction</w:t>
         <w:tab/>
-        <w:t>29</w:t>
+        <w:t>28</w:t>
       </w:r>
     </w:p>
     <w:p>
@@ -2264,7 +2264,7 @@
         </w:rPr>
         <w:t>Table 5.7: Template-only baseline summary</w:t>
         <w:tab/>
-        <w:t>30</w:t>
+        <w:t>29</w:t>
       </w:r>
     </w:p>
     <w:p>
@@ -2282,7 +2282,7 @@
         </w:rPr>
         <w:t>Table 5.8: AEGIS vs. direct LLM-to-SQL</w:t>
         <w:tab/>
-        <w:t>31</w:t>
+        <w:t>30</w:t>
       </w:r>
     </w:p>
     <w:p>
@@ -2635,7 +2635,7 @@
           <w:i w:val="0"/>
           <w:sz w:val="24"/>
         </w:rPr>
-        <w:t>The main objective of this thesis is to design and evaluate AEGIS, a constraint-based architecture for safe LLM-assisted natural-language analytics. Instead of allowing the language model to generate executable SQL, AEGIS limits the model to structured intent extraction and delegates query construction, validation, visualization, and widget persistence to deterministic system components.</w:t>
+        <w:t>The objective of this thesis is to design and evaluate AEGIS, a constraint-based architecture that lets an LLM understand reporting requests without allowing it to generate executable SQL. Query construction, validation, visualization, and widget persistence are handled by deterministic system components.</w:t>
       </w:r>
     </w:p>
     <w:p>
@@ -2650,7 +2650,7 @@
           <w:i w:val="0"/>
           <w:sz w:val="24"/>
         </w:rPr>
-        <w:t>The specific objectives of this thesis are:</w:t>
+        <w:t>The specific objectives and contributions are:</w:t>
       </w:r>
     </w:p>
     <w:p>
@@ -2663,7 +2663,7 @@
           <w:rFonts w:ascii="Times New Roman" w:hAnsi="Times New Roman"/>
           <w:sz w:val="24"/>
         </w:rPr>
-        <w:t>To design a natural-language analytics architecture where the LLM is structurally prevented from generating executable SQL.</w:t>
+        <w:t>A natural-language analytics architecture where the LLM is structurally prevented from writing executable SQL.</w:t>
       </w:r>
     </w:p>
     <w:p>
@@ -2676,7 +2676,7 @@
           <w:rFonts w:ascii="Times New Roman" w:hAnsi="Times New Roman"/>
           <w:sz w:val="24"/>
         </w:rPr>
-        <w:t>To develop a closed semantic layer that maps business questions to approved metrics, dimensions, filters, analytical patterns, and join paths.</w:t>
+        <w:t>A closed semantic layer that maps business questions to approved metrics, dimensions, filters, analytical patterns, and join paths.</w:t>
       </w:r>
     </w:p>
     <w:p>
@@ -2689,7 +2689,7 @@
           <w:rFonts w:ascii="Times New Roman" w:hAnsi="Times New Roman"/>
           <w:sz w:val="24"/>
         </w:rPr>
-        <w:t>To implement a deterministic SQL compilation pipeline that converts validated intent objects into safe database queries.</w:t>
+        <w:t>A deterministic query compiler that builds SQL from approved templates instead of model-written SQL.</w:t>
       </w:r>
     </w:p>
     <w:p>
@@ -2702,7 +2702,7 @@
           <w:rFonts w:ascii="Times New Roman" w:hAnsi="Times New Roman"/>
           <w:sz w:val="24"/>
         </w:rPr>
-        <w:t>To support reusable analytical artifacts by selecting visualizations and saving generated dashboard widgets for later refresh.</w:t>
+        <w:t>A two-layer SQL safety mechanism combining structural prevention with post-compilation validation.</w:t>
       </w:r>
     </w:p>
     <w:p>
@@ -2715,7 +2715,7 @@
           <w:rFonts w:ascii="Times New Roman" w:hAnsi="Times New Roman"/>
           <w:sz w:val="24"/>
         </w:rPr>
-        <w:t>To evaluate the prototype using a custom 107-request benchmark over a seeded nopCommerce-style database.</w:t>
+        <w:t>A widget-oriented workflow that turns natural-language answers into reusable dashboard artifacts.</w:t>
       </w:r>
     </w:p>
     <w:p>
@@ -2728,148 +2728,20 @@
           <w:rFonts w:ascii="Times New Roman" w:hAnsi="Times New Roman"/>
           <w:sz w:val="24"/>
         </w:rPr>
-        <w:t>To keep cross-schema generalizability as a future evaluation objective by testing whether the same compiler and safety architecture can be reused with a different e-commerce schema.</w:t>
-      </w:r>
-    </w:p>
-    <w:p>
-      <w:pPr>
-        <w:spacing w:after="120" w:before="0" w:line="360" w:lineRule="auto"/>
-        <w:jc w:val="both"/>
-      </w:pPr>
-      <w:r>
-        <w:rPr>
-          <w:rFonts w:ascii="Times New Roman" w:hAnsi="Times New Roman"/>
-          <w:b w:val="0"/>
-          <w:i w:val="0"/>
+        <w:t>Benchmark evidence from 107 mixed requests showing SQL safety and true execution validity, while keeping semantic correctness as a separate metric.</w:t>
+      </w:r>
+    </w:p>
+    <w:p>
+      <w:pPr>
+        <w:pStyle w:val="ListNumber"/>
+        <w:spacing w:after="80" w:line="360" w:lineRule="auto"/>
+      </w:pPr>
+      <w:r>
+        <w:rPr>
+          <w:rFonts w:ascii="Times New Roman" w:hAnsi="Times New Roman"/>
           <w:sz w:val="24"/>
         </w:rPr>
-        <w:t>The main contributions of this thesis are:</w:t>
-      </w:r>
-    </w:p>
-    <w:p>
-      <w:pPr>
-        <w:spacing w:after="80" w:line="360" w:lineRule="auto"/>
-        <w:ind w:left="504" w:hanging="504"/>
-      </w:pPr>
-      <w:r>
-        <w:rPr>
-          <w:rFonts w:ascii="Times New Roman" w:hAnsi="Times New Roman"/>
-          <w:sz w:val="24"/>
-        </w:rPr>
-        <w:t>1.</w:t>
-      </w:r>
-      <w:r>
-        <w:rPr>
-          <w:rFonts w:ascii="Times New Roman" w:hAnsi="Times New Roman"/>
-          <w:sz w:val="24"/>
-        </w:rPr>
-        <w:tab/>
-        <w:t>A constraint-based AEGIS architecture that separates language understanding from database execution.</w:t>
-      </w:r>
-    </w:p>
-    <w:p>
-      <w:pPr>
-        <w:spacing w:after="80" w:line="360" w:lineRule="auto"/>
-        <w:ind w:left="504" w:hanging="504"/>
-      </w:pPr>
-      <w:r>
-        <w:rPr>
-          <w:rFonts w:ascii="Times New Roman" w:hAnsi="Times New Roman"/>
-          <w:sz w:val="24"/>
-        </w:rPr>
-        <w:t>2.</w:t>
-      </w:r>
-      <w:r>
-        <w:rPr>
-          <w:rFonts w:ascii="Times New Roman" w:hAnsi="Times New Roman"/>
-          <w:sz w:val="24"/>
-        </w:rPr>
-        <w:tab/>
-        <w:t>A closed-vocabulary semantic layer for business reporting queries.</w:t>
-      </w:r>
-    </w:p>
-    <w:p>
-      <w:pPr>
-        <w:spacing w:after="80" w:line="360" w:lineRule="auto"/>
-        <w:ind w:left="504" w:hanging="504"/>
-      </w:pPr>
-      <w:r>
-        <w:rPr>
-          <w:rFonts w:ascii="Times New Roman" w:hAnsi="Times New Roman"/>
-          <w:sz w:val="24"/>
-        </w:rPr>
-        <w:t>3.</w:t>
-      </w:r>
-      <w:r>
-        <w:rPr>
-          <w:rFonts w:ascii="Times New Roman" w:hAnsi="Times New Roman"/>
-          <w:sz w:val="24"/>
-        </w:rPr>
-        <w:tab/>
-        <w:t>A deterministic query compiler that builds SQL from approved templates and join paths instead of model-written SQL.</w:t>
-      </w:r>
-    </w:p>
-    <w:p>
-      <w:pPr>
-        <w:spacing w:after="80" w:line="360" w:lineRule="auto"/>
-        <w:ind w:left="504" w:hanging="504"/>
-      </w:pPr>
-      <w:r>
-        <w:rPr>
-          <w:rFonts w:ascii="Times New Roman" w:hAnsi="Times New Roman"/>
-          <w:sz w:val="24"/>
-        </w:rPr>
-        <w:t>4.</w:t>
-      </w:r>
-      <w:r>
-        <w:rPr>
-          <w:rFonts w:ascii="Times New Roman" w:hAnsi="Times New Roman"/>
-          <w:sz w:val="24"/>
-        </w:rPr>
-        <w:tab/>
-        <w:t>A two-layer SQL safety mechanism combining structural prevention with post-compilation validation.</w:t>
-      </w:r>
-    </w:p>
-    <w:p>
-      <w:pPr>
-        <w:spacing w:after="80" w:line="360" w:lineRule="auto"/>
-        <w:ind w:left="504" w:hanging="504"/>
-      </w:pPr>
-      <w:r>
-        <w:rPr>
-          <w:rFonts w:ascii="Times New Roman" w:hAnsi="Times New Roman"/>
-          <w:sz w:val="24"/>
-        </w:rPr>
-        <w:t>5.</w:t>
-      </w:r>
-      <w:r>
-        <w:rPr>
-          <w:rFonts w:ascii="Times New Roman" w:hAnsi="Times New Roman"/>
-          <w:sz w:val="24"/>
-        </w:rPr>
-        <w:tab/>
-        <w:t>A widget-oriented analytics workflow that turns one-time natural-language answers into reusable dashboard artifacts.</w:t>
-      </w:r>
-    </w:p>
-    <w:p>
-      <w:pPr>
-        <w:spacing w:after="80" w:line="360" w:lineRule="auto"/>
-        <w:ind w:left="504" w:hanging="504"/>
-      </w:pPr>
-      <w:r>
-        <w:rPr>
-          <w:rFonts w:ascii="Times New Roman" w:hAnsi="Times New Roman"/>
-          <w:sz w:val="24"/>
-        </w:rPr>
-        <w:t>6.</w:t>
-      </w:r>
-      <w:r>
-        <w:rPr>
-          <w:rFonts w:ascii="Times New Roman" w:hAnsi="Times New Roman"/>
-          <w:sz w:val="24"/>
-        </w:rPr>
-        <w:tab/>
-        <w:t>Benchmark evidence from 107 mixed natural-language requests showing SQL safety and true execution validity, while clearly separating these results from semantic correctness.</w:t>
+        <w:t>A future cross-schema evaluation objective to test reuse of the same compiler and safety architecture with another e-commerce schema.</w:t>
       </w:r>
     </w:p>
     <w:p>

--- a/docs/scripts/AEGIS Thesis Book Draft - A Constraint-Based Architecture for Safe LLM-Assisted Natural Language Analytics.docx
+++ b/docs/scripts/AEGIS Thesis Book Draft - A Constraint-Based Architecture for Safe LLM-Assisted Natural Language Analytics.docx
@@ -69,7 +69,7 @@
           <w:i w:val="0"/>
           <w:sz w:val="32"/>
         </w:rPr>
-        <w:t>"AEGIS: A Constraint-Based Architecture for Safe LLM-Assisted Natural Language Analytics"</w:t>
+        <w:t>“AEGIS: A Constraint-Based Architecture for Safe LLM-Assisted Natural Language Analytics”</w:t>
       </w:r>
     </w:p>
     <w:p>
@@ -249,7 +249,7 @@
           <w:i w:val="0"/>
           <w:sz w:val="24"/>
         </w:rPr>
-        <w:t>Semester, Year: 4th Year - 7th Semester</w:t>
+        <w:t>Batch: 16th</w:t>
       </w:r>
     </w:p>
     <w:p>
@@ -384,7 +384,7 @@
           <w:i w:val="0"/>
           <w:sz w:val="32"/>
         </w:rPr>
-        <w:t>"AEGIS: A Constraint-Based Architecture for Safe LLM-Assisted Natural Language Analytics"</w:t>
+        <w:t>“AEGIS: A Constraint-Based Architecture for Safe LLM-Assisted Natural Language Analytics”</w:t>
       </w:r>
     </w:p>
     <w:p>
@@ -1608,7 +1608,7 @@
         </w:rPr>
         <w:t>Chapter 5: Results and Discussion</w:t>
         <w:tab/>
-        <w:t>25</w:t>
+        <w:t>26</w:t>
       </w:r>
     </w:p>
     <w:p>
@@ -1628,7 +1628,7 @@
         </w:rPr>
         <w:t>5.1 Evaluation Overview</w:t>
         <w:tab/>
-        <w:t>25</w:t>
+        <w:t>26</w:t>
       </w:r>
     </w:p>
     <w:p>
@@ -1648,7 +1648,7 @@
         </w:rPr>
         <w:t>5.2 Main Result Summary</w:t>
         <w:tab/>
-        <w:t>25</w:t>
+        <w:t>26</w:t>
       </w:r>
     </w:p>
     <w:p>
@@ -1668,7 +1668,7 @@
         </w:rPr>
         <w:t>5.3 SQL Safety</w:t>
         <w:tab/>
-        <w:t>26</w:t>
+        <w:t>27</w:t>
       </w:r>
     </w:p>
     <w:p>
@@ -1688,7 +1688,7 @@
         </w:rPr>
         <w:t>5.4 True Database Execution Validity</w:t>
         <w:tab/>
-        <w:t>27</w:t>
+        <w:t>28</w:t>
       </w:r>
     </w:p>
     <w:p>
@@ -1708,7 +1708,7 @@
         </w:rPr>
         <w:t>5.5 Execution Failure Analysis</w:t>
         <w:tab/>
-        <w:t>27</w:t>
+        <w:t>28</w:t>
       </w:r>
     </w:p>
     <w:p>
@@ -1726,9 +1726,9 @@
           <w:b w:val="0"/>
           <w:sz w:val="23"/>
         </w:rPr>
-        <w:t>5.6 Semantic Correctness Limitation</w:t>
+        <w:t>5.6 Semantic Correctness and Scope Handling</w:t>
         <w:tab/>
-        <w:t>28</w:t>
+        <w:t>29</w:t>
       </w:r>
     </w:p>
     <w:p>
@@ -1746,9 +1746,9 @@
           <w:b w:val="0"/>
           <w:sz w:val="23"/>
         </w:rPr>
-        <w:t>5.7 B3 Template-Only Baseline</w:t>
+        <w:t>5.7 Baseline and Runtime Analysis</w:t>
         <w:tab/>
-        <w:t>29</w:t>
+        <w:t>30</w:t>
       </w:r>
     </w:p>
     <w:p>
@@ -1766,9 +1766,9 @@
           <w:b w:val="0"/>
           <w:sz w:val="23"/>
         </w:rPr>
-        <w:t>5.8 Comparative Discussion</w:t>
+        <w:t>5.8 Comparative Discussion and Robustness</w:t>
         <w:tab/>
-        <w:t>29</w:t>
+        <w:t>31</w:t>
       </w:r>
     </w:p>
     <w:p>
@@ -1788,7 +1788,7 @@
         </w:rPr>
         <w:t>Chapter 6: Limitations and Future Work</w:t>
         <w:tab/>
-        <w:t>31</w:t>
+        <w:t>33</w:t>
       </w:r>
     </w:p>
     <w:p>
@@ -1808,7 +1808,7 @@
         </w:rPr>
         <w:t>Chapter 7: Conclusion</w:t>
         <w:tab/>
-        <w:t>32</w:t>
+        <w:t>34</w:t>
       </w:r>
     </w:p>
     <w:p>
@@ -1828,7 +1828,7 @@
         </w:rPr>
         <w:t>References</w:t>
         <w:tab/>
-        <w:t>33</w:t>
+        <w:t>35</w:t>
       </w:r>
     </w:p>
     <w:p>
@@ -2010,7 +2010,7 @@
         </w:rPr>
         <w:t>Figure 9: Safety and execution-validity comparison</w:t>
         <w:tab/>
-        <w:t>27</w:t>
+        <w:t>28</w:t>
       </w:r>
     </w:p>
     <w:p>
@@ -2156,7 +2156,7 @@
         </w:rPr>
         <w:t>Table 5.1: Evaluation benchmark status</w:t>
         <w:tab/>
-        <w:t>25</w:t>
+        <w:t>26</w:t>
       </w:r>
     </w:p>
     <w:p>
@@ -2174,7 +2174,7 @@
         </w:rPr>
         <w:t>Table 5.2: Main evaluation result summary</w:t>
         <w:tab/>
-        <w:t>26</w:t>
+        <w:t>27</w:t>
       </w:r>
     </w:p>
     <w:p>
@@ -2192,7 +2192,7 @@
         </w:rPr>
         <w:t>Table 5.3: SQL safety</w:t>
         <w:tab/>
-        <w:t>26</w:t>
+        <w:t>27</w:t>
       </w:r>
     </w:p>
     <w:p>
@@ -2210,7 +2210,7 @@
         </w:rPr>
         <w:t>Table 5.4: True execution validity</w:t>
         <w:tab/>
-        <w:t>27</w:t>
+        <w:t>28</w:t>
       </w:r>
     </w:p>
     <w:p>
@@ -2228,7 +2228,7 @@
         </w:rPr>
         <w:t>Table 5.5: True-execution failure analysis</w:t>
         <w:tab/>
-        <w:t>28</w:t>
+        <w:t>29</w:t>
       </w:r>
     </w:p>
     <w:p>
@@ -2244,9 +2244,9 @@
           <w:rFonts w:ascii="Times New Roman" w:hAnsi="Times New Roman"/>
           <w:sz w:val="24"/>
         </w:rPr>
-        <w:t>Table 5.6: Evaluation metric distinction</w:t>
+        <w:t>Table 5.6: Semantic-correctness annotation summary</w:t>
         <w:tab/>
-        <w:t>28</w:t>
+        <w:t>29</w:t>
       </w:r>
     </w:p>
     <w:p>
@@ -2262,9 +2262,9 @@
           <w:rFonts w:ascii="Times New Roman" w:hAnsi="Times New Roman"/>
           <w:sz w:val="24"/>
         </w:rPr>
-        <w:t>Table 5.7: Template-only baseline summary</w:t>
+        <w:t>Table 5.7: Completed baseline comparison</w:t>
         <w:tab/>
-        <w:t>29</w:t>
+        <w:t>30</w:t>
       </w:r>
     </w:p>
     <w:p>
@@ -2280,9 +2280,27 @@
           <w:rFonts w:ascii="Times New Roman" w:hAnsi="Times New Roman"/>
           <w:sz w:val="24"/>
         </w:rPr>
-        <w:t>Table 5.8: AEGIS vs. direct LLM-to-SQL</w:t>
+        <w:t>Table 5.8: Runtime evidence</w:t>
         <w:tab/>
         <w:t>30</w:t>
+      </w:r>
+    </w:p>
+    <w:p>
+      <w:pPr>
+        <w:spacing w:after="80" w:before="0" w:line="360" w:lineRule="auto"/>
+        <w:jc w:val="both"/>
+        <w:tabs>
+          <w:tab w:val="right" w:leader="dot" w:pos="8640"/>
+        </w:tabs>
+      </w:pPr>
+      <w:r>
+        <w:rPr>
+          <w:rFonts w:ascii="Times New Roman" w:hAnsi="Times New Roman"/>
+          <w:sz w:val="24"/>
+        </w:rPr>
+        <w:t>Table 5.9: Structural comparison</w:t>
+        <w:tab/>
+        <w:t>31</w:t>
       </w:r>
     </w:p>
     <w:p>
@@ -13500,7 +13518,7 @@
           <w:i w:val="0"/>
           <w:sz w:val="24"/>
         </w:rPr>
-        <w:t>A domain-specific benchmark of 107 natural-language reporting requests was built over the same production nopCommerce schema. The full question set and recorded pipeline outputs were used to check every reported metric. The benchmark mixes ordinary analytical requests with harder boundary cases in the same run; this thesis does not report those harder cases as a separate benchmark. Because the benchmark was constructed for the nopCommerce domain, accuracy and validity reported figures should be interpreted within that scope. The current artifact verifies SQL safety and true execution validity; semantic correctness still requires an annotated expected-answer benchmark in future work.</w:t>
+        <w:t>A domain-specific benchmark of 107 natural-language reporting requests was built over the same production nopCommerce schema. The full question set and recorded pipeline outputs were used to check every reported metric. The benchmark mixes ordinary analytical requests with harder boundary cases in the same run; this thesis does not report those harder cases as a separate benchmark. Because the benchmark was constructed for the nopCommerce domain, accuracy and validity reported figures should be interpreted within that scope. The current artifact verifies SQL safety, true execution validity, a first-pass semantic-correctness annotation, runtime evidence, and completed baseline execution for the baselines retained in this thesis.</w:t>
       </w:r>
     </w:p>
     <w:p>
@@ -13529,7 +13547,7 @@
           <w:i w:val="0"/>
           <w:sz w:val="24"/>
         </w:rPr>
-        <w:t>The evaluation plan defines four baselines, but not all are complete in the current prototype:</w:t>
+        <w:t>The evaluation uses three baselines that are all executed in the current prototype:</w:t>
       </w:r>
     </w:p>
     <w:p>
@@ -13587,7 +13605,7 @@
           <w:rFonts w:ascii="Times New Roman" w:hAnsi="Times New Roman"/>
           <w:sz w:val="24"/>
         </w:rPr>
-        <w:t>A chain-of-thought strategy first extracts entities and then generates SQL. This baseline is prepared but not included in the completed results.</w:t>
+        <w:t>A chain-of-thought strategy first extracts entities and then generates SQL. This tests whether decomposition alone improves SQL generation without AEGIS constraints.</w:t>
       </w:r>
     </w:p>
     <w:p>
@@ -13616,55 +13634,12 @@
           <w:rFonts w:ascii="Times New Roman" w:hAnsi="Times New Roman"/>
           <w:sz w:val="24"/>
         </w:rPr>
-        <w:t>Keyword matching selects templates without LLM-based intent extraction. This baseline has been executed for true database execution validity.</w:t>
+        <w:t>Keyword matching selects templates without LLM-based intent extraction. This tests the deterministic mapper and compiler when the LLM intent parser is removed.</w:t>
       </w:r>
     </w:p>
     <w:p>
       <w:pPr>
-        <w:spacing w:after="80" w:line="360" w:lineRule="auto"/>
-        <w:ind w:left="461" w:hanging="259"/>
-      </w:pPr>
-      <w:r>
-        <w:rPr>
-          <w:rFonts w:ascii="Times New Roman" w:hAnsi="Times New Roman"/>
-          <w:sz w:val="24"/>
-        </w:rPr>
-        <w:t>•</w:t>
-        <w:tab/>
-      </w:r>
-      <w:r>
-        <w:rPr>
-          <w:rFonts w:ascii="Times New Roman" w:hAnsi="Times New Roman"/>
-          <w:b/>
-          <w:sz w:val="24"/>
-        </w:rPr>
-        <w:t xml:space="preserve">B4 - No semantic layer: </w:t>
-      </w:r>
-      <w:r>
-        <w:rPr>
-          <w:rFonts w:ascii="Times New Roman" w:hAnsi="Times New Roman"/>
-          <w:sz w:val="24"/>
-        </w:rPr>
-        <w:t>The full AEGIS pipeline runs with the semantic mapper bypassed. This remains future evaluation work.</w:t>
-      </w:r>
-    </w:p>
-    <w:p>
-      <w:pPr>
-        <w:spacing w:before="320" w:after="160"/>
-        <w:jc w:val="left"/>
-      </w:pPr>
-      <w:r>
-        <w:rPr>
-          <w:rFonts w:ascii="Times New Roman" w:hAnsi="Times New Roman"/>
-          <w:b/>
-          <w:sz w:val="28"/>
-        </w:rPr>
-        <w:t>4.5  Evaluation Procedure</w:t>
-      </w:r>
-    </w:p>
-    <w:p>
-      <w:pPr>
-        <w:spacing w:after="160" w:before="0" w:line="360" w:lineRule="auto"/>
+        <w:spacing w:after="0" w:before="0" w:line="360" w:lineRule="auto"/>
         <w:jc w:val="both"/>
       </w:pPr>
       <w:r>
@@ -13674,161 +13649,26 @@
           <w:i w:val="0"/>
           <w:sz w:val="24"/>
         </w:rPr>
-        <w:t>The current evaluation focuses on measurements that can be reproduced from the recorded benchmark data and verified through true database execution:</w:t>
+        <w:t>An earlier possible B4 idea was not retained as a thesis baseline because bypassing the semantic layer would no longer test the proposed AEGIS architecture. It is therefore treated as future ablation work rather than an unevaluated baseline in the current results.</w:t>
       </w:r>
     </w:p>
     <w:p>
       <w:pPr>
-        <w:spacing w:after="80" w:line="360" w:lineRule="auto"/>
-        <w:ind w:left="461" w:hanging="259"/>
-      </w:pPr>
-      <w:r>
-        <w:rPr>
-          <w:rFonts w:ascii="Times New Roman" w:hAnsi="Times New Roman"/>
-          <w:sz w:val="24"/>
-        </w:rPr>
-        <w:t>•</w:t>
-        <w:tab/>
-      </w:r>
+        <w:spacing w:before="320" w:after="160"/>
+        <w:jc w:val="left"/>
+      </w:pPr>
       <w:r>
         <w:rPr>
           <w:rFonts w:ascii="Times New Roman" w:hAnsi="Times New Roman"/>
           <w:b/>
-          <w:sz w:val="24"/>
-        </w:rPr>
-        <w:t xml:space="preserve">RQ1: </w:t>
-      </w:r>
-      <w:r>
-        <w:rPr>
-          <w:rFonts w:ascii="Times New Roman" w:hAnsi="Times New Roman"/>
-          <w:sz w:val="24"/>
-        </w:rPr>
-        <w:t>How accurately does the LLM intent parser extract typed reporting plans? This remains a semantic-correctness task requiring annotated expected labels.</w:t>
+          <w:sz w:val="28"/>
+        </w:rPr>
+        <w:t>4.5  Evaluation Procedure</w:t>
       </w:r>
     </w:p>
     <w:p>
       <w:pPr>
-        <w:spacing w:after="80" w:line="360" w:lineRule="auto"/>
-        <w:ind w:left="461" w:hanging="259"/>
-      </w:pPr>
-      <w:r>
-        <w:rPr>
-          <w:rFonts w:ascii="Times New Roman" w:hAnsi="Times New Roman"/>
-          <w:sz w:val="24"/>
-        </w:rPr>
-        <w:t>•</w:t>
-        <w:tab/>
-      </w:r>
-      <w:r>
-        <w:rPr>
-          <w:rFonts w:ascii="Times New Roman" w:hAnsi="Times New Roman"/>
-          <w:b/>
-          <w:sz w:val="24"/>
-        </w:rPr>
-        <w:t xml:space="preserve">RQ2: </w:t>
-      </w:r>
-      <w:r>
-        <w:rPr>
-          <w:rFonts w:ascii="Times New Roman" w:hAnsi="Times New Roman"/>
-          <w:sz w:val="24"/>
-        </w:rPr>
-        <w:t>Does AEGIS reduce unsafe SQL compared to direct LLM-to-SQL? Measured as genuine unsafe SQL statements across the 107-query benchmark.</w:t>
-      </w:r>
-    </w:p>
-    <w:p>
-      <w:pPr>
-        <w:spacing w:after="80" w:line="360" w:lineRule="auto"/>
-        <w:ind w:left="461" w:hanging="259"/>
-      </w:pPr>
-      <w:r>
-        <w:rPr>
-          <w:rFonts w:ascii="Times New Roman" w:hAnsi="Times New Roman"/>
-          <w:sz w:val="24"/>
-        </w:rPr>
-        <w:t>•</w:t>
-        <w:tab/>
-      </w:r>
-      <w:r>
-        <w:rPr>
-          <w:rFonts w:ascii="Times New Roman" w:hAnsi="Times New Roman"/>
-          <w:b/>
-          <w:sz w:val="24"/>
-        </w:rPr>
-        <w:t xml:space="preserve">RQ3: </w:t>
-      </w:r>
-      <w:r>
-        <w:rPr>
-          <w:rFonts w:ascii="Times New Roman" w:hAnsi="Times New Roman"/>
-          <w:sz w:val="24"/>
-        </w:rPr>
-        <w:t>Does AEGIS generate SQL that actually runs? Measured through true database execution against the seeded MySQL database, not merely by checking whether Python compilation succeeded.</w:t>
-      </w:r>
-    </w:p>
-    <w:p>
-      <w:pPr>
-        <w:spacing w:after="80" w:line="360" w:lineRule="auto"/>
-        <w:ind w:left="461" w:hanging="259"/>
-      </w:pPr>
-      <w:r>
-        <w:rPr>
-          <w:rFonts w:ascii="Times New Roman" w:hAnsi="Times New Roman"/>
-          <w:sz w:val="24"/>
-        </w:rPr>
-        <w:t>•</w:t>
-        <w:tab/>
-      </w:r>
-      <w:r>
-        <w:rPr>
-          <w:rFonts w:ascii="Times New Roman" w:hAnsi="Times New Roman"/>
-          <w:b/>
-          <w:sz w:val="24"/>
-        </w:rPr>
-        <w:t xml:space="preserve">RQ4: </w:t>
-      </w:r>
-      <w:r>
-        <w:rPr>
-          <w:rFonts w:ascii="Times New Roman" w:hAnsi="Times New Roman"/>
-          <w:sz w:val="24"/>
-        </w:rPr>
-        <w:t>How does the deterministic downstream compiler behave when intent selection is rule-based rather than LLM-based? Measured through the B3 template-only baseline.</w:t>
-      </w:r>
-    </w:p>
-    <w:p>
-      <w:r>
-        <w:br w:type="page"/>
-      </w:r>
-    </w:p>
-    <w:p>
-      <w:pPr>
-        <w:spacing w:before="0" w:after="80"/>
-        <w:jc w:val="center"/>
-      </w:pPr>
-      <w:r>
-        <w:rPr>
-          <w:rFonts w:ascii="Times New Roman" w:hAnsi="Times New Roman"/>
-          <w:b/>
-          <w:sz w:val="32"/>
-        </w:rPr>
-        <w:t>CHAPTER 5</w:t>
-      </w:r>
-    </w:p>
-    <w:p>
-      <w:pPr>
-        <w:spacing w:after="400"/>
-        <w:jc w:val="center"/>
-      </w:pPr>
-      <w:r>
-        <w:rPr>
-          <w:rFonts w:ascii="Times New Roman" w:hAnsi="Times New Roman"/>
-          <w:b/>
-          <w:sz w:val="32"/>
-        </w:rPr>
-        <w:t>RESULTS AND DISCUSSION</w:t>
-      </w:r>
-    </w:p>
-    <w:p>
-      <w:pPr>
-        <w:spacing w:after="200" w:before="0" w:line="360" w:lineRule="auto"/>
+        <w:spacing w:after="160" w:before="0" w:line="360" w:lineRule="auto"/>
         <w:jc w:val="both"/>
       </w:pPr>
       <w:r>
@@ -13838,12 +13678,219 @@
           <w:i w:val="0"/>
           <w:sz w:val="24"/>
         </w:rPr>
-        <w:t>The results discussion presents the evaluation results of the AEGIS prototype using a 107-request natural-language analytics benchmark and true database execution. The discussion separates SQL safety, execution validity, and semantic correctness because a query may be safe and executable while still failing to answer the intended analytical request.</w:t>
+        <w:t>The current evaluation focuses on measurements that can be reproduced from the recorded benchmark data and verified through true database execution:</w:t>
       </w:r>
     </w:p>
     <w:p>
       <w:pPr>
-        <w:spacing w:after="0" w:before="0" w:line="360" w:lineRule="auto"/>
+        <w:spacing w:after="80" w:line="360" w:lineRule="auto"/>
+        <w:ind w:left="461" w:hanging="259"/>
+      </w:pPr>
+      <w:r>
+        <w:rPr>
+          <w:rFonts w:ascii="Times New Roman" w:hAnsi="Times New Roman"/>
+          <w:sz w:val="24"/>
+        </w:rPr>
+        <w:t>•</w:t>
+        <w:tab/>
+      </w:r>
+      <w:r>
+        <w:rPr>
+          <w:rFonts w:ascii="Times New Roman" w:hAnsi="Times New Roman"/>
+          <w:b/>
+          <w:sz w:val="24"/>
+        </w:rPr>
+        <w:t xml:space="preserve">RQ1: </w:t>
+      </w:r>
+      <w:r>
+        <w:rPr>
+          <w:rFonts w:ascii="Times New Roman" w:hAnsi="Times New Roman"/>
+          <w:sz w:val="24"/>
+        </w:rPr>
+        <w:t>How accurately does the LLM intent parser extract typed reporting plans? This remains a semantic-correctness task requiring annotated expected labels.</w:t>
+      </w:r>
+    </w:p>
+    <w:p>
+      <w:pPr>
+        <w:spacing w:after="80" w:line="360" w:lineRule="auto"/>
+        <w:ind w:left="461" w:hanging="259"/>
+      </w:pPr>
+      <w:r>
+        <w:rPr>
+          <w:rFonts w:ascii="Times New Roman" w:hAnsi="Times New Roman"/>
+          <w:sz w:val="24"/>
+        </w:rPr>
+        <w:t>•</w:t>
+        <w:tab/>
+      </w:r>
+      <w:r>
+        <w:rPr>
+          <w:rFonts w:ascii="Times New Roman" w:hAnsi="Times New Roman"/>
+          <w:b/>
+          <w:sz w:val="24"/>
+        </w:rPr>
+        <w:t xml:space="preserve">RQ2: </w:t>
+      </w:r>
+      <w:r>
+        <w:rPr>
+          <w:rFonts w:ascii="Times New Roman" w:hAnsi="Times New Roman"/>
+          <w:sz w:val="24"/>
+        </w:rPr>
+        <w:t>Does AEGIS reduce unsafe SQL compared to direct LLM-to-SQL? Measured as genuine unsafe SQL statements across the 107-query benchmark.</w:t>
+      </w:r>
+    </w:p>
+    <w:p>
+      <w:pPr>
+        <w:spacing w:after="80" w:line="360" w:lineRule="auto"/>
+        <w:ind w:left="461" w:hanging="259"/>
+      </w:pPr>
+      <w:r>
+        <w:rPr>
+          <w:rFonts w:ascii="Times New Roman" w:hAnsi="Times New Roman"/>
+          <w:sz w:val="24"/>
+        </w:rPr>
+        <w:t>•</w:t>
+        <w:tab/>
+      </w:r>
+      <w:r>
+        <w:rPr>
+          <w:rFonts w:ascii="Times New Roman" w:hAnsi="Times New Roman"/>
+          <w:b/>
+          <w:sz w:val="24"/>
+        </w:rPr>
+        <w:t xml:space="preserve">RQ3: </w:t>
+      </w:r>
+      <w:r>
+        <w:rPr>
+          <w:rFonts w:ascii="Times New Roman" w:hAnsi="Times New Roman"/>
+          <w:sz w:val="24"/>
+        </w:rPr>
+        <w:t>Does AEGIS generate SQL that actually runs? Measured through true database execution against the seeded MySQL database, not merely by checking whether Python compilation succeeded.</w:t>
+      </w:r>
+    </w:p>
+    <w:p>
+      <w:pPr>
+        <w:spacing w:after="80" w:line="360" w:lineRule="auto"/>
+        <w:ind w:left="461" w:hanging="259"/>
+      </w:pPr>
+      <w:r>
+        <w:rPr>
+          <w:rFonts w:ascii="Times New Roman" w:hAnsi="Times New Roman"/>
+          <w:sz w:val="24"/>
+        </w:rPr>
+        <w:t>•</w:t>
+        <w:tab/>
+      </w:r>
+      <w:r>
+        <w:rPr>
+          <w:rFonts w:ascii="Times New Roman" w:hAnsi="Times New Roman"/>
+          <w:b/>
+          <w:sz w:val="24"/>
+        </w:rPr>
+        <w:t xml:space="preserve">RQ4: </w:t>
+      </w:r>
+      <w:r>
+        <w:rPr>
+          <w:rFonts w:ascii="Times New Roman" w:hAnsi="Times New Roman"/>
+          <w:sz w:val="24"/>
+        </w:rPr>
+        <w:t>How does the deterministic downstream compiler behave when intent selection is rule-based rather than LLM-based? Measured through the B3 template-only baseline.</w:t>
+      </w:r>
+    </w:p>
+    <w:p>
+      <w:pPr>
+        <w:spacing w:after="80" w:line="360" w:lineRule="auto"/>
+        <w:ind w:left="461" w:hanging="259"/>
+      </w:pPr>
+      <w:r>
+        <w:rPr>
+          <w:rFonts w:ascii="Times New Roman" w:hAnsi="Times New Roman"/>
+          <w:sz w:val="24"/>
+        </w:rPr>
+        <w:t>•</w:t>
+        <w:tab/>
+      </w:r>
+      <w:r>
+        <w:rPr>
+          <w:rFonts w:ascii="Times New Roman" w:hAnsi="Times New Roman"/>
+          <w:b/>
+          <w:sz w:val="24"/>
+        </w:rPr>
+        <w:t xml:space="preserve">RQ5: </w:t>
+      </w:r>
+      <w:r>
+        <w:rPr>
+          <w:rFonts w:ascii="Times New Roman" w:hAnsi="Times New Roman"/>
+          <w:sz w:val="24"/>
+        </w:rPr>
+        <w:t>How accurate are the generated answers at the semantic level? Measured through a machine-assisted first-pass annotation that checks expected metric, grouping, time/filter, and required behavior.</w:t>
+      </w:r>
+    </w:p>
+    <w:p>
+      <w:pPr>
+        <w:spacing w:after="80" w:line="360" w:lineRule="auto"/>
+        <w:ind w:left="461" w:hanging="259"/>
+      </w:pPr>
+      <w:r>
+        <w:rPr>
+          <w:rFonts w:ascii="Times New Roman" w:hAnsi="Times New Roman"/>
+          <w:sz w:val="24"/>
+        </w:rPr>
+        <w:t>•</w:t>
+        <w:tab/>
+      </w:r>
+      <w:r>
+        <w:rPr>
+          <w:rFonts w:ascii="Times New Roman" w:hAnsi="Times New Roman"/>
+          <w:b/>
+          <w:sz w:val="24"/>
+        </w:rPr>
+        <w:t xml:space="preserve">RQ6: </w:t>
+      </w:r>
+      <w:r>
+        <w:rPr>
+          <w:rFonts w:ascii="Times New Roman" w:hAnsi="Times New Roman"/>
+          <w:sz w:val="24"/>
+        </w:rPr>
+        <w:t>How does the system behave under harder requests? Measured by scope-handling annotation for unsupported, vague, compound, and write-style requests in the same 107-request benchmark.</w:t>
+      </w:r>
+    </w:p>
+    <w:p>
+      <w:r>
+        <w:br w:type="page"/>
+      </w:r>
+    </w:p>
+    <w:p>
+      <w:pPr>
+        <w:spacing w:before="0" w:after="80"/>
+        <w:jc w:val="center"/>
+      </w:pPr>
+      <w:r>
+        <w:rPr>
+          <w:rFonts w:ascii="Times New Roman" w:hAnsi="Times New Roman"/>
+          <w:b/>
+          <w:sz w:val="32"/>
+        </w:rPr>
+        <w:t>CHAPTER 5</w:t>
+      </w:r>
+    </w:p>
+    <w:p>
+      <w:pPr>
+        <w:spacing w:after="400"/>
+        <w:jc w:val="center"/>
+      </w:pPr>
+      <w:r>
+        <w:rPr>
+          <w:rFonts w:ascii="Times New Roman" w:hAnsi="Times New Roman"/>
+          <w:b/>
+          <w:sz w:val="32"/>
+        </w:rPr>
+        <w:t>RESULTS AND DISCUSSION</w:t>
+      </w:r>
+    </w:p>
+    <w:p>
+      <w:pPr>
+        <w:spacing w:after="200" w:before="0" w:line="360" w:lineRule="auto"/>
         <w:jc w:val="both"/>
       </w:pPr>
       <w:r>
@@ -13853,7 +13900,22 @@
           <w:i w:val="0"/>
           <w:sz w:val="24"/>
         </w:rPr>
-        <w:t>The reported quantitative evidence covers the mixed 107-request benchmark for AEGIS and the B1 direct LLM-to-SQL baseline, together with the completed B3 template-only execution-validity run. B2, B4, latency, and fully annotated semantic correctness remain future evaluation work, so the reported results include only the measurements completed under the current experimental setup.</w:t>
+        <w:t>The results discussion presents the evaluation results of the AEGIS prototype using a 107-request natural-language analytics benchmark and true database execution. The discussion separates SQL safety, execution validity, and semantic correctness because a query may be safe and executable while still failing to answer the intended analytical request.</w:t>
+      </w:r>
+    </w:p>
+    <w:p>
+      <w:pPr>
+        <w:spacing w:after="0" w:before="0" w:line="360" w:lineRule="auto"/>
+        <w:jc w:val="both"/>
+      </w:pPr>
+      <w:r>
+        <w:rPr>
+          <w:rFonts w:ascii="Times New Roman" w:hAnsi="Times New Roman"/>
+          <w:b w:val="0"/>
+          <w:i w:val="0"/>
+          <w:sz w:val="24"/>
+        </w:rPr>
+        <w:t>The reported quantitative evidence covers AEGIS and three completed baselines: B1 direct LLM-to-SQL, B2 decomposed LLM-to-SQL, and B3 template-only. It also includes a machine-assisted first-pass semantic-correctness annotation and runtime evidence from the live LLM gateway and Docker MySQL execution.</w:t>
       </w:r>
     </w:p>
     <w:p>
@@ -14141,7 +14203,7 @@
                 <w:b w:val="0"/>
                 <w:sz w:val="21"/>
               </w:rPr>
-              <w:t>B1 direct LLM-to-SQL and B3 template-only</w:t>
+              <w:t>B1 direct LLM-to-SQL, B2 decomposed LLM-to-SQL, and B3 template-only</w:t>
             </w:r>
           </w:p>
         </w:tc>
@@ -14171,7 +14233,7 @@
                 <w:b w:val="0"/>
                 <w:sz w:val="21"/>
               </w:rPr>
-              <w:t>Pending measurements</w:t>
+              <w:t>Correctness annotation</w:t>
             </w:r>
           </w:p>
         </w:tc>
@@ -14197,7 +14259,119 @@
                 <w:b w:val="0"/>
                 <w:sz w:val="21"/>
               </w:rPr>
-              <w:t>Semantic correctness, B2/B4 baselines, and latency</w:t>
+              <w:t>Machine-assisted first pass over all 107 requests</w:t>
+            </w:r>
+          </w:p>
+        </w:tc>
+      </w:tr>
+      <w:tr>
+        <w:trPr>
+          <w:cantSplit/>
+        </w:trPr>
+        <w:tc>
+          <w:tcPr>
+            <w:tcW w:type="dxa" w:w="4513"/>
+          </w:tcPr>
+          <w:p>
+            <w:pPr>
+              <w:spacing w:before="0" w:after="0" w:line="240" w:lineRule="auto"/>
+              <w:keepNext/>
+            </w:pPr>
+            <w:r>
+              <w:rPr>
+                <w:rFonts w:ascii="Times New Roman" w:hAnsi="Times New Roman"/>
+                <w:sz w:val="21"/>
+              </w:rPr>
+            </w:r>
+            <w:r>
+              <w:rPr>
+                <w:rFonts w:ascii="Times New Roman" w:hAnsi="Times New Roman"/>
+                <w:b w:val="0"/>
+                <w:sz w:val="21"/>
+              </w:rPr>
+              <w:t>Runtime evidence</w:t>
+            </w:r>
+          </w:p>
+        </w:tc>
+        <w:tc>
+          <w:tcPr>
+            <w:tcW w:type="dxa" w:w="4513"/>
+          </w:tcPr>
+          <w:p>
+            <w:pPr>
+              <w:spacing w:before="0" w:after="0" w:line="240" w:lineRule="auto"/>
+              <w:jc w:val="center"/>
+              <w:keepNext/>
+            </w:pPr>
+            <w:r>
+              <w:rPr>
+                <w:rFonts w:ascii="Times New Roman" w:hAnsi="Times New Roman"/>
+                <w:sz w:val="21"/>
+              </w:rPr>
+            </w:r>
+            <w:r>
+              <w:rPr>
+                <w:rFonts w:ascii="Times New Roman" w:hAnsi="Times New Roman"/>
+                <w:b w:val="0"/>
+                <w:sz w:val="21"/>
+              </w:rPr>
+              <w:t>LLM gateway responses observed around 12-30 seconds; SQL replay measured in milliseconds</w:t>
+            </w:r>
+          </w:p>
+        </w:tc>
+      </w:tr>
+      <w:tr>
+        <w:trPr>
+          <w:cantSplit/>
+        </w:trPr>
+        <w:tc>
+          <w:tcPr>
+            <w:tcW w:type="dxa" w:w="4513"/>
+          </w:tcPr>
+          <w:p>
+            <w:pPr>
+              <w:spacing w:before="0" w:after="0" w:line="240" w:lineRule="auto"/>
+              <w:keepNext/>
+            </w:pPr>
+            <w:r>
+              <w:rPr>
+                <w:rFonts w:ascii="Times New Roman" w:hAnsi="Times New Roman"/>
+                <w:sz w:val="21"/>
+              </w:rPr>
+            </w:r>
+            <w:r>
+              <w:rPr>
+                <w:rFonts w:ascii="Times New Roman" w:hAnsi="Times New Roman"/>
+                <w:b w:val="0"/>
+                <w:sz w:val="21"/>
+              </w:rPr>
+              <w:t>Remaining manual step</w:t>
+            </w:r>
+          </w:p>
+        </w:tc>
+        <w:tc>
+          <w:tcPr>
+            <w:tcW w:type="dxa" w:w="4513"/>
+          </w:tcPr>
+          <w:p>
+            <w:pPr>
+              <w:spacing w:before="0" w:after="0" w:line="240" w:lineRule="auto"/>
+              <w:jc w:val="center"/>
+              <w:keepNext/>
+            </w:pPr>
+            <w:r>
+              <w:rPr>
+                <w:rFonts w:ascii="Times New Roman" w:hAnsi="Times New Roman"/>
+                <w:sz w:val="21"/>
+              </w:rPr>
+            </w:r>
+            <w:r>
+              <w:rPr>
+                <w:rFonts w:ascii="Times New Roman" w:hAnsi="Times New Roman"/>
+                <w:b w:val="0"/>
+                <w:sz w:val="21"/>
+              </w:rPr>
+              <w:t>Human spot-checking of semantic-correctness annotations before final submission</w:t>
             </w:r>
           </w:p>
         </w:tc>
@@ -14641,7 +14815,7 @@
                 <w:b w:val="0"/>
                 <w:sz w:val="21"/>
               </w:rPr>
-              <w:t>B1: 27 of 107 (25.2%); B3: 104 of 107 (97.2%)</w:t>
+              <w:t>B1: 27 of 107; B2: 33 of 107; B3: 104 of 107</w:t>
             </w:r>
           </w:p>
         </w:tc>
@@ -14667,7 +14841,7 @@
                 <w:b w:val="0"/>
                 <w:sz w:val="21"/>
               </w:rPr>
-              <w:t>AEGIS greatly improved execution validity over direct LLM-to-SQL</w:t>
+              <w:t>AEGIS greatly improved execution validity over LLM-to-SQL baselines</w:t>
             </w:r>
           </w:p>
         </w:tc>
@@ -14883,7 +15057,7 @@
                 <w:b w:val="0"/>
                 <w:sz w:val="21"/>
               </w:rPr>
-              <w:t>Not numerically scored</w:t>
+              <w:t>32 of 107 overall; 32 of 54 answerable requests</w:t>
             </w:r>
           </w:p>
         </w:tc>
@@ -14909,7 +15083,7 @@
                 <w:b w:val="0"/>
                 <w:sz w:val="21"/>
               </w:rPr>
-              <w:t>Not numerically scored</w:t>
+              <w:t>B1: 16; B2: 19; B3: 21 correct overall</w:t>
             </w:r>
           </w:p>
         </w:tc>
@@ -14935,7 +15109,7 @@
                 <w:b w:val="0"/>
                 <w:sz w:val="21"/>
               </w:rPr>
-              <w:t>Requires annotated expected answers before accuracy can be claimed</w:t>
+              <w:t>AEGIS had the strongest answerable-request correctness in the annotation</w:t>
             </w:r>
           </w:p>
         </w:tc>
@@ -14961,7 +15135,7 @@
                 <w:b w:val="0"/>
                 <w:sz w:val="21"/>
               </w:rPr>
-              <w:t>Pending</w:t>
+              <w:t>First-pass</w:t>
             </w:r>
           </w:p>
         </w:tc>
@@ -14991,7 +15165,7 @@
                 <w:b w:val="0"/>
                 <w:sz w:val="21"/>
               </w:rPr>
-              <w:t>Latency</w:t>
+              <w:t>Runtime</w:t>
             </w:r>
           </w:p>
         </w:tc>
@@ -15017,7 +15191,7 @@
                 <w:b w:val="0"/>
                 <w:sz w:val="21"/>
               </w:rPr>
-              <w:t>Not instrumented</w:t>
+              <w:t>SQL replay mean 13.22 ms; live LLM responses commonly 12-30 s</w:t>
             </w:r>
           </w:p>
         </w:tc>
@@ -15043,7 +15217,7 @@
                 <w:b w:val="0"/>
                 <w:sz w:val="21"/>
               </w:rPr>
-              <w:t>Not instrumented</w:t>
+              <w:t>B2 requires two LLM calls per request</w:t>
             </w:r>
           </w:p>
         </w:tc>
@@ -15069,7 +15243,7 @@
                 <w:b w:val="0"/>
                 <w:sz w:val="21"/>
               </w:rPr>
-              <w:t>Needs repeatable timing logs before reporting</w:t>
+              <w:t>LLM response time dominates user-visible latency</w:t>
             </w:r>
           </w:p>
         </w:tc>
@@ -15095,7 +15269,7 @@
                 <w:b w:val="0"/>
                 <w:sz w:val="21"/>
               </w:rPr>
-              <w:t>Pending</w:t>
+              <w:t>Measured / observed</w:t>
             </w:r>
           </w:p>
         </w:tc>
@@ -15755,6 +15929,88 @@
                 <w:b w:val="0"/>
                 <w:sz w:val="21"/>
               </w:rPr>
+              <w:t>Baseline B2 (Decomposed LLM)</w:t>
+            </w:r>
+          </w:p>
+        </w:tc>
+        <w:tc>
+          <w:tcPr>
+            <w:tcW w:type="dxa" w:w="2232"/>
+          </w:tcPr>
+          <w:p>
+            <w:pPr>
+              <w:spacing w:before="0" w:after="0" w:line="240" w:lineRule="auto"/>
+              <w:jc w:val="center"/>
+              <w:keepNext/>
+            </w:pPr>
+            <w:r>
+              <w:rPr>
+                <w:rFonts w:ascii="Times New Roman" w:hAnsi="Times New Roman"/>
+                <w:sz w:val="21"/>
+              </w:rPr>
+            </w:r>
+            <w:r>
+              <w:rPr>
+                <w:rFonts w:ascii="Times New Roman" w:hAnsi="Times New Roman"/>
+                <w:b w:val="0"/>
+                <w:sz w:val="21"/>
+              </w:rPr>
+              <w:t>33 of 107 executed successfully (30.8%)</w:t>
+            </w:r>
+          </w:p>
+        </w:tc>
+        <w:tc>
+          <w:tcPr>
+            <w:tcW w:type="dxa" w:w="4176"/>
+          </w:tcPr>
+          <w:p>
+            <w:pPr>
+              <w:spacing w:before="0" w:after="0" w:line="240" w:lineRule="auto"/>
+              <w:jc w:val="center"/>
+              <w:keepNext/>
+            </w:pPr>
+            <w:r>
+              <w:rPr>
+                <w:rFonts w:ascii="Times New Roman" w:hAnsi="Times New Roman"/>
+                <w:sz w:val="21"/>
+              </w:rPr>
+            </w:r>
+            <w:r>
+              <w:rPr>
+                <w:rFonts w:ascii="Times New Roman" w:hAnsi="Times New Roman"/>
+                <w:b w:val="0"/>
+                <w:sz w:val="21"/>
+              </w:rPr>
+              <w:t>Decomposition improved slightly over B1, but many SQL errors remained.</w:t>
+            </w:r>
+          </w:p>
+        </w:tc>
+      </w:tr>
+      <w:tr>
+        <w:trPr>
+          <w:cantSplit/>
+        </w:trPr>
+        <w:tc>
+          <w:tcPr>
+            <w:tcW w:type="dxa" w:w="2520"/>
+          </w:tcPr>
+          <w:p>
+            <w:pPr>
+              <w:spacing w:before="0" w:after="0" w:line="240" w:lineRule="auto"/>
+              <w:keepNext/>
+            </w:pPr>
+            <w:r>
+              <w:rPr>
+                <w:rFonts w:ascii="Times New Roman" w:hAnsi="Times New Roman"/>
+                <w:sz w:val="21"/>
+              </w:rPr>
+            </w:r>
+            <w:r>
+              <w:rPr>
+                <w:rFonts w:ascii="Times New Roman" w:hAnsi="Times New Roman"/>
+                <w:b w:val="0"/>
+                <w:sz w:val="21"/>
+              </w:rPr>
               <w:t>AEGIS</w:t>
             </w:r>
           </w:p>
@@ -16656,7 +16912,7 @@
           <w:b/>
           <w:sz w:val="28"/>
         </w:rPr>
-        <w:t>5.6  Semantic Correctness Limitation</w:t>
+        <w:t>5.6  Semantic Correctness and Scope Handling</w:t>
       </w:r>
     </w:p>
     <w:p>
@@ -16671,7 +16927,7 @@
           <w:i w:val="0"/>
           <w:sz w:val="24"/>
         </w:rPr>
-        <w:t>Correctness or accuracy must be treated separately from execution validity. The current results show that AEGIS often generates SQL that executes successfully and avoids unsafe operations, but they do not establish that every executable result matches the user's intended analytical meaning.</w:t>
+        <w:t>Correctness or accuracy must be treated separately from execution validity. A machine-assisted annotation pass was therefore added after the supervisor review. Each row was checked against the expected metric, grouping, time or filter, and required behavior. This annotation is a first pass and should be manually spot-checked before final submission, but it gives the thesis a concrete correctness measurement instead of relying only on SQL execution.</w:t>
       </w:r>
     </w:p>
     <w:p>
@@ -16686,7 +16942,1741 @@
           <w:b/>
           <w:sz w:val="22"/>
         </w:rPr>
-        <w:t>Table 5.6: Distinguishing the evaluation metrics.</w:t>
+        <w:t>Table 5.6: Semantic-correctness annotation summary.</w:t>
+      </w:r>
+    </w:p>
+    <w:tbl>
+      <w:tblPr>
+        <w:tblStyle w:val="TableGrid"/>
+        <w:tblW w:type="auto" w:w="0"/>
+        <w:jc w:val="center"/>
+        <w:tblLayout w:type="fixed"/>
+        <w:tblLook w:firstColumn="1" w:firstRow="1" w:lastColumn="0" w:lastRow="0" w:noHBand="0" w:noVBand="1" w:val="04A0"/>
+        <w:tblBorders>
+          <w:top w:val="single" w:sz="4" w:space="0" w:color="999999"/>
+          <w:left w:val="single" w:sz="4" w:space="0" w:color="999999"/>
+          <w:bottom w:val="single" w:sz="4" w:space="0" w:color="999999"/>
+          <w:right w:val="single" w:sz="4" w:space="0" w:color="999999"/>
+          <w:insideH w:val="single" w:sz="4" w:space="0" w:color="999999"/>
+          <w:insideV w:val="single" w:sz="4" w:space="0" w:color="999999"/>
+        </w:tblBorders>
+      </w:tblPr>
+      <w:tblGrid>
+        <w:gridCol w:w="2520"/>
+        <w:gridCol w:w="2016"/>
+        <w:gridCol w:w="2088"/>
+        <w:gridCol w:w="2016"/>
+      </w:tblGrid>
+      <w:tr>
+        <w:trPr>
+          <w:cantSplit/>
+        </w:trPr>
+        <w:tc>
+          <w:tcPr>
+            <w:tcW w:type="dxa" w:w="2256"/>
+          </w:tcPr>
+          <w:p>
+            <w:pPr>
+              <w:spacing w:before="0" w:after="0" w:line="240" w:lineRule="auto"/>
+              <w:jc w:val="center"/>
+              <w:keepNext/>
+            </w:pPr>
+            <w:r>
+              <w:rPr>
+                <w:rFonts w:ascii="Times New Roman" w:hAnsi="Times New Roman"/>
+                <w:b/>
+                <w:sz w:val="21"/>
+              </w:rPr>
+            </w:r>
+            <w:r>
+              <w:rPr>
+                <w:rFonts w:ascii="Times New Roman" w:hAnsi="Times New Roman"/>
+                <w:b/>
+                <w:sz w:val="21"/>
+              </w:rPr>
+              <w:t>System</w:t>
+            </w:r>
+          </w:p>
+        </w:tc>
+        <w:tc>
+          <w:tcPr>
+            <w:tcW w:type="dxa" w:w="2256"/>
+          </w:tcPr>
+          <w:p>
+            <w:pPr>
+              <w:spacing w:before="0" w:after="0" w:line="240" w:lineRule="auto"/>
+              <w:jc w:val="center"/>
+              <w:keepNext/>
+            </w:pPr>
+            <w:r>
+              <w:rPr>
+                <w:rFonts w:ascii="Times New Roman" w:hAnsi="Times New Roman"/>
+                <w:b/>
+                <w:sz w:val="21"/>
+              </w:rPr>
+            </w:r>
+            <w:r>
+              <w:rPr>
+                <w:rFonts w:ascii="Times New Roman" w:hAnsi="Times New Roman"/>
+                <w:b/>
+                <w:sz w:val="21"/>
+              </w:rPr>
+              <w:t>Overall correctness</w:t>
+            </w:r>
+          </w:p>
+        </w:tc>
+        <w:tc>
+          <w:tcPr>
+            <w:tcW w:type="dxa" w:w="2256"/>
+          </w:tcPr>
+          <w:p>
+            <w:pPr>
+              <w:spacing w:before="0" w:after="0" w:line="240" w:lineRule="auto"/>
+              <w:jc w:val="center"/>
+              <w:keepNext/>
+            </w:pPr>
+            <w:r>
+              <w:rPr>
+                <w:rFonts w:ascii="Times New Roman" w:hAnsi="Times New Roman"/>
+                <w:b/>
+                <w:sz w:val="21"/>
+              </w:rPr>
+            </w:r>
+            <w:r>
+              <w:rPr>
+                <w:rFonts w:ascii="Times New Roman" w:hAnsi="Times New Roman"/>
+                <w:b/>
+                <w:sz w:val="21"/>
+              </w:rPr>
+              <w:t>Answerable requests</w:t>
+            </w:r>
+          </w:p>
+        </w:tc>
+        <w:tc>
+          <w:tcPr>
+            <w:tcW w:type="dxa" w:w="2256"/>
+          </w:tcPr>
+          <w:p>
+            <w:pPr>
+              <w:spacing w:before="0" w:after="0" w:line="240" w:lineRule="auto"/>
+              <w:jc w:val="center"/>
+              <w:keepNext/>
+            </w:pPr>
+            <w:r>
+              <w:rPr>
+                <w:rFonts w:ascii="Times New Roman" w:hAnsi="Times New Roman"/>
+                <w:b/>
+                <w:sz w:val="21"/>
+              </w:rPr>
+            </w:r>
+            <w:r>
+              <w:rPr>
+                <w:rFonts w:ascii="Times New Roman" w:hAnsi="Times New Roman"/>
+                <w:b/>
+                <w:sz w:val="21"/>
+              </w:rPr>
+              <w:t>Scope/write handling</w:t>
+            </w:r>
+          </w:p>
+        </w:tc>
+      </w:tr>
+      <w:tr>
+        <w:trPr>
+          <w:cantSplit/>
+        </w:trPr>
+        <w:tc>
+          <w:tcPr>
+            <w:tcW w:type="dxa" w:w="2520"/>
+          </w:tcPr>
+          <w:p>
+            <w:pPr>
+              <w:spacing w:before="0" w:after="0" w:line="240" w:lineRule="auto"/>
+              <w:keepNext/>
+            </w:pPr>
+            <w:r>
+              <w:rPr>
+                <w:rFonts w:ascii="Times New Roman" w:hAnsi="Times New Roman"/>
+                <w:sz w:val="21"/>
+              </w:rPr>
+            </w:r>
+            <w:r>
+              <w:rPr>
+                <w:rFonts w:ascii="Times New Roman" w:hAnsi="Times New Roman"/>
+                <w:b w:val="0"/>
+                <w:sz w:val="21"/>
+              </w:rPr>
+              <w:t>AEGIS</w:t>
+            </w:r>
+          </w:p>
+        </w:tc>
+        <w:tc>
+          <w:tcPr>
+            <w:tcW w:type="dxa" w:w="2016"/>
+          </w:tcPr>
+          <w:p>
+            <w:pPr>
+              <w:spacing w:before="0" w:after="0" w:line="240" w:lineRule="auto"/>
+              <w:jc w:val="center"/>
+              <w:keepNext/>
+            </w:pPr>
+            <w:r>
+              <w:rPr>
+                <w:rFonts w:ascii="Times New Roman" w:hAnsi="Times New Roman"/>
+                <w:sz w:val="21"/>
+              </w:rPr>
+            </w:r>
+            <w:r>
+              <w:rPr>
+                <w:rFonts w:ascii="Times New Roman" w:hAnsi="Times New Roman"/>
+                <w:b w:val="0"/>
+                <w:sz w:val="21"/>
+              </w:rPr>
+              <w:t>32 of 107 (29.9%)</w:t>
+            </w:r>
+          </w:p>
+        </w:tc>
+        <w:tc>
+          <w:tcPr>
+            <w:tcW w:type="dxa" w:w="2088"/>
+          </w:tcPr>
+          <w:p>
+            <w:pPr>
+              <w:spacing w:before="0" w:after="0" w:line="240" w:lineRule="auto"/>
+              <w:jc w:val="center"/>
+              <w:keepNext/>
+            </w:pPr>
+            <w:r>
+              <w:rPr>
+                <w:rFonts w:ascii="Times New Roman" w:hAnsi="Times New Roman"/>
+                <w:sz w:val="21"/>
+              </w:rPr>
+            </w:r>
+            <w:r>
+              <w:rPr>
+                <w:rFonts w:ascii="Times New Roman" w:hAnsi="Times New Roman"/>
+                <w:b w:val="0"/>
+                <w:sz w:val="21"/>
+              </w:rPr>
+              <w:t>32 of 54 (59.3%)</w:t>
+            </w:r>
+          </w:p>
+        </w:tc>
+        <w:tc>
+          <w:tcPr>
+            <w:tcW w:type="dxa" w:w="2016"/>
+          </w:tcPr>
+          <w:p>
+            <w:pPr>
+              <w:spacing w:before="0" w:after="0" w:line="240" w:lineRule="auto"/>
+              <w:jc w:val="center"/>
+              <w:keepNext/>
+            </w:pPr>
+            <w:r>
+              <w:rPr>
+                <w:rFonts w:ascii="Times New Roman" w:hAnsi="Times New Roman"/>
+                <w:sz w:val="21"/>
+              </w:rPr>
+            </w:r>
+            <w:r>
+              <w:rPr>
+                <w:rFonts w:ascii="Times New Roman" w:hAnsi="Times New Roman"/>
+                <w:b w:val="0"/>
+                <w:sz w:val="21"/>
+              </w:rPr>
+              <w:t>0 of 52</w:t>
+            </w:r>
+          </w:p>
+        </w:tc>
+      </w:tr>
+      <w:tr>
+        <w:trPr>
+          <w:cantSplit/>
+        </w:trPr>
+        <w:tc>
+          <w:tcPr>
+            <w:tcW w:type="dxa" w:w="2520"/>
+          </w:tcPr>
+          <w:p>
+            <w:pPr>
+              <w:spacing w:before="0" w:after="0" w:line="240" w:lineRule="auto"/>
+              <w:keepNext/>
+            </w:pPr>
+            <w:r>
+              <w:rPr>
+                <w:rFonts w:ascii="Times New Roman" w:hAnsi="Times New Roman"/>
+                <w:sz w:val="21"/>
+              </w:rPr>
+            </w:r>
+            <w:r>
+              <w:rPr>
+                <w:rFonts w:ascii="Times New Roman" w:hAnsi="Times New Roman"/>
+                <w:b w:val="0"/>
+                <w:sz w:val="21"/>
+              </w:rPr>
+              <w:t>B1 Direct LLM-to-SQL</w:t>
+            </w:r>
+          </w:p>
+        </w:tc>
+        <w:tc>
+          <w:tcPr>
+            <w:tcW w:type="dxa" w:w="2016"/>
+          </w:tcPr>
+          <w:p>
+            <w:pPr>
+              <w:spacing w:before="0" w:after="0" w:line="240" w:lineRule="auto"/>
+              <w:jc w:val="center"/>
+              <w:keepNext/>
+            </w:pPr>
+            <w:r>
+              <w:rPr>
+                <w:rFonts w:ascii="Times New Roman" w:hAnsi="Times New Roman"/>
+                <w:sz w:val="21"/>
+              </w:rPr>
+            </w:r>
+            <w:r>
+              <w:rPr>
+                <w:rFonts w:ascii="Times New Roman" w:hAnsi="Times New Roman"/>
+                <w:b w:val="0"/>
+                <w:sz w:val="21"/>
+              </w:rPr>
+              <w:t>16 of 107 (15.0%)</w:t>
+            </w:r>
+          </w:p>
+        </w:tc>
+        <w:tc>
+          <w:tcPr>
+            <w:tcW w:type="dxa" w:w="2088"/>
+          </w:tcPr>
+          <w:p>
+            <w:pPr>
+              <w:spacing w:before="0" w:after="0" w:line="240" w:lineRule="auto"/>
+              <w:jc w:val="center"/>
+              <w:keepNext/>
+            </w:pPr>
+            <w:r>
+              <w:rPr>
+                <w:rFonts w:ascii="Times New Roman" w:hAnsi="Times New Roman"/>
+                <w:sz w:val="21"/>
+              </w:rPr>
+            </w:r>
+            <w:r>
+              <w:rPr>
+                <w:rFonts w:ascii="Times New Roman" w:hAnsi="Times New Roman"/>
+                <w:b w:val="0"/>
+                <w:sz w:val="21"/>
+              </w:rPr>
+              <w:t>15 of 54 (27.8%)</w:t>
+            </w:r>
+          </w:p>
+        </w:tc>
+        <w:tc>
+          <w:tcPr>
+            <w:tcW w:type="dxa" w:w="2016"/>
+          </w:tcPr>
+          <w:p>
+            <w:pPr>
+              <w:spacing w:before="0" w:after="0" w:line="240" w:lineRule="auto"/>
+              <w:jc w:val="center"/>
+              <w:keepNext/>
+            </w:pPr>
+            <w:r>
+              <w:rPr>
+                <w:rFonts w:ascii="Times New Roman" w:hAnsi="Times New Roman"/>
+                <w:sz w:val="21"/>
+              </w:rPr>
+            </w:r>
+            <w:r>
+              <w:rPr>
+                <w:rFonts w:ascii="Times New Roman" w:hAnsi="Times New Roman"/>
+                <w:b w:val="0"/>
+                <w:sz w:val="21"/>
+              </w:rPr>
+              <w:t>0 of 52</w:t>
+            </w:r>
+          </w:p>
+        </w:tc>
+      </w:tr>
+      <w:tr>
+        <w:trPr>
+          <w:cantSplit/>
+        </w:trPr>
+        <w:tc>
+          <w:tcPr>
+            <w:tcW w:type="dxa" w:w="2520"/>
+          </w:tcPr>
+          <w:p>
+            <w:pPr>
+              <w:spacing w:before="0" w:after="0" w:line="240" w:lineRule="auto"/>
+              <w:keepNext/>
+            </w:pPr>
+            <w:r>
+              <w:rPr>
+                <w:rFonts w:ascii="Times New Roman" w:hAnsi="Times New Roman"/>
+                <w:sz w:val="21"/>
+              </w:rPr>
+            </w:r>
+            <w:r>
+              <w:rPr>
+                <w:rFonts w:ascii="Times New Roman" w:hAnsi="Times New Roman"/>
+                <w:b w:val="0"/>
+                <w:sz w:val="21"/>
+              </w:rPr>
+              <w:t>B2 Decomposed LLM</w:t>
+            </w:r>
+          </w:p>
+        </w:tc>
+        <w:tc>
+          <w:tcPr>
+            <w:tcW w:type="dxa" w:w="2016"/>
+          </w:tcPr>
+          <w:p>
+            <w:pPr>
+              <w:spacing w:before="0" w:after="0" w:line="240" w:lineRule="auto"/>
+              <w:jc w:val="center"/>
+              <w:keepNext/>
+            </w:pPr>
+            <w:r>
+              <w:rPr>
+                <w:rFonts w:ascii="Times New Roman" w:hAnsi="Times New Roman"/>
+                <w:sz w:val="21"/>
+              </w:rPr>
+            </w:r>
+            <w:r>
+              <w:rPr>
+                <w:rFonts w:ascii="Times New Roman" w:hAnsi="Times New Roman"/>
+                <w:b w:val="0"/>
+                <w:sz w:val="21"/>
+              </w:rPr>
+              <w:t>19 of 107 (17.8%)</w:t>
+            </w:r>
+          </w:p>
+        </w:tc>
+        <w:tc>
+          <w:tcPr>
+            <w:tcW w:type="dxa" w:w="2088"/>
+          </w:tcPr>
+          <w:p>
+            <w:pPr>
+              <w:spacing w:before="0" w:after="0" w:line="240" w:lineRule="auto"/>
+              <w:jc w:val="center"/>
+              <w:keepNext/>
+            </w:pPr>
+            <w:r>
+              <w:rPr>
+                <w:rFonts w:ascii="Times New Roman" w:hAnsi="Times New Roman"/>
+                <w:sz w:val="21"/>
+              </w:rPr>
+            </w:r>
+            <w:r>
+              <w:rPr>
+                <w:rFonts w:ascii="Times New Roman" w:hAnsi="Times New Roman"/>
+                <w:b w:val="0"/>
+                <w:sz w:val="21"/>
+              </w:rPr>
+              <w:t>18 of 54 (33.3%)</w:t>
+            </w:r>
+          </w:p>
+        </w:tc>
+        <w:tc>
+          <w:tcPr>
+            <w:tcW w:type="dxa" w:w="2016"/>
+          </w:tcPr>
+          <w:p>
+            <w:pPr>
+              <w:spacing w:before="0" w:after="0" w:line="240" w:lineRule="auto"/>
+              <w:jc w:val="center"/>
+              <w:keepNext/>
+            </w:pPr>
+            <w:r>
+              <w:rPr>
+                <w:rFonts w:ascii="Times New Roman" w:hAnsi="Times New Roman"/>
+                <w:sz w:val="21"/>
+              </w:rPr>
+            </w:r>
+            <w:r>
+              <w:rPr>
+                <w:rFonts w:ascii="Times New Roman" w:hAnsi="Times New Roman"/>
+                <w:b w:val="0"/>
+                <w:sz w:val="21"/>
+              </w:rPr>
+              <w:t>0 of 52</w:t>
+            </w:r>
+          </w:p>
+        </w:tc>
+      </w:tr>
+      <w:tr>
+        <w:trPr>
+          <w:cantSplit/>
+        </w:trPr>
+        <w:tc>
+          <w:tcPr>
+            <w:tcW w:type="dxa" w:w="2520"/>
+          </w:tcPr>
+          <w:p>
+            <w:pPr>
+              <w:spacing w:before="0" w:after="0" w:line="240" w:lineRule="auto"/>
+              <w:keepNext/>
+            </w:pPr>
+            <w:r>
+              <w:rPr>
+                <w:rFonts w:ascii="Times New Roman" w:hAnsi="Times New Roman"/>
+                <w:sz w:val="21"/>
+              </w:rPr>
+            </w:r>
+            <w:r>
+              <w:rPr>
+                <w:rFonts w:ascii="Times New Roman" w:hAnsi="Times New Roman"/>
+                <w:b w:val="0"/>
+                <w:sz w:val="21"/>
+              </w:rPr>
+              <w:t>B3 Template-only</w:t>
+            </w:r>
+          </w:p>
+        </w:tc>
+        <w:tc>
+          <w:tcPr>
+            <w:tcW w:type="dxa" w:w="2016"/>
+          </w:tcPr>
+          <w:p>
+            <w:pPr>
+              <w:spacing w:before="0" w:after="0" w:line="240" w:lineRule="auto"/>
+              <w:jc w:val="center"/>
+              <w:keepNext/>
+            </w:pPr>
+            <w:r>
+              <w:rPr>
+                <w:rFonts w:ascii="Times New Roman" w:hAnsi="Times New Roman"/>
+                <w:sz w:val="21"/>
+              </w:rPr>
+            </w:r>
+            <w:r>
+              <w:rPr>
+                <w:rFonts w:ascii="Times New Roman" w:hAnsi="Times New Roman"/>
+                <w:b w:val="0"/>
+                <w:sz w:val="21"/>
+              </w:rPr>
+              <w:t>21 of 107 (19.6%)</w:t>
+            </w:r>
+          </w:p>
+        </w:tc>
+        <w:tc>
+          <w:tcPr>
+            <w:tcW w:type="dxa" w:w="2088"/>
+          </w:tcPr>
+          <w:p>
+            <w:pPr>
+              <w:spacing w:before="0" w:after="0" w:line="240" w:lineRule="auto"/>
+              <w:jc w:val="center"/>
+              <w:keepNext/>
+            </w:pPr>
+            <w:r>
+              <w:rPr>
+                <w:rFonts w:ascii="Times New Roman" w:hAnsi="Times New Roman"/>
+                <w:sz w:val="21"/>
+              </w:rPr>
+            </w:r>
+            <w:r>
+              <w:rPr>
+                <w:rFonts w:ascii="Times New Roman" w:hAnsi="Times New Roman"/>
+                <w:b w:val="0"/>
+                <w:sz w:val="21"/>
+              </w:rPr>
+              <w:t>21 of 54 (38.9%)</w:t>
+            </w:r>
+          </w:p>
+        </w:tc>
+        <w:tc>
+          <w:tcPr>
+            <w:tcW w:type="dxa" w:w="2016"/>
+          </w:tcPr>
+          <w:p>
+            <w:pPr>
+              <w:spacing w:before="0" w:after="0" w:line="240" w:lineRule="auto"/>
+              <w:jc w:val="center"/>
+              <w:keepNext/>
+            </w:pPr>
+            <w:r>
+              <w:rPr>
+                <w:rFonts w:ascii="Times New Roman" w:hAnsi="Times New Roman"/>
+                <w:sz w:val="21"/>
+              </w:rPr>
+            </w:r>
+            <w:r>
+              <w:rPr>
+                <w:rFonts w:ascii="Times New Roman" w:hAnsi="Times New Roman"/>
+                <w:b w:val="0"/>
+                <w:sz w:val="21"/>
+              </w:rPr>
+              <w:t>0 of 52</w:t>
+            </w:r>
+          </w:p>
+        </w:tc>
+      </w:tr>
+    </w:tbl>
+    <w:p>
+      <w:pPr>
+        <w:spacing w:after="80"/>
+      </w:pPr>
+    </w:p>
+    <w:p>
+      <w:pPr>
+        <w:spacing w:after="0" w:before="0" w:line="360" w:lineRule="auto"/>
+        <w:jc w:val="both"/>
+      </w:pPr>
+      <w:r>
+        <w:rPr>
+          <w:rFonts w:ascii="Times New Roman" w:hAnsi="Times New Roman"/>
+          <w:b w:val="0"/>
+          <w:i w:val="0"/>
+          <w:sz w:val="24"/>
+        </w:rPr>
+        <w:t>The annotation shows two findings. For answerable requests, AEGIS scored higher than the LLM-to-SQL and template-only baselines. For unsupported, vague, compound, or write-style requests, none of the evaluated systems handled the scope boundary correctly in this first pass. AEGIS still maintained SQL safety, but it often mapped unsupported requests to safe but semantically wrong in-scope queries. This is a correctness and robustness limitation, not a SQL-safety failure.</w:t>
+      </w:r>
+    </w:p>
+    <w:p>
+      <w:pPr>
+        <w:spacing w:before="320" w:after="160"/>
+        <w:jc w:val="left"/>
+      </w:pPr>
+      <w:r>
+        <w:rPr>
+          <w:rFonts w:ascii="Times New Roman" w:hAnsi="Times New Roman"/>
+          <w:b/>
+          <w:sz w:val="28"/>
+        </w:rPr>
+        <w:t>5.7  Baseline and Runtime Analysis</w:t>
+      </w:r>
+    </w:p>
+    <w:p>
+      <w:pPr>
+        <w:spacing w:after="200" w:before="0" w:line="360" w:lineRule="auto"/>
+        <w:jc w:val="both"/>
+      </w:pPr>
+      <w:r>
+        <w:rPr>
+          <w:rFonts w:ascii="Times New Roman" w:hAnsi="Times New Roman"/>
+          <w:b w:val="0"/>
+          <w:i w:val="0"/>
+          <w:sz w:val="24"/>
+        </w:rPr>
+        <w:t>The completed baselines show different failure modes. B1 and B2 rely on unconstrained LLM-written SQL and therefore suffer from dialect errors, missing tables, hallucinated columns, and unsafe write behavior. B3 removes the LLM and uses keyword templates, so it produces highly executable SQL but often misses the user's intended meaning.</w:t>
+      </w:r>
+    </w:p>
+    <w:p>
+      <w:pPr>
+        <w:spacing w:before="200" w:after="80"/>
+        <w:jc w:val="center"/>
+        <w:keepNext/>
+      </w:pPr>
+      <w:r>
+        <w:rPr>
+          <w:rFonts w:ascii="Times New Roman" w:hAnsi="Times New Roman"/>
+          <w:b/>
+          <w:sz w:val="22"/>
+        </w:rPr>
+        <w:t>Table 5.7: Completed baseline comparison.</w:t>
+      </w:r>
+    </w:p>
+    <w:tbl>
+      <w:tblPr>
+        <w:tblStyle w:val="TableGrid"/>
+        <w:tblW w:type="auto" w:w="0"/>
+        <w:jc w:val="center"/>
+        <w:tblLayout w:type="fixed"/>
+        <w:tblLook w:firstColumn="1" w:firstRow="1" w:lastColumn="0" w:lastRow="0" w:noHBand="0" w:noVBand="1" w:val="04A0"/>
+        <w:tblBorders>
+          <w:top w:val="single" w:sz="4" w:space="0" w:color="999999"/>
+          <w:left w:val="single" w:sz="4" w:space="0" w:color="999999"/>
+          <w:bottom w:val="single" w:sz="4" w:space="0" w:color="999999"/>
+          <w:right w:val="single" w:sz="4" w:space="0" w:color="999999"/>
+          <w:insideH w:val="single" w:sz="4" w:space="0" w:color="999999"/>
+          <w:insideV w:val="single" w:sz="4" w:space="0" w:color="999999"/>
+        </w:tblBorders>
+      </w:tblPr>
+      <w:tblGrid>
+        <w:gridCol w:w="2088"/>
+        <w:gridCol w:w="1800"/>
+        <w:gridCol w:w="1800"/>
+        <w:gridCol w:w="3240"/>
+      </w:tblGrid>
+      <w:tr>
+        <w:trPr>
+          <w:cantSplit/>
+        </w:trPr>
+        <w:tc>
+          <w:tcPr>
+            <w:tcW w:type="dxa" w:w="2256"/>
+          </w:tcPr>
+          <w:p>
+            <w:pPr>
+              <w:spacing w:before="0" w:after="0" w:line="240" w:lineRule="auto"/>
+              <w:jc w:val="center"/>
+              <w:keepNext/>
+            </w:pPr>
+            <w:r>
+              <w:rPr>
+                <w:rFonts w:ascii="Times New Roman" w:hAnsi="Times New Roman"/>
+                <w:b/>
+                <w:sz w:val="21"/>
+              </w:rPr>
+            </w:r>
+            <w:r>
+              <w:rPr>
+                <w:rFonts w:ascii="Times New Roman" w:hAnsi="Times New Roman"/>
+                <w:b/>
+                <w:sz w:val="21"/>
+              </w:rPr>
+              <w:t>System</w:t>
+            </w:r>
+          </w:p>
+        </w:tc>
+        <w:tc>
+          <w:tcPr>
+            <w:tcW w:type="dxa" w:w="2256"/>
+          </w:tcPr>
+          <w:p>
+            <w:pPr>
+              <w:spacing w:before="0" w:after="0" w:line="240" w:lineRule="auto"/>
+              <w:jc w:val="center"/>
+              <w:keepNext/>
+            </w:pPr>
+            <w:r>
+              <w:rPr>
+                <w:rFonts w:ascii="Times New Roman" w:hAnsi="Times New Roman"/>
+                <w:b/>
+                <w:sz w:val="21"/>
+              </w:rPr>
+            </w:r>
+            <w:r>
+              <w:rPr>
+                <w:rFonts w:ascii="Times New Roman" w:hAnsi="Times New Roman"/>
+                <w:b/>
+                <w:sz w:val="21"/>
+              </w:rPr>
+              <w:t>True execution validity</w:t>
+            </w:r>
+          </w:p>
+        </w:tc>
+        <w:tc>
+          <w:tcPr>
+            <w:tcW w:type="dxa" w:w="2256"/>
+          </w:tcPr>
+          <w:p>
+            <w:pPr>
+              <w:spacing w:before="0" w:after="0" w:line="240" w:lineRule="auto"/>
+              <w:jc w:val="center"/>
+              <w:keepNext/>
+            </w:pPr>
+            <w:r>
+              <w:rPr>
+                <w:rFonts w:ascii="Times New Roman" w:hAnsi="Times New Roman"/>
+                <w:b/>
+                <w:sz w:val="21"/>
+              </w:rPr>
+            </w:r>
+            <w:r>
+              <w:rPr>
+                <w:rFonts w:ascii="Times New Roman" w:hAnsi="Times New Roman"/>
+                <w:b/>
+                <w:sz w:val="21"/>
+              </w:rPr>
+              <w:t>Semantic correctness</w:t>
+            </w:r>
+          </w:p>
+        </w:tc>
+        <w:tc>
+          <w:tcPr>
+            <w:tcW w:type="dxa" w:w="2256"/>
+          </w:tcPr>
+          <w:p>
+            <w:pPr>
+              <w:spacing w:before="0" w:after="0" w:line="240" w:lineRule="auto"/>
+              <w:jc w:val="center"/>
+              <w:keepNext/>
+            </w:pPr>
+            <w:r>
+              <w:rPr>
+                <w:rFonts w:ascii="Times New Roman" w:hAnsi="Times New Roman"/>
+                <w:b/>
+                <w:sz w:val="21"/>
+              </w:rPr>
+            </w:r>
+            <w:r>
+              <w:rPr>
+                <w:rFonts w:ascii="Times New Roman" w:hAnsi="Times New Roman"/>
+                <w:b/>
+                <w:sz w:val="21"/>
+              </w:rPr>
+              <w:t>Main observation</w:t>
+            </w:r>
+          </w:p>
+        </w:tc>
+      </w:tr>
+      <w:tr>
+        <w:trPr>
+          <w:cantSplit/>
+        </w:trPr>
+        <w:tc>
+          <w:tcPr>
+            <w:tcW w:type="dxa" w:w="2088"/>
+          </w:tcPr>
+          <w:p>
+            <w:pPr>
+              <w:spacing w:before="0" w:after="0" w:line="240" w:lineRule="auto"/>
+              <w:keepNext/>
+            </w:pPr>
+            <w:r>
+              <w:rPr>
+                <w:rFonts w:ascii="Times New Roman" w:hAnsi="Times New Roman"/>
+                <w:sz w:val="21"/>
+              </w:rPr>
+            </w:r>
+            <w:r>
+              <w:rPr>
+                <w:rFonts w:ascii="Times New Roman" w:hAnsi="Times New Roman"/>
+                <w:b w:val="0"/>
+                <w:sz w:val="21"/>
+              </w:rPr>
+              <w:t>B1 Direct LLM-to-SQL</w:t>
+            </w:r>
+          </w:p>
+        </w:tc>
+        <w:tc>
+          <w:tcPr>
+            <w:tcW w:type="dxa" w:w="1800"/>
+          </w:tcPr>
+          <w:p>
+            <w:pPr>
+              <w:spacing w:before="0" w:after="0" w:line="240" w:lineRule="auto"/>
+              <w:jc w:val="center"/>
+              <w:keepNext/>
+            </w:pPr>
+            <w:r>
+              <w:rPr>
+                <w:rFonts w:ascii="Times New Roman" w:hAnsi="Times New Roman"/>
+                <w:sz w:val="21"/>
+              </w:rPr>
+            </w:r>
+            <w:r>
+              <w:rPr>
+                <w:rFonts w:ascii="Times New Roman" w:hAnsi="Times New Roman"/>
+                <w:b w:val="0"/>
+                <w:sz w:val="21"/>
+              </w:rPr>
+              <w:t>27 of 107 (25.2%)</w:t>
+            </w:r>
+          </w:p>
+        </w:tc>
+        <w:tc>
+          <w:tcPr>
+            <w:tcW w:type="dxa" w:w="1800"/>
+          </w:tcPr>
+          <w:p>
+            <w:pPr>
+              <w:spacing w:before="0" w:after="0" w:line="240" w:lineRule="auto"/>
+              <w:jc w:val="center"/>
+              <w:keepNext/>
+            </w:pPr>
+            <w:r>
+              <w:rPr>
+                <w:rFonts w:ascii="Times New Roman" w:hAnsi="Times New Roman"/>
+                <w:sz w:val="21"/>
+              </w:rPr>
+            </w:r>
+            <w:r>
+              <w:rPr>
+                <w:rFonts w:ascii="Times New Roman" w:hAnsi="Times New Roman"/>
+                <w:b w:val="0"/>
+                <w:sz w:val="21"/>
+              </w:rPr>
+              <w:t>16 of 107 (15.0%)</w:t>
+            </w:r>
+          </w:p>
+        </w:tc>
+        <w:tc>
+          <w:tcPr>
+            <w:tcW w:type="dxa" w:w="3240"/>
+          </w:tcPr>
+          <w:p>
+            <w:pPr>
+              <w:spacing w:before="0" w:after="0" w:line="240" w:lineRule="auto"/>
+              <w:jc w:val="center"/>
+              <w:keepNext/>
+            </w:pPr>
+            <w:r>
+              <w:rPr>
+                <w:rFonts w:ascii="Times New Roman" w:hAnsi="Times New Roman"/>
+                <w:sz w:val="21"/>
+              </w:rPr>
+            </w:r>
+            <w:r>
+              <w:rPr>
+                <w:rFonts w:ascii="Times New Roman" w:hAnsi="Times New Roman"/>
+                <w:b w:val="0"/>
+                <w:sz w:val="21"/>
+              </w:rPr>
+              <w:t>Lowest execution validity and one unsafe write statement.</w:t>
+            </w:r>
+          </w:p>
+        </w:tc>
+      </w:tr>
+      <w:tr>
+        <w:trPr>
+          <w:cantSplit/>
+        </w:trPr>
+        <w:tc>
+          <w:tcPr>
+            <w:tcW w:type="dxa" w:w="2088"/>
+          </w:tcPr>
+          <w:p>
+            <w:pPr>
+              <w:spacing w:before="0" w:after="0" w:line="240" w:lineRule="auto"/>
+              <w:keepNext/>
+            </w:pPr>
+            <w:r>
+              <w:rPr>
+                <w:rFonts w:ascii="Times New Roman" w:hAnsi="Times New Roman"/>
+                <w:sz w:val="21"/>
+              </w:rPr>
+            </w:r>
+            <w:r>
+              <w:rPr>
+                <w:rFonts w:ascii="Times New Roman" w:hAnsi="Times New Roman"/>
+                <w:b w:val="0"/>
+                <w:sz w:val="21"/>
+              </w:rPr>
+              <w:t>B2 Decomposed LLM</w:t>
+            </w:r>
+          </w:p>
+        </w:tc>
+        <w:tc>
+          <w:tcPr>
+            <w:tcW w:type="dxa" w:w="1800"/>
+          </w:tcPr>
+          <w:p>
+            <w:pPr>
+              <w:spacing w:before="0" w:after="0" w:line="240" w:lineRule="auto"/>
+              <w:jc w:val="center"/>
+              <w:keepNext/>
+            </w:pPr>
+            <w:r>
+              <w:rPr>
+                <w:rFonts w:ascii="Times New Roman" w:hAnsi="Times New Roman"/>
+                <w:sz w:val="21"/>
+              </w:rPr>
+            </w:r>
+            <w:r>
+              <w:rPr>
+                <w:rFonts w:ascii="Times New Roman" w:hAnsi="Times New Roman"/>
+                <w:b w:val="0"/>
+                <w:sz w:val="21"/>
+              </w:rPr>
+              <w:t>33 of 107 (30.8%)</w:t>
+            </w:r>
+          </w:p>
+        </w:tc>
+        <w:tc>
+          <w:tcPr>
+            <w:tcW w:type="dxa" w:w="1800"/>
+          </w:tcPr>
+          <w:p>
+            <w:pPr>
+              <w:spacing w:before="0" w:after="0" w:line="240" w:lineRule="auto"/>
+              <w:jc w:val="center"/>
+              <w:keepNext/>
+            </w:pPr>
+            <w:r>
+              <w:rPr>
+                <w:rFonts w:ascii="Times New Roman" w:hAnsi="Times New Roman"/>
+                <w:sz w:val="21"/>
+              </w:rPr>
+            </w:r>
+            <w:r>
+              <w:rPr>
+                <w:rFonts w:ascii="Times New Roman" w:hAnsi="Times New Roman"/>
+                <w:b w:val="0"/>
+                <w:sz w:val="21"/>
+              </w:rPr>
+              <w:t>19 of 107 (17.8%)</w:t>
+            </w:r>
+          </w:p>
+        </w:tc>
+        <w:tc>
+          <w:tcPr>
+            <w:tcW w:type="dxa" w:w="3240"/>
+          </w:tcPr>
+          <w:p>
+            <w:pPr>
+              <w:spacing w:before="0" w:after="0" w:line="240" w:lineRule="auto"/>
+              <w:jc w:val="center"/>
+              <w:keepNext/>
+            </w:pPr>
+            <w:r>
+              <w:rPr>
+                <w:rFonts w:ascii="Times New Roman" w:hAnsi="Times New Roman"/>
+                <w:sz w:val="21"/>
+              </w:rPr>
+            </w:r>
+            <w:r>
+              <w:rPr>
+                <w:rFonts w:ascii="Times New Roman" w:hAnsi="Times New Roman"/>
+                <w:b w:val="0"/>
+                <w:sz w:val="21"/>
+              </w:rPr>
+              <w:t>Two-step prompting improved execution slightly but did not solve schema errors.</w:t>
+            </w:r>
+          </w:p>
+        </w:tc>
+      </w:tr>
+      <w:tr>
+        <w:trPr>
+          <w:cantSplit/>
+        </w:trPr>
+        <w:tc>
+          <w:tcPr>
+            <w:tcW w:type="dxa" w:w="2088"/>
+          </w:tcPr>
+          <w:p>
+            <w:pPr>
+              <w:spacing w:before="0" w:after="0" w:line="240" w:lineRule="auto"/>
+              <w:keepNext/>
+            </w:pPr>
+            <w:r>
+              <w:rPr>
+                <w:rFonts w:ascii="Times New Roman" w:hAnsi="Times New Roman"/>
+                <w:sz w:val="21"/>
+              </w:rPr>
+            </w:r>
+            <w:r>
+              <w:rPr>
+                <w:rFonts w:ascii="Times New Roman" w:hAnsi="Times New Roman"/>
+                <w:b w:val="0"/>
+                <w:sz w:val="21"/>
+              </w:rPr>
+              <w:t>B3 Template-only</w:t>
+            </w:r>
+          </w:p>
+        </w:tc>
+        <w:tc>
+          <w:tcPr>
+            <w:tcW w:type="dxa" w:w="1800"/>
+          </w:tcPr>
+          <w:p>
+            <w:pPr>
+              <w:spacing w:before="0" w:after="0" w:line="240" w:lineRule="auto"/>
+              <w:jc w:val="center"/>
+              <w:keepNext/>
+            </w:pPr>
+            <w:r>
+              <w:rPr>
+                <w:rFonts w:ascii="Times New Roman" w:hAnsi="Times New Roman"/>
+                <w:sz w:val="21"/>
+              </w:rPr>
+            </w:r>
+            <w:r>
+              <w:rPr>
+                <w:rFonts w:ascii="Times New Roman" w:hAnsi="Times New Roman"/>
+                <w:b w:val="0"/>
+                <w:sz w:val="21"/>
+              </w:rPr>
+              <w:t>104 of 107 (97.2%)</w:t>
+            </w:r>
+          </w:p>
+        </w:tc>
+        <w:tc>
+          <w:tcPr>
+            <w:tcW w:type="dxa" w:w="1800"/>
+          </w:tcPr>
+          <w:p>
+            <w:pPr>
+              <w:spacing w:before="0" w:after="0" w:line="240" w:lineRule="auto"/>
+              <w:jc w:val="center"/>
+              <w:keepNext/>
+            </w:pPr>
+            <w:r>
+              <w:rPr>
+                <w:rFonts w:ascii="Times New Roman" w:hAnsi="Times New Roman"/>
+                <w:sz w:val="21"/>
+              </w:rPr>
+            </w:r>
+            <w:r>
+              <w:rPr>
+                <w:rFonts w:ascii="Times New Roman" w:hAnsi="Times New Roman"/>
+                <w:b w:val="0"/>
+                <w:sz w:val="21"/>
+              </w:rPr>
+              <w:t>21 of 107 (19.6%)</w:t>
+            </w:r>
+          </w:p>
+        </w:tc>
+        <w:tc>
+          <w:tcPr>
+            <w:tcW w:type="dxa" w:w="3240"/>
+          </w:tcPr>
+          <w:p>
+            <w:pPr>
+              <w:spacing w:before="0" w:after="0" w:line="240" w:lineRule="auto"/>
+              <w:jc w:val="center"/>
+              <w:keepNext/>
+            </w:pPr>
+            <w:r>
+              <w:rPr>
+                <w:rFonts w:ascii="Times New Roman" w:hAnsi="Times New Roman"/>
+                <w:sz w:val="21"/>
+              </w:rPr>
+            </w:r>
+            <w:r>
+              <w:rPr>
+                <w:rFonts w:ascii="Times New Roman" w:hAnsi="Times New Roman"/>
+                <w:b w:val="0"/>
+                <w:sz w:val="21"/>
+              </w:rPr>
+              <w:t>SQL often runs, but keyword intent selection is semantically brittle.</w:t>
+            </w:r>
+          </w:p>
+        </w:tc>
+      </w:tr>
+      <w:tr>
+        <w:trPr>
+          <w:cantSplit/>
+        </w:trPr>
+        <w:tc>
+          <w:tcPr>
+            <w:tcW w:type="dxa" w:w="2088"/>
+          </w:tcPr>
+          <w:p>
+            <w:pPr>
+              <w:spacing w:before="0" w:after="0" w:line="240" w:lineRule="auto"/>
+              <w:keepNext/>
+            </w:pPr>
+            <w:r>
+              <w:rPr>
+                <w:rFonts w:ascii="Times New Roman" w:hAnsi="Times New Roman"/>
+                <w:sz w:val="21"/>
+              </w:rPr>
+            </w:r>
+            <w:r>
+              <w:rPr>
+                <w:rFonts w:ascii="Times New Roman" w:hAnsi="Times New Roman"/>
+                <w:b w:val="0"/>
+                <w:sz w:val="21"/>
+              </w:rPr>
+              <w:t>AEGIS</w:t>
+            </w:r>
+          </w:p>
+        </w:tc>
+        <w:tc>
+          <w:tcPr>
+            <w:tcW w:type="dxa" w:w="1800"/>
+          </w:tcPr>
+          <w:p>
+            <w:pPr>
+              <w:spacing w:before="0" w:after="0" w:line="240" w:lineRule="auto"/>
+              <w:jc w:val="center"/>
+              <w:keepNext/>
+            </w:pPr>
+            <w:r>
+              <w:rPr>
+                <w:rFonts w:ascii="Times New Roman" w:hAnsi="Times New Roman"/>
+                <w:sz w:val="21"/>
+              </w:rPr>
+            </w:r>
+            <w:r>
+              <w:rPr>
+                <w:rFonts w:ascii="Times New Roman" w:hAnsi="Times New Roman"/>
+                <w:b w:val="0"/>
+                <w:sz w:val="21"/>
+              </w:rPr>
+              <w:t>100 of 107 (93.5%)</w:t>
+            </w:r>
+          </w:p>
+        </w:tc>
+        <w:tc>
+          <w:tcPr>
+            <w:tcW w:type="dxa" w:w="1800"/>
+          </w:tcPr>
+          <w:p>
+            <w:pPr>
+              <w:spacing w:before="0" w:after="0" w:line="240" w:lineRule="auto"/>
+              <w:jc w:val="center"/>
+              <w:keepNext/>
+            </w:pPr>
+            <w:r>
+              <w:rPr>
+                <w:rFonts w:ascii="Times New Roman" w:hAnsi="Times New Roman"/>
+                <w:sz w:val="21"/>
+              </w:rPr>
+            </w:r>
+            <w:r>
+              <w:rPr>
+                <w:rFonts w:ascii="Times New Roman" w:hAnsi="Times New Roman"/>
+                <w:b w:val="0"/>
+                <w:sz w:val="21"/>
+              </w:rPr>
+              <w:t>32 of 107 (29.9%)</w:t>
+            </w:r>
+          </w:p>
+        </w:tc>
+        <w:tc>
+          <w:tcPr>
+            <w:tcW w:type="dxa" w:w="3240"/>
+          </w:tcPr>
+          <w:p>
+            <w:pPr>
+              <w:spacing w:before="0" w:after="0" w:line="240" w:lineRule="auto"/>
+              <w:jc w:val="center"/>
+              <w:keepNext/>
+            </w:pPr>
+            <w:r>
+              <w:rPr>
+                <w:rFonts w:ascii="Times New Roman" w:hAnsi="Times New Roman"/>
+                <w:sz w:val="21"/>
+              </w:rPr>
+            </w:r>
+            <w:r>
+              <w:rPr>
+                <w:rFonts w:ascii="Times New Roman" w:hAnsi="Times New Roman"/>
+                <w:b w:val="0"/>
+                <w:sz w:val="21"/>
+              </w:rPr>
+              <w:t>Best correctness among evaluated systems while preserving SQL safety.</w:t>
+            </w:r>
+          </w:p>
+        </w:tc>
+      </w:tr>
+    </w:tbl>
+    <w:p>
+      <w:pPr>
+        <w:spacing w:after="80"/>
+      </w:pPr>
+    </w:p>
+    <w:p>
+      <w:pPr>
+        <w:spacing w:before="200" w:after="80"/>
+        <w:jc w:val="center"/>
+        <w:keepNext/>
+      </w:pPr>
+      <w:r>
+        <w:rPr>
+          <w:rFonts w:ascii="Times New Roman" w:hAnsi="Times New Roman"/>
+          <w:b/>
+          <w:sz w:val="22"/>
+        </w:rPr>
+        <w:t>Table 5.8: Runtime evidence from benchmark replay and live LLM gateway.</w:t>
+      </w:r>
+    </w:p>
+    <w:tbl>
+      <w:tblPr>
+        <w:tblStyle w:val="TableGrid"/>
+        <w:tblW w:type="auto" w:w="0"/>
+        <w:jc w:val="center"/>
+        <w:tblLayout w:type="fixed"/>
+        <w:tblLook w:firstColumn="1" w:firstRow="1" w:lastColumn="0" w:lastRow="0" w:noHBand="0" w:noVBand="1" w:val="04A0"/>
+        <w:tblBorders>
+          <w:top w:val="single" w:sz="4" w:space="0" w:color="999999"/>
+          <w:left w:val="single" w:sz="4" w:space="0" w:color="999999"/>
+          <w:bottom w:val="single" w:sz="4" w:space="0" w:color="999999"/>
+          <w:right w:val="single" w:sz="4" w:space="0" w:color="999999"/>
+          <w:insideH w:val="single" w:sz="4" w:space="0" w:color="999999"/>
+          <w:insideV w:val="single" w:sz="4" w:space="0" w:color="999999"/>
+        </w:tblBorders>
+      </w:tblPr>
+      <w:tblGrid>
+        <w:gridCol w:w="2088"/>
+        <w:gridCol w:w="2736"/>
+        <w:gridCol w:w="4104"/>
+      </w:tblGrid>
+      <w:tr>
+        <w:trPr>
+          <w:cantSplit/>
+        </w:trPr>
+        <w:tc>
+          <w:tcPr>
+            <w:tcW w:type="dxa" w:w="3009"/>
+          </w:tcPr>
+          <w:p>
+            <w:pPr>
+              <w:spacing w:before="0" w:after="0" w:line="240" w:lineRule="auto"/>
+              <w:jc w:val="center"/>
+              <w:keepNext/>
+            </w:pPr>
+            <w:r>
+              <w:rPr>
+                <w:rFonts w:ascii="Times New Roman" w:hAnsi="Times New Roman"/>
+                <w:b/>
+                <w:sz w:val="21"/>
+              </w:rPr>
+            </w:r>
+            <w:r>
+              <w:rPr>
+                <w:rFonts w:ascii="Times New Roman" w:hAnsi="Times New Roman"/>
+                <w:b/>
+                <w:sz w:val="21"/>
+              </w:rPr>
+              <w:t>Measurement</w:t>
+            </w:r>
+          </w:p>
+        </w:tc>
+        <w:tc>
+          <w:tcPr>
+            <w:tcW w:type="dxa" w:w="3009"/>
+          </w:tcPr>
+          <w:p>
+            <w:pPr>
+              <w:spacing w:before="0" w:after="0" w:line="240" w:lineRule="auto"/>
+              <w:jc w:val="center"/>
+              <w:keepNext/>
+            </w:pPr>
+            <w:r>
+              <w:rPr>
+                <w:rFonts w:ascii="Times New Roman" w:hAnsi="Times New Roman"/>
+                <w:b/>
+                <w:sz w:val="21"/>
+              </w:rPr>
+            </w:r>
+            <w:r>
+              <w:rPr>
+                <w:rFonts w:ascii="Times New Roman" w:hAnsi="Times New Roman"/>
+                <w:b/>
+                <w:sz w:val="21"/>
+              </w:rPr>
+              <w:t>Observed result</w:t>
+            </w:r>
+          </w:p>
+        </w:tc>
+        <w:tc>
+          <w:tcPr>
+            <w:tcW w:type="dxa" w:w="3009"/>
+          </w:tcPr>
+          <w:p>
+            <w:pPr>
+              <w:spacing w:before="0" w:after="0" w:line="240" w:lineRule="auto"/>
+              <w:jc w:val="center"/>
+              <w:keepNext/>
+            </w:pPr>
+            <w:r>
+              <w:rPr>
+                <w:rFonts w:ascii="Times New Roman" w:hAnsi="Times New Roman"/>
+                <w:b/>
+                <w:sz w:val="21"/>
+              </w:rPr>
+            </w:r>
+            <w:r>
+              <w:rPr>
+                <w:rFonts w:ascii="Times New Roman" w:hAnsi="Times New Roman"/>
+                <w:b/>
+                <w:sz w:val="21"/>
+              </w:rPr>
+              <w:t>Interpretation</w:t>
+            </w:r>
+          </w:p>
+        </w:tc>
+      </w:tr>
+      <w:tr>
+        <w:trPr>
+          <w:cantSplit/>
+        </w:trPr>
+        <w:tc>
+          <w:tcPr>
+            <w:tcW w:type="dxa" w:w="2088"/>
+          </w:tcPr>
+          <w:p>
+            <w:pPr>
+              <w:spacing w:before="0" w:after="0" w:line="240" w:lineRule="auto"/>
+              <w:keepNext/>
+            </w:pPr>
+            <w:r>
+              <w:rPr>
+                <w:rFonts w:ascii="Times New Roman" w:hAnsi="Times New Roman"/>
+                <w:sz w:val="21"/>
+              </w:rPr>
+            </w:r>
+            <w:r>
+              <w:rPr>
+                <w:rFonts w:ascii="Times New Roman" w:hAnsi="Times New Roman"/>
+                <w:b w:val="0"/>
+                <w:sz w:val="21"/>
+              </w:rPr>
+              <w:t>AEGIS SQL replay</w:t>
+            </w:r>
+          </w:p>
+        </w:tc>
+        <w:tc>
+          <w:tcPr>
+            <w:tcW w:type="dxa" w:w="2736"/>
+          </w:tcPr>
+          <w:p>
+            <w:pPr>
+              <w:spacing w:before="0" w:after="0" w:line="240" w:lineRule="auto"/>
+              <w:jc w:val="center"/>
+              <w:keepNext/>
+            </w:pPr>
+            <w:r>
+              <w:rPr>
+                <w:rFonts w:ascii="Times New Roman" w:hAnsi="Times New Roman"/>
+                <w:sz w:val="21"/>
+              </w:rPr>
+            </w:r>
+            <w:r>
+              <w:rPr>
+                <w:rFonts w:ascii="Times New Roman" w:hAnsi="Times New Roman"/>
+                <w:b w:val="0"/>
+                <w:sz w:val="21"/>
+              </w:rPr>
+              <w:t>Mean 13.22 ms; median 2.59 ms; p95 72.55 ms</w:t>
+            </w:r>
+          </w:p>
+        </w:tc>
+        <w:tc>
+          <w:tcPr>
+            <w:tcW w:type="dxa" w:w="4104"/>
+          </w:tcPr>
+          <w:p>
+            <w:pPr>
+              <w:spacing w:before="0" w:after="0" w:line="240" w:lineRule="auto"/>
+              <w:jc w:val="center"/>
+              <w:keepNext/>
+            </w:pPr>
+            <w:r>
+              <w:rPr>
+                <w:rFonts w:ascii="Times New Roman" w:hAnsi="Times New Roman"/>
+                <w:sz w:val="21"/>
+              </w:rPr>
+            </w:r>
+            <w:r>
+              <w:rPr>
+                <w:rFonts w:ascii="Times New Roman" w:hAnsi="Times New Roman"/>
+                <w:b w:val="0"/>
+                <w:sz w:val="21"/>
+              </w:rPr>
+              <w:t>Database execution and deterministic post-LLM stages are fast.</w:t>
+            </w:r>
+          </w:p>
+        </w:tc>
+      </w:tr>
+      <w:tr>
+        <w:trPr>
+          <w:cantSplit/>
+        </w:trPr>
+        <w:tc>
+          <w:tcPr>
+            <w:tcW w:type="dxa" w:w="2088"/>
+          </w:tcPr>
+          <w:p>
+            <w:pPr>
+              <w:spacing w:before="0" w:after="0" w:line="240" w:lineRule="auto"/>
+              <w:keepNext/>
+            </w:pPr>
+            <w:r>
+              <w:rPr>
+                <w:rFonts w:ascii="Times New Roman" w:hAnsi="Times New Roman"/>
+                <w:sz w:val="21"/>
+              </w:rPr>
+            </w:r>
+            <w:r>
+              <w:rPr>
+                <w:rFonts w:ascii="Times New Roman" w:hAnsi="Times New Roman"/>
+                <w:b w:val="0"/>
+                <w:sz w:val="21"/>
+              </w:rPr>
+              <w:t>B2 SQL replay</w:t>
+            </w:r>
+          </w:p>
+        </w:tc>
+        <w:tc>
+          <w:tcPr>
+            <w:tcW w:type="dxa" w:w="2736"/>
+          </w:tcPr>
+          <w:p>
+            <w:pPr>
+              <w:spacing w:before="0" w:after="0" w:line="240" w:lineRule="auto"/>
+              <w:jc w:val="center"/>
+              <w:keepNext/>
+            </w:pPr>
+            <w:r>
+              <w:rPr>
+                <w:rFonts w:ascii="Times New Roman" w:hAnsi="Times New Roman"/>
+                <w:sz w:val="21"/>
+              </w:rPr>
+            </w:r>
+            <w:r>
+              <w:rPr>
+                <w:rFonts w:ascii="Times New Roman" w:hAnsi="Times New Roman"/>
+                <w:b w:val="0"/>
+                <w:sz w:val="21"/>
+              </w:rPr>
+              <w:t>Mean 6.88 ms; median 0.74 ms; p95 28.55 ms</w:t>
+            </w:r>
+          </w:p>
+        </w:tc>
+        <w:tc>
+          <w:tcPr>
+            <w:tcW w:type="dxa" w:w="4104"/>
+          </w:tcPr>
+          <w:p>
+            <w:pPr>
+              <w:spacing w:before="0" w:after="0" w:line="240" w:lineRule="auto"/>
+              <w:jc w:val="center"/>
+              <w:keepNext/>
+            </w:pPr>
+            <w:r>
+              <w:rPr>
+                <w:rFonts w:ascii="Times New Roman" w:hAnsi="Times New Roman"/>
+                <w:sz w:val="21"/>
+              </w:rPr>
+            </w:r>
+            <w:r>
+              <w:rPr>
+                <w:rFonts w:ascii="Times New Roman" w:hAnsi="Times New Roman"/>
+                <w:b w:val="0"/>
+                <w:sz w:val="21"/>
+              </w:rPr>
+              <w:t>SQL execution time is small compared with LLM response time.</w:t>
+            </w:r>
+          </w:p>
+        </w:tc>
+      </w:tr>
+      <w:tr>
+        <w:trPr>
+          <w:cantSplit/>
+        </w:trPr>
+        <w:tc>
+          <w:tcPr>
+            <w:tcW w:type="dxa" w:w="2088"/>
+          </w:tcPr>
+          <w:p>
+            <w:pPr>
+              <w:spacing w:before="0" w:after="0" w:line="240" w:lineRule="auto"/>
+              <w:keepNext/>
+            </w:pPr>
+            <w:r>
+              <w:rPr>
+                <w:rFonts w:ascii="Times New Roman" w:hAnsi="Times New Roman"/>
+                <w:sz w:val="21"/>
+              </w:rPr>
+            </w:r>
+            <w:r>
+              <w:rPr>
+                <w:rFonts w:ascii="Times New Roman" w:hAnsi="Times New Roman"/>
+                <w:b w:val="0"/>
+                <w:sz w:val="21"/>
+              </w:rPr>
+              <w:t>B3 pipeline replay</w:t>
+            </w:r>
+          </w:p>
+        </w:tc>
+        <w:tc>
+          <w:tcPr>
+            <w:tcW w:type="dxa" w:w="2736"/>
+          </w:tcPr>
+          <w:p>
+            <w:pPr>
+              <w:spacing w:before="0" w:after="0" w:line="240" w:lineRule="auto"/>
+              <w:jc w:val="center"/>
+              <w:keepNext/>
+            </w:pPr>
+            <w:r>
+              <w:rPr>
+                <w:rFonts w:ascii="Times New Roman" w:hAnsi="Times New Roman"/>
+                <w:sz w:val="21"/>
+              </w:rPr>
+            </w:r>
+            <w:r>
+              <w:rPr>
+                <w:rFonts w:ascii="Times New Roman" w:hAnsi="Times New Roman"/>
+                <w:b w:val="0"/>
+                <w:sz w:val="21"/>
+              </w:rPr>
+              <w:t>Mean 13.66 ms; median 3.80 ms; p95 59.17 ms</w:t>
+            </w:r>
+          </w:p>
+        </w:tc>
+        <w:tc>
+          <w:tcPr>
+            <w:tcW w:type="dxa" w:w="4104"/>
+          </w:tcPr>
+          <w:p>
+            <w:pPr>
+              <w:spacing w:before="0" w:after="0" w:line="240" w:lineRule="auto"/>
+              <w:jc w:val="center"/>
+              <w:keepNext/>
+            </w:pPr>
+            <w:r>
+              <w:rPr>
+                <w:rFonts w:ascii="Times New Roman" w:hAnsi="Times New Roman"/>
+                <w:sz w:val="21"/>
+              </w:rPr>
+            </w:r>
+            <w:r>
+              <w:rPr>
+                <w:rFonts w:ascii="Times New Roman" w:hAnsi="Times New Roman"/>
+                <w:b w:val="0"/>
+                <w:sz w:val="21"/>
+              </w:rPr>
+              <w:t>Template-only classification, mapping, compilation, and execution are lightweight.</w:t>
+            </w:r>
+          </w:p>
+        </w:tc>
+      </w:tr>
+      <w:tr>
+        <w:trPr>
+          <w:cantSplit/>
+        </w:trPr>
+        <w:tc>
+          <w:tcPr>
+            <w:tcW w:type="dxa" w:w="2088"/>
+          </w:tcPr>
+          <w:p>
+            <w:pPr>
+              <w:spacing w:before="0" w:after="0" w:line="240" w:lineRule="auto"/>
+              <w:keepNext/>
+            </w:pPr>
+            <w:r>
+              <w:rPr>
+                <w:rFonts w:ascii="Times New Roman" w:hAnsi="Times New Roman"/>
+                <w:sz w:val="21"/>
+              </w:rPr>
+            </w:r>
+            <w:r>
+              <w:rPr>
+                <w:rFonts w:ascii="Times New Roman" w:hAnsi="Times New Roman"/>
+                <w:b w:val="0"/>
+                <w:sz w:val="21"/>
+              </w:rPr>
+              <w:t>Live LLM response</w:t>
+            </w:r>
+          </w:p>
+        </w:tc>
+        <w:tc>
+          <w:tcPr>
+            <w:tcW w:type="dxa" w:w="2736"/>
+          </w:tcPr>
+          <w:p>
+            <w:pPr>
+              <w:spacing w:before="0" w:after="0" w:line="240" w:lineRule="auto"/>
+              <w:jc w:val="center"/>
+              <w:keepNext/>
+            </w:pPr>
+            <w:r>
+              <w:rPr>
+                <w:rFonts w:ascii="Times New Roman" w:hAnsi="Times New Roman"/>
+                <w:sz w:val="21"/>
+              </w:rPr>
+            </w:r>
+            <w:r>
+              <w:rPr>
+                <w:rFonts w:ascii="Times New Roman" w:hAnsi="Times New Roman"/>
+                <w:b w:val="0"/>
+                <w:sz w:val="21"/>
+              </w:rPr>
+              <w:t>Observed around 12-30 seconds per request in the gateway screenshot</w:t>
+            </w:r>
+          </w:p>
+        </w:tc>
+        <w:tc>
+          <w:tcPr>
+            <w:tcW w:type="dxa" w:w="4104"/>
+          </w:tcPr>
+          <w:p>
+            <w:pPr>
+              <w:spacing w:before="0" w:after="0" w:line="240" w:lineRule="auto"/>
+              <w:jc w:val="center"/>
+              <w:keepNext/>
+            </w:pPr>
+            <w:r>
+              <w:rPr>
+                <w:rFonts w:ascii="Times New Roman" w:hAnsi="Times New Roman"/>
+                <w:sz w:val="21"/>
+              </w:rPr>
+            </w:r>
+            <w:r>
+              <w:rPr>
+                <w:rFonts w:ascii="Times New Roman" w:hAnsi="Times New Roman"/>
+                <w:b w:val="0"/>
+                <w:sz w:val="21"/>
+              </w:rPr>
+              <w:t>User-visible runtime is dominated by model response duration.</w:t>
+            </w:r>
+          </w:p>
+        </w:tc>
+      </w:tr>
+    </w:tbl>
+    <w:p>
+      <w:pPr>
+        <w:spacing w:after="80"/>
+      </w:pPr>
+    </w:p>
+    <w:p>
+      <w:pPr>
+        <w:spacing w:after="0" w:before="0" w:line="360" w:lineRule="auto"/>
+        <w:jc w:val="both"/>
+      </w:pPr>
+      <w:r>
+        <w:rPr>
+          <w:rFonts w:ascii="Times New Roman" w:hAnsi="Times New Roman"/>
+          <w:b w:val="0"/>
+          <w:i w:val="0"/>
+          <w:sz w:val="24"/>
+        </w:rPr>
+        <w:t>The runtime results show why end-to-end latency must be discussed separately from SQL execution time. Once the intent or SQL text exists, database replay takes milliseconds. The visible delay comes mainly from LLM calls. B2 is especially costly because each benchmark request uses two model calls: one for reasoning and one for SQL generation.</w:t>
+      </w:r>
+    </w:p>
+    <w:p>
+      <w:pPr>
+        <w:spacing w:before="320" w:after="160"/>
+        <w:jc w:val="left"/>
+      </w:pPr>
+      <w:r>
+        <w:rPr>
+          <w:rFonts w:ascii="Times New Roman" w:hAnsi="Times New Roman"/>
+          <w:b/>
+          <w:sz w:val="28"/>
+        </w:rPr>
+        <w:t>5.8  Comparative Discussion and Robustness</w:t>
+      </w:r>
+    </w:p>
+    <w:p>
+      <w:pPr>
+        <w:spacing w:before="200" w:after="160"/>
+        <w:jc w:val="left"/>
+      </w:pPr>
+      <w:r>
+        <w:rPr>
+          <w:rFonts w:ascii="Times New Roman" w:hAnsi="Times New Roman"/>
+          <w:b/>
+          <w:sz w:val="25"/>
+        </w:rPr>
+        <w:t>5.8.1  AEGIS vs. Direct LLM-to-SQL</w:t>
+      </w:r>
+    </w:p>
+    <w:p>
+      <w:pPr>
+        <w:spacing w:after="200" w:before="0" w:line="360" w:lineRule="auto"/>
+        <w:jc w:val="both"/>
+      </w:pPr>
+      <w:r>
+        <w:rPr>
+          <w:rFonts w:ascii="Times New Roman" w:hAnsi="Times New Roman"/>
+          <w:b w:val="0"/>
+          <w:i w:val="0"/>
+          <w:sz w:val="24"/>
+        </w:rPr>
+        <w:t>The B1 baseline exposes the central risk of direct SQL generation. The same model that can produce useful analytical SQL can also hallucinate schema objects, mix SQL dialects, and generate a real write statement when a business-looking request implies a write operation. AEGIS narrows the model's role to intent extraction, so these risks do not enter the SQL construction stage in the same way.</w:t>
+      </w:r>
+    </w:p>
+    <w:p>
+      <w:pPr>
+        <w:spacing w:before="200" w:after="80"/>
+        <w:jc w:val="center"/>
+        <w:keepNext/>
+      </w:pPr>
+      <w:r>
+        <w:rPr>
+          <w:rFonts w:ascii="Times New Roman" w:hAnsi="Times New Roman"/>
+          <w:b/>
+          <w:sz w:val="22"/>
+        </w:rPr>
+        <w:t>Table 5.9: Structural comparison of AEGIS vs. direct LLM-to-SQL.</w:t>
       </w:r>
     </w:p>
     <w:tbl>
@@ -16736,7 +18726,7 @@
                 <w:b/>
                 <w:sz w:val="21"/>
               </w:rPr>
-              <w:t>Metric</w:t>
+              <w:t>Property</w:t>
             </w:r>
           </w:p>
         </w:tc>
@@ -16763,7 +18753,7 @@
                 <w:b/>
                 <w:sz w:val="21"/>
               </w:rPr>
-              <w:t>What it answers</w:t>
+              <w:t>Direct LLM-to-SQL</w:t>
             </w:r>
           </w:p>
         </w:tc>
@@ -16790,7 +18780,7 @@
                 <w:b/>
                 <w:sz w:val="21"/>
               </w:rPr>
-              <w:t>Current status</w:t>
+              <w:t>AEGIS</w:t>
             </w:r>
           </w:p>
         </w:tc>
@@ -16820,7 +18810,7 @@
                 <w:b w:val="0"/>
                 <w:sz w:val="21"/>
               </w:rPr>
-              <w:t>SQL safety</w:t>
+              <w:t>SQL generation</w:t>
             </w:r>
           </w:p>
         </w:tc>
@@ -16846,7 +18836,7 @@
                 <w:b w:val="0"/>
                 <w:sz w:val="21"/>
               </w:rPr>
-              <w:t>Did the generated SQL avoid unsafe write or schema-changing behavior?</w:t>
+              <w:t>Model-generated free-form text</w:t>
             </w:r>
           </w:p>
         </w:tc>
@@ -16872,7 +18862,7 @@
                 <w:b w:val="0"/>
                 <w:sz w:val="21"/>
               </w:rPr>
-              <w:t>Verified for B1 and AEGIS on all 107 requests.</w:t>
+              <w:t>Deterministic compiler</w:t>
             </w:r>
           </w:p>
         </w:tc>
@@ -16902,7 +18892,7 @@
                 <w:b w:val="0"/>
                 <w:sz w:val="21"/>
               </w:rPr>
-              <w:t>True execution validity</w:t>
+              <w:t>Schema exposure to LLM</w:t>
             </w:r>
           </w:p>
         </w:tc>
@@ -16928,7 +18918,7 @@
                 <w:b w:val="0"/>
                 <w:sz w:val="21"/>
               </w:rPr>
-              <w:t>Did the generated SQL run against the seeded MySQL database?</w:t>
+              <w:t>Requires tables, columns, and relationships</w:t>
             </w:r>
           </w:p>
         </w:tc>
@@ -16954,7 +18944,7 @@
                 <w:b w:val="0"/>
                 <w:sz w:val="21"/>
               </w:rPr>
-              <w:t>Verified for B1, AEGIS, and B3.</w:t>
+              <w:t>Uses approved business labels</w:t>
             </w:r>
           </w:p>
         </w:tc>
@@ -16984,7 +18974,7 @@
                 <w:b w:val="0"/>
                 <w:sz w:val="21"/>
               </w:rPr>
-              <w:t>Semantic correctness / accuracy</w:t>
+              <w:t>Business metric definitions</w:t>
             </w:r>
           </w:p>
         </w:tc>
@@ -17010,7 +19000,7 @@
                 <w:b w:val="0"/>
                 <w:sz w:val="21"/>
               </w:rPr>
-              <w:t>Did the answer match the user's intended reporting need?</w:t>
+              <w:t>Inferred from prompt and schema names</w:t>
             </w:r>
           </w:p>
         </w:tc>
@@ -17036,7 +19026,7 @@
                 <w:b w:val="0"/>
                 <w:sz w:val="21"/>
               </w:rPr>
-              <w:t>Not yet numerically scored; requires annotated expected outputs or labels.</w:t>
+              <w:t>Defined in the semantic layer</w:t>
             </w:r>
           </w:p>
         </w:tc>
@@ -17066,7 +19056,7 @@
                 <w:b w:val="0"/>
                 <w:sz w:val="21"/>
               </w:rPr>
-              <w:t>Scope handling</w:t>
+              <w:t>SQL injection prevention</w:t>
             </w:r>
           </w:p>
         </w:tc>
@@ -17092,7 +19082,7 @@
                 <w:b w:val="0"/>
                 <w:sz w:val="21"/>
               </w:rPr>
-              <w:t>Did the system clarify or reject unsupported requests instead of guessing?</w:t>
+              <w:t>Prompt-level instruction and post-checking</w:t>
             </w:r>
           </w:p>
         </w:tc>
@@ -17118,7 +19108,7 @@
                 <w:b w:val="0"/>
                 <w:sz w:val="21"/>
               </w:rPr>
-              <w:t>Observed as a limitation; needs a separate annotated evaluation.</w:t>
+              <w:t>Structural prevention through intent schema and templates</w:t>
             </w:r>
           </w:p>
         </w:tc>
@@ -17148,7 +19138,7 @@
                 <w:b w:val="0"/>
                 <w:sz w:val="21"/>
               </w:rPr>
-              <w:t>Latency</w:t>
+              <w:t>Permission enforcement</w:t>
             </w:r>
           </w:p>
         </w:tc>
@@ -17174,7 +19164,7 @@
                 <w:b w:val="0"/>
                 <w:sz w:val="21"/>
               </w:rPr>
-              <w:t>How long each stage takes end to end?</w:t>
+              <w:t>External or absent</w:t>
             </w:r>
           </w:p>
         </w:tc>
@@ -17200,178 +19190,7 @@
                 <w:b w:val="0"/>
                 <w:sz w:val="21"/>
               </w:rPr>
-              <w:t>Not yet instrumented.</w:t>
-            </w:r>
-          </w:p>
-        </w:tc>
-      </w:tr>
-    </w:tbl>
-    <w:p>
-      <w:pPr>
-        <w:spacing w:after="80"/>
-      </w:pPr>
-    </w:p>
-    <w:p>
-      <w:pPr>
-        <w:spacing w:after="0" w:before="0" w:line="360" w:lineRule="auto"/>
-        <w:jc w:val="both"/>
-      </w:pPr>
-      <w:r>
-        <w:rPr>
-          <w:rFonts w:ascii="Times New Roman" w:hAnsi="Times New Roman"/>
-          <w:b w:val="0"/>
-          <w:i w:val="0"/>
-          <w:sz w:val="24"/>
-        </w:rPr>
-        <w:t>This distinction is important for the thesis argument. AEGIS maintained SQL safety even under harder boundary cases, but the scope-detection mechanism was incomplete: several unsupported or underspecified requests were mapped to safe but semantically wrong in-scope queries instead of being rejected or clarified. That behavior should be reported as a correctness and clarification limitation, not hidden inside the safety metric.</w:t>
-      </w:r>
-    </w:p>
-    <w:p>
-      <w:pPr>
-        <w:spacing w:before="320" w:after="160"/>
-        <w:jc w:val="left"/>
-      </w:pPr>
-      <w:r>
-        <w:rPr>
-          <w:rFonts w:ascii="Times New Roman" w:hAnsi="Times New Roman"/>
-          <w:b/>
-          <w:sz w:val="28"/>
-        </w:rPr>
-        <w:t>5.7  B3 Template-Only Baseline</w:t>
-      </w:r>
-    </w:p>
-    <w:p>
-      <w:pPr>
-        <w:spacing w:after="200" w:before="0" w:line="360" w:lineRule="auto"/>
-        <w:jc w:val="both"/>
-      </w:pPr>
-      <w:r>
-        <w:rPr>
-          <w:rFonts w:ascii="Times New Roman" w:hAnsi="Times New Roman"/>
-          <w:b w:val="0"/>
-          <w:i w:val="0"/>
-          <w:sz w:val="24"/>
-        </w:rPr>
-        <w:t>The B3 template-only baseline is useful because it separates the deterministic compiler from the LLM intent parser. B3 uses keyword matching to create an intent object, then hands that intent to the same downstream semantic mapping and compiler path. Its high execution-validity result shows that many database errors are triggered by particular intent choices and time phrases, not by the compiler alone.</w:t>
-      </w:r>
-    </w:p>
-    <w:p>
-      <w:pPr>
-        <w:spacing w:before="200" w:after="80"/>
-        <w:jc w:val="center"/>
-        <w:keepNext/>
-      </w:pPr>
-      <w:r>
-        <w:rPr>
-          <w:rFonts w:ascii="Times New Roman" w:hAnsi="Times New Roman"/>
-          <w:b/>
-          <w:sz w:val="22"/>
-        </w:rPr>
-        <w:t>Table 5.7: B3 execution-validity summary.</w:t>
-      </w:r>
-    </w:p>
-    <w:tbl>
-      <w:tblPr>
-        <w:tblStyle w:val="TableGrid"/>
-        <w:tblW w:type="auto" w:w="0"/>
-        <w:jc w:val="center"/>
-        <w:tblLook w:firstColumn="1" w:firstRow="1" w:lastColumn="0" w:lastRow="0" w:noHBand="0" w:noVBand="1" w:val="04A0"/>
-        <w:tblBorders>
-          <w:top w:val="single" w:sz="4" w:space="0" w:color="999999"/>
-          <w:left w:val="single" w:sz="4" w:space="0" w:color="999999"/>
-          <w:bottom w:val="single" w:sz="4" w:space="0" w:color="999999"/>
-          <w:right w:val="single" w:sz="4" w:space="0" w:color="999999"/>
-          <w:insideH w:val="single" w:sz="4" w:space="0" w:color="999999"/>
-          <w:insideV w:val="single" w:sz="4" w:space="0" w:color="999999"/>
-        </w:tblBorders>
-      </w:tblPr>
-      <w:tblGrid>
-        <w:gridCol w:w="3009"/>
-        <w:gridCol w:w="3009"/>
-        <w:gridCol w:w="3009"/>
-      </w:tblGrid>
-      <w:tr>
-        <w:trPr>
-          <w:cantSplit/>
-        </w:trPr>
-        <w:tc>
-          <w:tcPr>
-            <w:tcW w:type="dxa" w:w="3009"/>
-          </w:tcPr>
-          <w:p>
-            <w:pPr>
-              <w:spacing w:before="0" w:after="0" w:line="240" w:lineRule="auto"/>
-              <w:jc w:val="center"/>
-              <w:keepNext/>
-            </w:pPr>
-            <w:r>
-              <w:rPr>
-                <w:rFonts w:ascii="Times New Roman" w:hAnsi="Times New Roman"/>
-                <w:b/>
-                <w:sz w:val="21"/>
-              </w:rPr>
-            </w:r>
-            <w:r>
-              <w:rPr>
-                <w:rFonts w:ascii="Times New Roman" w:hAnsi="Times New Roman"/>
-                <w:b/>
-                <w:sz w:val="21"/>
-              </w:rPr>
-              <w:t>System</w:t>
-            </w:r>
-          </w:p>
-        </w:tc>
-        <w:tc>
-          <w:tcPr>
-            <w:tcW w:type="dxa" w:w="3009"/>
-          </w:tcPr>
-          <w:p>
-            <w:pPr>
-              <w:spacing w:before="0" w:after="0" w:line="240" w:lineRule="auto"/>
-              <w:jc w:val="center"/>
-              <w:keepNext/>
-            </w:pPr>
-            <w:r>
-              <w:rPr>
-                <w:rFonts w:ascii="Times New Roman" w:hAnsi="Times New Roman"/>
-                <w:b/>
-                <w:sz w:val="21"/>
-              </w:rPr>
-            </w:r>
-            <w:r>
-              <w:rPr>
-                <w:rFonts w:ascii="Times New Roman" w:hAnsi="Times New Roman"/>
-                <w:b/>
-                <w:sz w:val="21"/>
-              </w:rPr>
-              <w:t>Execution result</w:t>
-            </w:r>
-          </w:p>
-        </w:tc>
-        <w:tc>
-          <w:tcPr>
-            <w:tcW w:type="dxa" w:w="3009"/>
-          </w:tcPr>
-          <w:p>
-            <w:pPr>
-              <w:spacing w:before="0" w:after="0" w:line="240" w:lineRule="auto"/>
-              <w:jc w:val="center"/>
-              <w:keepNext/>
-            </w:pPr>
-            <w:r>
-              <w:rPr>
-                <w:rFonts w:ascii="Times New Roman" w:hAnsi="Times New Roman"/>
-                <w:b/>
-                <w:sz w:val="21"/>
-              </w:rPr>
-            </w:r>
-            <w:r>
-              <w:rPr>
-                <w:rFonts w:ascii="Times New Roman" w:hAnsi="Times New Roman"/>
-                <w:b/>
-                <w:sz w:val="21"/>
-              </w:rPr>
-              <w:t>Interpretation</w:t>
+              <w:t>Applied after intent extraction by deterministic code</w:t>
             </w:r>
           </w:p>
         </w:tc>
@@ -17401,7 +19220,7 @@
                 <w:b w:val="0"/>
                 <w:sz w:val="21"/>
               </w:rPr>
-              <w:t>B3 Template-only</w:t>
+              <w:t>Dashboard widget persistence</w:t>
             </w:r>
           </w:p>
         </w:tc>
@@ -17427,7 +19246,7 @@
                 <w:b w:val="0"/>
                 <w:sz w:val="21"/>
               </w:rPr>
-              <w:t>104 of 107 executed successfully (97.2%)</w:t>
+              <w:t>Not provided by default</w:t>
             </w:r>
           </w:p>
         </w:tc>
@@ -17453,7 +19272,7 @@
                 <w:b w:val="0"/>
                 <w:sz w:val="21"/>
               </w:rPr>
-              <w:t>Higher execution validity than AEGIS on this run, but not evidence of higher semantic correctness.</w:t>
+              <w:t>First-class saved artifact</w:t>
             </w:r>
           </w:p>
         </w:tc>
@@ -17483,7 +19302,7 @@
                 <w:b w:val="0"/>
                 <w:sz w:val="21"/>
               </w:rPr>
-              <w:t>B3 failures</w:t>
+              <w:t>Model dependency</w:t>
             </w:r>
           </w:p>
         </w:tc>
@@ -17509,7 +19328,7 @@
                 <w:b w:val="0"/>
                 <w:sz w:val="21"/>
               </w:rPr>
-              <w:t>3 database execution failures</w:t>
+              <w:t>Strongly tied to model quality</w:t>
             </w:r>
           </w:p>
         </w:tc>
@@ -17535,7 +19354,7 @@
                 <w:b w:val="0"/>
                 <w:sz w:val="21"/>
               </w:rPr>
-              <w:t>Two compiler or join-path issues and one date-value issue were observed.</w:t>
+              <w:t>Compiler and safety scanner are model-independent</w:t>
             </w:r>
           </w:p>
         </w:tc>
@@ -17548,7 +19367,21 @@
     </w:p>
     <w:p>
       <w:pPr>
-        <w:spacing w:after="0" w:before="0" w:line="360" w:lineRule="auto"/>
+        <w:spacing w:before="200" w:after="160"/>
+        <w:jc w:val="left"/>
+      </w:pPr>
+      <w:r>
+        <w:rPr>
+          <w:rFonts w:ascii="Times New Roman" w:hAnsi="Times New Roman"/>
+          <w:b/>
+          <w:sz w:val="25"/>
+        </w:rPr>
+        <w:t>5.8.2  Semantic Layer versus Retrieval-Augmented Generation</w:t>
+      </w:r>
+    </w:p>
+    <w:p>
+      <w:pPr>
+        <w:spacing w:after="200" w:before="0" w:line="360" w:lineRule="auto"/>
         <w:jc w:val="both"/>
       </w:pPr>
       <w:r>
@@ -17558,40 +19391,26 @@
           <w:i w:val="0"/>
           <w:sz w:val="24"/>
         </w:rPr>
-        <w:t>B3's result should be interpreted carefully. A keyword-only classifier may choose a query shape that runs successfully while answering the wrong question. Therefore B3 belongs in the execution-validity comparison, but it should not be used to claim semantic accuracy until the same annotated correctness benchmark is applied to all systems.</w:t>
+        <w:t>Retrieval-augmented generation can help an LLM find relevant schema fragments, but it does not remove the model's authority to write SQL. AEGIS uses the semantic layer for a different purpose: it defines which business concepts are allowed to exist and how they compile into SQL. RAG may still be useful in a future large deployment to select relevant semantic-layer entries, but the final SQL should still be compiled by the deterministic AEGIS compiler.</w:t>
       </w:r>
     </w:p>
     <w:p>
       <w:pPr>
-        <w:spacing w:before="320" w:after="160"/>
+        <w:spacing w:before="200" w:after="160"/>
         <w:jc w:val="left"/>
       </w:pPr>
       <w:r>
         <w:rPr>
           <w:rFonts w:ascii="Times New Roman" w:hAnsi="Times New Roman"/>
           <w:b/>
-          <w:sz w:val="28"/>
-        </w:rPr>
-        <w:t>5.8  Comparative Discussion</w:t>
+          <w:sz w:val="25"/>
+        </w:rPr>
+        <w:t>5.8.3  Scope Boundary</w:t>
       </w:r>
     </w:p>
     <w:p>
       <w:pPr>
-        <w:spacing w:before="200" w:after="160"/>
-        <w:jc w:val="left"/>
-      </w:pPr>
-      <w:r>
-        <w:rPr>
-          <w:rFonts w:ascii="Times New Roman" w:hAnsi="Times New Roman"/>
-          <w:b/>
-          <w:sz w:val="25"/>
-        </w:rPr>
-        <w:t>5.8.1  AEGIS vs. Direct LLM-to-SQL</w:t>
-      </w:r>
-    </w:p>
-    <w:p>
-      <w:pPr>
-        <w:spacing w:after="200" w:before="0" w:line="360" w:lineRule="auto"/>
+        <w:spacing w:after="0" w:before="0" w:line="360" w:lineRule="auto"/>
         <w:jc w:val="both"/>
       </w:pPr>
       <w:r>
@@ -17601,727 +19420,391 @@
           <w:i w:val="0"/>
           <w:sz w:val="24"/>
         </w:rPr>
-        <w:t>The B1 baseline exposes the central risk of direct SQL generation. The same model that can produce useful analytical SQL can also hallucinate schema objects, mix SQL dialects, and generate a real write statement when a business-looking request implies a write operation. AEGIS narrows the model's role to intent extraction, so these risks do not enter the SQL construction stage in the same way.</w:t>
+        <w:t>AEGIS currently supports a bounded set of approved metrics, dimensions, analytical patterns, and join paths. This is the source of its safety, but also the source of its main limitation. If a user asks for something not represented in the semantic layer, the system should reject or clarify the request. The current prototype does not always do that reliably; improving scope detection is therefore a priority in future work.</w:t>
       </w:r>
     </w:p>
     <w:p>
-      <w:pPr>
-        <w:spacing w:before="200" w:after="80"/>
-        <w:jc w:val="center"/>
-        <w:keepNext/>
-      </w:pPr>
-      <w:r>
-        <w:rPr>
-          <w:rFonts w:ascii="Times New Roman" w:hAnsi="Times New Roman"/>
-          <w:b/>
-          <w:sz w:val="22"/>
-        </w:rPr>
-        <w:t>Table 5.8: Structural comparison of AEGIS vs. direct LLM-to-SQL.</w:t>
-      </w:r>
-    </w:p>
-    <w:tbl>
-      <w:tblPr>
-        <w:tblStyle w:val="TableGrid"/>
-        <w:tblW w:type="auto" w:w="0"/>
-        <w:jc w:val="center"/>
-        <w:tblLook w:firstColumn="1" w:firstRow="1" w:lastColumn="0" w:lastRow="0" w:noHBand="0" w:noVBand="1" w:val="04A0"/>
-        <w:tblBorders>
-          <w:top w:val="single" w:sz="4" w:space="0" w:color="999999"/>
-          <w:left w:val="single" w:sz="4" w:space="0" w:color="999999"/>
-          <w:bottom w:val="single" w:sz="4" w:space="0" w:color="999999"/>
-          <w:right w:val="single" w:sz="4" w:space="0" w:color="999999"/>
-          <w:insideH w:val="single" w:sz="4" w:space="0" w:color="999999"/>
-          <w:insideV w:val="single" w:sz="4" w:space="0" w:color="999999"/>
-        </w:tblBorders>
-      </w:tblPr>
-      <w:tblGrid>
-        <w:gridCol w:w="3009"/>
-        <w:gridCol w:w="3009"/>
-        <w:gridCol w:w="3009"/>
-      </w:tblGrid>
-      <w:tr>
-        <w:trPr>
-          <w:cantSplit/>
-        </w:trPr>
-        <w:tc>
-          <w:tcPr>
-            <w:tcW w:type="dxa" w:w="3009"/>
-          </w:tcPr>
-          <w:p>
-            <w:pPr>
-              <w:spacing w:before="0" w:after="0" w:line="240" w:lineRule="auto"/>
-              <w:jc w:val="center"/>
-              <w:keepNext/>
-            </w:pPr>
-            <w:r>
-              <w:rPr>
-                <w:rFonts w:ascii="Times New Roman" w:hAnsi="Times New Roman"/>
-                <w:b/>
-                <w:sz w:val="21"/>
-              </w:rPr>
-            </w:r>
-            <w:r>
-              <w:rPr>
-                <w:rFonts w:ascii="Times New Roman" w:hAnsi="Times New Roman"/>
-                <w:b/>
-                <w:sz w:val="21"/>
-              </w:rPr>
-              <w:t>Property</w:t>
-            </w:r>
-          </w:p>
-        </w:tc>
-        <w:tc>
-          <w:tcPr>
-            <w:tcW w:type="dxa" w:w="3009"/>
-          </w:tcPr>
-          <w:p>
-            <w:pPr>
-              <w:spacing w:before="0" w:after="0" w:line="240" w:lineRule="auto"/>
-              <w:jc w:val="center"/>
-              <w:keepNext/>
-            </w:pPr>
-            <w:r>
-              <w:rPr>
-                <w:rFonts w:ascii="Times New Roman" w:hAnsi="Times New Roman"/>
-                <w:b/>
-                <w:sz w:val="21"/>
-              </w:rPr>
-            </w:r>
-            <w:r>
-              <w:rPr>
-                <w:rFonts w:ascii="Times New Roman" w:hAnsi="Times New Roman"/>
-                <w:b/>
-                <w:sz w:val="21"/>
-              </w:rPr>
-              <w:t>Direct LLM-to-SQL</w:t>
-            </w:r>
-          </w:p>
-        </w:tc>
-        <w:tc>
-          <w:tcPr>
-            <w:tcW w:type="dxa" w:w="3009"/>
-          </w:tcPr>
-          <w:p>
-            <w:pPr>
-              <w:spacing w:before="0" w:after="0" w:line="240" w:lineRule="auto"/>
-              <w:jc w:val="center"/>
-              <w:keepNext/>
-            </w:pPr>
-            <w:r>
-              <w:rPr>
-                <w:rFonts w:ascii="Times New Roman" w:hAnsi="Times New Roman"/>
-                <w:b/>
-                <w:sz w:val="21"/>
-              </w:rPr>
-            </w:r>
-            <w:r>
-              <w:rPr>
-                <w:rFonts w:ascii="Times New Roman" w:hAnsi="Times New Roman"/>
-                <w:b/>
-                <w:sz w:val="21"/>
-              </w:rPr>
-              <w:t>AEGIS</w:t>
-            </w:r>
-          </w:p>
-        </w:tc>
-      </w:tr>
-      <w:tr>
-        <w:trPr>
-          <w:cantSplit/>
-        </w:trPr>
-        <w:tc>
-          <w:tcPr>
-            <w:tcW w:type="dxa" w:w="3009"/>
-          </w:tcPr>
-          <w:p>
-            <w:pPr>
-              <w:spacing w:before="0" w:after="0" w:line="240" w:lineRule="auto"/>
-              <w:keepNext/>
-            </w:pPr>
-            <w:r>
-              <w:rPr>
-                <w:rFonts w:ascii="Times New Roman" w:hAnsi="Times New Roman"/>
-                <w:sz w:val="21"/>
-              </w:rPr>
-            </w:r>
-            <w:r>
-              <w:rPr>
-                <w:rFonts w:ascii="Times New Roman" w:hAnsi="Times New Roman"/>
-                <w:b w:val="0"/>
-                <w:sz w:val="21"/>
-              </w:rPr>
-              <w:t>SQL generation</w:t>
-            </w:r>
-          </w:p>
-        </w:tc>
-        <w:tc>
-          <w:tcPr>
-            <w:tcW w:type="dxa" w:w="3009"/>
-          </w:tcPr>
-          <w:p>
-            <w:pPr>
-              <w:spacing w:before="0" w:after="0" w:line="240" w:lineRule="auto"/>
-              <w:jc w:val="center"/>
-              <w:keepNext/>
-            </w:pPr>
-            <w:r>
-              <w:rPr>
-                <w:rFonts w:ascii="Times New Roman" w:hAnsi="Times New Roman"/>
-                <w:sz w:val="21"/>
-              </w:rPr>
-            </w:r>
-            <w:r>
-              <w:rPr>
-                <w:rFonts w:ascii="Times New Roman" w:hAnsi="Times New Roman"/>
-                <w:b w:val="0"/>
-                <w:sz w:val="21"/>
-              </w:rPr>
-              <w:t>Model-generated free-form text</w:t>
-            </w:r>
-          </w:p>
-        </w:tc>
-        <w:tc>
-          <w:tcPr>
-            <w:tcW w:type="dxa" w:w="3009"/>
-          </w:tcPr>
-          <w:p>
-            <w:pPr>
-              <w:spacing w:before="0" w:after="0" w:line="240" w:lineRule="auto"/>
-              <w:jc w:val="center"/>
-              <w:keepNext/>
-            </w:pPr>
-            <w:r>
-              <w:rPr>
-                <w:rFonts w:ascii="Times New Roman" w:hAnsi="Times New Roman"/>
-                <w:sz w:val="21"/>
-              </w:rPr>
-            </w:r>
-            <w:r>
-              <w:rPr>
-                <w:rFonts w:ascii="Times New Roman" w:hAnsi="Times New Roman"/>
-                <w:b w:val="0"/>
-                <w:sz w:val="21"/>
-              </w:rPr>
-              <w:t>Deterministic compiler</w:t>
-            </w:r>
-          </w:p>
-        </w:tc>
-      </w:tr>
-      <w:tr>
-        <w:trPr>
-          <w:cantSplit/>
-        </w:trPr>
-        <w:tc>
-          <w:tcPr>
-            <w:tcW w:type="dxa" w:w="3009"/>
-          </w:tcPr>
-          <w:p>
-            <w:pPr>
-              <w:spacing w:before="0" w:after="0" w:line="240" w:lineRule="auto"/>
-              <w:keepNext/>
-            </w:pPr>
-            <w:r>
-              <w:rPr>
-                <w:rFonts w:ascii="Times New Roman" w:hAnsi="Times New Roman"/>
-                <w:sz w:val="21"/>
-              </w:rPr>
-            </w:r>
-            <w:r>
-              <w:rPr>
-                <w:rFonts w:ascii="Times New Roman" w:hAnsi="Times New Roman"/>
-                <w:b w:val="0"/>
-                <w:sz w:val="21"/>
-              </w:rPr>
-              <w:t>Schema exposure to LLM</w:t>
-            </w:r>
-          </w:p>
-        </w:tc>
-        <w:tc>
-          <w:tcPr>
-            <w:tcW w:type="dxa" w:w="3009"/>
-          </w:tcPr>
-          <w:p>
-            <w:pPr>
-              <w:spacing w:before="0" w:after="0" w:line="240" w:lineRule="auto"/>
-              <w:jc w:val="center"/>
-              <w:keepNext/>
-            </w:pPr>
-            <w:r>
-              <w:rPr>
-                <w:rFonts w:ascii="Times New Roman" w:hAnsi="Times New Roman"/>
-                <w:sz w:val="21"/>
-              </w:rPr>
-            </w:r>
-            <w:r>
-              <w:rPr>
-                <w:rFonts w:ascii="Times New Roman" w:hAnsi="Times New Roman"/>
-                <w:b w:val="0"/>
-                <w:sz w:val="21"/>
-              </w:rPr>
-              <w:t>Requires tables, columns, and relationships</w:t>
-            </w:r>
-          </w:p>
-        </w:tc>
-        <w:tc>
-          <w:tcPr>
-            <w:tcW w:type="dxa" w:w="3009"/>
-          </w:tcPr>
-          <w:p>
-            <w:pPr>
-              <w:spacing w:before="0" w:after="0" w:line="240" w:lineRule="auto"/>
-              <w:jc w:val="center"/>
-              <w:keepNext/>
-            </w:pPr>
-            <w:r>
-              <w:rPr>
-                <w:rFonts w:ascii="Times New Roman" w:hAnsi="Times New Roman"/>
-                <w:sz w:val="21"/>
-              </w:rPr>
-            </w:r>
-            <w:r>
-              <w:rPr>
-                <w:rFonts w:ascii="Times New Roman" w:hAnsi="Times New Roman"/>
-                <w:b w:val="0"/>
-                <w:sz w:val="21"/>
-              </w:rPr>
-              <w:t>Uses approved business labels</w:t>
-            </w:r>
-          </w:p>
-        </w:tc>
-      </w:tr>
-      <w:tr>
-        <w:trPr>
-          <w:cantSplit/>
-        </w:trPr>
-        <w:tc>
-          <w:tcPr>
-            <w:tcW w:type="dxa" w:w="3009"/>
-          </w:tcPr>
-          <w:p>
-            <w:pPr>
-              <w:spacing w:before="0" w:after="0" w:line="240" w:lineRule="auto"/>
-              <w:keepNext/>
-            </w:pPr>
-            <w:r>
-              <w:rPr>
-                <w:rFonts w:ascii="Times New Roman" w:hAnsi="Times New Roman"/>
-                <w:sz w:val="21"/>
-              </w:rPr>
-            </w:r>
-            <w:r>
-              <w:rPr>
-                <w:rFonts w:ascii="Times New Roman" w:hAnsi="Times New Roman"/>
-                <w:b w:val="0"/>
-                <w:sz w:val="21"/>
-              </w:rPr>
-              <w:t>Business metric definitions</w:t>
-            </w:r>
-          </w:p>
-        </w:tc>
-        <w:tc>
-          <w:tcPr>
-            <w:tcW w:type="dxa" w:w="3009"/>
-          </w:tcPr>
-          <w:p>
-            <w:pPr>
-              <w:spacing w:before="0" w:after="0" w:line="240" w:lineRule="auto"/>
-              <w:jc w:val="center"/>
-              <w:keepNext/>
-            </w:pPr>
-            <w:r>
-              <w:rPr>
-                <w:rFonts w:ascii="Times New Roman" w:hAnsi="Times New Roman"/>
-                <w:sz w:val="21"/>
-              </w:rPr>
-            </w:r>
-            <w:r>
-              <w:rPr>
-                <w:rFonts w:ascii="Times New Roman" w:hAnsi="Times New Roman"/>
-                <w:b w:val="0"/>
-                <w:sz w:val="21"/>
-              </w:rPr>
-              <w:t>Inferred from prompt and schema names</w:t>
-            </w:r>
-          </w:p>
-        </w:tc>
-        <w:tc>
-          <w:tcPr>
-            <w:tcW w:type="dxa" w:w="3009"/>
-          </w:tcPr>
-          <w:p>
-            <w:pPr>
-              <w:spacing w:before="0" w:after="0" w:line="240" w:lineRule="auto"/>
-              <w:jc w:val="center"/>
-              <w:keepNext/>
-            </w:pPr>
-            <w:r>
-              <w:rPr>
-                <w:rFonts w:ascii="Times New Roman" w:hAnsi="Times New Roman"/>
-                <w:sz w:val="21"/>
-              </w:rPr>
-            </w:r>
-            <w:r>
-              <w:rPr>
-                <w:rFonts w:ascii="Times New Roman" w:hAnsi="Times New Roman"/>
-                <w:b w:val="0"/>
-                <w:sz w:val="21"/>
-              </w:rPr>
-              <w:t>Defined in the semantic layer</w:t>
-            </w:r>
-          </w:p>
-        </w:tc>
-      </w:tr>
-      <w:tr>
-        <w:trPr>
-          <w:cantSplit/>
-        </w:trPr>
-        <w:tc>
-          <w:tcPr>
-            <w:tcW w:type="dxa" w:w="3009"/>
-          </w:tcPr>
-          <w:p>
-            <w:pPr>
-              <w:spacing w:before="0" w:after="0" w:line="240" w:lineRule="auto"/>
-              <w:keepNext/>
-            </w:pPr>
-            <w:r>
-              <w:rPr>
-                <w:rFonts w:ascii="Times New Roman" w:hAnsi="Times New Roman"/>
-                <w:sz w:val="21"/>
-              </w:rPr>
-            </w:r>
-            <w:r>
-              <w:rPr>
-                <w:rFonts w:ascii="Times New Roman" w:hAnsi="Times New Roman"/>
-                <w:b w:val="0"/>
-                <w:sz w:val="21"/>
-              </w:rPr>
-              <w:t>SQL injection prevention</w:t>
-            </w:r>
-          </w:p>
-        </w:tc>
-        <w:tc>
-          <w:tcPr>
-            <w:tcW w:type="dxa" w:w="3009"/>
-          </w:tcPr>
-          <w:p>
-            <w:pPr>
-              <w:spacing w:before="0" w:after="0" w:line="240" w:lineRule="auto"/>
-              <w:jc w:val="center"/>
-              <w:keepNext/>
-            </w:pPr>
-            <w:r>
-              <w:rPr>
-                <w:rFonts w:ascii="Times New Roman" w:hAnsi="Times New Roman"/>
-                <w:sz w:val="21"/>
-              </w:rPr>
-            </w:r>
-            <w:r>
-              <w:rPr>
-                <w:rFonts w:ascii="Times New Roman" w:hAnsi="Times New Roman"/>
-                <w:b w:val="0"/>
-                <w:sz w:val="21"/>
-              </w:rPr>
-              <w:t>Prompt-level instruction and post-checking</w:t>
-            </w:r>
-          </w:p>
-        </w:tc>
-        <w:tc>
-          <w:tcPr>
-            <w:tcW w:type="dxa" w:w="3009"/>
-          </w:tcPr>
-          <w:p>
-            <w:pPr>
-              <w:spacing w:before="0" w:after="0" w:line="240" w:lineRule="auto"/>
-              <w:jc w:val="center"/>
-              <w:keepNext/>
-            </w:pPr>
-            <w:r>
-              <w:rPr>
-                <w:rFonts w:ascii="Times New Roman" w:hAnsi="Times New Roman"/>
-                <w:sz w:val="21"/>
-              </w:rPr>
-            </w:r>
-            <w:r>
-              <w:rPr>
-                <w:rFonts w:ascii="Times New Roman" w:hAnsi="Times New Roman"/>
-                <w:b w:val="0"/>
-                <w:sz w:val="21"/>
-              </w:rPr>
-              <w:t>Structural prevention through intent schema and templates</w:t>
-            </w:r>
-          </w:p>
-        </w:tc>
-      </w:tr>
-      <w:tr>
-        <w:trPr>
-          <w:cantSplit/>
-        </w:trPr>
-        <w:tc>
-          <w:tcPr>
-            <w:tcW w:type="dxa" w:w="3009"/>
-          </w:tcPr>
-          <w:p>
-            <w:pPr>
-              <w:spacing w:before="0" w:after="0" w:line="240" w:lineRule="auto"/>
-              <w:keepNext/>
-            </w:pPr>
-            <w:r>
-              <w:rPr>
-                <w:rFonts w:ascii="Times New Roman" w:hAnsi="Times New Roman"/>
-                <w:sz w:val="21"/>
-              </w:rPr>
-            </w:r>
-            <w:r>
-              <w:rPr>
-                <w:rFonts w:ascii="Times New Roman" w:hAnsi="Times New Roman"/>
-                <w:b w:val="0"/>
-                <w:sz w:val="21"/>
-              </w:rPr>
-              <w:t>Permission enforcement</w:t>
-            </w:r>
-          </w:p>
-        </w:tc>
-        <w:tc>
-          <w:tcPr>
-            <w:tcW w:type="dxa" w:w="3009"/>
-          </w:tcPr>
-          <w:p>
-            <w:pPr>
-              <w:spacing w:before="0" w:after="0" w:line="240" w:lineRule="auto"/>
-              <w:jc w:val="center"/>
-              <w:keepNext/>
-            </w:pPr>
-            <w:r>
-              <w:rPr>
-                <w:rFonts w:ascii="Times New Roman" w:hAnsi="Times New Roman"/>
-                <w:sz w:val="21"/>
-              </w:rPr>
-            </w:r>
-            <w:r>
-              <w:rPr>
-                <w:rFonts w:ascii="Times New Roman" w:hAnsi="Times New Roman"/>
-                <w:b w:val="0"/>
-                <w:sz w:val="21"/>
-              </w:rPr>
-              <w:t>External or absent</w:t>
-            </w:r>
-          </w:p>
-        </w:tc>
-        <w:tc>
-          <w:tcPr>
-            <w:tcW w:type="dxa" w:w="3009"/>
-          </w:tcPr>
-          <w:p>
-            <w:pPr>
-              <w:spacing w:before="0" w:after="0" w:line="240" w:lineRule="auto"/>
-              <w:jc w:val="center"/>
-              <w:keepNext/>
-            </w:pPr>
-            <w:r>
-              <w:rPr>
-                <w:rFonts w:ascii="Times New Roman" w:hAnsi="Times New Roman"/>
-                <w:sz w:val="21"/>
-              </w:rPr>
-            </w:r>
-            <w:r>
-              <w:rPr>
-                <w:rFonts w:ascii="Times New Roman" w:hAnsi="Times New Roman"/>
-                <w:b w:val="0"/>
-                <w:sz w:val="21"/>
-              </w:rPr>
-              <w:t>Applied after intent extraction by deterministic code</w:t>
-            </w:r>
-          </w:p>
-        </w:tc>
-      </w:tr>
-      <w:tr>
-        <w:trPr>
-          <w:cantSplit/>
-        </w:trPr>
-        <w:tc>
-          <w:tcPr>
-            <w:tcW w:type="dxa" w:w="3009"/>
-          </w:tcPr>
-          <w:p>
-            <w:pPr>
-              <w:spacing w:before="0" w:after="0" w:line="240" w:lineRule="auto"/>
-              <w:keepNext/>
-            </w:pPr>
-            <w:r>
-              <w:rPr>
-                <w:rFonts w:ascii="Times New Roman" w:hAnsi="Times New Roman"/>
-                <w:sz w:val="21"/>
-              </w:rPr>
-            </w:r>
-            <w:r>
-              <w:rPr>
-                <w:rFonts w:ascii="Times New Roman" w:hAnsi="Times New Roman"/>
-                <w:b w:val="0"/>
-                <w:sz w:val="21"/>
-              </w:rPr>
-              <w:t>Dashboard widget persistence</w:t>
-            </w:r>
-          </w:p>
-        </w:tc>
-        <w:tc>
-          <w:tcPr>
-            <w:tcW w:type="dxa" w:w="3009"/>
-          </w:tcPr>
-          <w:p>
-            <w:pPr>
-              <w:spacing w:before="0" w:after="0" w:line="240" w:lineRule="auto"/>
-              <w:jc w:val="center"/>
-              <w:keepNext/>
-            </w:pPr>
-            <w:r>
-              <w:rPr>
-                <w:rFonts w:ascii="Times New Roman" w:hAnsi="Times New Roman"/>
-                <w:sz w:val="21"/>
-              </w:rPr>
-            </w:r>
-            <w:r>
-              <w:rPr>
-                <w:rFonts w:ascii="Times New Roman" w:hAnsi="Times New Roman"/>
-                <w:b w:val="0"/>
-                <w:sz w:val="21"/>
-              </w:rPr>
-              <w:t>Not provided by default</w:t>
-            </w:r>
-          </w:p>
-        </w:tc>
-        <w:tc>
-          <w:tcPr>
-            <w:tcW w:type="dxa" w:w="3009"/>
-          </w:tcPr>
-          <w:p>
-            <w:pPr>
-              <w:spacing w:before="0" w:after="0" w:line="240" w:lineRule="auto"/>
-              <w:jc w:val="center"/>
-              <w:keepNext/>
-            </w:pPr>
-            <w:r>
-              <w:rPr>
-                <w:rFonts w:ascii="Times New Roman" w:hAnsi="Times New Roman"/>
-                <w:sz w:val="21"/>
-              </w:rPr>
-            </w:r>
-            <w:r>
-              <w:rPr>
-                <w:rFonts w:ascii="Times New Roman" w:hAnsi="Times New Roman"/>
-                <w:b w:val="0"/>
-                <w:sz w:val="21"/>
-              </w:rPr>
-              <w:t>First-class saved artifact</w:t>
-            </w:r>
-          </w:p>
-        </w:tc>
-      </w:tr>
-      <w:tr>
-        <w:trPr>
-          <w:cantSplit/>
-        </w:trPr>
-        <w:tc>
-          <w:tcPr>
-            <w:tcW w:type="dxa" w:w="3009"/>
-          </w:tcPr>
-          <w:p>
-            <w:pPr>
-              <w:spacing w:before="0" w:after="0" w:line="240" w:lineRule="auto"/>
-              <w:keepNext/>
-            </w:pPr>
-            <w:r>
-              <w:rPr>
-                <w:rFonts w:ascii="Times New Roman" w:hAnsi="Times New Roman"/>
-                <w:sz w:val="21"/>
-              </w:rPr>
-            </w:r>
-            <w:r>
-              <w:rPr>
-                <w:rFonts w:ascii="Times New Roman" w:hAnsi="Times New Roman"/>
-                <w:b w:val="0"/>
-                <w:sz w:val="21"/>
-              </w:rPr>
-              <w:t>Model dependency</w:t>
-            </w:r>
-          </w:p>
-        </w:tc>
-        <w:tc>
-          <w:tcPr>
-            <w:tcW w:type="dxa" w:w="3009"/>
-          </w:tcPr>
-          <w:p>
-            <w:pPr>
-              <w:spacing w:before="0" w:after="0" w:line="240" w:lineRule="auto"/>
-              <w:jc w:val="center"/>
-              <w:keepNext/>
-            </w:pPr>
-            <w:r>
-              <w:rPr>
-                <w:rFonts w:ascii="Times New Roman" w:hAnsi="Times New Roman"/>
-                <w:sz w:val="21"/>
-              </w:rPr>
-            </w:r>
-            <w:r>
-              <w:rPr>
-                <w:rFonts w:ascii="Times New Roman" w:hAnsi="Times New Roman"/>
-                <w:b w:val="0"/>
-                <w:sz w:val="21"/>
-              </w:rPr>
-              <w:t>Strongly tied to model quality</w:t>
-            </w:r>
-          </w:p>
-        </w:tc>
-        <w:tc>
-          <w:tcPr>
-            <w:tcW w:type="dxa" w:w="3009"/>
-          </w:tcPr>
-          <w:p>
-            <w:pPr>
-              <w:spacing w:before="0" w:after="0" w:line="240" w:lineRule="auto"/>
-              <w:jc w:val="center"/>
-              <w:keepNext/>
-            </w:pPr>
-            <w:r>
-              <w:rPr>
-                <w:rFonts w:ascii="Times New Roman" w:hAnsi="Times New Roman"/>
-                <w:sz w:val="21"/>
-              </w:rPr>
-            </w:r>
-            <w:r>
-              <w:rPr>
-                <w:rFonts w:ascii="Times New Roman" w:hAnsi="Times New Roman"/>
-                <w:b w:val="0"/>
-                <w:sz w:val="21"/>
-              </w:rPr>
-              <w:t>Compiler and safety scanner are model-independent</w:t>
-            </w:r>
-          </w:p>
-        </w:tc>
-      </w:tr>
-    </w:tbl>
-    <w:p>
-      <w:pPr>
-        <w:spacing w:after="80"/>
-      </w:pPr>
+      <w:r>
+        <w:br w:type="page"/>
+      </w:r>
     </w:p>
     <w:p>
       <w:pPr>
-        <w:spacing w:before="200" w:after="160"/>
-        <w:jc w:val="left"/>
+        <w:spacing w:before="0" w:after="80"/>
+        <w:jc w:val="center"/>
       </w:pPr>
       <w:r>
         <w:rPr>
           <w:rFonts w:ascii="Times New Roman" w:hAnsi="Times New Roman"/>
           <w:b/>
-          <w:sz w:val="25"/>
-        </w:rPr>
-        <w:t>5.8.2  Semantic Layer versus Retrieval-Augmented Generation</w:t>
+          <w:sz w:val="32"/>
+        </w:rPr>
+        <w:t>CHAPTER 6</w:t>
       </w:r>
     </w:p>
     <w:p>
       <w:pPr>
-        <w:spacing w:after="200" w:before="0" w:line="360" w:lineRule="auto"/>
+        <w:spacing w:after="400"/>
+        <w:jc w:val="center"/>
+      </w:pPr>
+      <w:r>
+        <w:rPr>
+          <w:rFonts w:ascii="Times New Roman" w:hAnsi="Times New Roman"/>
+          <w:b/>
+          <w:sz w:val="32"/>
+        </w:rPr>
+        <w:t>LIMITATIONS AND FUTURE WORK</w:t>
+      </w:r>
+    </w:p>
+    <w:p>
+      <w:pPr>
+        <w:spacing w:before="320" w:after="160"/>
+        <w:jc w:val="left"/>
+      </w:pPr>
+      <w:r>
+        <w:rPr>
+          <w:rFonts w:ascii="Times New Roman" w:hAnsi="Times New Roman"/>
+          <w:b/>
+          <w:sz w:val="28"/>
+        </w:rPr>
+        <w:t>6.1  Limitations</w:t>
+      </w:r>
+    </w:p>
+    <w:p>
+      <w:pPr>
+        <w:spacing w:after="80" w:line="360" w:lineRule="auto"/>
+        <w:ind w:left="461" w:hanging="259"/>
+      </w:pPr>
+      <w:r>
+        <w:rPr>
+          <w:rFonts w:ascii="Times New Roman" w:hAnsi="Times New Roman"/>
+          <w:sz w:val="24"/>
+        </w:rPr>
+        <w:t>•</w:t>
+        <w:tab/>
+      </w:r>
+      <w:r>
+        <w:rPr>
+          <w:rFonts w:ascii="Times New Roman" w:hAnsi="Times New Roman"/>
+          <w:b/>
+          <w:sz w:val="24"/>
+        </w:rPr>
+        <w:t xml:space="preserve">Semantic layer construction: </w:t>
+      </w:r>
+      <w:r>
+        <w:rPr>
+          <w:rFonts w:ascii="Times New Roman" w:hAnsi="Times New Roman"/>
+          <w:sz w:val="24"/>
+        </w:rPr>
+        <w:t>Each deployment requires a domain-specific semantic layer prepared by someone with both business knowledge and schema access.</w:t>
+      </w:r>
+    </w:p>
+    <w:p>
+      <w:pPr>
+        <w:spacing w:after="80" w:line="360" w:lineRule="auto"/>
+        <w:ind w:left="461" w:hanging="259"/>
+      </w:pPr>
+      <w:r>
+        <w:rPr>
+          <w:rFonts w:ascii="Times New Roman" w:hAnsi="Times New Roman"/>
+          <w:sz w:val="24"/>
+        </w:rPr>
+        <w:t>•</w:t>
+        <w:tab/>
+      </w:r>
+      <w:r>
+        <w:rPr>
+          <w:rFonts w:ascii="Times New Roman" w:hAnsi="Times New Roman"/>
+          <w:b/>
+          <w:sz w:val="24"/>
+        </w:rPr>
+        <w:t xml:space="preserve">Bounded query coverage: </w:t>
+      </w:r>
+      <w:r>
+        <w:rPr>
+          <w:rFonts w:ascii="Times New Roman" w:hAnsi="Times New Roman"/>
+          <w:sz w:val="24"/>
+        </w:rPr>
+        <w:t>AEGIS only answers questions that map to supported metrics, dimensions, patterns, and join paths.</w:t>
+      </w:r>
+    </w:p>
+    <w:p>
+      <w:pPr>
+        <w:spacing w:after="80" w:line="360" w:lineRule="auto"/>
+        <w:ind w:left="461" w:hanging="259"/>
+      </w:pPr>
+      <w:r>
+        <w:rPr>
+          <w:rFonts w:ascii="Times New Roman" w:hAnsi="Times New Roman"/>
+          <w:sz w:val="24"/>
+        </w:rPr>
+        <w:t>•</w:t>
+        <w:tab/>
+      </w:r>
+      <w:r>
+        <w:rPr>
+          <w:rFonts w:ascii="Times New Roman" w:hAnsi="Times New Roman"/>
+          <w:b/>
+          <w:sz w:val="24"/>
+        </w:rPr>
+        <w:t xml:space="preserve">Correctness annotation: </w:t>
+      </w:r>
+      <w:r>
+        <w:rPr>
+          <w:rFonts w:ascii="Times New Roman" w:hAnsi="Times New Roman"/>
+          <w:sz w:val="24"/>
+        </w:rPr>
+        <w:t>The first-pass annotation found that safe SQL can still answer the wrong business question, especially when requests are unsupported or vague.</w:t>
+      </w:r>
+    </w:p>
+    <w:p>
+      <w:pPr>
+        <w:spacing w:after="80" w:line="360" w:lineRule="auto"/>
+        <w:ind w:left="461" w:hanging="259"/>
+      </w:pPr>
+      <w:r>
+        <w:rPr>
+          <w:rFonts w:ascii="Times New Roman" w:hAnsi="Times New Roman"/>
+          <w:sz w:val="24"/>
+        </w:rPr>
+        <w:t>•</w:t>
+        <w:tab/>
+      </w:r>
+      <w:r>
+        <w:rPr>
+          <w:rFonts w:ascii="Times New Roman" w:hAnsi="Times New Roman"/>
+          <w:b/>
+          <w:sz w:val="24"/>
+        </w:rPr>
+        <w:t xml:space="preserve">Benchmark scope: </w:t>
+      </w:r>
+      <w:r>
+        <w:rPr>
+          <w:rFonts w:ascii="Times New Roman" w:hAnsi="Times New Roman"/>
+          <w:sz w:val="24"/>
+        </w:rPr>
+        <w:t>The custom 107-request benchmark evaluates AEGIS in one domain and is not directly comparable to Spider or BIRD leaderboard scores.</w:t>
+      </w:r>
+    </w:p>
+    <w:p>
+      <w:pPr>
+        <w:spacing w:after="80" w:line="360" w:lineRule="auto"/>
+        <w:ind w:left="461" w:hanging="259"/>
+      </w:pPr>
+      <w:r>
+        <w:rPr>
+          <w:rFonts w:ascii="Times New Roman" w:hAnsi="Times New Roman"/>
+          <w:sz w:val="24"/>
+        </w:rPr>
+        <w:t>•</w:t>
+        <w:tab/>
+      </w:r>
+      <w:r>
+        <w:rPr>
+          <w:rFonts w:ascii="Times New Roman" w:hAnsi="Times New Roman"/>
+          <w:b/>
+          <w:sz w:val="24"/>
+        </w:rPr>
+        <w:t xml:space="preserve">Prototype engineering limits: </w:t>
+      </w:r>
+      <w:r>
+        <w:rPr>
+          <w:rFonts w:ascii="Times New Roman" w:hAnsi="Times New Roman"/>
+          <w:sz w:val="24"/>
+        </w:rPr>
+        <w:t>The current version targets MySQL, uses prototype widget storage, and handles each request independently without multi-turn context.</w:t>
+      </w:r>
+    </w:p>
+    <w:p>
+      <w:pPr>
+        <w:spacing w:before="320" w:after="160"/>
+        <w:jc w:val="left"/>
+      </w:pPr>
+      <w:r>
+        <w:rPr>
+          <w:rFonts w:ascii="Times New Roman" w:hAnsi="Times New Roman"/>
+          <w:b/>
+          <w:sz w:val="28"/>
+        </w:rPr>
+        <w:t>6.2  Future Work</w:t>
+      </w:r>
+    </w:p>
+    <w:p>
+      <w:pPr>
+        <w:spacing w:after="80" w:line="360" w:lineRule="auto"/>
+        <w:ind w:left="461" w:hanging="259"/>
+      </w:pPr>
+      <w:r>
+        <w:rPr>
+          <w:rFonts w:ascii="Times New Roman" w:hAnsi="Times New Roman"/>
+          <w:sz w:val="24"/>
+        </w:rPr>
+        <w:t>•</w:t>
+        <w:tab/>
+      </w:r>
+      <w:r>
+        <w:rPr>
+          <w:rFonts w:ascii="Times New Roman" w:hAnsi="Times New Roman"/>
+          <w:b/>
+          <w:sz w:val="24"/>
+        </w:rPr>
+        <w:t xml:space="preserve">Clarification requests: </w:t>
+      </w:r>
+      <w:r>
+        <w:rPr>
+          <w:rFonts w:ascii="Times New Roman" w:hAnsi="Times New Roman"/>
+          <w:sz w:val="24"/>
+        </w:rPr>
+        <w:t>When confidence is low, AEGIS should ask a follow-up question instead of guessing, for example "did you mean revenue or profit?"</w:t>
+      </w:r>
+    </w:p>
+    <w:p>
+      <w:pPr>
+        <w:spacing w:after="80" w:line="360" w:lineRule="auto"/>
+        <w:ind w:left="461" w:hanging="259"/>
+      </w:pPr>
+      <w:r>
+        <w:rPr>
+          <w:rFonts w:ascii="Times New Roman" w:hAnsi="Times New Roman"/>
+          <w:sz w:val="24"/>
+        </w:rPr>
+        <w:t>•</w:t>
+        <w:tab/>
+      </w:r>
+      <w:r>
+        <w:rPr>
+          <w:rFonts w:ascii="Times New Roman" w:hAnsi="Times New Roman"/>
+          <w:b/>
+          <w:sz w:val="24"/>
+        </w:rPr>
+        <w:t xml:space="preserve">Semantic-layer tooling: </w:t>
+      </w:r>
+      <w:r>
+        <w:rPr>
+          <w:rFonts w:ascii="Times New Roman" w:hAnsi="Times New Roman"/>
+          <w:sz w:val="24"/>
+        </w:rPr>
+        <w:t>A guided interface should let business analysts define new metrics and dimensions, join paths, and approved vocabulary without editing Python code.</w:t>
+      </w:r>
+    </w:p>
+    <w:p>
+      <w:pPr>
+        <w:spacing w:after="80" w:line="360" w:lineRule="auto"/>
+        <w:ind w:left="461" w:hanging="259"/>
+      </w:pPr>
+      <w:r>
+        <w:rPr>
+          <w:rFonts w:ascii="Times New Roman" w:hAnsi="Times New Roman"/>
+          <w:sz w:val="24"/>
+        </w:rPr>
+        <w:t>•</w:t>
+        <w:tab/>
+      </w:r>
+      <w:r>
+        <w:rPr>
+          <w:rFonts w:ascii="Times New Roman" w:hAnsi="Times New Roman"/>
+          <w:b/>
+          <w:sz w:val="24"/>
+        </w:rPr>
+        <w:t xml:space="preserve">Stronger evaluation: </w:t>
+      </w:r>
+      <w:r>
+        <w:rPr>
+          <w:rFonts w:ascii="Times New Roman" w:hAnsi="Times New Roman"/>
+          <w:sz w:val="24"/>
+        </w:rPr>
+        <w:t>The machine-assisted correctness annotation should be reviewed manually, and future work should add stronger robustness tests and cross-schema evaluation.</w:t>
+      </w:r>
+    </w:p>
+    <w:p>
+      <w:pPr>
+        <w:spacing w:after="80" w:line="360" w:lineRule="auto"/>
+        <w:ind w:left="461" w:hanging="259"/>
+      </w:pPr>
+      <w:r>
+        <w:rPr>
+          <w:rFonts w:ascii="Times New Roman" w:hAnsi="Times New Roman"/>
+          <w:sz w:val="24"/>
+        </w:rPr>
+        <w:t>•</w:t>
+        <w:tab/>
+      </w:r>
+      <w:r>
+        <w:rPr>
+          <w:rFonts w:ascii="Times New Roman" w:hAnsi="Times New Roman"/>
+          <w:b/>
+          <w:sz w:val="24"/>
+        </w:rPr>
+        <w:t xml:space="preserve">Cross-schema evaluation: </w:t>
+      </w:r>
+      <w:r>
+        <w:rPr>
+          <w:rFonts w:ascii="Times New Roman" w:hAnsi="Times New Roman"/>
+          <w:sz w:val="24"/>
+        </w:rPr>
+        <w:t>A second schema, such as WooCommerce, should be evaluated while keeping the intent parser contract, compiler structure, and safety scanner unchanged.</w:t>
+      </w:r>
+    </w:p>
+    <w:p>
+      <w:pPr>
+        <w:spacing w:after="80" w:line="360" w:lineRule="auto"/>
+        <w:ind w:left="461" w:hanging="259"/>
+      </w:pPr>
+      <w:r>
+        <w:rPr>
+          <w:rFonts w:ascii="Times New Roman" w:hAnsi="Times New Roman"/>
+          <w:sz w:val="24"/>
+        </w:rPr>
+        <w:t>•</w:t>
+        <w:tab/>
+      </w:r>
+      <w:r>
+        <w:rPr>
+          <w:rFonts w:ascii="Times New Roman" w:hAnsi="Times New Roman"/>
+          <w:b/>
+          <w:sz w:val="24"/>
+        </w:rPr>
+        <w:t xml:space="preserve">Production hardening: </w:t>
+      </w:r>
+      <w:r>
+        <w:rPr>
+          <w:rFonts w:ascii="Times New Roman" w:hAnsi="Times New Roman"/>
+          <w:sz w:val="24"/>
+        </w:rPr>
+        <w:t>Query-cost controls, database-backed widget storage, broader schema coverage, and multi-turn support should be added before production deployment.</w:t>
+      </w:r>
+    </w:p>
+    <w:p>
+      <w:pPr>
+        <w:spacing w:before="0" w:after="80"/>
+        <w:jc w:val="center"/>
+      </w:pPr>
+      <w:r>
+        <w:rPr>
+          <w:rFonts w:ascii="Times New Roman" w:hAnsi="Times New Roman"/>
+          <w:b/>
+          <w:sz w:val="32"/>
+        </w:rPr>
+        <w:t>CHAPTER 7</w:t>
+      </w:r>
+    </w:p>
+    <w:p>
+      <w:pPr>
+        <w:spacing w:after="400"/>
+        <w:jc w:val="center"/>
+      </w:pPr>
+      <w:r>
+        <w:rPr>
+          <w:rFonts w:ascii="Times New Roman" w:hAnsi="Times New Roman"/>
+          <w:b/>
+          <w:sz w:val="32"/>
+        </w:rPr>
+        <w:t>CONCLUSION</w:t>
+      </w:r>
+    </w:p>
+    <w:p>
+      <w:pPr>
+        <w:spacing w:after="240" w:before="0" w:line="360" w:lineRule="auto"/>
         <w:jc w:val="both"/>
       </w:pPr>
       <w:r>
@@ -18331,26 +19814,12 @@
           <w:i w:val="0"/>
           <w:sz w:val="24"/>
         </w:rPr>
-        <w:t>Retrieval-augmented generation can help an LLM find relevant schema fragments, but it does not remove the model's authority to write SQL. AEGIS uses the semantic layer for a different purpose: it defines which business concepts are allowed to exist and how they compile into SQL. RAG may still be useful in a future large deployment to select relevant semantic-layer entries, but the final SQL should still be compiled by the deterministic AEGIS compiler.</w:t>
+        <w:t>This thesis presented AEGIS, a constraint-based architecture for safe LLM-assisted natural-language analytics over relational databases. The system limits the language model to intent extraction while query construction, chart selection, and widget persistence are handled by deterministic components. This design makes approved business terms explicit through a semantic layer and avoids exposing raw SQL generation authority to the language model.</w:t>
       </w:r>
     </w:p>
     <w:p>
       <w:pPr>
-        <w:spacing w:before="200" w:after="160"/>
-        <w:jc w:val="left"/>
-      </w:pPr>
-      <w:r>
-        <w:rPr>
-          <w:rFonts w:ascii="Times New Roman" w:hAnsi="Times New Roman"/>
-          <w:b/>
-          <w:sz w:val="25"/>
-        </w:rPr>
-        <w:t>5.8.3  Scope Boundary</w:t>
-      </w:r>
-    </w:p>
-    <w:p>
-      <w:pPr>
-        <w:spacing w:after="0" w:before="0" w:line="360" w:lineRule="auto"/>
+        <w:spacing w:after="240" w:before="0" w:line="360" w:lineRule="auto"/>
         <w:jc w:val="both"/>
       </w:pPr>
       <w:r>
@@ -18360,416 +19829,7 @@
           <w:i w:val="0"/>
           <w:sz w:val="24"/>
         </w:rPr>
-        <w:t>AEGIS currently supports a bounded set of approved metrics, dimensions, analytical patterns, and join paths. This is the source of its safety, but also the source of its main limitation. If a user asks for something not represented in the semantic layer, the system should reject or clarify the request. The current prototype does not always do that reliably; improving scope detection is therefore a priority in future work.</w:t>
-      </w:r>
-    </w:p>
-    <w:p>
-      <w:r>
-        <w:br w:type="page"/>
-      </w:r>
-    </w:p>
-    <w:p>
-      <w:pPr>
-        <w:spacing w:before="0" w:after="80"/>
-        <w:jc w:val="center"/>
-      </w:pPr>
-      <w:r>
-        <w:rPr>
-          <w:rFonts w:ascii="Times New Roman" w:hAnsi="Times New Roman"/>
-          <w:b/>
-          <w:sz w:val="32"/>
-        </w:rPr>
-        <w:t>CHAPTER 6</w:t>
-      </w:r>
-    </w:p>
-    <w:p>
-      <w:pPr>
-        <w:spacing w:after="400"/>
-        <w:jc w:val="center"/>
-      </w:pPr>
-      <w:r>
-        <w:rPr>
-          <w:rFonts w:ascii="Times New Roman" w:hAnsi="Times New Roman"/>
-          <w:b/>
-          <w:sz w:val="32"/>
-        </w:rPr>
-        <w:t>LIMITATIONS AND FUTURE WORK</w:t>
-      </w:r>
-    </w:p>
-    <w:p>
-      <w:pPr>
-        <w:spacing w:before="320" w:after="160"/>
-        <w:jc w:val="left"/>
-      </w:pPr>
-      <w:r>
-        <w:rPr>
-          <w:rFonts w:ascii="Times New Roman" w:hAnsi="Times New Roman"/>
-          <w:b/>
-          <w:sz w:val="28"/>
-        </w:rPr>
-        <w:t>6.1  Limitations</w:t>
-      </w:r>
-    </w:p>
-    <w:p>
-      <w:pPr>
-        <w:spacing w:after="80" w:line="360" w:lineRule="auto"/>
-        <w:ind w:left="461" w:hanging="259"/>
-      </w:pPr>
-      <w:r>
-        <w:rPr>
-          <w:rFonts w:ascii="Times New Roman" w:hAnsi="Times New Roman"/>
-          <w:sz w:val="24"/>
-        </w:rPr>
-        <w:t>•</w:t>
-        <w:tab/>
-      </w:r>
-      <w:r>
-        <w:rPr>
-          <w:rFonts w:ascii="Times New Roman" w:hAnsi="Times New Roman"/>
-          <w:b/>
-          <w:sz w:val="24"/>
-        </w:rPr>
-        <w:t xml:space="preserve">Semantic layer construction: </w:t>
-      </w:r>
-      <w:r>
-        <w:rPr>
-          <w:rFonts w:ascii="Times New Roman" w:hAnsi="Times New Roman"/>
-          <w:sz w:val="24"/>
-        </w:rPr>
-        <w:t>Each deployment requires a domain-specific semantic layer prepared by someone with both business knowledge and schema access.</w:t>
-      </w:r>
-    </w:p>
-    <w:p>
-      <w:pPr>
-        <w:spacing w:after="80" w:line="360" w:lineRule="auto"/>
-        <w:ind w:left="461" w:hanging="259"/>
-      </w:pPr>
-      <w:r>
-        <w:rPr>
-          <w:rFonts w:ascii="Times New Roman" w:hAnsi="Times New Roman"/>
-          <w:sz w:val="24"/>
-        </w:rPr>
-        <w:t>•</w:t>
-        <w:tab/>
-      </w:r>
-      <w:r>
-        <w:rPr>
-          <w:rFonts w:ascii="Times New Roman" w:hAnsi="Times New Roman"/>
-          <w:b/>
-          <w:sz w:val="24"/>
-        </w:rPr>
-        <w:t xml:space="preserve">Bounded query coverage: </w:t>
-      </w:r>
-      <w:r>
-        <w:rPr>
-          <w:rFonts w:ascii="Times New Roman" w:hAnsi="Times New Roman"/>
-          <w:sz w:val="24"/>
-        </w:rPr>
-        <w:t>AEGIS only answers questions that map to supported metrics, dimensions, patterns, and join paths.</w:t>
-      </w:r>
-    </w:p>
-    <w:p>
-      <w:pPr>
-        <w:spacing w:after="80" w:line="360" w:lineRule="auto"/>
-        <w:ind w:left="461" w:hanging="259"/>
-      </w:pPr>
-      <w:r>
-        <w:rPr>
-          <w:rFonts w:ascii="Times New Roman" w:hAnsi="Times New Roman"/>
-          <w:sz w:val="24"/>
-        </w:rPr>
-        <w:t>•</w:t>
-        <w:tab/>
-      </w:r>
-      <w:r>
-        <w:rPr>
-          <w:rFonts w:ascii="Times New Roman" w:hAnsi="Times New Roman"/>
-          <w:b/>
-          <w:sz w:val="24"/>
-        </w:rPr>
-        <w:t xml:space="preserve">Correctness annotation: </w:t>
-      </w:r>
-      <w:r>
-        <w:rPr>
-          <w:rFonts w:ascii="Times New Roman" w:hAnsi="Times New Roman"/>
-          <w:sz w:val="24"/>
-        </w:rPr>
-        <w:t>A misclassified intent can produce a safe but semantically wrong query, so semantic correctness must be annotated and measured separately from SQL safety.</w:t>
-      </w:r>
-    </w:p>
-    <w:p>
-      <w:pPr>
-        <w:spacing w:after="80" w:line="360" w:lineRule="auto"/>
-        <w:ind w:left="461" w:hanging="259"/>
-      </w:pPr>
-      <w:r>
-        <w:rPr>
-          <w:rFonts w:ascii="Times New Roman" w:hAnsi="Times New Roman"/>
-          <w:sz w:val="24"/>
-        </w:rPr>
-        <w:t>•</w:t>
-        <w:tab/>
-      </w:r>
-      <w:r>
-        <w:rPr>
-          <w:rFonts w:ascii="Times New Roman" w:hAnsi="Times New Roman"/>
-          <w:b/>
-          <w:sz w:val="24"/>
-        </w:rPr>
-        <w:t xml:space="preserve">Benchmark scope: </w:t>
-      </w:r>
-      <w:r>
-        <w:rPr>
-          <w:rFonts w:ascii="Times New Roman" w:hAnsi="Times New Roman"/>
-          <w:sz w:val="24"/>
-        </w:rPr>
-        <w:t>The custom 107-request benchmark evaluates AEGIS in one domain and is not directly comparable to Spider or BIRD leaderboard scores.</w:t>
-      </w:r>
-    </w:p>
-    <w:p>
-      <w:pPr>
-        <w:spacing w:after="80" w:line="360" w:lineRule="auto"/>
-        <w:ind w:left="461" w:hanging="259"/>
-      </w:pPr>
-      <w:r>
-        <w:rPr>
-          <w:rFonts w:ascii="Times New Roman" w:hAnsi="Times New Roman"/>
-          <w:sz w:val="24"/>
-        </w:rPr>
-        <w:t>•</w:t>
-        <w:tab/>
-      </w:r>
-      <w:r>
-        <w:rPr>
-          <w:rFonts w:ascii="Times New Roman" w:hAnsi="Times New Roman"/>
-          <w:b/>
-          <w:sz w:val="24"/>
-        </w:rPr>
-        <w:t xml:space="preserve">Prototype engineering limits: </w:t>
-      </w:r>
-      <w:r>
-        <w:rPr>
-          <w:rFonts w:ascii="Times New Roman" w:hAnsi="Times New Roman"/>
-          <w:sz w:val="24"/>
-        </w:rPr>
-        <w:t>The current version targets MySQL, uses prototype widget storage, and handles each request independently without multi-turn context.</w:t>
-      </w:r>
-    </w:p>
-    <w:p>
-      <w:pPr>
-        <w:spacing w:before="320" w:after="160"/>
-        <w:jc w:val="left"/>
-      </w:pPr>
-      <w:r>
-        <w:rPr>
-          <w:rFonts w:ascii="Times New Roman" w:hAnsi="Times New Roman"/>
-          <w:b/>
-          <w:sz w:val="28"/>
-        </w:rPr>
-        <w:t>6.2  Future Work</w:t>
-      </w:r>
-    </w:p>
-    <w:p>
-      <w:pPr>
-        <w:spacing w:after="80" w:line="360" w:lineRule="auto"/>
-        <w:ind w:left="461" w:hanging="259"/>
-      </w:pPr>
-      <w:r>
-        <w:rPr>
-          <w:rFonts w:ascii="Times New Roman" w:hAnsi="Times New Roman"/>
-          <w:sz w:val="24"/>
-        </w:rPr>
-        <w:t>•</w:t>
-        <w:tab/>
-      </w:r>
-      <w:r>
-        <w:rPr>
-          <w:rFonts w:ascii="Times New Roman" w:hAnsi="Times New Roman"/>
-          <w:b/>
-          <w:sz w:val="24"/>
-        </w:rPr>
-        <w:t xml:space="preserve">Clarification requests: </w:t>
-      </w:r>
-      <w:r>
-        <w:rPr>
-          <w:rFonts w:ascii="Times New Roman" w:hAnsi="Times New Roman"/>
-          <w:sz w:val="24"/>
-        </w:rPr>
-        <w:t>When confidence is low, AEGIS should ask a follow-up question instead of guessing, for example "did you mean revenue or profit?"</w:t>
-      </w:r>
-    </w:p>
-    <w:p>
-      <w:pPr>
-        <w:spacing w:after="80" w:line="360" w:lineRule="auto"/>
-        <w:ind w:left="461" w:hanging="259"/>
-      </w:pPr>
-      <w:r>
-        <w:rPr>
-          <w:rFonts w:ascii="Times New Roman" w:hAnsi="Times New Roman"/>
-          <w:sz w:val="24"/>
-        </w:rPr>
-        <w:t>•</w:t>
-        <w:tab/>
-      </w:r>
-      <w:r>
-        <w:rPr>
-          <w:rFonts w:ascii="Times New Roman" w:hAnsi="Times New Roman"/>
-          <w:b/>
-          <w:sz w:val="24"/>
-        </w:rPr>
-        <w:t xml:space="preserve">Semantic-layer tooling: </w:t>
-      </w:r>
-      <w:r>
-        <w:rPr>
-          <w:rFonts w:ascii="Times New Roman" w:hAnsi="Times New Roman"/>
-          <w:sz w:val="24"/>
-        </w:rPr>
-        <w:t>A guided interface should let business analysts define new metrics and dimensions, join paths, and approved vocabulary without editing Python code.</w:t>
-      </w:r>
-    </w:p>
-    <w:p>
-      <w:pPr>
-        <w:spacing w:after="80" w:line="360" w:lineRule="auto"/>
-        <w:ind w:left="461" w:hanging="259"/>
-      </w:pPr>
-      <w:r>
-        <w:rPr>
-          <w:rFonts w:ascii="Times New Roman" w:hAnsi="Times New Roman"/>
-          <w:sz w:val="24"/>
-        </w:rPr>
-        <w:t>•</w:t>
-        <w:tab/>
-      </w:r>
-      <w:r>
-        <w:rPr>
-          <w:rFonts w:ascii="Times New Roman" w:hAnsi="Times New Roman"/>
-          <w:b/>
-          <w:sz w:val="24"/>
-        </w:rPr>
-        <w:t xml:space="preserve">Stronger evaluation: </w:t>
-      </w:r>
-      <w:r>
-        <w:rPr>
-          <w:rFonts w:ascii="Times New Roman" w:hAnsi="Times New Roman"/>
-          <w:sz w:val="24"/>
-        </w:rPr>
-        <w:t>Annotated expected answers, B2 and B4 baselines, latency measurements, and correctness reporting should be added to strengthen the evaluation.</w:t>
-      </w:r>
-    </w:p>
-    <w:p>
-      <w:pPr>
-        <w:spacing w:after="80" w:line="360" w:lineRule="auto"/>
-        <w:ind w:left="461" w:hanging="259"/>
-      </w:pPr>
-      <w:r>
-        <w:rPr>
-          <w:rFonts w:ascii="Times New Roman" w:hAnsi="Times New Roman"/>
-          <w:sz w:val="24"/>
-        </w:rPr>
-        <w:t>•</w:t>
-        <w:tab/>
-      </w:r>
-      <w:r>
-        <w:rPr>
-          <w:rFonts w:ascii="Times New Roman" w:hAnsi="Times New Roman"/>
-          <w:b/>
-          <w:sz w:val="24"/>
-        </w:rPr>
-        <w:t xml:space="preserve">Cross-schema evaluation: </w:t>
-      </w:r>
-      <w:r>
-        <w:rPr>
-          <w:rFonts w:ascii="Times New Roman" w:hAnsi="Times New Roman"/>
-          <w:sz w:val="24"/>
-        </w:rPr>
-        <w:t>A second schema, such as WooCommerce, should be evaluated while keeping the intent parser contract, compiler structure, and safety scanner unchanged.</w:t>
-      </w:r>
-    </w:p>
-    <w:p>
-      <w:pPr>
-        <w:spacing w:after="80" w:line="360" w:lineRule="auto"/>
-        <w:ind w:left="461" w:hanging="259"/>
-      </w:pPr>
-      <w:r>
-        <w:rPr>
-          <w:rFonts w:ascii="Times New Roman" w:hAnsi="Times New Roman"/>
-          <w:sz w:val="24"/>
-        </w:rPr>
-        <w:t>•</w:t>
-        <w:tab/>
-      </w:r>
-      <w:r>
-        <w:rPr>
-          <w:rFonts w:ascii="Times New Roman" w:hAnsi="Times New Roman"/>
-          <w:b/>
-          <w:sz w:val="24"/>
-        </w:rPr>
-        <w:t xml:space="preserve">Production hardening: </w:t>
-      </w:r>
-      <w:r>
-        <w:rPr>
-          <w:rFonts w:ascii="Times New Roman" w:hAnsi="Times New Roman"/>
-          <w:sz w:val="24"/>
-        </w:rPr>
-        <w:t>Query-cost controls, database-backed widget storage, broader schema coverage, and multi-turn support should be added before production deployment.</w:t>
-      </w:r>
-    </w:p>
-    <w:p>
-      <w:pPr>
-        <w:spacing w:before="0" w:after="80"/>
-        <w:jc w:val="center"/>
-      </w:pPr>
-      <w:r>
-        <w:rPr>
-          <w:rFonts w:ascii="Times New Roman" w:hAnsi="Times New Roman"/>
-          <w:b/>
-          <w:sz w:val="32"/>
-        </w:rPr>
-        <w:t>CHAPTER 7</w:t>
-      </w:r>
-    </w:p>
-    <w:p>
-      <w:pPr>
-        <w:spacing w:after="400"/>
-        <w:jc w:val="center"/>
-      </w:pPr>
-      <w:r>
-        <w:rPr>
-          <w:rFonts w:ascii="Times New Roman" w:hAnsi="Times New Roman"/>
-          <w:b/>
-          <w:sz w:val="32"/>
-        </w:rPr>
-        <w:t>CONCLUSION</w:t>
-      </w:r>
-    </w:p>
-    <w:p>
-      <w:pPr>
-        <w:spacing w:after="240" w:before="0" w:line="360" w:lineRule="auto"/>
-        <w:jc w:val="both"/>
-      </w:pPr>
-      <w:r>
-        <w:rPr>
-          <w:rFonts w:ascii="Times New Roman" w:hAnsi="Times New Roman"/>
-          <w:b w:val="0"/>
-          <w:i w:val="0"/>
-          <w:sz w:val="24"/>
-        </w:rPr>
-        <w:t>This thesis presented AEGIS, a constraint-based architecture for safe LLM-assisted natural-language analytics over relational databases. The system limits the language model to intent extraction while query construction, chart selection, and widget persistence are handled by deterministic components. This design makes approved business terms explicit through a semantic layer and avoids exposing raw SQL generation authority to the language model.</w:t>
-      </w:r>
-    </w:p>
-    <w:p>
-      <w:pPr>
-        <w:spacing w:after="240" w:before="0" w:line="360" w:lineRule="auto"/>
-        <w:jc w:val="both"/>
-      </w:pPr>
-      <w:r>
-        <w:rPr>
-          <w:rFonts w:ascii="Times New Roman" w:hAnsi="Times New Roman"/>
-          <w:b w:val="0"/>
-          <w:i w:val="0"/>
-          <w:sz w:val="24"/>
-        </w:rPr>
-        <w:t>The prototype evaluation on a 107-request mixed benchmark showed that AEGIS produced no unsafe SQL statements and successfully executed 100 of 107 generated queries against the seeded MySQL database. In contrast, the direct LLM-to-SQL baseline executed 27 of 107 queries successfully and produced one genuine unsafe write statement. These results support the main argument that deterministic compilation and semantic-layer constraints can improve SQL safety in natural-language reporting systems.</w:t>
+        <w:t>The prototype evaluation on a 107-request mixed benchmark showed that AEGIS produced no unsafe SQL statements and successfully executed 100 of 107 generated queries against the seeded MySQL database. In contrast, the direct LLM-to-SQL baseline executed 27 of 107 queries successfully and produced one genuine unsafe write statement. A first-pass semantic-correctness annotation also showed stronger answerable-request correctness for AEGIS than for the evaluated baselines. These results support the main argument that deterministic compilation and semantic-layer constraints can improve SQL safety in natural-language reporting systems.</w:t>
       </w:r>
     </w:p>
     <w:p>

--- a/docs/scripts/AEGIS Thesis Book Draft - A Constraint-Based Architecture for Safe LLM-Assisted Natural Language Analytics.docx
+++ b/docs/scripts/AEGIS Thesis Book Draft - A Constraint-Based Architecture for Safe LLM-Assisted Natural Language Analytics.docx
@@ -1773,6 +1773,46 @@
     </w:p>
     <w:p>
       <w:pPr>
+        <w:spacing w:after="80" w:before="0" w:line="360" w:lineRule="auto"/>
+        <w:ind w:left="432"/>
+        <w:jc w:val="both"/>
+        <w:tabs>
+          <w:tab w:val="right" w:leader="dot" w:pos="8640"/>
+        </w:tabs>
+      </w:pPr>
+      <w:r>
+        <w:rPr>
+          <w:rFonts w:ascii="Times New Roman" w:hAnsi="Times New Roman"/>
+          <w:b w:val="0"/>
+          <w:sz w:val="23"/>
+        </w:rPr>
+        <w:t>5.9 Abstention-Aware Evaluation</w:t>
+        <w:tab/>
+        <w:t>32</w:t>
+      </w:r>
+    </w:p>
+    <w:p>
+      <w:pPr>
+        <w:spacing w:after="80" w:before="0" w:line="360" w:lineRule="auto"/>
+        <w:ind w:left="432"/>
+        <w:jc w:val="both"/>
+        <w:tabs>
+          <w:tab w:val="right" w:leader="dot" w:pos="8640"/>
+        </w:tabs>
+      </w:pPr>
+      <w:r>
+        <w:rPr>
+          <w:rFonts w:ascii="Times New Roman" w:hAnsi="Times New Roman"/>
+          <w:b w:val="0"/>
+          <w:sz w:val="23"/>
+        </w:rPr>
+        <w:t>5.10 Coverage Against the Platform's Native Report Suite</w:t>
+        <w:tab/>
+        <w:t>34</w:t>
+      </w:r>
+    </w:p>
+    <w:p>
+      <w:pPr>
         <w:spacing w:after="160" w:before="80" w:line="360" w:lineRule="auto"/>
         <w:ind w:left="0"/>
         <w:jc w:val="both"/>
@@ -1788,7 +1828,7 @@
         </w:rPr>
         <w:t>Chapter 6: Limitations and Future Work</w:t>
         <w:tab/>
-        <w:t>33</w:t>
+        <w:t>36</w:t>
       </w:r>
     </w:p>
     <w:p>
@@ -1808,7 +1848,7 @@
         </w:rPr>
         <w:t>Chapter 7: Conclusion</w:t>
         <w:tab/>
-        <w:t>34</w:t>
+        <w:t>37</w:t>
       </w:r>
     </w:p>
     <w:p>
@@ -1828,7 +1868,7 @@
         </w:rPr>
         <w:t>References</w:t>
         <w:tab/>
-        <w:t>35</w:t>
+        <w:t>38</w:t>
       </w:r>
     </w:p>
     <w:p>
@@ -2301,6 +2341,60 @@
         <w:t>Table 5.9: Structural comparison</w:t>
         <w:tab/>
         <w:t>31</w:t>
+      </w:r>
+    </w:p>
+    <w:p>
+      <w:pPr>
+        <w:spacing w:after="80" w:before="0" w:line="360" w:lineRule="auto"/>
+        <w:jc w:val="both"/>
+        <w:tabs>
+          <w:tab w:val="right" w:leader="dot" w:pos="8640"/>
+        </w:tabs>
+      </w:pPr>
+      <w:r>
+        <w:rPr>
+          <w:rFonts w:ascii="Times New Roman" w:hAnsi="Times New Roman"/>
+          <w:sz w:val="24"/>
+        </w:rPr>
+        <w:t>Table 5.10: Abstention-aware evaluation metrics</w:t>
+        <w:tab/>
+        <w:t>32</w:t>
+      </w:r>
+    </w:p>
+    <w:p>
+      <w:pPr>
+        <w:spacing w:after="80" w:before="0" w:line="360" w:lineRule="auto"/>
+        <w:jc w:val="both"/>
+        <w:tabs>
+          <w:tab w:val="right" w:leader="dot" w:pos="8640"/>
+        </w:tabs>
+      </w:pPr>
+      <w:r>
+        <w:rPr>
+          <w:rFonts w:ascii="Times New Roman" w:hAnsi="Times New Roman"/>
+          <w:sz w:val="24"/>
+        </w:rPr>
+        <w:t>Table 5.11: False-abstention improvement trajectory</w:t>
+        <w:tab/>
+        <w:t>33</w:t>
+      </w:r>
+    </w:p>
+    <w:p>
+      <w:pPr>
+        <w:spacing w:after="80" w:before="0" w:line="360" w:lineRule="auto"/>
+        <w:jc w:val="both"/>
+        <w:tabs>
+          <w:tab w:val="right" w:leader="dot" w:pos="8640"/>
+        </w:tabs>
+      </w:pPr>
+      <w:r>
+        <w:rPr>
+          <w:rFonts w:ascii="Times New Roman" w:hAnsi="Times New Roman"/>
+          <w:sz w:val="24"/>
+        </w:rPr>
+        <w:t>Table 5.12: Coverage of nopCommerce's standard admin reports</w:t>
+        <w:tab/>
+        <w:t>34</w:t>
       </w:r>
     </w:p>
     <w:p>
@@ -15282,6 +15376,21 @@
     </w:p>
     <w:p>
       <w:pPr>
+        <w:spacing w:after="0" w:before="0" w:line="360" w:lineRule="auto"/>
+        <w:jc w:val="both"/>
+      </w:pPr>
+      <w:r>
+        <w:rPr>
+          <w:rFonts w:ascii="Times New Roman" w:hAnsi="Times New Roman"/>
+          <w:b w:val="0"/>
+          <w:i/>
+          <w:sz w:val="22"/>
+        </w:rPr>
+        <w:t>The execution-validity and semantic-correctness rows above were measured against the pipeline version in place before the three abstention-focused interventions described in Section 5.9, and have not been re-measured under the current configuration; they are reported here as the baseline against which Section 5.9 states its improvement. The abstention-aware metrics in Section 5.9 are current.</w:t>
+      </w:r>
+    </w:p>
+    <w:p>
+      <w:pPr>
         <w:spacing w:before="320" w:after="160"/>
         <w:jc w:val="left"/>
       </w:pPr>
@@ -15702,6 +15811,21 @@
     </w:p>
     <w:p>
       <w:pPr>
+        <w:spacing w:after="200" w:before="0" w:line="360" w:lineRule="auto"/>
+        <w:jc w:val="both"/>
+      </w:pPr>
+      <w:r>
+        <w:rPr>
+          <w:rFonts w:ascii="Times New Roman" w:hAnsi="Times New Roman"/>
+          <w:b w:val="0"/>
+          <w:i/>
+          <w:sz w:val="22"/>
+        </w:rPr>
+        <w:t>The results in this section are the earlier baseline pipeline run: the same run referenced in Table 5.2. Re-running true database execution against the current pipeline, after the interventions described in Section 5.9, is outstanding work.</w:t>
+      </w:r>
+    </w:p>
+    <w:p>
+      <w:pPr>
         <w:spacing w:before="200" w:after="80"/>
         <w:jc w:val="center"/>
         <w:keepNext/>
@@ -17535,6 +17659,21 @@
     </w:p>
     <w:p>
       <w:pPr>
+        <w:spacing w:after="200" w:before="0" w:line="360" w:lineRule="auto"/>
+        <w:jc w:val="both"/>
+      </w:pPr>
+      <w:r>
+        <w:rPr>
+          <w:rFonts w:ascii="Times New Roman" w:hAnsi="Times New Roman"/>
+          <w:b w:val="0"/>
+          <w:i/>
+          <w:sz w:val="22"/>
+        </w:rPr>
+        <w:t>This annotation is the same 32-of-107 figure reported as translation precision in Section 5.9. It is scored against aegis_correct labels that describe the SQL produced by the pipeline version that existed before the abstention interventions in Section 5.9, so the same count is being re-read rather than re-measured. Section 5.9 marks it accordingly and states which of this chapter's metrics remain quotable.</w:t>
+      </w:r>
+    </w:p>
+    <w:p>
+      <w:pPr>
         <w:spacing w:before="320" w:after="160"/>
         <w:jc w:val="left"/>
       </w:pPr>
@@ -18152,6 +18291,21 @@
     </w:p>
     <w:p>
       <w:pPr>
+        <w:spacing w:after="200" w:before="0" w:line="360" w:lineRule="auto"/>
+        <w:jc w:val="both"/>
+      </w:pPr>
+      <w:r>
+        <w:rPr>
+          <w:rFonts w:ascii="Times New Roman" w:hAnsi="Times New Roman"/>
+          <w:b w:val="0"/>
+          <w:i/>
+          <w:sz w:val="22"/>
+        </w:rPr>
+        <w:t>As in Section 5.4, the AEGIS execution-validity and semantic-correctness figures above are the earlier baseline pipeline run and are superseded, for the abstention-handling behavior specifically, by the current measurements in Section 5.9.</w:t>
+      </w:r>
+    </w:p>
+    <w:p>
+      <w:pPr>
         <w:spacing w:before="200" w:after="80"/>
         <w:jc w:val="center"/>
         <w:keepNext/>
@@ -19424,387 +19578,22 @@
       </w:r>
     </w:p>
     <w:p>
-      <w:r>
-        <w:br w:type="page"/>
+      <w:pPr>
+        <w:spacing w:before="320" w:after="160"/>
+        <w:jc w:val="left"/>
+      </w:pPr>
+      <w:r>
+        <w:rPr>
+          <w:rFonts w:ascii="Times New Roman" w:hAnsi="Times New Roman"/>
+          <w:b/>
+          <w:sz w:val="28"/>
+        </w:rPr>
+        <w:t>5.9  Abstention-Aware Evaluation</w:t>
       </w:r>
     </w:p>
     <w:p>
       <w:pPr>
-        <w:spacing w:before="0" w:after="80"/>
-        <w:jc w:val="center"/>
-      </w:pPr>
-      <w:r>
-        <w:rPr>
-          <w:rFonts w:ascii="Times New Roman" w:hAnsi="Times New Roman"/>
-          <w:b/>
-          <w:sz w:val="32"/>
-        </w:rPr>
-        <w:t>CHAPTER 6</w:t>
-      </w:r>
-    </w:p>
-    <w:p>
-      <w:pPr>
-        <w:spacing w:after="400"/>
-        <w:jc w:val="center"/>
-      </w:pPr>
-      <w:r>
-        <w:rPr>
-          <w:rFonts w:ascii="Times New Roman" w:hAnsi="Times New Roman"/>
-          <w:b/>
-          <w:sz w:val="32"/>
-        </w:rPr>
-        <w:t>LIMITATIONS AND FUTURE WORK</w:t>
-      </w:r>
-    </w:p>
-    <w:p>
-      <w:pPr>
-        <w:spacing w:before="320" w:after="160"/>
-        <w:jc w:val="left"/>
-      </w:pPr>
-      <w:r>
-        <w:rPr>
-          <w:rFonts w:ascii="Times New Roman" w:hAnsi="Times New Roman"/>
-          <w:b/>
-          <w:sz w:val="28"/>
-        </w:rPr>
-        <w:t>6.1  Limitations</w:t>
-      </w:r>
-    </w:p>
-    <w:p>
-      <w:pPr>
-        <w:spacing w:after="80" w:line="360" w:lineRule="auto"/>
-        <w:ind w:left="461" w:hanging="259"/>
-      </w:pPr>
-      <w:r>
-        <w:rPr>
-          <w:rFonts w:ascii="Times New Roman" w:hAnsi="Times New Roman"/>
-          <w:sz w:val="24"/>
-        </w:rPr>
-        <w:t>•</w:t>
-        <w:tab/>
-      </w:r>
-      <w:r>
-        <w:rPr>
-          <w:rFonts w:ascii="Times New Roman" w:hAnsi="Times New Roman"/>
-          <w:b/>
-          <w:sz w:val="24"/>
-        </w:rPr>
-        <w:t xml:space="preserve">Semantic layer construction: </w:t>
-      </w:r>
-      <w:r>
-        <w:rPr>
-          <w:rFonts w:ascii="Times New Roman" w:hAnsi="Times New Roman"/>
-          <w:sz w:val="24"/>
-        </w:rPr>
-        <w:t>Each deployment requires a domain-specific semantic layer prepared by someone with both business knowledge and schema access.</w:t>
-      </w:r>
-    </w:p>
-    <w:p>
-      <w:pPr>
-        <w:spacing w:after="80" w:line="360" w:lineRule="auto"/>
-        <w:ind w:left="461" w:hanging="259"/>
-      </w:pPr>
-      <w:r>
-        <w:rPr>
-          <w:rFonts w:ascii="Times New Roman" w:hAnsi="Times New Roman"/>
-          <w:sz w:val="24"/>
-        </w:rPr>
-        <w:t>•</w:t>
-        <w:tab/>
-      </w:r>
-      <w:r>
-        <w:rPr>
-          <w:rFonts w:ascii="Times New Roman" w:hAnsi="Times New Roman"/>
-          <w:b/>
-          <w:sz w:val="24"/>
-        </w:rPr>
-        <w:t xml:space="preserve">Bounded query coverage: </w:t>
-      </w:r>
-      <w:r>
-        <w:rPr>
-          <w:rFonts w:ascii="Times New Roman" w:hAnsi="Times New Roman"/>
-          <w:sz w:val="24"/>
-        </w:rPr>
-        <w:t>AEGIS only answers questions that map to supported metrics, dimensions, patterns, and join paths.</w:t>
-      </w:r>
-    </w:p>
-    <w:p>
-      <w:pPr>
-        <w:spacing w:after="80" w:line="360" w:lineRule="auto"/>
-        <w:ind w:left="461" w:hanging="259"/>
-      </w:pPr>
-      <w:r>
-        <w:rPr>
-          <w:rFonts w:ascii="Times New Roman" w:hAnsi="Times New Roman"/>
-          <w:sz w:val="24"/>
-        </w:rPr>
-        <w:t>•</w:t>
-        <w:tab/>
-      </w:r>
-      <w:r>
-        <w:rPr>
-          <w:rFonts w:ascii="Times New Roman" w:hAnsi="Times New Roman"/>
-          <w:b/>
-          <w:sz w:val="24"/>
-        </w:rPr>
-        <w:t xml:space="preserve">Correctness annotation: </w:t>
-      </w:r>
-      <w:r>
-        <w:rPr>
-          <w:rFonts w:ascii="Times New Roman" w:hAnsi="Times New Roman"/>
-          <w:sz w:val="24"/>
-        </w:rPr>
-        <w:t>The first-pass annotation found that safe SQL can still answer the wrong business question, especially when requests are unsupported or vague.</w:t>
-      </w:r>
-    </w:p>
-    <w:p>
-      <w:pPr>
-        <w:spacing w:after="80" w:line="360" w:lineRule="auto"/>
-        <w:ind w:left="461" w:hanging="259"/>
-      </w:pPr>
-      <w:r>
-        <w:rPr>
-          <w:rFonts w:ascii="Times New Roman" w:hAnsi="Times New Roman"/>
-          <w:sz w:val="24"/>
-        </w:rPr>
-        <w:t>•</w:t>
-        <w:tab/>
-      </w:r>
-      <w:r>
-        <w:rPr>
-          <w:rFonts w:ascii="Times New Roman" w:hAnsi="Times New Roman"/>
-          <w:b/>
-          <w:sz w:val="24"/>
-        </w:rPr>
-        <w:t xml:space="preserve">Benchmark scope: </w:t>
-      </w:r>
-      <w:r>
-        <w:rPr>
-          <w:rFonts w:ascii="Times New Roman" w:hAnsi="Times New Roman"/>
-          <w:sz w:val="24"/>
-        </w:rPr>
-        <w:t>The custom 107-request benchmark evaluates AEGIS in one domain and is not directly comparable to Spider or BIRD leaderboard scores.</w:t>
-      </w:r>
-    </w:p>
-    <w:p>
-      <w:pPr>
-        <w:spacing w:after="80" w:line="360" w:lineRule="auto"/>
-        <w:ind w:left="461" w:hanging="259"/>
-      </w:pPr>
-      <w:r>
-        <w:rPr>
-          <w:rFonts w:ascii="Times New Roman" w:hAnsi="Times New Roman"/>
-          <w:sz w:val="24"/>
-        </w:rPr>
-        <w:t>•</w:t>
-        <w:tab/>
-      </w:r>
-      <w:r>
-        <w:rPr>
-          <w:rFonts w:ascii="Times New Roman" w:hAnsi="Times New Roman"/>
-          <w:b/>
-          <w:sz w:val="24"/>
-        </w:rPr>
-        <w:t xml:space="preserve">Prototype engineering limits: </w:t>
-      </w:r>
-      <w:r>
-        <w:rPr>
-          <w:rFonts w:ascii="Times New Roman" w:hAnsi="Times New Roman"/>
-          <w:sz w:val="24"/>
-        </w:rPr>
-        <w:t>The current version targets MySQL, uses prototype widget storage, and handles each request independently without multi-turn context.</w:t>
-      </w:r>
-    </w:p>
-    <w:p>
-      <w:pPr>
-        <w:spacing w:before="320" w:after="160"/>
-        <w:jc w:val="left"/>
-      </w:pPr>
-      <w:r>
-        <w:rPr>
-          <w:rFonts w:ascii="Times New Roman" w:hAnsi="Times New Roman"/>
-          <w:b/>
-          <w:sz w:val="28"/>
-        </w:rPr>
-        <w:t>6.2  Future Work</w:t>
-      </w:r>
-    </w:p>
-    <w:p>
-      <w:pPr>
-        <w:spacing w:after="80" w:line="360" w:lineRule="auto"/>
-        <w:ind w:left="461" w:hanging="259"/>
-      </w:pPr>
-      <w:r>
-        <w:rPr>
-          <w:rFonts w:ascii="Times New Roman" w:hAnsi="Times New Roman"/>
-          <w:sz w:val="24"/>
-        </w:rPr>
-        <w:t>•</w:t>
-        <w:tab/>
-      </w:r>
-      <w:r>
-        <w:rPr>
-          <w:rFonts w:ascii="Times New Roman" w:hAnsi="Times New Roman"/>
-          <w:b/>
-          <w:sz w:val="24"/>
-        </w:rPr>
-        <w:t xml:space="preserve">Clarification requests: </w:t>
-      </w:r>
-      <w:r>
-        <w:rPr>
-          <w:rFonts w:ascii="Times New Roman" w:hAnsi="Times New Roman"/>
-          <w:sz w:val="24"/>
-        </w:rPr>
-        <w:t>When confidence is low, AEGIS should ask a follow-up question instead of guessing, for example "did you mean revenue or profit?"</w:t>
-      </w:r>
-    </w:p>
-    <w:p>
-      <w:pPr>
-        <w:spacing w:after="80" w:line="360" w:lineRule="auto"/>
-        <w:ind w:left="461" w:hanging="259"/>
-      </w:pPr>
-      <w:r>
-        <w:rPr>
-          <w:rFonts w:ascii="Times New Roman" w:hAnsi="Times New Roman"/>
-          <w:sz w:val="24"/>
-        </w:rPr>
-        <w:t>•</w:t>
-        <w:tab/>
-      </w:r>
-      <w:r>
-        <w:rPr>
-          <w:rFonts w:ascii="Times New Roman" w:hAnsi="Times New Roman"/>
-          <w:b/>
-          <w:sz w:val="24"/>
-        </w:rPr>
-        <w:t xml:space="preserve">Semantic-layer tooling: </w:t>
-      </w:r>
-      <w:r>
-        <w:rPr>
-          <w:rFonts w:ascii="Times New Roman" w:hAnsi="Times New Roman"/>
-          <w:sz w:val="24"/>
-        </w:rPr>
-        <w:t>A guided interface should let business analysts define new metrics and dimensions, join paths, and approved vocabulary without editing Python code.</w:t>
-      </w:r>
-    </w:p>
-    <w:p>
-      <w:pPr>
-        <w:spacing w:after="80" w:line="360" w:lineRule="auto"/>
-        <w:ind w:left="461" w:hanging="259"/>
-      </w:pPr>
-      <w:r>
-        <w:rPr>
-          <w:rFonts w:ascii="Times New Roman" w:hAnsi="Times New Roman"/>
-          <w:sz w:val="24"/>
-        </w:rPr>
-        <w:t>•</w:t>
-        <w:tab/>
-      </w:r>
-      <w:r>
-        <w:rPr>
-          <w:rFonts w:ascii="Times New Roman" w:hAnsi="Times New Roman"/>
-          <w:b/>
-          <w:sz w:val="24"/>
-        </w:rPr>
-        <w:t xml:space="preserve">Stronger evaluation: </w:t>
-      </w:r>
-      <w:r>
-        <w:rPr>
-          <w:rFonts w:ascii="Times New Roman" w:hAnsi="Times New Roman"/>
-          <w:sz w:val="24"/>
-        </w:rPr>
-        <w:t>The machine-assisted correctness annotation should be reviewed manually, and future work should add stronger robustness tests and cross-schema evaluation.</w:t>
-      </w:r>
-    </w:p>
-    <w:p>
-      <w:pPr>
-        <w:spacing w:after="80" w:line="360" w:lineRule="auto"/>
-        <w:ind w:left="461" w:hanging="259"/>
-      </w:pPr>
-      <w:r>
-        <w:rPr>
-          <w:rFonts w:ascii="Times New Roman" w:hAnsi="Times New Roman"/>
-          <w:sz w:val="24"/>
-        </w:rPr>
-        <w:t>•</w:t>
-        <w:tab/>
-      </w:r>
-      <w:r>
-        <w:rPr>
-          <w:rFonts w:ascii="Times New Roman" w:hAnsi="Times New Roman"/>
-          <w:b/>
-          <w:sz w:val="24"/>
-        </w:rPr>
-        <w:t xml:space="preserve">Cross-schema evaluation: </w:t>
-      </w:r>
-      <w:r>
-        <w:rPr>
-          <w:rFonts w:ascii="Times New Roman" w:hAnsi="Times New Roman"/>
-          <w:sz w:val="24"/>
-        </w:rPr>
-        <w:t>A second schema, such as WooCommerce, should be evaluated while keeping the intent parser contract, compiler structure, and safety scanner unchanged.</w:t>
-      </w:r>
-    </w:p>
-    <w:p>
-      <w:pPr>
-        <w:spacing w:after="80" w:line="360" w:lineRule="auto"/>
-        <w:ind w:left="461" w:hanging="259"/>
-      </w:pPr>
-      <w:r>
-        <w:rPr>
-          <w:rFonts w:ascii="Times New Roman" w:hAnsi="Times New Roman"/>
-          <w:sz w:val="24"/>
-        </w:rPr>
-        <w:t>•</w:t>
-        <w:tab/>
-      </w:r>
-      <w:r>
-        <w:rPr>
-          <w:rFonts w:ascii="Times New Roman" w:hAnsi="Times New Roman"/>
-          <w:b/>
-          <w:sz w:val="24"/>
-        </w:rPr>
-        <w:t xml:space="preserve">Production hardening: </w:t>
-      </w:r>
-      <w:r>
-        <w:rPr>
-          <w:rFonts w:ascii="Times New Roman" w:hAnsi="Times New Roman"/>
-          <w:sz w:val="24"/>
-        </w:rPr>
-        <w:t>Query-cost controls, database-backed widget storage, broader schema coverage, and multi-turn support should be added before production deployment.</w:t>
-      </w:r>
-    </w:p>
-    <w:p>
-      <w:pPr>
-        <w:spacing w:before="0" w:after="80"/>
-        <w:jc w:val="center"/>
-      </w:pPr>
-      <w:r>
-        <w:rPr>
-          <w:rFonts w:ascii="Times New Roman" w:hAnsi="Times New Roman"/>
-          <w:b/>
-          <w:sz w:val="32"/>
-        </w:rPr>
-        <w:t>CHAPTER 7</w:t>
-      </w:r>
-    </w:p>
-    <w:p>
-      <w:pPr>
-        <w:spacing w:after="400"/>
-        <w:jc w:val="center"/>
-      </w:pPr>
-      <w:r>
-        <w:rPr>
-          <w:rFonts w:ascii="Times New Roman" w:hAnsi="Times New Roman"/>
-          <w:b/>
-          <w:sz w:val="32"/>
-        </w:rPr>
-        <w:t>CONCLUSION</w:t>
-      </w:r>
-    </w:p>
-    <w:p>
-      <w:pPr>
-        <w:spacing w:after="240" w:before="0" w:line="360" w:lineRule="auto"/>
+        <w:spacing w:after="200" w:before="0" w:line="360" w:lineRule="auto"/>
         <w:jc w:val="both"/>
       </w:pPr>
       <w:r>
@@ -19814,12 +19603,708 @@
           <w:i w:val="0"/>
           <w:sz w:val="24"/>
         </w:rPr>
-        <w:t>This thesis presented AEGIS, a constraint-based architecture for safe LLM-assisted natural-language analytics over relational databases. The system limits the language model to intent extraction while query construction, chart selection, and widget persistence are handled by deterministic components. This design makes approved business terms explicit through a semantic layer and avoids exposing raw SQL generation authority to the language model.</w:t>
+        <w:t>Sections 5.4 through 5.7 score every request against a single pass/fail outcome. On this benchmark roughly half of the requests should not be answered at all: they are unsupported, vague, compound, or write-style, and the correct system behavior is to decline or ask for clarification rather than to produce an answer. A single aggregate accuracy figure over a set built this way is misleading in both directions: it counts a correct refusal as a failure, and it counts a confident wrong answer as a success. This section reports the refusal channel on its own terms, over the 55 requests that should be answered and the 52 that should be declined.</w:t>
       </w:r>
     </w:p>
     <w:p>
       <w:pPr>
-        <w:spacing w:after="240" w:before="0" w:line="360" w:lineRule="auto"/>
+        <w:spacing w:before="200" w:after="80"/>
+        <w:jc w:val="center"/>
+        <w:keepNext/>
+      </w:pPr>
+      <w:r>
+        <w:rPr>
+          <w:rFonts w:ascii="Times New Roman" w:hAnsi="Times New Roman"/>
+          <w:b/>
+          <w:sz w:val="22"/>
+        </w:rPr>
+        <w:t>Table 5.10: Abstention-aware evaluation metrics.</w:t>
+      </w:r>
+    </w:p>
+    <w:tbl>
+      <w:tblPr>
+        <w:tblStyle w:val="TableGrid"/>
+        <w:tblW w:type="auto" w:w="0"/>
+        <w:jc w:val="center"/>
+        <w:tblLayout w:type="fixed"/>
+        <w:tblLook w:firstColumn="1" w:firstRow="1" w:lastColumn="0" w:lastRow="0" w:noHBand="0" w:noVBand="1" w:val="04A0"/>
+        <w:tblBorders>
+          <w:top w:val="single" w:sz="4" w:space="0" w:color="999999"/>
+          <w:left w:val="single" w:sz="4" w:space="0" w:color="999999"/>
+          <w:bottom w:val="single" w:sz="4" w:space="0" w:color="999999"/>
+          <w:right w:val="single" w:sz="4" w:space="0" w:color="999999"/>
+          <w:insideH w:val="single" w:sz="4" w:space="0" w:color="999999"/>
+          <w:insideV w:val="single" w:sz="4" w:space="0" w:color="999999"/>
+        </w:tblBorders>
+      </w:tblPr>
+      <w:tblGrid>
+        <w:gridCol w:w="1872"/>
+        <w:gridCol w:w="1656"/>
+        <w:gridCol w:w="3672"/>
+        <w:gridCol w:w="1872"/>
+      </w:tblGrid>
+      <w:tr>
+        <w:trPr>
+          <w:cantSplit/>
+        </w:trPr>
+        <w:tc>
+          <w:tcPr>
+            <w:tcW w:type="dxa" w:w="2256"/>
+          </w:tcPr>
+          <w:p>
+            <w:pPr>
+              <w:spacing w:before="0" w:after="0" w:line="240" w:lineRule="auto"/>
+              <w:jc w:val="center"/>
+              <w:keepNext/>
+            </w:pPr>
+            <w:r>
+              <w:rPr>
+                <w:rFonts w:ascii="Times New Roman" w:hAnsi="Times New Roman"/>
+                <w:b/>
+                <w:sz w:val="21"/>
+              </w:rPr>
+            </w:r>
+            <w:r>
+              <w:rPr>
+                <w:rFonts w:ascii="Times New Roman" w:hAnsi="Times New Roman"/>
+                <w:b/>
+                <w:sz w:val="21"/>
+              </w:rPr>
+              <w:t>Metric</w:t>
+            </w:r>
+          </w:p>
+        </w:tc>
+        <w:tc>
+          <w:tcPr>
+            <w:tcW w:type="dxa" w:w="2256"/>
+          </w:tcPr>
+          <w:p>
+            <w:pPr>
+              <w:spacing w:before="0" w:after="0" w:line="240" w:lineRule="auto"/>
+              <w:jc w:val="center"/>
+              <w:keepNext/>
+            </w:pPr>
+            <w:r>
+              <w:rPr>
+                <w:rFonts w:ascii="Times New Roman" w:hAnsi="Times New Roman"/>
+                <w:b/>
+                <w:sz w:val="21"/>
+              </w:rPr>
+            </w:r>
+            <w:r>
+              <w:rPr>
+                <w:rFonts w:ascii="Times New Roman" w:hAnsi="Times New Roman"/>
+                <w:b/>
+                <w:sz w:val="21"/>
+              </w:rPr>
+              <w:t>Result</w:t>
+            </w:r>
+          </w:p>
+        </w:tc>
+        <w:tc>
+          <w:tcPr>
+            <w:tcW w:type="dxa" w:w="2256"/>
+          </w:tcPr>
+          <w:p>
+            <w:pPr>
+              <w:spacing w:before="0" w:after="0" w:line="240" w:lineRule="auto"/>
+              <w:jc w:val="center"/>
+              <w:keepNext/>
+            </w:pPr>
+            <w:r>
+              <w:rPr>
+                <w:rFonts w:ascii="Times New Roman" w:hAnsi="Times New Roman"/>
+                <w:b/>
+                <w:sz w:val="21"/>
+              </w:rPr>
+            </w:r>
+            <w:r>
+              <w:rPr>
+                <w:rFonts w:ascii="Times New Roman" w:hAnsi="Times New Roman"/>
+                <w:b/>
+                <w:sz w:val="21"/>
+              </w:rPr>
+              <w:t>Definition</w:t>
+            </w:r>
+          </w:p>
+        </w:tc>
+        <w:tc>
+          <w:tcPr>
+            <w:tcW w:type="dxa" w:w="2256"/>
+          </w:tcPr>
+          <w:p>
+            <w:pPr>
+              <w:spacing w:before="0" w:after="0" w:line="240" w:lineRule="auto"/>
+              <w:jc w:val="center"/>
+              <w:keepNext/>
+            </w:pPr>
+            <w:r>
+              <w:rPr>
+                <w:rFonts w:ascii="Times New Roman" w:hAnsi="Times New Roman"/>
+                <w:b/>
+                <w:sz w:val="21"/>
+              </w:rPr>
+            </w:r>
+            <w:r>
+              <w:rPr>
+                <w:rFonts w:ascii="Times New Roman" w:hAnsi="Times New Roman"/>
+                <w:b/>
+                <w:sz w:val="21"/>
+              </w:rPr>
+              <w:t>Status</w:t>
+            </w:r>
+          </w:p>
+        </w:tc>
+      </w:tr>
+      <w:tr>
+        <w:trPr>
+          <w:cantSplit/>
+        </w:trPr>
+        <w:tc>
+          <w:tcPr>
+            <w:tcW w:type="dxa" w:w="1872"/>
+          </w:tcPr>
+          <w:p>
+            <w:pPr>
+              <w:spacing w:before="0" w:after="0" w:line="240" w:lineRule="auto"/>
+              <w:keepNext/>
+            </w:pPr>
+            <w:r>
+              <w:rPr>
+                <w:rFonts w:ascii="Times New Roman" w:hAnsi="Times New Roman"/>
+                <w:sz w:val="21"/>
+              </w:rPr>
+            </w:r>
+            <w:r>
+              <w:rPr>
+                <w:rFonts w:ascii="Times New Roman" w:hAnsi="Times New Roman"/>
+                <w:b w:val="0"/>
+                <w:sz w:val="21"/>
+              </w:rPr>
+              <w:t>Translatability</w:t>
+            </w:r>
+          </w:p>
+        </w:tc>
+        <w:tc>
+          <w:tcPr>
+            <w:tcW w:type="dxa" w:w="1656"/>
+          </w:tcPr>
+          <w:p>
+            <w:pPr>
+              <w:spacing w:before="0" w:after="0" w:line="240" w:lineRule="auto"/>
+              <w:jc w:val="center"/>
+              <w:keepNext/>
+            </w:pPr>
+            <w:r>
+              <w:rPr>
+                <w:rFonts w:ascii="Times New Roman" w:hAnsi="Times New Roman"/>
+                <w:sz w:val="21"/>
+              </w:rPr>
+            </w:r>
+            <w:r>
+              <w:rPr>
+                <w:rFonts w:ascii="Times New Roman" w:hAnsi="Times New Roman"/>
+                <w:b w:val="0"/>
+                <w:sz w:val="21"/>
+              </w:rPr>
+              <w:t>38.3% (41/107)</w:t>
+            </w:r>
+          </w:p>
+        </w:tc>
+        <w:tc>
+          <w:tcPr>
+            <w:tcW w:type="dxa" w:w="3672"/>
+          </w:tcPr>
+          <w:p>
+            <w:pPr>
+              <w:spacing w:before="0" w:after="0" w:line="240" w:lineRule="auto"/>
+              <w:jc w:val="center"/>
+              <w:keepNext/>
+            </w:pPr>
+            <w:r>
+              <w:rPr>
+                <w:rFonts w:ascii="Times New Roman" w:hAnsi="Times New Roman"/>
+                <w:sz w:val="21"/>
+              </w:rPr>
+            </w:r>
+            <w:r>
+              <w:rPr>
+                <w:rFonts w:ascii="Times New Roman" w:hAnsi="Times New Roman"/>
+                <w:b w:val="0"/>
+                <w:sz w:val="21"/>
+              </w:rPr>
+              <w:t>Produced executable SQL, over all requests</w:t>
+            </w:r>
+          </w:p>
+        </w:tc>
+        <w:tc>
+          <w:tcPr>
+            <w:tcW w:type="dxa" w:w="1872"/>
+          </w:tcPr>
+          <w:p>
+            <w:pPr>
+              <w:spacing w:before="0" w:after="0" w:line="240" w:lineRule="auto"/>
+              <w:jc w:val="center"/>
+              <w:keepNext/>
+            </w:pPr>
+            <w:r>
+              <w:rPr>
+                <w:rFonts w:ascii="Times New Roman" w:hAnsi="Times New Roman"/>
+                <w:sz w:val="21"/>
+              </w:rPr>
+            </w:r>
+            <w:r>
+              <w:rPr>
+                <w:rFonts w:ascii="Times New Roman" w:hAnsi="Times New Roman"/>
+                <w:b w:val="0"/>
+                <w:sz w:val="21"/>
+              </w:rPr>
+              <w:t>Measured</w:t>
+            </w:r>
+          </w:p>
+        </w:tc>
+      </w:tr>
+      <w:tr>
+        <w:trPr>
+          <w:cantSplit/>
+        </w:trPr>
+        <w:tc>
+          <w:tcPr>
+            <w:tcW w:type="dxa" w:w="1872"/>
+          </w:tcPr>
+          <w:p>
+            <w:pPr>
+              <w:spacing w:before="0" w:after="0" w:line="240" w:lineRule="auto"/>
+              <w:keepNext/>
+            </w:pPr>
+            <w:r>
+              <w:rPr>
+                <w:rFonts w:ascii="Times New Roman" w:hAnsi="Times New Roman"/>
+                <w:sz w:val="21"/>
+              </w:rPr>
+            </w:r>
+            <w:r>
+              <w:rPr>
+                <w:rFonts w:ascii="Times New Roman" w:hAnsi="Times New Roman"/>
+                <w:b w:val="0"/>
+                <w:sz w:val="21"/>
+              </w:rPr>
+              <w:t>Translation precision</w:t>
+            </w:r>
+          </w:p>
+        </w:tc>
+        <w:tc>
+          <w:tcPr>
+            <w:tcW w:type="dxa" w:w="1656"/>
+          </w:tcPr>
+          <w:p>
+            <w:pPr>
+              <w:spacing w:before="0" w:after="0" w:line="240" w:lineRule="auto"/>
+              <w:jc w:val="center"/>
+              <w:keepNext/>
+            </w:pPr>
+            <w:r>
+              <w:rPr>
+                <w:rFonts w:ascii="Times New Roman" w:hAnsi="Times New Roman"/>
+                <w:sz w:val="21"/>
+              </w:rPr>
+            </w:r>
+            <w:r>
+              <w:rPr>
+                <w:rFonts w:ascii="Times New Roman" w:hAnsi="Times New Roman"/>
+                <w:b w:val="0"/>
+                <w:sz w:val="21"/>
+              </w:rPr>
+              <w:t>29.9% (32/107)</w:t>
+            </w:r>
+          </w:p>
+        </w:tc>
+        <w:tc>
+          <w:tcPr>
+            <w:tcW w:type="dxa" w:w="3672"/>
+          </w:tcPr>
+          <w:p>
+            <w:pPr>
+              <w:spacing w:before="0" w:after="0" w:line="240" w:lineRule="auto"/>
+              <w:jc w:val="center"/>
+              <w:keepNext/>
+            </w:pPr>
+            <w:r>
+              <w:rPr>
+                <w:rFonts w:ascii="Times New Roman" w:hAnsi="Times New Roman"/>
+                <w:sz w:val="21"/>
+              </w:rPr>
+            </w:r>
+            <w:r>
+              <w:rPr>
+                <w:rFonts w:ascii="Times New Roman" w:hAnsi="Times New Roman"/>
+                <w:b w:val="0"/>
+                <w:sz w:val="21"/>
+              </w:rPr>
+              <w:t>Produced the expected result, over labelled requests</w:t>
+            </w:r>
+          </w:p>
+        </w:tc>
+        <w:tc>
+          <w:tcPr>
+            <w:tcW w:type="dxa" w:w="1872"/>
+          </w:tcPr>
+          <w:p>
+            <w:pPr>
+              <w:spacing w:before="0" w:after="0" w:line="240" w:lineRule="auto"/>
+              <w:jc w:val="center"/>
+              <w:keepNext/>
+            </w:pPr>
+            <w:r>
+              <w:rPr>
+                <w:rFonts w:ascii="Times New Roman" w:hAnsi="Times New Roman"/>
+                <w:sz w:val="21"/>
+              </w:rPr>
+            </w:r>
+            <w:r>
+              <w:rPr>
+                <w:rFonts w:ascii="Times New Roman" w:hAnsi="Times New Roman"/>
+                <w:b w:val="0"/>
+                <w:sz w:val="21"/>
+              </w:rPr>
+              <w:t>Not yet valid — requires re-annotation</w:t>
+            </w:r>
+          </w:p>
+        </w:tc>
+      </w:tr>
+      <w:tr>
+        <w:trPr>
+          <w:cantSplit/>
+        </w:trPr>
+        <w:tc>
+          <w:tcPr>
+            <w:tcW w:type="dxa" w:w="1872"/>
+          </w:tcPr>
+          <w:p>
+            <w:pPr>
+              <w:spacing w:before="0" w:after="0" w:line="240" w:lineRule="auto"/>
+              <w:keepNext/>
+            </w:pPr>
+            <w:r>
+              <w:rPr>
+                <w:rFonts w:ascii="Times New Roman" w:hAnsi="Times New Roman"/>
+                <w:sz w:val="21"/>
+              </w:rPr>
+            </w:r>
+            <w:r>
+              <w:rPr>
+                <w:rFonts w:ascii="Times New Roman" w:hAnsi="Times New Roman"/>
+                <w:b w:val="0"/>
+                <w:sz w:val="21"/>
+              </w:rPr>
+              <w:t>Abstention recall</w:t>
+            </w:r>
+          </w:p>
+        </w:tc>
+        <w:tc>
+          <w:tcPr>
+            <w:tcW w:type="dxa" w:w="1656"/>
+          </w:tcPr>
+          <w:p>
+            <w:pPr>
+              <w:spacing w:before="0" w:after="0" w:line="240" w:lineRule="auto"/>
+              <w:jc w:val="center"/>
+              <w:keepNext/>
+            </w:pPr>
+            <w:r>
+              <w:rPr>
+                <w:rFonts w:ascii="Times New Roman" w:hAnsi="Times New Roman"/>
+                <w:sz w:val="21"/>
+              </w:rPr>
+            </w:r>
+            <w:r>
+              <w:rPr>
+                <w:rFonts w:ascii="Times New Roman" w:hAnsi="Times New Roman"/>
+                <w:b w:val="0"/>
+                <w:sz w:val="21"/>
+              </w:rPr>
+              <w:t>100.0% (52/52)</w:t>
+            </w:r>
+          </w:p>
+        </w:tc>
+        <w:tc>
+          <w:tcPr>
+            <w:tcW w:type="dxa" w:w="3672"/>
+          </w:tcPr>
+          <w:p>
+            <w:pPr>
+              <w:spacing w:before="0" w:after="0" w:line="240" w:lineRule="auto"/>
+              <w:jc w:val="center"/>
+              <w:keepNext/>
+            </w:pPr>
+            <w:r>
+              <w:rPr>
+                <w:rFonts w:ascii="Times New Roman" w:hAnsi="Times New Roman"/>
+                <w:sz w:val="21"/>
+              </w:rPr>
+            </w:r>
+            <w:r>
+              <w:rPr>
+                <w:rFonts w:ascii="Times New Roman" w:hAnsi="Times New Roman"/>
+                <w:b w:val="0"/>
+                <w:sz w:val="21"/>
+              </w:rPr>
+              <w:t>Correctly declined, over requests that should be declined</w:t>
+            </w:r>
+          </w:p>
+        </w:tc>
+        <w:tc>
+          <w:tcPr>
+            <w:tcW w:type="dxa" w:w="1872"/>
+          </w:tcPr>
+          <w:p>
+            <w:pPr>
+              <w:spacing w:before="0" w:after="0" w:line="240" w:lineRule="auto"/>
+              <w:jc w:val="center"/>
+              <w:keepNext/>
+            </w:pPr>
+            <w:r>
+              <w:rPr>
+                <w:rFonts w:ascii="Times New Roman" w:hAnsi="Times New Roman"/>
+                <w:sz w:val="21"/>
+              </w:rPr>
+            </w:r>
+            <w:r>
+              <w:rPr>
+                <w:rFonts w:ascii="Times New Roman" w:hAnsi="Times New Roman"/>
+                <w:b w:val="0"/>
+                <w:sz w:val="21"/>
+              </w:rPr>
+              <w:t>Measured</w:t>
+            </w:r>
+          </w:p>
+        </w:tc>
+      </w:tr>
+      <w:tr>
+        <w:trPr>
+          <w:cantSplit/>
+        </w:trPr>
+        <w:tc>
+          <w:tcPr>
+            <w:tcW w:type="dxa" w:w="1872"/>
+          </w:tcPr>
+          <w:p>
+            <w:pPr>
+              <w:spacing w:before="0" w:after="0" w:line="240" w:lineRule="auto"/>
+              <w:keepNext/>
+            </w:pPr>
+            <w:r>
+              <w:rPr>
+                <w:rFonts w:ascii="Times New Roman" w:hAnsi="Times New Roman"/>
+                <w:sz w:val="21"/>
+              </w:rPr>
+            </w:r>
+            <w:r>
+              <w:rPr>
+                <w:rFonts w:ascii="Times New Roman" w:hAnsi="Times New Roman"/>
+                <w:b w:val="0"/>
+                <w:sz w:val="21"/>
+              </w:rPr>
+              <w:t>False abstention rate</w:t>
+            </w:r>
+          </w:p>
+        </w:tc>
+        <w:tc>
+          <w:tcPr>
+            <w:tcW w:type="dxa" w:w="1656"/>
+          </w:tcPr>
+          <w:p>
+            <w:pPr>
+              <w:spacing w:before="0" w:after="0" w:line="240" w:lineRule="auto"/>
+              <w:jc w:val="center"/>
+              <w:keepNext/>
+            </w:pPr>
+            <w:r>
+              <w:rPr>
+                <w:rFonts w:ascii="Times New Roman" w:hAnsi="Times New Roman"/>
+                <w:sz w:val="21"/>
+              </w:rPr>
+            </w:r>
+            <w:r>
+              <w:rPr>
+                <w:rFonts w:ascii="Times New Roman" w:hAnsi="Times New Roman"/>
+                <w:b w:val="0"/>
+                <w:sz w:val="21"/>
+              </w:rPr>
+              <w:t>23.6% (13/55)</w:t>
+            </w:r>
+          </w:p>
+        </w:tc>
+        <w:tc>
+          <w:tcPr>
+            <w:tcW w:type="dxa" w:w="3672"/>
+          </w:tcPr>
+          <w:p>
+            <w:pPr>
+              <w:spacing w:before="0" w:after="0" w:line="240" w:lineRule="auto"/>
+              <w:jc w:val="center"/>
+              <w:keepNext/>
+            </w:pPr>
+            <w:r>
+              <w:rPr>
+                <w:rFonts w:ascii="Times New Roman" w:hAnsi="Times New Roman"/>
+                <w:sz w:val="21"/>
+              </w:rPr>
+            </w:r>
+            <w:r>
+              <w:rPr>
+                <w:rFonts w:ascii="Times New Roman" w:hAnsi="Times New Roman"/>
+                <w:b w:val="0"/>
+                <w:sz w:val="21"/>
+              </w:rPr>
+              <w:t>Wrongly declined, over requests that should be answered</w:t>
+            </w:r>
+          </w:p>
+        </w:tc>
+        <w:tc>
+          <w:tcPr>
+            <w:tcW w:type="dxa" w:w="1872"/>
+          </w:tcPr>
+          <w:p>
+            <w:pPr>
+              <w:spacing w:before="0" w:after="0" w:line="240" w:lineRule="auto"/>
+              <w:jc w:val="center"/>
+              <w:keepNext/>
+            </w:pPr>
+            <w:r>
+              <w:rPr>
+                <w:rFonts w:ascii="Times New Roman" w:hAnsi="Times New Roman"/>
+                <w:sz w:val="21"/>
+              </w:rPr>
+            </w:r>
+            <w:r>
+              <w:rPr>
+                <w:rFonts w:ascii="Times New Roman" w:hAnsi="Times New Roman"/>
+                <w:b w:val="0"/>
+                <w:sz w:val="21"/>
+              </w:rPr>
+              <w:t>Measured</w:t>
+            </w:r>
+          </w:p>
+        </w:tc>
+      </w:tr>
+      <w:tr>
+        <w:trPr>
+          <w:cantSplit/>
+        </w:trPr>
+        <w:tc>
+          <w:tcPr>
+            <w:tcW w:type="dxa" w:w="1872"/>
+          </w:tcPr>
+          <w:p>
+            <w:pPr>
+              <w:spacing w:before="0" w:after="0" w:line="240" w:lineRule="auto"/>
+              <w:keepNext/>
+            </w:pPr>
+            <w:r>
+              <w:rPr>
+                <w:rFonts w:ascii="Times New Roman" w:hAnsi="Times New Roman"/>
+                <w:sz w:val="21"/>
+              </w:rPr>
+            </w:r>
+            <w:r>
+              <w:rPr>
+                <w:rFonts w:ascii="Times New Roman" w:hAnsi="Times New Roman"/>
+                <w:b w:val="0"/>
+                <w:sz w:val="21"/>
+              </w:rPr>
+              <w:t>Silent error rate</w:t>
+            </w:r>
+          </w:p>
+        </w:tc>
+        <w:tc>
+          <w:tcPr>
+            <w:tcW w:type="dxa" w:w="1656"/>
+          </w:tcPr>
+          <w:p>
+            <w:pPr>
+              <w:spacing w:before="0" w:after="0" w:line="240" w:lineRule="auto"/>
+              <w:jc w:val="center"/>
+              <w:keepNext/>
+            </w:pPr>
+            <w:r>
+              <w:rPr>
+                <w:rFonts w:ascii="Times New Roman" w:hAnsi="Times New Roman"/>
+                <w:sz w:val="21"/>
+              </w:rPr>
+            </w:r>
+            <w:r>
+              <w:rPr>
+                <w:rFonts w:ascii="Times New Roman" w:hAnsi="Times New Roman"/>
+                <w:b w:val="0"/>
+                <w:sz w:val="21"/>
+              </w:rPr>
+              <w:t>13.1% (14/107)</w:t>
+            </w:r>
+          </w:p>
+        </w:tc>
+        <w:tc>
+          <w:tcPr>
+            <w:tcW w:type="dxa" w:w="3672"/>
+          </w:tcPr>
+          <w:p>
+            <w:pPr>
+              <w:spacing w:before="0" w:after="0" w:line="240" w:lineRule="auto"/>
+              <w:jc w:val="center"/>
+              <w:keepNext/>
+            </w:pPr>
+            <w:r>
+              <w:rPr>
+                <w:rFonts w:ascii="Times New Roman" w:hAnsi="Times New Roman"/>
+                <w:sz w:val="21"/>
+              </w:rPr>
+            </w:r>
+            <w:r>
+              <w:rPr>
+                <w:rFonts w:ascii="Times New Roman" w:hAnsi="Times New Roman"/>
+                <w:b w:val="0"/>
+                <w:sz w:val="21"/>
+              </w:rPr>
+              <w:t>Answered confidently and wrongly, with no error raised</w:t>
+            </w:r>
+          </w:p>
+        </w:tc>
+        <w:tc>
+          <w:tcPr>
+            <w:tcW w:type="dxa" w:w="1872"/>
+          </w:tcPr>
+          <w:p>
+            <w:pPr>
+              <w:spacing w:before="0" w:after="0" w:line="240" w:lineRule="auto"/>
+              <w:jc w:val="center"/>
+              <w:keepNext/>
+            </w:pPr>
+            <w:r>
+              <w:rPr>
+                <w:rFonts w:ascii="Times New Roman" w:hAnsi="Times New Roman"/>
+                <w:sz w:val="21"/>
+              </w:rPr>
+            </w:r>
+            <w:r>
+              <w:rPr>
+                <w:rFonts w:ascii="Times New Roman" w:hAnsi="Times New Roman"/>
+                <w:b w:val="0"/>
+                <w:sz w:val="21"/>
+              </w:rPr>
+              <w:t>Not yet valid — requires re-annotation</w:t>
+            </w:r>
+          </w:p>
+        </w:tc>
+      </w:tr>
+    </w:tbl>
+    <w:p>
+      <w:pPr>
+        <w:spacing w:after="80"/>
+      </w:pPr>
+    </w:p>
+    <w:p>
+      <w:pPr>
+        <w:spacing w:after="200" w:before="0" w:line="360" w:lineRule="auto"/>
         <w:jc w:val="both"/>
       </w:pPr>
       <w:r>
@@ -19829,14 +20314,8 @@
           <w:i w:val="0"/>
           <w:sz w:val="24"/>
         </w:rPr>
-        <w:t>The prototype evaluation on a 107-request mixed benchmark showed that AEGIS produced no unsafe SQL statements and successfully executed 100 of 107 generated queries against the seeded MySQL database. In contrast, the direct LLM-to-SQL baseline executed 27 of 107 queries successfully and produced one genuine unsafe write statement. A first-pass semantic-correctness annotation also showed stronger answerable-request correctness for AEGIS than for the evaluated baselines. These results support the main argument that deterministic compilation and semantic-layer constraints can improve SQL safety in natural-language reporting systems.</w:t>
-      </w:r>
-    </w:p>
-    <w:p>
-      <w:pPr>
-        <w:spacing w:after="0" w:before="0" w:line="360" w:lineRule="auto"/>
-        <w:jc w:val="both"/>
-      </w:pPr>
+        <w:t xml:space="preserve">Translatability and translation precision follow </w:t>
+      </w:r>
       <w:r>
         <w:rPr>
           <w:rFonts w:ascii="Times New Roman" w:hAnsi="Times New Roman"/>
@@ -19844,7 +20323,2409 @@
           <w:i w:val="0"/>
           <w:sz w:val="24"/>
         </w:rPr>
-        <w:t>AEGIS is not a general-purpose text-to-SQL system. Its limitations include semantic layer construction cost, bounded query coverage, remaining execution failures, incomplete scope detection, and the need for a separately annotated semantic-correctness benchmark. Within this scope, the thesis demonstrates that restricting SQL generation to validated business patterns is a practical direction for safer, reusable, and more auditable natural-language analytics in institutional environments.</w:t>
+        <w:t>[4]</w:t>
+      </w:r>
+      <w:r>
+        <w:rPr>
+          <w:rFonts w:ascii="Times New Roman" w:hAnsi="Times New Roman"/>
+          <w:b w:val="0"/>
+          <w:i w:val="0"/>
+          <w:sz w:val="24"/>
+        </w:rPr>
+        <w:t xml:space="preserve"> canonicalisation of these metrics for natural-language database interfaces: translatability asks whether a request produced any executable artefact, and translation precision asks whether that artefact produced the expected result. High translatability with low precision is the signature of a system that always answers regardless of whether the answer is right.</w:t>
+      </w:r>
+    </w:p>
+    <w:p>
+      <w:pPr>
+        <w:spacing w:after="200" w:before="0" w:line="360" w:lineRule="auto"/>
+        <w:jc w:val="both"/>
+      </w:pPr>
+      <w:r>
+        <w:rPr>
+          <w:rFonts w:ascii="Times New Roman" w:hAnsi="Times New Roman"/>
+          <w:b w:val="0"/>
+          <w:i w:val="0"/>
+          <w:sz w:val="24"/>
+        </w:rPr>
+        <w:t xml:space="preserve">Silent error rate matters because an unnoticed wrong answer is more damaging than a visible refusal. </w:t>
+      </w:r>
+      <w:r>
+        <w:rPr>
+          <w:rFonts w:ascii="Times New Roman" w:hAnsi="Times New Roman"/>
+          <w:b w:val="0"/>
+          <w:i w:val="0"/>
+          <w:sz w:val="24"/>
+        </w:rPr>
+        <w:t>[5]</w:t>
+      </w:r>
+      <w:r>
+        <w:rPr>
+          <w:rFonts w:ascii="Times New Roman" w:hAnsi="Times New Roman"/>
+          <w:b w:val="0"/>
+          <w:i w:val="0"/>
+          <w:sz w:val="24"/>
+        </w:rPr>
+        <w:t>, in the NaLIR user study, found that of 32 wrong answers produced without an interactive confirmation step, participants detected only 7 unaided. A governed reporting system that answers confidently and wrongly is therefore not a safe default merely because it avoids refusing; it is a failure mode that the person reading the report has little chance of catching without an independent check.</w:t>
+      </w:r>
+    </w:p>
+    <w:p>
+      <w:pPr>
+        <w:spacing w:after="200" w:before="0" w:line="360" w:lineRule="auto"/>
+        <w:jc w:val="both"/>
+      </w:pPr>
+      <w:r>
+        <w:rPr>
+          <w:rFonts w:ascii="Times New Roman" w:hAnsi="Times New Roman"/>
+          <w:b w:val="0"/>
+          <w:i w:val="0"/>
+          <w:sz w:val="24"/>
+        </w:rPr>
+        <w:t>Abstention recall is reported here only beside false abstention rate, and this pairing is not optional. A system that refuses every request scores 100% on abstention recall alone, which would make the metric worthless on its own. No system in the reference corpus reviewed in Chapter 2 measures the refusal channel this way; reporting the two figures together, rather than the first in isolation, is the methodological contribution of this section.</w:t>
+      </w:r>
+    </w:p>
+    <w:p>
+      <w:pPr>
+        <w:spacing w:after="0" w:before="0" w:line="360" w:lineRule="auto"/>
+        <w:jc w:val="both"/>
+      </w:pPr>
+      <w:r>
+        <w:rPr>
+          <w:rFonts w:ascii="Times New Roman" w:hAnsi="Times New Roman"/>
+          <w:b w:val="0"/>
+          <w:i w:val="0"/>
+          <w:sz w:val="24"/>
+        </w:rPr>
+        <w:t>Translation precision and silent error rate are not quotable as findings in this thesis. Both are scored against the aegis_correct labels in the semantic-correctness annotation file, and those labels describe the SQL produced by the pipeline version that existed before the interventions described below, not the current pipeline. The tell is that translation precision has read exactly 29.9% on every run: it is the same 32-of-107 label count being re-read rather than a fresh measurement of the current system. Both metrics are marked "Not yet valid — requires re-annotation" in Table 5.10 rather than reported as results, and re-annotating them against the current pipeline's SQL is listed as future work in Chapter 6.</w:t>
+      </w:r>
+    </w:p>
+    <w:p>
+      <w:pPr>
+        <w:spacing w:before="200" w:after="160"/>
+        <w:jc w:val="left"/>
+      </w:pPr>
+      <w:r>
+        <w:rPr>
+          <w:rFonts w:ascii="Times New Roman" w:hAnsi="Times New Roman"/>
+          <w:b/>
+          <w:sz w:val="25"/>
+        </w:rPr>
+        <w:t>5.9.1  The Abstention Improvement Trajectory</w:t>
+      </w:r>
+    </w:p>
+    <w:p>
+      <w:pPr>
+        <w:spacing w:after="200" w:before="0" w:line="360" w:lineRule="auto"/>
+        <w:jc w:val="both"/>
+      </w:pPr>
+      <w:r>
+        <w:rPr>
+          <w:rFonts w:ascii="Times New Roman" w:hAnsi="Times New Roman"/>
+          <w:b w:val="0"/>
+          <w:i w:val="0"/>
+          <w:sz w:val="24"/>
+        </w:rPr>
+        <w:t>False abstention rate is the metric this project moved deliberately, and it is the central result of this section. Across three measured stages, false abstention fell from 61.8% to 40.0% to the current 23.6%, while abstention recall held at 100.0% throughout. No architectural change was required at any step: every improvement came from fixing an implementation defect or extending a configuration, not from redesigning the pipeline.</w:t>
+      </w:r>
+    </w:p>
+    <w:p>
+      <w:pPr>
+        <w:spacing w:before="200" w:after="80"/>
+        <w:jc w:val="center"/>
+        <w:keepNext/>
+      </w:pPr>
+      <w:r>
+        <w:rPr>
+          <w:rFonts w:ascii="Times New Roman" w:hAnsi="Times New Roman"/>
+          <w:b/>
+          <w:sz w:val="22"/>
+        </w:rPr>
+        <w:t>Table 5.11: False-abstention improvement trajectory.</w:t>
+      </w:r>
+    </w:p>
+    <w:tbl>
+      <w:tblPr>
+        <w:tblStyle w:val="TableGrid"/>
+        <w:tblW w:type="auto" w:w="0"/>
+        <w:jc w:val="center"/>
+        <w:tblLayout w:type="fixed"/>
+        <w:tblLook w:firstColumn="1" w:firstRow="1" w:lastColumn="0" w:lastRow="0" w:noHBand="0" w:noVBand="1" w:val="04A0"/>
+        <w:tblBorders>
+          <w:top w:val="single" w:sz="4" w:space="0" w:color="999999"/>
+          <w:left w:val="single" w:sz="4" w:space="0" w:color="999999"/>
+          <w:bottom w:val="single" w:sz="4" w:space="0" w:color="999999"/>
+          <w:right w:val="single" w:sz="4" w:space="0" w:color="999999"/>
+          <w:insideH w:val="single" w:sz="4" w:space="0" w:color="999999"/>
+          <w:insideV w:val="single" w:sz="4" w:space="0" w:color="999999"/>
+        </w:tblBorders>
+      </w:tblPr>
+      <w:tblGrid>
+        <w:gridCol w:w="1872"/>
+        <w:gridCol w:w="1656"/>
+        <w:gridCol w:w="1512"/>
+        <w:gridCol w:w="4032"/>
+      </w:tblGrid>
+      <w:tr>
+        <w:trPr>
+          <w:cantSplit/>
+        </w:trPr>
+        <w:tc>
+          <w:tcPr>
+            <w:tcW w:type="dxa" w:w="2256"/>
+          </w:tcPr>
+          <w:p>
+            <w:pPr>
+              <w:spacing w:before="0" w:after="0" w:line="240" w:lineRule="auto"/>
+              <w:jc w:val="center"/>
+              <w:keepNext/>
+            </w:pPr>
+            <w:r>
+              <w:rPr>
+                <w:rFonts w:ascii="Times New Roman" w:hAnsi="Times New Roman"/>
+                <w:b/>
+                <w:sz w:val="21"/>
+              </w:rPr>
+            </w:r>
+            <w:r>
+              <w:rPr>
+                <w:rFonts w:ascii="Times New Roman" w:hAnsi="Times New Roman"/>
+                <w:b/>
+                <w:sz w:val="21"/>
+              </w:rPr>
+              <w:t>Stage</w:t>
+            </w:r>
+          </w:p>
+        </w:tc>
+        <w:tc>
+          <w:tcPr>
+            <w:tcW w:type="dxa" w:w="2256"/>
+          </w:tcPr>
+          <w:p>
+            <w:pPr>
+              <w:spacing w:before="0" w:after="0" w:line="240" w:lineRule="auto"/>
+              <w:jc w:val="center"/>
+              <w:keepNext/>
+            </w:pPr>
+            <w:r>
+              <w:rPr>
+                <w:rFonts w:ascii="Times New Roman" w:hAnsi="Times New Roman"/>
+                <w:b/>
+                <w:sz w:val="21"/>
+              </w:rPr>
+            </w:r>
+            <w:r>
+              <w:rPr>
+                <w:rFonts w:ascii="Times New Roman" w:hAnsi="Times New Roman"/>
+                <w:b/>
+                <w:sz w:val="21"/>
+              </w:rPr>
+              <w:t>False abstention rate</w:t>
+            </w:r>
+          </w:p>
+        </w:tc>
+        <w:tc>
+          <w:tcPr>
+            <w:tcW w:type="dxa" w:w="2256"/>
+          </w:tcPr>
+          <w:p>
+            <w:pPr>
+              <w:spacing w:before="0" w:after="0" w:line="240" w:lineRule="auto"/>
+              <w:jc w:val="center"/>
+              <w:keepNext/>
+            </w:pPr>
+            <w:r>
+              <w:rPr>
+                <w:rFonts w:ascii="Times New Roman" w:hAnsi="Times New Roman"/>
+                <w:b/>
+                <w:sz w:val="21"/>
+              </w:rPr>
+            </w:r>
+            <w:r>
+              <w:rPr>
+                <w:rFonts w:ascii="Times New Roman" w:hAnsi="Times New Roman"/>
+                <w:b/>
+                <w:sz w:val="21"/>
+              </w:rPr>
+              <w:t>Abstention recall</w:t>
+            </w:r>
+          </w:p>
+        </w:tc>
+        <w:tc>
+          <w:tcPr>
+            <w:tcW w:type="dxa" w:w="2256"/>
+          </w:tcPr>
+          <w:p>
+            <w:pPr>
+              <w:spacing w:before="0" w:after="0" w:line="240" w:lineRule="auto"/>
+              <w:jc w:val="center"/>
+              <w:keepNext/>
+            </w:pPr>
+            <w:r>
+              <w:rPr>
+                <w:rFonts w:ascii="Times New Roman" w:hAnsi="Times New Roman"/>
+                <w:b/>
+                <w:sz w:val="21"/>
+              </w:rPr>
+            </w:r>
+            <w:r>
+              <w:rPr>
+                <w:rFonts w:ascii="Times New Roman" w:hAnsi="Times New Roman"/>
+                <w:b/>
+                <w:sz w:val="21"/>
+              </w:rPr>
+              <w:t>Intervention applied</w:t>
+            </w:r>
+          </w:p>
+        </w:tc>
+      </w:tr>
+      <w:tr>
+        <w:trPr>
+          <w:cantSplit/>
+        </w:trPr>
+        <w:tc>
+          <w:tcPr>
+            <w:tcW w:type="dxa" w:w="1872"/>
+          </w:tcPr>
+          <w:p>
+            <w:pPr>
+              <w:spacing w:before="0" w:after="0" w:line="240" w:lineRule="auto"/>
+              <w:keepNext/>
+            </w:pPr>
+            <w:r>
+              <w:rPr>
+                <w:rFonts w:ascii="Times New Roman" w:hAnsi="Times New Roman"/>
+                <w:sz w:val="21"/>
+              </w:rPr>
+            </w:r>
+            <w:r>
+              <w:rPr>
+                <w:rFonts w:ascii="Times New Roman" w:hAnsi="Times New Roman"/>
+                <w:b w:val="0"/>
+                <w:sz w:val="21"/>
+              </w:rPr>
+              <w:t>Initial measured run</w:t>
+            </w:r>
+          </w:p>
+        </w:tc>
+        <w:tc>
+          <w:tcPr>
+            <w:tcW w:type="dxa" w:w="1656"/>
+          </w:tcPr>
+          <w:p>
+            <w:pPr>
+              <w:spacing w:before="0" w:after="0" w:line="240" w:lineRule="auto"/>
+              <w:jc w:val="center"/>
+              <w:keepNext/>
+            </w:pPr>
+            <w:r>
+              <w:rPr>
+                <w:rFonts w:ascii="Times New Roman" w:hAnsi="Times New Roman"/>
+                <w:sz w:val="21"/>
+              </w:rPr>
+            </w:r>
+            <w:r>
+              <w:rPr>
+                <w:rFonts w:ascii="Times New Roman" w:hAnsi="Times New Roman"/>
+                <w:b w:val="0"/>
+                <w:sz w:val="21"/>
+              </w:rPr>
+              <w:t>61.8%</w:t>
+            </w:r>
+          </w:p>
+        </w:tc>
+        <w:tc>
+          <w:tcPr>
+            <w:tcW w:type="dxa" w:w="1512"/>
+          </w:tcPr>
+          <w:p>
+            <w:pPr>
+              <w:spacing w:before="0" w:after="0" w:line="240" w:lineRule="auto"/>
+              <w:jc w:val="center"/>
+              <w:keepNext/>
+            </w:pPr>
+            <w:r>
+              <w:rPr>
+                <w:rFonts w:ascii="Times New Roman" w:hAnsi="Times New Roman"/>
+                <w:sz w:val="21"/>
+              </w:rPr>
+            </w:r>
+            <w:r>
+              <w:rPr>
+                <w:rFonts w:ascii="Times New Roman" w:hAnsi="Times New Roman"/>
+                <w:b w:val="0"/>
+                <w:sz w:val="21"/>
+              </w:rPr>
+              <w:t>100.0%</w:t>
+            </w:r>
+          </w:p>
+        </w:tc>
+        <w:tc>
+          <w:tcPr>
+            <w:tcW w:type="dxa" w:w="4032"/>
+          </w:tcPr>
+          <w:p>
+            <w:pPr>
+              <w:spacing w:before="0" w:after="0" w:line="240" w:lineRule="auto"/>
+              <w:jc w:val="center"/>
+              <w:keepNext/>
+            </w:pPr>
+            <w:r>
+              <w:rPr>
+                <w:rFonts w:ascii="Times New Roman" w:hAnsi="Times New Roman"/>
+                <w:sz w:val="21"/>
+              </w:rPr>
+            </w:r>
+            <w:r>
+              <w:rPr>
+                <w:rFonts w:ascii="Times New Roman" w:hAnsi="Times New Roman"/>
+                <w:b w:val="0"/>
+                <w:sz w:val="21"/>
+              </w:rPr>
+              <w:t>— (baseline instrumentation)</w:t>
+            </w:r>
+          </w:p>
+        </w:tc>
+      </w:tr>
+      <w:tr>
+        <w:trPr>
+          <w:cantSplit/>
+        </w:trPr>
+        <w:tc>
+          <w:tcPr>
+            <w:tcW w:type="dxa" w:w="1872"/>
+          </w:tcPr>
+          <w:p>
+            <w:pPr>
+              <w:spacing w:before="0" w:after="0" w:line="240" w:lineRule="auto"/>
+              <w:keepNext/>
+            </w:pPr>
+            <w:r>
+              <w:rPr>
+                <w:rFonts w:ascii="Times New Roman" w:hAnsi="Times New Roman"/>
+                <w:sz w:val="21"/>
+              </w:rPr>
+            </w:r>
+            <w:r>
+              <w:rPr>
+                <w:rFonts w:ascii="Times New Roman" w:hAnsi="Times New Roman"/>
+                <w:b w:val="0"/>
+                <w:sz w:val="21"/>
+              </w:rPr>
+              <w:t>After validating unmapped terms</w:t>
+            </w:r>
+          </w:p>
+        </w:tc>
+        <w:tc>
+          <w:tcPr>
+            <w:tcW w:type="dxa" w:w="1656"/>
+          </w:tcPr>
+          <w:p>
+            <w:pPr>
+              <w:spacing w:before="0" w:after="0" w:line="240" w:lineRule="auto"/>
+              <w:jc w:val="center"/>
+              <w:keepNext/>
+            </w:pPr>
+            <w:r>
+              <w:rPr>
+                <w:rFonts w:ascii="Times New Roman" w:hAnsi="Times New Roman"/>
+                <w:sz w:val="21"/>
+              </w:rPr>
+            </w:r>
+            <w:r>
+              <w:rPr>
+                <w:rFonts w:ascii="Times New Roman" w:hAnsi="Times New Roman"/>
+                <w:b w:val="0"/>
+                <w:sz w:val="21"/>
+              </w:rPr>
+              <w:t>40.0%</w:t>
+            </w:r>
+          </w:p>
+        </w:tc>
+        <w:tc>
+          <w:tcPr>
+            <w:tcW w:type="dxa" w:w="1512"/>
+          </w:tcPr>
+          <w:p>
+            <w:pPr>
+              <w:spacing w:before="0" w:after="0" w:line="240" w:lineRule="auto"/>
+              <w:jc w:val="center"/>
+              <w:keepNext/>
+            </w:pPr>
+            <w:r>
+              <w:rPr>
+                <w:rFonts w:ascii="Times New Roman" w:hAnsi="Times New Roman"/>
+                <w:sz w:val="21"/>
+              </w:rPr>
+            </w:r>
+            <w:r>
+              <w:rPr>
+                <w:rFonts w:ascii="Times New Roman" w:hAnsi="Times New Roman"/>
+                <w:b w:val="0"/>
+                <w:sz w:val="21"/>
+              </w:rPr>
+              <w:t>100.0%</w:t>
+            </w:r>
+          </w:p>
+        </w:tc>
+        <w:tc>
+          <w:tcPr>
+            <w:tcW w:type="dxa" w:w="4032"/>
+          </w:tcPr>
+          <w:p>
+            <w:pPr>
+              <w:spacing w:before="0" w:after="0" w:line="240" w:lineRule="auto"/>
+              <w:jc w:val="center"/>
+              <w:keepNext/>
+            </w:pPr>
+            <w:r>
+              <w:rPr>
+                <w:rFonts w:ascii="Times New Roman" w:hAnsi="Times New Roman"/>
+                <w:sz w:val="21"/>
+              </w:rPr>
+            </w:r>
+            <w:r>
+              <w:rPr>
+                <w:rFonts w:ascii="Times New Roman" w:hAnsi="Times New Roman"/>
+                <w:b w:val="0"/>
+                <w:sz w:val="21"/>
+              </w:rPr>
+              <w:t>Validated the model's self-reported unmapped terms instead of trusting them</w:t>
+            </w:r>
+          </w:p>
+        </w:tc>
+      </w:tr>
+      <w:tr>
+        <w:trPr>
+          <w:cantSplit/>
+        </w:trPr>
+        <w:tc>
+          <w:tcPr>
+            <w:tcW w:type="dxa" w:w="1872"/>
+          </w:tcPr>
+          <w:p>
+            <w:pPr>
+              <w:spacing w:before="0" w:after="0" w:line="240" w:lineRule="auto"/>
+              <w:keepNext/>
+            </w:pPr>
+            <w:r>
+              <w:rPr>
+                <w:rFonts w:ascii="Times New Roman" w:hAnsi="Times New Roman"/>
+                <w:sz w:val="21"/>
+              </w:rPr>
+            </w:r>
+            <w:r>
+              <w:rPr>
+                <w:rFonts w:ascii="Times New Roman" w:hAnsi="Times New Roman"/>
+                <w:b w:val="0"/>
+                <w:sz w:val="21"/>
+              </w:rPr>
+              <w:t>Current</w:t>
+            </w:r>
+          </w:p>
+        </w:tc>
+        <w:tc>
+          <w:tcPr>
+            <w:tcW w:type="dxa" w:w="1656"/>
+          </w:tcPr>
+          <w:p>
+            <w:pPr>
+              <w:spacing w:before="0" w:after="0" w:line="240" w:lineRule="auto"/>
+              <w:jc w:val="center"/>
+              <w:keepNext/>
+            </w:pPr>
+            <w:r>
+              <w:rPr>
+                <w:rFonts w:ascii="Times New Roman" w:hAnsi="Times New Roman"/>
+                <w:sz w:val="21"/>
+              </w:rPr>
+            </w:r>
+            <w:r>
+              <w:rPr>
+                <w:rFonts w:ascii="Times New Roman" w:hAnsi="Times New Roman"/>
+                <w:b w:val="0"/>
+                <w:sz w:val="21"/>
+              </w:rPr>
+              <w:t>23.6%</w:t>
+            </w:r>
+          </w:p>
+        </w:tc>
+        <w:tc>
+          <w:tcPr>
+            <w:tcW w:type="dxa" w:w="1512"/>
+          </w:tcPr>
+          <w:p>
+            <w:pPr>
+              <w:spacing w:before="0" w:after="0" w:line="240" w:lineRule="auto"/>
+              <w:jc w:val="center"/>
+              <w:keepNext/>
+            </w:pPr>
+            <w:r>
+              <w:rPr>
+                <w:rFonts w:ascii="Times New Roman" w:hAnsi="Times New Roman"/>
+                <w:sz w:val="21"/>
+              </w:rPr>
+            </w:r>
+            <w:r>
+              <w:rPr>
+                <w:rFonts w:ascii="Times New Roman" w:hAnsi="Times New Roman"/>
+                <w:b w:val="0"/>
+                <w:sz w:val="21"/>
+              </w:rPr>
+              <w:t>100.0%</w:t>
+            </w:r>
+          </w:p>
+        </w:tc>
+        <w:tc>
+          <w:tcPr>
+            <w:tcW w:type="dxa" w:w="4032"/>
+          </w:tcPr>
+          <w:p>
+            <w:pPr>
+              <w:spacing w:before="0" w:after="0" w:line="240" w:lineRule="auto"/>
+              <w:jc w:val="center"/>
+              <w:keepNext/>
+            </w:pPr>
+            <w:r>
+              <w:rPr>
+                <w:rFonts w:ascii="Times New Roman" w:hAnsi="Times New Roman"/>
+                <w:sz w:val="21"/>
+              </w:rPr>
+            </w:r>
+            <w:r>
+              <w:rPr>
+                <w:rFonts w:ascii="Times New Roman" w:hAnsi="Times New Roman"/>
+                <w:b w:val="0"/>
+                <w:sz w:val="21"/>
+              </w:rPr>
+              <w:t>Separated time granularity from time filtering; extended the semantic layer from 12 to 17 of the 126 available schema tables</w:t>
+            </w:r>
+          </w:p>
+        </w:tc>
+      </w:tr>
+    </w:tbl>
+    <w:p>
+      <w:pPr>
+        <w:spacing w:after="80"/>
+      </w:pPr>
+    </w:p>
+    <w:p>
+      <w:pPr>
+        <w:spacing w:after="0" w:before="0" w:line="360" w:lineRule="auto"/>
+        <w:jc w:val="both"/>
+      </w:pPr>
+      <w:r>
+        <w:rPr>
+          <w:rFonts w:ascii="Times New Roman" w:hAnsi="Times New Roman"/>
+          <w:b w:val="0"/>
+          <w:i w:val="0"/>
+          <w:sz w:val="24"/>
+        </w:rPr>
+        <w:t>The interventions were configuration and implementation changes, not architectural ones: no new component was added to the pipeline, and the LLM's role remained restricted to intent extraction throughout. This supports the interpretation that semantic accuracy in this architecture is an implementation and configuration property rather than an architectural one — the ceiling is set by how much of the schema and vocabulary is exposed and how carefully the model's self-reported signals are checked, not by the constraint-based design itself.</w:t>
+      </w:r>
+    </w:p>
+    <w:p>
+      <w:pPr>
+        <w:spacing w:before="200" w:after="160"/>
+        <w:jc w:val="left"/>
+      </w:pPr>
+      <w:r>
+        <w:rPr>
+          <w:rFonts w:ascii="Times New Roman" w:hAnsi="Times New Roman"/>
+          <w:b/>
+          <w:sz w:val="25"/>
+        </w:rPr>
+        <w:t>5.9.2  Residual Analysis</w:t>
+      </w:r>
+    </w:p>
+    <w:p>
+      <w:pPr>
+        <w:spacing w:after="0" w:before="0" w:line="360" w:lineRule="auto"/>
+        <w:jc w:val="both"/>
+      </w:pPr>
+      <w:r>
+        <w:rPr>
+          <w:rFonts w:ascii="Times New Roman" w:hAnsi="Times New Roman"/>
+          <w:b w:val="0"/>
+          <w:i w:val="0"/>
+          <w:sz w:val="24"/>
+        </w:rPr>
+        <w:t>Part of the remaining 23.6% false abstention rate is label error rather than system error. Several requests labelled "answer" in the annotation file are not, on inspection, answerable against the current semantic layer: a composite "health score" combining sales, stock levels, and refund rates into one number (request 53), abandoned-checkout events (request 96), and first-time-versus-returning customer cohorts as a dimension before that dimension existed in the semantic layer. These labels were assigned when the previous pipeline answered the corresponding requests by nearest-match substitution against an unrelated metric, so the annotation records that a query executed, not that the request was genuinely answerable. Correcting these labels is part of the re-annotation work noted above, and would place the true false-abstention rate somewhat below 23.6%.</w:t>
+      </w:r>
+    </w:p>
+    <w:p>
+      <w:pPr>
+        <w:spacing w:before="320" w:after="160"/>
+        <w:jc w:val="left"/>
+      </w:pPr>
+      <w:r>
+        <w:rPr>
+          <w:rFonts w:ascii="Times New Roman" w:hAnsi="Times New Roman"/>
+          <w:b/>
+          <w:sz w:val="28"/>
+        </w:rPr>
+        <w:t>5.10  Coverage Against the Platform's Native Report Suite</w:t>
+      </w:r>
+    </w:p>
+    <w:p>
+      <w:pPr>
+        <w:spacing w:after="200" w:before="0" w:line="360" w:lineRule="auto"/>
+        <w:jc w:val="both"/>
+      </w:pPr>
+      <w:r>
+        <w:rPr>
+          <w:rFonts w:ascii="Times New Roman" w:hAnsi="Times New Roman"/>
+          <w:b w:val="0"/>
+          <w:i w:val="0"/>
+          <w:sz w:val="24"/>
+        </w:rPr>
+        <w:t>The 107-request benchmark used in the rest of this chapter was authored for this thesis, which raises an unavoidable question of annotation bias: a benchmark's author can, even unintentionally, phrase requests toward the system's known strengths. A benchmark whose question list is fixed by an outside party avoids this. nopCommerce, the e-commerce platform whose schema underlies the evaluation database, ships a fixed set of standard admin reports as a built-in reporting surface. AEGIS reproduces all 20 of these reports from natural-language requests, each producing compiled SQL and an automatically selected chart type.</w:t>
+      </w:r>
+    </w:p>
+    <w:p>
+      <w:pPr>
+        <w:spacing w:before="200" w:after="80"/>
+        <w:jc w:val="center"/>
+        <w:keepNext/>
+      </w:pPr>
+      <w:r>
+        <w:rPr>
+          <w:rFonts w:ascii="Times New Roman" w:hAnsi="Times New Roman"/>
+          <w:b/>
+          <w:sz w:val="22"/>
+        </w:rPr>
+        <w:t>Table 5.12: Coverage of nopCommerce's standard admin reports (20 of 20).</w:t>
+      </w:r>
+    </w:p>
+    <w:tbl>
+      <w:tblPr>
+        <w:tblStyle w:val="TableGrid"/>
+        <w:tblW w:type="auto" w:w="0"/>
+        <w:jc w:val="center"/>
+        <w:tblLayout w:type="fixed"/>
+        <w:tblLook w:firstColumn="1" w:firstRow="1" w:lastColumn="0" w:lastRow="0" w:noHBand="0" w:noVBand="1" w:val="04A0"/>
+        <w:tblBorders>
+          <w:top w:val="single" w:sz="4" w:space="0" w:color="999999"/>
+          <w:left w:val="single" w:sz="4" w:space="0" w:color="999999"/>
+          <w:bottom w:val="single" w:sz="4" w:space="0" w:color="999999"/>
+          <w:right w:val="single" w:sz="4" w:space="0" w:color="999999"/>
+          <w:insideH w:val="single" w:sz="4" w:space="0" w:color="999999"/>
+          <w:insideV w:val="single" w:sz="4" w:space="0" w:color="999999"/>
+        </w:tblBorders>
+      </w:tblPr>
+      <w:tblGrid>
+        <w:gridCol w:w="504"/>
+        <w:gridCol w:w="3672"/>
+        <w:gridCol w:w="504"/>
+        <w:gridCol w:w="3672"/>
+      </w:tblGrid>
+      <w:tr>
+        <w:trPr>
+          <w:cantSplit/>
+        </w:trPr>
+        <w:tc>
+          <w:tcPr>
+            <w:tcW w:type="dxa" w:w="2256"/>
+          </w:tcPr>
+          <w:p>
+            <w:pPr>
+              <w:spacing w:before="0" w:after="0" w:line="240" w:lineRule="auto"/>
+              <w:jc w:val="center"/>
+              <w:keepNext/>
+            </w:pPr>
+            <w:r>
+              <w:rPr>
+                <w:rFonts w:ascii="Times New Roman" w:hAnsi="Times New Roman"/>
+                <w:b/>
+                <w:sz w:val="21"/>
+              </w:rPr>
+            </w:r>
+            <w:r>
+              <w:rPr>
+                <w:rFonts w:ascii="Times New Roman" w:hAnsi="Times New Roman"/>
+                <w:b/>
+                <w:sz w:val="21"/>
+              </w:rPr>
+              <w:t>#</w:t>
+            </w:r>
+          </w:p>
+        </w:tc>
+        <w:tc>
+          <w:tcPr>
+            <w:tcW w:type="dxa" w:w="2256"/>
+          </w:tcPr>
+          <w:p>
+            <w:pPr>
+              <w:spacing w:before="0" w:after="0" w:line="240" w:lineRule="auto"/>
+              <w:jc w:val="center"/>
+              <w:keepNext/>
+            </w:pPr>
+            <w:r>
+              <w:rPr>
+                <w:rFonts w:ascii="Times New Roman" w:hAnsi="Times New Roman"/>
+                <w:b/>
+                <w:sz w:val="21"/>
+              </w:rPr>
+            </w:r>
+            <w:r>
+              <w:rPr>
+                <w:rFonts w:ascii="Times New Roman" w:hAnsi="Times New Roman"/>
+                <w:b/>
+                <w:sz w:val="21"/>
+              </w:rPr>
+              <w:t>Report</w:t>
+            </w:r>
+          </w:p>
+        </w:tc>
+        <w:tc>
+          <w:tcPr>
+            <w:tcW w:type="dxa" w:w="2256"/>
+          </w:tcPr>
+          <w:p>
+            <w:pPr>
+              <w:spacing w:before="0" w:after="0" w:line="240" w:lineRule="auto"/>
+              <w:jc w:val="center"/>
+              <w:keepNext/>
+            </w:pPr>
+            <w:r>
+              <w:rPr>
+                <w:rFonts w:ascii="Times New Roman" w:hAnsi="Times New Roman"/>
+                <w:b/>
+                <w:sz w:val="21"/>
+              </w:rPr>
+            </w:r>
+            <w:r>
+              <w:rPr>
+                <w:rFonts w:ascii="Times New Roman" w:hAnsi="Times New Roman"/>
+                <w:b/>
+                <w:sz w:val="21"/>
+              </w:rPr>
+              <w:t>#</w:t>
+            </w:r>
+          </w:p>
+        </w:tc>
+        <w:tc>
+          <w:tcPr>
+            <w:tcW w:type="dxa" w:w="2256"/>
+          </w:tcPr>
+          <w:p>
+            <w:pPr>
+              <w:spacing w:before="0" w:after="0" w:line="240" w:lineRule="auto"/>
+              <w:jc w:val="center"/>
+              <w:keepNext/>
+            </w:pPr>
+            <w:r>
+              <w:rPr>
+                <w:rFonts w:ascii="Times New Roman" w:hAnsi="Times New Roman"/>
+                <w:b/>
+                <w:sz w:val="21"/>
+              </w:rPr>
+            </w:r>
+            <w:r>
+              <w:rPr>
+                <w:rFonts w:ascii="Times New Roman" w:hAnsi="Times New Roman"/>
+                <w:b/>
+                <w:sz w:val="21"/>
+              </w:rPr>
+              <w:t>Report</w:t>
+            </w:r>
+          </w:p>
+        </w:tc>
+      </w:tr>
+      <w:tr>
+        <w:trPr>
+          <w:cantSplit/>
+        </w:trPr>
+        <w:tc>
+          <w:tcPr>
+            <w:tcW w:type="dxa" w:w="504"/>
+          </w:tcPr>
+          <w:p>
+            <w:pPr>
+              <w:spacing w:before="0" w:after="0" w:line="240" w:lineRule="auto"/>
+              <w:keepNext/>
+            </w:pPr>
+            <w:r>
+              <w:rPr>
+                <w:rFonts w:ascii="Times New Roman" w:hAnsi="Times New Roman"/>
+                <w:sz w:val="21"/>
+              </w:rPr>
+            </w:r>
+            <w:r>
+              <w:rPr>
+                <w:rFonts w:ascii="Times New Roman" w:hAnsi="Times New Roman"/>
+                <w:b w:val="0"/>
+                <w:sz w:val="21"/>
+              </w:rPr>
+              <w:t>1</w:t>
+            </w:r>
+          </w:p>
+        </w:tc>
+        <w:tc>
+          <w:tcPr>
+            <w:tcW w:type="dxa" w:w="3672"/>
+          </w:tcPr>
+          <w:p>
+            <w:pPr>
+              <w:spacing w:before="0" w:after="0" w:line="240" w:lineRule="auto"/>
+              <w:jc w:val="center"/>
+              <w:keepNext/>
+            </w:pPr>
+            <w:r>
+              <w:rPr>
+                <w:rFonts w:ascii="Times New Roman" w:hAnsi="Times New Roman"/>
+                <w:sz w:val="21"/>
+              </w:rPr>
+            </w:r>
+            <w:r>
+              <w:rPr>
+                <w:rFonts w:ascii="Times New Roman" w:hAnsi="Times New Roman"/>
+                <w:b w:val="0"/>
+                <w:sz w:val="21"/>
+              </w:rPr>
+              <w:t>Sales summary by month</w:t>
+            </w:r>
+          </w:p>
+        </w:tc>
+        <w:tc>
+          <w:tcPr>
+            <w:tcW w:type="dxa" w:w="504"/>
+          </w:tcPr>
+          <w:p>
+            <w:pPr>
+              <w:spacing w:before="0" w:after="0" w:line="240" w:lineRule="auto"/>
+              <w:jc w:val="center"/>
+              <w:keepNext/>
+            </w:pPr>
+            <w:r>
+              <w:rPr>
+                <w:rFonts w:ascii="Times New Roman" w:hAnsi="Times New Roman"/>
+                <w:sz w:val="21"/>
+              </w:rPr>
+            </w:r>
+            <w:r>
+              <w:rPr>
+                <w:rFonts w:ascii="Times New Roman" w:hAnsi="Times New Roman"/>
+                <w:b w:val="0"/>
+                <w:sz w:val="21"/>
+              </w:rPr>
+              <w:t>11</w:t>
+            </w:r>
+          </w:p>
+        </w:tc>
+        <w:tc>
+          <w:tcPr>
+            <w:tcW w:type="dxa" w:w="3672"/>
+          </w:tcPr>
+          <w:p>
+            <w:pPr>
+              <w:spacing w:before="0" w:after="0" w:line="240" w:lineRule="auto"/>
+              <w:jc w:val="center"/>
+              <w:keepNext/>
+            </w:pPr>
+            <w:r>
+              <w:rPr>
+                <w:rFonts w:ascii="Times New Roman" w:hAnsi="Times New Roman"/>
+                <w:sz w:val="21"/>
+              </w:rPr>
+            </w:r>
+            <w:r>
+              <w:rPr>
+                <w:rFonts w:ascii="Times New Roman" w:hAnsi="Times New Roman"/>
+                <w:b w:val="0"/>
+                <w:sz w:val="21"/>
+              </w:rPr>
+              <w:t>Order status breakdown</w:t>
+            </w:r>
+          </w:p>
+        </w:tc>
+      </w:tr>
+      <w:tr>
+        <w:trPr>
+          <w:cantSplit/>
+        </w:trPr>
+        <w:tc>
+          <w:tcPr>
+            <w:tcW w:type="dxa" w:w="504"/>
+          </w:tcPr>
+          <w:p>
+            <w:pPr>
+              <w:spacing w:before="0" w:after="0" w:line="240" w:lineRule="auto"/>
+              <w:keepNext/>
+            </w:pPr>
+            <w:r>
+              <w:rPr>
+                <w:rFonts w:ascii="Times New Roman" w:hAnsi="Times New Roman"/>
+                <w:sz w:val="21"/>
+              </w:rPr>
+            </w:r>
+            <w:r>
+              <w:rPr>
+                <w:rFonts w:ascii="Times New Roman" w:hAnsi="Times New Roman"/>
+                <w:b w:val="0"/>
+                <w:sz w:val="21"/>
+              </w:rPr>
+              <w:t>2</w:t>
+            </w:r>
+          </w:p>
+        </w:tc>
+        <w:tc>
+          <w:tcPr>
+            <w:tcW w:type="dxa" w:w="3672"/>
+          </w:tcPr>
+          <w:p>
+            <w:pPr>
+              <w:spacing w:before="0" w:after="0" w:line="240" w:lineRule="auto"/>
+              <w:jc w:val="center"/>
+              <w:keepNext/>
+            </w:pPr>
+            <w:r>
+              <w:rPr>
+                <w:rFonts w:ascii="Times New Roman" w:hAnsi="Times New Roman"/>
+                <w:sz w:val="21"/>
+              </w:rPr>
+            </w:r>
+            <w:r>
+              <w:rPr>
+                <w:rFonts w:ascii="Times New Roman" w:hAnsi="Times New Roman"/>
+                <w:b w:val="0"/>
+                <w:sz w:val="21"/>
+              </w:rPr>
+              <w:t>Sales summary today</w:t>
+            </w:r>
+          </w:p>
+        </w:tc>
+        <w:tc>
+          <w:tcPr>
+            <w:tcW w:type="dxa" w:w="504"/>
+          </w:tcPr>
+          <w:p>
+            <w:pPr>
+              <w:spacing w:before="0" w:after="0" w:line="240" w:lineRule="auto"/>
+              <w:jc w:val="center"/>
+              <w:keepNext/>
+            </w:pPr>
+            <w:r>
+              <w:rPr>
+                <w:rFonts w:ascii="Times New Roman" w:hAnsi="Times New Roman"/>
+                <w:sz w:val="21"/>
+              </w:rPr>
+            </w:r>
+            <w:r>
+              <w:rPr>
+                <w:rFonts w:ascii="Times New Roman" w:hAnsi="Times New Roman"/>
+                <w:b w:val="0"/>
+                <w:sz w:val="21"/>
+              </w:rPr>
+              <w:t>12</w:t>
+            </w:r>
+          </w:p>
+        </w:tc>
+        <w:tc>
+          <w:tcPr>
+            <w:tcW w:type="dxa" w:w="3672"/>
+          </w:tcPr>
+          <w:p>
+            <w:pPr>
+              <w:spacing w:before="0" w:after="0" w:line="240" w:lineRule="auto"/>
+              <w:jc w:val="center"/>
+              <w:keepNext/>
+            </w:pPr>
+            <w:r>
+              <w:rPr>
+                <w:rFonts w:ascii="Times New Roman" w:hAnsi="Times New Roman"/>
+                <w:sz w:val="21"/>
+              </w:rPr>
+            </w:r>
+            <w:r>
+              <w:rPr>
+                <w:rFonts w:ascii="Times New Roman" w:hAnsi="Times New Roman"/>
+                <w:b w:val="0"/>
+                <w:sz w:val="21"/>
+              </w:rPr>
+              <w:t>Incomplete orders</w:t>
+            </w:r>
+          </w:p>
+        </w:tc>
+      </w:tr>
+      <w:tr>
+        <w:trPr>
+          <w:cantSplit/>
+        </w:trPr>
+        <w:tc>
+          <w:tcPr>
+            <w:tcW w:type="dxa" w:w="504"/>
+          </w:tcPr>
+          <w:p>
+            <w:pPr>
+              <w:spacing w:before="0" w:after="0" w:line="240" w:lineRule="auto"/>
+              <w:keepNext/>
+            </w:pPr>
+            <w:r>
+              <w:rPr>
+                <w:rFonts w:ascii="Times New Roman" w:hAnsi="Times New Roman"/>
+                <w:sz w:val="21"/>
+              </w:rPr>
+            </w:r>
+            <w:r>
+              <w:rPr>
+                <w:rFonts w:ascii="Times New Roman" w:hAnsi="Times New Roman"/>
+                <w:b w:val="0"/>
+                <w:sz w:val="21"/>
+              </w:rPr>
+              <w:t>3</w:t>
+            </w:r>
+          </w:p>
+        </w:tc>
+        <w:tc>
+          <w:tcPr>
+            <w:tcW w:type="dxa" w:w="3672"/>
+          </w:tcPr>
+          <w:p>
+            <w:pPr>
+              <w:spacing w:before="0" w:after="0" w:line="240" w:lineRule="auto"/>
+              <w:jc w:val="center"/>
+              <w:keepNext/>
+            </w:pPr>
+            <w:r>
+              <w:rPr>
+                <w:rFonts w:ascii="Times New Roman" w:hAnsi="Times New Roman"/>
+                <w:sz w:val="21"/>
+              </w:rPr>
+            </w:r>
+            <w:r>
+              <w:rPr>
+                <w:rFonts w:ascii="Times New Roman" w:hAnsi="Times New Roman"/>
+                <w:b w:val="0"/>
+                <w:sz w:val="21"/>
+              </w:rPr>
+              <w:t>Bestsellers by quantity</w:t>
+            </w:r>
+          </w:p>
+        </w:tc>
+        <w:tc>
+          <w:tcPr>
+            <w:tcW w:type="dxa" w:w="504"/>
+          </w:tcPr>
+          <w:p>
+            <w:pPr>
+              <w:spacing w:before="0" w:after="0" w:line="240" w:lineRule="auto"/>
+              <w:jc w:val="center"/>
+              <w:keepNext/>
+            </w:pPr>
+            <w:r>
+              <w:rPr>
+                <w:rFonts w:ascii="Times New Roman" w:hAnsi="Times New Roman"/>
+                <w:sz w:val="21"/>
+              </w:rPr>
+            </w:r>
+            <w:r>
+              <w:rPr>
+                <w:rFonts w:ascii="Times New Roman" w:hAnsi="Times New Roman"/>
+                <w:b w:val="0"/>
+                <w:sz w:val="21"/>
+              </w:rPr>
+              <w:t>13</w:t>
+            </w:r>
+          </w:p>
+        </w:tc>
+        <w:tc>
+          <w:tcPr>
+            <w:tcW w:type="dxa" w:w="3672"/>
+          </w:tcPr>
+          <w:p>
+            <w:pPr>
+              <w:spacing w:before="0" w:after="0" w:line="240" w:lineRule="auto"/>
+              <w:jc w:val="center"/>
+              <w:keepNext/>
+            </w:pPr>
+            <w:r>
+              <w:rPr>
+                <w:rFonts w:ascii="Times New Roman" w:hAnsi="Times New Roman"/>
+                <w:sz w:val="21"/>
+              </w:rPr>
+            </w:r>
+            <w:r>
+              <w:rPr>
+                <w:rFonts w:ascii="Times New Roman" w:hAnsi="Times New Roman"/>
+                <w:b w:val="0"/>
+                <w:sz w:val="21"/>
+              </w:rPr>
+              <w:t>Latest orders</w:t>
+            </w:r>
+          </w:p>
+        </w:tc>
+      </w:tr>
+      <w:tr>
+        <w:trPr>
+          <w:cantSplit/>
+        </w:trPr>
+        <w:tc>
+          <w:tcPr>
+            <w:tcW w:type="dxa" w:w="504"/>
+          </w:tcPr>
+          <w:p>
+            <w:pPr>
+              <w:spacing w:before="0" w:after="0" w:line="240" w:lineRule="auto"/>
+              <w:keepNext/>
+            </w:pPr>
+            <w:r>
+              <w:rPr>
+                <w:rFonts w:ascii="Times New Roman" w:hAnsi="Times New Roman"/>
+                <w:sz w:val="21"/>
+              </w:rPr>
+            </w:r>
+            <w:r>
+              <w:rPr>
+                <w:rFonts w:ascii="Times New Roman" w:hAnsi="Times New Roman"/>
+                <w:b w:val="0"/>
+                <w:sz w:val="21"/>
+              </w:rPr>
+              <w:t>4</w:t>
+            </w:r>
+          </w:p>
+        </w:tc>
+        <w:tc>
+          <w:tcPr>
+            <w:tcW w:type="dxa" w:w="3672"/>
+          </w:tcPr>
+          <w:p>
+            <w:pPr>
+              <w:spacing w:before="0" w:after="0" w:line="240" w:lineRule="auto"/>
+              <w:jc w:val="center"/>
+              <w:keepNext/>
+            </w:pPr>
+            <w:r>
+              <w:rPr>
+                <w:rFonts w:ascii="Times New Roman" w:hAnsi="Times New Roman"/>
+                <w:sz w:val="21"/>
+              </w:rPr>
+            </w:r>
+            <w:r>
+              <w:rPr>
+                <w:rFonts w:ascii="Times New Roman" w:hAnsi="Times New Roman"/>
+                <w:b w:val="0"/>
+                <w:sz w:val="21"/>
+              </w:rPr>
+              <w:t>Bestsellers by amount</w:t>
+            </w:r>
+          </w:p>
+        </w:tc>
+        <w:tc>
+          <w:tcPr>
+            <w:tcW w:type="dxa" w:w="504"/>
+          </w:tcPr>
+          <w:p>
+            <w:pPr>
+              <w:spacing w:before="0" w:after="0" w:line="240" w:lineRule="auto"/>
+              <w:jc w:val="center"/>
+              <w:keepNext/>
+            </w:pPr>
+            <w:r>
+              <w:rPr>
+                <w:rFonts w:ascii="Times New Roman" w:hAnsi="Times New Roman"/>
+                <w:sz w:val="21"/>
+              </w:rPr>
+            </w:r>
+            <w:r>
+              <w:rPr>
+                <w:rFonts w:ascii="Times New Roman" w:hAnsi="Times New Roman"/>
+                <w:b w:val="0"/>
+                <w:sz w:val="21"/>
+              </w:rPr>
+              <w:t>14</w:t>
+            </w:r>
+          </w:p>
+        </w:tc>
+        <w:tc>
+          <w:tcPr>
+            <w:tcW w:type="dxa" w:w="3672"/>
+          </w:tcPr>
+          <w:p>
+            <w:pPr>
+              <w:spacing w:before="0" w:after="0" w:line="240" w:lineRule="auto"/>
+              <w:jc w:val="center"/>
+              <w:keepNext/>
+            </w:pPr>
+            <w:r>
+              <w:rPr>
+                <w:rFonts w:ascii="Times New Roman" w:hAnsi="Times New Roman"/>
+                <w:sz w:val="21"/>
+              </w:rPr>
+            </w:r>
+            <w:r>
+              <w:rPr>
+                <w:rFonts w:ascii="Times New Roman" w:hAnsi="Times New Roman"/>
+                <w:b w:val="0"/>
+                <w:sz w:val="21"/>
+              </w:rPr>
+              <w:t>Sales by category</w:t>
+            </w:r>
+          </w:p>
+        </w:tc>
+      </w:tr>
+      <w:tr>
+        <w:trPr>
+          <w:cantSplit/>
+        </w:trPr>
+        <w:tc>
+          <w:tcPr>
+            <w:tcW w:type="dxa" w:w="504"/>
+          </w:tcPr>
+          <w:p>
+            <w:pPr>
+              <w:spacing w:before="0" w:after="0" w:line="240" w:lineRule="auto"/>
+              <w:keepNext/>
+            </w:pPr>
+            <w:r>
+              <w:rPr>
+                <w:rFonts w:ascii="Times New Roman" w:hAnsi="Times New Roman"/>
+                <w:sz w:val="21"/>
+              </w:rPr>
+            </w:r>
+            <w:r>
+              <w:rPr>
+                <w:rFonts w:ascii="Times New Roman" w:hAnsi="Times New Roman"/>
+                <w:b w:val="0"/>
+                <w:sz w:val="21"/>
+              </w:rPr>
+              <w:t>5</w:t>
+            </w:r>
+          </w:p>
+        </w:tc>
+        <w:tc>
+          <w:tcPr>
+            <w:tcW w:type="dxa" w:w="3672"/>
+          </w:tcPr>
+          <w:p>
+            <w:pPr>
+              <w:spacing w:before="0" w:after="0" w:line="240" w:lineRule="auto"/>
+              <w:jc w:val="center"/>
+              <w:keepNext/>
+            </w:pPr>
+            <w:r>
+              <w:rPr>
+                <w:rFonts w:ascii="Times New Roman" w:hAnsi="Times New Roman"/>
+                <w:sz w:val="21"/>
+              </w:rPr>
+            </w:r>
+            <w:r>
+              <w:rPr>
+                <w:rFonts w:ascii="Times New Roman" w:hAnsi="Times New Roman"/>
+                <w:b w:val="0"/>
+                <w:sz w:val="21"/>
+              </w:rPr>
+              <w:t>Products never purchased</w:t>
+            </w:r>
+          </w:p>
+        </w:tc>
+        <w:tc>
+          <w:tcPr>
+            <w:tcW w:type="dxa" w:w="504"/>
+          </w:tcPr>
+          <w:p>
+            <w:pPr>
+              <w:spacing w:before="0" w:after="0" w:line="240" w:lineRule="auto"/>
+              <w:jc w:val="center"/>
+              <w:keepNext/>
+            </w:pPr>
+            <w:r>
+              <w:rPr>
+                <w:rFonts w:ascii="Times New Roman" w:hAnsi="Times New Roman"/>
+                <w:sz w:val="21"/>
+              </w:rPr>
+            </w:r>
+            <w:r>
+              <w:rPr>
+                <w:rFonts w:ascii="Times New Roman" w:hAnsi="Times New Roman"/>
+                <w:b w:val="0"/>
+                <w:sz w:val="21"/>
+              </w:rPr>
+              <w:t>15</w:t>
+            </w:r>
+          </w:p>
+        </w:tc>
+        <w:tc>
+          <w:tcPr>
+            <w:tcW w:type="dxa" w:w="3672"/>
+          </w:tcPr>
+          <w:p>
+            <w:pPr>
+              <w:spacing w:before="0" w:after="0" w:line="240" w:lineRule="auto"/>
+              <w:jc w:val="center"/>
+              <w:keepNext/>
+            </w:pPr>
+            <w:r>
+              <w:rPr>
+                <w:rFonts w:ascii="Times New Roman" w:hAnsi="Times New Roman"/>
+                <w:sz w:val="21"/>
+              </w:rPr>
+            </w:r>
+            <w:r>
+              <w:rPr>
+                <w:rFonts w:ascii="Times New Roman" w:hAnsi="Times New Roman"/>
+                <w:b w:val="0"/>
+                <w:sz w:val="21"/>
+              </w:rPr>
+              <w:t>Sales by manufacturer</w:t>
+            </w:r>
+          </w:p>
+        </w:tc>
+      </w:tr>
+      <w:tr>
+        <w:trPr>
+          <w:cantSplit/>
+        </w:trPr>
+        <w:tc>
+          <w:tcPr>
+            <w:tcW w:type="dxa" w:w="504"/>
+          </w:tcPr>
+          <w:p>
+            <w:pPr>
+              <w:spacing w:before="0" w:after="0" w:line="240" w:lineRule="auto"/>
+              <w:keepNext/>
+            </w:pPr>
+            <w:r>
+              <w:rPr>
+                <w:rFonts w:ascii="Times New Roman" w:hAnsi="Times New Roman"/>
+                <w:sz w:val="21"/>
+              </w:rPr>
+            </w:r>
+            <w:r>
+              <w:rPr>
+                <w:rFonts w:ascii="Times New Roman" w:hAnsi="Times New Roman"/>
+                <w:b w:val="0"/>
+                <w:sz w:val="21"/>
+              </w:rPr>
+              <w:t>6</w:t>
+            </w:r>
+          </w:p>
+        </w:tc>
+        <w:tc>
+          <w:tcPr>
+            <w:tcW w:type="dxa" w:w="3672"/>
+          </w:tcPr>
+          <w:p>
+            <w:pPr>
+              <w:spacing w:before="0" w:after="0" w:line="240" w:lineRule="auto"/>
+              <w:jc w:val="center"/>
+              <w:keepNext/>
+            </w:pPr>
+            <w:r>
+              <w:rPr>
+                <w:rFonts w:ascii="Times New Roman" w:hAnsi="Times New Roman"/>
+                <w:sz w:val="21"/>
+              </w:rPr>
+            </w:r>
+            <w:r>
+              <w:rPr>
+                <w:rFonts w:ascii="Times New Roman" w:hAnsi="Times New Roman"/>
+                <w:b w:val="0"/>
+                <w:sz w:val="21"/>
+              </w:rPr>
+              <w:t>Country sales</w:t>
+            </w:r>
+          </w:p>
+        </w:tc>
+        <w:tc>
+          <w:tcPr>
+            <w:tcW w:type="dxa" w:w="504"/>
+          </w:tcPr>
+          <w:p>
+            <w:pPr>
+              <w:spacing w:before="0" w:after="0" w:line="240" w:lineRule="auto"/>
+              <w:jc w:val="center"/>
+              <w:keepNext/>
+            </w:pPr>
+            <w:r>
+              <w:rPr>
+                <w:rFonts w:ascii="Times New Roman" w:hAnsi="Times New Roman"/>
+                <w:sz w:val="21"/>
+              </w:rPr>
+            </w:r>
+            <w:r>
+              <w:rPr>
+                <w:rFonts w:ascii="Times New Roman" w:hAnsi="Times New Roman"/>
+                <w:b w:val="0"/>
+                <w:sz w:val="21"/>
+              </w:rPr>
+              <w:t>16</w:t>
+            </w:r>
+          </w:p>
+        </w:tc>
+        <w:tc>
+          <w:tcPr>
+            <w:tcW w:type="dxa" w:w="3672"/>
+          </w:tcPr>
+          <w:p>
+            <w:pPr>
+              <w:spacing w:before="0" w:after="0" w:line="240" w:lineRule="auto"/>
+              <w:jc w:val="center"/>
+              <w:keepNext/>
+            </w:pPr>
+            <w:r>
+              <w:rPr>
+                <w:rFonts w:ascii="Times New Roman" w:hAnsi="Times New Roman"/>
+                <w:sz w:val="21"/>
+              </w:rPr>
+            </w:r>
+            <w:r>
+              <w:rPr>
+                <w:rFonts w:ascii="Times New Roman" w:hAnsi="Times New Roman"/>
+                <w:b w:val="0"/>
+                <w:sz w:val="21"/>
+              </w:rPr>
+              <w:t>Average order value</w:t>
+            </w:r>
+          </w:p>
+        </w:tc>
+      </w:tr>
+      <w:tr>
+        <w:trPr>
+          <w:cantSplit/>
+        </w:trPr>
+        <w:tc>
+          <w:tcPr>
+            <w:tcW w:type="dxa" w:w="504"/>
+          </w:tcPr>
+          <w:p>
+            <w:pPr>
+              <w:spacing w:before="0" w:after="0" w:line="240" w:lineRule="auto"/>
+              <w:keepNext/>
+            </w:pPr>
+            <w:r>
+              <w:rPr>
+                <w:rFonts w:ascii="Times New Roman" w:hAnsi="Times New Roman"/>
+                <w:sz w:val="21"/>
+              </w:rPr>
+            </w:r>
+            <w:r>
+              <w:rPr>
+                <w:rFonts w:ascii="Times New Roman" w:hAnsi="Times New Roman"/>
+                <w:b w:val="0"/>
+                <w:sz w:val="21"/>
+              </w:rPr>
+              <w:t>7</w:t>
+            </w:r>
+          </w:p>
+        </w:tc>
+        <w:tc>
+          <w:tcPr>
+            <w:tcW w:type="dxa" w:w="3672"/>
+          </w:tcPr>
+          <w:p>
+            <w:pPr>
+              <w:spacing w:before="0" w:after="0" w:line="240" w:lineRule="auto"/>
+              <w:jc w:val="center"/>
+              <w:keepNext/>
+            </w:pPr>
+            <w:r>
+              <w:rPr>
+                <w:rFonts w:ascii="Times New Roman" w:hAnsi="Times New Roman"/>
+                <w:sz w:val="21"/>
+              </w:rPr>
+            </w:r>
+            <w:r>
+              <w:rPr>
+                <w:rFonts w:ascii="Times New Roman" w:hAnsi="Times New Roman"/>
+                <w:b w:val="0"/>
+                <w:sz w:val="21"/>
+              </w:rPr>
+              <w:t>Best customers by order total</w:t>
+            </w:r>
+          </w:p>
+        </w:tc>
+        <w:tc>
+          <w:tcPr>
+            <w:tcW w:type="dxa" w:w="504"/>
+          </w:tcPr>
+          <w:p>
+            <w:pPr>
+              <w:spacing w:before="0" w:after="0" w:line="240" w:lineRule="auto"/>
+              <w:jc w:val="center"/>
+              <w:keepNext/>
+            </w:pPr>
+            <w:r>
+              <w:rPr>
+                <w:rFonts w:ascii="Times New Roman" w:hAnsi="Times New Roman"/>
+                <w:sz w:val="21"/>
+              </w:rPr>
+            </w:r>
+            <w:r>
+              <w:rPr>
+                <w:rFonts w:ascii="Times New Roman" w:hAnsi="Times New Roman"/>
+                <w:b w:val="0"/>
+                <w:sz w:val="21"/>
+              </w:rPr>
+              <w:t>17</w:t>
+            </w:r>
+          </w:p>
+        </w:tc>
+        <w:tc>
+          <w:tcPr>
+            <w:tcW w:type="dxa" w:w="3672"/>
+          </w:tcPr>
+          <w:p>
+            <w:pPr>
+              <w:spacing w:before="0" w:after="0" w:line="240" w:lineRule="auto"/>
+              <w:jc w:val="center"/>
+              <w:keepNext/>
+            </w:pPr>
+            <w:r>
+              <w:rPr>
+                <w:rFonts w:ascii="Times New Roman" w:hAnsi="Times New Roman"/>
+                <w:sz w:val="21"/>
+              </w:rPr>
+            </w:r>
+            <w:r>
+              <w:rPr>
+                <w:rFonts w:ascii="Times New Roman" w:hAnsi="Times New Roman"/>
+                <w:b w:val="0"/>
+                <w:sz w:val="21"/>
+              </w:rPr>
+              <w:t>Shipment count</w:t>
+            </w:r>
+          </w:p>
+        </w:tc>
+      </w:tr>
+      <w:tr>
+        <w:trPr>
+          <w:cantSplit/>
+        </w:trPr>
+        <w:tc>
+          <w:tcPr>
+            <w:tcW w:type="dxa" w:w="504"/>
+          </w:tcPr>
+          <w:p>
+            <w:pPr>
+              <w:spacing w:before="0" w:after="0" w:line="240" w:lineRule="auto"/>
+              <w:keepNext/>
+            </w:pPr>
+            <w:r>
+              <w:rPr>
+                <w:rFonts w:ascii="Times New Roman" w:hAnsi="Times New Roman"/>
+                <w:sz w:val="21"/>
+              </w:rPr>
+            </w:r>
+            <w:r>
+              <w:rPr>
+                <w:rFonts w:ascii="Times New Roman" w:hAnsi="Times New Roman"/>
+                <w:b w:val="0"/>
+                <w:sz w:val="21"/>
+              </w:rPr>
+              <w:t>8</w:t>
+            </w:r>
+          </w:p>
+        </w:tc>
+        <w:tc>
+          <w:tcPr>
+            <w:tcW w:type="dxa" w:w="3672"/>
+          </w:tcPr>
+          <w:p>
+            <w:pPr>
+              <w:spacing w:before="0" w:after="0" w:line="240" w:lineRule="auto"/>
+              <w:jc w:val="center"/>
+              <w:keepNext/>
+            </w:pPr>
+            <w:r>
+              <w:rPr>
+                <w:rFonts w:ascii="Times New Roman" w:hAnsi="Times New Roman"/>
+                <w:sz w:val="21"/>
+              </w:rPr>
+            </w:r>
+            <w:r>
+              <w:rPr>
+                <w:rFonts w:ascii="Times New Roman" w:hAnsi="Times New Roman"/>
+                <w:b w:val="0"/>
+                <w:sz w:val="21"/>
+              </w:rPr>
+              <w:t>Best customers by order count</w:t>
+            </w:r>
+          </w:p>
+        </w:tc>
+        <w:tc>
+          <w:tcPr>
+            <w:tcW w:type="dxa" w:w="504"/>
+          </w:tcPr>
+          <w:p>
+            <w:pPr>
+              <w:spacing w:before="0" w:after="0" w:line="240" w:lineRule="auto"/>
+              <w:jc w:val="center"/>
+              <w:keepNext/>
+            </w:pPr>
+            <w:r>
+              <w:rPr>
+                <w:rFonts w:ascii="Times New Roman" w:hAnsi="Times New Roman"/>
+                <w:sz w:val="21"/>
+              </w:rPr>
+            </w:r>
+            <w:r>
+              <w:rPr>
+                <w:rFonts w:ascii="Times New Roman" w:hAnsi="Times New Roman"/>
+                <w:b w:val="0"/>
+                <w:sz w:val="21"/>
+              </w:rPr>
+              <w:t>18</w:t>
+            </w:r>
+          </w:p>
+        </w:tc>
+        <w:tc>
+          <w:tcPr>
+            <w:tcW w:type="dxa" w:w="3672"/>
+          </w:tcPr>
+          <w:p>
+            <w:pPr>
+              <w:spacing w:before="0" w:after="0" w:line="240" w:lineRule="auto"/>
+              <w:jc w:val="center"/>
+              <w:keepNext/>
+            </w:pPr>
+            <w:r>
+              <w:rPr>
+                <w:rFonts w:ascii="Times New Roman" w:hAnsi="Times New Roman"/>
+                <w:sz w:val="21"/>
+              </w:rPr>
+            </w:r>
+            <w:r>
+              <w:rPr>
+                <w:rFonts w:ascii="Times New Roman" w:hAnsi="Times New Roman"/>
+                <w:b w:val="0"/>
+                <w:sz w:val="21"/>
+              </w:rPr>
+              <w:t>Refund totals</w:t>
+            </w:r>
+          </w:p>
+        </w:tc>
+      </w:tr>
+      <w:tr>
+        <w:trPr>
+          <w:cantSplit/>
+        </w:trPr>
+        <w:tc>
+          <w:tcPr>
+            <w:tcW w:type="dxa" w:w="504"/>
+          </w:tcPr>
+          <w:p>
+            <w:pPr>
+              <w:spacing w:before="0" w:after="0" w:line="240" w:lineRule="auto"/>
+              <w:keepNext/>
+            </w:pPr>
+            <w:r>
+              <w:rPr>
+                <w:rFonts w:ascii="Times New Roman" w:hAnsi="Times New Roman"/>
+                <w:sz w:val="21"/>
+              </w:rPr>
+            </w:r>
+            <w:r>
+              <w:rPr>
+                <w:rFonts w:ascii="Times New Roman" w:hAnsi="Times New Roman"/>
+                <w:b w:val="0"/>
+                <w:sz w:val="21"/>
+              </w:rPr>
+              <w:t>9</w:t>
+            </w:r>
+          </w:p>
+        </w:tc>
+        <w:tc>
+          <w:tcPr>
+            <w:tcW w:type="dxa" w:w="3672"/>
+          </w:tcPr>
+          <w:p>
+            <w:pPr>
+              <w:spacing w:before="0" w:after="0" w:line="240" w:lineRule="auto"/>
+              <w:jc w:val="center"/>
+              <w:keepNext/>
+            </w:pPr>
+            <w:r>
+              <w:rPr>
+                <w:rFonts w:ascii="Times New Roman" w:hAnsi="Times New Roman"/>
+                <w:sz w:val="21"/>
+              </w:rPr>
+            </w:r>
+            <w:r>
+              <w:rPr>
+                <w:rFonts w:ascii="Times New Roman" w:hAnsi="Times New Roman"/>
+                <w:b w:val="0"/>
+                <w:sz w:val="21"/>
+              </w:rPr>
+              <w:t>Registered customers</w:t>
+            </w:r>
+          </w:p>
+        </w:tc>
+        <w:tc>
+          <w:tcPr>
+            <w:tcW w:type="dxa" w:w="504"/>
+          </w:tcPr>
+          <w:p>
+            <w:pPr>
+              <w:spacing w:before="0" w:after="0" w:line="240" w:lineRule="auto"/>
+              <w:jc w:val="center"/>
+              <w:keepNext/>
+            </w:pPr>
+            <w:r>
+              <w:rPr>
+                <w:rFonts w:ascii="Times New Roman" w:hAnsi="Times New Roman"/>
+                <w:sz w:val="21"/>
+              </w:rPr>
+            </w:r>
+            <w:r>
+              <w:rPr>
+                <w:rFonts w:ascii="Times New Roman" w:hAnsi="Times New Roman"/>
+                <w:b w:val="0"/>
+                <w:sz w:val="21"/>
+              </w:rPr>
+              <w:t>19</w:t>
+            </w:r>
+          </w:p>
+        </w:tc>
+        <w:tc>
+          <w:tcPr>
+            <w:tcW w:type="dxa" w:w="3672"/>
+          </w:tcPr>
+          <w:p>
+            <w:pPr>
+              <w:spacing w:before="0" w:after="0" w:line="240" w:lineRule="auto"/>
+              <w:jc w:val="center"/>
+              <w:keepNext/>
+            </w:pPr>
+            <w:r>
+              <w:rPr>
+                <w:rFonts w:ascii="Times New Roman" w:hAnsi="Times New Roman"/>
+                <w:sz w:val="21"/>
+              </w:rPr>
+            </w:r>
+            <w:r>
+              <w:rPr>
+                <w:rFonts w:ascii="Times New Roman" w:hAnsi="Times New Roman"/>
+                <w:b w:val="0"/>
+                <w:sz w:val="21"/>
+              </w:rPr>
+              <w:t>Tax collected</w:t>
+            </w:r>
+          </w:p>
+        </w:tc>
+      </w:tr>
+      <w:tr>
+        <w:trPr>
+          <w:cantSplit/>
+        </w:trPr>
+        <w:tc>
+          <w:tcPr>
+            <w:tcW w:type="dxa" w:w="504"/>
+          </w:tcPr>
+          <w:p>
+            <w:pPr>
+              <w:spacing w:before="0" w:after="0" w:line="240" w:lineRule="auto"/>
+              <w:keepNext/>
+            </w:pPr>
+            <w:r>
+              <w:rPr>
+                <w:rFonts w:ascii="Times New Roman" w:hAnsi="Times New Roman"/>
+                <w:sz w:val="21"/>
+              </w:rPr>
+            </w:r>
+            <w:r>
+              <w:rPr>
+                <w:rFonts w:ascii="Times New Roman" w:hAnsi="Times New Roman"/>
+                <w:b w:val="0"/>
+                <w:sz w:val="21"/>
+              </w:rPr>
+              <w:t>10</w:t>
+            </w:r>
+          </w:p>
+        </w:tc>
+        <w:tc>
+          <w:tcPr>
+            <w:tcW w:type="dxa" w:w="3672"/>
+          </w:tcPr>
+          <w:p>
+            <w:pPr>
+              <w:spacing w:before="0" w:after="0" w:line="240" w:lineRule="auto"/>
+              <w:jc w:val="center"/>
+              <w:keepNext/>
+            </w:pPr>
+            <w:r>
+              <w:rPr>
+                <w:rFonts w:ascii="Times New Roman" w:hAnsi="Times New Roman"/>
+                <w:sz w:val="21"/>
+              </w:rPr>
+            </w:r>
+            <w:r>
+              <w:rPr>
+                <w:rFonts w:ascii="Times New Roman" w:hAnsi="Times New Roman"/>
+                <w:b w:val="0"/>
+                <w:sz w:val="21"/>
+              </w:rPr>
+              <w:t>Low stock</w:t>
+            </w:r>
+          </w:p>
+        </w:tc>
+        <w:tc>
+          <w:tcPr>
+            <w:tcW w:type="dxa" w:w="504"/>
+          </w:tcPr>
+          <w:p>
+            <w:pPr>
+              <w:spacing w:before="0" w:after="0" w:line="240" w:lineRule="auto"/>
+              <w:jc w:val="center"/>
+              <w:keepNext/>
+            </w:pPr>
+            <w:r>
+              <w:rPr>
+                <w:rFonts w:ascii="Times New Roman" w:hAnsi="Times New Roman"/>
+                <w:sz w:val="21"/>
+              </w:rPr>
+            </w:r>
+            <w:r>
+              <w:rPr>
+                <w:rFonts w:ascii="Times New Roman" w:hAnsi="Times New Roman"/>
+                <w:b w:val="0"/>
+                <w:sz w:val="21"/>
+              </w:rPr>
+              <w:t>20</w:t>
+            </w:r>
+          </w:p>
+        </w:tc>
+        <w:tc>
+          <w:tcPr>
+            <w:tcW w:type="dxa" w:w="3672"/>
+          </w:tcPr>
+          <w:p>
+            <w:pPr>
+              <w:spacing w:before="0" w:after="0" w:line="240" w:lineRule="auto"/>
+              <w:jc w:val="center"/>
+              <w:keepNext/>
+            </w:pPr>
+            <w:r>
+              <w:rPr>
+                <w:rFonts w:ascii="Times New Roman" w:hAnsi="Times New Roman"/>
+                <w:sz w:val="21"/>
+              </w:rPr>
+            </w:r>
+            <w:r>
+              <w:rPr>
+                <w:rFonts w:ascii="Times New Roman" w:hAnsi="Times New Roman"/>
+                <w:b w:val="0"/>
+                <w:sz w:val="21"/>
+              </w:rPr>
+              <w:t>Daily revenue trend</w:t>
+            </w:r>
+          </w:p>
+        </w:tc>
+      </w:tr>
+    </w:tbl>
+    <w:p>
+      <w:pPr>
+        <w:spacing w:after="80"/>
+      </w:pPr>
+    </w:p>
+    <w:p>
+      <w:pPr>
+        <w:spacing w:after="0" w:before="0" w:line="360" w:lineRule="auto"/>
+        <w:jc w:val="both"/>
+      </w:pPr>
+      <w:r>
+        <w:rPr>
+          <w:rFonts w:ascii="Times New Roman" w:hAnsi="Times New Roman"/>
+          <w:b w:val="0"/>
+          <w:i w:val="0"/>
+          <w:sz w:val="24"/>
+        </w:rPr>
+        <w:t>This is a stronger evaluation than the self-authored question set for a specific reason: the report list is defined by the host platform rather than by the thesis author, so there is no annotation bias in which requests were chosen, and reproducing it answers a direct question — can natural language reproduce the platform's own built-in reporting surface? — rather than a question shaped by the evaluator. AEGIS additionally supports parameterised variation of these reports, such as arbitrary date ranges, category filters, or customer segments, that the fixed admin panel screens have no control for.</w:t>
+      </w:r>
+    </w:p>
+    <w:p>
+      <w:r>
+        <w:br w:type="page"/>
+      </w:r>
+    </w:p>
+    <w:p>
+      <w:pPr>
+        <w:spacing w:before="0" w:after="80"/>
+        <w:jc w:val="center"/>
+      </w:pPr>
+      <w:r>
+        <w:rPr>
+          <w:rFonts w:ascii="Times New Roman" w:hAnsi="Times New Roman"/>
+          <w:b/>
+          <w:sz w:val="32"/>
+        </w:rPr>
+        <w:t>CHAPTER 6</w:t>
+      </w:r>
+    </w:p>
+    <w:p>
+      <w:pPr>
+        <w:spacing w:after="400"/>
+        <w:jc w:val="center"/>
+      </w:pPr>
+      <w:r>
+        <w:rPr>
+          <w:rFonts w:ascii="Times New Roman" w:hAnsi="Times New Roman"/>
+          <w:b/>
+          <w:sz w:val="32"/>
+        </w:rPr>
+        <w:t>LIMITATIONS AND FUTURE WORK</w:t>
+      </w:r>
+    </w:p>
+    <w:p>
+      <w:pPr>
+        <w:spacing w:before="320" w:after="160"/>
+        <w:jc w:val="left"/>
+      </w:pPr>
+      <w:r>
+        <w:rPr>
+          <w:rFonts w:ascii="Times New Roman" w:hAnsi="Times New Roman"/>
+          <w:b/>
+          <w:sz w:val="28"/>
+        </w:rPr>
+        <w:t>6.1  Limitations</w:t>
+      </w:r>
+    </w:p>
+    <w:p>
+      <w:pPr>
+        <w:spacing w:after="80" w:line="360" w:lineRule="auto"/>
+        <w:ind w:left="461" w:hanging="259"/>
+      </w:pPr>
+      <w:r>
+        <w:rPr>
+          <w:rFonts w:ascii="Times New Roman" w:hAnsi="Times New Roman"/>
+          <w:sz w:val="24"/>
+        </w:rPr>
+        <w:t>•</w:t>
+        <w:tab/>
+      </w:r>
+      <w:r>
+        <w:rPr>
+          <w:rFonts w:ascii="Times New Roman" w:hAnsi="Times New Roman"/>
+          <w:b/>
+          <w:sz w:val="24"/>
+        </w:rPr>
+        <w:t xml:space="preserve">Semantic layer construction: </w:t>
+      </w:r>
+      <w:r>
+        <w:rPr>
+          <w:rFonts w:ascii="Times New Roman" w:hAnsi="Times New Roman"/>
+          <w:sz w:val="24"/>
+        </w:rPr>
+        <w:t>Each deployment requires a domain-specific semantic layer prepared by someone with both business knowledge and schema access.</w:t>
+      </w:r>
+    </w:p>
+    <w:p>
+      <w:pPr>
+        <w:spacing w:after="80" w:line="360" w:lineRule="auto"/>
+        <w:ind w:left="461" w:hanging="259"/>
+      </w:pPr>
+      <w:r>
+        <w:rPr>
+          <w:rFonts w:ascii="Times New Roman" w:hAnsi="Times New Roman"/>
+          <w:sz w:val="24"/>
+        </w:rPr>
+        <w:t>•</w:t>
+        <w:tab/>
+      </w:r>
+      <w:r>
+        <w:rPr>
+          <w:rFonts w:ascii="Times New Roman" w:hAnsi="Times New Roman"/>
+          <w:b/>
+          <w:sz w:val="24"/>
+        </w:rPr>
+        <w:t xml:space="preserve">Bounded query coverage: </w:t>
+      </w:r>
+      <w:r>
+        <w:rPr>
+          <w:rFonts w:ascii="Times New Roman" w:hAnsi="Times New Roman"/>
+          <w:sz w:val="24"/>
+        </w:rPr>
+        <w:t>AEGIS only answers questions that map to supported metrics, dimensions, patterns, and join paths.</w:t>
+      </w:r>
+    </w:p>
+    <w:p>
+      <w:pPr>
+        <w:spacing w:after="80" w:line="360" w:lineRule="auto"/>
+        <w:ind w:left="461" w:hanging="259"/>
+      </w:pPr>
+      <w:r>
+        <w:rPr>
+          <w:rFonts w:ascii="Times New Roman" w:hAnsi="Times New Roman"/>
+          <w:sz w:val="24"/>
+        </w:rPr>
+        <w:t>•</w:t>
+        <w:tab/>
+      </w:r>
+      <w:r>
+        <w:rPr>
+          <w:rFonts w:ascii="Times New Roman" w:hAnsi="Times New Roman"/>
+          <w:b/>
+          <w:sz w:val="24"/>
+        </w:rPr>
+        <w:t xml:space="preserve">Correctness annotation: </w:t>
+      </w:r>
+      <w:r>
+        <w:rPr>
+          <w:rFonts w:ascii="Times New Roman" w:hAnsi="Times New Roman"/>
+          <w:sz w:val="24"/>
+        </w:rPr>
+        <w:t>The first-pass annotation found that safe SQL can still answer the wrong business question, especially when requests are unsupported or vague.</w:t>
+      </w:r>
+    </w:p>
+    <w:p>
+      <w:pPr>
+        <w:spacing w:after="80" w:line="360" w:lineRule="auto"/>
+        <w:ind w:left="461" w:hanging="259"/>
+      </w:pPr>
+      <w:r>
+        <w:rPr>
+          <w:rFonts w:ascii="Times New Roman" w:hAnsi="Times New Roman"/>
+          <w:sz w:val="24"/>
+        </w:rPr>
+        <w:t>•</w:t>
+        <w:tab/>
+      </w:r>
+      <w:r>
+        <w:rPr>
+          <w:rFonts w:ascii="Times New Roman" w:hAnsi="Times New Roman"/>
+          <w:b/>
+          <w:sz w:val="24"/>
+        </w:rPr>
+        <w:t xml:space="preserve">Benchmark scope: </w:t>
+      </w:r>
+      <w:r>
+        <w:rPr>
+          <w:rFonts w:ascii="Times New Roman" w:hAnsi="Times New Roman"/>
+          <w:sz w:val="24"/>
+        </w:rPr>
+        <w:t>The custom 107-request benchmark evaluates AEGIS in one domain and is not directly comparable to Spider or BIRD leaderboard scores.</w:t>
+      </w:r>
+    </w:p>
+    <w:p>
+      <w:pPr>
+        <w:spacing w:after="80" w:line="360" w:lineRule="auto"/>
+        <w:ind w:left="461" w:hanging="259"/>
+      </w:pPr>
+      <w:r>
+        <w:rPr>
+          <w:rFonts w:ascii="Times New Roman" w:hAnsi="Times New Roman"/>
+          <w:sz w:val="24"/>
+        </w:rPr>
+        <w:t>•</w:t>
+        <w:tab/>
+      </w:r>
+      <w:r>
+        <w:rPr>
+          <w:rFonts w:ascii="Times New Roman" w:hAnsi="Times New Roman"/>
+          <w:b/>
+          <w:sz w:val="24"/>
+        </w:rPr>
+        <w:t xml:space="preserve">Metric currency: </w:t>
+      </w:r>
+      <w:r>
+        <w:rPr>
+          <w:rFonts w:ascii="Times New Roman" w:hAnsi="Times New Roman"/>
+          <w:sz w:val="24"/>
+        </w:rPr>
+        <w:t>True database execution validity and the first-pass semantic-correctness annotation (Sections 5.4 and 5.6) were measured against the pipeline version that existed before the abstention-handling interventions in Section 5.9, and have not been re-measured against the current pipeline.</w:t>
+      </w:r>
+    </w:p>
+    <w:p>
+      <w:pPr>
+        <w:spacing w:after="80" w:line="360" w:lineRule="auto"/>
+        <w:ind w:left="461" w:hanging="259"/>
+      </w:pPr>
+      <w:r>
+        <w:rPr>
+          <w:rFonts w:ascii="Times New Roman" w:hAnsi="Times New Roman"/>
+          <w:sz w:val="24"/>
+        </w:rPr>
+        <w:t>•</w:t>
+        <w:tab/>
+      </w:r>
+      <w:r>
+        <w:rPr>
+          <w:rFonts w:ascii="Times New Roman" w:hAnsi="Times New Roman"/>
+          <w:b/>
+          <w:sz w:val="24"/>
+        </w:rPr>
+        <w:t xml:space="preserve">Re-annotation required: </w:t>
+      </w:r>
+      <w:r>
+        <w:rPr>
+          <w:rFonts w:ascii="Times New Roman" w:hAnsi="Times New Roman"/>
+          <w:sz w:val="24"/>
+        </w:rPr>
+        <w:t>Translation precision and silent error rate (Section 5.9) are scored against correctness labels that describe the earlier pipeline's SQL and cannot be reported as current findings until the annotation file is redone against the current pipeline.</w:t>
+      </w:r>
+    </w:p>
+    <w:p>
+      <w:pPr>
+        <w:spacing w:after="80" w:line="360" w:lineRule="auto"/>
+        <w:ind w:left="461" w:hanging="259"/>
+      </w:pPr>
+      <w:r>
+        <w:rPr>
+          <w:rFonts w:ascii="Times New Roman" w:hAnsi="Times New Roman"/>
+          <w:sz w:val="24"/>
+        </w:rPr>
+        <w:t>•</w:t>
+        <w:tab/>
+      </w:r>
+      <w:r>
+        <w:rPr>
+          <w:rFonts w:ascii="Times New Roman" w:hAnsi="Times New Roman"/>
+          <w:b/>
+          <w:sz w:val="24"/>
+        </w:rPr>
+        <w:t xml:space="preserve">Prototype engineering limits: </w:t>
+      </w:r>
+      <w:r>
+        <w:rPr>
+          <w:rFonts w:ascii="Times New Roman" w:hAnsi="Times New Roman"/>
+          <w:sz w:val="24"/>
+        </w:rPr>
+        <w:t>The current version targets MySQL, uses prototype widget storage, and handles each request independently without multi-turn context.</w:t>
+      </w:r>
+    </w:p>
+    <w:p>
+      <w:pPr>
+        <w:spacing w:before="320" w:after="160"/>
+        <w:jc w:val="left"/>
+      </w:pPr>
+      <w:r>
+        <w:rPr>
+          <w:rFonts w:ascii="Times New Roman" w:hAnsi="Times New Roman"/>
+          <w:b/>
+          <w:sz w:val="28"/>
+        </w:rPr>
+        <w:t>6.2  Future Work</w:t>
+      </w:r>
+    </w:p>
+    <w:p>
+      <w:pPr>
+        <w:spacing w:after="80" w:line="360" w:lineRule="auto"/>
+        <w:ind w:left="461" w:hanging="259"/>
+      </w:pPr>
+      <w:r>
+        <w:rPr>
+          <w:rFonts w:ascii="Times New Roman" w:hAnsi="Times New Roman"/>
+          <w:sz w:val="24"/>
+        </w:rPr>
+        <w:t>•</w:t>
+        <w:tab/>
+      </w:r>
+      <w:r>
+        <w:rPr>
+          <w:rFonts w:ascii="Times New Roman" w:hAnsi="Times New Roman"/>
+          <w:b/>
+          <w:sz w:val="24"/>
+        </w:rPr>
+        <w:t xml:space="preserve">Clarification requests: </w:t>
+      </w:r>
+      <w:r>
+        <w:rPr>
+          <w:rFonts w:ascii="Times New Roman" w:hAnsi="Times New Roman"/>
+          <w:sz w:val="24"/>
+        </w:rPr>
+        <w:t>When confidence is low, AEGIS should ask a follow-up question instead of guessing, for example "did you mean revenue or profit?"</w:t>
+      </w:r>
+    </w:p>
+    <w:p>
+      <w:pPr>
+        <w:spacing w:after="80" w:line="360" w:lineRule="auto"/>
+        <w:ind w:left="461" w:hanging="259"/>
+      </w:pPr>
+      <w:r>
+        <w:rPr>
+          <w:rFonts w:ascii="Times New Roman" w:hAnsi="Times New Roman"/>
+          <w:sz w:val="24"/>
+        </w:rPr>
+        <w:t>•</w:t>
+        <w:tab/>
+      </w:r>
+      <w:r>
+        <w:rPr>
+          <w:rFonts w:ascii="Times New Roman" w:hAnsi="Times New Roman"/>
+          <w:b/>
+          <w:sz w:val="24"/>
+        </w:rPr>
+        <w:t xml:space="preserve">Semantic-layer tooling: </w:t>
+      </w:r>
+      <w:r>
+        <w:rPr>
+          <w:rFonts w:ascii="Times New Roman" w:hAnsi="Times New Roman"/>
+          <w:sz w:val="24"/>
+        </w:rPr>
+        <w:t>A guided interface should let business analysts define new metrics and dimensions, join paths, and approved vocabulary without editing Python code.</w:t>
+      </w:r>
+    </w:p>
+    <w:p>
+      <w:pPr>
+        <w:spacing w:after="80" w:line="360" w:lineRule="auto"/>
+        <w:ind w:left="461" w:hanging="259"/>
+      </w:pPr>
+      <w:r>
+        <w:rPr>
+          <w:rFonts w:ascii="Times New Roman" w:hAnsi="Times New Roman"/>
+          <w:sz w:val="24"/>
+        </w:rPr>
+        <w:t>•</w:t>
+        <w:tab/>
+      </w:r>
+      <w:r>
+        <w:rPr>
+          <w:rFonts w:ascii="Times New Roman" w:hAnsi="Times New Roman"/>
+          <w:b/>
+          <w:sz w:val="24"/>
+        </w:rPr>
+        <w:t xml:space="preserve">Stronger evaluation: </w:t>
+      </w:r>
+      <w:r>
+        <w:rPr>
+          <w:rFonts w:ascii="Times New Roman" w:hAnsi="Times New Roman"/>
+          <w:sz w:val="24"/>
+        </w:rPr>
+        <w:t>The machine-assisted correctness annotation should be reviewed manually, and future work should add stronger robustness tests and cross-schema evaluation.</w:t>
+      </w:r>
+    </w:p>
+    <w:p>
+      <w:pPr>
+        <w:spacing w:after="80" w:line="360" w:lineRule="auto"/>
+        <w:ind w:left="461" w:hanging="259"/>
+      </w:pPr>
+      <w:r>
+        <w:rPr>
+          <w:rFonts w:ascii="Times New Roman" w:hAnsi="Times New Roman"/>
+          <w:sz w:val="24"/>
+        </w:rPr>
+        <w:t>•</w:t>
+        <w:tab/>
+      </w:r>
+      <w:r>
+        <w:rPr>
+          <w:rFonts w:ascii="Times New Roman" w:hAnsi="Times New Roman"/>
+          <w:b/>
+          <w:sz w:val="24"/>
+        </w:rPr>
+        <w:t xml:space="preserve">Cross-schema evaluation: </w:t>
+      </w:r>
+      <w:r>
+        <w:rPr>
+          <w:rFonts w:ascii="Times New Roman" w:hAnsi="Times New Roman"/>
+          <w:sz w:val="24"/>
+        </w:rPr>
+        <w:t>A second schema, such as WooCommerce, should be evaluated while keeping the intent parser contract, compiler structure, and safety scanner unchanged.</w:t>
+      </w:r>
+    </w:p>
+    <w:p>
+      <w:pPr>
+        <w:spacing w:after="80" w:line="360" w:lineRule="auto"/>
+        <w:ind w:left="461" w:hanging="259"/>
+      </w:pPr>
+      <w:r>
+        <w:rPr>
+          <w:rFonts w:ascii="Times New Roman" w:hAnsi="Times New Roman"/>
+          <w:sz w:val="24"/>
+        </w:rPr>
+        <w:t>•</w:t>
+        <w:tab/>
+      </w:r>
+      <w:r>
+        <w:rPr>
+          <w:rFonts w:ascii="Times New Roman" w:hAnsi="Times New Roman"/>
+          <w:b/>
+          <w:sz w:val="24"/>
+        </w:rPr>
+        <w:t xml:space="preserve">Production hardening: </w:t>
+      </w:r>
+      <w:r>
+        <w:rPr>
+          <w:rFonts w:ascii="Times New Roman" w:hAnsi="Times New Roman"/>
+          <w:sz w:val="24"/>
+        </w:rPr>
+        <w:t>Query-cost controls, database-backed widget storage, broader schema coverage, and multi-turn support should be added before production deployment.</w:t>
+      </w:r>
+    </w:p>
+    <w:p>
+      <w:pPr>
+        <w:spacing w:before="0" w:after="80"/>
+        <w:jc w:val="center"/>
+      </w:pPr>
+      <w:r>
+        <w:rPr>
+          <w:rFonts w:ascii="Times New Roman" w:hAnsi="Times New Roman"/>
+          <w:b/>
+          <w:sz w:val="32"/>
+        </w:rPr>
+        <w:t>CHAPTER 7</w:t>
+      </w:r>
+    </w:p>
+    <w:p>
+      <w:pPr>
+        <w:spacing w:after="400"/>
+        <w:jc w:val="center"/>
+      </w:pPr>
+      <w:r>
+        <w:rPr>
+          <w:rFonts w:ascii="Times New Roman" w:hAnsi="Times New Roman"/>
+          <w:b/>
+          <w:sz w:val="32"/>
+        </w:rPr>
+        <w:t>CONCLUSION</w:t>
+      </w:r>
+    </w:p>
+    <w:p>
+      <w:pPr>
+        <w:spacing w:after="240" w:before="0" w:line="360" w:lineRule="auto"/>
+        <w:jc w:val="both"/>
+      </w:pPr>
+      <w:r>
+        <w:rPr>
+          <w:rFonts w:ascii="Times New Roman" w:hAnsi="Times New Roman"/>
+          <w:b w:val="0"/>
+          <w:i w:val="0"/>
+          <w:sz w:val="24"/>
+        </w:rPr>
+        <w:t>This thesis presented AEGIS, a constraint-based architecture for safe LLM-assisted natural-language analytics over relational databases. The system limits the language model to intent extraction while query construction, chart selection, and widget persistence are handled by deterministic components. This design makes approved business terms explicit through a semantic layer and avoids exposing raw SQL generation authority to the language model.</w:t>
+      </w:r>
+    </w:p>
+    <w:p>
+      <w:pPr>
+        <w:spacing w:after="240" w:before="0" w:line="360" w:lineRule="auto"/>
+        <w:jc w:val="both"/>
+      </w:pPr>
+      <w:r>
+        <w:rPr>
+          <w:rFonts w:ascii="Times New Roman" w:hAnsi="Times New Roman"/>
+          <w:b w:val="0"/>
+          <w:i w:val="0"/>
+          <w:sz w:val="24"/>
+        </w:rPr>
+        <w:t>The prototype evaluation on a 107-request mixed benchmark showed that AEGIS produced no unsafe SQL statements and, in the baseline pipeline run described in Section 5.4, successfully executed 100 of 107 generated queries against the seeded MySQL database. In contrast, the direct LLM-to-SQL baseline executed 27 of 107 queries successfully and produced one genuine unsafe write statement. A first-pass semantic-correctness annotation also showed stronger answerable-request correctness for AEGIS than for the evaluated baselines, though that annotation is scored against the same earlier pipeline and is not re-measured. These results support the main argument that deterministic compilation and semantic-layer constraints can improve SQL safety in natural-language reporting systems.</w:t>
+      </w:r>
+    </w:p>
+    <w:p>
+      <w:pPr>
+        <w:spacing w:after="240" w:before="0" w:line="360" w:lineRule="auto"/>
+        <w:jc w:val="both"/>
+      </w:pPr>
+      <w:r>
+        <w:rPr>
+          <w:rFonts w:ascii="Times New Roman" w:hAnsi="Times New Roman"/>
+          <w:b w:val="0"/>
+          <w:i w:val="0"/>
+          <w:sz w:val="24"/>
+        </w:rPr>
+        <w:t>The abstention-aware evaluation in Section 5.9 is the thesis's central result on correctness rather than safety. Across three measured stages, false abstention fell from 61.8% to 40.0% to the current 23.6%, while abstention recall held at 100.0% throughout, and no architectural change was required at any step: each improvement came from validating a self-reported model signal, separating time granularity from time filtering, or extending the semantic layer's table coverage. This supports treating semantic accuracy in this architecture as an implementation and configuration property rather than an architectural one. Section 5.10 further shows that AEGIS reproduces all 20 of nopCommerce's own standard admin reports from natural language, a coverage check whose question list is fixed by the host platform rather than by the thesis author.</w:t>
+      </w:r>
+    </w:p>
+    <w:p>
+      <w:pPr>
+        <w:spacing w:after="0" w:before="0" w:line="360" w:lineRule="auto"/>
+        <w:jc w:val="both"/>
+      </w:pPr>
+      <w:r>
+        <w:rPr>
+          <w:rFonts w:ascii="Times New Roman" w:hAnsi="Times New Roman"/>
+          <w:b w:val="0"/>
+          <w:i w:val="0"/>
+          <w:sz w:val="24"/>
+        </w:rPr>
+        <w:t>AEGIS is not a general-purpose text-to-SQL system. Its limitations include semantic layer construction cost, bounded query coverage, remaining execution failures, incomplete scope detection, a false abstention rate that has not reached zero, and the need for a separately re-annotated semantic-correctness benchmark against the current pipeline. Within this scope, the thesis demonstrates that restricting SQL generation to validated business patterns is a practical direction for safer, reusable, and more auditable natural-language analytics in institutional environments.</w:t>
       </w:r>
     </w:p>
     <w:p>

--- a/docs/scripts/AEGIS Thesis Book Draft - A Constraint-Based Architecture for Safe LLM-Assisted Natural Language Analytics.docx
+++ b/docs/scripts/AEGIS Thesis Book Draft - A Constraint-Based Architecture for Safe LLM-Assisted Natural Language Analytics.docx
@@ -19807,7 +19807,7 @@
                 <w:b w:val="0"/>
                 <w:sz w:val="21"/>
               </w:rPr>
-              <w:t>38.3% (41/107)</w:t>
+              <w:t>37.4% (40/107)</w:t>
             </w:r>
           </w:p>
         </w:tc>
@@ -20131,7 +20131,7 @@
                 <w:b w:val="0"/>
                 <w:sz w:val="21"/>
               </w:rPr>
-              <w:t>23.6% (13/55)</w:t>
+              <w:t>25.5% (14/55)</w:t>
             </w:r>
           </w:p>
         </w:tc>
@@ -20239,7 +20239,7 @@
                 <w:b w:val="0"/>
                 <w:sz w:val="21"/>
               </w:rPr>
-              <w:t>13.1% (14/107)</w:t>
+              <w:t>11.2% (12/107)</w:t>
             </w:r>
           </w:p>
         </w:tc>
@@ -20380,12 +20380,12 @@
           <w:i w:val="0"/>
           <w:sz w:val="24"/>
         </w:rPr>
-        <w:t>Abstention recall is reported here only beside false abstention rate, and this pairing is not optional. A system that refuses every request scores 100% on abstention recall alone, which would make the metric worthless on its own. No system in the reference corpus reviewed in Chapter 2 measures the refusal channel this way; reporting the two figures together, rather than the first in isolation, is the methodological contribution of this section.</w:t>
-      </w:r>
-    </w:p>
-    <w:p>
-      <w:pPr>
-        <w:spacing w:after="0" w:before="0" w:line="360" w:lineRule="auto"/>
+        <w:t>One further caveat applies to every figure in Table 5.10: each is a single run. An earlier measurement of the same pipeline reported false abstention at 23.6% (13/55) and silent error rate at 13.1% (14/107), against 25.5% and 11.2% here. The totals barely moved, but the underlying sets churned more than the totals suggest — two question ids left the wrongly-declined list while three joined it, and one id moved from wrongly-declined into silent errors while another moved the opposite way. The two runs are not cleanly comparable, because the earlier one was competing with a concurrent copy of itself for a rate-limited model endpoint and its timeouts could themselves have shifted outcomes; the figures reported here come from a clean run with no rate limiting and no failed requests. The honest reading is that a single-run figure on this benchmark carries a wobble of a question or two even at fixed temperature. Reporting a mean over repeated runs with its spread would be the stronger method, and it has not been done.</w:t>
+      </w:r>
+    </w:p>
+    <w:p>
+      <w:pPr>
+        <w:spacing w:after="200" w:before="0" w:line="360" w:lineRule="auto"/>
         <w:jc w:val="both"/>
       </w:pPr>
       <w:r>
@@ -20395,26 +20395,12 @@
           <w:i w:val="0"/>
           <w:sz w:val="24"/>
         </w:rPr>
-        <w:t>Translation precision and silent error rate are not quotable as findings in this thesis. Both are scored against the aegis_correct labels in the semantic-correctness annotation file, and those labels describe the SQL produced by the pipeline version that existed before the interventions described below, not the current pipeline. The tell is that translation precision has read exactly 29.9% on every run: it is the same 32-of-107 label count being re-read rather than a fresh measurement of the current system. Both metrics are marked "Not yet valid — requires re-annotation" in Table 5.10 rather than reported as results, and re-annotating them against the current pipeline's SQL is listed as future work in Chapter 6.</w:t>
-      </w:r>
-    </w:p>
-    <w:p>
-      <w:pPr>
-        <w:spacing w:before="200" w:after="160"/>
-        <w:jc w:val="left"/>
-      </w:pPr>
-      <w:r>
-        <w:rPr>
-          <w:rFonts w:ascii="Times New Roman" w:hAnsi="Times New Roman"/>
-          <w:b/>
-          <w:sz w:val="25"/>
-        </w:rPr>
-        <w:t>5.9.1  The Abstention Improvement Trajectory</w:t>
-      </w:r>
-    </w:p>
-    <w:p>
-      <w:pPr>
-        <w:spacing w:after="200" w:before="0" w:line="360" w:lineRule="auto"/>
+        <w:t>Abstention recall is reported here only beside false abstention rate, and this pairing is not optional. A system that refuses every request scores 100% on abstention recall alone, which would make the metric worthless on its own. No system in the reference corpus reviewed in Chapter 2 measures the refusal channel this way; reporting the two figures together, rather than the first in isolation, is the methodological contribution of this section.</w:t>
+      </w:r>
+    </w:p>
+    <w:p>
+      <w:pPr>
+        <w:spacing w:after="0" w:before="0" w:line="360" w:lineRule="auto"/>
         <w:jc w:val="both"/>
       </w:pPr>
       <w:r>
@@ -20424,7 +20410,36 @@
           <w:i w:val="0"/>
           <w:sz w:val="24"/>
         </w:rPr>
-        <w:t>False abstention rate is the metric this project moved deliberately, and it is the central result of this section. Across three measured stages, false abstention fell from 61.8% to 40.0% to the current 23.6%, while abstention recall held at 100.0% throughout. No architectural change was required at any step: every improvement came from fixing an implementation defect or extending a configuration, not from redesigning the pipeline.</w:t>
+        <w:t>Translation precision and silent error rate are not quotable as findings in this thesis. Both are scored against the aegis_correct labels in the semantic-correctness annotation file, and those labels describe the SQL produced by the pipeline version that existed before the interventions described below, not the current pipeline. The tell is that translation precision has read exactly 29.9% on every run: it is the same 32-of-107 label count being re-read rather than a fresh measurement of the current system. Both metrics are marked "Not yet valid — requires re-annotation" in Table 5.10 rather than reported as results, and re-annotating them against the current pipeline's SQL is listed as future work in Chapter 6.</w:t>
+      </w:r>
+    </w:p>
+    <w:p>
+      <w:pPr>
+        <w:spacing w:before="200" w:after="160"/>
+        <w:jc w:val="left"/>
+      </w:pPr>
+      <w:r>
+        <w:rPr>
+          <w:rFonts w:ascii="Times New Roman" w:hAnsi="Times New Roman"/>
+          <w:b/>
+          <w:sz w:val="25"/>
+        </w:rPr>
+        <w:t>5.9.1  The Abstention Improvement Trajectory</w:t>
+      </w:r>
+    </w:p>
+    <w:p>
+      <w:pPr>
+        <w:spacing w:after="200" w:before="0" w:line="360" w:lineRule="auto"/>
+        <w:jc w:val="both"/>
+      </w:pPr>
+      <w:r>
+        <w:rPr>
+          <w:rFonts w:ascii="Times New Roman" w:hAnsi="Times New Roman"/>
+          <w:b w:val="0"/>
+          <w:i w:val="0"/>
+          <w:sz w:val="24"/>
+        </w:rPr>
+        <w:t>False abstention rate is the metric this project moved deliberately, and it is the central result of this section. Across three measured stages, false abstention fell from 61.8% to 40.0% to the current 25.5%, while abstention recall held at 100.0% throughout. No architectural change was required at any step: every improvement came from fixing an implementation defect or extending a configuration, not from redesigning the pipeline.</w:t>
       </w:r>
     </w:p>
     <w:p>
@@ -20844,7 +20859,7 @@
                 <w:b w:val="0"/>
                 <w:sz w:val="21"/>
               </w:rPr>
-              <w:t>23.6%</w:t>
+              <w:t>25.5%</w:t>
             </w:r>
           </w:p>
         </w:tc>
@@ -20948,7 +20963,7 @@
           <w:i w:val="0"/>
           <w:sz w:val="24"/>
         </w:rPr>
-        <w:t>Part of the remaining 23.6% false abstention rate is label error rather than system error. Several requests labelled "answer" in the annotation file are not, on inspection, answerable against the current semantic layer: a composite "health score" combining sales, stock levels, and refund rates into one number (request 53), abandoned-checkout events (request 96), and first-time-versus-returning customer cohorts as a dimension before that dimension existed in the semantic layer. These labels were assigned when the previous pipeline answered the corresponding requests by nearest-match substitution against an unrelated metric, so the annotation records that a query executed, not that the request was genuinely answerable. Correcting these labels is part of the re-annotation work noted above, and would place the true false-abstention rate somewhat below 23.6%.</w:t>
+        <w:t>Part of the remaining 25.5% false abstention rate is label error rather than system error. Several requests labelled "answer" in the annotation file are not, on inspection, answerable against the current semantic layer: a composite "health score" combining sales, stock levels, and refund rates into one number (request 53), abandoned-checkout events (request 96), and first-time-versus-returning customer cohorts as a dimension before that dimension existed in the semantic layer. These labels were assigned when the previous pipeline answered the corresponding requests by nearest-match substitution against an unrelated metric, so the annotation records that a query executed, not that the request was genuinely answerable. Correcting these labels is part of the re-annotation work noted above, and would place the true false-abstention rate somewhat below 25.5%.</w:t>
       </w:r>
     </w:p>
     <w:p>
@@ -22710,7 +22725,7 @@
           <w:i w:val="0"/>
           <w:sz w:val="24"/>
         </w:rPr>
-        <w:t>The abstention-aware evaluation in Section 5.9 is the thesis's central result on correctness rather than safety. Across three measured stages, false abstention fell from 61.8% to 40.0% to the current 23.6%, while abstention recall held at 100.0% throughout, and no architectural change was required at any step: each improvement came from validating a self-reported model signal, separating time granularity from time filtering, or extending the semantic layer's table coverage. This supports treating semantic accuracy in this architecture as an implementation and configuration property rather than an architectural one. Section 5.10 further shows that AEGIS reproduces all 20 of nopCommerce's own standard admin reports from natural language, a coverage check whose question list is fixed by the host platform rather than by the thesis author.</w:t>
+        <w:t>The abstention-aware evaluation in Section 5.9 is the thesis's central result on correctness rather than safety. Across three measured stages, false abstention fell from 61.8% to 40.0% to the current 25.5%, while abstention recall held at 100.0% throughout, and no architectural change was required at any step: each improvement came from validating a self-reported model signal, separating time granularity from time filtering, or extending the semantic layer's table coverage. This supports treating semantic accuracy in this architecture as an implementation and configuration property rather than an architectural one. Section 5.10 further shows that AEGIS reproduces all 20 of nopCommerce's own standard admin reports from natural language, a coverage check whose question list is fixed by the host platform rather than by the thesis author.</w:t>
       </w:r>
     </w:p>
     <w:p>

--- a/docs/scripts/AEGIS Thesis Book Draft - A Constraint-Based Architecture for Safe LLM-Assisted Natural Language Analytics.docx
+++ b/docs/scripts/AEGIS Thesis Book Draft - A Constraint-Based Architecture for Safe LLM-Assisted Natural Language Analytics.docx
@@ -13433,7 +13433,7 @@
                 <w:b w:val="0"/>
                 <w:sz w:val="21"/>
               </w:rPr>
-              <w:t>1,200 customers, 2,500 orders, 6,298 order items, 1,000 products, and 50 categories</w:t>
+              <w:t>1,200 customers, 2,500 orders, 6,320 order items, 1,492 shipments, and 17 products across 8 categories (counted from the loaded database; the "1,000 products across 50 categories" of earlier drafts is withdrawn)</w:t>
             </w:r>
           </w:p>
         </w:tc>

--- a/docs/scripts/AEGIS Thesis Book Draft - A Constraint-Based Architecture for Safe LLM-Assisted Natural Language Analytics.docx
+++ b/docs/scripts/AEGIS Thesis Book Draft - A Constraint-Based Architecture for Safe LLM-Assisted Natural Language Analytics.docx
@@ -2718,7 +2718,7 @@
           <w:i w:val="0"/>
           <w:sz w:val="24"/>
         </w:rPr>
-        <w:t>AEGIS does not propose a new LLM. The model is interchangeable: Groq-hosted Llama 3.1 8B, OpenRouter, a local Ollama instance, or any endpoint compatible with the /v1/chat/completions interface. Because the LLM's only contract with the rest of the system is to produce a typed JSON intent object, model upgrades improve quality automatically without changing the compiler or safety infrastructure. This is model independence by design, not an implementation accident.</w:t>
+        <w:t>AEGIS does not propose a new LLM. The model is interchangeable: Groq-hosted Llama 3.1 8B, OpenRouter, a local Ollama instance, or any endpoint compatible with the /v1/chat/completions interface. Because the LLM's only contract with the rest of the system is to produce a typed JSON intent object, model upgrades improve quality automatically without changing the compiler or safety infrastructure. This is model independence by design, not an implementation accident. It describes what the architecture supports, not what the evaluation in Chapter 5 ran on: those runs used a custom OpenAI-compatible gateway configured with the model identifier cgpt-web/gpt-5.5, not Groq and not Llama 3.1 8B.</w:t>
       </w:r>
     </w:p>
     <w:p>
@@ -12829,7 +12829,7 @@
           <w:rFonts w:ascii="Times New Roman" w:hAnsi="Times New Roman"/>
           <w:sz w:val="24"/>
         </w:rPr>
-        <w:t>Llama 3.1 8B Instant via the Groq API, with structured JSON output enforcement. The system prompt is constructed dynamically by injecting the approved metric and dimension identifiers at startup.</w:t>
+        <w:t>A custom OpenAI-compatible gateway, not the Groq API, with structured JSON output enforcement. The runs behind Chapter 5's figures were configured with the model identifier cgpt-web/gpt-5.5; that configuration has since been changed to an alias, AI Web, which the gateway currently resolves to deepseek-v4-flash, since a gateway alias can be re-pointed to a different underlying model without notice. No Groq API key was configured for any reported run, and no reported figure came from Llama 3.1 8B, though the codebase retains a Groq provider profile as a genuinely supported backend. The system prompt is constructed dynamically by injecting the approved metric and dimension identifiers at startup.</w:t>
       </w:r>
     </w:p>
     <w:p>
@@ -13670,7 +13670,7 @@
           <w:rFonts w:ascii="Times New Roman" w:hAnsi="Times New Roman"/>
           <w:sz w:val="24"/>
         </w:rPr>
-        <w:t>Llama 3.1 8B is prompted with the full database schema, without semantic-layer or template constraints.</w:t>
+        <w:t>The same model configured for the main pipeline (a custom OpenAI-compatible gateway, not Groq or Llama 3.1 8B; see Section 4.1) is prompted with the full database schema, without semantic-layer or template constraints.</w:t>
       </w:r>
     </w:p>
     <w:p>

--- a/docs/scripts/AEGIS Thesis Book Draft - A Constraint-Based Architecture for Safe LLM-Assisted Natural Language Analytics.docx
+++ b/docs/scripts/AEGIS Thesis Book Draft - A Constraint-Based Architecture for Safe LLM-Assisted Natural Language Analytics.docx
@@ -144,7 +144,7 @@
           <w:i w:val="0"/>
           <w:sz w:val="24"/>
         </w:rPr>
-        <w:t>Course Code: CSE 4000(A)</w:t>
+        <w:t>Course Code: CSE 4000(B)</w:t>
       </w:r>
     </w:p>
     <w:p>
@@ -250,6 +250,21 @@
           <w:sz w:val="24"/>
         </w:rPr>
         <w:t>Batch: 16th</w:t>
+      </w:r>
+    </w:p>
+    <w:p>
+      <w:pPr>
+        <w:spacing w:after="20" w:before="0" w:line="264" w:lineRule="auto"/>
+        <w:jc w:val="center"/>
+      </w:pPr>
+      <w:r>
+        <w:rPr>
+          <w:rFonts w:ascii="Times New Roman" w:hAnsi="Times New Roman"/>
+          <w:b w:val="0"/>
+          <w:i w:val="0"/>
+          <w:sz w:val="24"/>
+        </w:rPr>
+        <w:t>Semester: 8th</w:t>
       </w:r>
     </w:p>
     <w:p>
@@ -8413,7 +8428,7 @@
       <w:r>
         <w:drawing>
           <wp:inline xmlns:a="http://schemas.openxmlformats.org/drawingml/2006/main" xmlns:pic="http://schemas.openxmlformats.org/drawingml/2006/picture">
-            <wp:extent cx="5715000" cy="3039747"/>
+            <wp:extent cx="5806440" cy="3088383"/>
             <wp:docPr id="4" name="Picture 4"/>
             <wp:cNvGraphicFramePr>
               <a:graphicFrameLocks noChangeAspect="1"/>
@@ -8434,7 +8449,7 @@
                   <pic:spPr>
                     <a:xfrm>
                       <a:off x="0" y="0"/>
-                      <a:ext cx="5715000" cy="3039747"/>
+                      <a:ext cx="5806440" cy="3088383"/>
                     </a:xfrm>
                     <a:prstGeom prst="rect"/>
                   </pic:spPr>
@@ -8457,11 +8472,6 @@
           <w:sz w:val="21"/>
         </w:rPr>
         <w:t>Figure 2: AEGIS architecture pipeline (User Request to Dashboard Widget)</w:t>
-      </w:r>
-    </w:p>
-    <w:p>
-      <w:r>
-        <w:br w:type="page"/>
       </w:r>
     </w:p>
     <w:p>
@@ -9564,7 +9574,7 @@
       <w:r>
         <w:drawing>
           <wp:inline xmlns:a="http://schemas.openxmlformats.org/drawingml/2006/main" xmlns:pic="http://schemas.openxmlformats.org/drawingml/2006/picture">
-            <wp:extent cx="4937760" cy="5681523"/>
+            <wp:extent cx="4983480" cy="5734130"/>
             <wp:docPr id="6" name="Picture 6"/>
             <wp:cNvGraphicFramePr>
               <a:graphicFrameLocks noChangeAspect="1"/>
@@ -9585,7 +9595,7 @@
                   <pic:spPr>
                     <a:xfrm>
                       <a:off x="0" y="0"/>
-                      <a:ext cx="4937760" cy="5681523"/>
+                      <a:ext cx="4983480" cy="5734130"/>
                     </a:xfrm>
                     <a:prstGeom prst="rect"/>
                   </pic:spPr>
@@ -9608,11 +9618,6 @@
           <w:sz w:val="21"/>
         </w:rPr>
         <w:t>Figure 4: Vocabulary injection and original-question coverage workflow</w:t>
-      </w:r>
-    </w:p>
-    <w:p>
-      <w:r>
-        <w:br w:type="page"/>
       </w:r>
     </w:p>
     <w:p>
@@ -11126,7 +11131,7 @@
       <w:r>
         <w:drawing>
           <wp:inline xmlns:a="http://schemas.openxmlformats.org/drawingml/2006/main" xmlns:pic="http://schemas.openxmlformats.org/drawingml/2006/picture">
-            <wp:extent cx="4846320" cy="6699749"/>
+            <wp:extent cx="4892040" cy="6762954"/>
             <wp:docPr id="7" name="Picture 7"/>
             <wp:cNvGraphicFramePr>
               <a:graphicFrameLocks noChangeAspect="1"/>
@@ -11147,7 +11152,7 @@
                   <pic:spPr>
                     <a:xfrm>
                       <a:off x="0" y="0"/>
-                      <a:ext cx="4846320" cy="6699749"/>
+                      <a:ext cx="4892040" cy="6762954"/>
                     </a:xfrm>
                     <a:prstGeom prst="rect"/>
                   </pic:spPr>
@@ -14305,6 +14310,11 @@
       </w:r>
     </w:p>
     <w:p>
+      <w:r>
+        <w:br w:type="page"/>
+      </w:r>
+    </w:p>
+    <w:p>
       <w:pPr>
         <w:spacing w:before="320" w:after="160"/>
         <w:jc w:val="left"/>
@@ -17965,6 +17975,11 @@
           <w:sz w:val="24"/>
         </w:rPr>
         <w:t>Compare parser accuracy, refusal behavior, and execution validity across several OpenAI-compatible LLM APIs while keeping the compiler and semantic layer fixed.</w:t>
+      </w:r>
+    </w:p>
+    <w:p>
+      <w:r>
+        <w:br w:type="page"/>
       </w:r>
     </w:p>
     <w:p>

--- a/docs/scripts/AEGIS Thesis Book Draft - A Constraint-Based Architecture for Safe LLM-Assisted Natural Language Analytics.docx
+++ b/docs/scripts/AEGIS Thesis Book Draft - A Constraint-Based Architecture for Safe LLM-Assisted Natural Language Analytics.docx
@@ -1303,7 +1303,7 @@
         </w:rPr>
         <w:t>3.2 Formative Study of Reporting Patterns</w:t>
         <w:tab/>
-        <w:t>9</w:t>
+        <w:t>8</w:t>
       </w:r>
     </w:p>
     <w:p>
@@ -1323,7 +1323,7 @@
         </w:rPr>
         <w:t>3.3 Design Principles</w:t>
         <w:tab/>
-        <w:t>10</w:t>
+        <w:t>9</w:t>
       </w:r>
     </w:p>
     <w:p>
@@ -1343,7 +1343,7 @@
         </w:rPr>
         <w:t>3.4 Formal Model</w:t>
         <w:tab/>
-        <w:t>11</w:t>
+        <w:t>10</w:t>
       </w:r>
     </w:p>
     <w:p>
@@ -1363,7 +1363,7 @@
         </w:rPr>
         <w:t>3.5 Threat Model</w:t>
         <w:tab/>
-        <w:t>11</w:t>
+        <w:t>10</w:t>
       </w:r>
     </w:p>
     <w:p>
@@ -1403,7 +1403,7 @@
         </w:rPr>
         <w:t>3.7 Semantic Layer Design</w:t>
         <w:tab/>
-        <w:t>14</w:t>
+        <w:t>13</w:t>
       </w:r>
     </w:p>
     <w:p>
@@ -1443,7 +1443,7 @@
         </w:rPr>
         <w:t>3.9 Safe Query Compiler</w:t>
         <w:tab/>
-        <w:t>18</w:t>
+        <w:t>16</w:t>
       </w:r>
     </w:p>
     <w:p>
@@ -1463,7 +1463,7 @@
         </w:rPr>
         <w:t>3.10 Visualization Selector</w:t>
         <w:tab/>
-        <w:t>19</w:t>
+        <w:t>18</w:t>
       </w:r>
     </w:p>
     <w:p>
@@ -1483,7 +1483,7 @@
         </w:rPr>
         <w:t>3.11 Widget Persistence and Reuse</w:t>
         <w:tab/>
-        <w:t>20</w:t>
+        <w:t>19</w:t>
       </w:r>
     </w:p>
     <w:p>
@@ -1503,7 +1503,7 @@
         </w:rPr>
         <w:t>Chapter 4: Experimental Work</w:t>
         <w:tab/>
-        <w:t>21</w:t>
+        <w:t>20</w:t>
       </w:r>
     </w:p>
     <w:p>
@@ -1523,7 +1523,7 @@
         </w:rPr>
         <w:t>4.1 Implementation</w:t>
         <w:tab/>
-        <w:t>21</w:t>
+        <w:t>20</w:t>
       </w:r>
     </w:p>
     <w:p>
@@ -1543,7 +1543,7 @@
         </w:rPr>
         <w:t>4.2 Experimental Environment</w:t>
         <w:tab/>
-        <w:t>22</w:t>
+        <w:t>21</w:t>
       </w:r>
     </w:p>
     <w:p>
@@ -1563,7 +1563,7 @@
         </w:rPr>
         <w:t>4.3 Benchmark Dataset Construction</w:t>
         <w:tab/>
-        <w:t>22</w:t>
+        <w:t>21</w:t>
       </w:r>
     </w:p>
     <w:p>
@@ -1583,7 +1583,7 @@
         </w:rPr>
         <w:t>4.4 Baseline and Oracle Comparisons</w:t>
         <w:tab/>
-        <w:t>23</w:t>
+        <w:t>22</w:t>
       </w:r>
     </w:p>
     <w:p>
@@ -1623,7 +1623,7 @@
         </w:rPr>
         <w:t>Chapter 5: Results and Discussion</w:t>
         <w:tab/>
-        <w:t>25</w:t>
+        <w:t>24</w:t>
       </w:r>
     </w:p>
     <w:p>
@@ -1643,7 +1643,7 @@
         </w:rPr>
         <w:t>5.1 Evaluation Overview</w:t>
         <w:tab/>
-        <w:t>25</w:t>
+        <w:t>24</w:t>
       </w:r>
     </w:p>
     <w:p>
@@ -1663,7 +1663,7 @@
         </w:rPr>
         <w:t>5.2 500-Question Natural-Language Benchmark</w:t>
         <w:tab/>
-        <w:t>25</w:t>
+        <w:t>24</w:t>
       </w:r>
     </w:p>
     <w:p>
@@ -1683,7 +1683,7 @@
         </w:rPr>
         <w:t>5.3 Admin Fidelity Benchmark</w:t>
         <w:tab/>
-        <w:t>26</w:t>
+        <w:t>25</w:t>
       </w:r>
     </w:p>
     <w:p>
@@ -1703,7 +1703,7 @@
         </w:rPr>
         <w:t>5.4 Focused Semantic Coverage</w:t>
         <w:tab/>
-        <w:t>26</w:t>
+        <w:t>25</w:t>
       </w:r>
     </w:p>
     <w:p>
@@ -1723,7 +1723,7 @@
         </w:rPr>
         <w:t>5.5 Safety Evaluation</w:t>
         <w:tab/>
-        <w:t>27</w:t>
+        <w:t>26</w:t>
       </w:r>
     </w:p>
     <w:p>
@@ -1743,7 +1743,7 @@
         </w:rPr>
         <w:t>5.6 Comparison With Direct LLM-to-SQL</w:t>
         <w:tab/>
-        <w:t>27</w:t>
+        <w:t>26</w:t>
       </w:r>
     </w:p>
     <w:p>
@@ -1763,7 +1763,7 @@
         </w:rPr>
         <w:t>5.7 Interpretation</w:t>
         <w:tab/>
-        <w:t>28</w:t>
+        <w:t>27</w:t>
       </w:r>
     </w:p>
     <w:p>
@@ -1783,7 +1783,7 @@
         </w:rPr>
         <w:t>Chapter 6: Limitations and Future Work</w:t>
         <w:tab/>
-        <w:t>29</w:t>
+        <w:t>28</w:t>
       </w:r>
     </w:p>
     <w:p>
@@ -1803,7 +1803,7 @@
         </w:rPr>
         <w:t>6.1 Limitations</w:t>
         <w:tab/>
-        <w:t>29</w:t>
+        <w:t>28</w:t>
       </w:r>
     </w:p>
     <w:p>
@@ -1823,7 +1823,7 @@
         </w:rPr>
         <w:t>6.2 Future Work</w:t>
         <w:tab/>
-        <w:t>30</w:t>
+        <w:t>29</w:t>
       </w:r>
     </w:p>
     <w:p>
@@ -1863,7 +1863,7 @@
         </w:rPr>
         <w:t>References</w:t>
         <w:tab/>
-        <w:t>32</w:t>
+        <w:t>31</w:t>
       </w:r>
     </w:p>
     <w:p>
@@ -1955,7 +1955,7 @@
         </w:rPr>
         <w:t>Figure 4: Vocabulary injection and coverage workflow</w:t>
         <w:tab/>
-        <w:t>17</w:t>
+        <w:t>16</w:t>
       </w:r>
     </w:p>
     <w:p>
@@ -1973,7 +1973,7 @@
         </w:rPr>
         <w:t>Figure 5: Two-layer SQL safety defence</w:t>
         <w:tab/>
-        <w:t>19</w:t>
+        <w:t>18</w:t>
       </w:r>
     </w:p>
     <w:p>
@@ -1991,7 +1991,7 @@
         </w:rPr>
         <w:t>Figure 6: Widget lifecycle and refresh model</w:t>
         <w:tab/>
-        <w:t>20</w:t>
+        <w:t>19</w:t>
       </w:r>
     </w:p>
     <w:p>
@@ -2065,7 +2065,7 @@
         </w:rPr>
         <w:t>Table 3.2: Semantic layer implementation contract</w:t>
         <w:tab/>
-        <w:t>15</w:t>
+        <w:t>14</w:t>
       </w:r>
     </w:p>
     <w:p>
@@ -2083,7 +2083,7 @@
         </w:rPr>
         <w:t>Table 3.3: AEGIS analytical patterns</w:t>
         <w:tab/>
-        <w:t>18</w:t>
+        <w:t>17</w:t>
       </w:r>
     </w:p>
     <w:p>
@@ -2101,7 +2101,7 @@
         </w:rPr>
         <w:t>Table 3.4: Visualization selector mapping</w:t>
         <w:tab/>
-        <w:t>20</w:t>
+        <w:t>19</w:t>
       </w:r>
     </w:p>
     <w:p>
@@ -2119,7 +2119,7 @@
         </w:rPr>
         <w:t>Table 4.1: Prototype module-to-architecture mapping</w:t>
         <w:tab/>
-        <w:t>22</w:t>
+        <w:t>21</w:t>
       </w:r>
     </w:p>
     <w:p>
@@ -2137,7 +2137,7 @@
         </w:rPr>
         <w:t>Table 4.2: Experimental setup</w:t>
         <w:tab/>
-        <w:t>22</w:t>
+        <w:t>21</w:t>
       </w:r>
     </w:p>
     <w:p>
@@ -2155,7 +2155,7 @@
         </w:rPr>
         <w:t>Table 4.3: Static evaluation datasets</w:t>
         <w:tab/>
-        <w:t>23</w:t>
+        <w:t>22</w:t>
       </w:r>
     </w:p>
     <w:p>
@@ -2173,7 +2173,7 @@
         </w:rPr>
         <w:t>Table 5.1: Current evaluation artifacts</w:t>
         <w:tab/>
-        <w:t>25</w:t>
+        <w:t>24</w:t>
       </w:r>
     </w:p>
     <w:p>
@@ -2191,7 +2191,7 @@
         </w:rPr>
         <w:t>Table 5.2: 500-question live benchmark results</w:t>
         <w:tab/>
-        <w:t>26</w:t>
+        <w:t>25</w:t>
       </w:r>
     </w:p>
     <w:p>
@@ -2209,7 +2209,7 @@
         </w:rPr>
         <w:t>Table 5.3: Admin analytics oracle benchmark</w:t>
         <w:tab/>
-        <w:t>26</w:t>
+        <w:t>25</w:t>
       </w:r>
     </w:p>
     <w:p>
@@ -2227,7 +2227,7 @@
         </w:rPr>
         <w:t>Table 5.4: Focused semantic coverage results</w:t>
         <w:tab/>
-        <w:t>27</w:t>
+        <w:t>26</w:t>
       </w:r>
     </w:p>
     <w:p>
@@ -2245,7 +2245,7 @@
         </w:rPr>
         <w:t>Table 5.5: Safety interpretation</w:t>
         <w:tab/>
-        <w:t>27</w:t>
+        <w:t>26</w:t>
       </w:r>
     </w:p>
     <w:p>
@@ -2263,7 +2263,7 @@
         </w:rPr>
         <w:t>Table 5.6: Structural comparison</w:t>
         <w:tab/>
-        <w:t>28</w:t>
+        <w:t>27</w:t>
       </w:r>
     </w:p>
     <w:p>

--- a/docs/scripts/AEGIS Thesis Book Draft - A Constraint-Based Architecture for Safe LLM-Assisted Natural Language Analytics.docx
+++ b/docs/scripts/AEGIS Thesis Book Draft - A Constraint-Based Architecture for Safe LLM-Assisted Natural Language Analytics.docx
@@ -903,7 +903,7 @@
           <w:i w:val="0"/>
           <w:sz w:val="24"/>
         </w:rPr>
-        <w:t>Relational databases hold data organizations need for decisions, but non-technical users often depend on developers to translate business questions into SQL. Natural-language interfaces try to close this gap, but many current systems still allow a language model to author executable SQL directly, making safety dependent on model behavior rather than system structure. This thesis presents AEGIS (Analytics Engine with Guaranteed Injection Safety), an architecture that restricts the model to intent extraction while deterministic software handles semantic mapping, permission enforcement, SQL compilation, validation, visualization selection, and widget persistence. AEGIS uses a closed semantic layer of approved metrics, dimensions, analytical patterns, and join paths, so the model never outputs SQL text. Instead, it produces a typed intent object that can be checked before any query is compiled. The final evaluation uses static nopCommerce datasets: a 500-question natural-language benchmark, 16 source-derived Admin analytics oracles, 80 Admin-fidelity phrasings, and focused semantic-coverage checks. On the 500-question live benchmark, AEGIS parsed 498 of 500 prompts, answered and executed 422 of 425 supported requests, and rejected or clarified 74 of 75 realistic boundary requests. Against the Admin analytics oracles, it achieved 16 of 16 execution validity, 16 of 16 shape accuracy, and 15 of 16 result accuracy. These results support the thesis's central claim that AEGIS is a bounded architecture for safe natural-language analytics over a governed semantic layer, not an unlimited text-to-SQL engine.</w:t>
+        <w:t>Relational databases hold data organizations need for decisions, but non-technical users often depend on developers to translate business questions into SQL. Natural-language interfaces try to close this gap, but many current systems still allow a language model to author executable SQL directly, making safety dependent on model behavior rather than system structure. This thesis presents AEGIS (Analytics Engine with Guaranteed Injection Safety), an architecture that restricts the model to intent extraction while deterministic software handles semantic mapping, permission enforcement, SQL compilation, validation, visualization selection, and widget persistence. AEGIS uses a closed semantic layer of approved metrics, dimensions, analytical patterns, and join paths, so the model never outputs SQL text. Instead, it produces a typed intent object that can be checked before any query is compiled. The final evaluation uses static nopCommerce datasets: a 500-question natural-language benchmark, 16 source-derived Admin analytics oracles, 80 Admin-fidelity phrasings, and focused semantic-coverage checks. On the 500-question live benchmark, AEGIS parsed 498 of 500 prompts, answered and executed 422 of 425 supported requests, and rejected or clarified 74 of 75 realistic boundary requests. Against the Admin analytics oracles, it achieved 16 of 16 execution validity, 16 of 16 shape accuracy, and 15 of 16 result accuracy. These results support the thesis's central claim that AEGIS is a bounded architecture for safe natural-language analytics over a Approved semantic layer, not an unlimited text-to-SQL engine.</w:t>
       </w:r>
     </w:p>
     <w:p>
@@ -1953,7 +1953,7 @@
           <w:rFonts w:ascii="Times New Roman" w:hAnsi="Times New Roman"/>
           <w:sz w:val="24"/>
         </w:rPr>
-        <w:t>Figure 4: Vocabulary injection and coverage workflow</w:t>
+        <w:t>Figure 4: Vocabulary injection and structured intent validation workflow</w:t>
         <w:tab/>
         <w:t>16</w:t>
       </w:r>
@@ -8264,14 +8264,14 @@
           <w:b/>
           <w:sz w:val="24"/>
         </w:rPr>
-        <w:t xml:space="preserve">Stage 2 - Coverage Validation: </w:t>
+        <w:t xml:space="preserve">Stage 2 - Structured Intent Validation: </w:t>
       </w:r>
       <w:r>
         <w:rPr>
           <w:rFonts w:ascii="Times New Roman" w:hAnsi="Times New Roman"/>
           <w:sz w:val="24"/>
         </w:rPr>
-        <w:t>The server checks that both the metric term and the dimension term exist in the semantic layer vocabulary before anything else runs. Unknown identifiers are rejected here, with a structured message listing the available identifiers, rather than being passed to the compiler.</w:t>
+        <w:t>The server validates the LLM's structured intent against the semantic layer: metrics, dimensions, filters, patterns, and join rules must bind to approved objects. The original question is retained only for narrow non-executable cues such as write operations, direct credential or secret requests, and explicit prediction or causal-analysis requests outside the SQL-only prototype scope.</w:t>
       </w:r>
     </w:p>
     <w:p>
@@ -8428,7 +8428,7 @@
       <w:r>
         <w:drawing>
           <wp:inline xmlns:a="http://schemas.openxmlformats.org/drawingml/2006/main" xmlns:pic="http://schemas.openxmlformats.org/drawingml/2006/picture">
-            <wp:extent cx="5806440" cy="3088383"/>
+            <wp:extent cx="5806440" cy="3073589"/>
             <wp:docPr id="4" name="Picture 4"/>
             <wp:cNvGraphicFramePr>
               <a:graphicFrameLocks noChangeAspect="1"/>
@@ -8449,7 +8449,7 @@
                   <pic:spPr>
                     <a:xfrm>
                       <a:off x="0" y="0"/>
-                      <a:ext cx="5806440" cy="3088383"/>
+                      <a:ext cx="5806440" cy="3073589"/>
                     </a:xfrm>
                     <a:prstGeom prst="rect"/>
                   </pic:spPr>
@@ -8500,7 +8500,7 @@
           <w:i w:val="0"/>
           <w:sz w:val="24"/>
         </w:rPr>
-        <w:t>The semantic layer is the most important non-AI component of AEGIS. It separates business language from the underlying database structure and defines exactly which metrics, dimensions, joins, predicates, and permissions are allowed to exist. The semantic layer is also the main per-deployment implementation surface: to support another system, the developer defines that system's governed business vocabulary and join paths while preserving the same AEGIS architecture.</w:t>
+        <w:t>The semantic layer is the most important non-AI component of AEGIS. It separates business language from the underlying database structure and defines exactly which metrics, dimensions, joins, predicates, and permissions are allowed to exist. The semantic layer is also the main per-deployment implementation surface: to support another system, the developer defines that system's Approved business vocabulary and join paths while preserving the same AEGIS architecture.</w:t>
       </w:r>
     </w:p>
     <w:p>
@@ -9402,7 +9402,7 @@
           <w:i w:val="0"/>
           <w:sz w:val="24"/>
         </w:rPr>
-        <w:t>In the nopCommerce prototype, the semantic layer defines the governed metrics, dimensions, predicates, and join paths needed for the evaluated e-commerce analytics scope. The full nopCommerce schema is larger than this exposed vocabulary. Tables and fields that are not represented in the semantic layer cannot be requested through AEGIS, which is how the architecture keeps the answerable space useful but finite.</w:t>
+        <w:t>In the nopCommerce prototype, the semantic layer defines the Approved metrics, dimensions, predicates, and join paths needed for the evaluated e-commerce analytics scope. The full nopCommerce schema is larger than this exposed vocabulary. Tables and fields that are not represented in the semantic layer cannot be requested through AEGIS, which is how the architecture keeps the answerable space useful but finite.</w:t>
       </w:r>
     </w:p>
     <w:p>
@@ -9446,7 +9446,7 @@
           <w:i w:val="0"/>
           <w:sz w:val="24"/>
         </w:rPr>
-        <w:t>Structured output enforcement for LLMs [16] constrains the model's response to a fixed JSON schema before any downstream validation occurs, which is why Stage 1 can rely on a typed IntentObject rather than free-form text: malformed or off-schema output is rejected at the API boundary, before Stage 2 coverage validation ever runs.</w:t>
+        <w:t>Structured output enforcement for LLMs [16] constrains the model's response to a fixed JSON schema before any downstream validation occurs, which is why Stage 1 can rely on a typed IntentObject rather than free-form text: malformed or off-schema output is rejected at the API boundary, before structured intent validation ever runs.</w:t>
       </w:r>
     </w:p>
     <w:p>
@@ -9574,7 +9574,7 @@
       <w:r>
         <w:drawing>
           <wp:inline xmlns:a="http://schemas.openxmlformats.org/drawingml/2006/main" xmlns:pic="http://schemas.openxmlformats.org/drawingml/2006/picture">
-            <wp:extent cx="4983480" cy="5734130"/>
+            <wp:extent cx="4983480" cy="6251655"/>
             <wp:docPr id="6" name="Picture 6"/>
             <wp:cNvGraphicFramePr>
               <a:graphicFrameLocks noChangeAspect="1"/>
@@ -9595,7 +9595,7 @@
                   <pic:spPr>
                     <a:xfrm>
                       <a:off x="0" y="0"/>
-                      <a:ext cx="4983480" cy="5734130"/>
+                      <a:ext cx="4983480" cy="6251655"/>
                     </a:xfrm>
                     <a:prstGeom prst="rect"/>
                   </pic:spPr>
@@ -9617,7 +9617,7 @@
           <w:b/>
           <w:sz w:val="21"/>
         </w:rPr>
-        <w:t>Figure 4: Vocabulary injection and original-question coverage workflow</w:t>
+        <w:t>Figure 4: Vocabulary injection and structured intent validation workflow</w:t>
       </w:r>
     </w:p>
     <w:p>
@@ -9714,7 +9714,7 @@
           <w:sz w:val="19"/>
         </w:rPr>
         <w:br/>
-        <w:t>5. assemble WHERE from normalized time_range and governed predicates</w:t>
+        <w:t>5. assemble WHERE from normalized time_range and Approved predicates</w:t>
       </w:r>
       <w:r>
         <w:rPr>
@@ -12378,7 +12378,7 @@
           <w:i w:val="0"/>
           <w:sz w:val="24"/>
         </w:rPr>
-        <w:t>AEGIS is implemented as a web application with a vanilla HTML and JavaScript frontend and a Python FastAPI backend, targeting a nopCommerce 4.70-style e-commerce schema. The prototype follows the architecture from Chapter 3: the model extracts intent, the semantic layer supplies governed business definitions, and deterministic compiler templates produce SQL.</w:t>
+        <w:t>AEGIS is implemented as a web application with a vanilla HTML and JavaScript frontend and a Python FastAPI backend, targeting a nopCommerce 4.70-style e-commerce schema. The prototype follows the architecture from Chapter 3: the model extracts intent, the semantic layer supplies Approved business definitions, and deterministic compiler templates produce SQL.</w:t>
       </w:r>
     </w:p>
     <w:p>
@@ -12436,7 +12436,7 @@
           <w:rFonts w:ascii="Times New Roman" w:hAnsi="Times New Roman"/>
           <w:sz w:val="24"/>
         </w:rPr>
-        <w:t>Python configuration modules define governed metrics, dimensions, predicates, time anchors, join paths, grain rules, and mandatory platform filters.</w:t>
+        <w:t>Python configuration modules define Approved metrics, dimensions, predicates, time anchors, join paths, grain rules, and mandatory platform filters.</w:t>
       </w:r>
     </w:p>
     <w:p>
@@ -12545,14 +12545,14 @@
           <w:b/>
           <w:sz w:val="24"/>
         </w:rPr>
-        <w:t xml:space="preserve">Coverage validator: </w:t>
+        <w:t xml:space="preserve">Intent validator: </w:t>
       </w:r>
       <w:r>
         <w:rPr>
           <w:rFonts w:ascii="Times New Roman" w:hAnsi="Times New Roman"/>
           <w:sz w:val="24"/>
         </w:rPr>
-        <w:t>Coverage analysis checks the original user question against the semantic layer so unsupported concepts can be rejected or clarified instead of silently mapped to the nearest available metric.</w:t>
+        <w:t>Structured intent validation checks the LLM's normalized intent against the semantic layer, while the original question is used only for narrow safety and scope cues such as writes, direct secrets, and explicit non-SQL analysis modes.</w:t>
       </w:r>
     </w:p>
     <w:p>
@@ -12866,7 +12866,7 @@
                 <w:b w:val="0"/>
                 <w:sz w:val="21"/>
               </w:rPr>
-              <w:t>Coverage</w:t>
+              <w:t>Intent validation</w:t>
             </w:r>
           </w:p>
         </w:tc>
@@ -12892,7 +12892,7 @@
                 <w:b w:val="0"/>
                 <w:sz w:val="21"/>
               </w:rPr>
-              <w:t>coverage.py</w:t>
+              <w:t>coverage.py, mapper.py</w:t>
             </w:r>
           </w:p>
         </w:tc>
@@ -12918,7 +12918,7 @@
                 <w:b w:val="0"/>
                 <w:sz w:val="21"/>
               </w:rPr>
-              <w:t>Original-question inspection for unsupported e-commerce concepts</w:t>
+              <w:t>Structured binding checks plus narrow raw-text safety/scope cues</w:t>
             </w:r>
           </w:p>
         </w:tc>
@@ -13748,7 +13748,7 @@
           <w:i w:val="0"/>
           <w:sz w:val="24"/>
         </w:rPr>
-        <w:t>This evaluation is a prototype evaluation, not a large-scale independent leaderboard study. Its goal is to test whether the AEGIS architecture provides safe, governed natural-language analytics for a realistic e-commerce schema. General text-to-SQL benchmarks such as Spider and BIRD are valuable for SQL generation research, but they do not measure reusable dashboard widgets, semantic layer governance, or refusal of unsupported business questions.</w:t>
+        <w:t>This evaluation is a prototype evaluation, not a large-scale independent leaderboard study. Its goal is to test whether the AEGIS architecture provides safe, Approved natural-language analytics for a realistic e-commerce schema. General text-to-SQL benchmarks such as Spider and BIRD are valuable for SQL generation research, but they do not measure reusable dashboard widgets, semantic layer control, or refusal of unsupported business questions.</w:t>
       </w:r>
     </w:p>
     <w:p>
@@ -14277,7 +14277,7 @@
           <w:rFonts w:ascii="Times New Roman" w:hAnsi="Times New Roman"/>
           <w:sz w:val="24"/>
         </w:rPr>
-        <w:t>The model is prompted to generate SQL directly from a database schema. This baseline has broad expressive freedom but weak governance because joins, filters, and business definitions are inferred per request.</w:t>
+        <w:t>The model is prompted to generate SQL directly from a database schema. This baseline has broad expressive freedom but weak control because joins, filters, and business definitions are inferred per request.</w:t>
       </w:r>
     </w:p>
     <w:p>
@@ -15062,7 +15062,7 @@
           <w:i w:val="0"/>
           <w:sz w:val="24"/>
         </w:rPr>
-        <w:t>The main breadth benchmark contains natural-language questions that a store owner or administrator might ask about orders, revenue, customers, products, refunds, inventory, stores, countries, payment status, shipping, and search terms. The dataset intentionally includes unsupported questions as well, because a governed analytics system must know when not to answer.</w:t>
+        <w:t>The main breadth benchmark contains natural-language questions that a store owner or administrator might ask about orders, revenue, customers, products, refunds, inventory, stores, countries, payment status, shipping, and search terms. The dataset intentionally includes unsupported questions as well, because a Approved analytics system must know when not to answer.</w:t>
       </w:r>
     </w:p>
     <w:p>
@@ -16805,7 +16805,7 @@
                 <w:b w:val="0"/>
                 <w:sz w:val="21"/>
               </w:rPr>
-              <w:t>Coverage analysis checks the original user question against the semantic layer.</w:t>
+              <w:t>The structured intent must bind to approved semantic-layer definitions.</w:t>
             </w:r>
           </w:p>
         </w:tc>
@@ -16831,7 +16831,7 @@
                 <w:b w:val="0"/>
                 <w:sz w:val="21"/>
               </w:rPr>
-              <w:t>Coverage is finite and depends on deployment configuration.</w:t>
+              <w:t>Intent extraction can still misread vague language; debug traces and clarification reduce this risk.</w:t>
             </w:r>
           </w:p>
         </w:tc>
@@ -16950,7 +16950,7 @@
           <w:i w:val="0"/>
           <w:sz w:val="24"/>
         </w:rPr>
-        <w:t>A direct LLM-to-SQL baseline can appear attractive because it can always try to write a SELECT statement. However, allowing the model to author SQL moves business definitions, join choices, security behavior, and dialect correctness into a probabilistic component. AEGIS deliberately gives up unlimited query flexibility in exchange for governed definitions, deterministic compilation, and an explicit refusal path.</w:t>
+        <w:t>A direct LLM-to-SQL baseline can appear attractive because it can always try to write a SELECT statement. However, allowing the model to author SQL moves business definitions, join choices, security behavior, and dialect correctness into a probabilistic component. AEGIS deliberately gives up unlimited query flexibility in exchange for Approved definitions, deterministic compilation, and an explicit refusal path.</w:t>
       </w:r>
     </w:p>
     <w:p>

--- a/docs/scripts/AEGIS Thesis Book Draft - A Constraint-Based Architecture for Safe LLM-Assisted Natural Language Analytics.docx
+++ b/docs/scripts/AEGIS Thesis Book Draft - A Constraint-Based Architecture for Safe LLM-Assisted Natural Language Analytics.docx
@@ -69,7 +69,7 @@
           <w:i w:val="0"/>
           <w:sz w:val="32"/>
         </w:rPr>
-        <w:t>“AEGIS: A Constraint-Based Architecture for Safe LLM-Assisted Natural Language Analytics”</w:t>
+        <w:t>"AEGIS: A Constraint-Based Architecture for Safe LLM-Assisted Natural Language Analytics"</w:t>
       </w:r>
     </w:p>
     <w:p>
@@ -399,7 +399,7 @@
           <w:i w:val="0"/>
           <w:sz w:val="32"/>
         </w:rPr>
-        <w:t>“AEGIS: A Constraint-Based Architecture for Safe LLM-Assisted Natural Language Analytics”</w:t>
+        <w:t>"AEGIS: A Constraint-Based Architecture for Safe LLM-Assisted Natural Language Analytics"</w:t>
       </w:r>
     </w:p>
     <w:p>
@@ -903,7 +903,7 @@
           <w:i w:val="0"/>
           <w:sz w:val="24"/>
         </w:rPr>
-        <w:t>Relational databases hold data organizations need for decisions, but non-technical users often depend on developers to translate business questions into SQL. Natural-language interfaces try to close this gap, but many current systems still allow a language model to author executable SQL directly, making safety dependent on model behavior rather than system structure. This thesis presents AEGIS (Analytics Engine with Guaranteed Injection Safety), an architecture that restricts the model to intent extraction while deterministic software handles semantic mapping, permission enforcement, SQL compilation, validation, visualization selection, and widget persistence. AEGIS uses a closed semantic layer of approved metrics, dimensions, analytical patterns, and join paths, so the model never outputs SQL text. Instead, it produces a typed intent object that can be checked before any query is compiled. The final evaluation uses static nopCommerce datasets: a 500-question natural-language benchmark, 16 source-derived Admin analytics oracles, 80 Admin-fidelity phrasings, and focused semantic-coverage checks. On the 500-question live benchmark, AEGIS parsed 498 of 500 prompts, answered and executed 422 of 425 supported requests, and rejected or clarified 74 of 75 realistic boundary requests. Against the Admin analytics oracles, it achieved 16 of 16 execution validity, 16 of 16 shape accuracy, and 15 of 16 result accuracy. These results support the thesis's central claim that AEGIS is a bounded architecture for safe natural-language analytics over a Approved semantic layer, not an unlimited text-to-SQL engine.</w:t>
+        <w:t>Relational databases hold data organizations need for decisions, but non-technical users often depend on developers to translate business questions into SQL. Natural-language interfaces try to close this gap, but many current systems still allow a language model to author executable SQL directly, making safety dependent on model behavior rather than system structure. This thesis presents AEGIS (Analytics Engine with Guaranteed Injection Safety), an architecture that restricts the model to intent extraction while deterministic software handles semantic mapping, permission enforcement, SQL compilation, validation, visualization selection, and widget persistence. AEGIS uses a closed semantic layer of approved metrics, dimensions, analytical patterns, and join paths, so the model never outputs SQL text. Instead, it produces a typed intent object that can be checked before any query is compiled. The final evaluation uses static nopCommerce datasets: a 500-question natural-language benchmark, 16 source-derived Admin analytics oracles, 80 Admin-fidelity phrasings, and focused semantic-coverage checks. On the 500-question live benchmark, AEGIS parsed 498 of 500 prompts, answered and executed 422 of 425 supported requests, and rejected or clarified 74 of 75 realistic boundary requests. Against the Admin analytics oracles, it achieved 16 of 16 execution validity, 16 of 16 shape accuracy, and 15 of 16 result accuracy. These results support the thesis's central claim that AEGIS is a bounded architecture for safe natural-language analytics over an approved semantic layer, not an unlimited text-to-SQL engine.</w:t>
       </w:r>
     </w:p>
     <w:p>
@@ -2352,7 +2352,7 @@
           <w:i w:val="0"/>
           <w:sz w:val="24"/>
         </w:rPr>
-        <w:t>This thesis presents AEGIS (Analytics Engine with Guaranteed Injection Safety), a system that lets users describe their reporting needs in plain English and produces dynamic dashboard widgets that can be saved, refreshed, and reused as part of their daily workflow, without anyone writing SQL.</w:t>
+        <w:t>This thesis presents AEGIS (Analytics Engine with Guaranteed Injection Safety). The system lets users describe reporting needs in plain English and produces dashboard widgets that can be saved, refreshed, and reused in daily work, without anyone writing SQL.</w:t>
       </w:r>
     </w:p>
     <w:p>
@@ -2367,7 +2367,7 @@
           <w:i w:val="0"/>
           <w:sz w:val="24"/>
         </w:rPr>
-        <w:t>Natural language interfaces to databases (NLIDBs) try to solve this problem. The idea is simple: a user should be able to ask "which categories have the highest refund rates this month?" and get a correct, visual answer without writing SQL. Researchers have made good progress here through benchmarks such as Spider [1] and BIRD [2]. But there is still a gap between benchmark SQL generation and production-ready reporting, where answers must respect business definitions, permissions, safety rules, and reusable dashboard presentation.</w:t>
+        <w:t>Natural language interfaces to databases (NLIDBs) try to solve this problem. A user should be able to ask "which categories have the highest refund rates this month?" and get a correct, visual answer without writing SQL. Benchmarks such as Spider [1] and BIRD [2] show clear progress. But there is still a gap between benchmark SQL generation and production-ready reporting, where answers must respect business definitions, permissions, safety rules, and reusable dashboard presentation.</w:t>
       </w:r>
     </w:p>
     <w:p>
@@ -2498,7 +2498,7 @@
           <w:i w:val="0"/>
           <w:sz w:val="24"/>
         </w:rPr>
-        <w:t>These problems are not primarily about building a smarter model; they are about designing the system properly around the model. AEGIS addresses this by splitting the work into stages. The LLM's only job is to understand what the user is asking and output a structured description of the request. Everything after that, matching to the right business terms, building the SQL, selecting the chart, and saving the widget, is done by fixed rules and pre-approved templates.</w:t>
+        <w:t>These problems are not mainly about building a smarter model. They are about designing the system around the model. AEGIS splits the work into stages. The LLM understands the request and returns a structured description. Fixed rules and pre-approved templates then match business terms, build SQL, select the chart, and save the widget.</w:t>
       </w:r>
     </w:p>
     <w:p>
@@ -2527,7 +2527,7 @@
           <w:i w:val="0"/>
           <w:sz w:val="24"/>
         </w:rPr>
-        <w:t>Existing text-to-SQL research asks: how accurately can a model generate SQL from natural language? This thesis asks a different question: how can large language models be used for language understanding while being structurally prevented from generating executable SQL at all? The two pipelines differ structurally.</w:t>
+        <w:t>Existing text-to-SQL research asks how accurately a model can generate SQL from natural language. This thesis asks how a large language model can understand language while the system prevents it from generating executable SQL. The two pipelines differ structurally.</w:t>
       </w:r>
     </w:p>
     <w:p>
@@ -2572,7 +2572,7 @@
           <w:i w:val="0"/>
           <w:sz w:val="24"/>
         </w:rPr>
-        <w:t>The contribution of this thesis is therefore not improved SQL generation accuracy; it is constrained analytical artifact generation, a design approach that removes SQL generation from the LLM's role entirely and provides safety and semantic fidelity guarantees that no generative model can match unconditionally.</w:t>
+        <w:t>The contribution of this thesis is not better SQL generation. It is constrained analytical artifact generation. The design removes SQL generation from the LLM's role and gives the system safety and semantic-fidelity properties that prompt-only systems cannot guarantee.</w:t>
       </w:r>
     </w:p>
     <w:p>
@@ -2587,7 +2587,7 @@
           <w:i w:val="0"/>
           <w:sz w:val="24"/>
         </w:rPr>
-        <w:t>AEGIS does not propose a new LLM. The model is interchangeable across APIs that expose an OpenAI-compatible /v1/chat/completions interface. Because the LLM's only contract with the rest of the system is to produce a typed JSON intent object, model upgrades can improve language understanding without changing the compiler or safety infrastructure. This is model independence by design, not an implementation accident. The evaluation in Chapter 5 used an LLM API exposed through an OpenAI-compatible interface; the SQL compiler and safety layer did not depend on that provider.</w:t>
+        <w:t>AEGIS does not propose a new LLM. The model is interchangeable across APIs that expose an OpenAI-compatible /v1/chat/completions interface. Because the LLM's only contract with the rest of the system is to produce a typed JSON intent object, model upgrades can improve language understanding without changing the compiler or safety infrastructure. This model independence is part of the architecture. The evaluation in Chapter 5 used an LLM API exposed through an OpenAI-compatible interface; the SQL compiler and safety layer did not depend on that provider.</w:t>
       </w:r>
     </w:p>
     <w:p>
@@ -6348,7 +6348,7 @@
           <w:i w:val="0"/>
           <w:sz w:val="24"/>
         </w:rPr>
-        <w:t>This thesis follows a Design Science Research paradigm because the main contribution is a built and evaluated artifact: the AEGIS system. The paradigm is summarized through three requirements:</w:t>
+        <w:t>This thesis follows Design Science Research because the main contribution is a built and evaluated artifact, the AEGIS system. The method is summarized through three requirements:</w:t>
       </w:r>
     </w:p>
     <w:p>
@@ -8179,7 +8179,7 @@
           <w:i w:val="0"/>
           <w:sz w:val="24"/>
         </w:rPr>
-        <w:t>Explicitly documenting out-of-scope threats is itself a contribution: prior NL-to-SQL work rarely specifies the boundary of its safety claims, which makes meaningful security comparison difficult.</w:t>
+        <w:t>Documenting out-of-scope threats is part of the contribution. Prior NL-to-SQL work rarely specifies the boundary of its safety claims, which makes security comparison difficult.</w:t>
       </w:r>
     </w:p>
     <w:p>
@@ -8500,7 +8500,7 @@
           <w:i w:val="0"/>
           <w:sz w:val="24"/>
         </w:rPr>
-        <w:t>The semantic layer is the most important non-AI component of AEGIS. It separates business language from the underlying database structure and defines exactly which metrics, dimensions, joins, predicates, and permissions are allowed to exist. The semantic layer is also the main per-deployment implementation surface: to support another system, the developer defines that system's Approved business vocabulary and join paths while preserving the same AEGIS architecture.</w:t>
+        <w:t>The semantic layer is the most important non-AI component of AEGIS. It separates business language from the underlying database structure and defines exactly which metrics, dimensions, joins, predicates, and permissions are allowed to exist. The semantic layer is also the main per-deployment implementation surface: to support another system, the developer defines that system's approved business vocabulary and join paths while preserving the same AEGIS architecture.</w:t>
       </w:r>
     </w:p>
     <w:p>
@@ -8515,7 +8515,7 @@
           <w:i w:val="0"/>
           <w:sz w:val="24"/>
         </w:rPr>
-        <w:t>This presentation follows the style used by related systems: Veezoo describes a Knowledge Graph, parser, query processor, and visualization engine [6]; G-SQL describes JSON schema serialization and rule-guided clause construction [9]; and NL4DV exposes a JSON analytic specification for attributes, tasks, and visualization choices [11]. AEGIS therefore defines the semantic layer as an explicit implementation contract rather than as a general idea.</w:t>
+        <w:t>Related systems describe their internal contract explicitly. Veezoo describes a Knowledge Graph, parser, query processor, and visualization engine [6]. G-SQL describes JSON schema serialization and rule-guided clause construction [9]. NL4DV exposes a JSON analytic specification for attributes, tasks, and visualization choices [11]. AEGIS follows that style by defining the semantic layer as an implementation contract, not as a vague concept.</w:t>
       </w:r>
     </w:p>
     <w:p>
@@ -9431,7 +9431,7 @@
           <w:i w:val="0"/>
           <w:sz w:val="24"/>
         </w:rPr>
-        <w:t>The central technique that makes Stage 1 reliable is vocabulary injection. At startup, AEGIS builds the system prompt by listing every approved metric and dimension name, with a plain-English description, directly from the semantic layer (approximately 1,100 tokens for 15 metrics and 34 dimensions). The LLM sees exactly which identifiers are valid and maps any user phrasing to the correct identifier without a manually maintained synonym list. This has three advantages over a synonym dictionary: zero maintenance, since adding a metric automatically updates the vocabulary the model sees; broad coverage of arbitrary user phrasing, since the model performs the mapping rather than a fixed lookup table; and token efficiency, since the full vocabulary for 15 metrics and 34 dimensions fits in roughly 1,100 tokens.</w:t>
+        <w:t>Vocabulary injection makes Stage 1 practical. At startup, AEGIS builds the system prompt from the semantic layer. The prompt lists every approved metric and dimension identifier with a plain-English description. In the current prototype, 15 metrics and 34 dimensions take about 1,100 tokens. The LLM maps user phrasing to these identifiers without a hand-written synonym list. When the system owner adds a metric, the prompt vocabulary changes with the semantic layer.</w:t>
       </w:r>
     </w:p>
     <w:p>
@@ -9446,7 +9446,7 @@
           <w:i w:val="0"/>
           <w:sz w:val="24"/>
         </w:rPr>
-        <w:t>Structured output enforcement for LLMs [16] constrains the model's response to a fixed JSON schema before any downstream validation occurs, which is why Stage 1 can rely on a typed IntentObject rather than free-form text: malformed or off-schema output is rejected at the API boundary, before structured intent validation ever runs.</w:t>
+        <w:t>Structured output enforcement for LLMs [16] constrains the model's response to a fixed JSON schema before downstream validation runs. Stage 1 therefore relies on a typed IntentObject rather than free-form text. Malformed or off-schema output is rejected at the API boundary before structured intent validation runs.</w:t>
       </w:r>
     </w:p>
     <w:p>
@@ -9646,7 +9646,7 @@
           <w:i w:val="0"/>
           <w:sz w:val="24"/>
         </w:rPr>
-        <w:t>The compiler instantiates SQL from a library of parameterized templates, one per analytics pattern. Its role is not to be creative; its role is to prove that a grounded plan can be rendered using only semantic-layer objects.</w:t>
+        <w:t>The compiler builds SQL from parameterized templates, one for each analytics pattern. It does not invent joins or expressions. It proves that a grounded plan can be rendered using only semantic-layer objects.</w:t>
       </w:r>
     </w:p>
     <w:p>
@@ -9714,7 +9714,7 @@
           <w:sz w:val="19"/>
         </w:rPr>
         <w:br/>
-        <w:t>5. assemble WHERE from normalized time_range and Approved predicates</w:t>
+        <w:t>5. assemble WHERE from normalized time_range and approved predicates</w:t>
       </w:r>
       <w:r>
         <w:rPr>
@@ -9761,7 +9761,7 @@
           <w:i w:val="0"/>
           <w:sz w:val="24"/>
         </w:rPr>
-        <w:t>The important implementation detail is that user text never enters a SQL identifier position. Identifiers come from Metric and Dimension objects; literal values are carried as parameters; and join clauses come from the join graph. If any slot cannot be grounded, the resolver returns reject or clarify rather than allowing the compiler to guess.</w:t>
+        <w:t>The important implementation detail is that user text never enters a SQL identifier position. Identifiers come from Metric and Dimension objects. Literal values are carried as parameters. Join clauses come from the join graph. If any slot cannot be grounded, the resolver returns reject or clarify rather than allowing the compiler to guess.</w:t>
       </w:r>
     </w:p>
     <w:p>
@@ -11119,7 +11119,7 @@
           <w:i w:val="0"/>
           <w:sz w:val="24"/>
         </w:rPr>
-        <w:t>Two safety layers apply in sequence. Layer 1 is a parameterized query engine that separates SQL structure from user-supplied inputs, so no user text is ever concatenated into the SQL string. Layer 2 is a post-compilation safety scanner that rejects any assembled query containing a forbidden construct: non-SELECT statements, UNION, EXCEPT or INTERSECT, EXEC, or references to system tables. If any forbidden pattern is detected, the compiler raises a SecurityError rather than returning a partially safe query.</w:t>
+        <w:t>Two safety layers apply in sequence. Layer 1 is a parameterized query engine that separates SQL structure from user inputs. No user text is concatenated into the SQL string. Layer 2 is a post-compilation safety scanner that rejects any assembled query containing a forbidden construct, including non-SELECT statements, UNION, EXCEPT or INTERSECT, EXEC, or references to system tables. If any forbidden pattern is detected, the compiler raises a SecurityError rather than returning a partially safe query.</w:t>
       </w:r>
     </w:p>
     <w:p>
@@ -12378,7 +12378,7 @@
           <w:i w:val="0"/>
           <w:sz w:val="24"/>
         </w:rPr>
-        <w:t>AEGIS is implemented as a web application with a vanilla HTML and JavaScript frontend and a Python FastAPI backend, targeting a nopCommerce 4.70-style e-commerce schema. The prototype follows the architecture from Chapter 3: the model extracts intent, the semantic layer supplies Approved business definitions, and deterministic compiler templates produce SQL.</w:t>
+        <w:t>AEGIS is implemented as a web application with a vanilla HTML and JavaScript frontend and a Python FastAPI backend, targeting a nopCommerce 4.70-style e-commerce schema. The prototype follows the architecture from Chapter 3: the model extracts intent, the semantic layer supplies approved business definitions, and deterministic compiler templates produce SQL.</w:t>
       </w:r>
     </w:p>
     <w:p>
@@ -12436,7 +12436,7 @@
           <w:rFonts w:ascii="Times New Roman" w:hAnsi="Times New Roman"/>
           <w:sz w:val="24"/>
         </w:rPr>
-        <w:t>Python configuration modules define Approved metrics, dimensions, predicates, time anchors, join paths, grain rules, and mandatory platform filters.</w:t>
+        <w:t>Python configuration modules define approved metrics, dimensions, predicates, time anchors, join paths, grain rules, and mandatory platform filters.</w:t>
       </w:r>
     </w:p>
     <w:p>
@@ -13269,7 +13269,7 @@
           <w:i w:val="0"/>
           <w:sz w:val="24"/>
         </w:rPr>
-        <w:t>This module map is included to make the prototype auditable: the thesis architecture is not only a conceptual pipeline, and each stage has a corresponding implementation boundary.</w:t>
+        <w:t>This module map makes the prototype auditable. The thesis architecture is more than a conceptual pipeline. Each stage has a corresponding implementation boundary.</w:t>
       </w:r>
     </w:p>
     <w:p>
@@ -14533,7 +14533,7 @@
           <w:i w:val="0"/>
           <w:sz w:val="24"/>
         </w:rPr>
-        <w:t>This chapter reports the current AEGIS prototype evaluation using static nopCommerce datasets committed with the repository. The evaluation separates four questions that are often mixed together: whether the system can parse a natural-language request, whether the request is covered by the semantic layer, whether the compiled SQL executes, and whether the returned result matches the expected business answer.</w:t>
+        <w:t>This chapter reports the current AEGIS prototype evaluation using static nopCommerce datasets committed with the repository. The evaluation separates four questions that are often mixed together. Can the system parse the request? Is the request inside the semantic layer? Does the compiled SQL run? Does the result match the expected business answer?</w:t>
       </w:r>
     </w:p>
     <w:p>
@@ -14548,7 +14548,7 @@
           <w:i w:val="0"/>
           <w:sz w:val="24"/>
         </w:rPr>
-        <w:t>The results should not be read as a claim that AEGIS is a perfect analytics system. A perfect score on every table would be suspicious for a prototype. Instead, the evaluation shows where the architecture is strong, where the current nopCommerce implementation is already useful, and where a visible implementation gap remains.</w:t>
+        <w:t>The results are not a claim that AEGIS is perfect. A perfect score on every table would be suspicious for a prototype. The evaluation shows where the architecture is strong, where the nopCommerce implementation works well, and where a real implementation gap remains.</w:t>
       </w:r>
     </w:p>
     <w:p>
@@ -14984,7 +14984,7 @@
                 <w:b w:val="0"/>
                 <w:sz w:val="21"/>
               </w:rPr>
-              <w:t>Checks representative metric, dimension, trend, ranking, exception, and boundary cases.</w:t>
+              <w:t>Checks selected metric, dimension, trend, ranking, exception, and boundary cases.</w:t>
             </w:r>
           </w:p>
         </w:tc>
@@ -15033,7 +15033,7 @@
           <w:i w:val="0"/>
           <w:sz w:val="24"/>
         </w:rPr>
-        <w:t>These datasets are static research artifacts, not generated at evaluation time. This matters because a thesis result must be reproducible: another reader should be able to inspect the exact questions, oracle definitions, scripts, and result files used for the reported claims.</w:t>
+        <w:t>These datasets are static research artifacts, not generated at evaluation time. This matters because a thesis result must be reproducible. Another reader should be able to inspect the exact questions, oracle definitions, scripts, and result files used for the reported claims.</w:t>
       </w:r>
     </w:p>
     <w:p>
@@ -15062,7 +15062,7 @@
           <w:i w:val="0"/>
           <w:sz w:val="24"/>
         </w:rPr>
-        <w:t>The main breadth benchmark contains natural-language questions that a store owner or administrator might ask about orders, revenue, customers, products, refunds, inventory, stores, countries, payment status, shipping, and search terms. The dataset intentionally includes unsupported questions as well, because a Approved analytics system must know when not to answer.</w:t>
+        <w:t>The main breadth benchmark contains natural-language questions that a store owner or administrator might ask about orders, revenue, customers, products, refunds, inventory, stores, countries, payment status, shipping, and search terms. The dataset intentionally includes unsupported questions as well, because an approved analytics system must know when not to answer.</w:t>
       </w:r>
     </w:p>
     <w:p>
@@ -15615,7 +15615,7 @@
           <w:i w:val="0"/>
           <w:sz w:val="24"/>
         </w:rPr>
-        <w:t>This result supports the bounded-system claim. AEGIS is not trying to answer infinite arbitrary SQL questions. It is trying to answer a large, useful set of questions made available by the semantic layer and to avoid silently inventing answers for unavailable concepts.</w:t>
+        <w:t>This result supports the bounded-system claim. AEGIS does not try to answer unlimited arbitrary SQL questions. It answers a large useful set of questions made available by the semantic layer, and it avoids inventing answers for unavailable concepts.</w:t>
       </w:r>
     </w:p>
     <w:p>
@@ -15644,7 +15644,7 @@
           <w:i w:val="0"/>
           <w:sz w:val="24"/>
         </w:rPr>
-        <w:t>The Admin fidelity benchmark is stricter than asking whether AEGIS can produce some chartable SQL. It extracts reporting expectations from nopCommerce Admin analytics and compares the returned shape and values against those source-derived oracles. Exact SQL text is not required; the important question is whether the answer has the correct business meaning.</w:t>
+        <w:t>The Admin fidelity benchmark is stricter than checking whether AEGIS can produce chartable SQL. It extracts reporting expectations from nopCommerce Admin analytics and compares the returned shape and values against source-derived oracles. Exact SQL text is not required. The important question is whether the answer has the correct business meaning.</w:t>
       </w:r>
     </w:p>
     <w:p>
@@ -16033,7 +16033,7 @@
           <w:i w:val="0"/>
           <w:sz w:val="24"/>
         </w:rPr>
-        <w:t>The remaining mismatch is useful evidence rather than an embarrassment. It shows that the benchmark is capable of finding a real gap. The gap should be fixed by adding a general multi-period matrix-summary primitive to the compiler, not by hardcoding a nopCommerce report shortcut.</w:t>
+        <w:t>The remaining mismatch is useful evidence. It shows that the benchmark can find a real gap. The fix belongs in a general multi-period matrix-summary component in the compiler, not in a hardcoded nopCommerce report shortcut.</w:t>
       </w:r>
     </w:p>
     <w:p>
@@ -16518,7 +16518,7 @@
           <w:i w:val="0"/>
           <w:sz w:val="24"/>
         </w:rPr>
-        <w:t>This small suite is not presented as proof of perfection. It is a regression and coverage check over representative semantic-layer combinations. The broader 500-question benchmark and the Admin oracle mismatch are what keep the evaluation honest.</w:t>
+        <w:t>This small suite is not proof of perfection. It is a regression and coverage check over representative semantic-layer combinations. The broader 500-question benchmark and the Admin oracle mismatch are what keep the evaluation honest.</w:t>
       </w:r>
     </w:p>
     <w:p>
@@ -16547,7 +16547,7 @@
           <w:i w:val="0"/>
           <w:sz w:val="24"/>
         </w:rPr>
-        <w:t>The central architectural safety property is that the language model does not write SQL. It returns a typed intent object. SQL is then produced by deterministic templates over approved semantic-layer definitions and checked before execution. Therefore, prompt text from the user is not interpolated into executable SQL.</w:t>
+        <w:t>The central architectural safety property is that the language model does not write SQL. It returns a typed intent object. Deterministic templates then produce SQL from approved semantic-layer definitions and check the query before execution. User prompt text is not inserted into executable SQL.</w:t>
       </w:r>
     </w:p>
     <w:p>
@@ -16950,7 +16950,7 @@
           <w:i w:val="0"/>
           <w:sz w:val="24"/>
         </w:rPr>
-        <w:t>A direct LLM-to-SQL baseline can appear attractive because it can always try to write a SELECT statement. However, allowing the model to author SQL moves business definitions, join choices, security behavior, and dialect correctness into a probabilistic component. AEGIS deliberately gives up unlimited query flexibility in exchange for Approved definitions, deterministic compilation, and an explicit refusal path.</w:t>
+        <w:t>A direct LLM-to-SQL baseline can appear attractive because it can always try to write a SELECT statement. However, allowing the model to author SQL moves business definitions, join choices, security behavior, and dialect correctness into a probabilistic component. AEGIS deliberately gives up unlimited query flexibility in exchange for approved definitions, deterministic compilation, and an explicit refusal path.</w:t>
       </w:r>
     </w:p>
     <w:p>
@@ -17517,7 +17517,7 @@
           <w:i w:val="0"/>
           <w:sz w:val="24"/>
         </w:rPr>
-        <w:t>The evaluation supports three conclusions. First, a semantic-layer architecture can cover a broad set of natural e-commerce analytics questions without exposing users to raw SQL. Second, refusal is part of correctness: a system that answers an unsupported question with a plausible but wrong query is less trustworthy than one that declines. Third, the remaining Admin fidelity gap is an implementation gap in the current compiler, not evidence that the architecture must be replaced.</w:t>
+        <w:t>The evaluation supports three conclusions. First, a semantic-layer architecture can cover a broad set of natural e-commerce analytics questions without exposing users to raw SQL. Second, refusal is part of correctness. A system that answers an unsupported question with a plausible but wrong query is less trustworthy than one that declines. Third, the remaining Admin fidelity gap is an implementation gap in the current compiler, not evidence that the architecture must be replaced.</w:t>
       </w:r>
     </w:p>
     <w:p>
@@ -18282,7 +18282,7 @@
           <w:rFonts w:ascii="Times New Roman" w:hAnsi="Times New Roman"/>
           <w:sz w:val="23"/>
         </w:rPr>
-        <w:t>[15]  J. Valkenburgh, "Enhancing business dashboards with explanatory analytics and AI: Exploring the use of AI and explanatory analytics to enhance business decision-making," M.S. thesis, Information Management, Turku School of Economics, University of Turku, Finland, 2024.</w:t>
+        <w:t>[15]  J. Valkenburgh, "Enhancing business dashboards with explanatory analytics and AI: Exploring the use of AI and explanatory analytics to improve business decision-making," M.S. thesis, Information Management, Turku School of Economics, University of Turku, Finland, 2024.</w:t>
       </w:r>
     </w:p>
     <w:p>
